--- a/data/outputs/v2/Core_Mathematics/SS1.2_Indices_and_Logarithms/Core_Mathematics_Indices_and_Logarithms_CBE_LessonSequence.docx
+++ b/data/outputs/v2/Core_Mathematics/SS1.2_Indices_and_Logarithms/Core_Mathematics_Indices_and_Logarithms_CBE_LessonSequence.docx
@@ -3286,7 +3286,7 @@
             <w:pPr>
               <w:spacing w:after="20" w:before="0"/>
             </w:pPr>
-            <w:hyperlink w:history="1" r:id="rIdejesypytcmjrukhlhw1gq">
+            <w:hyperlink w:history="1" r:id="rIdiqrn7ellusairixs6-6d4">
               <w:r>
                 <w:rPr>
                   <w:rFonts w:ascii="Arial" w:cs="Arial" w:eastAsia="Arial" w:hAnsi="Arial"/>
@@ -3295,7 +3295,7 @@
                   <w:szCs w:val="16"/>
                   <w:u w:val="single" w:color="2E75B6"/>
                 </w:rPr>
-                <w:t xml:space="preserve">Video: Bending Light</w:t>
+                <w:t xml:space="preserve">Introduction to powers of 10</w:t>
               </w:r>
             </w:hyperlink>
           </w:p>
@@ -3311,7 +3311,7 @@
                 <w:sz w:val="14"/>
                 <w:szCs w:val="14"/>
               </w:rPr>
-              <w:t xml:space="preserve">Source: PhET Interactive Simulations (English)</w:t>
+              <w:t xml:space="preserve">Source: Khan Academy (English - US curriculum)</w:t>
             </w:r>
           </w:p>
           <w:p>
@@ -3319,7 +3319,7 @@
               <w:spacing w:after="10" w:before="0"/>
               <w:ind w:left="120"/>
             </w:pPr>
-            <w:hyperlink w:history="1" r:id="rIdst_3dtniotqmw5pfbod87">
+            <w:hyperlink w:history="1" r:id="rIdbrb-8erdjagjw7emdqhvw">
               <w:r>
                 <w:rPr>
                   <w:rFonts w:ascii="Arial" w:cs="Arial" w:eastAsia="Arial" w:hAnsi="Arial"/>
@@ -3364,7 +3364,7 @@
             <w:pPr>
               <w:spacing w:after="20" w:before="0"/>
             </w:pPr>
-            <w:hyperlink w:history="1" r:id="rIdjsnix1mirayeirluy08b2">
+            <w:hyperlink w:history="1" r:id="rId611bsrcy5y7_5wytp13dz">
               <w:r>
                 <w:rPr>
                   <w:rFonts w:ascii="Arial" w:cs="Arial" w:eastAsia="Arial" w:hAnsi="Arial"/>
@@ -3373,7 +3373,7 @@
                   <w:szCs w:val="16"/>
                   <w:u w:val="single" w:color="2E75B6"/>
                 </w:rPr>
-                <w:t xml:space="preserve">Scientific Notation Values (Flexbook)</w:t>
+                <w:t xml:space="preserve">Power Property of Logarithms (Flexbook)</w:t>
               </w:r>
             </w:hyperlink>
           </w:p>
@@ -3397,7 +3397,7 @@
               <w:spacing w:after="10" w:before="0"/>
               <w:ind w:left="120"/>
             </w:pPr>
-            <w:hyperlink w:history="1" r:id="rIdctgiuhu-czzhfm6uolw6z">
+            <w:hyperlink w:history="1" r:id="rIdkgv51muwcaddtebtholet">
               <w:r>
                 <w:rPr>
                   <w:rFonts w:ascii="Arial" w:cs="Arial" w:eastAsia="Arial" w:hAnsi="Arial"/>
@@ -3592,7 +3592,7 @@
             <w:pPr>
               <w:spacing w:after="20" w:before="0"/>
             </w:pPr>
-            <w:hyperlink w:history="1" r:id="rIdgszkwnf6a6phwchhns6zy">
+            <w:hyperlink w:history="1" r:id="rIdm2o4k_wgd5gzsvqjh9k4w">
               <w:r>
                 <w:rPr>
                   <w:rFonts w:ascii="Arial" w:cs="Arial" w:eastAsia="Arial" w:hAnsi="Arial"/>
@@ -3601,7 +3601,7 @@
                   <w:szCs w:val="16"/>
                   <w:u w:val="single" w:color="2E75B6"/>
                 </w:rPr>
-                <w:t xml:space="preserve">Video: Bending Light</w:t>
+                <w:t xml:space="preserve">Exponential decay intro</w:t>
               </w:r>
             </w:hyperlink>
           </w:p>
@@ -3617,7 +3617,7 @@
                 <w:sz w:val="14"/>
                 <w:szCs w:val="14"/>
               </w:rPr>
-              <w:t xml:space="preserve">Source: PhET Interactive Simulations (English)</w:t>
+              <w:t xml:space="preserve">Source: Khan Academy (English - US curriculum)</w:t>
             </w:r>
           </w:p>
           <w:p>
@@ -3625,7 +3625,7 @@
               <w:spacing w:after="10" w:before="0"/>
               <w:ind w:left="120"/>
             </w:pPr>
-            <w:hyperlink w:history="1" r:id="rIdwygqwn7qlxuvvnsbwpkfu">
+            <w:hyperlink w:history="1" r:id="rIdtnq2d7hfqsumrd1rnhi-d">
               <w:r>
                 <w:rPr>
                   <w:rFonts w:ascii="Arial" w:cs="Arial" w:eastAsia="Arial" w:hAnsi="Arial"/>
@@ -3663,14 +3663,14 @@
                 <w:sz w:val="16"/>
                 <w:szCs w:val="16"/>
               </w:rPr>
-              <w:t xml:space="preserve">📖 HTML:</w:t>
+              <w:t xml:space="preserve">📖 EXERCISE:</w:t>
             </w:r>
           </w:p>
           <w:p>
             <w:pPr>
               <w:spacing w:after="20" w:before="0"/>
             </w:pPr>
-            <w:hyperlink w:history="1" r:id="rIdb1du-lkvjeirsryjnf52l">
+            <w:hyperlink w:history="1" r:id="rIdlcoi65uyoyew5fyi0jiv1">
               <w:r>
                 <w:rPr>
                   <w:rFonts w:ascii="Arial" w:cs="Arial" w:eastAsia="Arial" w:hAnsi="Arial"/>
@@ -3679,7 +3679,7 @@
                   <w:szCs w:val="16"/>
                   <w:u w:val="single" w:color="2E75B6"/>
                 </w:rPr>
-                <w:t xml:space="preserve">Scientific Notation Values (Flexbook)</w:t>
+                <w:t xml:space="preserve">Power Property of Logarithms Practice</w:t>
               </w:r>
             </w:hyperlink>
           </w:p>
@@ -3703,7 +3703,7 @@
               <w:spacing w:after="10" w:before="0"/>
               <w:ind w:left="120"/>
             </w:pPr>
-            <w:hyperlink w:history="1" r:id="rId79utgpgniupcsrkdtf_sw">
+            <w:hyperlink w:history="1" r:id="rIdcb5tbe63mh7iuvfpzablo">
               <w:r>
                 <w:rPr>
                   <w:rFonts w:ascii="Arial" w:cs="Arial" w:eastAsia="Arial" w:hAnsi="Arial"/>
@@ -3898,7 +3898,7 @@
             <w:pPr>
               <w:spacing w:after="20" w:before="0"/>
             </w:pPr>
-            <w:hyperlink w:history="1" r:id="rId3tgzdhw8gqzwkg0tcqeis">
+            <w:hyperlink w:history="1" r:id="rIdojyauf2yqz5ftsr3e3hcu">
               <w:r>
                 <w:rPr>
                   <w:rFonts w:ascii="Arial" w:cs="Arial" w:eastAsia="Arial" w:hAnsi="Arial"/>
@@ -3907,7 +3907,7 @@
                   <w:szCs w:val="16"/>
                   <w:u w:val="single" w:color="2E75B6"/>
                 </w:rPr>
-                <w:t xml:space="preserve">Video: Bending Light</w:t>
+                <w:t xml:space="preserve">Relationship between exponentials &amp; logarithms: tables</w:t>
               </w:r>
             </w:hyperlink>
           </w:p>
@@ -3923,7 +3923,7 @@
                 <w:sz w:val="14"/>
                 <w:szCs w:val="14"/>
               </w:rPr>
-              <w:t xml:space="preserve">Source: PhET Interactive Simulations (English)</w:t>
+              <w:t xml:space="preserve">Source: Khan Academy (English - US curriculum)</w:t>
             </w:r>
           </w:p>
           <w:p>
@@ -3931,7 +3931,7 @@
               <w:spacing w:after="10" w:before="0"/>
               <w:ind w:left="120"/>
             </w:pPr>
-            <w:hyperlink w:history="1" r:id="rIdiacrust3bqlrnvkuqqxgp">
+            <w:hyperlink w:history="1" r:id="rIdlcwdghaejljsk0qix4nci">
               <w:r>
                 <w:rPr>
                   <w:rFonts w:ascii="Arial" w:cs="Arial" w:eastAsia="Arial" w:hAnsi="Arial"/>
@@ -3969,14 +3969,14 @@
                 <w:sz w:val="16"/>
                 <w:szCs w:val="16"/>
               </w:rPr>
-              <w:t xml:space="preserve">📖 HTML:</w:t>
+              <w:t xml:space="preserve">📖 EXERCISE:</w:t>
             </w:r>
           </w:p>
           <w:p>
             <w:pPr>
               <w:spacing w:after="20" w:before="0"/>
             </w:pPr>
-            <w:hyperlink w:history="1" r:id="rIdqtz_g6aj6oghn_bd7pmub">
+            <w:hyperlink w:history="1" r:id="rIdudcz_bdtigx_z3xvhyz8r">
               <w:r>
                 <w:rPr>
                   <w:rFonts w:ascii="Arial" w:cs="Arial" w:eastAsia="Arial" w:hAnsi="Arial"/>
@@ -3985,7 +3985,7 @@
                   <w:szCs w:val="16"/>
                   <w:u w:val="single" w:color="2E75B6"/>
                 </w:rPr>
-                <w:t xml:space="preserve">Scientific Notation Values (Flexbook)</w:t>
+                <w:t xml:space="preserve">Exponents with integer bases</w:t>
               </w:r>
             </w:hyperlink>
           </w:p>
@@ -4001,7 +4001,7 @@
                 <w:sz w:val="14"/>
                 <w:szCs w:val="14"/>
               </w:rPr>
-              <w:t xml:space="preserve">Source: CK-12</w:t>
+              <w:t xml:space="preserve">Source: Khan Academy (English - US curriculum)</w:t>
             </w:r>
           </w:p>
           <w:p>
@@ -4009,7 +4009,7 @@
               <w:spacing w:after="10" w:before="0"/>
               <w:ind w:left="120"/>
             </w:pPr>
-            <w:hyperlink w:history="1" r:id="rIddtctvqespk3e309etu92s">
+            <w:hyperlink w:history="1" r:id="rIdveqdu3whaxkhv4r8fnoz0">
               <w:r>
                 <w:rPr>
                   <w:rFonts w:ascii="Arial" w:cs="Arial" w:eastAsia="Arial" w:hAnsi="Arial"/>
@@ -4204,7 +4204,7 @@
             <w:pPr>
               <w:spacing w:after="20" w:before="0"/>
             </w:pPr>
-            <w:hyperlink w:history="1" r:id="rIdkyy_irv77hqat0o4mqm4b">
+            <w:hyperlink w:history="1" r:id="rIdygy822h0scb8wauesp8ok">
               <w:r>
                 <w:rPr>
                   <w:rFonts w:ascii="Arial" w:cs="Arial" w:eastAsia="Arial" w:hAnsi="Arial"/>
@@ -4213,7 +4213,7 @@
                   <w:szCs w:val="16"/>
                   <w:u w:val="single" w:color="2E75B6"/>
                 </w:rPr>
-                <w:t xml:space="preserve">Video: Bending Light</w:t>
+                <w:t xml:space="preserve">Introduction to powers of 10</w:t>
               </w:r>
             </w:hyperlink>
           </w:p>
@@ -4229,7 +4229,7 @@
                 <w:sz w:val="14"/>
                 <w:szCs w:val="14"/>
               </w:rPr>
-              <w:t xml:space="preserve">Source: PhET Interactive Simulations (English)</w:t>
+              <w:t xml:space="preserve">Source: Khan Academy (English - US curriculum)</w:t>
             </w:r>
           </w:p>
           <w:p>
@@ -4237,7 +4237,7 @@
               <w:spacing w:after="10" w:before="0"/>
               <w:ind w:left="120"/>
             </w:pPr>
-            <w:hyperlink w:history="1" r:id="rIdubev8ynop1xfdt7jdja-_">
+            <w:hyperlink w:history="1" r:id="rIdq12ia5qtkic4pcyjbp7c-">
               <w:r>
                 <w:rPr>
                   <w:rFonts w:ascii="Arial" w:cs="Arial" w:eastAsia="Arial" w:hAnsi="Arial"/>
@@ -4275,14 +4275,14 @@
                 <w:sz w:val="16"/>
                 <w:szCs w:val="16"/>
               </w:rPr>
-              <w:t xml:space="preserve">📖 HTML:</w:t>
+              <w:t xml:space="preserve">📖 EXERCISE:</w:t>
             </w:r>
           </w:p>
           <w:p>
             <w:pPr>
               <w:spacing w:after="20" w:before="0"/>
             </w:pPr>
-            <w:hyperlink w:history="1" r:id="rIdrwxln64m3x-i6njmzzhon">
+            <w:hyperlink w:history="1" r:id="rIdqvbph8zfoniznghynohw7">
               <w:r>
                 <w:rPr>
                   <w:rFonts w:ascii="Arial" w:cs="Arial" w:eastAsia="Arial" w:hAnsi="Arial"/>
@@ -4291,7 +4291,7 @@
                   <w:szCs w:val="16"/>
                   <w:u w:val="single" w:color="2E75B6"/>
                 </w:rPr>
-                <w:t xml:space="preserve">Scientific Notation Values (Flexbook)</w:t>
+                <w:t xml:space="preserve">Exponents with negative fractional bases</w:t>
               </w:r>
             </w:hyperlink>
           </w:p>
@@ -4307,7 +4307,7 @@
                 <w:sz w:val="14"/>
                 <w:szCs w:val="14"/>
               </w:rPr>
-              <w:t xml:space="preserve">Source: CK-12</w:t>
+              <w:t xml:space="preserve">Source: Khan Academy (English - US curriculum)</w:t>
             </w:r>
           </w:p>
           <w:p>
@@ -4315,7 +4315,7 @@
               <w:spacing w:after="10" w:before="0"/>
               <w:ind w:left="120"/>
             </w:pPr>
-            <w:hyperlink w:history="1" r:id="rIdj7agp8g5tbneyins9xtl0">
+            <w:hyperlink w:history="1" r:id="rIdawo4nczi15vwxgmyz2vck">
               <w:r>
                 <w:rPr>
                   <w:rFonts w:ascii="Arial" w:cs="Arial" w:eastAsia="Arial" w:hAnsi="Arial"/>
@@ -4510,7 +4510,7 @@
             <w:pPr>
               <w:spacing w:after="20" w:before="0"/>
             </w:pPr>
-            <w:hyperlink w:history="1" r:id="rIdk6ucg9vabutfztf3msdei">
+            <w:hyperlink w:history="1" r:id="rIdt3ibrvxdrlnrm8izsis42">
               <w:r>
                 <w:rPr>
                   <w:rFonts w:ascii="Arial" w:cs="Arial" w:eastAsia="Arial" w:hAnsi="Arial"/>
@@ -4519,7 +4519,7 @@
                   <w:szCs w:val="16"/>
                   <w:u w:val="single" w:color="2E75B6"/>
                 </w:rPr>
-                <w:t xml:space="preserve">Video: Bending Light</w:t>
+                <w:t xml:space="preserve">Introduction to powers of 10</w:t>
               </w:r>
             </w:hyperlink>
           </w:p>
@@ -4535,7 +4535,7 @@
                 <w:sz w:val="14"/>
                 <w:szCs w:val="14"/>
               </w:rPr>
-              <w:t xml:space="preserve">Source: PhET Interactive Simulations (English)</w:t>
+              <w:t xml:space="preserve">Source: Khan Academy (English - US curriculum)</w:t>
             </w:r>
           </w:p>
           <w:p>
@@ -4543,7 +4543,7 @@
               <w:spacing w:after="10" w:before="0"/>
               <w:ind w:left="120"/>
             </w:pPr>
-            <w:hyperlink w:history="1" r:id="rIdekv8doeammqj6ng6cexfw">
+            <w:hyperlink w:history="1" r:id="rId-cack7wa1xwhyaqljf36p">
               <w:r>
                 <w:rPr>
                   <w:rFonts w:ascii="Arial" w:cs="Arial" w:eastAsia="Arial" w:hAnsi="Arial"/>
@@ -4581,14 +4581,14 @@
                 <w:sz w:val="16"/>
                 <w:szCs w:val="16"/>
               </w:rPr>
-              <w:t xml:space="preserve">📖 HTML:</w:t>
+              <w:t xml:space="preserve">📖 EXERCISE:</w:t>
             </w:r>
           </w:p>
           <w:p>
             <w:pPr>
               <w:spacing w:after="20" w:before="0"/>
             </w:pPr>
-            <w:hyperlink w:history="1" r:id="rIdrrp5fh9x_fwt91gyvq10r">
+            <w:hyperlink w:history="1" r:id="rIduqi0p9zffve5pxftrbzgr">
               <w:r>
                 <w:rPr>
                   <w:rFonts w:ascii="Arial" w:cs="Arial" w:eastAsia="Arial" w:hAnsi="Arial"/>
@@ -4597,7 +4597,7 @@
                   <w:szCs w:val="16"/>
                   <w:u w:val="single" w:color="2E75B6"/>
                 </w:rPr>
-                <w:t xml:space="preserve">Scientific Notation Values (Flexbook)</w:t>
+                <w:t xml:space="preserve">Powers of products &amp; quotients (integer exponents)</w:t>
               </w:r>
             </w:hyperlink>
           </w:p>
@@ -4613,7 +4613,7 @@
                 <w:sz w:val="14"/>
                 <w:szCs w:val="14"/>
               </w:rPr>
-              <w:t xml:space="preserve">Source: CK-12</w:t>
+              <w:t xml:space="preserve">Source: Khan Academy (English - US curriculum)</w:t>
             </w:r>
           </w:p>
           <w:p>
@@ -4621,7 +4621,7 @@
               <w:spacing w:after="10" w:before="0"/>
               <w:ind w:left="120"/>
             </w:pPr>
-            <w:hyperlink w:history="1" r:id="rIdthsgam-eml6bjtbdchznm">
+            <w:hyperlink w:history="1" r:id="rIdaid_shl2x6foygtid6znk">
               <w:r>
                 <w:rPr>
                   <w:rFonts w:ascii="Arial" w:cs="Arial" w:eastAsia="Arial" w:hAnsi="Arial"/>
@@ -6108,7 +6108,7 @@
             <w:pPr>
               <w:spacing w:after="20" w:before="0"/>
             </w:pPr>
-            <w:hyperlink w:history="1" r:id="rIdznbh5rrbrizkm_f95jmpk">
+            <w:hyperlink w:history="1" r:id="rIdrvt4cdwukuljrtx4qgl7x">
               <w:r>
                 <w:rPr>
                   <w:rFonts w:ascii="Arial" w:cs="Arial" w:eastAsia="Arial" w:hAnsi="Arial"/>
@@ -6117,7 +6117,7 @@
                   <w:szCs w:val="16"/>
                   <w:u w:val="single" w:color="2E75B6"/>
                 </w:rPr>
-                <w:t xml:space="preserve">Video: Bending Light</w:t>
+                <w:t xml:space="preserve">Exponent rules intro -dubbed(KY)</w:t>
               </w:r>
             </w:hyperlink>
           </w:p>
@@ -6133,7 +6133,7 @@
                 <w:sz w:val="14"/>
                 <w:szCs w:val="14"/>
               </w:rPr>
-              <w:t xml:space="preserve">Source: PhET Interactive Simulations (English)</w:t>
+              <w:t xml:space="preserve">Source: Khan Academy (Kiswahili)</w:t>
             </w:r>
           </w:p>
           <w:p>
@@ -6141,7 +6141,7 @@
               <w:spacing w:after="10" w:before="0"/>
               <w:ind w:left="120"/>
             </w:pPr>
-            <w:hyperlink w:history="1" r:id="rIdia6ornxj_hsmvcoptx1_a">
+            <w:hyperlink w:history="1" r:id="rIdczwmowvkyjef7gnwhs9m8">
               <w:r>
                 <w:rPr>
                   <w:rFonts w:ascii="Arial" w:cs="Arial" w:eastAsia="Arial" w:hAnsi="Arial"/>
@@ -6186,7 +6186,7 @@
             <w:pPr>
               <w:spacing w:after="20" w:before="0"/>
             </w:pPr>
-            <w:hyperlink w:history="1" r:id="rIdjpls2wr2nfqgbzhg9fr_y">
+            <w:hyperlink w:history="1" r:id="rIdaziqjynwrn1pijapizh4o">
               <w:r>
                 <w:rPr>
                   <w:rFonts w:ascii="Arial" w:cs="Arial" w:eastAsia="Arial" w:hAnsi="Arial"/>
@@ -6195,7 +6195,7 @@
                   <w:szCs w:val="16"/>
                   <w:u w:val="single" w:color="2E75B6"/>
                 </w:rPr>
-                <w:t xml:space="preserve">Applying the Laws of Exponents to Rational Exponents (Flexbook)</w:t>
+                <w:t xml:space="preserve">Product and Quotient Properties of Logarithms (Flexbook)</w:t>
               </w:r>
             </w:hyperlink>
           </w:p>
@@ -6219,7 +6219,7 @@
               <w:spacing w:after="10" w:before="0"/>
               <w:ind w:left="120"/>
             </w:pPr>
-            <w:hyperlink w:history="1" r:id="rIdaqhaxawvcqcrrnigttcpx">
+            <w:hyperlink w:history="1" r:id="rIdo8vlmk8hwwzhvgpqwr82f">
               <w:r>
                 <w:rPr>
                   <w:rFonts w:ascii="Arial" w:cs="Arial" w:eastAsia="Arial" w:hAnsi="Arial"/>
@@ -6414,7 +6414,7 @@
             <w:pPr>
               <w:spacing w:after="20" w:before="0"/>
             </w:pPr>
-            <w:hyperlink w:history="1" r:id="rIdtmi2iicbpbdrk-8pxz2xo">
+            <w:hyperlink w:history="1" r:id="rIdjrk-sbrl5yujpb7icoxxz">
               <w:r>
                 <w:rPr>
                   <w:rFonts w:ascii="Arial" w:cs="Arial" w:eastAsia="Arial" w:hAnsi="Arial"/>
@@ -6423,7 +6423,7 @@
                   <w:szCs w:val="16"/>
                   <w:u w:val="single" w:color="2E75B6"/>
                 </w:rPr>
-                <w:t xml:space="preserve">Video: Bending Light</w:t>
+                <w:t xml:space="preserve">Proof of the logarithm quotient and power rules</w:t>
               </w:r>
             </w:hyperlink>
           </w:p>
@@ -6439,7 +6439,7 @@
                 <w:sz w:val="14"/>
                 <w:szCs w:val="14"/>
               </w:rPr>
-              <w:t xml:space="preserve">Source: PhET Interactive Simulations (English)</w:t>
+              <w:t xml:space="preserve">Source: Khan Academy (English - US curriculum)</w:t>
             </w:r>
           </w:p>
           <w:p>
@@ -6447,7 +6447,7 @@
               <w:spacing w:after="10" w:before="0"/>
               <w:ind w:left="120"/>
             </w:pPr>
-            <w:hyperlink w:history="1" r:id="rIdsdrm9gnucsz4ytb9dhe3c">
+            <w:hyperlink w:history="1" r:id="rIdjcsr1fpqbvhlyiifeuwvm">
               <w:r>
                 <w:rPr>
                   <w:rFonts w:ascii="Arial" w:cs="Arial" w:eastAsia="Arial" w:hAnsi="Arial"/>
@@ -6485,14 +6485,14 @@
                 <w:sz w:val="16"/>
                 <w:szCs w:val="16"/>
               </w:rPr>
-              <w:t xml:space="preserve">📖 HTML:</w:t>
+              <w:t xml:space="preserve">📖 EXERCISE:</w:t>
             </w:r>
           </w:p>
           <w:p>
             <w:pPr>
               <w:spacing w:after="20" w:before="0"/>
             </w:pPr>
-            <w:hyperlink w:history="1" r:id="rIdtdalatqf1fp3-dhiwffh0">
+            <w:hyperlink w:history="1" r:id="rId_pgv5afktdqg2nsoo_tdd">
               <w:r>
                 <w:rPr>
                   <w:rFonts w:ascii="Arial" w:cs="Arial" w:eastAsia="Arial" w:hAnsi="Arial"/>
@@ -6501,7 +6501,7 @@
                   <w:szCs w:val="16"/>
                   <w:u w:val="single" w:color="2E75B6"/>
                 </w:rPr>
-                <w:t xml:space="preserve">Applying the Laws of Exponents to Rational Exponents (Flexbook)</w:t>
+                <w:t xml:space="preserve">Product and Quotient Properties of Logarithms Practice</w:t>
               </w:r>
             </w:hyperlink>
           </w:p>
@@ -6525,7 +6525,7 @@
               <w:spacing w:after="10" w:before="0"/>
               <w:ind w:left="120"/>
             </w:pPr>
-            <w:hyperlink w:history="1" r:id="rIdpx-bdisn91t16i9imirgt">
+            <w:hyperlink w:history="1" r:id="rIdr4thmihues3oubrhedcts">
               <w:r>
                 <w:rPr>
                   <w:rFonts w:ascii="Arial" w:cs="Arial" w:eastAsia="Arial" w:hAnsi="Arial"/>
@@ -6720,7 +6720,7 @@
             <w:pPr>
               <w:spacing w:after="20" w:before="0"/>
             </w:pPr>
-            <w:hyperlink w:history="1" r:id="rIdsxct5y8ylkdrq5onv7e-i">
+            <w:hyperlink w:history="1" r:id="rId0b7ot4rkwohw28de5egc-">
               <w:r>
                 <w:rPr>
                   <w:rFonts w:ascii="Arial" w:cs="Arial" w:eastAsia="Arial" w:hAnsi="Arial"/>
@@ -6729,7 +6729,7 @@
                   <w:szCs w:val="16"/>
                   <w:u w:val="single" w:color="2E75B6"/>
                 </w:rPr>
-                <w:t xml:space="preserve">Video: Bending Light</w:t>
+                <w:t xml:space="preserve">Proof of the logarithm quotient and power rules -dubbed(KY)</w:t>
               </w:r>
             </w:hyperlink>
           </w:p>
@@ -6745,7 +6745,7 @@
                 <w:sz w:val="14"/>
                 <w:szCs w:val="14"/>
               </w:rPr>
-              <w:t xml:space="preserve">Source: PhET Interactive Simulations (English)</w:t>
+              <w:t xml:space="preserve">Source: Khan Academy (Kiswahili)</w:t>
             </w:r>
           </w:p>
           <w:p>
@@ -6753,7 +6753,7 @@
               <w:spacing w:after="10" w:before="0"/>
               <w:ind w:left="120"/>
             </w:pPr>
-            <w:hyperlink w:history="1" r:id="rIdnra94dfnjogp82b-jyshh">
+            <w:hyperlink w:history="1" r:id="rIdq0q-fnjeqnetic7ay8jbb">
               <w:r>
                 <w:rPr>
                   <w:rFonts w:ascii="Arial" w:cs="Arial" w:eastAsia="Arial" w:hAnsi="Arial"/>
@@ -6798,7 +6798,7 @@
             <w:pPr>
               <w:spacing w:after="20" w:before="0"/>
             </w:pPr>
-            <w:hyperlink w:history="1" r:id="rIdvlzx5zug3eflkhq0wgboe">
+            <w:hyperlink w:history="1" r:id="rId5hmpkojr-_apcdg_wywjk">
               <w:r>
                 <w:rPr>
                   <w:rFonts w:ascii="Arial" w:cs="Arial" w:eastAsia="Arial" w:hAnsi="Arial"/>
@@ -6807,7 +6807,7 @@
                   <w:szCs w:val="16"/>
                   <w:u w:val="single" w:color="2E75B6"/>
                 </w:rPr>
-                <w:t xml:space="preserve">Applying the Laws of Exponents to Rational Exponents (Flexbook)</w:t>
+                <w:t xml:space="preserve">Product and Quotient Properties of Logarithms (Flexbook)</w:t>
               </w:r>
             </w:hyperlink>
           </w:p>
@@ -6831,7 +6831,7 @@
               <w:spacing w:after="10" w:before="0"/>
               <w:ind w:left="120"/>
             </w:pPr>
-            <w:hyperlink w:history="1" r:id="rIdbcepaaitfztfcyatfcmdb">
+            <w:hyperlink w:history="1" r:id="rIdu8pfst_juj50zyibu0fpw">
               <w:r>
                 <w:rPr>
                   <w:rFonts w:ascii="Arial" w:cs="Arial" w:eastAsia="Arial" w:hAnsi="Arial"/>
@@ -7026,7 +7026,7 @@
             <w:pPr>
               <w:spacing w:after="20" w:before="0"/>
             </w:pPr>
-            <w:hyperlink w:history="1" r:id="rIdm-u3arcpssihnaejqatlo">
+            <w:hyperlink w:history="1" r:id="rIdxkqafg8hl7nuwtilbnmxp">
               <w:r>
                 <w:rPr>
                   <w:rFonts w:ascii="Arial" w:cs="Arial" w:eastAsia="Arial" w:hAnsi="Arial"/>
@@ -7035,7 +7035,7 @@
                   <w:szCs w:val="16"/>
                   <w:u w:val="single" w:color="2E75B6"/>
                 </w:rPr>
-                <w:t xml:space="preserve">Video: Bending Light</w:t>
+                <w:t xml:space="preserve">Exponent rules part  (composite problems) -dubbed(KY)</w:t>
               </w:r>
             </w:hyperlink>
           </w:p>
@@ -7051,7 +7051,7 @@
                 <w:sz w:val="14"/>
                 <w:szCs w:val="14"/>
               </w:rPr>
-              <w:t xml:space="preserve">Source: PhET Interactive Simulations (English)</w:t>
+              <w:t xml:space="preserve">Source: Khan Academy (Kiswahili)</w:t>
             </w:r>
           </w:p>
           <w:p>
@@ -7059,7 +7059,7 @@
               <w:spacing w:after="10" w:before="0"/>
               <w:ind w:left="120"/>
             </w:pPr>
-            <w:hyperlink w:history="1" r:id="rIdfg-3sy1y3keyb05rtkler">
+            <w:hyperlink w:history="1" r:id="rIdbqfqld1ftjxgxehg2nm9l">
               <w:r>
                 <w:rPr>
                   <w:rFonts w:ascii="Arial" w:cs="Arial" w:eastAsia="Arial" w:hAnsi="Arial"/>
@@ -7104,7 +7104,7 @@
             <w:pPr>
               <w:spacing w:after="20" w:before="0"/>
             </w:pPr>
-            <w:hyperlink w:history="1" r:id="rIdgit2nf8pndh2-tid34uw2">
+            <w:hyperlink w:history="1" r:id="rId4dmhihzxz31uk0u4rxqc1">
               <w:r>
                 <w:rPr>
                   <w:rFonts w:ascii="Arial" w:cs="Arial" w:eastAsia="Arial" w:hAnsi="Arial"/>
@@ -7113,7 +7113,7 @@
                   <w:szCs w:val="16"/>
                   <w:u w:val="single" w:color="2E75B6"/>
                 </w:rPr>
-                <w:t xml:space="preserve">Applying the Laws of Exponents to Rational Exponents (Flexbook)</w:t>
+                <w:t xml:space="preserve">Product and Quotient Properties of Logarithms (Flexbook)</w:t>
               </w:r>
             </w:hyperlink>
           </w:p>
@@ -7137,7 +7137,7 @@
               <w:spacing w:after="10" w:before="0"/>
               <w:ind w:left="120"/>
             </w:pPr>
-            <w:hyperlink w:history="1" r:id="rIdsy5qo8nnr-hpa610j96yl">
+            <w:hyperlink w:history="1" r:id="rId07kssnqmyjoidhedkbk8g">
               <w:r>
                 <w:rPr>
                   <w:rFonts w:ascii="Arial" w:cs="Arial" w:eastAsia="Arial" w:hAnsi="Arial"/>
@@ -7332,7 +7332,7 @@
             <w:pPr>
               <w:spacing w:after="20" w:before="0"/>
             </w:pPr>
-            <w:hyperlink w:history="1" r:id="rId9japry_bpsl8yvooc__ol">
+            <w:hyperlink w:history="1" r:id="rIdsdhlcuz1dog2wmq_nopms">
               <w:r>
                 <w:rPr>
                   <w:rFonts w:ascii="Arial" w:cs="Arial" w:eastAsia="Arial" w:hAnsi="Arial"/>
@@ -7341,7 +7341,7 @@
                   <w:szCs w:val="16"/>
                   <w:u w:val="single" w:color="2E75B6"/>
                 </w:rPr>
-                <w:t xml:space="preserve">Video: Bending Light</w:t>
+                <w:t xml:space="preserve">Proof of the logarithm product rule</w:t>
               </w:r>
             </w:hyperlink>
           </w:p>
@@ -7357,7 +7357,7 @@
                 <w:sz w:val="14"/>
                 <w:szCs w:val="14"/>
               </w:rPr>
-              <w:t xml:space="preserve">Source: PhET Interactive Simulations (English)</w:t>
+              <w:t xml:space="preserve">Source: Khan Academy (English - US curriculum)</w:t>
             </w:r>
           </w:p>
           <w:p>
@@ -7365,7 +7365,7 @@
               <w:spacing w:after="10" w:before="0"/>
               <w:ind w:left="120"/>
             </w:pPr>
-            <w:hyperlink w:history="1" r:id="rId2thumkgzx5bieghhiqmab">
+            <w:hyperlink w:history="1" r:id="rIdf99fy141bqarwwcvphpnx">
               <w:r>
                 <w:rPr>
                   <w:rFonts w:ascii="Arial" w:cs="Arial" w:eastAsia="Arial" w:hAnsi="Arial"/>
@@ -7410,7 +7410,7 @@
             <w:pPr>
               <w:spacing w:after="20" w:before="0"/>
             </w:pPr>
-            <w:hyperlink w:history="1" r:id="rIdmipt67riafz9kd54hc9sq">
+            <w:hyperlink w:history="1" r:id="rId0iej2ud1p1x0uqua2rffj">
               <w:r>
                 <w:rPr>
                   <w:rFonts w:ascii="Arial" w:cs="Arial" w:eastAsia="Arial" w:hAnsi="Arial"/>
@@ -7419,7 +7419,7 @@
                   <w:szCs w:val="16"/>
                   <w:u w:val="single" w:color="2E75B6"/>
                 </w:rPr>
-                <w:t xml:space="preserve">Applying the Laws of Exponents to Rational Exponents (Flexbook)</w:t>
+                <w:t xml:space="preserve">Product and Quotient Properties of Logarithms (Flexbook)</w:t>
               </w:r>
             </w:hyperlink>
           </w:p>
@@ -7443,7 +7443,7 @@
               <w:spacing w:after="10" w:before="0"/>
               <w:ind w:left="120"/>
             </w:pPr>
-            <w:hyperlink w:history="1" r:id="rId-4rdphf5pigoispi55mpq">
+            <w:hyperlink w:history="1" r:id="rIdfypn1mnydbxywwhoxl3hc">
               <w:r>
                 <w:rPr>
                   <w:rFonts w:ascii="Arial" w:cs="Arial" w:eastAsia="Arial" w:hAnsi="Arial"/>
@@ -8930,7 +8930,7 @@
             <w:pPr>
               <w:spacing w:after="20" w:before="0"/>
             </w:pPr>
-            <w:hyperlink w:history="1" r:id="rIde3i-a5egugqql7muspxp8">
+            <w:hyperlink w:history="1" r:id="rIdtkfzb9hp1p-hgnhp4els6">
               <w:r>
                 <w:rPr>
                   <w:rFonts w:ascii="Arial" w:cs="Arial" w:eastAsia="Arial" w:hAnsi="Arial"/>
@@ -8939,7 +8939,7 @@
                   <w:szCs w:val="16"/>
                   <w:u w:val="single" w:color="2E75B6"/>
                 </w:rPr>
-                <w:t xml:space="preserve">Video: Bending Light</w:t>
+                <w:t xml:space="preserve">Proof of power rule for square root function -dubbed(KY)</w:t>
               </w:r>
             </w:hyperlink>
           </w:p>
@@ -8955,7 +8955,7 @@
                 <w:sz w:val="14"/>
                 <w:szCs w:val="14"/>
               </w:rPr>
-              <w:t xml:space="preserve">Source: PhET Interactive Simulations (English)</w:t>
+              <w:t xml:space="preserve">Source: Khan Academy (Kiswahili)</w:t>
             </w:r>
           </w:p>
           <w:p>
@@ -8963,7 +8963,7 @@
               <w:spacing w:after="10" w:before="0"/>
               <w:ind w:left="120"/>
             </w:pPr>
-            <w:hyperlink w:history="1" r:id="rId6wihelumxcl_ca4xuzovm">
+            <w:hyperlink w:history="1" r:id="rIdvz3fcsule5iwc8j6frrsm">
               <w:r>
                 <w:rPr>
                   <w:rFonts w:ascii="Arial" w:cs="Arial" w:eastAsia="Arial" w:hAnsi="Arial"/>
@@ -9001,14 +9001,14 @@
                 <w:sz w:val="16"/>
                 <w:szCs w:val="16"/>
               </w:rPr>
-              <w:t xml:space="preserve">📖 HTML:</w:t>
+              <w:t xml:space="preserve">📖 EXERCISE:</w:t>
             </w:r>
           </w:p>
           <w:p>
             <w:pPr>
               <w:spacing w:after="20" w:before="0"/>
             </w:pPr>
-            <w:hyperlink w:history="1" r:id="rIdcmd16qdyi1jcoywpujaj-">
+            <w:hyperlink w:history="1" r:id="rIdfdeyw5h4lkf4zsmbqueuy">
               <w:r>
                 <w:rPr>
                   <w:rFonts w:ascii="Arial" w:cs="Arial" w:eastAsia="Arial" w:hAnsi="Arial"/>
@@ -9017,7 +9017,7 @@
                   <w:szCs w:val="16"/>
                   <w:u w:val="single" w:color="2E75B6"/>
                 </w:rPr>
-                <w:t xml:space="preserve">Applying the Laws of Exponents to Rational Exponents (Flexbook)</w:t>
+                <w:t xml:space="preserve">Reverse power rule: negative and fractional powers</w:t>
               </w:r>
             </w:hyperlink>
           </w:p>
@@ -9033,7 +9033,7 @@
                 <w:sz w:val="14"/>
                 <w:szCs w:val="14"/>
               </w:rPr>
-              <w:t xml:space="preserve">Source: CK-12</w:t>
+              <w:t xml:space="preserve">Source: Khan Academy (English - US curriculum)</w:t>
             </w:r>
           </w:p>
           <w:p>
@@ -9041,7 +9041,7 @@
               <w:spacing w:after="10" w:before="0"/>
               <w:ind w:left="120"/>
             </w:pPr>
-            <w:hyperlink w:history="1" r:id="rIdauazcj6h6rppwa2r1ysug">
+            <w:hyperlink w:history="1" r:id="rIdiqs6bv22jp4ok4jqjzgkz">
               <w:r>
                 <w:rPr>
                   <w:rFonts w:ascii="Arial" w:cs="Arial" w:eastAsia="Arial" w:hAnsi="Arial"/>
@@ -9236,7 +9236,7 @@
             <w:pPr>
               <w:spacing w:after="20" w:before="0"/>
             </w:pPr>
-            <w:hyperlink w:history="1" r:id="rIdgzy6i61ocfinbuyyikhdu">
+            <w:hyperlink w:history="1" r:id="rIdvccef-cn-7xcfy5sketa7">
               <w:r>
                 <w:rPr>
                   <w:rFonts w:ascii="Arial" w:cs="Arial" w:eastAsia="Arial" w:hAnsi="Arial"/>
@@ -9245,7 +9245,7 @@
                   <w:szCs w:val="16"/>
                   <w:u w:val="single" w:color="2E75B6"/>
                 </w:rPr>
-                <w:t xml:space="preserve">Video: Bending Light</w:t>
+                <w:t xml:space="preserve">Proof of power rule for square root function</w:t>
               </w:r>
             </w:hyperlink>
           </w:p>
@@ -9261,7 +9261,7 @@
                 <w:sz w:val="14"/>
                 <w:szCs w:val="14"/>
               </w:rPr>
-              <w:t xml:space="preserve">Source: PhET Interactive Simulations (English)</w:t>
+              <w:t xml:space="preserve">Source: Khan Academy (English - US curriculum)</w:t>
             </w:r>
           </w:p>
           <w:p>
@@ -9269,7 +9269,7 @@
               <w:spacing w:after="10" w:before="0"/>
               <w:ind w:left="120"/>
             </w:pPr>
-            <w:hyperlink w:history="1" r:id="rIdmjdbms-fdladqgcm0uxog">
+            <w:hyperlink w:history="1" r:id="rIdnznm09vushmtw3rvdcu3_">
               <w:r>
                 <w:rPr>
                   <w:rFonts w:ascii="Arial" w:cs="Arial" w:eastAsia="Arial" w:hAnsi="Arial"/>
@@ -9307,14 +9307,14 @@
                 <w:sz w:val="16"/>
                 <w:szCs w:val="16"/>
               </w:rPr>
-              <w:t xml:space="preserve">📖 HTML:</w:t>
+              <w:t xml:space="preserve">📖 EXERCISE:</w:t>
             </w:r>
           </w:p>
           <w:p>
             <w:pPr>
               <w:spacing w:after="20" w:before="0"/>
             </w:pPr>
-            <w:hyperlink w:history="1" r:id="rIdsqu38ipowrewnrufsqpar">
+            <w:hyperlink w:history="1" r:id="rIdusdmrqfcjtwljjki95gfs">
               <w:r>
                 <w:rPr>
                   <w:rFonts w:ascii="Arial" w:cs="Arial" w:eastAsia="Arial" w:hAnsi="Arial"/>
@@ -9323,7 +9323,7 @@
                   <w:szCs w:val="16"/>
                   <w:u w:val="single" w:color="2E75B6"/>
                 </w:rPr>
-                <w:t xml:space="preserve">Applying the Laws of Exponents to Rational Exponents (Flexbook)</w:t>
+                <w:t xml:space="preserve">Power rule (negative &amp; fractional powers)</w:t>
               </w:r>
             </w:hyperlink>
           </w:p>
@@ -9339,7 +9339,7 @@
                 <w:sz w:val="14"/>
                 <w:szCs w:val="14"/>
               </w:rPr>
-              <w:t xml:space="preserve">Source: CK-12</w:t>
+              <w:t xml:space="preserve">Source: Khan Academy (English - US curriculum)</w:t>
             </w:r>
           </w:p>
           <w:p>
@@ -9347,7 +9347,7 @@
               <w:spacing w:after="10" w:before="0"/>
               <w:ind w:left="120"/>
             </w:pPr>
-            <w:hyperlink w:history="1" r:id="rIdsqmuaf4iej9lngshehegt">
+            <w:hyperlink w:history="1" r:id="rId7q5pmpx2dx_qozdwy-nkc">
               <w:r>
                 <w:rPr>
                   <w:rFonts w:ascii="Arial" w:cs="Arial" w:eastAsia="Arial" w:hAnsi="Arial"/>
@@ -9770,7 +9770,7 @@
             <w:pPr>
               <w:spacing w:after="20" w:before="0"/>
             </w:pPr>
-            <w:hyperlink w:history="1" r:id="rIdc-cvgutss6tut-tqvv60z">
+            <w:hyperlink w:history="1" r:id="rIdzr7aqqqoorws8fbwr78ek">
               <w:r>
                 <w:rPr>
                   <w:rFonts w:ascii="Arial" w:cs="Arial" w:eastAsia="Arial" w:hAnsi="Arial"/>
@@ -9779,7 +9779,7 @@
                   <w:szCs w:val="16"/>
                   <w:u w:val="single" w:color="2E75B6"/>
                 </w:rPr>
-                <w:t xml:space="preserve">Video: Bending Light</w:t>
+                <w:t xml:space="preserve">Proof of the logarithm quotient and power rules</w:t>
               </w:r>
             </w:hyperlink>
           </w:p>
@@ -9795,7 +9795,7 @@
                 <w:sz w:val="14"/>
                 <w:szCs w:val="14"/>
               </w:rPr>
-              <w:t xml:space="preserve">Source: PhET Interactive Simulations (English)</w:t>
+              <w:t xml:space="preserve">Source: Khan Academy (English - US curriculum)</w:t>
             </w:r>
           </w:p>
           <w:p>
@@ -9803,7 +9803,7 @@
               <w:spacing w:after="10" w:before="0"/>
               <w:ind w:left="120"/>
             </w:pPr>
-            <w:hyperlink w:history="1" r:id="rIddwez8nvkqjdbzvhktsfvb">
+            <w:hyperlink w:history="1" r:id="rIdejb-khqihyjo14zo8ccze">
               <w:r>
                 <w:rPr>
                   <w:rFonts w:ascii="Arial" w:cs="Arial" w:eastAsia="Arial" w:hAnsi="Arial"/>
@@ -9841,14 +9841,14 @@
                 <w:sz w:val="16"/>
                 <w:szCs w:val="16"/>
               </w:rPr>
-              <w:t xml:space="preserve">📖 HTML:</w:t>
+              <w:t xml:space="preserve">📖 EXERCISE:</w:t>
             </w:r>
           </w:p>
           <w:p>
             <w:pPr>
               <w:spacing w:after="20" w:before="0"/>
             </w:pPr>
-            <w:hyperlink w:history="1" r:id="rIdnn4lyih-er9iltf4hnwtl">
+            <w:hyperlink w:history="1" r:id="rIdqs9et4brmg2hf-wlcvbnl">
               <w:r>
                 <w:rPr>
                   <w:rFonts w:ascii="Arial" w:cs="Arial" w:eastAsia="Arial" w:hAnsi="Arial"/>
@@ -9857,7 +9857,7 @@
                   <w:szCs w:val="16"/>
                   <w:u w:val="single" w:color="2E75B6"/>
                 </w:rPr>
-                <w:t xml:space="preserve">Applying the Laws of Exponents to Rational Exponents (Flexbook)</w:t>
+                <w:t xml:space="preserve">Graphs of square and cube root functions</w:t>
               </w:r>
             </w:hyperlink>
           </w:p>
@@ -9873,7 +9873,7 @@
                 <w:sz w:val="14"/>
                 <w:szCs w:val="14"/>
               </w:rPr>
-              <w:t xml:space="preserve">Source: CK-12</w:t>
+              <w:t xml:space="preserve">Source: Khan Academy (English - US curriculum)</w:t>
             </w:r>
           </w:p>
           <w:p>
@@ -9881,7 +9881,7 @@
               <w:spacing w:after="10" w:before="0"/>
               <w:ind w:left="120"/>
             </w:pPr>
-            <w:hyperlink w:history="1" r:id="rIdatsfqiadwfpf5l45emq1m">
+            <w:hyperlink w:history="1" r:id="rIdq_fvwitmg-dxveyaoeep0">
               <w:r>
                 <w:rPr>
                   <w:rFonts w:ascii="Arial" w:cs="Arial" w:eastAsia="Arial" w:hAnsi="Arial"/>
@@ -10228,7 +10228,7 @@
             <w:pPr>
               <w:spacing w:after="20" w:before="0"/>
             </w:pPr>
-            <w:hyperlink w:history="1" r:id="rIdhbwuofc_cutgsk_pvknir">
+            <w:hyperlink w:history="1" r:id="rIdlq3u9_-uyv79btnbfna_i">
               <w:r>
                 <w:rPr>
                   <w:rFonts w:ascii="Arial" w:cs="Arial" w:eastAsia="Arial" w:hAnsi="Arial"/>
@@ -10237,7 +10237,7 @@
                   <w:szCs w:val="16"/>
                   <w:u w:val="single" w:color="2E75B6"/>
                 </w:rPr>
-                <w:t xml:space="preserve">Video: Bending Light</w:t>
+                <w:t xml:space="preserve">Proof of the logarithm quotient and power rules -dubbed(KY)</w:t>
               </w:r>
             </w:hyperlink>
           </w:p>
@@ -10253,7 +10253,7 @@
                 <w:sz w:val="14"/>
                 <w:szCs w:val="14"/>
               </w:rPr>
-              <w:t xml:space="preserve">Source: PhET Interactive Simulations (English)</w:t>
+              <w:t xml:space="preserve">Source: Khan Academy (Kiswahili)</w:t>
             </w:r>
           </w:p>
           <w:p>
@@ -10261,7 +10261,7 @@
               <w:spacing w:after="10" w:before="0"/>
               <w:ind w:left="120"/>
             </w:pPr>
-            <w:hyperlink w:history="1" r:id="rIdqdp2g0jlovf8ia4vsiivw">
+            <w:hyperlink w:history="1" r:id="rIdez_nwn6vijabegvfelzfg">
               <w:r>
                 <w:rPr>
                   <w:rFonts w:ascii="Arial" w:cs="Arial" w:eastAsia="Arial" w:hAnsi="Arial"/>
@@ -10299,14 +10299,14 @@
                 <w:sz w:val="16"/>
                 <w:szCs w:val="16"/>
               </w:rPr>
-              <w:t xml:space="preserve">📖 HTML:</w:t>
+              <w:t xml:space="preserve">📖 EXERCISE:</w:t>
             </w:r>
           </w:p>
           <w:p>
             <w:pPr>
               <w:spacing w:after="20" w:before="0"/>
             </w:pPr>
-            <w:hyperlink w:history="1" r:id="rIdjmhk18s4bu2jrr0snohno">
+            <w:hyperlink w:history="1" r:id="rIdiq64oazeus4ngz_a97lmj">
               <w:r>
                 <w:rPr>
                   <w:rFonts w:ascii="Arial" w:cs="Arial" w:eastAsia="Arial" w:hAnsi="Arial"/>
@@ -10315,7 +10315,7 @@
                   <w:szCs w:val="16"/>
                   <w:u w:val="single" w:color="2E75B6"/>
                 </w:rPr>
-                <w:t xml:space="preserve">Applying the Laws of Exponents to Rational Exponents (Flexbook)</w:t>
+                <w:t xml:space="preserve">Square and Cube Root Function Families Practice</w:t>
               </w:r>
             </w:hyperlink>
           </w:p>
@@ -10339,7 +10339,7 @@
               <w:spacing w:after="10" w:before="0"/>
               <w:ind w:left="120"/>
             </w:pPr>
-            <w:hyperlink w:history="1" r:id="rIdiybm9-wra1_zkchsaxfl0">
+            <w:hyperlink w:history="1" r:id="rIdbmyezhpexnwcgrfo45wud">
               <w:r>
                 <w:rPr>
                   <w:rFonts w:ascii="Arial" w:cs="Arial" w:eastAsia="Arial" w:hAnsi="Arial"/>
@@ -10534,7 +10534,7 @@
             <w:pPr>
               <w:spacing w:after="20" w:before="0"/>
             </w:pPr>
-            <w:hyperlink w:history="1" r:id="rIduvix50g1ry7vbzatwucyn">
+            <w:hyperlink w:history="1" r:id="rIdm6vh3docifwmfdlriupcg">
               <w:r>
                 <w:rPr>
                   <w:rFonts w:ascii="Arial" w:cs="Arial" w:eastAsia="Arial" w:hAnsi="Arial"/>
@@ -10543,7 +10543,7 @@
                   <w:szCs w:val="16"/>
                   <w:u w:val="single" w:color="2E75B6"/>
                 </w:rPr>
-                <w:t xml:space="preserve">Video: Bending Light</w:t>
+                <w:t xml:space="preserve">Proof of power rule for square root function -dubbed(KY)</w:t>
               </w:r>
             </w:hyperlink>
           </w:p>
@@ -10559,7 +10559,7 @@
                 <w:sz w:val="14"/>
                 <w:szCs w:val="14"/>
               </w:rPr>
-              <w:t xml:space="preserve">Source: PhET Interactive Simulations (English)</w:t>
+              <w:t xml:space="preserve">Source: Khan Academy (Kiswahili)</w:t>
             </w:r>
           </w:p>
           <w:p>
@@ -10567,7 +10567,7 @@
               <w:spacing w:after="10" w:before="0"/>
               <w:ind w:left="120"/>
             </w:pPr>
-            <w:hyperlink w:history="1" r:id="rIdyec53cq-86hto0fcnir7a">
+            <w:hyperlink w:history="1" r:id="rId5gfw-w6k7w36ov6tfyvkh">
               <w:r>
                 <w:rPr>
                   <w:rFonts w:ascii="Arial" w:cs="Arial" w:eastAsia="Arial" w:hAnsi="Arial"/>
@@ -10605,14 +10605,14 @@
                 <w:sz w:val="16"/>
                 <w:szCs w:val="16"/>
               </w:rPr>
-              <w:t xml:space="preserve">📖 HTML:</w:t>
+              <w:t xml:space="preserve">📖 EXERCISE:</w:t>
             </w:r>
           </w:p>
           <w:p>
             <w:pPr>
               <w:spacing w:after="20" w:before="0"/>
             </w:pPr>
-            <w:hyperlink w:history="1" r:id="rIdstwf6kimodyww2_fhmmgc">
+            <w:hyperlink w:history="1" r:id="rIdbcysl2gzb5qaxkwikkvab">
               <w:r>
                 <w:rPr>
                   <w:rFonts w:ascii="Arial" w:cs="Arial" w:eastAsia="Arial" w:hAnsi="Arial"/>
@@ -10621,7 +10621,7 @@
                   <w:szCs w:val="16"/>
                   <w:u w:val="single" w:color="2E75B6"/>
                 </w:rPr>
-                <w:t xml:space="preserve">Applying the Laws of Exponents to Rational Exponents (Flexbook)</w:t>
+                <w:t xml:space="preserve">Power rule (positive integer powers)</w:t>
               </w:r>
             </w:hyperlink>
           </w:p>
@@ -10637,7 +10637,7 @@
                 <w:sz w:val="14"/>
                 <w:szCs w:val="14"/>
               </w:rPr>
-              <w:t xml:space="preserve">Source: CK-12</w:t>
+              <w:t xml:space="preserve">Source: Khan Academy (English - US curriculum)</w:t>
             </w:r>
           </w:p>
           <w:p>
@@ -10645,7 +10645,7 @@
               <w:spacing w:after="10" w:before="0"/>
               <w:ind w:left="120"/>
             </w:pPr>
-            <w:hyperlink w:history="1" r:id="rIdotscrrbuee-zubmh_yrnq">
+            <w:hyperlink w:history="1" r:id="rIdx64oezv6kblrl38p_w9mo">
               <w:r>
                 <w:rPr>
                   <w:rFonts w:ascii="Arial" w:cs="Arial" w:eastAsia="Arial" w:hAnsi="Arial"/>
@@ -12132,7 +12132,7 @@
             <w:pPr>
               <w:spacing w:after="20" w:before="0"/>
             </w:pPr>
-            <w:hyperlink w:history="1" r:id="rId7pxf2mu4tsplfpns0_6mf">
+            <w:hyperlink w:history="1" r:id="rId05kbjjv4kqc37m3kmtish">
               <w:r>
                 <w:rPr>
                   <w:rFonts w:ascii="Arial" w:cs="Arial" w:eastAsia="Arial" w:hAnsi="Arial"/>
@@ -12141,7 +12141,7 @@
                   <w:szCs w:val="16"/>
                   <w:u w:val="single" w:color="2E75B6"/>
                 </w:rPr>
-                <w:t xml:space="preserve">Intro to logarithms</w:t>
+                <w:t xml:space="preserve">Solving exponential equations using logarithms: base-2</w:t>
               </w:r>
             </w:hyperlink>
           </w:p>
@@ -12165,7 +12165,7 @@
               <w:spacing w:after="10" w:before="0"/>
               <w:ind w:left="120"/>
             </w:pPr>
-            <w:hyperlink w:history="1" r:id="rId2ry7kfrwapsihscdzx0jq">
+            <w:hyperlink w:history="1" r:id="rIduznemwqfar4rmpwi7kwg0">
               <w:r>
                 <w:rPr>
                   <w:rFonts w:ascii="Arial" w:cs="Arial" w:eastAsia="Arial" w:hAnsi="Arial"/>
@@ -12203,14 +12203,14 @@
                 <w:sz w:val="16"/>
                 <w:szCs w:val="16"/>
               </w:rPr>
-              <w:t xml:space="preserve">📖 HTML:</w:t>
+              <w:t xml:space="preserve">📖 EXERCISE:</w:t>
             </w:r>
           </w:p>
           <w:p>
             <w:pPr>
               <w:spacing w:after="20" w:before="0"/>
             </w:pPr>
-            <w:hyperlink w:history="1" r:id="rId0cyzvn9cuft-aapkx4pcg">
+            <w:hyperlink w:history="1" r:id="rIdpaco4o9f03bzoublco498">
               <w:r>
                 <w:rPr>
                   <w:rFonts w:ascii="Arial" w:cs="Arial" w:eastAsia="Arial" w:hAnsi="Arial"/>
@@ -12219,7 +12219,7 @@
                   <w:szCs w:val="16"/>
                   <w:u w:val="single" w:color="2E75B6"/>
                 </w:rPr>
-                <w:t xml:space="preserve">Greatest Common Factor Using Lists (Flexbook)</w:t>
+                <w:t xml:space="preserve">Evaluate logarithms: change of base rule</w:t>
               </w:r>
             </w:hyperlink>
           </w:p>
@@ -12235,7 +12235,7 @@
                 <w:sz w:val="14"/>
                 <w:szCs w:val="14"/>
               </w:rPr>
-              <w:t xml:space="preserve">Source: CK-12</w:t>
+              <w:t xml:space="preserve">Source: Khan Academy (English - US curriculum)</w:t>
             </w:r>
           </w:p>
           <w:p>
@@ -12243,7 +12243,7 @@
               <w:spacing w:after="10" w:before="0"/>
               <w:ind w:left="120"/>
             </w:pPr>
-            <w:hyperlink w:history="1" r:id="rIdrpd56oknaksxh3ejexdfe">
+            <w:hyperlink w:history="1" r:id="rIdkbsbcoyvectkdhmzuiinu">
               <w:r>
                 <w:rPr>
                   <w:rFonts w:ascii="Arial" w:cs="Arial" w:eastAsia="Arial" w:hAnsi="Arial"/>
@@ -12438,7 +12438,7 @@
             <w:pPr>
               <w:spacing w:after="20" w:before="0"/>
             </w:pPr>
-            <w:hyperlink w:history="1" r:id="rId_zjuz1omnul3yaj48ysx3">
+            <w:hyperlink w:history="1" r:id="rIdyzuk-_-hruxxzfwi3aguh">
               <w:r>
                 <w:rPr>
                   <w:rFonts w:ascii="Arial" w:cs="Arial" w:eastAsia="Arial" w:hAnsi="Arial"/>
@@ -12447,7 +12447,7 @@
                   <w:szCs w:val="16"/>
                   <w:u w:val="single" w:color="2E75B6"/>
                 </w:rPr>
-                <w:t xml:space="preserve">Intro to logarithms</w:t>
+                <w:t xml:space="preserve">Relationship between exponentials &amp; logarithms</w:t>
               </w:r>
             </w:hyperlink>
           </w:p>
@@ -12471,7 +12471,7 @@
               <w:spacing w:after="10" w:before="0"/>
               <w:ind w:left="120"/>
             </w:pPr>
-            <w:hyperlink w:history="1" r:id="rIdxgen2yugzspvgvtuwvxxj">
+            <w:hyperlink w:history="1" r:id="rIdgm3wgw8clmmly8ek8awit">
               <w:r>
                 <w:rPr>
                   <w:rFonts w:ascii="Arial" w:cs="Arial" w:eastAsia="Arial" w:hAnsi="Arial"/>
@@ -12509,14 +12509,14 @@
                 <w:sz w:val="16"/>
                 <w:szCs w:val="16"/>
               </w:rPr>
-              <w:t xml:space="preserve">📖 HTML:</w:t>
+              <w:t xml:space="preserve">📖 EXERCISE:</w:t>
             </w:r>
           </w:p>
           <w:p>
             <w:pPr>
               <w:spacing w:after="20" w:before="0"/>
             </w:pPr>
-            <w:hyperlink w:history="1" r:id="rIdsa79exkg8ysllqohtfiur">
+            <w:hyperlink w:history="1" r:id="rIdtpv7ba50fmc7hnbxgrlri">
               <w:r>
                 <w:rPr>
                   <w:rFonts w:ascii="Arial" w:cs="Arial" w:eastAsia="Arial" w:hAnsi="Arial"/>
@@ -12525,7 +12525,7 @@
                   <w:szCs w:val="16"/>
                   <w:u w:val="single" w:color="2E75B6"/>
                 </w:rPr>
-                <w:t xml:space="preserve">Greatest Common Factor Using Lists (Flexbook)</w:t>
+                <w:t xml:space="preserve">Evaluate logarithms: change of base rule</w:t>
               </w:r>
             </w:hyperlink>
           </w:p>
@@ -12541,7 +12541,7 @@
                 <w:sz w:val="14"/>
                 <w:szCs w:val="14"/>
               </w:rPr>
-              <w:t xml:space="preserve">Source: CK-12</w:t>
+              <w:t xml:space="preserve">Source: Khan Academy (English - US curriculum)</w:t>
             </w:r>
           </w:p>
           <w:p>
@@ -12549,7 +12549,7 @@
               <w:spacing w:after="10" w:before="0"/>
               <w:ind w:left="120"/>
             </w:pPr>
-            <w:hyperlink w:history="1" r:id="rIdpta46ag3hzaq0i97yquuy">
+            <w:hyperlink w:history="1" r:id="rIdzmkpifcfqrdg2vjtiscdg">
               <w:r>
                 <w:rPr>
                   <w:rFonts w:ascii="Arial" w:cs="Arial" w:eastAsia="Arial" w:hAnsi="Arial"/>
@@ -12744,7 +12744,7 @@
             <w:pPr>
               <w:spacing w:after="20" w:before="0"/>
             </w:pPr>
-            <w:hyperlink w:history="1" r:id="rIdtxcj4zd946q3_xisjomsj">
+            <w:hyperlink w:history="1" r:id="rIdo1v8e6aaao3izi-fd67nn">
               <w:r>
                 <w:rPr>
                   <w:rFonts w:ascii="Arial" w:cs="Arial" w:eastAsia="Arial" w:hAnsi="Arial"/>
@@ -12753,7 +12753,7 @@
                   <w:szCs w:val="16"/>
                   <w:u w:val="single" w:color="2E75B6"/>
                 </w:rPr>
-                <w:t xml:space="preserve">Intro to logarithms</w:t>
+                <w:t xml:space="preserve">Relationship between exponentials &amp; logarithms: graphs</w:t>
               </w:r>
             </w:hyperlink>
           </w:p>
@@ -12777,7 +12777,7 @@
               <w:spacing w:after="10" w:before="0"/>
               <w:ind w:left="120"/>
             </w:pPr>
-            <w:hyperlink w:history="1" r:id="rIdjxhgqnrrzc4myhigf5szv">
+            <w:hyperlink w:history="1" r:id="rIdr71ytzyug8ptkwthjuqlz">
               <w:r>
                 <w:rPr>
                   <w:rFonts w:ascii="Arial" w:cs="Arial" w:eastAsia="Arial" w:hAnsi="Arial"/>
@@ -12815,14 +12815,14 @@
                 <w:sz w:val="16"/>
                 <w:szCs w:val="16"/>
               </w:rPr>
-              <w:t xml:space="preserve">📖 HTML:</w:t>
+              <w:t xml:space="preserve">📖 EXERCISE:</w:t>
             </w:r>
           </w:p>
           <w:p>
             <w:pPr>
               <w:spacing w:after="20" w:before="0"/>
             </w:pPr>
-            <w:hyperlink w:history="1" r:id="rIdtjztzofdjyournbatjjoq">
+            <w:hyperlink w:history="1" r:id="rIdtzoqs32alz5mgcq8ui6lb">
               <w:r>
                 <w:rPr>
                   <w:rFonts w:ascii="Arial" w:cs="Arial" w:eastAsia="Arial" w:hAnsi="Arial"/>
@@ -12831,7 +12831,7 @@
                   <w:szCs w:val="16"/>
                   <w:u w:val="single" w:color="2E75B6"/>
                 </w:rPr>
-                <w:t xml:space="preserve">Greatest Common Factor Using Lists (Flexbook)</w:t>
+                <w:t xml:space="preserve">Evaluate logarithms: change of base rule</w:t>
               </w:r>
             </w:hyperlink>
           </w:p>
@@ -12847,7 +12847,7 @@
                 <w:sz w:val="14"/>
                 <w:szCs w:val="14"/>
               </w:rPr>
-              <w:t xml:space="preserve">Source: CK-12</w:t>
+              <w:t xml:space="preserve">Source: Khan Academy (English - US curriculum)</w:t>
             </w:r>
           </w:p>
           <w:p>
@@ -12855,7 +12855,7 @@
               <w:spacing w:after="10" w:before="0"/>
               <w:ind w:left="120"/>
             </w:pPr>
-            <w:hyperlink w:history="1" r:id="rId5jrgtrygmm5qo4ht4de_-">
+            <w:hyperlink w:history="1" r:id="rId-ef8zg3z_hjga9kfpfae6">
               <w:r>
                 <w:rPr>
                   <w:rFonts w:ascii="Arial" w:cs="Arial" w:eastAsia="Arial" w:hAnsi="Arial"/>
@@ -13050,7 +13050,7 @@
             <w:pPr>
               <w:spacing w:after="20" w:before="0"/>
             </w:pPr>
-            <w:hyperlink w:history="1" r:id="rIdtbk63fb2tdtjprqd70t68">
+            <w:hyperlink w:history="1" r:id="rIdasjxuty1_ioftqwcfldi9">
               <w:r>
                 <w:rPr>
                   <w:rFonts w:ascii="Arial" w:cs="Arial" w:eastAsia="Arial" w:hAnsi="Arial"/>
@@ -13059,7 +13059,7 @@
                   <w:szCs w:val="16"/>
                   <w:u w:val="single" w:color="2E75B6"/>
                 </w:rPr>
-                <w:t xml:space="preserve">Intro to logarithms</w:t>
+                <w:t xml:space="preserve">Solving exponential equations using logarithms: base-2</w:t>
               </w:r>
             </w:hyperlink>
           </w:p>
@@ -13083,7 +13083,7 @@
               <w:spacing w:after="10" w:before="0"/>
               <w:ind w:left="120"/>
             </w:pPr>
-            <w:hyperlink w:history="1" r:id="rIdt1_mxoekls0npi04bmbvt">
+            <w:hyperlink w:history="1" r:id="rIdwdqwn_pciugkm_k_hp__g">
               <w:r>
                 <w:rPr>
                   <w:rFonts w:ascii="Arial" w:cs="Arial" w:eastAsia="Arial" w:hAnsi="Arial"/>
@@ -13121,14 +13121,14 @@
                 <w:sz w:val="16"/>
                 <w:szCs w:val="16"/>
               </w:rPr>
-              <w:t xml:space="preserve">📖 HTML:</w:t>
+              <w:t xml:space="preserve">📖 EXERCISE:</w:t>
             </w:r>
           </w:p>
           <w:p>
             <w:pPr>
               <w:spacing w:after="20" w:before="0"/>
             </w:pPr>
-            <w:hyperlink w:history="1" r:id="rIdoi9ur1gd-z6gyigcwvkc7">
+            <w:hyperlink w:history="1" r:id="rId6srcwx-68z629zvyo6ash">
               <w:r>
                 <w:rPr>
                   <w:rFonts w:ascii="Arial" w:cs="Arial" w:eastAsia="Arial" w:hAnsi="Arial"/>
@@ -13137,7 +13137,7 @@
                   <w:szCs w:val="16"/>
                   <w:u w:val="single" w:color="2E75B6"/>
                 </w:rPr>
-                <w:t xml:space="preserve">Greatest Common Factor Using Lists (Flexbook)</w:t>
+                <w:t xml:space="preserve">Evaluate logarithms: change of base rule</w:t>
               </w:r>
             </w:hyperlink>
           </w:p>
@@ -13153,7 +13153,7 @@
                 <w:sz w:val="14"/>
                 <w:szCs w:val="14"/>
               </w:rPr>
-              <w:t xml:space="preserve">Source: CK-12</w:t>
+              <w:t xml:space="preserve">Source: Khan Academy (English - US curriculum)</w:t>
             </w:r>
           </w:p>
           <w:p>
@@ -13161,7 +13161,7 @@
               <w:spacing w:after="10" w:before="0"/>
               <w:ind w:left="120"/>
             </w:pPr>
-            <w:hyperlink w:history="1" r:id="rIdgfdn1iom30teqttlcm79t">
+            <w:hyperlink w:history="1" r:id="rIdr2j--a64on4tc9lvnicxo">
               <w:r>
                 <w:rPr>
                   <w:rFonts w:ascii="Arial" w:cs="Arial" w:eastAsia="Arial" w:hAnsi="Arial"/>
@@ -13356,7 +13356,7 @@
             <w:pPr>
               <w:spacing w:after="20" w:before="0"/>
             </w:pPr>
-            <w:hyperlink w:history="1" r:id="rIdqlbaqetoxwuzvlsoyueus">
+            <w:hyperlink w:history="1" r:id="rIdvjlmbri5ekdzwwuyyokdi">
               <w:r>
                 <w:rPr>
                   <w:rFonts w:ascii="Arial" w:cs="Arial" w:eastAsia="Arial" w:hAnsi="Arial"/>
@@ -13365,7 +13365,7 @@
                   <w:szCs w:val="16"/>
                   <w:u w:val="single" w:color="2E75B6"/>
                 </w:rPr>
-                <w:t xml:space="preserve">Intro to logarithms</w:t>
+                <w:t xml:space="preserve">Solving exponential equations using logarithms: base-2</w:t>
               </w:r>
             </w:hyperlink>
           </w:p>
@@ -13389,7 +13389,7 @@
               <w:spacing w:after="10" w:before="0"/>
               <w:ind w:left="120"/>
             </w:pPr>
-            <w:hyperlink w:history="1" r:id="rIdgthq8g_37ksrbqngx87mw">
+            <w:hyperlink w:history="1" r:id="rIdqppebxmibdfjlqfvn76qz">
               <w:r>
                 <w:rPr>
                   <w:rFonts w:ascii="Arial" w:cs="Arial" w:eastAsia="Arial" w:hAnsi="Arial"/>
@@ -13427,14 +13427,14 @@
                 <w:sz w:val="16"/>
                 <w:szCs w:val="16"/>
               </w:rPr>
-              <w:t xml:space="preserve">📖 HTML:</w:t>
+              <w:t xml:space="preserve">📖 EXERCISE:</w:t>
             </w:r>
           </w:p>
           <w:p>
             <w:pPr>
               <w:spacing w:after="20" w:before="0"/>
             </w:pPr>
-            <w:hyperlink w:history="1" r:id="rIdhzlpixndjk-ffazvywzjl">
+            <w:hyperlink w:history="1" r:id="rIdoagpkjr6phq7nohgsa7al">
               <w:r>
                 <w:rPr>
                   <w:rFonts w:ascii="Arial" w:cs="Arial" w:eastAsia="Arial" w:hAnsi="Arial"/>
@@ -13443,7 +13443,7 @@
                   <w:szCs w:val="16"/>
                   <w:u w:val="single" w:color="2E75B6"/>
                 </w:rPr>
-                <w:t xml:space="preserve">Greatest Common Factor Using Lists (Flexbook)</w:t>
+                <w:t xml:space="preserve">Evaluate logarithms: change of base rule</w:t>
               </w:r>
             </w:hyperlink>
           </w:p>
@@ -13459,7 +13459,7 @@
                 <w:sz w:val="14"/>
                 <w:szCs w:val="14"/>
               </w:rPr>
-              <w:t xml:space="preserve">Source: CK-12</w:t>
+              <w:t xml:space="preserve">Source: Khan Academy (English - US curriculum)</w:t>
             </w:r>
           </w:p>
           <w:p>
@@ -13467,7 +13467,7 @@
               <w:spacing w:after="10" w:before="0"/>
               <w:ind w:left="120"/>
             </w:pPr>
-            <w:hyperlink w:history="1" r:id="rIdi5jf702uhdsr79fovuqmy">
+            <w:hyperlink w:history="1" r:id="rIdpnxwqbwor_usmtdtops80">
               <w:r>
                 <w:rPr>
                   <w:rFonts w:ascii="Arial" w:cs="Arial" w:eastAsia="Arial" w:hAnsi="Arial"/>
@@ -15268,7 +15268,7 @@
             <w:pPr>
               <w:spacing w:after="20" w:before="0"/>
             </w:pPr>
-            <w:hyperlink w:history="1" r:id="rIdxnhro9j9_c5hvht3nmkmz">
+            <w:hyperlink w:history="1" r:id="rIdpcg_ztwndk29mwvtsxie0">
               <w:r>
                 <w:rPr>
                   <w:rFonts w:ascii="Arial" w:cs="Arial" w:eastAsia="Arial" w:hAnsi="Arial"/>
@@ -15277,7 +15277,7 @@
                   <w:szCs w:val="16"/>
                   <w:u w:val="single" w:color="2E75B6"/>
                 </w:rPr>
-                <w:t xml:space="preserve">Simplifying Logarithms - Overview</w:t>
+                <w:t xml:space="preserve">Evaluating natural logarithm with calculator -dubbed(KY)</w:t>
               </w:r>
             </w:hyperlink>
           </w:p>
@@ -15293,7 +15293,7 @@
                 <w:sz w:val="14"/>
                 <w:szCs w:val="14"/>
               </w:rPr>
-              <w:t xml:space="preserve">Source: CK-12</w:t>
+              <w:t xml:space="preserve">Source: Khan Academy (Kiswahili)</w:t>
             </w:r>
           </w:p>
           <w:p>
@@ -15301,7 +15301,7 @@
               <w:spacing w:after="10" w:before="0"/>
               <w:ind w:left="120"/>
             </w:pPr>
-            <w:hyperlink w:history="1" r:id="rIdfbirvfec0tbk7n7pkorvk">
+            <w:hyperlink w:history="1" r:id="rId2wadfrpitgsqaue8xkegx">
               <w:r>
                 <w:rPr>
                   <w:rFonts w:ascii="Arial" w:cs="Arial" w:eastAsia="Arial" w:hAnsi="Arial"/>
@@ -15339,14 +15339,14 @@
                 <w:sz w:val="16"/>
                 <w:szCs w:val="16"/>
               </w:rPr>
-              <w:t xml:space="preserve">📖 HTML:</w:t>
+              <w:t xml:space="preserve">📖 EXERCISE:</w:t>
             </w:r>
           </w:p>
           <w:p>
             <w:pPr>
               <w:spacing w:after="20" w:before="0"/>
             </w:pPr>
-            <w:hyperlink w:history="1" r:id="rIdhwj-qyqmpqyadncjk-fkf">
+            <w:hyperlink w:history="1" r:id="rId8e4cvyzaxvpy1nuu14xkt">
               <w:r>
                 <w:rPr>
                   <w:rFonts w:ascii="Arial" w:cs="Arial" w:eastAsia="Arial" w:hAnsi="Arial"/>
@@ -15355,7 +15355,7 @@
                   <w:szCs w:val="16"/>
                   <w:u w:val="single" w:color="2E75B6"/>
                 </w:rPr>
-                <w:t xml:space="preserve">Greatest Common Factor Using Lists (Flexbook)</w:t>
+                <w:t xml:space="preserve">Evaluate logarithms: change of base rule</w:t>
               </w:r>
             </w:hyperlink>
           </w:p>
@@ -15371,7 +15371,7 @@
                 <w:sz w:val="14"/>
                 <w:szCs w:val="14"/>
               </w:rPr>
-              <w:t xml:space="preserve">Source: CK-12</w:t>
+              <w:t xml:space="preserve">Source: Khan Academy (English - US curriculum)</w:t>
             </w:r>
           </w:p>
           <w:p>
@@ -15379,7 +15379,7 @@
               <w:spacing w:after="10" w:before="0"/>
               <w:ind w:left="120"/>
             </w:pPr>
-            <w:hyperlink w:history="1" r:id="rId4zwdobbvbj0b-vwu-w8fi">
+            <w:hyperlink w:history="1" r:id="rId-pbskapjf352rdulkjj15">
               <w:r>
                 <w:rPr>
                   <w:rFonts w:ascii="Arial" w:cs="Arial" w:eastAsia="Arial" w:hAnsi="Arial"/>
@@ -15574,7 +15574,7 @@
             <w:pPr>
               <w:spacing w:after="20" w:before="0"/>
             </w:pPr>
-            <w:hyperlink w:history="1" r:id="rIdxuhujqi40srvute1rfagj">
+            <w:hyperlink w:history="1" r:id="rId6pqdoysrknnpa2snbojih">
               <w:r>
                 <w:rPr>
                   <w:rFonts w:ascii="Arial" w:cs="Arial" w:eastAsia="Arial" w:hAnsi="Arial"/>
@@ -15583,7 +15583,7 @@
                   <w:szCs w:val="16"/>
                   <w:u w:val="single" w:color="2E75B6"/>
                 </w:rPr>
-                <w:t xml:space="preserve">Simplifying Logarithms - Overview</w:t>
+                <w:t xml:space="preserve">Evaluating natural logarithm with calculator</w:t>
               </w:r>
             </w:hyperlink>
           </w:p>
@@ -15599,7 +15599,7 @@
                 <w:sz w:val="14"/>
                 <w:szCs w:val="14"/>
               </w:rPr>
-              <w:t xml:space="preserve">Source: CK-12</w:t>
+              <w:t xml:space="preserve">Source: Khan Academy (English - US curriculum)</w:t>
             </w:r>
           </w:p>
           <w:p>
@@ -15607,7 +15607,7 @@
               <w:spacing w:after="10" w:before="0"/>
               <w:ind w:left="120"/>
             </w:pPr>
-            <w:hyperlink w:history="1" r:id="rIdl8indrpthk39ny8z8owvk">
+            <w:hyperlink w:history="1" r:id="rIdhctknfc3rbcmvtynpx7xs">
               <w:r>
                 <w:rPr>
                   <w:rFonts w:ascii="Arial" w:cs="Arial" w:eastAsia="Arial" w:hAnsi="Arial"/>
@@ -15645,14 +15645,14 @@
                 <w:sz w:val="16"/>
                 <w:szCs w:val="16"/>
               </w:rPr>
-              <w:t xml:space="preserve">📖 HTML:</w:t>
+              <w:t xml:space="preserve">📖 EXERCISE:</w:t>
             </w:r>
           </w:p>
           <w:p>
             <w:pPr>
               <w:spacing w:after="20" w:before="0"/>
             </w:pPr>
-            <w:hyperlink w:history="1" r:id="rId4vxil0znslw6jr4yabjnu">
+            <w:hyperlink w:history="1" r:id="rIdrisqo5ise3o5l9o0gkl2v">
               <w:r>
                 <w:rPr>
                   <w:rFonts w:ascii="Arial" w:cs="Arial" w:eastAsia="Arial" w:hAnsi="Arial"/>
@@ -15661,7 +15661,7 @@
                   <w:szCs w:val="16"/>
                   <w:u w:val="single" w:color="2E75B6"/>
                 </w:rPr>
-                <w:t xml:space="preserve">Greatest Common Factor Using Lists (Flexbook)</w:t>
+                <w:t xml:space="preserve">Evaluate logarithms: change of base rule</w:t>
               </w:r>
             </w:hyperlink>
           </w:p>
@@ -15677,7 +15677,7 @@
                 <w:sz w:val="14"/>
                 <w:szCs w:val="14"/>
               </w:rPr>
-              <w:t xml:space="preserve">Source: CK-12</w:t>
+              <w:t xml:space="preserve">Source: Khan Academy (English - US curriculum)</w:t>
             </w:r>
           </w:p>
           <w:p>
@@ -15685,7 +15685,7 @@
               <w:spacing w:after="10" w:before="0"/>
               <w:ind w:left="120"/>
             </w:pPr>
-            <w:hyperlink w:history="1" r:id="rIdayc7cq1hkdjarfs6aqypi">
+            <w:hyperlink w:history="1" r:id="rIdsxcdneno97pnnbvv0uqt8">
               <w:r>
                 <w:rPr>
                   <w:rFonts w:ascii="Arial" w:cs="Arial" w:eastAsia="Arial" w:hAnsi="Arial"/>
@@ -15956,7 +15956,7 @@
             <w:pPr>
               <w:spacing w:after="20" w:before="0"/>
             </w:pPr>
-            <w:hyperlink w:history="1" r:id="rIdgdzxped52wqpdec8ui89j">
+            <w:hyperlink w:history="1" r:id="rIdottpnyhuuyjvfjpwkqtyn">
               <w:r>
                 <w:rPr>
                   <w:rFonts w:ascii="Arial" w:cs="Arial" w:eastAsia="Arial" w:hAnsi="Arial"/>
@@ -15965,7 +15965,7 @@
                   <w:szCs w:val="16"/>
                   <w:u w:val="single" w:color="2E75B6"/>
                 </w:rPr>
-                <w:t xml:space="preserve">Simplifying Logarithms - Overview</w:t>
+                <w:t xml:space="preserve">Solving exponential equations using logarithms: base-2</w:t>
               </w:r>
             </w:hyperlink>
           </w:p>
@@ -15981,7 +15981,7 @@
                 <w:sz w:val="14"/>
                 <w:szCs w:val="14"/>
               </w:rPr>
-              <w:t xml:space="preserve">Source: CK-12</w:t>
+              <w:t xml:space="preserve">Source: Khan Academy (English - US curriculum)</w:t>
             </w:r>
           </w:p>
           <w:p>
@@ -15989,7 +15989,7 @@
               <w:spacing w:after="10" w:before="0"/>
               <w:ind w:left="120"/>
             </w:pPr>
-            <w:hyperlink w:history="1" r:id="rId_zei8sy6w8ykiicr-nbv8">
+            <w:hyperlink w:history="1" r:id="rIdl58kljx_wsjvflm51wc4g">
               <w:r>
                 <w:rPr>
                   <w:rFonts w:ascii="Arial" w:cs="Arial" w:eastAsia="Arial" w:hAnsi="Arial"/>
@@ -16027,14 +16027,14 @@
                 <w:sz w:val="16"/>
                 <w:szCs w:val="16"/>
               </w:rPr>
-              <w:t xml:space="preserve">📖 HTML:</w:t>
+              <w:t xml:space="preserve">📖 EXERCISE:</w:t>
             </w:r>
           </w:p>
           <w:p>
             <w:pPr>
               <w:spacing w:after="20" w:before="0"/>
             </w:pPr>
-            <w:hyperlink w:history="1" r:id="rIdfww2cjfjxp1se9pnozums">
+            <w:hyperlink w:history="1" r:id="rIdokbtuydiq_mkdbsgkv1mq">
               <w:r>
                 <w:rPr>
                   <w:rFonts w:ascii="Arial" w:cs="Arial" w:eastAsia="Arial" w:hAnsi="Arial"/>
@@ -16043,7 +16043,7 @@
                   <w:szCs w:val="16"/>
                   <w:u w:val="single" w:color="2E75B6"/>
                 </w:rPr>
-                <w:t xml:space="preserve">Greatest Common Factor Using Lists (Flexbook)</w:t>
+                <w:t xml:space="preserve">Evaluate logarithms: change of base rule</w:t>
               </w:r>
             </w:hyperlink>
           </w:p>
@@ -16059,7 +16059,7 @@
                 <w:sz w:val="14"/>
                 <w:szCs w:val="14"/>
               </w:rPr>
-              <w:t xml:space="preserve">Source: CK-12</w:t>
+              <w:t xml:space="preserve">Source: Khan Academy (English - US curriculum)</w:t>
             </w:r>
           </w:p>
           <w:p>
@@ -16067,7 +16067,7 @@
               <w:spacing w:after="10" w:before="0"/>
               <w:ind w:left="120"/>
             </w:pPr>
-            <w:hyperlink w:history="1" r:id="rIdtrwah8bdgopsgukl8mcjn">
+            <w:hyperlink w:history="1" r:id="rIdy6acedv9yoyci2hlp-rs4">
               <w:r>
                 <w:rPr>
                   <w:rFonts w:ascii="Arial" w:cs="Arial" w:eastAsia="Arial" w:hAnsi="Arial"/>
@@ -16262,7 +16262,7 @@
             <w:pPr>
               <w:spacing w:after="20" w:before="0"/>
             </w:pPr>
-            <w:hyperlink w:history="1" r:id="rIdfmkdm_otrgnkzr9xlfewr">
+            <w:hyperlink w:history="1" r:id="rId4t7hr5kvopsnuicujca6l">
               <w:r>
                 <w:rPr>
                   <w:rFonts w:ascii="Arial" w:cs="Arial" w:eastAsia="Arial" w:hAnsi="Arial"/>
@@ -16271,7 +16271,7 @@
                   <w:szCs w:val="16"/>
                   <w:u w:val="single" w:color="2E75B6"/>
                 </w:rPr>
-                <w:t xml:space="preserve">Simplifying Logarithms - Overview</w:t>
+                <w:t xml:space="preserve">Relationship between exponentials &amp; logarithms: tables</w:t>
               </w:r>
             </w:hyperlink>
           </w:p>
@@ -16287,7 +16287,7 @@
                 <w:sz w:val="14"/>
                 <w:szCs w:val="14"/>
               </w:rPr>
-              <w:t xml:space="preserve">Source: CK-12</w:t>
+              <w:t xml:space="preserve">Source: Khan Academy (English - US curriculum)</w:t>
             </w:r>
           </w:p>
           <w:p>
@@ -16295,7 +16295,7 @@
               <w:spacing w:after="10" w:before="0"/>
               <w:ind w:left="120"/>
             </w:pPr>
-            <w:hyperlink w:history="1" r:id="rIdqaxprsdhmeyie6przddxv">
+            <w:hyperlink w:history="1" r:id="rIdpsh8i9ry7pc7xvf3tdwwk">
               <w:r>
                 <w:rPr>
                   <w:rFonts w:ascii="Arial" w:cs="Arial" w:eastAsia="Arial" w:hAnsi="Arial"/>
@@ -16333,14 +16333,14 @@
                 <w:sz w:val="16"/>
                 <w:szCs w:val="16"/>
               </w:rPr>
-              <w:t xml:space="preserve">📖 HTML:</w:t>
+              <w:t xml:space="preserve">📖 EXERCISE:</w:t>
             </w:r>
           </w:p>
           <w:p>
             <w:pPr>
               <w:spacing w:after="20" w:before="0"/>
             </w:pPr>
-            <w:hyperlink w:history="1" r:id="rIdcpipf4euvgcioohq99n37">
+            <w:hyperlink w:history="1" r:id="rId1909ge2np1otd4c1k1efv">
               <w:r>
                 <w:rPr>
                   <w:rFonts w:ascii="Arial" w:cs="Arial" w:eastAsia="Arial" w:hAnsi="Arial"/>
@@ -16349,7 +16349,7 @@
                   <w:szCs w:val="16"/>
                   <w:u w:val="single" w:color="2E75B6"/>
                 </w:rPr>
-                <w:t xml:space="preserve">Greatest Common Factor Using Lists (Flexbook)</w:t>
+                <w:t xml:space="preserve">Evaluate logarithms: change of base rule</w:t>
               </w:r>
             </w:hyperlink>
           </w:p>
@@ -16365,7 +16365,7 @@
                 <w:sz w:val="14"/>
                 <w:szCs w:val="14"/>
               </w:rPr>
-              <w:t xml:space="preserve">Source: CK-12</w:t>
+              <w:t xml:space="preserve">Source: Khan Academy (English - US curriculum)</w:t>
             </w:r>
           </w:p>
           <w:p>
@@ -16373,7 +16373,7 @@
               <w:spacing w:after="10" w:before="0"/>
               <w:ind w:left="120"/>
             </w:pPr>
-            <w:hyperlink w:history="1" r:id="rIdeqz5suw-aareceddain6z">
+            <w:hyperlink w:history="1" r:id="rIdphdv92v6oxhflw8vdnhdu">
               <w:r>
                 <w:rPr>
                   <w:rFonts w:ascii="Arial" w:cs="Arial" w:eastAsia="Arial" w:hAnsi="Arial"/>
@@ -16568,7 +16568,7 @@
             <w:pPr>
               <w:spacing w:after="20" w:before="0"/>
             </w:pPr>
-            <w:hyperlink w:history="1" r:id="rIdquh631lydg0bxn3k_mcjv">
+            <w:hyperlink w:history="1" r:id="rIdvjeroedrvzbx_mzeghw-t">
               <w:r>
                 <w:rPr>
                   <w:rFonts w:ascii="Arial" w:cs="Arial" w:eastAsia="Arial" w:hAnsi="Arial"/>
@@ -16577,7 +16577,7 @@
                   <w:szCs w:val="16"/>
                   <w:u w:val="single" w:color="2E75B6"/>
                 </w:rPr>
-                <w:t xml:space="preserve">Simplifying Logarithms - Overview</w:t>
+                <w:t xml:space="preserve">Evaluating natural logarithm with calculator -dubbed(KY)</w:t>
               </w:r>
             </w:hyperlink>
           </w:p>
@@ -16593,7 +16593,7 @@
                 <w:sz w:val="14"/>
                 <w:szCs w:val="14"/>
               </w:rPr>
-              <w:t xml:space="preserve">Source: CK-12</w:t>
+              <w:t xml:space="preserve">Source: Khan Academy (Kiswahili)</w:t>
             </w:r>
           </w:p>
           <w:p>
@@ -16601,7 +16601,7 @@
               <w:spacing w:after="10" w:before="0"/>
               <w:ind w:left="120"/>
             </w:pPr>
-            <w:hyperlink w:history="1" r:id="rId-jmarwcyfk01rj1qexjlq">
+            <w:hyperlink w:history="1" r:id="rId6s7wxzlwqbky5qjytvtu4">
               <w:r>
                 <w:rPr>
                   <w:rFonts w:ascii="Arial" w:cs="Arial" w:eastAsia="Arial" w:hAnsi="Arial"/>
@@ -16639,14 +16639,14 @@
                 <w:sz w:val="16"/>
                 <w:szCs w:val="16"/>
               </w:rPr>
-              <w:t xml:space="preserve">📖 HTML:</w:t>
+              <w:t xml:space="preserve">📖 EXERCISE:</w:t>
             </w:r>
           </w:p>
           <w:p>
             <w:pPr>
               <w:spacing w:after="20" w:before="0"/>
             </w:pPr>
-            <w:hyperlink w:history="1" r:id="rId8_yxhglmrh9tfyqtyzlnb">
+            <w:hyperlink w:history="1" r:id="rIdzj_xv7yjn7kaa3idaiul4">
               <w:r>
                 <w:rPr>
                   <w:rFonts w:ascii="Arial" w:cs="Arial" w:eastAsia="Arial" w:hAnsi="Arial"/>
@@ -16655,7 +16655,7 @@
                   <w:szCs w:val="16"/>
                   <w:u w:val="single" w:color="2E75B6"/>
                 </w:rPr>
-                <w:t xml:space="preserve">Greatest Common Factor Using Lists (Flexbook)</w:t>
+                <w:t xml:space="preserve">Evaluate logarithms: change of base rule</w:t>
               </w:r>
             </w:hyperlink>
           </w:p>
@@ -16671,7 +16671,7 @@
                 <w:sz w:val="14"/>
                 <w:szCs w:val="14"/>
               </w:rPr>
-              <w:t xml:space="preserve">Source: CK-12</w:t>
+              <w:t xml:space="preserve">Source: Khan Academy (English - US curriculum)</w:t>
             </w:r>
           </w:p>
           <w:p>
@@ -16679,7 +16679,7 @@
               <w:spacing w:after="10" w:before="0"/>
               <w:ind w:left="120"/>
             </w:pPr>
-            <w:hyperlink w:history="1" r:id="rIdey-oprmzdsavhapim9x9v">
+            <w:hyperlink w:history="1" r:id="rIdimk5mn6kvg1kvkiug-6ul">
               <w:r>
                 <w:rPr>
                   <w:rFonts w:ascii="Arial" w:cs="Arial" w:eastAsia="Arial" w:hAnsi="Arial"/>
@@ -18166,7 +18166,7 @@
             <w:pPr>
               <w:spacing w:after="20" w:before="0"/>
             </w:pPr>
-            <w:hyperlink w:history="1" r:id="rIdykils9ndfiq-hkg8_o8uk">
+            <w:hyperlink w:history="1" r:id="rId-zmrc6jywvvpjjj5q-cnp">
               <w:r>
                 <w:rPr>
                   <w:rFonts w:ascii="Arial" w:cs="Arial" w:eastAsia="Arial" w:hAnsi="Arial"/>
@@ -18175,7 +18175,7 @@
                   <w:szCs w:val="16"/>
                   <w:u w:val="single" w:color="2E75B6"/>
                 </w:rPr>
-                <w:t xml:space="preserve">Simplifying Logarithms - Overview</w:t>
+                <w:t xml:space="preserve">Intro to logarithm properties (2 of 2)</w:t>
               </w:r>
             </w:hyperlink>
           </w:p>
@@ -18191,7 +18191,7 @@
                 <w:sz w:val="14"/>
                 <w:szCs w:val="14"/>
               </w:rPr>
-              <w:t xml:space="preserve">Source: CK-12</w:t>
+              <w:t xml:space="preserve">Source: Khan Academy (English - US curriculum)</w:t>
             </w:r>
           </w:p>
           <w:p>
@@ -18199,7 +18199,7 @@
               <w:spacing w:after="10" w:before="0"/>
               <w:ind w:left="120"/>
             </w:pPr>
-            <w:hyperlink w:history="1" r:id="rIdgy0czixdd8j-vwfn69qyn">
+            <w:hyperlink w:history="1" r:id="rIdfyf1f-yzzn9_lhhtnlvnp">
               <w:r>
                 <w:rPr>
                   <w:rFonts w:ascii="Arial" w:cs="Arial" w:eastAsia="Arial" w:hAnsi="Arial"/>
@@ -18237,14 +18237,241 @@
                 <w:sz w:val="16"/>
                 <w:szCs w:val="16"/>
               </w:rPr>
-              <w:t xml:space="preserve">📖 HTML:</w:t>
+              <w:t xml:space="preserve">📖 READING:</w:t>
             </w:r>
           </w:p>
           <w:p>
             <w:pPr>
               <w:spacing w:after="20" w:before="0"/>
             </w:pPr>
-            <w:hyperlink w:history="1" r:id="rIdb1h4wxl5h1pxin3wef43x">
+            <w:r>
+              <w:rPr>
+                <w:rFonts w:ascii="Arial" w:cs="Arial" w:eastAsia="Arial" w:hAnsi="Arial"/>
+                <w:i/>
+                <w:iCs/>
+                <w:color w:val="595959"/>
+                <w:sz w:val="16"/>
+                <w:szCs w:val="16"/>
+              </w:rPr>
+              <w:t xml:space="preserve">No closely matching reading in the ARES library for this activity.</w:t>
+            </w:r>
+          </w:p>
+          <w:p>
+            <w:pPr>
+              <w:spacing w:after="10" w:before="0"/>
+              <w:ind w:left="120"/>
+            </w:pPr>
+            <w:hyperlink w:history="1" r:id="rIdzwf_a_hmpv36vpamqwmes">
+              <w:r>
+                <w:rPr>
+                  <w:rFonts w:ascii="Arial" w:cs="Arial" w:eastAsia="Arial" w:hAnsi="Arial"/>
+                  <w:color w:val="595959"/>
+                  <w:sz w:val="14"/>
+                  <w:szCs w:val="14"/>
+                  <w:u w:val="single" w:color="595959"/>
+                </w:rPr>
+                <w:t xml:space="preserve">🔍 Search ARES for readings</w:t>
+              </w:r>
+            </w:hyperlink>
+          </w:p>
+          <w:p>
+            <w:pPr>
+              <w:spacing w:after="10" w:before="0"/>
+              <w:ind w:left="120"/>
+            </w:pPr>
+            <w:r>
+              <w:rPr>
+                <w:rFonts w:ascii="Arial" w:cs="Arial" w:eastAsia="Arial" w:hAnsi="Arial"/>
+                <w:color w:val="595959"/>
+                <w:sz w:val="14"/>
+                <w:szCs w:val="14"/>
+              </w:rPr>
+              <w:t xml:space="preserve">Search terms: indices logarithms product law</w:t>
+            </w:r>
+          </w:p>
+        </w:tc>
+        <w:tc>
+          <w:tcPr>
+            <w:tcW w:type="dxa" w:w="3040"/>
+            <w:shd w:fill="FFFFFF" w:color="auto" w:val="clear"/>
+            <w:tcMar>
+              <w:top w:type="dxa" w:w="60"/>
+              <w:left w:type="dxa" w:w="120"/>
+              <w:bottom w:type="dxa" w:w="60"/>
+              <w:right w:type="dxa" w:w="120"/>
+            </w:tcMar>
+            <w:vAlign w:val="top"/>
+          </w:tcPr>
+          <w:p>
+            <w:pPr>
+              <w:spacing w:after="40" w:before="0"/>
+              <w:jc w:val="left"/>
+            </w:pPr>
+            <w:r>
+              <w:rPr>
+                <w:rFonts w:ascii="Arial" w:cs="Arial" w:eastAsia="Arial" w:hAnsi="Arial"/>
+                <w:b w:val="false"/>
+                <w:bCs w:val="false"/>
+                <w:i w:val="false"/>
+                <w:iCs w:val="false"/>
+                <w:color w:val="000000"/>
+                <w:sz w:val="18"/>
+                <w:szCs w:val="18"/>
+              </w:rPr>
+              <w:t xml:space="preserve">Learners are shown the two side-by-side worked examples from the anchoring phenomenon displayed on a poster or board: (A) long multiplication of 2¹⁰ × 8 = 1024 × 8 done digit-by-digit, and (B) the same calculation done in two lines using log tables. Each learner independently writes in their exercise book: (1) Which step in Method B replaces the multiplication sign — and what arithmetic operation does it use instead? (2) If log(1024) ≈ 3.0103 and log(8) ≈ 0.9031, predict the answer to log(1024 × 8) before looking it up. (3) Write one sentence explaining, in your own words, why you think adding logarithms might give the same result as multiplying the original numbers. Learners share predictions with their partner for 90 seconds before the teacher takes cold-call responses.</w:t>
+            </w:r>
+          </w:p>
+        </w:tc>
+        <w:tc>
+          <w:tcPr>
+            <w:tcW w:type="dxa" w:w="3040"/>
+            <w:shd w:fill="F2F2F2" w:color="auto" w:val="clear"/>
+            <w:tcMar>
+              <w:top w:type="dxa" w:w="60"/>
+              <w:left w:type="dxa" w:w="120"/>
+              <w:bottom w:type="dxa" w:w="60"/>
+              <w:right w:type="dxa" w:w="120"/>
+            </w:tcMar>
+            <w:vAlign w:val="top"/>
+          </w:tcPr>
+          <w:p>
+            <w:pPr>
+              <w:spacing w:after="40" w:before="0"/>
+              <w:jc w:val="left"/>
+            </w:pPr>
+            <w:r>
+              <w:rPr>
+                <w:rFonts w:ascii="Arial" w:cs="Arial" w:eastAsia="Arial" w:hAnsi="Arial"/>
+                <w:b w:val="false"/>
+                <w:bCs w:val="false"/>
+                <w:i w:val="false"/>
+                <w:iCs w:val="false"/>
+                <w:color w:val="000000"/>
+                <w:sz w:val="18"/>
+                <w:szCs w:val="18"/>
+              </w:rPr>
+              <w:t xml:space="preserve">Post the two side-by-side worked examples on the board before learners enter. Once settled, say: 'Look carefully at these two calculations — both find the same answer. In your book, answer the three questions on the board. You have 4 minutes working silently.' [Allow 4 minutes independent think time.] After 4 minutes: 'Share your prediction for question 2 with your partner. You have 90 seconds.' [Allow 90 seconds.] Cold-call 3 pairs: 'Amina and Odhiambo — what operation did you identify in question 1?' [WAIT 12 seconds.] 'Fatuma and Kipkoech — what number did you predict for log(1024 × 8)?' [WAIT 12 seconds.] 'Wanjiku and Mwangi — read us your one-sentence explanation for question 3.' [WAIT 12 seconds.] Record all three predicted answers on the board without evaluating correctness. Say: 'We will test every one of these predictions today. Keep them visible — you will come back to them.'</w:t>
+            </w:r>
+          </w:p>
+        </w:tc>
+        <w:tc>
+          <w:tcPr>
+            <w:tcW w:type="dxa" w:w="3040"/>
+            <w:shd w:fill="FFFFFF" w:color="auto" w:val="clear"/>
+            <w:tcMar>
+              <w:top w:type="dxa" w:w="60"/>
+              <w:left w:type="dxa" w:w="120"/>
+              <w:bottom w:type="dxa" w:w="60"/>
+              <w:right w:type="dxa" w:w="120"/>
+            </w:tcMar>
+            <w:vAlign w:val="top"/>
+          </w:tcPr>
+          <w:p>
+            <w:pPr>
+              <w:spacing w:after="40" w:before="0"/>
+              <w:jc w:val="left"/>
+            </w:pPr>
+            <w:r>
+              <w:rPr>
+                <w:rFonts w:ascii="Arial" w:cs="Arial" w:eastAsia="Arial" w:hAnsi="Arial"/>
+                <w:b w:val="false"/>
+                <w:bCs w:val="false"/>
+                <w:i w:val="false"/>
+                <w:iCs w:val="false"/>
+                <w:color w:val="000000"/>
+                <w:sz w:val="18"/>
+                <w:szCs w:val="18"/>
+              </w:rPr>
+              <w:t xml:space="preserve">Predict-then-Test (Anchored Prediction): Learners commit to a specific numeric prediction (log(1024 × 8) ≈ 3.9134) before instruction, creating cognitive dissonance that will be resolved when the law is derived. Connecting the prediction to the phenomenon's side-by-side comparison ensures the lesson opens inside the storyline rather than as an abstract rule.</w:t>
+            </w:r>
+          </w:p>
+        </w:tc>
+        <w:tc>
+          <w:tcPr>
+            <w:tcW w:type="dxa" w:w="3040"/>
+            <w:shd w:fill="F2F2F2" w:color="auto" w:val="clear"/>
+            <w:tcMar>
+              <w:top w:type="dxa" w:w="60"/>
+              <w:left w:type="dxa" w:w="120"/>
+              <w:bottom w:type="dxa" w:w="60"/>
+              <w:right w:type="dxa" w:w="120"/>
+            </w:tcMar>
+            <w:vAlign w:val="top"/>
+          </w:tcPr>
+          <w:p>
+            <w:pPr>
+              <w:spacing w:after="40" w:before="0"/>
+              <w:jc w:val="left"/>
+            </w:pPr>
+            <w:r>
+              <w:rPr>
+                <w:rFonts w:ascii="Arial" w:cs="Arial" w:eastAsia="Arial" w:hAnsi="Arial"/>
+                <w:b w:val="false"/>
+                <w:bCs w:val="false"/>
+                <w:i w:val="false"/>
+                <w:iCs w:val="false"/>
+                <w:color w:val="000000"/>
+                <w:sz w:val="18"/>
+                <w:szCs w:val="18"/>
+              </w:rPr>
+              <w:t xml:space="preserve">Observable indicator: Every learner has written a numeric prediction and a sentence in their book before the cold-call. Teacher scans books during the 90-second partner share. Red flag: If fewer than half the class attempt question 2, pause and re-display the two logarithm values on the board. Note which students predicted 'addition' vs. other operations — this reveals whether prior log-as-inverse knowledge from Lesson 5 is secure.</w:t>
+            </w:r>
+          </w:p>
+        </w:tc>
+      </w:tr>
+      <w:tr>
+        <w:tc>
+          <w:tcPr>
+            <w:tcW w:type="dxa" w:w="1520"/>
+            <w:shd w:fill="D9EEF1" w:color="auto" w:val="clear"/>
+            <w:tcMar>
+              <w:top w:type="dxa" w:w="60"/>
+              <w:left w:type="dxa" w:w="120"/>
+              <w:bottom w:type="dxa" w:w="60"/>
+              <w:right w:type="dxa" w:w="120"/>
+            </w:tcMar>
+            <w:vAlign w:val="top"/>
+          </w:tcPr>
+          <w:p>
+            <w:pPr>
+              <w:spacing w:after="40" w:before="0"/>
+              <w:jc w:val="left"/>
+            </w:pPr>
+            <w:r>
+              <w:rPr>
+                <w:rFonts w:ascii="Arial" w:cs="Arial" w:eastAsia="Arial" w:hAnsi="Arial"/>
+                <w:b/>
+                <w:bCs/>
+                <w:i w:val="false"/>
+                <w:iCs w:val="false"/>
+                <w:color w:val="000000"/>
+                <w:sz w:val="18"/>
+                <w:szCs w:val="18"/>
+              </w:rPr>
+              <w:t xml:space="preserve">Observe Phase</w:t>
+            </w:r>
+          </w:p>
+          <w:p>
+            <w:pPr>
+              <w:spacing w:after="20" w:before="0"/>
+            </w:pPr>
+            <w:r>
+              <w:rPr>
+                <w:rFonts w:ascii="Arial" w:cs="Arial" w:eastAsia="Arial" w:hAnsi="Arial"/>
+                <w:b/>
+                <w:bCs/>
+                <w:color w:val="1F3864"/>
+                <w:sz w:val="16"/>
+                <w:szCs w:val="16"/>
+              </w:rPr>
+              <w:t xml:space="preserve">📹 VIDEO:</w:t>
+            </w:r>
+          </w:p>
+          <w:p>
+            <w:pPr>
+              <w:spacing w:after="20" w:before="0"/>
+            </w:pPr>
+            <w:hyperlink w:history="1" r:id="rIdw6tdmvz5ewzxsynwf7cgm">
               <w:r>
                 <w:rPr>
                   <w:rFonts w:ascii="Arial" w:cs="Arial" w:eastAsia="Arial" w:hAnsi="Arial"/>
@@ -18253,7 +18480,7 @@
                   <w:szCs w:val="16"/>
                   <w:u w:val="single" w:color="2E75B6"/>
                 </w:rPr>
-                <w:t xml:space="preserve">Defining Logarithms (Flexbook)</w:t>
+                <w:t xml:space="preserve">First-order reactions</w:t>
               </w:r>
             </w:hyperlink>
           </w:p>
@@ -18269,7 +18496,7 @@
                 <w:sz w:val="14"/>
                 <w:szCs w:val="14"/>
               </w:rPr>
-              <w:t xml:space="preserve">Source: CK-12</w:t>
+              <w:t xml:space="preserve">Source: Khan Academy (English - US curriculum)</w:t>
             </w:r>
           </w:p>
           <w:p>
@@ -18277,235 +18504,7 @@
               <w:spacing w:after="10" w:before="0"/>
               <w:ind w:left="120"/>
             </w:pPr>
-            <w:hyperlink w:history="1" r:id="rIdefdgp9ioc-tdmix2wvzli">
-              <w:r>
-                <w:rPr>
-                  <w:rFonts w:ascii="Arial" w:cs="Arial" w:eastAsia="Arial" w:hAnsi="Arial"/>
-                  <w:color w:val="595959"/>
-                  <w:sz w:val="14"/>
-                  <w:szCs w:val="14"/>
-                  <w:u w:val="single" w:color="595959"/>
-                </w:rPr>
-                <w:t xml:space="preserve">🔍 Search ARES for similar readings</w:t>
-              </w:r>
-            </w:hyperlink>
-          </w:p>
-        </w:tc>
-        <w:tc>
-          <w:tcPr>
-            <w:tcW w:type="dxa" w:w="3040"/>
-            <w:shd w:fill="FFFFFF" w:color="auto" w:val="clear"/>
-            <w:tcMar>
-              <w:top w:type="dxa" w:w="60"/>
-              <w:left w:type="dxa" w:w="120"/>
-              <w:bottom w:type="dxa" w:w="60"/>
-              <w:right w:type="dxa" w:w="120"/>
-            </w:tcMar>
-            <w:vAlign w:val="top"/>
-          </w:tcPr>
-          <w:p>
-            <w:pPr>
-              <w:spacing w:after="40" w:before="0"/>
-              <w:jc w:val="left"/>
-            </w:pPr>
-            <w:r>
-              <w:rPr>
-                <w:rFonts w:ascii="Arial" w:cs="Arial" w:eastAsia="Arial" w:hAnsi="Arial"/>
-                <w:b w:val="false"/>
-                <w:bCs w:val="false"/>
-                <w:i w:val="false"/>
-                <w:iCs w:val="false"/>
-                <w:color w:val="000000"/>
-                <w:sz w:val="18"/>
-                <w:szCs w:val="18"/>
-              </w:rPr>
-              <w:t xml:space="preserve">Learners are shown the two side-by-side worked examples from the anchoring phenomenon displayed on a poster or board: (A) long multiplication of 2¹⁰ × 8 = 1024 × 8 done digit-by-digit, and (B) the same calculation done in two lines using log tables. Each learner independently writes in their exercise book: (1) Which step in Method B replaces the multiplication sign — and what arithmetic operation does it use instead? (2) If log(1024) ≈ 3.0103 and log(8) ≈ 0.9031, predict the answer to log(1024 × 8) before looking it up. (3) Write one sentence explaining, in your own words, why you think adding logarithms might give the same result as multiplying the original numbers. Learners share predictions with their partner for 90 seconds before the teacher takes cold-call responses.</w:t>
-            </w:r>
-          </w:p>
-        </w:tc>
-        <w:tc>
-          <w:tcPr>
-            <w:tcW w:type="dxa" w:w="3040"/>
-            <w:shd w:fill="F2F2F2" w:color="auto" w:val="clear"/>
-            <w:tcMar>
-              <w:top w:type="dxa" w:w="60"/>
-              <w:left w:type="dxa" w:w="120"/>
-              <w:bottom w:type="dxa" w:w="60"/>
-              <w:right w:type="dxa" w:w="120"/>
-            </w:tcMar>
-            <w:vAlign w:val="top"/>
-          </w:tcPr>
-          <w:p>
-            <w:pPr>
-              <w:spacing w:after="40" w:before="0"/>
-              <w:jc w:val="left"/>
-            </w:pPr>
-            <w:r>
-              <w:rPr>
-                <w:rFonts w:ascii="Arial" w:cs="Arial" w:eastAsia="Arial" w:hAnsi="Arial"/>
-                <w:b w:val="false"/>
-                <w:bCs w:val="false"/>
-                <w:i w:val="false"/>
-                <w:iCs w:val="false"/>
-                <w:color w:val="000000"/>
-                <w:sz w:val="18"/>
-                <w:szCs w:val="18"/>
-              </w:rPr>
-              <w:t xml:space="preserve">Post the two side-by-side worked examples on the board before learners enter. Once settled, say: 'Look carefully at these two calculations — both find the same answer. In your book, answer the three questions on the board. You have 4 minutes working silently.' [Allow 4 minutes independent think time.] After 4 minutes: 'Share your prediction for question 2 with your partner. You have 90 seconds.' [Allow 90 seconds.] Cold-call 3 pairs: 'Amina and Odhiambo — what operation did you identify in question 1?' [WAIT 12 seconds.] 'Fatuma and Kipkoech — what number did you predict for log(1024 × 8)?' [WAIT 12 seconds.] 'Wanjiku and Mwangi — read us your one-sentence explanation for question 3.' [WAIT 12 seconds.] Record all three predicted answers on the board without evaluating correctness. Say: 'We will test every one of these predictions today. Keep them visible — you will come back to them.'</w:t>
-            </w:r>
-          </w:p>
-        </w:tc>
-        <w:tc>
-          <w:tcPr>
-            <w:tcW w:type="dxa" w:w="3040"/>
-            <w:shd w:fill="FFFFFF" w:color="auto" w:val="clear"/>
-            <w:tcMar>
-              <w:top w:type="dxa" w:w="60"/>
-              <w:left w:type="dxa" w:w="120"/>
-              <w:bottom w:type="dxa" w:w="60"/>
-              <w:right w:type="dxa" w:w="120"/>
-            </w:tcMar>
-            <w:vAlign w:val="top"/>
-          </w:tcPr>
-          <w:p>
-            <w:pPr>
-              <w:spacing w:after="40" w:before="0"/>
-              <w:jc w:val="left"/>
-            </w:pPr>
-            <w:r>
-              <w:rPr>
-                <w:rFonts w:ascii="Arial" w:cs="Arial" w:eastAsia="Arial" w:hAnsi="Arial"/>
-                <w:b w:val="false"/>
-                <w:bCs w:val="false"/>
-                <w:i w:val="false"/>
-                <w:iCs w:val="false"/>
-                <w:color w:val="000000"/>
-                <w:sz w:val="18"/>
-                <w:szCs w:val="18"/>
-              </w:rPr>
-              <w:t xml:space="preserve">Predict-then-Test (Anchored Prediction): Learners commit to a specific numeric prediction (log(1024 × 8) ≈ 3.9134) before instruction, creating cognitive dissonance that will be resolved when the law is derived. Connecting the prediction to the phenomenon's side-by-side comparison ensures the lesson opens inside the storyline rather than as an abstract rule.</w:t>
-            </w:r>
-          </w:p>
-        </w:tc>
-        <w:tc>
-          <w:tcPr>
-            <w:tcW w:type="dxa" w:w="3040"/>
-            <w:shd w:fill="F2F2F2" w:color="auto" w:val="clear"/>
-            <w:tcMar>
-              <w:top w:type="dxa" w:w="60"/>
-              <w:left w:type="dxa" w:w="120"/>
-              <w:bottom w:type="dxa" w:w="60"/>
-              <w:right w:type="dxa" w:w="120"/>
-            </w:tcMar>
-            <w:vAlign w:val="top"/>
-          </w:tcPr>
-          <w:p>
-            <w:pPr>
-              <w:spacing w:after="40" w:before="0"/>
-              <w:jc w:val="left"/>
-            </w:pPr>
-            <w:r>
-              <w:rPr>
-                <w:rFonts w:ascii="Arial" w:cs="Arial" w:eastAsia="Arial" w:hAnsi="Arial"/>
-                <w:b w:val="false"/>
-                <w:bCs w:val="false"/>
-                <w:i w:val="false"/>
-                <w:iCs w:val="false"/>
-                <w:color w:val="000000"/>
-                <w:sz w:val="18"/>
-                <w:szCs w:val="18"/>
-              </w:rPr>
-              <w:t xml:space="preserve">Observable indicator: Every learner has written a numeric prediction and a sentence in their book before the cold-call. Teacher scans books during the 90-second partner share. Red flag: If fewer than half the class attempt question 2, pause and re-display the two logarithm values on the board. Note which students predicted 'addition' vs. other operations — this reveals whether prior log-as-inverse knowledge from Lesson 5 is secure.</w:t>
-            </w:r>
-          </w:p>
-        </w:tc>
-      </w:tr>
-      <w:tr>
-        <w:tc>
-          <w:tcPr>
-            <w:tcW w:type="dxa" w:w="1520"/>
-            <w:shd w:fill="D9EEF1" w:color="auto" w:val="clear"/>
-            <w:tcMar>
-              <w:top w:type="dxa" w:w="60"/>
-              <w:left w:type="dxa" w:w="120"/>
-              <w:bottom w:type="dxa" w:w="60"/>
-              <w:right w:type="dxa" w:w="120"/>
-            </w:tcMar>
-            <w:vAlign w:val="top"/>
-          </w:tcPr>
-          <w:p>
-            <w:pPr>
-              <w:spacing w:after="40" w:before="0"/>
-              <w:jc w:val="left"/>
-            </w:pPr>
-            <w:r>
-              <w:rPr>
-                <w:rFonts w:ascii="Arial" w:cs="Arial" w:eastAsia="Arial" w:hAnsi="Arial"/>
-                <w:b/>
-                <w:bCs/>
-                <w:i w:val="false"/>
-                <w:iCs w:val="false"/>
-                <w:color w:val="000000"/>
-                <w:sz w:val="18"/>
-                <w:szCs w:val="18"/>
-              </w:rPr>
-              <w:t xml:space="preserve">Observe Phase</w:t>
-            </w:r>
-          </w:p>
-          <w:p>
-            <w:pPr>
-              <w:spacing w:after="20" w:before="0"/>
-            </w:pPr>
-            <w:r>
-              <w:rPr>
-                <w:rFonts w:ascii="Arial" w:cs="Arial" w:eastAsia="Arial" w:hAnsi="Arial"/>
-                <w:b/>
-                <w:bCs/>
-                <w:color w:val="1F3864"/>
-                <w:sz w:val="16"/>
-                <w:szCs w:val="16"/>
-              </w:rPr>
-              <w:t xml:space="preserve">📹 VIDEO:</w:t>
-            </w:r>
-          </w:p>
-          <w:p>
-            <w:pPr>
-              <w:spacing w:after="20" w:before="0"/>
-            </w:pPr>
-            <w:hyperlink w:history="1" r:id="rIdplxqnqmr0rbitwh5sonvo">
-              <w:r>
-                <w:rPr>
-                  <w:rFonts w:ascii="Arial" w:cs="Arial" w:eastAsia="Arial" w:hAnsi="Arial"/>
-                  <w:color w:val="2E75B6"/>
-                  <w:sz w:val="16"/>
-                  <w:szCs w:val="16"/>
-                  <w:u w:val="single" w:color="2E75B6"/>
-                </w:rPr>
-                <w:t xml:space="preserve">Simplifying Logarithms - Overview</w:t>
-              </w:r>
-            </w:hyperlink>
-          </w:p>
-          <w:p>
-            <w:pPr>
-              <w:spacing w:after="10" w:before="0"/>
-              <w:ind w:left="120"/>
-            </w:pPr>
-            <w:r>
-              <w:rPr>
-                <w:rFonts w:ascii="Arial" w:cs="Arial" w:eastAsia="Arial" w:hAnsi="Arial"/>
-                <w:color w:val="595959"/>
-                <w:sz w:val="14"/>
-                <w:szCs w:val="14"/>
-              </w:rPr>
-              <w:t xml:space="preserve">Source: CK-12</w:t>
-            </w:r>
-          </w:p>
-          <w:p>
-            <w:pPr>
-              <w:spacing w:after="10" w:before="0"/>
-              <w:ind w:left="120"/>
-            </w:pPr>
-            <w:hyperlink w:history="1" r:id="rIdl284xf184ntqcecrsznhy">
+            <w:hyperlink w:history="1" r:id="rId7rfij_jpkfkzwf5ftmg4l">
               <w:r>
                 <w:rPr>
                   <w:rFonts w:ascii="Arial" w:cs="Arial" w:eastAsia="Arial" w:hAnsi="Arial"/>
@@ -18543,14 +18542,241 @@
                 <w:sz w:val="16"/>
                 <w:szCs w:val="16"/>
               </w:rPr>
-              <w:t xml:space="preserve">📖 HTML:</w:t>
+              <w:t xml:space="preserve">📖 READING:</w:t>
             </w:r>
           </w:p>
           <w:p>
             <w:pPr>
               <w:spacing w:after="20" w:before="0"/>
             </w:pPr>
-            <w:hyperlink w:history="1" r:id="rId0dckr_n2dbcpjij_bm7i_">
+            <w:r>
+              <w:rPr>
+                <w:rFonts w:ascii="Arial" w:cs="Arial" w:eastAsia="Arial" w:hAnsi="Arial"/>
+                <w:i/>
+                <w:iCs/>
+                <w:color w:val="595959"/>
+                <w:sz w:val="16"/>
+                <w:szCs w:val="16"/>
+              </w:rPr>
+              <w:t xml:space="preserve">No closely matching reading in the ARES library for this activity.</w:t>
+            </w:r>
+          </w:p>
+          <w:p>
+            <w:pPr>
+              <w:spacing w:after="10" w:before="0"/>
+              <w:ind w:left="120"/>
+            </w:pPr>
+            <w:hyperlink w:history="1" r:id="rIdqrbuniah0-xh9hk2t4ev6">
+              <w:r>
+                <w:rPr>
+                  <w:rFonts w:ascii="Arial" w:cs="Arial" w:eastAsia="Arial" w:hAnsi="Arial"/>
+                  <w:color w:val="595959"/>
+                  <w:sz w:val="14"/>
+                  <w:szCs w:val="14"/>
+                  <w:u w:val="single" w:color="595959"/>
+                </w:rPr>
+                <w:t xml:space="preserve">🔍 Search ARES for readings</w:t>
+              </w:r>
+            </w:hyperlink>
+          </w:p>
+          <w:p>
+            <w:pPr>
+              <w:spacing w:after="10" w:before="0"/>
+              <w:ind w:left="120"/>
+            </w:pPr>
+            <w:r>
+              <w:rPr>
+                <w:rFonts w:ascii="Arial" w:cs="Arial" w:eastAsia="Arial" w:hAnsi="Arial"/>
+                <w:color w:val="595959"/>
+                <w:sz w:val="14"/>
+                <w:szCs w:val="14"/>
+              </w:rPr>
+              <w:t xml:space="preserve">Search terms: indices logarithms product law</w:t>
+            </w:r>
+          </w:p>
+        </w:tc>
+        <w:tc>
+          <w:tcPr>
+            <w:tcW w:type="dxa" w:w="3040"/>
+            <w:shd w:fill="FFFFFF" w:color="auto" w:val="clear"/>
+            <w:tcMar>
+              <w:top w:type="dxa" w:w="60"/>
+              <w:left w:type="dxa" w:w="120"/>
+              <w:bottom w:type="dxa" w:w="60"/>
+              <w:right w:type="dxa" w:w="120"/>
+            </w:tcMar>
+            <w:vAlign w:val="top"/>
+          </w:tcPr>
+          <w:p>
+            <w:pPr>
+              <w:spacing w:after="40" w:before="0"/>
+              <w:jc w:val="left"/>
+            </w:pPr>
+            <w:r>
+              <w:rPr>
+                <w:rFonts w:ascii="Arial" w:cs="Arial" w:eastAsia="Arial" w:hAnsi="Arial"/>
+                <w:b w:val="false"/>
+                <w:bCs w:val="false"/>
+                <w:i w:val="false"/>
+                <w:iCs w:val="false"/>
+                <w:color w:val="000000"/>
+                <w:sz w:val="18"/>
+                <w:szCs w:val="18"/>
+              </w:rPr>
+              <w:t xml:space="preserve">PART A — Deriving the Laws (20 min). Each pair receives a structured discovery worksheet. Step 1: Using index laws already known, learners complete: 10^a × 10^b = 10^(a+b). Step 2: If log(M) = a and log(N) = b, then M = 10^a and N = 10^b. Write M × N in terms of powers of 10. Step 3: Apply log to both sides of M × N = 10^(a+b). What do you get? Step 4: Replace a with log M and b with log N to state the product law. Step 5: Repeat for M ÷ N to derive the quotient law. Pairs write both laws in a coloured box in their books. PART B — Reading Antilogarithm Tables (10 min). Teacher models live on the board: 'To find antilog(3.9134), I look up 3.9134 in the antilog table. The characteristic 3 tells me the answer is in the thousands. The mantissa .9134 — I find row .91, column 3, difference column 4. I read 8190. So antilog(3.9134) = 8190.' Learners immediately practise three guided lookups: antilog(2.7482), antilog(0.4771), antilog(1.3010). They write each result and check with the pair.</w:t>
+            </w:r>
+          </w:p>
+        </w:tc>
+        <w:tc>
+          <w:tcPr>
+            <w:tcW w:type="dxa" w:w="3040"/>
+            <w:shd w:fill="F2F2F2" w:color="auto" w:val="clear"/>
+            <w:tcMar>
+              <w:top w:type="dxa" w:w="60"/>
+              <w:left w:type="dxa" w:w="120"/>
+              <w:bottom w:type="dxa" w:w="60"/>
+              <w:right w:type="dxa" w:w="120"/>
+            </w:tcMar>
+            <w:vAlign w:val="top"/>
+          </w:tcPr>
+          <w:p>
+            <w:pPr>
+              <w:spacing w:after="40" w:before="0"/>
+              <w:jc w:val="left"/>
+            </w:pPr>
+            <w:r>
+              <w:rPr>
+                <w:rFonts w:ascii="Arial" w:cs="Arial" w:eastAsia="Arial" w:hAnsi="Arial"/>
+                <w:b w:val="false"/>
+                <w:bCs w:val="false"/>
+                <w:i w:val="false"/>
+                <w:iCs w:val="false"/>
+                <w:color w:val="000000"/>
+                <w:sz w:val="18"/>
+                <w:szCs w:val="18"/>
+              </w:rPr>
+              <w:t xml:space="preserve">Distribute the discovery worksheets. Say: 'Work through Steps 1 to 5 with your partner. You already know index laws from Lesson 2 — this is you discovering where the log law comes from. You have 10 minutes.' [Circulate. After 5 minutes, pause the class.] Cold-call one pair to write Step 3 on the board: 'Njeri and Barasa — come and write what you got at Step 3.' [WAIT 10 seconds for them to approach.] Correct any errors immediately, reinforcing: 'log(M × N) = log(10^(a+b)) = a + b = log M + log N — this is the product law.' Repeat for quotient law with a second pair. Then say: 'Box both laws in colour — these are the tools the Kericho farmer used.' For Part B, say: 'Watch me read the antilog table carefully — I will do it slowly.' Model step-by-step as described. Then: 'Now you try the three lookups. I will cold-call in 5 minutes.' [WAIT 5 minutes.] Cold-call 3 different pairs for the three lookups, asking: 'Kipchoge and Akinyi — what is antilog(2.7482) and how did you read the table?' [WAIT 12 seconds each time.]</w:t>
+            </w:r>
+          </w:p>
+        </w:tc>
+        <w:tc>
+          <w:tcPr>
+            <w:tcW w:type="dxa" w:w="3040"/>
+            <w:shd w:fill="FFFFFF" w:color="auto" w:val="clear"/>
+            <w:tcMar>
+              <w:top w:type="dxa" w:w="60"/>
+              <w:left w:type="dxa" w:w="120"/>
+              <w:bottom w:type="dxa" w:w="60"/>
+              <w:right w:type="dxa" w:w="120"/>
+            </w:tcMar>
+            <w:vAlign w:val="top"/>
+          </w:tcPr>
+          <w:p>
+            <w:pPr>
+              <w:spacing w:after="40" w:before="0"/>
+              <w:jc w:val="left"/>
+            </w:pPr>
+            <w:r>
+              <w:rPr>
+                <w:rFonts w:ascii="Arial" w:cs="Arial" w:eastAsia="Arial" w:hAnsi="Arial"/>
+                <w:b w:val="false"/>
+                <w:bCs w:val="false"/>
+                <w:i w:val="false"/>
+                <w:iCs w:val="false"/>
+                <w:color w:val="000000"/>
+                <w:sz w:val="18"/>
+                <w:szCs w:val="18"/>
+              </w:rPr>
+              <w:t xml:space="preserve">Guided Algebraic Derivation (Structured Discovery): Rather than stating the laws, learners re-derive them from known index laws using a scaffolded worksheet. This strategy makes the 'magic' of the phenomenon explicable — the product law is not mysterious once learners see it follows directly from 10^a × 10^b = 10^(a+b). Connecting each algebraic step back to 'M = amount of tea produced, N = number of plants' keeps the phenomenon alive during derivation.</w:t>
+            </w:r>
+          </w:p>
+        </w:tc>
+        <w:tc>
+          <w:tcPr>
+            <w:tcW w:type="dxa" w:w="3040"/>
+            <w:shd w:fill="F2F2F2" w:color="auto" w:val="clear"/>
+            <w:tcMar>
+              <w:top w:type="dxa" w:w="60"/>
+              <w:left w:type="dxa" w:w="120"/>
+              <w:bottom w:type="dxa" w:w="60"/>
+              <w:right w:type="dxa" w:w="120"/>
+            </w:tcMar>
+            <w:vAlign w:val="top"/>
+          </w:tcPr>
+          <w:p>
+            <w:pPr>
+              <w:spacing w:after="40" w:before="0"/>
+              <w:jc w:val="left"/>
+            </w:pPr>
+            <w:r>
+              <w:rPr>
+                <w:rFonts w:ascii="Arial" w:cs="Arial" w:eastAsia="Arial" w:hAnsi="Arial"/>
+                <w:b w:val="false"/>
+                <w:bCs w:val="false"/>
+                <w:i w:val="false"/>
+                <w:iCs w:val="false"/>
+                <w:color w:val="000000"/>
+                <w:sz w:val="18"/>
+                <w:szCs w:val="18"/>
+              </w:rPr>
+              <w:t xml:space="preserve">Observable indicator: At Step 3 of the worksheet, every learner should write 'log(M × N) = a + b'. Teacher checks this specific line during circulation — it is the pivotal deduction. Red flag: Students who write 'log(M) × log(N) = a + b' are confusing multiplication of logs with the log of a product; address immediately with: 'Careful — log is applied to the whole product M × N, not to log M times log N.' For antilog practice: correct reading is antilog(2.7482) = 560.0, antilog(0.4771) = 3.000, antilog(1.3010) = 20.00. Students getting the order of magnitude wrong (forgetting the characteristic) are identified here.</w:t>
+            </w:r>
+          </w:p>
+        </w:tc>
+      </w:tr>
+      <w:tr>
+        <w:tc>
+          <w:tcPr>
+            <w:tcW w:type="dxa" w:w="1520"/>
+            <w:shd w:fill="E2EFDA" w:color="auto" w:val="clear"/>
+            <w:tcMar>
+              <w:top w:type="dxa" w:w="60"/>
+              <w:left w:type="dxa" w:w="120"/>
+              <w:bottom w:type="dxa" w:w="60"/>
+              <w:right w:type="dxa" w:w="120"/>
+            </w:tcMar>
+            <w:vAlign w:val="top"/>
+          </w:tcPr>
+          <w:p>
+            <w:pPr>
+              <w:spacing w:after="40" w:before="0"/>
+              <w:jc w:val="left"/>
+            </w:pPr>
+            <w:r>
+              <w:rPr>
+                <w:rFonts w:ascii="Arial" w:cs="Arial" w:eastAsia="Arial" w:hAnsi="Arial"/>
+                <w:b/>
+                <w:bCs/>
+                <w:i w:val="false"/>
+                <w:iCs w:val="false"/>
+                <w:color w:val="000000"/>
+                <w:sz w:val="18"/>
+                <w:szCs w:val="18"/>
+              </w:rPr>
+              <w:t xml:space="preserve">Explain Phase</w:t>
+            </w:r>
+          </w:p>
+          <w:p>
+            <w:pPr>
+              <w:spacing w:after="20" w:before="0"/>
+            </w:pPr>
+            <w:r>
+              <w:rPr>
+                <w:rFonts w:ascii="Arial" w:cs="Arial" w:eastAsia="Arial" w:hAnsi="Arial"/>
+                <w:b/>
+                <w:bCs/>
+                <w:color w:val="1F3864"/>
+                <w:sz w:val="16"/>
+                <w:szCs w:val="16"/>
+              </w:rPr>
+              <w:t xml:space="preserve">📹 VIDEO:</w:t>
+            </w:r>
+          </w:p>
+          <w:p>
+            <w:pPr>
+              <w:spacing w:after="20" w:before="0"/>
+            </w:pPr>
+            <w:hyperlink w:history="1" r:id="rId-bkkdhyhyjmgcpjeowjm8">
               <w:r>
                 <w:rPr>
                   <w:rFonts w:ascii="Arial" w:cs="Arial" w:eastAsia="Arial" w:hAnsi="Arial"/>
@@ -18559,7 +18785,7 @@
                   <w:szCs w:val="16"/>
                   <w:u w:val="single" w:color="2E75B6"/>
                 </w:rPr>
-                <w:t xml:space="preserve">Defining Logarithms (Flexbook)</w:t>
+                <w:t xml:space="preserve">Law of demand</w:t>
               </w:r>
             </w:hyperlink>
           </w:p>
@@ -18575,7 +18801,7 @@
                 <w:sz w:val="14"/>
                 <w:szCs w:val="14"/>
               </w:rPr>
-              <w:t xml:space="preserve">Source: CK-12</w:t>
+              <w:t xml:space="preserve">Source: Khan Academy (English - US curriculum)</w:t>
             </w:r>
           </w:p>
           <w:p>
@@ -18583,235 +18809,7 @@
               <w:spacing w:after="10" w:before="0"/>
               <w:ind w:left="120"/>
             </w:pPr>
-            <w:hyperlink w:history="1" r:id="rIdo3yomhy1gn5j8a2gasfzw">
-              <w:r>
-                <w:rPr>
-                  <w:rFonts w:ascii="Arial" w:cs="Arial" w:eastAsia="Arial" w:hAnsi="Arial"/>
-                  <w:color w:val="595959"/>
-                  <w:sz w:val="14"/>
-                  <w:szCs w:val="14"/>
-                  <w:u w:val="single" w:color="595959"/>
-                </w:rPr>
-                <w:t xml:space="preserve">🔍 Search ARES for similar readings</w:t>
-              </w:r>
-            </w:hyperlink>
-          </w:p>
-        </w:tc>
-        <w:tc>
-          <w:tcPr>
-            <w:tcW w:type="dxa" w:w="3040"/>
-            <w:shd w:fill="FFFFFF" w:color="auto" w:val="clear"/>
-            <w:tcMar>
-              <w:top w:type="dxa" w:w="60"/>
-              <w:left w:type="dxa" w:w="120"/>
-              <w:bottom w:type="dxa" w:w="60"/>
-              <w:right w:type="dxa" w:w="120"/>
-            </w:tcMar>
-            <w:vAlign w:val="top"/>
-          </w:tcPr>
-          <w:p>
-            <w:pPr>
-              <w:spacing w:after="40" w:before="0"/>
-              <w:jc w:val="left"/>
-            </w:pPr>
-            <w:r>
-              <w:rPr>
-                <w:rFonts w:ascii="Arial" w:cs="Arial" w:eastAsia="Arial" w:hAnsi="Arial"/>
-                <w:b w:val="false"/>
-                <w:bCs w:val="false"/>
-                <w:i w:val="false"/>
-                <w:iCs w:val="false"/>
-                <w:color w:val="000000"/>
-                <w:sz w:val="18"/>
-                <w:szCs w:val="18"/>
-              </w:rPr>
-              <w:t xml:space="preserve">PART A — Deriving the Laws (20 min). Each pair receives a structured discovery worksheet. Step 1: Using index laws already known, learners complete: 10^a × 10^b = 10^(a+b). Step 2: If log(M) = a and log(N) = b, then M = 10^a and N = 10^b. Write M × N in terms of powers of 10. Step 3: Apply log to both sides of M × N = 10^(a+b). What do you get? Step 4: Replace a with log M and b with log N to state the product law. Step 5: Repeat for M ÷ N to derive the quotient law. Pairs write both laws in a coloured box in their books. PART B — Reading Antilogarithm Tables (10 min). Teacher models live on the board: 'To find antilog(3.9134), I look up 3.9134 in the antilog table. The characteristic 3 tells me the answer is in the thousands. The mantissa .9134 — I find row .91, column 3, difference column 4. I read 8190. So antilog(3.9134) = 8190.' Learners immediately practise three guided lookups: antilog(2.7482), antilog(0.4771), antilog(1.3010). They write each result and check with the pair.</w:t>
-            </w:r>
-          </w:p>
-        </w:tc>
-        <w:tc>
-          <w:tcPr>
-            <w:tcW w:type="dxa" w:w="3040"/>
-            <w:shd w:fill="F2F2F2" w:color="auto" w:val="clear"/>
-            <w:tcMar>
-              <w:top w:type="dxa" w:w="60"/>
-              <w:left w:type="dxa" w:w="120"/>
-              <w:bottom w:type="dxa" w:w="60"/>
-              <w:right w:type="dxa" w:w="120"/>
-            </w:tcMar>
-            <w:vAlign w:val="top"/>
-          </w:tcPr>
-          <w:p>
-            <w:pPr>
-              <w:spacing w:after="40" w:before="0"/>
-              <w:jc w:val="left"/>
-            </w:pPr>
-            <w:r>
-              <w:rPr>
-                <w:rFonts w:ascii="Arial" w:cs="Arial" w:eastAsia="Arial" w:hAnsi="Arial"/>
-                <w:b w:val="false"/>
-                <w:bCs w:val="false"/>
-                <w:i w:val="false"/>
-                <w:iCs w:val="false"/>
-                <w:color w:val="000000"/>
-                <w:sz w:val="18"/>
-                <w:szCs w:val="18"/>
-              </w:rPr>
-              <w:t xml:space="preserve">Distribute the discovery worksheets. Say: 'Work through Steps 1 to 5 with your partner. You already know index laws from Lesson 2 — this is you discovering where the log law comes from. You have 10 minutes.' [Circulate. After 5 minutes, pause the class.] Cold-call one pair to write Step 3 on the board: 'Njeri and Barasa — come and write what you got at Step 3.' [WAIT 10 seconds for them to approach.] Correct any errors immediately, reinforcing: 'log(M × N) = log(10^(a+b)) = a + b = log M + log N — this is the product law.' Repeat for quotient law with a second pair. Then say: 'Box both laws in colour — these are the tools the Kericho farmer used.' For Part B, say: 'Watch me read the antilog table carefully — I will do it slowly.' Model step-by-step as described. Then: 'Now you try the three lookups. I will cold-call in 5 minutes.' [WAIT 5 minutes.] Cold-call 3 different pairs for the three lookups, asking: 'Kipchoge and Akinyi — what is antilog(2.7482) and how did you read the table?' [WAIT 12 seconds each time.]</w:t>
-            </w:r>
-          </w:p>
-        </w:tc>
-        <w:tc>
-          <w:tcPr>
-            <w:tcW w:type="dxa" w:w="3040"/>
-            <w:shd w:fill="FFFFFF" w:color="auto" w:val="clear"/>
-            <w:tcMar>
-              <w:top w:type="dxa" w:w="60"/>
-              <w:left w:type="dxa" w:w="120"/>
-              <w:bottom w:type="dxa" w:w="60"/>
-              <w:right w:type="dxa" w:w="120"/>
-            </w:tcMar>
-            <w:vAlign w:val="top"/>
-          </w:tcPr>
-          <w:p>
-            <w:pPr>
-              <w:spacing w:after="40" w:before="0"/>
-              <w:jc w:val="left"/>
-            </w:pPr>
-            <w:r>
-              <w:rPr>
-                <w:rFonts w:ascii="Arial" w:cs="Arial" w:eastAsia="Arial" w:hAnsi="Arial"/>
-                <w:b w:val="false"/>
-                <w:bCs w:val="false"/>
-                <w:i w:val="false"/>
-                <w:iCs w:val="false"/>
-                <w:color w:val="000000"/>
-                <w:sz w:val="18"/>
-                <w:szCs w:val="18"/>
-              </w:rPr>
-              <w:t xml:space="preserve">Guided Algebraic Derivation (Structured Discovery): Rather than stating the laws, learners re-derive them from known index laws using a scaffolded worksheet. This strategy makes the 'magic' of the phenomenon explicable — the product law is not mysterious once learners see it follows directly from 10^a × 10^b = 10^(a+b). Connecting each algebraic step back to 'M = amount of tea produced, N = number of plants' keeps the phenomenon alive during derivation.</w:t>
-            </w:r>
-          </w:p>
-        </w:tc>
-        <w:tc>
-          <w:tcPr>
-            <w:tcW w:type="dxa" w:w="3040"/>
-            <w:shd w:fill="F2F2F2" w:color="auto" w:val="clear"/>
-            <w:tcMar>
-              <w:top w:type="dxa" w:w="60"/>
-              <w:left w:type="dxa" w:w="120"/>
-              <w:bottom w:type="dxa" w:w="60"/>
-              <w:right w:type="dxa" w:w="120"/>
-            </w:tcMar>
-            <w:vAlign w:val="top"/>
-          </w:tcPr>
-          <w:p>
-            <w:pPr>
-              <w:spacing w:after="40" w:before="0"/>
-              <w:jc w:val="left"/>
-            </w:pPr>
-            <w:r>
-              <w:rPr>
-                <w:rFonts w:ascii="Arial" w:cs="Arial" w:eastAsia="Arial" w:hAnsi="Arial"/>
-                <w:b w:val="false"/>
-                <w:bCs w:val="false"/>
-                <w:i w:val="false"/>
-                <w:iCs w:val="false"/>
-                <w:color w:val="000000"/>
-                <w:sz w:val="18"/>
-                <w:szCs w:val="18"/>
-              </w:rPr>
-              <w:t xml:space="preserve">Observable indicator: At Step 3 of the worksheet, every learner should write 'log(M × N) = a + b'. Teacher checks this specific line during circulation — it is the pivotal deduction. Red flag: Students who write 'log(M) × log(N) = a + b' are confusing multiplication of logs with the log of a product; address immediately with: 'Careful — log is applied to the whole product M × N, not to log M times log N.' For antilog practice: correct reading is antilog(2.7482) = 560.0, antilog(0.4771) = 3.000, antilog(1.3010) = 20.00. Students getting the order of magnitude wrong (forgetting the characteristic) are identified here.</w:t>
-            </w:r>
-          </w:p>
-        </w:tc>
-      </w:tr>
-      <w:tr>
-        <w:tc>
-          <w:tcPr>
-            <w:tcW w:type="dxa" w:w="1520"/>
-            <w:shd w:fill="E2EFDA" w:color="auto" w:val="clear"/>
-            <w:tcMar>
-              <w:top w:type="dxa" w:w="60"/>
-              <w:left w:type="dxa" w:w="120"/>
-              <w:bottom w:type="dxa" w:w="60"/>
-              <w:right w:type="dxa" w:w="120"/>
-            </w:tcMar>
-            <w:vAlign w:val="top"/>
-          </w:tcPr>
-          <w:p>
-            <w:pPr>
-              <w:spacing w:after="40" w:before="0"/>
-              <w:jc w:val="left"/>
-            </w:pPr>
-            <w:r>
-              <w:rPr>
-                <w:rFonts w:ascii="Arial" w:cs="Arial" w:eastAsia="Arial" w:hAnsi="Arial"/>
-                <w:b/>
-                <w:bCs/>
-                <w:i w:val="false"/>
-                <w:iCs w:val="false"/>
-                <w:color w:val="000000"/>
-                <w:sz w:val="18"/>
-                <w:szCs w:val="18"/>
-              </w:rPr>
-              <w:t xml:space="preserve">Explain Phase</w:t>
-            </w:r>
-          </w:p>
-          <w:p>
-            <w:pPr>
-              <w:spacing w:after="20" w:before="0"/>
-            </w:pPr>
-            <w:r>
-              <w:rPr>
-                <w:rFonts w:ascii="Arial" w:cs="Arial" w:eastAsia="Arial" w:hAnsi="Arial"/>
-                <w:b/>
-                <w:bCs/>
-                <w:color w:val="1F3864"/>
-                <w:sz w:val="16"/>
-                <w:szCs w:val="16"/>
-              </w:rPr>
-              <w:t xml:space="preserve">📹 VIDEO:</w:t>
-            </w:r>
-          </w:p>
-          <w:p>
-            <w:pPr>
-              <w:spacing w:after="20" w:before="0"/>
-            </w:pPr>
-            <w:hyperlink w:history="1" r:id="rIdyhjwlfzfjwijwfcaywlhm">
-              <w:r>
-                <w:rPr>
-                  <w:rFonts w:ascii="Arial" w:cs="Arial" w:eastAsia="Arial" w:hAnsi="Arial"/>
-                  <w:color w:val="2E75B6"/>
-                  <w:sz w:val="16"/>
-                  <w:szCs w:val="16"/>
-                  <w:u w:val="single" w:color="2E75B6"/>
-                </w:rPr>
-                <w:t xml:space="preserve">Simplifying Logarithms - Overview</w:t>
-              </w:r>
-            </w:hyperlink>
-          </w:p>
-          <w:p>
-            <w:pPr>
-              <w:spacing w:after="10" w:before="0"/>
-              <w:ind w:left="120"/>
-            </w:pPr>
-            <w:r>
-              <w:rPr>
-                <w:rFonts w:ascii="Arial" w:cs="Arial" w:eastAsia="Arial" w:hAnsi="Arial"/>
-                <w:color w:val="595959"/>
-                <w:sz w:val="14"/>
-                <w:szCs w:val="14"/>
-              </w:rPr>
-              <w:t xml:space="preserve">Source: CK-12</w:t>
-            </w:r>
-          </w:p>
-          <w:p>
-            <w:pPr>
-              <w:spacing w:after="10" w:before="0"/>
-              <w:ind w:left="120"/>
-            </w:pPr>
-            <w:hyperlink w:history="1" r:id="rId1mxwaqkhbpsb2e66rrqdb">
+            <w:hyperlink w:history="1" r:id="rIdrowfmsr_5vaamxrau7jxt">
               <w:r>
                 <w:rPr>
                   <w:rFonts w:ascii="Arial" w:cs="Arial" w:eastAsia="Arial" w:hAnsi="Arial"/>
@@ -18849,14 +18847,241 @@
                 <w:sz w:val="16"/>
                 <w:szCs w:val="16"/>
               </w:rPr>
-              <w:t xml:space="preserve">📖 HTML:</w:t>
+              <w:t xml:space="preserve">📖 READING:</w:t>
             </w:r>
           </w:p>
           <w:p>
             <w:pPr>
               <w:spacing w:after="20" w:before="0"/>
             </w:pPr>
-            <w:hyperlink w:history="1" r:id="rIdhx4fl484vgrvsr2bn_drr">
+            <w:r>
+              <w:rPr>
+                <w:rFonts w:ascii="Arial" w:cs="Arial" w:eastAsia="Arial" w:hAnsi="Arial"/>
+                <w:i/>
+                <w:iCs/>
+                <w:color w:val="595959"/>
+                <w:sz w:val="16"/>
+                <w:szCs w:val="16"/>
+              </w:rPr>
+              <w:t xml:space="preserve">No closely matching reading in the ARES library for this activity.</w:t>
+            </w:r>
+          </w:p>
+          <w:p>
+            <w:pPr>
+              <w:spacing w:after="10" w:before="0"/>
+              <w:ind w:left="120"/>
+            </w:pPr>
+            <w:hyperlink w:history="1" r:id="rIdockjmvb89ihedqqu0hxkd">
+              <w:r>
+                <w:rPr>
+                  <w:rFonts w:ascii="Arial" w:cs="Arial" w:eastAsia="Arial" w:hAnsi="Arial"/>
+                  <w:color w:val="595959"/>
+                  <w:sz w:val="14"/>
+                  <w:szCs w:val="14"/>
+                  <w:u w:val="single" w:color="595959"/>
+                </w:rPr>
+                <w:t xml:space="preserve">🔍 Search ARES for readings</w:t>
+              </w:r>
+            </w:hyperlink>
+          </w:p>
+          <w:p>
+            <w:pPr>
+              <w:spacing w:after="10" w:before="0"/>
+              <w:ind w:left="120"/>
+            </w:pPr>
+            <w:r>
+              <w:rPr>
+                <w:rFonts w:ascii="Arial" w:cs="Arial" w:eastAsia="Arial" w:hAnsi="Arial"/>
+                <w:color w:val="595959"/>
+                <w:sz w:val="14"/>
+                <w:szCs w:val="14"/>
+              </w:rPr>
+              <w:t xml:space="preserve">Search terms: indices logarithms product law</w:t>
+            </w:r>
+          </w:p>
+        </w:tc>
+        <w:tc>
+          <w:tcPr>
+            <w:tcW w:type="dxa" w:w="3040"/>
+            <w:shd w:fill="FFFFFF" w:color="auto" w:val="clear"/>
+            <w:tcMar>
+              <w:top w:type="dxa" w:w="60"/>
+              <w:left w:type="dxa" w:w="120"/>
+              <w:bottom w:type="dxa" w:w="60"/>
+              <w:right w:type="dxa" w:w="120"/>
+            </w:tcMar>
+            <w:vAlign w:val="top"/>
+          </w:tcPr>
+          <w:p>
+            <w:pPr>
+              <w:spacing w:after="40" w:before="0"/>
+              <w:jc w:val="left"/>
+            </w:pPr>
+            <w:r>
+              <w:rPr>
+                <w:rFonts w:ascii="Arial" w:cs="Arial" w:eastAsia="Arial" w:hAnsi="Arial"/>
+                <w:b w:val="false"/>
+                <w:bCs w:val="false"/>
+                <w:i w:val="false"/>
+                <w:iCs w:val="false"/>
+                <w:color w:val="000000"/>
+                <w:sz w:val="18"/>
+                <w:szCs w:val="18"/>
+              </w:rPr>
+              <w:t xml:space="preserve">Pairs solve three real-life problems using a standard four-row log working table (Number | Logarithm | Operation | Result). All problems are set in Kenyan contexts: PROBLEM 1 (Multiplication): A maize trader at Wakulima Market, Nairobi, buys 346 bags each weighing 91.5 kg. Using logarithms, find the total mass of maize purchased. PROBLEM 2 (Division): A fertiliser depot in Nakuru has 7,820 kg of CAN fertiliser to distribute equally among 34 farms in the Rift Valley. Using logarithms, find the mass each farm receives. PROBLEM 3 (Combined): A tea estate in Kericho produces 2,480 kg of processed tea per week. The estate operates for 52 weeks per year. The Kenya Tea Development Agency (KTDA) buys the tea at Ksh 118 per kg. Using logarithms, calculate the annual revenue. (This requires multiplication twice or a combined log calculation.) Each pair records full working in their books. After completing all three, pairs write a one-sentence 'connection statement': 'This method works because ________, which is exactly what the fellow Kericho farmer showed in the two-minute calculation.'</w:t>
+            </w:r>
+          </w:p>
+        </w:tc>
+        <w:tc>
+          <w:tcPr>
+            <w:tcW w:type="dxa" w:w="3040"/>
+            <w:shd w:fill="F2F2F2" w:color="auto" w:val="clear"/>
+            <w:tcMar>
+              <w:top w:type="dxa" w:w="60"/>
+              <w:left w:type="dxa" w:w="120"/>
+              <w:bottom w:type="dxa" w:w="60"/>
+              <w:right w:type="dxa" w:w="120"/>
+            </w:tcMar>
+            <w:vAlign w:val="top"/>
+          </w:tcPr>
+          <w:p>
+            <w:pPr>
+              <w:spacing w:after="40" w:before="0"/>
+              <w:jc w:val="left"/>
+            </w:pPr>
+            <w:r>
+              <w:rPr>
+                <w:rFonts w:ascii="Arial" w:cs="Arial" w:eastAsia="Arial" w:hAnsi="Arial"/>
+                <w:b w:val="false"/>
+                <w:bCs w:val="false"/>
+                <w:i w:val="false"/>
+                <w:iCs w:val="false"/>
+                <w:color w:val="000000"/>
+                <w:sz w:val="18"/>
+                <w:szCs w:val="18"/>
+              </w:rPr>
+              <w:t xml:space="preserve">Say: 'Now you are the technical-training farmers. You will solve three real Kenyan problems the same way the fellow farmer did — using logarithms instead of a calculator. Work in your pairs. You have 18 minutes.' [Distribute printed log and antilog table booklets if not already in use. Write the three problems on the board.] Circulate actively. After 6 minutes (when most should finish Problem 1), pause: 'Hands up if you have the answer to Problem 1.' [Scan.] 'Opiyo and Chebet — read your log working table for Problem 1 row by row.' [WAIT 12 seconds.] Correct any table-reading errors on the board live. After 12 minutes, briefly address Problem 2 in the same way. After 18 minutes, cold-call one pair per problem to present full working on the board: 'Zawadi and Mutua — write your complete working for Problem 3 on the board. Talk us through each row of your table.' [WAIT 15 seconds.] After each presentation, ask the class: 'Thumbs up if your answer matches, thumbs sideways if slightly different, thumbs down if very different.' Address discrepancies. Finally, ask all pairs to write their connection statement and cold-call two: 'Read your connection statement.' [WAIT 12 seconds each.]</w:t>
+            </w:r>
+          </w:p>
+        </w:tc>
+        <w:tc>
+          <w:tcPr>
+            <w:tcW w:type="dxa" w:w="3040"/>
+            <w:shd w:fill="FFFFFF" w:color="auto" w:val="clear"/>
+            <w:tcMar>
+              <w:top w:type="dxa" w:w="60"/>
+              <w:left w:type="dxa" w:w="120"/>
+              <w:bottom w:type="dxa" w:w="60"/>
+              <w:right w:type="dxa" w:w="120"/>
+            </w:tcMar>
+            <w:vAlign w:val="top"/>
+          </w:tcPr>
+          <w:p>
+            <w:pPr>
+              <w:spacing w:after="40" w:before="0"/>
+              <w:jc w:val="left"/>
+            </w:pPr>
+            <w:r>
+              <w:rPr>
+                <w:rFonts w:ascii="Arial" w:cs="Arial" w:eastAsia="Arial" w:hAnsi="Arial"/>
+                <w:b w:val="false"/>
+                <w:bCs w:val="false"/>
+                <w:i w:val="false"/>
+                <w:iCs w:val="false"/>
+                <w:color w:val="000000"/>
+                <w:sz w:val="18"/>
+                <w:szCs w:val="18"/>
+              </w:rPr>
+              <w:t xml:space="preserve">Structured Log Working Table (Procedural Scaffolding with Contextual Meaning): The four-column table (Number | Logarithm | Operation | Result) makes the invisible steps of the method visible and auditable. Pairing this scaffold with Kenya-specific contexts (Wakulima Market, KTDA, Nakuru depots) ensures learners experience the method as genuinely useful rather than abstract. The 'connection statement' forces explicit linguistic linking back to the phenomenon, consolidating sensemaking.</w:t>
+            </w:r>
+          </w:p>
+        </w:tc>
+        <w:tc>
+          <w:tcPr>
+            <w:tcW w:type="dxa" w:w="3040"/>
+            <w:shd w:fill="F2F2F2" w:color="auto" w:val="clear"/>
+            <w:tcMar>
+              <w:top w:type="dxa" w:w="60"/>
+              <w:left w:type="dxa" w:w="120"/>
+              <w:bottom w:type="dxa" w:w="60"/>
+              <w:right w:type="dxa" w:w="120"/>
+            </w:tcMar>
+            <w:vAlign w:val="top"/>
+          </w:tcPr>
+          <w:p>
+            <w:pPr>
+              <w:spacing w:after="40" w:before="0"/>
+              <w:jc w:val="left"/>
+            </w:pPr>
+            <w:r>
+              <w:rPr>
+                <w:rFonts w:ascii="Arial" w:cs="Arial" w:eastAsia="Arial" w:hAnsi="Arial"/>
+                <w:b w:val="false"/>
+                <w:bCs w:val="false"/>
+                <w:i w:val="false"/>
+                <w:iCs w:val="false"/>
+                <w:color w:val="000000"/>
+                <w:sz w:val="18"/>
+                <w:szCs w:val="18"/>
+              </w:rPr>
+              <w:t xml:space="preserve">Observable indicators: (1) Problem 1 expected answer: log(346) + log(91.5) = 2.5391 + 1.9614 = 4.5005; antilog(4.5005) ≈ 31,640 kg — correct order of magnitude is critical. (2) Problem 2: log(7820) − log(34) = 3.8932 − 1.5315 = 2.3617; antilog(2.3617) ≈ 229.9 kg per farm. (3) Problem 3: log(2480) + log(52) + log(118) = 3.3945 + 1.7160 + 2.0719 = 7.1824; antilog(7.1824) ≈ 15,220,000 Ksh annually. Red flag for Problem 3: Students who add only two logs have missed that revenue = production × weeks × price; prompt with: 'How many numbers are being multiplied together? How many logs should you add?' Students confusing characteristic and mantissa during antilog lookup need one-to-one table coaching during circulation.</w:t>
+            </w:r>
+          </w:p>
+        </w:tc>
+      </w:tr>
+      <w:tr>
+        <w:tc>
+          <w:tcPr>
+            <w:tcW w:type="dxa" w:w="1520"/>
+            <w:shd w:fill="FCE4D6" w:color="auto" w:val="clear"/>
+            <w:tcMar>
+              <w:top w:type="dxa" w:w="60"/>
+              <w:left w:type="dxa" w:w="120"/>
+              <w:bottom w:type="dxa" w:w="60"/>
+              <w:right w:type="dxa" w:w="120"/>
+            </w:tcMar>
+            <w:vAlign w:val="top"/>
+          </w:tcPr>
+          <w:p>
+            <w:pPr>
+              <w:spacing w:after="40" w:before="0"/>
+              <w:jc w:val="left"/>
+            </w:pPr>
+            <w:r>
+              <w:rPr>
+                <w:rFonts w:ascii="Arial" w:cs="Arial" w:eastAsia="Arial" w:hAnsi="Arial"/>
+                <w:b/>
+                <w:bCs/>
+                <w:i w:val="false"/>
+                <w:iCs w:val="false"/>
+                <w:color w:val="000000"/>
+                <w:sz w:val="18"/>
+                <w:szCs w:val="18"/>
+              </w:rPr>
+              <w:t xml:space="preserve">Driving Question Board (DQB) Creation</w:t>
+            </w:r>
+          </w:p>
+          <w:p>
+            <w:pPr>
+              <w:spacing w:after="20" w:before="0"/>
+            </w:pPr>
+            <w:r>
+              <w:rPr>
+                <w:rFonts w:ascii="Arial" w:cs="Arial" w:eastAsia="Arial" w:hAnsi="Arial"/>
+                <w:b/>
+                <w:bCs/>
+                <w:color w:val="1F3864"/>
+                <w:sz w:val="16"/>
+                <w:szCs w:val="16"/>
+              </w:rPr>
+              <w:t xml:space="preserve">📹 VIDEO:</w:t>
+            </w:r>
+          </w:p>
+          <w:p>
+            <w:pPr>
+              <w:spacing w:after="20" w:before="0"/>
+            </w:pPr>
+            <w:hyperlink w:history="1" r:id="rIdukuhmgodtjpysukibpf4k">
               <w:r>
                 <w:rPr>
                   <w:rFonts w:ascii="Arial" w:cs="Arial" w:eastAsia="Arial" w:hAnsi="Arial"/>
@@ -18865,7 +19090,7 @@
                   <w:szCs w:val="16"/>
                   <w:u w:val="single" w:color="2E75B6"/>
                 </w:rPr>
-                <w:t xml:space="preserve">Defining Logarithms (Flexbook)</w:t>
+                <w:t xml:space="preserve">Intro to logarithm properties (2 of 2)</w:t>
               </w:r>
             </w:hyperlink>
           </w:p>
@@ -18881,7 +19106,7 @@
                 <w:sz w:val="14"/>
                 <w:szCs w:val="14"/>
               </w:rPr>
-              <w:t xml:space="preserve">Source: CK-12</w:t>
+              <w:t xml:space="preserve">Source: Khan Academy (English - US curriculum)</w:t>
             </w:r>
           </w:p>
           <w:p>
@@ -18889,235 +19114,7 @@
               <w:spacing w:after="10" w:before="0"/>
               <w:ind w:left="120"/>
             </w:pPr>
-            <w:hyperlink w:history="1" r:id="rIdkp6om7aarfan35ksacqkk">
-              <w:r>
-                <w:rPr>
-                  <w:rFonts w:ascii="Arial" w:cs="Arial" w:eastAsia="Arial" w:hAnsi="Arial"/>
-                  <w:color w:val="595959"/>
-                  <w:sz w:val="14"/>
-                  <w:szCs w:val="14"/>
-                  <w:u w:val="single" w:color="595959"/>
-                </w:rPr>
-                <w:t xml:space="preserve">🔍 Search ARES for similar readings</w:t>
-              </w:r>
-            </w:hyperlink>
-          </w:p>
-        </w:tc>
-        <w:tc>
-          <w:tcPr>
-            <w:tcW w:type="dxa" w:w="3040"/>
-            <w:shd w:fill="FFFFFF" w:color="auto" w:val="clear"/>
-            <w:tcMar>
-              <w:top w:type="dxa" w:w="60"/>
-              <w:left w:type="dxa" w:w="120"/>
-              <w:bottom w:type="dxa" w:w="60"/>
-              <w:right w:type="dxa" w:w="120"/>
-            </w:tcMar>
-            <w:vAlign w:val="top"/>
-          </w:tcPr>
-          <w:p>
-            <w:pPr>
-              <w:spacing w:after="40" w:before="0"/>
-              <w:jc w:val="left"/>
-            </w:pPr>
-            <w:r>
-              <w:rPr>
-                <w:rFonts w:ascii="Arial" w:cs="Arial" w:eastAsia="Arial" w:hAnsi="Arial"/>
-                <w:b w:val="false"/>
-                <w:bCs w:val="false"/>
-                <w:i w:val="false"/>
-                <w:iCs w:val="false"/>
-                <w:color w:val="000000"/>
-                <w:sz w:val="18"/>
-                <w:szCs w:val="18"/>
-              </w:rPr>
-              <w:t xml:space="preserve">Pairs solve three real-life problems using a standard four-row log working table (Number | Logarithm | Operation | Result). All problems are set in Kenyan contexts: PROBLEM 1 (Multiplication): A maize trader at Wakulima Market, Nairobi, buys 346 bags each weighing 91.5 kg. Using logarithms, find the total mass of maize purchased. PROBLEM 2 (Division): A fertiliser depot in Nakuru has 7,820 kg of CAN fertiliser to distribute equally among 34 farms in the Rift Valley. Using logarithms, find the mass each farm receives. PROBLEM 3 (Combined): A tea estate in Kericho produces 2,480 kg of processed tea per week. The estate operates for 52 weeks per year. The Kenya Tea Development Agency (KTDA) buys the tea at Ksh 118 per kg. Using logarithms, calculate the annual revenue. (This requires multiplication twice or a combined log calculation.) Each pair records full working in their books. After completing all three, pairs write a one-sentence 'connection statement': 'This method works because ________, which is exactly what the fellow Kericho farmer showed in the two-minute calculation.'</w:t>
-            </w:r>
-          </w:p>
-        </w:tc>
-        <w:tc>
-          <w:tcPr>
-            <w:tcW w:type="dxa" w:w="3040"/>
-            <w:shd w:fill="F2F2F2" w:color="auto" w:val="clear"/>
-            <w:tcMar>
-              <w:top w:type="dxa" w:w="60"/>
-              <w:left w:type="dxa" w:w="120"/>
-              <w:bottom w:type="dxa" w:w="60"/>
-              <w:right w:type="dxa" w:w="120"/>
-            </w:tcMar>
-            <w:vAlign w:val="top"/>
-          </w:tcPr>
-          <w:p>
-            <w:pPr>
-              <w:spacing w:after="40" w:before="0"/>
-              <w:jc w:val="left"/>
-            </w:pPr>
-            <w:r>
-              <w:rPr>
-                <w:rFonts w:ascii="Arial" w:cs="Arial" w:eastAsia="Arial" w:hAnsi="Arial"/>
-                <w:b w:val="false"/>
-                <w:bCs w:val="false"/>
-                <w:i w:val="false"/>
-                <w:iCs w:val="false"/>
-                <w:color w:val="000000"/>
-                <w:sz w:val="18"/>
-                <w:szCs w:val="18"/>
-              </w:rPr>
-              <w:t xml:space="preserve">Say: 'Now you are the technical-training farmers. You will solve three real Kenyan problems the same way the fellow farmer did — using logarithms instead of a calculator. Work in your pairs. You have 18 minutes.' [Distribute printed log and antilog table booklets if not already in use. Write the three problems on the board.] Circulate actively. After 6 minutes (when most should finish Problem 1), pause: 'Hands up if you have the answer to Problem 1.' [Scan.] 'Opiyo and Chebet — read your log working table for Problem 1 row by row.' [WAIT 12 seconds.] Correct any table-reading errors on the board live. After 12 minutes, briefly address Problem 2 in the same way. After 18 minutes, cold-call one pair per problem to present full working on the board: 'Zawadi and Mutua — write your complete working for Problem 3 on the board. Talk us through each row of your table.' [WAIT 15 seconds.] After each presentation, ask the class: 'Thumbs up if your answer matches, thumbs sideways if slightly different, thumbs down if very different.' Address discrepancies. Finally, ask all pairs to write their connection statement and cold-call two: 'Read your connection statement.' [WAIT 12 seconds each.]</w:t>
-            </w:r>
-          </w:p>
-        </w:tc>
-        <w:tc>
-          <w:tcPr>
-            <w:tcW w:type="dxa" w:w="3040"/>
-            <w:shd w:fill="FFFFFF" w:color="auto" w:val="clear"/>
-            <w:tcMar>
-              <w:top w:type="dxa" w:w="60"/>
-              <w:left w:type="dxa" w:w="120"/>
-              <w:bottom w:type="dxa" w:w="60"/>
-              <w:right w:type="dxa" w:w="120"/>
-            </w:tcMar>
-            <w:vAlign w:val="top"/>
-          </w:tcPr>
-          <w:p>
-            <w:pPr>
-              <w:spacing w:after="40" w:before="0"/>
-              <w:jc w:val="left"/>
-            </w:pPr>
-            <w:r>
-              <w:rPr>
-                <w:rFonts w:ascii="Arial" w:cs="Arial" w:eastAsia="Arial" w:hAnsi="Arial"/>
-                <w:b w:val="false"/>
-                <w:bCs w:val="false"/>
-                <w:i w:val="false"/>
-                <w:iCs w:val="false"/>
-                <w:color w:val="000000"/>
-                <w:sz w:val="18"/>
-                <w:szCs w:val="18"/>
-              </w:rPr>
-              <w:t xml:space="preserve">Structured Log Working Table (Procedural Scaffolding with Contextual Meaning): The four-column table (Number | Logarithm | Operation | Result) makes the invisible steps of the method visible and auditable. Pairing this scaffold with Kenya-specific contexts (Wakulima Market, KTDA, Nakuru depots) ensures learners experience the method as genuinely useful rather than abstract. The 'connection statement' forces explicit linguistic linking back to the phenomenon, consolidating sensemaking.</w:t>
-            </w:r>
-          </w:p>
-        </w:tc>
-        <w:tc>
-          <w:tcPr>
-            <w:tcW w:type="dxa" w:w="3040"/>
-            <w:shd w:fill="F2F2F2" w:color="auto" w:val="clear"/>
-            <w:tcMar>
-              <w:top w:type="dxa" w:w="60"/>
-              <w:left w:type="dxa" w:w="120"/>
-              <w:bottom w:type="dxa" w:w="60"/>
-              <w:right w:type="dxa" w:w="120"/>
-            </w:tcMar>
-            <w:vAlign w:val="top"/>
-          </w:tcPr>
-          <w:p>
-            <w:pPr>
-              <w:spacing w:after="40" w:before="0"/>
-              <w:jc w:val="left"/>
-            </w:pPr>
-            <w:r>
-              <w:rPr>
-                <w:rFonts w:ascii="Arial" w:cs="Arial" w:eastAsia="Arial" w:hAnsi="Arial"/>
-                <w:b w:val="false"/>
-                <w:bCs w:val="false"/>
-                <w:i w:val="false"/>
-                <w:iCs w:val="false"/>
-                <w:color w:val="000000"/>
-                <w:sz w:val="18"/>
-                <w:szCs w:val="18"/>
-              </w:rPr>
-              <w:t xml:space="preserve">Observable indicators: (1) Problem 1 expected answer: log(346) + log(91.5) = 2.5391 + 1.9614 = 4.5005; antilog(4.5005) ≈ 31,640 kg — correct order of magnitude is critical. (2) Problem 2: log(7820) − log(34) = 3.8932 − 1.5315 = 2.3617; antilog(2.3617) ≈ 229.9 kg per farm. (3) Problem 3: log(2480) + log(52) + log(118) = 3.3945 + 1.7160 + 2.0719 = 7.1824; antilog(7.1824) ≈ 15,220,000 Ksh annually. Red flag for Problem 3: Students who add only two logs have missed that revenue = production × weeks × price; prompt with: 'How many numbers are being multiplied together? How many logs should you add?' Students confusing characteristic and mantissa during antilog lookup need one-to-one table coaching during circulation.</w:t>
-            </w:r>
-          </w:p>
-        </w:tc>
-      </w:tr>
-      <w:tr>
-        <w:tc>
-          <w:tcPr>
-            <w:tcW w:type="dxa" w:w="1520"/>
-            <w:shd w:fill="FCE4D6" w:color="auto" w:val="clear"/>
-            <w:tcMar>
-              <w:top w:type="dxa" w:w="60"/>
-              <w:left w:type="dxa" w:w="120"/>
-              <w:bottom w:type="dxa" w:w="60"/>
-              <w:right w:type="dxa" w:w="120"/>
-            </w:tcMar>
-            <w:vAlign w:val="top"/>
-          </w:tcPr>
-          <w:p>
-            <w:pPr>
-              <w:spacing w:after="40" w:before="0"/>
-              <w:jc w:val="left"/>
-            </w:pPr>
-            <w:r>
-              <w:rPr>
-                <w:rFonts w:ascii="Arial" w:cs="Arial" w:eastAsia="Arial" w:hAnsi="Arial"/>
-                <w:b/>
-                <w:bCs/>
-                <w:i w:val="false"/>
-                <w:iCs w:val="false"/>
-                <w:color w:val="000000"/>
-                <w:sz w:val="18"/>
-                <w:szCs w:val="18"/>
-              </w:rPr>
-              <w:t xml:space="preserve">Driving Question Board (DQB) Creation</w:t>
-            </w:r>
-          </w:p>
-          <w:p>
-            <w:pPr>
-              <w:spacing w:after="20" w:before="0"/>
-            </w:pPr>
-            <w:r>
-              <w:rPr>
-                <w:rFonts w:ascii="Arial" w:cs="Arial" w:eastAsia="Arial" w:hAnsi="Arial"/>
-                <w:b/>
-                <w:bCs/>
-                <w:color w:val="1F3864"/>
-                <w:sz w:val="16"/>
-                <w:szCs w:val="16"/>
-              </w:rPr>
-              <w:t xml:space="preserve">📹 VIDEO:</w:t>
-            </w:r>
-          </w:p>
-          <w:p>
-            <w:pPr>
-              <w:spacing w:after="20" w:before="0"/>
-            </w:pPr>
-            <w:hyperlink w:history="1" r:id="rId73nvfxv2adm3srvctl2dr">
-              <w:r>
-                <w:rPr>
-                  <w:rFonts w:ascii="Arial" w:cs="Arial" w:eastAsia="Arial" w:hAnsi="Arial"/>
-                  <w:color w:val="2E75B6"/>
-                  <w:sz w:val="16"/>
-                  <w:szCs w:val="16"/>
-                  <w:u w:val="single" w:color="2E75B6"/>
-                </w:rPr>
-                <w:t xml:space="preserve">Simplifying Logarithms - Overview</w:t>
-              </w:r>
-            </w:hyperlink>
-          </w:p>
-          <w:p>
-            <w:pPr>
-              <w:spacing w:after="10" w:before="0"/>
-              <w:ind w:left="120"/>
-            </w:pPr>
-            <w:r>
-              <w:rPr>
-                <w:rFonts w:ascii="Arial" w:cs="Arial" w:eastAsia="Arial" w:hAnsi="Arial"/>
-                <w:color w:val="595959"/>
-                <w:sz w:val="14"/>
-                <w:szCs w:val="14"/>
-              </w:rPr>
-              <w:t xml:space="preserve">Source: CK-12</w:t>
-            </w:r>
-          </w:p>
-          <w:p>
-            <w:pPr>
-              <w:spacing w:after="10" w:before="0"/>
-              <w:ind w:left="120"/>
-            </w:pPr>
-            <w:hyperlink w:history="1" r:id="rIdortlqd7q-i4hxbzldsafx">
+            <w:hyperlink w:history="1" r:id="rIdims2fmz04nwh1s8vwidaz">
               <w:r>
                 <w:rPr>
                   <w:rFonts w:ascii="Arial" w:cs="Arial" w:eastAsia="Arial" w:hAnsi="Arial"/>
@@ -19155,14 +19152,241 @@
                 <w:sz w:val="16"/>
                 <w:szCs w:val="16"/>
               </w:rPr>
-              <w:t xml:space="preserve">📖 HTML:</w:t>
+              <w:t xml:space="preserve">📖 READING:</w:t>
             </w:r>
           </w:p>
           <w:p>
             <w:pPr>
               <w:spacing w:after="20" w:before="0"/>
             </w:pPr>
-            <w:hyperlink w:history="1" r:id="rIdnzet--5lk9mddhi9_xbib">
+            <w:r>
+              <w:rPr>
+                <w:rFonts w:ascii="Arial" w:cs="Arial" w:eastAsia="Arial" w:hAnsi="Arial"/>
+                <w:i/>
+                <w:iCs/>
+                <w:color w:val="595959"/>
+                <w:sz w:val="16"/>
+                <w:szCs w:val="16"/>
+              </w:rPr>
+              <w:t xml:space="preserve">No closely matching reading in the ARES library for this activity.</w:t>
+            </w:r>
+          </w:p>
+          <w:p>
+            <w:pPr>
+              <w:spacing w:after="10" w:before="0"/>
+              <w:ind w:left="120"/>
+            </w:pPr>
+            <w:hyperlink w:history="1" r:id="rIdgnwxc3kod7ukko1mtvr7w">
+              <w:r>
+                <w:rPr>
+                  <w:rFonts w:ascii="Arial" w:cs="Arial" w:eastAsia="Arial" w:hAnsi="Arial"/>
+                  <w:color w:val="595959"/>
+                  <w:sz w:val="14"/>
+                  <w:szCs w:val="14"/>
+                  <w:u w:val="single" w:color="595959"/>
+                </w:rPr>
+                <w:t xml:space="preserve">🔍 Search ARES for readings</w:t>
+              </w:r>
+            </w:hyperlink>
+          </w:p>
+          <w:p>
+            <w:pPr>
+              <w:spacing w:after="10" w:before="0"/>
+              <w:ind w:left="120"/>
+            </w:pPr>
+            <w:r>
+              <w:rPr>
+                <w:rFonts w:ascii="Arial" w:cs="Arial" w:eastAsia="Arial" w:hAnsi="Arial"/>
+                <w:color w:val="595959"/>
+                <w:sz w:val="14"/>
+                <w:szCs w:val="14"/>
+              </w:rPr>
+              <w:t xml:space="preserve">Search terms: indices logarithms product law</w:t>
+            </w:r>
+          </w:p>
+        </w:tc>
+        <w:tc>
+          <w:tcPr>
+            <w:tcW w:type="dxa" w:w="3040"/>
+            <w:shd w:fill="FFFFFF" w:color="auto" w:val="clear"/>
+            <w:tcMar>
+              <w:top w:type="dxa" w:w="60"/>
+              <w:left w:type="dxa" w:w="120"/>
+              <w:bottom w:type="dxa" w:w="60"/>
+              <w:right w:type="dxa" w:w="120"/>
+            </w:tcMar>
+            <w:vAlign w:val="top"/>
+          </w:tcPr>
+          <w:p>
+            <w:pPr>
+              <w:spacing w:after="40" w:before="0"/>
+              <w:jc w:val="left"/>
+            </w:pPr>
+            <w:r>
+              <w:rPr>
+                <w:rFonts w:ascii="Arial" w:cs="Arial" w:eastAsia="Arial" w:hAnsi="Arial"/>
+                <w:b w:val="false"/>
+                <w:bCs w:val="false"/>
+                <w:i w:val="false"/>
+                <w:iCs w:val="false"/>
+                <w:color w:val="000000"/>
+                <w:sz w:val="18"/>
+                <w:szCs w:val="18"/>
+              </w:rPr>
+              <w:t xml:space="preserve">Each learner writes two sticky notes (or index-card strips if physical DQB is used): GREEN NOTE — one thing they can now explain about the driving question: 'How can a Kericho tea farmer use logarithms to calculate with very large numbers?' Specifically, they must use the words 'product law' or 'quotient law' in their green note. ORANGE NOTE — one remaining question or uncertainty, for example: 'Can logarithms also handle powers and roots?' or 'What happens when we multiply three or more numbers?' or 'Why does the antilog table have a differences column?' Learners post their notes on the class DQB under the columns 'We Now Understand' and 'We Still Wonder'. The teacher reads 3–4 orange notes aloud to the class and previews: 'Lesson 7 will answer the question about powers and roots — stay curious.'</w:t>
+            </w:r>
+          </w:p>
+        </w:tc>
+        <w:tc>
+          <w:tcPr>
+            <w:tcW w:type="dxa" w:w="3040"/>
+            <w:shd w:fill="F2F2F2" w:color="auto" w:val="clear"/>
+            <w:tcMar>
+              <w:top w:type="dxa" w:w="60"/>
+              <w:left w:type="dxa" w:w="120"/>
+              <w:bottom w:type="dxa" w:w="60"/>
+              <w:right w:type="dxa" w:w="120"/>
+            </w:tcMar>
+            <w:vAlign w:val="top"/>
+          </w:tcPr>
+          <w:p>
+            <w:pPr>
+              <w:spacing w:after="40" w:before="0"/>
+              <w:jc w:val="left"/>
+            </w:pPr>
+            <w:r>
+              <w:rPr>
+                <w:rFonts w:ascii="Arial" w:cs="Arial" w:eastAsia="Arial" w:hAnsi="Arial"/>
+                <w:b w:val="false"/>
+                <w:bCs w:val="false"/>
+                <w:i w:val="false"/>
+                <w:iCs w:val="false"/>
+                <w:color w:val="000000"/>
+                <w:sz w:val="18"/>
+                <w:szCs w:val="18"/>
+              </w:rPr>
+              <w:t xml:space="preserve">Say: 'Take two minutes to write your two notes — green must include the words product law or quotient law. Orange can be anything you still genuinely wonder about.' [Allow 2 minutes.] As learners post notes, circulate and read them. Select 3 green notes that show strong connection to the phenomenon and read them aloud: 'Listen to how Amara connected this to the Kericho farmer...' Then read 3 orange notes and say: 'These are excellent scientific questions. Notice that Kibet is asking about powers — that is exactly where we are going next lesson.' Point to the DQB and say: 'Look at how much of the board has moved from the Wonder side to the Understand side since Lesson 1. The farmer's two-minute calculation is no longer mysterious to you.'</w:t>
+            </w:r>
+          </w:p>
+        </w:tc>
+        <w:tc>
+          <w:tcPr>
+            <w:tcW w:type="dxa" w:w="3040"/>
+            <w:shd w:fill="FFFFFF" w:color="auto" w:val="clear"/>
+            <w:tcMar>
+              <w:top w:type="dxa" w:w="60"/>
+              <w:left w:type="dxa" w:w="120"/>
+              <w:bottom w:type="dxa" w:w="60"/>
+              <w:right w:type="dxa" w:w="120"/>
+            </w:tcMar>
+            <w:vAlign w:val="top"/>
+          </w:tcPr>
+          <w:p>
+            <w:pPr>
+              <w:spacing w:after="40" w:before="0"/>
+              <w:jc w:val="left"/>
+            </w:pPr>
+            <w:r>
+              <w:rPr>
+                <w:rFonts w:ascii="Arial" w:cs="Arial" w:eastAsia="Arial" w:hAnsi="Arial"/>
+                <w:b w:val="false"/>
+                <w:bCs w:val="false"/>
+                <w:i w:val="false"/>
+                <w:iCs w:val="false"/>
+                <w:color w:val="000000"/>
+                <w:sz w:val="18"/>
+                <w:szCs w:val="18"/>
+              </w:rPr>
+              <w:t xml:space="preserve">Driving Question Board Update (Metacognitive Tracking): The DQB serves as a visible record of the class's growing understanding across all 8 lessons. Requiring the specific terms 'product law' or 'quotient law' in the green note ensures disciplinary vocabulary is consolidated. The orange notes surface genuine curiosity about powers and roots, which is the content of Lesson 7, creating a learner-generated bridge between lessons and maintaining storyline momentum.</w:t>
+            </w:r>
+          </w:p>
+        </w:tc>
+        <w:tc>
+          <w:tcPr>
+            <w:tcW w:type="dxa" w:w="3040"/>
+            <w:shd w:fill="F2F2F2" w:color="auto" w:val="clear"/>
+            <w:tcMar>
+              <w:top w:type="dxa" w:w="60"/>
+              <w:left w:type="dxa" w:w="120"/>
+              <w:bottom w:type="dxa" w:w="60"/>
+              <w:right w:type="dxa" w:w="120"/>
+            </w:tcMar>
+            <w:vAlign w:val="top"/>
+          </w:tcPr>
+          <w:p>
+            <w:pPr>
+              <w:spacing w:after="40" w:before="0"/>
+              <w:jc w:val="left"/>
+            </w:pPr>
+            <w:r>
+              <w:rPr>
+                <w:rFonts w:ascii="Arial" w:cs="Arial" w:eastAsia="Arial" w:hAnsi="Arial"/>
+                <w:b w:val="false"/>
+                <w:bCs w:val="false"/>
+                <w:i w:val="false"/>
+                <w:iCs w:val="false"/>
+                <w:color w:val="000000"/>
+                <w:sz w:val="18"/>
+                <w:szCs w:val="18"/>
+              </w:rPr>
+              <w:t xml:space="preserve">Observable indicator: Every green note correctly names either the product or quotient law and connects it to a computation context (maize, fertiliser, tea). Red flag: Green notes that say only 'I learned log(ab) = log a + log b' without any contextual connection indicate surface-level recall rather than sensemaking — pull these students aside for a brief verbal probe: 'How would the Kericho farmer actually use this law? Walk me through one step.' Orange notes asking about negative logarithms or logarithms of numbers less than 1 indicate high readiness and should be noted for extension in Lesson 7.</w:t>
+            </w:r>
+          </w:p>
+        </w:tc>
+      </w:tr>
+      <w:tr>
+        <w:tc>
+          <w:tcPr>
+            <w:tcW w:type="dxa" w:w="1520"/>
+            <w:shd w:fill="D5E8F0" w:color="auto" w:val="clear"/>
+            <w:tcMar>
+              <w:top w:type="dxa" w:w="60"/>
+              <w:left w:type="dxa" w:w="120"/>
+              <w:bottom w:type="dxa" w:w="60"/>
+              <w:right w:type="dxa" w:w="120"/>
+            </w:tcMar>
+            <w:vAlign w:val="top"/>
+          </w:tcPr>
+          <w:p>
+            <w:pPr>
+              <w:spacing w:after="40" w:before="0"/>
+              <w:jc w:val="left"/>
+            </w:pPr>
+            <w:r>
+              <w:rPr>
+                <w:rFonts w:ascii="Arial" w:cs="Arial" w:eastAsia="Arial" w:hAnsi="Arial"/>
+                <w:b/>
+                <w:bCs/>
+                <w:i w:val="false"/>
+                <w:iCs w:val="false"/>
+                <w:color w:val="000000"/>
+                <w:sz w:val="18"/>
+                <w:szCs w:val="18"/>
+              </w:rPr>
+              <w:t xml:space="preserve">Model Building Phase</w:t>
+            </w:r>
+          </w:p>
+          <w:p>
+            <w:pPr>
+              <w:spacing w:after="20" w:before="0"/>
+            </w:pPr>
+            <w:r>
+              <w:rPr>
+                <w:rFonts w:ascii="Arial" w:cs="Arial" w:eastAsia="Arial" w:hAnsi="Arial"/>
+                <w:b/>
+                <w:bCs/>
+                <w:color w:val="1F3864"/>
+                <w:sz w:val="16"/>
+                <w:szCs w:val="16"/>
+              </w:rPr>
+              <w:t xml:space="preserve">📹 VIDEO:</w:t>
+            </w:r>
+          </w:p>
+          <w:p>
+            <w:pPr>
+              <w:spacing w:after="20" w:before="0"/>
+            </w:pPr>
+            <w:hyperlink w:history="1" r:id="rIdodgxrm6gm1zapkbzpfi3m">
               <w:r>
                 <w:rPr>
                   <w:rFonts w:ascii="Arial" w:cs="Arial" w:eastAsia="Arial" w:hAnsi="Arial"/>
@@ -19171,7 +19395,7 @@
                   <w:szCs w:val="16"/>
                   <w:u w:val="single" w:color="2E75B6"/>
                 </w:rPr>
-                <w:t xml:space="preserve">Defining Logarithms (Flexbook)</w:t>
+                <w:t xml:space="preserve">Intro to logarithm properties (2 of 2)</w:t>
               </w:r>
             </w:hyperlink>
           </w:p>
@@ -19187,7 +19411,7 @@
                 <w:sz w:val="14"/>
                 <w:szCs w:val="14"/>
               </w:rPr>
-              <w:t xml:space="preserve">Source: CK-12</w:t>
+              <w:t xml:space="preserve">Source: Khan Academy (English - US curriculum)</w:t>
             </w:r>
           </w:p>
           <w:p>
@@ -19195,235 +19419,7 @@
               <w:spacing w:after="10" w:before="0"/>
               <w:ind w:left="120"/>
             </w:pPr>
-            <w:hyperlink w:history="1" r:id="rIdrfxe50keaxejimjuodfpb">
-              <w:r>
-                <w:rPr>
-                  <w:rFonts w:ascii="Arial" w:cs="Arial" w:eastAsia="Arial" w:hAnsi="Arial"/>
-                  <w:color w:val="595959"/>
-                  <w:sz w:val="14"/>
-                  <w:szCs w:val="14"/>
-                  <w:u w:val="single" w:color="595959"/>
-                </w:rPr>
-                <w:t xml:space="preserve">🔍 Search ARES for similar readings</w:t>
-              </w:r>
-            </w:hyperlink>
-          </w:p>
-        </w:tc>
-        <w:tc>
-          <w:tcPr>
-            <w:tcW w:type="dxa" w:w="3040"/>
-            <w:shd w:fill="FFFFFF" w:color="auto" w:val="clear"/>
-            <w:tcMar>
-              <w:top w:type="dxa" w:w="60"/>
-              <w:left w:type="dxa" w:w="120"/>
-              <w:bottom w:type="dxa" w:w="60"/>
-              <w:right w:type="dxa" w:w="120"/>
-            </w:tcMar>
-            <w:vAlign w:val="top"/>
-          </w:tcPr>
-          <w:p>
-            <w:pPr>
-              <w:spacing w:after="40" w:before="0"/>
-              <w:jc w:val="left"/>
-            </w:pPr>
-            <w:r>
-              <w:rPr>
-                <w:rFonts w:ascii="Arial" w:cs="Arial" w:eastAsia="Arial" w:hAnsi="Arial"/>
-                <w:b w:val="false"/>
-                <w:bCs w:val="false"/>
-                <w:i w:val="false"/>
-                <w:iCs w:val="false"/>
-                <w:color w:val="000000"/>
-                <w:sz w:val="18"/>
-                <w:szCs w:val="18"/>
-              </w:rPr>
-              <w:t xml:space="preserve">Each learner writes two sticky notes (or index-card strips if physical DQB is used): GREEN NOTE — one thing they can now explain about the driving question: 'How can a Kericho tea farmer use logarithms to calculate with very large numbers?' Specifically, they must use the words 'product law' or 'quotient law' in their green note. ORANGE NOTE — one remaining question or uncertainty, for example: 'Can logarithms also handle powers and roots?' or 'What happens when we multiply three or more numbers?' or 'Why does the antilog table have a differences column?' Learners post their notes on the class DQB under the columns 'We Now Understand' and 'We Still Wonder'. The teacher reads 3–4 orange notes aloud to the class and previews: 'Lesson 7 will answer the question about powers and roots — stay curious.'</w:t>
-            </w:r>
-          </w:p>
-        </w:tc>
-        <w:tc>
-          <w:tcPr>
-            <w:tcW w:type="dxa" w:w="3040"/>
-            <w:shd w:fill="F2F2F2" w:color="auto" w:val="clear"/>
-            <w:tcMar>
-              <w:top w:type="dxa" w:w="60"/>
-              <w:left w:type="dxa" w:w="120"/>
-              <w:bottom w:type="dxa" w:w="60"/>
-              <w:right w:type="dxa" w:w="120"/>
-            </w:tcMar>
-            <w:vAlign w:val="top"/>
-          </w:tcPr>
-          <w:p>
-            <w:pPr>
-              <w:spacing w:after="40" w:before="0"/>
-              <w:jc w:val="left"/>
-            </w:pPr>
-            <w:r>
-              <w:rPr>
-                <w:rFonts w:ascii="Arial" w:cs="Arial" w:eastAsia="Arial" w:hAnsi="Arial"/>
-                <w:b w:val="false"/>
-                <w:bCs w:val="false"/>
-                <w:i w:val="false"/>
-                <w:iCs w:val="false"/>
-                <w:color w:val="000000"/>
-                <w:sz w:val="18"/>
-                <w:szCs w:val="18"/>
-              </w:rPr>
-              <w:t xml:space="preserve">Say: 'Take two minutes to write your two notes — green must include the words product law or quotient law. Orange can be anything you still genuinely wonder about.' [Allow 2 minutes.] As learners post notes, circulate and read them. Select 3 green notes that show strong connection to the phenomenon and read them aloud: 'Listen to how Amara connected this to the Kericho farmer...' Then read 3 orange notes and say: 'These are excellent scientific questions. Notice that Kibet is asking about powers — that is exactly where we are going next lesson.' Point to the DQB and say: 'Look at how much of the board has moved from the Wonder side to the Understand side since Lesson 1. The farmer's two-minute calculation is no longer mysterious to you.'</w:t>
-            </w:r>
-          </w:p>
-        </w:tc>
-        <w:tc>
-          <w:tcPr>
-            <w:tcW w:type="dxa" w:w="3040"/>
-            <w:shd w:fill="FFFFFF" w:color="auto" w:val="clear"/>
-            <w:tcMar>
-              <w:top w:type="dxa" w:w="60"/>
-              <w:left w:type="dxa" w:w="120"/>
-              <w:bottom w:type="dxa" w:w="60"/>
-              <w:right w:type="dxa" w:w="120"/>
-            </w:tcMar>
-            <w:vAlign w:val="top"/>
-          </w:tcPr>
-          <w:p>
-            <w:pPr>
-              <w:spacing w:after="40" w:before="0"/>
-              <w:jc w:val="left"/>
-            </w:pPr>
-            <w:r>
-              <w:rPr>
-                <w:rFonts w:ascii="Arial" w:cs="Arial" w:eastAsia="Arial" w:hAnsi="Arial"/>
-                <w:b w:val="false"/>
-                <w:bCs w:val="false"/>
-                <w:i w:val="false"/>
-                <w:iCs w:val="false"/>
-                <w:color w:val="000000"/>
-                <w:sz w:val="18"/>
-                <w:szCs w:val="18"/>
-              </w:rPr>
-              <w:t xml:space="preserve">Driving Question Board Update (Metacognitive Tracking): The DQB serves as a visible record of the class's growing understanding across all 8 lessons. Requiring the specific terms 'product law' or 'quotient law' in the green note ensures disciplinary vocabulary is consolidated. The orange notes surface genuine curiosity about powers and roots, which is the content of Lesson 7, creating a learner-generated bridge between lessons and maintaining storyline momentum.</w:t>
-            </w:r>
-          </w:p>
-        </w:tc>
-        <w:tc>
-          <w:tcPr>
-            <w:tcW w:type="dxa" w:w="3040"/>
-            <w:shd w:fill="F2F2F2" w:color="auto" w:val="clear"/>
-            <w:tcMar>
-              <w:top w:type="dxa" w:w="60"/>
-              <w:left w:type="dxa" w:w="120"/>
-              <w:bottom w:type="dxa" w:w="60"/>
-              <w:right w:type="dxa" w:w="120"/>
-            </w:tcMar>
-            <w:vAlign w:val="top"/>
-          </w:tcPr>
-          <w:p>
-            <w:pPr>
-              <w:spacing w:after="40" w:before="0"/>
-              <w:jc w:val="left"/>
-            </w:pPr>
-            <w:r>
-              <w:rPr>
-                <w:rFonts w:ascii="Arial" w:cs="Arial" w:eastAsia="Arial" w:hAnsi="Arial"/>
-                <w:b w:val="false"/>
-                <w:bCs w:val="false"/>
-                <w:i w:val="false"/>
-                <w:iCs w:val="false"/>
-                <w:color w:val="000000"/>
-                <w:sz w:val="18"/>
-                <w:szCs w:val="18"/>
-              </w:rPr>
-              <w:t xml:space="preserve">Observable indicator: Every green note correctly names either the product or quotient law and connects it to a computation context (maize, fertiliser, tea). Red flag: Green notes that say only 'I learned log(ab) = log a + log b' without any contextual connection indicate surface-level recall rather than sensemaking — pull these students aside for a brief verbal probe: 'How would the Kericho farmer actually use this law? Walk me through one step.' Orange notes asking about negative logarithms or logarithms of numbers less than 1 indicate high readiness and should be noted for extension in Lesson 7.</w:t>
-            </w:r>
-          </w:p>
-        </w:tc>
-      </w:tr>
-      <w:tr>
-        <w:tc>
-          <w:tcPr>
-            <w:tcW w:type="dxa" w:w="1520"/>
-            <w:shd w:fill="D5E8F0" w:color="auto" w:val="clear"/>
-            <w:tcMar>
-              <w:top w:type="dxa" w:w="60"/>
-              <w:left w:type="dxa" w:w="120"/>
-              <w:bottom w:type="dxa" w:w="60"/>
-              <w:right w:type="dxa" w:w="120"/>
-            </w:tcMar>
-            <w:vAlign w:val="top"/>
-          </w:tcPr>
-          <w:p>
-            <w:pPr>
-              <w:spacing w:after="40" w:before="0"/>
-              <w:jc w:val="left"/>
-            </w:pPr>
-            <w:r>
-              <w:rPr>
-                <w:rFonts w:ascii="Arial" w:cs="Arial" w:eastAsia="Arial" w:hAnsi="Arial"/>
-                <w:b/>
-                <w:bCs/>
-                <w:i w:val="false"/>
-                <w:iCs w:val="false"/>
-                <w:color w:val="000000"/>
-                <w:sz w:val="18"/>
-                <w:szCs w:val="18"/>
-              </w:rPr>
-              <w:t xml:space="preserve">Model Building Phase</w:t>
-            </w:r>
-          </w:p>
-          <w:p>
-            <w:pPr>
-              <w:spacing w:after="20" w:before="0"/>
-            </w:pPr>
-            <w:r>
-              <w:rPr>
-                <w:rFonts w:ascii="Arial" w:cs="Arial" w:eastAsia="Arial" w:hAnsi="Arial"/>
-                <w:b/>
-                <w:bCs/>
-                <w:color w:val="1F3864"/>
-                <w:sz w:val="16"/>
-                <w:szCs w:val="16"/>
-              </w:rPr>
-              <w:t xml:space="preserve">📹 VIDEO:</w:t>
-            </w:r>
-          </w:p>
-          <w:p>
-            <w:pPr>
-              <w:spacing w:after="20" w:before="0"/>
-            </w:pPr>
-            <w:hyperlink w:history="1" r:id="rIdl1t_hi1qkznxdqdegcsl1">
-              <w:r>
-                <w:rPr>
-                  <w:rFonts w:ascii="Arial" w:cs="Arial" w:eastAsia="Arial" w:hAnsi="Arial"/>
-                  <w:color w:val="2E75B6"/>
-                  <w:sz w:val="16"/>
-                  <w:szCs w:val="16"/>
-                  <w:u w:val="single" w:color="2E75B6"/>
-                </w:rPr>
-                <w:t xml:space="preserve">Simplifying Logarithms - Overview</w:t>
-              </w:r>
-            </w:hyperlink>
-          </w:p>
-          <w:p>
-            <w:pPr>
-              <w:spacing w:after="10" w:before="0"/>
-              <w:ind w:left="120"/>
-            </w:pPr>
-            <w:r>
-              <w:rPr>
-                <w:rFonts w:ascii="Arial" w:cs="Arial" w:eastAsia="Arial" w:hAnsi="Arial"/>
-                <w:color w:val="595959"/>
-                <w:sz w:val="14"/>
-                <w:szCs w:val="14"/>
-              </w:rPr>
-              <w:t xml:space="preserve">Source: CK-12</w:t>
-            </w:r>
-          </w:p>
-          <w:p>
-            <w:pPr>
-              <w:spacing w:after="10" w:before="0"/>
-              <w:ind w:left="120"/>
-            </w:pPr>
-            <w:hyperlink w:history="1" r:id="rIdmepgicizk2j-wm-2tidla">
+            <w:hyperlink w:history="1" r:id="rIdqajfgvy2a_onp-ctsrhwl">
               <w:r>
                 <w:rPr>
                   <w:rFonts w:ascii="Arial" w:cs="Arial" w:eastAsia="Arial" w:hAnsi="Arial"/>
@@ -19461,47 +19457,31 @@
                 <w:sz w:val="16"/>
                 <w:szCs w:val="16"/>
               </w:rPr>
-              <w:t xml:space="preserve">📖 HTML:</w:t>
+              <w:t xml:space="preserve">📖 READING:</w:t>
             </w:r>
           </w:p>
           <w:p>
             <w:pPr>
               <w:spacing w:after="20" w:before="0"/>
             </w:pPr>
-            <w:hyperlink w:history="1" r:id="rIdpxejna5b08g0yuwm-_nrj">
-              <w:r>
-                <w:rPr>
-                  <w:rFonts w:ascii="Arial" w:cs="Arial" w:eastAsia="Arial" w:hAnsi="Arial"/>
-                  <w:color w:val="2E75B6"/>
-                  <w:sz w:val="16"/>
-                  <w:szCs w:val="16"/>
-                  <w:u w:val="single" w:color="2E75B6"/>
-                </w:rPr>
-                <w:t xml:space="preserve">Defining Logarithms (Flexbook)</w:t>
-              </w:r>
-            </w:hyperlink>
+            <w:r>
+              <w:rPr>
+                <w:rFonts w:ascii="Arial" w:cs="Arial" w:eastAsia="Arial" w:hAnsi="Arial"/>
+                <w:i/>
+                <w:iCs/>
+                <w:color w:val="595959"/>
+                <w:sz w:val="16"/>
+                <w:szCs w:val="16"/>
+              </w:rPr>
+              <w:t xml:space="preserve">No closely matching reading in the ARES library for this activity.</w:t>
+            </w:r>
           </w:p>
           <w:p>
             <w:pPr>
               <w:spacing w:after="10" w:before="0"/>
               <w:ind w:left="120"/>
             </w:pPr>
-            <w:r>
-              <w:rPr>
-                <w:rFonts w:ascii="Arial" w:cs="Arial" w:eastAsia="Arial" w:hAnsi="Arial"/>
-                <w:color w:val="595959"/>
-                <w:sz w:val="14"/>
-                <w:szCs w:val="14"/>
-              </w:rPr>
-              <w:t xml:space="preserve">Source: CK-12</w:t>
-            </w:r>
-          </w:p>
-          <w:p>
-            <w:pPr>
-              <w:spacing w:after="10" w:before="0"/>
-              <w:ind w:left="120"/>
-            </w:pPr>
-            <w:hyperlink w:history="1" r:id="rIdlsiac57k93f6hynix1t-u">
+            <w:hyperlink w:history="1" r:id="rIde4vy-we_otuscgl0vhqa9">
               <w:r>
                 <w:rPr>
                   <w:rFonts w:ascii="Arial" w:cs="Arial" w:eastAsia="Arial" w:hAnsi="Arial"/>
@@ -19510,9 +19490,24 @@
                   <w:szCs w:val="14"/>
                   <w:u w:val="single" w:color="595959"/>
                 </w:rPr>
-                <w:t xml:space="preserve">🔍 Search ARES for similar readings</w:t>
+                <w:t xml:space="preserve">🔍 Search ARES for readings</w:t>
               </w:r>
             </w:hyperlink>
+          </w:p>
+          <w:p>
+            <w:pPr>
+              <w:spacing w:after="10" w:before="0"/>
+              <w:ind w:left="120"/>
+            </w:pPr>
+            <w:r>
+              <w:rPr>
+                <w:rFonts w:ascii="Arial" w:cs="Arial" w:eastAsia="Arial" w:hAnsi="Arial"/>
+                <w:color w:val="595959"/>
+                <w:sz w:val="14"/>
+                <w:szCs w:val="14"/>
+              </w:rPr>
+              <w:t xml:space="preserve">Search terms: indices logarithms product law</w:t>
+            </w:r>
           </w:p>
         </w:tc>
         <w:tc>
@@ -21187,7 +21182,7 @@
             <w:pPr>
               <w:spacing w:after="20" w:before="0"/>
             </w:pPr>
-            <w:hyperlink w:history="1" r:id="rIdtjiseoyj8htij-yjwxyxg">
+            <w:hyperlink w:history="1" r:id="rId6v9t7c1kbgdfkwh6oovkn">
               <w:r>
                 <w:rPr>
                   <w:rFonts w:ascii="Arial" w:cs="Arial" w:eastAsia="Arial" w:hAnsi="Arial"/>
@@ -21196,7 +21191,7 @@
                   <w:szCs w:val="16"/>
                   <w:u w:val="single" w:color="2E75B6"/>
                 </w:rPr>
-                <w:t xml:space="preserve">Intro to logarithms</w:t>
+                <w:t xml:space="preserve">Proof of the logarithm quotient and power rules</w:t>
               </w:r>
             </w:hyperlink>
           </w:p>
@@ -21220,7 +21215,7 @@
               <w:spacing w:after="10" w:before="0"/>
               <w:ind w:left="120"/>
             </w:pPr>
-            <w:hyperlink w:history="1" r:id="rId7-7uky2s5pp5bhkksziiu">
+            <w:hyperlink w:history="1" r:id="rIdx340ehf-myyjglulimud4">
               <w:r>
                 <w:rPr>
                   <w:rFonts w:ascii="Arial" w:cs="Arial" w:eastAsia="Arial" w:hAnsi="Arial"/>
@@ -21265,7 +21260,7 @@
             <w:pPr>
               <w:spacing w:after="20" w:before="0"/>
             </w:pPr>
-            <w:hyperlink w:history="1" r:id="rId8tw_lhfbfkto69oqnlumv">
+            <w:hyperlink w:history="1" r:id="rIdxksxuhmpdnn_entv03u7x">
               <w:r>
                 <w:rPr>
                   <w:rFonts w:ascii="Arial" w:cs="Arial" w:eastAsia="Arial" w:hAnsi="Arial"/>
@@ -21274,7 +21269,7 @@
                   <w:szCs w:val="16"/>
                   <w:u w:val="single" w:color="2E75B6"/>
                 </w:rPr>
-                <w:t xml:space="preserve">Logarithm Triangle (PLIX)</w:t>
+                <w:t xml:space="preserve">Power Property of Logarithms (Flexbook)</w:t>
               </w:r>
             </w:hyperlink>
           </w:p>
@@ -21298,7 +21293,7 @@
               <w:spacing w:after="10" w:before="0"/>
               <w:ind w:left="120"/>
             </w:pPr>
-            <w:hyperlink w:history="1" r:id="rIdzc7vtz5fpya02lw39qqik">
+            <w:hyperlink w:history="1" r:id="rIdnmqqxmrecwpxfsyul4nf_">
               <w:r>
                 <w:rPr>
                   <w:rFonts w:ascii="Arial" w:cs="Arial" w:eastAsia="Arial" w:hAnsi="Arial"/>
@@ -21493,7 +21488,7 @@
             <w:pPr>
               <w:spacing w:after="20" w:before="0"/>
             </w:pPr>
-            <w:hyperlink w:history="1" r:id="rIdl0upu4h2ujvcdunaiic4q">
+            <w:hyperlink w:history="1" r:id="rIdydy1uj6-6ernxzkx2ztp1">
               <w:r>
                 <w:rPr>
                   <w:rFonts w:ascii="Arial" w:cs="Arial" w:eastAsia="Arial" w:hAnsi="Arial"/>
@@ -21502,7 +21497,7 @@
                   <w:szCs w:val="16"/>
                   <w:u w:val="single" w:color="2E75B6"/>
                 </w:rPr>
-                <w:t xml:space="preserve">Intro to logarithms</w:t>
+                <w:t xml:space="preserve">Proof of the logarithm quotient and power rules -dubbed(KY)</w:t>
               </w:r>
             </w:hyperlink>
           </w:p>
@@ -21518,7 +21513,7 @@
                 <w:sz w:val="14"/>
                 <w:szCs w:val="14"/>
               </w:rPr>
-              <w:t xml:space="preserve">Source: Khan Academy (English - US curriculum)</w:t>
+              <w:t xml:space="preserve">Source: Khan Academy (Kiswahili)</w:t>
             </w:r>
           </w:p>
           <w:p>
@@ -21526,7 +21521,7 @@
               <w:spacing w:after="10" w:before="0"/>
               <w:ind w:left="120"/>
             </w:pPr>
-            <w:hyperlink w:history="1" r:id="rIdn3n2vuxtuv_4g9z808oie">
+            <w:hyperlink w:history="1" r:id="rIdd7pxy-gekwyt8twz9ysie">
               <w:r>
                 <w:rPr>
                   <w:rFonts w:ascii="Arial" w:cs="Arial" w:eastAsia="Arial" w:hAnsi="Arial"/>
@@ -21564,14 +21559,14 @@
                 <w:sz w:val="16"/>
                 <w:szCs w:val="16"/>
               </w:rPr>
-              <w:t xml:space="preserve">📖 HTML:</w:t>
+              <w:t xml:space="preserve">📖 EXERCISE:</w:t>
             </w:r>
           </w:p>
           <w:p>
             <w:pPr>
               <w:spacing w:after="20" w:before="0"/>
             </w:pPr>
-            <w:hyperlink w:history="1" r:id="rIdbmmyrwdtncl9wsfwepx0f">
+            <w:hyperlink w:history="1" r:id="rIdvwu6x_7uo-s5teg48ps1s">
               <w:r>
                 <w:rPr>
                   <w:rFonts w:ascii="Arial" w:cs="Arial" w:eastAsia="Arial" w:hAnsi="Arial"/>
@@ -21580,7 +21575,7 @@
                   <w:szCs w:val="16"/>
                   <w:u w:val="single" w:color="2E75B6"/>
                 </w:rPr>
-                <w:t xml:space="preserve">Logarithm Triangle (PLIX)</w:t>
+                <w:t xml:space="preserve">Power Property of Logarithms Practice</w:t>
               </w:r>
             </w:hyperlink>
           </w:p>
@@ -21604,7 +21599,7 @@
               <w:spacing w:after="10" w:before="0"/>
               <w:ind w:left="120"/>
             </w:pPr>
-            <w:hyperlink w:history="1" r:id="rId8f5pnruffbdvdps8lj1vz">
+            <w:hyperlink w:history="1" r:id="rIdy35cvp1g8dehcg3llt0vz">
               <w:r>
                 <w:rPr>
                   <w:rFonts w:ascii="Arial" w:cs="Arial" w:eastAsia="Arial" w:hAnsi="Arial"/>
@@ -21799,7 +21794,7 @@
             <w:pPr>
               <w:spacing w:after="20" w:before="0"/>
             </w:pPr>
-            <w:hyperlink w:history="1" r:id="rIdleyqewwrccispwvkaeg9u">
+            <w:hyperlink w:history="1" r:id="rId-nxi3uqvfpwwgssx7vp3l">
               <w:r>
                 <w:rPr>
                   <w:rFonts w:ascii="Arial" w:cs="Arial" w:eastAsia="Arial" w:hAnsi="Arial"/>
@@ -21808,7 +21803,7 @@
                   <w:szCs w:val="16"/>
                   <w:u w:val="single" w:color="2E75B6"/>
                 </w:rPr>
-                <w:t xml:space="preserve">Intro to logarithms</w:t>
+                <w:t xml:space="preserve">Proof of the logarithm quotient and power rules</w:t>
               </w:r>
             </w:hyperlink>
           </w:p>
@@ -21832,7 +21827,7 @@
               <w:spacing w:after="10" w:before="0"/>
               <w:ind w:left="120"/>
             </w:pPr>
-            <w:hyperlink w:history="1" r:id="rIdvpra4w6f5h50pdtbn5w_5">
+            <w:hyperlink w:history="1" r:id="rId0lsomsnpizefubbrkurd1">
               <w:r>
                 <w:rPr>
                   <w:rFonts w:ascii="Arial" w:cs="Arial" w:eastAsia="Arial" w:hAnsi="Arial"/>
@@ -21877,7 +21872,7 @@
             <w:pPr>
               <w:spacing w:after="20" w:before="0"/>
             </w:pPr>
-            <w:hyperlink w:history="1" r:id="rIdgfbrzkkoouihyma38kek2">
+            <w:hyperlink w:history="1" r:id="rId1hosbsdtkhct0axgf9ixy">
               <w:r>
                 <w:rPr>
                   <w:rFonts w:ascii="Arial" w:cs="Arial" w:eastAsia="Arial" w:hAnsi="Arial"/>
@@ -21886,7 +21881,7 @@
                   <w:szCs w:val="16"/>
                   <w:u w:val="single" w:color="2E75B6"/>
                 </w:rPr>
-                <w:t xml:space="preserve">Logarithm Triangle (PLIX)</w:t>
+                <w:t xml:space="preserve">Power Property of Logarithms (Flexbook)</w:t>
               </w:r>
             </w:hyperlink>
           </w:p>
@@ -21910,7 +21905,7 @@
               <w:spacing w:after="10" w:before="0"/>
               <w:ind w:left="120"/>
             </w:pPr>
-            <w:hyperlink w:history="1" r:id="rIdnskuq3r-epm4nnqs7as_e">
+            <w:hyperlink w:history="1" r:id="rIdkbcmq7eapjuh9gvq6tlh0">
               <w:r>
                 <w:rPr>
                   <w:rFonts w:ascii="Arial" w:cs="Arial" w:eastAsia="Arial" w:hAnsi="Arial"/>
@@ -22105,7 +22100,7 @@
             <w:pPr>
               <w:spacing w:after="20" w:before="0"/>
             </w:pPr>
-            <w:hyperlink w:history="1" r:id="rId4sqehoyxliqxni0rxstzk">
+            <w:hyperlink w:history="1" r:id="rIdoujjmd_x27woglfeo6tmj">
               <w:r>
                 <w:rPr>
                   <w:rFonts w:ascii="Arial" w:cs="Arial" w:eastAsia="Arial" w:hAnsi="Arial"/>
@@ -22114,7 +22109,7 @@
                   <w:szCs w:val="16"/>
                   <w:u w:val="single" w:color="2E75B6"/>
                 </w:rPr>
-                <w:t xml:space="preserve">Intro to logarithms</w:t>
+                <w:t xml:space="preserve">Proof of the logarithm quotient and power rules</w:t>
               </w:r>
             </w:hyperlink>
           </w:p>
@@ -22138,7 +22133,7 @@
               <w:spacing w:after="10" w:before="0"/>
               <w:ind w:left="120"/>
             </w:pPr>
-            <w:hyperlink w:history="1" r:id="rIdx3wnipgafd6_8kbhrselw">
+            <w:hyperlink w:history="1" r:id="rIdl1rgosn8mefmiyo2akjtw">
               <w:r>
                 <w:rPr>
                   <w:rFonts w:ascii="Arial" w:cs="Arial" w:eastAsia="Arial" w:hAnsi="Arial"/>
@@ -22183,7 +22178,7 @@
             <w:pPr>
               <w:spacing w:after="20" w:before="0"/>
             </w:pPr>
-            <w:hyperlink w:history="1" r:id="rId3ulxrxboimqexnmeaiopf">
+            <w:hyperlink w:history="1" r:id="rIdm50khxthhjflnfvvq7qxi">
               <w:r>
                 <w:rPr>
                   <w:rFonts w:ascii="Arial" w:cs="Arial" w:eastAsia="Arial" w:hAnsi="Arial"/>
@@ -22192,7 +22187,7 @@
                   <w:szCs w:val="16"/>
                   <w:u w:val="single" w:color="2E75B6"/>
                 </w:rPr>
-                <w:t xml:space="preserve">Logarithm Triangle (PLIX)</w:t>
+                <w:t xml:space="preserve">Power Property of Logarithms (Flexbook)</w:t>
               </w:r>
             </w:hyperlink>
           </w:p>
@@ -22216,7 +22211,7 @@
               <w:spacing w:after="10" w:before="0"/>
               <w:ind w:left="120"/>
             </w:pPr>
-            <w:hyperlink w:history="1" r:id="rIdwvopbarab05ivhhckdead">
+            <w:hyperlink w:history="1" r:id="rIdsxxwe2o718srglsqljjgm">
               <w:r>
                 <w:rPr>
                   <w:rFonts w:ascii="Arial" w:cs="Arial" w:eastAsia="Arial" w:hAnsi="Arial"/>
@@ -22411,7 +22406,7 @@
             <w:pPr>
               <w:spacing w:after="20" w:before="0"/>
             </w:pPr>
-            <w:hyperlink w:history="1" r:id="rIdwfpsem8vsehyrleaa91z_">
+            <w:hyperlink w:history="1" r:id="rIdvk_m87gdf6s9betfd9zmt">
               <w:r>
                 <w:rPr>
                   <w:rFonts w:ascii="Arial" w:cs="Arial" w:eastAsia="Arial" w:hAnsi="Arial"/>
@@ -22420,7 +22415,7 @@
                   <w:szCs w:val="16"/>
                   <w:u w:val="single" w:color="2E75B6"/>
                 </w:rPr>
-                <w:t xml:space="preserve">Intro to logarithms</w:t>
+                <w:t xml:space="preserve">Proof of the logarithm quotient and power rules</w:t>
               </w:r>
             </w:hyperlink>
           </w:p>
@@ -22444,7 +22439,7 @@
               <w:spacing w:after="10" w:before="0"/>
               <w:ind w:left="120"/>
             </w:pPr>
-            <w:hyperlink w:history="1" r:id="rId0fzgyl-rz28q-2d_x2ygz">
+            <w:hyperlink w:history="1" r:id="rIdd7xzlunpywhoeuhd3h3ud">
               <w:r>
                 <w:rPr>
                   <w:rFonts w:ascii="Arial" w:cs="Arial" w:eastAsia="Arial" w:hAnsi="Arial"/>
@@ -22489,7 +22484,7 @@
             <w:pPr>
               <w:spacing w:after="20" w:before="0"/>
             </w:pPr>
-            <w:hyperlink w:history="1" r:id="rIdwmkxvuvvbtl3aufjkbx6w">
+            <w:hyperlink w:history="1" r:id="rId-fwnurgm5qvwegiftl-f9">
               <w:r>
                 <w:rPr>
                   <w:rFonts w:ascii="Arial" w:cs="Arial" w:eastAsia="Arial" w:hAnsi="Arial"/>
@@ -22498,7 +22493,7 @@
                   <w:szCs w:val="16"/>
                   <w:u w:val="single" w:color="2E75B6"/>
                 </w:rPr>
-                <w:t xml:space="preserve">Logarithm Triangle (PLIX)</w:t>
+                <w:t xml:space="preserve">Power Property of Logarithms (Flexbook)</w:t>
               </w:r>
             </w:hyperlink>
           </w:p>
@@ -22522,7 +22517,7 @@
               <w:spacing w:after="10" w:before="0"/>
               <w:ind w:left="120"/>
             </w:pPr>
-            <w:hyperlink w:history="1" r:id="rId4ttv-qcfedezwzamt-6lk">
+            <w:hyperlink w:history="1" r:id="rIdtqajxnzgbpkvymfdhgflc">
               <w:r>
                 <w:rPr>
                   <w:rFonts w:ascii="Arial" w:cs="Arial" w:eastAsia="Arial" w:hAnsi="Arial"/>
@@ -24085,7 +24080,7 @@
             <w:pPr>
               <w:spacing w:after="20" w:before="0"/>
             </w:pPr>
-            <w:hyperlink w:history="1" r:id="rIdg0yfja6yzwmwheyfode9v">
+            <w:hyperlink w:history="1" r:id="rIdzvm1i4dlbsmv04tnvexlm">
               <w:r>
                 <w:rPr>
                   <w:rFonts w:ascii="Arial" w:cs="Arial" w:eastAsia="Arial" w:hAnsi="Arial"/>
@@ -24094,7 +24089,7 @@
                   <w:szCs w:val="16"/>
                   <w:u w:val="single" w:color="2E75B6"/>
                 </w:rPr>
-                <w:t xml:space="preserve">Video: Bending Light</w:t>
+                <w:t xml:space="preserve">Law of demand</w:t>
               </w:r>
             </w:hyperlink>
           </w:p>
@@ -24110,7 +24105,7 @@
                 <w:sz w:val="14"/>
                 <w:szCs w:val="14"/>
               </w:rPr>
-              <w:t xml:space="preserve">Source: PhET Interactive Simulations (English)</w:t>
+              <w:t xml:space="preserve">Source: Khan Academy (English - US curriculum)</w:t>
             </w:r>
           </w:p>
           <w:p>
@@ -24118,7 +24113,7 @@
               <w:spacing w:after="10" w:before="0"/>
               <w:ind w:left="120"/>
             </w:pPr>
-            <w:hyperlink w:history="1" r:id="rIdwobkkq4_93qesnb6vamd6">
+            <w:hyperlink w:history="1" r:id="rIdya9vlmy02vlxsbdv4afgj">
               <w:r>
                 <w:rPr>
                   <w:rFonts w:ascii="Arial" w:cs="Arial" w:eastAsia="Arial" w:hAnsi="Arial"/>
@@ -24156,14 +24151,241 @@
                 <w:sz w:val="16"/>
                 <w:szCs w:val="16"/>
               </w:rPr>
-              <w:t xml:space="preserve">📖 HTML:</w:t>
+              <w:t xml:space="preserve">📖 READING:</w:t>
             </w:r>
           </w:p>
           <w:p>
             <w:pPr>
               <w:spacing w:after="20" w:before="0"/>
             </w:pPr>
-            <w:hyperlink w:history="1" r:id="rIdttylsrs-sz4i_dudluimr">
+            <w:r>
+              <w:rPr>
+                <w:rFonts w:ascii="Arial" w:cs="Arial" w:eastAsia="Arial" w:hAnsi="Arial"/>
+                <w:i/>
+                <w:iCs/>
+                <w:color w:val="595959"/>
+                <w:sz w:val="16"/>
+                <w:szCs w:val="16"/>
+              </w:rPr>
+              <w:t xml:space="preserve">No closely matching reading in the ARES library for this activity.</w:t>
+            </w:r>
+          </w:p>
+          <w:p>
+            <w:pPr>
+              <w:spacing w:after="10" w:before="0"/>
+              <w:ind w:left="120"/>
+            </w:pPr>
+            <w:hyperlink w:history="1" r:id="rIdetlfb4wx-77dknu5hwmcb">
+              <w:r>
+                <w:rPr>
+                  <w:rFonts w:ascii="Arial" w:cs="Arial" w:eastAsia="Arial" w:hAnsi="Arial"/>
+                  <w:color w:val="595959"/>
+                  <w:sz w:val="14"/>
+                  <w:szCs w:val="14"/>
+                  <w:u w:val="single" w:color="595959"/>
+                </w:rPr>
+                <w:t xml:space="preserve">🔍 Search ARES for readings</w:t>
+              </w:r>
+            </w:hyperlink>
+          </w:p>
+          <w:p>
+            <w:pPr>
+              <w:spacing w:after="10" w:before="0"/>
+              <w:ind w:left="120"/>
+            </w:pPr>
+            <w:r>
+              <w:rPr>
+                <w:rFonts w:ascii="Arial" w:cs="Arial" w:eastAsia="Arial" w:hAnsi="Arial"/>
+                <w:color w:val="595959"/>
+                <w:sz w:val="14"/>
+                <w:szCs w:val="14"/>
+              </w:rPr>
+              <w:t xml:space="preserve">Search terms: indices logarithms combined operations</w:t>
+            </w:r>
+          </w:p>
+        </w:tc>
+        <w:tc>
+          <w:tcPr>
+            <w:tcW w:type="dxa" w:w="3040"/>
+            <w:shd w:fill="FFFFFF" w:color="auto" w:val="clear"/>
+            <w:tcMar>
+              <w:top w:type="dxa" w:w="60"/>
+              <w:left w:type="dxa" w:w="120"/>
+              <w:bottom w:type="dxa" w:w="60"/>
+              <w:right w:type="dxa" w:w="120"/>
+            </w:tcMar>
+            <w:vAlign w:val="top"/>
+          </w:tcPr>
+          <w:p>
+            <w:pPr>
+              <w:spacing w:after="40" w:before="0"/>
+              <w:jc w:val="left"/>
+            </w:pPr>
+            <w:r>
+              <w:rPr>
+                <w:rFonts w:ascii="Arial" w:cs="Arial" w:eastAsia="Arial" w:hAnsi="Arial"/>
+                <w:b w:val="false"/>
+                <w:bCs w:val="false"/>
+                <w:i w:val="false"/>
+                <w:iCs w:val="false"/>
+                <w:color w:val="000000"/>
+                <w:sz w:val="18"/>
+                <w:szCs w:val="18"/>
+              </w:rPr>
+              <w:t xml:space="preserve">Learners are shown a projected slide displaying the anchoring phenomenon refreshed: 'Kamau, the Kericho estate manager, must calculate: (2.374 × 0.8163^3) ÷ √(54.72) to find the blended yield index for an export shipment. He has no calculator — only a four-figure table.' Working individually for 3 minutes, learners write: (a) an estimated order-of-magnitude answer; (b) a list of every logarithm law they expect to need; (c) the sequence of steps they would follow before touching the table. Learners then share predictions with a shoulder partner for 90 seconds.</w:t>
+            </w:r>
+          </w:p>
+        </w:tc>
+        <w:tc>
+          <w:tcPr>
+            <w:tcW w:type="dxa" w:w="3040"/>
+            <w:shd w:fill="F2F2F2" w:color="auto" w:val="clear"/>
+            <w:tcMar>
+              <w:top w:type="dxa" w:w="60"/>
+              <w:left w:type="dxa" w:w="120"/>
+              <w:bottom w:type="dxa" w:w="60"/>
+              <w:right w:type="dxa" w:w="120"/>
+            </w:tcMar>
+            <w:vAlign w:val="top"/>
+          </w:tcPr>
+          <w:p>
+            <w:pPr>
+              <w:spacing w:after="40" w:before="0"/>
+              <w:jc w:val="left"/>
+            </w:pPr>
+            <w:r>
+              <w:rPr>
+                <w:rFonts w:ascii="Arial" w:cs="Arial" w:eastAsia="Arial" w:hAnsi="Arial"/>
+                <w:b w:val="false"/>
+                <w:bCs w:val="false"/>
+                <w:i w:val="false"/>
+                <w:iCs w:val="false"/>
+                <w:color w:val="000000"/>
+                <w:sz w:val="18"/>
+                <w:szCs w:val="18"/>
+              </w:rPr>
+              <w:t xml:space="preserve">Display the phenomenon slide and say: 'Before you touch any table, I want your brain on paper. Estimate the answer — not the exact value, just the ballpark — and list every law you think you will need. You have 3 minutes. Go.' [Allow 3 minutes silent thinking — do NOT circulate during this time to preserve independent prediction.] After 3 minutes say: 'Turn to your shoulder partner and compare your law lists. Do you agree on the sequence? 60 seconds.' [After pair-share] Cold-call 3 students: 'Akinyi — which laws did you list?' / 'Omondi — did you add or remove any laws after your partner discussion?' / 'Wanjiru — what did you estimate the answer to be, roughly?' Record the 3 law-lists on the board without evaluating. Say: 'Hold onto these predictions — we will check every one of them against our actual work today.'</w:t>
+            </w:r>
+          </w:p>
+        </w:tc>
+        <w:tc>
+          <w:tcPr>
+            <w:tcW w:type="dxa" w:w="3040"/>
+            <w:shd w:fill="FFFFFF" w:color="auto" w:val="clear"/>
+            <w:tcMar>
+              <w:top w:type="dxa" w:w="60"/>
+              <w:left w:type="dxa" w:w="120"/>
+              <w:bottom w:type="dxa" w:w="60"/>
+              <w:right w:type="dxa" w:w="120"/>
+            </w:tcMar>
+            <w:vAlign w:val="top"/>
+          </w:tcPr>
+          <w:p>
+            <w:pPr>
+              <w:spacing w:after="40" w:before="0"/>
+              <w:jc w:val="left"/>
+            </w:pPr>
+            <w:r>
+              <w:rPr>
+                <w:rFonts w:ascii="Arial" w:cs="Arial" w:eastAsia="Arial" w:hAnsi="Arial"/>
+                <w:b w:val="false"/>
+                <w:bCs w:val="false"/>
+                <w:i w:val="false"/>
+                <w:iCs w:val="false"/>
+                <w:color w:val="000000"/>
+                <w:sz w:val="18"/>
+                <w:szCs w:val="18"/>
+              </w:rPr>
+              <w:t xml:space="preserve">Prediction Activation with Law Inventory — by requiring learners to enumerate laws before computing, this strategy externalises prior knowledge, surfaces misconceptions about sequencing (e.g., applying the power law before taking the logarithm), and creates a personal benchmark against which the Observe phase will be measured. It directly connects to the phenomenon by framing the prediction as the manager's real decision.</w:t>
+            </w:r>
+          </w:p>
+        </w:tc>
+        <w:tc>
+          <w:tcPr>
+            <w:tcW w:type="dxa" w:w="3040"/>
+            <w:shd w:fill="F2F2F2" w:color="auto" w:val="clear"/>
+            <w:tcMar>
+              <w:top w:type="dxa" w:w="60"/>
+              <w:left w:type="dxa" w:w="120"/>
+              <w:bottom w:type="dxa" w:w="60"/>
+              <w:right w:type="dxa" w:w="120"/>
+            </w:tcMar>
+            <w:vAlign w:val="top"/>
+          </w:tcPr>
+          <w:p>
+            <w:pPr>
+              <w:spacing w:after="40" w:before="0"/>
+              <w:jc w:val="left"/>
+            </w:pPr>
+            <w:r>
+              <w:rPr>
+                <w:rFonts w:ascii="Arial" w:cs="Arial" w:eastAsia="Arial" w:hAnsi="Arial"/>
+                <w:b w:val="false"/>
+                <w:bCs w:val="false"/>
+                <w:i w:val="false"/>
+                <w:iCs w:val="false"/>
+                <w:color w:val="000000"/>
+                <w:sz w:val="18"/>
+                <w:szCs w:val="18"/>
+              </w:rPr>
+              <w:t xml:space="preserve">Observable indicator: each learner's written prediction sheet shows (a) a numerical estimate, (b) at least 2 named logarithm laws, and (c) a proposed step sequence. Teacher scans 5–6 sheets during the pair-share to check for misconceptions — particularly whether learners are confusing 'log of a power' with 'log of a product'. Flag any learner who lists fewer than 2 laws for targeted support in Phase 2.</w:t>
+            </w:r>
+          </w:p>
+        </w:tc>
+      </w:tr>
+      <w:tr>
+        <w:tc>
+          <w:tcPr>
+            <w:tcW w:type="dxa" w:w="1520"/>
+            <w:shd w:fill="D9EEF1" w:color="auto" w:val="clear"/>
+            <w:tcMar>
+              <w:top w:type="dxa" w:w="60"/>
+              <w:left w:type="dxa" w:w="120"/>
+              <w:bottom w:type="dxa" w:w="60"/>
+              <w:right w:type="dxa" w:w="120"/>
+            </w:tcMar>
+            <w:vAlign w:val="top"/>
+          </w:tcPr>
+          <w:p>
+            <w:pPr>
+              <w:spacing w:after="40" w:before="0"/>
+              <w:jc w:val="left"/>
+            </w:pPr>
+            <w:r>
+              <w:rPr>
+                <w:rFonts w:ascii="Arial" w:cs="Arial" w:eastAsia="Arial" w:hAnsi="Arial"/>
+                <w:b/>
+                <w:bCs/>
+                <w:i w:val="false"/>
+                <w:iCs w:val="false"/>
+                <w:color w:val="000000"/>
+                <w:sz w:val="18"/>
+                <w:szCs w:val="18"/>
+              </w:rPr>
+              <w:t xml:space="preserve">Observe Phase</w:t>
+            </w:r>
+          </w:p>
+          <w:p>
+            <w:pPr>
+              <w:spacing w:after="20" w:before="0"/>
+            </w:pPr>
+            <w:r>
+              <w:rPr>
+                <w:rFonts w:ascii="Arial" w:cs="Arial" w:eastAsia="Arial" w:hAnsi="Arial"/>
+                <w:b/>
+                <w:bCs/>
+                <w:color w:val="1F3864"/>
+                <w:sz w:val="16"/>
+                <w:szCs w:val="16"/>
+              </w:rPr>
+              <w:t xml:space="preserve">📹 VIDEO:</w:t>
+            </w:r>
+          </w:p>
+          <w:p>
+            <w:pPr>
+              <w:spacing w:after="20" w:before="0"/>
+            </w:pPr>
+            <w:hyperlink w:history="1" r:id="rIdkifz10ra-e_hsdojagjmi">
               <w:r>
                 <w:rPr>
                   <w:rFonts w:ascii="Arial" w:cs="Arial" w:eastAsia="Arial" w:hAnsi="Arial"/>
@@ -24172,7 +24394,7 @@
                   <w:szCs w:val="16"/>
                   <w:u w:val="single" w:color="2E75B6"/>
                 </w:rPr>
-                <w:t xml:space="preserve">Defining Logarithms (Flexbook)</w:t>
+                <w:t xml:space="preserve">Law of demand</w:t>
               </w:r>
             </w:hyperlink>
           </w:p>
@@ -24188,7 +24410,7 @@
                 <w:sz w:val="14"/>
                 <w:szCs w:val="14"/>
               </w:rPr>
-              <w:t xml:space="preserve">Source: CK-12</w:t>
+              <w:t xml:space="preserve">Source: Khan Academy (English - US curriculum)</w:t>
             </w:r>
           </w:p>
           <w:p>
@@ -24196,235 +24418,7 @@
               <w:spacing w:after="10" w:before="0"/>
               <w:ind w:left="120"/>
             </w:pPr>
-            <w:hyperlink w:history="1" r:id="rId9l_cc4ffvomzbeehkdx68">
-              <w:r>
-                <w:rPr>
-                  <w:rFonts w:ascii="Arial" w:cs="Arial" w:eastAsia="Arial" w:hAnsi="Arial"/>
-                  <w:color w:val="595959"/>
-                  <w:sz w:val="14"/>
-                  <w:szCs w:val="14"/>
-                  <w:u w:val="single" w:color="595959"/>
-                </w:rPr>
-                <w:t xml:space="preserve">🔍 Search ARES for similar readings</w:t>
-              </w:r>
-            </w:hyperlink>
-          </w:p>
-        </w:tc>
-        <w:tc>
-          <w:tcPr>
-            <w:tcW w:type="dxa" w:w="3040"/>
-            <w:shd w:fill="FFFFFF" w:color="auto" w:val="clear"/>
-            <w:tcMar>
-              <w:top w:type="dxa" w:w="60"/>
-              <w:left w:type="dxa" w:w="120"/>
-              <w:bottom w:type="dxa" w:w="60"/>
-              <w:right w:type="dxa" w:w="120"/>
-            </w:tcMar>
-            <w:vAlign w:val="top"/>
-          </w:tcPr>
-          <w:p>
-            <w:pPr>
-              <w:spacing w:after="40" w:before="0"/>
-              <w:jc w:val="left"/>
-            </w:pPr>
-            <w:r>
-              <w:rPr>
-                <w:rFonts w:ascii="Arial" w:cs="Arial" w:eastAsia="Arial" w:hAnsi="Arial"/>
-                <w:b w:val="false"/>
-                <w:bCs w:val="false"/>
-                <w:i w:val="false"/>
-                <w:iCs w:val="false"/>
-                <w:color w:val="000000"/>
-                <w:sz w:val="18"/>
-                <w:szCs w:val="18"/>
-              </w:rPr>
-              <w:t xml:space="preserve">Learners are shown a projected slide displaying the anchoring phenomenon refreshed: 'Kamau, the Kericho estate manager, must calculate: (2.374 × 0.8163^3) ÷ √(54.72) to find the blended yield index for an export shipment. He has no calculator — only a four-figure table.' Working individually for 3 minutes, learners write: (a) an estimated order-of-magnitude answer; (b) a list of every logarithm law they expect to need; (c) the sequence of steps they would follow before touching the table. Learners then share predictions with a shoulder partner for 90 seconds.</w:t>
-            </w:r>
-          </w:p>
-        </w:tc>
-        <w:tc>
-          <w:tcPr>
-            <w:tcW w:type="dxa" w:w="3040"/>
-            <w:shd w:fill="F2F2F2" w:color="auto" w:val="clear"/>
-            <w:tcMar>
-              <w:top w:type="dxa" w:w="60"/>
-              <w:left w:type="dxa" w:w="120"/>
-              <w:bottom w:type="dxa" w:w="60"/>
-              <w:right w:type="dxa" w:w="120"/>
-            </w:tcMar>
-            <w:vAlign w:val="top"/>
-          </w:tcPr>
-          <w:p>
-            <w:pPr>
-              <w:spacing w:after="40" w:before="0"/>
-              <w:jc w:val="left"/>
-            </w:pPr>
-            <w:r>
-              <w:rPr>
-                <w:rFonts w:ascii="Arial" w:cs="Arial" w:eastAsia="Arial" w:hAnsi="Arial"/>
-                <w:b w:val="false"/>
-                <w:bCs w:val="false"/>
-                <w:i w:val="false"/>
-                <w:iCs w:val="false"/>
-                <w:color w:val="000000"/>
-                <w:sz w:val="18"/>
-                <w:szCs w:val="18"/>
-              </w:rPr>
-              <w:t xml:space="preserve">Display the phenomenon slide and say: 'Before you touch any table, I want your brain on paper. Estimate the answer — not the exact value, just the ballpark — and list every law you think you will need. You have 3 minutes. Go.' [Allow 3 minutes silent thinking — do NOT circulate during this time to preserve independent prediction.] After 3 minutes say: 'Turn to your shoulder partner and compare your law lists. Do you agree on the sequence? 60 seconds.' [After pair-share] Cold-call 3 students: 'Akinyi — which laws did you list?' / 'Omondi — did you add or remove any laws after your partner discussion?' / 'Wanjiru — what did you estimate the answer to be, roughly?' Record the 3 law-lists on the board without evaluating. Say: 'Hold onto these predictions — we will check every one of them against our actual work today.'</w:t>
-            </w:r>
-          </w:p>
-        </w:tc>
-        <w:tc>
-          <w:tcPr>
-            <w:tcW w:type="dxa" w:w="3040"/>
-            <w:shd w:fill="FFFFFF" w:color="auto" w:val="clear"/>
-            <w:tcMar>
-              <w:top w:type="dxa" w:w="60"/>
-              <w:left w:type="dxa" w:w="120"/>
-              <w:bottom w:type="dxa" w:w="60"/>
-              <w:right w:type="dxa" w:w="120"/>
-            </w:tcMar>
-            <w:vAlign w:val="top"/>
-          </w:tcPr>
-          <w:p>
-            <w:pPr>
-              <w:spacing w:after="40" w:before="0"/>
-              <w:jc w:val="left"/>
-            </w:pPr>
-            <w:r>
-              <w:rPr>
-                <w:rFonts w:ascii="Arial" w:cs="Arial" w:eastAsia="Arial" w:hAnsi="Arial"/>
-                <w:b w:val="false"/>
-                <w:bCs w:val="false"/>
-                <w:i w:val="false"/>
-                <w:iCs w:val="false"/>
-                <w:color w:val="000000"/>
-                <w:sz w:val="18"/>
-                <w:szCs w:val="18"/>
-              </w:rPr>
-              <w:t xml:space="preserve">Prediction Activation with Law Inventory — by requiring learners to enumerate laws before computing, this strategy externalises prior knowledge, surfaces misconceptions about sequencing (e.g., applying the power law before taking the logarithm), and creates a personal benchmark against which the Observe phase will be measured. It directly connects to the phenomenon by framing the prediction as the manager's real decision.</w:t>
-            </w:r>
-          </w:p>
-        </w:tc>
-        <w:tc>
-          <w:tcPr>
-            <w:tcW w:type="dxa" w:w="3040"/>
-            <w:shd w:fill="F2F2F2" w:color="auto" w:val="clear"/>
-            <w:tcMar>
-              <w:top w:type="dxa" w:w="60"/>
-              <w:left w:type="dxa" w:w="120"/>
-              <w:bottom w:type="dxa" w:w="60"/>
-              <w:right w:type="dxa" w:w="120"/>
-            </w:tcMar>
-            <w:vAlign w:val="top"/>
-          </w:tcPr>
-          <w:p>
-            <w:pPr>
-              <w:spacing w:after="40" w:before="0"/>
-              <w:jc w:val="left"/>
-            </w:pPr>
-            <w:r>
-              <w:rPr>
-                <w:rFonts w:ascii="Arial" w:cs="Arial" w:eastAsia="Arial" w:hAnsi="Arial"/>
-                <w:b w:val="false"/>
-                <w:bCs w:val="false"/>
-                <w:i w:val="false"/>
-                <w:iCs w:val="false"/>
-                <w:color w:val="000000"/>
-                <w:sz w:val="18"/>
-                <w:szCs w:val="18"/>
-              </w:rPr>
-              <w:t xml:space="preserve">Observable indicator: each learner's written prediction sheet shows (a) a numerical estimate, (b) at least 2 named logarithm laws, and (c) a proposed step sequence. Teacher scans 5–6 sheets during the pair-share to check for misconceptions — particularly whether learners are confusing 'log of a power' with 'log of a product'. Flag any learner who lists fewer than 2 laws for targeted support in Phase 2.</w:t>
-            </w:r>
-          </w:p>
-        </w:tc>
-      </w:tr>
-      <w:tr>
-        <w:tc>
-          <w:tcPr>
-            <w:tcW w:type="dxa" w:w="1520"/>
-            <w:shd w:fill="D9EEF1" w:color="auto" w:val="clear"/>
-            <w:tcMar>
-              <w:top w:type="dxa" w:w="60"/>
-              <w:left w:type="dxa" w:w="120"/>
-              <w:bottom w:type="dxa" w:w="60"/>
-              <w:right w:type="dxa" w:w="120"/>
-            </w:tcMar>
-            <w:vAlign w:val="top"/>
-          </w:tcPr>
-          <w:p>
-            <w:pPr>
-              <w:spacing w:after="40" w:before="0"/>
-              <w:jc w:val="left"/>
-            </w:pPr>
-            <w:r>
-              <w:rPr>
-                <w:rFonts w:ascii="Arial" w:cs="Arial" w:eastAsia="Arial" w:hAnsi="Arial"/>
-                <w:b/>
-                <w:bCs/>
-                <w:i w:val="false"/>
-                <w:iCs w:val="false"/>
-                <w:color w:val="000000"/>
-                <w:sz w:val="18"/>
-                <w:szCs w:val="18"/>
-              </w:rPr>
-              <w:t xml:space="preserve">Observe Phase</w:t>
-            </w:r>
-          </w:p>
-          <w:p>
-            <w:pPr>
-              <w:spacing w:after="20" w:before="0"/>
-            </w:pPr>
-            <w:r>
-              <w:rPr>
-                <w:rFonts w:ascii="Arial" w:cs="Arial" w:eastAsia="Arial" w:hAnsi="Arial"/>
-                <w:b/>
-                <w:bCs/>
-                <w:color w:val="1F3864"/>
-                <w:sz w:val="16"/>
-                <w:szCs w:val="16"/>
-              </w:rPr>
-              <w:t xml:space="preserve">📹 VIDEO:</w:t>
-            </w:r>
-          </w:p>
-          <w:p>
-            <w:pPr>
-              <w:spacing w:after="20" w:before="0"/>
-            </w:pPr>
-            <w:hyperlink w:history="1" r:id="rIdl-6d9in_yc0kldxsw__h1">
-              <w:r>
-                <w:rPr>
-                  <w:rFonts w:ascii="Arial" w:cs="Arial" w:eastAsia="Arial" w:hAnsi="Arial"/>
-                  <w:color w:val="2E75B6"/>
-                  <w:sz w:val="16"/>
-                  <w:szCs w:val="16"/>
-                  <w:u w:val="single" w:color="2E75B6"/>
-                </w:rPr>
-                <w:t xml:space="preserve">Video: Bending Light</w:t>
-              </w:r>
-            </w:hyperlink>
-          </w:p>
-          <w:p>
-            <w:pPr>
-              <w:spacing w:after="10" w:before="0"/>
-              <w:ind w:left="120"/>
-            </w:pPr>
-            <w:r>
-              <w:rPr>
-                <w:rFonts w:ascii="Arial" w:cs="Arial" w:eastAsia="Arial" w:hAnsi="Arial"/>
-                <w:color w:val="595959"/>
-                <w:sz w:val="14"/>
-                <w:szCs w:val="14"/>
-              </w:rPr>
-              <w:t xml:space="preserve">Source: PhET Interactive Simulations (English)</w:t>
-            </w:r>
-          </w:p>
-          <w:p>
-            <w:pPr>
-              <w:spacing w:after="10" w:before="0"/>
-              <w:ind w:left="120"/>
-            </w:pPr>
-            <w:hyperlink w:history="1" r:id="rIdgklnfthaopilazdpy5mq-">
+            <w:hyperlink w:history="1" r:id="rIdofm_h60q-ifud0k8212tu">
               <w:r>
                 <w:rPr>
                   <w:rFonts w:ascii="Arial" w:cs="Arial" w:eastAsia="Arial" w:hAnsi="Arial"/>
@@ -24462,14 +24456,241 @@
                 <w:sz w:val="16"/>
                 <w:szCs w:val="16"/>
               </w:rPr>
-              <w:t xml:space="preserve">📖 HTML:</w:t>
+              <w:t xml:space="preserve">📖 READING:</w:t>
             </w:r>
           </w:p>
           <w:p>
             <w:pPr>
               <w:spacing w:after="20" w:before="0"/>
             </w:pPr>
-            <w:hyperlink w:history="1" r:id="rIdde7re0adb59i86dadiudd">
+            <w:r>
+              <w:rPr>
+                <w:rFonts w:ascii="Arial" w:cs="Arial" w:eastAsia="Arial" w:hAnsi="Arial"/>
+                <w:i/>
+                <w:iCs/>
+                <w:color w:val="595959"/>
+                <w:sz w:val="16"/>
+                <w:szCs w:val="16"/>
+              </w:rPr>
+              <w:t xml:space="preserve">No closely matching reading in the ARES library for this activity.</w:t>
+            </w:r>
+          </w:p>
+          <w:p>
+            <w:pPr>
+              <w:spacing w:after="10" w:before="0"/>
+              <w:ind w:left="120"/>
+            </w:pPr>
+            <w:hyperlink w:history="1" r:id="rIdz_z4iq82sslouxvt4okqj">
+              <w:r>
+                <w:rPr>
+                  <w:rFonts w:ascii="Arial" w:cs="Arial" w:eastAsia="Arial" w:hAnsi="Arial"/>
+                  <w:color w:val="595959"/>
+                  <w:sz w:val="14"/>
+                  <w:szCs w:val="14"/>
+                  <w:u w:val="single" w:color="595959"/>
+                </w:rPr>
+                <w:t xml:space="preserve">🔍 Search ARES for readings</w:t>
+              </w:r>
+            </w:hyperlink>
+          </w:p>
+          <w:p>
+            <w:pPr>
+              <w:spacing w:after="10" w:before="0"/>
+              <w:ind w:left="120"/>
+            </w:pPr>
+            <w:r>
+              <w:rPr>
+                <w:rFonts w:ascii="Arial" w:cs="Arial" w:eastAsia="Arial" w:hAnsi="Arial"/>
+                <w:color w:val="595959"/>
+                <w:sz w:val="14"/>
+                <w:szCs w:val="14"/>
+              </w:rPr>
+              <w:t xml:space="preserve">Search terms: indices logarithms combined operations</w:t>
+            </w:r>
+          </w:p>
+        </w:tc>
+        <w:tc>
+          <w:tcPr>
+            <w:tcW w:type="dxa" w:w="3040"/>
+            <w:shd w:fill="FFFFFF" w:color="auto" w:val="clear"/>
+            <w:tcMar>
+              <w:top w:type="dxa" w:w="60"/>
+              <w:left w:type="dxa" w:w="120"/>
+              <w:bottom w:type="dxa" w:w="60"/>
+              <w:right w:type="dxa" w:w="120"/>
+            </w:tcMar>
+            <w:vAlign w:val="top"/>
+          </w:tcPr>
+          <w:p>
+            <w:pPr>
+              <w:spacing w:after="40" w:before="0"/>
+              <w:jc w:val="left"/>
+            </w:pPr>
+            <w:r>
+              <w:rPr>
+                <w:rFonts w:ascii="Arial" w:cs="Arial" w:eastAsia="Arial" w:hAnsi="Arial"/>
+                <w:b w:val="false"/>
+                <w:bCs w:val="false"/>
+                <w:i w:val="false"/>
+                <w:iCs w:val="false"/>
+                <w:color w:val="000000"/>
+                <w:sz w:val="18"/>
+                <w:szCs w:val="18"/>
+              </w:rPr>
+              <w:t xml:space="preserve">Groups of four receive a structured worksheet titled 'Combined Logarithm Operations — Kericho Export Calculations.' The worksheet contains two problems: Problem A: Evaluate (2.374 × 0.8163³) ÷ √(54.72) using logarithms. Problem B: Evaluate (37.64 × 0.002917²) ÷ (8.043 × √(0.6731)) using logarithms. Each problem has a pre-printed log-table template with labelled rows: 'Number | Log | Operation | Result' so learners record every step systematically. Groups work for 18 minutes, with each member taking a role: Reader (reads aloud each step), Table Operator (looks up values in the four-figure table), Recorder (writes in the template), and Checker (verifies each table look-up). At the 18-minute mark, groups exchange worksheets with an adjacent group and spend 3 minutes peer-checking answers. Every four-figure table lookup must be shown — no skipping steps.</w:t>
+            </w:r>
+          </w:p>
+        </w:tc>
+        <w:tc>
+          <w:tcPr>
+            <w:tcW w:type="dxa" w:w="3040"/>
+            <w:shd w:fill="F2F2F2" w:color="auto" w:val="clear"/>
+            <w:tcMar>
+              <w:top w:type="dxa" w:w="60"/>
+              <w:left w:type="dxa" w:w="120"/>
+              <w:bottom w:type="dxa" w:w="60"/>
+              <w:right w:type="dxa" w:w="120"/>
+            </w:tcMar>
+            <w:vAlign w:val="top"/>
+          </w:tcPr>
+          <w:p>
+            <w:pPr>
+              <w:spacing w:after="40" w:before="0"/>
+              <w:jc w:val="left"/>
+            </w:pPr>
+            <w:r>
+              <w:rPr>
+                <w:rFonts w:ascii="Arial" w:cs="Arial" w:eastAsia="Arial" w:hAnsi="Arial"/>
+                <w:b w:val="false"/>
+                <w:bCs w:val="false"/>
+                <w:i w:val="false"/>
+                <w:iCs w:val="false"/>
+                <w:color w:val="000000"/>
+                <w:sz w:val="18"/>
+                <w:szCs w:val="18"/>
+              </w:rPr>
+              <w:t xml:space="preserve">Distribute worksheets and say: 'These two problems represent the kind of blended-yield calculations a real agribusiness analyst in Kericho or Nairobi might face. Your job is not just to get the answer — it is to show every single step in the template so that the Checker role can verify each table read.' [Circulate during the 18 minutes — spend at least 90 seconds at each group. Use these specific diagnostic questions:] At groups struggling with the power law: 'Before you look up anything, what does log(0.8163³) equal in terms of log(0.8163)? Say the law aloud.' [Wait 10 seconds.] At groups handling the square root: 'How do you write √(54.72) as a power? What does that mean for its logarithm?' [Wait 12 seconds.] At groups confusing characteristic and mantissa of a bar number: 'Your characteristic is negative — show me how you write that as a bar number before multiplying by 3.' [Wait 10 seconds.] After 18 minutes: 'Stop writing. Pass your worksheet to the group on your right. Checkers — you now have 3 minutes to verify every table look-up and flag any step that does not match your own work.' Cold-call after peer-check: 'Group 3 — what was the single step most groups got wrong in Problem A?' Record the identified error on the board.</w:t>
+            </w:r>
+          </w:p>
+        </w:tc>
+        <w:tc>
+          <w:tcPr>
+            <w:tcW w:type="dxa" w:w="3040"/>
+            <w:shd w:fill="FFFFFF" w:color="auto" w:val="clear"/>
+            <w:tcMar>
+              <w:top w:type="dxa" w:w="60"/>
+              <w:left w:type="dxa" w:w="120"/>
+              <w:bottom w:type="dxa" w:w="60"/>
+              <w:right w:type="dxa" w:w="120"/>
+            </w:tcMar>
+            <w:vAlign w:val="top"/>
+          </w:tcPr>
+          <w:p>
+            <w:pPr>
+              <w:spacing w:after="40" w:before="0"/>
+              <w:jc w:val="left"/>
+            </w:pPr>
+            <w:r>
+              <w:rPr>
+                <w:rFonts w:ascii="Arial" w:cs="Arial" w:eastAsia="Arial" w:hAnsi="Arial"/>
+                <w:b w:val="false"/>
+                <w:bCs w:val="false"/>
+                <w:i w:val="false"/>
+                <w:iCs w:val="false"/>
+                <w:color w:val="000000"/>
+                <w:sz w:val="18"/>
+                <w:szCs w:val="18"/>
+              </w:rPr>
+              <w:t xml:space="preserve">Structured Role-Based Inquiry with Peer Verification — the four-role structure ensures every learner actively engages with the table (not just the fastest member) and that each step is verbalised, written, and independently checked. The peer-exchange at the end creates a natural error-analysis moment, surfacing systematic misconceptions (e.g., incorrect handling of bar numbers in multiplication by a power) that can be addressed whole-class in Phase 3. The Kericho context grounds the arithmetic in the unit phenomenon.</w:t>
+            </w:r>
+          </w:p>
+        </w:tc>
+        <w:tc>
+          <w:tcPr>
+            <w:tcW w:type="dxa" w:w="3040"/>
+            <w:shd w:fill="F2F2F2" w:color="auto" w:val="clear"/>
+            <w:tcMar>
+              <w:top w:type="dxa" w:w="60"/>
+              <w:left w:type="dxa" w:w="120"/>
+              <w:bottom w:type="dxa" w:w="60"/>
+              <w:right w:type="dxa" w:w="120"/>
+            </w:tcMar>
+            <w:vAlign w:val="top"/>
+          </w:tcPr>
+          <w:p>
+            <w:pPr>
+              <w:spacing w:after="40" w:before="0"/>
+              <w:jc w:val="left"/>
+            </w:pPr>
+            <w:r>
+              <w:rPr>
+                <w:rFonts w:ascii="Arial" w:cs="Arial" w:eastAsia="Arial" w:hAnsi="Arial"/>
+                <w:b w:val="false"/>
+                <w:bCs w:val="false"/>
+                <w:i w:val="false"/>
+                <w:iCs w:val="false"/>
+                <w:color w:val="000000"/>
+                <w:sz w:val="18"/>
+                <w:szCs w:val="18"/>
+              </w:rPr>
+              <w:t xml:space="preserve">Observable indicators: (a) every row of the log-table template is filled — no blank steps; (b) bar numbers are written in correct notation (e.g., 2̄.9134); (c) the final anti-logarithm step is present and labelled. Teacher collects 2 worksheets per group at the end of Phase 2 to scan for systematic errors before Phase 3 begins. Specific checkpoints: Problem A answer ≈ 0.3309; Problem B answer ≈ 0.001278 — groups deviating by more than one order of magnitude are flagged for targeted reteaching during Phase 3.</w:t>
+            </w:r>
+          </w:p>
+        </w:tc>
+      </w:tr>
+      <w:tr>
+        <w:tc>
+          <w:tcPr>
+            <w:tcW w:type="dxa" w:w="1520"/>
+            <w:shd w:fill="E2EFDA" w:color="auto" w:val="clear"/>
+            <w:tcMar>
+              <w:top w:type="dxa" w:w="60"/>
+              <w:left w:type="dxa" w:w="120"/>
+              <w:bottom w:type="dxa" w:w="60"/>
+              <w:right w:type="dxa" w:w="120"/>
+            </w:tcMar>
+            <w:vAlign w:val="top"/>
+          </w:tcPr>
+          <w:p>
+            <w:pPr>
+              <w:spacing w:after="40" w:before="0"/>
+              <w:jc w:val="left"/>
+            </w:pPr>
+            <w:r>
+              <w:rPr>
+                <w:rFonts w:ascii="Arial" w:cs="Arial" w:eastAsia="Arial" w:hAnsi="Arial"/>
+                <w:b/>
+                <w:bCs/>
+                <w:i w:val="false"/>
+                <w:iCs w:val="false"/>
+                <w:color w:val="000000"/>
+                <w:sz w:val="18"/>
+                <w:szCs w:val="18"/>
+              </w:rPr>
+              <w:t xml:space="preserve">Explain Phase</w:t>
+            </w:r>
+          </w:p>
+          <w:p>
+            <w:pPr>
+              <w:spacing w:after="20" w:before="0"/>
+            </w:pPr>
+            <w:r>
+              <w:rPr>
+                <w:rFonts w:ascii="Arial" w:cs="Arial" w:eastAsia="Arial" w:hAnsi="Arial"/>
+                <w:b/>
+                <w:bCs/>
+                <w:color w:val="1F3864"/>
+                <w:sz w:val="16"/>
+                <w:szCs w:val="16"/>
+              </w:rPr>
+              <w:t xml:space="preserve">📹 VIDEO:</w:t>
+            </w:r>
+          </w:p>
+          <w:p>
+            <w:pPr>
+              <w:spacing w:after="20" w:before="0"/>
+            </w:pPr>
+            <w:hyperlink w:history="1" r:id="rIdhxyobvyeaqof3zkguvsif">
               <w:r>
                 <w:rPr>
                   <w:rFonts w:ascii="Arial" w:cs="Arial" w:eastAsia="Arial" w:hAnsi="Arial"/>
@@ -24478,7 +24699,7 @@
                   <w:szCs w:val="16"/>
                   <w:u w:val="single" w:color="2E75B6"/>
                 </w:rPr>
-                <w:t xml:space="preserve">Defining Logarithms (Flexbook)</w:t>
+                <w:t xml:space="preserve">Law of demand</w:t>
               </w:r>
             </w:hyperlink>
           </w:p>
@@ -24494,7 +24715,7 @@
                 <w:sz w:val="14"/>
                 <w:szCs w:val="14"/>
               </w:rPr>
-              <w:t xml:space="preserve">Source: CK-12</w:t>
+              <w:t xml:space="preserve">Source: Khan Academy (English - US curriculum)</w:t>
             </w:r>
           </w:p>
           <w:p>
@@ -24502,235 +24723,7 @@
               <w:spacing w:after="10" w:before="0"/>
               <w:ind w:left="120"/>
             </w:pPr>
-            <w:hyperlink w:history="1" r:id="rIdlk6sgpsvq4k9kkrcoer9s">
-              <w:r>
-                <w:rPr>
-                  <w:rFonts w:ascii="Arial" w:cs="Arial" w:eastAsia="Arial" w:hAnsi="Arial"/>
-                  <w:color w:val="595959"/>
-                  <w:sz w:val="14"/>
-                  <w:szCs w:val="14"/>
-                  <w:u w:val="single" w:color="595959"/>
-                </w:rPr>
-                <w:t xml:space="preserve">🔍 Search ARES for similar readings</w:t>
-              </w:r>
-            </w:hyperlink>
-          </w:p>
-        </w:tc>
-        <w:tc>
-          <w:tcPr>
-            <w:tcW w:type="dxa" w:w="3040"/>
-            <w:shd w:fill="FFFFFF" w:color="auto" w:val="clear"/>
-            <w:tcMar>
-              <w:top w:type="dxa" w:w="60"/>
-              <w:left w:type="dxa" w:w="120"/>
-              <w:bottom w:type="dxa" w:w="60"/>
-              <w:right w:type="dxa" w:w="120"/>
-            </w:tcMar>
-            <w:vAlign w:val="top"/>
-          </w:tcPr>
-          <w:p>
-            <w:pPr>
-              <w:spacing w:after="40" w:before="0"/>
-              <w:jc w:val="left"/>
-            </w:pPr>
-            <w:r>
-              <w:rPr>
-                <w:rFonts w:ascii="Arial" w:cs="Arial" w:eastAsia="Arial" w:hAnsi="Arial"/>
-                <w:b w:val="false"/>
-                <w:bCs w:val="false"/>
-                <w:i w:val="false"/>
-                <w:iCs w:val="false"/>
-                <w:color w:val="000000"/>
-                <w:sz w:val="18"/>
-                <w:szCs w:val="18"/>
-              </w:rPr>
-              <w:t xml:space="preserve">Groups of four receive a structured worksheet titled 'Combined Logarithm Operations — Kericho Export Calculations.' The worksheet contains two problems: Problem A: Evaluate (2.374 × 0.8163³) ÷ √(54.72) using logarithms. Problem B: Evaluate (37.64 × 0.002917²) ÷ (8.043 × √(0.6731)) using logarithms. Each problem has a pre-printed log-table template with labelled rows: 'Number | Log | Operation | Result' so learners record every step systematically. Groups work for 18 minutes, with each member taking a role: Reader (reads aloud each step), Table Operator (looks up values in the four-figure table), Recorder (writes in the template), and Checker (verifies each table look-up). At the 18-minute mark, groups exchange worksheets with an adjacent group and spend 3 minutes peer-checking answers. Every four-figure table lookup must be shown — no skipping steps.</w:t>
-            </w:r>
-          </w:p>
-        </w:tc>
-        <w:tc>
-          <w:tcPr>
-            <w:tcW w:type="dxa" w:w="3040"/>
-            <w:shd w:fill="F2F2F2" w:color="auto" w:val="clear"/>
-            <w:tcMar>
-              <w:top w:type="dxa" w:w="60"/>
-              <w:left w:type="dxa" w:w="120"/>
-              <w:bottom w:type="dxa" w:w="60"/>
-              <w:right w:type="dxa" w:w="120"/>
-            </w:tcMar>
-            <w:vAlign w:val="top"/>
-          </w:tcPr>
-          <w:p>
-            <w:pPr>
-              <w:spacing w:after="40" w:before="0"/>
-              <w:jc w:val="left"/>
-            </w:pPr>
-            <w:r>
-              <w:rPr>
-                <w:rFonts w:ascii="Arial" w:cs="Arial" w:eastAsia="Arial" w:hAnsi="Arial"/>
-                <w:b w:val="false"/>
-                <w:bCs w:val="false"/>
-                <w:i w:val="false"/>
-                <w:iCs w:val="false"/>
-                <w:color w:val="000000"/>
-                <w:sz w:val="18"/>
-                <w:szCs w:val="18"/>
-              </w:rPr>
-              <w:t xml:space="preserve">Distribute worksheets and say: 'These two problems represent the kind of blended-yield calculations a real agribusiness analyst in Kericho or Nairobi might face. Your job is not just to get the answer — it is to show every single step in the template so that the Checker role can verify each table read.' [Circulate during the 18 minutes — spend at least 90 seconds at each group. Use these specific diagnostic questions:] At groups struggling with the power law: 'Before you look up anything, what does log(0.8163³) equal in terms of log(0.8163)? Say the law aloud.' [Wait 10 seconds.] At groups handling the square root: 'How do you write √(54.72) as a power? What does that mean for its logarithm?' [Wait 12 seconds.] At groups confusing characteristic and mantissa of a bar number: 'Your characteristic is negative — show me how you write that as a bar number before multiplying by 3.' [Wait 10 seconds.] After 18 minutes: 'Stop writing. Pass your worksheet to the group on your right. Checkers — you now have 3 minutes to verify every table look-up and flag any step that does not match your own work.' Cold-call after peer-check: 'Group 3 — what was the single step most groups got wrong in Problem A?' Record the identified error on the board.</w:t>
-            </w:r>
-          </w:p>
-        </w:tc>
-        <w:tc>
-          <w:tcPr>
-            <w:tcW w:type="dxa" w:w="3040"/>
-            <w:shd w:fill="FFFFFF" w:color="auto" w:val="clear"/>
-            <w:tcMar>
-              <w:top w:type="dxa" w:w="60"/>
-              <w:left w:type="dxa" w:w="120"/>
-              <w:bottom w:type="dxa" w:w="60"/>
-              <w:right w:type="dxa" w:w="120"/>
-            </w:tcMar>
-            <w:vAlign w:val="top"/>
-          </w:tcPr>
-          <w:p>
-            <w:pPr>
-              <w:spacing w:after="40" w:before="0"/>
-              <w:jc w:val="left"/>
-            </w:pPr>
-            <w:r>
-              <w:rPr>
-                <w:rFonts w:ascii="Arial" w:cs="Arial" w:eastAsia="Arial" w:hAnsi="Arial"/>
-                <w:b w:val="false"/>
-                <w:bCs w:val="false"/>
-                <w:i w:val="false"/>
-                <w:iCs w:val="false"/>
-                <w:color w:val="000000"/>
-                <w:sz w:val="18"/>
-                <w:szCs w:val="18"/>
-              </w:rPr>
-              <w:t xml:space="preserve">Structured Role-Based Inquiry with Peer Verification — the four-role structure ensures every learner actively engages with the table (not just the fastest member) and that each step is verbalised, written, and independently checked. The peer-exchange at the end creates a natural error-analysis moment, surfacing systematic misconceptions (e.g., incorrect handling of bar numbers in multiplication by a power) that can be addressed whole-class in Phase 3. The Kericho context grounds the arithmetic in the unit phenomenon.</w:t>
-            </w:r>
-          </w:p>
-        </w:tc>
-        <w:tc>
-          <w:tcPr>
-            <w:tcW w:type="dxa" w:w="3040"/>
-            <w:shd w:fill="F2F2F2" w:color="auto" w:val="clear"/>
-            <w:tcMar>
-              <w:top w:type="dxa" w:w="60"/>
-              <w:left w:type="dxa" w:w="120"/>
-              <w:bottom w:type="dxa" w:w="60"/>
-              <w:right w:type="dxa" w:w="120"/>
-            </w:tcMar>
-            <w:vAlign w:val="top"/>
-          </w:tcPr>
-          <w:p>
-            <w:pPr>
-              <w:spacing w:after="40" w:before="0"/>
-              <w:jc w:val="left"/>
-            </w:pPr>
-            <w:r>
-              <w:rPr>
-                <w:rFonts w:ascii="Arial" w:cs="Arial" w:eastAsia="Arial" w:hAnsi="Arial"/>
-                <w:b w:val="false"/>
-                <w:bCs w:val="false"/>
-                <w:i w:val="false"/>
-                <w:iCs w:val="false"/>
-                <w:color w:val="000000"/>
-                <w:sz w:val="18"/>
-                <w:szCs w:val="18"/>
-              </w:rPr>
-              <w:t xml:space="preserve">Observable indicators: (a) every row of the log-table template is filled — no blank steps; (b) bar numbers are written in correct notation (e.g., 2̄.9134); (c) the final anti-logarithm step is present and labelled. Teacher collects 2 worksheets per group at the end of Phase 2 to scan for systematic errors before Phase 3 begins. Specific checkpoints: Problem A answer ≈ 0.3309; Problem B answer ≈ 0.001278 — groups deviating by more than one order of magnitude are flagged for targeted reteaching during Phase 3.</w:t>
-            </w:r>
-          </w:p>
-        </w:tc>
-      </w:tr>
-      <w:tr>
-        <w:tc>
-          <w:tcPr>
-            <w:tcW w:type="dxa" w:w="1520"/>
-            <w:shd w:fill="E2EFDA" w:color="auto" w:val="clear"/>
-            <w:tcMar>
-              <w:top w:type="dxa" w:w="60"/>
-              <w:left w:type="dxa" w:w="120"/>
-              <w:bottom w:type="dxa" w:w="60"/>
-              <w:right w:type="dxa" w:w="120"/>
-            </w:tcMar>
-            <w:vAlign w:val="top"/>
-          </w:tcPr>
-          <w:p>
-            <w:pPr>
-              <w:spacing w:after="40" w:before="0"/>
-              <w:jc w:val="left"/>
-            </w:pPr>
-            <w:r>
-              <w:rPr>
-                <w:rFonts w:ascii="Arial" w:cs="Arial" w:eastAsia="Arial" w:hAnsi="Arial"/>
-                <w:b/>
-                <w:bCs/>
-                <w:i w:val="false"/>
-                <w:iCs w:val="false"/>
-                <w:color w:val="000000"/>
-                <w:sz w:val="18"/>
-                <w:szCs w:val="18"/>
-              </w:rPr>
-              <w:t xml:space="preserve">Explain Phase</w:t>
-            </w:r>
-          </w:p>
-          <w:p>
-            <w:pPr>
-              <w:spacing w:after="20" w:before="0"/>
-            </w:pPr>
-            <w:r>
-              <w:rPr>
-                <w:rFonts w:ascii="Arial" w:cs="Arial" w:eastAsia="Arial" w:hAnsi="Arial"/>
-                <w:b/>
-                <w:bCs/>
-                <w:color w:val="1F3864"/>
-                <w:sz w:val="16"/>
-                <w:szCs w:val="16"/>
-              </w:rPr>
-              <w:t xml:space="preserve">📹 VIDEO:</w:t>
-            </w:r>
-          </w:p>
-          <w:p>
-            <w:pPr>
-              <w:spacing w:after="20" w:before="0"/>
-            </w:pPr>
-            <w:hyperlink w:history="1" r:id="rId5zcmoy-dhaphpc83buemn">
-              <w:r>
-                <w:rPr>
-                  <w:rFonts w:ascii="Arial" w:cs="Arial" w:eastAsia="Arial" w:hAnsi="Arial"/>
-                  <w:color w:val="2E75B6"/>
-                  <w:sz w:val="16"/>
-                  <w:szCs w:val="16"/>
-                  <w:u w:val="single" w:color="2E75B6"/>
-                </w:rPr>
-                <w:t xml:space="preserve">Video: Bending Light</w:t>
-              </w:r>
-            </w:hyperlink>
-          </w:p>
-          <w:p>
-            <w:pPr>
-              <w:spacing w:after="10" w:before="0"/>
-              <w:ind w:left="120"/>
-            </w:pPr>
-            <w:r>
-              <w:rPr>
-                <w:rFonts w:ascii="Arial" w:cs="Arial" w:eastAsia="Arial" w:hAnsi="Arial"/>
-                <w:color w:val="595959"/>
-                <w:sz w:val="14"/>
-                <w:szCs w:val="14"/>
-              </w:rPr>
-              <w:t xml:space="preserve">Source: PhET Interactive Simulations (English)</w:t>
-            </w:r>
-          </w:p>
-          <w:p>
-            <w:pPr>
-              <w:spacing w:after="10" w:before="0"/>
-              <w:ind w:left="120"/>
-            </w:pPr>
-            <w:hyperlink w:history="1" r:id="rIdwiter-p9o3xq9iifce6ec">
+            <w:hyperlink w:history="1" r:id="rIdtans6bbwj1msyvzbkmz_m">
               <w:r>
                 <w:rPr>
                   <w:rFonts w:ascii="Arial" w:cs="Arial" w:eastAsia="Arial" w:hAnsi="Arial"/>
@@ -24768,14 +24761,241 @@
                 <w:sz w:val="16"/>
                 <w:szCs w:val="16"/>
               </w:rPr>
-              <w:t xml:space="preserve">📖 HTML:</w:t>
+              <w:t xml:space="preserve">📖 READING:</w:t>
             </w:r>
           </w:p>
           <w:p>
             <w:pPr>
               <w:spacing w:after="20" w:before="0"/>
             </w:pPr>
-            <w:hyperlink w:history="1" r:id="rId-jfxabzxdckwus3cbzstz">
+            <w:r>
+              <w:rPr>
+                <w:rFonts w:ascii="Arial" w:cs="Arial" w:eastAsia="Arial" w:hAnsi="Arial"/>
+                <w:i/>
+                <w:iCs/>
+                <w:color w:val="595959"/>
+                <w:sz w:val="16"/>
+                <w:szCs w:val="16"/>
+              </w:rPr>
+              <w:t xml:space="preserve">No closely matching reading in the ARES library for this activity.</w:t>
+            </w:r>
+          </w:p>
+          <w:p>
+            <w:pPr>
+              <w:spacing w:after="10" w:before="0"/>
+              <w:ind w:left="120"/>
+            </w:pPr>
+            <w:hyperlink w:history="1" r:id="rIdgwclzd13k8s7nn3a26gxl">
+              <w:r>
+                <w:rPr>
+                  <w:rFonts w:ascii="Arial" w:cs="Arial" w:eastAsia="Arial" w:hAnsi="Arial"/>
+                  <w:color w:val="595959"/>
+                  <w:sz w:val="14"/>
+                  <w:szCs w:val="14"/>
+                  <w:u w:val="single" w:color="595959"/>
+                </w:rPr>
+                <w:t xml:space="preserve">🔍 Search ARES for readings</w:t>
+              </w:r>
+            </w:hyperlink>
+          </w:p>
+          <w:p>
+            <w:pPr>
+              <w:spacing w:after="10" w:before="0"/>
+              <w:ind w:left="120"/>
+            </w:pPr>
+            <w:r>
+              <w:rPr>
+                <w:rFonts w:ascii="Arial" w:cs="Arial" w:eastAsia="Arial" w:hAnsi="Arial"/>
+                <w:color w:val="595959"/>
+                <w:sz w:val="14"/>
+                <w:szCs w:val="14"/>
+              </w:rPr>
+              <w:t xml:space="preserve">Search terms: indices logarithms combined operations</w:t>
+            </w:r>
+          </w:p>
+        </w:tc>
+        <w:tc>
+          <w:tcPr>
+            <w:tcW w:type="dxa" w:w="3040"/>
+            <w:shd w:fill="FFFFFF" w:color="auto" w:val="clear"/>
+            <w:tcMar>
+              <w:top w:type="dxa" w:w="60"/>
+              <w:left w:type="dxa" w:w="120"/>
+              <w:bottom w:type="dxa" w:w="60"/>
+              <w:right w:type="dxa" w:w="120"/>
+            </w:tcMar>
+            <w:vAlign w:val="top"/>
+          </w:tcPr>
+          <w:p>
+            <w:pPr>
+              <w:spacing w:after="40" w:before="0"/>
+              <w:jc w:val="left"/>
+            </w:pPr>
+            <w:r>
+              <w:rPr>
+                <w:rFonts w:ascii="Arial" w:cs="Arial" w:eastAsia="Arial" w:hAnsi="Arial"/>
+                <w:b w:val="false"/>
+                <w:bCs w:val="false"/>
+                <w:i w:val="false"/>
+                <w:iCs w:val="false"/>
+                <w:color w:val="000000"/>
+                <w:sz w:val="18"/>
+                <w:szCs w:val="18"/>
+              </w:rPr>
+              <w:t xml:space="preserve">The class reconvenes for a whole-class explanation. A volunteer group presents their Problem A solution step-by-step on the board while the teacher mediates. After each step, the class is asked to name the law being applied. The teacher then connects every step back to the Kericho phenomenon: 'This is exactly the operation the farm manager performed — multiplying the per-plant yield, raising it to a power for the processing factor, dividing by the square root of the moisture-loss constant. The logarithm table turned all of that into addition and subtraction.' Learners then individually complete a 'Law Annotation' task on their worksheet: next to each step of Problem B, they write the name of the law used (Product Law / Quotient Law / Power Law / Root Law / Definition of Antilog). Finally, the class discusses: 'Why does changing the exponent by just 1 — say from 2³ to 2⁴ — double the entire harvest? What does this tell us about exponential growth in tea production?' Learners write a 3-sentence response in their exercise books.</w:t>
+            </w:r>
+          </w:p>
+        </w:tc>
+        <w:tc>
+          <w:tcPr>
+            <w:tcW w:type="dxa" w:w="3040"/>
+            <w:shd w:fill="F2F2F2" w:color="auto" w:val="clear"/>
+            <w:tcMar>
+              <w:top w:type="dxa" w:w="60"/>
+              <w:left w:type="dxa" w:w="120"/>
+              <w:bottom w:type="dxa" w:w="60"/>
+              <w:right w:type="dxa" w:w="120"/>
+            </w:tcMar>
+            <w:vAlign w:val="top"/>
+          </w:tcPr>
+          <w:p>
+            <w:pPr>
+              <w:spacing w:after="40" w:before="0"/>
+              <w:jc w:val="left"/>
+            </w:pPr>
+            <w:r>
+              <w:rPr>
+                <w:rFonts w:ascii="Arial" w:cs="Arial" w:eastAsia="Arial" w:hAnsi="Arial"/>
+                <w:b w:val="false"/>
+                <w:bCs w:val="false"/>
+                <w:i w:val="false"/>
+                <w:iCs w:val="false"/>
+                <w:color w:val="000000"/>
+                <w:sz w:val="18"/>
+                <w:szCs w:val="18"/>
+              </w:rPr>
+              <w:t xml:space="preserve">Invite one group to the board: 'Group 5, you will be our presenters. Walk us through Problem A, one row of the template at a time. Class — your job is to name the law at each step. Ready?' [After each step, pause and cold-call:] 'Fatuma — which law justifies that step?' / 'Hassan — do you agree? Can you say the law in your own words?' [Wait 10 seconds after each question.] After the full worked solution is on the board, say: 'Now look at the phenomenon again. Point at the step on the board where we converted multiplication into addition. That is the moment the farm manager's two-minute calculation became possible.' [Pause 8 seconds.] 'Now open to Problem B on your worksheet. Working individually for 5 minutes, write the law name next to each step. Use the exact names we have been using all unit.' [Circulate — cold-call 3 learners to read their annotation aloud.] Then launch the exponential discussion: 'Why does shifting the exponent by 1 double the harvest? I want 3 sentences in your book — phenomenon first, then the mathematics, then the connection to logarithms. You have 4 minutes.' Cold-call 2 learners to share. Say: 'This is the answer to the second part of our driving question — you have just explained it in your own words.'</w:t>
+            </w:r>
+          </w:p>
+        </w:tc>
+        <w:tc>
+          <w:tcPr>
+            <w:tcW w:type="dxa" w:w="3040"/>
+            <w:shd w:fill="FFFFFF" w:color="auto" w:val="clear"/>
+            <w:tcMar>
+              <w:top w:type="dxa" w:w="60"/>
+              <w:left w:type="dxa" w:w="120"/>
+              <w:bottom w:type="dxa" w:w="60"/>
+              <w:right w:type="dxa" w:w="120"/>
+            </w:tcMar>
+            <w:vAlign w:val="top"/>
+          </w:tcPr>
+          <w:p>
+            <w:pPr>
+              <w:spacing w:after="40" w:before="0"/>
+              <w:jc w:val="left"/>
+            </w:pPr>
+            <w:r>
+              <w:rPr>
+                <w:rFonts w:ascii="Arial" w:cs="Arial" w:eastAsia="Arial" w:hAnsi="Arial"/>
+                <w:b w:val="false"/>
+                <w:bCs w:val="false"/>
+                <w:i w:val="false"/>
+                <w:iCs w:val="false"/>
+                <w:color w:val="000000"/>
+                <w:sz w:val="18"/>
+                <w:szCs w:val="18"/>
+              </w:rPr>
+              <w:t xml:space="preserve">Collaborative Board Explanation with Law Annotation — the public presentation by peers (rather than the teacher) positions learners as the authority on their own learning, while the law-annotation task forces every individual to translate procedural steps into conceptual language. The 3-sentence exponential-growth discussion explicitly bridges the mathematical structure (index laws) to the real-world phenomenon, completing the sense-making arc that began in Lesson 1. This aligns with NGSS Science and Engineering Practice 6 (Constructing Explanations) adapted for mathematics.</w:t>
+            </w:r>
+          </w:p>
+        </w:tc>
+        <w:tc>
+          <w:tcPr>
+            <w:tcW w:type="dxa" w:w="3040"/>
+            <w:shd w:fill="F2F2F2" w:color="auto" w:val="clear"/>
+            <w:tcMar>
+              <w:top w:type="dxa" w:w="60"/>
+              <w:left w:type="dxa" w:w="120"/>
+              <w:bottom w:type="dxa" w:w="60"/>
+              <w:right w:type="dxa" w:w="120"/>
+            </w:tcMar>
+            <w:vAlign w:val="top"/>
+          </w:tcPr>
+          <w:p>
+            <w:pPr>
+              <w:spacing w:after="40" w:before="0"/>
+              <w:jc w:val="left"/>
+            </w:pPr>
+            <w:r>
+              <w:rPr>
+                <w:rFonts w:ascii="Arial" w:cs="Arial" w:eastAsia="Arial" w:hAnsi="Arial"/>
+                <w:b w:val="false"/>
+                <w:bCs w:val="false"/>
+                <w:i w:val="false"/>
+                <w:iCs w:val="false"/>
+                <w:color w:val="000000"/>
+                <w:sz w:val="18"/>
+                <w:szCs w:val="18"/>
+              </w:rPr>
+              <w:t xml:space="preserve">Observable indicators: (a) each learner's worksheet has all Problem B steps annotated with correct law names; (b) the 3-sentence exponential-growth response includes reference to the phenomenon and uses the word 'logarithm' or 'index'; (c) during cold-call, learners can state a law name unprompted within 10-second wait time. Teacher notes which laws are consistently mis-named and addresses these in the DQB phase.</w:t>
+            </w:r>
+          </w:p>
+        </w:tc>
+      </w:tr>
+      <w:tr>
+        <w:tc>
+          <w:tcPr>
+            <w:tcW w:type="dxa" w:w="1520"/>
+            <w:shd w:fill="FCE4D6" w:color="auto" w:val="clear"/>
+            <w:tcMar>
+              <w:top w:type="dxa" w:w="60"/>
+              <w:left w:type="dxa" w:w="120"/>
+              <w:bottom w:type="dxa" w:w="60"/>
+              <w:right w:type="dxa" w:w="120"/>
+            </w:tcMar>
+            <w:vAlign w:val="top"/>
+          </w:tcPr>
+          <w:p>
+            <w:pPr>
+              <w:spacing w:after="40" w:before="0"/>
+              <w:jc w:val="left"/>
+            </w:pPr>
+            <w:r>
+              <w:rPr>
+                <w:rFonts w:ascii="Arial" w:cs="Arial" w:eastAsia="Arial" w:hAnsi="Arial"/>
+                <w:b/>
+                <w:bCs/>
+                <w:i w:val="false"/>
+                <w:iCs w:val="false"/>
+                <w:color w:val="000000"/>
+                <w:sz w:val="18"/>
+                <w:szCs w:val="18"/>
+              </w:rPr>
+              <w:t xml:space="preserve">Driving Question Board (DQB) Creation</w:t>
+            </w:r>
+          </w:p>
+          <w:p>
+            <w:pPr>
+              <w:spacing w:after="20" w:before="0"/>
+            </w:pPr>
+            <w:r>
+              <w:rPr>
+                <w:rFonts w:ascii="Arial" w:cs="Arial" w:eastAsia="Arial" w:hAnsi="Arial"/>
+                <w:b/>
+                <w:bCs/>
+                <w:color w:val="1F3864"/>
+                <w:sz w:val="16"/>
+                <w:szCs w:val="16"/>
+              </w:rPr>
+              <w:t xml:space="preserve">📹 VIDEO:</w:t>
+            </w:r>
+          </w:p>
+          <w:p>
+            <w:pPr>
+              <w:spacing w:after="20" w:before="0"/>
+            </w:pPr>
+            <w:hyperlink w:history="1" r:id="rId1lxnpamkemrop0dbp08ul">
               <w:r>
                 <w:rPr>
                   <w:rFonts w:ascii="Arial" w:cs="Arial" w:eastAsia="Arial" w:hAnsi="Arial"/>
@@ -24784,7 +25004,7 @@
                   <w:szCs w:val="16"/>
                   <w:u w:val="single" w:color="2E75B6"/>
                 </w:rPr>
-                <w:t xml:space="preserve">Defining Logarithms (Flexbook)</w:t>
+                <w:t xml:space="preserve">Law of demand</w:t>
               </w:r>
             </w:hyperlink>
           </w:p>
@@ -24800,7 +25020,7 @@
                 <w:sz w:val="14"/>
                 <w:szCs w:val="14"/>
               </w:rPr>
-              <w:t xml:space="preserve">Source: CK-12</w:t>
+              <w:t xml:space="preserve">Source: Khan Academy (English - US curriculum)</w:t>
             </w:r>
           </w:p>
           <w:p>
@@ -24808,235 +25028,7 @@
               <w:spacing w:after="10" w:before="0"/>
               <w:ind w:left="120"/>
             </w:pPr>
-            <w:hyperlink w:history="1" r:id="rId3akem7ogeby4qhvycruq1">
-              <w:r>
-                <w:rPr>
-                  <w:rFonts w:ascii="Arial" w:cs="Arial" w:eastAsia="Arial" w:hAnsi="Arial"/>
-                  <w:color w:val="595959"/>
-                  <w:sz w:val="14"/>
-                  <w:szCs w:val="14"/>
-                  <w:u w:val="single" w:color="595959"/>
-                </w:rPr>
-                <w:t xml:space="preserve">🔍 Search ARES for similar readings</w:t>
-              </w:r>
-            </w:hyperlink>
-          </w:p>
-        </w:tc>
-        <w:tc>
-          <w:tcPr>
-            <w:tcW w:type="dxa" w:w="3040"/>
-            <w:shd w:fill="FFFFFF" w:color="auto" w:val="clear"/>
-            <w:tcMar>
-              <w:top w:type="dxa" w:w="60"/>
-              <w:left w:type="dxa" w:w="120"/>
-              <w:bottom w:type="dxa" w:w="60"/>
-              <w:right w:type="dxa" w:w="120"/>
-            </w:tcMar>
-            <w:vAlign w:val="top"/>
-          </w:tcPr>
-          <w:p>
-            <w:pPr>
-              <w:spacing w:after="40" w:before="0"/>
-              <w:jc w:val="left"/>
-            </w:pPr>
-            <w:r>
-              <w:rPr>
-                <w:rFonts w:ascii="Arial" w:cs="Arial" w:eastAsia="Arial" w:hAnsi="Arial"/>
-                <w:b w:val="false"/>
-                <w:bCs w:val="false"/>
-                <w:i w:val="false"/>
-                <w:iCs w:val="false"/>
-                <w:color w:val="000000"/>
-                <w:sz w:val="18"/>
-                <w:szCs w:val="18"/>
-              </w:rPr>
-              <w:t xml:space="preserve">The class reconvenes for a whole-class explanation. A volunteer group presents their Problem A solution step-by-step on the board while the teacher mediates. After each step, the class is asked to name the law being applied. The teacher then connects every step back to the Kericho phenomenon: 'This is exactly the operation the farm manager performed — multiplying the per-plant yield, raising it to a power for the processing factor, dividing by the square root of the moisture-loss constant. The logarithm table turned all of that into addition and subtraction.' Learners then individually complete a 'Law Annotation' task on their worksheet: next to each step of Problem B, they write the name of the law used (Product Law / Quotient Law / Power Law / Root Law / Definition of Antilog). Finally, the class discusses: 'Why does changing the exponent by just 1 — say from 2³ to 2⁴ — double the entire harvest? What does this tell us about exponential growth in tea production?' Learners write a 3-sentence response in their exercise books.</w:t>
-            </w:r>
-          </w:p>
-        </w:tc>
-        <w:tc>
-          <w:tcPr>
-            <w:tcW w:type="dxa" w:w="3040"/>
-            <w:shd w:fill="F2F2F2" w:color="auto" w:val="clear"/>
-            <w:tcMar>
-              <w:top w:type="dxa" w:w="60"/>
-              <w:left w:type="dxa" w:w="120"/>
-              <w:bottom w:type="dxa" w:w="60"/>
-              <w:right w:type="dxa" w:w="120"/>
-            </w:tcMar>
-            <w:vAlign w:val="top"/>
-          </w:tcPr>
-          <w:p>
-            <w:pPr>
-              <w:spacing w:after="40" w:before="0"/>
-              <w:jc w:val="left"/>
-            </w:pPr>
-            <w:r>
-              <w:rPr>
-                <w:rFonts w:ascii="Arial" w:cs="Arial" w:eastAsia="Arial" w:hAnsi="Arial"/>
-                <w:b w:val="false"/>
-                <w:bCs w:val="false"/>
-                <w:i w:val="false"/>
-                <w:iCs w:val="false"/>
-                <w:color w:val="000000"/>
-                <w:sz w:val="18"/>
-                <w:szCs w:val="18"/>
-              </w:rPr>
-              <w:t xml:space="preserve">Invite one group to the board: 'Group 5, you will be our presenters. Walk us through Problem A, one row of the template at a time. Class — your job is to name the law at each step. Ready?' [After each step, pause and cold-call:] 'Fatuma — which law justifies that step?' / 'Hassan — do you agree? Can you say the law in your own words?' [Wait 10 seconds after each question.] After the full worked solution is on the board, say: 'Now look at the phenomenon again. Point at the step on the board where we converted multiplication into addition. That is the moment the farm manager's two-minute calculation became possible.' [Pause 8 seconds.] 'Now open to Problem B on your worksheet. Working individually for 5 minutes, write the law name next to each step. Use the exact names we have been using all unit.' [Circulate — cold-call 3 learners to read their annotation aloud.] Then launch the exponential discussion: 'Why does shifting the exponent by 1 double the harvest? I want 3 sentences in your book — phenomenon first, then the mathematics, then the connection to logarithms. You have 4 minutes.' Cold-call 2 learners to share. Say: 'This is the answer to the second part of our driving question — you have just explained it in your own words.'</w:t>
-            </w:r>
-          </w:p>
-        </w:tc>
-        <w:tc>
-          <w:tcPr>
-            <w:tcW w:type="dxa" w:w="3040"/>
-            <w:shd w:fill="FFFFFF" w:color="auto" w:val="clear"/>
-            <w:tcMar>
-              <w:top w:type="dxa" w:w="60"/>
-              <w:left w:type="dxa" w:w="120"/>
-              <w:bottom w:type="dxa" w:w="60"/>
-              <w:right w:type="dxa" w:w="120"/>
-            </w:tcMar>
-            <w:vAlign w:val="top"/>
-          </w:tcPr>
-          <w:p>
-            <w:pPr>
-              <w:spacing w:after="40" w:before="0"/>
-              <w:jc w:val="left"/>
-            </w:pPr>
-            <w:r>
-              <w:rPr>
-                <w:rFonts w:ascii="Arial" w:cs="Arial" w:eastAsia="Arial" w:hAnsi="Arial"/>
-                <w:b w:val="false"/>
-                <w:bCs w:val="false"/>
-                <w:i w:val="false"/>
-                <w:iCs w:val="false"/>
-                <w:color w:val="000000"/>
-                <w:sz w:val="18"/>
-                <w:szCs w:val="18"/>
-              </w:rPr>
-              <w:t xml:space="preserve">Collaborative Board Explanation with Law Annotation — the public presentation by peers (rather than the teacher) positions learners as the authority on their own learning, while the law-annotation task forces every individual to translate procedural steps into conceptual language. The 3-sentence exponential-growth discussion explicitly bridges the mathematical structure (index laws) to the real-world phenomenon, completing the sense-making arc that began in Lesson 1. This aligns with NGSS Science and Engineering Practice 6 (Constructing Explanations) adapted for mathematics.</w:t>
-            </w:r>
-          </w:p>
-        </w:tc>
-        <w:tc>
-          <w:tcPr>
-            <w:tcW w:type="dxa" w:w="3040"/>
-            <w:shd w:fill="F2F2F2" w:color="auto" w:val="clear"/>
-            <w:tcMar>
-              <w:top w:type="dxa" w:w="60"/>
-              <w:left w:type="dxa" w:w="120"/>
-              <w:bottom w:type="dxa" w:w="60"/>
-              <w:right w:type="dxa" w:w="120"/>
-            </w:tcMar>
-            <w:vAlign w:val="top"/>
-          </w:tcPr>
-          <w:p>
-            <w:pPr>
-              <w:spacing w:after="40" w:before="0"/>
-              <w:jc w:val="left"/>
-            </w:pPr>
-            <w:r>
-              <w:rPr>
-                <w:rFonts w:ascii="Arial" w:cs="Arial" w:eastAsia="Arial" w:hAnsi="Arial"/>
-                <w:b w:val="false"/>
-                <w:bCs w:val="false"/>
-                <w:i w:val="false"/>
-                <w:iCs w:val="false"/>
-                <w:color w:val="000000"/>
-                <w:sz w:val="18"/>
-                <w:szCs w:val="18"/>
-              </w:rPr>
-              <w:t xml:space="preserve">Observable indicators: (a) each learner's worksheet has all Problem B steps annotated with correct law names; (b) the 3-sentence exponential-growth response includes reference to the phenomenon and uses the word 'logarithm' or 'index'; (c) during cold-call, learners can state a law name unprompted within 10-second wait time. Teacher notes which laws are consistently mis-named and addresses these in the DQB phase.</w:t>
-            </w:r>
-          </w:p>
-        </w:tc>
-      </w:tr>
-      <w:tr>
-        <w:tc>
-          <w:tcPr>
-            <w:tcW w:type="dxa" w:w="1520"/>
-            <w:shd w:fill="FCE4D6" w:color="auto" w:val="clear"/>
-            <w:tcMar>
-              <w:top w:type="dxa" w:w="60"/>
-              <w:left w:type="dxa" w:w="120"/>
-              <w:bottom w:type="dxa" w:w="60"/>
-              <w:right w:type="dxa" w:w="120"/>
-            </w:tcMar>
-            <w:vAlign w:val="top"/>
-          </w:tcPr>
-          <w:p>
-            <w:pPr>
-              <w:spacing w:after="40" w:before="0"/>
-              <w:jc w:val="left"/>
-            </w:pPr>
-            <w:r>
-              <w:rPr>
-                <w:rFonts w:ascii="Arial" w:cs="Arial" w:eastAsia="Arial" w:hAnsi="Arial"/>
-                <w:b/>
-                <w:bCs/>
-                <w:i w:val="false"/>
-                <w:iCs w:val="false"/>
-                <w:color w:val="000000"/>
-                <w:sz w:val="18"/>
-                <w:szCs w:val="18"/>
-              </w:rPr>
-              <w:t xml:space="preserve">Driving Question Board (DQB) Creation</w:t>
-            </w:r>
-          </w:p>
-          <w:p>
-            <w:pPr>
-              <w:spacing w:after="20" w:before="0"/>
-            </w:pPr>
-            <w:r>
-              <w:rPr>
-                <w:rFonts w:ascii="Arial" w:cs="Arial" w:eastAsia="Arial" w:hAnsi="Arial"/>
-                <w:b/>
-                <w:bCs/>
-                <w:color w:val="1F3864"/>
-                <w:sz w:val="16"/>
-                <w:szCs w:val="16"/>
-              </w:rPr>
-              <w:t xml:space="preserve">📹 VIDEO:</w:t>
-            </w:r>
-          </w:p>
-          <w:p>
-            <w:pPr>
-              <w:spacing w:after="20" w:before="0"/>
-            </w:pPr>
-            <w:hyperlink w:history="1" r:id="rIdionc-289_q1veb-qcf6ay">
-              <w:r>
-                <w:rPr>
-                  <w:rFonts w:ascii="Arial" w:cs="Arial" w:eastAsia="Arial" w:hAnsi="Arial"/>
-                  <w:color w:val="2E75B6"/>
-                  <w:sz w:val="16"/>
-                  <w:szCs w:val="16"/>
-                  <w:u w:val="single" w:color="2E75B6"/>
-                </w:rPr>
-                <w:t xml:space="preserve">Video: Bending Light</w:t>
-              </w:r>
-            </w:hyperlink>
-          </w:p>
-          <w:p>
-            <w:pPr>
-              <w:spacing w:after="10" w:before="0"/>
-              <w:ind w:left="120"/>
-            </w:pPr>
-            <w:r>
-              <w:rPr>
-                <w:rFonts w:ascii="Arial" w:cs="Arial" w:eastAsia="Arial" w:hAnsi="Arial"/>
-                <w:color w:val="595959"/>
-                <w:sz w:val="14"/>
-                <w:szCs w:val="14"/>
-              </w:rPr>
-              <w:t xml:space="preserve">Source: PhET Interactive Simulations (English)</w:t>
-            </w:r>
-          </w:p>
-          <w:p>
-            <w:pPr>
-              <w:spacing w:after="10" w:before="0"/>
-              <w:ind w:left="120"/>
-            </w:pPr>
-            <w:hyperlink w:history="1" r:id="rIdz9pocanmwk18z2pbkbcpk">
+            <w:hyperlink w:history="1" r:id="rId6ivngy_qwozu_i4zelpku">
               <w:r>
                 <w:rPr>
                   <w:rFonts w:ascii="Arial" w:cs="Arial" w:eastAsia="Arial" w:hAnsi="Arial"/>
@@ -25074,14 +25066,241 @@
                 <w:sz w:val="16"/>
                 <w:szCs w:val="16"/>
               </w:rPr>
-              <w:t xml:space="preserve">📖 HTML:</w:t>
+              <w:t xml:space="preserve">📖 READING:</w:t>
             </w:r>
           </w:p>
           <w:p>
             <w:pPr>
               <w:spacing w:after="20" w:before="0"/>
             </w:pPr>
-            <w:hyperlink w:history="1" r:id="rIday7fr1_vg9pogzrnr1buu">
+            <w:r>
+              <w:rPr>
+                <w:rFonts w:ascii="Arial" w:cs="Arial" w:eastAsia="Arial" w:hAnsi="Arial"/>
+                <w:i/>
+                <w:iCs/>
+                <w:color w:val="595959"/>
+                <w:sz w:val="16"/>
+                <w:szCs w:val="16"/>
+              </w:rPr>
+              <w:t xml:space="preserve">No closely matching reading in the ARES library for this activity.</w:t>
+            </w:r>
+          </w:p>
+          <w:p>
+            <w:pPr>
+              <w:spacing w:after="10" w:before="0"/>
+              <w:ind w:left="120"/>
+            </w:pPr>
+            <w:hyperlink w:history="1" r:id="rIddsfjjeiuqnboorxcrdloa">
+              <w:r>
+                <w:rPr>
+                  <w:rFonts w:ascii="Arial" w:cs="Arial" w:eastAsia="Arial" w:hAnsi="Arial"/>
+                  <w:color w:val="595959"/>
+                  <w:sz w:val="14"/>
+                  <w:szCs w:val="14"/>
+                  <w:u w:val="single" w:color="595959"/>
+                </w:rPr>
+                <w:t xml:space="preserve">🔍 Search ARES for readings</w:t>
+              </w:r>
+            </w:hyperlink>
+          </w:p>
+          <w:p>
+            <w:pPr>
+              <w:spacing w:after="10" w:before="0"/>
+              <w:ind w:left="120"/>
+            </w:pPr>
+            <w:r>
+              <w:rPr>
+                <w:rFonts w:ascii="Arial" w:cs="Arial" w:eastAsia="Arial" w:hAnsi="Arial"/>
+                <w:color w:val="595959"/>
+                <w:sz w:val="14"/>
+                <w:szCs w:val="14"/>
+              </w:rPr>
+              <w:t xml:space="preserve">Search terms: indices logarithms combined operations</w:t>
+            </w:r>
+          </w:p>
+        </w:tc>
+        <w:tc>
+          <w:tcPr>
+            <w:tcW w:type="dxa" w:w="3040"/>
+            <w:shd w:fill="FFFFFF" w:color="auto" w:val="clear"/>
+            <w:tcMar>
+              <w:top w:type="dxa" w:w="60"/>
+              <w:left w:type="dxa" w:w="120"/>
+              <w:bottom w:type="dxa" w:w="60"/>
+              <w:right w:type="dxa" w:w="120"/>
+            </w:tcMar>
+            <w:vAlign w:val="top"/>
+          </w:tcPr>
+          <w:p>
+            <w:pPr>
+              <w:spacing w:after="40" w:before="0"/>
+              <w:jc w:val="left"/>
+            </w:pPr>
+            <w:r>
+              <w:rPr>
+                <w:rFonts w:ascii="Arial" w:cs="Arial" w:eastAsia="Arial" w:hAnsi="Arial"/>
+                <w:b w:val="false"/>
+                <w:bCs w:val="false"/>
+                <w:i w:val="false"/>
+                <w:iCs w:val="false"/>
+                <w:color w:val="000000"/>
+                <w:sz w:val="18"/>
+                <w:szCs w:val="18"/>
+              </w:rPr>
+              <w:t xml:space="preserve">The full Driving Question Board — built across Lessons 1–7 — is displayed at the front of the room (or projected if digital). Groups spend 6 minutes reviewing every question still marked as 'unanswered' or 'partially answered' on the DQB. Each group selects one unanswered question, discusses it for 2 minutes, then writes a consensus answer on a sticky note to be placed on the board. After all groups have posted, the teacher facilitates a 5-minute whole-class DQB walkthrough, reading aloud the unit driving question: 'How can a Kericho tea farmer — or any Kenyan scientist, engineer, or business person — use the mathematics of indices and logarithms to make sense of, and calculate with, numbers that are too large or too small to handle by ordinary arithmetic?' Each learner then independently writes a structured 'Final Explanation' of 5–8 sentences in their exercise book. The response must: (i) reference the Kericho phenomenon explicitly; (ii) explain index notation; (iii) explain how logarithms convert multiplication to addition; (iv) give one specific example using numbers from the unit; (v) state why this matters for a Kenyan scientist, engineer, or business person.</w:t>
+            </w:r>
+          </w:p>
+        </w:tc>
+        <w:tc>
+          <w:tcPr>
+            <w:tcW w:type="dxa" w:w="3040"/>
+            <w:shd w:fill="F2F2F2" w:color="auto" w:val="clear"/>
+            <w:tcMar>
+              <w:top w:type="dxa" w:w="60"/>
+              <w:left w:type="dxa" w:w="120"/>
+              <w:bottom w:type="dxa" w:w="60"/>
+              <w:right w:type="dxa" w:w="120"/>
+            </w:tcMar>
+            <w:vAlign w:val="top"/>
+          </w:tcPr>
+          <w:p>
+            <w:pPr>
+              <w:spacing w:after="40" w:before="0"/>
+              <w:jc w:val="left"/>
+            </w:pPr>
+            <w:r>
+              <w:rPr>
+                <w:rFonts w:ascii="Arial" w:cs="Arial" w:eastAsia="Arial" w:hAnsi="Arial"/>
+                <w:b w:val="false"/>
+                <w:bCs w:val="false"/>
+                <w:i w:val="false"/>
+                <w:iCs w:val="false"/>
+                <w:color w:val="000000"/>
+                <w:sz w:val="18"/>
+                <w:szCs w:val="18"/>
+              </w:rPr>
+              <w:t xml:space="preserve">Uncover the full DQB and say: 'This board has been building since Lesson 1. Every question your class asked is here. Your groups have 6 minutes — find the questions still unanswered, agree on your answer, and post a sticky note. Go.' [Circulate and prompt groups who are stuck: 'Can you use something from your concept map to answer that?' / 'Does Problem A from today's worksheet give you evidence for that question?'] After posting: walk the board left to right, reading 3–4 sticky notes aloud. Say: 'Look at this board. Every question you asked eight lessons ago — you can now answer. That is what learning looks like.' [Pause 8 seconds.] 'Now I want your final explanation in writing. Alone. No talking. 8 minutes. You must mention the tea farmer, index notation, logarithm laws, a specific number, and a Kenyan application. Begin.' [After 8 minutes:] Cold-call 2 learners to read their explanation aloud. Respond: 'Notice how [learner name] connected the exponent to the harvest doubling — that is exactly what the farm manager needed to understand.' Collect all written final explanations as a summative formative artefact.</w:t>
+            </w:r>
+          </w:p>
+        </w:tc>
+        <w:tc>
+          <w:tcPr>
+            <w:tcW w:type="dxa" w:w="3040"/>
+            <w:shd w:fill="FFFFFF" w:color="auto" w:val="clear"/>
+            <w:tcMar>
+              <w:top w:type="dxa" w:w="60"/>
+              <w:left w:type="dxa" w:w="120"/>
+              <w:bottom w:type="dxa" w:w="60"/>
+              <w:right w:type="dxa" w:w="120"/>
+            </w:tcMar>
+            <w:vAlign w:val="top"/>
+          </w:tcPr>
+          <w:p>
+            <w:pPr>
+              <w:spacing w:after="40" w:before="0"/>
+              <w:jc w:val="left"/>
+            </w:pPr>
+            <w:r>
+              <w:rPr>
+                <w:rFonts w:ascii="Arial" w:cs="Arial" w:eastAsia="Arial" w:hAnsi="Arial"/>
+                <w:b w:val="false"/>
+                <w:bCs w:val="false"/>
+                <w:i w:val="false"/>
+                <w:iCs w:val="false"/>
+                <w:color w:val="000000"/>
+                <w:sz w:val="18"/>
+                <w:szCs w:val="18"/>
+              </w:rPr>
+              <w:t xml:space="preserve">DQB Closure with Written Final Explanation — the DQB walkthrough provides collective validation that the unit's epistemic goals have been achieved, transforming learner-generated questions into learner-generated answers. The individual written explanation is a high-leverage sensemaking task: it requires synthesis across all eight lessons, explicit use of the phenomenon, and translation of procedural knowledge into communicative explanation. This directly mirrors NGSS SEP 6 (Constructing Explanations) and KICD's emphasis on applying mathematical knowledge to real-life situations.</w:t>
+            </w:r>
+          </w:p>
+        </w:tc>
+        <w:tc>
+          <w:tcPr>
+            <w:tcW w:type="dxa" w:w="3040"/>
+            <w:shd w:fill="F2F2F2" w:color="auto" w:val="clear"/>
+            <w:tcMar>
+              <w:top w:type="dxa" w:w="60"/>
+              <w:left w:type="dxa" w:w="120"/>
+              <w:bottom w:type="dxa" w:w="60"/>
+              <w:right w:type="dxa" w:w="120"/>
+            </w:tcMar>
+            <w:vAlign w:val="top"/>
+          </w:tcPr>
+          <w:p>
+            <w:pPr>
+              <w:spacing w:after="40" w:before="0"/>
+              <w:jc w:val="left"/>
+            </w:pPr>
+            <w:r>
+              <w:rPr>
+                <w:rFonts w:ascii="Arial" w:cs="Arial" w:eastAsia="Arial" w:hAnsi="Arial"/>
+                <w:b w:val="false"/>
+                <w:bCs w:val="false"/>
+                <w:i w:val="false"/>
+                <w:iCs w:val="false"/>
+                <w:color w:val="000000"/>
+                <w:sz w:val="18"/>
+                <w:szCs w:val="18"/>
+              </w:rPr>
+              <w:t xml:space="preserve">Observable indicators: (a) every DQB question has at least one sticky-note response posted by end of phase; (b) individual written explanations contain all 5 required elements (phenomenon, index notation, log-as-addition, specific numbers, Kenyan application); (c) explanations are free of the misconception that 'logarithms are just a trick' — they should articulate the inverse-of-exponentiation relationship. Teacher scores each explanation using the KICD rubric: Exceeds / Meets / Approaches / Below Expectations, with the Meets threshold being all 5 elements present and mathematically accurate.</w:t>
+            </w:r>
+          </w:p>
+        </w:tc>
+      </w:tr>
+      <w:tr>
+        <w:tc>
+          <w:tcPr>
+            <w:tcW w:type="dxa" w:w="1520"/>
+            <w:shd w:fill="D5E8F0" w:color="auto" w:val="clear"/>
+            <w:tcMar>
+              <w:top w:type="dxa" w:w="60"/>
+              <w:left w:type="dxa" w:w="120"/>
+              <w:bottom w:type="dxa" w:w="60"/>
+              <w:right w:type="dxa" w:w="120"/>
+            </w:tcMar>
+            <w:vAlign w:val="top"/>
+          </w:tcPr>
+          <w:p>
+            <w:pPr>
+              <w:spacing w:after="40" w:before="0"/>
+              <w:jc w:val="left"/>
+            </w:pPr>
+            <w:r>
+              <w:rPr>
+                <w:rFonts w:ascii="Arial" w:cs="Arial" w:eastAsia="Arial" w:hAnsi="Arial"/>
+                <w:b/>
+                <w:bCs/>
+                <w:i w:val="false"/>
+                <w:iCs w:val="false"/>
+                <w:color w:val="000000"/>
+                <w:sz w:val="18"/>
+                <w:szCs w:val="18"/>
+              </w:rPr>
+              <w:t xml:space="preserve">Model Building Phase</w:t>
+            </w:r>
+          </w:p>
+          <w:p>
+            <w:pPr>
+              <w:spacing w:after="20" w:before="0"/>
+            </w:pPr>
+            <w:r>
+              <w:rPr>
+                <w:rFonts w:ascii="Arial" w:cs="Arial" w:eastAsia="Arial" w:hAnsi="Arial"/>
+                <w:b/>
+                <w:bCs/>
+                <w:color w:val="1F3864"/>
+                <w:sz w:val="16"/>
+                <w:szCs w:val="16"/>
+              </w:rPr>
+              <w:t xml:space="preserve">📹 VIDEO:</w:t>
+            </w:r>
+          </w:p>
+          <w:p>
+            <w:pPr>
+              <w:spacing w:after="20" w:before="0"/>
+            </w:pPr>
+            <w:hyperlink w:history="1" r:id="rIda5cevy-dqv5otm7wrm1xt">
               <w:r>
                 <w:rPr>
                   <w:rFonts w:ascii="Arial" w:cs="Arial" w:eastAsia="Arial" w:hAnsi="Arial"/>
@@ -25090,7 +25309,7 @@
                   <w:szCs w:val="16"/>
                   <w:u w:val="single" w:color="2E75B6"/>
                 </w:rPr>
-                <w:t xml:space="preserve">Defining Logarithms (Flexbook)</w:t>
+                <w:t xml:space="preserve">Law of demand</w:t>
               </w:r>
             </w:hyperlink>
           </w:p>
@@ -25106,7 +25325,7 @@
                 <w:sz w:val="14"/>
                 <w:szCs w:val="14"/>
               </w:rPr>
-              <w:t xml:space="preserve">Source: CK-12</w:t>
+              <w:t xml:space="preserve">Source: Khan Academy (English - US curriculum)</w:t>
             </w:r>
           </w:p>
           <w:p>
@@ -25114,235 +25333,7 @@
               <w:spacing w:after="10" w:before="0"/>
               <w:ind w:left="120"/>
             </w:pPr>
-            <w:hyperlink w:history="1" r:id="rIdvpile12z-gmaucidzpufg">
-              <w:r>
-                <w:rPr>
-                  <w:rFonts w:ascii="Arial" w:cs="Arial" w:eastAsia="Arial" w:hAnsi="Arial"/>
-                  <w:color w:val="595959"/>
-                  <w:sz w:val="14"/>
-                  <w:szCs w:val="14"/>
-                  <w:u w:val="single" w:color="595959"/>
-                </w:rPr>
-                <w:t xml:space="preserve">🔍 Search ARES for similar readings</w:t>
-              </w:r>
-            </w:hyperlink>
-          </w:p>
-        </w:tc>
-        <w:tc>
-          <w:tcPr>
-            <w:tcW w:type="dxa" w:w="3040"/>
-            <w:shd w:fill="FFFFFF" w:color="auto" w:val="clear"/>
-            <w:tcMar>
-              <w:top w:type="dxa" w:w="60"/>
-              <w:left w:type="dxa" w:w="120"/>
-              <w:bottom w:type="dxa" w:w="60"/>
-              <w:right w:type="dxa" w:w="120"/>
-            </w:tcMar>
-            <w:vAlign w:val="top"/>
-          </w:tcPr>
-          <w:p>
-            <w:pPr>
-              <w:spacing w:after="40" w:before="0"/>
-              <w:jc w:val="left"/>
-            </w:pPr>
-            <w:r>
-              <w:rPr>
-                <w:rFonts w:ascii="Arial" w:cs="Arial" w:eastAsia="Arial" w:hAnsi="Arial"/>
-                <w:b w:val="false"/>
-                <w:bCs w:val="false"/>
-                <w:i w:val="false"/>
-                <w:iCs w:val="false"/>
-                <w:color w:val="000000"/>
-                <w:sz w:val="18"/>
-                <w:szCs w:val="18"/>
-              </w:rPr>
-              <w:t xml:space="preserve">The full Driving Question Board — built across Lessons 1–7 — is displayed at the front of the room (or projected if digital). Groups spend 6 minutes reviewing every question still marked as 'unanswered' or 'partially answered' on the DQB. Each group selects one unanswered question, discusses it for 2 minutes, then writes a consensus answer on a sticky note to be placed on the board. After all groups have posted, the teacher facilitates a 5-minute whole-class DQB walkthrough, reading aloud the unit driving question: 'How can a Kericho tea farmer — or any Kenyan scientist, engineer, or business person — use the mathematics of indices and logarithms to make sense of, and calculate with, numbers that are too large or too small to handle by ordinary arithmetic?' Each learner then independently writes a structured 'Final Explanation' of 5–8 sentences in their exercise book. The response must: (i) reference the Kericho phenomenon explicitly; (ii) explain index notation; (iii) explain how logarithms convert multiplication to addition; (iv) give one specific example using numbers from the unit; (v) state why this matters for a Kenyan scientist, engineer, or business person.</w:t>
-            </w:r>
-          </w:p>
-        </w:tc>
-        <w:tc>
-          <w:tcPr>
-            <w:tcW w:type="dxa" w:w="3040"/>
-            <w:shd w:fill="F2F2F2" w:color="auto" w:val="clear"/>
-            <w:tcMar>
-              <w:top w:type="dxa" w:w="60"/>
-              <w:left w:type="dxa" w:w="120"/>
-              <w:bottom w:type="dxa" w:w="60"/>
-              <w:right w:type="dxa" w:w="120"/>
-            </w:tcMar>
-            <w:vAlign w:val="top"/>
-          </w:tcPr>
-          <w:p>
-            <w:pPr>
-              <w:spacing w:after="40" w:before="0"/>
-              <w:jc w:val="left"/>
-            </w:pPr>
-            <w:r>
-              <w:rPr>
-                <w:rFonts w:ascii="Arial" w:cs="Arial" w:eastAsia="Arial" w:hAnsi="Arial"/>
-                <w:b w:val="false"/>
-                <w:bCs w:val="false"/>
-                <w:i w:val="false"/>
-                <w:iCs w:val="false"/>
-                <w:color w:val="000000"/>
-                <w:sz w:val="18"/>
-                <w:szCs w:val="18"/>
-              </w:rPr>
-              <w:t xml:space="preserve">Uncover the full DQB and say: 'This board has been building since Lesson 1. Every question your class asked is here. Your groups have 6 minutes — find the questions still unanswered, agree on your answer, and post a sticky note. Go.' [Circulate and prompt groups who are stuck: 'Can you use something from your concept map to answer that?' / 'Does Problem A from today's worksheet give you evidence for that question?'] After posting: walk the board left to right, reading 3–4 sticky notes aloud. Say: 'Look at this board. Every question you asked eight lessons ago — you can now answer. That is what learning looks like.' [Pause 8 seconds.] 'Now I want your final explanation in writing. Alone. No talking. 8 minutes. You must mention the tea farmer, index notation, logarithm laws, a specific number, and a Kenyan application. Begin.' [After 8 minutes:] Cold-call 2 learners to read their explanation aloud. Respond: 'Notice how [learner name] connected the exponent to the harvest doubling — that is exactly what the farm manager needed to understand.' Collect all written final explanations as a summative formative artefact.</w:t>
-            </w:r>
-          </w:p>
-        </w:tc>
-        <w:tc>
-          <w:tcPr>
-            <w:tcW w:type="dxa" w:w="3040"/>
-            <w:shd w:fill="FFFFFF" w:color="auto" w:val="clear"/>
-            <w:tcMar>
-              <w:top w:type="dxa" w:w="60"/>
-              <w:left w:type="dxa" w:w="120"/>
-              <w:bottom w:type="dxa" w:w="60"/>
-              <w:right w:type="dxa" w:w="120"/>
-            </w:tcMar>
-            <w:vAlign w:val="top"/>
-          </w:tcPr>
-          <w:p>
-            <w:pPr>
-              <w:spacing w:after="40" w:before="0"/>
-              <w:jc w:val="left"/>
-            </w:pPr>
-            <w:r>
-              <w:rPr>
-                <w:rFonts w:ascii="Arial" w:cs="Arial" w:eastAsia="Arial" w:hAnsi="Arial"/>
-                <w:b w:val="false"/>
-                <w:bCs w:val="false"/>
-                <w:i w:val="false"/>
-                <w:iCs w:val="false"/>
-                <w:color w:val="000000"/>
-                <w:sz w:val="18"/>
-                <w:szCs w:val="18"/>
-              </w:rPr>
-              <w:t xml:space="preserve">DQB Closure with Written Final Explanation — the DQB walkthrough provides collective validation that the unit's epistemic goals have been achieved, transforming learner-generated questions into learner-generated answers. The individual written explanation is a high-leverage sensemaking task: it requires synthesis across all eight lessons, explicit use of the phenomenon, and translation of procedural knowledge into communicative explanation. This directly mirrors NGSS SEP 6 (Constructing Explanations) and KICD's emphasis on applying mathematical knowledge to real-life situations.</w:t>
-            </w:r>
-          </w:p>
-        </w:tc>
-        <w:tc>
-          <w:tcPr>
-            <w:tcW w:type="dxa" w:w="3040"/>
-            <w:shd w:fill="F2F2F2" w:color="auto" w:val="clear"/>
-            <w:tcMar>
-              <w:top w:type="dxa" w:w="60"/>
-              <w:left w:type="dxa" w:w="120"/>
-              <w:bottom w:type="dxa" w:w="60"/>
-              <w:right w:type="dxa" w:w="120"/>
-            </w:tcMar>
-            <w:vAlign w:val="top"/>
-          </w:tcPr>
-          <w:p>
-            <w:pPr>
-              <w:spacing w:after="40" w:before="0"/>
-              <w:jc w:val="left"/>
-            </w:pPr>
-            <w:r>
-              <w:rPr>
-                <w:rFonts w:ascii="Arial" w:cs="Arial" w:eastAsia="Arial" w:hAnsi="Arial"/>
-                <w:b w:val="false"/>
-                <w:bCs w:val="false"/>
-                <w:i w:val="false"/>
-                <w:iCs w:val="false"/>
-                <w:color w:val="000000"/>
-                <w:sz w:val="18"/>
-                <w:szCs w:val="18"/>
-              </w:rPr>
-              <w:t xml:space="preserve">Observable indicators: (a) every DQB question has at least one sticky-note response posted by end of phase; (b) individual written explanations contain all 5 required elements (phenomenon, index notation, log-as-addition, specific numbers, Kenyan application); (c) explanations are free of the misconception that 'logarithms are just a trick' — they should articulate the inverse-of-exponentiation relationship. Teacher scores each explanation using the KICD rubric: Exceeds / Meets / Approaches / Below Expectations, with the Meets threshold being all 5 elements present and mathematically accurate.</w:t>
-            </w:r>
-          </w:p>
-        </w:tc>
-      </w:tr>
-      <w:tr>
-        <w:tc>
-          <w:tcPr>
-            <w:tcW w:type="dxa" w:w="1520"/>
-            <w:shd w:fill="D5E8F0" w:color="auto" w:val="clear"/>
-            <w:tcMar>
-              <w:top w:type="dxa" w:w="60"/>
-              <w:left w:type="dxa" w:w="120"/>
-              <w:bottom w:type="dxa" w:w="60"/>
-              <w:right w:type="dxa" w:w="120"/>
-            </w:tcMar>
-            <w:vAlign w:val="top"/>
-          </w:tcPr>
-          <w:p>
-            <w:pPr>
-              <w:spacing w:after="40" w:before="0"/>
-              <w:jc w:val="left"/>
-            </w:pPr>
-            <w:r>
-              <w:rPr>
-                <w:rFonts w:ascii="Arial" w:cs="Arial" w:eastAsia="Arial" w:hAnsi="Arial"/>
-                <w:b/>
-                <w:bCs/>
-                <w:i w:val="false"/>
-                <w:iCs w:val="false"/>
-                <w:color w:val="000000"/>
-                <w:sz w:val="18"/>
-                <w:szCs w:val="18"/>
-              </w:rPr>
-              <w:t xml:space="preserve">Model Building Phase</w:t>
-            </w:r>
-          </w:p>
-          <w:p>
-            <w:pPr>
-              <w:spacing w:after="20" w:before="0"/>
-            </w:pPr>
-            <w:r>
-              <w:rPr>
-                <w:rFonts w:ascii="Arial" w:cs="Arial" w:eastAsia="Arial" w:hAnsi="Arial"/>
-                <w:b/>
-                <w:bCs/>
-                <w:color w:val="1F3864"/>
-                <w:sz w:val="16"/>
-                <w:szCs w:val="16"/>
-              </w:rPr>
-              <w:t xml:space="preserve">📹 VIDEO:</w:t>
-            </w:r>
-          </w:p>
-          <w:p>
-            <w:pPr>
-              <w:spacing w:after="20" w:before="0"/>
-            </w:pPr>
-            <w:hyperlink w:history="1" r:id="rId45nhs0yh8-mq9b7k5odt_">
-              <w:r>
-                <w:rPr>
-                  <w:rFonts w:ascii="Arial" w:cs="Arial" w:eastAsia="Arial" w:hAnsi="Arial"/>
-                  <w:color w:val="2E75B6"/>
-                  <w:sz w:val="16"/>
-                  <w:szCs w:val="16"/>
-                  <w:u w:val="single" w:color="2E75B6"/>
-                </w:rPr>
-                <w:t xml:space="preserve">Video: Bending Light</w:t>
-              </w:r>
-            </w:hyperlink>
-          </w:p>
-          <w:p>
-            <w:pPr>
-              <w:spacing w:after="10" w:before="0"/>
-              <w:ind w:left="120"/>
-            </w:pPr>
-            <w:r>
-              <w:rPr>
-                <w:rFonts w:ascii="Arial" w:cs="Arial" w:eastAsia="Arial" w:hAnsi="Arial"/>
-                <w:color w:val="595959"/>
-                <w:sz w:val="14"/>
-                <w:szCs w:val="14"/>
-              </w:rPr>
-              <w:t xml:space="preserve">Source: PhET Interactive Simulations (English)</w:t>
-            </w:r>
-          </w:p>
-          <w:p>
-            <w:pPr>
-              <w:spacing w:after="10" w:before="0"/>
-              <w:ind w:left="120"/>
-            </w:pPr>
-            <w:hyperlink w:history="1" r:id="rIdca5pknpvrnugyhh3hbliw">
+            <w:hyperlink w:history="1" r:id="rIdzcvjnppa5p1ykxsii79wz">
               <w:r>
                 <w:rPr>
                   <w:rFonts w:ascii="Arial" w:cs="Arial" w:eastAsia="Arial" w:hAnsi="Arial"/>
@@ -25380,47 +25371,31 @@
                 <w:sz w:val="16"/>
                 <w:szCs w:val="16"/>
               </w:rPr>
-              <w:t xml:space="preserve">📖 HTML:</w:t>
+              <w:t xml:space="preserve">📖 READING:</w:t>
             </w:r>
           </w:p>
           <w:p>
             <w:pPr>
               <w:spacing w:after="20" w:before="0"/>
             </w:pPr>
-            <w:hyperlink w:history="1" r:id="rIdd2p0tyxke35woiustvtmx">
-              <w:r>
-                <w:rPr>
-                  <w:rFonts w:ascii="Arial" w:cs="Arial" w:eastAsia="Arial" w:hAnsi="Arial"/>
-                  <w:color w:val="2E75B6"/>
-                  <w:sz w:val="16"/>
-                  <w:szCs w:val="16"/>
-                  <w:u w:val="single" w:color="2E75B6"/>
-                </w:rPr>
-                <w:t xml:space="preserve">Defining Logarithms (Flexbook)</w:t>
-              </w:r>
-            </w:hyperlink>
+            <w:r>
+              <w:rPr>
+                <w:rFonts w:ascii="Arial" w:cs="Arial" w:eastAsia="Arial" w:hAnsi="Arial"/>
+                <w:i/>
+                <w:iCs/>
+                <w:color w:val="595959"/>
+                <w:sz w:val="16"/>
+                <w:szCs w:val="16"/>
+              </w:rPr>
+              <w:t xml:space="preserve">No closely matching reading in the ARES library for this activity.</w:t>
+            </w:r>
           </w:p>
           <w:p>
             <w:pPr>
               <w:spacing w:after="10" w:before="0"/>
               <w:ind w:left="120"/>
             </w:pPr>
-            <w:r>
-              <w:rPr>
-                <w:rFonts w:ascii="Arial" w:cs="Arial" w:eastAsia="Arial" w:hAnsi="Arial"/>
-                <w:color w:val="595959"/>
-                <w:sz w:val="14"/>
-                <w:szCs w:val="14"/>
-              </w:rPr>
-              <w:t xml:space="preserve">Source: CK-12</w:t>
-            </w:r>
-          </w:p>
-          <w:p>
-            <w:pPr>
-              <w:spacing w:after="10" w:before="0"/>
-              <w:ind w:left="120"/>
-            </w:pPr>
-            <w:hyperlink w:history="1" r:id="rIdl4tp2lnj2vqdwel6eeilw">
+            <w:hyperlink w:history="1" r:id="rIdydn7epih91njkevijmvlx">
               <w:r>
                 <w:rPr>
                   <w:rFonts w:ascii="Arial" w:cs="Arial" w:eastAsia="Arial" w:hAnsi="Arial"/>
@@ -25429,9 +25404,24 @@
                   <w:szCs w:val="14"/>
                   <w:u w:val="single" w:color="595959"/>
                 </w:rPr>
-                <w:t xml:space="preserve">🔍 Search ARES for similar readings</w:t>
+                <w:t xml:space="preserve">🔍 Search ARES for readings</w:t>
               </w:r>
             </w:hyperlink>
+          </w:p>
+          <w:p>
+            <w:pPr>
+              <w:spacing w:after="10" w:before="0"/>
+              <w:ind w:left="120"/>
+            </w:pPr>
+            <w:r>
+              <w:rPr>
+                <w:rFonts w:ascii="Arial" w:cs="Arial" w:eastAsia="Arial" w:hAnsi="Arial"/>
+                <w:color w:val="595959"/>
+                <w:sz w:val="14"/>
+                <w:szCs w:val="14"/>
+              </w:rPr>
+              <w:t xml:space="preserve">Search terms: indices logarithms combined operations</w:t>
+            </w:r>
           </w:p>
         </w:tc>
         <w:tc>

--- a/data/outputs/v2/Core_Mathematics/SS1.2_Indices_and_Logarithms/Core_Mathematics_Indices_and_Logarithms_CBE_LessonSequence.docx
+++ b/data/outputs/v2/Core_Mathematics/SS1.2_Indices_and_Logarithms/Core_Mathematics_Indices_and_Logarithms_CBE_LessonSequence.docx
@@ -3286,7 +3286,7 @@
             <w:pPr>
               <w:spacing w:after="20" w:before="0"/>
             </w:pPr>
-            <w:hyperlink w:history="1" r:id="rIdiqrn7ellusairixs6-6d4">
+            <w:hyperlink w:history="1" r:id="rIdlz1qxyqxwiixvfz4m7lev">
               <w:r>
                 <w:rPr>
                   <w:rFonts w:ascii="Arial" w:cs="Arial" w:eastAsia="Arial" w:hAnsi="Arial"/>
@@ -3319,7 +3319,7 @@
               <w:spacing w:after="10" w:before="0"/>
               <w:ind w:left="120"/>
             </w:pPr>
-            <w:hyperlink w:history="1" r:id="rIdbrb-8erdjagjw7emdqhvw">
+            <w:hyperlink w:history="1" r:id="rId56d1cigsh1hffxrixlnfc">
               <w:r>
                 <w:rPr>
                   <w:rFonts w:ascii="Arial" w:cs="Arial" w:eastAsia="Arial" w:hAnsi="Arial"/>
@@ -3357,14 +3357,14 @@
                 <w:sz w:val="16"/>
                 <w:szCs w:val="16"/>
               </w:rPr>
-              <w:t xml:space="preserve">📖 HTML:</w:t>
+              <w:t xml:space="preserve">📖 EXERCISE:</w:t>
             </w:r>
           </w:p>
           <w:p>
             <w:pPr>
               <w:spacing w:after="20" w:before="0"/>
             </w:pPr>
-            <w:hyperlink w:history="1" r:id="rId611bsrcy5y7_5wytp13dz">
+            <w:hyperlink w:history="1" r:id="rIdmv4umpftckxpdxhlpkmjb">
               <w:r>
                 <w:rPr>
                   <w:rFonts w:ascii="Arial" w:cs="Arial" w:eastAsia="Arial" w:hAnsi="Arial"/>
@@ -3373,7 +3373,7 @@
                   <w:szCs w:val="16"/>
                   <w:u w:val="single" w:color="2E75B6"/>
                 </w:rPr>
-                <w:t xml:space="preserve">Power Property of Logarithms (Flexbook)</w:t>
+                <w:t xml:space="preserve">Exponents with integer bases</w:t>
               </w:r>
             </w:hyperlink>
           </w:p>
@@ -3389,7 +3389,7 @@
                 <w:sz w:val="14"/>
                 <w:szCs w:val="14"/>
               </w:rPr>
-              <w:t xml:space="preserve">Source: CK-12</w:t>
+              <w:t xml:space="preserve">Source: Khan Academy (English - US curriculum)</w:t>
             </w:r>
           </w:p>
           <w:p>
@@ -3397,7 +3397,7 @@
               <w:spacing w:after="10" w:before="0"/>
               <w:ind w:left="120"/>
             </w:pPr>
-            <w:hyperlink w:history="1" r:id="rIdkgv51muwcaddtebtholet">
+            <w:hyperlink w:history="1" r:id="rId-7qjpdmuom3f_92fdnlso">
               <w:r>
                 <w:rPr>
                   <w:rFonts w:ascii="Arial" w:cs="Arial" w:eastAsia="Arial" w:hAnsi="Arial"/>
@@ -3592,7 +3592,7 @@
             <w:pPr>
               <w:spacing w:after="20" w:before="0"/>
             </w:pPr>
-            <w:hyperlink w:history="1" r:id="rIdm2o4k_wgd5gzsvqjh9k4w">
+            <w:hyperlink w:history="1" r:id="rIdi7usfrpbjfgh1y85khiss">
               <w:r>
                 <w:rPr>
                   <w:rFonts w:ascii="Arial" w:cs="Arial" w:eastAsia="Arial" w:hAnsi="Arial"/>
@@ -3601,7 +3601,7 @@
                   <w:szCs w:val="16"/>
                   <w:u w:val="single" w:color="2E75B6"/>
                 </w:rPr>
-                <w:t xml:space="preserve">Exponential decay intro</w:t>
+                <w:t xml:space="preserve">Using exponents with powers of 10</w:t>
               </w:r>
             </w:hyperlink>
           </w:p>
@@ -3625,7 +3625,7 @@
               <w:spacing w:after="10" w:before="0"/>
               <w:ind w:left="120"/>
             </w:pPr>
-            <w:hyperlink w:history="1" r:id="rIdtnq2d7hfqsumrd1rnhi-d">
+            <w:hyperlink w:history="1" r:id="rIdnh_bta3zkw6basx_yhgyb">
               <w:r>
                 <w:rPr>
                   <w:rFonts w:ascii="Arial" w:cs="Arial" w:eastAsia="Arial" w:hAnsi="Arial"/>
@@ -3670,7 +3670,7 @@
             <w:pPr>
               <w:spacing w:after="20" w:before="0"/>
             </w:pPr>
-            <w:hyperlink w:history="1" r:id="rIdlcoi65uyoyew5fyi0jiv1">
+            <w:hyperlink w:history="1" r:id="rIdljzb_7wctx9ioqeene0vz">
               <w:r>
                 <w:rPr>
                   <w:rFonts w:ascii="Arial" w:cs="Arial" w:eastAsia="Arial" w:hAnsi="Arial"/>
@@ -3679,7 +3679,7 @@
                   <w:szCs w:val="16"/>
                   <w:u w:val="single" w:color="2E75B6"/>
                 </w:rPr>
-                <w:t xml:space="preserve">Power Property of Logarithms Practice</w:t>
+                <w:t xml:space="preserve">Exponents with negative fractional bases</w:t>
               </w:r>
             </w:hyperlink>
           </w:p>
@@ -3695,7 +3695,7 @@
                 <w:sz w:val="14"/>
                 <w:szCs w:val="14"/>
               </w:rPr>
-              <w:t xml:space="preserve">Source: CK-12</w:t>
+              <w:t xml:space="preserve">Source: Khan Academy (English - US curriculum)</w:t>
             </w:r>
           </w:p>
           <w:p>
@@ -3703,7 +3703,7 @@
               <w:spacing w:after="10" w:before="0"/>
               <w:ind w:left="120"/>
             </w:pPr>
-            <w:hyperlink w:history="1" r:id="rIdcb5tbe63mh7iuvfpzablo">
+            <w:hyperlink w:history="1" r:id="rIdoclw3nr6x7bylonatqnco">
               <w:r>
                 <w:rPr>
                   <w:rFonts w:ascii="Arial" w:cs="Arial" w:eastAsia="Arial" w:hAnsi="Arial"/>
@@ -3898,7 +3898,7 @@
             <w:pPr>
               <w:spacing w:after="20" w:before="0"/>
             </w:pPr>
-            <w:hyperlink w:history="1" r:id="rIdojyauf2yqz5ftsr3e3hcu">
+            <w:hyperlink w:history="1" r:id="rId3vrpdnxytnrcydhaiq5m7">
               <w:r>
                 <w:rPr>
                   <w:rFonts w:ascii="Arial" w:cs="Arial" w:eastAsia="Arial" w:hAnsi="Arial"/>
@@ -3907,7 +3907,7 @@
                   <w:szCs w:val="16"/>
                   <w:u w:val="single" w:color="2E75B6"/>
                 </w:rPr>
-                <w:t xml:space="preserve">Relationship between exponentials &amp; logarithms: tables</w:t>
+                <w:t xml:space="preserve">Exponents with negative bases</w:t>
               </w:r>
             </w:hyperlink>
           </w:p>
@@ -3931,7 +3931,7 @@
               <w:spacing w:after="10" w:before="0"/>
               <w:ind w:left="120"/>
             </w:pPr>
-            <w:hyperlink w:history="1" r:id="rIdlcwdghaejljsk0qix4nci">
+            <w:hyperlink w:history="1" r:id="rIdy53smpso9uodj2nazgi0x">
               <w:r>
                 <w:rPr>
                   <w:rFonts w:ascii="Arial" w:cs="Arial" w:eastAsia="Arial" w:hAnsi="Arial"/>
@@ -3976,7 +3976,7 @@
             <w:pPr>
               <w:spacing w:after="20" w:before="0"/>
             </w:pPr>
-            <w:hyperlink w:history="1" r:id="rIdudcz_bdtigx_z3xvhyz8r">
+            <w:hyperlink w:history="1" r:id="rId4qnhvalfzdwhy6dm2ooee">
               <w:r>
                 <w:rPr>
                   <w:rFonts w:ascii="Arial" w:cs="Arial" w:eastAsia="Arial" w:hAnsi="Arial"/>
@@ -3985,7 +3985,7 @@
                   <w:szCs w:val="16"/>
                   <w:u w:val="single" w:color="2E75B6"/>
                 </w:rPr>
-                <w:t xml:space="preserve">Exponents with integer bases</w:t>
+                <w:t xml:space="preserve">Powers of products &amp; quotients (integer exponents)</w:t>
               </w:r>
             </w:hyperlink>
           </w:p>
@@ -4009,7 +4009,7 @@
               <w:spacing w:after="10" w:before="0"/>
               <w:ind w:left="120"/>
             </w:pPr>
-            <w:hyperlink w:history="1" r:id="rIdveqdu3whaxkhv4r8fnoz0">
+            <w:hyperlink w:history="1" r:id="rIdfjdxjqgavol8zwp7k2yzy">
               <w:r>
                 <w:rPr>
                   <w:rFonts w:ascii="Arial" w:cs="Arial" w:eastAsia="Arial" w:hAnsi="Arial"/>
@@ -4204,7 +4204,7 @@
             <w:pPr>
               <w:spacing w:after="20" w:before="0"/>
             </w:pPr>
-            <w:hyperlink w:history="1" r:id="rIdygy822h0scb8wauesp8ok">
+            <w:hyperlink w:history="1" r:id="rIdpsszytwf8auwhikmzh9le">
               <w:r>
                 <w:rPr>
                   <w:rFonts w:ascii="Arial" w:cs="Arial" w:eastAsia="Arial" w:hAnsi="Arial"/>
@@ -4213,7 +4213,7 @@
                   <w:szCs w:val="16"/>
                   <w:u w:val="single" w:color="2E75B6"/>
                 </w:rPr>
-                <w:t xml:space="preserve">Introduction to powers of 10</w:t>
+                <w:t xml:space="preserve">Exponents and powers of 10 patterns</w:t>
               </w:r>
             </w:hyperlink>
           </w:p>
@@ -4237,7 +4237,7 @@
               <w:spacing w:after="10" w:before="0"/>
               <w:ind w:left="120"/>
             </w:pPr>
-            <w:hyperlink w:history="1" r:id="rIdq12ia5qtkic4pcyjbp7c-">
+            <w:hyperlink w:history="1" r:id="rIdz1zqb4g1twth4y_myx_qf">
               <w:r>
                 <w:rPr>
                   <w:rFonts w:ascii="Arial" w:cs="Arial" w:eastAsia="Arial" w:hAnsi="Arial"/>
@@ -4282,7 +4282,7 @@
             <w:pPr>
               <w:spacing w:after="20" w:before="0"/>
             </w:pPr>
-            <w:hyperlink w:history="1" r:id="rIdqvbph8zfoniznghynohw7">
+            <w:hyperlink w:history="1" r:id="rIdgcy6kzqgzgvz1mrtyssbl">
               <w:r>
                 <w:rPr>
                   <w:rFonts w:ascii="Arial" w:cs="Arial" w:eastAsia="Arial" w:hAnsi="Arial"/>
@@ -4291,7 +4291,7 @@
                   <w:szCs w:val="16"/>
                   <w:u w:val="single" w:color="2E75B6"/>
                 </w:rPr>
-                <w:t xml:space="preserve">Exponents with negative fractional bases</w:t>
+                <w:t xml:space="preserve">Multiply &amp; divide powers (integer exponents)</w:t>
               </w:r>
             </w:hyperlink>
           </w:p>
@@ -4315,7 +4315,7 @@
               <w:spacing w:after="10" w:before="0"/>
               <w:ind w:left="120"/>
             </w:pPr>
-            <w:hyperlink w:history="1" r:id="rIdawo4nczi15vwxgmyz2vck">
+            <w:hyperlink w:history="1" r:id="rId8ezjsndu87zm4mrpsm88u">
               <w:r>
                 <w:rPr>
                   <w:rFonts w:ascii="Arial" w:cs="Arial" w:eastAsia="Arial" w:hAnsi="Arial"/>
@@ -4510,7 +4510,7 @@
             <w:pPr>
               <w:spacing w:after="20" w:before="0"/>
             </w:pPr>
-            <w:hyperlink w:history="1" r:id="rIdt3ibrvxdrlnrm8izsis42">
+            <w:hyperlink w:history="1" r:id="rId5gz04l2chucswdnnjkdwm">
               <w:r>
                 <w:rPr>
                   <w:rFonts w:ascii="Arial" w:cs="Arial" w:eastAsia="Arial" w:hAnsi="Arial"/>
@@ -4519,7 +4519,7 @@
                   <w:szCs w:val="16"/>
                   <w:u w:val="single" w:color="2E75B6"/>
                 </w:rPr>
-                <w:t xml:space="preserve">Introduction to powers of 10</w:t>
+                <w:t xml:space="preserve">Negative exponents</w:t>
               </w:r>
             </w:hyperlink>
           </w:p>
@@ -4543,7 +4543,7 @@
               <w:spacing w:after="10" w:before="0"/>
               <w:ind w:left="120"/>
             </w:pPr>
-            <w:hyperlink w:history="1" r:id="rId-cack7wa1xwhyaqljf36p">
+            <w:hyperlink w:history="1" r:id="rIdpdmbg7gjjkzf1ftcpmue1">
               <w:r>
                 <w:rPr>
                   <w:rFonts w:ascii="Arial" w:cs="Arial" w:eastAsia="Arial" w:hAnsi="Arial"/>
@@ -4588,7 +4588,7 @@
             <w:pPr>
               <w:spacing w:after="20" w:before="0"/>
             </w:pPr>
-            <w:hyperlink w:history="1" r:id="rIduqi0p9zffve5pxftrbzgr">
+            <w:hyperlink w:history="1" r:id="rIdd7i5e2b6fq-nkqi1kqdks">
               <w:r>
                 <w:rPr>
                   <w:rFonts w:ascii="Arial" w:cs="Arial" w:eastAsia="Arial" w:hAnsi="Arial"/>
@@ -4597,7 +4597,7 @@
                   <w:szCs w:val="16"/>
                   <w:u w:val="single" w:color="2E75B6"/>
                 </w:rPr>
-                <w:t xml:space="preserve">Powers of products &amp; quotients (integer exponents)</w:t>
+                <w:t xml:space="preserve">Negative exponents</w:t>
               </w:r>
             </w:hyperlink>
           </w:p>
@@ -4621,7 +4621,7 @@
               <w:spacing w:after="10" w:before="0"/>
               <w:ind w:left="120"/>
             </w:pPr>
-            <w:hyperlink w:history="1" r:id="rIdaid_shl2x6foygtid6znk">
+            <w:hyperlink w:history="1" r:id="rIdjbboti7fi_brreby4phjp">
               <w:r>
                 <w:rPr>
                   <w:rFonts w:ascii="Arial" w:cs="Arial" w:eastAsia="Arial" w:hAnsi="Arial"/>
@@ -6108,7 +6108,7 @@
             <w:pPr>
               <w:spacing w:after="20" w:before="0"/>
             </w:pPr>
-            <w:hyperlink w:history="1" r:id="rIdrvt4cdwukuljrtx4qgl7x">
+            <w:hyperlink w:history="1" r:id="rIdkjnr6dyyxk5axdrca1yn7">
               <w:r>
                 <w:rPr>
                   <w:rFonts w:ascii="Arial" w:cs="Arial" w:eastAsia="Arial" w:hAnsi="Arial"/>
@@ -6141,7 +6141,7 @@
               <w:spacing w:after="10" w:before="0"/>
               <w:ind w:left="120"/>
             </w:pPr>
-            <w:hyperlink w:history="1" r:id="rIdczwmowvkyjef7gnwhs9m8">
+            <w:hyperlink w:history="1" r:id="rIdua7lkaukhvibbdcfuw7t4">
               <w:r>
                 <w:rPr>
                   <w:rFonts w:ascii="Arial" w:cs="Arial" w:eastAsia="Arial" w:hAnsi="Arial"/>
@@ -6186,7 +6186,7 @@
             <w:pPr>
               <w:spacing w:after="20" w:before="0"/>
             </w:pPr>
-            <w:hyperlink w:history="1" r:id="rIdaziqjynwrn1pijapizh4o">
+            <w:hyperlink w:history="1" r:id="rIdl_gpwyofyxphve1wbmrc3">
               <w:r>
                 <w:rPr>
                   <w:rFonts w:ascii="Arial" w:cs="Arial" w:eastAsia="Arial" w:hAnsi="Arial"/>
@@ -6219,7 +6219,7 @@
               <w:spacing w:after="10" w:before="0"/>
               <w:ind w:left="120"/>
             </w:pPr>
-            <w:hyperlink w:history="1" r:id="rIdo8vlmk8hwwzhvgpqwr82f">
+            <w:hyperlink w:history="1" r:id="rIdnaixfo4huxlkta94nojsv">
               <w:r>
                 <w:rPr>
                   <w:rFonts w:ascii="Arial" w:cs="Arial" w:eastAsia="Arial" w:hAnsi="Arial"/>
@@ -6414,7 +6414,7 @@
             <w:pPr>
               <w:spacing w:after="20" w:before="0"/>
             </w:pPr>
-            <w:hyperlink w:history="1" r:id="rIdjrk-sbrl5yujpb7icoxxz">
+            <w:hyperlink w:history="1" r:id="rIdb2adj0mbnaqjkwpwfpro7">
               <w:r>
                 <w:rPr>
                   <w:rFonts w:ascii="Arial" w:cs="Arial" w:eastAsia="Arial" w:hAnsi="Arial"/>
@@ -6423,7 +6423,7 @@
                   <w:szCs w:val="16"/>
                   <w:u w:val="single" w:color="2E75B6"/>
                 </w:rPr>
-                <w:t xml:space="preserve">Proof of the logarithm quotient and power rules</w:t>
+                <w:t xml:space="preserve">Exponent rules intro -dubbed(KY)</w:t>
               </w:r>
             </w:hyperlink>
           </w:p>
@@ -6439,7 +6439,7 @@
                 <w:sz w:val="14"/>
                 <w:szCs w:val="14"/>
               </w:rPr>
-              <w:t xml:space="preserve">Source: Khan Academy (English - US curriculum)</w:t>
+              <w:t xml:space="preserve">Source: Khan Academy (Kiswahili)</w:t>
             </w:r>
           </w:p>
           <w:p>
@@ -6447,7 +6447,7 @@
               <w:spacing w:after="10" w:before="0"/>
               <w:ind w:left="120"/>
             </w:pPr>
-            <w:hyperlink w:history="1" r:id="rIdjcsr1fpqbvhlyiifeuwvm">
+            <w:hyperlink w:history="1" r:id="rIdghcjv4trxxyccyoyuliei">
               <w:r>
                 <w:rPr>
                   <w:rFonts w:ascii="Arial" w:cs="Arial" w:eastAsia="Arial" w:hAnsi="Arial"/>
@@ -6492,7 +6492,7 @@
             <w:pPr>
               <w:spacing w:after="20" w:before="0"/>
             </w:pPr>
-            <w:hyperlink w:history="1" r:id="rId_pgv5afktdqg2nsoo_tdd">
+            <w:hyperlink w:history="1" r:id="rIdk4xywlxwyqvxcrfp8t5jc">
               <w:r>
                 <w:rPr>
                   <w:rFonts w:ascii="Arial" w:cs="Arial" w:eastAsia="Arial" w:hAnsi="Arial"/>
@@ -6525,7 +6525,7 @@
               <w:spacing w:after="10" w:before="0"/>
               <w:ind w:left="120"/>
             </w:pPr>
-            <w:hyperlink w:history="1" r:id="rIdr4thmihues3oubrhedcts">
+            <w:hyperlink w:history="1" r:id="rIdazf1qmkvactfhlvixtk8a">
               <w:r>
                 <w:rPr>
                   <w:rFonts w:ascii="Arial" w:cs="Arial" w:eastAsia="Arial" w:hAnsi="Arial"/>
@@ -6720,7 +6720,7 @@
             <w:pPr>
               <w:spacing w:after="20" w:before="0"/>
             </w:pPr>
-            <w:hyperlink w:history="1" r:id="rId0b7ot4rkwohw28de5egc-">
+            <w:hyperlink w:history="1" r:id="rIdrdfchwut7k-zvuqcecf3z">
               <w:r>
                 <w:rPr>
                   <w:rFonts w:ascii="Arial" w:cs="Arial" w:eastAsia="Arial" w:hAnsi="Arial"/>
@@ -6729,7 +6729,7 @@
                   <w:szCs w:val="16"/>
                   <w:u w:val="single" w:color="2E75B6"/>
                 </w:rPr>
-                <w:t xml:space="preserve">Proof of the logarithm quotient and power rules -dubbed(KY)</w:t>
+                <w:t xml:space="preserve">Exponent rules intro -dubbed(KY)</w:t>
               </w:r>
             </w:hyperlink>
           </w:p>
@@ -6753,7 +6753,7 @@
               <w:spacing w:after="10" w:before="0"/>
               <w:ind w:left="120"/>
             </w:pPr>
-            <w:hyperlink w:history="1" r:id="rIdq0q-fnjeqnetic7ay8jbb">
+            <w:hyperlink w:history="1" r:id="rIdovzyo34kdv0q9eqs4imru">
               <w:r>
                 <w:rPr>
                   <w:rFonts w:ascii="Arial" w:cs="Arial" w:eastAsia="Arial" w:hAnsi="Arial"/>
@@ -6798,7 +6798,7 @@
             <w:pPr>
               <w:spacing w:after="20" w:before="0"/>
             </w:pPr>
-            <w:hyperlink w:history="1" r:id="rId5hmpkojr-_apcdg_wywjk">
+            <w:hyperlink w:history="1" r:id="rId87fwxawqacb08v-cyzaof">
               <w:r>
                 <w:rPr>
                   <w:rFonts w:ascii="Arial" w:cs="Arial" w:eastAsia="Arial" w:hAnsi="Arial"/>
@@ -6807,7 +6807,7 @@
                   <w:szCs w:val="16"/>
                   <w:u w:val="single" w:color="2E75B6"/>
                 </w:rPr>
-                <w:t xml:space="preserve">Product and Quotient Properties of Logarithms (Flexbook)</w:t>
+                <w:t xml:space="preserve">Product and Quotient Properties of Exponents (Flexbook)</w:t>
               </w:r>
             </w:hyperlink>
           </w:p>
@@ -6831,7 +6831,7 @@
               <w:spacing w:after="10" w:before="0"/>
               <w:ind w:left="120"/>
             </w:pPr>
-            <w:hyperlink w:history="1" r:id="rIdu8pfst_juj50zyibu0fpw">
+            <w:hyperlink w:history="1" r:id="rIdnm9cti8rz_ee-ga_kodbx">
               <w:r>
                 <w:rPr>
                   <w:rFonts w:ascii="Arial" w:cs="Arial" w:eastAsia="Arial" w:hAnsi="Arial"/>
@@ -7026,7 +7026,7 @@
             <w:pPr>
               <w:spacing w:after="20" w:before="0"/>
             </w:pPr>
-            <w:hyperlink w:history="1" r:id="rIdxkqafg8hl7nuwtilbnmxp">
+            <w:hyperlink w:history="1" r:id="rIda0du8r47t1aeovy4mmoui">
               <w:r>
                 <w:rPr>
                   <w:rFonts w:ascii="Arial" w:cs="Arial" w:eastAsia="Arial" w:hAnsi="Arial"/>
@@ -7035,7 +7035,7 @@
                   <w:szCs w:val="16"/>
                   <w:u w:val="single" w:color="2E75B6"/>
                 </w:rPr>
-                <w:t xml:space="preserve">Exponent rules part  (composite problems) -dubbed(KY)</w:t>
+                <w:t xml:space="preserve">Exponent rules intro -dubbed(KY)</w:t>
               </w:r>
             </w:hyperlink>
           </w:p>
@@ -7059,7 +7059,7 @@
               <w:spacing w:after="10" w:before="0"/>
               <w:ind w:left="120"/>
             </w:pPr>
-            <w:hyperlink w:history="1" r:id="rIdbqfqld1ftjxgxehg2nm9l">
+            <w:hyperlink w:history="1" r:id="rId0bdhomk5hgehatcneosn-">
               <w:r>
                 <w:rPr>
                   <w:rFonts w:ascii="Arial" w:cs="Arial" w:eastAsia="Arial" w:hAnsi="Arial"/>
@@ -7097,14 +7097,14 @@
                 <w:sz w:val="16"/>
                 <w:szCs w:val="16"/>
               </w:rPr>
-              <w:t xml:space="preserve">📖 HTML:</w:t>
+              <w:t xml:space="preserve">📖 EXERCISE:</w:t>
             </w:r>
           </w:p>
           <w:p>
             <w:pPr>
               <w:spacing w:after="20" w:before="0"/>
             </w:pPr>
-            <w:hyperlink w:history="1" r:id="rId4dmhihzxz31uk0u4rxqc1">
+            <w:hyperlink w:history="1" r:id="rIdtvvybfkhk9zxvcz1u6p1o">
               <w:r>
                 <w:rPr>
                   <w:rFonts w:ascii="Arial" w:cs="Arial" w:eastAsia="Arial" w:hAnsi="Arial"/>
@@ -7113,7 +7113,7 @@
                   <w:szCs w:val="16"/>
                   <w:u w:val="single" w:color="2E75B6"/>
                 </w:rPr>
-                <w:t xml:space="preserve">Product and Quotient Properties of Logarithms (Flexbook)</w:t>
+                <w:t xml:space="preserve">Multiply &amp; divide powers (integer exponents)</w:t>
               </w:r>
             </w:hyperlink>
           </w:p>
@@ -7129,7 +7129,7 @@
                 <w:sz w:val="14"/>
                 <w:szCs w:val="14"/>
               </w:rPr>
-              <w:t xml:space="preserve">Source: CK-12</w:t>
+              <w:t xml:space="preserve">Source: Khan Academy (English - US curriculum)</w:t>
             </w:r>
           </w:p>
           <w:p>
@@ -7137,7 +7137,7 @@
               <w:spacing w:after="10" w:before="0"/>
               <w:ind w:left="120"/>
             </w:pPr>
-            <w:hyperlink w:history="1" r:id="rId07kssnqmyjoidhedkbk8g">
+            <w:hyperlink w:history="1" r:id="rIdgcwr2sm-aqlcv9jaakfb4">
               <w:r>
                 <w:rPr>
                   <w:rFonts w:ascii="Arial" w:cs="Arial" w:eastAsia="Arial" w:hAnsi="Arial"/>
@@ -7332,7 +7332,7 @@
             <w:pPr>
               <w:spacing w:after="20" w:before="0"/>
             </w:pPr>
-            <w:hyperlink w:history="1" r:id="rIdsdhlcuz1dog2wmq_nopms">
+            <w:hyperlink w:history="1" r:id="rIdl9ul8en6bnquirvpuq_p_">
               <w:r>
                 <w:rPr>
                   <w:rFonts w:ascii="Arial" w:cs="Arial" w:eastAsia="Arial" w:hAnsi="Arial"/>
@@ -7341,7 +7341,7 @@
                   <w:szCs w:val="16"/>
                   <w:u w:val="single" w:color="2E75B6"/>
                 </w:rPr>
-                <w:t xml:space="preserve">Proof of the logarithm product rule</w:t>
+                <w:t xml:space="preserve">Exponent rules intro -dubbed(KY)</w:t>
               </w:r>
             </w:hyperlink>
           </w:p>
@@ -7357,7 +7357,7 @@
                 <w:sz w:val="14"/>
                 <w:szCs w:val="14"/>
               </w:rPr>
-              <w:t xml:space="preserve">Source: Khan Academy (English - US curriculum)</w:t>
+              <w:t xml:space="preserve">Source: Khan Academy (Kiswahili)</w:t>
             </w:r>
           </w:p>
           <w:p>
@@ -7365,7 +7365,7 @@
               <w:spacing w:after="10" w:before="0"/>
               <w:ind w:left="120"/>
             </w:pPr>
-            <w:hyperlink w:history="1" r:id="rIdf99fy141bqarwwcvphpnx">
+            <w:hyperlink w:history="1" r:id="rId_k76vgcv-07t9u2-urodq">
               <w:r>
                 <w:rPr>
                   <w:rFonts w:ascii="Arial" w:cs="Arial" w:eastAsia="Arial" w:hAnsi="Arial"/>
@@ -7403,14 +7403,14 @@
                 <w:sz w:val="16"/>
                 <w:szCs w:val="16"/>
               </w:rPr>
-              <w:t xml:space="preserve">📖 HTML:</w:t>
+              <w:t xml:space="preserve">📖 EXERCISE:</w:t>
             </w:r>
           </w:p>
           <w:p>
             <w:pPr>
               <w:spacing w:after="20" w:before="0"/>
             </w:pPr>
-            <w:hyperlink w:history="1" r:id="rId0iej2ud1p1x0uqua2rffj">
+            <w:hyperlink w:history="1" r:id="rIdmiwp4c1roj11lfn912uj5">
               <w:r>
                 <w:rPr>
                   <w:rFonts w:ascii="Arial" w:cs="Arial" w:eastAsia="Arial" w:hAnsi="Arial"/>
@@ -7419,7 +7419,7 @@
                   <w:szCs w:val="16"/>
                   <w:u w:val="single" w:color="2E75B6"/>
                 </w:rPr>
-                <w:t xml:space="preserve">Product and Quotient Properties of Logarithms (Flexbook)</w:t>
+                <w:t xml:space="preserve">Powers of products &amp; quotients (integer exponents)</w:t>
               </w:r>
             </w:hyperlink>
           </w:p>
@@ -7435,7 +7435,7 @@
                 <w:sz w:val="14"/>
                 <w:szCs w:val="14"/>
               </w:rPr>
-              <w:t xml:space="preserve">Source: CK-12</w:t>
+              <w:t xml:space="preserve">Source: Khan Academy (English - US curriculum)</w:t>
             </w:r>
           </w:p>
           <w:p>
@@ -7443,7 +7443,7 @@
               <w:spacing w:after="10" w:before="0"/>
               <w:ind w:left="120"/>
             </w:pPr>
-            <w:hyperlink w:history="1" r:id="rIdfypn1mnydbxywwhoxl3hc">
+            <w:hyperlink w:history="1" r:id="rIdrblcga7yvmxfbwfupada_">
               <w:r>
                 <w:rPr>
                   <w:rFonts w:ascii="Arial" w:cs="Arial" w:eastAsia="Arial" w:hAnsi="Arial"/>
@@ -8930,7 +8930,847 @@
             <w:pPr>
               <w:spacing w:after="20" w:before="0"/>
             </w:pPr>
-            <w:hyperlink w:history="1" r:id="rIdtkfzb9hp1p-hgnhp4els6">
+            <w:hyperlink w:history="1" r:id="rIdy2sh6_awul7ctgp7vrojb">
+              <w:r>
+                <w:rPr>
+                  <w:rFonts w:ascii="Arial" w:cs="Arial" w:eastAsia="Arial" w:hAnsi="Arial"/>
+                  <w:color w:val="2E75B6"/>
+                  <w:sz w:val="16"/>
+                  <w:szCs w:val="16"/>
+                  <w:u w:val="single" w:color="2E75B6"/>
+                </w:rPr>
+                <w:t xml:space="preserve">Proof of the logarithm quotient and power rules</w:t>
+              </w:r>
+            </w:hyperlink>
+          </w:p>
+          <w:p>
+            <w:pPr>
+              <w:spacing w:after="10" w:before="0"/>
+              <w:ind w:left="120"/>
+            </w:pPr>
+            <w:r>
+              <w:rPr>
+                <w:rFonts w:ascii="Arial" w:cs="Arial" w:eastAsia="Arial" w:hAnsi="Arial"/>
+                <w:color w:val="595959"/>
+                <w:sz w:val="14"/>
+                <w:szCs w:val="14"/>
+              </w:rPr>
+              <w:t xml:space="preserve">Source: Khan Academy (English - US curriculum)</w:t>
+            </w:r>
+          </w:p>
+          <w:p>
+            <w:pPr>
+              <w:spacing w:after="10" w:before="0"/>
+              <w:ind w:left="120"/>
+            </w:pPr>
+            <w:hyperlink w:history="1" r:id="rIdbnmplusumgcumd6z8wnmh">
+              <w:r>
+                <w:rPr>
+                  <w:rFonts w:ascii="Arial" w:cs="Arial" w:eastAsia="Arial" w:hAnsi="Arial"/>
+                  <w:color w:val="595959"/>
+                  <w:sz w:val="14"/>
+                  <w:szCs w:val="14"/>
+                  <w:u w:val="single" w:color="595959"/>
+                </w:rPr>
+                <w:t xml:space="preserve">🔍 Search ARES for similar videos</w:t>
+              </w:r>
+            </w:hyperlink>
+          </w:p>
+          <w:p>
+            <w:pPr>
+              <w:spacing w:after="40" w:before="0"/>
+            </w:pPr>
+            <w:r>
+              <w:rPr>
+                <w:sz w:val="14"/>
+                <w:szCs w:val="14"/>
+              </w:rPr>
+              <w:t xml:space="preserve"/>
+            </w:r>
+          </w:p>
+          <w:p>
+            <w:pPr>
+              <w:spacing w:after="20" w:before="0"/>
+            </w:pPr>
+            <w:r>
+              <w:rPr>
+                <w:rFonts w:ascii="Arial" w:cs="Arial" w:eastAsia="Arial" w:hAnsi="Arial"/>
+                <w:b/>
+                <w:bCs/>
+                <w:color w:val="1F3864"/>
+                <w:sz w:val="16"/>
+                <w:szCs w:val="16"/>
+              </w:rPr>
+              <w:t xml:space="preserve">📖 EXERCISE:</w:t>
+            </w:r>
+          </w:p>
+          <w:p>
+            <w:pPr>
+              <w:spacing w:after="20" w:before="0"/>
+            </w:pPr>
+            <w:hyperlink w:history="1" r:id="rIdxlyozbaqdbtbbj3uykl9j">
+              <w:r>
+                <w:rPr>
+                  <w:rFonts w:ascii="Arial" w:cs="Arial" w:eastAsia="Arial" w:hAnsi="Arial"/>
+                  <w:color w:val="2E75B6"/>
+                  <w:sz w:val="16"/>
+                  <w:szCs w:val="16"/>
+                  <w:u w:val="single" w:color="2E75B6"/>
+                </w:rPr>
+                <w:t xml:space="preserve">Reverse power rule: negative and fractional powers</w:t>
+              </w:r>
+            </w:hyperlink>
+          </w:p>
+          <w:p>
+            <w:pPr>
+              <w:spacing w:after="10" w:before="0"/>
+              <w:ind w:left="120"/>
+            </w:pPr>
+            <w:r>
+              <w:rPr>
+                <w:rFonts w:ascii="Arial" w:cs="Arial" w:eastAsia="Arial" w:hAnsi="Arial"/>
+                <w:color w:val="595959"/>
+                <w:sz w:val="14"/>
+                <w:szCs w:val="14"/>
+              </w:rPr>
+              <w:t xml:space="preserve">Source: Khan Academy (English - US curriculum)</w:t>
+            </w:r>
+          </w:p>
+          <w:p>
+            <w:pPr>
+              <w:spacing w:after="10" w:before="0"/>
+              <w:ind w:left="120"/>
+            </w:pPr>
+            <w:hyperlink w:history="1" r:id="rIddrvns9f-wey-jrtvmuths">
+              <w:r>
+                <w:rPr>
+                  <w:rFonts w:ascii="Arial" w:cs="Arial" w:eastAsia="Arial" w:hAnsi="Arial"/>
+                  <w:color w:val="595959"/>
+                  <w:sz w:val="14"/>
+                  <w:szCs w:val="14"/>
+                  <w:u w:val="single" w:color="595959"/>
+                </w:rPr>
+                <w:t xml:space="preserve">🔍 Search ARES for similar readings</w:t>
+              </w:r>
+            </w:hyperlink>
+          </w:p>
+        </w:tc>
+        <w:tc>
+          <w:tcPr>
+            <w:tcW w:type="dxa" w:w="3040"/>
+            <w:shd w:fill="FFFFFF" w:color="auto" w:val="clear"/>
+            <w:tcMar>
+              <w:top w:type="dxa" w:w="60"/>
+              <w:left w:type="dxa" w:w="120"/>
+              <w:bottom w:type="dxa" w:w="60"/>
+              <w:right w:type="dxa" w:w="120"/>
+            </w:tcMar>
+            <w:vAlign w:val="top"/>
+          </w:tcPr>
+          <w:p>
+            <w:pPr>
+              <w:spacing w:after="40" w:before="0"/>
+              <w:jc w:val="left"/>
+            </w:pPr>
+            <w:r>
+              <w:rPr>
+                <w:rFonts w:ascii="Arial" w:cs="Arial" w:eastAsia="Arial" w:hAnsi="Arial"/>
+                <w:b w:val="false"/>
+                <w:bCs w:val="false"/>
+                <w:i w:val="false"/>
+                <w:iCs w:val="false"/>
+                <w:color w:val="000000"/>
+                <w:sz w:val="18"/>
+                <w:szCs w:val="18"/>
+              </w:rPr>
+              <w:t xml:space="preserve">Learners are presented with three index expressions on the board — (2^3)^2, 2^0, and 2^(1/2) — each labelled with a farm scenario: (i) 'The farm manager squares the number of harvest cycles'; (ii) 'A plant completes zero harvest cycles'; (iii) 'A plant completes exactly half a harvest cycle.' Working individually for 3 minutes, learners write their numeric predictions and a one-sentence justification in their exercise books using only what they already know about repeated multiplication. They then share predictions with a shoulder partner for 2 minutes. The teacher collects a snapshot of predictions by asking learners to hold up fingers: 1 = very unsure, 5 = very confident, for each expression in turn. Predictions are left visible on a 'Before' sticky-note strip on the DQB.</w:t>
+            </w:r>
+          </w:p>
+        </w:tc>
+        <w:tc>
+          <w:tcPr>
+            <w:tcW w:type="dxa" w:w="3040"/>
+            <w:shd w:fill="F2F2F2" w:color="auto" w:val="clear"/>
+            <w:tcMar>
+              <w:top w:type="dxa" w:w="60"/>
+              <w:left w:type="dxa" w:w="120"/>
+              <w:bottom w:type="dxa" w:w="60"/>
+              <w:right w:type="dxa" w:w="120"/>
+            </w:tcMar>
+            <w:vAlign w:val="top"/>
+          </w:tcPr>
+          <w:p>
+            <w:pPr>
+              <w:spacing w:after="40" w:before="0"/>
+              <w:jc w:val="left"/>
+            </w:pPr>
+            <w:r>
+              <w:rPr>
+                <w:rFonts w:ascii="Arial" w:cs="Arial" w:eastAsia="Arial" w:hAnsi="Arial"/>
+                <w:b w:val="false"/>
+                <w:bCs w:val="false"/>
+                <w:i w:val="false"/>
+                <w:iCs w:val="false"/>
+                <w:color w:val="000000"/>
+                <w:sz w:val="18"/>
+                <w:szCs w:val="18"/>
+              </w:rPr>
+              <w:t xml:space="preserve">Display the three expressions and the farm context using the board or printed cards. Say verbatim: 'Before we derive anything today, I want to know what your gut tells you. Use only what you already know about repeated multiplication — no new rules yet. You have three minutes of silent thinking.' [START 3-minute timer.] After individual time: 'Turn to your shoulder partner and compare your predictions. Do you agree? If not, whose reasoning is stronger?' [Allow 2 minutes.] Cold-call 3 pairs to share — one per expression. For each, ask: 'What multiplication story did you use to get there?' After sharing: 'Hold up fingers — how confident are you about (2^3)^2? … about 2^0? … about 2^(1/2)?' Record the class confidence distribution on the board next to each expression. Do NOT confirm or correct yet. Say: 'Keep these predictions live — we will return to them.'</w:t>
+            </w:r>
+          </w:p>
+        </w:tc>
+        <w:tc>
+          <w:tcPr>
+            <w:tcW w:type="dxa" w:w="3040"/>
+            <w:shd w:fill="FFFFFF" w:color="auto" w:val="clear"/>
+            <w:tcMar>
+              <w:top w:type="dxa" w:w="60"/>
+              <w:left w:type="dxa" w:w="120"/>
+              <w:bottom w:type="dxa" w:w="60"/>
+              <w:right w:type="dxa" w:w="120"/>
+            </w:tcMar>
+            <w:vAlign w:val="top"/>
+          </w:tcPr>
+          <w:p>
+            <w:pPr>
+              <w:spacing w:after="40" w:before="0"/>
+              <w:jc w:val="left"/>
+            </w:pPr>
+            <w:r>
+              <w:rPr>
+                <w:rFonts w:ascii="Arial" w:cs="Arial" w:eastAsia="Arial" w:hAnsi="Arial"/>
+                <w:b w:val="false"/>
+                <w:bCs w:val="false"/>
+                <w:i w:val="false"/>
+                <w:iCs w:val="false"/>
+                <w:color w:val="000000"/>
+                <w:sz w:val="18"/>
+                <w:szCs w:val="18"/>
+              </w:rPr>
+              <w:t xml:space="preserve">Activation of Prior Knowledge / Predict-Before-Observe: By requiring justification tied to repeated multiplication (the anchor representation established in Lesson 1), learners surface their existing mental models and make their reasoning visible. The confidence poll creates a public record of uncertainty that motivates the derivation activity and gives the teacher real-time formative data on which expression needs the most scaffolding.</w:t>
+            </w:r>
+          </w:p>
+        </w:tc>
+        <w:tc>
+          <w:tcPr>
+            <w:tcW w:type="dxa" w:w="3040"/>
+            <w:shd w:fill="F2F2F2" w:color="auto" w:val="clear"/>
+            <w:tcMar>
+              <w:top w:type="dxa" w:w="60"/>
+              <w:left w:type="dxa" w:w="120"/>
+              <w:bottom w:type="dxa" w:w="60"/>
+              <w:right w:type="dxa" w:w="120"/>
+            </w:tcMar>
+            <w:vAlign w:val="top"/>
+          </w:tcPr>
+          <w:p>
+            <w:pPr>
+              <w:spacing w:after="40" w:before="0"/>
+              <w:jc w:val="left"/>
+            </w:pPr>
+            <w:r>
+              <w:rPr>
+                <w:rFonts w:ascii="Arial" w:cs="Arial" w:eastAsia="Arial" w:hAnsi="Arial"/>
+                <w:b w:val="false"/>
+                <w:bCs w:val="false"/>
+                <w:i w:val="false"/>
+                <w:iCs w:val="false"/>
+                <w:color w:val="000000"/>
+                <w:sz w:val="18"/>
+                <w:szCs w:val="18"/>
+              </w:rPr>
+              <w:t xml:space="preserve">Observable indicator: Every learner has a written numeric prediction AND a justification sentence for all three expressions before sharing begins. Teacher scans books during cold-call phase. Flag learners who have a number but no justification — prompt with: 'What multiplication did you picture?' The confidence distribution informs pacing: if fewer than half the class show 4–5 fingers for 2^(1/2), allocate extra derivation time in Phase 2.</w:t>
+            </w:r>
+          </w:p>
+        </w:tc>
+      </w:tr>
+      <w:tr>
+        <w:tc>
+          <w:tcPr>
+            <w:tcW w:type="dxa" w:w="1520"/>
+            <w:shd w:fill="D9EEF1" w:color="auto" w:val="clear"/>
+            <w:tcMar>
+              <w:top w:type="dxa" w:w="60"/>
+              <w:left w:type="dxa" w:w="120"/>
+              <w:bottom w:type="dxa" w:w="60"/>
+              <w:right w:type="dxa" w:w="120"/>
+            </w:tcMar>
+            <w:vAlign w:val="top"/>
+          </w:tcPr>
+          <w:p>
+            <w:pPr>
+              <w:spacing w:after="40" w:before="0"/>
+              <w:jc w:val="left"/>
+            </w:pPr>
+            <w:r>
+              <w:rPr>
+                <w:rFonts w:ascii="Arial" w:cs="Arial" w:eastAsia="Arial" w:hAnsi="Arial"/>
+                <w:b/>
+                <w:bCs/>
+                <w:i w:val="false"/>
+                <w:iCs w:val="false"/>
+                <w:color w:val="000000"/>
+                <w:sz w:val="18"/>
+                <w:szCs w:val="18"/>
+              </w:rPr>
+              <w:t xml:space="preserve">Observe Phase</w:t>
+            </w:r>
+          </w:p>
+          <w:p>
+            <w:pPr>
+              <w:spacing w:after="20" w:before="0"/>
+            </w:pPr>
+            <w:r>
+              <w:rPr>
+                <w:rFonts w:ascii="Arial" w:cs="Arial" w:eastAsia="Arial" w:hAnsi="Arial"/>
+                <w:b/>
+                <w:bCs/>
+                <w:color w:val="1F3864"/>
+                <w:sz w:val="16"/>
+                <w:szCs w:val="16"/>
+              </w:rPr>
+              <w:t xml:space="preserve">📹 VIDEO:</w:t>
+            </w:r>
+          </w:p>
+          <w:p>
+            <w:pPr>
+              <w:spacing w:after="20" w:before="0"/>
+            </w:pPr>
+            <w:hyperlink w:history="1" r:id="rIdq5hjugrykkmd4kec6-s9l">
+              <w:r>
+                <w:rPr>
+                  <w:rFonts w:ascii="Arial" w:cs="Arial" w:eastAsia="Arial" w:hAnsi="Arial"/>
+                  <w:color w:val="2E75B6"/>
+                  <w:sz w:val="16"/>
+                  <w:szCs w:val="16"/>
+                  <w:u w:val="single" w:color="2E75B6"/>
+                </w:rPr>
+                <w:t xml:space="preserve">Proof of the logarithm quotient and power rules -dubbed(KY)</w:t>
+              </w:r>
+            </w:hyperlink>
+          </w:p>
+          <w:p>
+            <w:pPr>
+              <w:spacing w:after="10" w:before="0"/>
+              <w:ind w:left="120"/>
+            </w:pPr>
+            <w:r>
+              <w:rPr>
+                <w:rFonts w:ascii="Arial" w:cs="Arial" w:eastAsia="Arial" w:hAnsi="Arial"/>
+                <w:color w:val="595959"/>
+                <w:sz w:val="14"/>
+                <w:szCs w:val="14"/>
+              </w:rPr>
+              <w:t xml:space="preserve">Source: Khan Academy (Kiswahili)</w:t>
+            </w:r>
+          </w:p>
+          <w:p>
+            <w:pPr>
+              <w:spacing w:after="10" w:before="0"/>
+              <w:ind w:left="120"/>
+            </w:pPr>
+            <w:hyperlink w:history="1" r:id="rId0zjl8levsss7uypa7yqr6">
+              <w:r>
+                <w:rPr>
+                  <w:rFonts w:ascii="Arial" w:cs="Arial" w:eastAsia="Arial" w:hAnsi="Arial"/>
+                  <w:color w:val="595959"/>
+                  <w:sz w:val="14"/>
+                  <w:szCs w:val="14"/>
+                  <w:u w:val="single" w:color="595959"/>
+                </w:rPr>
+                <w:t xml:space="preserve">🔍 Search ARES for similar videos</w:t>
+              </w:r>
+            </w:hyperlink>
+          </w:p>
+          <w:p>
+            <w:pPr>
+              <w:spacing w:after="40" w:before="0"/>
+            </w:pPr>
+            <w:r>
+              <w:rPr>
+                <w:sz w:val="14"/>
+                <w:szCs w:val="14"/>
+              </w:rPr>
+              <w:t xml:space="preserve"/>
+            </w:r>
+          </w:p>
+          <w:p>
+            <w:pPr>
+              <w:spacing w:after="20" w:before="0"/>
+            </w:pPr>
+            <w:r>
+              <w:rPr>
+                <w:rFonts w:ascii="Arial" w:cs="Arial" w:eastAsia="Arial" w:hAnsi="Arial"/>
+                <w:b/>
+                <w:bCs/>
+                <w:color w:val="1F3864"/>
+                <w:sz w:val="16"/>
+                <w:szCs w:val="16"/>
+              </w:rPr>
+              <w:t xml:space="preserve">📖 EXERCISE:</w:t>
+            </w:r>
+          </w:p>
+          <w:p>
+            <w:pPr>
+              <w:spacing w:after="20" w:before="0"/>
+            </w:pPr>
+            <w:hyperlink w:history="1" r:id="rIdrmtldw7-8gve9vdrqow44">
+              <w:r>
+                <w:rPr>
+                  <w:rFonts w:ascii="Arial" w:cs="Arial" w:eastAsia="Arial" w:hAnsi="Arial"/>
+                  <w:color w:val="2E75B6"/>
+                  <w:sz w:val="16"/>
+                  <w:szCs w:val="16"/>
+                  <w:u w:val="single" w:color="2E75B6"/>
+                </w:rPr>
+                <w:t xml:space="preserve">Power rule (negative &amp; fractional powers)</w:t>
+              </w:r>
+            </w:hyperlink>
+          </w:p>
+          <w:p>
+            <w:pPr>
+              <w:spacing w:after="10" w:before="0"/>
+              <w:ind w:left="120"/>
+            </w:pPr>
+            <w:r>
+              <w:rPr>
+                <w:rFonts w:ascii="Arial" w:cs="Arial" w:eastAsia="Arial" w:hAnsi="Arial"/>
+                <w:color w:val="595959"/>
+                <w:sz w:val="14"/>
+                <w:szCs w:val="14"/>
+              </w:rPr>
+              <w:t xml:space="preserve">Source: Khan Academy (English - US curriculum)</w:t>
+            </w:r>
+          </w:p>
+          <w:p>
+            <w:pPr>
+              <w:spacing w:after="10" w:before="0"/>
+              <w:ind w:left="120"/>
+            </w:pPr>
+            <w:hyperlink w:history="1" r:id="rIdcilxguenuf9iut1lffkqw">
+              <w:r>
+                <w:rPr>
+                  <w:rFonts w:ascii="Arial" w:cs="Arial" w:eastAsia="Arial" w:hAnsi="Arial"/>
+                  <w:color w:val="595959"/>
+                  <w:sz w:val="14"/>
+                  <w:szCs w:val="14"/>
+                  <w:u w:val="single" w:color="595959"/>
+                </w:rPr>
+                <w:t xml:space="preserve">🔍 Search ARES for similar readings</w:t>
+              </w:r>
+            </w:hyperlink>
+          </w:p>
+        </w:tc>
+        <w:tc>
+          <w:tcPr>
+            <w:tcW w:type="dxa" w:w="3040"/>
+            <w:shd w:fill="FFFFFF" w:color="auto" w:val="clear"/>
+            <w:tcMar>
+              <w:top w:type="dxa" w:w="60"/>
+              <w:left w:type="dxa" w:w="120"/>
+              <w:bottom w:type="dxa" w:w="60"/>
+              <w:right w:type="dxa" w:w="120"/>
+            </w:tcMar>
+            <w:vAlign w:val="top"/>
+          </w:tcPr>
+          <w:p>
+            <w:pPr>
+              <w:spacing w:after="40" w:before="0"/>
+              <w:jc w:val="left"/>
+            </w:pPr>
+            <w:r>
+              <w:rPr>
+                <w:rFonts w:ascii="Arial" w:cs="Arial" w:eastAsia="Arial" w:hAnsi="Arial"/>
+                <w:b w:val="false"/>
+                <w:bCs w:val="false"/>
+                <w:i w:val="false"/>
+                <w:iCs w:val="false"/>
+                <w:color w:val="000000"/>
+                <w:sz w:val="18"/>
+                <w:szCs w:val="18"/>
+              </w:rPr>
+              <w:t xml:space="preserve">Learners work in groups of four on a structured 'Derivation Worksheet' that guides them to prove each rule from first principles using the quotient rule (a^m ÷ a^n = a^(m−n)) and expanded notation. The worksheet has three stations, each with a Kericho farm framing:</w:t>
+            </w:r>
+          </w:p>
+          <w:p>
+            <w:pPr>
+              <w:spacing w:after="40" w:before="0"/>
+              <w:jc w:val="left"/>
+            </w:pPr>
+            <w:r>
+              <w:rPr>
+                <w:rFonts w:ascii="Arial" w:cs="Arial" w:eastAsia="Arial" w:hAnsi="Arial"/>
+                <w:b w:val="false"/>
+                <w:bCs w:val="false"/>
+                <w:i w:val="false"/>
+                <w:iCs w:val="false"/>
+                <w:color w:val="000000"/>
+                <w:sz w:val="18"/>
+                <w:szCs w:val="18"/>
+              </w:rPr>
+              <w:t xml:space="preserve"/>
+            </w:r>
+          </w:p>
+          <w:p>
+            <w:pPr>
+              <w:spacing w:after="40" w:before="0"/>
+              <w:jc w:val="left"/>
+            </w:pPr>
+            <w:r>
+              <w:rPr>
+                <w:rFonts w:ascii="Arial" w:cs="Arial" w:eastAsia="Arial" w:hAnsi="Arial"/>
+                <w:b w:val="false"/>
+                <w:bCs w:val="false"/>
+                <w:i w:val="false"/>
+                <w:iCs w:val="false"/>
+                <w:color w:val="000000"/>
+                <w:sz w:val="18"/>
+                <w:szCs w:val="18"/>
+              </w:rPr>
+              <w:t xml:space="preserve">STATION A — Power Rule: Groups expand (2^3)^2 as repeated multiplication (write out all 6 twos), count the total factors, express as a single power, then generalise to (a^m)^n. They verify with (2^2)^3 and (3^2)^2.</w:t>
+            </w:r>
+          </w:p>
+          <w:p>
+            <w:pPr>
+              <w:spacing w:after="40" w:before="0"/>
+              <w:jc w:val="left"/>
+            </w:pPr>
+            <w:r>
+              <w:rPr>
+                <w:rFonts w:ascii="Arial" w:cs="Arial" w:eastAsia="Arial" w:hAnsi="Arial"/>
+                <w:b w:val="false"/>
+                <w:bCs w:val="false"/>
+                <w:i w:val="false"/>
+                <w:iCs w:val="false"/>
+                <w:color w:val="000000"/>
+                <w:sz w:val="18"/>
+                <w:szCs w:val="18"/>
+              </w:rPr>
+              <w:t xml:space="preserve"/>
+            </w:r>
+          </w:p>
+          <w:p>
+            <w:pPr>
+              <w:spacing w:after="40" w:before="0"/>
+              <w:jc w:val="left"/>
+            </w:pPr>
+            <w:r>
+              <w:rPr>
+                <w:rFonts w:ascii="Arial" w:cs="Arial" w:eastAsia="Arial" w:hAnsi="Arial"/>
+                <w:b w:val="false"/>
+                <w:bCs w:val="false"/>
+                <w:i w:val="false"/>
+                <w:iCs w:val="false"/>
+                <w:color w:val="000000"/>
+                <w:sz w:val="18"/>
+                <w:szCs w:val="18"/>
+              </w:rPr>
+              <w:t xml:space="preserve">STATION B — Negative Index Rule: Groups use the quotient rule to compute 2^3 ÷ 2^5, getting 2^(3−5) = 2^(−2). They also compute 8 ÷ 32 as a fraction and simplify. They reconcile the two answers, derive 2^(−2) = 1/2^2, then generalise to a^(−n) = 1/a^n. Farm framing: 'What does it mean for a plant to owe the farm two harvest cycles? Its net contribution is a fraction of the base amount.'</w:t>
+            </w:r>
+          </w:p>
+          <w:p>
+            <w:pPr>
+              <w:spacing w:after="40" w:before="0"/>
+              <w:jc w:val="left"/>
+            </w:pPr>
+            <w:r>
+              <w:rPr>
+                <w:rFonts w:ascii="Arial" w:cs="Arial" w:eastAsia="Arial" w:hAnsi="Arial"/>
+                <w:b w:val="false"/>
+                <w:bCs w:val="false"/>
+                <w:i w:val="false"/>
+                <w:iCs w:val="false"/>
+                <w:color w:val="000000"/>
+                <w:sz w:val="18"/>
+                <w:szCs w:val="18"/>
+              </w:rPr>
+              <w:t xml:space="preserve"/>
+            </w:r>
+          </w:p>
+          <w:p>
+            <w:pPr>
+              <w:spacing w:after="40" w:before="0"/>
+              <w:jc w:val="left"/>
+            </w:pPr>
+            <w:r>
+              <w:rPr>
+                <w:rFonts w:ascii="Arial" w:cs="Arial" w:eastAsia="Arial" w:hAnsi="Arial"/>
+                <w:b w:val="false"/>
+                <w:bCs w:val="false"/>
+                <w:i w:val="false"/>
+                <w:iCs w:val="false"/>
+                <w:color w:val="000000"/>
+                <w:sz w:val="18"/>
+                <w:szCs w:val="18"/>
+              </w:rPr>
+              <w:t xml:space="preserve">STATION C — Fractional Index Rule: Groups use the power rule in reverse: if (2^(1/2))^2 = 2^(1/2 × 2) = 2^1 = 2, then 2^(1/2) must be the number that, when multiplied by itself, gives 2 — i.e. √2. They verify with (2^(1/3))^3 and generalise to a^(1/n) = ⁿ√a. They then derive a^(m/n) = ⁿ√(a^m) = (ⁿ√a)^m. Farm framing: 'A half-harvest cycle of a tea plant yields 2^(1/2) grams — the geometric midpoint between 2^0 = 1 and 2^1 = 2.'</w:t>
+            </w:r>
+          </w:p>
+          <w:p>
+            <w:pPr>
+              <w:spacing w:after="40" w:before="0"/>
+              <w:jc w:val="left"/>
+            </w:pPr>
+            <w:r>
+              <w:rPr>
+                <w:rFonts w:ascii="Arial" w:cs="Arial" w:eastAsia="Arial" w:hAnsi="Arial"/>
+                <w:b w:val="false"/>
+                <w:bCs w:val="false"/>
+                <w:i w:val="false"/>
+                <w:iCs w:val="false"/>
+                <w:color w:val="000000"/>
+                <w:sz w:val="18"/>
+                <w:szCs w:val="18"/>
+              </w:rPr>
+              <w:t xml:space="preserve"/>
+            </w:r>
+          </w:p>
+          <w:p>
+            <w:pPr>
+              <w:spacing w:after="40" w:before="0"/>
+              <w:jc w:val="left"/>
+            </w:pPr>
+            <w:r>
+              <w:rPr>
+                <w:rFonts w:ascii="Arial" w:cs="Arial" w:eastAsia="Arial" w:hAnsi="Arial"/>
+                <w:b w:val="false"/>
+                <w:bCs w:val="false"/>
+                <w:i w:val="false"/>
+                <w:iCs w:val="false"/>
+                <w:color w:val="000000"/>
+                <w:sz w:val="18"/>
+                <w:szCs w:val="18"/>
+              </w:rPr>
+              <w:t xml:space="preserve">Each group records: the expanded working, the general rule, and one original farm sentence interpreting the rule.</w:t>
+            </w:r>
+          </w:p>
+        </w:tc>
+        <w:tc>
+          <w:tcPr>
+            <w:tcW w:type="dxa" w:w="3040"/>
+            <w:shd w:fill="F2F2F2" w:color="auto" w:val="clear"/>
+            <w:tcMar>
+              <w:top w:type="dxa" w:w="60"/>
+              <w:left w:type="dxa" w:w="120"/>
+              <w:bottom w:type="dxa" w:w="60"/>
+              <w:right w:type="dxa" w:w="120"/>
+            </w:tcMar>
+            <w:vAlign w:val="top"/>
+          </w:tcPr>
+          <w:p>
+            <w:pPr>
+              <w:spacing w:after="40" w:before="0"/>
+              <w:jc w:val="left"/>
+            </w:pPr>
+            <w:r>
+              <w:rPr>
+                <w:rFonts w:ascii="Arial" w:cs="Arial" w:eastAsia="Arial" w:hAnsi="Arial"/>
+                <w:b w:val="false"/>
+                <w:bCs w:val="false"/>
+                <w:i w:val="false"/>
+                <w:iCs w:val="false"/>
+                <w:color w:val="000000"/>
+                <w:sz w:val="18"/>
+                <w:szCs w:val="18"/>
+              </w:rPr>
+              <w:t xml:space="preserve">Distribute the Derivation Worksheet and say: 'Your job is to be mathematicians, not answer-receivers. Each station gives you a starting point — your group derives the rule. If you get stuck, the only hint I give is: go back to what the exponent means — repeated multiplication.' [Allow 15 minutes of group work.] Circulate and use targeted questions, NOT answers:</w:t>
+            </w:r>
+          </w:p>
+          <w:p>
+            <w:pPr>
+              <w:spacing w:after="40" w:before="0"/>
+              <w:jc w:val="left"/>
+            </w:pPr>
+            <w:r>
+              <w:rPr>
+                <w:rFonts w:ascii="Arial" w:cs="Arial" w:eastAsia="Arial" w:hAnsi="Arial"/>
+                <w:b w:val="false"/>
+                <w:bCs w:val="false"/>
+                <w:i w:val="false"/>
+                <w:iCs w:val="false"/>
+                <w:color w:val="000000"/>
+                <w:sz w:val="18"/>
+                <w:szCs w:val="18"/>
+              </w:rPr>
+              <w:t xml:space="preserve">— Station A: 'How many twos total? Can you count them without writing them all out a second time?'</w:t>
+            </w:r>
+          </w:p>
+          <w:p>
+            <w:pPr>
+              <w:spacing w:after="40" w:before="0"/>
+              <w:jc w:val="left"/>
+            </w:pPr>
+            <w:r>
+              <w:rPr>
+                <w:rFonts w:ascii="Arial" w:cs="Arial" w:eastAsia="Arial" w:hAnsi="Arial"/>
+                <w:b w:val="false"/>
+                <w:bCs w:val="false"/>
+                <w:i w:val="false"/>
+                <w:iCs w:val="false"/>
+                <w:color w:val="000000"/>
+                <w:sz w:val="18"/>
+                <w:szCs w:val="18"/>
+              </w:rPr>
+              <w:t xml:space="preserve">— Station B: 'You got 2^(−2) from the index law. You got 1/4 from ordinary arithmetic. What must 2^(−2) equal?'</w:t>
+            </w:r>
+          </w:p>
+          <w:p>
+            <w:pPr>
+              <w:spacing w:after="40" w:before="0"/>
+              <w:jc w:val="left"/>
+            </w:pPr>
+            <w:r>
+              <w:rPr>
+                <w:rFonts w:ascii="Arial" w:cs="Arial" w:eastAsia="Arial" w:hAnsi="Arial"/>
+                <w:b w:val="false"/>
+                <w:bCs w:val="false"/>
+                <w:i w:val="false"/>
+                <w:iCs w:val="false"/>
+                <w:color w:val="000000"/>
+                <w:sz w:val="18"/>
+                <w:szCs w:val="18"/>
+              </w:rPr>
+              <w:t xml:space="preserve">— Station C: 'What is the question you are answering when you look for 2^(1/2)? Rephrase it as a square-root question.'</w:t>
+            </w:r>
+          </w:p>
+          <w:p>
+            <w:pPr>
+              <w:spacing w:after="40" w:before="0"/>
+              <w:jc w:val="left"/>
+            </w:pPr>
+            <w:r>
+              <w:rPr>
+                <w:rFonts w:ascii="Arial" w:cs="Arial" w:eastAsia="Arial" w:hAnsi="Arial"/>
+                <w:b w:val="false"/>
+                <w:bCs w:val="false"/>
+                <w:i w:val="false"/>
+                <w:iCs w:val="false"/>
+                <w:color w:val="000000"/>
+                <w:sz w:val="18"/>
+                <w:szCs w:val="18"/>
+              </w:rPr>
+              <w:t xml:space="preserve">WAIT TIME: After posing each targeted question, wait at least 12 seconds before speaking again. After 15 minutes, conduct a gallery-style share: each group sends one 'ambassador' to stand at the next group's table and check their derivations. [3 minutes.] Reconvene whole class. Cold-call 3 different groups (one per station) to present their generalised rule and farm sentence. Write the three rules on the board in a 'Laws of Indices' reference box. Return to the Predict phase predictions and ask: 'How does your derivation change your original prediction?'</w:t>
+            </w:r>
+          </w:p>
+        </w:tc>
+        <w:tc>
+          <w:tcPr>
+            <w:tcW w:type="dxa" w:w="3040"/>
+            <w:shd w:fill="FFFFFF" w:color="auto" w:val="clear"/>
+            <w:tcMar>
+              <w:top w:type="dxa" w:w="60"/>
+              <w:left w:type="dxa" w:w="120"/>
+              <w:bottom w:type="dxa" w:w="60"/>
+              <w:right w:type="dxa" w:w="120"/>
+            </w:tcMar>
+            <w:vAlign w:val="top"/>
+          </w:tcPr>
+          <w:p>
+            <w:pPr>
+              <w:spacing w:after="40" w:before="0"/>
+              <w:jc w:val="left"/>
+            </w:pPr>
+            <w:r>
+              <w:rPr>
+                <w:rFonts w:ascii="Arial" w:cs="Arial" w:eastAsia="Arial" w:hAnsi="Arial"/>
+                <w:b w:val="false"/>
+                <w:bCs w:val="false"/>
+                <w:i w:val="false"/>
+                <w:iCs w:val="false"/>
+                <w:color w:val="000000"/>
+                <w:sz w:val="18"/>
+                <w:szCs w:val="18"/>
+              </w:rPr>
+              <w:t xml:space="preserve">Derive-Before-Tell (Guided Inquiry): Rather than presenting the rules and asking learners to apply them, learners construct the rules from the tools they already have (expanded notation + quotient rule). This mirrors the NGSS Science and Engineering Practice of 'Developing and Using Models' — the algebraic identity is the model, built from evidence (numeric examples). The gallery ambassador move ensures cross-group quality control and exposes learners to peer reasoning without full class disruption.</w:t>
+            </w:r>
+          </w:p>
+        </w:tc>
+        <w:tc>
+          <w:tcPr>
+            <w:tcW w:type="dxa" w:w="3040"/>
+            <w:shd w:fill="F2F2F2" w:color="auto" w:val="clear"/>
+            <w:tcMar>
+              <w:top w:type="dxa" w:w="60"/>
+              <w:left w:type="dxa" w:w="120"/>
+              <w:bottom w:type="dxa" w:w="60"/>
+              <w:right w:type="dxa" w:w="120"/>
+            </w:tcMar>
+            <w:vAlign w:val="top"/>
+          </w:tcPr>
+          <w:p>
+            <w:pPr>
+              <w:spacing w:after="40" w:before="0"/>
+              <w:jc w:val="left"/>
+            </w:pPr>
+            <w:r>
+              <w:rPr>
+                <w:rFonts w:ascii="Arial" w:cs="Arial" w:eastAsia="Arial" w:hAnsi="Arial"/>
+                <w:b w:val="false"/>
+                <w:bCs w:val="false"/>
+                <w:i w:val="false"/>
+                <w:iCs w:val="false"/>
+                <w:color w:val="000000"/>
+                <w:sz w:val="18"/>
+                <w:szCs w:val="18"/>
+              </w:rPr>
+              <w:t xml:space="preserve">Observable indicators: (1) Every group's Station B working shows both the index-law route (2^(−2)) and the arithmetic route (1/4) reconciled with an equals sign — if not, the concept of negative indices as reciprocals has not landed. (2) Station C: learners write (2^(1/2))^2 = 2^1 as an intermediate step — if they jump straight to '√2' without this bridge, probe their reasoning. (3) During cold-call, listen for generalisations using variable bases (a, not just 2) — if all three groups stay numeric, prompt: 'Can you write that rule for any base a?'</w:t>
+            </w:r>
+          </w:p>
+        </w:tc>
+      </w:tr>
+      <w:tr>
+        <w:tc>
+          <w:tcPr>
+            <w:tcW w:type="dxa" w:w="1520"/>
+            <w:shd w:fill="E2EFDA" w:color="auto" w:val="clear"/>
+            <w:tcMar>
+              <w:top w:type="dxa" w:w="60"/>
+              <w:left w:type="dxa" w:w="120"/>
+              <w:bottom w:type="dxa" w:w="60"/>
+              <w:right w:type="dxa" w:w="120"/>
+            </w:tcMar>
+            <w:vAlign w:val="top"/>
+          </w:tcPr>
+          <w:p>
+            <w:pPr>
+              <w:spacing w:after="40" w:before="0"/>
+              <w:jc w:val="left"/>
+            </w:pPr>
+            <w:r>
+              <w:rPr>
+                <w:rFonts w:ascii="Arial" w:cs="Arial" w:eastAsia="Arial" w:hAnsi="Arial"/>
+                <w:b/>
+                <w:bCs/>
+                <w:i w:val="false"/>
+                <w:iCs w:val="false"/>
+                <w:color w:val="000000"/>
+                <w:sz w:val="18"/>
+                <w:szCs w:val="18"/>
+              </w:rPr>
+              <w:t xml:space="preserve">Explain Phase</w:t>
+            </w:r>
+          </w:p>
+          <w:p>
+            <w:pPr>
+              <w:spacing w:after="20" w:before="0"/>
+            </w:pPr>
+            <w:r>
+              <w:rPr>
+                <w:rFonts w:ascii="Arial" w:cs="Arial" w:eastAsia="Arial" w:hAnsi="Arial"/>
+                <w:b/>
+                <w:bCs/>
+                <w:color w:val="1F3864"/>
+                <w:sz w:val="16"/>
+                <w:szCs w:val="16"/>
+              </w:rPr>
+              <w:t xml:space="preserve">📹 VIDEO:</w:t>
+            </w:r>
+          </w:p>
+          <w:p>
+            <w:pPr>
+              <w:spacing w:after="20" w:before="0"/>
+            </w:pPr>
+            <w:hyperlink w:history="1" r:id="rIdtlzhohtso3ngvuf4_jtx9">
               <w:r>
                 <w:rPr>
                   <w:rFonts w:ascii="Arial" w:cs="Arial" w:eastAsia="Arial" w:hAnsi="Arial"/>
@@ -8963,7 +9803,7 @@
               <w:spacing w:after="10" w:before="0"/>
               <w:ind w:left="120"/>
             </w:pPr>
-            <w:hyperlink w:history="1" r:id="rIdvz3fcsule5iwc8j6frrsm">
+            <w:hyperlink w:history="1" r:id="rIdd_s5yknqbg0vtfsixixhn">
               <w:r>
                 <w:rPr>
                   <w:rFonts w:ascii="Arial" w:cs="Arial" w:eastAsia="Arial" w:hAnsi="Arial"/>
@@ -9008,7 +9848,7 @@
             <w:pPr>
               <w:spacing w:after="20" w:before="0"/>
             </w:pPr>
-            <w:hyperlink w:history="1" r:id="rIdfdeyw5h4lkf4zsmbqueuy">
+            <w:hyperlink w:history="1" r:id="rIdw9oskgcijskr5an-hgcde">
               <w:r>
                 <w:rPr>
                   <w:rFonts w:ascii="Arial" w:cs="Arial" w:eastAsia="Arial" w:hAnsi="Arial"/>
@@ -9017,7 +9857,7 @@
                   <w:szCs w:val="16"/>
                   <w:u w:val="single" w:color="2E75B6"/>
                 </w:rPr>
-                <w:t xml:space="preserve">Reverse power rule: negative and fractional powers</w:t>
+                <w:t xml:space="preserve">Exponents with negative fractional bases</w:t>
               </w:r>
             </w:hyperlink>
           </w:p>
@@ -9041,7 +9881,7 @@
               <w:spacing w:after="10" w:before="0"/>
               <w:ind w:left="120"/>
             </w:pPr>
-            <w:hyperlink w:history="1" r:id="rIdiqs6bv22jp4ok4jqjzgkz">
+            <w:hyperlink w:history="1" r:id="rIdii0hbk-lovarsyo_n5fml">
               <w:r>
                 <w:rPr>
                   <w:rFonts w:ascii="Arial" w:cs="Arial" w:eastAsia="Arial" w:hAnsi="Arial"/>
@@ -9083,7 +9923,159 @@
                 <w:sz w:val="18"/>
                 <w:szCs w:val="18"/>
               </w:rPr>
-              <w:t xml:space="preserve">Learners are presented with three index expressions on the board — (2^3)^2, 2^0, and 2^(1/2) — each labelled with a farm scenario: (i) 'The farm manager squares the number of harvest cycles'; (ii) 'A plant completes zero harvest cycles'; (iii) 'A plant completes exactly half a harvest cycle.' Working individually for 3 minutes, learners write their numeric predictions and a one-sentence justification in their exercise books using only what they already know about repeated multiplication. They then share predictions with a shoulder partner for 2 minutes. The teacher collects a snapshot of predictions by asking learners to hold up fingers: 1 = very unsure, 5 = very confident, for each expression in turn. Predictions are left visible on a 'Before' sticky-note strip on the DQB.</w:t>
+              <w:t xml:space="preserve">Learners apply the three new rules (plus the rules from Lessons 1–2) to a tiered set of problems, all framed within the Kericho tea farm and wider Kenyan contexts:</w:t>
+            </w:r>
+          </w:p>
+          <w:p>
+            <w:pPr>
+              <w:spacing w:after="40" w:before="0"/>
+              <w:jc w:val="left"/>
+            </w:pPr>
+            <w:r>
+              <w:rPr>
+                <w:rFonts w:ascii="Arial" w:cs="Arial" w:eastAsia="Arial" w:hAnsi="Arial"/>
+                <w:b w:val="false"/>
+                <w:bCs w:val="false"/>
+                <w:i w:val="false"/>
+                <w:iCs w:val="false"/>
+                <w:color w:val="000000"/>
+                <w:sz w:val="18"/>
+                <w:szCs w:val="18"/>
+              </w:rPr>
+              <w:t xml:space="preserve"/>
+            </w:r>
+          </w:p>
+          <w:p>
+            <w:pPr>
+              <w:spacing w:after="40" w:before="0"/>
+              <w:jc w:val="left"/>
+            </w:pPr>
+            <w:r>
+              <w:rPr>
+                <w:rFonts w:ascii="Arial" w:cs="Arial" w:eastAsia="Arial" w:hAnsi="Arial"/>
+                <w:b w:val="false"/>
+                <w:bCs w:val="false"/>
+                <w:i w:val="false"/>
+                <w:iCs w:val="false"/>
+                <w:color w:val="000000"/>
+                <w:sz w:val="18"/>
+                <w:szCs w:val="18"/>
+              </w:rPr>
+              <w:t xml:space="preserve">Tier 1 (all learners, 6 minutes, individual): Simplify: (a) (2^4)^3; (b) 5^(−2); (c) 9^(1/2); (d) 8^(2/3). For each, write the rule used.</w:t>
+            </w:r>
+          </w:p>
+          <w:p>
+            <w:pPr>
+              <w:spacing w:after="40" w:before="0"/>
+              <w:jc w:val="left"/>
+            </w:pPr>
+            <w:r>
+              <w:rPr>
+                <w:rFonts w:ascii="Arial" w:cs="Arial" w:eastAsia="Arial" w:hAnsi="Arial"/>
+                <w:b w:val="false"/>
+                <w:bCs w:val="false"/>
+                <w:i w:val="false"/>
+                <w:iCs w:val="false"/>
+                <w:color w:val="000000"/>
+                <w:sz w:val="18"/>
+                <w:szCs w:val="18"/>
+              </w:rPr>
+              <w:t xml:space="preserve"/>
+            </w:r>
+          </w:p>
+          <w:p>
+            <w:pPr>
+              <w:spacing w:after="40" w:before="0"/>
+              <w:jc w:val="left"/>
+            </w:pPr>
+            <w:r>
+              <w:rPr>
+                <w:rFonts w:ascii="Arial" w:cs="Arial" w:eastAsia="Arial" w:hAnsi="Arial"/>
+                <w:b w:val="false"/>
+                <w:bCs w:val="false"/>
+                <w:i w:val="false"/>
+                <w:iCs w:val="false"/>
+                <w:color w:val="000000"/>
+                <w:sz w:val="18"/>
+                <w:szCs w:val="18"/>
+              </w:rPr>
+              <w:t xml:space="preserve">Tier 2 (pairs, 6 minutes): A Kericho estate has 2^10 tea plants arranged in 2^(1/2) equal rows. Express the number of plants per row as a power of 2 and as a decimal (to 2 d.p.). Then: the estate manager wants to compare this estate with a smaller trial plot of 2^(−3) container-loads of tea. Explain in words what 2^(−3) container-loads means physically.</w:t>
+            </w:r>
+          </w:p>
+          <w:p>
+            <w:pPr>
+              <w:spacing w:after="40" w:before="0"/>
+              <w:jc w:val="left"/>
+            </w:pPr>
+            <w:r>
+              <w:rPr>
+                <w:rFonts w:ascii="Arial" w:cs="Arial" w:eastAsia="Arial" w:hAnsi="Arial"/>
+                <w:b w:val="false"/>
+                <w:bCs w:val="false"/>
+                <w:i w:val="false"/>
+                <w:iCs w:val="false"/>
+                <w:color w:val="000000"/>
+                <w:sz w:val="18"/>
+                <w:szCs w:val="18"/>
+              </w:rPr>
+              <w:t xml:space="preserve"/>
+            </w:r>
+          </w:p>
+          <w:p>
+            <w:pPr>
+              <w:spacing w:after="40" w:before="0"/>
+              <w:jc w:val="left"/>
+            </w:pPr>
+            <w:r>
+              <w:rPr>
+                <w:rFonts w:ascii="Arial" w:cs="Arial" w:eastAsia="Arial" w:hAnsi="Arial"/>
+                <w:b w:val="false"/>
+                <w:bCs w:val="false"/>
+                <w:i w:val="false"/>
+                <w:iCs w:val="false"/>
+                <w:color w:val="000000"/>
+                <w:sz w:val="18"/>
+                <w:szCs w:val="18"/>
+              </w:rPr>
+              <w:t xml:space="preserve">Tier 3 (extension, independent): A Nairobi food-processing company packages tea in tins whose volume is modelled by V = k^(3/2) cm³, where k is the base dimension in cm. If k = 16, find V. If V must equal 27 cm³, find k. Connect each calculation to the fractional index rule.</w:t>
+            </w:r>
+          </w:p>
+          <w:p>
+            <w:pPr>
+              <w:spacing w:after="40" w:before="0"/>
+              <w:jc w:val="left"/>
+            </w:pPr>
+            <w:r>
+              <w:rPr>
+                <w:rFonts w:ascii="Arial" w:cs="Arial" w:eastAsia="Arial" w:hAnsi="Arial"/>
+                <w:b w:val="false"/>
+                <w:bCs w:val="false"/>
+                <w:i w:val="false"/>
+                <w:iCs w:val="false"/>
+                <w:color w:val="000000"/>
+                <w:sz w:val="18"/>
+                <w:szCs w:val="18"/>
+              </w:rPr>
+              <w:t xml:space="preserve"/>
+            </w:r>
+          </w:p>
+          <w:p>
+            <w:pPr>
+              <w:spacing w:after="40" w:before="0"/>
+              <w:jc w:val="left"/>
+            </w:pPr>
+            <w:r>
+              <w:rPr>
+                <w:rFonts w:ascii="Arial" w:cs="Arial" w:eastAsia="Arial" w:hAnsi="Arial"/>
+                <w:b w:val="false"/>
+                <w:bCs w:val="false"/>
+                <w:i w:val="false"/>
+                <w:iCs w:val="false"/>
+                <w:color w:val="000000"/>
+                <w:sz w:val="18"/>
+                <w:szCs w:val="18"/>
+              </w:rPr>
+              <w:t xml:space="preserve">After individual/pair work, the teacher leads a whole-class 'rule audit': for each Tier 1 answer, the teacher writes a deliberate error on the board (e.g. (2^4)^3 = 2^7) and asks learners to identify and correct it, citing the specific rule.</w:t>
             </w:r>
           </w:p>
         </w:tc>
@@ -9115,7 +10107,7 @@
                 <w:sz w:val="18"/>
                 <w:szCs w:val="18"/>
               </w:rPr>
-              <w:t xml:space="preserve">Display the three expressions and the farm context using the board or printed cards. Say verbatim: 'Before we derive anything today, I want to know what your gut tells you. Use only what you already know about repeated multiplication — no new rules yet. You have three minutes of silent thinking.' [START 3-minute timer.] After individual time: 'Turn to your shoulder partner and compare your predictions. Do you agree? If not, whose reasoning is stronger?' [Allow 2 minutes.] Cold-call 3 pairs to share — one per expression. For each, ask: 'What multiplication story did you use to get there?' After sharing: 'Hold up fingers — how confident are you about (2^3)^2? … about 2^0? … about 2^(1/2)?' Record the class confidence distribution on the board next to each expression. Do NOT confirm or correct yet. Say: 'Keep these predictions live — we will return to them.'</w:t>
+              <w:t xml:space="preserve">Announce tiers clearly: 'Everyone starts on Tier 1 — you have 6 minutes, working alone. Tier 2 is in pairs. Tier 3 is a challenge for those who finish early.' [Set timer.] During Tier 1, circulate and mark correct/incorrect silently with a tick or a dot (not the answer). For Tier 2, listen specifically to how pairs articulate 2^(−3) container-loads — target the farm physical interpretation. After pair work, say: 'I have written four answers on the board. At least two are wrong. Your job as a class is to find the errors and explain exactly which rule was broken.' Read out each answer including errors. After WAIT TIME of 12 seconds, cold-call 4 different learners (rotate from those not yet called this lesson). For each correction, push with: 'Which rule? State it in words before you use symbols.' Close the explain phase by saying: 'The power rule, negative index rule, and fractional index rule are not new inventions — you derived them today from rules you already knew. That is what mathematicians do.'</w:t>
             </w:r>
           </w:p>
         </w:tc>
@@ -9147,7 +10139,7 @@
                 <w:sz w:val="18"/>
                 <w:szCs w:val="18"/>
               </w:rPr>
-              <w:t xml:space="preserve">Activation of Prior Knowledge / Predict-Before-Observe: By requiring justification tied to repeated multiplication (the anchor representation established in Lesson 1), learners surface their existing mental models and make their reasoning visible. The confidence poll creates a public record of uncertainty that motivates the derivation activity and gives the teacher real-time formative data on which expression needs the most scaffolding.</w:t>
+              <w:t xml:space="preserve">Error Analysis / Worked Example Critique (NGSS Practice: Constructing Explanations): Presenting deliberate errors shifts learners from passive answer-checking to active rule-enforcement. Requiring learners to name the rule in words before writing symbols deepens conceptual encoding. The tiered structure ensures all learners engage with the core rules while extension learners encounter the rules in a novel context (volume formula), foreshadowing Lesson 4's use of logarithms to solve for exponents.</w:t>
             </w:r>
           </w:p>
         </w:tc>
@@ -9179,7 +10171,7 @@
                 <w:sz w:val="18"/>
                 <w:szCs w:val="18"/>
               </w:rPr>
-              <w:t xml:space="preserve">Observable indicator: Every learner has a written numeric prediction AND a justification sentence for all three expressions before sharing begins. Teacher scans books during cold-call phase. Flag learners who have a number but no justification — prompt with: 'What multiplication did you picture?' The confidence distribution informs pacing: if fewer than half the class show 4–5 fingers for 2^(1/2), allocate extra derivation time in Phase 2.</w:t>
+              <w:t xml:space="preserve">Observable indicators: (1) Tier 1 — all four answers correct with rules cited: learner is ready for Tier 2/3. Any systematic error (e.g. consistently writing a^(m/n) = a^m / a^n instead of ⁿ√(a^m)) signals a conceptual gap to address before Lesson 4. (2) Tier 2 physical interpretation: if a learner writes '2^(−3) container-loads means a negative amount of tea,' this reveals the critical misconception that negative indices mean negative quantities — address immediately with a brief whole-class clarification using the reciprocal definition.</w:t>
             </w:r>
           </w:p>
         </w:tc>
@@ -9188,32 +10180,32 @@
         <w:tc>
           <w:tcPr>
             <w:tcW w:type="dxa" w:w="1520"/>
-            <w:shd w:fill="D9EEF1" w:color="auto" w:val="clear"/>
-            <w:tcMar>
-              <w:top w:type="dxa" w:w="60"/>
-              <w:left w:type="dxa" w:w="120"/>
-              <w:bottom w:type="dxa" w:w="60"/>
-              <w:right w:type="dxa" w:w="120"/>
-            </w:tcMar>
-            <w:vAlign w:val="top"/>
-          </w:tcPr>
-          <w:p>
-            <w:pPr>
-              <w:spacing w:after="40" w:before="0"/>
-              <w:jc w:val="left"/>
-            </w:pPr>
-            <w:r>
-              <w:rPr>
-                <w:rFonts w:ascii="Arial" w:cs="Arial" w:eastAsia="Arial" w:hAnsi="Arial"/>
-                <w:b/>
-                <w:bCs/>
-                <w:i w:val="false"/>
-                <w:iCs w:val="false"/>
-                <w:color w:val="000000"/>
-                <w:sz w:val="18"/>
-                <w:szCs w:val="18"/>
-              </w:rPr>
-              <w:t xml:space="preserve">Observe Phase</w:t>
+            <w:shd w:fill="FCE4D6" w:color="auto" w:val="clear"/>
+            <w:tcMar>
+              <w:top w:type="dxa" w:w="60"/>
+              <w:left w:type="dxa" w:w="120"/>
+              <w:bottom w:type="dxa" w:w="60"/>
+              <w:right w:type="dxa" w:w="120"/>
+            </w:tcMar>
+            <w:vAlign w:val="top"/>
+          </w:tcPr>
+          <w:p>
+            <w:pPr>
+              <w:spacing w:after="40" w:before="0"/>
+              <w:jc w:val="left"/>
+            </w:pPr>
+            <w:r>
+              <w:rPr>
+                <w:rFonts w:ascii="Arial" w:cs="Arial" w:eastAsia="Arial" w:hAnsi="Arial"/>
+                <w:b/>
+                <w:bCs/>
+                <w:i w:val="false"/>
+                <w:iCs w:val="false"/>
+                <w:color w:val="000000"/>
+                <w:sz w:val="18"/>
+                <w:szCs w:val="18"/>
+              </w:rPr>
+              <w:t xml:space="preserve">Driving Question Board (DQB) Creation</w:t>
             </w:r>
           </w:p>
           <w:p>
@@ -9236,7 +10228,7 @@
             <w:pPr>
               <w:spacing w:after="20" w:before="0"/>
             </w:pPr>
-            <w:hyperlink w:history="1" r:id="rIdvccef-cn-7xcfy5sketa7">
+            <w:hyperlink w:history="1" r:id="rIdskzcidzbg7w-gxbqjnnk4">
               <w:r>
                 <w:rPr>
                   <w:rFonts w:ascii="Arial" w:cs="Arial" w:eastAsia="Arial" w:hAnsi="Arial"/>
@@ -9269,7 +10261,7 @@
               <w:spacing w:after="10" w:before="0"/>
               <w:ind w:left="120"/>
             </w:pPr>
-            <w:hyperlink w:history="1" r:id="rIdnznm09vushmtw3rvdcu3_">
+            <w:hyperlink w:history="1" r:id="rIdeoykdw1lkaepcjr6rfbxg">
               <w:r>
                 <w:rPr>
                   <w:rFonts w:ascii="Arial" w:cs="Arial" w:eastAsia="Arial" w:hAnsi="Arial"/>
@@ -9314,7 +10306,7 @@
             <w:pPr>
               <w:spacing w:after="20" w:before="0"/>
             </w:pPr>
-            <w:hyperlink w:history="1" r:id="rIdusdmrqfcjtwljjki95gfs">
+            <w:hyperlink w:history="1" r:id="rId7y7hxxwvadzc1ebjjc3i0">
               <w:r>
                 <w:rPr>
                   <w:rFonts w:ascii="Arial" w:cs="Arial" w:eastAsia="Arial" w:hAnsi="Arial"/>
@@ -9323,7 +10315,7 @@
                   <w:szCs w:val="16"/>
                   <w:u w:val="single" w:color="2E75B6"/>
                 </w:rPr>
-                <w:t xml:space="preserve">Power rule (negative &amp; fractional powers)</w:t>
+                <w:t xml:space="preserve">Zero, Negative, and Fractional Exponents Practice</w:t>
               </w:r>
             </w:hyperlink>
           </w:p>
@@ -9339,7 +10331,7 @@
                 <w:sz w:val="14"/>
                 <w:szCs w:val="14"/>
               </w:rPr>
-              <w:t xml:space="preserve">Source: Khan Academy (English - US curriculum)</w:t>
+              <w:t xml:space="preserve">Source: CK-12</w:t>
             </w:r>
           </w:p>
           <w:p>
@@ -9347,7 +10339,7 @@
               <w:spacing w:after="10" w:before="0"/>
               <w:ind w:left="120"/>
             </w:pPr>
-            <w:hyperlink w:history="1" r:id="rId7q5pmpx2dx_qozdwy-nkc">
+            <w:hyperlink w:history="1" r:id="rIdqbvxyne5oreerx__bkhkv">
               <w:r>
                 <w:rPr>
                   <w:rFonts w:ascii="Arial" w:cs="Arial" w:eastAsia="Arial" w:hAnsi="Arial"/>
@@ -9389,159 +10381,7 @@
                 <w:sz w:val="18"/>
                 <w:szCs w:val="18"/>
               </w:rPr>
-              <w:t xml:space="preserve">Learners work in groups of four on a structured 'Derivation Worksheet' that guides them to prove each rule from first principles using the quotient rule (a^m ÷ a^n = a^(m−n)) and expanded notation. The worksheet has three stations, each with a Kericho farm framing:</w:t>
-            </w:r>
-          </w:p>
-          <w:p>
-            <w:pPr>
-              <w:spacing w:after="40" w:before="0"/>
-              <w:jc w:val="left"/>
-            </w:pPr>
-            <w:r>
-              <w:rPr>
-                <w:rFonts w:ascii="Arial" w:cs="Arial" w:eastAsia="Arial" w:hAnsi="Arial"/>
-                <w:b w:val="false"/>
-                <w:bCs w:val="false"/>
-                <w:i w:val="false"/>
-                <w:iCs w:val="false"/>
-                <w:color w:val="000000"/>
-                <w:sz w:val="18"/>
-                <w:szCs w:val="18"/>
-              </w:rPr>
-              <w:t xml:space="preserve"/>
-            </w:r>
-          </w:p>
-          <w:p>
-            <w:pPr>
-              <w:spacing w:after="40" w:before="0"/>
-              <w:jc w:val="left"/>
-            </w:pPr>
-            <w:r>
-              <w:rPr>
-                <w:rFonts w:ascii="Arial" w:cs="Arial" w:eastAsia="Arial" w:hAnsi="Arial"/>
-                <w:b w:val="false"/>
-                <w:bCs w:val="false"/>
-                <w:i w:val="false"/>
-                <w:iCs w:val="false"/>
-                <w:color w:val="000000"/>
-                <w:sz w:val="18"/>
-                <w:szCs w:val="18"/>
-              </w:rPr>
-              <w:t xml:space="preserve">STATION A — Power Rule: Groups expand (2^3)^2 as repeated multiplication (write out all 6 twos), count the total factors, express as a single power, then generalise to (a^m)^n. They verify with (2^2)^3 and (3^2)^2.</w:t>
-            </w:r>
-          </w:p>
-          <w:p>
-            <w:pPr>
-              <w:spacing w:after="40" w:before="0"/>
-              <w:jc w:val="left"/>
-            </w:pPr>
-            <w:r>
-              <w:rPr>
-                <w:rFonts w:ascii="Arial" w:cs="Arial" w:eastAsia="Arial" w:hAnsi="Arial"/>
-                <w:b w:val="false"/>
-                <w:bCs w:val="false"/>
-                <w:i w:val="false"/>
-                <w:iCs w:val="false"/>
-                <w:color w:val="000000"/>
-                <w:sz w:val="18"/>
-                <w:szCs w:val="18"/>
-              </w:rPr>
-              <w:t xml:space="preserve"/>
-            </w:r>
-          </w:p>
-          <w:p>
-            <w:pPr>
-              <w:spacing w:after="40" w:before="0"/>
-              <w:jc w:val="left"/>
-            </w:pPr>
-            <w:r>
-              <w:rPr>
-                <w:rFonts w:ascii="Arial" w:cs="Arial" w:eastAsia="Arial" w:hAnsi="Arial"/>
-                <w:b w:val="false"/>
-                <w:bCs w:val="false"/>
-                <w:i w:val="false"/>
-                <w:iCs w:val="false"/>
-                <w:color w:val="000000"/>
-                <w:sz w:val="18"/>
-                <w:szCs w:val="18"/>
-              </w:rPr>
-              <w:t xml:space="preserve">STATION B — Negative Index Rule: Groups use the quotient rule to compute 2^3 ÷ 2^5, getting 2^(3−5) = 2^(−2). They also compute 8 ÷ 32 as a fraction and simplify. They reconcile the two answers, derive 2^(−2) = 1/2^2, then generalise to a^(−n) = 1/a^n. Farm framing: 'What does it mean for a plant to owe the farm two harvest cycles? Its net contribution is a fraction of the base amount.'</w:t>
-            </w:r>
-          </w:p>
-          <w:p>
-            <w:pPr>
-              <w:spacing w:after="40" w:before="0"/>
-              <w:jc w:val="left"/>
-            </w:pPr>
-            <w:r>
-              <w:rPr>
-                <w:rFonts w:ascii="Arial" w:cs="Arial" w:eastAsia="Arial" w:hAnsi="Arial"/>
-                <w:b w:val="false"/>
-                <w:bCs w:val="false"/>
-                <w:i w:val="false"/>
-                <w:iCs w:val="false"/>
-                <w:color w:val="000000"/>
-                <w:sz w:val="18"/>
-                <w:szCs w:val="18"/>
-              </w:rPr>
-              <w:t xml:space="preserve"/>
-            </w:r>
-          </w:p>
-          <w:p>
-            <w:pPr>
-              <w:spacing w:after="40" w:before="0"/>
-              <w:jc w:val="left"/>
-            </w:pPr>
-            <w:r>
-              <w:rPr>
-                <w:rFonts w:ascii="Arial" w:cs="Arial" w:eastAsia="Arial" w:hAnsi="Arial"/>
-                <w:b w:val="false"/>
-                <w:bCs w:val="false"/>
-                <w:i w:val="false"/>
-                <w:iCs w:val="false"/>
-                <w:color w:val="000000"/>
-                <w:sz w:val="18"/>
-                <w:szCs w:val="18"/>
-              </w:rPr>
-              <w:t xml:space="preserve">STATION C — Fractional Index Rule: Groups use the power rule in reverse: if (2^(1/2))^2 = 2^(1/2 × 2) = 2^1 = 2, then 2^(1/2) must be the number that, when multiplied by itself, gives 2 — i.e. √2. They verify with (2^(1/3))^3 and generalise to a^(1/n) = ⁿ√a. They then derive a^(m/n) = ⁿ√(a^m) = (ⁿ√a)^m. Farm framing: 'A half-harvest cycle of a tea plant yields 2^(1/2) grams — the geometric midpoint between 2^0 = 1 and 2^1 = 2.'</w:t>
-            </w:r>
-          </w:p>
-          <w:p>
-            <w:pPr>
-              <w:spacing w:after="40" w:before="0"/>
-              <w:jc w:val="left"/>
-            </w:pPr>
-            <w:r>
-              <w:rPr>
-                <w:rFonts w:ascii="Arial" w:cs="Arial" w:eastAsia="Arial" w:hAnsi="Arial"/>
-                <w:b w:val="false"/>
-                <w:bCs w:val="false"/>
-                <w:i w:val="false"/>
-                <w:iCs w:val="false"/>
-                <w:color w:val="000000"/>
-                <w:sz w:val="18"/>
-                <w:szCs w:val="18"/>
-              </w:rPr>
-              <w:t xml:space="preserve"/>
-            </w:r>
-          </w:p>
-          <w:p>
-            <w:pPr>
-              <w:spacing w:after="40" w:before="0"/>
-              <w:jc w:val="left"/>
-            </w:pPr>
-            <w:r>
-              <w:rPr>
-                <w:rFonts w:ascii="Arial" w:cs="Arial" w:eastAsia="Arial" w:hAnsi="Arial"/>
-                <w:b w:val="false"/>
-                <w:bCs w:val="false"/>
-                <w:i w:val="false"/>
-                <w:iCs w:val="false"/>
-                <w:color w:val="000000"/>
-                <w:sz w:val="18"/>
-                <w:szCs w:val="18"/>
-              </w:rPr>
-              <w:t xml:space="preserve">Each group records: the expanded working, the general rule, and one original farm sentence interpreting the rule.</w:t>
+              <w:t xml:space="preserve">Each learner writes on two sticky notes: one GREEN (something they now understand that was previously on the DQB as a question) and one ORANGE (a new question or remaining puzzle that today's lesson has raised). Examples likely to emerge: GREEN — 'Now I understand why 2^(−1) is 1/2, not −2 grams of tea'; ORANGE — 'If 2^(1/2) = √2, is there a way to find 2^(1/2) without a calculator using the logarithm table?'; 'What is 2^(π)?' Groups then physically move their Lesson 1–2 sticky notes on the class DQB from 'We wonder…' to 'We now know…' if those questions have been resolved, and add new notes. The class reads the updated DQB together and the teacher annotates the board to show the arc: Lessons 1–3 have established all six index laws; the ORANGE notes pointing toward logarithms and computation become the bridge to Lesson 4.</w:t>
             </w:r>
           </w:p>
         </w:tc>
@@ -9573,83 +10413,7 @@
                 <w:sz w:val="18"/>
                 <w:szCs w:val="18"/>
               </w:rPr>
-              <w:t xml:space="preserve">Distribute the Derivation Worksheet and say: 'Your job is to be mathematicians, not answer-receivers. Each station gives you a starting point — your group derives the rule. If you get stuck, the only hint I give is: go back to what the exponent means — repeated multiplication.' [Allow 15 minutes of group work.] Circulate and use targeted questions, NOT answers:</w:t>
-            </w:r>
-          </w:p>
-          <w:p>
-            <w:pPr>
-              <w:spacing w:after="40" w:before="0"/>
-              <w:jc w:val="left"/>
-            </w:pPr>
-            <w:r>
-              <w:rPr>
-                <w:rFonts w:ascii="Arial" w:cs="Arial" w:eastAsia="Arial" w:hAnsi="Arial"/>
-                <w:b w:val="false"/>
-                <w:bCs w:val="false"/>
-                <w:i w:val="false"/>
-                <w:iCs w:val="false"/>
-                <w:color w:val="000000"/>
-                <w:sz w:val="18"/>
-                <w:szCs w:val="18"/>
-              </w:rPr>
-              <w:t xml:space="preserve">— Station A: 'How many twos total? Can you count them without writing them all out a second time?'</w:t>
-            </w:r>
-          </w:p>
-          <w:p>
-            <w:pPr>
-              <w:spacing w:after="40" w:before="0"/>
-              <w:jc w:val="left"/>
-            </w:pPr>
-            <w:r>
-              <w:rPr>
-                <w:rFonts w:ascii="Arial" w:cs="Arial" w:eastAsia="Arial" w:hAnsi="Arial"/>
-                <w:b w:val="false"/>
-                <w:bCs w:val="false"/>
-                <w:i w:val="false"/>
-                <w:iCs w:val="false"/>
-                <w:color w:val="000000"/>
-                <w:sz w:val="18"/>
-                <w:szCs w:val="18"/>
-              </w:rPr>
-              <w:t xml:space="preserve">— Station B: 'You got 2^(−2) from the index law. You got 1/4 from ordinary arithmetic. What must 2^(−2) equal?'</w:t>
-            </w:r>
-          </w:p>
-          <w:p>
-            <w:pPr>
-              <w:spacing w:after="40" w:before="0"/>
-              <w:jc w:val="left"/>
-            </w:pPr>
-            <w:r>
-              <w:rPr>
-                <w:rFonts w:ascii="Arial" w:cs="Arial" w:eastAsia="Arial" w:hAnsi="Arial"/>
-                <w:b w:val="false"/>
-                <w:bCs w:val="false"/>
-                <w:i w:val="false"/>
-                <w:iCs w:val="false"/>
-                <w:color w:val="000000"/>
-                <w:sz w:val="18"/>
-                <w:szCs w:val="18"/>
-              </w:rPr>
-              <w:t xml:space="preserve">— Station C: 'What is the question you are answering when you look for 2^(1/2)? Rephrase it as a square-root question.'</w:t>
-            </w:r>
-          </w:p>
-          <w:p>
-            <w:pPr>
-              <w:spacing w:after="40" w:before="0"/>
-              <w:jc w:val="left"/>
-            </w:pPr>
-            <w:r>
-              <w:rPr>
-                <w:rFonts w:ascii="Arial" w:cs="Arial" w:eastAsia="Arial" w:hAnsi="Arial"/>
-                <w:b w:val="false"/>
-                <w:bCs w:val="false"/>
-                <w:i w:val="false"/>
-                <w:iCs w:val="false"/>
-                <w:color w:val="000000"/>
-                <w:sz w:val="18"/>
-                <w:szCs w:val="18"/>
-              </w:rPr>
-              <w:t xml:space="preserve">WAIT TIME: After posing each targeted question, wait at least 12 seconds before speaking again. After 15 minutes, conduct a gallery-style share: each group sends one 'ambassador' to stand at the next group's table and check their derivations. [3 minutes.] Reconvene whole class. Cold-call 3 different groups (one per station) to present their generalised rule and farm sentence. Write the three rules on the board in a 'Laws of Indices' reference box. Return to the Predict phase predictions and ask: 'How does your derivation change your original prediction?'</w:t>
+              <w:t xml:space="preserve">Distribute two sticky notes per learner (pre-cut, green and orange). Say: 'Green = something you can now answer that was previously a wonder. Orange = a new question today's work has opened up. You have 3 minutes — silent, individual.' [3-minute timer.] After writing, ask 2 volunteers per colour to read their notes aloud before placing them on the DQB. Narrate the board update: 'Look at what we have resolved in three lessons — we have derived all six index laws from a single idea: repeated multiplication. Look at the orange notes — many of you are asking how to compute with these laws when numbers get large. That is exactly where we are going next.' Point explicitly to the phenomenon: 'Remember the Kericho farm manager who used a logarithm table to multiply large numbers in two minutes? We now have the index laws that make that possible. Next lesson, we find out how.' Write on the DQB in a new column: 'Lesson 4 will address: using logarithms to compute with large powers.'</w:t>
             </w:r>
           </w:p>
         </w:tc>
@@ -9681,7 +10445,7 @@
                 <w:sz w:val="18"/>
                 <w:szCs w:val="18"/>
               </w:rPr>
-              <w:t xml:space="preserve">Derive-Before-Tell (Guided Inquiry): Rather than presenting the rules and asking learners to apply them, learners construct the rules from the tools they already have (expanded notation + quotient rule). This mirrors the NGSS Science and Engineering Practice of 'Developing and Using Models' — the algebraic identity is the model, built from evidence (numeric examples). The gallery ambassador move ensures cross-group quality control and exposes learners to peer reasoning without full class disruption.</w:t>
+              <w:t xml:space="preserve">Driving Question Board as Epistemic Artefact: The DQB is not decorative — it is a living record of the class's collective knowledge state. The green/orange protocol makes the distinction between resolved knowledge and productive uncertainty explicit and public. Narrating the arc from phenomenon → index laws → logarithms gives learners a sense of purposeful progression, maintaining motivation across the 8-lesson sequence.</w:t>
             </w:r>
           </w:p>
         </w:tc>
@@ -9713,7 +10477,7 @@
                 <w:sz w:val="18"/>
                 <w:szCs w:val="18"/>
               </w:rPr>
-              <w:t xml:space="preserve">Observable indicators: (1) Every group's Station B working shows both the index-law route (2^(−2)) and the arithmetic route (1/4) reconciled with an equals sign — if not, the concept of negative indices as reciprocals has not landed. (2) Station C: learners write (2^(1/2))^2 = 2^1 as an intermediate step — if they jump straight to '√2' without this bridge, probe their reasoning. (3) During cold-call, listen for generalisations using variable bases (a, not just 2) — if all three groups stay numeric, prompt: 'Can you write that rule for any base a?'</w:t>
+              <w:t xml:space="preserve">Observable indicators: Green notes should reference specific rules (power, negative, or fractional index) with a connection to the phenomenon — a generic 'I understand indices better' is insufficient; prompt the learner to be specific. Orange notes should be genuine mathematical questions, not restatements of content already covered — if a learner's orange note is 'What is the product rule?', they have missed learning from Lessons 1–2 and need targeted follow-up.</w:t>
             </w:r>
           </w:p>
         </w:tc>
@@ -9722,32 +10486,32 @@
         <w:tc>
           <w:tcPr>
             <w:tcW w:type="dxa" w:w="1520"/>
-            <w:shd w:fill="E2EFDA" w:color="auto" w:val="clear"/>
-            <w:tcMar>
-              <w:top w:type="dxa" w:w="60"/>
-              <w:left w:type="dxa" w:w="120"/>
-              <w:bottom w:type="dxa" w:w="60"/>
-              <w:right w:type="dxa" w:w="120"/>
-            </w:tcMar>
-            <w:vAlign w:val="top"/>
-          </w:tcPr>
-          <w:p>
-            <w:pPr>
-              <w:spacing w:after="40" w:before="0"/>
-              <w:jc w:val="left"/>
-            </w:pPr>
-            <w:r>
-              <w:rPr>
-                <w:rFonts w:ascii="Arial" w:cs="Arial" w:eastAsia="Arial" w:hAnsi="Arial"/>
-                <w:b/>
-                <w:bCs/>
-                <w:i w:val="false"/>
-                <w:iCs w:val="false"/>
-                <w:color w:val="000000"/>
-                <w:sz w:val="18"/>
-                <w:szCs w:val="18"/>
-              </w:rPr>
-              <w:t xml:space="preserve">Explain Phase</w:t>
+            <w:shd w:fill="D5E8F0" w:color="auto" w:val="clear"/>
+            <w:tcMar>
+              <w:top w:type="dxa" w:w="60"/>
+              <w:left w:type="dxa" w:w="120"/>
+              <w:bottom w:type="dxa" w:w="60"/>
+              <w:right w:type="dxa" w:w="120"/>
+            </w:tcMar>
+            <w:vAlign w:val="top"/>
+          </w:tcPr>
+          <w:p>
+            <w:pPr>
+              <w:spacing w:after="40" w:before="0"/>
+              <w:jc w:val="left"/>
+            </w:pPr>
+            <w:r>
+              <w:rPr>
+                <w:rFonts w:ascii="Arial" w:cs="Arial" w:eastAsia="Arial" w:hAnsi="Arial"/>
+                <w:b/>
+                <w:bCs/>
+                <w:i w:val="false"/>
+                <w:iCs w:val="false"/>
+                <w:color w:val="000000"/>
+                <w:sz w:val="18"/>
+                <w:szCs w:val="18"/>
+              </w:rPr>
+              <w:t xml:space="preserve">Model Building Phase</w:t>
             </w:r>
           </w:p>
           <w:p>
@@ -9770,7 +10534,7 @@
             <w:pPr>
               <w:spacing w:after="20" w:before="0"/>
             </w:pPr>
-            <w:hyperlink w:history="1" r:id="rIdzr7aqqqoorws8fbwr78ek">
+            <w:hyperlink w:history="1" r:id="rIduoi3ltum5_uz3jadqtkmc">
               <w:r>
                 <w:rPr>
                   <w:rFonts w:ascii="Arial" w:cs="Arial" w:eastAsia="Arial" w:hAnsi="Arial"/>
@@ -9779,7 +10543,7 @@
                   <w:szCs w:val="16"/>
                   <w:u w:val="single" w:color="2E75B6"/>
                 </w:rPr>
-                <w:t xml:space="preserve">Proof of the logarithm quotient and power rules</w:t>
+                <w:t xml:space="preserve">Evaluating fractional exponents: negative unit-fraction</w:t>
               </w:r>
             </w:hyperlink>
           </w:p>
@@ -9803,7 +10567,7 @@
               <w:spacing w:after="10" w:before="0"/>
               <w:ind w:left="120"/>
             </w:pPr>
-            <w:hyperlink w:history="1" r:id="rIdejb-khqihyjo14zo8ccze">
+            <w:hyperlink w:history="1" r:id="rIdkqyjrhp7m5rcjuknknbmn">
               <w:r>
                 <w:rPr>
                   <w:rFonts w:ascii="Arial" w:cs="Arial" w:eastAsia="Arial" w:hAnsi="Arial"/>
@@ -9848,7 +10612,7 @@
             <w:pPr>
               <w:spacing w:after="20" w:before="0"/>
             </w:pPr>
-            <w:hyperlink w:history="1" r:id="rIdqs9et4brmg2hf-wlcvbnl">
+            <w:hyperlink w:history="1" r:id="rIdppz1-mdkzn6mq5hclrixf">
               <w:r>
                 <w:rPr>
                   <w:rFonts w:ascii="Arial" w:cs="Arial" w:eastAsia="Arial" w:hAnsi="Arial"/>
@@ -9881,771 +10645,7 @@
               <w:spacing w:after="10" w:before="0"/>
               <w:ind w:left="120"/>
             </w:pPr>
-            <w:hyperlink w:history="1" r:id="rIdq_fvwitmg-dxveyaoeep0">
-              <w:r>
-                <w:rPr>
-                  <w:rFonts w:ascii="Arial" w:cs="Arial" w:eastAsia="Arial" w:hAnsi="Arial"/>
-                  <w:color w:val="595959"/>
-                  <w:sz w:val="14"/>
-                  <w:szCs w:val="14"/>
-                  <w:u w:val="single" w:color="595959"/>
-                </w:rPr>
-                <w:t xml:space="preserve">🔍 Search ARES for similar readings</w:t>
-              </w:r>
-            </w:hyperlink>
-          </w:p>
-        </w:tc>
-        <w:tc>
-          <w:tcPr>
-            <w:tcW w:type="dxa" w:w="3040"/>
-            <w:shd w:fill="FFFFFF" w:color="auto" w:val="clear"/>
-            <w:tcMar>
-              <w:top w:type="dxa" w:w="60"/>
-              <w:left w:type="dxa" w:w="120"/>
-              <w:bottom w:type="dxa" w:w="60"/>
-              <w:right w:type="dxa" w:w="120"/>
-            </w:tcMar>
-            <w:vAlign w:val="top"/>
-          </w:tcPr>
-          <w:p>
-            <w:pPr>
-              <w:spacing w:after="40" w:before="0"/>
-              <w:jc w:val="left"/>
-            </w:pPr>
-            <w:r>
-              <w:rPr>
-                <w:rFonts w:ascii="Arial" w:cs="Arial" w:eastAsia="Arial" w:hAnsi="Arial"/>
-                <w:b w:val="false"/>
-                <w:bCs w:val="false"/>
-                <w:i w:val="false"/>
-                <w:iCs w:val="false"/>
-                <w:color w:val="000000"/>
-                <w:sz w:val="18"/>
-                <w:szCs w:val="18"/>
-              </w:rPr>
-              <w:t xml:space="preserve">Learners apply the three new rules (plus the rules from Lessons 1–2) to a tiered set of problems, all framed within the Kericho tea farm and wider Kenyan contexts:</w:t>
-            </w:r>
-          </w:p>
-          <w:p>
-            <w:pPr>
-              <w:spacing w:after="40" w:before="0"/>
-              <w:jc w:val="left"/>
-            </w:pPr>
-            <w:r>
-              <w:rPr>
-                <w:rFonts w:ascii="Arial" w:cs="Arial" w:eastAsia="Arial" w:hAnsi="Arial"/>
-                <w:b w:val="false"/>
-                <w:bCs w:val="false"/>
-                <w:i w:val="false"/>
-                <w:iCs w:val="false"/>
-                <w:color w:val="000000"/>
-                <w:sz w:val="18"/>
-                <w:szCs w:val="18"/>
-              </w:rPr>
-              <w:t xml:space="preserve"/>
-            </w:r>
-          </w:p>
-          <w:p>
-            <w:pPr>
-              <w:spacing w:after="40" w:before="0"/>
-              <w:jc w:val="left"/>
-            </w:pPr>
-            <w:r>
-              <w:rPr>
-                <w:rFonts w:ascii="Arial" w:cs="Arial" w:eastAsia="Arial" w:hAnsi="Arial"/>
-                <w:b w:val="false"/>
-                <w:bCs w:val="false"/>
-                <w:i w:val="false"/>
-                <w:iCs w:val="false"/>
-                <w:color w:val="000000"/>
-                <w:sz w:val="18"/>
-                <w:szCs w:val="18"/>
-              </w:rPr>
-              <w:t xml:space="preserve">Tier 1 (all learners, 6 minutes, individual): Simplify: (a) (2^4)^3; (b) 5^(−2); (c) 9^(1/2); (d) 8^(2/3). For each, write the rule used.</w:t>
-            </w:r>
-          </w:p>
-          <w:p>
-            <w:pPr>
-              <w:spacing w:after="40" w:before="0"/>
-              <w:jc w:val="left"/>
-            </w:pPr>
-            <w:r>
-              <w:rPr>
-                <w:rFonts w:ascii="Arial" w:cs="Arial" w:eastAsia="Arial" w:hAnsi="Arial"/>
-                <w:b w:val="false"/>
-                <w:bCs w:val="false"/>
-                <w:i w:val="false"/>
-                <w:iCs w:val="false"/>
-                <w:color w:val="000000"/>
-                <w:sz w:val="18"/>
-                <w:szCs w:val="18"/>
-              </w:rPr>
-              <w:t xml:space="preserve"/>
-            </w:r>
-          </w:p>
-          <w:p>
-            <w:pPr>
-              <w:spacing w:after="40" w:before="0"/>
-              <w:jc w:val="left"/>
-            </w:pPr>
-            <w:r>
-              <w:rPr>
-                <w:rFonts w:ascii="Arial" w:cs="Arial" w:eastAsia="Arial" w:hAnsi="Arial"/>
-                <w:b w:val="false"/>
-                <w:bCs w:val="false"/>
-                <w:i w:val="false"/>
-                <w:iCs w:val="false"/>
-                <w:color w:val="000000"/>
-                <w:sz w:val="18"/>
-                <w:szCs w:val="18"/>
-              </w:rPr>
-              <w:t xml:space="preserve">Tier 2 (pairs, 6 minutes): A Kericho estate has 2^10 tea plants arranged in 2^(1/2) equal rows. Express the number of plants per row as a power of 2 and as a decimal (to 2 d.p.). Then: the estate manager wants to compare this estate with a smaller trial plot of 2^(−3) container-loads of tea. Explain in words what 2^(−3) container-loads means physically.</w:t>
-            </w:r>
-          </w:p>
-          <w:p>
-            <w:pPr>
-              <w:spacing w:after="40" w:before="0"/>
-              <w:jc w:val="left"/>
-            </w:pPr>
-            <w:r>
-              <w:rPr>
-                <w:rFonts w:ascii="Arial" w:cs="Arial" w:eastAsia="Arial" w:hAnsi="Arial"/>
-                <w:b w:val="false"/>
-                <w:bCs w:val="false"/>
-                <w:i w:val="false"/>
-                <w:iCs w:val="false"/>
-                <w:color w:val="000000"/>
-                <w:sz w:val="18"/>
-                <w:szCs w:val="18"/>
-              </w:rPr>
-              <w:t xml:space="preserve"/>
-            </w:r>
-          </w:p>
-          <w:p>
-            <w:pPr>
-              <w:spacing w:after="40" w:before="0"/>
-              <w:jc w:val="left"/>
-            </w:pPr>
-            <w:r>
-              <w:rPr>
-                <w:rFonts w:ascii="Arial" w:cs="Arial" w:eastAsia="Arial" w:hAnsi="Arial"/>
-                <w:b w:val="false"/>
-                <w:bCs w:val="false"/>
-                <w:i w:val="false"/>
-                <w:iCs w:val="false"/>
-                <w:color w:val="000000"/>
-                <w:sz w:val="18"/>
-                <w:szCs w:val="18"/>
-              </w:rPr>
-              <w:t xml:space="preserve">Tier 3 (extension, independent): A Nairobi food-processing company packages tea in tins whose volume is modelled by V = k^(3/2) cm³, where k is the base dimension in cm. If k = 16, find V. If V must equal 27 cm³, find k. Connect each calculation to the fractional index rule.</w:t>
-            </w:r>
-          </w:p>
-          <w:p>
-            <w:pPr>
-              <w:spacing w:after="40" w:before="0"/>
-              <w:jc w:val="left"/>
-            </w:pPr>
-            <w:r>
-              <w:rPr>
-                <w:rFonts w:ascii="Arial" w:cs="Arial" w:eastAsia="Arial" w:hAnsi="Arial"/>
-                <w:b w:val="false"/>
-                <w:bCs w:val="false"/>
-                <w:i w:val="false"/>
-                <w:iCs w:val="false"/>
-                <w:color w:val="000000"/>
-                <w:sz w:val="18"/>
-                <w:szCs w:val="18"/>
-              </w:rPr>
-              <w:t xml:space="preserve"/>
-            </w:r>
-          </w:p>
-          <w:p>
-            <w:pPr>
-              <w:spacing w:after="40" w:before="0"/>
-              <w:jc w:val="left"/>
-            </w:pPr>
-            <w:r>
-              <w:rPr>
-                <w:rFonts w:ascii="Arial" w:cs="Arial" w:eastAsia="Arial" w:hAnsi="Arial"/>
-                <w:b w:val="false"/>
-                <w:bCs w:val="false"/>
-                <w:i w:val="false"/>
-                <w:iCs w:val="false"/>
-                <w:color w:val="000000"/>
-                <w:sz w:val="18"/>
-                <w:szCs w:val="18"/>
-              </w:rPr>
-              <w:t xml:space="preserve">After individual/pair work, the teacher leads a whole-class 'rule audit': for each Tier 1 answer, the teacher writes a deliberate error on the board (e.g. (2^4)^3 = 2^7) and asks learners to identify and correct it, citing the specific rule.</w:t>
-            </w:r>
-          </w:p>
-        </w:tc>
-        <w:tc>
-          <w:tcPr>
-            <w:tcW w:type="dxa" w:w="3040"/>
-            <w:shd w:fill="F2F2F2" w:color="auto" w:val="clear"/>
-            <w:tcMar>
-              <w:top w:type="dxa" w:w="60"/>
-              <w:left w:type="dxa" w:w="120"/>
-              <w:bottom w:type="dxa" w:w="60"/>
-              <w:right w:type="dxa" w:w="120"/>
-            </w:tcMar>
-            <w:vAlign w:val="top"/>
-          </w:tcPr>
-          <w:p>
-            <w:pPr>
-              <w:spacing w:after="40" w:before="0"/>
-              <w:jc w:val="left"/>
-            </w:pPr>
-            <w:r>
-              <w:rPr>
-                <w:rFonts w:ascii="Arial" w:cs="Arial" w:eastAsia="Arial" w:hAnsi="Arial"/>
-                <w:b w:val="false"/>
-                <w:bCs w:val="false"/>
-                <w:i w:val="false"/>
-                <w:iCs w:val="false"/>
-                <w:color w:val="000000"/>
-                <w:sz w:val="18"/>
-                <w:szCs w:val="18"/>
-              </w:rPr>
-              <w:t xml:space="preserve">Announce tiers clearly: 'Everyone starts on Tier 1 — you have 6 minutes, working alone. Tier 2 is in pairs. Tier 3 is a challenge for those who finish early.' [Set timer.] During Tier 1, circulate and mark correct/incorrect silently with a tick or a dot (not the answer). For Tier 2, listen specifically to how pairs articulate 2^(−3) container-loads — target the farm physical interpretation. After pair work, say: 'I have written four answers on the board. At least two are wrong. Your job as a class is to find the errors and explain exactly which rule was broken.' Read out each answer including errors. After WAIT TIME of 12 seconds, cold-call 4 different learners (rotate from those not yet called this lesson). For each correction, push with: 'Which rule? State it in words before you use symbols.' Close the explain phase by saying: 'The power rule, negative index rule, and fractional index rule are not new inventions — you derived them today from rules you already knew. That is what mathematicians do.'</w:t>
-            </w:r>
-          </w:p>
-        </w:tc>
-        <w:tc>
-          <w:tcPr>
-            <w:tcW w:type="dxa" w:w="3040"/>
-            <w:shd w:fill="FFFFFF" w:color="auto" w:val="clear"/>
-            <w:tcMar>
-              <w:top w:type="dxa" w:w="60"/>
-              <w:left w:type="dxa" w:w="120"/>
-              <w:bottom w:type="dxa" w:w="60"/>
-              <w:right w:type="dxa" w:w="120"/>
-            </w:tcMar>
-            <w:vAlign w:val="top"/>
-          </w:tcPr>
-          <w:p>
-            <w:pPr>
-              <w:spacing w:after="40" w:before="0"/>
-              <w:jc w:val="left"/>
-            </w:pPr>
-            <w:r>
-              <w:rPr>
-                <w:rFonts w:ascii="Arial" w:cs="Arial" w:eastAsia="Arial" w:hAnsi="Arial"/>
-                <w:b w:val="false"/>
-                <w:bCs w:val="false"/>
-                <w:i w:val="false"/>
-                <w:iCs w:val="false"/>
-                <w:color w:val="000000"/>
-                <w:sz w:val="18"/>
-                <w:szCs w:val="18"/>
-              </w:rPr>
-              <w:t xml:space="preserve">Error Analysis / Worked Example Critique (NGSS Practice: Constructing Explanations): Presenting deliberate errors shifts learners from passive answer-checking to active rule-enforcement. Requiring learners to name the rule in words before writing symbols deepens conceptual encoding. The tiered structure ensures all learners engage with the core rules while extension learners encounter the rules in a novel context (volume formula), foreshadowing Lesson 4's use of logarithms to solve for exponents.</w:t>
-            </w:r>
-          </w:p>
-        </w:tc>
-        <w:tc>
-          <w:tcPr>
-            <w:tcW w:type="dxa" w:w="3040"/>
-            <w:shd w:fill="F2F2F2" w:color="auto" w:val="clear"/>
-            <w:tcMar>
-              <w:top w:type="dxa" w:w="60"/>
-              <w:left w:type="dxa" w:w="120"/>
-              <w:bottom w:type="dxa" w:w="60"/>
-              <w:right w:type="dxa" w:w="120"/>
-            </w:tcMar>
-            <w:vAlign w:val="top"/>
-          </w:tcPr>
-          <w:p>
-            <w:pPr>
-              <w:spacing w:after="40" w:before="0"/>
-              <w:jc w:val="left"/>
-            </w:pPr>
-            <w:r>
-              <w:rPr>
-                <w:rFonts w:ascii="Arial" w:cs="Arial" w:eastAsia="Arial" w:hAnsi="Arial"/>
-                <w:b w:val="false"/>
-                <w:bCs w:val="false"/>
-                <w:i w:val="false"/>
-                <w:iCs w:val="false"/>
-                <w:color w:val="000000"/>
-                <w:sz w:val="18"/>
-                <w:szCs w:val="18"/>
-              </w:rPr>
-              <w:t xml:space="preserve">Observable indicators: (1) Tier 1 — all four answers correct with rules cited: learner is ready for Tier 2/3. Any systematic error (e.g. consistently writing a^(m/n) = a^m / a^n instead of ⁿ√(a^m)) signals a conceptual gap to address before Lesson 4. (2) Tier 2 physical interpretation: if a learner writes '2^(−3) container-loads means a negative amount of tea,' this reveals the critical misconception that negative indices mean negative quantities — address immediately with a brief whole-class clarification using the reciprocal definition.</w:t>
-            </w:r>
-          </w:p>
-        </w:tc>
-      </w:tr>
-      <w:tr>
-        <w:tc>
-          <w:tcPr>
-            <w:tcW w:type="dxa" w:w="1520"/>
-            <w:shd w:fill="FCE4D6" w:color="auto" w:val="clear"/>
-            <w:tcMar>
-              <w:top w:type="dxa" w:w="60"/>
-              <w:left w:type="dxa" w:w="120"/>
-              <w:bottom w:type="dxa" w:w="60"/>
-              <w:right w:type="dxa" w:w="120"/>
-            </w:tcMar>
-            <w:vAlign w:val="top"/>
-          </w:tcPr>
-          <w:p>
-            <w:pPr>
-              <w:spacing w:after="40" w:before="0"/>
-              <w:jc w:val="left"/>
-            </w:pPr>
-            <w:r>
-              <w:rPr>
-                <w:rFonts w:ascii="Arial" w:cs="Arial" w:eastAsia="Arial" w:hAnsi="Arial"/>
-                <w:b/>
-                <w:bCs/>
-                <w:i w:val="false"/>
-                <w:iCs w:val="false"/>
-                <w:color w:val="000000"/>
-                <w:sz w:val="18"/>
-                <w:szCs w:val="18"/>
-              </w:rPr>
-              <w:t xml:space="preserve">Driving Question Board (DQB) Creation</w:t>
-            </w:r>
-          </w:p>
-          <w:p>
-            <w:pPr>
-              <w:spacing w:after="20" w:before="0"/>
-            </w:pPr>
-            <w:r>
-              <w:rPr>
-                <w:rFonts w:ascii="Arial" w:cs="Arial" w:eastAsia="Arial" w:hAnsi="Arial"/>
-                <w:b/>
-                <w:bCs/>
-                <w:color w:val="1F3864"/>
-                <w:sz w:val="16"/>
-                <w:szCs w:val="16"/>
-              </w:rPr>
-              <w:t xml:space="preserve">📹 VIDEO:</w:t>
-            </w:r>
-          </w:p>
-          <w:p>
-            <w:pPr>
-              <w:spacing w:after="20" w:before="0"/>
-            </w:pPr>
-            <w:hyperlink w:history="1" r:id="rIdlq3u9_-uyv79btnbfna_i">
-              <w:r>
-                <w:rPr>
-                  <w:rFonts w:ascii="Arial" w:cs="Arial" w:eastAsia="Arial" w:hAnsi="Arial"/>
-                  <w:color w:val="2E75B6"/>
-                  <w:sz w:val="16"/>
-                  <w:szCs w:val="16"/>
-                  <w:u w:val="single" w:color="2E75B6"/>
-                </w:rPr>
-                <w:t xml:space="preserve">Proof of the logarithm quotient and power rules -dubbed(KY)</w:t>
-              </w:r>
-            </w:hyperlink>
-          </w:p>
-          <w:p>
-            <w:pPr>
-              <w:spacing w:after="10" w:before="0"/>
-              <w:ind w:left="120"/>
-            </w:pPr>
-            <w:r>
-              <w:rPr>
-                <w:rFonts w:ascii="Arial" w:cs="Arial" w:eastAsia="Arial" w:hAnsi="Arial"/>
-                <w:color w:val="595959"/>
-                <w:sz w:val="14"/>
-                <w:szCs w:val="14"/>
-              </w:rPr>
-              <w:t xml:space="preserve">Source: Khan Academy (Kiswahili)</w:t>
-            </w:r>
-          </w:p>
-          <w:p>
-            <w:pPr>
-              <w:spacing w:after="10" w:before="0"/>
-              <w:ind w:left="120"/>
-            </w:pPr>
-            <w:hyperlink w:history="1" r:id="rIdez_nwn6vijabegvfelzfg">
-              <w:r>
-                <w:rPr>
-                  <w:rFonts w:ascii="Arial" w:cs="Arial" w:eastAsia="Arial" w:hAnsi="Arial"/>
-                  <w:color w:val="595959"/>
-                  <w:sz w:val="14"/>
-                  <w:szCs w:val="14"/>
-                  <w:u w:val="single" w:color="595959"/>
-                </w:rPr>
-                <w:t xml:space="preserve">🔍 Search ARES for similar videos</w:t>
-              </w:r>
-            </w:hyperlink>
-          </w:p>
-          <w:p>
-            <w:pPr>
-              <w:spacing w:after="40" w:before="0"/>
-            </w:pPr>
-            <w:r>
-              <w:rPr>
-                <w:sz w:val="14"/>
-                <w:szCs w:val="14"/>
-              </w:rPr>
-              <w:t xml:space="preserve"/>
-            </w:r>
-          </w:p>
-          <w:p>
-            <w:pPr>
-              <w:spacing w:after="20" w:before="0"/>
-            </w:pPr>
-            <w:r>
-              <w:rPr>
-                <w:rFonts w:ascii="Arial" w:cs="Arial" w:eastAsia="Arial" w:hAnsi="Arial"/>
-                <w:b/>
-                <w:bCs/>
-                <w:color w:val="1F3864"/>
-                <w:sz w:val="16"/>
-                <w:szCs w:val="16"/>
-              </w:rPr>
-              <w:t xml:space="preserve">📖 EXERCISE:</w:t>
-            </w:r>
-          </w:p>
-          <w:p>
-            <w:pPr>
-              <w:spacing w:after="20" w:before="0"/>
-            </w:pPr>
-            <w:hyperlink w:history="1" r:id="rIdiq64oazeus4ngz_a97lmj">
-              <w:r>
-                <w:rPr>
-                  <w:rFonts w:ascii="Arial" w:cs="Arial" w:eastAsia="Arial" w:hAnsi="Arial"/>
-                  <w:color w:val="2E75B6"/>
-                  <w:sz w:val="16"/>
-                  <w:szCs w:val="16"/>
-                  <w:u w:val="single" w:color="2E75B6"/>
-                </w:rPr>
-                <w:t xml:space="preserve">Square and Cube Root Function Families Practice</w:t>
-              </w:r>
-            </w:hyperlink>
-          </w:p>
-          <w:p>
-            <w:pPr>
-              <w:spacing w:after="10" w:before="0"/>
-              <w:ind w:left="120"/>
-            </w:pPr>
-            <w:r>
-              <w:rPr>
-                <w:rFonts w:ascii="Arial" w:cs="Arial" w:eastAsia="Arial" w:hAnsi="Arial"/>
-                <w:color w:val="595959"/>
-                <w:sz w:val="14"/>
-                <w:szCs w:val="14"/>
-              </w:rPr>
-              <w:t xml:space="preserve">Source: CK-12</w:t>
-            </w:r>
-          </w:p>
-          <w:p>
-            <w:pPr>
-              <w:spacing w:after="10" w:before="0"/>
-              <w:ind w:left="120"/>
-            </w:pPr>
-            <w:hyperlink w:history="1" r:id="rIdbmyezhpexnwcgrfo45wud">
-              <w:r>
-                <w:rPr>
-                  <w:rFonts w:ascii="Arial" w:cs="Arial" w:eastAsia="Arial" w:hAnsi="Arial"/>
-                  <w:color w:val="595959"/>
-                  <w:sz w:val="14"/>
-                  <w:szCs w:val="14"/>
-                  <w:u w:val="single" w:color="595959"/>
-                </w:rPr>
-                <w:t xml:space="preserve">🔍 Search ARES for similar readings</w:t>
-              </w:r>
-            </w:hyperlink>
-          </w:p>
-        </w:tc>
-        <w:tc>
-          <w:tcPr>
-            <w:tcW w:type="dxa" w:w="3040"/>
-            <w:shd w:fill="FFFFFF" w:color="auto" w:val="clear"/>
-            <w:tcMar>
-              <w:top w:type="dxa" w:w="60"/>
-              <w:left w:type="dxa" w:w="120"/>
-              <w:bottom w:type="dxa" w:w="60"/>
-              <w:right w:type="dxa" w:w="120"/>
-            </w:tcMar>
-            <w:vAlign w:val="top"/>
-          </w:tcPr>
-          <w:p>
-            <w:pPr>
-              <w:spacing w:after="40" w:before="0"/>
-              <w:jc w:val="left"/>
-            </w:pPr>
-            <w:r>
-              <w:rPr>
-                <w:rFonts w:ascii="Arial" w:cs="Arial" w:eastAsia="Arial" w:hAnsi="Arial"/>
-                <w:b w:val="false"/>
-                <w:bCs w:val="false"/>
-                <w:i w:val="false"/>
-                <w:iCs w:val="false"/>
-                <w:color w:val="000000"/>
-                <w:sz w:val="18"/>
-                <w:szCs w:val="18"/>
-              </w:rPr>
-              <w:t xml:space="preserve">Each learner writes on two sticky notes: one GREEN (something they now understand that was previously on the DQB as a question) and one ORANGE (a new question or remaining puzzle that today's lesson has raised). Examples likely to emerge: GREEN — 'Now I understand why 2^(−1) is 1/2, not −2 grams of tea'; ORANGE — 'If 2^(1/2) = √2, is there a way to find 2^(1/2) without a calculator using the logarithm table?'; 'What is 2^(π)?' Groups then physically move their Lesson 1–2 sticky notes on the class DQB from 'We wonder…' to 'We now know…' if those questions have been resolved, and add new notes. The class reads the updated DQB together and the teacher annotates the board to show the arc: Lessons 1–3 have established all six index laws; the ORANGE notes pointing toward logarithms and computation become the bridge to Lesson 4.</w:t>
-            </w:r>
-          </w:p>
-        </w:tc>
-        <w:tc>
-          <w:tcPr>
-            <w:tcW w:type="dxa" w:w="3040"/>
-            <w:shd w:fill="F2F2F2" w:color="auto" w:val="clear"/>
-            <w:tcMar>
-              <w:top w:type="dxa" w:w="60"/>
-              <w:left w:type="dxa" w:w="120"/>
-              <w:bottom w:type="dxa" w:w="60"/>
-              <w:right w:type="dxa" w:w="120"/>
-            </w:tcMar>
-            <w:vAlign w:val="top"/>
-          </w:tcPr>
-          <w:p>
-            <w:pPr>
-              <w:spacing w:after="40" w:before="0"/>
-              <w:jc w:val="left"/>
-            </w:pPr>
-            <w:r>
-              <w:rPr>
-                <w:rFonts w:ascii="Arial" w:cs="Arial" w:eastAsia="Arial" w:hAnsi="Arial"/>
-                <w:b w:val="false"/>
-                <w:bCs w:val="false"/>
-                <w:i w:val="false"/>
-                <w:iCs w:val="false"/>
-                <w:color w:val="000000"/>
-                <w:sz w:val="18"/>
-                <w:szCs w:val="18"/>
-              </w:rPr>
-              <w:t xml:space="preserve">Distribute two sticky notes per learner (pre-cut, green and orange). Say: 'Green = something you can now answer that was previously a wonder. Orange = a new question today's work has opened up. You have 3 minutes — silent, individual.' [3-minute timer.] After writing, ask 2 volunteers per colour to read their notes aloud before placing them on the DQB. Narrate the board update: 'Look at what we have resolved in three lessons — we have derived all six index laws from a single idea: repeated multiplication. Look at the orange notes — many of you are asking how to compute with these laws when numbers get large. That is exactly where we are going next.' Point explicitly to the phenomenon: 'Remember the Kericho farm manager who used a logarithm table to multiply large numbers in two minutes? We now have the index laws that make that possible. Next lesson, we find out how.' Write on the DQB in a new column: 'Lesson 4 will address: using logarithms to compute with large powers.'</w:t>
-            </w:r>
-          </w:p>
-        </w:tc>
-        <w:tc>
-          <w:tcPr>
-            <w:tcW w:type="dxa" w:w="3040"/>
-            <w:shd w:fill="FFFFFF" w:color="auto" w:val="clear"/>
-            <w:tcMar>
-              <w:top w:type="dxa" w:w="60"/>
-              <w:left w:type="dxa" w:w="120"/>
-              <w:bottom w:type="dxa" w:w="60"/>
-              <w:right w:type="dxa" w:w="120"/>
-            </w:tcMar>
-            <w:vAlign w:val="top"/>
-          </w:tcPr>
-          <w:p>
-            <w:pPr>
-              <w:spacing w:after="40" w:before="0"/>
-              <w:jc w:val="left"/>
-            </w:pPr>
-            <w:r>
-              <w:rPr>
-                <w:rFonts w:ascii="Arial" w:cs="Arial" w:eastAsia="Arial" w:hAnsi="Arial"/>
-                <w:b w:val="false"/>
-                <w:bCs w:val="false"/>
-                <w:i w:val="false"/>
-                <w:iCs w:val="false"/>
-                <w:color w:val="000000"/>
-                <w:sz w:val="18"/>
-                <w:szCs w:val="18"/>
-              </w:rPr>
-              <w:t xml:space="preserve">Driving Question Board as Epistemic Artefact: The DQB is not decorative — it is a living record of the class's collective knowledge state. The green/orange protocol makes the distinction between resolved knowledge and productive uncertainty explicit and public. Narrating the arc from phenomenon → index laws → logarithms gives learners a sense of purposeful progression, maintaining motivation across the 8-lesson sequence.</w:t>
-            </w:r>
-          </w:p>
-        </w:tc>
-        <w:tc>
-          <w:tcPr>
-            <w:tcW w:type="dxa" w:w="3040"/>
-            <w:shd w:fill="F2F2F2" w:color="auto" w:val="clear"/>
-            <w:tcMar>
-              <w:top w:type="dxa" w:w="60"/>
-              <w:left w:type="dxa" w:w="120"/>
-              <w:bottom w:type="dxa" w:w="60"/>
-              <w:right w:type="dxa" w:w="120"/>
-            </w:tcMar>
-            <w:vAlign w:val="top"/>
-          </w:tcPr>
-          <w:p>
-            <w:pPr>
-              <w:spacing w:after="40" w:before="0"/>
-              <w:jc w:val="left"/>
-            </w:pPr>
-            <w:r>
-              <w:rPr>
-                <w:rFonts w:ascii="Arial" w:cs="Arial" w:eastAsia="Arial" w:hAnsi="Arial"/>
-                <w:b w:val="false"/>
-                <w:bCs w:val="false"/>
-                <w:i w:val="false"/>
-                <w:iCs w:val="false"/>
-                <w:color w:val="000000"/>
-                <w:sz w:val="18"/>
-                <w:szCs w:val="18"/>
-              </w:rPr>
-              <w:t xml:space="preserve">Observable indicators: Green notes should reference specific rules (power, negative, or fractional index) with a connection to the phenomenon — a generic 'I understand indices better' is insufficient; prompt the learner to be specific. Orange notes should be genuine mathematical questions, not restatements of content already covered — if a learner's orange note is 'What is the product rule?', they have missed learning from Lessons 1–2 and need targeted follow-up.</w:t>
-            </w:r>
-          </w:p>
-        </w:tc>
-      </w:tr>
-      <w:tr>
-        <w:tc>
-          <w:tcPr>
-            <w:tcW w:type="dxa" w:w="1520"/>
-            <w:shd w:fill="D5E8F0" w:color="auto" w:val="clear"/>
-            <w:tcMar>
-              <w:top w:type="dxa" w:w="60"/>
-              <w:left w:type="dxa" w:w="120"/>
-              <w:bottom w:type="dxa" w:w="60"/>
-              <w:right w:type="dxa" w:w="120"/>
-            </w:tcMar>
-            <w:vAlign w:val="top"/>
-          </w:tcPr>
-          <w:p>
-            <w:pPr>
-              <w:spacing w:after="40" w:before="0"/>
-              <w:jc w:val="left"/>
-            </w:pPr>
-            <w:r>
-              <w:rPr>
-                <w:rFonts w:ascii="Arial" w:cs="Arial" w:eastAsia="Arial" w:hAnsi="Arial"/>
-                <w:b/>
-                <w:bCs/>
-                <w:i w:val="false"/>
-                <w:iCs w:val="false"/>
-                <w:color w:val="000000"/>
-                <w:sz w:val="18"/>
-                <w:szCs w:val="18"/>
-              </w:rPr>
-              <w:t xml:space="preserve">Model Building Phase</w:t>
-            </w:r>
-          </w:p>
-          <w:p>
-            <w:pPr>
-              <w:spacing w:after="20" w:before="0"/>
-            </w:pPr>
-            <w:r>
-              <w:rPr>
-                <w:rFonts w:ascii="Arial" w:cs="Arial" w:eastAsia="Arial" w:hAnsi="Arial"/>
-                <w:b/>
-                <w:bCs/>
-                <w:color w:val="1F3864"/>
-                <w:sz w:val="16"/>
-                <w:szCs w:val="16"/>
-              </w:rPr>
-              <w:t xml:space="preserve">📹 VIDEO:</w:t>
-            </w:r>
-          </w:p>
-          <w:p>
-            <w:pPr>
-              <w:spacing w:after="20" w:before="0"/>
-            </w:pPr>
-            <w:hyperlink w:history="1" r:id="rIdm6vh3docifwmfdlriupcg">
-              <w:r>
-                <w:rPr>
-                  <w:rFonts w:ascii="Arial" w:cs="Arial" w:eastAsia="Arial" w:hAnsi="Arial"/>
-                  <w:color w:val="2E75B6"/>
-                  <w:sz w:val="16"/>
-                  <w:szCs w:val="16"/>
-                  <w:u w:val="single" w:color="2E75B6"/>
-                </w:rPr>
-                <w:t xml:space="preserve">Proof of power rule for square root function -dubbed(KY)</w:t>
-              </w:r>
-            </w:hyperlink>
-          </w:p>
-          <w:p>
-            <w:pPr>
-              <w:spacing w:after="10" w:before="0"/>
-              <w:ind w:left="120"/>
-            </w:pPr>
-            <w:r>
-              <w:rPr>
-                <w:rFonts w:ascii="Arial" w:cs="Arial" w:eastAsia="Arial" w:hAnsi="Arial"/>
-                <w:color w:val="595959"/>
-                <w:sz w:val="14"/>
-                <w:szCs w:val="14"/>
-              </w:rPr>
-              <w:t xml:space="preserve">Source: Khan Academy (Kiswahili)</w:t>
-            </w:r>
-          </w:p>
-          <w:p>
-            <w:pPr>
-              <w:spacing w:after="10" w:before="0"/>
-              <w:ind w:left="120"/>
-            </w:pPr>
-            <w:hyperlink w:history="1" r:id="rId5gfw-w6k7w36ov6tfyvkh">
-              <w:r>
-                <w:rPr>
-                  <w:rFonts w:ascii="Arial" w:cs="Arial" w:eastAsia="Arial" w:hAnsi="Arial"/>
-                  <w:color w:val="595959"/>
-                  <w:sz w:val="14"/>
-                  <w:szCs w:val="14"/>
-                  <w:u w:val="single" w:color="595959"/>
-                </w:rPr>
-                <w:t xml:space="preserve">🔍 Search ARES for similar videos</w:t>
-              </w:r>
-            </w:hyperlink>
-          </w:p>
-          <w:p>
-            <w:pPr>
-              <w:spacing w:after="40" w:before="0"/>
-            </w:pPr>
-            <w:r>
-              <w:rPr>
-                <w:sz w:val="14"/>
-                <w:szCs w:val="14"/>
-              </w:rPr>
-              <w:t xml:space="preserve"/>
-            </w:r>
-          </w:p>
-          <w:p>
-            <w:pPr>
-              <w:spacing w:after="20" w:before="0"/>
-            </w:pPr>
-            <w:r>
-              <w:rPr>
-                <w:rFonts w:ascii="Arial" w:cs="Arial" w:eastAsia="Arial" w:hAnsi="Arial"/>
-                <w:b/>
-                <w:bCs/>
-                <w:color w:val="1F3864"/>
-                <w:sz w:val="16"/>
-                <w:szCs w:val="16"/>
-              </w:rPr>
-              <w:t xml:space="preserve">📖 EXERCISE:</w:t>
-            </w:r>
-          </w:p>
-          <w:p>
-            <w:pPr>
-              <w:spacing w:after="20" w:before="0"/>
-            </w:pPr>
-            <w:hyperlink w:history="1" r:id="rIdbcysl2gzb5qaxkwikkvab">
-              <w:r>
-                <w:rPr>
-                  <w:rFonts w:ascii="Arial" w:cs="Arial" w:eastAsia="Arial" w:hAnsi="Arial"/>
-                  <w:color w:val="2E75B6"/>
-                  <w:sz w:val="16"/>
-                  <w:szCs w:val="16"/>
-                  <w:u w:val="single" w:color="2E75B6"/>
-                </w:rPr>
-                <w:t xml:space="preserve">Power rule (positive integer powers)</w:t>
-              </w:r>
-            </w:hyperlink>
-          </w:p>
-          <w:p>
-            <w:pPr>
-              <w:spacing w:after="10" w:before="0"/>
-              <w:ind w:left="120"/>
-            </w:pPr>
-            <w:r>
-              <w:rPr>
-                <w:rFonts w:ascii="Arial" w:cs="Arial" w:eastAsia="Arial" w:hAnsi="Arial"/>
-                <w:color w:val="595959"/>
-                <w:sz w:val="14"/>
-                <w:szCs w:val="14"/>
-              </w:rPr>
-              <w:t xml:space="preserve">Source: Khan Academy (English - US curriculum)</w:t>
-            </w:r>
-          </w:p>
-          <w:p>
-            <w:pPr>
-              <w:spacing w:after="10" w:before="0"/>
-              <w:ind w:left="120"/>
-            </w:pPr>
-            <w:hyperlink w:history="1" r:id="rIdx64oezv6kblrl38p_w9mo">
+            <w:hyperlink w:history="1" r:id="rIdynytraghbh73bni1pswgt">
               <w:r>
                 <w:rPr>
                   <w:rFonts w:ascii="Arial" w:cs="Arial" w:eastAsia="Arial" w:hAnsi="Arial"/>
@@ -12132,7 +12132,7 @@
             <w:pPr>
               <w:spacing w:after="20" w:before="0"/>
             </w:pPr>
-            <w:hyperlink w:history="1" r:id="rId05kbjjv4kqc37m3kmtish">
+            <w:hyperlink w:history="1" r:id="rIdjfp_sjwgdm9w6mwmv6ehx">
               <w:r>
                 <w:rPr>
                   <w:rFonts w:ascii="Arial" w:cs="Arial" w:eastAsia="Arial" w:hAnsi="Arial"/>
@@ -12165,7 +12165,7 @@
               <w:spacing w:after="10" w:before="0"/>
               <w:ind w:left="120"/>
             </w:pPr>
-            <w:hyperlink w:history="1" r:id="rIduznemwqfar4rmpwi7kwg0">
+            <w:hyperlink w:history="1" r:id="rIdpgx9y9fzgutrivn3hlo4r">
               <w:r>
                 <w:rPr>
                   <w:rFonts w:ascii="Arial" w:cs="Arial" w:eastAsia="Arial" w:hAnsi="Arial"/>
@@ -12210,7 +12210,7 @@
             <w:pPr>
               <w:spacing w:after="20" w:before="0"/>
             </w:pPr>
-            <w:hyperlink w:history="1" r:id="rIdpaco4o9f03bzoublco498">
+            <w:hyperlink w:history="1" r:id="rId5njaktn6wxw0dboqlbuo2">
               <w:r>
                 <w:rPr>
                   <w:rFonts w:ascii="Arial" w:cs="Arial" w:eastAsia="Arial" w:hAnsi="Arial"/>
@@ -12219,7 +12219,7 @@
                   <w:szCs w:val="16"/>
                   <w:u w:val="single" w:color="2E75B6"/>
                 </w:rPr>
-                <w:t xml:space="preserve">Evaluate logarithms: change of base rule</w:t>
+                <w:t xml:space="preserve">Negative exponents</w:t>
               </w:r>
             </w:hyperlink>
           </w:p>
@@ -12243,7 +12243,7 @@
               <w:spacing w:after="10" w:before="0"/>
               <w:ind w:left="120"/>
             </w:pPr>
-            <w:hyperlink w:history="1" r:id="rIdkbsbcoyvectkdhmzuiinu">
+            <w:hyperlink w:history="1" r:id="rId5-ofi56lav6jlbtyncq5p">
               <w:r>
                 <w:rPr>
                   <w:rFonts w:ascii="Arial" w:cs="Arial" w:eastAsia="Arial" w:hAnsi="Arial"/>
@@ -12438,7 +12438,7 @@
             <w:pPr>
               <w:spacing w:after="20" w:before="0"/>
             </w:pPr>
-            <w:hyperlink w:history="1" r:id="rIdyzuk-_-hruxxzfwi3aguh">
+            <w:hyperlink w:history="1" r:id="rIdmfth5-nzuwidfmvnmudt0">
               <w:r>
                 <w:rPr>
                   <w:rFonts w:ascii="Arial" w:cs="Arial" w:eastAsia="Arial" w:hAnsi="Arial"/>
@@ -12471,7 +12471,7 @@
               <w:spacing w:after="10" w:before="0"/>
               <w:ind w:left="120"/>
             </w:pPr>
-            <w:hyperlink w:history="1" r:id="rIdgm3wgw8clmmly8ek8awit">
+            <w:hyperlink w:history="1" r:id="rIdx7o6qgbtey3jss3r7feb8">
               <w:r>
                 <w:rPr>
                   <w:rFonts w:ascii="Arial" w:cs="Arial" w:eastAsia="Arial" w:hAnsi="Arial"/>
@@ -12509,14 +12509,14 @@
                 <w:sz w:val="16"/>
                 <w:szCs w:val="16"/>
               </w:rPr>
-              <w:t xml:space="preserve">📖 EXERCISE:</w:t>
+              <w:t xml:space="preserve">📖 HTML:</w:t>
             </w:r>
           </w:p>
           <w:p>
             <w:pPr>
               <w:spacing w:after="20" w:before="0"/>
             </w:pPr>
-            <w:hyperlink w:history="1" r:id="rIdtpv7ba50fmc7hnbxgrlri">
+            <w:hyperlink w:history="1" r:id="rIdhjjffm2huclqxl8zpjzac">
               <w:r>
                 <w:rPr>
                   <w:rFonts w:ascii="Arial" w:cs="Arial" w:eastAsia="Arial" w:hAnsi="Arial"/>
@@ -12525,7 +12525,7 @@
                   <w:szCs w:val="16"/>
                   <w:u w:val="single" w:color="2E75B6"/>
                 </w:rPr>
-                <w:t xml:space="preserve">Evaluate logarithms: change of base rule</w:t>
+                <w:t xml:space="preserve">Negative Exponents (Flexbook)</w:t>
               </w:r>
             </w:hyperlink>
           </w:p>
@@ -12541,7 +12541,7 @@
                 <w:sz w:val="14"/>
                 <w:szCs w:val="14"/>
               </w:rPr>
-              <w:t xml:space="preserve">Source: Khan Academy (English - US curriculum)</w:t>
+              <w:t xml:space="preserve">Source: CK-12</w:t>
             </w:r>
           </w:p>
           <w:p>
@@ -12549,7 +12549,7 @@
               <w:spacing w:after="10" w:before="0"/>
               <w:ind w:left="120"/>
             </w:pPr>
-            <w:hyperlink w:history="1" r:id="rIdzmkpifcfqrdg2vjtiscdg">
+            <w:hyperlink w:history="1" r:id="rIdc_tvw4tdaorgmgg-tiym7">
               <w:r>
                 <w:rPr>
                   <w:rFonts w:ascii="Arial" w:cs="Arial" w:eastAsia="Arial" w:hAnsi="Arial"/>
@@ -12744,7 +12744,7 @@
             <w:pPr>
               <w:spacing w:after="20" w:before="0"/>
             </w:pPr>
-            <w:hyperlink w:history="1" r:id="rIdo1v8e6aaao3izi-fd67nn">
+            <w:hyperlink w:history="1" r:id="rIdi0h0r26di4xdlf6-botn7">
               <w:r>
                 <w:rPr>
                   <w:rFonts w:ascii="Arial" w:cs="Arial" w:eastAsia="Arial" w:hAnsi="Arial"/>
@@ -12777,7 +12777,7 @@
               <w:spacing w:after="10" w:before="0"/>
               <w:ind w:left="120"/>
             </w:pPr>
-            <w:hyperlink w:history="1" r:id="rIdr71ytzyug8ptkwthjuqlz">
+            <w:hyperlink w:history="1" r:id="rId-qljttr61umo1gykcglon">
               <w:r>
                 <w:rPr>
                   <w:rFonts w:ascii="Arial" w:cs="Arial" w:eastAsia="Arial" w:hAnsi="Arial"/>
@@ -12822,7 +12822,7 @@
             <w:pPr>
               <w:spacing w:after="20" w:before="0"/>
             </w:pPr>
-            <w:hyperlink w:history="1" r:id="rIdtzoqs32alz5mgcq8ui6lb">
+            <w:hyperlink w:history="1" r:id="rIdh8xpcc9uzmcrnlkk6bo4g">
               <w:r>
                 <w:rPr>
                   <w:rFonts w:ascii="Arial" w:cs="Arial" w:eastAsia="Arial" w:hAnsi="Arial"/>
@@ -12831,7 +12831,7 @@
                   <w:szCs w:val="16"/>
                   <w:u w:val="single" w:color="2E75B6"/>
                 </w:rPr>
-                <w:t xml:space="preserve">Evaluate logarithms: change of base rule</w:t>
+                <w:t xml:space="preserve">Negative Exponents Practice</w:t>
               </w:r>
             </w:hyperlink>
           </w:p>
@@ -12847,7 +12847,7 @@
                 <w:sz w:val="14"/>
                 <w:szCs w:val="14"/>
               </w:rPr>
-              <w:t xml:space="preserve">Source: Khan Academy (English - US curriculum)</w:t>
+              <w:t xml:space="preserve">Source: CK-12</w:t>
             </w:r>
           </w:p>
           <w:p>
@@ -12855,7 +12855,7 @@
               <w:spacing w:after="10" w:before="0"/>
               <w:ind w:left="120"/>
             </w:pPr>
-            <w:hyperlink w:history="1" r:id="rId-ef8zg3z_hjga9kfpfae6">
+            <w:hyperlink w:history="1" r:id="rIdluxwiik3s_cp9jvdaxdew">
               <w:r>
                 <w:rPr>
                   <w:rFonts w:ascii="Arial" w:cs="Arial" w:eastAsia="Arial" w:hAnsi="Arial"/>
@@ -13050,7 +13050,7 @@
             <w:pPr>
               <w:spacing w:after="20" w:before="0"/>
             </w:pPr>
-            <w:hyperlink w:history="1" r:id="rIdasjxuty1_ioftqwcfldi9">
+            <w:hyperlink w:history="1" r:id="rId6n3p_oka-pwgmdqp_yp6h">
               <w:r>
                 <w:rPr>
                   <w:rFonts w:ascii="Arial" w:cs="Arial" w:eastAsia="Arial" w:hAnsi="Arial"/>
@@ -13059,7 +13059,7 @@
                   <w:szCs w:val="16"/>
                   <w:u w:val="single" w:color="2E75B6"/>
                 </w:rPr>
-                <w:t xml:space="preserve">Solving exponential equations using logarithms: base-2</w:t>
+                <w:t xml:space="preserve">Negative exponents</w:t>
               </w:r>
             </w:hyperlink>
           </w:p>
@@ -13083,7 +13083,7 @@
               <w:spacing w:after="10" w:before="0"/>
               <w:ind w:left="120"/>
             </w:pPr>
-            <w:hyperlink w:history="1" r:id="rIdwdqwn_pciugkm_k_hp__g">
+            <w:hyperlink w:history="1" r:id="rId2wxd32dvmv_yw4l2vg8f7">
               <w:r>
                 <w:rPr>
                   <w:rFonts w:ascii="Arial" w:cs="Arial" w:eastAsia="Arial" w:hAnsi="Arial"/>
@@ -13121,14 +13121,14 @@
                 <w:sz w:val="16"/>
                 <w:szCs w:val="16"/>
               </w:rPr>
-              <w:t xml:space="preserve">📖 EXERCISE:</w:t>
+              <w:t xml:space="preserve">📖 HTML:</w:t>
             </w:r>
           </w:p>
           <w:p>
             <w:pPr>
               <w:spacing w:after="20" w:before="0"/>
             </w:pPr>
-            <w:hyperlink w:history="1" r:id="rId6srcwx-68z629zvyo6ash">
+            <w:hyperlink w:history="1" r:id="rId9vbo3j_yauwtna8i8vkoe">
               <w:r>
                 <w:rPr>
                   <w:rFonts w:ascii="Arial" w:cs="Arial" w:eastAsia="Arial" w:hAnsi="Arial"/>
@@ -13137,7 +13137,7 @@
                   <w:szCs w:val="16"/>
                   <w:u w:val="single" w:color="2E75B6"/>
                 </w:rPr>
-                <w:t xml:space="preserve">Evaluate logarithms: change of base rule</w:t>
+                <w:t xml:space="preserve">Negative Exponents (PLIX)</w:t>
               </w:r>
             </w:hyperlink>
           </w:p>
@@ -13153,7 +13153,7 @@
                 <w:sz w:val="14"/>
                 <w:szCs w:val="14"/>
               </w:rPr>
-              <w:t xml:space="preserve">Source: Khan Academy (English - US curriculum)</w:t>
+              <w:t xml:space="preserve">Source: CK-12</w:t>
             </w:r>
           </w:p>
           <w:p>
@@ -13161,7 +13161,7 @@
               <w:spacing w:after="10" w:before="0"/>
               <w:ind w:left="120"/>
             </w:pPr>
-            <w:hyperlink w:history="1" r:id="rIdr2j--a64on4tc9lvnicxo">
+            <w:hyperlink w:history="1" r:id="rIdnfczth-tdnisccnpkpe_w">
               <w:r>
                 <w:rPr>
                   <w:rFonts w:ascii="Arial" w:cs="Arial" w:eastAsia="Arial" w:hAnsi="Arial"/>
@@ -13356,7 +13356,7 @@
             <w:pPr>
               <w:spacing w:after="20" w:before="0"/>
             </w:pPr>
-            <w:hyperlink w:history="1" r:id="rIdvjlmbri5ekdzwwuyyokdi">
+            <w:hyperlink w:history="1" r:id="rIdhxwlp2r8aow6_yf_mn62a">
               <w:r>
                 <w:rPr>
                   <w:rFonts w:ascii="Arial" w:cs="Arial" w:eastAsia="Arial" w:hAnsi="Arial"/>
@@ -13365,7 +13365,7 @@
                   <w:szCs w:val="16"/>
                   <w:u w:val="single" w:color="2E75B6"/>
                 </w:rPr>
-                <w:t xml:space="preserve">Solving exponential equations using logarithms: base-2</w:t>
+                <w:t xml:space="preserve">Relationship between exponentials &amp; logarithms: tables</w:t>
               </w:r>
             </w:hyperlink>
           </w:p>
@@ -13389,7 +13389,7 @@
               <w:spacing w:after="10" w:before="0"/>
               <w:ind w:left="120"/>
             </w:pPr>
-            <w:hyperlink w:history="1" r:id="rIdqppebxmibdfjlqfvn76qz">
+            <w:hyperlink w:history="1" r:id="rIdt8gca5ua6gjnbjorrjtrs">
               <w:r>
                 <w:rPr>
                   <w:rFonts w:ascii="Arial" w:cs="Arial" w:eastAsia="Arial" w:hAnsi="Arial"/>
@@ -13434,7 +13434,7 @@
             <w:pPr>
               <w:spacing w:after="20" w:before="0"/>
             </w:pPr>
-            <w:hyperlink w:history="1" r:id="rIdoagpkjr6phq7nohgsa7al">
+            <w:hyperlink w:history="1" r:id="rIdflsmjy3jlnurzdzdeepnx">
               <w:r>
                 <w:rPr>
                   <w:rFonts w:ascii="Arial" w:cs="Arial" w:eastAsia="Arial" w:hAnsi="Arial"/>
@@ -13443,7 +13443,7 @@
                   <w:szCs w:val="16"/>
                   <w:u w:val="single" w:color="2E75B6"/>
                 </w:rPr>
-                <w:t xml:space="preserve">Evaluate logarithms: change of base rule</w:t>
+                <w:t xml:space="preserve">Exponents with integer bases</w:t>
               </w:r>
             </w:hyperlink>
           </w:p>
@@ -13467,7 +13467,7 @@
               <w:spacing w:after="10" w:before="0"/>
               <w:ind w:left="120"/>
             </w:pPr>
-            <w:hyperlink w:history="1" r:id="rIdpnxwqbwor_usmtdtops80">
+            <w:hyperlink w:history="1" r:id="rIdbd8msyuv5tn5esvopgi8-">
               <w:r>
                 <w:rPr>
                   <w:rFonts w:ascii="Arial" w:cs="Arial" w:eastAsia="Arial" w:hAnsi="Arial"/>
@@ -15268,7 +15268,7 @@
             <w:pPr>
               <w:spacing w:after="20" w:before="0"/>
             </w:pPr>
-            <w:hyperlink w:history="1" r:id="rIdpcg_ztwndk29mwvtsxie0">
+            <w:hyperlink w:history="1" r:id="rId5pprizov3hde7wroj7lql">
               <w:r>
                 <w:rPr>
                   <w:rFonts w:ascii="Arial" w:cs="Arial" w:eastAsia="Arial" w:hAnsi="Arial"/>
@@ -15301,7 +15301,7 @@
               <w:spacing w:after="10" w:before="0"/>
               <w:ind w:left="120"/>
             </w:pPr>
-            <w:hyperlink w:history="1" r:id="rId2wadfrpitgsqaue8xkegx">
+            <w:hyperlink w:history="1" r:id="rIdklgxovppjowiubmcpw1jo">
               <w:r>
                 <w:rPr>
                   <w:rFonts w:ascii="Arial" w:cs="Arial" w:eastAsia="Arial" w:hAnsi="Arial"/>
@@ -15346,7 +15346,7 @@
             <w:pPr>
               <w:spacing w:after="20" w:before="0"/>
             </w:pPr>
-            <w:hyperlink w:history="1" r:id="rId8e4cvyzaxvpy1nuu14xkt">
+            <w:hyperlink w:history="1" r:id="rIdqupa9v3pkbsmp4hcxg4kn">
               <w:r>
                 <w:rPr>
                   <w:rFonts w:ascii="Arial" w:cs="Arial" w:eastAsia="Arial" w:hAnsi="Arial"/>
@@ -15379,7 +15379,7 @@
               <w:spacing w:after="10" w:before="0"/>
               <w:ind w:left="120"/>
             </w:pPr>
-            <w:hyperlink w:history="1" r:id="rId-pbskapjf352rdulkjj15">
+            <w:hyperlink w:history="1" r:id="rIdt8rxoqlom0wiltjnkjt0h">
               <w:r>
                 <w:rPr>
                   <w:rFonts w:ascii="Arial" w:cs="Arial" w:eastAsia="Arial" w:hAnsi="Arial"/>
@@ -15574,7 +15574,7 @@
             <w:pPr>
               <w:spacing w:after="20" w:before="0"/>
             </w:pPr>
-            <w:hyperlink w:history="1" r:id="rId6pqdoysrknnpa2snbojih">
+            <w:hyperlink w:history="1" r:id="rIdddev3wtbqw4bmxxraevrl">
               <w:r>
                 <w:rPr>
                   <w:rFonts w:ascii="Arial" w:cs="Arial" w:eastAsia="Arial" w:hAnsi="Arial"/>
@@ -15607,7 +15607,7 @@
               <w:spacing w:after="10" w:before="0"/>
               <w:ind w:left="120"/>
             </w:pPr>
-            <w:hyperlink w:history="1" r:id="rIdhctknfc3rbcmvtynpx7xs">
+            <w:hyperlink w:history="1" r:id="rIduvar5npzzkhnn1wuv4upl">
               <w:r>
                 <w:rPr>
                   <w:rFonts w:ascii="Arial" w:cs="Arial" w:eastAsia="Arial" w:hAnsi="Arial"/>
@@ -15652,7 +15652,7 @@
             <w:pPr>
               <w:spacing w:after="20" w:before="0"/>
             </w:pPr>
-            <w:hyperlink w:history="1" r:id="rIdrisqo5ise3o5l9o0gkl2v">
+            <w:hyperlink w:history="1" r:id="rIdnauvxx8hjsullfzsttxlc">
               <w:r>
                 <w:rPr>
                   <w:rFonts w:ascii="Arial" w:cs="Arial" w:eastAsia="Arial" w:hAnsi="Arial"/>
@@ -15685,7 +15685,7 @@
               <w:spacing w:after="10" w:before="0"/>
               <w:ind w:left="120"/>
             </w:pPr>
-            <w:hyperlink w:history="1" r:id="rIdsxcdneno97pnnbvv0uqt8">
+            <w:hyperlink w:history="1" r:id="rIdymxur1x8ulvurv90hfdbf">
               <w:r>
                 <w:rPr>
                   <w:rFonts w:ascii="Arial" w:cs="Arial" w:eastAsia="Arial" w:hAnsi="Arial"/>
@@ -15956,7 +15956,7 @@
             <w:pPr>
               <w:spacing w:after="20" w:before="0"/>
             </w:pPr>
-            <w:hyperlink w:history="1" r:id="rIdottpnyhuuyjvfjpwkqtyn">
+            <w:hyperlink w:history="1" r:id="rIdgftmwshy_8njrtmihoac0">
               <w:r>
                 <w:rPr>
                   <w:rFonts w:ascii="Arial" w:cs="Arial" w:eastAsia="Arial" w:hAnsi="Arial"/>
@@ -15989,7 +15989,7 @@
               <w:spacing w:after="10" w:before="0"/>
               <w:ind w:left="120"/>
             </w:pPr>
-            <w:hyperlink w:history="1" r:id="rIdl58kljx_wsjvflm51wc4g">
+            <w:hyperlink w:history="1" r:id="rIdjerlhp3hv45wnbsesie61">
               <w:r>
                 <w:rPr>
                   <w:rFonts w:ascii="Arial" w:cs="Arial" w:eastAsia="Arial" w:hAnsi="Arial"/>
@@ -16034,7 +16034,7 @@
             <w:pPr>
               <w:spacing w:after="20" w:before="0"/>
             </w:pPr>
-            <w:hyperlink w:history="1" r:id="rIdokbtuydiq_mkdbsgkv1mq">
+            <w:hyperlink w:history="1" r:id="rIdbpcenfvf7zaya9y1jojjw">
               <w:r>
                 <w:rPr>
                   <w:rFonts w:ascii="Arial" w:cs="Arial" w:eastAsia="Arial" w:hAnsi="Arial"/>
@@ -16067,7 +16067,7 @@
               <w:spacing w:after="10" w:before="0"/>
               <w:ind w:left="120"/>
             </w:pPr>
-            <w:hyperlink w:history="1" r:id="rIdy6acedv9yoyci2hlp-rs4">
+            <w:hyperlink w:history="1" r:id="rId03_jzdcxsgl458kmpeu_c">
               <w:r>
                 <w:rPr>
                   <w:rFonts w:ascii="Arial" w:cs="Arial" w:eastAsia="Arial" w:hAnsi="Arial"/>
@@ -16262,7 +16262,7 @@
             <w:pPr>
               <w:spacing w:after="20" w:before="0"/>
             </w:pPr>
-            <w:hyperlink w:history="1" r:id="rId4t7hr5kvopsnuicujca6l">
+            <w:hyperlink w:history="1" r:id="rIdkx-uiztqslfkz-5unflpu">
               <w:r>
                 <w:rPr>
                   <w:rFonts w:ascii="Arial" w:cs="Arial" w:eastAsia="Arial" w:hAnsi="Arial"/>
@@ -16295,7 +16295,7 @@
               <w:spacing w:after="10" w:before="0"/>
               <w:ind w:left="120"/>
             </w:pPr>
-            <w:hyperlink w:history="1" r:id="rIdpsh8i9ry7pc7xvf3tdwwk">
+            <w:hyperlink w:history="1" r:id="rIdkmfqdktpilb2f4evfr7bd">
               <w:r>
                 <w:rPr>
                   <w:rFonts w:ascii="Arial" w:cs="Arial" w:eastAsia="Arial" w:hAnsi="Arial"/>
@@ -16340,7 +16340,7 @@
             <w:pPr>
               <w:spacing w:after="20" w:before="0"/>
             </w:pPr>
-            <w:hyperlink w:history="1" r:id="rId1909ge2np1otd4c1k1efv">
+            <w:hyperlink w:history="1" r:id="rIdcghcs19j0uogomlb5qqgi">
               <w:r>
                 <w:rPr>
                   <w:rFonts w:ascii="Arial" w:cs="Arial" w:eastAsia="Arial" w:hAnsi="Arial"/>
@@ -16373,7 +16373,7 @@
               <w:spacing w:after="10" w:before="0"/>
               <w:ind w:left="120"/>
             </w:pPr>
-            <w:hyperlink w:history="1" r:id="rIdphdv92v6oxhflw8vdnhdu">
+            <w:hyperlink w:history="1" r:id="rIdmla2n8rkdkensohczhzjk">
               <w:r>
                 <w:rPr>
                   <w:rFonts w:ascii="Arial" w:cs="Arial" w:eastAsia="Arial" w:hAnsi="Arial"/>
@@ -16568,7 +16568,7 @@
             <w:pPr>
               <w:spacing w:after="20" w:before="0"/>
             </w:pPr>
-            <w:hyperlink w:history="1" r:id="rIdvjeroedrvzbx_mzeghw-t">
+            <w:hyperlink w:history="1" r:id="rIdtwfit5qnl5xnlhg0zi02j">
               <w:r>
                 <w:rPr>
                   <w:rFonts w:ascii="Arial" w:cs="Arial" w:eastAsia="Arial" w:hAnsi="Arial"/>
@@ -16577,7 +16577,7 @@
                   <w:szCs w:val="16"/>
                   <w:u w:val="single" w:color="2E75B6"/>
                 </w:rPr>
-                <w:t xml:space="preserve">Evaluating natural logarithm with calculator -dubbed(KY)</w:t>
+                <w:t xml:space="preserve">Evaluating logarithms: change of base rule</w:t>
               </w:r>
             </w:hyperlink>
           </w:p>
@@ -16593,7 +16593,7 @@
                 <w:sz w:val="14"/>
                 <w:szCs w:val="14"/>
               </w:rPr>
-              <w:t xml:space="preserve">Source: Khan Academy (Kiswahili)</w:t>
+              <w:t xml:space="preserve">Source: Khan Academy (English - US curriculum)</w:t>
             </w:r>
           </w:p>
           <w:p>
@@ -16601,7 +16601,7 @@
               <w:spacing w:after="10" w:before="0"/>
               <w:ind w:left="120"/>
             </w:pPr>
-            <w:hyperlink w:history="1" r:id="rId6s7wxzlwqbky5qjytvtu4">
+            <w:hyperlink w:history="1" r:id="rIdrhpsazsxjrcgycdqo93dz">
               <w:r>
                 <w:rPr>
                   <w:rFonts w:ascii="Arial" w:cs="Arial" w:eastAsia="Arial" w:hAnsi="Arial"/>
@@ -16646,7 +16646,7 @@
             <w:pPr>
               <w:spacing w:after="20" w:before="0"/>
             </w:pPr>
-            <w:hyperlink w:history="1" r:id="rIdzj_xv7yjn7kaa3idaiul4">
+            <w:hyperlink w:history="1" r:id="rIdhxsuzaqepx_tjb-j0iidz">
               <w:r>
                 <w:rPr>
                   <w:rFonts w:ascii="Arial" w:cs="Arial" w:eastAsia="Arial" w:hAnsi="Arial"/>
@@ -16679,7 +16679,7 @@
               <w:spacing w:after="10" w:before="0"/>
               <w:ind w:left="120"/>
             </w:pPr>
-            <w:hyperlink w:history="1" r:id="rIdimk5mn6kvg1kvkiug-6ul">
+            <w:hyperlink w:history="1" r:id="rId3ol3fkyledizkk6hv4clx">
               <w:r>
                 <w:rPr>
                   <w:rFonts w:ascii="Arial" w:cs="Arial" w:eastAsia="Arial" w:hAnsi="Arial"/>
@@ -18166,7 +18166,7 @@
             <w:pPr>
               <w:spacing w:after="20" w:before="0"/>
             </w:pPr>
-            <w:hyperlink w:history="1" r:id="rId-zmrc6jywvvpjjj5q-cnp">
+            <w:hyperlink w:history="1" r:id="rIdsmc4svyvh4jrbgiyaccr9">
               <w:r>
                 <w:rPr>
                   <w:rFonts w:ascii="Arial" w:cs="Arial" w:eastAsia="Arial" w:hAnsi="Arial"/>
@@ -18199,7 +18199,7 @@
               <w:spacing w:after="10" w:before="0"/>
               <w:ind w:left="120"/>
             </w:pPr>
-            <w:hyperlink w:history="1" r:id="rIdfyf1f-yzzn9_lhhtnlvnp">
+            <w:hyperlink w:history="1" r:id="rIdnapwr-lum47e79fe0kp8l">
               <w:r>
                 <w:rPr>
                   <w:rFonts w:ascii="Arial" w:cs="Arial" w:eastAsia="Arial" w:hAnsi="Arial"/>
@@ -18237,31 +18237,47 @@
                 <w:sz w:val="16"/>
                 <w:szCs w:val="16"/>
               </w:rPr>
-              <w:t xml:space="preserve">📖 READING:</w:t>
+              <w:t xml:space="preserve">📖 HTML:</w:t>
             </w:r>
           </w:p>
           <w:p>
             <w:pPr>
               <w:spacing w:after="20" w:before="0"/>
             </w:pPr>
-            <w:r>
-              <w:rPr>
-                <w:rFonts w:ascii="Arial" w:cs="Arial" w:eastAsia="Arial" w:hAnsi="Arial"/>
-                <w:i/>
-                <w:iCs/>
-                <w:color w:val="595959"/>
-                <w:sz w:val="16"/>
-                <w:szCs w:val="16"/>
-              </w:rPr>
-              <w:t xml:space="preserve">No closely matching reading in the ARES library for this activity.</w:t>
-            </w:r>
+            <w:hyperlink w:history="1" r:id="rIddythibqxwjvtwgefc2u3c">
+              <w:r>
+                <w:rPr>
+                  <w:rFonts w:ascii="Arial" w:cs="Arial" w:eastAsia="Arial" w:hAnsi="Arial"/>
+                  <w:color w:val="2E75B6"/>
+                  <w:sz w:val="16"/>
+                  <w:szCs w:val="16"/>
+                  <w:u w:val="single" w:color="2E75B6"/>
+                </w:rPr>
+                <w:t xml:space="preserve">Applying the Laws of Exponents to Rational Exponents (Flexbook)</w:t>
+              </w:r>
+            </w:hyperlink>
           </w:p>
           <w:p>
             <w:pPr>
               <w:spacing w:after="10" w:before="0"/>
               <w:ind w:left="120"/>
             </w:pPr>
-            <w:hyperlink w:history="1" r:id="rIdzwf_a_hmpv36vpamqwmes">
+            <w:r>
+              <w:rPr>
+                <w:rFonts w:ascii="Arial" w:cs="Arial" w:eastAsia="Arial" w:hAnsi="Arial"/>
+                <w:color w:val="595959"/>
+                <w:sz w:val="14"/>
+                <w:szCs w:val="14"/>
+              </w:rPr>
+              <w:t xml:space="preserve">Source: CK-12</w:t>
+            </w:r>
+          </w:p>
+          <w:p>
+            <w:pPr>
+              <w:spacing w:after="10" w:before="0"/>
+              <w:ind w:left="120"/>
+            </w:pPr>
+            <w:hyperlink w:history="1" r:id="rIdyiqodcj8rjg-sd24phhhl">
               <w:r>
                 <w:rPr>
                   <w:rFonts w:ascii="Arial" w:cs="Arial" w:eastAsia="Arial" w:hAnsi="Arial"/>
@@ -18270,24 +18286,9 @@
                   <w:szCs w:val="14"/>
                   <w:u w:val="single" w:color="595959"/>
                 </w:rPr>
-                <w:t xml:space="preserve">🔍 Search ARES for readings</w:t>
+                <w:t xml:space="preserve">🔍 Search ARES for similar readings</w:t>
               </w:r>
             </w:hyperlink>
-          </w:p>
-          <w:p>
-            <w:pPr>
-              <w:spacing w:after="10" w:before="0"/>
-              <w:ind w:left="120"/>
-            </w:pPr>
-            <w:r>
-              <w:rPr>
-                <w:rFonts w:ascii="Arial" w:cs="Arial" w:eastAsia="Arial" w:hAnsi="Arial"/>
-                <w:color w:val="595959"/>
-                <w:sz w:val="14"/>
-                <w:szCs w:val="14"/>
-              </w:rPr>
-              <w:t xml:space="preserve">Search terms: indices logarithms product law</w:t>
-            </w:r>
           </w:p>
         </w:tc>
         <w:tc>
@@ -18471,7 +18472,7 @@
             <w:pPr>
               <w:spacing w:after="20" w:before="0"/>
             </w:pPr>
-            <w:hyperlink w:history="1" r:id="rIdw6tdmvz5ewzxsynwf7cgm">
+            <w:hyperlink w:history="1" r:id="rIdvmwqaxaa55gnqpnh2aswj">
               <w:r>
                 <w:rPr>
                   <w:rFonts w:ascii="Arial" w:cs="Arial" w:eastAsia="Arial" w:hAnsi="Arial"/>
@@ -18480,7 +18481,7 @@
                   <w:szCs w:val="16"/>
                   <w:u w:val="single" w:color="2E75B6"/>
                 </w:rPr>
-                <w:t xml:space="preserve">First-order reactions</w:t>
+                <w:t xml:space="preserve">Intro to logarithm properties (2 of 2)</w:t>
               </w:r>
             </w:hyperlink>
           </w:p>
@@ -18504,7 +18505,7 @@
               <w:spacing w:after="10" w:before="0"/>
               <w:ind w:left="120"/>
             </w:pPr>
-            <w:hyperlink w:history="1" r:id="rId7rfij_jpkfkzwf5ftmg4l">
+            <w:hyperlink w:history="1" r:id="rIdmzi7kgqi8v7uirevqaivo">
               <w:r>
                 <w:rPr>
                   <w:rFonts w:ascii="Arial" w:cs="Arial" w:eastAsia="Arial" w:hAnsi="Arial"/>
@@ -18542,31 +18543,47 @@
                 <w:sz w:val="16"/>
                 <w:szCs w:val="16"/>
               </w:rPr>
-              <w:t xml:space="preserve">📖 READING:</w:t>
+              <w:t xml:space="preserve">📖 HTML:</w:t>
             </w:r>
           </w:p>
           <w:p>
             <w:pPr>
               <w:spacing w:after="20" w:before="0"/>
             </w:pPr>
-            <w:r>
-              <w:rPr>
-                <w:rFonts w:ascii="Arial" w:cs="Arial" w:eastAsia="Arial" w:hAnsi="Arial"/>
-                <w:i/>
-                <w:iCs/>
-                <w:color w:val="595959"/>
-                <w:sz w:val="16"/>
-                <w:szCs w:val="16"/>
-              </w:rPr>
-              <w:t xml:space="preserve">No closely matching reading in the ARES library for this activity.</w:t>
-            </w:r>
+            <w:hyperlink w:history="1" r:id="rIdghxjotifwkfsjysbdg_c7">
+              <w:r>
+                <w:rPr>
+                  <w:rFonts w:ascii="Arial" w:cs="Arial" w:eastAsia="Arial" w:hAnsi="Arial"/>
+                  <w:color w:val="2E75B6"/>
+                  <w:sz w:val="16"/>
+                  <w:szCs w:val="16"/>
+                  <w:u w:val="single" w:color="2E75B6"/>
+                </w:rPr>
+                <w:t xml:space="preserve">Applying the Laws of Exponents to Rational Exponents (Flexbook)</w:t>
+              </w:r>
+            </w:hyperlink>
           </w:p>
           <w:p>
             <w:pPr>
               <w:spacing w:after="10" w:before="0"/>
               <w:ind w:left="120"/>
             </w:pPr>
-            <w:hyperlink w:history="1" r:id="rIdqrbuniah0-xh9hk2t4ev6">
+            <w:r>
+              <w:rPr>
+                <w:rFonts w:ascii="Arial" w:cs="Arial" w:eastAsia="Arial" w:hAnsi="Arial"/>
+                <w:color w:val="595959"/>
+                <w:sz w:val="14"/>
+                <w:szCs w:val="14"/>
+              </w:rPr>
+              <w:t xml:space="preserve">Source: CK-12</w:t>
+            </w:r>
+          </w:p>
+          <w:p>
+            <w:pPr>
+              <w:spacing w:after="10" w:before="0"/>
+              <w:ind w:left="120"/>
+            </w:pPr>
+            <w:hyperlink w:history="1" r:id="rIdbpp3zhak1hz2m97detixf">
               <w:r>
                 <w:rPr>
                   <w:rFonts w:ascii="Arial" w:cs="Arial" w:eastAsia="Arial" w:hAnsi="Arial"/>
@@ -18575,24 +18592,9 @@
                   <w:szCs w:val="14"/>
                   <w:u w:val="single" w:color="595959"/>
                 </w:rPr>
-                <w:t xml:space="preserve">🔍 Search ARES for readings</w:t>
+                <w:t xml:space="preserve">🔍 Search ARES for similar readings</w:t>
               </w:r>
             </w:hyperlink>
-          </w:p>
-          <w:p>
-            <w:pPr>
-              <w:spacing w:after="10" w:before="0"/>
-              <w:ind w:left="120"/>
-            </w:pPr>
-            <w:r>
-              <w:rPr>
-                <w:rFonts w:ascii="Arial" w:cs="Arial" w:eastAsia="Arial" w:hAnsi="Arial"/>
-                <w:color w:val="595959"/>
-                <w:sz w:val="14"/>
-                <w:szCs w:val="14"/>
-              </w:rPr>
-              <w:t xml:space="preserve">Search terms: indices logarithms product law</w:t>
-            </w:r>
           </w:p>
         </w:tc>
         <w:tc>
@@ -18776,7 +18778,7 @@
             <w:pPr>
               <w:spacing w:after="20" w:before="0"/>
             </w:pPr>
-            <w:hyperlink w:history="1" r:id="rId-bkkdhyhyjmgcpjeowjm8">
+            <w:hyperlink w:history="1" r:id="rId7ln1y89xgflk6binw98kg">
               <w:r>
                 <w:rPr>
                   <w:rFonts w:ascii="Arial" w:cs="Arial" w:eastAsia="Arial" w:hAnsi="Arial"/>
@@ -18785,7 +18787,7 @@
                   <w:szCs w:val="16"/>
                   <w:u w:val="single" w:color="2E75B6"/>
                 </w:rPr>
-                <w:t xml:space="preserve">Law of demand</w:t>
+                <w:t xml:space="preserve">Intro to logarithm properties (2 of 2)</w:t>
               </w:r>
             </w:hyperlink>
           </w:p>
@@ -18809,7 +18811,7 @@
               <w:spacing w:after="10" w:before="0"/>
               <w:ind w:left="120"/>
             </w:pPr>
-            <w:hyperlink w:history="1" r:id="rIdrowfmsr_5vaamxrau7jxt">
+            <w:hyperlink w:history="1" r:id="rIdv-ph37dc0q4ayg2ovuw-t">
               <w:r>
                 <w:rPr>
                   <w:rFonts w:ascii="Arial" w:cs="Arial" w:eastAsia="Arial" w:hAnsi="Arial"/>
@@ -18847,31 +18849,47 @@
                 <w:sz w:val="16"/>
                 <w:szCs w:val="16"/>
               </w:rPr>
-              <w:t xml:space="preserve">📖 READING:</w:t>
+              <w:t xml:space="preserve">📖 HTML:</w:t>
             </w:r>
           </w:p>
           <w:p>
             <w:pPr>
               <w:spacing w:after="20" w:before="0"/>
             </w:pPr>
-            <w:r>
-              <w:rPr>
-                <w:rFonts w:ascii="Arial" w:cs="Arial" w:eastAsia="Arial" w:hAnsi="Arial"/>
-                <w:i/>
-                <w:iCs/>
-                <w:color w:val="595959"/>
-                <w:sz w:val="16"/>
-                <w:szCs w:val="16"/>
-              </w:rPr>
-              <w:t xml:space="preserve">No closely matching reading in the ARES library for this activity.</w:t>
-            </w:r>
+            <w:hyperlink w:history="1" r:id="rIdnaq9igaz4fhhyp79jhqkd">
+              <w:r>
+                <w:rPr>
+                  <w:rFonts w:ascii="Arial" w:cs="Arial" w:eastAsia="Arial" w:hAnsi="Arial"/>
+                  <w:color w:val="2E75B6"/>
+                  <w:sz w:val="16"/>
+                  <w:szCs w:val="16"/>
+                  <w:u w:val="single" w:color="2E75B6"/>
+                </w:rPr>
+                <w:t xml:space="preserve">Applying the Laws of Exponents to Rational Exponents (Flexbook)</w:t>
+              </w:r>
+            </w:hyperlink>
           </w:p>
           <w:p>
             <w:pPr>
               <w:spacing w:after="10" w:before="0"/>
               <w:ind w:left="120"/>
             </w:pPr>
-            <w:hyperlink w:history="1" r:id="rIdockjmvb89ihedqqu0hxkd">
+            <w:r>
+              <w:rPr>
+                <w:rFonts w:ascii="Arial" w:cs="Arial" w:eastAsia="Arial" w:hAnsi="Arial"/>
+                <w:color w:val="595959"/>
+                <w:sz w:val="14"/>
+                <w:szCs w:val="14"/>
+              </w:rPr>
+              <w:t xml:space="preserve">Source: CK-12</w:t>
+            </w:r>
+          </w:p>
+          <w:p>
+            <w:pPr>
+              <w:spacing w:after="10" w:before="0"/>
+              <w:ind w:left="120"/>
+            </w:pPr>
+            <w:hyperlink w:history="1" r:id="rIdtsi0pzhuxh9ljvqgb-0gy">
               <w:r>
                 <w:rPr>
                   <w:rFonts w:ascii="Arial" w:cs="Arial" w:eastAsia="Arial" w:hAnsi="Arial"/>
@@ -18880,24 +18898,9 @@
                   <w:szCs w:val="14"/>
                   <w:u w:val="single" w:color="595959"/>
                 </w:rPr>
-                <w:t xml:space="preserve">🔍 Search ARES for readings</w:t>
+                <w:t xml:space="preserve">🔍 Search ARES for similar readings</w:t>
               </w:r>
             </w:hyperlink>
-          </w:p>
-          <w:p>
-            <w:pPr>
-              <w:spacing w:after="10" w:before="0"/>
-              <w:ind w:left="120"/>
-            </w:pPr>
-            <w:r>
-              <w:rPr>
-                <w:rFonts w:ascii="Arial" w:cs="Arial" w:eastAsia="Arial" w:hAnsi="Arial"/>
-                <w:color w:val="595959"/>
-                <w:sz w:val="14"/>
-                <w:szCs w:val="14"/>
-              </w:rPr>
-              <w:t xml:space="preserve">Search terms: indices logarithms product law</w:t>
-            </w:r>
           </w:p>
         </w:tc>
         <w:tc>
@@ -19081,7 +19084,7 @@
             <w:pPr>
               <w:spacing w:after="20" w:before="0"/>
             </w:pPr>
-            <w:hyperlink w:history="1" r:id="rIdukuhmgodtjpysukibpf4k">
+            <w:hyperlink w:history="1" r:id="rId-ch073w92wh7vobkzdw_j">
               <w:r>
                 <w:rPr>
                   <w:rFonts w:ascii="Arial" w:cs="Arial" w:eastAsia="Arial" w:hAnsi="Arial"/>
@@ -19114,7 +19117,7 @@
               <w:spacing w:after="10" w:before="0"/>
               <w:ind w:left="120"/>
             </w:pPr>
-            <w:hyperlink w:history="1" r:id="rIdims2fmz04nwh1s8vwidaz">
+            <w:hyperlink w:history="1" r:id="rIdrjdmwkjkdv6ix1skqkofu">
               <w:r>
                 <w:rPr>
                   <w:rFonts w:ascii="Arial" w:cs="Arial" w:eastAsia="Arial" w:hAnsi="Arial"/>
@@ -19152,31 +19155,47 @@
                 <w:sz w:val="16"/>
                 <w:szCs w:val="16"/>
               </w:rPr>
-              <w:t xml:space="preserve">📖 READING:</w:t>
+              <w:t xml:space="preserve">📖 HTML:</w:t>
             </w:r>
           </w:p>
           <w:p>
             <w:pPr>
               <w:spacing w:after="20" w:before="0"/>
             </w:pPr>
-            <w:r>
-              <w:rPr>
-                <w:rFonts w:ascii="Arial" w:cs="Arial" w:eastAsia="Arial" w:hAnsi="Arial"/>
-                <w:i/>
-                <w:iCs/>
-                <w:color w:val="595959"/>
-                <w:sz w:val="16"/>
-                <w:szCs w:val="16"/>
-              </w:rPr>
-              <w:t xml:space="preserve">No closely matching reading in the ARES library for this activity.</w:t>
-            </w:r>
+            <w:hyperlink w:history="1" r:id="rIdmdntfq0nht06vxccdfw9x">
+              <w:r>
+                <w:rPr>
+                  <w:rFonts w:ascii="Arial" w:cs="Arial" w:eastAsia="Arial" w:hAnsi="Arial"/>
+                  <w:color w:val="2E75B6"/>
+                  <w:sz w:val="16"/>
+                  <w:szCs w:val="16"/>
+                  <w:u w:val="single" w:color="2E75B6"/>
+                </w:rPr>
+                <w:t xml:space="preserve">Applying the Laws of Exponents to Rational Exponents (Flexbook)</w:t>
+              </w:r>
+            </w:hyperlink>
           </w:p>
           <w:p>
             <w:pPr>
               <w:spacing w:after="10" w:before="0"/>
               <w:ind w:left="120"/>
             </w:pPr>
-            <w:hyperlink w:history="1" r:id="rIdgnwxc3kod7ukko1mtvr7w">
+            <w:r>
+              <w:rPr>
+                <w:rFonts w:ascii="Arial" w:cs="Arial" w:eastAsia="Arial" w:hAnsi="Arial"/>
+                <w:color w:val="595959"/>
+                <w:sz w:val="14"/>
+                <w:szCs w:val="14"/>
+              </w:rPr>
+              <w:t xml:space="preserve">Source: CK-12</w:t>
+            </w:r>
+          </w:p>
+          <w:p>
+            <w:pPr>
+              <w:spacing w:after="10" w:before="0"/>
+              <w:ind w:left="120"/>
+            </w:pPr>
+            <w:hyperlink w:history="1" r:id="rIdxjkrgoe7of10qht1zqvjn">
               <w:r>
                 <w:rPr>
                   <w:rFonts w:ascii="Arial" w:cs="Arial" w:eastAsia="Arial" w:hAnsi="Arial"/>
@@ -19185,24 +19204,9 @@
                   <w:szCs w:val="14"/>
                   <w:u w:val="single" w:color="595959"/>
                 </w:rPr>
-                <w:t xml:space="preserve">🔍 Search ARES for readings</w:t>
+                <w:t xml:space="preserve">🔍 Search ARES for similar readings</w:t>
               </w:r>
             </w:hyperlink>
-          </w:p>
-          <w:p>
-            <w:pPr>
-              <w:spacing w:after="10" w:before="0"/>
-              <w:ind w:left="120"/>
-            </w:pPr>
-            <w:r>
-              <w:rPr>
-                <w:rFonts w:ascii="Arial" w:cs="Arial" w:eastAsia="Arial" w:hAnsi="Arial"/>
-                <w:color w:val="595959"/>
-                <w:sz w:val="14"/>
-                <w:szCs w:val="14"/>
-              </w:rPr>
-              <w:t xml:space="preserve">Search terms: indices logarithms product law</w:t>
-            </w:r>
           </w:p>
         </w:tc>
         <w:tc>
@@ -19386,7 +19390,7 @@
             <w:pPr>
               <w:spacing w:after="20" w:before="0"/>
             </w:pPr>
-            <w:hyperlink w:history="1" r:id="rIdodgxrm6gm1zapkbzpfi3m">
+            <w:hyperlink w:history="1" r:id="rIdfbrxuwr5xdntgq2xnz3b8">
               <w:r>
                 <w:rPr>
                   <w:rFonts w:ascii="Arial" w:cs="Arial" w:eastAsia="Arial" w:hAnsi="Arial"/>
@@ -19419,7 +19423,7 @@
               <w:spacing w:after="10" w:before="0"/>
               <w:ind w:left="120"/>
             </w:pPr>
-            <w:hyperlink w:history="1" r:id="rIdqajfgvy2a_onp-ctsrhwl">
+            <w:hyperlink w:history="1" r:id="rIdljpz5xkigwtqbgrrpvnuc">
               <w:r>
                 <w:rPr>
                   <w:rFonts w:ascii="Arial" w:cs="Arial" w:eastAsia="Arial" w:hAnsi="Arial"/>
@@ -19457,31 +19461,47 @@
                 <w:sz w:val="16"/>
                 <w:szCs w:val="16"/>
               </w:rPr>
-              <w:t xml:space="preserve">📖 READING:</w:t>
+              <w:t xml:space="preserve">📖 HTML:</w:t>
             </w:r>
           </w:p>
           <w:p>
             <w:pPr>
               <w:spacing w:after="20" w:before="0"/>
             </w:pPr>
-            <w:r>
-              <w:rPr>
-                <w:rFonts w:ascii="Arial" w:cs="Arial" w:eastAsia="Arial" w:hAnsi="Arial"/>
-                <w:i/>
-                <w:iCs/>
-                <w:color w:val="595959"/>
-                <w:sz w:val="16"/>
-                <w:szCs w:val="16"/>
-              </w:rPr>
-              <w:t xml:space="preserve">No closely matching reading in the ARES library for this activity.</w:t>
-            </w:r>
+            <w:hyperlink w:history="1" r:id="rIduivoressnla-8qe683u3y">
+              <w:r>
+                <w:rPr>
+                  <w:rFonts w:ascii="Arial" w:cs="Arial" w:eastAsia="Arial" w:hAnsi="Arial"/>
+                  <w:color w:val="2E75B6"/>
+                  <w:sz w:val="16"/>
+                  <w:szCs w:val="16"/>
+                  <w:u w:val="single" w:color="2E75B6"/>
+                </w:rPr>
+                <w:t xml:space="preserve">Applying the Laws of Exponents to Rational Exponents (Flexbook)</w:t>
+              </w:r>
+            </w:hyperlink>
           </w:p>
           <w:p>
             <w:pPr>
               <w:spacing w:after="10" w:before="0"/>
               <w:ind w:left="120"/>
             </w:pPr>
-            <w:hyperlink w:history="1" r:id="rIde4vy-we_otuscgl0vhqa9">
+            <w:r>
+              <w:rPr>
+                <w:rFonts w:ascii="Arial" w:cs="Arial" w:eastAsia="Arial" w:hAnsi="Arial"/>
+                <w:color w:val="595959"/>
+                <w:sz w:val="14"/>
+                <w:szCs w:val="14"/>
+              </w:rPr>
+              <w:t xml:space="preserve">Source: CK-12</w:t>
+            </w:r>
+          </w:p>
+          <w:p>
+            <w:pPr>
+              <w:spacing w:after="10" w:before="0"/>
+              <w:ind w:left="120"/>
+            </w:pPr>
+            <w:hyperlink w:history="1" r:id="rIdzutqu_w-u6ojlrbw45un_">
               <w:r>
                 <w:rPr>
                   <w:rFonts w:ascii="Arial" w:cs="Arial" w:eastAsia="Arial" w:hAnsi="Arial"/>
@@ -19490,24 +19510,9 @@
                   <w:szCs w:val="14"/>
                   <w:u w:val="single" w:color="595959"/>
                 </w:rPr>
-                <w:t xml:space="preserve">🔍 Search ARES for readings</w:t>
+                <w:t xml:space="preserve">🔍 Search ARES for similar readings</w:t>
               </w:r>
             </w:hyperlink>
-          </w:p>
-          <w:p>
-            <w:pPr>
-              <w:spacing w:after="10" w:before="0"/>
-              <w:ind w:left="120"/>
-            </w:pPr>
-            <w:r>
-              <w:rPr>
-                <w:rFonts w:ascii="Arial" w:cs="Arial" w:eastAsia="Arial" w:hAnsi="Arial"/>
-                <w:color w:val="595959"/>
-                <w:sz w:val="14"/>
-                <w:szCs w:val="14"/>
-              </w:rPr>
-              <w:t xml:space="preserve">Search terms: indices logarithms product law</w:t>
-            </w:r>
           </w:p>
         </w:tc>
         <w:tc>
@@ -21182,7 +21187,7 @@
             <w:pPr>
               <w:spacing w:after="20" w:before="0"/>
             </w:pPr>
-            <w:hyperlink w:history="1" r:id="rId6v9t7c1kbgdfkwh6oovkn">
+            <w:hyperlink w:history="1" r:id="rId3tbfgnnsslsrhkao96_o4">
               <w:r>
                 <w:rPr>
                   <w:rFonts w:ascii="Arial" w:cs="Arial" w:eastAsia="Arial" w:hAnsi="Arial"/>
@@ -21215,7 +21220,7 @@
               <w:spacing w:after="10" w:before="0"/>
               <w:ind w:left="120"/>
             </w:pPr>
-            <w:hyperlink w:history="1" r:id="rIdx340ehf-myyjglulimud4">
+            <w:hyperlink w:history="1" r:id="rIdqgmg-h6kn_7r_zq1vz9un">
               <w:r>
                 <w:rPr>
                   <w:rFonts w:ascii="Arial" w:cs="Arial" w:eastAsia="Arial" w:hAnsi="Arial"/>
@@ -21260,7 +21265,313 @@
             <w:pPr>
               <w:spacing w:after="20" w:before="0"/>
             </w:pPr>
-            <w:hyperlink w:history="1" r:id="rIdxksxuhmpdnn_entv03u7x">
+            <w:hyperlink w:history="1" r:id="rIdarnermkrwwmcdei_oai1p">
+              <w:r>
+                <w:rPr>
+                  <w:rFonts w:ascii="Arial" w:cs="Arial" w:eastAsia="Arial" w:hAnsi="Arial"/>
+                  <w:color w:val="2E75B6"/>
+                  <w:sz w:val="16"/>
+                  <w:szCs w:val="16"/>
+                  <w:u w:val="single" w:color="2E75B6"/>
+                </w:rPr>
+                <w:t xml:space="preserve">Applying the Laws of Exponents to Rational Exponents (Flexbook)</w:t>
+              </w:r>
+            </w:hyperlink>
+          </w:p>
+          <w:p>
+            <w:pPr>
+              <w:spacing w:after="10" w:before="0"/>
+              <w:ind w:left="120"/>
+            </w:pPr>
+            <w:r>
+              <w:rPr>
+                <w:rFonts w:ascii="Arial" w:cs="Arial" w:eastAsia="Arial" w:hAnsi="Arial"/>
+                <w:color w:val="595959"/>
+                <w:sz w:val="14"/>
+                <w:szCs w:val="14"/>
+              </w:rPr>
+              <w:t xml:space="preserve">Source: CK-12</w:t>
+            </w:r>
+          </w:p>
+          <w:p>
+            <w:pPr>
+              <w:spacing w:after="10" w:before="0"/>
+              <w:ind w:left="120"/>
+            </w:pPr>
+            <w:hyperlink w:history="1" r:id="rIdh2s_jncaf0lvtpoqlvd74">
+              <w:r>
+                <w:rPr>
+                  <w:rFonts w:ascii="Arial" w:cs="Arial" w:eastAsia="Arial" w:hAnsi="Arial"/>
+                  <w:color w:val="595959"/>
+                  <w:sz w:val="14"/>
+                  <w:szCs w:val="14"/>
+                  <w:u w:val="single" w:color="595959"/>
+                </w:rPr>
+                <w:t xml:space="preserve">🔍 Search ARES for similar readings</w:t>
+              </w:r>
+            </w:hyperlink>
+          </w:p>
+        </w:tc>
+        <w:tc>
+          <w:tcPr>
+            <w:tcW w:type="dxa" w:w="3040"/>
+            <w:shd w:fill="FFFFFF" w:color="auto" w:val="clear"/>
+            <w:tcMar>
+              <w:top w:type="dxa" w:w="60"/>
+              <w:left w:type="dxa" w:w="120"/>
+              <w:bottom w:type="dxa" w:w="60"/>
+              <w:right w:type="dxa" w:w="120"/>
+            </w:tcMar>
+            <w:vAlign w:val="top"/>
+          </w:tcPr>
+          <w:p>
+            <w:pPr>
+              <w:spacing w:after="40" w:before="0"/>
+              <w:jc w:val="left"/>
+            </w:pPr>
+            <w:r>
+              <w:rPr>
+                <w:rFonts w:ascii="Arial" w:cs="Arial" w:eastAsia="Arial" w:hAnsi="Arial"/>
+                <w:b w:val="false"/>
+                <w:bCs w:val="false"/>
+                <w:i w:val="false"/>
+                <w:iCs w:val="false"/>
+                <w:color w:val="000000"/>
+                <w:sz w:val="18"/>
+                <w:szCs w:val="18"/>
+              </w:rPr>
+              <w:t xml:space="preserve">Working individually for 3 minutes, learners attempt to estimate two values without any table: (1) 1.045¹², the multiplier for a 12-year SACCO compound-interest calculation on a Ksh 50,000 loan at 4.5% p.a., and (2) √8,464, the side length of a square plot of land in Nakuru County with area 8,464 m². Learners write their estimates and one sentence explaining their reasoning strategy in their exercise books. They then share their estimate with a shoulder partner and note whether their two estimates agree.</w:t>
+            </w:r>
+          </w:p>
+        </w:tc>
+        <w:tc>
+          <w:tcPr>
+            <w:tcW w:type="dxa" w:w="3040"/>
+            <w:shd w:fill="F2F2F2" w:color="auto" w:val="clear"/>
+            <w:tcMar>
+              <w:top w:type="dxa" w:w="60"/>
+              <w:left w:type="dxa" w:w="120"/>
+              <w:bottom w:type="dxa" w:w="60"/>
+              <w:right w:type="dxa" w:w="120"/>
+            </w:tcMar>
+            <w:vAlign w:val="top"/>
+          </w:tcPr>
+          <w:p>
+            <w:pPr>
+              <w:spacing w:after="40" w:before="0"/>
+              <w:jc w:val="left"/>
+            </w:pPr>
+            <w:r>
+              <w:rPr>
+                <w:rFonts w:ascii="Arial" w:cs="Arial" w:eastAsia="Arial" w:hAnsi="Arial"/>
+                <w:b w:val="false"/>
+                <w:bCs w:val="false"/>
+                <w:i w:val="false"/>
+                <w:iCs w:val="false"/>
+                <w:color w:val="000000"/>
+                <w:sz w:val="18"/>
+                <w:szCs w:val="18"/>
+              </w:rPr>
+              <w:t xml:space="preserve">Display the two questions on the board under the heading 'Can you find these without a calculator or tables?' Ask: 'Before we touch any table today, I want you to feel how hard these calculations are. Write your best estimate — a number — and one reason why you chose it. You have 3 minutes. Start now.' [Allow 3 minutes of silent individual work.] After 3 minutes, say: 'Share your estimate with your partner. Do you agree? Why or why not?' [Allow 90 seconds pair talk.] Then cold-call 3 pairs — deliberately selecting one pair whose estimates differ widely — asking: 'Pair at the back — what did you get for 1.045¹² and how did you reason?' [WAIT TIME: 12 seconds after asking before accepting any response.] For √8,464, cold-call a second pair: 'What is your estimate for the side of the plot and how did you check it?' [WAIT TIME: 10 seconds.] Cold-call a third pair who looked uncertain: 'You two looked puzzled — what made 1.045¹² hard to estimate?' Validate all reasoning attempts, then say: 'These calculations are genuinely hard by ordinary arithmetic. By the end of today, each of you will be able to find both answers in under three minutes using only your four-figure tables — the same tool the Kericho farm manager uses.'</w:t>
+            </w:r>
+          </w:p>
+        </w:tc>
+        <w:tc>
+          <w:tcPr>
+            <w:tcW w:type="dxa" w:w="3040"/>
+            <w:shd w:fill="FFFFFF" w:color="auto" w:val="clear"/>
+            <w:tcMar>
+              <w:top w:type="dxa" w:w="60"/>
+              <w:left w:type="dxa" w:w="120"/>
+              <w:bottom w:type="dxa" w:w="60"/>
+              <w:right w:type="dxa" w:w="120"/>
+            </w:tcMar>
+            <w:vAlign w:val="top"/>
+          </w:tcPr>
+          <w:p>
+            <w:pPr>
+              <w:spacing w:after="40" w:before="0"/>
+              <w:jc w:val="left"/>
+            </w:pPr>
+            <w:r>
+              <w:rPr>
+                <w:rFonts w:ascii="Arial" w:cs="Arial" w:eastAsia="Arial" w:hAnsi="Arial"/>
+                <w:b w:val="false"/>
+                <w:bCs w:val="false"/>
+                <w:i w:val="false"/>
+                <w:iCs w:val="false"/>
+                <w:color w:val="000000"/>
+                <w:sz w:val="18"/>
+                <w:szCs w:val="18"/>
+              </w:rPr>
+              <w:t xml:space="preserve">Cognitive Conflict through Estimation: Learners confront the computational difficulty of powers and roots directly before instruction. This activates prior knowledge of compound interest (from real-life experience or earlier classes) and square roots (from Junior School), and creates a felt need for the new logarithm laws. The shoulder-partner comparison surfaces a range of estimation strategies (squaring mentally, repeated multiplication, guessing between perfect squares) that the teacher can reference during the Observe phase.</w:t>
+            </w:r>
+          </w:p>
+        </w:tc>
+        <w:tc>
+          <w:tcPr>
+            <w:tcW w:type="dxa" w:w="3040"/>
+            <w:shd w:fill="F2F2F2" w:color="auto" w:val="clear"/>
+            <w:tcMar>
+              <w:top w:type="dxa" w:w="60"/>
+              <w:left w:type="dxa" w:w="120"/>
+              <w:bottom w:type="dxa" w:w="60"/>
+              <w:right w:type="dxa" w:w="120"/>
+            </w:tcMar>
+            <w:vAlign w:val="top"/>
+          </w:tcPr>
+          <w:p>
+            <w:pPr>
+              <w:spacing w:after="40" w:before="0"/>
+              <w:jc w:val="left"/>
+            </w:pPr>
+            <w:r>
+              <w:rPr>
+                <w:rFonts w:ascii="Arial" w:cs="Arial" w:eastAsia="Arial" w:hAnsi="Arial"/>
+                <w:b w:val="false"/>
+                <w:bCs w:val="false"/>
+                <w:i w:val="false"/>
+                <w:iCs w:val="false"/>
+                <w:color w:val="000000"/>
+                <w:sz w:val="18"/>
+                <w:szCs w:val="18"/>
+              </w:rPr>
+              <w:t xml:space="preserve">Teacher circulates during the 3-minute individual work and looks for: (1) whether any learner attempts to compute 1.045¹² by repeated multiplication — this reveals strong prior skill and can be used as a bridge; (2) whether learners bracket √8,464 between known perfect squares (e.g. 90² = 8,100 and 100² = 10,000), signalling readiness to connect the root law to the antilog step; (3) learners who write '1' or '0' for 1.045¹² reveal a misconception that any number close to 1 raised to a power stays at 1 — flag these learners for targeted support during the Observe phase.</w:t>
+            </w:r>
+          </w:p>
+        </w:tc>
+      </w:tr>
+      <w:tr>
+        <w:tc>
+          <w:tcPr>
+            <w:tcW w:type="dxa" w:w="1520"/>
+            <w:shd w:fill="D9EEF1" w:color="auto" w:val="clear"/>
+            <w:tcMar>
+              <w:top w:type="dxa" w:w="60"/>
+              <w:left w:type="dxa" w:w="120"/>
+              <w:bottom w:type="dxa" w:w="60"/>
+              <w:right w:type="dxa" w:w="120"/>
+            </w:tcMar>
+            <w:vAlign w:val="top"/>
+          </w:tcPr>
+          <w:p>
+            <w:pPr>
+              <w:spacing w:after="40" w:before="0"/>
+              <w:jc w:val="left"/>
+            </w:pPr>
+            <w:r>
+              <w:rPr>
+                <w:rFonts w:ascii="Arial" w:cs="Arial" w:eastAsia="Arial" w:hAnsi="Arial"/>
+                <w:b/>
+                <w:bCs/>
+                <w:i w:val="false"/>
+                <w:iCs w:val="false"/>
+                <w:color w:val="000000"/>
+                <w:sz w:val="18"/>
+                <w:szCs w:val="18"/>
+              </w:rPr>
+              <w:t xml:space="preserve">Observe Phase</w:t>
+            </w:r>
+          </w:p>
+          <w:p>
+            <w:pPr>
+              <w:spacing w:after="20" w:before="0"/>
+            </w:pPr>
+            <w:r>
+              <w:rPr>
+                <w:rFonts w:ascii="Arial" w:cs="Arial" w:eastAsia="Arial" w:hAnsi="Arial"/>
+                <w:b/>
+                <w:bCs/>
+                <w:color w:val="1F3864"/>
+                <w:sz w:val="16"/>
+                <w:szCs w:val="16"/>
+              </w:rPr>
+              <w:t xml:space="preserve">📹 VIDEO:</w:t>
+            </w:r>
+          </w:p>
+          <w:p>
+            <w:pPr>
+              <w:spacing w:after="20" w:before="0"/>
+            </w:pPr>
+            <w:hyperlink w:history="1" r:id="rIdxhxhsxwdm7jfw6m0ghowe">
+              <w:r>
+                <w:rPr>
+                  <w:rFonts w:ascii="Arial" w:cs="Arial" w:eastAsia="Arial" w:hAnsi="Arial"/>
+                  <w:color w:val="2E75B6"/>
+                  <w:sz w:val="16"/>
+                  <w:szCs w:val="16"/>
+                  <w:u w:val="single" w:color="2E75B6"/>
+                </w:rPr>
+                <w:t xml:space="preserve">Proof of the logarithm quotient and power rules -dubbed(KY)</w:t>
+              </w:r>
+            </w:hyperlink>
+          </w:p>
+          <w:p>
+            <w:pPr>
+              <w:spacing w:after="10" w:before="0"/>
+              <w:ind w:left="120"/>
+            </w:pPr>
+            <w:r>
+              <w:rPr>
+                <w:rFonts w:ascii="Arial" w:cs="Arial" w:eastAsia="Arial" w:hAnsi="Arial"/>
+                <w:color w:val="595959"/>
+                <w:sz w:val="14"/>
+                <w:szCs w:val="14"/>
+              </w:rPr>
+              <w:t xml:space="preserve">Source: Khan Academy (Kiswahili)</w:t>
+            </w:r>
+          </w:p>
+          <w:p>
+            <w:pPr>
+              <w:spacing w:after="10" w:before="0"/>
+              <w:ind w:left="120"/>
+            </w:pPr>
+            <w:hyperlink w:history="1" r:id="rIdzkh-ipomr0rki23s_xj3-">
+              <w:r>
+                <w:rPr>
+                  <w:rFonts w:ascii="Arial" w:cs="Arial" w:eastAsia="Arial" w:hAnsi="Arial"/>
+                  <w:color w:val="595959"/>
+                  <w:sz w:val="14"/>
+                  <w:szCs w:val="14"/>
+                  <w:u w:val="single" w:color="595959"/>
+                </w:rPr>
+                <w:t xml:space="preserve">🔍 Search ARES for similar videos</w:t>
+              </w:r>
+            </w:hyperlink>
+          </w:p>
+          <w:p>
+            <w:pPr>
+              <w:spacing w:after="40" w:before="0"/>
+            </w:pPr>
+            <w:r>
+              <w:rPr>
+                <w:sz w:val="14"/>
+                <w:szCs w:val="14"/>
+              </w:rPr>
+              <w:t xml:space="preserve"/>
+            </w:r>
+          </w:p>
+          <w:p>
+            <w:pPr>
+              <w:spacing w:after="20" w:before="0"/>
+            </w:pPr>
+            <w:r>
+              <w:rPr>
+                <w:rFonts w:ascii="Arial" w:cs="Arial" w:eastAsia="Arial" w:hAnsi="Arial"/>
+                <w:b/>
+                <w:bCs/>
+                <w:color w:val="1F3864"/>
+                <w:sz w:val="16"/>
+                <w:szCs w:val="16"/>
+              </w:rPr>
+              <w:t xml:space="preserve">📖 HTML:</w:t>
+            </w:r>
+          </w:p>
+          <w:p>
+            <w:pPr>
+              <w:spacing w:after="20" w:before="0"/>
+            </w:pPr>
+            <w:hyperlink w:history="1" r:id="rIdr26y4bd_kqutigqnz8boy">
               <w:r>
                 <w:rPr>
                   <w:rFonts w:ascii="Arial" w:cs="Arial" w:eastAsia="Arial" w:hAnsi="Arial"/>
@@ -21293,7 +21604,7 @@
               <w:spacing w:after="10" w:before="0"/>
               <w:ind w:left="120"/>
             </w:pPr>
-            <w:hyperlink w:history="1" r:id="rIdnmqqxmrecwpxfsyul4nf_">
+            <w:hyperlink w:history="1" r:id="rIdxcvn-utuasl7wy8utpv5m">
               <w:r>
                 <w:rPr>
                   <w:rFonts w:ascii="Arial" w:cs="Arial" w:eastAsia="Arial" w:hAnsi="Arial"/>
@@ -21335,7 +21646,7 @@
                 <w:sz w:val="18"/>
                 <w:szCs w:val="18"/>
               </w:rPr>
-              <w:t xml:space="preserve">Working individually for 3 minutes, learners attempt to estimate two values without any table: (1) 1.045¹², the multiplier for a 12-year SACCO compound-interest calculation on a Ksh 50,000 loan at 4.5% p.a., and (2) √8,464, the side length of a square plot of land in Nakuru County with area 8,464 m². Learners write their estimates and one sentence explaining their reasoning strategy in their exercise books. They then share their estimate with a shoulder partner and note whether their two estimates agree.</w:t>
+              <w:t xml:space="preserve">Learners first observe and annotate a teacher-led step-by-step working of the power-law problem (SACCO compound interest), then independently complete the root-law problem (square plot side length), both using their printed four-figure log and antilog tables. For the teacher-led working, learners copy each step into their exercise books as it is built on the board, pausing at two points to predict the next step before it is revealed. For the independent working, learners are given a structured working frame with four labelled rows (Step 1: Find log; Step 2: Apply root law; Step 3: Find antilog; Step 4: State answer with units) and must fill in all four rows within 6 minutes.</w:t>
             </w:r>
           </w:p>
         </w:tc>
@@ -21367,7 +21678,7 @@
                 <w:sz w:val="18"/>
                 <w:szCs w:val="18"/>
               </w:rPr>
-              <w:t xml:space="preserve">Display the two questions on the board under the heading 'Can you find these without a calculator or tables?' Ask: 'Before we touch any table today, I want you to feel how hard these calculations are. Write your best estimate — a number — and one reason why you chose it. You have 3 minutes. Start now.' [Allow 3 minutes of silent individual work.] After 3 minutes, say: 'Share your estimate with your partner. Do you agree? Why or why not?' [Allow 90 seconds pair talk.] Then cold-call 3 pairs — deliberately selecting one pair whose estimates differ widely — asking: 'Pair at the back — what did you get for 1.045¹² and how did you reason?' [WAIT TIME: 12 seconds after asking before accepting any response.] For √8,464, cold-call a second pair: 'What is your estimate for the side of the plot and how did you check it?' [WAIT TIME: 10 seconds.] Cold-call a third pair who looked uncertain: 'You two looked puzzled — what made 1.045¹² hard to estimate?' Validate all reasoning attempts, then say: 'These calculations are genuinely hard by ordinary arithmetic. By the end of today, each of you will be able to find both answers in under three minutes using only your four-figure tables — the same tool the Kericho farm manager uses.'</w:t>
+              <w:t xml:space="preserve">SAY: 'Open your four-figure tables. We are going to solve the SACCO problem together first, step by step. Watch and copy.' Write on the board: 'A = 50,000 × 1.045¹². We need 1.045¹².' STEP 1 — Derivation of the power law: Write 'log(1.045¹²) = ?' Ask the class: 'From Lesson 6, we know log(a × b) = log a + log b. What is log(1.045²) using that rule?' [WAIT TIME: 12 seconds. Cold-call 1 learner.] Build up: 'log(1.045²) = log 1.045 + log 1.045 = 2 × log 1.045. What about log(1.045³)?' [Cold-call 1 new learner, WAIT TIME: 10 seconds.] Then generalise on the board: 'log(aⁿ) = n × log a. This follows directly from repeated addition — just as aⁿ means a multiplied by itself n times, log(aⁿ) means log a added to itself n times.' Box the law. STEP 2 — Table reading: 'Find log 1.045 in your tables.' [Allow 60 seconds. Cold-call 1 learner to read out the value: 0.01912. Write on board.] 'Now multiply: 12 × 0.01912 = ?' [WAIT TIME: 15 seconds — learners do arithmetic in books. Cold-call 1 learner: 0.22944.] STEP 3 — Antilog: 'Now find antilog of 0.22944.' [Allow 90 seconds. Cold-call 1 learner: ≈ 1.696.] STEP 4 — Final answer: 'So A = 50,000 × 1.696 = Ksh 84,800.' Pause and ask: 'Does this feel right? Earlier you estimated 1.045¹² to be around [refer to a student's estimate]. How does 1.696 compare?' [WAIT TIME: 10 seconds. Acknowledge.] NOW transition to the root law: Write on board: 'Find √8,464.' Ask: 'Using our fractional index rule from Lesson 3, how can we write √8,464 as a power?' [WAIT TIME: 12 seconds. Cold-call 1 learner: 8,464^(1/2).] 'So log(8,464^(1/2)) = (1/2) × log 8,464. This is the root law: log(ⁿ√a) = (1/n) × log a.' Box the law on the board. Hand out the structured working frame. SAY: 'Now you complete the root problem independently. Use the four rows on your frame. You have 6 minutes.' Circulate and offer targeted prompts to learners struggling with the characteristic of log 8,464: 'How many digits are before the decimal point in 8,464? So what is the characteristic?'</w:t>
             </w:r>
           </w:p>
         </w:tc>
@@ -21399,7 +21710,7 @@
                 <w:sz w:val="18"/>
                 <w:szCs w:val="18"/>
               </w:rPr>
-              <w:t xml:space="preserve">Cognitive Conflict through Estimation: Learners confront the computational difficulty of powers and roots directly before instruction. This activates prior knowledge of compound interest (from real-life experience or earlier classes) and square roots (from Junior School), and creates a felt need for the new logarithm laws. The shoulder-partner comparison surfaces a range of estimation strategies (squaring mentally, repeated multiplication, guessing between perfect squares) that the teacher can reference during the Observe phase.</w:t>
+              <w:t xml:space="preserve">Gradual Reveal with Student Prediction (Scaffolded Direct Instruction): The power-law derivation is built incrementally from the product law learners already know, pausing at each step for learners to predict the pattern before it is stated. This makes the new law feel discovered rather than handed down. The structured working frame for the root problem provides enough scaffolding for independent practice without removing productive struggle — learners must still read the table and perform the arithmetic themselves.</w:t>
             </w:r>
           </w:p>
         </w:tc>
@@ -21431,7 +21742,7 @@
                 <w:sz w:val="18"/>
                 <w:szCs w:val="18"/>
               </w:rPr>
-              <w:t xml:space="preserve">Teacher circulates during the 3-minute individual work and looks for: (1) whether any learner attempts to compute 1.045¹² by repeated multiplication — this reveals strong prior skill and can be used as a bridge; (2) whether learners bracket √8,464 between known perfect squares (e.g. 90² = 8,100 and 100² = 10,000), signalling readiness to connect the root law to the antilog step; (3) learners who write '1' or '0' for 1.045¹² reveal a misconception that any number close to 1 raised to a power stays at 1 — flag these learners for targeted support during the Observe phase.</w:t>
+              <w:t xml:space="preserve">During teacher-led working: listen for whether learners correctly generalise from log(1.045²) = 2 × log 1.045 to the general law — if two or more learners cannot make the leap, pause and re-derive using log(1.045³) as a second concrete case. During independent root-law working: circulate and check Step 1 (log 8,464 should be 3.9276) — a wrong characteristic (e.g. writing 2.9276) indicates the learner has miscounted digits and needs immediate re-teaching of the characteristic rule from Lesson 4. Check Step 2 (½ × 3.9276 = 1.9638). Check Step 3 (antilog 1.9638 ≈ 92.0). Learners who correctly complete all four rows and state '√8,464 ≈ 92.0 m' are ready for the Explain phase extension task.</w:t>
             </w:r>
           </w:p>
         </w:tc>
@@ -21440,32 +21751,32 @@
         <w:tc>
           <w:tcPr>
             <w:tcW w:type="dxa" w:w="1520"/>
-            <w:shd w:fill="D9EEF1" w:color="auto" w:val="clear"/>
-            <w:tcMar>
-              <w:top w:type="dxa" w:w="60"/>
-              <w:left w:type="dxa" w:w="120"/>
-              <w:bottom w:type="dxa" w:w="60"/>
-              <w:right w:type="dxa" w:w="120"/>
-            </w:tcMar>
-            <w:vAlign w:val="top"/>
-          </w:tcPr>
-          <w:p>
-            <w:pPr>
-              <w:spacing w:after="40" w:before="0"/>
-              <w:jc w:val="left"/>
-            </w:pPr>
-            <w:r>
-              <w:rPr>
-                <w:rFonts w:ascii="Arial" w:cs="Arial" w:eastAsia="Arial" w:hAnsi="Arial"/>
-                <w:b/>
-                <w:bCs/>
-                <w:i w:val="false"/>
-                <w:iCs w:val="false"/>
-                <w:color w:val="000000"/>
-                <w:sz w:val="18"/>
-                <w:szCs w:val="18"/>
-              </w:rPr>
-              <w:t xml:space="preserve">Observe Phase</w:t>
+            <w:shd w:fill="E2EFDA" w:color="auto" w:val="clear"/>
+            <w:tcMar>
+              <w:top w:type="dxa" w:w="60"/>
+              <w:left w:type="dxa" w:w="120"/>
+              <w:bottom w:type="dxa" w:w="60"/>
+              <w:right w:type="dxa" w:w="120"/>
+            </w:tcMar>
+            <w:vAlign w:val="top"/>
+          </w:tcPr>
+          <w:p>
+            <w:pPr>
+              <w:spacing w:after="40" w:before="0"/>
+              <w:jc w:val="left"/>
+            </w:pPr>
+            <w:r>
+              <w:rPr>
+                <w:rFonts w:ascii="Arial" w:cs="Arial" w:eastAsia="Arial" w:hAnsi="Arial"/>
+                <w:b/>
+                <w:bCs/>
+                <w:i w:val="false"/>
+                <w:iCs w:val="false"/>
+                <w:color w:val="000000"/>
+                <w:sz w:val="18"/>
+                <w:szCs w:val="18"/>
+              </w:rPr>
+              <w:t xml:space="preserve">Explain Phase</w:t>
             </w:r>
           </w:p>
           <w:p>
@@ -21488,7 +21799,7 @@
             <w:pPr>
               <w:spacing w:after="20" w:before="0"/>
             </w:pPr>
-            <w:hyperlink w:history="1" r:id="rIdydy1uj6-6ernxzkx2ztp1">
+            <w:hyperlink w:history="1" r:id="rIdbddrzzmu3zpbg6p2rzpzz">
               <w:r>
                 <w:rPr>
                   <w:rFonts w:ascii="Arial" w:cs="Arial" w:eastAsia="Arial" w:hAnsi="Arial"/>
@@ -21497,7 +21808,7 @@
                   <w:szCs w:val="16"/>
                   <w:u w:val="single" w:color="2E75B6"/>
                 </w:rPr>
-                <w:t xml:space="preserve">Proof of the logarithm quotient and power rules -dubbed(KY)</w:t>
+                <w:t xml:space="preserve">Proof of the logarithm quotient and power rules</w:t>
               </w:r>
             </w:hyperlink>
           </w:p>
@@ -21513,7 +21824,7 @@
                 <w:sz w:val="14"/>
                 <w:szCs w:val="14"/>
               </w:rPr>
-              <w:t xml:space="preserve">Source: Khan Academy (Kiswahili)</w:t>
+              <w:t xml:space="preserve">Source: Khan Academy (English - US curriculum)</w:t>
             </w:r>
           </w:p>
           <w:p>
@@ -21521,7 +21832,7 @@
               <w:spacing w:after="10" w:before="0"/>
               <w:ind w:left="120"/>
             </w:pPr>
-            <w:hyperlink w:history="1" r:id="rIdd7pxy-gekwyt8twz9ysie">
+            <w:hyperlink w:history="1" r:id="rIdzdnkoqc6chve_htnn7lxq">
               <w:r>
                 <w:rPr>
                   <w:rFonts w:ascii="Arial" w:cs="Arial" w:eastAsia="Arial" w:hAnsi="Arial"/>
@@ -21566,7 +21877,7 @@
             <w:pPr>
               <w:spacing w:after="20" w:before="0"/>
             </w:pPr>
-            <w:hyperlink w:history="1" r:id="rIdvwu6x_7uo-s5teg48ps1s">
+            <w:hyperlink w:history="1" r:id="rIdvju9c2ex1t_dd0-1zjzui">
               <w:r>
                 <w:rPr>
                   <w:rFonts w:ascii="Arial" w:cs="Arial" w:eastAsia="Arial" w:hAnsi="Arial"/>
@@ -21599,7 +21910,7 @@
               <w:spacing w:after="10" w:before="0"/>
               <w:ind w:left="120"/>
             </w:pPr>
-            <w:hyperlink w:history="1" r:id="rIdy35cvp1g8dehcg3llt0vz">
+            <w:hyperlink w:history="1" r:id="rIdgkfpzl7bk-7crrzjyu7ez">
               <w:r>
                 <w:rPr>
                   <w:rFonts w:ascii="Arial" w:cs="Arial" w:eastAsia="Arial" w:hAnsi="Arial"/>
@@ -21641,7 +21952,7 @@
                 <w:sz w:val="18"/>
                 <w:szCs w:val="18"/>
               </w:rPr>
-              <w:t xml:space="preserve">Learners first observe and annotate a teacher-led step-by-step working of the power-law problem (SACCO compound interest), then independently complete the root-law problem (square plot side length), both using their printed four-figure log and antilog tables. For the teacher-led working, learners copy each step into their exercise books as it is built on the board, pausing at two points to predict the next step before it is revealed. For the independent working, learners are given a structured working frame with four labelled rows (Step 1: Find log; Step 2: Apply root law; Step 3: Find antilog; Step 4: State answer with units) and must fill in all four rows within 6 minutes.</w:t>
+              <w:t xml:space="preserve">In pairs, learners take turns being 'the teacher': each partner explains one of the two new laws (power law or root law) to the other using only their own words and their exercise-book working — no reading directly from the board. They must answer two specific questions posed by their partner: (1) 'Where exactly does the n come from in log(aⁿ) = n·log a?' and (2) 'Which lesson's index law makes the root law work?' After the pair explanation, the class reconvenes for a whole-class discussion in which three pairs share their explanations and the teacher connects both laws back to the Kericho phenomenon. Learners then individually solve one extension problem: 'A Kericho KTDA estate's tea production has grown by a factor of 2³ per year for the last 5 years. If production was P₀ tonnes in the base year, use the power law to find log(P₀ × 2¹⁵) in terms of log P₀.'</w:t>
             </w:r>
           </w:p>
         </w:tc>
@@ -21673,7 +21984,7 @@
                 <w:sz w:val="18"/>
                 <w:szCs w:val="18"/>
               </w:rPr>
-              <w:t xml:space="preserve">SAY: 'Open your four-figure tables. We are going to solve the SACCO problem together first, step by step. Watch and copy.' Write on the board: 'A = 50,000 × 1.045¹². We need 1.045¹².' STEP 1 — Derivation of the power law: Write 'log(1.045¹²) = ?' Ask the class: 'From Lesson 6, we know log(a × b) = log a + log b. What is log(1.045²) using that rule?' [WAIT TIME: 12 seconds. Cold-call 1 learner.] Build up: 'log(1.045²) = log 1.045 + log 1.045 = 2 × log 1.045. What about log(1.045³)?' [Cold-call 1 new learner, WAIT TIME: 10 seconds.] Then generalise on the board: 'log(aⁿ) = n × log a. This follows directly from repeated addition — just as aⁿ means a multiplied by itself n times, log(aⁿ) means log a added to itself n times.' Box the law. STEP 2 — Table reading: 'Find log 1.045 in your tables.' [Allow 60 seconds. Cold-call 1 learner to read out the value: 0.01912. Write on board.] 'Now multiply: 12 × 0.01912 = ?' [WAIT TIME: 15 seconds — learners do arithmetic in books. Cold-call 1 learner: 0.22944.] STEP 3 — Antilog: 'Now find antilog of 0.22944.' [Allow 90 seconds. Cold-call 1 learner: ≈ 1.696.] STEP 4 — Final answer: 'So A = 50,000 × 1.696 = Ksh 84,800.' Pause and ask: 'Does this feel right? Earlier you estimated 1.045¹² to be around [refer to a student's estimate]. How does 1.696 compare?' [WAIT TIME: 10 seconds. Acknowledge.] NOW transition to the root law: Write on board: 'Find √8,464.' Ask: 'Using our fractional index rule from Lesson 3, how can we write √8,464 as a power?' [WAIT TIME: 12 seconds. Cold-call 1 learner: 8,464^(1/2).] 'So log(8,464^(1/2)) = (1/2) × log 8,464. This is the root law: log(ⁿ√a) = (1/n) × log a.' Box the law on the board. Hand out the structured working frame. SAY: 'Now you complete the root problem independently. Use the four rows on your frame. You have 6 minutes.' Circulate and offer targeted prompts to learners struggling with the characteristic of log 8,464: 'How many digits are before the decimal point in 8,464? So what is the characteristic?'</w:t>
+              <w:t xml:space="preserve">SAY: 'You each have 2 minutes to explain one law to your partner. The explainer must answer the two questions on the board without looking at my working.' Display on board: Q1 — 'Where does the n come from in log(aⁿ) = n·log a?' Q2 — 'Which lesson taught us a^(1/n) = ⁿ√a?' [Allow 4 minutes total for pair explanations, 2 minutes per partner.] Circulate and listen — do not intervene unless a pair has a factual error (e.g. confusing the power law with the quotient law). After 4 minutes, call the class back. SAY: 'Pair in the front row — explain the power law in your own words. Start with the product law.' [Cold-call. WAIT TIME: 10 seconds.] After the explanation, annotate on the board where the product law transitions to repeated addition to multiplication. SAY: 'Now, a different pair — explain the root law and name the lesson where we proved a^(1/n) = ⁿ√a.' [Cold-call a second pair. WAIT TIME: 12 seconds.] After the explanation, draw a visible arrow on the board from 'Lesson 3: Fractional Indices' to 'Root Law of Logarithms'. SAY: 'Third pair — connect both of today's laws back to the driving question. Why does the Kericho farm manager care that log(aⁿ) = n·log a?' [Cold-call. WAIT TIME: 15 seconds.] Accept and affirm: the multiplying-into-adding 'magic' now extends to exponentiation — a power calculation becomes a single multiplication. SAY: 'Now try the extension problem independently. 3 minutes.' [Circulate. Look for correct application: log(P₀ × 2¹⁵) = log P₀ + 15·log 2.]</w:t>
             </w:r>
           </w:p>
         </w:tc>
@@ -21705,7 +22016,7 @@
                 <w:sz w:val="18"/>
                 <w:szCs w:val="18"/>
               </w:rPr>
-              <w:t xml:space="preserve">Gradual Reveal with Student Prediction (Scaffolded Direct Instruction): The power-law derivation is built incrementally from the product law learners already know, pausing at each step for learners to predict the pattern before it is stated. This makes the new law feel discovered rather than handed down. The structured working frame for the root problem provides enough scaffolding for independent practice without removing productive struggle — learners must still read the table and perform the arithmetic themselves.</w:t>
+              <w:t xml:space="preserve">Peer Teaching (Jigsaw-lite) with Concept Mapping: Each learner must reconstruct the logical chain of a law in spoken language, which forces retrieval of the underlying index-law derivation rather than surface memorisation of a formula. The explicit board arrow from Lesson 3 to today's root law externalises the cumulative nature of the unit's storyline, reinforcing that every new law is anchored in the original repeated-multiplication idea introduced with the Kericho tea plant phenomenon.</w:t>
             </w:r>
           </w:p>
         </w:tc>
@@ -21737,7 +22048,7 @@
                 <w:sz w:val="18"/>
                 <w:szCs w:val="18"/>
               </w:rPr>
-              <w:t xml:space="preserve">During teacher-led working: listen for whether learners correctly generalise from log(1.045²) = 2 × log 1.045 to the general law — if two or more learners cannot make the leap, pause and re-derive using log(1.045³) as a second concrete case. During independent root-law working: circulate and check Step 1 (log 8,464 should be 3.9276) — a wrong characteristic (e.g. writing 2.9276) indicates the learner has miscounted digits and needs immediate re-teaching of the characteristic rule from Lesson 4. Check Step 2 (½ × 3.9276 = 1.9638). Check Step 3 (antilog 1.9638 ≈ 92.0). Learners who correctly complete all four rows and state '√8,464 ≈ 92.0 m' are ready for the Explain phase extension task.</w:t>
+              <w:t xml:space="preserve">Listen during pair explanations for two critical misconceptions: (1) a learner who says 'you just put n in front of the log' without connecting it to the product law — this learner has memorised the formula without understanding its derivation; prompt with 'Can you show me where the n comes from using log(a²) = log a + log a?'; (2) a learner who applies the power law as log(a + n) = n·log a (confusing powers with sums) — address immediately by returning to the definition. For the extension problem, accept log P₀ + 15·log 2 as the correct answer; a learner who writes only '15·log 2' has forgotten the product law from Lesson 6 and needs consolidation.</w:t>
             </w:r>
           </w:p>
         </w:tc>
@@ -21746,32 +22057,32 @@
         <w:tc>
           <w:tcPr>
             <w:tcW w:type="dxa" w:w="1520"/>
-            <w:shd w:fill="E2EFDA" w:color="auto" w:val="clear"/>
-            <w:tcMar>
-              <w:top w:type="dxa" w:w="60"/>
-              <w:left w:type="dxa" w:w="120"/>
-              <w:bottom w:type="dxa" w:w="60"/>
-              <w:right w:type="dxa" w:w="120"/>
-            </w:tcMar>
-            <w:vAlign w:val="top"/>
-          </w:tcPr>
-          <w:p>
-            <w:pPr>
-              <w:spacing w:after="40" w:before="0"/>
-              <w:jc w:val="left"/>
-            </w:pPr>
-            <w:r>
-              <w:rPr>
-                <w:rFonts w:ascii="Arial" w:cs="Arial" w:eastAsia="Arial" w:hAnsi="Arial"/>
-                <w:b/>
-                <w:bCs/>
-                <w:i w:val="false"/>
-                <w:iCs w:val="false"/>
-                <w:color w:val="000000"/>
-                <w:sz w:val="18"/>
-                <w:szCs w:val="18"/>
-              </w:rPr>
-              <w:t xml:space="preserve">Explain Phase</w:t>
+            <w:shd w:fill="FCE4D6" w:color="auto" w:val="clear"/>
+            <w:tcMar>
+              <w:top w:type="dxa" w:w="60"/>
+              <w:left w:type="dxa" w:w="120"/>
+              <w:bottom w:type="dxa" w:w="60"/>
+              <w:right w:type="dxa" w:w="120"/>
+            </w:tcMar>
+            <w:vAlign w:val="top"/>
+          </w:tcPr>
+          <w:p>
+            <w:pPr>
+              <w:spacing w:after="40" w:before="0"/>
+              <w:jc w:val="left"/>
+            </w:pPr>
+            <w:r>
+              <w:rPr>
+                <w:rFonts w:ascii="Arial" w:cs="Arial" w:eastAsia="Arial" w:hAnsi="Arial"/>
+                <w:b/>
+                <w:bCs/>
+                <w:i w:val="false"/>
+                <w:iCs w:val="false"/>
+                <w:color w:val="000000"/>
+                <w:sz w:val="18"/>
+                <w:szCs w:val="18"/>
+              </w:rPr>
+              <w:t xml:space="preserve">Driving Question Board (DQB) Creation</w:t>
             </w:r>
           </w:p>
           <w:p>
@@ -21794,7 +22105,7 @@
             <w:pPr>
               <w:spacing w:after="20" w:before="0"/>
             </w:pPr>
-            <w:hyperlink w:history="1" r:id="rId-nxi3uqvfpwwgssx7vp3l">
+            <w:hyperlink w:history="1" r:id="rIdk_ypo9wyzfyly18yhdhab">
               <w:r>
                 <w:rPr>
                   <w:rFonts w:ascii="Arial" w:cs="Arial" w:eastAsia="Arial" w:hAnsi="Arial"/>
@@ -21827,7 +22138,7 @@
               <w:spacing w:after="10" w:before="0"/>
               <w:ind w:left="120"/>
             </w:pPr>
-            <w:hyperlink w:history="1" r:id="rId0lsomsnpizefubbrkurd1">
+            <w:hyperlink w:history="1" r:id="rIdxvcips7bu92-m8dsbywfw">
               <w:r>
                 <w:rPr>
                   <w:rFonts w:ascii="Arial" w:cs="Arial" w:eastAsia="Arial" w:hAnsi="Arial"/>
@@ -21865,14 +22176,14 @@
                 <w:sz w:val="16"/>
                 <w:szCs w:val="16"/>
               </w:rPr>
-              <w:t xml:space="preserve">📖 HTML:</w:t>
+              <w:t xml:space="preserve">📖 EXERCISE:</w:t>
             </w:r>
           </w:p>
           <w:p>
             <w:pPr>
               <w:spacing w:after="20" w:before="0"/>
             </w:pPr>
-            <w:hyperlink w:history="1" r:id="rId1hosbsdtkhct0axgf9ixy">
+            <w:hyperlink w:history="1" r:id="rIdkrj6xh81asnrr4epryz_v">
               <w:r>
                 <w:rPr>
                   <w:rFonts w:ascii="Arial" w:cs="Arial" w:eastAsia="Arial" w:hAnsi="Arial"/>
@@ -21881,7 +22192,7 @@
                   <w:szCs w:val="16"/>
                   <w:u w:val="single" w:color="2E75B6"/>
                 </w:rPr>
-                <w:t xml:space="preserve">Power Property of Logarithms (Flexbook)</w:t>
+                <w:t xml:space="preserve">Multiply &amp; divide powers (integer exponents)</w:t>
               </w:r>
             </w:hyperlink>
           </w:p>
@@ -21897,7 +22208,7 @@
                 <w:sz w:val="14"/>
                 <w:szCs w:val="14"/>
               </w:rPr>
-              <w:t xml:space="preserve">Source: CK-12</w:t>
+              <w:t xml:space="preserve">Source: Khan Academy (English - US curriculum)</w:t>
             </w:r>
           </w:p>
           <w:p>
@@ -21905,7 +22216,7 @@
               <w:spacing w:after="10" w:before="0"/>
               <w:ind w:left="120"/>
             </w:pPr>
-            <w:hyperlink w:history="1" r:id="rIdkbcmq7eapjuh9gvq6tlh0">
+            <w:hyperlink w:history="1" r:id="rIdzanbd2dkzobu1zgmqt-nb">
               <w:r>
                 <w:rPr>
                   <w:rFonts w:ascii="Arial" w:cs="Arial" w:eastAsia="Arial" w:hAnsi="Arial"/>
@@ -21947,7 +22258,7 @@
                 <w:sz w:val="18"/>
                 <w:szCs w:val="18"/>
               </w:rPr>
-              <w:t xml:space="preserve">In pairs, learners take turns being 'the teacher': each partner explains one of the two new laws (power law or root law) to the other using only their own words and their exercise-book working — no reading directly from the board. They must answer two specific questions posed by their partner: (1) 'Where exactly does the n come from in log(aⁿ) = n·log a?' and (2) 'Which lesson's index law makes the root law work?' After the pair explanation, the class reconvenes for a whole-class discussion in which three pairs share their explanations and the teacher connects both laws back to the Kericho phenomenon. Learners then individually solve one extension problem: 'A Kericho KTDA estate's tea production has grown by a factor of 2³ per year for the last 5 years. If production was P₀ tonnes in the base year, use the power law to find log(P₀ × 2¹⁵) in terms of log P₀.'</w:t>
+              <w:t xml:space="preserve">Each learner writes one sticky note (or a sentence in their DQB section of their exercise book if physical sticky notes are unavailable) that updates the class Driving Question Board. The note must contain: (a) a green tick (✓) next to a part of the driving question that this lesson now fully answers, AND (b) a new sub-question or observation that today's lesson raises. Learners post their notes on the class DQB under the column headed 'Lesson 7: Powers and Roots'. The teacher reads out three selected notes and the class votes with thumbs up/down on whether each green-ticked item is truly resolved.</w:t>
             </w:r>
           </w:p>
         </w:tc>
@@ -21979,7 +22290,7 @@
                 <w:sz w:val="18"/>
                 <w:szCs w:val="18"/>
               </w:rPr>
-              <w:t xml:space="preserve">SAY: 'You each have 2 minutes to explain one law to your partner. The explainer must answer the two questions on the board without looking at my working.' Display on board: Q1 — 'Where does the n come from in log(aⁿ) = n·log a?' Q2 — 'Which lesson taught us a^(1/n) = ⁿ√a?' [Allow 4 minutes total for pair explanations, 2 minutes per partner.] Circulate and listen — do not intervene unless a pair has a factual error (e.g. confusing the power law with the quotient law). After 4 minutes, call the class back. SAY: 'Pair in the front row — explain the power law in your own words. Start with the product law.' [Cold-call. WAIT TIME: 10 seconds.] After the explanation, annotate on the board where the product law transitions to repeated addition to multiplication. SAY: 'Now, a different pair — explain the root law and name the lesson where we proved a^(1/n) = ⁿ√a.' [Cold-call a second pair. WAIT TIME: 12 seconds.] After the explanation, draw a visible arrow on the board from 'Lesson 3: Fractional Indices' to 'Root Law of Logarithms'. SAY: 'Third pair — connect both of today's laws back to the driving question. Why does the Kericho farm manager care that log(aⁿ) = n·log a?' [Cold-call. WAIT TIME: 15 seconds.] Accept and affirm: the multiplying-into-adding 'magic' now extends to exponentiation — a power calculation becomes a single multiplication. SAY: 'Now try the extension problem independently. 3 minutes.' [Circulate. Look for correct application: log(P₀ × 2¹⁵) = log P₀ + 15·log 2.]</w:t>
+              <w:t xml:space="preserve">Point to the DQB (a section of the classroom board or a dedicated chart that has been growing since Lesson 1) and SAY: 'Look at our Driving Question: How can the Kericho tea farmer — or any Kenyan scientist, engineer, or business person — use the mathematics of indices and logarithms to make sense of, and calculate with, numbers that are too large or too small to handle by ordinary arithmetic? We have now covered: log for multiplication (Lesson 6), log for powers (today), log for roots (today). Write your sticky note now. Two minutes.' [Allow 2 minutes of silent writing.] After 2 minutes, direct learners to post notes. Read out three notes — select one that ticks 'applying log tables to compound interest', one that ticks 'computing roots using tables', and one that raises a new question (e.g. 'What if the log gives a negative characteristic — does the rule still work?'). For each, ask the class: 'Thumbs up if you agree this part of the driving question is now answered, thumbs sideways if you are not sure.' [WAIT TIME: 8 seconds per vote.] For any sideways thumbs, invite one learner to voice their uncertainty: 'Tell us what is still unclear for you.' SAY: 'One thing remains: Lesson 8 will show us how all four laws — product, quotient, power, root — work together in combined problems and what happens when characteristics are negative. Add that to your board as a question for next time.'</w:t>
             </w:r>
           </w:p>
         </w:tc>
@@ -22011,7 +22322,7 @@
                 <w:sz w:val="18"/>
                 <w:szCs w:val="18"/>
               </w:rPr>
-              <w:t xml:space="preserve">Peer Teaching (Jigsaw-lite) with Concept Mapping: Each learner must reconstruct the logical chain of a law in spoken language, which forces retrieval of the underlying index-law derivation rather than surface memorisation of a formula. The explicit board arrow from Lesson 3 to today's root law externalises the cumulative nature of the unit's storyline, reinforcing that every new law is anchored in the original repeated-multiplication idea introduced with the Kericho tea plant phenomenon.</w:t>
+              <w:t xml:space="preserve">Running Driving Question Board (Iterative Sense-Making Record): The DQB is a living artefact that tracks the class's growing understanding across all eight lessons. By requiring learners to both tick resolved questions and generate new ones, it prevents premature closure ('we know everything now') while also celebrating genuine progress. The class vote externalises and socialises the formative assessment, making individual uncertainties visible to the whole group without singling out struggling learners.</w:t>
             </w:r>
           </w:p>
         </w:tc>
@@ -22043,7 +22354,7 @@
                 <w:sz w:val="18"/>
                 <w:szCs w:val="18"/>
               </w:rPr>
-              <w:t xml:space="preserve">Listen during pair explanations for two critical misconceptions: (1) a learner who says 'you just put n in front of the log' without connecting it to the product law — this learner has memorised the formula without understanding its derivation; prompt with 'Can you show me where the n comes from using log(a²) = log a + log a?'; (2) a learner who applies the power law as log(a + n) = n·log a (confusing powers with sums) — address immediately by returning to the definition. For the extension problem, accept log P₀ + 15·log 2 as the correct answer; a learner who writes only '15·log 2' has forgotten the product law from Lesson 6 and needs consolidation.</w:t>
+              <w:t xml:space="preserve">Count the number of sticky notes that correctly identify 'computing aⁿ using log tables' and 'computing ⁿ√a using log tables' as resolved. If fewer than 70% of learners tick these, the Explain phase has not yet consolidated learning sufficiently — plan a brief re-teach at the start of Lesson 8. New questions raised on the DQB (e.g. about bar-notation negative characteristics, combined operations, or whether natural logarithms follow the same laws) inform the depth and sequencing of Lesson 8. Record the three most common new questions in the teacher's lesson notes for immediate reference.</w:t>
             </w:r>
           </w:p>
         </w:tc>
@@ -22052,32 +22363,32 @@
         <w:tc>
           <w:tcPr>
             <w:tcW w:type="dxa" w:w="1520"/>
-            <w:shd w:fill="FCE4D6" w:color="auto" w:val="clear"/>
-            <w:tcMar>
-              <w:top w:type="dxa" w:w="60"/>
-              <w:left w:type="dxa" w:w="120"/>
-              <w:bottom w:type="dxa" w:w="60"/>
-              <w:right w:type="dxa" w:w="120"/>
-            </w:tcMar>
-            <w:vAlign w:val="top"/>
-          </w:tcPr>
-          <w:p>
-            <w:pPr>
-              <w:spacing w:after="40" w:before="0"/>
-              <w:jc w:val="left"/>
-            </w:pPr>
-            <w:r>
-              <w:rPr>
-                <w:rFonts w:ascii="Arial" w:cs="Arial" w:eastAsia="Arial" w:hAnsi="Arial"/>
-                <w:b/>
-                <w:bCs/>
-                <w:i w:val="false"/>
-                <w:iCs w:val="false"/>
-                <w:color w:val="000000"/>
-                <w:sz w:val="18"/>
-                <w:szCs w:val="18"/>
-              </w:rPr>
-              <w:t xml:space="preserve">Driving Question Board (DQB) Creation</w:t>
+            <w:shd w:fill="D5E8F0" w:color="auto" w:val="clear"/>
+            <w:tcMar>
+              <w:top w:type="dxa" w:w="60"/>
+              <w:left w:type="dxa" w:w="120"/>
+              <w:bottom w:type="dxa" w:w="60"/>
+              <w:right w:type="dxa" w:w="120"/>
+            </w:tcMar>
+            <w:vAlign w:val="top"/>
+          </w:tcPr>
+          <w:p>
+            <w:pPr>
+              <w:spacing w:after="40" w:before="0"/>
+              <w:jc w:val="left"/>
+            </w:pPr>
+            <w:r>
+              <w:rPr>
+                <w:rFonts w:ascii="Arial" w:cs="Arial" w:eastAsia="Arial" w:hAnsi="Arial"/>
+                <w:b/>
+                <w:bCs/>
+                <w:i w:val="false"/>
+                <w:iCs w:val="false"/>
+                <w:color w:val="000000"/>
+                <w:sz w:val="18"/>
+                <w:szCs w:val="18"/>
+              </w:rPr>
+              <w:t xml:space="preserve">Model Building Phase</w:t>
             </w:r>
           </w:p>
           <w:p>
@@ -22100,7 +22411,7 @@
             <w:pPr>
               <w:spacing w:after="20" w:before="0"/>
             </w:pPr>
-            <w:hyperlink w:history="1" r:id="rIdoujjmd_x27woglfeo6tmj">
+            <w:hyperlink w:history="1" r:id="rIdujrlauv9-dpkimuqr-z8k">
               <w:r>
                 <w:rPr>
                   <w:rFonts w:ascii="Arial" w:cs="Arial" w:eastAsia="Arial" w:hAnsi="Arial"/>
@@ -22133,7 +22444,7 @@
               <w:spacing w:after="10" w:before="0"/>
               <w:ind w:left="120"/>
             </w:pPr>
-            <w:hyperlink w:history="1" r:id="rIdl1rgosn8mefmiyo2akjtw">
+            <w:hyperlink w:history="1" r:id="rIdl4mxn-ecbgfljvny_gk68">
               <w:r>
                 <w:rPr>
                   <w:rFonts w:ascii="Arial" w:cs="Arial" w:eastAsia="Arial" w:hAnsi="Arial"/>
@@ -22171,14 +22482,14 @@
                 <w:sz w:val="16"/>
                 <w:szCs w:val="16"/>
               </w:rPr>
-              <w:t xml:space="preserve">📖 HTML:</w:t>
+              <w:t xml:space="preserve">📖 EXERCISE:</w:t>
             </w:r>
           </w:p>
           <w:p>
             <w:pPr>
               <w:spacing w:after="20" w:before="0"/>
             </w:pPr>
-            <w:hyperlink w:history="1" r:id="rIdm50khxthhjflnfvvq7qxi">
+            <w:hyperlink w:history="1" r:id="rIdfz95dm9s3_l-4ujxx3yv2">
               <w:r>
                 <w:rPr>
                   <w:rFonts w:ascii="Arial" w:cs="Arial" w:eastAsia="Arial" w:hAnsi="Arial"/>
@@ -22187,7 +22498,7 @@
                   <w:szCs w:val="16"/>
                   <w:u w:val="single" w:color="2E75B6"/>
                 </w:rPr>
-                <w:t xml:space="preserve">Power Property of Logarithms (Flexbook)</w:t>
+                <w:t xml:space="preserve">Powers of products &amp; quotients (integer exponents)</w:t>
               </w:r>
             </w:hyperlink>
           </w:p>
@@ -22203,7 +22514,7 @@
                 <w:sz w:val="14"/>
                 <w:szCs w:val="14"/>
               </w:rPr>
-              <w:t xml:space="preserve">Source: CK-12</w:t>
+              <w:t xml:space="preserve">Source: Khan Academy (English - US curriculum)</w:t>
             </w:r>
           </w:p>
           <w:p>
@@ -22211,313 +22522,7 @@
               <w:spacing w:after="10" w:before="0"/>
               <w:ind w:left="120"/>
             </w:pPr>
-            <w:hyperlink w:history="1" r:id="rIdsxxwe2o718srglsqljjgm">
-              <w:r>
-                <w:rPr>
-                  <w:rFonts w:ascii="Arial" w:cs="Arial" w:eastAsia="Arial" w:hAnsi="Arial"/>
-                  <w:color w:val="595959"/>
-                  <w:sz w:val="14"/>
-                  <w:szCs w:val="14"/>
-                  <w:u w:val="single" w:color="595959"/>
-                </w:rPr>
-                <w:t xml:space="preserve">🔍 Search ARES for similar readings</w:t>
-              </w:r>
-            </w:hyperlink>
-          </w:p>
-        </w:tc>
-        <w:tc>
-          <w:tcPr>
-            <w:tcW w:type="dxa" w:w="3040"/>
-            <w:shd w:fill="FFFFFF" w:color="auto" w:val="clear"/>
-            <w:tcMar>
-              <w:top w:type="dxa" w:w="60"/>
-              <w:left w:type="dxa" w:w="120"/>
-              <w:bottom w:type="dxa" w:w="60"/>
-              <w:right w:type="dxa" w:w="120"/>
-            </w:tcMar>
-            <w:vAlign w:val="top"/>
-          </w:tcPr>
-          <w:p>
-            <w:pPr>
-              <w:spacing w:after="40" w:before="0"/>
-              <w:jc w:val="left"/>
-            </w:pPr>
-            <w:r>
-              <w:rPr>
-                <w:rFonts w:ascii="Arial" w:cs="Arial" w:eastAsia="Arial" w:hAnsi="Arial"/>
-                <w:b w:val="false"/>
-                <w:bCs w:val="false"/>
-                <w:i w:val="false"/>
-                <w:iCs w:val="false"/>
-                <w:color w:val="000000"/>
-                <w:sz w:val="18"/>
-                <w:szCs w:val="18"/>
-              </w:rPr>
-              <w:t xml:space="preserve">Each learner writes one sticky note (or a sentence in their DQB section of their exercise book if physical sticky notes are unavailable) that updates the class Driving Question Board. The note must contain: (a) a green tick (✓) next to a part of the driving question that this lesson now fully answers, AND (b) a new sub-question or observation that today's lesson raises. Learners post their notes on the class DQB under the column headed 'Lesson 7: Powers and Roots'. The teacher reads out three selected notes and the class votes with thumbs up/down on whether each green-ticked item is truly resolved.</w:t>
-            </w:r>
-          </w:p>
-        </w:tc>
-        <w:tc>
-          <w:tcPr>
-            <w:tcW w:type="dxa" w:w="3040"/>
-            <w:shd w:fill="F2F2F2" w:color="auto" w:val="clear"/>
-            <w:tcMar>
-              <w:top w:type="dxa" w:w="60"/>
-              <w:left w:type="dxa" w:w="120"/>
-              <w:bottom w:type="dxa" w:w="60"/>
-              <w:right w:type="dxa" w:w="120"/>
-            </w:tcMar>
-            <w:vAlign w:val="top"/>
-          </w:tcPr>
-          <w:p>
-            <w:pPr>
-              <w:spacing w:after="40" w:before="0"/>
-              <w:jc w:val="left"/>
-            </w:pPr>
-            <w:r>
-              <w:rPr>
-                <w:rFonts w:ascii="Arial" w:cs="Arial" w:eastAsia="Arial" w:hAnsi="Arial"/>
-                <w:b w:val="false"/>
-                <w:bCs w:val="false"/>
-                <w:i w:val="false"/>
-                <w:iCs w:val="false"/>
-                <w:color w:val="000000"/>
-                <w:sz w:val="18"/>
-                <w:szCs w:val="18"/>
-              </w:rPr>
-              <w:t xml:space="preserve">Point to the DQB (a section of the classroom board or a dedicated chart that has been growing since Lesson 1) and SAY: 'Look at our Driving Question: How can the Kericho tea farmer — or any Kenyan scientist, engineer, or business person — use the mathematics of indices and logarithms to make sense of, and calculate with, numbers that are too large or too small to handle by ordinary arithmetic? We have now covered: log for multiplication (Lesson 6), log for powers (today), log for roots (today). Write your sticky note now. Two minutes.' [Allow 2 minutes of silent writing.] After 2 minutes, direct learners to post notes. Read out three notes — select one that ticks 'applying log tables to compound interest', one that ticks 'computing roots using tables', and one that raises a new question (e.g. 'What if the log gives a negative characteristic — does the rule still work?'). For each, ask the class: 'Thumbs up if you agree this part of the driving question is now answered, thumbs sideways if you are not sure.' [WAIT TIME: 8 seconds per vote.] For any sideways thumbs, invite one learner to voice their uncertainty: 'Tell us what is still unclear for you.' SAY: 'One thing remains: Lesson 8 will show us how all four laws — product, quotient, power, root — work together in combined problems and what happens when characteristics are negative. Add that to your board as a question for next time.'</w:t>
-            </w:r>
-          </w:p>
-        </w:tc>
-        <w:tc>
-          <w:tcPr>
-            <w:tcW w:type="dxa" w:w="3040"/>
-            <w:shd w:fill="FFFFFF" w:color="auto" w:val="clear"/>
-            <w:tcMar>
-              <w:top w:type="dxa" w:w="60"/>
-              <w:left w:type="dxa" w:w="120"/>
-              <w:bottom w:type="dxa" w:w="60"/>
-              <w:right w:type="dxa" w:w="120"/>
-            </w:tcMar>
-            <w:vAlign w:val="top"/>
-          </w:tcPr>
-          <w:p>
-            <w:pPr>
-              <w:spacing w:after="40" w:before="0"/>
-              <w:jc w:val="left"/>
-            </w:pPr>
-            <w:r>
-              <w:rPr>
-                <w:rFonts w:ascii="Arial" w:cs="Arial" w:eastAsia="Arial" w:hAnsi="Arial"/>
-                <w:b w:val="false"/>
-                <w:bCs w:val="false"/>
-                <w:i w:val="false"/>
-                <w:iCs w:val="false"/>
-                <w:color w:val="000000"/>
-                <w:sz w:val="18"/>
-                <w:szCs w:val="18"/>
-              </w:rPr>
-              <w:t xml:space="preserve">Running Driving Question Board (Iterative Sense-Making Record): The DQB is a living artefact that tracks the class's growing understanding across all eight lessons. By requiring learners to both tick resolved questions and generate new ones, it prevents premature closure ('we know everything now') while also celebrating genuine progress. The class vote externalises and socialises the formative assessment, making individual uncertainties visible to the whole group without singling out struggling learners.</w:t>
-            </w:r>
-          </w:p>
-        </w:tc>
-        <w:tc>
-          <w:tcPr>
-            <w:tcW w:type="dxa" w:w="3040"/>
-            <w:shd w:fill="F2F2F2" w:color="auto" w:val="clear"/>
-            <w:tcMar>
-              <w:top w:type="dxa" w:w="60"/>
-              <w:left w:type="dxa" w:w="120"/>
-              <w:bottom w:type="dxa" w:w="60"/>
-              <w:right w:type="dxa" w:w="120"/>
-            </w:tcMar>
-            <w:vAlign w:val="top"/>
-          </w:tcPr>
-          <w:p>
-            <w:pPr>
-              <w:spacing w:after="40" w:before="0"/>
-              <w:jc w:val="left"/>
-            </w:pPr>
-            <w:r>
-              <w:rPr>
-                <w:rFonts w:ascii="Arial" w:cs="Arial" w:eastAsia="Arial" w:hAnsi="Arial"/>
-                <w:b w:val="false"/>
-                <w:bCs w:val="false"/>
-                <w:i w:val="false"/>
-                <w:iCs w:val="false"/>
-                <w:color w:val="000000"/>
-                <w:sz w:val="18"/>
-                <w:szCs w:val="18"/>
-              </w:rPr>
-              <w:t xml:space="preserve">Count the number of sticky notes that correctly identify 'computing aⁿ using log tables' and 'computing ⁿ√a using log tables' as resolved. If fewer than 70% of learners tick these, the Explain phase has not yet consolidated learning sufficiently — plan a brief re-teach at the start of Lesson 8. New questions raised on the DQB (e.g. about bar-notation negative characteristics, combined operations, or whether natural logarithms follow the same laws) inform the depth and sequencing of Lesson 8. Record the three most common new questions in the teacher's lesson notes for immediate reference.</w:t>
-            </w:r>
-          </w:p>
-        </w:tc>
-      </w:tr>
-      <w:tr>
-        <w:tc>
-          <w:tcPr>
-            <w:tcW w:type="dxa" w:w="1520"/>
-            <w:shd w:fill="D5E8F0" w:color="auto" w:val="clear"/>
-            <w:tcMar>
-              <w:top w:type="dxa" w:w="60"/>
-              <w:left w:type="dxa" w:w="120"/>
-              <w:bottom w:type="dxa" w:w="60"/>
-              <w:right w:type="dxa" w:w="120"/>
-            </w:tcMar>
-            <w:vAlign w:val="top"/>
-          </w:tcPr>
-          <w:p>
-            <w:pPr>
-              <w:spacing w:after="40" w:before="0"/>
-              <w:jc w:val="left"/>
-            </w:pPr>
-            <w:r>
-              <w:rPr>
-                <w:rFonts w:ascii="Arial" w:cs="Arial" w:eastAsia="Arial" w:hAnsi="Arial"/>
-                <w:b/>
-                <w:bCs/>
-                <w:i w:val="false"/>
-                <w:iCs w:val="false"/>
-                <w:color w:val="000000"/>
-                <w:sz w:val="18"/>
-                <w:szCs w:val="18"/>
-              </w:rPr>
-              <w:t xml:space="preserve">Model Building Phase</w:t>
-            </w:r>
-          </w:p>
-          <w:p>
-            <w:pPr>
-              <w:spacing w:after="20" w:before="0"/>
-            </w:pPr>
-            <w:r>
-              <w:rPr>
-                <w:rFonts w:ascii="Arial" w:cs="Arial" w:eastAsia="Arial" w:hAnsi="Arial"/>
-                <w:b/>
-                <w:bCs/>
-                <w:color w:val="1F3864"/>
-                <w:sz w:val="16"/>
-                <w:szCs w:val="16"/>
-              </w:rPr>
-              <w:t xml:space="preserve">📹 VIDEO:</w:t>
-            </w:r>
-          </w:p>
-          <w:p>
-            <w:pPr>
-              <w:spacing w:after="20" w:before="0"/>
-            </w:pPr>
-            <w:hyperlink w:history="1" r:id="rIdvk_m87gdf6s9betfd9zmt">
-              <w:r>
-                <w:rPr>
-                  <w:rFonts w:ascii="Arial" w:cs="Arial" w:eastAsia="Arial" w:hAnsi="Arial"/>
-                  <w:color w:val="2E75B6"/>
-                  <w:sz w:val="16"/>
-                  <w:szCs w:val="16"/>
-                  <w:u w:val="single" w:color="2E75B6"/>
-                </w:rPr>
-                <w:t xml:space="preserve">Proof of the logarithm quotient and power rules</w:t>
-              </w:r>
-            </w:hyperlink>
-          </w:p>
-          <w:p>
-            <w:pPr>
-              <w:spacing w:after="10" w:before="0"/>
-              <w:ind w:left="120"/>
-            </w:pPr>
-            <w:r>
-              <w:rPr>
-                <w:rFonts w:ascii="Arial" w:cs="Arial" w:eastAsia="Arial" w:hAnsi="Arial"/>
-                <w:color w:val="595959"/>
-                <w:sz w:val="14"/>
-                <w:szCs w:val="14"/>
-              </w:rPr>
-              <w:t xml:space="preserve">Source: Khan Academy (English - US curriculum)</w:t>
-            </w:r>
-          </w:p>
-          <w:p>
-            <w:pPr>
-              <w:spacing w:after="10" w:before="0"/>
-              <w:ind w:left="120"/>
-            </w:pPr>
-            <w:hyperlink w:history="1" r:id="rIdd7xzlunpywhoeuhd3h3ud">
-              <w:r>
-                <w:rPr>
-                  <w:rFonts w:ascii="Arial" w:cs="Arial" w:eastAsia="Arial" w:hAnsi="Arial"/>
-                  <w:color w:val="595959"/>
-                  <w:sz w:val="14"/>
-                  <w:szCs w:val="14"/>
-                  <w:u w:val="single" w:color="595959"/>
-                </w:rPr>
-                <w:t xml:space="preserve">🔍 Search ARES for similar videos</w:t>
-              </w:r>
-            </w:hyperlink>
-          </w:p>
-          <w:p>
-            <w:pPr>
-              <w:spacing w:after="40" w:before="0"/>
-            </w:pPr>
-            <w:r>
-              <w:rPr>
-                <w:sz w:val="14"/>
-                <w:szCs w:val="14"/>
-              </w:rPr>
-              <w:t xml:space="preserve"/>
-            </w:r>
-          </w:p>
-          <w:p>
-            <w:pPr>
-              <w:spacing w:after="20" w:before="0"/>
-            </w:pPr>
-            <w:r>
-              <w:rPr>
-                <w:rFonts w:ascii="Arial" w:cs="Arial" w:eastAsia="Arial" w:hAnsi="Arial"/>
-                <w:b/>
-                <w:bCs/>
-                <w:color w:val="1F3864"/>
-                <w:sz w:val="16"/>
-                <w:szCs w:val="16"/>
-              </w:rPr>
-              <w:t xml:space="preserve">📖 HTML:</w:t>
-            </w:r>
-          </w:p>
-          <w:p>
-            <w:pPr>
-              <w:spacing w:after="20" w:before="0"/>
-            </w:pPr>
-            <w:hyperlink w:history="1" r:id="rId-fwnurgm5qvwegiftl-f9">
-              <w:r>
-                <w:rPr>
-                  <w:rFonts w:ascii="Arial" w:cs="Arial" w:eastAsia="Arial" w:hAnsi="Arial"/>
-                  <w:color w:val="2E75B6"/>
-                  <w:sz w:val="16"/>
-                  <w:szCs w:val="16"/>
-                  <w:u w:val="single" w:color="2E75B6"/>
-                </w:rPr>
-                <w:t xml:space="preserve">Power Property of Logarithms (Flexbook)</w:t>
-              </w:r>
-            </w:hyperlink>
-          </w:p>
-          <w:p>
-            <w:pPr>
-              <w:spacing w:after="10" w:before="0"/>
-              <w:ind w:left="120"/>
-            </w:pPr>
-            <w:r>
-              <w:rPr>
-                <w:rFonts w:ascii="Arial" w:cs="Arial" w:eastAsia="Arial" w:hAnsi="Arial"/>
-                <w:color w:val="595959"/>
-                <w:sz w:val="14"/>
-                <w:szCs w:val="14"/>
-              </w:rPr>
-              <w:t xml:space="preserve">Source: CK-12</w:t>
-            </w:r>
-          </w:p>
-          <w:p>
-            <w:pPr>
-              <w:spacing w:after="10" w:before="0"/>
-              <w:ind w:left="120"/>
-            </w:pPr>
-            <w:hyperlink w:history="1" r:id="rIdtqajxnzgbpkvymfdhgflc">
+            <w:hyperlink w:history="1" r:id="rIdp03wqsi4yim2rvrbehbk3">
               <w:r>
                 <w:rPr>
                   <w:rFonts w:ascii="Arial" w:cs="Arial" w:eastAsia="Arial" w:hAnsi="Arial"/>
@@ -24080,7 +24085,7 @@
             <w:pPr>
               <w:spacing w:after="20" w:before="0"/>
             </w:pPr>
-            <w:hyperlink w:history="1" r:id="rIdzvm1i4dlbsmv04tnvexlm">
+            <w:hyperlink w:history="1" r:id="rIdhk-nwpnqg4xzai19betz-">
               <w:r>
                 <w:rPr>
                   <w:rFonts w:ascii="Arial" w:cs="Arial" w:eastAsia="Arial" w:hAnsi="Arial"/>
@@ -24089,7 +24094,7 @@
                   <w:szCs w:val="16"/>
                   <w:u w:val="single" w:color="2E75B6"/>
                 </w:rPr>
-                <w:t xml:space="preserve">Law of demand</w:t>
+                <w:t xml:space="preserve">Exponents with negative bases</w:t>
               </w:r>
             </w:hyperlink>
           </w:p>
@@ -24113,7 +24118,7 @@
               <w:spacing w:after="10" w:before="0"/>
               <w:ind w:left="120"/>
             </w:pPr>
-            <w:hyperlink w:history="1" r:id="rIdya9vlmy02vlxsbdv4afgj">
+            <w:hyperlink w:history="1" r:id="rIdexxtt5cdqpe5boer8wce9">
               <w:r>
                 <w:rPr>
                   <w:rFonts w:ascii="Arial" w:cs="Arial" w:eastAsia="Arial" w:hAnsi="Arial"/>
@@ -24151,31 +24156,47 @@
                 <w:sz w:val="16"/>
                 <w:szCs w:val="16"/>
               </w:rPr>
-              <w:t xml:space="preserve">📖 READING:</w:t>
+              <w:t xml:space="preserve">📖 EXERCISE:</w:t>
             </w:r>
           </w:p>
           <w:p>
             <w:pPr>
               <w:spacing w:after="20" w:before="0"/>
             </w:pPr>
-            <w:r>
-              <w:rPr>
-                <w:rFonts w:ascii="Arial" w:cs="Arial" w:eastAsia="Arial" w:hAnsi="Arial"/>
-                <w:i/>
-                <w:iCs/>
-                <w:color w:val="595959"/>
-                <w:sz w:val="16"/>
-                <w:szCs w:val="16"/>
-              </w:rPr>
-              <w:t xml:space="preserve">No closely matching reading in the ARES library for this activity.</w:t>
-            </w:r>
+            <w:hyperlink w:history="1" r:id="rIdfvvtbtzilnzjip-qmpqjb">
+              <w:r>
+                <w:rPr>
+                  <w:rFonts w:ascii="Arial" w:cs="Arial" w:eastAsia="Arial" w:hAnsi="Arial"/>
+                  <w:color w:val="2E75B6"/>
+                  <w:sz w:val="16"/>
+                  <w:szCs w:val="16"/>
+                  <w:u w:val="single" w:color="2E75B6"/>
+                </w:rPr>
+                <w:t xml:space="preserve">Operations with Rational Exponents Practice</w:t>
+              </w:r>
+            </w:hyperlink>
           </w:p>
           <w:p>
             <w:pPr>
               <w:spacing w:after="10" w:before="0"/>
               <w:ind w:left="120"/>
             </w:pPr>
-            <w:hyperlink w:history="1" r:id="rIdetlfb4wx-77dknu5hwmcb">
+            <w:r>
+              <w:rPr>
+                <w:rFonts w:ascii="Arial" w:cs="Arial" w:eastAsia="Arial" w:hAnsi="Arial"/>
+                <w:color w:val="595959"/>
+                <w:sz w:val="14"/>
+                <w:szCs w:val="14"/>
+              </w:rPr>
+              <w:t xml:space="preserve">Source: CK-12</w:t>
+            </w:r>
+          </w:p>
+          <w:p>
+            <w:pPr>
+              <w:spacing w:after="10" w:before="0"/>
+              <w:ind w:left="120"/>
+            </w:pPr>
+            <w:hyperlink w:history="1" r:id="rIdtekz0v39ivfkgxqgdt8kj">
               <w:r>
                 <w:rPr>
                   <w:rFonts w:ascii="Arial" w:cs="Arial" w:eastAsia="Arial" w:hAnsi="Arial"/>
@@ -24184,24 +24205,9 @@
                   <w:szCs w:val="14"/>
                   <w:u w:val="single" w:color="595959"/>
                 </w:rPr>
-                <w:t xml:space="preserve">🔍 Search ARES for readings</w:t>
+                <w:t xml:space="preserve">🔍 Search ARES for similar readings</w:t>
               </w:r>
             </w:hyperlink>
-          </w:p>
-          <w:p>
-            <w:pPr>
-              <w:spacing w:after="10" w:before="0"/>
-              <w:ind w:left="120"/>
-            </w:pPr>
-            <w:r>
-              <w:rPr>
-                <w:rFonts w:ascii="Arial" w:cs="Arial" w:eastAsia="Arial" w:hAnsi="Arial"/>
-                <w:color w:val="595959"/>
-                <w:sz w:val="14"/>
-                <w:szCs w:val="14"/>
-              </w:rPr>
-              <w:t xml:space="preserve">Search terms: indices logarithms combined operations</w:t>
-            </w:r>
           </w:p>
         </w:tc>
         <w:tc>
@@ -24385,7 +24391,7 @@
             <w:pPr>
               <w:spacing w:after="20" w:before="0"/>
             </w:pPr>
-            <w:hyperlink w:history="1" r:id="rIdkifz10ra-e_hsdojagjmi">
+            <w:hyperlink w:history="1" r:id="rIdhb4uf7mki2ydogitf5skj">
               <w:r>
                 <w:rPr>
                   <w:rFonts w:ascii="Arial" w:cs="Arial" w:eastAsia="Arial" w:hAnsi="Arial"/>
@@ -24394,7 +24400,7 @@
                   <w:szCs w:val="16"/>
                   <w:u w:val="single" w:color="2E75B6"/>
                 </w:rPr>
-                <w:t xml:space="preserve">Law of demand</w:t>
+                <w:t xml:space="preserve">Order of operations example: fractions and exponents</w:t>
               </w:r>
             </w:hyperlink>
           </w:p>
@@ -24418,7 +24424,7 @@
               <w:spacing w:after="10" w:before="0"/>
               <w:ind w:left="120"/>
             </w:pPr>
-            <w:hyperlink w:history="1" r:id="rIdofm_h60q-ifud0k8212tu">
+            <w:hyperlink w:history="1" r:id="rIdzlegd_pddrk9-jejnquo4">
               <w:r>
                 <w:rPr>
                   <w:rFonts w:ascii="Arial" w:cs="Arial" w:eastAsia="Arial" w:hAnsi="Arial"/>
@@ -24456,31 +24462,47 @@
                 <w:sz w:val="16"/>
                 <w:szCs w:val="16"/>
               </w:rPr>
-              <w:t xml:space="preserve">📖 READING:</w:t>
+              <w:t xml:space="preserve">📖 EXERCISE:</w:t>
             </w:r>
           </w:p>
           <w:p>
             <w:pPr>
               <w:spacing w:after="20" w:before="0"/>
             </w:pPr>
-            <w:r>
-              <w:rPr>
-                <w:rFonts w:ascii="Arial" w:cs="Arial" w:eastAsia="Arial" w:hAnsi="Arial"/>
-                <w:i/>
-                <w:iCs/>
-                <w:color w:val="595959"/>
-                <w:sz w:val="16"/>
-                <w:szCs w:val="16"/>
-              </w:rPr>
-              <w:t xml:space="preserve">No closely matching reading in the ARES library for this activity.</w:t>
-            </w:r>
+            <w:hyperlink w:history="1" r:id="rIdkhypcjbkxeh6q8xrfj8yh">
+              <w:r>
+                <w:rPr>
+                  <w:rFonts w:ascii="Arial" w:cs="Arial" w:eastAsia="Arial" w:hAnsi="Arial"/>
+                  <w:color w:val="2E75B6"/>
+                  <w:sz w:val="16"/>
+                  <w:szCs w:val="16"/>
+                  <w:u w:val="single" w:color="2E75B6"/>
+                </w:rPr>
+                <w:t xml:space="preserve">Order of operations (no exponents)</w:t>
+              </w:r>
+            </w:hyperlink>
           </w:p>
           <w:p>
             <w:pPr>
               <w:spacing w:after="10" w:before="0"/>
               <w:ind w:left="120"/>
             </w:pPr>
-            <w:hyperlink w:history="1" r:id="rIdz_z4iq82sslouxvt4okqj">
+            <w:r>
+              <w:rPr>
+                <w:rFonts w:ascii="Arial" w:cs="Arial" w:eastAsia="Arial" w:hAnsi="Arial"/>
+                <w:color w:val="595959"/>
+                <w:sz w:val="14"/>
+                <w:szCs w:val="14"/>
+              </w:rPr>
+              <w:t xml:space="preserve">Source: Khan Academy (English - US curriculum)</w:t>
+            </w:r>
+          </w:p>
+          <w:p>
+            <w:pPr>
+              <w:spacing w:after="10" w:before="0"/>
+              <w:ind w:left="120"/>
+            </w:pPr>
+            <w:hyperlink w:history="1" r:id="rIdpemqfl1tzfs98tfo83plc">
               <w:r>
                 <w:rPr>
                   <w:rFonts w:ascii="Arial" w:cs="Arial" w:eastAsia="Arial" w:hAnsi="Arial"/>
@@ -24489,24 +24511,9 @@
                   <w:szCs w:val="14"/>
                   <w:u w:val="single" w:color="595959"/>
                 </w:rPr>
-                <w:t xml:space="preserve">🔍 Search ARES for readings</w:t>
+                <w:t xml:space="preserve">🔍 Search ARES for similar readings</w:t>
               </w:r>
             </w:hyperlink>
-          </w:p>
-          <w:p>
-            <w:pPr>
-              <w:spacing w:after="10" w:before="0"/>
-              <w:ind w:left="120"/>
-            </w:pPr>
-            <w:r>
-              <w:rPr>
-                <w:rFonts w:ascii="Arial" w:cs="Arial" w:eastAsia="Arial" w:hAnsi="Arial"/>
-                <w:color w:val="595959"/>
-                <w:sz w:val="14"/>
-                <w:szCs w:val="14"/>
-              </w:rPr>
-              <w:t xml:space="preserve">Search terms: indices logarithms combined operations</w:t>
-            </w:r>
           </w:p>
         </w:tc>
         <w:tc>
@@ -24690,7 +24697,7 @@
             <w:pPr>
               <w:spacing w:after="20" w:before="0"/>
             </w:pPr>
-            <w:hyperlink w:history="1" r:id="rIdhxyobvyeaqof3zkguvsif">
+            <w:hyperlink w:history="1" r:id="rIdjw69swjbzuxsnttcre0c2">
               <w:r>
                 <w:rPr>
                   <w:rFonts w:ascii="Arial" w:cs="Arial" w:eastAsia="Arial" w:hAnsi="Arial"/>
@@ -24699,7 +24706,7 @@
                   <w:szCs w:val="16"/>
                   <w:u w:val="single" w:color="2E75B6"/>
                 </w:rPr>
-                <w:t xml:space="preserve">Law of demand</w:t>
+                <w:t xml:space="preserve">Order of operations examples: exponents</w:t>
               </w:r>
             </w:hyperlink>
           </w:p>
@@ -24723,7 +24730,7 @@
               <w:spacing w:after="10" w:before="0"/>
               <w:ind w:left="120"/>
             </w:pPr>
-            <w:hyperlink w:history="1" r:id="rIdtans6bbwj1msyvzbkmz_m">
+            <w:hyperlink w:history="1" r:id="rIdvqzwow2ebcq5-moosglnc">
               <w:r>
                 <w:rPr>
                   <w:rFonts w:ascii="Arial" w:cs="Arial" w:eastAsia="Arial" w:hAnsi="Arial"/>
@@ -24761,31 +24768,47 @@
                 <w:sz w:val="16"/>
                 <w:szCs w:val="16"/>
               </w:rPr>
-              <w:t xml:space="preserve">📖 READING:</w:t>
+              <w:t xml:space="preserve">📖 EXERCISE:</w:t>
             </w:r>
           </w:p>
           <w:p>
             <w:pPr>
               <w:spacing w:after="20" w:before="0"/>
             </w:pPr>
-            <w:r>
-              <w:rPr>
-                <w:rFonts w:ascii="Arial" w:cs="Arial" w:eastAsia="Arial" w:hAnsi="Arial"/>
-                <w:i/>
-                <w:iCs/>
-                <w:color w:val="595959"/>
-                <w:sz w:val="16"/>
-                <w:szCs w:val="16"/>
-              </w:rPr>
-              <w:t xml:space="preserve">No closely matching reading in the ARES library for this activity.</w:t>
-            </w:r>
+            <w:hyperlink w:history="1" r:id="rId8h-pyot1ce7vjjamrrcfc">
+              <w:r>
+                <w:rPr>
+                  <w:rFonts w:ascii="Arial" w:cs="Arial" w:eastAsia="Arial" w:hAnsi="Arial"/>
+                  <w:color w:val="2E75B6"/>
+                  <w:sz w:val="16"/>
+                  <w:szCs w:val="16"/>
+                  <w:u w:val="single" w:color="2E75B6"/>
+                </w:rPr>
+                <w:t xml:space="preserve">Order of operations with fractions and exponents</w:t>
+              </w:r>
+            </w:hyperlink>
           </w:p>
           <w:p>
             <w:pPr>
               <w:spacing w:after="10" w:before="0"/>
               <w:ind w:left="120"/>
             </w:pPr>
-            <w:hyperlink w:history="1" r:id="rIdgwclzd13k8s7nn3a26gxl">
+            <w:r>
+              <w:rPr>
+                <w:rFonts w:ascii="Arial" w:cs="Arial" w:eastAsia="Arial" w:hAnsi="Arial"/>
+                <w:color w:val="595959"/>
+                <w:sz w:val="14"/>
+                <w:szCs w:val="14"/>
+              </w:rPr>
+              <w:t xml:space="preserve">Source: Khan Academy (English - US curriculum)</w:t>
+            </w:r>
+          </w:p>
+          <w:p>
+            <w:pPr>
+              <w:spacing w:after="10" w:before="0"/>
+              <w:ind w:left="120"/>
+            </w:pPr>
+            <w:hyperlink w:history="1" r:id="rIddoly8zgx_7iytbzcx1my_">
               <w:r>
                 <w:rPr>
                   <w:rFonts w:ascii="Arial" w:cs="Arial" w:eastAsia="Arial" w:hAnsi="Arial"/>
@@ -24794,24 +24817,9 @@
                   <w:szCs w:val="14"/>
                   <w:u w:val="single" w:color="595959"/>
                 </w:rPr>
-                <w:t xml:space="preserve">🔍 Search ARES for readings</w:t>
+                <w:t xml:space="preserve">🔍 Search ARES for similar readings</w:t>
               </w:r>
             </w:hyperlink>
-          </w:p>
-          <w:p>
-            <w:pPr>
-              <w:spacing w:after="10" w:before="0"/>
-              <w:ind w:left="120"/>
-            </w:pPr>
-            <w:r>
-              <w:rPr>
-                <w:rFonts w:ascii="Arial" w:cs="Arial" w:eastAsia="Arial" w:hAnsi="Arial"/>
-                <w:color w:val="595959"/>
-                <w:sz w:val="14"/>
-                <w:szCs w:val="14"/>
-              </w:rPr>
-              <w:t xml:space="preserve">Search terms: indices logarithms combined operations</w:t>
-            </w:r>
           </w:p>
         </w:tc>
         <w:tc>
@@ -24995,7 +25003,7 @@
             <w:pPr>
               <w:spacing w:after="20" w:before="0"/>
             </w:pPr>
-            <w:hyperlink w:history="1" r:id="rId1lxnpamkemrop0dbp08ul">
+            <w:hyperlink w:history="1" r:id="rIdockij1uhalu3-sm0azxav">
               <w:r>
                 <w:rPr>
                   <w:rFonts w:ascii="Arial" w:cs="Arial" w:eastAsia="Arial" w:hAnsi="Arial"/>
@@ -25004,7 +25012,7 @@
                   <w:szCs w:val="16"/>
                   <w:u w:val="single" w:color="2E75B6"/>
                 </w:rPr>
-                <w:t xml:space="preserve">Law of demand</w:t>
+                <w:t xml:space="preserve">Evaluating expressions with variables: exponents</w:t>
               </w:r>
             </w:hyperlink>
           </w:p>
@@ -25028,7 +25036,7 @@
               <w:spacing w:after="10" w:before="0"/>
               <w:ind w:left="120"/>
             </w:pPr>
-            <w:hyperlink w:history="1" r:id="rId6ivngy_qwozu_i4zelpku">
+            <w:hyperlink w:history="1" r:id="rIdohzmqp0puqtm8b8apfqpz">
               <w:r>
                 <w:rPr>
                   <w:rFonts w:ascii="Arial" w:cs="Arial" w:eastAsia="Arial" w:hAnsi="Arial"/>
@@ -25066,31 +25074,47 @@
                 <w:sz w:val="16"/>
                 <w:szCs w:val="16"/>
               </w:rPr>
-              <w:t xml:space="preserve">📖 READING:</w:t>
+              <w:t xml:space="preserve">📖 EXERCISE:</w:t>
             </w:r>
           </w:p>
           <w:p>
             <w:pPr>
               <w:spacing w:after="20" w:before="0"/>
             </w:pPr>
-            <w:r>
-              <w:rPr>
-                <w:rFonts w:ascii="Arial" w:cs="Arial" w:eastAsia="Arial" w:hAnsi="Arial"/>
-                <w:i/>
-                <w:iCs/>
-                <w:color w:val="595959"/>
-                <w:sz w:val="16"/>
-                <w:szCs w:val="16"/>
-              </w:rPr>
-              <w:t xml:space="preserve">No closely matching reading in the ARES library for this activity.</w:t>
-            </w:r>
+            <w:hyperlink w:history="1" r:id="rIdm-ifobxjva7fckox3bxvm">
+              <w:r>
+                <w:rPr>
+                  <w:rFonts w:ascii="Arial" w:cs="Arial" w:eastAsia="Arial" w:hAnsi="Arial"/>
+                  <w:color w:val="2E75B6"/>
+                  <w:sz w:val="16"/>
+                  <w:szCs w:val="16"/>
+                  <w:u w:val="single" w:color="2E75B6"/>
+                </w:rPr>
+                <w:t xml:space="preserve">Operations with Rational Exponents Practice</w:t>
+              </w:r>
+            </w:hyperlink>
           </w:p>
           <w:p>
             <w:pPr>
               <w:spacing w:after="10" w:before="0"/>
               <w:ind w:left="120"/>
             </w:pPr>
-            <w:hyperlink w:history="1" r:id="rIddsfjjeiuqnboorxcrdloa">
+            <w:r>
+              <w:rPr>
+                <w:rFonts w:ascii="Arial" w:cs="Arial" w:eastAsia="Arial" w:hAnsi="Arial"/>
+                <w:color w:val="595959"/>
+                <w:sz w:val="14"/>
+                <w:szCs w:val="14"/>
+              </w:rPr>
+              <w:t xml:space="preserve">Source: CK-12</w:t>
+            </w:r>
+          </w:p>
+          <w:p>
+            <w:pPr>
+              <w:spacing w:after="10" w:before="0"/>
+              <w:ind w:left="120"/>
+            </w:pPr>
+            <w:hyperlink w:history="1" r:id="rId98ozoqschfbn1ecuccyge">
               <w:r>
                 <w:rPr>
                   <w:rFonts w:ascii="Arial" w:cs="Arial" w:eastAsia="Arial" w:hAnsi="Arial"/>
@@ -25099,24 +25123,9 @@
                   <w:szCs w:val="14"/>
                   <w:u w:val="single" w:color="595959"/>
                 </w:rPr>
-                <w:t xml:space="preserve">🔍 Search ARES for readings</w:t>
+                <w:t xml:space="preserve">🔍 Search ARES for similar readings</w:t>
               </w:r>
             </w:hyperlink>
-          </w:p>
-          <w:p>
-            <w:pPr>
-              <w:spacing w:after="10" w:before="0"/>
-              <w:ind w:left="120"/>
-            </w:pPr>
-            <w:r>
-              <w:rPr>
-                <w:rFonts w:ascii="Arial" w:cs="Arial" w:eastAsia="Arial" w:hAnsi="Arial"/>
-                <w:color w:val="595959"/>
-                <w:sz w:val="14"/>
-                <w:szCs w:val="14"/>
-              </w:rPr>
-              <w:t xml:space="preserve">Search terms: indices logarithms combined operations</w:t>
-            </w:r>
           </w:p>
         </w:tc>
         <w:tc>
@@ -25300,7 +25309,7 @@
             <w:pPr>
               <w:spacing w:after="20" w:before="0"/>
             </w:pPr>
-            <w:hyperlink w:history="1" r:id="rIda5cevy-dqv5otm7wrm1xt">
+            <w:hyperlink w:history="1" r:id="rIdpvi4ygl2t3fq31rqy6vfm">
               <w:r>
                 <w:rPr>
                   <w:rFonts w:ascii="Arial" w:cs="Arial" w:eastAsia="Arial" w:hAnsi="Arial"/>
@@ -25309,7 +25318,7 @@
                   <w:szCs w:val="16"/>
                   <w:u w:val="single" w:color="2E75B6"/>
                 </w:rPr>
-                <w:t xml:space="preserve">Law of demand</w:t>
+                <w:t xml:space="preserve">Exponents with negative bases</w:t>
               </w:r>
             </w:hyperlink>
           </w:p>
@@ -25333,7 +25342,7 @@
               <w:spacing w:after="10" w:before="0"/>
               <w:ind w:left="120"/>
             </w:pPr>
-            <w:hyperlink w:history="1" r:id="rIdzcvjnppa5p1ykxsii79wz">
+            <w:hyperlink w:history="1" r:id="rIdc9hxwibsi94aiytjrhldk">
               <w:r>
                 <w:rPr>
                   <w:rFonts w:ascii="Arial" w:cs="Arial" w:eastAsia="Arial" w:hAnsi="Arial"/>
@@ -25371,31 +25380,47 @@
                 <w:sz w:val="16"/>
                 <w:szCs w:val="16"/>
               </w:rPr>
-              <w:t xml:space="preserve">📖 READING:</w:t>
+              <w:t xml:space="preserve">📖 EXERCISE:</w:t>
             </w:r>
           </w:p>
           <w:p>
             <w:pPr>
               <w:spacing w:after="20" w:before="0"/>
             </w:pPr>
-            <w:r>
-              <w:rPr>
-                <w:rFonts w:ascii="Arial" w:cs="Arial" w:eastAsia="Arial" w:hAnsi="Arial"/>
-                <w:i/>
-                <w:iCs/>
-                <w:color w:val="595959"/>
-                <w:sz w:val="16"/>
-                <w:szCs w:val="16"/>
-              </w:rPr>
-              <w:t xml:space="preserve">No closely matching reading in the ARES library for this activity.</w:t>
-            </w:r>
+            <w:hyperlink w:history="1" r:id="rIdvx3btymbwdlh7bny6eq0u">
+              <w:r>
+                <w:rPr>
+                  <w:rFonts w:ascii="Arial" w:cs="Arial" w:eastAsia="Arial" w:hAnsi="Arial"/>
+                  <w:color w:val="2E75B6"/>
+                  <w:sz w:val="16"/>
+                  <w:szCs w:val="16"/>
+                  <w:u w:val="single" w:color="2E75B6"/>
+                </w:rPr>
+                <w:t xml:space="preserve">Operations with Rational Exponents Practice</w:t>
+              </w:r>
+            </w:hyperlink>
           </w:p>
           <w:p>
             <w:pPr>
               <w:spacing w:after="10" w:before="0"/>
               <w:ind w:left="120"/>
             </w:pPr>
-            <w:hyperlink w:history="1" r:id="rIdydn7epih91njkevijmvlx">
+            <w:r>
+              <w:rPr>
+                <w:rFonts w:ascii="Arial" w:cs="Arial" w:eastAsia="Arial" w:hAnsi="Arial"/>
+                <w:color w:val="595959"/>
+                <w:sz w:val="14"/>
+                <w:szCs w:val="14"/>
+              </w:rPr>
+              <w:t xml:space="preserve">Source: CK-12</w:t>
+            </w:r>
+          </w:p>
+          <w:p>
+            <w:pPr>
+              <w:spacing w:after="10" w:before="0"/>
+              <w:ind w:left="120"/>
+            </w:pPr>
+            <w:hyperlink w:history="1" r:id="rId9mbreyeat_jjjoyu8xjv-">
               <w:r>
                 <w:rPr>
                   <w:rFonts w:ascii="Arial" w:cs="Arial" w:eastAsia="Arial" w:hAnsi="Arial"/>
@@ -25404,24 +25429,9 @@
                   <w:szCs w:val="14"/>
                   <w:u w:val="single" w:color="595959"/>
                 </w:rPr>
-                <w:t xml:space="preserve">🔍 Search ARES for readings</w:t>
+                <w:t xml:space="preserve">🔍 Search ARES for similar readings</w:t>
               </w:r>
             </w:hyperlink>
-          </w:p>
-          <w:p>
-            <w:pPr>
-              <w:spacing w:after="10" w:before="0"/>
-              <w:ind w:left="120"/>
-            </w:pPr>
-            <w:r>
-              <w:rPr>
-                <w:rFonts w:ascii="Arial" w:cs="Arial" w:eastAsia="Arial" w:hAnsi="Arial"/>
-                <w:color w:val="595959"/>
-                <w:sz w:val="14"/>
-                <w:szCs w:val="14"/>
-              </w:rPr>
-              <w:t xml:space="preserve">Search terms: indices logarithms combined operations</w:t>
-            </w:r>
           </w:p>
         </w:tc>
         <w:tc>

--- a/data/outputs/v2/Core_Mathematics/SS1.2_Indices_and_Logarithms/Core_Mathematics_Indices_and_Logarithms_CBE_LessonSequence.docx
+++ b/data/outputs/v2/Core_Mathematics/SS1.2_Indices_and_Logarithms/Core_Mathematics_Indices_and_Logarithms_CBE_LessonSequence.docx
@@ -42,6 +42,177 @@
     </w:p>
     <w:p>
       <w:pPr>
+        <w:spacing w:after="80" w:before="120"/>
+      </w:pPr>
+      <w:r>
+        <w:rPr>
+          <w:rFonts w:ascii="Arial" w:cs="Arial" w:eastAsia="Arial" w:hAnsi="Arial"/>
+          <w:b/>
+          <w:bCs/>
+          <w:color w:val="1F3864"/>
+          <w:sz w:val="20"/>
+          <w:szCs w:val="20"/>
+        </w:rPr>
+        <w:t xml:space="preserve">ATTRIBUTION AND LICENSING</w:t>
+      </w:r>
+    </w:p>
+    <w:p>
+      <w:pPr>
+        <w:spacing w:after="60" w:before="0"/>
+      </w:pPr>
+      <w:r>
+        <w:rPr>
+          <w:rFonts w:ascii="Arial" w:cs="Arial" w:eastAsia="Arial" w:hAnsi="Arial"/>
+          <w:b/>
+          <w:bCs/>
+          <w:sz w:val="17"/>
+          <w:szCs w:val="17"/>
+        </w:rPr>
+        <w:t xml:space="preserve">Curriculum Alignment: </w:t>
+      </w:r>
+      <w:r>
+        <w:rPr>
+          <w:rFonts w:ascii="Arial" w:cs="Arial" w:eastAsia="Arial" w:hAnsi="Arial"/>
+          <w:sz w:val="17"/>
+          <w:szCs w:val="17"/>
+        </w:rPr>
+        <w:t xml:space="preserve">Structured in pedagogical alignment with the competence-based curriculum format and learning outcomes established by the Kenya Institute of Curriculum Development (KICD). This material is independently developed and is not officially endorsed or published by KICD.</w:t>
+      </w:r>
+    </w:p>
+    <w:p>
+      <w:pPr>
+        <w:spacing w:after="60" w:before="0"/>
+      </w:pPr>
+      <w:r>
+        <w:rPr>
+          <w:rFonts w:ascii="Arial" w:cs="Arial" w:eastAsia="Arial" w:hAnsi="Arial"/>
+          <w:b/>
+          <w:bCs/>
+          <w:sz w:val="17"/>
+          <w:szCs w:val="17"/>
+        </w:rPr>
+        <w:t xml:space="preserve">Content &amp; Pedagogy: </w:t>
+      </w:r>
+      <w:r>
+        <w:rPr>
+          <w:rFonts w:ascii="Arial" w:cs="Arial" w:eastAsia="Arial" w:hAnsi="Arial"/>
+          <w:sz w:val="17"/>
+          <w:szCs w:val="17"/>
+        </w:rPr>
+        <w:t xml:space="preserve">Developed and adapted by the educator team at SeaVuria (registered 501(c)(3) in the United States and registered NGO in Kenya, No. 872-850A-BF11), who designed the pedagogical framework, lesson templates and exemplar lessons on which this material is based.</w:t>
+      </w:r>
+    </w:p>
+    <w:p>
+      <w:pPr>
+        <w:spacing w:after="60" w:before="0"/>
+      </w:pPr>
+      <w:r>
+        <w:rPr>
+          <w:rFonts w:ascii="Arial" w:cs="Arial" w:eastAsia="Arial" w:hAnsi="Arial"/>
+          <w:b/>
+          <w:bCs/>
+          <w:sz w:val="17"/>
+          <w:szCs w:val="17"/>
+        </w:rPr>
+        <w:t xml:space="preserve">Production &amp; Layout: </w:t>
+      </w:r>
+      <w:r>
+        <w:rPr>
+          <w:rFonts w:ascii="Arial" w:cs="Arial" w:eastAsia="Arial" w:hAnsi="Arial"/>
+          <w:sz w:val="17"/>
+          <w:szCs w:val="17"/>
+        </w:rPr>
+        <w:t xml:space="preserve">Educational design and curriculum sequencing by SeaVuria. Technical layout, structural formatting, and digital optimization/implementation executed in partnership with ARES Education (registered 501(c)(3) in the United States and Canada (as Afretech Aid) and registered NGO in Kenya), with lesson drafting and compilation assisted by AI (Claude, Anthropic).</w:t>
+      </w:r>
+    </w:p>
+    <w:p>
+      <w:pPr>
+        <w:pBdr>
+          <w:bottom w:val="single" w:color="1F3864" w:sz="6" w:space="6"/>
+        </w:pBdr>
+        <w:spacing w:after="60" w:before="0"/>
+      </w:pPr>
+      <w:r>
+        <w:rPr>
+          <w:rFonts w:ascii="Arial" w:cs="Arial" w:eastAsia="Arial" w:hAnsi="Arial"/>
+          <w:b/>
+          <w:bCs/>
+          <w:sz w:val="17"/>
+          <w:szCs w:val="17"/>
+        </w:rPr>
+        <w:t xml:space="preserve">Licensing &amp; Copyright: </w:t>
+      </w:r>
+      <w:r>
+        <w:rPr>
+          <w:rFonts w:ascii="Arial" w:cs="Arial" w:eastAsia="Arial" w:hAnsi="Arial"/>
+          <w:sz w:val="17"/>
+          <w:szCs w:val="17"/>
+        </w:rPr>
+        <w:t xml:space="preserve">© 2026 SeaVuria and ARES. This work is licensed under a </w:t>
+      </w:r>
+      <w:hyperlink w:history="1" r:id="rIdgkgeyeunrtkqul9yp9zef">
+        <w:r>
+          <w:rPr>
+            <w:rFonts w:ascii="Arial" w:cs="Arial" w:eastAsia="Arial" w:hAnsi="Arial"/>
+            <w:color w:val="1F6B75"/>
+            <w:sz w:val="17"/>
+            <w:szCs w:val="17"/>
+            <w:u w:val="single" w:color="1F6B75"/>
+          </w:rPr>
+          <w:t xml:space="preserve">Creative Commons Attribution-NonCommercial 4.0 International License</w:t>
+        </w:r>
+      </w:hyperlink>
+      <w:r>
+        <w:rPr>
+          <w:rFonts w:ascii="Arial" w:cs="Arial" w:eastAsia="Arial" w:hAnsi="Arial"/>
+          <w:sz w:val="17"/>
+          <w:szCs w:val="17"/>
+        </w:rPr>
+        <w:t xml:space="preserve"> (</w:t>
+      </w:r>
+      <w:hyperlink w:history="1" r:id="rId8tplypopufch9yyxwyfck">
+        <w:r>
+          <w:rPr>
+            <w:rFonts w:ascii="Arial" w:cs="Arial" w:eastAsia="Arial" w:hAnsi="Arial"/>
+            <w:color w:val="1F6B75"/>
+            <w:sz w:val="17"/>
+            <w:szCs w:val="17"/>
+            <w:u w:val="single" w:color="1F6B75"/>
+          </w:rPr>
+          <w:t xml:space="preserve">CC BY-NC 4.0</w:t>
+        </w:r>
+      </w:hyperlink>
+      <w:r>
+        <w:rPr>
+          <w:rFonts w:ascii="Arial" w:cs="Arial" w:eastAsia="Arial" w:hAnsi="Arial"/>
+          <w:sz w:val="17"/>
+          <w:szCs w:val="17"/>
+        </w:rPr>
+        <w:t xml:space="preserve">). To view a copy of this license, visit </w:t>
+      </w:r>
+      <w:hyperlink w:history="1" r:id="rIdtrp59xqdpplqtpomrkgla">
+        <w:r>
+          <w:rPr>
+            <w:rFonts w:ascii="Arial" w:cs="Arial" w:eastAsia="Arial" w:hAnsi="Arial"/>
+            <w:color w:val="1F6B75"/>
+            <w:sz w:val="17"/>
+            <w:szCs w:val="17"/>
+            <w:u w:val="single" w:color="1F6B75"/>
+          </w:rPr>
+          <w:t xml:space="preserve">https://creativecommons.org/licenses/by-nc/4.0/</w:t>
+        </w:r>
+      </w:hyperlink>
+      <w:r>
+        <w:rPr>
+          <w:rFonts w:ascii="Arial" w:cs="Arial" w:eastAsia="Arial" w:hAnsi="Arial"/>
+          <w:sz w:val="17"/>
+          <w:szCs w:val="17"/>
+        </w:rPr>
+        <w:t xml:space="preserve">. You are free to copy, redistribute, and adapt this material in any medium or format, provided appropriate credit is given and the material is not used for commercial purposes. KICD learning outcomes and curriculum designations reproduced here for alignment purposes remain the property of KICD and are not covered by this license. Linked external resources (e.g. CK-12, Khan Academy, PhET) are subject to their own licenses.</w:t>
+      </w:r>
+    </w:p>
+    <w:p>
+      <w:pPr>
         <w:spacing w:after="120"/>
       </w:pPr>
       <w:r>
@@ -3286,7 +3457,7 @@
             <w:pPr>
               <w:spacing w:after="20" w:before="0"/>
             </w:pPr>
-            <w:hyperlink w:history="1" r:id="rIdlz1qxyqxwiixvfz4m7lev">
+            <w:hyperlink w:history="1" r:id="rIdtz0d0gguv_iyyc7-30yjy">
               <w:r>
                 <w:rPr>
                   <w:rFonts w:ascii="Arial" w:cs="Arial" w:eastAsia="Arial" w:hAnsi="Arial"/>
@@ -3319,7 +3490,7 @@
               <w:spacing w:after="10" w:before="0"/>
               <w:ind w:left="120"/>
             </w:pPr>
-            <w:hyperlink w:history="1" r:id="rId56d1cigsh1hffxrixlnfc">
+            <w:hyperlink w:history="1" r:id="rId9or7syodhpfcv9mq2h2ii">
               <w:r>
                 <w:rPr>
                   <w:rFonts w:ascii="Arial" w:cs="Arial" w:eastAsia="Arial" w:hAnsi="Arial"/>
@@ -3364,7 +3535,7 @@
             <w:pPr>
               <w:spacing w:after="20" w:before="0"/>
             </w:pPr>
-            <w:hyperlink w:history="1" r:id="rIdmv4umpftckxpdxhlpkmjb">
+            <w:hyperlink w:history="1" r:id="rIdplwujtjg-ql9er4p8uqc7">
               <w:r>
                 <w:rPr>
                   <w:rFonts w:ascii="Arial" w:cs="Arial" w:eastAsia="Arial" w:hAnsi="Arial"/>
@@ -3397,7 +3568,7 @@
               <w:spacing w:after="10" w:before="0"/>
               <w:ind w:left="120"/>
             </w:pPr>
-            <w:hyperlink w:history="1" r:id="rId-7qjpdmuom3f_92fdnlso">
+            <w:hyperlink w:history="1" r:id="rIdnk-pq43ezdhigazxy6mv7">
               <w:r>
                 <w:rPr>
                   <w:rFonts w:ascii="Arial" w:cs="Arial" w:eastAsia="Arial" w:hAnsi="Arial"/>
@@ -3592,7 +3763,7 @@
             <w:pPr>
               <w:spacing w:after="20" w:before="0"/>
             </w:pPr>
-            <w:hyperlink w:history="1" r:id="rIdi7usfrpbjfgh1y85khiss">
+            <w:hyperlink w:history="1" r:id="rIdgbpkpb6yk80b6zwrzywrt">
               <w:r>
                 <w:rPr>
                   <w:rFonts w:ascii="Arial" w:cs="Arial" w:eastAsia="Arial" w:hAnsi="Arial"/>
@@ -3625,7 +3796,7 @@
               <w:spacing w:after="10" w:before="0"/>
               <w:ind w:left="120"/>
             </w:pPr>
-            <w:hyperlink w:history="1" r:id="rIdnh_bta3zkw6basx_yhgyb">
+            <w:hyperlink w:history="1" r:id="rIdqomvodophr3njm1uqfvkk">
               <w:r>
                 <w:rPr>
                   <w:rFonts w:ascii="Arial" w:cs="Arial" w:eastAsia="Arial" w:hAnsi="Arial"/>
@@ -3670,7 +3841,7 @@
             <w:pPr>
               <w:spacing w:after="20" w:before="0"/>
             </w:pPr>
-            <w:hyperlink w:history="1" r:id="rIdljzb_7wctx9ioqeene0vz">
+            <w:hyperlink w:history="1" r:id="rIdu9u-lhemqz8fvmee0lbeb">
               <w:r>
                 <w:rPr>
                   <w:rFonts w:ascii="Arial" w:cs="Arial" w:eastAsia="Arial" w:hAnsi="Arial"/>
@@ -3703,7 +3874,7 @@
               <w:spacing w:after="10" w:before="0"/>
               <w:ind w:left="120"/>
             </w:pPr>
-            <w:hyperlink w:history="1" r:id="rIdoclw3nr6x7bylonatqnco">
+            <w:hyperlink w:history="1" r:id="rIdt4at6cycsq2yk6agm17ub">
               <w:r>
                 <w:rPr>
                   <w:rFonts w:ascii="Arial" w:cs="Arial" w:eastAsia="Arial" w:hAnsi="Arial"/>
@@ -3898,7 +4069,7 @@
             <w:pPr>
               <w:spacing w:after="20" w:before="0"/>
             </w:pPr>
-            <w:hyperlink w:history="1" r:id="rId3vrpdnxytnrcydhaiq5m7">
+            <w:hyperlink w:history="1" r:id="rIdysyhudhudwjl2rybea50y">
               <w:r>
                 <w:rPr>
                   <w:rFonts w:ascii="Arial" w:cs="Arial" w:eastAsia="Arial" w:hAnsi="Arial"/>
@@ -3931,7 +4102,7 @@
               <w:spacing w:after="10" w:before="0"/>
               <w:ind w:left="120"/>
             </w:pPr>
-            <w:hyperlink w:history="1" r:id="rIdy53smpso9uodj2nazgi0x">
+            <w:hyperlink w:history="1" r:id="rIdgg5pxoyzokxihx5by9phu">
               <w:r>
                 <w:rPr>
                   <w:rFonts w:ascii="Arial" w:cs="Arial" w:eastAsia="Arial" w:hAnsi="Arial"/>
@@ -3976,7 +4147,7 @@
             <w:pPr>
               <w:spacing w:after="20" w:before="0"/>
             </w:pPr>
-            <w:hyperlink w:history="1" r:id="rId4qnhvalfzdwhy6dm2ooee">
+            <w:hyperlink w:history="1" r:id="rIdemyabjo8oqb7zjbcgv6ac">
               <w:r>
                 <w:rPr>
                   <w:rFonts w:ascii="Arial" w:cs="Arial" w:eastAsia="Arial" w:hAnsi="Arial"/>
@@ -4009,7 +4180,7 @@
               <w:spacing w:after="10" w:before="0"/>
               <w:ind w:left="120"/>
             </w:pPr>
-            <w:hyperlink w:history="1" r:id="rIdfjdxjqgavol8zwp7k2yzy">
+            <w:hyperlink w:history="1" r:id="rIdehgchcc-ailiuono8xgvq">
               <w:r>
                 <w:rPr>
                   <w:rFonts w:ascii="Arial" w:cs="Arial" w:eastAsia="Arial" w:hAnsi="Arial"/>
@@ -4204,7 +4375,7 @@
             <w:pPr>
               <w:spacing w:after="20" w:before="0"/>
             </w:pPr>
-            <w:hyperlink w:history="1" r:id="rIdpsszytwf8auwhikmzh9le">
+            <w:hyperlink w:history="1" r:id="rId07upntnh4f1c_vmwukgtf">
               <w:r>
                 <w:rPr>
                   <w:rFonts w:ascii="Arial" w:cs="Arial" w:eastAsia="Arial" w:hAnsi="Arial"/>
@@ -4237,7 +4408,7 @@
               <w:spacing w:after="10" w:before="0"/>
               <w:ind w:left="120"/>
             </w:pPr>
-            <w:hyperlink w:history="1" r:id="rIdz1zqb4g1twth4y_myx_qf">
+            <w:hyperlink w:history="1" r:id="rIdjajbnbdgme4ajva01qms_">
               <w:r>
                 <w:rPr>
                   <w:rFonts w:ascii="Arial" w:cs="Arial" w:eastAsia="Arial" w:hAnsi="Arial"/>
@@ -4282,7 +4453,7 @@
             <w:pPr>
               <w:spacing w:after="20" w:before="0"/>
             </w:pPr>
-            <w:hyperlink w:history="1" r:id="rIdgcy6kzqgzgvz1mrtyssbl">
+            <w:hyperlink w:history="1" r:id="rIdkk4zlphgpewjiklh489_a">
               <w:r>
                 <w:rPr>
                   <w:rFonts w:ascii="Arial" w:cs="Arial" w:eastAsia="Arial" w:hAnsi="Arial"/>
@@ -4315,7 +4486,7 @@
               <w:spacing w:after="10" w:before="0"/>
               <w:ind w:left="120"/>
             </w:pPr>
-            <w:hyperlink w:history="1" r:id="rId8ezjsndu87zm4mrpsm88u">
+            <w:hyperlink w:history="1" r:id="rIdt407xopvjpmmgj2yadlog">
               <w:r>
                 <w:rPr>
                   <w:rFonts w:ascii="Arial" w:cs="Arial" w:eastAsia="Arial" w:hAnsi="Arial"/>
@@ -4510,7 +4681,7 @@
             <w:pPr>
               <w:spacing w:after="20" w:before="0"/>
             </w:pPr>
-            <w:hyperlink w:history="1" r:id="rId5gz04l2chucswdnnjkdwm">
+            <w:hyperlink w:history="1" r:id="rIdi2hcvukbcafyhkwm1psbb">
               <w:r>
                 <w:rPr>
                   <w:rFonts w:ascii="Arial" w:cs="Arial" w:eastAsia="Arial" w:hAnsi="Arial"/>
@@ -4543,7 +4714,7 @@
               <w:spacing w:after="10" w:before="0"/>
               <w:ind w:left="120"/>
             </w:pPr>
-            <w:hyperlink w:history="1" r:id="rIdpdmbg7gjjkzf1ftcpmue1">
+            <w:hyperlink w:history="1" r:id="rId2oxtfn-_3ldh_xhgaizlh">
               <w:r>
                 <w:rPr>
                   <w:rFonts w:ascii="Arial" w:cs="Arial" w:eastAsia="Arial" w:hAnsi="Arial"/>
@@ -4588,7 +4759,7 @@
             <w:pPr>
               <w:spacing w:after="20" w:before="0"/>
             </w:pPr>
-            <w:hyperlink w:history="1" r:id="rIdd7i5e2b6fq-nkqi1kqdks">
+            <w:hyperlink w:history="1" r:id="rIdnwf904ie7xul9rrv4xuea">
               <w:r>
                 <w:rPr>
                   <w:rFonts w:ascii="Arial" w:cs="Arial" w:eastAsia="Arial" w:hAnsi="Arial"/>
@@ -4621,7 +4792,7 @@
               <w:spacing w:after="10" w:before="0"/>
               <w:ind w:left="120"/>
             </w:pPr>
-            <w:hyperlink w:history="1" r:id="rIdjbboti7fi_brreby4phjp">
+            <w:hyperlink w:history="1" r:id="rIdc5hxcjyajrmyhebyu-2tb">
               <w:r>
                 <w:rPr>
                   <w:rFonts w:ascii="Arial" w:cs="Arial" w:eastAsia="Arial" w:hAnsi="Arial"/>
@@ -5117,6 +5288,65 @@
         </w:tc>
       </w:tr>
     </w:tbl>
+    <w:p>
+      <w:pPr>
+        <w:pBdr>
+          <w:top w:val="single" w:color="BBBBBB" w:sz="4" w:space="4"/>
+        </w:pBdr>
+        <w:spacing w:after="0" w:before="160"/>
+      </w:pPr>
+      <w:r>
+        <w:rPr>
+          <w:rFonts w:ascii="Arial" w:cs="Arial" w:eastAsia="Arial" w:hAnsi="Arial"/>
+          <w:color w:val="666666"/>
+          <w:sz w:val="14"/>
+          <w:szCs w:val="14"/>
+        </w:rPr>
+        <w:t xml:space="preserve">© 2026 SeaVuria and ARES. Aligned with KICD objectives. Developed by SeaVuria; technical implementation by ARES (with AI assistance from Claude). Licensed under </w:t>
+      </w:r>
+      <w:hyperlink w:history="1" r:id="rIdd7jgbqf-33s4trfvlogua">
+        <w:r>
+          <w:rPr>
+            <w:rFonts w:ascii="Arial" w:cs="Arial" w:eastAsia="Arial" w:hAnsi="Arial"/>
+            <w:color w:val="1F6B75"/>
+            <w:sz w:val="14"/>
+            <w:szCs w:val="14"/>
+            <w:u w:val="single" w:color="1F6B75"/>
+          </w:rPr>
+          <w:t xml:space="preserve">CC BY-NC 4.0</w:t>
+        </w:r>
+      </w:hyperlink>
+      <w:r>
+        <w:rPr>
+          <w:rFonts w:ascii="Arial" w:cs="Arial" w:eastAsia="Arial" w:hAnsi="Arial"/>
+          <w:color w:val="666666"/>
+          <w:sz w:val="14"/>
+          <w:szCs w:val="14"/>
+        </w:rPr>
+        <w:t xml:space="preserve"> (</w:t>
+      </w:r>
+      <w:hyperlink w:history="1" r:id="rIdd4bvxodcdz34gwqlnlav5">
+        <w:r>
+          <w:rPr>
+            <w:rFonts w:ascii="Arial" w:cs="Arial" w:eastAsia="Arial" w:hAnsi="Arial"/>
+            <w:color w:val="1F6B75"/>
+            <w:sz w:val="14"/>
+            <w:szCs w:val="14"/>
+            <w:u w:val="single" w:color="1F6B75"/>
+          </w:rPr>
+          <w:t xml:space="preserve">https://creativecommons.org/licenses/by-nc/4.0/</w:t>
+        </w:r>
+      </w:hyperlink>
+      <w:r>
+        <w:rPr>
+          <w:rFonts w:ascii="Arial" w:cs="Arial" w:eastAsia="Arial" w:hAnsi="Arial"/>
+          <w:color w:val="666666"/>
+          <w:sz w:val="14"/>
+          <w:szCs w:val="14"/>
+        </w:rPr>
+        <w:t xml:space="preserve">).</w:t>
+      </w:r>
+    </w:p>
     <w:p>
       <w:r>
         <w:br w:type="page"/>
@@ -6108,7 +6338,7 @@
             <w:pPr>
               <w:spacing w:after="20" w:before="0"/>
             </w:pPr>
-            <w:hyperlink w:history="1" r:id="rIdkjnr6dyyxk5axdrca1yn7">
+            <w:hyperlink w:history="1" r:id="rId7c4rjcvuwdy8qynjp3wwr">
               <w:r>
                 <w:rPr>
                   <w:rFonts w:ascii="Arial" w:cs="Arial" w:eastAsia="Arial" w:hAnsi="Arial"/>
@@ -6141,7 +6371,7 @@
               <w:spacing w:after="10" w:before="0"/>
               <w:ind w:left="120"/>
             </w:pPr>
-            <w:hyperlink w:history="1" r:id="rIdua7lkaukhvibbdcfuw7t4">
+            <w:hyperlink w:history="1" r:id="rIdmavroearznaotiuqazhh2">
               <w:r>
                 <w:rPr>
                   <w:rFonts w:ascii="Arial" w:cs="Arial" w:eastAsia="Arial" w:hAnsi="Arial"/>
@@ -6186,7 +6416,7 @@
             <w:pPr>
               <w:spacing w:after="20" w:before="0"/>
             </w:pPr>
-            <w:hyperlink w:history="1" r:id="rIdl_gpwyofyxphve1wbmrc3">
+            <w:hyperlink w:history="1" r:id="rIdrumsqi04nj0607krt5x8z">
               <w:r>
                 <w:rPr>
                   <w:rFonts w:ascii="Arial" w:cs="Arial" w:eastAsia="Arial" w:hAnsi="Arial"/>
@@ -6219,7 +6449,7 @@
               <w:spacing w:after="10" w:before="0"/>
               <w:ind w:left="120"/>
             </w:pPr>
-            <w:hyperlink w:history="1" r:id="rIdnaixfo4huxlkta94nojsv">
+            <w:hyperlink w:history="1" r:id="rIde4wy3pyprxfhgjyckq902">
               <w:r>
                 <w:rPr>
                   <w:rFonts w:ascii="Arial" w:cs="Arial" w:eastAsia="Arial" w:hAnsi="Arial"/>
@@ -6414,7 +6644,7 @@
             <w:pPr>
               <w:spacing w:after="20" w:before="0"/>
             </w:pPr>
-            <w:hyperlink w:history="1" r:id="rIdb2adj0mbnaqjkwpwfpro7">
+            <w:hyperlink w:history="1" r:id="rIddpj3goprnsnmmu-qat2ep">
               <w:r>
                 <w:rPr>
                   <w:rFonts w:ascii="Arial" w:cs="Arial" w:eastAsia="Arial" w:hAnsi="Arial"/>
@@ -6447,7 +6677,7 @@
               <w:spacing w:after="10" w:before="0"/>
               <w:ind w:left="120"/>
             </w:pPr>
-            <w:hyperlink w:history="1" r:id="rIdghcjv4trxxyccyoyuliei">
+            <w:hyperlink w:history="1" r:id="rIddtreh5_ruvcgwzz7880bc">
               <w:r>
                 <w:rPr>
                   <w:rFonts w:ascii="Arial" w:cs="Arial" w:eastAsia="Arial" w:hAnsi="Arial"/>
@@ -6492,7 +6722,7 @@
             <w:pPr>
               <w:spacing w:after="20" w:before="0"/>
             </w:pPr>
-            <w:hyperlink w:history="1" r:id="rIdk4xywlxwyqvxcrfp8t5jc">
+            <w:hyperlink w:history="1" r:id="rIdy7retfgj4_wfzr-kvpuxm">
               <w:r>
                 <w:rPr>
                   <w:rFonts w:ascii="Arial" w:cs="Arial" w:eastAsia="Arial" w:hAnsi="Arial"/>
@@ -6525,7 +6755,7 @@
               <w:spacing w:after="10" w:before="0"/>
               <w:ind w:left="120"/>
             </w:pPr>
-            <w:hyperlink w:history="1" r:id="rIdazf1qmkvactfhlvixtk8a">
+            <w:hyperlink w:history="1" r:id="rIdtvrezuzym3xtnkehy7edc">
               <w:r>
                 <w:rPr>
                   <w:rFonts w:ascii="Arial" w:cs="Arial" w:eastAsia="Arial" w:hAnsi="Arial"/>
@@ -6720,7 +6950,7 @@
             <w:pPr>
               <w:spacing w:after="20" w:before="0"/>
             </w:pPr>
-            <w:hyperlink w:history="1" r:id="rIdrdfchwut7k-zvuqcecf3z">
+            <w:hyperlink w:history="1" r:id="rIdsucrarqyriwxjjccxql-i">
               <w:r>
                 <w:rPr>
                   <w:rFonts w:ascii="Arial" w:cs="Arial" w:eastAsia="Arial" w:hAnsi="Arial"/>
@@ -6753,7 +6983,7 @@
               <w:spacing w:after="10" w:before="0"/>
               <w:ind w:left="120"/>
             </w:pPr>
-            <w:hyperlink w:history="1" r:id="rIdovzyo34kdv0q9eqs4imru">
+            <w:hyperlink w:history="1" r:id="rIdpmcx17wx1jhdpb3mupmew">
               <w:r>
                 <w:rPr>
                   <w:rFonts w:ascii="Arial" w:cs="Arial" w:eastAsia="Arial" w:hAnsi="Arial"/>
@@ -6798,7 +7028,7 @@
             <w:pPr>
               <w:spacing w:after="20" w:before="0"/>
             </w:pPr>
-            <w:hyperlink w:history="1" r:id="rId87fwxawqacb08v-cyzaof">
+            <w:hyperlink w:history="1" r:id="rId6d_5jdemmsulblgc1iunp">
               <w:r>
                 <w:rPr>
                   <w:rFonts w:ascii="Arial" w:cs="Arial" w:eastAsia="Arial" w:hAnsi="Arial"/>
@@ -6831,7 +7061,7 @@
               <w:spacing w:after="10" w:before="0"/>
               <w:ind w:left="120"/>
             </w:pPr>
-            <w:hyperlink w:history="1" r:id="rIdnm9cti8rz_ee-ga_kodbx">
+            <w:hyperlink w:history="1" r:id="rIdt0xhsvy5gih6mi9s_rrwp">
               <w:r>
                 <w:rPr>
                   <w:rFonts w:ascii="Arial" w:cs="Arial" w:eastAsia="Arial" w:hAnsi="Arial"/>
@@ -7026,7 +7256,7 @@
             <w:pPr>
               <w:spacing w:after="20" w:before="0"/>
             </w:pPr>
-            <w:hyperlink w:history="1" r:id="rIda0du8r47t1aeovy4mmoui">
+            <w:hyperlink w:history="1" r:id="rId2kgadyeiwp3q8j_xiwx43">
               <w:r>
                 <w:rPr>
                   <w:rFonts w:ascii="Arial" w:cs="Arial" w:eastAsia="Arial" w:hAnsi="Arial"/>
@@ -7059,7 +7289,7 @@
               <w:spacing w:after="10" w:before="0"/>
               <w:ind w:left="120"/>
             </w:pPr>
-            <w:hyperlink w:history="1" r:id="rId0bdhomk5hgehatcneosn-">
+            <w:hyperlink w:history="1" r:id="rIdz2tefsg4mlykdiedp5stb">
               <w:r>
                 <w:rPr>
                   <w:rFonts w:ascii="Arial" w:cs="Arial" w:eastAsia="Arial" w:hAnsi="Arial"/>
@@ -7104,7 +7334,7 @@
             <w:pPr>
               <w:spacing w:after="20" w:before="0"/>
             </w:pPr>
-            <w:hyperlink w:history="1" r:id="rIdtvvybfkhk9zxvcz1u6p1o">
+            <w:hyperlink w:history="1" r:id="rIdt8p62q6ywtpon3hrbbq6r">
               <w:r>
                 <w:rPr>
                   <w:rFonts w:ascii="Arial" w:cs="Arial" w:eastAsia="Arial" w:hAnsi="Arial"/>
@@ -7137,7 +7367,7 @@
               <w:spacing w:after="10" w:before="0"/>
               <w:ind w:left="120"/>
             </w:pPr>
-            <w:hyperlink w:history="1" r:id="rIdgcwr2sm-aqlcv9jaakfb4">
+            <w:hyperlink w:history="1" r:id="rIdgxohykfvd7or1w9awc9j9">
               <w:r>
                 <w:rPr>
                   <w:rFonts w:ascii="Arial" w:cs="Arial" w:eastAsia="Arial" w:hAnsi="Arial"/>
@@ -7332,7 +7562,7 @@
             <w:pPr>
               <w:spacing w:after="20" w:before="0"/>
             </w:pPr>
-            <w:hyperlink w:history="1" r:id="rIdl9ul8en6bnquirvpuq_p_">
+            <w:hyperlink w:history="1" r:id="rIdoid8scaztwaag0704isxb">
               <w:r>
                 <w:rPr>
                   <w:rFonts w:ascii="Arial" w:cs="Arial" w:eastAsia="Arial" w:hAnsi="Arial"/>
@@ -7365,7 +7595,7 @@
               <w:spacing w:after="10" w:before="0"/>
               <w:ind w:left="120"/>
             </w:pPr>
-            <w:hyperlink w:history="1" r:id="rId_k76vgcv-07t9u2-urodq">
+            <w:hyperlink w:history="1" r:id="rIdlu8-t39dgpuyesz5yjvwz">
               <w:r>
                 <w:rPr>
                   <w:rFonts w:ascii="Arial" w:cs="Arial" w:eastAsia="Arial" w:hAnsi="Arial"/>
@@ -7410,7 +7640,7 @@
             <w:pPr>
               <w:spacing w:after="20" w:before="0"/>
             </w:pPr>
-            <w:hyperlink w:history="1" r:id="rIdmiwp4c1roj11lfn912uj5">
+            <w:hyperlink w:history="1" r:id="rIdfrvs0buajqbrehp2gru1_">
               <w:r>
                 <w:rPr>
                   <w:rFonts w:ascii="Arial" w:cs="Arial" w:eastAsia="Arial" w:hAnsi="Arial"/>
@@ -7443,7 +7673,7 @@
               <w:spacing w:after="10" w:before="0"/>
               <w:ind w:left="120"/>
             </w:pPr>
-            <w:hyperlink w:history="1" r:id="rIdrblcga7yvmxfbwfupada_">
+            <w:hyperlink w:history="1" r:id="rIdqf99ovvnf8fjrqiwo5rmz">
               <w:r>
                 <w:rPr>
                   <w:rFonts w:ascii="Arial" w:cs="Arial" w:eastAsia="Arial" w:hAnsi="Arial"/>
@@ -7939,6 +8169,65 @@
         </w:tc>
       </w:tr>
     </w:tbl>
+    <w:p>
+      <w:pPr>
+        <w:pBdr>
+          <w:top w:val="single" w:color="BBBBBB" w:sz="4" w:space="4"/>
+        </w:pBdr>
+        <w:spacing w:after="0" w:before="160"/>
+      </w:pPr>
+      <w:r>
+        <w:rPr>
+          <w:rFonts w:ascii="Arial" w:cs="Arial" w:eastAsia="Arial" w:hAnsi="Arial"/>
+          <w:color w:val="666666"/>
+          <w:sz w:val="14"/>
+          <w:szCs w:val="14"/>
+        </w:rPr>
+        <w:t xml:space="preserve">© 2026 SeaVuria and ARES. Aligned with KICD objectives. Developed by SeaVuria; technical implementation by ARES (with AI assistance from Claude). Licensed under </w:t>
+      </w:r>
+      <w:hyperlink w:history="1" r:id="rIdmmu48julim5ukkolc30aq">
+        <w:r>
+          <w:rPr>
+            <w:rFonts w:ascii="Arial" w:cs="Arial" w:eastAsia="Arial" w:hAnsi="Arial"/>
+            <w:color w:val="1F6B75"/>
+            <w:sz w:val="14"/>
+            <w:szCs w:val="14"/>
+            <w:u w:val="single" w:color="1F6B75"/>
+          </w:rPr>
+          <w:t xml:space="preserve">CC BY-NC 4.0</w:t>
+        </w:r>
+      </w:hyperlink>
+      <w:r>
+        <w:rPr>
+          <w:rFonts w:ascii="Arial" w:cs="Arial" w:eastAsia="Arial" w:hAnsi="Arial"/>
+          <w:color w:val="666666"/>
+          <w:sz w:val="14"/>
+          <w:szCs w:val="14"/>
+        </w:rPr>
+        <w:t xml:space="preserve"> (</w:t>
+      </w:r>
+      <w:hyperlink w:history="1" r:id="rIdhuq-6osuu_ceknwro_yg1">
+        <w:r>
+          <w:rPr>
+            <w:rFonts w:ascii="Arial" w:cs="Arial" w:eastAsia="Arial" w:hAnsi="Arial"/>
+            <w:color w:val="1F6B75"/>
+            <w:sz w:val="14"/>
+            <w:szCs w:val="14"/>
+            <w:u w:val="single" w:color="1F6B75"/>
+          </w:rPr>
+          <w:t xml:space="preserve">https://creativecommons.org/licenses/by-nc/4.0/</w:t>
+        </w:r>
+      </w:hyperlink>
+      <w:r>
+        <w:rPr>
+          <w:rFonts w:ascii="Arial" w:cs="Arial" w:eastAsia="Arial" w:hAnsi="Arial"/>
+          <w:color w:val="666666"/>
+          <w:sz w:val="14"/>
+          <w:szCs w:val="14"/>
+        </w:rPr>
+        <w:t xml:space="preserve">).</w:t>
+      </w:r>
+    </w:p>
     <w:p>
       <w:r>
         <w:br w:type="page"/>
@@ -8930,7 +9219,7 @@
             <w:pPr>
               <w:spacing w:after="20" w:before="0"/>
             </w:pPr>
-            <w:hyperlink w:history="1" r:id="rIdy2sh6_awul7ctgp7vrojb">
+            <w:hyperlink w:history="1" r:id="rId7x6ghyg2tct7n4wcbbw44">
               <w:r>
                 <w:rPr>
                   <w:rFonts w:ascii="Arial" w:cs="Arial" w:eastAsia="Arial" w:hAnsi="Arial"/>
@@ -8963,7 +9252,7 @@
               <w:spacing w:after="10" w:before="0"/>
               <w:ind w:left="120"/>
             </w:pPr>
-            <w:hyperlink w:history="1" r:id="rIdbnmplusumgcumd6z8wnmh">
+            <w:hyperlink w:history="1" r:id="rIdc0fbhcc5ysugs044ojh5s">
               <w:r>
                 <w:rPr>
                   <w:rFonts w:ascii="Arial" w:cs="Arial" w:eastAsia="Arial" w:hAnsi="Arial"/>
@@ -9008,7 +9297,7 @@
             <w:pPr>
               <w:spacing w:after="20" w:before="0"/>
             </w:pPr>
-            <w:hyperlink w:history="1" r:id="rIdxlyozbaqdbtbbj3uykl9j">
+            <w:hyperlink w:history="1" r:id="rIdtju5eg1wbhmkag3f2mkfl">
               <w:r>
                 <w:rPr>
                   <w:rFonts w:ascii="Arial" w:cs="Arial" w:eastAsia="Arial" w:hAnsi="Arial"/>
@@ -9041,7 +9330,7 @@
               <w:spacing w:after="10" w:before="0"/>
               <w:ind w:left="120"/>
             </w:pPr>
-            <w:hyperlink w:history="1" r:id="rIddrvns9f-wey-jrtvmuths">
+            <w:hyperlink w:history="1" r:id="rIdmgkzauzhv7yxde1pe23cc">
               <w:r>
                 <w:rPr>
                   <w:rFonts w:ascii="Arial" w:cs="Arial" w:eastAsia="Arial" w:hAnsi="Arial"/>
@@ -9236,7 +9525,7 @@
             <w:pPr>
               <w:spacing w:after="20" w:before="0"/>
             </w:pPr>
-            <w:hyperlink w:history="1" r:id="rIdq5hjugrykkmd4kec6-s9l">
+            <w:hyperlink w:history="1" r:id="rIdgdo-essd7okiy_r0pzxf3">
               <w:r>
                 <w:rPr>
                   <w:rFonts w:ascii="Arial" w:cs="Arial" w:eastAsia="Arial" w:hAnsi="Arial"/>
@@ -9269,7 +9558,7 @@
               <w:spacing w:after="10" w:before="0"/>
               <w:ind w:left="120"/>
             </w:pPr>
-            <w:hyperlink w:history="1" r:id="rId0zjl8levsss7uypa7yqr6">
+            <w:hyperlink w:history="1" r:id="rIdnn5nthz8iml0n_jokbvsj">
               <w:r>
                 <w:rPr>
                   <w:rFonts w:ascii="Arial" w:cs="Arial" w:eastAsia="Arial" w:hAnsi="Arial"/>
@@ -9314,7 +9603,7 @@
             <w:pPr>
               <w:spacing w:after="20" w:before="0"/>
             </w:pPr>
-            <w:hyperlink w:history="1" r:id="rIdrmtldw7-8gve9vdrqow44">
+            <w:hyperlink w:history="1" r:id="rIdj8zlqdwt92fem6xgfmksu">
               <w:r>
                 <w:rPr>
                   <w:rFonts w:ascii="Arial" w:cs="Arial" w:eastAsia="Arial" w:hAnsi="Arial"/>
@@ -9347,7 +9636,7 @@
               <w:spacing w:after="10" w:before="0"/>
               <w:ind w:left="120"/>
             </w:pPr>
-            <w:hyperlink w:history="1" r:id="rIdcilxguenuf9iut1lffkqw">
+            <w:hyperlink w:history="1" r:id="rIdpg5g1suzfns-15qqilcva">
               <w:r>
                 <w:rPr>
                   <w:rFonts w:ascii="Arial" w:cs="Arial" w:eastAsia="Arial" w:hAnsi="Arial"/>
@@ -9770,7 +10059,7 @@
             <w:pPr>
               <w:spacing w:after="20" w:before="0"/>
             </w:pPr>
-            <w:hyperlink w:history="1" r:id="rIdtlzhohtso3ngvuf4_jtx9">
+            <w:hyperlink w:history="1" r:id="rIdmt_xebppxydbmqcn4s7ux">
               <w:r>
                 <w:rPr>
                   <w:rFonts w:ascii="Arial" w:cs="Arial" w:eastAsia="Arial" w:hAnsi="Arial"/>
@@ -9803,7 +10092,7 @@
               <w:spacing w:after="10" w:before="0"/>
               <w:ind w:left="120"/>
             </w:pPr>
-            <w:hyperlink w:history="1" r:id="rIdd_s5yknqbg0vtfsixixhn">
+            <w:hyperlink w:history="1" r:id="rIdazht_7ttmdd_onp5zudz5">
               <w:r>
                 <w:rPr>
                   <w:rFonts w:ascii="Arial" w:cs="Arial" w:eastAsia="Arial" w:hAnsi="Arial"/>
@@ -9848,7 +10137,7 @@
             <w:pPr>
               <w:spacing w:after="20" w:before="0"/>
             </w:pPr>
-            <w:hyperlink w:history="1" r:id="rIdw9oskgcijskr5an-hgcde">
+            <w:hyperlink w:history="1" r:id="rIdxdh2r1u6safh5bwhsktyt">
               <w:r>
                 <w:rPr>
                   <w:rFonts w:ascii="Arial" w:cs="Arial" w:eastAsia="Arial" w:hAnsi="Arial"/>
@@ -9881,7 +10170,7 @@
               <w:spacing w:after="10" w:before="0"/>
               <w:ind w:left="120"/>
             </w:pPr>
-            <w:hyperlink w:history="1" r:id="rIdii0hbk-lovarsyo_n5fml">
+            <w:hyperlink w:history="1" r:id="rIdwn6covd2napchhqeelz8v">
               <w:r>
                 <w:rPr>
                   <w:rFonts w:ascii="Arial" w:cs="Arial" w:eastAsia="Arial" w:hAnsi="Arial"/>
@@ -10228,7 +10517,7 @@
             <w:pPr>
               <w:spacing w:after="20" w:before="0"/>
             </w:pPr>
-            <w:hyperlink w:history="1" r:id="rIdskzcidzbg7w-gxbqjnnk4">
+            <w:hyperlink w:history="1" r:id="rId2aq4a5cakfeoddbr6lypr">
               <w:r>
                 <w:rPr>
                   <w:rFonts w:ascii="Arial" w:cs="Arial" w:eastAsia="Arial" w:hAnsi="Arial"/>
@@ -10261,7 +10550,7 @@
               <w:spacing w:after="10" w:before="0"/>
               <w:ind w:left="120"/>
             </w:pPr>
-            <w:hyperlink w:history="1" r:id="rIdeoykdw1lkaepcjr6rfbxg">
+            <w:hyperlink w:history="1" r:id="rId8csojolczbci5qoxui9fa">
               <w:r>
                 <w:rPr>
                   <w:rFonts w:ascii="Arial" w:cs="Arial" w:eastAsia="Arial" w:hAnsi="Arial"/>
@@ -10306,7 +10595,7 @@
             <w:pPr>
               <w:spacing w:after="20" w:before="0"/>
             </w:pPr>
-            <w:hyperlink w:history="1" r:id="rId7y7hxxwvadzc1ebjjc3i0">
+            <w:hyperlink w:history="1" r:id="rId22t-1jomh3h0s2jo0kpp3">
               <w:r>
                 <w:rPr>
                   <w:rFonts w:ascii="Arial" w:cs="Arial" w:eastAsia="Arial" w:hAnsi="Arial"/>
@@ -10339,7 +10628,7 @@
               <w:spacing w:after="10" w:before="0"/>
               <w:ind w:left="120"/>
             </w:pPr>
-            <w:hyperlink w:history="1" r:id="rIdqbvxyne5oreerx__bkhkv">
+            <w:hyperlink w:history="1" r:id="rIdssnuyaeljue7wklq8nvgw">
               <w:r>
                 <w:rPr>
                   <w:rFonts w:ascii="Arial" w:cs="Arial" w:eastAsia="Arial" w:hAnsi="Arial"/>
@@ -10534,7 +10823,7 @@
             <w:pPr>
               <w:spacing w:after="20" w:before="0"/>
             </w:pPr>
-            <w:hyperlink w:history="1" r:id="rIduoi3ltum5_uz3jadqtkmc">
+            <w:hyperlink w:history="1" r:id="rIdqgvtjvs1bszfjb4l5k-as">
               <w:r>
                 <w:rPr>
                   <w:rFonts w:ascii="Arial" w:cs="Arial" w:eastAsia="Arial" w:hAnsi="Arial"/>
@@ -10567,7 +10856,7 @@
               <w:spacing w:after="10" w:before="0"/>
               <w:ind w:left="120"/>
             </w:pPr>
-            <w:hyperlink w:history="1" r:id="rIdkqyjrhp7m5rcjuknknbmn">
+            <w:hyperlink w:history="1" r:id="rIdnlxxnfxoc2vdypjnhwk9d">
               <w:r>
                 <w:rPr>
                   <w:rFonts w:ascii="Arial" w:cs="Arial" w:eastAsia="Arial" w:hAnsi="Arial"/>
@@ -10612,7 +10901,7 @@
             <w:pPr>
               <w:spacing w:after="20" w:before="0"/>
             </w:pPr>
-            <w:hyperlink w:history="1" r:id="rIdppz1-mdkzn6mq5hclrixf">
+            <w:hyperlink w:history="1" r:id="rIdye3iqyx7xgjjuqup399t9">
               <w:r>
                 <w:rPr>
                   <w:rFonts w:ascii="Arial" w:cs="Arial" w:eastAsia="Arial" w:hAnsi="Arial"/>
@@ -10645,7 +10934,7 @@
               <w:spacing w:after="10" w:before="0"/>
               <w:ind w:left="120"/>
             </w:pPr>
-            <w:hyperlink w:history="1" r:id="rIdynytraghbh73bni1pswgt">
+            <w:hyperlink w:history="1" r:id="rIdcaip_kvecaazwrzwqh7fy">
               <w:r>
                 <w:rPr>
                   <w:rFonts w:ascii="Arial" w:cs="Arial" w:eastAsia="Arial" w:hAnsi="Arial"/>
@@ -11141,6 +11430,65 @@
         </w:tc>
       </w:tr>
     </w:tbl>
+    <w:p>
+      <w:pPr>
+        <w:pBdr>
+          <w:top w:val="single" w:color="BBBBBB" w:sz="4" w:space="4"/>
+        </w:pBdr>
+        <w:spacing w:after="0" w:before="160"/>
+      </w:pPr>
+      <w:r>
+        <w:rPr>
+          <w:rFonts w:ascii="Arial" w:cs="Arial" w:eastAsia="Arial" w:hAnsi="Arial"/>
+          <w:color w:val="666666"/>
+          <w:sz w:val="14"/>
+          <w:szCs w:val="14"/>
+        </w:rPr>
+        <w:t xml:space="preserve">© 2026 SeaVuria and ARES. Aligned with KICD objectives. Developed by SeaVuria; technical implementation by ARES (with AI assistance from Claude). Licensed under </w:t>
+      </w:r>
+      <w:hyperlink w:history="1" r:id="rIdhr1znswcdxlkjntnz5trm">
+        <w:r>
+          <w:rPr>
+            <w:rFonts w:ascii="Arial" w:cs="Arial" w:eastAsia="Arial" w:hAnsi="Arial"/>
+            <w:color w:val="1F6B75"/>
+            <w:sz w:val="14"/>
+            <w:szCs w:val="14"/>
+            <w:u w:val="single" w:color="1F6B75"/>
+          </w:rPr>
+          <w:t xml:space="preserve">CC BY-NC 4.0</w:t>
+        </w:r>
+      </w:hyperlink>
+      <w:r>
+        <w:rPr>
+          <w:rFonts w:ascii="Arial" w:cs="Arial" w:eastAsia="Arial" w:hAnsi="Arial"/>
+          <w:color w:val="666666"/>
+          <w:sz w:val="14"/>
+          <w:szCs w:val="14"/>
+        </w:rPr>
+        <w:t xml:space="preserve"> (</w:t>
+      </w:r>
+      <w:hyperlink w:history="1" r:id="rId6_u4ychopyr_lhmttsuqz">
+        <w:r>
+          <w:rPr>
+            <w:rFonts w:ascii="Arial" w:cs="Arial" w:eastAsia="Arial" w:hAnsi="Arial"/>
+            <w:color w:val="1F6B75"/>
+            <w:sz w:val="14"/>
+            <w:szCs w:val="14"/>
+            <w:u w:val="single" w:color="1F6B75"/>
+          </w:rPr>
+          <w:t xml:space="preserve">https://creativecommons.org/licenses/by-nc/4.0/</w:t>
+        </w:r>
+      </w:hyperlink>
+      <w:r>
+        <w:rPr>
+          <w:rFonts w:ascii="Arial" w:cs="Arial" w:eastAsia="Arial" w:hAnsi="Arial"/>
+          <w:color w:val="666666"/>
+          <w:sz w:val="14"/>
+          <w:szCs w:val="14"/>
+        </w:rPr>
+        <w:t xml:space="preserve">).</w:t>
+      </w:r>
+    </w:p>
     <w:p>
       <w:r>
         <w:br w:type="page"/>
@@ -12132,7 +12480,7 @@
             <w:pPr>
               <w:spacing w:after="20" w:before="0"/>
             </w:pPr>
-            <w:hyperlink w:history="1" r:id="rIdjfp_sjwgdm9w6mwmv6ehx">
+            <w:hyperlink w:history="1" r:id="rIdba_jswlthzsybvwxlia87">
               <w:r>
                 <w:rPr>
                   <w:rFonts w:ascii="Arial" w:cs="Arial" w:eastAsia="Arial" w:hAnsi="Arial"/>
@@ -12165,7 +12513,7 @@
               <w:spacing w:after="10" w:before="0"/>
               <w:ind w:left="120"/>
             </w:pPr>
-            <w:hyperlink w:history="1" r:id="rIdpgx9y9fzgutrivn3hlo4r">
+            <w:hyperlink w:history="1" r:id="rIdkcdeeadjxlesjh0breero">
               <w:r>
                 <w:rPr>
                   <w:rFonts w:ascii="Arial" w:cs="Arial" w:eastAsia="Arial" w:hAnsi="Arial"/>
@@ -12210,7 +12558,7 @@
             <w:pPr>
               <w:spacing w:after="20" w:before="0"/>
             </w:pPr>
-            <w:hyperlink w:history="1" r:id="rId5njaktn6wxw0dboqlbuo2">
+            <w:hyperlink w:history="1" r:id="rId2-nbebsn1wshy_qargpxc">
               <w:r>
                 <w:rPr>
                   <w:rFonts w:ascii="Arial" w:cs="Arial" w:eastAsia="Arial" w:hAnsi="Arial"/>
@@ -12243,7 +12591,7 @@
               <w:spacing w:after="10" w:before="0"/>
               <w:ind w:left="120"/>
             </w:pPr>
-            <w:hyperlink w:history="1" r:id="rId5-ofi56lav6jlbtyncq5p">
+            <w:hyperlink w:history="1" r:id="rIdggcixdnpxpaywbxtulhml">
               <w:r>
                 <w:rPr>
                   <w:rFonts w:ascii="Arial" w:cs="Arial" w:eastAsia="Arial" w:hAnsi="Arial"/>
@@ -12438,7 +12786,7 @@
             <w:pPr>
               <w:spacing w:after="20" w:before="0"/>
             </w:pPr>
-            <w:hyperlink w:history="1" r:id="rIdmfth5-nzuwidfmvnmudt0">
+            <w:hyperlink w:history="1" r:id="rId2ippw3yvzg8dok_sx-mvl">
               <w:r>
                 <w:rPr>
                   <w:rFonts w:ascii="Arial" w:cs="Arial" w:eastAsia="Arial" w:hAnsi="Arial"/>
@@ -12471,7 +12819,7 @@
               <w:spacing w:after="10" w:before="0"/>
               <w:ind w:left="120"/>
             </w:pPr>
-            <w:hyperlink w:history="1" r:id="rIdx7o6qgbtey3jss3r7feb8">
+            <w:hyperlink w:history="1" r:id="rIdeyglhfzftujzfll_ydhde">
               <w:r>
                 <w:rPr>
                   <w:rFonts w:ascii="Arial" w:cs="Arial" w:eastAsia="Arial" w:hAnsi="Arial"/>
@@ -12516,7 +12864,7 @@
             <w:pPr>
               <w:spacing w:after="20" w:before="0"/>
             </w:pPr>
-            <w:hyperlink w:history="1" r:id="rIdhjjffm2huclqxl8zpjzac">
+            <w:hyperlink w:history="1" r:id="rIdi6qup24vjkc1-nwzwd7u_">
               <w:r>
                 <w:rPr>
                   <w:rFonts w:ascii="Arial" w:cs="Arial" w:eastAsia="Arial" w:hAnsi="Arial"/>
@@ -12549,7 +12897,7 @@
               <w:spacing w:after="10" w:before="0"/>
               <w:ind w:left="120"/>
             </w:pPr>
-            <w:hyperlink w:history="1" r:id="rIdc_tvw4tdaorgmgg-tiym7">
+            <w:hyperlink w:history="1" r:id="rIdlkn75kqb_vmvnslukjssr">
               <w:r>
                 <w:rPr>
                   <w:rFonts w:ascii="Arial" w:cs="Arial" w:eastAsia="Arial" w:hAnsi="Arial"/>
@@ -12744,7 +13092,7 @@
             <w:pPr>
               <w:spacing w:after="20" w:before="0"/>
             </w:pPr>
-            <w:hyperlink w:history="1" r:id="rIdi0h0r26di4xdlf6-botn7">
+            <w:hyperlink w:history="1" r:id="rIdi3zlwrhoi86hdjuypyukc">
               <w:r>
                 <w:rPr>
                   <w:rFonts w:ascii="Arial" w:cs="Arial" w:eastAsia="Arial" w:hAnsi="Arial"/>
@@ -12777,7 +13125,7 @@
               <w:spacing w:after="10" w:before="0"/>
               <w:ind w:left="120"/>
             </w:pPr>
-            <w:hyperlink w:history="1" r:id="rId-qljttr61umo1gykcglon">
+            <w:hyperlink w:history="1" r:id="rIdwdkvqfvt117ocqro6mqum">
               <w:r>
                 <w:rPr>
                   <w:rFonts w:ascii="Arial" w:cs="Arial" w:eastAsia="Arial" w:hAnsi="Arial"/>
@@ -12822,7 +13170,7 @@
             <w:pPr>
               <w:spacing w:after="20" w:before="0"/>
             </w:pPr>
-            <w:hyperlink w:history="1" r:id="rIdh8xpcc9uzmcrnlkk6bo4g">
+            <w:hyperlink w:history="1" r:id="rIdikbrroobbu5hxdnoboehr">
               <w:r>
                 <w:rPr>
                   <w:rFonts w:ascii="Arial" w:cs="Arial" w:eastAsia="Arial" w:hAnsi="Arial"/>
@@ -12855,7 +13203,7 @@
               <w:spacing w:after="10" w:before="0"/>
               <w:ind w:left="120"/>
             </w:pPr>
-            <w:hyperlink w:history="1" r:id="rIdluxwiik3s_cp9jvdaxdew">
+            <w:hyperlink w:history="1" r:id="rIdzrkrwlkcpvn5ja4hcjl9i">
               <w:r>
                 <w:rPr>
                   <w:rFonts w:ascii="Arial" w:cs="Arial" w:eastAsia="Arial" w:hAnsi="Arial"/>
@@ -13050,7 +13398,7 @@
             <w:pPr>
               <w:spacing w:after="20" w:before="0"/>
             </w:pPr>
-            <w:hyperlink w:history="1" r:id="rId6n3p_oka-pwgmdqp_yp6h">
+            <w:hyperlink w:history="1" r:id="rIdtjhjpe_2jddns0dewauqg">
               <w:r>
                 <w:rPr>
                   <w:rFonts w:ascii="Arial" w:cs="Arial" w:eastAsia="Arial" w:hAnsi="Arial"/>
@@ -13083,7 +13431,7 @@
               <w:spacing w:after="10" w:before="0"/>
               <w:ind w:left="120"/>
             </w:pPr>
-            <w:hyperlink w:history="1" r:id="rId2wxd32dvmv_yw4l2vg8f7">
+            <w:hyperlink w:history="1" r:id="rIdkz4_skbjuna1w_qtjmuep">
               <w:r>
                 <w:rPr>
                   <w:rFonts w:ascii="Arial" w:cs="Arial" w:eastAsia="Arial" w:hAnsi="Arial"/>
@@ -13128,7 +13476,7 @@
             <w:pPr>
               <w:spacing w:after="20" w:before="0"/>
             </w:pPr>
-            <w:hyperlink w:history="1" r:id="rId9vbo3j_yauwtna8i8vkoe">
+            <w:hyperlink w:history="1" r:id="rIdl4iz8gz_tir_blxnaujp4">
               <w:r>
                 <w:rPr>
                   <w:rFonts w:ascii="Arial" w:cs="Arial" w:eastAsia="Arial" w:hAnsi="Arial"/>
@@ -13161,7 +13509,7 @@
               <w:spacing w:after="10" w:before="0"/>
               <w:ind w:left="120"/>
             </w:pPr>
-            <w:hyperlink w:history="1" r:id="rIdnfczth-tdnisccnpkpe_w">
+            <w:hyperlink w:history="1" r:id="rIdavxcrycmluzxa-zmsmxm7">
               <w:r>
                 <w:rPr>
                   <w:rFonts w:ascii="Arial" w:cs="Arial" w:eastAsia="Arial" w:hAnsi="Arial"/>
@@ -13356,7 +13704,7 @@
             <w:pPr>
               <w:spacing w:after="20" w:before="0"/>
             </w:pPr>
-            <w:hyperlink w:history="1" r:id="rIdhxwlp2r8aow6_yf_mn62a">
+            <w:hyperlink w:history="1" r:id="rId5_ieett3hhj1lwbbsjxeq">
               <w:r>
                 <w:rPr>
                   <w:rFonts w:ascii="Arial" w:cs="Arial" w:eastAsia="Arial" w:hAnsi="Arial"/>
@@ -13389,7 +13737,7 @@
               <w:spacing w:after="10" w:before="0"/>
               <w:ind w:left="120"/>
             </w:pPr>
-            <w:hyperlink w:history="1" r:id="rIdt8gca5ua6gjnbjorrjtrs">
+            <w:hyperlink w:history="1" r:id="rIdq-5x4svpioumon6ojnjr5">
               <w:r>
                 <w:rPr>
                   <w:rFonts w:ascii="Arial" w:cs="Arial" w:eastAsia="Arial" w:hAnsi="Arial"/>
@@ -13434,7 +13782,7 @@
             <w:pPr>
               <w:spacing w:after="20" w:before="0"/>
             </w:pPr>
-            <w:hyperlink w:history="1" r:id="rIdflsmjy3jlnurzdzdeepnx">
+            <w:hyperlink w:history="1" r:id="rId0mv3ibw--k2epivlrkmrh">
               <w:r>
                 <w:rPr>
                   <w:rFonts w:ascii="Arial" w:cs="Arial" w:eastAsia="Arial" w:hAnsi="Arial"/>
@@ -13467,7 +13815,7 @@
               <w:spacing w:after="10" w:before="0"/>
               <w:ind w:left="120"/>
             </w:pPr>
-            <w:hyperlink w:history="1" r:id="rIdbd8msyuv5tn5esvopgi8-">
+            <w:hyperlink w:history="1" r:id="rId9nffmdrx9d7boyrwq0rsc">
               <w:r>
                 <w:rPr>
                   <w:rFonts w:ascii="Arial" w:cs="Arial" w:eastAsia="Arial" w:hAnsi="Arial"/>
@@ -14058,6 +14406,65 @@
         </w:tc>
       </w:tr>
     </w:tbl>
+    <w:p>
+      <w:pPr>
+        <w:pBdr>
+          <w:top w:val="single" w:color="BBBBBB" w:sz="4" w:space="4"/>
+        </w:pBdr>
+        <w:spacing w:after="0" w:before="160"/>
+      </w:pPr>
+      <w:r>
+        <w:rPr>
+          <w:rFonts w:ascii="Arial" w:cs="Arial" w:eastAsia="Arial" w:hAnsi="Arial"/>
+          <w:color w:val="666666"/>
+          <w:sz w:val="14"/>
+          <w:szCs w:val="14"/>
+        </w:rPr>
+        <w:t xml:space="preserve">© 2026 SeaVuria and ARES. Aligned with KICD objectives. Developed by SeaVuria; technical implementation by ARES (with AI assistance from Claude). Licensed under </w:t>
+      </w:r>
+      <w:hyperlink w:history="1" r:id="rIdq8muw0az0y7qljc9max5a">
+        <w:r>
+          <w:rPr>
+            <w:rFonts w:ascii="Arial" w:cs="Arial" w:eastAsia="Arial" w:hAnsi="Arial"/>
+            <w:color w:val="1F6B75"/>
+            <w:sz w:val="14"/>
+            <w:szCs w:val="14"/>
+            <w:u w:val="single" w:color="1F6B75"/>
+          </w:rPr>
+          <w:t xml:space="preserve">CC BY-NC 4.0</w:t>
+        </w:r>
+      </w:hyperlink>
+      <w:r>
+        <w:rPr>
+          <w:rFonts w:ascii="Arial" w:cs="Arial" w:eastAsia="Arial" w:hAnsi="Arial"/>
+          <w:color w:val="666666"/>
+          <w:sz w:val="14"/>
+          <w:szCs w:val="14"/>
+        </w:rPr>
+        <w:t xml:space="preserve"> (</w:t>
+      </w:r>
+      <w:hyperlink w:history="1" r:id="rId6-hwqfy-9knvewnswl1hl">
+        <w:r>
+          <w:rPr>
+            <w:rFonts w:ascii="Arial" w:cs="Arial" w:eastAsia="Arial" w:hAnsi="Arial"/>
+            <w:color w:val="1F6B75"/>
+            <w:sz w:val="14"/>
+            <w:szCs w:val="14"/>
+            <w:u w:val="single" w:color="1F6B75"/>
+          </w:rPr>
+          <w:t xml:space="preserve">https://creativecommons.org/licenses/by-nc/4.0/</w:t>
+        </w:r>
+      </w:hyperlink>
+      <w:r>
+        <w:rPr>
+          <w:rFonts w:ascii="Arial" w:cs="Arial" w:eastAsia="Arial" w:hAnsi="Arial"/>
+          <w:color w:val="666666"/>
+          <w:sz w:val="14"/>
+          <w:szCs w:val="14"/>
+        </w:rPr>
+        <w:t xml:space="preserve">).</w:t>
+      </w:r>
+    </w:p>
     <w:p>
       <w:r>
         <w:br w:type="page"/>
@@ -15268,7 +15675,7 @@
             <w:pPr>
               <w:spacing w:after="20" w:before="0"/>
             </w:pPr>
-            <w:hyperlink w:history="1" r:id="rId5pprizov3hde7wroj7lql">
+            <w:hyperlink w:history="1" r:id="rId5oypyi17knhuei7pgfwop">
               <w:r>
                 <w:rPr>
                   <w:rFonts w:ascii="Arial" w:cs="Arial" w:eastAsia="Arial" w:hAnsi="Arial"/>
@@ -15301,7 +15708,7 @@
               <w:spacing w:after="10" w:before="0"/>
               <w:ind w:left="120"/>
             </w:pPr>
-            <w:hyperlink w:history="1" r:id="rIdklgxovppjowiubmcpw1jo">
+            <w:hyperlink w:history="1" r:id="rIduxi0mk2ycikfptglpmcpn">
               <w:r>
                 <w:rPr>
                   <w:rFonts w:ascii="Arial" w:cs="Arial" w:eastAsia="Arial" w:hAnsi="Arial"/>
@@ -15346,7 +15753,7 @@
             <w:pPr>
               <w:spacing w:after="20" w:before="0"/>
             </w:pPr>
-            <w:hyperlink w:history="1" r:id="rIdqupa9v3pkbsmp4hcxg4kn">
+            <w:hyperlink w:history="1" r:id="rIdthfqayvjfggnb8tgfsz3a">
               <w:r>
                 <w:rPr>
                   <w:rFonts w:ascii="Arial" w:cs="Arial" w:eastAsia="Arial" w:hAnsi="Arial"/>
@@ -15379,7 +15786,7 @@
               <w:spacing w:after="10" w:before="0"/>
               <w:ind w:left="120"/>
             </w:pPr>
-            <w:hyperlink w:history="1" r:id="rIdt8rxoqlom0wiltjnkjt0h">
+            <w:hyperlink w:history="1" r:id="rIdegqrlynuz7e7dpxqyerj_">
               <w:r>
                 <w:rPr>
                   <w:rFonts w:ascii="Arial" w:cs="Arial" w:eastAsia="Arial" w:hAnsi="Arial"/>
@@ -15574,7 +15981,7 @@
             <w:pPr>
               <w:spacing w:after="20" w:before="0"/>
             </w:pPr>
-            <w:hyperlink w:history="1" r:id="rIdddev3wtbqw4bmxxraevrl">
+            <w:hyperlink w:history="1" r:id="rIdlu2uexsy2e6zy7k7mpxn2">
               <w:r>
                 <w:rPr>
                   <w:rFonts w:ascii="Arial" w:cs="Arial" w:eastAsia="Arial" w:hAnsi="Arial"/>
@@ -15607,7 +16014,7 @@
               <w:spacing w:after="10" w:before="0"/>
               <w:ind w:left="120"/>
             </w:pPr>
-            <w:hyperlink w:history="1" r:id="rIduvar5npzzkhnn1wuv4upl">
+            <w:hyperlink w:history="1" r:id="rIdbvwmz4gqdcejrtgh5rhvc">
               <w:r>
                 <w:rPr>
                   <w:rFonts w:ascii="Arial" w:cs="Arial" w:eastAsia="Arial" w:hAnsi="Arial"/>
@@ -15652,7 +16059,7 @@
             <w:pPr>
               <w:spacing w:after="20" w:before="0"/>
             </w:pPr>
-            <w:hyperlink w:history="1" r:id="rIdnauvxx8hjsullfzsttxlc">
+            <w:hyperlink w:history="1" r:id="rId1wmc9aqikdham1ssfqni-">
               <w:r>
                 <w:rPr>
                   <w:rFonts w:ascii="Arial" w:cs="Arial" w:eastAsia="Arial" w:hAnsi="Arial"/>
@@ -15685,7 +16092,7 @@
               <w:spacing w:after="10" w:before="0"/>
               <w:ind w:left="120"/>
             </w:pPr>
-            <w:hyperlink w:history="1" r:id="rIdymxur1x8ulvurv90hfdbf">
+            <w:hyperlink w:history="1" r:id="rIdh7hqruoakv9qb6b1tx4eh">
               <w:r>
                 <w:rPr>
                   <w:rFonts w:ascii="Arial" w:cs="Arial" w:eastAsia="Arial" w:hAnsi="Arial"/>
@@ -15956,7 +16363,7 @@
             <w:pPr>
               <w:spacing w:after="20" w:before="0"/>
             </w:pPr>
-            <w:hyperlink w:history="1" r:id="rIdgftmwshy_8njrtmihoac0">
+            <w:hyperlink w:history="1" r:id="rId3qcu52cmcqkfoznxvfc-u">
               <w:r>
                 <w:rPr>
                   <w:rFonts w:ascii="Arial" w:cs="Arial" w:eastAsia="Arial" w:hAnsi="Arial"/>
@@ -15989,7 +16396,7 @@
               <w:spacing w:after="10" w:before="0"/>
               <w:ind w:left="120"/>
             </w:pPr>
-            <w:hyperlink w:history="1" r:id="rIdjerlhp3hv45wnbsesie61">
+            <w:hyperlink w:history="1" r:id="rIdeqmyp36sufigqzsoa6qu4">
               <w:r>
                 <w:rPr>
                   <w:rFonts w:ascii="Arial" w:cs="Arial" w:eastAsia="Arial" w:hAnsi="Arial"/>
@@ -16034,7 +16441,7 @@
             <w:pPr>
               <w:spacing w:after="20" w:before="0"/>
             </w:pPr>
-            <w:hyperlink w:history="1" r:id="rIdbpcenfvf7zaya9y1jojjw">
+            <w:hyperlink w:history="1" r:id="rIdvnyx7djcmqe0mzji9w7un">
               <w:r>
                 <w:rPr>
                   <w:rFonts w:ascii="Arial" w:cs="Arial" w:eastAsia="Arial" w:hAnsi="Arial"/>
@@ -16067,7 +16474,7 @@
               <w:spacing w:after="10" w:before="0"/>
               <w:ind w:left="120"/>
             </w:pPr>
-            <w:hyperlink w:history="1" r:id="rId03_jzdcxsgl458kmpeu_c">
+            <w:hyperlink w:history="1" r:id="rIdfx0uwla0mhijt4npdv5ws">
               <w:r>
                 <w:rPr>
                   <w:rFonts w:ascii="Arial" w:cs="Arial" w:eastAsia="Arial" w:hAnsi="Arial"/>
@@ -16262,7 +16669,7 @@
             <w:pPr>
               <w:spacing w:after="20" w:before="0"/>
             </w:pPr>
-            <w:hyperlink w:history="1" r:id="rIdkx-uiztqslfkz-5unflpu">
+            <w:hyperlink w:history="1" r:id="rIdqe6hlxnbmosh2oahbx5yq">
               <w:r>
                 <w:rPr>
                   <w:rFonts w:ascii="Arial" w:cs="Arial" w:eastAsia="Arial" w:hAnsi="Arial"/>
@@ -16295,7 +16702,7 @@
               <w:spacing w:after="10" w:before="0"/>
               <w:ind w:left="120"/>
             </w:pPr>
-            <w:hyperlink w:history="1" r:id="rIdkmfqdktpilb2f4evfr7bd">
+            <w:hyperlink w:history="1" r:id="rId3k6qd8flv6zra-ci6nfed">
               <w:r>
                 <w:rPr>
                   <w:rFonts w:ascii="Arial" w:cs="Arial" w:eastAsia="Arial" w:hAnsi="Arial"/>
@@ -16340,7 +16747,7 @@
             <w:pPr>
               <w:spacing w:after="20" w:before="0"/>
             </w:pPr>
-            <w:hyperlink w:history="1" r:id="rIdcghcs19j0uogomlb5qqgi">
+            <w:hyperlink w:history="1" r:id="rIdomqguubv_ns_tqhsby6a5">
               <w:r>
                 <w:rPr>
                   <w:rFonts w:ascii="Arial" w:cs="Arial" w:eastAsia="Arial" w:hAnsi="Arial"/>
@@ -16373,7 +16780,7 @@
               <w:spacing w:after="10" w:before="0"/>
               <w:ind w:left="120"/>
             </w:pPr>
-            <w:hyperlink w:history="1" r:id="rIdmla2n8rkdkensohczhzjk">
+            <w:hyperlink w:history="1" r:id="rIdmjzpfgzf5zmtojrdhl-sf">
               <w:r>
                 <w:rPr>
                   <w:rFonts w:ascii="Arial" w:cs="Arial" w:eastAsia="Arial" w:hAnsi="Arial"/>
@@ -16568,7 +16975,7 @@
             <w:pPr>
               <w:spacing w:after="20" w:before="0"/>
             </w:pPr>
-            <w:hyperlink w:history="1" r:id="rIdtwfit5qnl5xnlhg0zi02j">
+            <w:hyperlink w:history="1" r:id="rIdoetkbrapzulrdev20nuap">
               <w:r>
                 <w:rPr>
                   <w:rFonts w:ascii="Arial" w:cs="Arial" w:eastAsia="Arial" w:hAnsi="Arial"/>
@@ -16601,7 +17008,7 @@
               <w:spacing w:after="10" w:before="0"/>
               <w:ind w:left="120"/>
             </w:pPr>
-            <w:hyperlink w:history="1" r:id="rIdrhpsazsxjrcgycdqo93dz">
+            <w:hyperlink w:history="1" r:id="rId1olg7dgb5q_4jb-txe133">
               <w:r>
                 <w:rPr>
                   <w:rFonts w:ascii="Arial" w:cs="Arial" w:eastAsia="Arial" w:hAnsi="Arial"/>
@@ -16646,7 +17053,7 @@
             <w:pPr>
               <w:spacing w:after="20" w:before="0"/>
             </w:pPr>
-            <w:hyperlink w:history="1" r:id="rIdhxsuzaqepx_tjb-j0iidz">
+            <w:hyperlink w:history="1" r:id="rIdjz1xmgdnnzk8yilflg73h">
               <w:r>
                 <w:rPr>
                   <w:rFonts w:ascii="Arial" w:cs="Arial" w:eastAsia="Arial" w:hAnsi="Arial"/>
@@ -16679,7 +17086,7 @@
               <w:spacing w:after="10" w:before="0"/>
               <w:ind w:left="120"/>
             </w:pPr>
-            <w:hyperlink w:history="1" r:id="rId3ol3fkyledizkk6hv4clx">
+            <w:hyperlink w:history="1" r:id="rIdgstwyzerbm2gvk36qdbeq">
               <w:r>
                 <w:rPr>
                   <w:rFonts w:ascii="Arial" w:cs="Arial" w:eastAsia="Arial" w:hAnsi="Arial"/>
@@ -17175,6 +17582,65 @@
         </w:tc>
       </w:tr>
     </w:tbl>
+    <w:p>
+      <w:pPr>
+        <w:pBdr>
+          <w:top w:val="single" w:color="BBBBBB" w:sz="4" w:space="4"/>
+        </w:pBdr>
+        <w:spacing w:after="0" w:before="160"/>
+      </w:pPr>
+      <w:r>
+        <w:rPr>
+          <w:rFonts w:ascii="Arial" w:cs="Arial" w:eastAsia="Arial" w:hAnsi="Arial"/>
+          <w:color w:val="666666"/>
+          <w:sz w:val="14"/>
+          <w:szCs w:val="14"/>
+        </w:rPr>
+        <w:t xml:space="preserve">© 2026 SeaVuria and ARES. Aligned with KICD objectives. Developed by SeaVuria; technical implementation by ARES (with AI assistance from Claude). Licensed under </w:t>
+      </w:r>
+      <w:hyperlink w:history="1" r:id="rIdhpj28p23ahahpr8aaxtk4">
+        <w:r>
+          <w:rPr>
+            <w:rFonts w:ascii="Arial" w:cs="Arial" w:eastAsia="Arial" w:hAnsi="Arial"/>
+            <w:color w:val="1F6B75"/>
+            <w:sz w:val="14"/>
+            <w:szCs w:val="14"/>
+            <w:u w:val="single" w:color="1F6B75"/>
+          </w:rPr>
+          <w:t xml:space="preserve">CC BY-NC 4.0</w:t>
+        </w:r>
+      </w:hyperlink>
+      <w:r>
+        <w:rPr>
+          <w:rFonts w:ascii="Arial" w:cs="Arial" w:eastAsia="Arial" w:hAnsi="Arial"/>
+          <w:color w:val="666666"/>
+          <w:sz w:val="14"/>
+          <w:szCs w:val="14"/>
+        </w:rPr>
+        <w:t xml:space="preserve"> (</w:t>
+      </w:r>
+      <w:hyperlink w:history="1" r:id="rIdualpc5v5r5wuhszmi0srt">
+        <w:r>
+          <w:rPr>
+            <w:rFonts w:ascii="Arial" w:cs="Arial" w:eastAsia="Arial" w:hAnsi="Arial"/>
+            <w:color w:val="1F6B75"/>
+            <w:sz w:val="14"/>
+            <w:szCs w:val="14"/>
+            <w:u w:val="single" w:color="1F6B75"/>
+          </w:rPr>
+          <w:t xml:space="preserve">https://creativecommons.org/licenses/by-nc/4.0/</w:t>
+        </w:r>
+      </w:hyperlink>
+      <w:r>
+        <w:rPr>
+          <w:rFonts w:ascii="Arial" w:cs="Arial" w:eastAsia="Arial" w:hAnsi="Arial"/>
+          <w:color w:val="666666"/>
+          <w:sz w:val="14"/>
+          <w:szCs w:val="14"/>
+        </w:rPr>
+        <w:t xml:space="preserve">).</w:t>
+      </w:r>
+    </w:p>
     <w:p>
       <w:r>
         <w:br w:type="page"/>
@@ -18166,7 +18632,7 @@
             <w:pPr>
               <w:spacing w:after="20" w:before="0"/>
             </w:pPr>
-            <w:hyperlink w:history="1" r:id="rIdsmc4svyvh4jrbgiyaccr9">
+            <w:hyperlink w:history="1" r:id="rIdebwpazxrj1ncukvbbhfpf">
               <w:r>
                 <w:rPr>
                   <w:rFonts w:ascii="Arial" w:cs="Arial" w:eastAsia="Arial" w:hAnsi="Arial"/>
@@ -18199,7 +18665,7 @@
               <w:spacing w:after="10" w:before="0"/>
               <w:ind w:left="120"/>
             </w:pPr>
-            <w:hyperlink w:history="1" r:id="rIdnapwr-lum47e79fe0kp8l">
+            <w:hyperlink w:history="1" r:id="rIdr5ca5747dbh8ev186ibkh">
               <w:r>
                 <w:rPr>
                   <w:rFonts w:ascii="Arial" w:cs="Arial" w:eastAsia="Arial" w:hAnsi="Arial"/>
@@ -18244,7 +18710,7 @@
             <w:pPr>
               <w:spacing w:after="20" w:before="0"/>
             </w:pPr>
-            <w:hyperlink w:history="1" r:id="rIddythibqxwjvtwgefc2u3c">
+            <w:hyperlink w:history="1" r:id="rIdtqxyneusbnknmhl-lkaeh">
               <w:r>
                 <w:rPr>
                   <w:rFonts w:ascii="Arial" w:cs="Arial" w:eastAsia="Arial" w:hAnsi="Arial"/>
@@ -18277,7 +18743,7 @@
               <w:spacing w:after="10" w:before="0"/>
               <w:ind w:left="120"/>
             </w:pPr>
-            <w:hyperlink w:history="1" r:id="rIdyiqodcj8rjg-sd24phhhl">
+            <w:hyperlink w:history="1" r:id="rIdalifcdhe9-7eecsdk1-yk">
               <w:r>
                 <w:rPr>
                   <w:rFonts w:ascii="Arial" w:cs="Arial" w:eastAsia="Arial" w:hAnsi="Arial"/>
@@ -18472,7 +18938,7 @@
             <w:pPr>
               <w:spacing w:after="20" w:before="0"/>
             </w:pPr>
-            <w:hyperlink w:history="1" r:id="rIdvmwqaxaa55gnqpnh2aswj">
+            <w:hyperlink w:history="1" r:id="rIdyecxwujxi--iitk56nufj">
               <w:r>
                 <w:rPr>
                   <w:rFonts w:ascii="Arial" w:cs="Arial" w:eastAsia="Arial" w:hAnsi="Arial"/>
@@ -18505,7 +18971,7 @@
               <w:spacing w:after="10" w:before="0"/>
               <w:ind w:left="120"/>
             </w:pPr>
-            <w:hyperlink w:history="1" r:id="rIdmzi7kgqi8v7uirevqaivo">
+            <w:hyperlink w:history="1" r:id="rIdhvqf0eozzhrmhlps0qh1s">
               <w:r>
                 <w:rPr>
                   <w:rFonts w:ascii="Arial" w:cs="Arial" w:eastAsia="Arial" w:hAnsi="Arial"/>
@@ -18550,7 +19016,7 @@
             <w:pPr>
               <w:spacing w:after="20" w:before="0"/>
             </w:pPr>
-            <w:hyperlink w:history="1" r:id="rIdghxjotifwkfsjysbdg_c7">
+            <w:hyperlink w:history="1" r:id="rIdltoeu_blgczvrpw0fa9zh">
               <w:r>
                 <w:rPr>
                   <w:rFonts w:ascii="Arial" w:cs="Arial" w:eastAsia="Arial" w:hAnsi="Arial"/>
@@ -18583,7 +19049,7 @@
               <w:spacing w:after="10" w:before="0"/>
               <w:ind w:left="120"/>
             </w:pPr>
-            <w:hyperlink w:history="1" r:id="rIdbpp3zhak1hz2m97detixf">
+            <w:hyperlink w:history="1" r:id="rIdxkvqrwusyvvse0db0eiud">
               <w:r>
                 <w:rPr>
                   <w:rFonts w:ascii="Arial" w:cs="Arial" w:eastAsia="Arial" w:hAnsi="Arial"/>
@@ -18778,7 +19244,7 @@
             <w:pPr>
               <w:spacing w:after="20" w:before="0"/>
             </w:pPr>
-            <w:hyperlink w:history="1" r:id="rId7ln1y89xgflk6binw98kg">
+            <w:hyperlink w:history="1" r:id="rIdfm2j8mxj7ga0tkdekh-2q">
               <w:r>
                 <w:rPr>
                   <w:rFonts w:ascii="Arial" w:cs="Arial" w:eastAsia="Arial" w:hAnsi="Arial"/>
@@ -18811,7 +19277,7 @@
               <w:spacing w:after="10" w:before="0"/>
               <w:ind w:left="120"/>
             </w:pPr>
-            <w:hyperlink w:history="1" r:id="rIdv-ph37dc0q4ayg2ovuw-t">
+            <w:hyperlink w:history="1" r:id="rId_htdlz4fksdwyqzw8yqqu">
               <w:r>
                 <w:rPr>
                   <w:rFonts w:ascii="Arial" w:cs="Arial" w:eastAsia="Arial" w:hAnsi="Arial"/>
@@ -18856,7 +19322,7 @@
             <w:pPr>
               <w:spacing w:after="20" w:before="0"/>
             </w:pPr>
-            <w:hyperlink w:history="1" r:id="rIdnaq9igaz4fhhyp79jhqkd">
+            <w:hyperlink w:history="1" r:id="rId23jauyj1fkf9okccyvzah">
               <w:r>
                 <w:rPr>
                   <w:rFonts w:ascii="Arial" w:cs="Arial" w:eastAsia="Arial" w:hAnsi="Arial"/>
@@ -18889,7 +19355,7 @@
               <w:spacing w:after="10" w:before="0"/>
               <w:ind w:left="120"/>
             </w:pPr>
-            <w:hyperlink w:history="1" r:id="rIdtsi0pzhuxh9ljvqgb-0gy">
+            <w:hyperlink w:history="1" r:id="rIdssar61jpzicbpnosy8imt">
               <w:r>
                 <w:rPr>
                   <w:rFonts w:ascii="Arial" w:cs="Arial" w:eastAsia="Arial" w:hAnsi="Arial"/>
@@ -19084,7 +19550,7 @@
             <w:pPr>
               <w:spacing w:after="20" w:before="0"/>
             </w:pPr>
-            <w:hyperlink w:history="1" r:id="rId-ch073w92wh7vobkzdw_j">
+            <w:hyperlink w:history="1" r:id="rId-lqzya4citvttqzi3qz6s">
               <w:r>
                 <w:rPr>
                   <w:rFonts w:ascii="Arial" w:cs="Arial" w:eastAsia="Arial" w:hAnsi="Arial"/>
@@ -19117,7 +19583,7 @@
               <w:spacing w:after="10" w:before="0"/>
               <w:ind w:left="120"/>
             </w:pPr>
-            <w:hyperlink w:history="1" r:id="rIdrjdmwkjkdv6ix1skqkofu">
+            <w:hyperlink w:history="1" r:id="rIdlhh_avqgipxhp4obvjnnl">
               <w:r>
                 <w:rPr>
                   <w:rFonts w:ascii="Arial" w:cs="Arial" w:eastAsia="Arial" w:hAnsi="Arial"/>
@@ -19162,7 +19628,7 @@
             <w:pPr>
               <w:spacing w:after="20" w:before="0"/>
             </w:pPr>
-            <w:hyperlink w:history="1" r:id="rIdmdntfq0nht06vxccdfw9x">
+            <w:hyperlink w:history="1" r:id="rIdd5zac5hzymy1fkis_rhbb">
               <w:r>
                 <w:rPr>
                   <w:rFonts w:ascii="Arial" w:cs="Arial" w:eastAsia="Arial" w:hAnsi="Arial"/>
@@ -19195,7 +19661,7 @@
               <w:spacing w:after="10" w:before="0"/>
               <w:ind w:left="120"/>
             </w:pPr>
-            <w:hyperlink w:history="1" r:id="rIdxjkrgoe7of10qht1zqvjn">
+            <w:hyperlink w:history="1" r:id="rId31nbow79riqkia342ppgh">
               <w:r>
                 <w:rPr>
                   <w:rFonts w:ascii="Arial" w:cs="Arial" w:eastAsia="Arial" w:hAnsi="Arial"/>
@@ -19390,7 +19856,7 @@
             <w:pPr>
               <w:spacing w:after="20" w:before="0"/>
             </w:pPr>
-            <w:hyperlink w:history="1" r:id="rIdfbrxuwr5xdntgq2xnz3b8">
+            <w:hyperlink w:history="1" r:id="rIdcmq5zfay9atmrthsctibo">
               <w:r>
                 <w:rPr>
                   <w:rFonts w:ascii="Arial" w:cs="Arial" w:eastAsia="Arial" w:hAnsi="Arial"/>
@@ -19423,7 +19889,7 @@
               <w:spacing w:after="10" w:before="0"/>
               <w:ind w:left="120"/>
             </w:pPr>
-            <w:hyperlink w:history="1" r:id="rIdljpz5xkigwtqbgrrpvnuc">
+            <w:hyperlink w:history="1" r:id="rIdeue2idwsuh_akihakccd7">
               <w:r>
                 <w:rPr>
                   <w:rFonts w:ascii="Arial" w:cs="Arial" w:eastAsia="Arial" w:hAnsi="Arial"/>
@@ -19468,7 +19934,7 @@
             <w:pPr>
               <w:spacing w:after="20" w:before="0"/>
             </w:pPr>
-            <w:hyperlink w:history="1" r:id="rIduivoressnla-8qe683u3y">
+            <w:hyperlink w:history="1" r:id="rId2caboeskmielarpysvvo2">
               <w:r>
                 <w:rPr>
                   <w:rFonts w:ascii="Arial" w:cs="Arial" w:eastAsia="Arial" w:hAnsi="Arial"/>
@@ -19501,7 +19967,7 @@
               <w:spacing w:after="10" w:before="0"/>
               <w:ind w:left="120"/>
             </w:pPr>
-            <w:hyperlink w:history="1" r:id="rIdzutqu_w-u6ojlrbw45un_">
+            <w:hyperlink w:history="1" r:id="rId_gqej4mcszun4ksj9kpd-">
               <w:r>
                 <w:rPr>
                   <w:rFonts w:ascii="Arial" w:cs="Arial" w:eastAsia="Arial" w:hAnsi="Arial"/>
@@ -19997,6 +20463,65 @@
         </w:tc>
       </w:tr>
     </w:tbl>
+    <w:p>
+      <w:pPr>
+        <w:pBdr>
+          <w:top w:val="single" w:color="BBBBBB" w:sz="4" w:space="4"/>
+        </w:pBdr>
+        <w:spacing w:after="0" w:before="160"/>
+      </w:pPr>
+      <w:r>
+        <w:rPr>
+          <w:rFonts w:ascii="Arial" w:cs="Arial" w:eastAsia="Arial" w:hAnsi="Arial"/>
+          <w:color w:val="666666"/>
+          <w:sz w:val="14"/>
+          <w:szCs w:val="14"/>
+        </w:rPr>
+        <w:t xml:space="preserve">© 2026 SeaVuria and ARES. Aligned with KICD objectives. Developed by SeaVuria; technical implementation by ARES (with AI assistance from Claude). Licensed under </w:t>
+      </w:r>
+      <w:hyperlink w:history="1" r:id="rIdirbjhakay6nmnzabyjosn">
+        <w:r>
+          <w:rPr>
+            <w:rFonts w:ascii="Arial" w:cs="Arial" w:eastAsia="Arial" w:hAnsi="Arial"/>
+            <w:color w:val="1F6B75"/>
+            <w:sz w:val="14"/>
+            <w:szCs w:val="14"/>
+            <w:u w:val="single" w:color="1F6B75"/>
+          </w:rPr>
+          <w:t xml:space="preserve">CC BY-NC 4.0</w:t>
+        </w:r>
+      </w:hyperlink>
+      <w:r>
+        <w:rPr>
+          <w:rFonts w:ascii="Arial" w:cs="Arial" w:eastAsia="Arial" w:hAnsi="Arial"/>
+          <w:color w:val="666666"/>
+          <w:sz w:val="14"/>
+          <w:szCs w:val="14"/>
+        </w:rPr>
+        <w:t xml:space="preserve"> (</w:t>
+      </w:r>
+      <w:hyperlink w:history="1" r:id="rIdybz-9bxi8vyprowtn-es5">
+        <w:r>
+          <w:rPr>
+            <w:rFonts w:ascii="Arial" w:cs="Arial" w:eastAsia="Arial" w:hAnsi="Arial"/>
+            <w:color w:val="1F6B75"/>
+            <w:sz w:val="14"/>
+            <w:szCs w:val="14"/>
+            <w:u w:val="single" w:color="1F6B75"/>
+          </w:rPr>
+          <w:t xml:space="preserve">https://creativecommons.org/licenses/by-nc/4.0/</w:t>
+        </w:r>
+      </w:hyperlink>
+      <w:r>
+        <w:rPr>
+          <w:rFonts w:ascii="Arial" w:cs="Arial" w:eastAsia="Arial" w:hAnsi="Arial"/>
+          <w:color w:val="666666"/>
+          <w:sz w:val="14"/>
+          <w:szCs w:val="14"/>
+        </w:rPr>
+        <w:t xml:space="preserve">).</w:t>
+      </w:r>
+    </w:p>
     <w:p>
       <w:r>
         <w:br w:type="page"/>
@@ -21187,7 +21712,7 @@
             <w:pPr>
               <w:spacing w:after="20" w:before="0"/>
             </w:pPr>
-            <w:hyperlink w:history="1" r:id="rId3tbfgnnsslsrhkao96_o4">
+            <w:hyperlink w:history="1" r:id="rIdnhc_fv-96ngzbmo1qovsp">
               <w:r>
                 <w:rPr>
                   <w:rFonts w:ascii="Arial" w:cs="Arial" w:eastAsia="Arial" w:hAnsi="Arial"/>
@@ -21220,7 +21745,7 @@
               <w:spacing w:after="10" w:before="0"/>
               <w:ind w:left="120"/>
             </w:pPr>
-            <w:hyperlink w:history="1" r:id="rIdqgmg-h6kn_7r_zq1vz9un">
+            <w:hyperlink w:history="1" r:id="rIdyqifidjbcphobpcaw--ad">
               <w:r>
                 <w:rPr>
                   <w:rFonts w:ascii="Arial" w:cs="Arial" w:eastAsia="Arial" w:hAnsi="Arial"/>
@@ -21265,7 +21790,7 @@
             <w:pPr>
               <w:spacing w:after="20" w:before="0"/>
             </w:pPr>
-            <w:hyperlink w:history="1" r:id="rIdarnermkrwwmcdei_oai1p">
+            <w:hyperlink w:history="1" r:id="rIdcakyx48nijobcln8hjapb">
               <w:r>
                 <w:rPr>
                   <w:rFonts w:ascii="Arial" w:cs="Arial" w:eastAsia="Arial" w:hAnsi="Arial"/>
@@ -21298,7 +21823,7 @@
               <w:spacing w:after="10" w:before="0"/>
               <w:ind w:left="120"/>
             </w:pPr>
-            <w:hyperlink w:history="1" r:id="rIdh2s_jncaf0lvtpoqlvd74">
+            <w:hyperlink w:history="1" r:id="rId-g3ovsytxkg-sptiwrrkr">
               <w:r>
                 <w:rPr>
                   <w:rFonts w:ascii="Arial" w:cs="Arial" w:eastAsia="Arial" w:hAnsi="Arial"/>
@@ -21493,7 +22018,7 @@
             <w:pPr>
               <w:spacing w:after="20" w:before="0"/>
             </w:pPr>
-            <w:hyperlink w:history="1" r:id="rIdxhxhsxwdm7jfw6m0ghowe">
+            <w:hyperlink w:history="1" r:id="rIdkstlxhcv2ydoikkhk59lx">
               <w:r>
                 <w:rPr>
                   <w:rFonts w:ascii="Arial" w:cs="Arial" w:eastAsia="Arial" w:hAnsi="Arial"/>
@@ -21526,7 +22051,7 @@
               <w:spacing w:after="10" w:before="0"/>
               <w:ind w:left="120"/>
             </w:pPr>
-            <w:hyperlink w:history="1" r:id="rIdzkh-ipomr0rki23s_xj3-">
+            <w:hyperlink w:history="1" r:id="rIday56zsjpyiu4yzen7jzpv">
               <w:r>
                 <w:rPr>
                   <w:rFonts w:ascii="Arial" w:cs="Arial" w:eastAsia="Arial" w:hAnsi="Arial"/>
@@ -21571,7 +22096,7 @@
             <w:pPr>
               <w:spacing w:after="20" w:before="0"/>
             </w:pPr>
-            <w:hyperlink w:history="1" r:id="rIdr26y4bd_kqutigqnz8boy">
+            <w:hyperlink w:history="1" r:id="rId84oygn3ttigox5ephdvrf">
               <w:r>
                 <w:rPr>
                   <w:rFonts w:ascii="Arial" w:cs="Arial" w:eastAsia="Arial" w:hAnsi="Arial"/>
@@ -21604,7 +22129,7 @@
               <w:spacing w:after="10" w:before="0"/>
               <w:ind w:left="120"/>
             </w:pPr>
-            <w:hyperlink w:history="1" r:id="rIdxcvn-utuasl7wy8utpv5m">
+            <w:hyperlink w:history="1" r:id="rIdzq7uqwxdx4yve7tzgtn78">
               <w:r>
                 <w:rPr>
                   <w:rFonts w:ascii="Arial" w:cs="Arial" w:eastAsia="Arial" w:hAnsi="Arial"/>
@@ -21799,7 +22324,7 @@
             <w:pPr>
               <w:spacing w:after="20" w:before="0"/>
             </w:pPr>
-            <w:hyperlink w:history="1" r:id="rIdbddrzzmu3zpbg6p2rzpzz">
+            <w:hyperlink w:history="1" r:id="rIdatqqo8a0veije30iqo4so">
               <w:r>
                 <w:rPr>
                   <w:rFonts w:ascii="Arial" w:cs="Arial" w:eastAsia="Arial" w:hAnsi="Arial"/>
@@ -21832,7 +22357,7 @@
               <w:spacing w:after="10" w:before="0"/>
               <w:ind w:left="120"/>
             </w:pPr>
-            <w:hyperlink w:history="1" r:id="rIdzdnkoqc6chve_htnn7lxq">
+            <w:hyperlink w:history="1" r:id="rIdjcfjt-blkbs3junpr7id9">
               <w:r>
                 <w:rPr>
                   <w:rFonts w:ascii="Arial" w:cs="Arial" w:eastAsia="Arial" w:hAnsi="Arial"/>
@@ -21877,7 +22402,7 @@
             <w:pPr>
               <w:spacing w:after="20" w:before="0"/>
             </w:pPr>
-            <w:hyperlink w:history="1" r:id="rIdvju9c2ex1t_dd0-1zjzui">
+            <w:hyperlink w:history="1" r:id="rIdytbv1pb0vkss2f55m4yue">
               <w:r>
                 <w:rPr>
                   <w:rFonts w:ascii="Arial" w:cs="Arial" w:eastAsia="Arial" w:hAnsi="Arial"/>
@@ -21910,7 +22435,7 @@
               <w:spacing w:after="10" w:before="0"/>
               <w:ind w:left="120"/>
             </w:pPr>
-            <w:hyperlink w:history="1" r:id="rIdgkfpzl7bk-7crrzjyu7ez">
+            <w:hyperlink w:history="1" r:id="rIdkefcxod3had06ychgrza_">
               <w:r>
                 <w:rPr>
                   <w:rFonts w:ascii="Arial" w:cs="Arial" w:eastAsia="Arial" w:hAnsi="Arial"/>
@@ -22105,7 +22630,7 @@
             <w:pPr>
               <w:spacing w:after="20" w:before="0"/>
             </w:pPr>
-            <w:hyperlink w:history="1" r:id="rIdk_ypo9wyzfyly18yhdhab">
+            <w:hyperlink w:history="1" r:id="rIdcsgyv9aiwi5bsns2sqca7">
               <w:r>
                 <w:rPr>
                   <w:rFonts w:ascii="Arial" w:cs="Arial" w:eastAsia="Arial" w:hAnsi="Arial"/>
@@ -22138,7 +22663,7 @@
               <w:spacing w:after="10" w:before="0"/>
               <w:ind w:left="120"/>
             </w:pPr>
-            <w:hyperlink w:history="1" r:id="rIdxvcips7bu92-m8dsbywfw">
+            <w:hyperlink w:history="1" r:id="rId6xrjlicbtajx5g25y93sc">
               <w:r>
                 <w:rPr>
                   <w:rFonts w:ascii="Arial" w:cs="Arial" w:eastAsia="Arial" w:hAnsi="Arial"/>
@@ -22183,7 +22708,7 @@
             <w:pPr>
               <w:spacing w:after="20" w:before="0"/>
             </w:pPr>
-            <w:hyperlink w:history="1" r:id="rIdkrj6xh81asnrr4epryz_v">
+            <w:hyperlink w:history="1" r:id="rIdi1wub1rparopsa4vywyfu">
               <w:r>
                 <w:rPr>
                   <w:rFonts w:ascii="Arial" w:cs="Arial" w:eastAsia="Arial" w:hAnsi="Arial"/>
@@ -22216,7 +22741,7 @@
               <w:spacing w:after="10" w:before="0"/>
               <w:ind w:left="120"/>
             </w:pPr>
-            <w:hyperlink w:history="1" r:id="rIdzanbd2dkzobu1zgmqt-nb">
+            <w:hyperlink w:history="1" r:id="rIdxwwemqftuz6_da2nlxsqv">
               <w:r>
                 <w:rPr>
                   <w:rFonts w:ascii="Arial" w:cs="Arial" w:eastAsia="Arial" w:hAnsi="Arial"/>
@@ -22411,7 +22936,7 @@
             <w:pPr>
               <w:spacing w:after="20" w:before="0"/>
             </w:pPr>
-            <w:hyperlink w:history="1" r:id="rIdujrlauv9-dpkimuqr-z8k">
+            <w:hyperlink w:history="1" r:id="rIdlgt9dj-edmvd5ckjj_yae">
               <w:r>
                 <w:rPr>
                   <w:rFonts w:ascii="Arial" w:cs="Arial" w:eastAsia="Arial" w:hAnsi="Arial"/>
@@ -22444,7 +22969,7 @@
               <w:spacing w:after="10" w:before="0"/>
               <w:ind w:left="120"/>
             </w:pPr>
-            <w:hyperlink w:history="1" r:id="rIdl4mxn-ecbgfljvny_gk68">
+            <w:hyperlink w:history="1" r:id="rIdloizhauxvweeedzu7n0m9">
               <w:r>
                 <w:rPr>
                   <w:rFonts w:ascii="Arial" w:cs="Arial" w:eastAsia="Arial" w:hAnsi="Arial"/>
@@ -22489,7 +23014,7 @@
             <w:pPr>
               <w:spacing w:after="20" w:before="0"/>
             </w:pPr>
-            <w:hyperlink w:history="1" r:id="rIdfz95dm9s3_l-4ujxx3yv2">
+            <w:hyperlink w:history="1" r:id="rIdgnjyloo0mzvkib4_jcu0o">
               <w:r>
                 <w:rPr>
                   <w:rFonts w:ascii="Arial" w:cs="Arial" w:eastAsia="Arial" w:hAnsi="Arial"/>
@@ -22522,7 +23047,7 @@
               <w:spacing w:after="10" w:before="0"/>
               <w:ind w:left="120"/>
             </w:pPr>
-            <w:hyperlink w:history="1" r:id="rIdp03wqsi4yim2rvrbehbk3">
+            <w:hyperlink w:history="1" r:id="rIdqo32q4iqmrk3vauec0wrr">
               <w:r>
                 <w:rPr>
                   <w:rFonts w:ascii="Arial" w:cs="Arial" w:eastAsia="Arial" w:hAnsi="Arial"/>
@@ -23094,6 +23619,65 @@
         </w:tc>
       </w:tr>
     </w:tbl>
+    <w:p>
+      <w:pPr>
+        <w:pBdr>
+          <w:top w:val="single" w:color="BBBBBB" w:sz="4" w:space="4"/>
+        </w:pBdr>
+        <w:spacing w:after="0" w:before="160"/>
+      </w:pPr>
+      <w:r>
+        <w:rPr>
+          <w:rFonts w:ascii="Arial" w:cs="Arial" w:eastAsia="Arial" w:hAnsi="Arial"/>
+          <w:color w:val="666666"/>
+          <w:sz w:val="14"/>
+          <w:szCs w:val="14"/>
+        </w:rPr>
+        <w:t xml:space="preserve">© 2026 SeaVuria and ARES. Aligned with KICD objectives. Developed by SeaVuria; technical implementation by ARES (with AI assistance from Claude). Licensed under </w:t>
+      </w:r>
+      <w:hyperlink w:history="1" r:id="rIdudkbtxt2wv2mtd-iwqydj">
+        <w:r>
+          <w:rPr>
+            <w:rFonts w:ascii="Arial" w:cs="Arial" w:eastAsia="Arial" w:hAnsi="Arial"/>
+            <w:color w:val="1F6B75"/>
+            <w:sz w:val="14"/>
+            <w:szCs w:val="14"/>
+            <w:u w:val="single" w:color="1F6B75"/>
+          </w:rPr>
+          <w:t xml:space="preserve">CC BY-NC 4.0</w:t>
+        </w:r>
+      </w:hyperlink>
+      <w:r>
+        <w:rPr>
+          <w:rFonts w:ascii="Arial" w:cs="Arial" w:eastAsia="Arial" w:hAnsi="Arial"/>
+          <w:color w:val="666666"/>
+          <w:sz w:val="14"/>
+          <w:szCs w:val="14"/>
+        </w:rPr>
+        <w:t xml:space="preserve"> (</w:t>
+      </w:r>
+      <w:hyperlink w:history="1" r:id="rIds043phbihe_fohgzhwaz5">
+        <w:r>
+          <w:rPr>
+            <w:rFonts w:ascii="Arial" w:cs="Arial" w:eastAsia="Arial" w:hAnsi="Arial"/>
+            <w:color w:val="1F6B75"/>
+            <w:sz w:val="14"/>
+            <w:szCs w:val="14"/>
+            <w:u w:val="single" w:color="1F6B75"/>
+          </w:rPr>
+          <w:t xml:space="preserve">https://creativecommons.org/licenses/by-nc/4.0/</w:t>
+        </w:r>
+      </w:hyperlink>
+      <w:r>
+        <w:rPr>
+          <w:rFonts w:ascii="Arial" w:cs="Arial" w:eastAsia="Arial" w:hAnsi="Arial"/>
+          <w:color w:val="666666"/>
+          <w:sz w:val="14"/>
+          <w:szCs w:val="14"/>
+        </w:rPr>
+        <w:t xml:space="preserve">).</w:t>
+      </w:r>
+    </w:p>
     <w:p>
       <w:r>
         <w:br w:type="page"/>
@@ -24085,7 +24669,7 @@
             <w:pPr>
               <w:spacing w:after="20" w:before="0"/>
             </w:pPr>
-            <w:hyperlink w:history="1" r:id="rIdhk-nwpnqg4xzai19betz-">
+            <w:hyperlink w:history="1" r:id="rIdmswzhrla9ln4upodsrjun">
               <w:r>
                 <w:rPr>
                   <w:rFonts w:ascii="Arial" w:cs="Arial" w:eastAsia="Arial" w:hAnsi="Arial"/>
@@ -24118,7 +24702,7 @@
               <w:spacing w:after="10" w:before="0"/>
               <w:ind w:left="120"/>
             </w:pPr>
-            <w:hyperlink w:history="1" r:id="rIdexxtt5cdqpe5boer8wce9">
+            <w:hyperlink w:history="1" r:id="rIdubmvbbrfovgjznadm0-8p">
               <w:r>
                 <w:rPr>
                   <w:rFonts w:ascii="Arial" w:cs="Arial" w:eastAsia="Arial" w:hAnsi="Arial"/>
@@ -24163,7 +24747,7 @@
             <w:pPr>
               <w:spacing w:after="20" w:before="0"/>
             </w:pPr>
-            <w:hyperlink w:history="1" r:id="rIdfvvtbtzilnzjip-qmpqjb">
+            <w:hyperlink w:history="1" r:id="rIdo8n945ms_xwbjwk5smdra">
               <w:r>
                 <w:rPr>
                   <w:rFonts w:ascii="Arial" w:cs="Arial" w:eastAsia="Arial" w:hAnsi="Arial"/>
@@ -24196,7 +24780,7 @@
               <w:spacing w:after="10" w:before="0"/>
               <w:ind w:left="120"/>
             </w:pPr>
-            <w:hyperlink w:history="1" r:id="rIdtekz0v39ivfkgxqgdt8kj">
+            <w:hyperlink w:history="1" r:id="rIdsscvr95lzjvq6uzgdbz9d">
               <w:r>
                 <w:rPr>
                   <w:rFonts w:ascii="Arial" w:cs="Arial" w:eastAsia="Arial" w:hAnsi="Arial"/>
@@ -24391,7 +24975,7 @@
             <w:pPr>
               <w:spacing w:after="20" w:before="0"/>
             </w:pPr>
-            <w:hyperlink w:history="1" r:id="rIdhb4uf7mki2ydogitf5skj">
+            <w:hyperlink w:history="1" r:id="rIdcfmdum03bnijdblq1de5z">
               <w:r>
                 <w:rPr>
                   <w:rFonts w:ascii="Arial" w:cs="Arial" w:eastAsia="Arial" w:hAnsi="Arial"/>
@@ -24424,7 +25008,7 @@
               <w:spacing w:after="10" w:before="0"/>
               <w:ind w:left="120"/>
             </w:pPr>
-            <w:hyperlink w:history="1" r:id="rIdzlegd_pddrk9-jejnquo4">
+            <w:hyperlink w:history="1" r:id="rIdf4qycyh239_6izlpu6_tg">
               <w:r>
                 <w:rPr>
                   <w:rFonts w:ascii="Arial" w:cs="Arial" w:eastAsia="Arial" w:hAnsi="Arial"/>
@@ -24469,7 +25053,7 @@
             <w:pPr>
               <w:spacing w:after="20" w:before="0"/>
             </w:pPr>
-            <w:hyperlink w:history="1" r:id="rIdkhypcjbkxeh6q8xrfj8yh">
+            <w:hyperlink w:history="1" r:id="rIdvurv2kd030fhej4gj4boc">
               <w:r>
                 <w:rPr>
                   <w:rFonts w:ascii="Arial" w:cs="Arial" w:eastAsia="Arial" w:hAnsi="Arial"/>
@@ -24502,7 +25086,7 @@
               <w:spacing w:after="10" w:before="0"/>
               <w:ind w:left="120"/>
             </w:pPr>
-            <w:hyperlink w:history="1" r:id="rIdpemqfl1tzfs98tfo83plc">
+            <w:hyperlink w:history="1" r:id="rIdteoa931cdjhnhglq7veni">
               <w:r>
                 <w:rPr>
                   <w:rFonts w:ascii="Arial" w:cs="Arial" w:eastAsia="Arial" w:hAnsi="Arial"/>
@@ -24697,7 +25281,7 @@
             <w:pPr>
               <w:spacing w:after="20" w:before="0"/>
             </w:pPr>
-            <w:hyperlink w:history="1" r:id="rIdjw69swjbzuxsnttcre0c2">
+            <w:hyperlink w:history="1" r:id="rId0unadp4da0kp63lqr0u75">
               <w:r>
                 <w:rPr>
                   <w:rFonts w:ascii="Arial" w:cs="Arial" w:eastAsia="Arial" w:hAnsi="Arial"/>
@@ -24730,7 +25314,7 @@
               <w:spacing w:after="10" w:before="0"/>
               <w:ind w:left="120"/>
             </w:pPr>
-            <w:hyperlink w:history="1" r:id="rIdvqzwow2ebcq5-moosglnc">
+            <w:hyperlink w:history="1" r:id="rId_zx68ow03r8jmoqo0yzk2">
               <w:r>
                 <w:rPr>
                   <w:rFonts w:ascii="Arial" w:cs="Arial" w:eastAsia="Arial" w:hAnsi="Arial"/>
@@ -24775,7 +25359,7 @@
             <w:pPr>
               <w:spacing w:after="20" w:before="0"/>
             </w:pPr>
-            <w:hyperlink w:history="1" r:id="rId8h-pyot1ce7vjjamrrcfc">
+            <w:hyperlink w:history="1" r:id="rIdml_eud0slyq_vvdkassel">
               <w:r>
                 <w:rPr>
                   <w:rFonts w:ascii="Arial" w:cs="Arial" w:eastAsia="Arial" w:hAnsi="Arial"/>
@@ -24808,7 +25392,7 @@
               <w:spacing w:after="10" w:before="0"/>
               <w:ind w:left="120"/>
             </w:pPr>
-            <w:hyperlink w:history="1" r:id="rIddoly8zgx_7iytbzcx1my_">
+            <w:hyperlink w:history="1" r:id="rIdrxdjei7afmrzhx15p5lpb">
               <w:r>
                 <w:rPr>
                   <w:rFonts w:ascii="Arial" w:cs="Arial" w:eastAsia="Arial" w:hAnsi="Arial"/>
@@ -25003,7 +25587,7 @@
             <w:pPr>
               <w:spacing w:after="20" w:before="0"/>
             </w:pPr>
-            <w:hyperlink w:history="1" r:id="rIdockij1uhalu3-sm0azxav">
+            <w:hyperlink w:history="1" r:id="rIdjqxz3ctjuosib2en4waxu">
               <w:r>
                 <w:rPr>
                   <w:rFonts w:ascii="Arial" w:cs="Arial" w:eastAsia="Arial" w:hAnsi="Arial"/>
@@ -25036,7 +25620,7 @@
               <w:spacing w:after="10" w:before="0"/>
               <w:ind w:left="120"/>
             </w:pPr>
-            <w:hyperlink w:history="1" r:id="rIdohzmqp0puqtm8b8apfqpz">
+            <w:hyperlink w:history="1" r:id="rIdxqsxr7pykyizm82tgsx9w">
               <w:r>
                 <w:rPr>
                   <w:rFonts w:ascii="Arial" w:cs="Arial" w:eastAsia="Arial" w:hAnsi="Arial"/>
@@ -25081,7 +25665,7 @@
             <w:pPr>
               <w:spacing w:after="20" w:before="0"/>
             </w:pPr>
-            <w:hyperlink w:history="1" r:id="rIdm-ifobxjva7fckox3bxvm">
+            <w:hyperlink w:history="1" r:id="rIdkmselgnnxvaixpssbedwo">
               <w:r>
                 <w:rPr>
                   <w:rFonts w:ascii="Arial" w:cs="Arial" w:eastAsia="Arial" w:hAnsi="Arial"/>
@@ -25114,7 +25698,7 @@
               <w:spacing w:after="10" w:before="0"/>
               <w:ind w:left="120"/>
             </w:pPr>
-            <w:hyperlink w:history="1" r:id="rId98ozoqschfbn1ecuccyge">
+            <w:hyperlink w:history="1" r:id="rIduqfsstqsgqvzjrtbaterp">
               <w:r>
                 <w:rPr>
                   <w:rFonts w:ascii="Arial" w:cs="Arial" w:eastAsia="Arial" w:hAnsi="Arial"/>
@@ -25309,7 +25893,7 @@
             <w:pPr>
               <w:spacing w:after="20" w:before="0"/>
             </w:pPr>
-            <w:hyperlink w:history="1" r:id="rIdpvi4ygl2t3fq31rqy6vfm">
+            <w:hyperlink w:history="1" r:id="rIdlqi1_pdkvpkhxrcof3pl0">
               <w:r>
                 <w:rPr>
                   <w:rFonts w:ascii="Arial" w:cs="Arial" w:eastAsia="Arial" w:hAnsi="Arial"/>
@@ -25342,7 +25926,7 @@
               <w:spacing w:after="10" w:before="0"/>
               <w:ind w:left="120"/>
             </w:pPr>
-            <w:hyperlink w:history="1" r:id="rIdc9hxwibsi94aiytjrhldk">
+            <w:hyperlink w:history="1" r:id="rIdv0ot1nszalthhdgouqadb">
               <w:r>
                 <w:rPr>
                   <w:rFonts w:ascii="Arial" w:cs="Arial" w:eastAsia="Arial" w:hAnsi="Arial"/>
@@ -25387,7 +25971,7 @@
             <w:pPr>
               <w:spacing w:after="20" w:before="0"/>
             </w:pPr>
-            <w:hyperlink w:history="1" r:id="rIdvx3btymbwdlh7bny6eq0u">
+            <w:hyperlink w:history="1" r:id="rIdxhvxygo1vu_utrcnkotbg">
               <w:r>
                 <w:rPr>
                   <w:rFonts w:ascii="Arial" w:cs="Arial" w:eastAsia="Arial" w:hAnsi="Arial"/>
@@ -25420,7 +26004,7 @@
               <w:spacing w:after="10" w:before="0"/>
               <w:ind w:left="120"/>
             </w:pPr>
-            <w:hyperlink w:history="1" r:id="rId9mbreyeat_jjjoyu8xjv-">
+            <w:hyperlink w:history="1" r:id="rIdurqihfbs0trreajcn1fen">
               <w:r>
                 <w:rPr>
                   <w:rFonts w:ascii="Arial" w:cs="Arial" w:eastAsia="Arial" w:hAnsi="Arial"/>
@@ -25916,6 +26500,65 @@
         </w:tc>
       </w:tr>
     </w:tbl>
+    <w:p>
+      <w:pPr>
+        <w:pBdr>
+          <w:top w:val="single" w:color="BBBBBB" w:sz="4" w:space="4"/>
+        </w:pBdr>
+        <w:spacing w:after="0" w:before="160"/>
+      </w:pPr>
+      <w:r>
+        <w:rPr>
+          <w:rFonts w:ascii="Arial" w:cs="Arial" w:eastAsia="Arial" w:hAnsi="Arial"/>
+          <w:color w:val="666666"/>
+          <w:sz w:val="14"/>
+          <w:szCs w:val="14"/>
+        </w:rPr>
+        <w:t xml:space="preserve">© 2026 SeaVuria and ARES. Aligned with KICD objectives. Developed by SeaVuria; technical implementation by ARES (with AI assistance from Claude). Licensed under </w:t>
+      </w:r>
+      <w:hyperlink w:history="1" r:id="rIdacyixpyc_dl9zelh3oesf">
+        <w:r>
+          <w:rPr>
+            <w:rFonts w:ascii="Arial" w:cs="Arial" w:eastAsia="Arial" w:hAnsi="Arial"/>
+            <w:color w:val="1F6B75"/>
+            <w:sz w:val="14"/>
+            <w:szCs w:val="14"/>
+            <w:u w:val="single" w:color="1F6B75"/>
+          </w:rPr>
+          <w:t xml:space="preserve">CC BY-NC 4.0</w:t>
+        </w:r>
+      </w:hyperlink>
+      <w:r>
+        <w:rPr>
+          <w:rFonts w:ascii="Arial" w:cs="Arial" w:eastAsia="Arial" w:hAnsi="Arial"/>
+          <w:color w:val="666666"/>
+          <w:sz w:val="14"/>
+          <w:szCs w:val="14"/>
+        </w:rPr>
+        <w:t xml:space="preserve"> (</w:t>
+      </w:r>
+      <w:hyperlink w:history="1" r:id="rIdoxq68eh_zqy4twmogvcei">
+        <w:r>
+          <w:rPr>
+            <w:rFonts w:ascii="Arial" w:cs="Arial" w:eastAsia="Arial" w:hAnsi="Arial"/>
+            <w:color w:val="1F6B75"/>
+            <w:sz w:val="14"/>
+            <w:szCs w:val="14"/>
+            <w:u w:val="single" w:color="1F6B75"/>
+          </w:rPr>
+          <w:t xml:space="preserve">https://creativecommons.org/licenses/by-nc/4.0/</w:t>
+        </w:r>
+      </w:hyperlink>
+      <w:r>
+        <w:rPr>
+          <w:rFonts w:ascii="Arial" w:cs="Arial" w:eastAsia="Arial" w:hAnsi="Arial"/>
+          <w:color w:val="666666"/>
+          <w:sz w:val="14"/>
+          <w:szCs w:val="14"/>
+        </w:rPr>
+        <w:t xml:space="preserve">).</w:t>
+      </w:r>
+    </w:p>
     <w:p>
       <w:r>
         <w:br w:type="page"/>

--- a/data/outputs/v2/Core_Mathematics/SS1.2_Indices_and_Logarithms/Core_Mathematics_Indices_and_Logarithms_CBE_LessonSequence.docx
+++ b/data/outputs/v2/Core_Mathematics/SS1.2_Indices_and_Logarithms/Core_Mathematics_Indices_and_Logarithms_CBE_LessonSequence.docx
@@ -38,6 +38,2261 @@
           <w:szCs w:val="22"/>
         </w:rPr>
         <w:t xml:space="preserve">CBE Phenomenon-Driven Lesson Sequence — Sub-Strand 1.2 (8 Lessons)</w:t>
+      </w:r>
+    </w:p>
+    <w:p>
+      <w:pPr>
+        <w:spacing w:after="120"/>
+      </w:pPr>
+      <w:r>
+        <w:t xml:space="preserve"/>
+      </w:r>
+    </w:p>
+    <w:tbl>
+      <w:tblPr>
+        <w:tblW w:type="dxa" w:w="13680"/>
+        <w:tblBorders>
+          <w:top w:val="single" w:color="AAAAAA" w:sz="4"/>
+          <w:left w:val="single" w:color="AAAAAA" w:sz="4"/>
+          <w:bottom w:val="single" w:color="AAAAAA" w:sz="4"/>
+          <w:right w:val="single" w:color="AAAAAA" w:sz="4"/>
+          <w:insideH w:val="single" w:color="auto" w:sz="4"/>
+          <w:insideV w:val="single" w:color="auto" w:sz="4"/>
+        </w:tblBorders>
+        <w:tblLayout w:type="fixed"/>
+      </w:tblPr>
+      <w:tblGrid>
+        <w:gridCol w:w="3000"/>
+        <w:gridCol w:w="10680"/>
+      </w:tblGrid>
+      <w:tr>
+        <w:tc>
+          <w:tcPr>
+            <w:tcW w:type="dxa" w:w="13680"/>
+            <w:gridSpan w:val="2"/>
+            <w:shd w:fill="1F3864" w:color="auto" w:val="clear"/>
+            <w:tcMar>
+              <w:top w:type="dxa" w:w="60"/>
+              <w:left w:type="dxa" w:w="120"/>
+              <w:bottom w:type="dxa" w:w="60"/>
+              <w:right w:type="dxa" w:w="120"/>
+            </w:tcMar>
+            <w:vAlign w:val="top"/>
+          </w:tcPr>
+          <w:p>
+            <w:pPr>
+              <w:spacing w:after="40" w:before="0"/>
+              <w:jc w:val="center"/>
+            </w:pPr>
+            <w:r>
+              <w:rPr>
+                <w:rFonts w:ascii="Arial" w:cs="Arial" w:eastAsia="Arial" w:hAnsi="Arial"/>
+                <w:b/>
+                <w:bCs/>
+                <w:i w:val="false"/>
+                <w:iCs w:val="false"/>
+                <w:color w:val="FFFFFF"/>
+                <w:sz w:val="22"/>
+                <w:szCs w:val="22"/>
+              </w:rPr>
+              <w:t xml:space="preserve">SUB-STRAND OVERVIEW</w:t>
+            </w:r>
+          </w:p>
+        </w:tc>
+      </w:tr>
+      <w:tr>
+        <w:tc>
+          <w:tcPr>
+            <w:tcW w:type="dxa" w:w="3000"/>
+            <w:shd w:fill="D5E8F0" w:color="auto" w:val="clear"/>
+            <w:tcMar>
+              <w:top w:type="dxa" w:w="60"/>
+              <w:left w:type="dxa" w:w="120"/>
+              <w:bottom w:type="dxa" w:w="60"/>
+              <w:right w:type="dxa" w:w="120"/>
+            </w:tcMar>
+            <w:vAlign w:val="top"/>
+          </w:tcPr>
+          <w:p>
+            <w:pPr>
+              <w:spacing w:after="40" w:before="0"/>
+              <w:jc w:val="left"/>
+            </w:pPr>
+            <w:r>
+              <w:rPr>
+                <w:rFonts w:ascii="Arial" w:cs="Arial" w:eastAsia="Arial" w:hAnsi="Arial"/>
+                <w:b/>
+                <w:bCs/>
+                <w:i w:val="false"/>
+                <w:iCs w:val="false"/>
+                <w:color w:val="000000"/>
+                <w:sz w:val="18"/>
+                <w:szCs w:val="18"/>
+              </w:rPr>
+              <w:t xml:space="preserve">Grade Level</w:t>
+            </w:r>
+          </w:p>
+        </w:tc>
+        <w:tc>
+          <w:tcPr>
+            <w:tcW w:type="dxa" w:w="10680"/>
+            <w:shd w:fill="FFFFFF" w:color="auto" w:val="clear"/>
+            <w:tcMar>
+              <w:top w:type="dxa" w:w="60"/>
+              <w:left w:type="dxa" w:w="120"/>
+              <w:bottom w:type="dxa" w:w="60"/>
+              <w:right w:type="dxa" w:w="120"/>
+            </w:tcMar>
+            <w:vAlign w:val="top"/>
+          </w:tcPr>
+          <w:p>
+            <w:pPr>
+              <w:spacing w:after="40" w:before="0"/>
+              <w:jc w:val="left"/>
+            </w:pPr>
+            <w:r>
+              <w:rPr>
+                <w:rFonts w:ascii="Arial" w:cs="Arial" w:eastAsia="Arial" w:hAnsi="Arial"/>
+                <w:b w:val="false"/>
+                <w:bCs w:val="false"/>
+                <w:i w:val="false"/>
+                <w:iCs w:val="false"/>
+                <w:color w:val="000000"/>
+                <w:sz w:val="18"/>
+                <w:szCs w:val="18"/>
+              </w:rPr>
+              <w:t xml:space="preserve">10</w:t>
+            </w:r>
+          </w:p>
+        </w:tc>
+      </w:tr>
+      <w:tr>
+        <w:tc>
+          <w:tcPr>
+            <w:tcW w:type="dxa" w:w="3000"/>
+            <w:shd w:fill="D5E8F0" w:color="auto" w:val="clear"/>
+            <w:tcMar>
+              <w:top w:type="dxa" w:w="60"/>
+              <w:left w:type="dxa" w:w="120"/>
+              <w:bottom w:type="dxa" w:w="60"/>
+              <w:right w:type="dxa" w:w="120"/>
+            </w:tcMar>
+            <w:vAlign w:val="top"/>
+          </w:tcPr>
+          <w:p>
+            <w:pPr>
+              <w:spacing w:after="40" w:before="0"/>
+              <w:jc w:val="left"/>
+            </w:pPr>
+            <w:r>
+              <w:rPr>
+                <w:rFonts w:ascii="Arial" w:cs="Arial" w:eastAsia="Arial" w:hAnsi="Arial"/>
+                <w:b/>
+                <w:bCs/>
+                <w:i w:val="false"/>
+                <w:iCs w:val="false"/>
+                <w:color w:val="000000"/>
+                <w:sz w:val="18"/>
+                <w:szCs w:val="18"/>
+              </w:rPr>
+              <w:t xml:space="preserve">Subject</w:t>
+            </w:r>
+          </w:p>
+        </w:tc>
+        <w:tc>
+          <w:tcPr>
+            <w:tcW w:type="dxa" w:w="10680"/>
+            <w:shd w:fill="FFFFFF" w:color="auto" w:val="clear"/>
+            <w:tcMar>
+              <w:top w:type="dxa" w:w="60"/>
+              <w:left w:type="dxa" w:w="120"/>
+              <w:bottom w:type="dxa" w:w="60"/>
+              <w:right w:type="dxa" w:w="120"/>
+            </w:tcMar>
+            <w:vAlign w:val="top"/>
+          </w:tcPr>
+          <w:p>
+            <w:pPr>
+              <w:spacing w:after="40" w:before="0"/>
+              <w:jc w:val="left"/>
+            </w:pPr>
+            <w:r>
+              <w:rPr>
+                <w:rFonts w:ascii="Arial" w:cs="Arial" w:eastAsia="Arial" w:hAnsi="Arial"/>
+                <w:b w:val="false"/>
+                <w:bCs w:val="false"/>
+                <w:i w:val="false"/>
+                <w:iCs w:val="false"/>
+                <w:color w:val="000000"/>
+                <w:sz w:val="18"/>
+                <w:szCs w:val="18"/>
+              </w:rPr>
+              <w:t xml:space="preserve">Core Mathematics</w:t>
+            </w:r>
+          </w:p>
+        </w:tc>
+      </w:tr>
+      <w:tr>
+        <w:tc>
+          <w:tcPr>
+            <w:tcW w:type="dxa" w:w="3000"/>
+            <w:shd w:fill="D5E8F0" w:color="auto" w:val="clear"/>
+            <w:tcMar>
+              <w:top w:type="dxa" w:w="60"/>
+              <w:left w:type="dxa" w:w="120"/>
+              <w:bottom w:type="dxa" w:w="60"/>
+              <w:right w:type="dxa" w:w="120"/>
+            </w:tcMar>
+            <w:vAlign w:val="top"/>
+          </w:tcPr>
+          <w:p>
+            <w:pPr>
+              <w:spacing w:after="40" w:before="0"/>
+              <w:jc w:val="left"/>
+            </w:pPr>
+            <w:r>
+              <w:rPr>
+                <w:rFonts w:ascii="Arial" w:cs="Arial" w:eastAsia="Arial" w:hAnsi="Arial"/>
+                <w:b/>
+                <w:bCs/>
+                <w:i w:val="false"/>
+                <w:iCs w:val="false"/>
+                <w:color w:val="000000"/>
+                <w:sz w:val="18"/>
+                <w:szCs w:val="18"/>
+              </w:rPr>
+              <w:t xml:space="preserve">Strand</w:t>
+            </w:r>
+          </w:p>
+        </w:tc>
+        <w:tc>
+          <w:tcPr>
+            <w:tcW w:type="dxa" w:w="10680"/>
+            <w:shd w:fill="FFFFFF" w:color="auto" w:val="clear"/>
+            <w:tcMar>
+              <w:top w:type="dxa" w:w="60"/>
+              <w:left w:type="dxa" w:w="120"/>
+              <w:bottom w:type="dxa" w:w="60"/>
+              <w:right w:type="dxa" w:w="120"/>
+            </w:tcMar>
+            <w:vAlign w:val="top"/>
+          </w:tcPr>
+          <w:p>
+            <w:pPr>
+              <w:spacing w:after="40" w:before="0"/>
+              <w:jc w:val="left"/>
+            </w:pPr>
+            <w:r>
+              <w:rPr>
+                <w:rFonts w:ascii="Arial" w:cs="Arial" w:eastAsia="Arial" w:hAnsi="Arial"/>
+                <w:b w:val="false"/>
+                <w:bCs w:val="false"/>
+                <w:i w:val="false"/>
+                <w:iCs w:val="false"/>
+                <w:color w:val="000000"/>
+                <w:sz w:val="18"/>
+                <w:szCs w:val="18"/>
+              </w:rPr>
+              <w:t xml:space="preserve">Strand 1.0: Numbers and Algebra</w:t>
+            </w:r>
+          </w:p>
+        </w:tc>
+      </w:tr>
+      <w:tr>
+        <w:tc>
+          <w:tcPr>
+            <w:tcW w:type="dxa" w:w="3000"/>
+            <w:shd w:fill="D5E8F0" w:color="auto" w:val="clear"/>
+            <w:tcMar>
+              <w:top w:type="dxa" w:w="60"/>
+              <w:left w:type="dxa" w:w="120"/>
+              <w:bottom w:type="dxa" w:w="60"/>
+              <w:right w:type="dxa" w:w="120"/>
+            </w:tcMar>
+            <w:vAlign w:val="top"/>
+          </w:tcPr>
+          <w:p>
+            <w:pPr>
+              <w:spacing w:after="40" w:before="0"/>
+              <w:jc w:val="left"/>
+            </w:pPr>
+            <w:r>
+              <w:rPr>
+                <w:rFonts w:ascii="Arial" w:cs="Arial" w:eastAsia="Arial" w:hAnsi="Arial"/>
+                <w:b/>
+                <w:bCs/>
+                <w:i w:val="false"/>
+                <w:iCs w:val="false"/>
+                <w:color w:val="000000"/>
+                <w:sz w:val="18"/>
+                <w:szCs w:val="18"/>
+              </w:rPr>
+              <w:t xml:space="preserve">Sub-Strand</w:t>
+            </w:r>
+          </w:p>
+        </w:tc>
+        <w:tc>
+          <w:tcPr>
+            <w:tcW w:type="dxa" w:w="10680"/>
+            <w:shd w:fill="FFFFFF" w:color="auto" w:val="clear"/>
+            <w:tcMar>
+              <w:top w:type="dxa" w:w="60"/>
+              <w:left w:type="dxa" w:w="120"/>
+              <w:bottom w:type="dxa" w:w="60"/>
+              <w:right w:type="dxa" w:w="120"/>
+            </w:tcMar>
+            <w:vAlign w:val="top"/>
+          </w:tcPr>
+          <w:p>
+            <w:pPr>
+              <w:spacing w:after="40" w:before="0"/>
+              <w:jc w:val="left"/>
+            </w:pPr>
+            <w:r>
+              <w:rPr>
+                <w:rFonts w:ascii="Arial" w:cs="Arial" w:eastAsia="Arial" w:hAnsi="Arial"/>
+                <w:b w:val="false"/>
+                <w:bCs w:val="false"/>
+                <w:i w:val="false"/>
+                <w:iCs w:val="false"/>
+                <w:color w:val="000000"/>
+                <w:sz w:val="18"/>
+                <w:szCs w:val="18"/>
+              </w:rPr>
+              <w:t xml:space="preserve">Sub-Strand 1.2: Indices and Logarithms</w:t>
+            </w:r>
+          </w:p>
+        </w:tc>
+      </w:tr>
+      <w:tr>
+        <w:tc>
+          <w:tcPr>
+            <w:tcW w:type="dxa" w:w="3000"/>
+            <w:shd w:fill="D5E8F0" w:color="auto" w:val="clear"/>
+            <w:tcMar>
+              <w:top w:type="dxa" w:w="60"/>
+              <w:left w:type="dxa" w:w="120"/>
+              <w:bottom w:type="dxa" w:w="60"/>
+              <w:right w:type="dxa" w:w="120"/>
+            </w:tcMar>
+            <w:vAlign w:val="top"/>
+          </w:tcPr>
+          <w:p>
+            <w:pPr>
+              <w:spacing w:after="40" w:before="0"/>
+              <w:jc w:val="left"/>
+            </w:pPr>
+            <w:r>
+              <w:rPr>
+                <w:rFonts w:ascii="Arial" w:cs="Arial" w:eastAsia="Arial" w:hAnsi="Arial"/>
+                <w:b/>
+                <w:bCs/>
+                <w:i w:val="false"/>
+                <w:iCs w:val="false"/>
+                <w:color w:val="000000"/>
+                <w:sz w:val="18"/>
+                <w:szCs w:val="18"/>
+              </w:rPr>
+              <w:t xml:space="preserve">Total Duration</w:t>
+            </w:r>
+          </w:p>
+        </w:tc>
+        <w:tc>
+          <w:tcPr>
+            <w:tcW w:type="dxa" w:w="10680"/>
+            <w:shd w:fill="FFFFFF" w:color="auto" w:val="clear"/>
+            <w:tcMar>
+              <w:top w:type="dxa" w:w="60"/>
+              <w:left w:type="dxa" w:w="120"/>
+              <w:bottom w:type="dxa" w:w="60"/>
+              <w:right w:type="dxa" w:w="120"/>
+            </w:tcMar>
+            <w:vAlign w:val="top"/>
+          </w:tcPr>
+          <w:p>
+            <w:pPr>
+              <w:spacing w:after="40" w:before="0"/>
+              <w:jc w:val="left"/>
+            </w:pPr>
+            <w:r>
+              <w:rPr>
+                <w:rFonts w:ascii="Arial" w:cs="Arial" w:eastAsia="Arial" w:hAnsi="Arial"/>
+                <w:b w:val="false"/>
+                <w:bCs w:val="false"/>
+                <w:i w:val="false"/>
+                <w:iCs w:val="false"/>
+                <w:color w:val="000000"/>
+                <w:sz w:val="18"/>
+                <w:szCs w:val="18"/>
+              </w:rPr>
+              <w:t xml:space="preserve">8 lessons × 40 minutes = 320 minutes total</w:t>
+            </w:r>
+          </w:p>
+        </w:tc>
+      </w:tr>
+      <w:tr>
+        <w:tc>
+          <w:tcPr>
+            <w:tcW w:type="dxa" w:w="3000"/>
+            <w:shd w:fill="D5E8F0" w:color="auto" w:val="clear"/>
+            <w:tcMar>
+              <w:top w:type="dxa" w:w="60"/>
+              <w:left w:type="dxa" w:w="120"/>
+              <w:bottom w:type="dxa" w:w="60"/>
+              <w:right w:type="dxa" w:w="120"/>
+            </w:tcMar>
+            <w:vAlign w:val="top"/>
+          </w:tcPr>
+          <w:p>
+            <w:pPr>
+              <w:spacing w:after="40" w:before="0"/>
+              <w:jc w:val="left"/>
+            </w:pPr>
+            <w:r>
+              <w:rPr>
+                <w:rFonts w:ascii="Arial" w:cs="Arial" w:eastAsia="Arial" w:hAnsi="Arial"/>
+                <w:b/>
+                <w:bCs/>
+                <w:i w:val="false"/>
+                <w:iCs w:val="false"/>
+                <w:color w:val="000000"/>
+                <w:sz w:val="18"/>
+                <w:szCs w:val="18"/>
+              </w:rPr>
+              <w:t xml:space="preserve">Sub-Strand Content</w:t>
+            </w:r>
+          </w:p>
+        </w:tc>
+        <w:tc>
+          <w:tcPr>
+            <w:tcW w:type="dxa" w:w="10680"/>
+            <w:shd w:fill="FFFFFF" w:color="auto" w:val="clear"/>
+            <w:tcMar>
+              <w:top w:type="dxa" w:w="60"/>
+              <w:left w:type="dxa" w:w="120"/>
+              <w:bottom w:type="dxa" w:w="60"/>
+              <w:right w:type="dxa" w:w="120"/>
+            </w:tcMar>
+            <w:vAlign w:val="top"/>
+          </w:tcPr>
+          <w:p>
+            <w:pPr>
+              <w:spacing w:after="30" w:before="0"/>
+              <w:ind w:left="360" w:hanging="180"/>
+              <w:jc w:val="left"/>
+            </w:pPr>
+            <w:r>
+              <w:rPr>
+                <w:rFonts w:ascii="Arial" w:cs="Arial" w:eastAsia="Arial" w:hAnsi="Arial"/>
+                <w:b w:val="false"/>
+                <w:bCs w:val="false"/>
+                <w:i w:val="false"/>
+                <w:iCs w:val="false"/>
+                <w:color w:val="000000"/>
+                <w:sz w:val="18"/>
+                <w:szCs w:val="18"/>
+              </w:rPr>
+              <w:t xml:space="preserve">–  Reciprocal of real numbers and their applications in mathematical computations</w:t>
+            </w:r>
+          </w:p>
+          <w:p>
+            <w:pPr>
+              <w:spacing w:after="30" w:before="0"/>
+              <w:ind w:left="360" w:hanging="180"/>
+              <w:jc w:val="left"/>
+            </w:pPr>
+            <w:r>
+              <w:rPr>
+                <w:rFonts w:ascii="Arial" w:cs="Arial" w:eastAsia="Arial" w:hAnsi="Arial"/>
+                <w:b w:val="false"/>
+                <w:bCs w:val="false"/>
+                <w:i w:val="false"/>
+                <w:iCs w:val="false"/>
+                <w:color w:val="000000"/>
+                <w:sz w:val="18"/>
+                <w:szCs w:val="18"/>
+              </w:rPr>
+              <w:t xml:space="preserve">–  Laws of indices: product rule, quotient rule, power rule, zero index, negative indices, fractional indices</w:t>
+            </w:r>
+          </w:p>
+          <w:p>
+            <w:pPr>
+              <w:spacing w:after="30" w:before="0"/>
+              <w:ind w:left="360" w:hanging="180"/>
+              <w:jc w:val="left"/>
+            </w:pPr>
+            <w:r>
+              <w:rPr>
+                <w:rFonts w:ascii="Arial" w:cs="Arial" w:eastAsia="Arial" w:hAnsi="Arial"/>
+                <w:b w:val="false"/>
+                <w:bCs w:val="false"/>
+                <w:i w:val="false"/>
+                <w:iCs w:val="false"/>
+                <w:color w:val="000000"/>
+                <w:sz w:val="18"/>
+                <w:szCs w:val="18"/>
+              </w:rPr>
+              <w:t xml:space="preserve">–  Simplification of expressions using laws of indices</w:t>
+            </w:r>
+          </w:p>
+          <w:p>
+            <w:pPr>
+              <w:spacing w:after="30" w:before="0"/>
+              <w:ind w:left="360" w:hanging="180"/>
+              <w:jc w:val="left"/>
+            </w:pPr>
+            <w:r>
+              <w:rPr>
+                <w:rFonts w:ascii="Arial" w:cs="Arial" w:eastAsia="Arial" w:hAnsi="Arial"/>
+                <w:b w:val="false"/>
+                <w:bCs w:val="false"/>
+                <w:i w:val="false"/>
+                <w:iCs w:val="false"/>
+                <w:color w:val="000000"/>
+                <w:sz w:val="18"/>
+                <w:szCs w:val="18"/>
+              </w:rPr>
+              <w:t xml:space="preserve">–  Common logarithms: definition and relationship to indices (base 10)</w:t>
+            </w:r>
+          </w:p>
+          <w:p>
+            <w:pPr>
+              <w:spacing w:after="30" w:before="0"/>
+              <w:ind w:left="360" w:hanging="180"/>
+              <w:jc w:val="left"/>
+            </w:pPr>
+            <w:r>
+              <w:rPr>
+                <w:rFonts w:ascii="Arial" w:cs="Arial" w:eastAsia="Arial" w:hAnsi="Arial"/>
+                <w:b w:val="false"/>
+                <w:bCs w:val="false"/>
+                <w:i w:val="false"/>
+                <w:iCs w:val="false"/>
+                <w:color w:val="000000"/>
+                <w:sz w:val="18"/>
+                <w:szCs w:val="18"/>
+              </w:rPr>
+              <w:t xml:space="preserve">–  Reading and interpreting common logarithms from mathematical tables</w:t>
+            </w:r>
+          </w:p>
+          <w:p>
+            <w:pPr>
+              <w:spacing w:after="30" w:before="0"/>
+              <w:ind w:left="360" w:hanging="180"/>
+              <w:jc w:val="left"/>
+            </w:pPr>
+            <w:r>
+              <w:rPr>
+                <w:rFonts w:ascii="Arial" w:cs="Arial" w:eastAsia="Arial" w:hAnsi="Arial"/>
+                <w:b w:val="false"/>
+                <w:bCs w:val="false"/>
+                <w:i w:val="false"/>
+                <w:iCs w:val="false"/>
+                <w:color w:val="000000"/>
+                <w:sz w:val="18"/>
+                <w:szCs w:val="18"/>
+              </w:rPr>
+              <w:t xml:space="preserve">–  Using calculators to determine common logarithms and antilogarithms</w:t>
+            </w:r>
+          </w:p>
+          <w:p>
+            <w:pPr>
+              <w:spacing w:after="30" w:before="0"/>
+              <w:ind w:left="360" w:hanging="180"/>
+              <w:jc w:val="left"/>
+            </w:pPr>
+            <w:r>
+              <w:rPr>
+                <w:rFonts w:ascii="Arial" w:cs="Arial" w:eastAsia="Arial" w:hAnsi="Arial"/>
+                <w:b w:val="false"/>
+                <w:bCs w:val="false"/>
+                <w:i w:val="false"/>
+                <w:iCs w:val="false"/>
+                <w:color w:val="000000"/>
+                <w:sz w:val="18"/>
+                <w:szCs w:val="18"/>
+              </w:rPr>
+              <w:t xml:space="preserve">–  Characteristics and mantissas of common logarithms</w:t>
+            </w:r>
+          </w:p>
+          <w:p>
+            <w:pPr>
+              <w:spacing w:after="30" w:before="0"/>
+              <w:ind w:left="360" w:hanging="180"/>
+              <w:jc w:val="left"/>
+            </w:pPr>
+            <w:r>
+              <w:rPr>
+                <w:rFonts w:ascii="Arial" w:cs="Arial" w:eastAsia="Arial" w:hAnsi="Arial"/>
+                <w:b w:val="false"/>
+                <w:bCs w:val="false"/>
+                <w:i w:val="false"/>
+                <w:iCs w:val="false"/>
+                <w:color w:val="000000"/>
+                <w:sz w:val="18"/>
+                <w:szCs w:val="18"/>
+              </w:rPr>
+              <w:t xml:space="preserve">–  Application of logarithms in multiplication of numbers</w:t>
+            </w:r>
+          </w:p>
+          <w:p>
+            <w:pPr>
+              <w:spacing w:after="30" w:before="0"/>
+              <w:ind w:left="360" w:hanging="180"/>
+              <w:jc w:val="left"/>
+            </w:pPr>
+            <w:r>
+              <w:rPr>
+                <w:rFonts w:ascii="Arial" w:cs="Arial" w:eastAsia="Arial" w:hAnsi="Arial"/>
+                <w:b w:val="false"/>
+                <w:bCs w:val="false"/>
+                <w:i w:val="false"/>
+                <w:iCs w:val="false"/>
+                <w:color w:val="000000"/>
+                <w:sz w:val="18"/>
+                <w:szCs w:val="18"/>
+              </w:rPr>
+              <w:t xml:space="preserve">–  Application of logarithms in division of numbers</w:t>
+            </w:r>
+          </w:p>
+          <w:p>
+            <w:pPr>
+              <w:spacing w:after="30" w:before="0"/>
+              <w:ind w:left="360" w:hanging="180"/>
+              <w:jc w:val="left"/>
+            </w:pPr>
+            <w:r>
+              <w:rPr>
+                <w:rFonts w:ascii="Arial" w:cs="Arial" w:eastAsia="Arial" w:hAnsi="Arial"/>
+                <w:b w:val="false"/>
+                <w:bCs w:val="false"/>
+                <w:i w:val="false"/>
+                <w:iCs w:val="false"/>
+                <w:color w:val="000000"/>
+                <w:sz w:val="18"/>
+                <w:szCs w:val="18"/>
+              </w:rPr>
+              <w:t xml:space="preserve">–  Application of logarithms in finding powers of numbers</w:t>
+            </w:r>
+          </w:p>
+          <w:p>
+            <w:pPr>
+              <w:spacing w:after="30" w:before="0"/>
+              <w:ind w:left="360" w:hanging="180"/>
+              <w:jc w:val="left"/>
+            </w:pPr>
+            <w:r>
+              <w:rPr>
+                <w:rFonts w:ascii="Arial" w:cs="Arial" w:eastAsia="Arial" w:hAnsi="Arial"/>
+                <w:b w:val="false"/>
+                <w:bCs w:val="false"/>
+                <w:i w:val="false"/>
+                <w:iCs w:val="false"/>
+                <w:color w:val="000000"/>
+                <w:sz w:val="18"/>
+                <w:szCs w:val="18"/>
+              </w:rPr>
+              <w:t xml:space="preserve">–  Application of logarithms in finding roots of numbers</w:t>
+            </w:r>
+          </w:p>
+          <w:p>
+            <w:pPr>
+              <w:spacing w:after="30" w:before="0"/>
+              <w:ind w:left="360" w:hanging="180"/>
+              <w:jc w:val="left"/>
+            </w:pPr>
+            <w:r>
+              <w:rPr>
+                <w:rFonts w:ascii="Arial" w:cs="Arial" w:eastAsia="Arial" w:hAnsi="Arial"/>
+                <w:b w:val="false"/>
+                <w:bCs w:val="false"/>
+                <w:i w:val="false"/>
+                <w:iCs w:val="false"/>
+                <w:color w:val="000000"/>
+                <w:sz w:val="18"/>
+                <w:szCs w:val="18"/>
+              </w:rPr>
+              <w:t xml:space="preserve">–  Combined operations using logarithms in real-life computations</w:t>
+            </w:r>
+          </w:p>
+        </w:tc>
+      </w:tr>
+      <w:tr>
+        <w:tc>
+          <w:tcPr>
+            <w:tcW w:type="dxa" w:w="3000"/>
+            <w:shd w:fill="D5E8F0" w:color="auto" w:val="clear"/>
+            <w:tcMar>
+              <w:top w:type="dxa" w:w="60"/>
+              <w:left w:type="dxa" w:w="120"/>
+              <w:bottom w:type="dxa" w:w="60"/>
+              <w:right w:type="dxa" w:w="120"/>
+            </w:tcMar>
+            <w:vAlign w:val="top"/>
+          </w:tcPr>
+          <w:p>
+            <w:pPr>
+              <w:spacing w:after="40" w:before="0"/>
+              <w:jc w:val="left"/>
+            </w:pPr>
+            <w:r>
+              <w:rPr>
+                <w:rFonts w:ascii="Arial" w:cs="Arial" w:eastAsia="Arial" w:hAnsi="Arial"/>
+                <w:b/>
+                <w:bCs/>
+                <w:i w:val="false"/>
+                <w:iCs w:val="false"/>
+                <w:color w:val="000000"/>
+                <w:sz w:val="18"/>
+                <w:szCs w:val="18"/>
+              </w:rPr>
+              <w:t xml:space="preserve">Learning Outcomes</w:t>
+            </w:r>
+          </w:p>
+        </w:tc>
+        <w:tc>
+          <w:tcPr>
+            <w:tcW w:type="dxa" w:w="10680"/>
+            <w:shd w:fill="FFFFFF" w:color="auto" w:val="clear"/>
+            <w:tcMar>
+              <w:top w:type="dxa" w:w="60"/>
+              <w:left w:type="dxa" w:w="120"/>
+              <w:bottom w:type="dxa" w:w="60"/>
+              <w:right w:type="dxa" w:w="120"/>
+            </w:tcMar>
+            <w:vAlign w:val="top"/>
+          </w:tcPr>
+          <w:p>
+            <w:pPr>
+              <w:spacing w:after="40" w:before="0"/>
+              <w:jc w:val="left"/>
+            </w:pPr>
+            <w:r>
+              <w:rPr>
+                <w:rFonts w:ascii="Arial" w:cs="Arial" w:eastAsia="Arial" w:hAnsi="Arial"/>
+                <w:b w:val="false"/>
+                <w:bCs w:val="false"/>
+                <w:i w:val="false"/>
+                <w:iCs w:val="false"/>
+                <w:color w:val="000000"/>
+                <w:sz w:val="18"/>
+                <w:szCs w:val="18"/>
+              </w:rPr>
+              <w:t xml:space="preserve">By the end of the sub-strand, the learner should be able to:</w:t>
+            </w:r>
+          </w:p>
+          <w:p>
+            <w:pPr>
+              <w:spacing w:after="40" w:before="0"/>
+              <w:jc w:val="left"/>
+            </w:pPr>
+            <w:r>
+              <w:rPr>
+                <w:rFonts w:ascii="Arial" w:cs="Arial" w:eastAsia="Arial" w:hAnsi="Arial"/>
+                <w:b w:val="false"/>
+                <w:bCs w:val="false"/>
+                <w:i w:val="false"/>
+                <w:iCs w:val="false"/>
+                <w:color w:val="000000"/>
+                <w:sz w:val="18"/>
+                <w:szCs w:val="18"/>
+              </w:rPr>
+              <w:t xml:space="preserve">a) apply the reciprocal of real numbers in mathematical computations,</w:t>
+            </w:r>
+          </w:p>
+          <w:p>
+            <w:pPr>
+              <w:spacing w:after="40" w:before="0"/>
+              <w:jc w:val="left"/>
+            </w:pPr>
+            <w:r>
+              <w:rPr>
+                <w:rFonts w:ascii="Arial" w:cs="Arial" w:eastAsia="Arial" w:hAnsi="Arial"/>
+                <w:b w:val="false"/>
+                <w:bCs w:val="false"/>
+                <w:i w:val="false"/>
+                <w:iCs w:val="false"/>
+                <w:color w:val="000000"/>
+                <w:sz w:val="18"/>
+                <w:szCs w:val="18"/>
+              </w:rPr>
+              <w:t xml:space="preserve">b) derive and apply laws of indices in different situations,</w:t>
+            </w:r>
+          </w:p>
+          <w:p>
+            <w:pPr>
+              <w:spacing w:after="40" w:before="0"/>
+              <w:jc w:val="left"/>
+            </w:pPr>
+            <w:r>
+              <w:rPr>
+                <w:rFonts w:ascii="Arial" w:cs="Arial" w:eastAsia="Arial" w:hAnsi="Arial"/>
+                <w:b w:val="false"/>
+                <w:bCs w:val="false"/>
+                <w:i w:val="false"/>
+                <w:iCs w:val="false"/>
+                <w:color w:val="000000"/>
+                <w:sz w:val="18"/>
+                <w:szCs w:val="18"/>
+              </w:rPr>
+              <w:t xml:space="preserve">c) determine common logarithms of numbers from mathematical tables and calculators,</w:t>
+            </w:r>
+          </w:p>
+          <w:p>
+            <w:pPr>
+              <w:spacing w:after="40" w:before="0"/>
+              <w:jc w:val="left"/>
+            </w:pPr>
+            <w:r>
+              <w:rPr>
+                <w:rFonts w:ascii="Arial" w:cs="Arial" w:eastAsia="Arial" w:hAnsi="Arial"/>
+                <w:b w:val="false"/>
+                <w:bCs w:val="false"/>
+                <w:i w:val="false"/>
+                <w:iCs w:val="false"/>
+                <w:color w:val="000000"/>
+                <w:sz w:val="18"/>
+                <w:szCs w:val="18"/>
+              </w:rPr>
+              <w:t xml:space="preserve">d) apply common logarithms in multiplication, division, powers, and roots of numbers,</w:t>
+            </w:r>
+          </w:p>
+          <w:p>
+            <w:pPr>
+              <w:spacing w:after="40" w:before="0"/>
+              <w:jc w:val="left"/>
+            </w:pPr>
+            <w:r>
+              <w:rPr>
+                <w:rFonts w:ascii="Arial" w:cs="Arial" w:eastAsia="Arial" w:hAnsi="Arial"/>
+                <w:b w:val="false"/>
+                <w:bCs w:val="false"/>
+                <w:i w:val="false"/>
+                <w:iCs w:val="false"/>
+                <w:color w:val="000000"/>
+                <w:sz w:val="18"/>
+                <w:szCs w:val="18"/>
+              </w:rPr>
+              <w:t xml:space="preserve">e) appreciate the use of indices and logarithms in solving real-life problems.</w:t>
+            </w:r>
+          </w:p>
+        </w:tc>
+      </w:tr>
+      <w:tr>
+        <w:tc>
+          <w:tcPr>
+            <w:tcW w:type="dxa" w:w="3000"/>
+            <w:shd w:fill="D5E8F0" w:color="auto" w:val="clear"/>
+            <w:tcMar>
+              <w:top w:type="dxa" w:w="60"/>
+              <w:left w:type="dxa" w:w="120"/>
+              <w:bottom w:type="dxa" w:w="60"/>
+              <w:right w:type="dxa" w:w="120"/>
+            </w:tcMar>
+            <w:vAlign w:val="top"/>
+          </w:tcPr>
+          <w:p>
+            <w:pPr>
+              <w:spacing w:after="40" w:before="0"/>
+              <w:jc w:val="left"/>
+            </w:pPr>
+            <w:r>
+              <w:rPr>
+                <w:rFonts w:ascii="Arial" w:cs="Arial" w:eastAsia="Arial" w:hAnsi="Arial"/>
+                <w:b/>
+                <w:bCs/>
+                <w:i w:val="false"/>
+                <w:iCs w:val="false"/>
+                <w:color w:val="000000"/>
+                <w:sz w:val="18"/>
+                <w:szCs w:val="18"/>
+              </w:rPr>
+              <w:t xml:space="preserve">Core Competencies</w:t>
+            </w:r>
+          </w:p>
+        </w:tc>
+        <w:tc>
+          <w:tcPr>
+            <w:tcW w:type="dxa" w:w="10680"/>
+            <w:shd w:fill="FFFFFF" w:color="auto" w:val="clear"/>
+            <w:tcMar>
+              <w:top w:type="dxa" w:w="60"/>
+              <w:left w:type="dxa" w:w="120"/>
+              <w:bottom w:type="dxa" w:w="60"/>
+              <w:right w:type="dxa" w:w="120"/>
+            </w:tcMar>
+            <w:vAlign w:val="top"/>
+          </w:tcPr>
+          <w:p>
+            <w:pPr>
+              <w:spacing w:after="30" w:before="0"/>
+              <w:ind w:left="360" w:hanging="180"/>
+              <w:jc w:val="left"/>
+            </w:pPr>
+            <w:r>
+              <w:rPr>
+                <w:rFonts w:ascii="Arial" w:cs="Arial" w:eastAsia="Arial" w:hAnsi="Arial"/>
+                <w:b w:val="false"/>
+                <w:bCs w:val="false"/>
+                <w:i w:val="false"/>
+                <w:iCs w:val="false"/>
+                <w:color w:val="000000"/>
+                <w:sz w:val="18"/>
+                <w:szCs w:val="18"/>
+              </w:rPr>
+              <w:t xml:space="preserve">–  Critical Thinking and Problem Solving: the learner derives laws of indices and applies logarithmic methods to solve multi-step computations such as working out the cost per kilogram of maize bought in bulk by a Rift Valley farmer, selecting the most efficient computational strategy.</w:t>
+            </w:r>
+          </w:p>
+          <w:p>
+            <w:pPr>
+              <w:spacing w:after="30" w:before="0"/>
+              <w:ind w:left="360" w:hanging="180"/>
+              <w:jc w:val="left"/>
+            </w:pPr>
+            <w:r>
+              <w:rPr>
+                <w:rFonts w:ascii="Arial" w:cs="Arial" w:eastAsia="Arial" w:hAnsi="Arial"/>
+                <w:b w:val="false"/>
+                <w:bCs w:val="false"/>
+                <w:i w:val="false"/>
+                <w:iCs w:val="false"/>
+                <w:color w:val="000000"/>
+                <w:sz w:val="18"/>
+                <w:szCs w:val="18"/>
+              </w:rPr>
+              <w:t xml:space="preserve">–  Communication and Collaboration: the learner discusses and explains index laws and logarithmic procedures with peers during group activities, clearly articulating mathematical reasoning using correct notation.</w:t>
+            </w:r>
+          </w:p>
+          <w:p>
+            <w:pPr>
+              <w:spacing w:after="30" w:before="0"/>
+              <w:ind w:left="360" w:hanging="180"/>
+              <w:jc w:val="left"/>
+            </w:pPr>
+            <w:r>
+              <w:rPr>
+                <w:rFonts w:ascii="Arial" w:cs="Arial" w:eastAsia="Arial" w:hAnsi="Arial"/>
+                <w:b w:val="false"/>
+                <w:bCs w:val="false"/>
+                <w:i w:val="false"/>
+                <w:iCs w:val="false"/>
+                <w:color w:val="000000"/>
+                <w:sz w:val="18"/>
+                <w:szCs w:val="18"/>
+              </w:rPr>
+              <w:t xml:space="preserve">–  Digital Literacy: the learner uses scientific calculators and, where available, digital devices to determine common logarithms and antilogarithms, comparing results with mathematical tables to build confidence in both tools.</w:t>
+            </w:r>
+          </w:p>
+          <w:p>
+            <w:pPr>
+              <w:spacing w:after="30" w:before="0"/>
+              <w:ind w:left="360" w:hanging="180"/>
+              <w:jc w:val="left"/>
+            </w:pPr>
+            <w:r>
+              <w:rPr>
+                <w:rFonts w:ascii="Arial" w:cs="Arial" w:eastAsia="Arial" w:hAnsi="Arial"/>
+                <w:b w:val="false"/>
+                <w:bCs w:val="false"/>
+                <w:i w:val="false"/>
+                <w:iCs w:val="false"/>
+                <w:color w:val="000000"/>
+                <w:sz w:val="18"/>
+                <w:szCs w:val="18"/>
+              </w:rPr>
+              <w:t xml:space="preserve">–  Learning to Learn: the learner independently reads logarithm tables, identifies patterns in the laws of indices, and applies acquired strategies to unfamiliar numerical problems encountered in daily Kenyan contexts.</w:t>
+            </w:r>
+          </w:p>
+        </w:tc>
+      </w:tr>
+      <w:tr>
+        <w:tc>
+          <w:tcPr>
+            <w:tcW w:type="dxa" w:w="3000"/>
+            <w:shd w:fill="E2EFDA" w:color="auto" w:val="clear"/>
+            <w:tcMar>
+              <w:top w:type="dxa" w:w="60"/>
+              <w:left w:type="dxa" w:w="120"/>
+              <w:bottom w:type="dxa" w:w="60"/>
+              <w:right w:type="dxa" w:w="120"/>
+            </w:tcMar>
+            <w:vAlign w:val="top"/>
+          </w:tcPr>
+          <w:p>
+            <w:pPr>
+              <w:spacing w:after="40" w:before="0"/>
+              <w:jc w:val="left"/>
+            </w:pPr>
+            <w:r>
+              <w:rPr>
+                <w:rFonts w:ascii="Arial" w:cs="Arial" w:eastAsia="Arial" w:hAnsi="Arial"/>
+                <w:b/>
+                <w:bCs/>
+                <w:i w:val="false"/>
+                <w:iCs w:val="false"/>
+                <w:color w:val="000000"/>
+                <w:sz w:val="18"/>
+                <w:szCs w:val="18"/>
+              </w:rPr>
+              <w:t xml:space="preserve">Core Values</w:t>
+            </w:r>
+          </w:p>
+        </w:tc>
+        <w:tc>
+          <w:tcPr>
+            <w:tcW w:type="dxa" w:w="10680"/>
+            <w:shd w:fill="FFFFFF" w:color="auto" w:val="clear"/>
+            <w:tcMar>
+              <w:top w:type="dxa" w:w="60"/>
+              <w:left w:type="dxa" w:w="120"/>
+              <w:bottom w:type="dxa" w:w="60"/>
+              <w:right w:type="dxa" w:w="120"/>
+            </w:tcMar>
+            <w:vAlign w:val="top"/>
+          </w:tcPr>
+          <w:p>
+            <w:pPr>
+              <w:spacing w:after="30" w:before="0"/>
+              <w:ind w:left="360" w:hanging="180"/>
+              <w:jc w:val="left"/>
+            </w:pPr>
+            <w:r>
+              <w:rPr>
+                <w:rFonts w:ascii="Arial" w:cs="Arial" w:eastAsia="Arial" w:hAnsi="Arial"/>
+                <w:b w:val="false"/>
+                <w:bCs w:val="false"/>
+                <w:i w:val="false"/>
+                <w:iCs w:val="false"/>
+                <w:color w:val="000000"/>
+                <w:sz w:val="18"/>
+                <w:szCs w:val="18"/>
+              </w:rPr>
+              <w:t xml:space="preserve">–  Integrity: the learner records logarithm table readings and calculator results accurately and honestly, without falsifying computed values during class activities and assessments.</w:t>
+            </w:r>
+          </w:p>
+          <w:p>
+            <w:pPr>
+              <w:spacing w:after="30" w:before="0"/>
+              <w:ind w:left="360" w:hanging="180"/>
+              <w:jc w:val="left"/>
+            </w:pPr>
+            <w:r>
+              <w:rPr>
+                <w:rFonts w:ascii="Arial" w:cs="Arial" w:eastAsia="Arial" w:hAnsi="Arial"/>
+                <w:b w:val="false"/>
+                <w:bCs w:val="false"/>
+                <w:i w:val="false"/>
+                <w:iCs w:val="false"/>
+                <w:color w:val="000000"/>
+                <w:sz w:val="18"/>
+                <w:szCs w:val="18"/>
+              </w:rPr>
+              <w:t xml:space="preserve">–  Responsibility: the learner takes care of shared mathematical tables and calculators, and diligently completes index and logarithm practice tasks that underpin sound financial and scientific reasoning.</w:t>
+            </w:r>
+          </w:p>
+          <w:p>
+            <w:pPr>
+              <w:spacing w:after="30" w:before="0"/>
+              <w:ind w:left="360" w:hanging="180"/>
+              <w:jc w:val="left"/>
+            </w:pPr>
+            <w:r>
+              <w:rPr>
+                <w:rFonts w:ascii="Arial" w:cs="Arial" w:eastAsia="Arial" w:hAnsi="Arial"/>
+                <w:b w:val="false"/>
+                <w:bCs w:val="false"/>
+                <w:i w:val="false"/>
+                <w:iCs w:val="false"/>
+                <w:color w:val="000000"/>
+                <w:sz w:val="18"/>
+                <w:szCs w:val="18"/>
+              </w:rPr>
+              <w:t xml:space="preserve">–  Unity: the learner collaborates respectfully in group problem-solving tasks, valuing each member's contribution when deriving index laws or checking logarithm computations.</w:t>
+            </w:r>
+          </w:p>
+          <w:p>
+            <w:pPr>
+              <w:spacing w:after="30" w:before="0"/>
+              <w:ind w:left="360" w:hanging="180"/>
+              <w:jc w:val="left"/>
+            </w:pPr>
+            <w:r>
+              <w:rPr>
+                <w:rFonts w:ascii="Arial" w:cs="Arial" w:eastAsia="Arial" w:hAnsi="Arial"/>
+                <w:b w:val="false"/>
+                <w:bCs w:val="false"/>
+                <w:i w:val="false"/>
+                <w:iCs w:val="false"/>
+                <w:color w:val="000000"/>
+                <w:sz w:val="18"/>
+                <w:szCs w:val="18"/>
+              </w:rPr>
+              <w:t xml:space="preserve">–  Respect: the learner appreciates peers' different approaches to simplifying index expressions and computing logarithms, recognising that multiple valid methods may lead to the same correct answer.</w:t>
+            </w:r>
+          </w:p>
+        </w:tc>
+      </w:tr>
+      <w:tr>
+        <w:tc>
+          <w:tcPr>
+            <w:tcW w:type="dxa" w:w="3000"/>
+            <w:shd w:fill="D5E8F0" w:color="auto" w:val="clear"/>
+            <w:tcMar>
+              <w:top w:type="dxa" w:w="60"/>
+              <w:left w:type="dxa" w:w="120"/>
+              <w:bottom w:type="dxa" w:w="60"/>
+              <w:right w:type="dxa" w:w="120"/>
+            </w:tcMar>
+            <w:vAlign w:val="top"/>
+          </w:tcPr>
+          <w:p>
+            <w:pPr>
+              <w:spacing w:after="40" w:before="0"/>
+              <w:jc w:val="left"/>
+            </w:pPr>
+            <w:r>
+              <w:rPr>
+                <w:rFonts w:ascii="Arial" w:cs="Arial" w:eastAsia="Arial" w:hAnsi="Arial"/>
+                <w:b/>
+                <w:bCs/>
+                <w:i w:val="false"/>
+                <w:iCs w:val="false"/>
+                <w:color w:val="000000"/>
+                <w:sz w:val="18"/>
+                <w:szCs w:val="18"/>
+              </w:rPr>
+              <w:t xml:space="preserve">Science &amp; Engineering Practices</w:t>
+            </w:r>
+          </w:p>
+        </w:tc>
+        <w:tc>
+          <w:tcPr>
+            <w:tcW w:type="dxa" w:w="10680"/>
+            <w:shd w:fill="FFFFFF" w:color="auto" w:val="clear"/>
+            <w:tcMar>
+              <w:top w:type="dxa" w:w="60"/>
+              <w:left w:type="dxa" w:w="120"/>
+              <w:bottom w:type="dxa" w:w="60"/>
+              <w:right w:type="dxa" w:w="120"/>
+            </w:tcMar>
+            <w:vAlign w:val="top"/>
+          </w:tcPr>
+          <w:p>
+            <w:pPr>
+              <w:spacing w:after="30" w:before="0"/>
+              <w:ind w:left="360" w:hanging="180"/>
+              <w:jc w:val="left"/>
+            </w:pPr>
+            <w:r>
+              <w:rPr>
+                <w:rFonts w:ascii="Arial" w:cs="Arial" w:eastAsia="Arial" w:hAnsi="Arial"/>
+                <w:b w:val="false"/>
+                <w:bCs w:val="false"/>
+                <w:i w:val="false"/>
+                <w:iCs w:val="false"/>
+                <w:color w:val="000000"/>
+                <w:sz w:val="18"/>
+                <w:szCs w:val="18"/>
+              </w:rPr>
+              <w:t xml:space="preserve">–  Using Mathematics and Computational Thinking: the learner applies the laws of indices as a formal mathematical framework and uses logarithmic tables and calculators as computational tools to solve numerical problems efficiently — mirroring how scientists and engineers process large or small quantities.</w:t>
+            </w:r>
+          </w:p>
+          <w:p>
+            <w:pPr>
+              <w:spacing w:after="30" w:before="0"/>
+              <w:ind w:left="360" w:hanging="180"/>
+              <w:jc w:val="left"/>
+            </w:pPr>
+            <w:r>
+              <w:rPr>
+                <w:rFonts w:ascii="Arial" w:cs="Arial" w:eastAsia="Arial" w:hAnsi="Arial"/>
+                <w:b w:val="false"/>
+                <w:bCs w:val="false"/>
+                <w:i w:val="false"/>
+                <w:iCs w:val="false"/>
+                <w:color w:val="000000"/>
+                <w:sz w:val="18"/>
+                <w:szCs w:val="18"/>
+              </w:rPr>
+              <w:t xml:space="preserve">–  Asking Questions and Defining Problems: the learner poses questions about why very large numbers (e.g., national maize harvest tonnage) or very small numbers (e.g., bacterial cell dimensions) are easier to handle in index/logarithmic form, driving inquiry into the utility of the notation.</w:t>
+            </w:r>
+          </w:p>
+          <w:p>
+            <w:pPr>
+              <w:spacing w:after="30" w:before="0"/>
+              <w:ind w:left="360" w:hanging="180"/>
+              <w:jc w:val="left"/>
+            </w:pPr>
+            <w:r>
+              <w:rPr>
+                <w:rFonts w:ascii="Arial" w:cs="Arial" w:eastAsia="Arial" w:hAnsi="Arial"/>
+                <w:b w:val="false"/>
+                <w:bCs w:val="false"/>
+                <w:i w:val="false"/>
+                <w:iCs w:val="false"/>
+                <w:color w:val="000000"/>
+                <w:sz w:val="18"/>
+                <w:szCs w:val="18"/>
+              </w:rPr>
+              <w:t xml:space="preserve">–  Constructing Explanations: the learner constructs step-by-step written explanations of how each law of indices is derived and why logarithms convert multiplication into addition, communicating reasoning clearly in mathematical language.</w:t>
+            </w:r>
+          </w:p>
+          <w:p>
+            <w:pPr>
+              <w:spacing w:after="30" w:before="0"/>
+              <w:ind w:left="360" w:hanging="180"/>
+              <w:jc w:val="left"/>
+            </w:pPr>
+            <w:r>
+              <w:rPr>
+                <w:rFonts w:ascii="Arial" w:cs="Arial" w:eastAsia="Arial" w:hAnsi="Arial"/>
+                <w:b w:val="false"/>
+                <w:bCs w:val="false"/>
+                <w:i w:val="false"/>
+                <w:iCs w:val="false"/>
+                <w:color w:val="000000"/>
+                <w:sz w:val="18"/>
+                <w:szCs w:val="18"/>
+              </w:rPr>
+              <w:t xml:space="preserve">–  Obtaining, Evaluating, and Communicating Information: the learner reads, evaluates, and communicates data extracted from logarithm tables and calculator outputs, cross-checking for reasonableness in the context of real-life Kenyan scenarios.</w:t>
+            </w:r>
+          </w:p>
+        </w:tc>
+      </w:tr>
+      <w:tr>
+        <w:tc>
+          <w:tcPr>
+            <w:tcW w:type="dxa" w:w="3000"/>
+            <w:shd w:fill="FCE4D6" w:color="auto" w:val="clear"/>
+            <w:tcMar>
+              <w:top w:type="dxa" w:w="60"/>
+              <w:left w:type="dxa" w:w="120"/>
+              <w:bottom w:type="dxa" w:w="60"/>
+              <w:right w:type="dxa" w:w="120"/>
+            </w:tcMar>
+            <w:vAlign w:val="top"/>
+          </w:tcPr>
+          <w:p>
+            <w:pPr>
+              <w:spacing w:after="40" w:before="0"/>
+              <w:jc w:val="left"/>
+            </w:pPr>
+            <w:r>
+              <w:rPr>
+                <w:rFonts w:ascii="Arial" w:cs="Arial" w:eastAsia="Arial" w:hAnsi="Arial"/>
+                <w:b/>
+                <w:bCs/>
+                <w:i w:val="false"/>
+                <w:iCs w:val="false"/>
+                <w:color w:val="000000"/>
+                <w:sz w:val="18"/>
+                <w:szCs w:val="18"/>
+              </w:rPr>
+              <w:t xml:space="preserve">Pertinent &amp; Contemporary Issues (PCIs)</w:t>
+            </w:r>
+          </w:p>
+        </w:tc>
+        <w:tc>
+          <w:tcPr>
+            <w:tcW w:type="dxa" w:w="10680"/>
+            <w:shd w:fill="FFFFFF" w:color="auto" w:val="clear"/>
+            <w:tcMar>
+              <w:top w:type="dxa" w:w="60"/>
+              <w:left w:type="dxa" w:w="120"/>
+              <w:bottom w:type="dxa" w:w="60"/>
+              <w:right w:type="dxa" w:w="120"/>
+            </w:tcMar>
+            <w:vAlign w:val="top"/>
+          </w:tcPr>
+          <w:p>
+            <w:pPr>
+              <w:spacing w:after="30" w:before="0"/>
+              <w:ind w:left="360" w:hanging="180"/>
+              <w:jc w:val="left"/>
+            </w:pPr>
+            <w:r>
+              <w:rPr>
+                <w:rFonts w:ascii="Arial" w:cs="Arial" w:eastAsia="Arial" w:hAnsi="Arial"/>
+                <w:b w:val="false"/>
+                <w:bCs w:val="false"/>
+                <w:i w:val="false"/>
+                <w:iCs w:val="false"/>
+                <w:color w:val="000000"/>
+                <w:sz w:val="18"/>
+                <w:szCs w:val="18"/>
+              </w:rPr>
+              <w:t xml:space="preserve">–  Financial Literacy: the learner applies indices and logarithms to compute compound growth, loan interest, and bulk-purchase pricing — skills directly relevant to managing personal and family finances in Kenya's growing economy.</w:t>
+            </w:r>
+          </w:p>
+          <w:p>
+            <w:pPr>
+              <w:spacing w:after="30" w:before="0"/>
+              <w:ind w:left="360" w:hanging="180"/>
+              <w:jc w:val="left"/>
+            </w:pPr>
+            <w:r>
+              <w:rPr>
+                <w:rFonts w:ascii="Arial" w:cs="Arial" w:eastAsia="Arial" w:hAnsi="Arial"/>
+                <w:b w:val="false"/>
+                <w:bCs w:val="false"/>
+                <w:i w:val="false"/>
+                <w:iCs w:val="false"/>
+                <w:color w:val="000000"/>
+                <w:sz w:val="18"/>
+                <w:szCs w:val="18"/>
+              </w:rPr>
+              <w:t xml:space="preserve">–  Education for Sustainable Development (Environmental Education): the learner uses indices to express very large quantities such as Kenya's forest cover area in hectares or very small quantities such as concentrations of pollutants in Lake Victoria water, appreciating the role of mathematics in environmental monitoring.</w:t>
+            </w:r>
+          </w:p>
+          <w:p>
+            <w:pPr>
+              <w:spacing w:after="30" w:before="0"/>
+              <w:ind w:left="360" w:hanging="180"/>
+              <w:jc w:val="left"/>
+            </w:pPr>
+            <w:r>
+              <w:rPr>
+                <w:rFonts w:ascii="Arial" w:cs="Arial" w:eastAsia="Arial" w:hAnsi="Arial"/>
+                <w:b w:val="false"/>
+                <w:bCs w:val="false"/>
+                <w:i w:val="false"/>
+                <w:iCs w:val="false"/>
+                <w:color w:val="000000"/>
+                <w:sz w:val="18"/>
+                <w:szCs w:val="18"/>
+              </w:rPr>
+              <w:t xml:space="preserve">–  Social Cohesion: the learner works collaboratively in mixed-ability groups to derive index laws and verify logarithm calculations, building mutual respect and teamwork across diverse backgrounds.</w:t>
+            </w:r>
+          </w:p>
+          <w:p>
+            <w:pPr>
+              <w:spacing w:after="30" w:before="0"/>
+              <w:ind w:left="360" w:hanging="180"/>
+              <w:jc w:val="left"/>
+            </w:pPr>
+            <w:r>
+              <w:rPr>
+                <w:rFonts w:ascii="Arial" w:cs="Arial" w:eastAsia="Arial" w:hAnsi="Arial"/>
+                <w:b w:val="false"/>
+                <w:bCs w:val="false"/>
+                <w:i w:val="false"/>
+                <w:iCs w:val="false"/>
+                <w:color w:val="000000"/>
+                <w:sz w:val="18"/>
+                <w:szCs w:val="18"/>
+              </w:rPr>
+              <w:t xml:space="preserve">–  ICT Integration: the learner uses scientific calculators and, where available, learner digital devices (LDDs) to explore logarithm functions, connecting mathematical table skills with modern computational tools as outlined in Appendix 2 of the KICD design.</w:t>
+            </w:r>
+          </w:p>
+        </w:tc>
+      </w:tr>
+      <w:tr>
+        <w:tc>
+          <w:tcPr>
+            <w:tcW w:type="dxa" w:w="3000"/>
+            <w:shd w:fill="D9EEF1" w:color="auto" w:val="clear"/>
+            <w:tcMar>
+              <w:top w:type="dxa" w:w="60"/>
+              <w:left w:type="dxa" w:w="120"/>
+              <w:bottom w:type="dxa" w:w="60"/>
+              <w:right w:type="dxa" w:w="120"/>
+            </w:tcMar>
+            <w:vAlign w:val="top"/>
+          </w:tcPr>
+          <w:p>
+            <w:pPr>
+              <w:spacing w:after="40" w:before="0"/>
+              <w:jc w:val="left"/>
+            </w:pPr>
+            <w:r>
+              <w:rPr>
+                <w:rFonts w:ascii="Arial" w:cs="Arial" w:eastAsia="Arial" w:hAnsi="Arial"/>
+                <w:b/>
+                <w:bCs/>
+                <w:i w:val="false"/>
+                <w:iCs w:val="false"/>
+                <w:color w:val="000000"/>
+                <w:sz w:val="18"/>
+                <w:szCs w:val="18"/>
+              </w:rPr>
+              <w:t xml:space="preserve">Career Connections</w:t>
+            </w:r>
+          </w:p>
+        </w:tc>
+        <w:tc>
+          <w:tcPr>
+            <w:tcW w:type="dxa" w:w="10680"/>
+            <w:shd w:fill="FFFFFF" w:color="auto" w:val="clear"/>
+            <w:tcMar>
+              <w:top w:type="dxa" w:w="60"/>
+              <w:left w:type="dxa" w:w="120"/>
+              <w:bottom w:type="dxa" w:w="60"/>
+              <w:right w:type="dxa" w:w="120"/>
+            </w:tcMar>
+            <w:vAlign w:val="top"/>
+          </w:tcPr>
+          <w:p>
+            <w:pPr>
+              <w:spacing w:after="30" w:before="0"/>
+              <w:ind w:left="360" w:hanging="180"/>
+              <w:jc w:val="left"/>
+            </w:pPr>
+            <w:r>
+              <w:rPr>
+                <w:rFonts w:ascii="Arial" w:cs="Arial" w:eastAsia="Arial" w:hAnsi="Arial"/>
+                <w:b w:val="false"/>
+                <w:bCs w:val="false"/>
+                <w:i w:val="false"/>
+                <w:iCs w:val="false"/>
+                <w:color w:val="000000"/>
+                <w:sz w:val="18"/>
+                <w:szCs w:val="18"/>
+              </w:rPr>
+              <w:t xml:space="preserve">–  Banking and Finance: indices underpin compound interest calculations used by Kenyan banks and SACCOs; logarithms support actuarial science and financial modelling.</w:t>
+            </w:r>
+          </w:p>
+          <w:p>
+            <w:pPr>
+              <w:spacing w:after="30" w:before="0"/>
+              <w:ind w:left="360" w:hanging="180"/>
+              <w:jc w:val="left"/>
+            </w:pPr>
+            <w:r>
+              <w:rPr>
+                <w:rFonts w:ascii="Arial" w:cs="Arial" w:eastAsia="Arial" w:hAnsi="Arial"/>
+                <w:b w:val="false"/>
+                <w:bCs w:val="false"/>
+                <w:i w:val="false"/>
+                <w:iCs w:val="false"/>
+                <w:color w:val="000000"/>
+                <w:sz w:val="18"/>
+                <w:szCs w:val="18"/>
+              </w:rPr>
+              <w:t xml:space="preserve">–  Engineering and Technology: engineers at facilities such as the Olkaria Geothermal Plant use index notation to express energy outputs and apply logarithmic scales in signal processing and structural load calculations.</w:t>
+            </w:r>
+          </w:p>
+          <w:p>
+            <w:pPr>
+              <w:spacing w:after="30" w:before="0"/>
+              <w:ind w:left="360" w:hanging="180"/>
+              <w:jc w:val="left"/>
+            </w:pPr>
+            <w:r>
+              <w:rPr>
+                <w:rFonts w:ascii="Arial" w:cs="Arial" w:eastAsia="Arial" w:hAnsi="Arial"/>
+                <w:b w:val="false"/>
+                <w:bCs w:val="false"/>
+                <w:i w:val="false"/>
+                <w:iCs w:val="false"/>
+                <w:color w:val="000000"/>
+                <w:sz w:val="18"/>
+                <w:szCs w:val="18"/>
+              </w:rPr>
+              <w:t xml:space="preserve">–  Medicine and Pharmacy: pharmaceutical dosage calculations and the pH scale (a logarithmic measure) are essential tools for Kenyan healthcare workers and pharmacists.</w:t>
+            </w:r>
+          </w:p>
+          <w:p>
+            <w:pPr>
+              <w:spacing w:after="30" w:before="0"/>
+              <w:ind w:left="360" w:hanging="180"/>
+              <w:jc w:val="left"/>
+            </w:pPr>
+            <w:r>
+              <w:rPr>
+                <w:rFonts w:ascii="Arial" w:cs="Arial" w:eastAsia="Arial" w:hAnsi="Arial"/>
+                <w:b w:val="false"/>
+                <w:bCs w:val="false"/>
+                <w:i w:val="false"/>
+                <w:iCs w:val="false"/>
+                <w:color w:val="000000"/>
+                <w:sz w:val="18"/>
+                <w:szCs w:val="18"/>
+              </w:rPr>
+              <w:t xml:space="preserve">–  Agriculture and Agribusiness: agronomists use exponential growth models to predict crop yields and pest population dynamics on Kenyan farms in the Rift Valley and Central regions.</w:t>
+            </w:r>
+          </w:p>
+          <w:p>
+            <w:pPr>
+              <w:spacing w:after="30" w:before="0"/>
+              <w:ind w:left="360" w:hanging="180"/>
+              <w:jc w:val="left"/>
+            </w:pPr>
+            <w:r>
+              <w:rPr>
+                <w:rFonts w:ascii="Arial" w:cs="Arial" w:eastAsia="Arial" w:hAnsi="Arial"/>
+                <w:b w:val="false"/>
+                <w:bCs w:val="false"/>
+                <w:i w:val="false"/>
+                <w:iCs w:val="false"/>
+                <w:color w:val="000000"/>
+                <w:sz w:val="18"/>
+                <w:szCs w:val="18"/>
+              </w:rPr>
+              <w:t xml:space="preserve">–  Environmental Science: Kenyan scientists monitoring air quality, water acidity in Lake Victoria, or seismic activity at the Kenya Meteorological Department use logarithmic scales (Richter, pH, decibel) routinely.</w:t>
+            </w:r>
+          </w:p>
+          <w:p>
+            <w:pPr>
+              <w:spacing w:after="30" w:before="0"/>
+              <w:ind w:left="360" w:hanging="180"/>
+              <w:jc w:val="left"/>
+            </w:pPr>
+            <w:r>
+              <w:rPr>
+                <w:rFonts w:ascii="Arial" w:cs="Arial" w:eastAsia="Arial" w:hAnsi="Arial"/>
+                <w:b w:val="false"/>
+                <w:bCs w:val="false"/>
+                <w:i w:val="false"/>
+                <w:iCs w:val="false"/>
+                <w:color w:val="000000"/>
+                <w:sz w:val="18"/>
+                <w:szCs w:val="18"/>
+              </w:rPr>
+              <w:t xml:space="preserve">–  Computer Science and Data Science: algorithmic complexity (Big-O notation), binary number systems, and data compression all rely on a deep understanding of indices and logarithms.</w:t>
+            </w:r>
+          </w:p>
+        </w:tc>
+      </w:tr>
+      <w:tr>
+        <w:tc>
+          <w:tcPr>
+            <w:tcW w:type="dxa" w:w="3000"/>
+            <w:shd w:fill="D5E8F0" w:color="auto" w:val="clear"/>
+            <w:tcMar>
+              <w:top w:type="dxa" w:w="60"/>
+              <w:left w:type="dxa" w:w="120"/>
+              <w:bottom w:type="dxa" w:w="60"/>
+              <w:right w:type="dxa" w:w="120"/>
+            </w:tcMar>
+            <w:vAlign w:val="top"/>
+          </w:tcPr>
+          <w:p>
+            <w:pPr>
+              <w:spacing w:after="40" w:before="0"/>
+              <w:jc w:val="left"/>
+            </w:pPr>
+            <w:r>
+              <w:rPr>
+                <w:rFonts w:ascii="Arial" w:cs="Arial" w:eastAsia="Arial" w:hAnsi="Arial"/>
+                <w:b/>
+                <w:bCs/>
+                <w:i w:val="false"/>
+                <w:iCs w:val="false"/>
+                <w:color w:val="000000"/>
+                <w:sz w:val="18"/>
+                <w:szCs w:val="18"/>
+              </w:rPr>
+              <w:t xml:space="preserve">Focus for Lessons</w:t>
+            </w:r>
+          </w:p>
+        </w:tc>
+        <w:tc>
+          <w:tcPr>
+            <w:tcW w:type="dxa" w:w="10680"/>
+            <w:shd w:fill="FFFFFF" w:color="auto" w:val="clear"/>
+            <w:tcMar>
+              <w:top w:type="dxa" w:w="60"/>
+              <w:left w:type="dxa" w:w="120"/>
+              <w:bottom w:type="dxa" w:w="60"/>
+              <w:right w:type="dxa" w:w="120"/>
+            </w:tcMar>
+            <w:vAlign w:val="top"/>
+          </w:tcPr>
+          <w:p>
+            <w:pPr>
+              <w:spacing w:after="40" w:before="0"/>
+              <w:jc w:val="left"/>
+            </w:pPr>
+            <w:r>
+              <w:rPr>
+                <w:rFonts w:ascii="Arial" w:cs="Arial" w:eastAsia="Arial" w:hAnsi="Arial"/>
+                <w:b w:val="false"/>
+                <w:bCs w:val="false"/>
+                <w:i w:val="false"/>
+                <w:iCs w:val="false"/>
+                <w:color w:val="000000"/>
+                <w:sz w:val="18"/>
+                <w:szCs w:val="18"/>
+              </w:rPr>
+              <w:t xml:space="preserve">This unit builds learners' fluency with indices and logarithms as powerful tools for representing, computing, and reasoning about both very large and very small quantities encountered in Kenyan daily life — from the national maize harvest measured in tonnes to microscopic quantities in medicine. Learners first consolidate the laws of indices through discovery and pattern-based derivation, then unlock common logarithms as a bridge between exponential thinking and efficient computation. The unit emphasises both procedural accuracy with mathematical tables and calculators and conceptual understanding of why logarithms transform multiplicative problems into additive ones, preparing learners for STEM pathways in Senior School and beyond.</w:t>
+            </w:r>
+          </w:p>
+        </w:tc>
+      </w:tr>
+      <w:tr>
+        <w:tc>
+          <w:tcPr>
+            <w:tcW w:type="dxa" w:w="3000"/>
+            <w:shd w:fill="EAD1F5" w:color="auto" w:val="clear"/>
+            <w:tcMar>
+              <w:top w:type="dxa" w:w="60"/>
+              <w:left w:type="dxa" w:w="120"/>
+              <w:bottom w:type="dxa" w:w="60"/>
+              <w:right w:type="dxa" w:w="120"/>
+            </w:tcMar>
+            <w:vAlign w:val="top"/>
+          </w:tcPr>
+          <w:p>
+            <w:pPr>
+              <w:spacing w:after="40" w:before="0"/>
+              <w:jc w:val="left"/>
+            </w:pPr>
+            <w:r>
+              <w:rPr>
+                <w:rFonts w:ascii="Arial" w:cs="Arial" w:eastAsia="Arial" w:hAnsi="Arial"/>
+                <w:b/>
+                <w:bCs/>
+                <w:i w:val="false"/>
+                <w:iCs w:val="false"/>
+                <w:color w:val="000000"/>
+                <w:sz w:val="18"/>
+                <w:szCs w:val="18"/>
+              </w:rPr>
+              <w:t xml:space="preserve">Driving Question / Key Inquiry Questions</w:t>
+            </w:r>
+          </w:p>
+        </w:tc>
+        <w:tc>
+          <w:tcPr>
+            <w:tcW w:type="dxa" w:w="10680"/>
+            <w:shd w:fill="FFFFFF" w:color="auto" w:val="clear"/>
+            <w:tcMar>
+              <w:top w:type="dxa" w:w="60"/>
+              <w:left w:type="dxa" w:w="120"/>
+              <w:bottom w:type="dxa" w:w="60"/>
+              <w:right w:type="dxa" w:w="120"/>
+            </w:tcMar>
+            <w:vAlign w:val="top"/>
+          </w:tcPr>
+          <w:p>
+            <w:pPr>
+              <w:spacing w:after="40" w:before="0"/>
+              <w:jc w:val="left"/>
+            </w:pPr>
+            <w:r>
+              <w:rPr>
+                <w:rFonts w:ascii="Arial" w:cs="Arial" w:eastAsia="Arial" w:hAnsi="Arial"/>
+                <w:b w:val="false"/>
+                <w:bCs w:val="false"/>
+                <w:i w:val="false"/>
+                <w:iCs w:val="false"/>
+                <w:color w:val="000000"/>
+                <w:sz w:val="18"/>
+                <w:szCs w:val="18"/>
+              </w:rPr>
+              <w:t xml:space="preserve">DRIVING QUESTION: How can a Kericho tea farmer — or any Kenyan scientist, engineer, or business person — use the mathematics of indices and logarithms to make sense of, and calculate with, numbers that are too large or too small to handle by ordinary arithmetic?</w:t>
+            </w:r>
+          </w:p>
+          <w:p>
+            <w:pPr>
+              <w:spacing w:after="40" w:before="0"/>
+              <w:jc w:val="left"/>
+            </w:pPr>
+            <w:r>
+              <w:rPr>
+                <w:rFonts w:ascii="Arial" w:cs="Arial" w:eastAsia="Arial" w:hAnsi="Arial"/>
+                <w:b w:val="false"/>
+                <w:bCs w:val="false"/>
+                <w:i w:val="false"/>
+                <w:iCs w:val="false"/>
+                <w:color w:val="000000"/>
+                <w:sz w:val="18"/>
+                <w:szCs w:val="18"/>
+              </w:rPr>
+              <w:t xml:space="preserve"/>
+            </w:r>
+          </w:p>
+          <w:p>
+            <w:pPr>
+              <w:spacing w:after="40" w:before="0"/>
+              <w:jc w:val="left"/>
+            </w:pPr>
+            <w:r>
+              <w:rPr>
+                <w:rFonts w:ascii="Arial" w:cs="Arial" w:eastAsia="Arial" w:hAnsi="Arial"/>
+                <w:b w:val="false"/>
+                <w:bCs w:val="false"/>
+                <w:i w:val="false"/>
+                <w:iCs w:val="false"/>
+                <w:color w:val="000000"/>
+                <w:sz w:val="18"/>
+                <w:szCs w:val="18"/>
+              </w:rPr>
+              <w:t xml:space="preserve">KICD KEY INQUIRY QUESTIONS:</w:t>
+            </w:r>
+          </w:p>
+          <w:p>
+            <w:pPr>
+              <w:spacing w:after="40" w:before="0"/>
+              <w:jc w:val="left"/>
+            </w:pPr>
+            <w:r>
+              <w:rPr>
+                <w:rFonts w:ascii="Arial" w:cs="Arial" w:eastAsia="Arial" w:hAnsi="Arial"/>
+                <w:b w:val="false"/>
+                <w:bCs w:val="false"/>
+                <w:i w:val="false"/>
+                <w:iCs w:val="false"/>
+                <w:color w:val="000000"/>
+                <w:sz w:val="18"/>
+                <w:szCs w:val="18"/>
+              </w:rPr>
+              <w:t xml:space="preserve">1. How do we apply indices in real-life situations?</w:t>
+            </w:r>
+          </w:p>
+          <w:p>
+            <w:pPr>
+              <w:spacing w:after="40" w:before="0"/>
+              <w:jc w:val="left"/>
+            </w:pPr>
+            <w:r>
+              <w:rPr>
+                <w:rFonts w:ascii="Arial" w:cs="Arial" w:eastAsia="Arial" w:hAnsi="Arial"/>
+                <w:b w:val="false"/>
+                <w:bCs w:val="false"/>
+                <w:i w:val="false"/>
+                <w:iCs w:val="false"/>
+                <w:color w:val="000000"/>
+                <w:sz w:val="18"/>
+                <w:szCs w:val="18"/>
+              </w:rPr>
+              <w:t xml:space="preserve">2. How do we use logarithms in computations?</w:t>
+            </w:r>
+          </w:p>
+        </w:tc>
+      </w:tr>
+      <w:tr>
+        <w:tc>
+          <w:tcPr>
+            <w:tcW w:type="dxa" w:w="3000"/>
+            <w:shd w:fill="EAD1F5" w:color="auto" w:val="clear"/>
+            <w:tcMar>
+              <w:top w:type="dxa" w:w="60"/>
+              <w:left w:type="dxa" w:w="120"/>
+              <w:bottom w:type="dxa" w:w="60"/>
+              <w:right w:type="dxa" w:w="120"/>
+            </w:tcMar>
+            <w:vAlign w:val="top"/>
+          </w:tcPr>
+          <w:p>
+            <w:pPr>
+              <w:spacing w:after="40" w:before="0"/>
+              <w:jc w:val="left"/>
+            </w:pPr>
+            <w:r>
+              <w:rPr>
+                <w:rFonts w:ascii="Arial" w:cs="Arial" w:eastAsia="Arial" w:hAnsi="Arial"/>
+                <w:b/>
+                <w:bCs/>
+                <w:i w:val="false"/>
+                <w:iCs w:val="false"/>
+                <w:color w:val="000000"/>
+                <w:sz w:val="18"/>
+                <w:szCs w:val="18"/>
+              </w:rPr>
+              <w:t xml:space="preserve">Anchoring Phenomenon</w:t>
+            </w:r>
+          </w:p>
+        </w:tc>
+        <w:tc>
+          <w:tcPr>
+            <w:tcW w:type="dxa" w:w="10680"/>
+            <w:shd w:fill="FFFFFF" w:color="auto" w:val="clear"/>
+            <w:tcMar>
+              <w:top w:type="dxa" w:w="60"/>
+              <w:left w:type="dxa" w:w="120"/>
+              <w:bottom w:type="dxa" w:w="60"/>
+              <w:right w:type="dxa" w:w="120"/>
+            </w:tcMar>
+            <w:vAlign w:val="top"/>
+          </w:tcPr>
+          <w:p>
+            <w:pPr>
+              <w:spacing w:after="40" w:before="0"/>
+              <w:jc w:val="left"/>
+            </w:pPr>
+            <w:r>
+              <w:rPr>
+                <w:rFonts w:ascii="Arial" w:cs="Arial" w:eastAsia="Arial" w:hAnsi="Arial"/>
+                <w:b w:val="false"/>
+                <w:bCs w:val="false"/>
+                <w:i w:val="false"/>
+                <w:iCs w:val="false"/>
+                <w:color w:val="000000"/>
+                <w:sz w:val="18"/>
+                <w:szCs w:val="18"/>
+              </w:rPr>
+              <w:t xml:space="preserve">A Kericho tea farmer records that a single tea plant produces approximately 2³ grams of processed tea per harvest cycle, while a large estate covering 2¹⁰ plants harvests enough tea to fill an entire export container. When the farm manager tries to calculate the total production using ordinary multiplication on paper, the numbers become unwieldy very quickly — yet a fellow farmer who attended a technical training shows that using a simple four-figure logarithm table, the same calculation can be done in under two minutes without a calculator. Students are shown two worked examples side-by-side: one using long multiplication across six digits, the other using logarithms. The puzzling observation is: how can adding two small decimal numbers from a table give the same answer as multiplying two enormous numbers? And why does changing the exponent (the power of 2) by just 1 double the entire harvest? This phenomenon anchors both the power of index notation in expressing repeated multiplication compactly and the seemingly magical ability of logarithms to convert multiplication into addition — motivating the full arc of the unit.</w:t>
+            </w:r>
+          </w:p>
+        </w:tc>
+      </w:tr>
+      <w:tr>
+        <w:tc>
+          <w:tcPr>
+            <w:tcW w:type="dxa" w:w="3000"/>
+            <w:shd w:fill="D9EEF1" w:color="auto" w:val="clear"/>
+            <w:tcMar>
+              <w:top w:type="dxa" w:w="60"/>
+              <w:left w:type="dxa" w:w="120"/>
+              <w:bottom w:type="dxa" w:w="60"/>
+              <w:right w:type="dxa" w:w="120"/>
+            </w:tcMar>
+            <w:vAlign w:val="top"/>
+          </w:tcPr>
+          <w:p>
+            <w:pPr>
+              <w:spacing w:after="40" w:before="0"/>
+              <w:jc w:val="left"/>
+            </w:pPr>
+            <w:r>
+              <w:rPr>
+                <w:rFonts w:ascii="Arial" w:cs="Arial" w:eastAsia="Arial" w:hAnsi="Arial"/>
+                <w:b/>
+                <w:bCs/>
+                <w:i w:val="false"/>
+                <w:iCs w:val="false"/>
+                <w:color w:val="000000"/>
+                <w:sz w:val="18"/>
+                <w:szCs w:val="18"/>
+              </w:rPr>
+              <w:t xml:space="preserve">Storyline Thread</w:t>
+            </w:r>
+          </w:p>
+        </w:tc>
+        <w:tc>
+          <w:tcPr>
+            <w:tcW w:type="dxa" w:w="10680"/>
+            <w:shd w:fill="FFFFFF" w:color="auto" w:val="clear"/>
+            <w:tcMar>
+              <w:top w:type="dxa" w:w="60"/>
+              <w:left w:type="dxa" w:w="120"/>
+              <w:bottom w:type="dxa" w:w="60"/>
+              <w:right w:type="dxa" w:w="120"/>
+            </w:tcMar>
+            <w:vAlign w:val="top"/>
+          </w:tcPr>
+          <w:p>
+            <w:pPr>
+              <w:spacing w:after="40" w:before="0"/>
+              <w:jc w:val="left"/>
+            </w:pPr>
+            <w:r>
+              <w:rPr>
+                <w:rFonts w:ascii="Arial" w:cs="Arial" w:eastAsia="Arial" w:hAnsi="Arial"/>
+                <w:b w:val="false"/>
+                <w:bCs w:val="false"/>
+                <w:i w:val="false"/>
+                <w:iCs w:val="false"/>
+                <w:color w:val="000000"/>
+                <w:sz w:val="18"/>
+                <w:szCs w:val="18"/>
+              </w:rPr>
+              <w:t xml:space="preserve">Lesson 1 — Reciprocals and the Language of Indices: Students encounter the anchoring phenomenon (tea farm production calculation). They revisit reciprocals of real numbers and connect them to negative indices (a⁻¹ = 1/a), building the conceptual bridge from familiar fractions to index notation. Students predict what happens to a number when its index increases by 1 versus decreases by 1, using the tea harvest context.</w:t>
+            </w:r>
+          </w:p>
+          <w:p>
+            <w:pPr>
+              <w:spacing w:after="40" w:before="0"/>
+              <w:jc w:val="left"/>
+            </w:pPr>
+            <w:r>
+              <w:rPr>
+                <w:rFonts w:ascii="Arial" w:cs="Arial" w:eastAsia="Arial" w:hAnsi="Arial"/>
+                <w:b w:val="false"/>
+                <w:bCs w:val="false"/>
+                <w:i w:val="false"/>
+                <w:iCs w:val="false"/>
+                <w:color w:val="000000"/>
+                <w:sz w:val="18"/>
+                <w:szCs w:val="18"/>
+              </w:rPr>
+              <w:t xml:space="preserve"/>
+            </w:r>
+          </w:p>
+          <w:p>
+            <w:pPr>
+              <w:spacing w:after="40" w:before="0"/>
+              <w:jc w:val="left"/>
+            </w:pPr>
+            <w:r>
+              <w:rPr>
+                <w:rFonts w:ascii="Arial" w:cs="Arial" w:eastAsia="Arial" w:hAnsi="Arial"/>
+                <w:b w:val="false"/>
+                <w:bCs w:val="false"/>
+                <w:i w:val="false"/>
+                <w:iCs w:val="false"/>
+                <w:color w:val="000000"/>
+                <w:sz w:val="18"/>
+                <w:szCs w:val="18"/>
+              </w:rPr>
+              <w:t xml:space="preserve">Lesson 2 — Deriving the Laws of Indices (Part 1 — Product, Quotient, Zero Index): Through guided pattern discovery using numerical examples (e.g., 2³ × 2⁴, 3⁵ ÷ 3², aⁿ × a⁰), learners derive the product rule, quotient rule, and zero index law. They apply these to simplify expressions representing quantities from Kenyan contexts (e.g., land areas, population counts). A class Driving Question Board (DQB) is initiated.</w:t>
+            </w:r>
+          </w:p>
+          <w:p>
+            <w:pPr>
+              <w:spacing w:after="40" w:before="0"/>
+              <w:jc w:val="left"/>
+            </w:pPr>
+            <w:r>
+              <w:rPr>
+                <w:rFonts w:ascii="Arial" w:cs="Arial" w:eastAsia="Arial" w:hAnsi="Arial"/>
+                <w:b w:val="false"/>
+                <w:bCs w:val="false"/>
+                <w:i w:val="false"/>
+                <w:iCs w:val="false"/>
+                <w:color w:val="000000"/>
+                <w:sz w:val="18"/>
+                <w:szCs w:val="18"/>
+              </w:rPr>
+              <w:t xml:space="preserve"/>
+            </w:r>
+          </w:p>
+          <w:p>
+            <w:pPr>
+              <w:spacing w:after="40" w:before="0"/>
+              <w:jc w:val="left"/>
+            </w:pPr>
+            <w:r>
+              <w:rPr>
+                <w:rFonts w:ascii="Arial" w:cs="Arial" w:eastAsia="Arial" w:hAnsi="Arial"/>
+                <w:b w:val="false"/>
+                <w:bCs w:val="false"/>
+                <w:i w:val="false"/>
+                <w:iCs w:val="false"/>
+                <w:color w:val="000000"/>
+                <w:sz w:val="18"/>
+                <w:szCs w:val="18"/>
+              </w:rPr>
+              <w:t xml:space="preserve">Lesson 3 — Deriving the Laws of Indices (Part 2 — Power, Negative, and Fractional Indices): Learners derive the power rule, negative index rule, and fractional index rule (connecting to roots). They use the Kericho tea phenomenon to contextualise: what does 2^(1/2) mean in terms of a "half-harvest cycle"? Students update their DQB with new understanding and remaining questions.</w:t>
+            </w:r>
+          </w:p>
+          <w:p>
+            <w:pPr>
+              <w:spacing w:after="40" w:before="0"/>
+              <w:jc w:val="left"/>
+            </w:pPr>
+            <w:r>
+              <w:rPr>
+                <w:rFonts w:ascii="Arial" w:cs="Arial" w:eastAsia="Arial" w:hAnsi="Arial"/>
+                <w:b w:val="false"/>
+                <w:bCs w:val="false"/>
+                <w:i w:val="false"/>
+                <w:iCs w:val="false"/>
+                <w:color w:val="000000"/>
+                <w:sz w:val="18"/>
+                <w:szCs w:val="18"/>
+              </w:rPr>
+              <w:t xml:space="preserve"/>
+            </w:r>
+          </w:p>
+          <w:p>
+            <w:pPr>
+              <w:spacing w:after="40" w:before="0"/>
+              <w:jc w:val="left"/>
+            </w:pPr>
+            <w:r>
+              <w:rPr>
+                <w:rFonts w:ascii="Arial" w:cs="Arial" w:eastAsia="Arial" w:hAnsi="Arial"/>
+                <w:b w:val="false"/>
+                <w:bCs w:val="false"/>
+                <w:i w:val="false"/>
+                <w:iCs w:val="false"/>
+                <w:color w:val="000000"/>
+                <w:sz w:val="18"/>
+                <w:szCs w:val="18"/>
+              </w:rPr>
+              <w:t xml:space="preserve">Lesson 4 — Introduction to Common Logarithms: Learners are formally introduced to the definition of a common logarithm (log₁₀ x = n ↔ 10ⁿ = x). Using the pH supporting phenomenon, they explore why log₁₀ 1,000 = 3 and log₁₀ 0.01 = −2. Students learn to identify the characteristic and mantissa of a logarithm, and practise reading four-figure logarithm tables for numbers from 1 to 9,999.</w:t>
+            </w:r>
+          </w:p>
+          <w:p>
+            <w:pPr>
+              <w:spacing w:after="40" w:before="0"/>
+              <w:jc w:val="left"/>
+            </w:pPr>
+            <w:r>
+              <w:rPr>
+                <w:rFonts w:ascii="Arial" w:cs="Arial" w:eastAsia="Arial" w:hAnsi="Arial"/>
+                <w:b w:val="false"/>
+                <w:bCs w:val="false"/>
+                <w:i w:val="false"/>
+                <w:iCs w:val="false"/>
+                <w:color w:val="000000"/>
+                <w:sz w:val="18"/>
+                <w:szCs w:val="18"/>
+              </w:rPr>
+              <w:t xml:space="preserve"/>
+            </w:r>
+          </w:p>
+          <w:p>
+            <w:pPr>
+              <w:spacing w:after="40" w:before="0"/>
+              <w:jc w:val="left"/>
+            </w:pPr>
+            <w:r>
+              <w:rPr>
+                <w:rFonts w:ascii="Arial" w:cs="Arial" w:eastAsia="Arial" w:hAnsi="Arial"/>
+                <w:b w:val="false"/>
+                <w:bCs w:val="false"/>
+                <w:i w:val="false"/>
+                <w:iCs w:val="false"/>
+                <w:color w:val="000000"/>
+                <w:sz w:val="18"/>
+                <w:szCs w:val="18"/>
+              </w:rPr>
+              <w:t xml:space="preserve">Lesson 5 — Using Mathematical Tables and Calculators for Logarithms and Antilogarithms: Students systematically practise reading logarithm tables and antilogarithm tables, cross-checking results with scientific calculators. The supporting phenomenon of M-Pesa transaction volumes is used to generate large numbers whose logarithms students must find. Teacher models a full table-reading procedure with explicit wait-time and cold-call questioning.</w:t>
+            </w:r>
+          </w:p>
+          <w:p>
+            <w:pPr>
+              <w:spacing w:after="40" w:before="0"/>
+              <w:jc w:val="left"/>
+            </w:pPr>
+            <w:r>
+              <w:rPr>
+                <w:rFonts w:ascii="Arial" w:cs="Arial" w:eastAsia="Arial" w:hAnsi="Arial"/>
+                <w:b w:val="false"/>
+                <w:bCs w:val="false"/>
+                <w:i w:val="false"/>
+                <w:iCs w:val="false"/>
+                <w:color w:val="000000"/>
+                <w:sz w:val="18"/>
+                <w:szCs w:val="18"/>
+              </w:rPr>
+              <w:t xml:space="preserve"/>
+            </w:r>
+          </w:p>
+          <w:p>
+            <w:pPr>
+              <w:spacing w:after="40" w:before="0"/>
+              <w:jc w:val="left"/>
+            </w:pPr>
+            <w:r>
+              <w:rPr>
+                <w:rFonts w:ascii="Arial" w:cs="Arial" w:eastAsia="Arial" w:hAnsi="Arial"/>
+                <w:b w:val="false"/>
+                <w:bCs w:val="false"/>
+                <w:i w:val="false"/>
+                <w:iCs w:val="false"/>
+                <w:color w:val="000000"/>
+                <w:sz w:val="18"/>
+                <w:szCs w:val="18"/>
+              </w:rPr>
+              <w:t xml:space="preserve">Lesson 6 — Applying Logarithms to Multiplication and Division: Learners apply the log laws (log(ab) = log a + log b; log(a/b) = log a − log b) to perform multi-digit multiplication and division using tables — replicating the "farmer's two-minute calculation" from the anchoring phenomenon. Students work in pairs to solve real-life problems involving bulk maize pricing, fertiliser mixing ratios, and export tonnage calculations.</w:t>
+            </w:r>
+          </w:p>
+          <w:p>
+            <w:pPr>
+              <w:spacing w:after="40" w:before="0"/>
+              <w:jc w:val="left"/>
+            </w:pPr>
+            <w:r>
+              <w:rPr>
+                <w:rFonts w:ascii="Arial" w:cs="Arial" w:eastAsia="Arial" w:hAnsi="Arial"/>
+                <w:b w:val="false"/>
+                <w:bCs w:val="false"/>
+                <w:i w:val="false"/>
+                <w:iCs w:val="false"/>
+                <w:color w:val="000000"/>
+                <w:sz w:val="18"/>
+                <w:szCs w:val="18"/>
+              </w:rPr>
+              <w:t xml:space="preserve"/>
+            </w:r>
+          </w:p>
+          <w:p>
+            <w:pPr>
+              <w:spacing w:after="40" w:before="0"/>
+              <w:jc w:val="left"/>
+            </w:pPr>
+            <w:r>
+              <w:rPr>
+                <w:rFonts w:ascii="Arial" w:cs="Arial" w:eastAsia="Arial" w:hAnsi="Arial"/>
+                <w:b w:val="false"/>
+                <w:bCs w:val="false"/>
+                <w:i w:val="false"/>
+                <w:iCs w:val="false"/>
+                <w:color w:val="000000"/>
+                <w:sz w:val="18"/>
+                <w:szCs w:val="18"/>
+              </w:rPr>
+              <w:t xml:space="preserve">Lesson 7 — Applying Logarithms to Powers and Roots: Learners apply log(aⁿ) = n·log a and log(ⁿ√a) = (1/n)·log a to compute powers and roots of numbers. They solve problems involving compound interest on a SACCO loan (powers) and determining the side length of a square plot of land given its area (roots), drawing explicit connections back to the driving question and the Kericho farm phenomenon.</w:t>
+            </w:r>
+          </w:p>
+          <w:p>
+            <w:pPr>
+              <w:spacing w:after="40" w:before="0"/>
+              <w:jc w:val="left"/>
+            </w:pPr>
+            <w:r>
+              <w:rPr>
+                <w:rFonts w:ascii="Arial" w:cs="Arial" w:eastAsia="Arial" w:hAnsi="Arial"/>
+                <w:b w:val="false"/>
+                <w:bCs w:val="false"/>
+                <w:i w:val="false"/>
+                <w:iCs w:val="false"/>
+                <w:color w:val="000000"/>
+                <w:sz w:val="18"/>
+                <w:szCs w:val="18"/>
+              </w:rPr>
+              <w:t xml:space="preserve"/>
+            </w:r>
+          </w:p>
+          <w:p>
+            <w:pPr>
+              <w:spacing w:after="40" w:before="0"/>
+              <w:jc w:val="left"/>
+            </w:pPr>
+            <w:r>
+              <w:rPr>
+                <w:rFonts w:ascii="Arial" w:cs="Arial" w:eastAsia="Arial" w:hAnsi="Arial"/>
+                <w:b w:val="false"/>
+                <w:bCs w:val="false"/>
+                <w:i w:val="false"/>
+                <w:iCs w:val="false"/>
+                <w:color w:val="000000"/>
+                <w:sz w:val="18"/>
+                <w:szCs w:val="18"/>
+              </w:rPr>
+              <w:t xml:space="preserve">Lesson 8 — Consolidation, Combined Operations, and Model Revision: Learners tackle combined logarithm problems (involving multiplication, division, powers, and roots in a single expression) using mathematical tables. The lesson culminates in a cumulative model revision: each group updates a visual "Indices and Logarithms Concept Map" started in Lesson 1, showing how every law and skill connects. Students revisit the anchoring phenomenon and answer the driving question in writing, demonstrating full sub-strand understanding. A class DQB review closes the unit.</w:t>
+            </w:r>
+          </w:p>
+        </w:tc>
+      </w:tr>
+      <w:tr>
+        <w:tc>
+          <w:tcPr>
+            <w:tcW w:type="dxa" w:w="3000"/>
+            <w:shd w:fill="EAD1F5" w:color="auto" w:val="clear"/>
+            <w:tcMar>
+              <w:top w:type="dxa" w:w="60"/>
+              <w:left w:type="dxa" w:w="120"/>
+              <w:bottom w:type="dxa" w:w="60"/>
+              <w:right w:type="dxa" w:w="120"/>
+            </w:tcMar>
+            <w:vAlign w:val="top"/>
+          </w:tcPr>
+          <w:p>
+            <w:pPr>
+              <w:spacing w:after="40" w:before="0"/>
+              <w:jc w:val="left"/>
+            </w:pPr>
+            <w:r>
+              <w:rPr>
+                <w:rFonts w:ascii="Arial" w:cs="Arial" w:eastAsia="Arial" w:hAnsi="Arial"/>
+                <w:b/>
+                <w:bCs/>
+                <w:i w:val="false"/>
+                <w:iCs w:val="false"/>
+                <w:color w:val="000000"/>
+                <w:sz w:val="18"/>
+                <w:szCs w:val="18"/>
+              </w:rPr>
+              <w:t xml:space="preserve">Supporting Phenomena</w:t>
+            </w:r>
+          </w:p>
+        </w:tc>
+        <w:tc>
+          <w:tcPr>
+            <w:tcW w:type="dxa" w:w="10680"/>
+            <w:shd w:fill="FFFFFF" w:color="auto" w:val="clear"/>
+            <w:tcMar>
+              <w:top w:type="dxa" w:w="60"/>
+              <w:left w:type="dxa" w:w="120"/>
+              <w:bottom w:type="dxa" w:w="60"/>
+              <w:right w:type="dxa" w:w="120"/>
+            </w:tcMar>
+            <w:vAlign w:val="top"/>
+          </w:tcPr>
+          <w:p>
+            <w:pPr>
+              <w:spacing w:after="30" w:before="0"/>
+              <w:ind w:left="360" w:hanging="180"/>
+              <w:jc w:val="left"/>
+            </w:pPr>
+            <w:r>
+              <w:rPr>
+                <w:rFonts w:ascii="Arial" w:cs="Arial" w:eastAsia="Arial" w:hAnsi="Arial"/>
+                <w:b w:val="false"/>
+                <w:bCs w:val="false"/>
+                <w:i w:val="false"/>
+                <w:iCs w:val="false"/>
+                <w:color w:val="000000"/>
+                <w:sz w:val="18"/>
+                <w:szCs w:val="18"/>
+              </w:rPr>
+              <w:t xml:space="preserve">–  Population Growth in Nairobi: Nairobi's population approximately doubles every 20 years. Students examine census data expressed as powers of 2 multiplied by a base figure, and ask why the population graph curves upward so steeply — connecting exponential growth to index notation.</w:t>
+            </w:r>
+          </w:p>
+          <w:p>
+            <w:pPr>
+              <w:spacing w:after="30" w:before="0"/>
+              <w:ind w:left="360" w:hanging="180"/>
+              <w:jc w:val="left"/>
+            </w:pPr>
+            <w:r>
+              <w:rPr>
+                <w:rFonts w:ascii="Arial" w:cs="Arial" w:eastAsia="Arial" w:hAnsi="Arial"/>
+                <w:b w:val="false"/>
+                <w:bCs w:val="false"/>
+                <w:i w:val="false"/>
+                <w:iCs w:val="false"/>
+                <w:color w:val="000000"/>
+                <w:sz w:val="18"/>
+                <w:szCs w:val="18"/>
+              </w:rPr>
+              <w:t xml:space="preserve">–  pH of Kenyan Water Sources: Students compare the acidity of Lake Nakuru (highly alkaline, pH ≈ 10) with clean drinking water (pH 7) and Nairobi River water (pH ≈ 4). Each unit on the pH scale represents a tenfold change in hydrogen ion concentration — a direct application of common logarithms (base 10) in a Kenyan environmental context.</w:t>
+            </w:r>
+          </w:p>
+          <w:p>
+            <w:pPr>
+              <w:spacing w:after="30" w:before="0"/>
+              <w:ind w:left="360" w:hanging="180"/>
+              <w:jc w:val="left"/>
+            </w:pPr>
+            <w:r>
+              <w:rPr>
+                <w:rFonts w:ascii="Arial" w:cs="Arial" w:eastAsia="Arial" w:hAnsi="Arial"/>
+                <w:b w:val="false"/>
+                <w:bCs w:val="false"/>
+                <w:i w:val="false"/>
+                <w:iCs w:val="false"/>
+                <w:color w:val="000000"/>
+                <w:sz w:val="18"/>
+                <w:szCs w:val="18"/>
+              </w:rPr>
+              <w:t xml:space="preserve">–  Mpesa Transaction Volumes: The total value of M-Pesa transactions processed annually in Kenya is expressed in billions of shillings — a number requiring index notation to write compactly. Students explore how such numbers appear on financial reports and why scientists and economists prefer scientific notation (a form of indices).</w:t>
+            </w:r>
+          </w:p>
+          <w:p>
+            <w:pPr>
+              <w:spacing w:after="30" w:before="0"/>
+              <w:ind w:left="360" w:hanging="180"/>
+              <w:jc w:val="left"/>
+            </w:pPr>
+            <w:r>
+              <w:rPr>
+                <w:rFonts w:ascii="Arial" w:cs="Arial" w:eastAsia="Arial" w:hAnsi="Arial"/>
+                <w:b w:val="false"/>
+                <w:bCs w:val="false"/>
+                <w:i w:val="false"/>
+                <w:iCs w:val="false"/>
+                <w:color w:val="000000"/>
+                <w:sz w:val="18"/>
+                <w:szCs w:val="18"/>
+              </w:rPr>
+              <w:t xml:space="preserve">–  Sound Levels at a Nairobi Matatu Stage: Students compare the decibel (dB) ratings of a quiet classroom (~40 dB) versus a busy matatu stage in Nairobi (~90 dB). Because the decibel scale is logarithmic, a 50 dB difference represents a 100,000-fold increase in sound intensity — providing a vivid, locally relevant demonstration of why logarithmic scales exist.</w:t>
+            </w:r>
+          </w:p>
+        </w:tc>
+      </w:tr>
+    </w:tbl>
+    <w:p>
+      <w:pPr>
+        <w:spacing w:after="120"/>
+      </w:pPr>
+      <w:r>
+        <w:t xml:space="preserve"/>
       </w:r>
     </w:p>
     <w:p>
@@ -150,7 +2405,7 @@
         </w:rPr>
         <w:t xml:space="preserve">© 2026 SeaVuria and ARES. This work is licensed under a </w:t>
       </w:r>
-      <w:hyperlink w:history="1" r:id="rIdgkgeyeunrtkqul9yp9zef">
+      <w:hyperlink w:history="1" r:id="rIdlpiq78s0hxy2ujmigoajc">
         <w:r>
           <w:rPr>
             <w:rFonts w:ascii="Arial" w:cs="Arial" w:eastAsia="Arial" w:hAnsi="Arial"/>
@@ -170,7 +2425,7 @@
         </w:rPr>
         <w:t xml:space="preserve"> (</w:t>
       </w:r>
-      <w:hyperlink w:history="1" r:id="rId8tplypopufch9yyxwyfck">
+      <w:hyperlink w:history="1" r:id="rIdo3obvbvy5vtgjiccb-spp">
         <w:r>
           <w:rPr>
             <w:rFonts w:ascii="Arial" w:cs="Arial" w:eastAsia="Arial" w:hAnsi="Arial"/>
@@ -190,7 +2445,7 @@
         </w:rPr>
         <w:t xml:space="preserve">). To view a copy of this license, visit </w:t>
       </w:r>
-      <w:hyperlink w:history="1" r:id="rIdtrp59xqdpplqtpomrkgla">
+      <w:hyperlink w:history="1" r:id="rIddmtum_qoa37ohujvavq7e">
         <w:r>
           <w:rPr>
             <w:rFonts w:ascii="Arial" w:cs="Arial" w:eastAsia="Arial" w:hAnsi="Arial"/>
@@ -209,2261 +2464,6 @@
           <w:szCs w:val="17"/>
         </w:rPr>
         <w:t xml:space="preserve">. You are free to copy, redistribute, and adapt this material in any medium or format, provided appropriate credit is given and the material is not used for commercial purposes. KICD learning outcomes and curriculum designations reproduced here for alignment purposes remain the property of KICD and are not covered by this license. Linked external resources (e.g. CK-12, Khan Academy, PhET) are subject to their own licenses.</w:t>
-      </w:r>
-    </w:p>
-    <w:p>
-      <w:pPr>
-        <w:spacing w:after="120"/>
-      </w:pPr>
-      <w:r>
-        <w:t xml:space="preserve"/>
-      </w:r>
-    </w:p>
-    <w:tbl>
-      <w:tblPr>
-        <w:tblW w:type="dxa" w:w="13680"/>
-        <w:tblBorders>
-          <w:top w:val="single" w:color="AAAAAA" w:sz="4"/>
-          <w:left w:val="single" w:color="AAAAAA" w:sz="4"/>
-          <w:bottom w:val="single" w:color="AAAAAA" w:sz="4"/>
-          <w:right w:val="single" w:color="AAAAAA" w:sz="4"/>
-          <w:insideH w:val="single" w:color="auto" w:sz="4"/>
-          <w:insideV w:val="single" w:color="auto" w:sz="4"/>
-        </w:tblBorders>
-        <w:tblLayout w:type="fixed"/>
-      </w:tblPr>
-      <w:tblGrid>
-        <w:gridCol w:w="3000"/>
-        <w:gridCol w:w="10680"/>
-      </w:tblGrid>
-      <w:tr>
-        <w:tc>
-          <w:tcPr>
-            <w:tcW w:type="dxa" w:w="13680"/>
-            <w:gridSpan w:val="2"/>
-            <w:shd w:fill="1F3864" w:color="auto" w:val="clear"/>
-            <w:tcMar>
-              <w:top w:type="dxa" w:w="60"/>
-              <w:left w:type="dxa" w:w="120"/>
-              <w:bottom w:type="dxa" w:w="60"/>
-              <w:right w:type="dxa" w:w="120"/>
-            </w:tcMar>
-            <w:vAlign w:val="top"/>
-          </w:tcPr>
-          <w:p>
-            <w:pPr>
-              <w:spacing w:after="40" w:before="0"/>
-              <w:jc w:val="center"/>
-            </w:pPr>
-            <w:r>
-              <w:rPr>
-                <w:rFonts w:ascii="Arial" w:cs="Arial" w:eastAsia="Arial" w:hAnsi="Arial"/>
-                <w:b/>
-                <w:bCs/>
-                <w:i w:val="false"/>
-                <w:iCs w:val="false"/>
-                <w:color w:val="FFFFFF"/>
-                <w:sz w:val="22"/>
-                <w:szCs w:val="22"/>
-              </w:rPr>
-              <w:t xml:space="preserve">SUB-STRAND OVERVIEW</w:t>
-            </w:r>
-          </w:p>
-        </w:tc>
-      </w:tr>
-      <w:tr>
-        <w:tc>
-          <w:tcPr>
-            <w:tcW w:type="dxa" w:w="3000"/>
-            <w:shd w:fill="D5E8F0" w:color="auto" w:val="clear"/>
-            <w:tcMar>
-              <w:top w:type="dxa" w:w="60"/>
-              <w:left w:type="dxa" w:w="120"/>
-              <w:bottom w:type="dxa" w:w="60"/>
-              <w:right w:type="dxa" w:w="120"/>
-            </w:tcMar>
-            <w:vAlign w:val="top"/>
-          </w:tcPr>
-          <w:p>
-            <w:pPr>
-              <w:spacing w:after="40" w:before="0"/>
-              <w:jc w:val="left"/>
-            </w:pPr>
-            <w:r>
-              <w:rPr>
-                <w:rFonts w:ascii="Arial" w:cs="Arial" w:eastAsia="Arial" w:hAnsi="Arial"/>
-                <w:b/>
-                <w:bCs/>
-                <w:i w:val="false"/>
-                <w:iCs w:val="false"/>
-                <w:color w:val="000000"/>
-                <w:sz w:val="18"/>
-                <w:szCs w:val="18"/>
-              </w:rPr>
-              <w:t xml:space="preserve">Grade Level</w:t>
-            </w:r>
-          </w:p>
-        </w:tc>
-        <w:tc>
-          <w:tcPr>
-            <w:tcW w:type="dxa" w:w="10680"/>
-            <w:shd w:fill="FFFFFF" w:color="auto" w:val="clear"/>
-            <w:tcMar>
-              <w:top w:type="dxa" w:w="60"/>
-              <w:left w:type="dxa" w:w="120"/>
-              <w:bottom w:type="dxa" w:w="60"/>
-              <w:right w:type="dxa" w:w="120"/>
-            </w:tcMar>
-            <w:vAlign w:val="top"/>
-          </w:tcPr>
-          <w:p>
-            <w:pPr>
-              <w:spacing w:after="40" w:before="0"/>
-              <w:jc w:val="left"/>
-            </w:pPr>
-            <w:r>
-              <w:rPr>
-                <w:rFonts w:ascii="Arial" w:cs="Arial" w:eastAsia="Arial" w:hAnsi="Arial"/>
-                <w:b w:val="false"/>
-                <w:bCs w:val="false"/>
-                <w:i w:val="false"/>
-                <w:iCs w:val="false"/>
-                <w:color w:val="000000"/>
-                <w:sz w:val="18"/>
-                <w:szCs w:val="18"/>
-              </w:rPr>
-              <w:t xml:space="preserve">10</w:t>
-            </w:r>
-          </w:p>
-        </w:tc>
-      </w:tr>
-      <w:tr>
-        <w:tc>
-          <w:tcPr>
-            <w:tcW w:type="dxa" w:w="3000"/>
-            <w:shd w:fill="D5E8F0" w:color="auto" w:val="clear"/>
-            <w:tcMar>
-              <w:top w:type="dxa" w:w="60"/>
-              <w:left w:type="dxa" w:w="120"/>
-              <w:bottom w:type="dxa" w:w="60"/>
-              <w:right w:type="dxa" w:w="120"/>
-            </w:tcMar>
-            <w:vAlign w:val="top"/>
-          </w:tcPr>
-          <w:p>
-            <w:pPr>
-              <w:spacing w:after="40" w:before="0"/>
-              <w:jc w:val="left"/>
-            </w:pPr>
-            <w:r>
-              <w:rPr>
-                <w:rFonts w:ascii="Arial" w:cs="Arial" w:eastAsia="Arial" w:hAnsi="Arial"/>
-                <w:b/>
-                <w:bCs/>
-                <w:i w:val="false"/>
-                <w:iCs w:val="false"/>
-                <w:color w:val="000000"/>
-                <w:sz w:val="18"/>
-                <w:szCs w:val="18"/>
-              </w:rPr>
-              <w:t xml:space="preserve">Subject</w:t>
-            </w:r>
-          </w:p>
-        </w:tc>
-        <w:tc>
-          <w:tcPr>
-            <w:tcW w:type="dxa" w:w="10680"/>
-            <w:shd w:fill="FFFFFF" w:color="auto" w:val="clear"/>
-            <w:tcMar>
-              <w:top w:type="dxa" w:w="60"/>
-              <w:left w:type="dxa" w:w="120"/>
-              <w:bottom w:type="dxa" w:w="60"/>
-              <w:right w:type="dxa" w:w="120"/>
-            </w:tcMar>
-            <w:vAlign w:val="top"/>
-          </w:tcPr>
-          <w:p>
-            <w:pPr>
-              <w:spacing w:after="40" w:before="0"/>
-              <w:jc w:val="left"/>
-            </w:pPr>
-            <w:r>
-              <w:rPr>
-                <w:rFonts w:ascii="Arial" w:cs="Arial" w:eastAsia="Arial" w:hAnsi="Arial"/>
-                <w:b w:val="false"/>
-                <w:bCs w:val="false"/>
-                <w:i w:val="false"/>
-                <w:iCs w:val="false"/>
-                <w:color w:val="000000"/>
-                <w:sz w:val="18"/>
-                <w:szCs w:val="18"/>
-              </w:rPr>
-              <w:t xml:space="preserve">Core Mathematics</w:t>
-            </w:r>
-          </w:p>
-        </w:tc>
-      </w:tr>
-      <w:tr>
-        <w:tc>
-          <w:tcPr>
-            <w:tcW w:type="dxa" w:w="3000"/>
-            <w:shd w:fill="D5E8F0" w:color="auto" w:val="clear"/>
-            <w:tcMar>
-              <w:top w:type="dxa" w:w="60"/>
-              <w:left w:type="dxa" w:w="120"/>
-              <w:bottom w:type="dxa" w:w="60"/>
-              <w:right w:type="dxa" w:w="120"/>
-            </w:tcMar>
-            <w:vAlign w:val="top"/>
-          </w:tcPr>
-          <w:p>
-            <w:pPr>
-              <w:spacing w:after="40" w:before="0"/>
-              <w:jc w:val="left"/>
-            </w:pPr>
-            <w:r>
-              <w:rPr>
-                <w:rFonts w:ascii="Arial" w:cs="Arial" w:eastAsia="Arial" w:hAnsi="Arial"/>
-                <w:b/>
-                <w:bCs/>
-                <w:i w:val="false"/>
-                <w:iCs w:val="false"/>
-                <w:color w:val="000000"/>
-                <w:sz w:val="18"/>
-                <w:szCs w:val="18"/>
-              </w:rPr>
-              <w:t xml:space="preserve">Strand</w:t>
-            </w:r>
-          </w:p>
-        </w:tc>
-        <w:tc>
-          <w:tcPr>
-            <w:tcW w:type="dxa" w:w="10680"/>
-            <w:shd w:fill="FFFFFF" w:color="auto" w:val="clear"/>
-            <w:tcMar>
-              <w:top w:type="dxa" w:w="60"/>
-              <w:left w:type="dxa" w:w="120"/>
-              <w:bottom w:type="dxa" w:w="60"/>
-              <w:right w:type="dxa" w:w="120"/>
-            </w:tcMar>
-            <w:vAlign w:val="top"/>
-          </w:tcPr>
-          <w:p>
-            <w:pPr>
-              <w:spacing w:after="40" w:before="0"/>
-              <w:jc w:val="left"/>
-            </w:pPr>
-            <w:r>
-              <w:rPr>
-                <w:rFonts w:ascii="Arial" w:cs="Arial" w:eastAsia="Arial" w:hAnsi="Arial"/>
-                <w:b w:val="false"/>
-                <w:bCs w:val="false"/>
-                <w:i w:val="false"/>
-                <w:iCs w:val="false"/>
-                <w:color w:val="000000"/>
-                <w:sz w:val="18"/>
-                <w:szCs w:val="18"/>
-              </w:rPr>
-              <w:t xml:space="preserve">Strand 1.0: Numbers and Algebra</w:t>
-            </w:r>
-          </w:p>
-        </w:tc>
-      </w:tr>
-      <w:tr>
-        <w:tc>
-          <w:tcPr>
-            <w:tcW w:type="dxa" w:w="3000"/>
-            <w:shd w:fill="D5E8F0" w:color="auto" w:val="clear"/>
-            <w:tcMar>
-              <w:top w:type="dxa" w:w="60"/>
-              <w:left w:type="dxa" w:w="120"/>
-              <w:bottom w:type="dxa" w:w="60"/>
-              <w:right w:type="dxa" w:w="120"/>
-            </w:tcMar>
-            <w:vAlign w:val="top"/>
-          </w:tcPr>
-          <w:p>
-            <w:pPr>
-              <w:spacing w:after="40" w:before="0"/>
-              <w:jc w:val="left"/>
-            </w:pPr>
-            <w:r>
-              <w:rPr>
-                <w:rFonts w:ascii="Arial" w:cs="Arial" w:eastAsia="Arial" w:hAnsi="Arial"/>
-                <w:b/>
-                <w:bCs/>
-                <w:i w:val="false"/>
-                <w:iCs w:val="false"/>
-                <w:color w:val="000000"/>
-                <w:sz w:val="18"/>
-                <w:szCs w:val="18"/>
-              </w:rPr>
-              <w:t xml:space="preserve">Sub-Strand</w:t>
-            </w:r>
-          </w:p>
-        </w:tc>
-        <w:tc>
-          <w:tcPr>
-            <w:tcW w:type="dxa" w:w="10680"/>
-            <w:shd w:fill="FFFFFF" w:color="auto" w:val="clear"/>
-            <w:tcMar>
-              <w:top w:type="dxa" w:w="60"/>
-              <w:left w:type="dxa" w:w="120"/>
-              <w:bottom w:type="dxa" w:w="60"/>
-              <w:right w:type="dxa" w:w="120"/>
-            </w:tcMar>
-            <w:vAlign w:val="top"/>
-          </w:tcPr>
-          <w:p>
-            <w:pPr>
-              <w:spacing w:after="40" w:before="0"/>
-              <w:jc w:val="left"/>
-            </w:pPr>
-            <w:r>
-              <w:rPr>
-                <w:rFonts w:ascii="Arial" w:cs="Arial" w:eastAsia="Arial" w:hAnsi="Arial"/>
-                <w:b w:val="false"/>
-                <w:bCs w:val="false"/>
-                <w:i w:val="false"/>
-                <w:iCs w:val="false"/>
-                <w:color w:val="000000"/>
-                <w:sz w:val="18"/>
-                <w:szCs w:val="18"/>
-              </w:rPr>
-              <w:t xml:space="preserve">Sub-Strand 1.2: Indices and Logarithms</w:t>
-            </w:r>
-          </w:p>
-        </w:tc>
-      </w:tr>
-      <w:tr>
-        <w:tc>
-          <w:tcPr>
-            <w:tcW w:type="dxa" w:w="3000"/>
-            <w:shd w:fill="D5E8F0" w:color="auto" w:val="clear"/>
-            <w:tcMar>
-              <w:top w:type="dxa" w:w="60"/>
-              <w:left w:type="dxa" w:w="120"/>
-              <w:bottom w:type="dxa" w:w="60"/>
-              <w:right w:type="dxa" w:w="120"/>
-            </w:tcMar>
-            <w:vAlign w:val="top"/>
-          </w:tcPr>
-          <w:p>
-            <w:pPr>
-              <w:spacing w:after="40" w:before="0"/>
-              <w:jc w:val="left"/>
-            </w:pPr>
-            <w:r>
-              <w:rPr>
-                <w:rFonts w:ascii="Arial" w:cs="Arial" w:eastAsia="Arial" w:hAnsi="Arial"/>
-                <w:b/>
-                <w:bCs/>
-                <w:i w:val="false"/>
-                <w:iCs w:val="false"/>
-                <w:color w:val="000000"/>
-                <w:sz w:val="18"/>
-                <w:szCs w:val="18"/>
-              </w:rPr>
-              <w:t xml:space="preserve">Total Duration</w:t>
-            </w:r>
-          </w:p>
-        </w:tc>
-        <w:tc>
-          <w:tcPr>
-            <w:tcW w:type="dxa" w:w="10680"/>
-            <w:shd w:fill="FFFFFF" w:color="auto" w:val="clear"/>
-            <w:tcMar>
-              <w:top w:type="dxa" w:w="60"/>
-              <w:left w:type="dxa" w:w="120"/>
-              <w:bottom w:type="dxa" w:w="60"/>
-              <w:right w:type="dxa" w:w="120"/>
-            </w:tcMar>
-            <w:vAlign w:val="top"/>
-          </w:tcPr>
-          <w:p>
-            <w:pPr>
-              <w:spacing w:after="40" w:before="0"/>
-              <w:jc w:val="left"/>
-            </w:pPr>
-            <w:r>
-              <w:rPr>
-                <w:rFonts w:ascii="Arial" w:cs="Arial" w:eastAsia="Arial" w:hAnsi="Arial"/>
-                <w:b w:val="false"/>
-                <w:bCs w:val="false"/>
-                <w:i w:val="false"/>
-                <w:iCs w:val="false"/>
-                <w:color w:val="000000"/>
-                <w:sz w:val="18"/>
-                <w:szCs w:val="18"/>
-              </w:rPr>
-              <w:t xml:space="preserve">8 lessons × 40 minutes = 320 minutes total</w:t>
-            </w:r>
-          </w:p>
-        </w:tc>
-      </w:tr>
-      <w:tr>
-        <w:tc>
-          <w:tcPr>
-            <w:tcW w:type="dxa" w:w="3000"/>
-            <w:shd w:fill="D5E8F0" w:color="auto" w:val="clear"/>
-            <w:tcMar>
-              <w:top w:type="dxa" w:w="60"/>
-              <w:left w:type="dxa" w:w="120"/>
-              <w:bottom w:type="dxa" w:w="60"/>
-              <w:right w:type="dxa" w:w="120"/>
-            </w:tcMar>
-            <w:vAlign w:val="top"/>
-          </w:tcPr>
-          <w:p>
-            <w:pPr>
-              <w:spacing w:after="40" w:before="0"/>
-              <w:jc w:val="left"/>
-            </w:pPr>
-            <w:r>
-              <w:rPr>
-                <w:rFonts w:ascii="Arial" w:cs="Arial" w:eastAsia="Arial" w:hAnsi="Arial"/>
-                <w:b/>
-                <w:bCs/>
-                <w:i w:val="false"/>
-                <w:iCs w:val="false"/>
-                <w:color w:val="000000"/>
-                <w:sz w:val="18"/>
-                <w:szCs w:val="18"/>
-              </w:rPr>
-              <w:t xml:space="preserve">Sub-Strand Content</w:t>
-            </w:r>
-          </w:p>
-        </w:tc>
-        <w:tc>
-          <w:tcPr>
-            <w:tcW w:type="dxa" w:w="10680"/>
-            <w:shd w:fill="FFFFFF" w:color="auto" w:val="clear"/>
-            <w:tcMar>
-              <w:top w:type="dxa" w:w="60"/>
-              <w:left w:type="dxa" w:w="120"/>
-              <w:bottom w:type="dxa" w:w="60"/>
-              <w:right w:type="dxa" w:w="120"/>
-            </w:tcMar>
-            <w:vAlign w:val="top"/>
-          </w:tcPr>
-          <w:p>
-            <w:pPr>
-              <w:spacing w:after="30" w:before="0"/>
-              <w:ind w:left="360" w:hanging="180"/>
-              <w:jc w:val="left"/>
-            </w:pPr>
-            <w:r>
-              <w:rPr>
-                <w:rFonts w:ascii="Arial" w:cs="Arial" w:eastAsia="Arial" w:hAnsi="Arial"/>
-                <w:b w:val="false"/>
-                <w:bCs w:val="false"/>
-                <w:i w:val="false"/>
-                <w:iCs w:val="false"/>
-                <w:color w:val="000000"/>
-                <w:sz w:val="18"/>
-                <w:szCs w:val="18"/>
-              </w:rPr>
-              <w:t xml:space="preserve">–  Reciprocal of real numbers and their applications in mathematical computations</w:t>
-            </w:r>
-          </w:p>
-          <w:p>
-            <w:pPr>
-              <w:spacing w:after="30" w:before="0"/>
-              <w:ind w:left="360" w:hanging="180"/>
-              <w:jc w:val="left"/>
-            </w:pPr>
-            <w:r>
-              <w:rPr>
-                <w:rFonts w:ascii="Arial" w:cs="Arial" w:eastAsia="Arial" w:hAnsi="Arial"/>
-                <w:b w:val="false"/>
-                <w:bCs w:val="false"/>
-                <w:i w:val="false"/>
-                <w:iCs w:val="false"/>
-                <w:color w:val="000000"/>
-                <w:sz w:val="18"/>
-                <w:szCs w:val="18"/>
-              </w:rPr>
-              <w:t xml:space="preserve">–  Laws of indices: product rule, quotient rule, power rule, zero index, negative indices, fractional indices</w:t>
-            </w:r>
-          </w:p>
-          <w:p>
-            <w:pPr>
-              <w:spacing w:after="30" w:before="0"/>
-              <w:ind w:left="360" w:hanging="180"/>
-              <w:jc w:val="left"/>
-            </w:pPr>
-            <w:r>
-              <w:rPr>
-                <w:rFonts w:ascii="Arial" w:cs="Arial" w:eastAsia="Arial" w:hAnsi="Arial"/>
-                <w:b w:val="false"/>
-                <w:bCs w:val="false"/>
-                <w:i w:val="false"/>
-                <w:iCs w:val="false"/>
-                <w:color w:val="000000"/>
-                <w:sz w:val="18"/>
-                <w:szCs w:val="18"/>
-              </w:rPr>
-              <w:t xml:space="preserve">–  Simplification of expressions using laws of indices</w:t>
-            </w:r>
-          </w:p>
-          <w:p>
-            <w:pPr>
-              <w:spacing w:after="30" w:before="0"/>
-              <w:ind w:left="360" w:hanging="180"/>
-              <w:jc w:val="left"/>
-            </w:pPr>
-            <w:r>
-              <w:rPr>
-                <w:rFonts w:ascii="Arial" w:cs="Arial" w:eastAsia="Arial" w:hAnsi="Arial"/>
-                <w:b w:val="false"/>
-                <w:bCs w:val="false"/>
-                <w:i w:val="false"/>
-                <w:iCs w:val="false"/>
-                <w:color w:val="000000"/>
-                <w:sz w:val="18"/>
-                <w:szCs w:val="18"/>
-              </w:rPr>
-              <w:t xml:space="preserve">–  Common logarithms: definition and relationship to indices (base 10)</w:t>
-            </w:r>
-          </w:p>
-          <w:p>
-            <w:pPr>
-              <w:spacing w:after="30" w:before="0"/>
-              <w:ind w:left="360" w:hanging="180"/>
-              <w:jc w:val="left"/>
-            </w:pPr>
-            <w:r>
-              <w:rPr>
-                <w:rFonts w:ascii="Arial" w:cs="Arial" w:eastAsia="Arial" w:hAnsi="Arial"/>
-                <w:b w:val="false"/>
-                <w:bCs w:val="false"/>
-                <w:i w:val="false"/>
-                <w:iCs w:val="false"/>
-                <w:color w:val="000000"/>
-                <w:sz w:val="18"/>
-                <w:szCs w:val="18"/>
-              </w:rPr>
-              <w:t xml:space="preserve">–  Reading and interpreting common logarithms from mathematical tables</w:t>
-            </w:r>
-          </w:p>
-          <w:p>
-            <w:pPr>
-              <w:spacing w:after="30" w:before="0"/>
-              <w:ind w:left="360" w:hanging="180"/>
-              <w:jc w:val="left"/>
-            </w:pPr>
-            <w:r>
-              <w:rPr>
-                <w:rFonts w:ascii="Arial" w:cs="Arial" w:eastAsia="Arial" w:hAnsi="Arial"/>
-                <w:b w:val="false"/>
-                <w:bCs w:val="false"/>
-                <w:i w:val="false"/>
-                <w:iCs w:val="false"/>
-                <w:color w:val="000000"/>
-                <w:sz w:val="18"/>
-                <w:szCs w:val="18"/>
-              </w:rPr>
-              <w:t xml:space="preserve">–  Using calculators to determine common logarithms and antilogarithms</w:t>
-            </w:r>
-          </w:p>
-          <w:p>
-            <w:pPr>
-              <w:spacing w:after="30" w:before="0"/>
-              <w:ind w:left="360" w:hanging="180"/>
-              <w:jc w:val="left"/>
-            </w:pPr>
-            <w:r>
-              <w:rPr>
-                <w:rFonts w:ascii="Arial" w:cs="Arial" w:eastAsia="Arial" w:hAnsi="Arial"/>
-                <w:b w:val="false"/>
-                <w:bCs w:val="false"/>
-                <w:i w:val="false"/>
-                <w:iCs w:val="false"/>
-                <w:color w:val="000000"/>
-                <w:sz w:val="18"/>
-                <w:szCs w:val="18"/>
-              </w:rPr>
-              <w:t xml:space="preserve">–  Characteristics and mantissas of common logarithms</w:t>
-            </w:r>
-          </w:p>
-          <w:p>
-            <w:pPr>
-              <w:spacing w:after="30" w:before="0"/>
-              <w:ind w:left="360" w:hanging="180"/>
-              <w:jc w:val="left"/>
-            </w:pPr>
-            <w:r>
-              <w:rPr>
-                <w:rFonts w:ascii="Arial" w:cs="Arial" w:eastAsia="Arial" w:hAnsi="Arial"/>
-                <w:b w:val="false"/>
-                <w:bCs w:val="false"/>
-                <w:i w:val="false"/>
-                <w:iCs w:val="false"/>
-                <w:color w:val="000000"/>
-                <w:sz w:val="18"/>
-                <w:szCs w:val="18"/>
-              </w:rPr>
-              <w:t xml:space="preserve">–  Application of logarithms in multiplication of numbers</w:t>
-            </w:r>
-          </w:p>
-          <w:p>
-            <w:pPr>
-              <w:spacing w:after="30" w:before="0"/>
-              <w:ind w:left="360" w:hanging="180"/>
-              <w:jc w:val="left"/>
-            </w:pPr>
-            <w:r>
-              <w:rPr>
-                <w:rFonts w:ascii="Arial" w:cs="Arial" w:eastAsia="Arial" w:hAnsi="Arial"/>
-                <w:b w:val="false"/>
-                <w:bCs w:val="false"/>
-                <w:i w:val="false"/>
-                <w:iCs w:val="false"/>
-                <w:color w:val="000000"/>
-                <w:sz w:val="18"/>
-                <w:szCs w:val="18"/>
-              </w:rPr>
-              <w:t xml:space="preserve">–  Application of logarithms in division of numbers</w:t>
-            </w:r>
-          </w:p>
-          <w:p>
-            <w:pPr>
-              <w:spacing w:after="30" w:before="0"/>
-              <w:ind w:left="360" w:hanging="180"/>
-              <w:jc w:val="left"/>
-            </w:pPr>
-            <w:r>
-              <w:rPr>
-                <w:rFonts w:ascii="Arial" w:cs="Arial" w:eastAsia="Arial" w:hAnsi="Arial"/>
-                <w:b w:val="false"/>
-                <w:bCs w:val="false"/>
-                <w:i w:val="false"/>
-                <w:iCs w:val="false"/>
-                <w:color w:val="000000"/>
-                <w:sz w:val="18"/>
-                <w:szCs w:val="18"/>
-              </w:rPr>
-              <w:t xml:space="preserve">–  Application of logarithms in finding powers of numbers</w:t>
-            </w:r>
-          </w:p>
-          <w:p>
-            <w:pPr>
-              <w:spacing w:after="30" w:before="0"/>
-              <w:ind w:left="360" w:hanging="180"/>
-              <w:jc w:val="left"/>
-            </w:pPr>
-            <w:r>
-              <w:rPr>
-                <w:rFonts w:ascii="Arial" w:cs="Arial" w:eastAsia="Arial" w:hAnsi="Arial"/>
-                <w:b w:val="false"/>
-                <w:bCs w:val="false"/>
-                <w:i w:val="false"/>
-                <w:iCs w:val="false"/>
-                <w:color w:val="000000"/>
-                <w:sz w:val="18"/>
-                <w:szCs w:val="18"/>
-              </w:rPr>
-              <w:t xml:space="preserve">–  Application of logarithms in finding roots of numbers</w:t>
-            </w:r>
-          </w:p>
-          <w:p>
-            <w:pPr>
-              <w:spacing w:after="30" w:before="0"/>
-              <w:ind w:left="360" w:hanging="180"/>
-              <w:jc w:val="left"/>
-            </w:pPr>
-            <w:r>
-              <w:rPr>
-                <w:rFonts w:ascii="Arial" w:cs="Arial" w:eastAsia="Arial" w:hAnsi="Arial"/>
-                <w:b w:val="false"/>
-                <w:bCs w:val="false"/>
-                <w:i w:val="false"/>
-                <w:iCs w:val="false"/>
-                <w:color w:val="000000"/>
-                <w:sz w:val="18"/>
-                <w:szCs w:val="18"/>
-              </w:rPr>
-              <w:t xml:space="preserve">–  Combined operations using logarithms in real-life computations</w:t>
-            </w:r>
-          </w:p>
-        </w:tc>
-      </w:tr>
-      <w:tr>
-        <w:tc>
-          <w:tcPr>
-            <w:tcW w:type="dxa" w:w="3000"/>
-            <w:shd w:fill="D5E8F0" w:color="auto" w:val="clear"/>
-            <w:tcMar>
-              <w:top w:type="dxa" w:w="60"/>
-              <w:left w:type="dxa" w:w="120"/>
-              <w:bottom w:type="dxa" w:w="60"/>
-              <w:right w:type="dxa" w:w="120"/>
-            </w:tcMar>
-            <w:vAlign w:val="top"/>
-          </w:tcPr>
-          <w:p>
-            <w:pPr>
-              <w:spacing w:after="40" w:before="0"/>
-              <w:jc w:val="left"/>
-            </w:pPr>
-            <w:r>
-              <w:rPr>
-                <w:rFonts w:ascii="Arial" w:cs="Arial" w:eastAsia="Arial" w:hAnsi="Arial"/>
-                <w:b/>
-                <w:bCs/>
-                <w:i w:val="false"/>
-                <w:iCs w:val="false"/>
-                <w:color w:val="000000"/>
-                <w:sz w:val="18"/>
-                <w:szCs w:val="18"/>
-              </w:rPr>
-              <w:t xml:space="preserve">Learning Outcomes</w:t>
-            </w:r>
-          </w:p>
-        </w:tc>
-        <w:tc>
-          <w:tcPr>
-            <w:tcW w:type="dxa" w:w="10680"/>
-            <w:shd w:fill="FFFFFF" w:color="auto" w:val="clear"/>
-            <w:tcMar>
-              <w:top w:type="dxa" w:w="60"/>
-              <w:left w:type="dxa" w:w="120"/>
-              <w:bottom w:type="dxa" w:w="60"/>
-              <w:right w:type="dxa" w:w="120"/>
-            </w:tcMar>
-            <w:vAlign w:val="top"/>
-          </w:tcPr>
-          <w:p>
-            <w:pPr>
-              <w:spacing w:after="40" w:before="0"/>
-              <w:jc w:val="left"/>
-            </w:pPr>
-            <w:r>
-              <w:rPr>
-                <w:rFonts w:ascii="Arial" w:cs="Arial" w:eastAsia="Arial" w:hAnsi="Arial"/>
-                <w:b w:val="false"/>
-                <w:bCs w:val="false"/>
-                <w:i w:val="false"/>
-                <w:iCs w:val="false"/>
-                <w:color w:val="000000"/>
-                <w:sz w:val="18"/>
-                <w:szCs w:val="18"/>
-              </w:rPr>
-              <w:t xml:space="preserve">By the end of the sub-strand, the learner should be able to:</w:t>
-            </w:r>
-          </w:p>
-          <w:p>
-            <w:pPr>
-              <w:spacing w:after="40" w:before="0"/>
-              <w:jc w:val="left"/>
-            </w:pPr>
-            <w:r>
-              <w:rPr>
-                <w:rFonts w:ascii="Arial" w:cs="Arial" w:eastAsia="Arial" w:hAnsi="Arial"/>
-                <w:b w:val="false"/>
-                <w:bCs w:val="false"/>
-                <w:i w:val="false"/>
-                <w:iCs w:val="false"/>
-                <w:color w:val="000000"/>
-                <w:sz w:val="18"/>
-                <w:szCs w:val="18"/>
-              </w:rPr>
-              <w:t xml:space="preserve">a) apply the reciprocal of real numbers in mathematical computations,</w:t>
-            </w:r>
-          </w:p>
-          <w:p>
-            <w:pPr>
-              <w:spacing w:after="40" w:before="0"/>
-              <w:jc w:val="left"/>
-            </w:pPr>
-            <w:r>
-              <w:rPr>
-                <w:rFonts w:ascii="Arial" w:cs="Arial" w:eastAsia="Arial" w:hAnsi="Arial"/>
-                <w:b w:val="false"/>
-                <w:bCs w:val="false"/>
-                <w:i w:val="false"/>
-                <w:iCs w:val="false"/>
-                <w:color w:val="000000"/>
-                <w:sz w:val="18"/>
-                <w:szCs w:val="18"/>
-              </w:rPr>
-              <w:t xml:space="preserve">b) derive and apply laws of indices in different situations,</w:t>
-            </w:r>
-          </w:p>
-          <w:p>
-            <w:pPr>
-              <w:spacing w:after="40" w:before="0"/>
-              <w:jc w:val="left"/>
-            </w:pPr>
-            <w:r>
-              <w:rPr>
-                <w:rFonts w:ascii="Arial" w:cs="Arial" w:eastAsia="Arial" w:hAnsi="Arial"/>
-                <w:b w:val="false"/>
-                <w:bCs w:val="false"/>
-                <w:i w:val="false"/>
-                <w:iCs w:val="false"/>
-                <w:color w:val="000000"/>
-                <w:sz w:val="18"/>
-                <w:szCs w:val="18"/>
-              </w:rPr>
-              <w:t xml:space="preserve">c) determine common logarithms of numbers from mathematical tables and calculators,</w:t>
-            </w:r>
-          </w:p>
-          <w:p>
-            <w:pPr>
-              <w:spacing w:after="40" w:before="0"/>
-              <w:jc w:val="left"/>
-            </w:pPr>
-            <w:r>
-              <w:rPr>
-                <w:rFonts w:ascii="Arial" w:cs="Arial" w:eastAsia="Arial" w:hAnsi="Arial"/>
-                <w:b w:val="false"/>
-                <w:bCs w:val="false"/>
-                <w:i w:val="false"/>
-                <w:iCs w:val="false"/>
-                <w:color w:val="000000"/>
-                <w:sz w:val="18"/>
-                <w:szCs w:val="18"/>
-              </w:rPr>
-              <w:t xml:space="preserve">d) apply common logarithms in multiplication, division, powers, and roots of numbers,</w:t>
-            </w:r>
-          </w:p>
-          <w:p>
-            <w:pPr>
-              <w:spacing w:after="40" w:before="0"/>
-              <w:jc w:val="left"/>
-            </w:pPr>
-            <w:r>
-              <w:rPr>
-                <w:rFonts w:ascii="Arial" w:cs="Arial" w:eastAsia="Arial" w:hAnsi="Arial"/>
-                <w:b w:val="false"/>
-                <w:bCs w:val="false"/>
-                <w:i w:val="false"/>
-                <w:iCs w:val="false"/>
-                <w:color w:val="000000"/>
-                <w:sz w:val="18"/>
-                <w:szCs w:val="18"/>
-              </w:rPr>
-              <w:t xml:space="preserve">e) appreciate the use of indices and logarithms in solving real-life problems.</w:t>
-            </w:r>
-          </w:p>
-        </w:tc>
-      </w:tr>
-      <w:tr>
-        <w:tc>
-          <w:tcPr>
-            <w:tcW w:type="dxa" w:w="3000"/>
-            <w:shd w:fill="D5E8F0" w:color="auto" w:val="clear"/>
-            <w:tcMar>
-              <w:top w:type="dxa" w:w="60"/>
-              <w:left w:type="dxa" w:w="120"/>
-              <w:bottom w:type="dxa" w:w="60"/>
-              <w:right w:type="dxa" w:w="120"/>
-            </w:tcMar>
-            <w:vAlign w:val="top"/>
-          </w:tcPr>
-          <w:p>
-            <w:pPr>
-              <w:spacing w:after="40" w:before="0"/>
-              <w:jc w:val="left"/>
-            </w:pPr>
-            <w:r>
-              <w:rPr>
-                <w:rFonts w:ascii="Arial" w:cs="Arial" w:eastAsia="Arial" w:hAnsi="Arial"/>
-                <w:b/>
-                <w:bCs/>
-                <w:i w:val="false"/>
-                <w:iCs w:val="false"/>
-                <w:color w:val="000000"/>
-                <w:sz w:val="18"/>
-                <w:szCs w:val="18"/>
-              </w:rPr>
-              <w:t xml:space="preserve">Core Competencies</w:t>
-            </w:r>
-          </w:p>
-        </w:tc>
-        <w:tc>
-          <w:tcPr>
-            <w:tcW w:type="dxa" w:w="10680"/>
-            <w:shd w:fill="FFFFFF" w:color="auto" w:val="clear"/>
-            <w:tcMar>
-              <w:top w:type="dxa" w:w="60"/>
-              <w:left w:type="dxa" w:w="120"/>
-              <w:bottom w:type="dxa" w:w="60"/>
-              <w:right w:type="dxa" w:w="120"/>
-            </w:tcMar>
-            <w:vAlign w:val="top"/>
-          </w:tcPr>
-          <w:p>
-            <w:pPr>
-              <w:spacing w:after="30" w:before="0"/>
-              <w:ind w:left="360" w:hanging="180"/>
-              <w:jc w:val="left"/>
-            </w:pPr>
-            <w:r>
-              <w:rPr>
-                <w:rFonts w:ascii="Arial" w:cs="Arial" w:eastAsia="Arial" w:hAnsi="Arial"/>
-                <w:b w:val="false"/>
-                <w:bCs w:val="false"/>
-                <w:i w:val="false"/>
-                <w:iCs w:val="false"/>
-                <w:color w:val="000000"/>
-                <w:sz w:val="18"/>
-                <w:szCs w:val="18"/>
-              </w:rPr>
-              <w:t xml:space="preserve">–  Critical Thinking and Problem Solving: the learner derives laws of indices and applies logarithmic methods to solve multi-step computations such as working out the cost per kilogram of maize bought in bulk by a Rift Valley farmer, selecting the most efficient computational strategy.</w:t>
-            </w:r>
-          </w:p>
-          <w:p>
-            <w:pPr>
-              <w:spacing w:after="30" w:before="0"/>
-              <w:ind w:left="360" w:hanging="180"/>
-              <w:jc w:val="left"/>
-            </w:pPr>
-            <w:r>
-              <w:rPr>
-                <w:rFonts w:ascii="Arial" w:cs="Arial" w:eastAsia="Arial" w:hAnsi="Arial"/>
-                <w:b w:val="false"/>
-                <w:bCs w:val="false"/>
-                <w:i w:val="false"/>
-                <w:iCs w:val="false"/>
-                <w:color w:val="000000"/>
-                <w:sz w:val="18"/>
-                <w:szCs w:val="18"/>
-              </w:rPr>
-              <w:t xml:space="preserve">–  Communication and Collaboration: the learner discusses and explains index laws and logarithmic procedures with peers during group activities, clearly articulating mathematical reasoning using correct notation.</w:t>
-            </w:r>
-          </w:p>
-          <w:p>
-            <w:pPr>
-              <w:spacing w:after="30" w:before="0"/>
-              <w:ind w:left="360" w:hanging="180"/>
-              <w:jc w:val="left"/>
-            </w:pPr>
-            <w:r>
-              <w:rPr>
-                <w:rFonts w:ascii="Arial" w:cs="Arial" w:eastAsia="Arial" w:hAnsi="Arial"/>
-                <w:b w:val="false"/>
-                <w:bCs w:val="false"/>
-                <w:i w:val="false"/>
-                <w:iCs w:val="false"/>
-                <w:color w:val="000000"/>
-                <w:sz w:val="18"/>
-                <w:szCs w:val="18"/>
-              </w:rPr>
-              <w:t xml:space="preserve">–  Digital Literacy: the learner uses scientific calculators and, where available, digital devices to determine common logarithms and antilogarithms, comparing results with mathematical tables to build confidence in both tools.</w:t>
-            </w:r>
-          </w:p>
-          <w:p>
-            <w:pPr>
-              <w:spacing w:after="30" w:before="0"/>
-              <w:ind w:left="360" w:hanging="180"/>
-              <w:jc w:val="left"/>
-            </w:pPr>
-            <w:r>
-              <w:rPr>
-                <w:rFonts w:ascii="Arial" w:cs="Arial" w:eastAsia="Arial" w:hAnsi="Arial"/>
-                <w:b w:val="false"/>
-                <w:bCs w:val="false"/>
-                <w:i w:val="false"/>
-                <w:iCs w:val="false"/>
-                <w:color w:val="000000"/>
-                <w:sz w:val="18"/>
-                <w:szCs w:val="18"/>
-              </w:rPr>
-              <w:t xml:space="preserve">–  Learning to Learn: the learner independently reads logarithm tables, identifies patterns in the laws of indices, and applies acquired strategies to unfamiliar numerical problems encountered in daily Kenyan contexts.</w:t>
-            </w:r>
-          </w:p>
-        </w:tc>
-      </w:tr>
-      <w:tr>
-        <w:tc>
-          <w:tcPr>
-            <w:tcW w:type="dxa" w:w="3000"/>
-            <w:shd w:fill="E2EFDA" w:color="auto" w:val="clear"/>
-            <w:tcMar>
-              <w:top w:type="dxa" w:w="60"/>
-              <w:left w:type="dxa" w:w="120"/>
-              <w:bottom w:type="dxa" w:w="60"/>
-              <w:right w:type="dxa" w:w="120"/>
-            </w:tcMar>
-            <w:vAlign w:val="top"/>
-          </w:tcPr>
-          <w:p>
-            <w:pPr>
-              <w:spacing w:after="40" w:before="0"/>
-              <w:jc w:val="left"/>
-            </w:pPr>
-            <w:r>
-              <w:rPr>
-                <w:rFonts w:ascii="Arial" w:cs="Arial" w:eastAsia="Arial" w:hAnsi="Arial"/>
-                <w:b/>
-                <w:bCs/>
-                <w:i w:val="false"/>
-                <w:iCs w:val="false"/>
-                <w:color w:val="000000"/>
-                <w:sz w:val="18"/>
-                <w:szCs w:val="18"/>
-              </w:rPr>
-              <w:t xml:space="preserve">Core Values</w:t>
-            </w:r>
-          </w:p>
-        </w:tc>
-        <w:tc>
-          <w:tcPr>
-            <w:tcW w:type="dxa" w:w="10680"/>
-            <w:shd w:fill="FFFFFF" w:color="auto" w:val="clear"/>
-            <w:tcMar>
-              <w:top w:type="dxa" w:w="60"/>
-              <w:left w:type="dxa" w:w="120"/>
-              <w:bottom w:type="dxa" w:w="60"/>
-              <w:right w:type="dxa" w:w="120"/>
-            </w:tcMar>
-            <w:vAlign w:val="top"/>
-          </w:tcPr>
-          <w:p>
-            <w:pPr>
-              <w:spacing w:after="30" w:before="0"/>
-              <w:ind w:left="360" w:hanging="180"/>
-              <w:jc w:val="left"/>
-            </w:pPr>
-            <w:r>
-              <w:rPr>
-                <w:rFonts w:ascii="Arial" w:cs="Arial" w:eastAsia="Arial" w:hAnsi="Arial"/>
-                <w:b w:val="false"/>
-                <w:bCs w:val="false"/>
-                <w:i w:val="false"/>
-                <w:iCs w:val="false"/>
-                <w:color w:val="000000"/>
-                <w:sz w:val="18"/>
-                <w:szCs w:val="18"/>
-              </w:rPr>
-              <w:t xml:space="preserve">–  Integrity: the learner records logarithm table readings and calculator results accurately and honestly, without falsifying computed values during class activities and assessments.</w:t>
-            </w:r>
-          </w:p>
-          <w:p>
-            <w:pPr>
-              <w:spacing w:after="30" w:before="0"/>
-              <w:ind w:left="360" w:hanging="180"/>
-              <w:jc w:val="left"/>
-            </w:pPr>
-            <w:r>
-              <w:rPr>
-                <w:rFonts w:ascii="Arial" w:cs="Arial" w:eastAsia="Arial" w:hAnsi="Arial"/>
-                <w:b w:val="false"/>
-                <w:bCs w:val="false"/>
-                <w:i w:val="false"/>
-                <w:iCs w:val="false"/>
-                <w:color w:val="000000"/>
-                <w:sz w:val="18"/>
-                <w:szCs w:val="18"/>
-              </w:rPr>
-              <w:t xml:space="preserve">–  Responsibility: the learner takes care of shared mathematical tables and calculators, and diligently completes index and logarithm practice tasks that underpin sound financial and scientific reasoning.</w:t>
-            </w:r>
-          </w:p>
-          <w:p>
-            <w:pPr>
-              <w:spacing w:after="30" w:before="0"/>
-              <w:ind w:left="360" w:hanging="180"/>
-              <w:jc w:val="left"/>
-            </w:pPr>
-            <w:r>
-              <w:rPr>
-                <w:rFonts w:ascii="Arial" w:cs="Arial" w:eastAsia="Arial" w:hAnsi="Arial"/>
-                <w:b w:val="false"/>
-                <w:bCs w:val="false"/>
-                <w:i w:val="false"/>
-                <w:iCs w:val="false"/>
-                <w:color w:val="000000"/>
-                <w:sz w:val="18"/>
-                <w:szCs w:val="18"/>
-              </w:rPr>
-              <w:t xml:space="preserve">–  Unity: the learner collaborates respectfully in group problem-solving tasks, valuing each member's contribution when deriving index laws or checking logarithm computations.</w:t>
-            </w:r>
-          </w:p>
-          <w:p>
-            <w:pPr>
-              <w:spacing w:after="30" w:before="0"/>
-              <w:ind w:left="360" w:hanging="180"/>
-              <w:jc w:val="left"/>
-            </w:pPr>
-            <w:r>
-              <w:rPr>
-                <w:rFonts w:ascii="Arial" w:cs="Arial" w:eastAsia="Arial" w:hAnsi="Arial"/>
-                <w:b w:val="false"/>
-                <w:bCs w:val="false"/>
-                <w:i w:val="false"/>
-                <w:iCs w:val="false"/>
-                <w:color w:val="000000"/>
-                <w:sz w:val="18"/>
-                <w:szCs w:val="18"/>
-              </w:rPr>
-              <w:t xml:space="preserve">–  Respect: the learner appreciates peers' different approaches to simplifying index expressions and computing logarithms, recognising that multiple valid methods may lead to the same correct answer.</w:t>
-            </w:r>
-          </w:p>
-        </w:tc>
-      </w:tr>
-      <w:tr>
-        <w:tc>
-          <w:tcPr>
-            <w:tcW w:type="dxa" w:w="3000"/>
-            <w:shd w:fill="D5E8F0" w:color="auto" w:val="clear"/>
-            <w:tcMar>
-              <w:top w:type="dxa" w:w="60"/>
-              <w:left w:type="dxa" w:w="120"/>
-              <w:bottom w:type="dxa" w:w="60"/>
-              <w:right w:type="dxa" w:w="120"/>
-            </w:tcMar>
-            <w:vAlign w:val="top"/>
-          </w:tcPr>
-          <w:p>
-            <w:pPr>
-              <w:spacing w:after="40" w:before="0"/>
-              <w:jc w:val="left"/>
-            </w:pPr>
-            <w:r>
-              <w:rPr>
-                <w:rFonts w:ascii="Arial" w:cs="Arial" w:eastAsia="Arial" w:hAnsi="Arial"/>
-                <w:b/>
-                <w:bCs/>
-                <w:i w:val="false"/>
-                <w:iCs w:val="false"/>
-                <w:color w:val="000000"/>
-                <w:sz w:val="18"/>
-                <w:szCs w:val="18"/>
-              </w:rPr>
-              <w:t xml:space="preserve">Science &amp; Engineering Practices</w:t>
-            </w:r>
-          </w:p>
-        </w:tc>
-        <w:tc>
-          <w:tcPr>
-            <w:tcW w:type="dxa" w:w="10680"/>
-            <w:shd w:fill="FFFFFF" w:color="auto" w:val="clear"/>
-            <w:tcMar>
-              <w:top w:type="dxa" w:w="60"/>
-              <w:left w:type="dxa" w:w="120"/>
-              <w:bottom w:type="dxa" w:w="60"/>
-              <w:right w:type="dxa" w:w="120"/>
-            </w:tcMar>
-            <w:vAlign w:val="top"/>
-          </w:tcPr>
-          <w:p>
-            <w:pPr>
-              <w:spacing w:after="30" w:before="0"/>
-              <w:ind w:left="360" w:hanging="180"/>
-              <w:jc w:val="left"/>
-            </w:pPr>
-            <w:r>
-              <w:rPr>
-                <w:rFonts w:ascii="Arial" w:cs="Arial" w:eastAsia="Arial" w:hAnsi="Arial"/>
-                <w:b w:val="false"/>
-                <w:bCs w:val="false"/>
-                <w:i w:val="false"/>
-                <w:iCs w:val="false"/>
-                <w:color w:val="000000"/>
-                <w:sz w:val="18"/>
-                <w:szCs w:val="18"/>
-              </w:rPr>
-              <w:t xml:space="preserve">–  Using Mathematics and Computational Thinking: the learner applies the laws of indices as a formal mathematical framework and uses logarithmic tables and calculators as computational tools to solve numerical problems efficiently — mirroring how scientists and engineers process large or small quantities.</w:t>
-            </w:r>
-          </w:p>
-          <w:p>
-            <w:pPr>
-              <w:spacing w:after="30" w:before="0"/>
-              <w:ind w:left="360" w:hanging="180"/>
-              <w:jc w:val="left"/>
-            </w:pPr>
-            <w:r>
-              <w:rPr>
-                <w:rFonts w:ascii="Arial" w:cs="Arial" w:eastAsia="Arial" w:hAnsi="Arial"/>
-                <w:b w:val="false"/>
-                <w:bCs w:val="false"/>
-                <w:i w:val="false"/>
-                <w:iCs w:val="false"/>
-                <w:color w:val="000000"/>
-                <w:sz w:val="18"/>
-                <w:szCs w:val="18"/>
-              </w:rPr>
-              <w:t xml:space="preserve">–  Asking Questions and Defining Problems: the learner poses questions about why very large numbers (e.g., national maize harvest tonnage) or very small numbers (e.g., bacterial cell dimensions) are easier to handle in index/logarithmic form, driving inquiry into the utility of the notation.</w:t>
-            </w:r>
-          </w:p>
-          <w:p>
-            <w:pPr>
-              <w:spacing w:after="30" w:before="0"/>
-              <w:ind w:left="360" w:hanging="180"/>
-              <w:jc w:val="left"/>
-            </w:pPr>
-            <w:r>
-              <w:rPr>
-                <w:rFonts w:ascii="Arial" w:cs="Arial" w:eastAsia="Arial" w:hAnsi="Arial"/>
-                <w:b w:val="false"/>
-                <w:bCs w:val="false"/>
-                <w:i w:val="false"/>
-                <w:iCs w:val="false"/>
-                <w:color w:val="000000"/>
-                <w:sz w:val="18"/>
-                <w:szCs w:val="18"/>
-              </w:rPr>
-              <w:t xml:space="preserve">–  Constructing Explanations: the learner constructs step-by-step written explanations of how each law of indices is derived and why logarithms convert multiplication into addition, communicating reasoning clearly in mathematical language.</w:t>
-            </w:r>
-          </w:p>
-          <w:p>
-            <w:pPr>
-              <w:spacing w:after="30" w:before="0"/>
-              <w:ind w:left="360" w:hanging="180"/>
-              <w:jc w:val="left"/>
-            </w:pPr>
-            <w:r>
-              <w:rPr>
-                <w:rFonts w:ascii="Arial" w:cs="Arial" w:eastAsia="Arial" w:hAnsi="Arial"/>
-                <w:b w:val="false"/>
-                <w:bCs w:val="false"/>
-                <w:i w:val="false"/>
-                <w:iCs w:val="false"/>
-                <w:color w:val="000000"/>
-                <w:sz w:val="18"/>
-                <w:szCs w:val="18"/>
-              </w:rPr>
-              <w:t xml:space="preserve">–  Obtaining, Evaluating, and Communicating Information: the learner reads, evaluates, and communicates data extracted from logarithm tables and calculator outputs, cross-checking for reasonableness in the context of real-life Kenyan scenarios.</w:t>
-            </w:r>
-          </w:p>
-        </w:tc>
-      </w:tr>
-      <w:tr>
-        <w:tc>
-          <w:tcPr>
-            <w:tcW w:type="dxa" w:w="3000"/>
-            <w:shd w:fill="FCE4D6" w:color="auto" w:val="clear"/>
-            <w:tcMar>
-              <w:top w:type="dxa" w:w="60"/>
-              <w:left w:type="dxa" w:w="120"/>
-              <w:bottom w:type="dxa" w:w="60"/>
-              <w:right w:type="dxa" w:w="120"/>
-            </w:tcMar>
-            <w:vAlign w:val="top"/>
-          </w:tcPr>
-          <w:p>
-            <w:pPr>
-              <w:spacing w:after="40" w:before="0"/>
-              <w:jc w:val="left"/>
-            </w:pPr>
-            <w:r>
-              <w:rPr>
-                <w:rFonts w:ascii="Arial" w:cs="Arial" w:eastAsia="Arial" w:hAnsi="Arial"/>
-                <w:b/>
-                <w:bCs/>
-                <w:i w:val="false"/>
-                <w:iCs w:val="false"/>
-                <w:color w:val="000000"/>
-                <w:sz w:val="18"/>
-                <w:szCs w:val="18"/>
-              </w:rPr>
-              <w:t xml:space="preserve">Pertinent &amp; Contemporary Issues (PCIs)</w:t>
-            </w:r>
-          </w:p>
-        </w:tc>
-        <w:tc>
-          <w:tcPr>
-            <w:tcW w:type="dxa" w:w="10680"/>
-            <w:shd w:fill="FFFFFF" w:color="auto" w:val="clear"/>
-            <w:tcMar>
-              <w:top w:type="dxa" w:w="60"/>
-              <w:left w:type="dxa" w:w="120"/>
-              <w:bottom w:type="dxa" w:w="60"/>
-              <w:right w:type="dxa" w:w="120"/>
-            </w:tcMar>
-            <w:vAlign w:val="top"/>
-          </w:tcPr>
-          <w:p>
-            <w:pPr>
-              <w:spacing w:after="30" w:before="0"/>
-              <w:ind w:left="360" w:hanging="180"/>
-              <w:jc w:val="left"/>
-            </w:pPr>
-            <w:r>
-              <w:rPr>
-                <w:rFonts w:ascii="Arial" w:cs="Arial" w:eastAsia="Arial" w:hAnsi="Arial"/>
-                <w:b w:val="false"/>
-                <w:bCs w:val="false"/>
-                <w:i w:val="false"/>
-                <w:iCs w:val="false"/>
-                <w:color w:val="000000"/>
-                <w:sz w:val="18"/>
-                <w:szCs w:val="18"/>
-              </w:rPr>
-              <w:t xml:space="preserve">–  Financial Literacy: the learner applies indices and logarithms to compute compound growth, loan interest, and bulk-purchase pricing — skills directly relevant to managing personal and family finances in Kenya's growing economy.</w:t>
-            </w:r>
-          </w:p>
-          <w:p>
-            <w:pPr>
-              <w:spacing w:after="30" w:before="0"/>
-              <w:ind w:left="360" w:hanging="180"/>
-              <w:jc w:val="left"/>
-            </w:pPr>
-            <w:r>
-              <w:rPr>
-                <w:rFonts w:ascii="Arial" w:cs="Arial" w:eastAsia="Arial" w:hAnsi="Arial"/>
-                <w:b w:val="false"/>
-                <w:bCs w:val="false"/>
-                <w:i w:val="false"/>
-                <w:iCs w:val="false"/>
-                <w:color w:val="000000"/>
-                <w:sz w:val="18"/>
-                <w:szCs w:val="18"/>
-              </w:rPr>
-              <w:t xml:space="preserve">–  Education for Sustainable Development (Environmental Education): the learner uses indices to express very large quantities such as Kenya's forest cover area in hectares or very small quantities such as concentrations of pollutants in Lake Victoria water, appreciating the role of mathematics in environmental monitoring.</w:t>
-            </w:r>
-          </w:p>
-          <w:p>
-            <w:pPr>
-              <w:spacing w:after="30" w:before="0"/>
-              <w:ind w:left="360" w:hanging="180"/>
-              <w:jc w:val="left"/>
-            </w:pPr>
-            <w:r>
-              <w:rPr>
-                <w:rFonts w:ascii="Arial" w:cs="Arial" w:eastAsia="Arial" w:hAnsi="Arial"/>
-                <w:b w:val="false"/>
-                <w:bCs w:val="false"/>
-                <w:i w:val="false"/>
-                <w:iCs w:val="false"/>
-                <w:color w:val="000000"/>
-                <w:sz w:val="18"/>
-                <w:szCs w:val="18"/>
-              </w:rPr>
-              <w:t xml:space="preserve">–  Social Cohesion: the learner works collaboratively in mixed-ability groups to derive index laws and verify logarithm calculations, building mutual respect and teamwork across diverse backgrounds.</w:t>
-            </w:r>
-          </w:p>
-          <w:p>
-            <w:pPr>
-              <w:spacing w:after="30" w:before="0"/>
-              <w:ind w:left="360" w:hanging="180"/>
-              <w:jc w:val="left"/>
-            </w:pPr>
-            <w:r>
-              <w:rPr>
-                <w:rFonts w:ascii="Arial" w:cs="Arial" w:eastAsia="Arial" w:hAnsi="Arial"/>
-                <w:b w:val="false"/>
-                <w:bCs w:val="false"/>
-                <w:i w:val="false"/>
-                <w:iCs w:val="false"/>
-                <w:color w:val="000000"/>
-                <w:sz w:val="18"/>
-                <w:szCs w:val="18"/>
-              </w:rPr>
-              <w:t xml:space="preserve">–  ICT Integration: the learner uses scientific calculators and, where available, learner digital devices (LDDs) to explore logarithm functions, connecting mathematical table skills with modern computational tools as outlined in Appendix 2 of the KICD design.</w:t>
-            </w:r>
-          </w:p>
-        </w:tc>
-      </w:tr>
-      <w:tr>
-        <w:tc>
-          <w:tcPr>
-            <w:tcW w:type="dxa" w:w="3000"/>
-            <w:shd w:fill="D9EEF1" w:color="auto" w:val="clear"/>
-            <w:tcMar>
-              <w:top w:type="dxa" w:w="60"/>
-              <w:left w:type="dxa" w:w="120"/>
-              <w:bottom w:type="dxa" w:w="60"/>
-              <w:right w:type="dxa" w:w="120"/>
-            </w:tcMar>
-            <w:vAlign w:val="top"/>
-          </w:tcPr>
-          <w:p>
-            <w:pPr>
-              <w:spacing w:after="40" w:before="0"/>
-              <w:jc w:val="left"/>
-            </w:pPr>
-            <w:r>
-              <w:rPr>
-                <w:rFonts w:ascii="Arial" w:cs="Arial" w:eastAsia="Arial" w:hAnsi="Arial"/>
-                <w:b/>
-                <w:bCs/>
-                <w:i w:val="false"/>
-                <w:iCs w:val="false"/>
-                <w:color w:val="000000"/>
-                <w:sz w:val="18"/>
-                <w:szCs w:val="18"/>
-              </w:rPr>
-              <w:t xml:space="preserve">Career Connections</w:t>
-            </w:r>
-          </w:p>
-        </w:tc>
-        <w:tc>
-          <w:tcPr>
-            <w:tcW w:type="dxa" w:w="10680"/>
-            <w:shd w:fill="FFFFFF" w:color="auto" w:val="clear"/>
-            <w:tcMar>
-              <w:top w:type="dxa" w:w="60"/>
-              <w:left w:type="dxa" w:w="120"/>
-              <w:bottom w:type="dxa" w:w="60"/>
-              <w:right w:type="dxa" w:w="120"/>
-            </w:tcMar>
-            <w:vAlign w:val="top"/>
-          </w:tcPr>
-          <w:p>
-            <w:pPr>
-              <w:spacing w:after="30" w:before="0"/>
-              <w:ind w:left="360" w:hanging="180"/>
-              <w:jc w:val="left"/>
-            </w:pPr>
-            <w:r>
-              <w:rPr>
-                <w:rFonts w:ascii="Arial" w:cs="Arial" w:eastAsia="Arial" w:hAnsi="Arial"/>
-                <w:b w:val="false"/>
-                <w:bCs w:val="false"/>
-                <w:i w:val="false"/>
-                <w:iCs w:val="false"/>
-                <w:color w:val="000000"/>
-                <w:sz w:val="18"/>
-                <w:szCs w:val="18"/>
-              </w:rPr>
-              <w:t xml:space="preserve">–  Banking and Finance: indices underpin compound interest calculations used by Kenyan banks and SACCOs; logarithms support actuarial science and financial modelling.</w:t>
-            </w:r>
-          </w:p>
-          <w:p>
-            <w:pPr>
-              <w:spacing w:after="30" w:before="0"/>
-              <w:ind w:left="360" w:hanging="180"/>
-              <w:jc w:val="left"/>
-            </w:pPr>
-            <w:r>
-              <w:rPr>
-                <w:rFonts w:ascii="Arial" w:cs="Arial" w:eastAsia="Arial" w:hAnsi="Arial"/>
-                <w:b w:val="false"/>
-                <w:bCs w:val="false"/>
-                <w:i w:val="false"/>
-                <w:iCs w:val="false"/>
-                <w:color w:val="000000"/>
-                <w:sz w:val="18"/>
-                <w:szCs w:val="18"/>
-              </w:rPr>
-              <w:t xml:space="preserve">–  Engineering and Technology: engineers at facilities such as the Olkaria Geothermal Plant use index notation to express energy outputs and apply logarithmic scales in signal processing and structural load calculations.</w:t>
-            </w:r>
-          </w:p>
-          <w:p>
-            <w:pPr>
-              <w:spacing w:after="30" w:before="0"/>
-              <w:ind w:left="360" w:hanging="180"/>
-              <w:jc w:val="left"/>
-            </w:pPr>
-            <w:r>
-              <w:rPr>
-                <w:rFonts w:ascii="Arial" w:cs="Arial" w:eastAsia="Arial" w:hAnsi="Arial"/>
-                <w:b w:val="false"/>
-                <w:bCs w:val="false"/>
-                <w:i w:val="false"/>
-                <w:iCs w:val="false"/>
-                <w:color w:val="000000"/>
-                <w:sz w:val="18"/>
-                <w:szCs w:val="18"/>
-              </w:rPr>
-              <w:t xml:space="preserve">–  Medicine and Pharmacy: pharmaceutical dosage calculations and the pH scale (a logarithmic measure) are essential tools for Kenyan healthcare workers and pharmacists.</w:t>
-            </w:r>
-          </w:p>
-          <w:p>
-            <w:pPr>
-              <w:spacing w:after="30" w:before="0"/>
-              <w:ind w:left="360" w:hanging="180"/>
-              <w:jc w:val="left"/>
-            </w:pPr>
-            <w:r>
-              <w:rPr>
-                <w:rFonts w:ascii="Arial" w:cs="Arial" w:eastAsia="Arial" w:hAnsi="Arial"/>
-                <w:b w:val="false"/>
-                <w:bCs w:val="false"/>
-                <w:i w:val="false"/>
-                <w:iCs w:val="false"/>
-                <w:color w:val="000000"/>
-                <w:sz w:val="18"/>
-                <w:szCs w:val="18"/>
-              </w:rPr>
-              <w:t xml:space="preserve">–  Agriculture and Agribusiness: agronomists use exponential growth models to predict crop yields and pest population dynamics on Kenyan farms in the Rift Valley and Central regions.</w:t>
-            </w:r>
-          </w:p>
-          <w:p>
-            <w:pPr>
-              <w:spacing w:after="30" w:before="0"/>
-              <w:ind w:left="360" w:hanging="180"/>
-              <w:jc w:val="left"/>
-            </w:pPr>
-            <w:r>
-              <w:rPr>
-                <w:rFonts w:ascii="Arial" w:cs="Arial" w:eastAsia="Arial" w:hAnsi="Arial"/>
-                <w:b w:val="false"/>
-                <w:bCs w:val="false"/>
-                <w:i w:val="false"/>
-                <w:iCs w:val="false"/>
-                <w:color w:val="000000"/>
-                <w:sz w:val="18"/>
-                <w:szCs w:val="18"/>
-              </w:rPr>
-              <w:t xml:space="preserve">–  Environmental Science: Kenyan scientists monitoring air quality, water acidity in Lake Victoria, or seismic activity at the Kenya Meteorological Department use logarithmic scales (Richter, pH, decibel) routinely.</w:t>
-            </w:r>
-          </w:p>
-          <w:p>
-            <w:pPr>
-              <w:spacing w:after="30" w:before="0"/>
-              <w:ind w:left="360" w:hanging="180"/>
-              <w:jc w:val="left"/>
-            </w:pPr>
-            <w:r>
-              <w:rPr>
-                <w:rFonts w:ascii="Arial" w:cs="Arial" w:eastAsia="Arial" w:hAnsi="Arial"/>
-                <w:b w:val="false"/>
-                <w:bCs w:val="false"/>
-                <w:i w:val="false"/>
-                <w:iCs w:val="false"/>
-                <w:color w:val="000000"/>
-                <w:sz w:val="18"/>
-                <w:szCs w:val="18"/>
-              </w:rPr>
-              <w:t xml:space="preserve">–  Computer Science and Data Science: algorithmic complexity (Big-O notation), binary number systems, and data compression all rely on a deep understanding of indices and logarithms.</w:t>
-            </w:r>
-          </w:p>
-        </w:tc>
-      </w:tr>
-      <w:tr>
-        <w:tc>
-          <w:tcPr>
-            <w:tcW w:type="dxa" w:w="3000"/>
-            <w:shd w:fill="D5E8F0" w:color="auto" w:val="clear"/>
-            <w:tcMar>
-              <w:top w:type="dxa" w:w="60"/>
-              <w:left w:type="dxa" w:w="120"/>
-              <w:bottom w:type="dxa" w:w="60"/>
-              <w:right w:type="dxa" w:w="120"/>
-            </w:tcMar>
-            <w:vAlign w:val="top"/>
-          </w:tcPr>
-          <w:p>
-            <w:pPr>
-              <w:spacing w:after="40" w:before="0"/>
-              <w:jc w:val="left"/>
-            </w:pPr>
-            <w:r>
-              <w:rPr>
-                <w:rFonts w:ascii="Arial" w:cs="Arial" w:eastAsia="Arial" w:hAnsi="Arial"/>
-                <w:b/>
-                <w:bCs/>
-                <w:i w:val="false"/>
-                <w:iCs w:val="false"/>
-                <w:color w:val="000000"/>
-                <w:sz w:val="18"/>
-                <w:szCs w:val="18"/>
-              </w:rPr>
-              <w:t xml:space="preserve">Focus for Lessons</w:t>
-            </w:r>
-          </w:p>
-        </w:tc>
-        <w:tc>
-          <w:tcPr>
-            <w:tcW w:type="dxa" w:w="10680"/>
-            <w:shd w:fill="FFFFFF" w:color="auto" w:val="clear"/>
-            <w:tcMar>
-              <w:top w:type="dxa" w:w="60"/>
-              <w:left w:type="dxa" w:w="120"/>
-              <w:bottom w:type="dxa" w:w="60"/>
-              <w:right w:type="dxa" w:w="120"/>
-            </w:tcMar>
-            <w:vAlign w:val="top"/>
-          </w:tcPr>
-          <w:p>
-            <w:pPr>
-              <w:spacing w:after="40" w:before="0"/>
-              <w:jc w:val="left"/>
-            </w:pPr>
-            <w:r>
-              <w:rPr>
-                <w:rFonts w:ascii="Arial" w:cs="Arial" w:eastAsia="Arial" w:hAnsi="Arial"/>
-                <w:b w:val="false"/>
-                <w:bCs w:val="false"/>
-                <w:i w:val="false"/>
-                <w:iCs w:val="false"/>
-                <w:color w:val="000000"/>
-                <w:sz w:val="18"/>
-                <w:szCs w:val="18"/>
-              </w:rPr>
-              <w:t xml:space="preserve">This unit builds learners' fluency with indices and logarithms as powerful tools for representing, computing, and reasoning about both very large and very small quantities encountered in Kenyan daily life — from the national maize harvest measured in tonnes to microscopic quantities in medicine. Learners first consolidate the laws of indices through discovery and pattern-based derivation, then unlock common logarithms as a bridge between exponential thinking and efficient computation. The unit emphasises both procedural accuracy with mathematical tables and calculators and conceptual understanding of why logarithms transform multiplicative problems into additive ones, preparing learners for STEM pathways in Senior School and beyond.</w:t>
-            </w:r>
-          </w:p>
-        </w:tc>
-      </w:tr>
-      <w:tr>
-        <w:tc>
-          <w:tcPr>
-            <w:tcW w:type="dxa" w:w="3000"/>
-            <w:shd w:fill="EAD1F5" w:color="auto" w:val="clear"/>
-            <w:tcMar>
-              <w:top w:type="dxa" w:w="60"/>
-              <w:left w:type="dxa" w:w="120"/>
-              <w:bottom w:type="dxa" w:w="60"/>
-              <w:right w:type="dxa" w:w="120"/>
-            </w:tcMar>
-            <w:vAlign w:val="top"/>
-          </w:tcPr>
-          <w:p>
-            <w:pPr>
-              <w:spacing w:after="40" w:before="0"/>
-              <w:jc w:val="left"/>
-            </w:pPr>
-            <w:r>
-              <w:rPr>
-                <w:rFonts w:ascii="Arial" w:cs="Arial" w:eastAsia="Arial" w:hAnsi="Arial"/>
-                <w:b/>
-                <w:bCs/>
-                <w:i w:val="false"/>
-                <w:iCs w:val="false"/>
-                <w:color w:val="000000"/>
-                <w:sz w:val="18"/>
-                <w:szCs w:val="18"/>
-              </w:rPr>
-              <w:t xml:space="preserve">Driving Question / Key Inquiry Questions</w:t>
-            </w:r>
-          </w:p>
-        </w:tc>
-        <w:tc>
-          <w:tcPr>
-            <w:tcW w:type="dxa" w:w="10680"/>
-            <w:shd w:fill="FFFFFF" w:color="auto" w:val="clear"/>
-            <w:tcMar>
-              <w:top w:type="dxa" w:w="60"/>
-              <w:left w:type="dxa" w:w="120"/>
-              <w:bottom w:type="dxa" w:w="60"/>
-              <w:right w:type="dxa" w:w="120"/>
-            </w:tcMar>
-            <w:vAlign w:val="top"/>
-          </w:tcPr>
-          <w:p>
-            <w:pPr>
-              <w:spacing w:after="40" w:before="0"/>
-              <w:jc w:val="left"/>
-            </w:pPr>
-            <w:r>
-              <w:rPr>
-                <w:rFonts w:ascii="Arial" w:cs="Arial" w:eastAsia="Arial" w:hAnsi="Arial"/>
-                <w:b w:val="false"/>
-                <w:bCs w:val="false"/>
-                <w:i w:val="false"/>
-                <w:iCs w:val="false"/>
-                <w:color w:val="000000"/>
-                <w:sz w:val="18"/>
-                <w:szCs w:val="18"/>
-              </w:rPr>
-              <w:t xml:space="preserve">DRIVING QUESTION: How can a Kericho tea farmer — or any Kenyan scientist, engineer, or business person — use the mathematics of indices and logarithms to make sense of, and calculate with, numbers that are too large or too small to handle by ordinary arithmetic?</w:t>
-            </w:r>
-          </w:p>
-          <w:p>
-            <w:pPr>
-              <w:spacing w:after="40" w:before="0"/>
-              <w:jc w:val="left"/>
-            </w:pPr>
-            <w:r>
-              <w:rPr>
-                <w:rFonts w:ascii="Arial" w:cs="Arial" w:eastAsia="Arial" w:hAnsi="Arial"/>
-                <w:b w:val="false"/>
-                <w:bCs w:val="false"/>
-                <w:i w:val="false"/>
-                <w:iCs w:val="false"/>
-                <w:color w:val="000000"/>
-                <w:sz w:val="18"/>
-                <w:szCs w:val="18"/>
-              </w:rPr>
-              <w:t xml:space="preserve"/>
-            </w:r>
-          </w:p>
-          <w:p>
-            <w:pPr>
-              <w:spacing w:after="40" w:before="0"/>
-              <w:jc w:val="left"/>
-            </w:pPr>
-            <w:r>
-              <w:rPr>
-                <w:rFonts w:ascii="Arial" w:cs="Arial" w:eastAsia="Arial" w:hAnsi="Arial"/>
-                <w:b w:val="false"/>
-                <w:bCs w:val="false"/>
-                <w:i w:val="false"/>
-                <w:iCs w:val="false"/>
-                <w:color w:val="000000"/>
-                <w:sz w:val="18"/>
-                <w:szCs w:val="18"/>
-              </w:rPr>
-              <w:t xml:space="preserve">KICD KEY INQUIRY QUESTIONS:</w:t>
-            </w:r>
-          </w:p>
-          <w:p>
-            <w:pPr>
-              <w:spacing w:after="40" w:before="0"/>
-              <w:jc w:val="left"/>
-            </w:pPr>
-            <w:r>
-              <w:rPr>
-                <w:rFonts w:ascii="Arial" w:cs="Arial" w:eastAsia="Arial" w:hAnsi="Arial"/>
-                <w:b w:val="false"/>
-                <w:bCs w:val="false"/>
-                <w:i w:val="false"/>
-                <w:iCs w:val="false"/>
-                <w:color w:val="000000"/>
-                <w:sz w:val="18"/>
-                <w:szCs w:val="18"/>
-              </w:rPr>
-              <w:t xml:space="preserve">1. How do we apply indices in real-life situations?</w:t>
-            </w:r>
-          </w:p>
-          <w:p>
-            <w:pPr>
-              <w:spacing w:after="40" w:before="0"/>
-              <w:jc w:val="left"/>
-            </w:pPr>
-            <w:r>
-              <w:rPr>
-                <w:rFonts w:ascii="Arial" w:cs="Arial" w:eastAsia="Arial" w:hAnsi="Arial"/>
-                <w:b w:val="false"/>
-                <w:bCs w:val="false"/>
-                <w:i w:val="false"/>
-                <w:iCs w:val="false"/>
-                <w:color w:val="000000"/>
-                <w:sz w:val="18"/>
-                <w:szCs w:val="18"/>
-              </w:rPr>
-              <w:t xml:space="preserve">2. How do we use logarithms in computations?</w:t>
-            </w:r>
-          </w:p>
-        </w:tc>
-      </w:tr>
-      <w:tr>
-        <w:tc>
-          <w:tcPr>
-            <w:tcW w:type="dxa" w:w="3000"/>
-            <w:shd w:fill="EAD1F5" w:color="auto" w:val="clear"/>
-            <w:tcMar>
-              <w:top w:type="dxa" w:w="60"/>
-              <w:left w:type="dxa" w:w="120"/>
-              <w:bottom w:type="dxa" w:w="60"/>
-              <w:right w:type="dxa" w:w="120"/>
-            </w:tcMar>
-            <w:vAlign w:val="top"/>
-          </w:tcPr>
-          <w:p>
-            <w:pPr>
-              <w:spacing w:after="40" w:before="0"/>
-              <w:jc w:val="left"/>
-            </w:pPr>
-            <w:r>
-              <w:rPr>
-                <w:rFonts w:ascii="Arial" w:cs="Arial" w:eastAsia="Arial" w:hAnsi="Arial"/>
-                <w:b/>
-                <w:bCs/>
-                <w:i w:val="false"/>
-                <w:iCs w:val="false"/>
-                <w:color w:val="000000"/>
-                <w:sz w:val="18"/>
-                <w:szCs w:val="18"/>
-              </w:rPr>
-              <w:t xml:space="preserve">Anchoring Phenomenon</w:t>
-            </w:r>
-          </w:p>
-        </w:tc>
-        <w:tc>
-          <w:tcPr>
-            <w:tcW w:type="dxa" w:w="10680"/>
-            <w:shd w:fill="FFFFFF" w:color="auto" w:val="clear"/>
-            <w:tcMar>
-              <w:top w:type="dxa" w:w="60"/>
-              <w:left w:type="dxa" w:w="120"/>
-              <w:bottom w:type="dxa" w:w="60"/>
-              <w:right w:type="dxa" w:w="120"/>
-            </w:tcMar>
-            <w:vAlign w:val="top"/>
-          </w:tcPr>
-          <w:p>
-            <w:pPr>
-              <w:spacing w:after="40" w:before="0"/>
-              <w:jc w:val="left"/>
-            </w:pPr>
-            <w:r>
-              <w:rPr>
-                <w:rFonts w:ascii="Arial" w:cs="Arial" w:eastAsia="Arial" w:hAnsi="Arial"/>
-                <w:b w:val="false"/>
-                <w:bCs w:val="false"/>
-                <w:i w:val="false"/>
-                <w:iCs w:val="false"/>
-                <w:color w:val="000000"/>
-                <w:sz w:val="18"/>
-                <w:szCs w:val="18"/>
-              </w:rPr>
-              <w:t xml:space="preserve">A Kericho tea farmer records that a single tea plant produces approximately 2³ grams of processed tea per harvest cycle, while a large estate covering 2¹⁰ plants harvests enough tea to fill an entire export container. When the farm manager tries to calculate the total production using ordinary multiplication on paper, the numbers become unwieldy very quickly — yet a fellow farmer who attended a technical training shows that using a simple four-figure logarithm table, the same calculation can be done in under two minutes without a calculator. Students are shown two worked examples side-by-side: one using long multiplication across six digits, the other using logarithms. The puzzling observation is: how can adding two small decimal numbers from a table give the same answer as multiplying two enormous numbers? And why does changing the exponent (the power of 2) by just 1 double the entire harvest? This phenomenon anchors both the power of index notation in expressing repeated multiplication compactly and the seemingly magical ability of logarithms to convert multiplication into addition — motivating the full arc of the unit.</w:t>
-            </w:r>
-          </w:p>
-        </w:tc>
-      </w:tr>
-      <w:tr>
-        <w:tc>
-          <w:tcPr>
-            <w:tcW w:type="dxa" w:w="3000"/>
-            <w:shd w:fill="D9EEF1" w:color="auto" w:val="clear"/>
-            <w:tcMar>
-              <w:top w:type="dxa" w:w="60"/>
-              <w:left w:type="dxa" w:w="120"/>
-              <w:bottom w:type="dxa" w:w="60"/>
-              <w:right w:type="dxa" w:w="120"/>
-            </w:tcMar>
-            <w:vAlign w:val="top"/>
-          </w:tcPr>
-          <w:p>
-            <w:pPr>
-              <w:spacing w:after="40" w:before="0"/>
-              <w:jc w:val="left"/>
-            </w:pPr>
-            <w:r>
-              <w:rPr>
-                <w:rFonts w:ascii="Arial" w:cs="Arial" w:eastAsia="Arial" w:hAnsi="Arial"/>
-                <w:b/>
-                <w:bCs/>
-                <w:i w:val="false"/>
-                <w:iCs w:val="false"/>
-                <w:color w:val="000000"/>
-                <w:sz w:val="18"/>
-                <w:szCs w:val="18"/>
-              </w:rPr>
-              <w:t xml:space="preserve">Storyline Thread</w:t>
-            </w:r>
-          </w:p>
-        </w:tc>
-        <w:tc>
-          <w:tcPr>
-            <w:tcW w:type="dxa" w:w="10680"/>
-            <w:shd w:fill="FFFFFF" w:color="auto" w:val="clear"/>
-            <w:tcMar>
-              <w:top w:type="dxa" w:w="60"/>
-              <w:left w:type="dxa" w:w="120"/>
-              <w:bottom w:type="dxa" w:w="60"/>
-              <w:right w:type="dxa" w:w="120"/>
-            </w:tcMar>
-            <w:vAlign w:val="top"/>
-          </w:tcPr>
-          <w:p>
-            <w:pPr>
-              <w:spacing w:after="40" w:before="0"/>
-              <w:jc w:val="left"/>
-            </w:pPr>
-            <w:r>
-              <w:rPr>
-                <w:rFonts w:ascii="Arial" w:cs="Arial" w:eastAsia="Arial" w:hAnsi="Arial"/>
-                <w:b w:val="false"/>
-                <w:bCs w:val="false"/>
-                <w:i w:val="false"/>
-                <w:iCs w:val="false"/>
-                <w:color w:val="000000"/>
-                <w:sz w:val="18"/>
-                <w:szCs w:val="18"/>
-              </w:rPr>
-              <w:t xml:space="preserve">Lesson 1 — Reciprocals and the Language of Indices: Students encounter the anchoring phenomenon (tea farm production calculation). They revisit reciprocals of real numbers and connect them to negative indices (a⁻¹ = 1/a), building the conceptual bridge from familiar fractions to index notation. Students predict what happens to a number when its index increases by 1 versus decreases by 1, using the tea harvest context.</w:t>
-            </w:r>
-          </w:p>
-          <w:p>
-            <w:pPr>
-              <w:spacing w:after="40" w:before="0"/>
-              <w:jc w:val="left"/>
-            </w:pPr>
-            <w:r>
-              <w:rPr>
-                <w:rFonts w:ascii="Arial" w:cs="Arial" w:eastAsia="Arial" w:hAnsi="Arial"/>
-                <w:b w:val="false"/>
-                <w:bCs w:val="false"/>
-                <w:i w:val="false"/>
-                <w:iCs w:val="false"/>
-                <w:color w:val="000000"/>
-                <w:sz w:val="18"/>
-                <w:szCs w:val="18"/>
-              </w:rPr>
-              <w:t xml:space="preserve"/>
-            </w:r>
-          </w:p>
-          <w:p>
-            <w:pPr>
-              <w:spacing w:after="40" w:before="0"/>
-              <w:jc w:val="left"/>
-            </w:pPr>
-            <w:r>
-              <w:rPr>
-                <w:rFonts w:ascii="Arial" w:cs="Arial" w:eastAsia="Arial" w:hAnsi="Arial"/>
-                <w:b w:val="false"/>
-                <w:bCs w:val="false"/>
-                <w:i w:val="false"/>
-                <w:iCs w:val="false"/>
-                <w:color w:val="000000"/>
-                <w:sz w:val="18"/>
-                <w:szCs w:val="18"/>
-              </w:rPr>
-              <w:t xml:space="preserve">Lesson 2 — Deriving the Laws of Indices (Part 1 — Product, Quotient, Zero Index): Through guided pattern discovery using numerical examples (e.g., 2³ × 2⁴, 3⁵ ÷ 3², aⁿ × a⁰), learners derive the product rule, quotient rule, and zero index law. They apply these to simplify expressions representing quantities from Kenyan contexts (e.g., land areas, population counts). A class Driving Question Board (DQB) is initiated.</w:t>
-            </w:r>
-          </w:p>
-          <w:p>
-            <w:pPr>
-              <w:spacing w:after="40" w:before="0"/>
-              <w:jc w:val="left"/>
-            </w:pPr>
-            <w:r>
-              <w:rPr>
-                <w:rFonts w:ascii="Arial" w:cs="Arial" w:eastAsia="Arial" w:hAnsi="Arial"/>
-                <w:b w:val="false"/>
-                <w:bCs w:val="false"/>
-                <w:i w:val="false"/>
-                <w:iCs w:val="false"/>
-                <w:color w:val="000000"/>
-                <w:sz w:val="18"/>
-                <w:szCs w:val="18"/>
-              </w:rPr>
-              <w:t xml:space="preserve"/>
-            </w:r>
-          </w:p>
-          <w:p>
-            <w:pPr>
-              <w:spacing w:after="40" w:before="0"/>
-              <w:jc w:val="left"/>
-            </w:pPr>
-            <w:r>
-              <w:rPr>
-                <w:rFonts w:ascii="Arial" w:cs="Arial" w:eastAsia="Arial" w:hAnsi="Arial"/>
-                <w:b w:val="false"/>
-                <w:bCs w:val="false"/>
-                <w:i w:val="false"/>
-                <w:iCs w:val="false"/>
-                <w:color w:val="000000"/>
-                <w:sz w:val="18"/>
-                <w:szCs w:val="18"/>
-              </w:rPr>
-              <w:t xml:space="preserve">Lesson 3 — Deriving the Laws of Indices (Part 2 — Power, Negative, and Fractional Indices): Learners derive the power rule, negative index rule, and fractional index rule (connecting to roots). They use the Kericho tea phenomenon to contextualise: what does 2^(1/2) mean in terms of a "half-harvest cycle"? Students update their DQB with new understanding and remaining questions.</w:t>
-            </w:r>
-          </w:p>
-          <w:p>
-            <w:pPr>
-              <w:spacing w:after="40" w:before="0"/>
-              <w:jc w:val="left"/>
-            </w:pPr>
-            <w:r>
-              <w:rPr>
-                <w:rFonts w:ascii="Arial" w:cs="Arial" w:eastAsia="Arial" w:hAnsi="Arial"/>
-                <w:b w:val="false"/>
-                <w:bCs w:val="false"/>
-                <w:i w:val="false"/>
-                <w:iCs w:val="false"/>
-                <w:color w:val="000000"/>
-                <w:sz w:val="18"/>
-                <w:szCs w:val="18"/>
-              </w:rPr>
-              <w:t xml:space="preserve"/>
-            </w:r>
-          </w:p>
-          <w:p>
-            <w:pPr>
-              <w:spacing w:after="40" w:before="0"/>
-              <w:jc w:val="left"/>
-            </w:pPr>
-            <w:r>
-              <w:rPr>
-                <w:rFonts w:ascii="Arial" w:cs="Arial" w:eastAsia="Arial" w:hAnsi="Arial"/>
-                <w:b w:val="false"/>
-                <w:bCs w:val="false"/>
-                <w:i w:val="false"/>
-                <w:iCs w:val="false"/>
-                <w:color w:val="000000"/>
-                <w:sz w:val="18"/>
-                <w:szCs w:val="18"/>
-              </w:rPr>
-              <w:t xml:space="preserve">Lesson 4 — Introduction to Common Logarithms: Learners are formally introduced to the definition of a common logarithm (log₁₀ x = n ↔ 10ⁿ = x). Using the pH supporting phenomenon, they explore why log₁₀ 1,000 = 3 and log₁₀ 0.01 = −2. Students learn to identify the characteristic and mantissa of a logarithm, and practise reading four-figure logarithm tables for numbers from 1 to 9,999.</w:t>
-            </w:r>
-          </w:p>
-          <w:p>
-            <w:pPr>
-              <w:spacing w:after="40" w:before="0"/>
-              <w:jc w:val="left"/>
-            </w:pPr>
-            <w:r>
-              <w:rPr>
-                <w:rFonts w:ascii="Arial" w:cs="Arial" w:eastAsia="Arial" w:hAnsi="Arial"/>
-                <w:b w:val="false"/>
-                <w:bCs w:val="false"/>
-                <w:i w:val="false"/>
-                <w:iCs w:val="false"/>
-                <w:color w:val="000000"/>
-                <w:sz w:val="18"/>
-                <w:szCs w:val="18"/>
-              </w:rPr>
-              <w:t xml:space="preserve"/>
-            </w:r>
-          </w:p>
-          <w:p>
-            <w:pPr>
-              <w:spacing w:after="40" w:before="0"/>
-              <w:jc w:val="left"/>
-            </w:pPr>
-            <w:r>
-              <w:rPr>
-                <w:rFonts w:ascii="Arial" w:cs="Arial" w:eastAsia="Arial" w:hAnsi="Arial"/>
-                <w:b w:val="false"/>
-                <w:bCs w:val="false"/>
-                <w:i w:val="false"/>
-                <w:iCs w:val="false"/>
-                <w:color w:val="000000"/>
-                <w:sz w:val="18"/>
-                <w:szCs w:val="18"/>
-              </w:rPr>
-              <w:t xml:space="preserve">Lesson 5 — Using Mathematical Tables and Calculators for Logarithms and Antilogarithms: Students systematically practise reading logarithm tables and antilogarithm tables, cross-checking results with scientific calculators. The supporting phenomenon of M-Pesa transaction volumes is used to generate large numbers whose logarithms students must find. Teacher models a full table-reading procedure with explicit wait-time and cold-call questioning.</w:t>
-            </w:r>
-          </w:p>
-          <w:p>
-            <w:pPr>
-              <w:spacing w:after="40" w:before="0"/>
-              <w:jc w:val="left"/>
-            </w:pPr>
-            <w:r>
-              <w:rPr>
-                <w:rFonts w:ascii="Arial" w:cs="Arial" w:eastAsia="Arial" w:hAnsi="Arial"/>
-                <w:b w:val="false"/>
-                <w:bCs w:val="false"/>
-                <w:i w:val="false"/>
-                <w:iCs w:val="false"/>
-                <w:color w:val="000000"/>
-                <w:sz w:val="18"/>
-                <w:szCs w:val="18"/>
-              </w:rPr>
-              <w:t xml:space="preserve"/>
-            </w:r>
-          </w:p>
-          <w:p>
-            <w:pPr>
-              <w:spacing w:after="40" w:before="0"/>
-              <w:jc w:val="left"/>
-            </w:pPr>
-            <w:r>
-              <w:rPr>
-                <w:rFonts w:ascii="Arial" w:cs="Arial" w:eastAsia="Arial" w:hAnsi="Arial"/>
-                <w:b w:val="false"/>
-                <w:bCs w:val="false"/>
-                <w:i w:val="false"/>
-                <w:iCs w:val="false"/>
-                <w:color w:val="000000"/>
-                <w:sz w:val="18"/>
-                <w:szCs w:val="18"/>
-              </w:rPr>
-              <w:t xml:space="preserve">Lesson 6 — Applying Logarithms to Multiplication and Division: Learners apply the log laws (log(ab) = log a + log b; log(a/b) = log a − log b) to perform multi-digit multiplication and division using tables — replicating the "farmer's two-minute calculation" from the anchoring phenomenon. Students work in pairs to solve real-life problems involving bulk maize pricing, fertiliser mixing ratios, and export tonnage calculations.</w:t>
-            </w:r>
-          </w:p>
-          <w:p>
-            <w:pPr>
-              <w:spacing w:after="40" w:before="0"/>
-              <w:jc w:val="left"/>
-            </w:pPr>
-            <w:r>
-              <w:rPr>
-                <w:rFonts w:ascii="Arial" w:cs="Arial" w:eastAsia="Arial" w:hAnsi="Arial"/>
-                <w:b w:val="false"/>
-                <w:bCs w:val="false"/>
-                <w:i w:val="false"/>
-                <w:iCs w:val="false"/>
-                <w:color w:val="000000"/>
-                <w:sz w:val="18"/>
-                <w:szCs w:val="18"/>
-              </w:rPr>
-              <w:t xml:space="preserve"/>
-            </w:r>
-          </w:p>
-          <w:p>
-            <w:pPr>
-              <w:spacing w:after="40" w:before="0"/>
-              <w:jc w:val="left"/>
-            </w:pPr>
-            <w:r>
-              <w:rPr>
-                <w:rFonts w:ascii="Arial" w:cs="Arial" w:eastAsia="Arial" w:hAnsi="Arial"/>
-                <w:b w:val="false"/>
-                <w:bCs w:val="false"/>
-                <w:i w:val="false"/>
-                <w:iCs w:val="false"/>
-                <w:color w:val="000000"/>
-                <w:sz w:val="18"/>
-                <w:szCs w:val="18"/>
-              </w:rPr>
-              <w:t xml:space="preserve">Lesson 7 — Applying Logarithms to Powers and Roots: Learners apply log(aⁿ) = n·log a and log(ⁿ√a) = (1/n)·log a to compute powers and roots of numbers. They solve problems involving compound interest on a SACCO loan (powers) and determining the side length of a square plot of land given its area (roots), drawing explicit connections back to the driving question and the Kericho farm phenomenon.</w:t>
-            </w:r>
-          </w:p>
-          <w:p>
-            <w:pPr>
-              <w:spacing w:after="40" w:before="0"/>
-              <w:jc w:val="left"/>
-            </w:pPr>
-            <w:r>
-              <w:rPr>
-                <w:rFonts w:ascii="Arial" w:cs="Arial" w:eastAsia="Arial" w:hAnsi="Arial"/>
-                <w:b w:val="false"/>
-                <w:bCs w:val="false"/>
-                <w:i w:val="false"/>
-                <w:iCs w:val="false"/>
-                <w:color w:val="000000"/>
-                <w:sz w:val="18"/>
-                <w:szCs w:val="18"/>
-              </w:rPr>
-              <w:t xml:space="preserve"/>
-            </w:r>
-          </w:p>
-          <w:p>
-            <w:pPr>
-              <w:spacing w:after="40" w:before="0"/>
-              <w:jc w:val="left"/>
-            </w:pPr>
-            <w:r>
-              <w:rPr>
-                <w:rFonts w:ascii="Arial" w:cs="Arial" w:eastAsia="Arial" w:hAnsi="Arial"/>
-                <w:b w:val="false"/>
-                <w:bCs w:val="false"/>
-                <w:i w:val="false"/>
-                <w:iCs w:val="false"/>
-                <w:color w:val="000000"/>
-                <w:sz w:val="18"/>
-                <w:szCs w:val="18"/>
-              </w:rPr>
-              <w:t xml:space="preserve">Lesson 8 — Consolidation, Combined Operations, and Model Revision: Learners tackle combined logarithm problems (involving multiplication, division, powers, and roots in a single expression) using mathematical tables. The lesson culminates in a cumulative model revision: each group updates a visual "Indices and Logarithms Concept Map" started in Lesson 1, showing how every law and skill connects. Students revisit the anchoring phenomenon and answer the driving question in writing, demonstrating full sub-strand understanding. A class DQB review closes the unit.</w:t>
-            </w:r>
-          </w:p>
-        </w:tc>
-      </w:tr>
-      <w:tr>
-        <w:tc>
-          <w:tcPr>
-            <w:tcW w:type="dxa" w:w="3000"/>
-            <w:shd w:fill="EAD1F5" w:color="auto" w:val="clear"/>
-            <w:tcMar>
-              <w:top w:type="dxa" w:w="60"/>
-              <w:left w:type="dxa" w:w="120"/>
-              <w:bottom w:type="dxa" w:w="60"/>
-              <w:right w:type="dxa" w:w="120"/>
-            </w:tcMar>
-            <w:vAlign w:val="top"/>
-          </w:tcPr>
-          <w:p>
-            <w:pPr>
-              <w:spacing w:after="40" w:before="0"/>
-              <w:jc w:val="left"/>
-            </w:pPr>
-            <w:r>
-              <w:rPr>
-                <w:rFonts w:ascii="Arial" w:cs="Arial" w:eastAsia="Arial" w:hAnsi="Arial"/>
-                <w:b/>
-                <w:bCs/>
-                <w:i w:val="false"/>
-                <w:iCs w:val="false"/>
-                <w:color w:val="000000"/>
-                <w:sz w:val="18"/>
-                <w:szCs w:val="18"/>
-              </w:rPr>
-              <w:t xml:space="preserve">Supporting Phenomena</w:t>
-            </w:r>
-          </w:p>
-        </w:tc>
-        <w:tc>
-          <w:tcPr>
-            <w:tcW w:type="dxa" w:w="10680"/>
-            <w:shd w:fill="FFFFFF" w:color="auto" w:val="clear"/>
-            <w:tcMar>
-              <w:top w:type="dxa" w:w="60"/>
-              <w:left w:type="dxa" w:w="120"/>
-              <w:bottom w:type="dxa" w:w="60"/>
-              <w:right w:type="dxa" w:w="120"/>
-            </w:tcMar>
-            <w:vAlign w:val="top"/>
-          </w:tcPr>
-          <w:p>
-            <w:pPr>
-              <w:spacing w:after="30" w:before="0"/>
-              <w:ind w:left="360" w:hanging="180"/>
-              <w:jc w:val="left"/>
-            </w:pPr>
-            <w:r>
-              <w:rPr>
-                <w:rFonts w:ascii="Arial" w:cs="Arial" w:eastAsia="Arial" w:hAnsi="Arial"/>
-                <w:b w:val="false"/>
-                <w:bCs w:val="false"/>
-                <w:i w:val="false"/>
-                <w:iCs w:val="false"/>
-                <w:color w:val="000000"/>
-                <w:sz w:val="18"/>
-                <w:szCs w:val="18"/>
-              </w:rPr>
-              <w:t xml:space="preserve">–  Population Growth in Nairobi: Nairobi's population approximately doubles every 20 years. Students examine census data expressed as powers of 2 multiplied by a base figure, and ask why the population graph curves upward so steeply — connecting exponential growth to index notation.</w:t>
-            </w:r>
-          </w:p>
-          <w:p>
-            <w:pPr>
-              <w:spacing w:after="30" w:before="0"/>
-              <w:ind w:left="360" w:hanging="180"/>
-              <w:jc w:val="left"/>
-            </w:pPr>
-            <w:r>
-              <w:rPr>
-                <w:rFonts w:ascii="Arial" w:cs="Arial" w:eastAsia="Arial" w:hAnsi="Arial"/>
-                <w:b w:val="false"/>
-                <w:bCs w:val="false"/>
-                <w:i w:val="false"/>
-                <w:iCs w:val="false"/>
-                <w:color w:val="000000"/>
-                <w:sz w:val="18"/>
-                <w:szCs w:val="18"/>
-              </w:rPr>
-              <w:t xml:space="preserve">–  pH of Kenyan Water Sources: Students compare the acidity of Lake Nakuru (highly alkaline, pH ≈ 10) with clean drinking water (pH 7) and Nairobi River water (pH ≈ 4). Each unit on the pH scale represents a tenfold change in hydrogen ion concentration — a direct application of common logarithms (base 10) in a Kenyan environmental context.</w:t>
-            </w:r>
-          </w:p>
-          <w:p>
-            <w:pPr>
-              <w:spacing w:after="30" w:before="0"/>
-              <w:ind w:left="360" w:hanging="180"/>
-              <w:jc w:val="left"/>
-            </w:pPr>
-            <w:r>
-              <w:rPr>
-                <w:rFonts w:ascii="Arial" w:cs="Arial" w:eastAsia="Arial" w:hAnsi="Arial"/>
-                <w:b w:val="false"/>
-                <w:bCs w:val="false"/>
-                <w:i w:val="false"/>
-                <w:iCs w:val="false"/>
-                <w:color w:val="000000"/>
-                <w:sz w:val="18"/>
-                <w:szCs w:val="18"/>
-              </w:rPr>
-              <w:t xml:space="preserve">–  Mpesa Transaction Volumes: The total value of M-Pesa transactions processed annually in Kenya is expressed in billions of shillings — a number requiring index notation to write compactly. Students explore how such numbers appear on financial reports and why scientists and economists prefer scientific notation (a form of indices).</w:t>
-            </w:r>
-          </w:p>
-          <w:p>
-            <w:pPr>
-              <w:spacing w:after="30" w:before="0"/>
-              <w:ind w:left="360" w:hanging="180"/>
-              <w:jc w:val="left"/>
-            </w:pPr>
-            <w:r>
-              <w:rPr>
-                <w:rFonts w:ascii="Arial" w:cs="Arial" w:eastAsia="Arial" w:hAnsi="Arial"/>
-                <w:b w:val="false"/>
-                <w:bCs w:val="false"/>
-                <w:i w:val="false"/>
-                <w:iCs w:val="false"/>
-                <w:color w:val="000000"/>
-                <w:sz w:val="18"/>
-                <w:szCs w:val="18"/>
-              </w:rPr>
-              <w:t xml:space="preserve">–  Sound Levels at a Nairobi Matatu Stage: Students compare the decibel (dB) ratings of a quiet classroom (~40 dB) versus a busy matatu stage in Nairobi (~90 dB). Because the decibel scale is logarithmic, a 50 dB difference represents a 100,000-fold increase in sound intensity — providing a vivid, locally relevant demonstration of why logarithmic scales exist.</w:t>
-            </w:r>
-          </w:p>
-        </w:tc>
-      </w:tr>
-    </w:tbl>
-    <w:p>
-      <w:pPr>
-        <w:spacing w:after="120"/>
-      </w:pPr>
-      <w:r>
-        <w:t xml:space="preserve"/>
       </w:r>
     </w:p>
     <w:p>
@@ -3457,7 +3457,7 @@
             <w:pPr>
               <w:spacing w:after="20" w:before="0"/>
             </w:pPr>
-            <w:hyperlink w:history="1" r:id="rIdtz0d0gguv_iyyc7-30yjy">
+            <w:hyperlink w:history="1" r:id="rIdij1ftkko4n2radpbkru4o">
               <w:r>
                 <w:rPr>
                   <w:rFonts w:ascii="Arial" w:cs="Arial" w:eastAsia="Arial" w:hAnsi="Arial"/>
@@ -3490,7 +3490,7 @@
               <w:spacing w:after="10" w:before="0"/>
               <w:ind w:left="120"/>
             </w:pPr>
-            <w:hyperlink w:history="1" r:id="rId9or7syodhpfcv9mq2h2ii">
+            <w:hyperlink w:history="1" r:id="rId6i1zb5ca5ym6vxfxymgo8">
               <w:r>
                 <w:rPr>
                   <w:rFonts w:ascii="Arial" w:cs="Arial" w:eastAsia="Arial" w:hAnsi="Arial"/>
@@ -3535,7 +3535,7 @@
             <w:pPr>
               <w:spacing w:after="20" w:before="0"/>
             </w:pPr>
-            <w:hyperlink w:history="1" r:id="rIdplwujtjg-ql9er4p8uqc7">
+            <w:hyperlink w:history="1" r:id="rIdrapzw8zf_ikhvsjz9xktw">
               <w:r>
                 <w:rPr>
                   <w:rFonts w:ascii="Arial" w:cs="Arial" w:eastAsia="Arial" w:hAnsi="Arial"/>
@@ -3568,7 +3568,7 @@
               <w:spacing w:after="10" w:before="0"/>
               <w:ind w:left="120"/>
             </w:pPr>
-            <w:hyperlink w:history="1" r:id="rIdnk-pq43ezdhigazxy6mv7">
+            <w:hyperlink w:history="1" r:id="rIdfpf5t_rmyqk7-q26ije2c">
               <w:r>
                 <w:rPr>
                   <w:rFonts w:ascii="Arial" w:cs="Arial" w:eastAsia="Arial" w:hAnsi="Arial"/>
@@ -3763,7 +3763,7 @@
             <w:pPr>
               <w:spacing w:after="20" w:before="0"/>
             </w:pPr>
-            <w:hyperlink w:history="1" r:id="rIdgbpkpb6yk80b6zwrzywrt">
+            <w:hyperlink w:history="1" r:id="rIdfgm1psijcaaesgxwancvb">
               <w:r>
                 <w:rPr>
                   <w:rFonts w:ascii="Arial" w:cs="Arial" w:eastAsia="Arial" w:hAnsi="Arial"/>
@@ -3796,7 +3796,7 @@
               <w:spacing w:after="10" w:before="0"/>
               <w:ind w:left="120"/>
             </w:pPr>
-            <w:hyperlink w:history="1" r:id="rIdqomvodophr3njm1uqfvkk">
+            <w:hyperlink w:history="1" r:id="rIdxmefv6ia0xzk5sptctj3p">
               <w:r>
                 <w:rPr>
                   <w:rFonts w:ascii="Arial" w:cs="Arial" w:eastAsia="Arial" w:hAnsi="Arial"/>
@@ -3841,7 +3841,7 @@
             <w:pPr>
               <w:spacing w:after="20" w:before="0"/>
             </w:pPr>
-            <w:hyperlink w:history="1" r:id="rIdu9u-lhemqz8fvmee0lbeb">
+            <w:hyperlink w:history="1" r:id="rIdysosam0yp99fmyf8rqm7x">
               <w:r>
                 <w:rPr>
                   <w:rFonts w:ascii="Arial" w:cs="Arial" w:eastAsia="Arial" w:hAnsi="Arial"/>
@@ -3874,7 +3874,7 @@
               <w:spacing w:after="10" w:before="0"/>
               <w:ind w:left="120"/>
             </w:pPr>
-            <w:hyperlink w:history="1" r:id="rIdt4at6cycsq2yk6agm17ub">
+            <w:hyperlink w:history="1" r:id="rIdgus9lg6oneanaj8tdpjfm">
               <w:r>
                 <w:rPr>
                   <w:rFonts w:ascii="Arial" w:cs="Arial" w:eastAsia="Arial" w:hAnsi="Arial"/>
@@ -4069,7 +4069,7 @@
             <w:pPr>
               <w:spacing w:after="20" w:before="0"/>
             </w:pPr>
-            <w:hyperlink w:history="1" r:id="rIdysyhudhudwjl2rybea50y">
+            <w:hyperlink w:history="1" r:id="rId0odjeu58s0916jwmg9k4v">
               <w:r>
                 <w:rPr>
                   <w:rFonts w:ascii="Arial" w:cs="Arial" w:eastAsia="Arial" w:hAnsi="Arial"/>
@@ -4102,7 +4102,7 @@
               <w:spacing w:after="10" w:before="0"/>
               <w:ind w:left="120"/>
             </w:pPr>
-            <w:hyperlink w:history="1" r:id="rIdgg5pxoyzokxihx5by9phu">
+            <w:hyperlink w:history="1" r:id="rId-0rfissgyeu1i877uqqhq">
               <w:r>
                 <w:rPr>
                   <w:rFonts w:ascii="Arial" w:cs="Arial" w:eastAsia="Arial" w:hAnsi="Arial"/>
@@ -4147,7 +4147,7 @@
             <w:pPr>
               <w:spacing w:after="20" w:before="0"/>
             </w:pPr>
-            <w:hyperlink w:history="1" r:id="rIdemyabjo8oqb7zjbcgv6ac">
+            <w:hyperlink w:history="1" r:id="rIdhbajlvfo3ufpyql9ipxu6">
               <w:r>
                 <w:rPr>
                   <w:rFonts w:ascii="Arial" w:cs="Arial" w:eastAsia="Arial" w:hAnsi="Arial"/>
@@ -4180,7 +4180,7 @@
               <w:spacing w:after="10" w:before="0"/>
               <w:ind w:left="120"/>
             </w:pPr>
-            <w:hyperlink w:history="1" r:id="rIdehgchcc-ailiuono8xgvq">
+            <w:hyperlink w:history="1" r:id="rIdjjvyrtvqy6w0ktiw8m0lc">
               <w:r>
                 <w:rPr>
                   <w:rFonts w:ascii="Arial" w:cs="Arial" w:eastAsia="Arial" w:hAnsi="Arial"/>
@@ -4375,7 +4375,7 @@
             <w:pPr>
               <w:spacing w:after="20" w:before="0"/>
             </w:pPr>
-            <w:hyperlink w:history="1" r:id="rId07upntnh4f1c_vmwukgtf">
+            <w:hyperlink w:history="1" r:id="rIdkm2f-bj0eueylbomwgekg">
               <w:r>
                 <w:rPr>
                   <w:rFonts w:ascii="Arial" w:cs="Arial" w:eastAsia="Arial" w:hAnsi="Arial"/>
@@ -4408,7 +4408,7 @@
               <w:spacing w:after="10" w:before="0"/>
               <w:ind w:left="120"/>
             </w:pPr>
-            <w:hyperlink w:history="1" r:id="rIdjajbnbdgme4ajva01qms_">
+            <w:hyperlink w:history="1" r:id="rIda8iiq6ujtcnur87m6rwxk">
               <w:r>
                 <w:rPr>
                   <w:rFonts w:ascii="Arial" w:cs="Arial" w:eastAsia="Arial" w:hAnsi="Arial"/>
@@ -4453,7 +4453,7 @@
             <w:pPr>
               <w:spacing w:after="20" w:before="0"/>
             </w:pPr>
-            <w:hyperlink w:history="1" r:id="rIdkk4zlphgpewjiklh489_a">
+            <w:hyperlink w:history="1" r:id="rIdmyxg-lln3nv2pljkmscoo">
               <w:r>
                 <w:rPr>
                   <w:rFonts w:ascii="Arial" w:cs="Arial" w:eastAsia="Arial" w:hAnsi="Arial"/>
@@ -4486,7 +4486,7 @@
               <w:spacing w:after="10" w:before="0"/>
               <w:ind w:left="120"/>
             </w:pPr>
-            <w:hyperlink w:history="1" r:id="rIdt407xopvjpmmgj2yadlog">
+            <w:hyperlink w:history="1" r:id="rIdvqetpowrsyjnsfqh3gdaz">
               <w:r>
                 <w:rPr>
                   <w:rFonts w:ascii="Arial" w:cs="Arial" w:eastAsia="Arial" w:hAnsi="Arial"/>
@@ -4681,7 +4681,7 @@
             <w:pPr>
               <w:spacing w:after="20" w:before="0"/>
             </w:pPr>
-            <w:hyperlink w:history="1" r:id="rIdi2hcvukbcafyhkwm1psbb">
+            <w:hyperlink w:history="1" r:id="rIdjp5ck6qnizn1teudqlgdq">
               <w:r>
                 <w:rPr>
                   <w:rFonts w:ascii="Arial" w:cs="Arial" w:eastAsia="Arial" w:hAnsi="Arial"/>
@@ -4714,7 +4714,7 @@
               <w:spacing w:after="10" w:before="0"/>
               <w:ind w:left="120"/>
             </w:pPr>
-            <w:hyperlink w:history="1" r:id="rId2oxtfn-_3ldh_xhgaizlh">
+            <w:hyperlink w:history="1" r:id="rIduloh1iw7hixz0ny3gsm08">
               <w:r>
                 <w:rPr>
                   <w:rFonts w:ascii="Arial" w:cs="Arial" w:eastAsia="Arial" w:hAnsi="Arial"/>
@@ -4759,7 +4759,7 @@
             <w:pPr>
               <w:spacing w:after="20" w:before="0"/>
             </w:pPr>
-            <w:hyperlink w:history="1" r:id="rIdnwf904ie7xul9rrv4xuea">
+            <w:hyperlink w:history="1" r:id="rIdbxncizmktu27newy9ud1n">
               <w:r>
                 <w:rPr>
                   <w:rFonts w:ascii="Arial" w:cs="Arial" w:eastAsia="Arial" w:hAnsi="Arial"/>
@@ -4792,7 +4792,7 @@
               <w:spacing w:after="10" w:before="0"/>
               <w:ind w:left="120"/>
             </w:pPr>
-            <w:hyperlink w:history="1" r:id="rIdc5hxcjyajrmyhebyu-2tb">
+            <w:hyperlink w:history="1" r:id="rIdadzsc0sefr2qmcrwvdhv7">
               <w:r>
                 <w:rPr>
                   <w:rFonts w:ascii="Arial" w:cs="Arial" w:eastAsia="Arial" w:hAnsi="Arial"/>
@@ -5304,7 +5304,7 @@
         </w:rPr>
         <w:t xml:space="preserve">© 2026 SeaVuria and ARES. Aligned with KICD objectives. Developed by SeaVuria; technical implementation by ARES (with AI assistance from Claude). Licensed under </w:t>
       </w:r>
-      <w:hyperlink w:history="1" r:id="rIdd7jgbqf-33s4trfvlogua">
+      <w:hyperlink w:history="1" r:id="rIdyceo9pxopiyki-eadvc__">
         <w:r>
           <w:rPr>
             <w:rFonts w:ascii="Arial" w:cs="Arial" w:eastAsia="Arial" w:hAnsi="Arial"/>
@@ -5325,7 +5325,7 @@
         </w:rPr>
         <w:t xml:space="preserve"> (</w:t>
       </w:r>
-      <w:hyperlink w:history="1" r:id="rIdd4bvxodcdz34gwqlnlav5">
+      <w:hyperlink w:history="1" r:id="rIdkergqhe6gsgp10yywp14f">
         <w:r>
           <w:rPr>
             <w:rFonts w:ascii="Arial" w:cs="Arial" w:eastAsia="Arial" w:hAnsi="Arial"/>
@@ -6338,7 +6338,7 @@
             <w:pPr>
               <w:spacing w:after="20" w:before="0"/>
             </w:pPr>
-            <w:hyperlink w:history="1" r:id="rId7c4rjcvuwdy8qynjp3wwr">
+            <w:hyperlink w:history="1" r:id="rIdyerwnpvipobiwqixlfgsu">
               <w:r>
                 <w:rPr>
                   <w:rFonts w:ascii="Arial" w:cs="Arial" w:eastAsia="Arial" w:hAnsi="Arial"/>
@@ -6371,7 +6371,7 @@
               <w:spacing w:after="10" w:before="0"/>
               <w:ind w:left="120"/>
             </w:pPr>
-            <w:hyperlink w:history="1" r:id="rIdmavroearznaotiuqazhh2">
+            <w:hyperlink w:history="1" r:id="rId08zzieolvii2cl6jykym8">
               <w:r>
                 <w:rPr>
                   <w:rFonts w:ascii="Arial" w:cs="Arial" w:eastAsia="Arial" w:hAnsi="Arial"/>
@@ -6416,7 +6416,7 @@
             <w:pPr>
               <w:spacing w:after="20" w:before="0"/>
             </w:pPr>
-            <w:hyperlink w:history="1" r:id="rIdrumsqi04nj0607krt5x8z">
+            <w:hyperlink w:history="1" r:id="rIddtj8sdsfidrtyvbzwhjzm">
               <w:r>
                 <w:rPr>
                   <w:rFonts w:ascii="Arial" w:cs="Arial" w:eastAsia="Arial" w:hAnsi="Arial"/>
@@ -6449,7 +6449,7 @@
               <w:spacing w:after="10" w:before="0"/>
               <w:ind w:left="120"/>
             </w:pPr>
-            <w:hyperlink w:history="1" r:id="rIde4wy3pyprxfhgjyckq902">
+            <w:hyperlink w:history="1" r:id="rId5zx-rln_laj1xxge7pefx">
               <w:r>
                 <w:rPr>
                   <w:rFonts w:ascii="Arial" w:cs="Arial" w:eastAsia="Arial" w:hAnsi="Arial"/>
@@ -6644,7 +6644,7 @@
             <w:pPr>
               <w:spacing w:after="20" w:before="0"/>
             </w:pPr>
-            <w:hyperlink w:history="1" r:id="rIddpj3goprnsnmmu-qat2ep">
+            <w:hyperlink w:history="1" r:id="rIdpeclbjknximjafeadtgi9">
               <w:r>
                 <w:rPr>
                   <w:rFonts w:ascii="Arial" w:cs="Arial" w:eastAsia="Arial" w:hAnsi="Arial"/>
@@ -6677,7 +6677,7 @@
               <w:spacing w:after="10" w:before="0"/>
               <w:ind w:left="120"/>
             </w:pPr>
-            <w:hyperlink w:history="1" r:id="rIddtreh5_ruvcgwzz7880bc">
+            <w:hyperlink w:history="1" r:id="rIdb8eh0izbsc__ud_vd3fwl">
               <w:r>
                 <w:rPr>
                   <w:rFonts w:ascii="Arial" w:cs="Arial" w:eastAsia="Arial" w:hAnsi="Arial"/>
@@ -6722,7 +6722,7 @@
             <w:pPr>
               <w:spacing w:after="20" w:before="0"/>
             </w:pPr>
-            <w:hyperlink w:history="1" r:id="rIdy7retfgj4_wfzr-kvpuxm">
+            <w:hyperlink w:history="1" r:id="rIdcbi-jb62o3sj30o_sa4am">
               <w:r>
                 <w:rPr>
                   <w:rFonts w:ascii="Arial" w:cs="Arial" w:eastAsia="Arial" w:hAnsi="Arial"/>
@@ -6755,7 +6755,7 @@
               <w:spacing w:after="10" w:before="0"/>
               <w:ind w:left="120"/>
             </w:pPr>
-            <w:hyperlink w:history="1" r:id="rIdtvrezuzym3xtnkehy7edc">
+            <w:hyperlink w:history="1" r:id="rIdld8mb_a5f9exaqimzw3lf">
               <w:r>
                 <w:rPr>
                   <w:rFonts w:ascii="Arial" w:cs="Arial" w:eastAsia="Arial" w:hAnsi="Arial"/>
@@ -6950,7 +6950,7 @@
             <w:pPr>
               <w:spacing w:after="20" w:before="0"/>
             </w:pPr>
-            <w:hyperlink w:history="1" r:id="rIdsucrarqyriwxjjccxql-i">
+            <w:hyperlink w:history="1" r:id="rIdng2m61g_id7wj4llibiuk">
               <w:r>
                 <w:rPr>
                   <w:rFonts w:ascii="Arial" w:cs="Arial" w:eastAsia="Arial" w:hAnsi="Arial"/>
@@ -6983,7 +6983,7 @@
               <w:spacing w:after="10" w:before="0"/>
               <w:ind w:left="120"/>
             </w:pPr>
-            <w:hyperlink w:history="1" r:id="rIdpmcx17wx1jhdpb3mupmew">
+            <w:hyperlink w:history="1" r:id="rIdqqp_c25ow5j27zrfdlh9q">
               <w:r>
                 <w:rPr>
                   <w:rFonts w:ascii="Arial" w:cs="Arial" w:eastAsia="Arial" w:hAnsi="Arial"/>
@@ -7028,7 +7028,7 @@
             <w:pPr>
               <w:spacing w:after="20" w:before="0"/>
             </w:pPr>
-            <w:hyperlink w:history="1" r:id="rId6d_5jdemmsulblgc1iunp">
+            <w:hyperlink w:history="1" r:id="rIddl4pwn1gipytrrhn4nwjp">
               <w:r>
                 <w:rPr>
                   <w:rFonts w:ascii="Arial" w:cs="Arial" w:eastAsia="Arial" w:hAnsi="Arial"/>
@@ -7061,7 +7061,7 @@
               <w:spacing w:after="10" w:before="0"/>
               <w:ind w:left="120"/>
             </w:pPr>
-            <w:hyperlink w:history="1" r:id="rIdt0xhsvy5gih6mi9s_rrwp">
+            <w:hyperlink w:history="1" r:id="rIdrmtr6qdwsltyxsdz_ysvm">
               <w:r>
                 <w:rPr>
                   <w:rFonts w:ascii="Arial" w:cs="Arial" w:eastAsia="Arial" w:hAnsi="Arial"/>
@@ -7256,7 +7256,7 @@
             <w:pPr>
               <w:spacing w:after="20" w:before="0"/>
             </w:pPr>
-            <w:hyperlink w:history="1" r:id="rId2kgadyeiwp3q8j_xiwx43">
+            <w:hyperlink w:history="1" r:id="rIdchsov8qyss9nvpjpuw-x6">
               <w:r>
                 <w:rPr>
                   <w:rFonts w:ascii="Arial" w:cs="Arial" w:eastAsia="Arial" w:hAnsi="Arial"/>
@@ -7289,7 +7289,7 @@
               <w:spacing w:after="10" w:before="0"/>
               <w:ind w:left="120"/>
             </w:pPr>
-            <w:hyperlink w:history="1" r:id="rIdz2tefsg4mlykdiedp5stb">
+            <w:hyperlink w:history="1" r:id="rIdrvqudr1e-5-oxhnnph7kg">
               <w:r>
                 <w:rPr>
                   <w:rFonts w:ascii="Arial" w:cs="Arial" w:eastAsia="Arial" w:hAnsi="Arial"/>
@@ -7334,7 +7334,7 @@
             <w:pPr>
               <w:spacing w:after="20" w:before="0"/>
             </w:pPr>
-            <w:hyperlink w:history="1" r:id="rIdt8p62q6ywtpon3hrbbq6r">
+            <w:hyperlink w:history="1" r:id="rIdebkhxvovbk5r-f5bxol82">
               <w:r>
                 <w:rPr>
                   <w:rFonts w:ascii="Arial" w:cs="Arial" w:eastAsia="Arial" w:hAnsi="Arial"/>
@@ -7367,7 +7367,7 @@
               <w:spacing w:after="10" w:before="0"/>
               <w:ind w:left="120"/>
             </w:pPr>
-            <w:hyperlink w:history="1" r:id="rIdgxohykfvd7or1w9awc9j9">
+            <w:hyperlink w:history="1" r:id="rIda_0nzk5ggrrsfl2h7xr2j">
               <w:r>
                 <w:rPr>
                   <w:rFonts w:ascii="Arial" w:cs="Arial" w:eastAsia="Arial" w:hAnsi="Arial"/>
@@ -7562,7 +7562,7 @@
             <w:pPr>
               <w:spacing w:after="20" w:before="0"/>
             </w:pPr>
-            <w:hyperlink w:history="1" r:id="rIdoid8scaztwaag0704isxb">
+            <w:hyperlink w:history="1" r:id="rIdkzxpglxzt4hyhxxij4j4y">
               <w:r>
                 <w:rPr>
                   <w:rFonts w:ascii="Arial" w:cs="Arial" w:eastAsia="Arial" w:hAnsi="Arial"/>
@@ -7595,7 +7595,7 @@
               <w:spacing w:after="10" w:before="0"/>
               <w:ind w:left="120"/>
             </w:pPr>
-            <w:hyperlink w:history="1" r:id="rIdlu8-t39dgpuyesz5yjvwz">
+            <w:hyperlink w:history="1" r:id="rId917qhkfxoomgvoom7sjmr">
               <w:r>
                 <w:rPr>
                   <w:rFonts w:ascii="Arial" w:cs="Arial" w:eastAsia="Arial" w:hAnsi="Arial"/>
@@ -7640,7 +7640,7 @@
             <w:pPr>
               <w:spacing w:after="20" w:before="0"/>
             </w:pPr>
-            <w:hyperlink w:history="1" r:id="rIdfrvs0buajqbrehp2gru1_">
+            <w:hyperlink w:history="1" r:id="rIdn8dhkjufze_bflfegux-j">
               <w:r>
                 <w:rPr>
                   <w:rFonts w:ascii="Arial" w:cs="Arial" w:eastAsia="Arial" w:hAnsi="Arial"/>
@@ -7673,7 +7673,7 @@
               <w:spacing w:after="10" w:before="0"/>
               <w:ind w:left="120"/>
             </w:pPr>
-            <w:hyperlink w:history="1" r:id="rIdqf99ovvnf8fjrqiwo5rmz">
+            <w:hyperlink w:history="1" r:id="rId7h7hy9yjeoovwnuadyf-x">
               <w:r>
                 <w:rPr>
                   <w:rFonts w:ascii="Arial" w:cs="Arial" w:eastAsia="Arial" w:hAnsi="Arial"/>
@@ -8185,7 +8185,7 @@
         </w:rPr>
         <w:t xml:space="preserve">© 2026 SeaVuria and ARES. Aligned with KICD objectives. Developed by SeaVuria; technical implementation by ARES (with AI assistance from Claude). Licensed under </w:t>
       </w:r>
-      <w:hyperlink w:history="1" r:id="rIdmmu48julim5ukkolc30aq">
+      <w:hyperlink w:history="1" r:id="rIdmgr8g55jg9zrpy6e3xsaj">
         <w:r>
           <w:rPr>
             <w:rFonts w:ascii="Arial" w:cs="Arial" w:eastAsia="Arial" w:hAnsi="Arial"/>
@@ -8206,7 +8206,7 @@
         </w:rPr>
         <w:t xml:space="preserve"> (</w:t>
       </w:r>
-      <w:hyperlink w:history="1" r:id="rIdhuq-6osuu_ceknwro_yg1">
+      <w:hyperlink w:history="1" r:id="rIdre20fpphhngar2l9fmz_a">
         <w:r>
           <w:rPr>
             <w:rFonts w:ascii="Arial" w:cs="Arial" w:eastAsia="Arial" w:hAnsi="Arial"/>
@@ -9219,7 +9219,7 @@
             <w:pPr>
               <w:spacing w:after="20" w:before="0"/>
             </w:pPr>
-            <w:hyperlink w:history="1" r:id="rId7x6ghyg2tct7n4wcbbw44">
+            <w:hyperlink w:history="1" r:id="rIdcbkspychak7eklprfwaf6">
               <w:r>
                 <w:rPr>
                   <w:rFonts w:ascii="Arial" w:cs="Arial" w:eastAsia="Arial" w:hAnsi="Arial"/>
@@ -9252,7 +9252,7 @@
               <w:spacing w:after="10" w:before="0"/>
               <w:ind w:left="120"/>
             </w:pPr>
-            <w:hyperlink w:history="1" r:id="rIdc0fbhcc5ysugs044ojh5s">
+            <w:hyperlink w:history="1" r:id="rIdbry8yh49gyiwphao-wvf5">
               <w:r>
                 <w:rPr>
                   <w:rFonts w:ascii="Arial" w:cs="Arial" w:eastAsia="Arial" w:hAnsi="Arial"/>
@@ -9297,7 +9297,7 @@
             <w:pPr>
               <w:spacing w:after="20" w:before="0"/>
             </w:pPr>
-            <w:hyperlink w:history="1" r:id="rIdtju5eg1wbhmkag3f2mkfl">
+            <w:hyperlink w:history="1" r:id="rIdvt5jmuffisc3rktjtrhir">
               <w:r>
                 <w:rPr>
                   <w:rFonts w:ascii="Arial" w:cs="Arial" w:eastAsia="Arial" w:hAnsi="Arial"/>
@@ -9330,7 +9330,7 @@
               <w:spacing w:after="10" w:before="0"/>
               <w:ind w:left="120"/>
             </w:pPr>
-            <w:hyperlink w:history="1" r:id="rIdmgkzauzhv7yxde1pe23cc">
+            <w:hyperlink w:history="1" r:id="rIde-fc-9d-g0cdoeyyjryai">
               <w:r>
                 <w:rPr>
                   <w:rFonts w:ascii="Arial" w:cs="Arial" w:eastAsia="Arial" w:hAnsi="Arial"/>
@@ -9525,7 +9525,7 @@
             <w:pPr>
               <w:spacing w:after="20" w:before="0"/>
             </w:pPr>
-            <w:hyperlink w:history="1" r:id="rIdgdo-essd7okiy_r0pzxf3">
+            <w:hyperlink w:history="1" r:id="rIddpmepoiwaj2aja4j8u3fl">
               <w:r>
                 <w:rPr>
                   <w:rFonts w:ascii="Arial" w:cs="Arial" w:eastAsia="Arial" w:hAnsi="Arial"/>
@@ -9558,7 +9558,7 @@
               <w:spacing w:after="10" w:before="0"/>
               <w:ind w:left="120"/>
             </w:pPr>
-            <w:hyperlink w:history="1" r:id="rIdnn5nthz8iml0n_jokbvsj">
+            <w:hyperlink w:history="1" r:id="rIdmwqax4bne1vxkrxuoogt2">
               <w:r>
                 <w:rPr>
                   <w:rFonts w:ascii="Arial" w:cs="Arial" w:eastAsia="Arial" w:hAnsi="Arial"/>
@@ -9603,7 +9603,7 @@
             <w:pPr>
               <w:spacing w:after="20" w:before="0"/>
             </w:pPr>
-            <w:hyperlink w:history="1" r:id="rIdj8zlqdwt92fem6xgfmksu">
+            <w:hyperlink w:history="1" r:id="rIdszkpr3k0879i_h5cabr9z">
               <w:r>
                 <w:rPr>
                   <w:rFonts w:ascii="Arial" w:cs="Arial" w:eastAsia="Arial" w:hAnsi="Arial"/>
@@ -9636,7 +9636,7 @@
               <w:spacing w:after="10" w:before="0"/>
               <w:ind w:left="120"/>
             </w:pPr>
-            <w:hyperlink w:history="1" r:id="rIdpg5g1suzfns-15qqilcva">
+            <w:hyperlink w:history="1" r:id="rIdumgdatl_wmev9l8jyyjz3">
               <w:r>
                 <w:rPr>
                   <w:rFonts w:ascii="Arial" w:cs="Arial" w:eastAsia="Arial" w:hAnsi="Arial"/>
@@ -10059,7 +10059,7 @@
             <w:pPr>
               <w:spacing w:after="20" w:before="0"/>
             </w:pPr>
-            <w:hyperlink w:history="1" r:id="rIdmt_xebppxydbmqcn4s7ux">
+            <w:hyperlink w:history="1" r:id="rIdhgtpw5a5zmaafnns8j1o9">
               <w:r>
                 <w:rPr>
                   <w:rFonts w:ascii="Arial" w:cs="Arial" w:eastAsia="Arial" w:hAnsi="Arial"/>
@@ -10092,7 +10092,7 @@
               <w:spacing w:after="10" w:before="0"/>
               <w:ind w:left="120"/>
             </w:pPr>
-            <w:hyperlink w:history="1" r:id="rIdazht_7ttmdd_onp5zudz5">
+            <w:hyperlink w:history="1" r:id="rIdsmndlaeynzcd5ejby-j3o">
               <w:r>
                 <w:rPr>
                   <w:rFonts w:ascii="Arial" w:cs="Arial" w:eastAsia="Arial" w:hAnsi="Arial"/>
@@ -10137,7 +10137,7 @@
             <w:pPr>
               <w:spacing w:after="20" w:before="0"/>
             </w:pPr>
-            <w:hyperlink w:history="1" r:id="rIdxdh2r1u6safh5bwhsktyt">
+            <w:hyperlink w:history="1" r:id="rIda_penmiiyh6_4nxls0sec">
               <w:r>
                 <w:rPr>
                   <w:rFonts w:ascii="Arial" w:cs="Arial" w:eastAsia="Arial" w:hAnsi="Arial"/>
@@ -10170,7 +10170,7 @@
               <w:spacing w:after="10" w:before="0"/>
               <w:ind w:left="120"/>
             </w:pPr>
-            <w:hyperlink w:history="1" r:id="rIdwn6covd2napchhqeelz8v">
+            <w:hyperlink w:history="1" r:id="rIdprahoe5g92mt94fsyym_n">
               <w:r>
                 <w:rPr>
                   <w:rFonts w:ascii="Arial" w:cs="Arial" w:eastAsia="Arial" w:hAnsi="Arial"/>
@@ -10517,7 +10517,7 @@
             <w:pPr>
               <w:spacing w:after="20" w:before="0"/>
             </w:pPr>
-            <w:hyperlink w:history="1" r:id="rId2aq4a5cakfeoddbr6lypr">
+            <w:hyperlink w:history="1" r:id="rIdfppdcufeb13rwenkqboff">
               <w:r>
                 <w:rPr>
                   <w:rFonts w:ascii="Arial" w:cs="Arial" w:eastAsia="Arial" w:hAnsi="Arial"/>
@@ -10550,7 +10550,7 @@
               <w:spacing w:after="10" w:before="0"/>
               <w:ind w:left="120"/>
             </w:pPr>
-            <w:hyperlink w:history="1" r:id="rId8csojolczbci5qoxui9fa">
+            <w:hyperlink w:history="1" r:id="rId17ymv7-tvfzxyzelzjahx">
               <w:r>
                 <w:rPr>
                   <w:rFonts w:ascii="Arial" w:cs="Arial" w:eastAsia="Arial" w:hAnsi="Arial"/>
@@ -10595,7 +10595,7 @@
             <w:pPr>
               <w:spacing w:after="20" w:before="0"/>
             </w:pPr>
-            <w:hyperlink w:history="1" r:id="rId22t-1jomh3h0s2jo0kpp3">
+            <w:hyperlink w:history="1" r:id="rIduckbpvdl-h23e3ahmlikz">
               <w:r>
                 <w:rPr>
                   <w:rFonts w:ascii="Arial" w:cs="Arial" w:eastAsia="Arial" w:hAnsi="Arial"/>
@@ -10628,7 +10628,7 @@
               <w:spacing w:after="10" w:before="0"/>
               <w:ind w:left="120"/>
             </w:pPr>
-            <w:hyperlink w:history="1" r:id="rIdssnuyaeljue7wklq8nvgw">
+            <w:hyperlink w:history="1" r:id="rIdw-ff8d5cl-guknr4xzpxl">
               <w:r>
                 <w:rPr>
                   <w:rFonts w:ascii="Arial" w:cs="Arial" w:eastAsia="Arial" w:hAnsi="Arial"/>
@@ -10823,7 +10823,7 @@
             <w:pPr>
               <w:spacing w:after="20" w:before="0"/>
             </w:pPr>
-            <w:hyperlink w:history="1" r:id="rIdqgvtjvs1bszfjb4l5k-as">
+            <w:hyperlink w:history="1" r:id="rIdugcectw8-jweaq9n4l02a">
               <w:r>
                 <w:rPr>
                   <w:rFonts w:ascii="Arial" w:cs="Arial" w:eastAsia="Arial" w:hAnsi="Arial"/>
@@ -10856,7 +10856,7 @@
               <w:spacing w:after="10" w:before="0"/>
               <w:ind w:left="120"/>
             </w:pPr>
-            <w:hyperlink w:history="1" r:id="rIdnlxxnfxoc2vdypjnhwk9d">
+            <w:hyperlink w:history="1" r:id="rId-vzvmee9eudhxfj_yprw0">
               <w:r>
                 <w:rPr>
                   <w:rFonts w:ascii="Arial" w:cs="Arial" w:eastAsia="Arial" w:hAnsi="Arial"/>
@@ -10901,7 +10901,7 @@
             <w:pPr>
               <w:spacing w:after="20" w:before="0"/>
             </w:pPr>
-            <w:hyperlink w:history="1" r:id="rIdye3iqyx7xgjjuqup399t9">
+            <w:hyperlink w:history="1" r:id="rIdmhjst2s2p1sqvsv7bboef">
               <w:r>
                 <w:rPr>
                   <w:rFonts w:ascii="Arial" w:cs="Arial" w:eastAsia="Arial" w:hAnsi="Arial"/>
@@ -10934,7 +10934,7 @@
               <w:spacing w:after="10" w:before="0"/>
               <w:ind w:left="120"/>
             </w:pPr>
-            <w:hyperlink w:history="1" r:id="rIdcaip_kvecaazwrzwqh7fy">
+            <w:hyperlink w:history="1" r:id="rIdijtqtfkcn5sm_1orclmjx">
               <w:r>
                 <w:rPr>
                   <w:rFonts w:ascii="Arial" w:cs="Arial" w:eastAsia="Arial" w:hAnsi="Arial"/>
@@ -11446,7 +11446,7 @@
         </w:rPr>
         <w:t xml:space="preserve">© 2026 SeaVuria and ARES. Aligned with KICD objectives. Developed by SeaVuria; technical implementation by ARES (with AI assistance from Claude). Licensed under </w:t>
       </w:r>
-      <w:hyperlink w:history="1" r:id="rIdhr1znswcdxlkjntnz5trm">
+      <w:hyperlink w:history="1" r:id="rIdfvqn9xnfunl-kb3rus68t">
         <w:r>
           <w:rPr>
             <w:rFonts w:ascii="Arial" w:cs="Arial" w:eastAsia="Arial" w:hAnsi="Arial"/>
@@ -11467,7 +11467,7 @@
         </w:rPr>
         <w:t xml:space="preserve"> (</w:t>
       </w:r>
-      <w:hyperlink w:history="1" r:id="rId6_u4ychopyr_lhmttsuqz">
+      <w:hyperlink w:history="1" r:id="rId_yd4ukaayd-c7grdu7lgp">
         <w:r>
           <w:rPr>
             <w:rFonts w:ascii="Arial" w:cs="Arial" w:eastAsia="Arial" w:hAnsi="Arial"/>
@@ -12480,7 +12480,7 @@
             <w:pPr>
               <w:spacing w:after="20" w:before="0"/>
             </w:pPr>
-            <w:hyperlink w:history="1" r:id="rIdba_jswlthzsybvwxlia87">
+            <w:hyperlink w:history="1" r:id="rIdstz6vag_qpvvtxcbkivle">
               <w:r>
                 <w:rPr>
                   <w:rFonts w:ascii="Arial" w:cs="Arial" w:eastAsia="Arial" w:hAnsi="Arial"/>
@@ -12513,7 +12513,7 @@
               <w:spacing w:after="10" w:before="0"/>
               <w:ind w:left="120"/>
             </w:pPr>
-            <w:hyperlink w:history="1" r:id="rIdkcdeeadjxlesjh0breero">
+            <w:hyperlink w:history="1" r:id="rIdmeb_wpxfinl51-8vsgx34">
               <w:r>
                 <w:rPr>
                   <w:rFonts w:ascii="Arial" w:cs="Arial" w:eastAsia="Arial" w:hAnsi="Arial"/>
@@ -12558,7 +12558,7 @@
             <w:pPr>
               <w:spacing w:after="20" w:before="0"/>
             </w:pPr>
-            <w:hyperlink w:history="1" r:id="rId2-nbebsn1wshy_qargpxc">
+            <w:hyperlink w:history="1" r:id="rIdg5k5yrqoih_mxk01txdjo">
               <w:r>
                 <w:rPr>
                   <w:rFonts w:ascii="Arial" w:cs="Arial" w:eastAsia="Arial" w:hAnsi="Arial"/>
@@ -12591,7 +12591,7 @@
               <w:spacing w:after="10" w:before="0"/>
               <w:ind w:left="120"/>
             </w:pPr>
-            <w:hyperlink w:history="1" r:id="rIdggcixdnpxpaywbxtulhml">
+            <w:hyperlink w:history="1" r:id="rIderhmw_javji4z2i3lct6q">
               <w:r>
                 <w:rPr>
                   <w:rFonts w:ascii="Arial" w:cs="Arial" w:eastAsia="Arial" w:hAnsi="Arial"/>
@@ -12786,7 +12786,7 @@
             <w:pPr>
               <w:spacing w:after="20" w:before="0"/>
             </w:pPr>
-            <w:hyperlink w:history="1" r:id="rId2ippw3yvzg8dok_sx-mvl">
+            <w:hyperlink w:history="1" r:id="rIdpmkfpnyeeikz_me2pcld3">
               <w:r>
                 <w:rPr>
                   <w:rFonts w:ascii="Arial" w:cs="Arial" w:eastAsia="Arial" w:hAnsi="Arial"/>
@@ -12819,7 +12819,7 @@
               <w:spacing w:after="10" w:before="0"/>
               <w:ind w:left="120"/>
             </w:pPr>
-            <w:hyperlink w:history="1" r:id="rIdeyglhfzftujzfll_ydhde">
+            <w:hyperlink w:history="1" r:id="rIdiogqtdhtf9zlavfr_akcp">
               <w:r>
                 <w:rPr>
                   <w:rFonts w:ascii="Arial" w:cs="Arial" w:eastAsia="Arial" w:hAnsi="Arial"/>
@@ -12864,7 +12864,7 @@
             <w:pPr>
               <w:spacing w:after="20" w:before="0"/>
             </w:pPr>
-            <w:hyperlink w:history="1" r:id="rIdi6qup24vjkc1-nwzwd7u_">
+            <w:hyperlink w:history="1" r:id="rIdhpdy0vxv_6wjmn9xmm2sr">
               <w:r>
                 <w:rPr>
                   <w:rFonts w:ascii="Arial" w:cs="Arial" w:eastAsia="Arial" w:hAnsi="Arial"/>
@@ -12897,7 +12897,7 @@
               <w:spacing w:after="10" w:before="0"/>
               <w:ind w:left="120"/>
             </w:pPr>
-            <w:hyperlink w:history="1" r:id="rIdlkn75kqb_vmvnslukjssr">
+            <w:hyperlink w:history="1" r:id="rIdu22qj_ete7k9vmnpdqd9j">
               <w:r>
                 <w:rPr>
                   <w:rFonts w:ascii="Arial" w:cs="Arial" w:eastAsia="Arial" w:hAnsi="Arial"/>
@@ -13092,7 +13092,7 @@
             <w:pPr>
               <w:spacing w:after="20" w:before="0"/>
             </w:pPr>
-            <w:hyperlink w:history="1" r:id="rIdi3zlwrhoi86hdjuypyukc">
+            <w:hyperlink w:history="1" r:id="rIdxpil6-27uii9yvq8q0tm-">
               <w:r>
                 <w:rPr>
                   <w:rFonts w:ascii="Arial" w:cs="Arial" w:eastAsia="Arial" w:hAnsi="Arial"/>
@@ -13125,7 +13125,7 @@
               <w:spacing w:after="10" w:before="0"/>
               <w:ind w:left="120"/>
             </w:pPr>
-            <w:hyperlink w:history="1" r:id="rIdwdkvqfvt117ocqro6mqum">
+            <w:hyperlink w:history="1" r:id="rIdjvqgjup28ggs4a2wumilm">
               <w:r>
                 <w:rPr>
                   <w:rFonts w:ascii="Arial" w:cs="Arial" w:eastAsia="Arial" w:hAnsi="Arial"/>
@@ -13170,7 +13170,7 @@
             <w:pPr>
               <w:spacing w:after="20" w:before="0"/>
             </w:pPr>
-            <w:hyperlink w:history="1" r:id="rIdikbrroobbu5hxdnoboehr">
+            <w:hyperlink w:history="1" r:id="rIdgm1_fhi1g5wrptjtylhip">
               <w:r>
                 <w:rPr>
                   <w:rFonts w:ascii="Arial" w:cs="Arial" w:eastAsia="Arial" w:hAnsi="Arial"/>
@@ -13203,7 +13203,7 @@
               <w:spacing w:after="10" w:before="0"/>
               <w:ind w:left="120"/>
             </w:pPr>
-            <w:hyperlink w:history="1" r:id="rIdzrkrwlkcpvn5ja4hcjl9i">
+            <w:hyperlink w:history="1" r:id="rId8qlft1zktgxtd5n1spuj1">
               <w:r>
                 <w:rPr>
                   <w:rFonts w:ascii="Arial" w:cs="Arial" w:eastAsia="Arial" w:hAnsi="Arial"/>
@@ -13398,7 +13398,7 @@
             <w:pPr>
               <w:spacing w:after="20" w:before="0"/>
             </w:pPr>
-            <w:hyperlink w:history="1" r:id="rIdtjhjpe_2jddns0dewauqg">
+            <w:hyperlink w:history="1" r:id="rIdpatwfpelym9rbs2h74md1">
               <w:r>
                 <w:rPr>
                   <w:rFonts w:ascii="Arial" w:cs="Arial" w:eastAsia="Arial" w:hAnsi="Arial"/>
@@ -13431,7 +13431,7 @@
               <w:spacing w:after="10" w:before="0"/>
               <w:ind w:left="120"/>
             </w:pPr>
-            <w:hyperlink w:history="1" r:id="rIdkz4_skbjuna1w_qtjmuep">
+            <w:hyperlink w:history="1" r:id="rIdi0yvxwkcsv6wuftdzs30v">
               <w:r>
                 <w:rPr>
                   <w:rFonts w:ascii="Arial" w:cs="Arial" w:eastAsia="Arial" w:hAnsi="Arial"/>
@@ -13476,7 +13476,7 @@
             <w:pPr>
               <w:spacing w:after="20" w:before="0"/>
             </w:pPr>
-            <w:hyperlink w:history="1" r:id="rIdl4iz8gz_tir_blxnaujp4">
+            <w:hyperlink w:history="1" r:id="rId5gyqsq0vpxoyldyfvaqcg">
               <w:r>
                 <w:rPr>
                   <w:rFonts w:ascii="Arial" w:cs="Arial" w:eastAsia="Arial" w:hAnsi="Arial"/>
@@ -13509,7 +13509,7 @@
               <w:spacing w:after="10" w:before="0"/>
               <w:ind w:left="120"/>
             </w:pPr>
-            <w:hyperlink w:history="1" r:id="rIdavxcrycmluzxa-zmsmxm7">
+            <w:hyperlink w:history="1" r:id="rIdyh_rtrg-zl6doj2xnm_nd">
               <w:r>
                 <w:rPr>
                   <w:rFonts w:ascii="Arial" w:cs="Arial" w:eastAsia="Arial" w:hAnsi="Arial"/>
@@ -13704,7 +13704,7 @@
             <w:pPr>
               <w:spacing w:after="20" w:before="0"/>
             </w:pPr>
-            <w:hyperlink w:history="1" r:id="rId5_ieett3hhj1lwbbsjxeq">
+            <w:hyperlink w:history="1" r:id="rIdlxcx9xyr4ojjjlborgoo-">
               <w:r>
                 <w:rPr>
                   <w:rFonts w:ascii="Arial" w:cs="Arial" w:eastAsia="Arial" w:hAnsi="Arial"/>
@@ -13737,7 +13737,7 @@
               <w:spacing w:after="10" w:before="0"/>
               <w:ind w:left="120"/>
             </w:pPr>
-            <w:hyperlink w:history="1" r:id="rIdq-5x4svpioumon6ojnjr5">
+            <w:hyperlink w:history="1" r:id="rIdx3gu_1c4eivmiiak-hivz">
               <w:r>
                 <w:rPr>
                   <w:rFonts w:ascii="Arial" w:cs="Arial" w:eastAsia="Arial" w:hAnsi="Arial"/>
@@ -13782,7 +13782,7 @@
             <w:pPr>
               <w:spacing w:after="20" w:before="0"/>
             </w:pPr>
-            <w:hyperlink w:history="1" r:id="rId0mv3ibw--k2epivlrkmrh">
+            <w:hyperlink w:history="1" r:id="rIdzemuoplwxzv2iu_2twgrr">
               <w:r>
                 <w:rPr>
                   <w:rFonts w:ascii="Arial" w:cs="Arial" w:eastAsia="Arial" w:hAnsi="Arial"/>
@@ -13815,7 +13815,7 @@
               <w:spacing w:after="10" w:before="0"/>
               <w:ind w:left="120"/>
             </w:pPr>
-            <w:hyperlink w:history="1" r:id="rId9nffmdrx9d7boyrwq0rsc">
+            <w:hyperlink w:history="1" r:id="rId_lau2howe94y5yzypsmcf">
               <w:r>
                 <w:rPr>
                   <w:rFonts w:ascii="Arial" w:cs="Arial" w:eastAsia="Arial" w:hAnsi="Arial"/>
@@ -14422,7 +14422,7 @@
         </w:rPr>
         <w:t xml:space="preserve">© 2026 SeaVuria and ARES. Aligned with KICD objectives. Developed by SeaVuria; technical implementation by ARES (with AI assistance from Claude). Licensed under </w:t>
       </w:r>
-      <w:hyperlink w:history="1" r:id="rIdq8muw0az0y7qljc9max5a">
+      <w:hyperlink w:history="1" r:id="rIdvtmo1lad9ibtne4wcxmfq">
         <w:r>
           <w:rPr>
             <w:rFonts w:ascii="Arial" w:cs="Arial" w:eastAsia="Arial" w:hAnsi="Arial"/>
@@ -14443,7 +14443,7 @@
         </w:rPr>
         <w:t xml:space="preserve"> (</w:t>
       </w:r>
-      <w:hyperlink w:history="1" r:id="rId6-hwqfy-9knvewnswl1hl">
+      <w:hyperlink w:history="1" r:id="rIdw_8huhcbw_erwgqkpedft">
         <w:r>
           <w:rPr>
             <w:rFonts w:ascii="Arial" w:cs="Arial" w:eastAsia="Arial" w:hAnsi="Arial"/>
@@ -15675,7 +15675,7 @@
             <w:pPr>
               <w:spacing w:after="20" w:before="0"/>
             </w:pPr>
-            <w:hyperlink w:history="1" r:id="rId5oypyi17knhuei7pgfwop">
+            <w:hyperlink w:history="1" r:id="rIdajrudkqs05gurpo_3dkro">
               <w:r>
                 <w:rPr>
                   <w:rFonts w:ascii="Arial" w:cs="Arial" w:eastAsia="Arial" w:hAnsi="Arial"/>
@@ -15708,7 +15708,7 @@
               <w:spacing w:after="10" w:before="0"/>
               <w:ind w:left="120"/>
             </w:pPr>
-            <w:hyperlink w:history="1" r:id="rIduxi0mk2ycikfptglpmcpn">
+            <w:hyperlink w:history="1" r:id="rIdz4g2n95epypsf96ix_omf">
               <w:r>
                 <w:rPr>
                   <w:rFonts w:ascii="Arial" w:cs="Arial" w:eastAsia="Arial" w:hAnsi="Arial"/>
@@ -15753,7 +15753,7 @@
             <w:pPr>
               <w:spacing w:after="20" w:before="0"/>
             </w:pPr>
-            <w:hyperlink w:history="1" r:id="rIdthfqayvjfggnb8tgfsz3a">
+            <w:hyperlink w:history="1" r:id="rIdhvhwfigejklxkzsodnctw">
               <w:r>
                 <w:rPr>
                   <w:rFonts w:ascii="Arial" w:cs="Arial" w:eastAsia="Arial" w:hAnsi="Arial"/>
@@ -15786,7 +15786,7 @@
               <w:spacing w:after="10" w:before="0"/>
               <w:ind w:left="120"/>
             </w:pPr>
-            <w:hyperlink w:history="1" r:id="rIdegqrlynuz7e7dpxqyerj_">
+            <w:hyperlink w:history="1" r:id="rId2pisw9qqhwizqd61om_cg">
               <w:r>
                 <w:rPr>
                   <w:rFonts w:ascii="Arial" w:cs="Arial" w:eastAsia="Arial" w:hAnsi="Arial"/>
@@ -15981,7 +15981,7 @@
             <w:pPr>
               <w:spacing w:after="20" w:before="0"/>
             </w:pPr>
-            <w:hyperlink w:history="1" r:id="rIdlu2uexsy2e6zy7k7mpxn2">
+            <w:hyperlink w:history="1" r:id="rIdmcrwi1xkzoh7systchmoh">
               <w:r>
                 <w:rPr>
                   <w:rFonts w:ascii="Arial" w:cs="Arial" w:eastAsia="Arial" w:hAnsi="Arial"/>
@@ -16014,7 +16014,7 @@
               <w:spacing w:after="10" w:before="0"/>
               <w:ind w:left="120"/>
             </w:pPr>
-            <w:hyperlink w:history="1" r:id="rIdbvwmz4gqdcejrtgh5rhvc">
+            <w:hyperlink w:history="1" r:id="rIdphx_x_5ezzogcbmbwtorm">
               <w:r>
                 <w:rPr>
                   <w:rFonts w:ascii="Arial" w:cs="Arial" w:eastAsia="Arial" w:hAnsi="Arial"/>
@@ -16059,7 +16059,7 @@
             <w:pPr>
               <w:spacing w:after="20" w:before="0"/>
             </w:pPr>
-            <w:hyperlink w:history="1" r:id="rId1wmc9aqikdham1ssfqni-">
+            <w:hyperlink w:history="1" r:id="rIdfl_fckog5phhk90vocwwa">
               <w:r>
                 <w:rPr>
                   <w:rFonts w:ascii="Arial" w:cs="Arial" w:eastAsia="Arial" w:hAnsi="Arial"/>
@@ -16092,7 +16092,7 @@
               <w:spacing w:after="10" w:before="0"/>
               <w:ind w:left="120"/>
             </w:pPr>
-            <w:hyperlink w:history="1" r:id="rIdh7hqruoakv9qb6b1tx4eh">
+            <w:hyperlink w:history="1" r:id="rIdovlok9jujo6bxcs89mlnz">
               <w:r>
                 <w:rPr>
                   <w:rFonts w:ascii="Arial" w:cs="Arial" w:eastAsia="Arial" w:hAnsi="Arial"/>
@@ -16363,7 +16363,7 @@
             <w:pPr>
               <w:spacing w:after="20" w:before="0"/>
             </w:pPr>
-            <w:hyperlink w:history="1" r:id="rId3qcu52cmcqkfoznxvfc-u">
+            <w:hyperlink w:history="1" r:id="rIdxv3_fwaqbf_mmborykyam">
               <w:r>
                 <w:rPr>
                   <w:rFonts w:ascii="Arial" w:cs="Arial" w:eastAsia="Arial" w:hAnsi="Arial"/>
@@ -16396,7 +16396,7 @@
               <w:spacing w:after="10" w:before="0"/>
               <w:ind w:left="120"/>
             </w:pPr>
-            <w:hyperlink w:history="1" r:id="rIdeqmyp36sufigqzsoa6qu4">
+            <w:hyperlink w:history="1" r:id="rId-hvjmq1hq9gbjns0r-bbz">
               <w:r>
                 <w:rPr>
                   <w:rFonts w:ascii="Arial" w:cs="Arial" w:eastAsia="Arial" w:hAnsi="Arial"/>
@@ -16441,7 +16441,7 @@
             <w:pPr>
               <w:spacing w:after="20" w:before="0"/>
             </w:pPr>
-            <w:hyperlink w:history="1" r:id="rIdvnyx7djcmqe0mzji9w7un">
+            <w:hyperlink w:history="1" r:id="rIdvchzepwvi0x8c0vncx5ac">
               <w:r>
                 <w:rPr>
                   <w:rFonts w:ascii="Arial" w:cs="Arial" w:eastAsia="Arial" w:hAnsi="Arial"/>
@@ -16474,7 +16474,7 @@
               <w:spacing w:after="10" w:before="0"/>
               <w:ind w:left="120"/>
             </w:pPr>
-            <w:hyperlink w:history="1" r:id="rIdfx0uwla0mhijt4npdv5ws">
+            <w:hyperlink w:history="1" r:id="rId34wdi3yvru7g52o3dszi2">
               <w:r>
                 <w:rPr>
                   <w:rFonts w:ascii="Arial" w:cs="Arial" w:eastAsia="Arial" w:hAnsi="Arial"/>
@@ -16669,7 +16669,7 @@
             <w:pPr>
               <w:spacing w:after="20" w:before="0"/>
             </w:pPr>
-            <w:hyperlink w:history="1" r:id="rIdqe6hlxnbmosh2oahbx5yq">
+            <w:hyperlink w:history="1" r:id="rIdqes4zxdbeilzg5pb_rrdo">
               <w:r>
                 <w:rPr>
                   <w:rFonts w:ascii="Arial" w:cs="Arial" w:eastAsia="Arial" w:hAnsi="Arial"/>
@@ -16702,7 +16702,7 @@
               <w:spacing w:after="10" w:before="0"/>
               <w:ind w:left="120"/>
             </w:pPr>
-            <w:hyperlink w:history="1" r:id="rId3k6qd8flv6zra-ci6nfed">
+            <w:hyperlink w:history="1" r:id="rIdpzog6zd5zwcaeiwqqmh0x">
               <w:r>
                 <w:rPr>
                   <w:rFonts w:ascii="Arial" w:cs="Arial" w:eastAsia="Arial" w:hAnsi="Arial"/>
@@ -16747,7 +16747,7 @@
             <w:pPr>
               <w:spacing w:after="20" w:before="0"/>
             </w:pPr>
-            <w:hyperlink w:history="1" r:id="rIdomqguubv_ns_tqhsby6a5">
+            <w:hyperlink w:history="1" r:id="rIdkhaygtk0lhmrh-bmdb4gw">
               <w:r>
                 <w:rPr>
                   <w:rFonts w:ascii="Arial" w:cs="Arial" w:eastAsia="Arial" w:hAnsi="Arial"/>
@@ -16780,7 +16780,7 @@
               <w:spacing w:after="10" w:before="0"/>
               <w:ind w:left="120"/>
             </w:pPr>
-            <w:hyperlink w:history="1" r:id="rIdmjzpfgzf5zmtojrdhl-sf">
+            <w:hyperlink w:history="1" r:id="rIdjwspwf_0nbdm2brvs2xyk">
               <w:r>
                 <w:rPr>
                   <w:rFonts w:ascii="Arial" w:cs="Arial" w:eastAsia="Arial" w:hAnsi="Arial"/>
@@ -16975,7 +16975,7 @@
             <w:pPr>
               <w:spacing w:after="20" w:before="0"/>
             </w:pPr>
-            <w:hyperlink w:history="1" r:id="rIdoetkbrapzulrdev20nuap">
+            <w:hyperlink w:history="1" r:id="rIdavlux524qj-gb219-9k52">
               <w:r>
                 <w:rPr>
                   <w:rFonts w:ascii="Arial" w:cs="Arial" w:eastAsia="Arial" w:hAnsi="Arial"/>
@@ -17008,7 +17008,7 @@
               <w:spacing w:after="10" w:before="0"/>
               <w:ind w:left="120"/>
             </w:pPr>
-            <w:hyperlink w:history="1" r:id="rId1olg7dgb5q_4jb-txe133">
+            <w:hyperlink w:history="1" r:id="rIdnsybyp4nxaaoj_5re3jp_">
               <w:r>
                 <w:rPr>
                   <w:rFonts w:ascii="Arial" w:cs="Arial" w:eastAsia="Arial" w:hAnsi="Arial"/>
@@ -17053,7 +17053,7 @@
             <w:pPr>
               <w:spacing w:after="20" w:before="0"/>
             </w:pPr>
-            <w:hyperlink w:history="1" r:id="rIdjz1xmgdnnzk8yilflg73h">
+            <w:hyperlink w:history="1" r:id="rIdkl36ztdhqy0bfznfwggeu">
               <w:r>
                 <w:rPr>
                   <w:rFonts w:ascii="Arial" w:cs="Arial" w:eastAsia="Arial" w:hAnsi="Arial"/>
@@ -17086,7 +17086,7 @@
               <w:spacing w:after="10" w:before="0"/>
               <w:ind w:left="120"/>
             </w:pPr>
-            <w:hyperlink w:history="1" r:id="rIdgstwyzerbm2gvk36qdbeq">
+            <w:hyperlink w:history="1" r:id="rIdsehc9oud6gi2imh2tnjy2">
               <w:r>
                 <w:rPr>
                   <w:rFonts w:ascii="Arial" w:cs="Arial" w:eastAsia="Arial" w:hAnsi="Arial"/>
@@ -17598,7 +17598,7 @@
         </w:rPr>
         <w:t xml:space="preserve">© 2026 SeaVuria and ARES. Aligned with KICD objectives. Developed by SeaVuria; technical implementation by ARES (with AI assistance from Claude). Licensed under </w:t>
       </w:r>
-      <w:hyperlink w:history="1" r:id="rIdhpj28p23ahahpr8aaxtk4">
+      <w:hyperlink w:history="1" r:id="rIduvib5ihjc8abifh5sfv3k">
         <w:r>
           <w:rPr>
             <w:rFonts w:ascii="Arial" w:cs="Arial" w:eastAsia="Arial" w:hAnsi="Arial"/>
@@ -17619,7 +17619,7 @@
         </w:rPr>
         <w:t xml:space="preserve"> (</w:t>
       </w:r>
-      <w:hyperlink w:history="1" r:id="rIdualpc5v5r5wuhszmi0srt">
+      <w:hyperlink w:history="1" r:id="rId5pujnu8fb3py8zu0qf1ud">
         <w:r>
           <w:rPr>
             <w:rFonts w:ascii="Arial" w:cs="Arial" w:eastAsia="Arial" w:hAnsi="Arial"/>
@@ -18632,7 +18632,7 @@
             <w:pPr>
               <w:spacing w:after="20" w:before="0"/>
             </w:pPr>
-            <w:hyperlink w:history="1" r:id="rIdebwpazxrj1ncukvbbhfpf">
+            <w:hyperlink w:history="1" r:id="rIdxv68rex8cihmm3enanqv6">
               <w:r>
                 <w:rPr>
                   <w:rFonts w:ascii="Arial" w:cs="Arial" w:eastAsia="Arial" w:hAnsi="Arial"/>
@@ -18665,7 +18665,7 @@
               <w:spacing w:after="10" w:before="0"/>
               <w:ind w:left="120"/>
             </w:pPr>
-            <w:hyperlink w:history="1" r:id="rIdr5ca5747dbh8ev186ibkh">
+            <w:hyperlink w:history="1" r:id="rIdduimncchkoezblzku1giq">
               <w:r>
                 <w:rPr>
                   <w:rFonts w:ascii="Arial" w:cs="Arial" w:eastAsia="Arial" w:hAnsi="Arial"/>
@@ -18710,7 +18710,7 @@
             <w:pPr>
               <w:spacing w:after="20" w:before="0"/>
             </w:pPr>
-            <w:hyperlink w:history="1" r:id="rIdtqxyneusbnknmhl-lkaeh">
+            <w:hyperlink w:history="1" r:id="rIdrsfgr2h8vx-0ejn280nov">
               <w:r>
                 <w:rPr>
                   <w:rFonts w:ascii="Arial" w:cs="Arial" w:eastAsia="Arial" w:hAnsi="Arial"/>
@@ -18743,7 +18743,7 @@
               <w:spacing w:after="10" w:before="0"/>
               <w:ind w:left="120"/>
             </w:pPr>
-            <w:hyperlink w:history="1" r:id="rIdalifcdhe9-7eecsdk1-yk">
+            <w:hyperlink w:history="1" r:id="rIdds8pyw9k9frieyvessat8">
               <w:r>
                 <w:rPr>
                   <w:rFonts w:ascii="Arial" w:cs="Arial" w:eastAsia="Arial" w:hAnsi="Arial"/>
@@ -18938,7 +18938,7 @@
             <w:pPr>
               <w:spacing w:after="20" w:before="0"/>
             </w:pPr>
-            <w:hyperlink w:history="1" r:id="rIdyecxwujxi--iitk56nufj">
+            <w:hyperlink w:history="1" r:id="rIdhx1mvblyk9cziyaalmzgu">
               <w:r>
                 <w:rPr>
                   <w:rFonts w:ascii="Arial" w:cs="Arial" w:eastAsia="Arial" w:hAnsi="Arial"/>
@@ -18971,7 +18971,7 @@
               <w:spacing w:after="10" w:before="0"/>
               <w:ind w:left="120"/>
             </w:pPr>
-            <w:hyperlink w:history="1" r:id="rIdhvqf0eozzhrmhlps0qh1s">
+            <w:hyperlink w:history="1" r:id="rIdsgf_vy2cutriuvphuqu9j">
               <w:r>
                 <w:rPr>
                   <w:rFonts w:ascii="Arial" w:cs="Arial" w:eastAsia="Arial" w:hAnsi="Arial"/>
@@ -19016,7 +19016,7 @@
             <w:pPr>
               <w:spacing w:after="20" w:before="0"/>
             </w:pPr>
-            <w:hyperlink w:history="1" r:id="rIdltoeu_blgczvrpw0fa9zh">
+            <w:hyperlink w:history="1" r:id="rIdb6fglgrhx2t0zpw5ki0r2">
               <w:r>
                 <w:rPr>
                   <w:rFonts w:ascii="Arial" w:cs="Arial" w:eastAsia="Arial" w:hAnsi="Arial"/>
@@ -19049,7 +19049,7 @@
               <w:spacing w:after="10" w:before="0"/>
               <w:ind w:left="120"/>
             </w:pPr>
-            <w:hyperlink w:history="1" r:id="rIdxkvqrwusyvvse0db0eiud">
+            <w:hyperlink w:history="1" r:id="rIdvi3vpugn8hl3nnidwpbgk">
               <w:r>
                 <w:rPr>
                   <w:rFonts w:ascii="Arial" w:cs="Arial" w:eastAsia="Arial" w:hAnsi="Arial"/>
@@ -19244,7 +19244,7 @@
             <w:pPr>
               <w:spacing w:after="20" w:before="0"/>
             </w:pPr>
-            <w:hyperlink w:history="1" r:id="rIdfm2j8mxj7ga0tkdekh-2q">
+            <w:hyperlink w:history="1" r:id="rId96jcpq5aqfzs1f-lnb0e4">
               <w:r>
                 <w:rPr>
                   <w:rFonts w:ascii="Arial" w:cs="Arial" w:eastAsia="Arial" w:hAnsi="Arial"/>
@@ -19277,7 +19277,7 @@
               <w:spacing w:after="10" w:before="0"/>
               <w:ind w:left="120"/>
             </w:pPr>
-            <w:hyperlink w:history="1" r:id="rId_htdlz4fksdwyqzw8yqqu">
+            <w:hyperlink w:history="1" r:id="rId3desrqvisxqkdf31fjtf2">
               <w:r>
                 <w:rPr>
                   <w:rFonts w:ascii="Arial" w:cs="Arial" w:eastAsia="Arial" w:hAnsi="Arial"/>
@@ -19322,7 +19322,7 @@
             <w:pPr>
               <w:spacing w:after="20" w:before="0"/>
             </w:pPr>
-            <w:hyperlink w:history="1" r:id="rId23jauyj1fkf9okccyvzah">
+            <w:hyperlink w:history="1" r:id="rIdasdjdql6jew0ui0mely9l">
               <w:r>
                 <w:rPr>
                   <w:rFonts w:ascii="Arial" w:cs="Arial" w:eastAsia="Arial" w:hAnsi="Arial"/>
@@ -19355,7 +19355,7 @@
               <w:spacing w:after="10" w:before="0"/>
               <w:ind w:left="120"/>
             </w:pPr>
-            <w:hyperlink w:history="1" r:id="rIdssar61jpzicbpnosy8imt">
+            <w:hyperlink w:history="1" r:id="rIdhxoahg3b5woxtquiox52k">
               <w:r>
                 <w:rPr>
                   <w:rFonts w:ascii="Arial" w:cs="Arial" w:eastAsia="Arial" w:hAnsi="Arial"/>
@@ -19550,7 +19550,7 @@
             <w:pPr>
               <w:spacing w:after="20" w:before="0"/>
             </w:pPr>
-            <w:hyperlink w:history="1" r:id="rId-lqzya4citvttqzi3qz6s">
+            <w:hyperlink w:history="1" r:id="rIdmgl_fbvjaof8fdsa19d83">
               <w:r>
                 <w:rPr>
                   <w:rFonts w:ascii="Arial" w:cs="Arial" w:eastAsia="Arial" w:hAnsi="Arial"/>
@@ -19583,7 +19583,7 @@
               <w:spacing w:after="10" w:before="0"/>
               <w:ind w:left="120"/>
             </w:pPr>
-            <w:hyperlink w:history="1" r:id="rIdlhh_avqgipxhp4obvjnnl">
+            <w:hyperlink w:history="1" r:id="rIdxr6yvz7r2wduhnrhat3kd">
               <w:r>
                 <w:rPr>
                   <w:rFonts w:ascii="Arial" w:cs="Arial" w:eastAsia="Arial" w:hAnsi="Arial"/>
@@ -19628,7 +19628,7 @@
             <w:pPr>
               <w:spacing w:after="20" w:before="0"/>
             </w:pPr>
-            <w:hyperlink w:history="1" r:id="rIdd5zac5hzymy1fkis_rhbb">
+            <w:hyperlink w:history="1" r:id="rIdc8nv25bat82jfth3i_t95">
               <w:r>
                 <w:rPr>
                   <w:rFonts w:ascii="Arial" w:cs="Arial" w:eastAsia="Arial" w:hAnsi="Arial"/>
@@ -19661,7 +19661,7 @@
               <w:spacing w:after="10" w:before="0"/>
               <w:ind w:left="120"/>
             </w:pPr>
-            <w:hyperlink w:history="1" r:id="rId31nbow79riqkia342ppgh">
+            <w:hyperlink w:history="1" r:id="rIdxql_fvl-3daoqrsts0pz6">
               <w:r>
                 <w:rPr>
                   <w:rFonts w:ascii="Arial" w:cs="Arial" w:eastAsia="Arial" w:hAnsi="Arial"/>
@@ -19856,7 +19856,7 @@
             <w:pPr>
               <w:spacing w:after="20" w:before="0"/>
             </w:pPr>
-            <w:hyperlink w:history="1" r:id="rIdcmq5zfay9atmrthsctibo">
+            <w:hyperlink w:history="1" r:id="rIdihl-zrcgfxu64ablsmnbv">
               <w:r>
                 <w:rPr>
                   <w:rFonts w:ascii="Arial" w:cs="Arial" w:eastAsia="Arial" w:hAnsi="Arial"/>
@@ -19889,7 +19889,7 @@
               <w:spacing w:after="10" w:before="0"/>
               <w:ind w:left="120"/>
             </w:pPr>
-            <w:hyperlink w:history="1" r:id="rIdeue2idwsuh_akihakccd7">
+            <w:hyperlink w:history="1" r:id="rId4mzpc8hw-co_n0hgak_rd">
               <w:r>
                 <w:rPr>
                   <w:rFonts w:ascii="Arial" w:cs="Arial" w:eastAsia="Arial" w:hAnsi="Arial"/>
@@ -19934,7 +19934,7 @@
             <w:pPr>
               <w:spacing w:after="20" w:before="0"/>
             </w:pPr>
-            <w:hyperlink w:history="1" r:id="rId2caboeskmielarpysvvo2">
+            <w:hyperlink w:history="1" r:id="rIdckpp_gaklroah8hwaeci3">
               <w:r>
                 <w:rPr>
                   <w:rFonts w:ascii="Arial" w:cs="Arial" w:eastAsia="Arial" w:hAnsi="Arial"/>
@@ -19967,7 +19967,7 @@
               <w:spacing w:after="10" w:before="0"/>
               <w:ind w:left="120"/>
             </w:pPr>
-            <w:hyperlink w:history="1" r:id="rId_gqej4mcszun4ksj9kpd-">
+            <w:hyperlink w:history="1" r:id="rIdhmc5yhccicgp549jlihud">
               <w:r>
                 <w:rPr>
                   <w:rFonts w:ascii="Arial" w:cs="Arial" w:eastAsia="Arial" w:hAnsi="Arial"/>
@@ -20479,7 +20479,7 @@
         </w:rPr>
         <w:t xml:space="preserve">© 2026 SeaVuria and ARES. Aligned with KICD objectives. Developed by SeaVuria; technical implementation by ARES (with AI assistance from Claude). Licensed under </w:t>
       </w:r>
-      <w:hyperlink w:history="1" r:id="rIdirbjhakay6nmnzabyjosn">
+      <w:hyperlink w:history="1" r:id="rIdgla8uixrcqjdso5gbpkoa">
         <w:r>
           <w:rPr>
             <w:rFonts w:ascii="Arial" w:cs="Arial" w:eastAsia="Arial" w:hAnsi="Arial"/>
@@ -20500,7 +20500,7 @@
         </w:rPr>
         <w:t xml:space="preserve"> (</w:t>
       </w:r>
-      <w:hyperlink w:history="1" r:id="rIdybz-9bxi8vyprowtn-es5">
+      <w:hyperlink w:history="1" r:id="rId8dxeasueo2urgjrvoymhu">
         <w:r>
           <w:rPr>
             <w:rFonts w:ascii="Arial" w:cs="Arial" w:eastAsia="Arial" w:hAnsi="Arial"/>
@@ -21712,7 +21712,7 @@
             <w:pPr>
               <w:spacing w:after="20" w:before="0"/>
             </w:pPr>
-            <w:hyperlink w:history="1" r:id="rIdnhc_fv-96ngzbmo1qovsp">
+            <w:hyperlink w:history="1" r:id="rIdtuptlokyqi1ulgnu-1zoe">
               <w:r>
                 <w:rPr>
                   <w:rFonts w:ascii="Arial" w:cs="Arial" w:eastAsia="Arial" w:hAnsi="Arial"/>
@@ -21745,7 +21745,7 @@
               <w:spacing w:after="10" w:before="0"/>
               <w:ind w:left="120"/>
             </w:pPr>
-            <w:hyperlink w:history="1" r:id="rIdyqifidjbcphobpcaw--ad">
+            <w:hyperlink w:history="1" r:id="rIdkud9jogk2jfjnkz1o9mgg">
               <w:r>
                 <w:rPr>
                   <w:rFonts w:ascii="Arial" w:cs="Arial" w:eastAsia="Arial" w:hAnsi="Arial"/>
@@ -21790,7 +21790,7 @@
             <w:pPr>
               <w:spacing w:after="20" w:before="0"/>
             </w:pPr>
-            <w:hyperlink w:history="1" r:id="rIdcakyx48nijobcln8hjapb">
+            <w:hyperlink w:history="1" r:id="rIdvzbbmfjmyn8_vynhkxyu6">
               <w:r>
                 <w:rPr>
                   <w:rFonts w:ascii="Arial" w:cs="Arial" w:eastAsia="Arial" w:hAnsi="Arial"/>
@@ -21823,7 +21823,7 @@
               <w:spacing w:after="10" w:before="0"/>
               <w:ind w:left="120"/>
             </w:pPr>
-            <w:hyperlink w:history="1" r:id="rId-g3ovsytxkg-sptiwrrkr">
+            <w:hyperlink w:history="1" r:id="rIdeqght7kfaesk59jmxpy8l">
               <w:r>
                 <w:rPr>
                   <w:rFonts w:ascii="Arial" w:cs="Arial" w:eastAsia="Arial" w:hAnsi="Arial"/>
@@ -22018,7 +22018,7 @@
             <w:pPr>
               <w:spacing w:after="20" w:before="0"/>
             </w:pPr>
-            <w:hyperlink w:history="1" r:id="rIdkstlxhcv2ydoikkhk59lx">
+            <w:hyperlink w:history="1" r:id="rIdsrlqcjusk6rd9uszcnftb">
               <w:r>
                 <w:rPr>
                   <w:rFonts w:ascii="Arial" w:cs="Arial" w:eastAsia="Arial" w:hAnsi="Arial"/>
@@ -22051,7 +22051,7 @@
               <w:spacing w:after="10" w:before="0"/>
               <w:ind w:left="120"/>
             </w:pPr>
-            <w:hyperlink w:history="1" r:id="rIday56zsjpyiu4yzen7jzpv">
+            <w:hyperlink w:history="1" r:id="rIdm-8dw_c2eblavr7hbfgox">
               <w:r>
                 <w:rPr>
                   <w:rFonts w:ascii="Arial" w:cs="Arial" w:eastAsia="Arial" w:hAnsi="Arial"/>
@@ -22096,7 +22096,7 @@
             <w:pPr>
               <w:spacing w:after="20" w:before="0"/>
             </w:pPr>
-            <w:hyperlink w:history="1" r:id="rId84oygn3ttigox5ephdvrf">
+            <w:hyperlink w:history="1" r:id="rIddlfygeo5sl5i_htiprkqs">
               <w:r>
                 <w:rPr>
                   <w:rFonts w:ascii="Arial" w:cs="Arial" w:eastAsia="Arial" w:hAnsi="Arial"/>
@@ -22129,7 +22129,7 @@
               <w:spacing w:after="10" w:before="0"/>
               <w:ind w:left="120"/>
             </w:pPr>
-            <w:hyperlink w:history="1" r:id="rIdzq7uqwxdx4yve7tzgtn78">
+            <w:hyperlink w:history="1" r:id="rId5mpfpyr014jr4dtj4g0q7">
               <w:r>
                 <w:rPr>
                   <w:rFonts w:ascii="Arial" w:cs="Arial" w:eastAsia="Arial" w:hAnsi="Arial"/>
@@ -22324,7 +22324,7 @@
             <w:pPr>
               <w:spacing w:after="20" w:before="0"/>
             </w:pPr>
-            <w:hyperlink w:history="1" r:id="rIdatqqo8a0veije30iqo4so">
+            <w:hyperlink w:history="1" r:id="rIdf0lrusv_xni0eso4ye5ku">
               <w:r>
                 <w:rPr>
                   <w:rFonts w:ascii="Arial" w:cs="Arial" w:eastAsia="Arial" w:hAnsi="Arial"/>
@@ -22357,7 +22357,7 @@
               <w:spacing w:after="10" w:before="0"/>
               <w:ind w:left="120"/>
             </w:pPr>
-            <w:hyperlink w:history="1" r:id="rIdjcfjt-blkbs3junpr7id9">
+            <w:hyperlink w:history="1" r:id="rIdc5wtxju2fdsxuqqb55_gg">
               <w:r>
                 <w:rPr>
                   <w:rFonts w:ascii="Arial" w:cs="Arial" w:eastAsia="Arial" w:hAnsi="Arial"/>
@@ -22402,7 +22402,7 @@
             <w:pPr>
               <w:spacing w:after="20" w:before="0"/>
             </w:pPr>
-            <w:hyperlink w:history="1" r:id="rIdytbv1pb0vkss2f55m4yue">
+            <w:hyperlink w:history="1" r:id="rIdgb6umnu92hrxo3o_owxab">
               <w:r>
                 <w:rPr>
                   <w:rFonts w:ascii="Arial" w:cs="Arial" w:eastAsia="Arial" w:hAnsi="Arial"/>
@@ -22435,7 +22435,7 @@
               <w:spacing w:after="10" w:before="0"/>
               <w:ind w:left="120"/>
             </w:pPr>
-            <w:hyperlink w:history="1" r:id="rIdkefcxod3had06ychgrza_">
+            <w:hyperlink w:history="1" r:id="rIde3yydxytnplmqfhgv0kt4">
               <w:r>
                 <w:rPr>
                   <w:rFonts w:ascii="Arial" w:cs="Arial" w:eastAsia="Arial" w:hAnsi="Arial"/>
@@ -22630,7 +22630,7 @@
             <w:pPr>
               <w:spacing w:after="20" w:before="0"/>
             </w:pPr>
-            <w:hyperlink w:history="1" r:id="rIdcsgyv9aiwi5bsns2sqca7">
+            <w:hyperlink w:history="1" r:id="rIdzzhovm2jhwz67g-48hswv">
               <w:r>
                 <w:rPr>
                   <w:rFonts w:ascii="Arial" w:cs="Arial" w:eastAsia="Arial" w:hAnsi="Arial"/>
@@ -22663,7 +22663,7 @@
               <w:spacing w:after="10" w:before="0"/>
               <w:ind w:left="120"/>
             </w:pPr>
-            <w:hyperlink w:history="1" r:id="rId6xrjlicbtajx5g25y93sc">
+            <w:hyperlink w:history="1" r:id="rIdranpzcq00xewgblchwmii">
               <w:r>
                 <w:rPr>
                   <w:rFonts w:ascii="Arial" w:cs="Arial" w:eastAsia="Arial" w:hAnsi="Arial"/>
@@ -22708,7 +22708,7 @@
             <w:pPr>
               <w:spacing w:after="20" w:before="0"/>
             </w:pPr>
-            <w:hyperlink w:history="1" r:id="rIdi1wub1rparopsa4vywyfu">
+            <w:hyperlink w:history="1" r:id="rIde5z1v6fjdigkdhg8qfjuh">
               <w:r>
                 <w:rPr>
                   <w:rFonts w:ascii="Arial" w:cs="Arial" w:eastAsia="Arial" w:hAnsi="Arial"/>
@@ -22741,7 +22741,7 @@
               <w:spacing w:after="10" w:before="0"/>
               <w:ind w:left="120"/>
             </w:pPr>
-            <w:hyperlink w:history="1" r:id="rIdxwwemqftuz6_da2nlxsqv">
+            <w:hyperlink w:history="1" r:id="rIdgca-lr22kg9t5z1jl4hsl">
               <w:r>
                 <w:rPr>
                   <w:rFonts w:ascii="Arial" w:cs="Arial" w:eastAsia="Arial" w:hAnsi="Arial"/>
@@ -22936,7 +22936,7 @@
             <w:pPr>
               <w:spacing w:after="20" w:before="0"/>
             </w:pPr>
-            <w:hyperlink w:history="1" r:id="rIdlgt9dj-edmvd5ckjj_yae">
+            <w:hyperlink w:history="1" r:id="rIdjxznt8juoliqp4hcgwvmh">
               <w:r>
                 <w:rPr>
                   <w:rFonts w:ascii="Arial" w:cs="Arial" w:eastAsia="Arial" w:hAnsi="Arial"/>
@@ -22969,7 +22969,7 @@
               <w:spacing w:after="10" w:before="0"/>
               <w:ind w:left="120"/>
             </w:pPr>
-            <w:hyperlink w:history="1" r:id="rIdloizhauxvweeedzu7n0m9">
+            <w:hyperlink w:history="1" r:id="rId6n157qe5qdddd9kguvjo3">
               <w:r>
                 <w:rPr>
                   <w:rFonts w:ascii="Arial" w:cs="Arial" w:eastAsia="Arial" w:hAnsi="Arial"/>
@@ -23014,7 +23014,7 @@
             <w:pPr>
               <w:spacing w:after="20" w:before="0"/>
             </w:pPr>
-            <w:hyperlink w:history="1" r:id="rIdgnjyloo0mzvkib4_jcu0o">
+            <w:hyperlink w:history="1" r:id="rId3p4jdacvv4ec82lp8idn0">
               <w:r>
                 <w:rPr>
                   <w:rFonts w:ascii="Arial" w:cs="Arial" w:eastAsia="Arial" w:hAnsi="Arial"/>
@@ -23047,7 +23047,7 @@
               <w:spacing w:after="10" w:before="0"/>
               <w:ind w:left="120"/>
             </w:pPr>
-            <w:hyperlink w:history="1" r:id="rIdqo32q4iqmrk3vauec0wrr">
+            <w:hyperlink w:history="1" r:id="rIdnkmdvli0vpwtkncxw5bfw">
               <w:r>
                 <w:rPr>
                   <w:rFonts w:ascii="Arial" w:cs="Arial" w:eastAsia="Arial" w:hAnsi="Arial"/>
@@ -23635,7 +23635,7 @@
         </w:rPr>
         <w:t xml:space="preserve">© 2026 SeaVuria and ARES. Aligned with KICD objectives. Developed by SeaVuria; technical implementation by ARES (with AI assistance from Claude). Licensed under </w:t>
       </w:r>
-      <w:hyperlink w:history="1" r:id="rIdudkbtxt2wv2mtd-iwqydj">
+      <w:hyperlink w:history="1" r:id="rId1amu2qk_kvtzhbd0krfju">
         <w:r>
           <w:rPr>
             <w:rFonts w:ascii="Arial" w:cs="Arial" w:eastAsia="Arial" w:hAnsi="Arial"/>
@@ -23656,7 +23656,7 @@
         </w:rPr>
         <w:t xml:space="preserve"> (</w:t>
       </w:r>
-      <w:hyperlink w:history="1" r:id="rIds043phbihe_fohgzhwaz5">
+      <w:hyperlink w:history="1" r:id="rIdgmt40w_9wc7irdunycnk7">
         <w:r>
           <w:rPr>
             <w:rFonts w:ascii="Arial" w:cs="Arial" w:eastAsia="Arial" w:hAnsi="Arial"/>
@@ -24669,7 +24669,7 @@
             <w:pPr>
               <w:spacing w:after="20" w:before="0"/>
             </w:pPr>
-            <w:hyperlink w:history="1" r:id="rIdmswzhrla9ln4upodsrjun">
+            <w:hyperlink w:history="1" r:id="rIdbk6fu0ituxg4we3cngxsk">
               <w:r>
                 <w:rPr>
                   <w:rFonts w:ascii="Arial" w:cs="Arial" w:eastAsia="Arial" w:hAnsi="Arial"/>
@@ -24702,7 +24702,7 @@
               <w:spacing w:after="10" w:before="0"/>
               <w:ind w:left="120"/>
             </w:pPr>
-            <w:hyperlink w:history="1" r:id="rIdubmvbbrfovgjznadm0-8p">
+            <w:hyperlink w:history="1" r:id="rIdvqfjqk8aoabstb1qki9bo">
               <w:r>
                 <w:rPr>
                   <w:rFonts w:ascii="Arial" w:cs="Arial" w:eastAsia="Arial" w:hAnsi="Arial"/>
@@ -24747,7 +24747,7 @@
             <w:pPr>
               <w:spacing w:after="20" w:before="0"/>
             </w:pPr>
-            <w:hyperlink w:history="1" r:id="rIdo8n945ms_xwbjwk5smdra">
+            <w:hyperlink w:history="1" r:id="rId-d-kmmmcobef48t5nitcs">
               <w:r>
                 <w:rPr>
                   <w:rFonts w:ascii="Arial" w:cs="Arial" w:eastAsia="Arial" w:hAnsi="Arial"/>
@@ -24780,7 +24780,7 @@
               <w:spacing w:after="10" w:before="0"/>
               <w:ind w:left="120"/>
             </w:pPr>
-            <w:hyperlink w:history="1" r:id="rIdsscvr95lzjvq6uzgdbz9d">
+            <w:hyperlink w:history="1" r:id="rIdbj-ez_espiljulquwfpxf">
               <w:r>
                 <w:rPr>
                   <w:rFonts w:ascii="Arial" w:cs="Arial" w:eastAsia="Arial" w:hAnsi="Arial"/>
@@ -24975,7 +24975,7 @@
             <w:pPr>
               <w:spacing w:after="20" w:before="0"/>
             </w:pPr>
-            <w:hyperlink w:history="1" r:id="rIdcfmdum03bnijdblq1de5z">
+            <w:hyperlink w:history="1" r:id="rIdhafyihup_5pohe9bp7wav">
               <w:r>
                 <w:rPr>
                   <w:rFonts w:ascii="Arial" w:cs="Arial" w:eastAsia="Arial" w:hAnsi="Arial"/>
@@ -25008,7 +25008,7 @@
               <w:spacing w:after="10" w:before="0"/>
               <w:ind w:left="120"/>
             </w:pPr>
-            <w:hyperlink w:history="1" r:id="rIdf4qycyh239_6izlpu6_tg">
+            <w:hyperlink w:history="1" r:id="rIdyoxsdpptuzhdqmxrimqxl">
               <w:r>
                 <w:rPr>
                   <w:rFonts w:ascii="Arial" w:cs="Arial" w:eastAsia="Arial" w:hAnsi="Arial"/>
@@ -25053,7 +25053,7 @@
             <w:pPr>
               <w:spacing w:after="20" w:before="0"/>
             </w:pPr>
-            <w:hyperlink w:history="1" r:id="rIdvurv2kd030fhej4gj4boc">
+            <w:hyperlink w:history="1" r:id="rId2eaonqj3dg_qppfkgoo4j">
               <w:r>
                 <w:rPr>
                   <w:rFonts w:ascii="Arial" w:cs="Arial" w:eastAsia="Arial" w:hAnsi="Arial"/>
@@ -25086,7 +25086,7 @@
               <w:spacing w:after="10" w:before="0"/>
               <w:ind w:left="120"/>
             </w:pPr>
-            <w:hyperlink w:history="1" r:id="rIdteoa931cdjhnhglq7veni">
+            <w:hyperlink w:history="1" r:id="rIdz2f1tv7cjxeilxdy3ubzm">
               <w:r>
                 <w:rPr>
                   <w:rFonts w:ascii="Arial" w:cs="Arial" w:eastAsia="Arial" w:hAnsi="Arial"/>
@@ -25281,7 +25281,7 @@
             <w:pPr>
               <w:spacing w:after="20" w:before="0"/>
             </w:pPr>
-            <w:hyperlink w:history="1" r:id="rId0unadp4da0kp63lqr0u75">
+            <w:hyperlink w:history="1" r:id="rIds2pm01zc3sn9z3w__y6qu">
               <w:r>
                 <w:rPr>
                   <w:rFonts w:ascii="Arial" w:cs="Arial" w:eastAsia="Arial" w:hAnsi="Arial"/>
@@ -25314,7 +25314,7 @@
               <w:spacing w:after="10" w:before="0"/>
               <w:ind w:left="120"/>
             </w:pPr>
-            <w:hyperlink w:history="1" r:id="rId_zx68ow03r8jmoqo0yzk2">
+            <w:hyperlink w:history="1" r:id="rIdd1ktujuqnubccl_tno9eb">
               <w:r>
                 <w:rPr>
                   <w:rFonts w:ascii="Arial" w:cs="Arial" w:eastAsia="Arial" w:hAnsi="Arial"/>
@@ -25359,7 +25359,7 @@
             <w:pPr>
               <w:spacing w:after="20" w:before="0"/>
             </w:pPr>
-            <w:hyperlink w:history="1" r:id="rIdml_eud0slyq_vvdkassel">
+            <w:hyperlink w:history="1" r:id="rIdd-t40vi25svquurnegtpr">
               <w:r>
                 <w:rPr>
                   <w:rFonts w:ascii="Arial" w:cs="Arial" w:eastAsia="Arial" w:hAnsi="Arial"/>
@@ -25392,7 +25392,7 @@
               <w:spacing w:after="10" w:before="0"/>
               <w:ind w:left="120"/>
             </w:pPr>
-            <w:hyperlink w:history="1" r:id="rIdrxdjei7afmrzhx15p5lpb">
+            <w:hyperlink w:history="1" r:id="rIdzlroeinxp10gvji_v9vog">
               <w:r>
                 <w:rPr>
                   <w:rFonts w:ascii="Arial" w:cs="Arial" w:eastAsia="Arial" w:hAnsi="Arial"/>
@@ -25587,7 +25587,7 @@
             <w:pPr>
               <w:spacing w:after="20" w:before="0"/>
             </w:pPr>
-            <w:hyperlink w:history="1" r:id="rIdjqxz3ctjuosib2en4waxu">
+            <w:hyperlink w:history="1" r:id="rId05gogs6lqpt2ofpat_qdm">
               <w:r>
                 <w:rPr>
                   <w:rFonts w:ascii="Arial" w:cs="Arial" w:eastAsia="Arial" w:hAnsi="Arial"/>
@@ -25620,7 +25620,7 @@
               <w:spacing w:after="10" w:before="0"/>
               <w:ind w:left="120"/>
             </w:pPr>
-            <w:hyperlink w:history="1" r:id="rIdxqsxr7pykyizm82tgsx9w">
+            <w:hyperlink w:history="1" r:id="rIdlhqacx0ofc4rcfpqy-mbz">
               <w:r>
                 <w:rPr>
                   <w:rFonts w:ascii="Arial" w:cs="Arial" w:eastAsia="Arial" w:hAnsi="Arial"/>
@@ -25665,7 +25665,7 @@
             <w:pPr>
               <w:spacing w:after="20" w:before="0"/>
             </w:pPr>
-            <w:hyperlink w:history="1" r:id="rIdkmselgnnxvaixpssbedwo">
+            <w:hyperlink w:history="1" r:id="rIdkgya94_kz1xmsxn9crrp4">
               <w:r>
                 <w:rPr>
                   <w:rFonts w:ascii="Arial" w:cs="Arial" w:eastAsia="Arial" w:hAnsi="Arial"/>
@@ -25698,7 +25698,7 @@
               <w:spacing w:after="10" w:before="0"/>
               <w:ind w:left="120"/>
             </w:pPr>
-            <w:hyperlink w:history="1" r:id="rIduqfsstqsgqvzjrtbaterp">
+            <w:hyperlink w:history="1" r:id="rIdjet1-b-ijv01acahj0p9-">
               <w:r>
                 <w:rPr>
                   <w:rFonts w:ascii="Arial" w:cs="Arial" w:eastAsia="Arial" w:hAnsi="Arial"/>
@@ -25893,7 +25893,7 @@
             <w:pPr>
               <w:spacing w:after="20" w:before="0"/>
             </w:pPr>
-            <w:hyperlink w:history="1" r:id="rIdlqi1_pdkvpkhxrcof3pl0">
+            <w:hyperlink w:history="1" r:id="rIds82rlifpzzwhj_tka9spb">
               <w:r>
                 <w:rPr>
                   <w:rFonts w:ascii="Arial" w:cs="Arial" w:eastAsia="Arial" w:hAnsi="Arial"/>
@@ -25926,7 +25926,7 @@
               <w:spacing w:after="10" w:before="0"/>
               <w:ind w:left="120"/>
             </w:pPr>
-            <w:hyperlink w:history="1" r:id="rIdv0ot1nszalthhdgouqadb">
+            <w:hyperlink w:history="1" r:id="rIdw0234obxd6bporlyrgywl">
               <w:r>
                 <w:rPr>
                   <w:rFonts w:ascii="Arial" w:cs="Arial" w:eastAsia="Arial" w:hAnsi="Arial"/>
@@ -25971,7 +25971,7 @@
             <w:pPr>
               <w:spacing w:after="20" w:before="0"/>
             </w:pPr>
-            <w:hyperlink w:history="1" r:id="rIdxhvxygo1vu_utrcnkotbg">
+            <w:hyperlink w:history="1" r:id="rIdi-0nfi0kso3x7lhsp_up_">
               <w:r>
                 <w:rPr>
                   <w:rFonts w:ascii="Arial" w:cs="Arial" w:eastAsia="Arial" w:hAnsi="Arial"/>
@@ -26004,7 +26004,7 @@
               <w:spacing w:after="10" w:before="0"/>
               <w:ind w:left="120"/>
             </w:pPr>
-            <w:hyperlink w:history="1" r:id="rIdurqihfbs0trreajcn1fen">
+            <w:hyperlink w:history="1" r:id="rIdckfushoo8cinwhtbqcrkc">
               <w:r>
                 <w:rPr>
                   <w:rFonts w:ascii="Arial" w:cs="Arial" w:eastAsia="Arial" w:hAnsi="Arial"/>
@@ -26516,7 +26516,7 @@
         </w:rPr>
         <w:t xml:space="preserve">© 2026 SeaVuria and ARES. Aligned with KICD objectives. Developed by SeaVuria; technical implementation by ARES (with AI assistance from Claude). Licensed under </w:t>
       </w:r>
-      <w:hyperlink w:history="1" r:id="rIdacyixpyc_dl9zelh3oesf">
+      <w:hyperlink w:history="1" r:id="rId017zj8g9n8tvxgj7lkuj6">
         <w:r>
           <w:rPr>
             <w:rFonts w:ascii="Arial" w:cs="Arial" w:eastAsia="Arial" w:hAnsi="Arial"/>
@@ -26537,7 +26537,7 @@
         </w:rPr>
         <w:t xml:space="preserve"> (</w:t>
       </w:r>
-      <w:hyperlink w:history="1" r:id="rIdoxq68eh_zqy4twmogvcei">
+      <w:hyperlink w:history="1" r:id="rId_bt_l587pfoiuihv1ndn3">
         <w:r>
           <w:rPr>
             <w:rFonts w:ascii="Arial" w:cs="Arial" w:eastAsia="Arial" w:hAnsi="Arial"/>

--- a/data/outputs/v2/Core_Mathematics/SS1.2_Indices_and_Logarithms/Core_Mathematics_Indices_and_Logarithms_CBE_LessonSequence.docx
+++ b/data/outputs/v2/Core_Mathematics/SS1.2_Indices_and_Logarithms/Core_Mathematics_Indices_and_Logarithms_CBE_LessonSequence.docx
@@ -2405,7 +2405,7 @@
         </w:rPr>
         <w:t xml:space="preserve">© 2026 SeaVuria and ARES. This work is licensed under a </w:t>
       </w:r>
-      <w:hyperlink w:history="1" r:id="rIdlpiq78s0hxy2ujmigoajc">
+      <w:hyperlink w:history="1" r:id="rIdp8t-opi42k8z5o3uwpumt">
         <w:r>
           <w:rPr>
             <w:rFonts w:ascii="Arial" w:cs="Arial" w:eastAsia="Arial" w:hAnsi="Arial"/>
@@ -2425,7 +2425,7 @@
         </w:rPr>
         <w:t xml:space="preserve"> (</w:t>
       </w:r>
-      <w:hyperlink w:history="1" r:id="rIdo3obvbvy5vtgjiccb-spp">
+      <w:hyperlink w:history="1" r:id="rIdwylmzgmt4lszifmbrkubt">
         <w:r>
           <w:rPr>
             <w:rFonts w:ascii="Arial" w:cs="Arial" w:eastAsia="Arial" w:hAnsi="Arial"/>
@@ -2445,7 +2445,7 @@
         </w:rPr>
         <w:t xml:space="preserve">). To view a copy of this license, visit </w:t>
       </w:r>
-      <w:hyperlink w:history="1" r:id="rIddmtum_qoa37ohujvavq7e">
+      <w:hyperlink w:history="1" r:id="rIdz-erg25qlq-jz-00gn-3d">
         <w:r>
           <w:rPr>
             <w:rFonts w:ascii="Arial" w:cs="Arial" w:eastAsia="Arial" w:hAnsi="Arial"/>
@@ -3457,7 +3457,1231 @@
             <w:pPr>
               <w:spacing w:after="20" w:before="0"/>
             </w:pPr>
-            <w:hyperlink w:history="1" r:id="rIdij1ftkko4n2radpbkru4o">
+            <w:hyperlink w:history="1" r:id="rIdghhelcyp1qqrljfjf7b2o">
+              <w:r>
+                <w:rPr>
+                  <w:rFonts w:ascii="Arial" w:cs="Arial" w:eastAsia="Arial" w:hAnsi="Arial"/>
+                  <w:color w:val="2E75B6"/>
+                  <w:sz w:val="16"/>
+                  <w:szCs w:val="16"/>
+                  <w:u w:val="single" w:color="2E75B6"/>
+                </w:rPr>
+                <w:t xml:space="preserve">Zero and Negative Exponent Properties - Overview</w:t>
+              </w:r>
+            </w:hyperlink>
+          </w:p>
+          <w:p>
+            <w:pPr>
+              <w:spacing w:after="10" w:before="0"/>
+              <w:ind w:left="120"/>
+            </w:pPr>
+            <w:r>
+              <w:rPr>
+                <w:rFonts w:ascii="Arial" w:cs="Arial" w:eastAsia="Arial" w:hAnsi="Arial"/>
+                <w:color w:val="595959"/>
+                <w:sz w:val="14"/>
+                <w:szCs w:val="14"/>
+              </w:rPr>
+              <w:t xml:space="preserve">Source: CK-12</w:t>
+            </w:r>
+          </w:p>
+          <w:p>
+            <w:pPr>
+              <w:spacing w:after="10" w:before="0"/>
+              <w:ind w:left="120"/>
+            </w:pPr>
+            <w:hyperlink w:history="1" r:id="rId9adqcci1i0ttij2sthhtd">
+              <w:r>
+                <w:rPr>
+                  <w:rFonts w:ascii="Arial" w:cs="Arial" w:eastAsia="Arial" w:hAnsi="Arial"/>
+                  <w:color w:val="595959"/>
+                  <w:sz w:val="14"/>
+                  <w:szCs w:val="14"/>
+                  <w:u w:val="single" w:color="595959"/>
+                </w:rPr>
+                <w:t xml:space="preserve">🔍 Search ARES for similar videos</w:t>
+              </w:r>
+            </w:hyperlink>
+          </w:p>
+          <w:p>
+            <w:pPr>
+              <w:spacing w:after="40" w:before="0"/>
+            </w:pPr>
+            <w:r>
+              <w:rPr>
+                <w:sz w:val="14"/>
+                <w:szCs w:val="14"/>
+              </w:rPr>
+              <w:t xml:space="preserve"/>
+            </w:r>
+          </w:p>
+          <w:p>
+            <w:pPr>
+              <w:spacing w:after="20" w:before="0"/>
+            </w:pPr>
+            <w:r>
+              <w:rPr>
+                <w:rFonts w:ascii="Arial" w:cs="Arial" w:eastAsia="Arial" w:hAnsi="Arial"/>
+                <w:b/>
+                <w:bCs/>
+                <w:color w:val="1F3864"/>
+                <w:sz w:val="16"/>
+                <w:szCs w:val="16"/>
+              </w:rPr>
+              <w:t xml:space="preserve">📖 EXERCISE:</w:t>
+            </w:r>
+          </w:p>
+          <w:p>
+            <w:pPr>
+              <w:spacing w:after="20" w:before="0"/>
+            </w:pPr>
+            <w:hyperlink w:history="1" r:id="rIdygfcmhlan2xm-5qc7lswr">
+              <w:r>
+                <w:rPr>
+                  <w:rFonts w:ascii="Arial" w:cs="Arial" w:eastAsia="Arial" w:hAnsi="Arial"/>
+                  <w:color w:val="2E75B6"/>
+                  <w:sz w:val="16"/>
+                  <w:szCs w:val="16"/>
+                  <w:u w:val="single" w:color="2E75B6"/>
+                </w:rPr>
+                <w:t xml:space="preserve">Negative exponents</w:t>
+              </w:r>
+            </w:hyperlink>
+          </w:p>
+          <w:p>
+            <w:pPr>
+              <w:spacing w:after="10" w:before="0"/>
+              <w:ind w:left="120"/>
+            </w:pPr>
+            <w:r>
+              <w:rPr>
+                <w:rFonts w:ascii="Arial" w:cs="Arial" w:eastAsia="Arial" w:hAnsi="Arial"/>
+                <w:color w:val="595959"/>
+                <w:sz w:val="14"/>
+                <w:szCs w:val="14"/>
+              </w:rPr>
+              <w:t xml:space="preserve">Source: Khan Academy (English - US curriculum)</w:t>
+            </w:r>
+          </w:p>
+          <w:p>
+            <w:pPr>
+              <w:spacing w:after="10" w:before="0"/>
+              <w:ind w:left="120"/>
+            </w:pPr>
+            <w:hyperlink w:history="1" r:id="rIdqfkouti02cfnqfgr_agtk">
+              <w:r>
+                <w:rPr>
+                  <w:rFonts w:ascii="Arial" w:cs="Arial" w:eastAsia="Arial" w:hAnsi="Arial"/>
+                  <w:color w:val="595959"/>
+                  <w:sz w:val="14"/>
+                  <w:szCs w:val="14"/>
+                  <w:u w:val="single" w:color="595959"/>
+                </w:rPr>
+                <w:t xml:space="preserve">🔍 Search ARES for similar readings</w:t>
+              </w:r>
+            </w:hyperlink>
+          </w:p>
+        </w:tc>
+        <w:tc>
+          <w:tcPr>
+            <w:tcW w:type="dxa" w:w="3040"/>
+            <w:shd w:fill="FFFFFF" w:color="auto" w:val="clear"/>
+            <w:tcMar>
+              <w:top w:type="dxa" w:w="60"/>
+              <w:left w:type="dxa" w:w="120"/>
+              <w:bottom w:type="dxa" w:w="60"/>
+              <w:right w:type="dxa" w:w="120"/>
+            </w:tcMar>
+            <w:vAlign w:val="top"/>
+          </w:tcPr>
+          <w:p>
+            <w:pPr>
+              <w:spacing w:after="40" w:before="0"/>
+              <w:jc w:val="left"/>
+            </w:pPr>
+            <w:r>
+              <w:rPr>
+                <w:rFonts w:ascii="Arial" w:cs="Arial" w:eastAsia="Arial" w:hAnsi="Arial"/>
+                <w:b w:val="false"/>
+                <w:bCs w:val="false"/>
+                <w:i w:val="false"/>
+                <w:iCs w:val="false"/>
+                <w:color w:val="000000"/>
+                <w:sz w:val="18"/>
+                <w:szCs w:val="18"/>
+              </w:rPr>
+              <w:t xml:space="preserve">Learners are shown a projected or printed 'Phenomenon Card' describing the Kericho tea farm scenario: 'One tea plant on Chai Bora Estate in Kericho produces 2³ grams of processed tea per harvest cycle. The estate has 2¹⁰ plants. The farm manager tries to calculate total production by hand — the numbers get unwieldy. A second farmer completes the same calculation in under two minutes using a four-figure logarithm table.' Learners are shown the two side-by-side worked examples (long multiplication of 8 × 1024 shown as a six-digit column multiplication, and the same via log tables). Learners individually write responses to three Predict prompts on sticky notes or in their exercise books: (1) 'If one plant produces 2³ grams, how many grams would it produce if the exponent increased by 1, to 2⁴? What if the exponent decreased by 1, to 2²? Explain your reasoning in words.' (2) 'Without calculating, estimate: is 2¹⁰ closer to 100, 1 000, or 10 000? How did you decide?' (3) 'What is puzzling or surprising about the logarithm table method shown?' Learners write silently for 5 minutes, then share predictions with a shoulder partner (2 minutes). Teacher cold-calls 4 students to share — selecting one confident, one hesitant, and two mid-range — and records key predictions on the board under the heading 'OUR PREDICTIONS — we will test these!'</w:t>
+            </w:r>
+          </w:p>
+        </w:tc>
+        <w:tc>
+          <w:tcPr>
+            <w:tcW w:type="dxa" w:w="3040"/>
+            <w:shd w:fill="F2F2F2" w:color="auto" w:val="clear"/>
+            <w:tcMar>
+              <w:top w:type="dxa" w:w="60"/>
+              <w:left w:type="dxa" w:w="120"/>
+              <w:bottom w:type="dxa" w:w="60"/>
+              <w:right w:type="dxa" w:w="120"/>
+            </w:tcMar>
+            <w:vAlign w:val="top"/>
+          </w:tcPr>
+          <w:p>
+            <w:pPr>
+              <w:spacing w:after="40" w:before="0"/>
+              <w:jc w:val="left"/>
+            </w:pPr>
+            <w:r>
+              <w:rPr>
+                <w:rFonts w:ascii="Arial" w:cs="Arial" w:eastAsia="Arial" w:hAnsi="Arial"/>
+                <w:b w:val="false"/>
+                <w:bCs w:val="false"/>
+                <w:i w:val="false"/>
+                <w:iCs w:val="false"/>
+                <w:color w:val="000000"/>
+                <w:sz w:val="18"/>
+                <w:szCs w:val="18"/>
+              </w:rPr>
+              <w:t xml:space="preserve">Display the Phenomenon Card on the board or distribute printed copies. Say verbatim: 'Before I tell you anything, I want you to think like the Kericho farm manager. Read this card carefully.' Allow 2 minutes of silent reading. Then say: 'Now write your predictions — do not worry about being right. In mathematics, a brave wrong prediction is more valuable than silence.' Set a visible 5-minute timer. Circulate and observe written predictions without correcting — note 2–3 interesting or misconception-revealing responses for later cold-call. After partner share, cold-call exactly 4 students: 'Achieng, what did you and your partner predict for the first question?' (WAIT 12 seconds.) Record responses verbatim on the board. Do NOT evaluate — say: 'Thank you — we will return to that prediction before the end of today.' Repeat for Mutua, Njeri, and Odhiambo. Underline any responses that use the word 'double' or 'half' — these are gold for the Explain phase. Close the phase by saying: 'Hold your predictions. Let us now gather some evidence.'</w:t>
+            </w:r>
+          </w:p>
+        </w:tc>
+        <w:tc>
+          <w:tcPr>
+            <w:tcW w:type="dxa" w:w="3040"/>
+            <w:shd w:fill="FFFFFF" w:color="auto" w:val="clear"/>
+            <w:tcMar>
+              <w:top w:type="dxa" w:w="60"/>
+              <w:left w:type="dxa" w:w="120"/>
+              <w:bottom w:type="dxa" w:w="60"/>
+              <w:right w:type="dxa" w:w="120"/>
+            </w:tcMar>
+            <w:vAlign w:val="top"/>
+          </w:tcPr>
+          <w:p>
+            <w:pPr>
+              <w:spacing w:after="40" w:before="0"/>
+              <w:jc w:val="left"/>
+            </w:pPr>
+            <w:r>
+              <w:rPr>
+                <w:rFonts w:ascii="Arial" w:cs="Arial" w:eastAsia="Arial" w:hAnsi="Arial"/>
+                <w:b w:val="false"/>
+                <w:bCs w:val="false"/>
+                <w:i w:val="false"/>
+                <w:iCs w:val="false"/>
+                <w:color w:val="000000"/>
+                <w:sz w:val="18"/>
+                <w:szCs w:val="18"/>
+              </w:rPr>
+              <w:t xml:space="preserve">Predict-then-Observe (anticipation guide format): By committing predictions to paper before instruction, learners activate prior knowledge about multiplication and powers, surface misconceptions about exponential growth (many will predict linear increase), and create cognitive dissonance that motivates the Observe phase. Recording predictions publicly on the board makes them accountable reference points throughout the lesson.</w:t>
+            </w:r>
+          </w:p>
+        </w:tc>
+        <w:tc>
+          <w:tcPr>
+            <w:tcW w:type="dxa" w:w="3040"/>
+            <w:shd w:fill="F2F2F2" w:color="auto" w:val="clear"/>
+            <w:tcMar>
+              <w:top w:type="dxa" w:w="60"/>
+              <w:left w:type="dxa" w:w="120"/>
+              <w:bottom w:type="dxa" w:w="60"/>
+              <w:right w:type="dxa" w:w="120"/>
+            </w:tcMar>
+            <w:vAlign w:val="top"/>
+          </w:tcPr>
+          <w:p>
+            <w:pPr>
+              <w:spacing w:after="40" w:before="0"/>
+              <w:jc w:val="left"/>
+            </w:pPr>
+            <w:r>
+              <w:rPr>
+                <w:rFonts w:ascii="Arial" w:cs="Arial" w:eastAsia="Arial" w:hAnsi="Arial"/>
+                <w:b w:val="false"/>
+                <w:bCs w:val="false"/>
+                <w:i w:val="false"/>
+                <w:iCs w:val="false"/>
+                <w:color w:val="000000"/>
+                <w:sz w:val="18"/>
+                <w:szCs w:val="18"/>
+              </w:rPr>
+              <w:t xml:space="preserve">Teacher circulates and scans written predictions. Observable indicators of prior understanding: (a) learner correctly states that 2⁴ = 16 and 2² = 4, demonstrating recall of powers of 2; (b) learner uses the word 'double' or 'twice' to describe the effect of increasing the exponent by 1 — indicates strong intuition about exponential growth; (c) learner writes 'I have no idea' or leaves blank — flags need for additional scaffolding during Observe phase. Teacher notes names of learners in category (c) for targeted questioning in Phase 2.</w:t>
+            </w:r>
+          </w:p>
+        </w:tc>
+      </w:tr>
+      <w:tr>
+        <w:tc>
+          <w:tcPr>
+            <w:tcW w:type="dxa" w:w="1520"/>
+            <w:shd w:fill="D9EEF1" w:color="auto" w:val="clear"/>
+            <w:tcMar>
+              <w:top w:type="dxa" w:w="60"/>
+              <w:left w:type="dxa" w:w="120"/>
+              <w:bottom w:type="dxa" w:w="60"/>
+              <w:right w:type="dxa" w:w="120"/>
+            </w:tcMar>
+            <w:vAlign w:val="top"/>
+          </w:tcPr>
+          <w:p>
+            <w:pPr>
+              <w:spacing w:after="40" w:before="0"/>
+              <w:jc w:val="left"/>
+            </w:pPr>
+            <w:r>
+              <w:rPr>
+                <w:rFonts w:ascii="Arial" w:cs="Arial" w:eastAsia="Arial" w:hAnsi="Arial"/>
+                <w:b/>
+                <w:bCs/>
+                <w:i w:val="false"/>
+                <w:iCs w:val="false"/>
+                <w:color w:val="000000"/>
+                <w:sz w:val="18"/>
+                <w:szCs w:val="18"/>
+              </w:rPr>
+              <w:t xml:space="preserve">Observe Phase</w:t>
+            </w:r>
+          </w:p>
+          <w:p>
+            <w:pPr>
+              <w:spacing w:after="20" w:before="0"/>
+            </w:pPr>
+            <w:r>
+              <w:rPr>
+                <w:rFonts w:ascii="Arial" w:cs="Arial" w:eastAsia="Arial" w:hAnsi="Arial"/>
+                <w:b/>
+                <w:bCs/>
+                <w:color w:val="1F3864"/>
+                <w:sz w:val="16"/>
+                <w:szCs w:val="16"/>
+              </w:rPr>
+              <w:t xml:space="preserve">📹 VIDEO:</w:t>
+            </w:r>
+          </w:p>
+          <w:p>
+            <w:pPr>
+              <w:spacing w:after="20" w:before="0"/>
+            </w:pPr>
+            <w:hyperlink w:history="1" r:id="rIdboquj1ej8fd2sfe9in8cx">
+              <w:r>
+                <w:rPr>
+                  <w:rFonts w:ascii="Arial" w:cs="Arial" w:eastAsia="Arial" w:hAnsi="Arial"/>
+                  <w:color w:val="2E75B6"/>
+                  <w:sz w:val="16"/>
+                  <w:szCs w:val="16"/>
+                  <w:u w:val="single" w:color="2E75B6"/>
+                </w:rPr>
+                <w:t xml:space="preserve">Negative exponents</w:t>
+              </w:r>
+            </w:hyperlink>
+          </w:p>
+          <w:p>
+            <w:pPr>
+              <w:spacing w:after="10" w:before="0"/>
+              <w:ind w:left="120"/>
+            </w:pPr>
+            <w:r>
+              <w:rPr>
+                <w:rFonts w:ascii="Arial" w:cs="Arial" w:eastAsia="Arial" w:hAnsi="Arial"/>
+                <w:color w:val="595959"/>
+                <w:sz w:val="14"/>
+                <w:szCs w:val="14"/>
+              </w:rPr>
+              <w:t xml:space="preserve">Source: Khan Academy (English - US curriculum)</w:t>
+            </w:r>
+          </w:p>
+          <w:p>
+            <w:pPr>
+              <w:spacing w:after="10" w:before="0"/>
+              <w:ind w:left="120"/>
+            </w:pPr>
+            <w:hyperlink w:history="1" r:id="rIdibvv9yv-ljcvojjzqsaw6">
+              <w:r>
+                <w:rPr>
+                  <w:rFonts w:ascii="Arial" w:cs="Arial" w:eastAsia="Arial" w:hAnsi="Arial"/>
+                  <w:color w:val="595959"/>
+                  <w:sz w:val="14"/>
+                  <w:szCs w:val="14"/>
+                  <w:u w:val="single" w:color="595959"/>
+                </w:rPr>
+                <w:t xml:space="preserve">🔍 Search ARES for similar videos</w:t>
+              </w:r>
+            </w:hyperlink>
+          </w:p>
+          <w:p>
+            <w:pPr>
+              <w:spacing w:after="40" w:before="0"/>
+            </w:pPr>
+            <w:r>
+              <w:rPr>
+                <w:sz w:val="14"/>
+                <w:szCs w:val="14"/>
+              </w:rPr>
+              <w:t xml:space="preserve"/>
+            </w:r>
+          </w:p>
+          <w:p>
+            <w:pPr>
+              <w:spacing w:after="20" w:before="0"/>
+            </w:pPr>
+            <w:r>
+              <w:rPr>
+                <w:rFonts w:ascii="Arial" w:cs="Arial" w:eastAsia="Arial" w:hAnsi="Arial"/>
+                <w:b/>
+                <w:bCs/>
+                <w:color w:val="1F3864"/>
+                <w:sz w:val="16"/>
+                <w:szCs w:val="16"/>
+              </w:rPr>
+              <w:t xml:space="preserve">📖 HTML:</w:t>
+            </w:r>
+          </w:p>
+          <w:p>
+            <w:pPr>
+              <w:spacing w:after="20" w:before="0"/>
+            </w:pPr>
+            <w:hyperlink w:history="1" r:id="rId281hj6flqevzd2dkoj8np">
+              <w:r>
+                <w:rPr>
+                  <w:rFonts w:ascii="Arial" w:cs="Arial" w:eastAsia="Arial" w:hAnsi="Arial"/>
+                  <w:color w:val="2E75B6"/>
+                  <w:sz w:val="16"/>
+                  <w:szCs w:val="16"/>
+                  <w:u w:val="single" w:color="2E75B6"/>
+                </w:rPr>
+                <w:t xml:space="preserve">Negative Exponents (Flexbook)</w:t>
+              </w:r>
+            </w:hyperlink>
+          </w:p>
+          <w:p>
+            <w:pPr>
+              <w:spacing w:after="10" w:before="0"/>
+              <w:ind w:left="120"/>
+            </w:pPr>
+            <w:r>
+              <w:rPr>
+                <w:rFonts w:ascii="Arial" w:cs="Arial" w:eastAsia="Arial" w:hAnsi="Arial"/>
+                <w:color w:val="595959"/>
+                <w:sz w:val="14"/>
+                <w:szCs w:val="14"/>
+              </w:rPr>
+              <w:t xml:space="preserve">Source: CK-12</w:t>
+            </w:r>
+          </w:p>
+          <w:p>
+            <w:pPr>
+              <w:spacing w:after="10" w:before="0"/>
+              <w:ind w:left="120"/>
+            </w:pPr>
+            <w:hyperlink w:history="1" r:id="rIdci9ltrpwcqutdfcyfwqjh">
+              <w:r>
+                <w:rPr>
+                  <w:rFonts w:ascii="Arial" w:cs="Arial" w:eastAsia="Arial" w:hAnsi="Arial"/>
+                  <w:color w:val="595959"/>
+                  <w:sz w:val="14"/>
+                  <w:szCs w:val="14"/>
+                  <w:u w:val="single" w:color="595959"/>
+                </w:rPr>
+                <w:t xml:space="preserve">🔍 Search ARES for similar readings</w:t>
+              </w:r>
+            </w:hyperlink>
+          </w:p>
+        </w:tc>
+        <w:tc>
+          <w:tcPr>
+            <w:tcW w:type="dxa" w:w="3040"/>
+            <w:shd w:fill="FFFFFF" w:color="auto" w:val="clear"/>
+            <w:tcMar>
+              <w:top w:type="dxa" w:w="60"/>
+              <w:left w:type="dxa" w:w="120"/>
+              <w:bottom w:type="dxa" w:w="60"/>
+              <w:right w:type="dxa" w:w="120"/>
+            </w:tcMar>
+            <w:vAlign w:val="top"/>
+          </w:tcPr>
+          <w:p>
+            <w:pPr>
+              <w:spacing w:after="40" w:before="0"/>
+              <w:jc w:val="left"/>
+            </w:pPr>
+            <w:r>
+              <w:rPr>
+                <w:rFonts w:ascii="Arial" w:cs="Arial" w:eastAsia="Arial" w:hAnsi="Arial"/>
+                <w:b w:val="false"/>
+                <w:bCs w:val="false"/>
+                <w:i w:val="false"/>
+                <w:iCs w:val="false"/>
+                <w:color w:val="000000"/>
+                <w:sz w:val="18"/>
+                <w:szCs w:val="18"/>
+              </w:rPr>
+              <w:t xml:space="preserve">Learners work through a structured Evidence Activity in pairs. Part A — Powers of 2 Table (8 minutes): Each pair receives (or draws) a table with two columns: Exponent (n) and Value of 2ⁿ. They complete the table for n = 0, 1, 2, 3, 4, 5, 6, 7, 8, 9, 10 by repeated doubling (no calculator needed for this range). They then answer: 'What happens each time n increases by 1? What happens each time n decreases by 1?' Learners record observations in their own words. Part B — Reciprocals in Context (7 minutes): The teacher projects or writes: 'If the full estate of 2¹⁰ = 1 024 plants produces a total of 8 192 grams, what fraction of the total does ONE plant produce?' Learners express this as a fraction (1/1024) and then as 1/2¹⁰. Teacher then asks: 'Can we write 1/2¹⁰ using an exponent?' Learners attempt to write it as 2⁻¹⁰, guided by the pattern they see in their table (they extend the table downward: 2⁰=1, 2⁻¹=½, 2⁻²=¼). Part C — Reciprocal Review (5 minutes): Learners individually find the reciprocal of: (a) 8, (b) 1/4, (c) 2³, (d) 5⁻¹. They write each reciprocal in two forms: fraction form and index form where possible.</w:t>
+            </w:r>
+          </w:p>
+        </w:tc>
+        <w:tc>
+          <w:tcPr>
+            <w:tcW w:type="dxa" w:w="3040"/>
+            <w:shd w:fill="F2F2F2" w:color="auto" w:val="clear"/>
+            <w:tcMar>
+              <w:top w:type="dxa" w:w="60"/>
+              <w:left w:type="dxa" w:w="120"/>
+              <w:bottom w:type="dxa" w:w="60"/>
+              <w:right w:type="dxa" w:w="120"/>
+            </w:tcMar>
+            <w:vAlign w:val="top"/>
+          </w:tcPr>
+          <w:p>
+            <w:pPr>
+              <w:spacing w:after="40" w:before="0"/>
+              <w:jc w:val="left"/>
+            </w:pPr>
+            <w:r>
+              <w:rPr>
+                <w:rFonts w:ascii="Arial" w:cs="Arial" w:eastAsia="Arial" w:hAnsi="Arial"/>
+                <w:b w:val="false"/>
+                <w:bCs w:val="false"/>
+                <w:i w:val="false"/>
+                <w:iCs w:val="false"/>
+                <w:color w:val="000000"/>
+                <w:sz w:val="18"/>
+                <w:szCs w:val="18"/>
+              </w:rPr>
+              <w:t xml:space="preserve">Distribute the Evidence Activity sheet (or write on board). For Part A, say: 'Do not use a calculator. Use only repeated doubling — this is how the Kericho farmer's brain should work.' After 5 minutes, pause and ask the whole class: 'Baraka, what pattern do you see in your table?' (WAIT 10 seconds.) After response, ask: 'Wanjiku, do you agree or disagree with Baraka — and why?' (WAIT 12 seconds.) For Part B, before revealing 2⁻¹⁰, say: 'Discuss with your partner — is there a way to write 1/2¹⁰ using the same base-and-exponent language we used for 2¹⁰? You have 2 minutes.' Cold-call 2 pairs. If no pair reaches 2⁻¹⁰ spontaneously, say: 'Look at your table. You went from 2⁰ downward. What is the pattern in the exponent column?' Guide through Socratic questioning: 'If 2¹ = 2 and 2⁰ = 1, what operation did we apply to 2 to get 1? So what should 2⁻¹ equal?' For Part C, circulate and place a tick (✓) beside correct index form answers. For any learner who writes 1/5 for 5⁻¹ but cannot connect to index form, quietly ask: 'What is the reciprocal of 5 in fraction form? Now compare: a⁻¹ = 1/a. What does that tell you about 5⁻¹?'</w:t>
+            </w:r>
+          </w:p>
+        </w:tc>
+        <w:tc>
+          <w:tcPr>
+            <w:tcW w:type="dxa" w:w="3040"/>
+            <w:shd w:fill="FFFFFF" w:color="auto" w:val="clear"/>
+            <w:tcMar>
+              <w:top w:type="dxa" w:w="60"/>
+              <w:left w:type="dxa" w:w="120"/>
+              <w:bottom w:type="dxa" w:w="60"/>
+              <w:right w:type="dxa" w:w="120"/>
+            </w:tcMar>
+            <w:vAlign w:val="top"/>
+          </w:tcPr>
+          <w:p>
+            <w:pPr>
+              <w:spacing w:after="40" w:before="0"/>
+              <w:jc w:val="left"/>
+            </w:pPr>
+            <w:r>
+              <w:rPr>
+                <w:rFonts w:ascii="Arial" w:cs="Arial" w:eastAsia="Arial" w:hAnsi="Arial"/>
+                <w:b w:val="false"/>
+                <w:bCs w:val="false"/>
+                <w:i w:val="false"/>
+                <w:iCs w:val="false"/>
+                <w:color w:val="000000"/>
+                <w:sz w:val="18"/>
+                <w:szCs w:val="18"/>
+              </w:rPr>
+              <w:t xml:space="preserve">Structured Evidence Table with Pattern Extension: Learners build empirical evidence by computing powers of 2 through repeated doubling — a concrete, low-tech process that mirrors what the Kericho farmer does mentally. Extending the table into negative exponents leverages the observed pattern (÷2 each row going down) rather than abstract rule-stating, making the definition a⁻ⁿ = 1/aⁿ feel discovered rather than imposed. This is the NGSS Science and Engineering Practice of 'Analyzing and Interpreting Data.'</w:t>
+            </w:r>
+          </w:p>
+        </w:tc>
+        <w:tc>
+          <w:tcPr>
+            <w:tcW w:type="dxa" w:w="3040"/>
+            <w:shd w:fill="F2F2F2" w:color="auto" w:val="clear"/>
+            <w:tcMar>
+              <w:top w:type="dxa" w:w="60"/>
+              <w:left w:type="dxa" w:w="120"/>
+              <w:bottom w:type="dxa" w:w="60"/>
+              <w:right w:type="dxa" w:w="120"/>
+            </w:tcMar>
+            <w:vAlign w:val="top"/>
+          </w:tcPr>
+          <w:p>
+            <w:pPr>
+              <w:spacing w:after="40" w:before="0"/>
+              <w:jc w:val="left"/>
+            </w:pPr>
+            <w:r>
+              <w:rPr>
+                <w:rFonts w:ascii="Arial" w:cs="Arial" w:eastAsia="Arial" w:hAnsi="Arial"/>
+                <w:b w:val="false"/>
+                <w:bCs w:val="false"/>
+                <w:i w:val="false"/>
+                <w:iCs w:val="false"/>
+                <w:color w:val="000000"/>
+                <w:sz w:val="18"/>
+                <w:szCs w:val="18"/>
+              </w:rPr>
+              <w:t xml:space="preserve">Observable indicators: (a) Learner correctly completes the powers-of-2 table with no errors from 2⁰ to 2¹⁰ — meets expectations for knowledge of index notation; (b) Learner spontaneously extends table to 2⁻¹ = 0.5 or ½ without prompting — exceeds expectations; (c) Learner writes 2⁻¹⁰ correctly for 1/1024 — meets expectation on negative index rule; (d) For Part C, learner correctly gives both fraction form AND index form for all four — meets expectation. Teacher collects Part C responses (quick scan of books) at end of phase to sort learners into 'secure,' 'developing,' and 'needs support' groups for the Explain phase.</w:t>
+            </w:r>
+          </w:p>
+        </w:tc>
+      </w:tr>
+      <w:tr>
+        <w:tc>
+          <w:tcPr>
+            <w:tcW w:type="dxa" w:w="1520"/>
+            <w:shd w:fill="E2EFDA" w:color="auto" w:val="clear"/>
+            <w:tcMar>
+              <w:top w:type="dxa" w:w="60"/>
+              <w:left w:type="dxa" w:w="120"/>
+              <w:bottom w:type="dxa" w:w="60"/>
+              <w:right w:type="dxa" w:w="120"/>
+            </w:tcMar>
+            <w:vAlign w:val="top"/>
+          </w:tcPr>
+          <w:p>
+            <w:pPr>
+              <w:spacing w:after="40" w:before="0"/>
+              <w:jc w:val="left"/>
+            </w:pPr>
+            <w:r>
+              <w:rPr>
+                <w:rFonts w:ascii="Arial" w:cs="Arial" w:eastAsia="Arial" w:hAnsi="Arial"/>
+                <w:b/>
+                <w:bCs/>
+                <w:i w:val="false"/>
+                <w:iCs w:val="false"/>
+                <w:color w:val="000000"/>
+                <w:sz w:val="18"/>
+                <w:szCs w:val="18"/>
+              </w:rPr>
+              <w:t xml:space="preserve">Explain Phase</w:t>
+            </w:r>
+          </w:p>
+          <w:p>
+            <w:pPr>
+              <w:spacing w:after="20" w:before="0"/>
+            </w:pPr>
+            <w:r>
+              <w:rPr>
+                <w:rFonts w:ascii="Arial" w:cs="Arial" w:eastAsia="Arial" w:hAnsi="Arial"/>
+                <w:b/>
+                <w:bCs/>
+                <w:color w:val="1F3864"/>
+                <w:sz w:val="16"/>
+                <w:szCs w:val="16"/>
+              </w:rPr>
+              <w:t xml:space="preserve">📹 VIDEO:</w:t>
+            </w:r>
+          </w:p>
+          <w:p>
+            <w:pPr>
+              <w:spacing w:after="20" w:before="0"/>
+            </w:pPr>
+            <w:hyperlink w:history="1" r:id="rIdeblyer_4_lkqatz5puas2">
+              <w:r>
+                <w:rPr>
+                  <w:rFonts w:ascii="Arial" w:cs="Arial" w:eastAsia="Arial" w:hAnsi="Arial"/>
+                  <w:color w:val="2E75B6"/>
+                  <w:sz w:val="16"/>
+                  <w:szCs w:val="16"/>
+                  <w:u w:val="single" w:color="2E75B6"/>
+                </w:rPr>
+                <w:t xml:space="preserve">Zero and Negative Exponent Properties - Overview</w:t>
+              </w:r>
+            </w:hyperlink>
+          </w:p>
+          <w:p>
+            <w:pPr>
+              <w:spacing w:after="10" w:before="0"/>
+              <w:ind w:left="120"/>
+            </w:pPr>
+            <w:r>
+              <w:rPr>
+                <w:rFonts w:ascii="Arial" w:cs="Arial" w:eastAsia="Arial" w:hAnsi="Arial"/>
+                <w:color w:val="595959"/>
+                <w:sz w:val="14"/>
+                <w:szCs w:val="14"/>
+              </w:rPr>
+              <w:t xml:space="preserve">Source: CK-12</w:t>
+            </w:r>
+          </w:p>
+          <w:p>
+            <w:pPr>
+              <w:spacing w:after="10" w:before="0"/>
+              <w:ind w:left="120"/>
+            </w:pPr>
+            <w:hyperlink w:history="1" r:id="rIdtlvxhvvuy1xvr9ohvtfjt">
+              <w:r>
+                <w:rPr>
+                  <w:rFonts w:ascii="Arial" w:cs="Arial" w:eastAsia="Arial" w:hAnsi="Arial"/>
+                  <w:color w:val="595959"/>
+                  <w:sz w:val="14"/>
+                  <w:szCs w:val="14"/>
+                  <w:u w:val="single" w:color="595959"/>
+                </w:rPr>
+                <w:t xml:space="preserve">🔍 Search ARES for similar videos</w:t>
+              </w:r>
+            </w:hyperlink>
+          </w:p>
+          <w:p>
+            <w:pPr>
+              <w:spacing w:after="40" w:before="0"/>
+            </w:pPr>
+            <w:r>
+              <w:rPr>
+                <w:sz w:val="14"/>
+                <w:szCs w:val="14"/>
+              </w:rPr>
+              <w:t xml:space="preserve"/>
+            </w:r>
+          </w:p>
+          <w:p>
+            <w:pPr>
+              <w:spacing w:after="20" w:before="0"/>
+            </w:pPr>
+            <w:r>
+              <w:rPr>
+                <w:rFonts w:ascii="Arial" w:cs="Arial" w:eastAsia="Arial" w:hAnsi="Arial"/>
+                <w:b/>
+                <w:bCs/>
+                <w:color w:val="1F3864"/>
+                <w:sz w:val="16"/>
+                <w:szCs w:val="16"/>
+              </w:rPr>
+              <w:t xml:space="preserve">📖 EXERCISE:</w:t>
+            </w:r>
+          </w:p>
+          <w:p>
+            <w:pPr>
+              <w:spacing w:after="20" w:before="0"/>
+            </w:pPr>
+            <w:hyperlink w:history="1" r:id="rIdhgafcghm5d37ogcwhcjfe">
+              <w:r>
+                <w:rPr>
+                  <w:rFonts w:ascii="Arial" w:cs="Arial" w:eastAsia="Arial" w:hAnsi="Arial"/>
+                  <w:color w:val="2E75B6"/>
+                  <w:sz w:val="16"/>
+                  <w:szCs w:val="16"/>
+                  <w:u w:val="single" w:color="2E75B6"/>
+                </w:rPr>
+                <w:t xml:space="preserve">Negative Exponents Practice</w:t>
+              </w:r>
+            </w:hyperlink>
+          </w:p>
+          <w:p>
+            <w:pPr>
+              <w:spacing w:after="10" w:before="0"/>
+              <w:ind w:left="120"/>
+            </w:pPr>
+            <w:r>
+              <w:rPr>
+                <w:rFonts w:ascii="Arial" w:cs="Arial" w:eastAsia="Arial" w:hAnsi="Arial"/>
+                <w:color w:val="595959"/>
+                <w:sz w:val="14"/>
+                <w:szCs w:val="14"/>
+              </w:rPr>
+              <w:t xml:space="preserve">Source: CK-12</w:t>
+            </w:r>
+          </w:p>
+          <w:p>
+            <w:pPr>
+              <w:spacing w:after="10" w:before="0"/>
+              <w:ind w:left="120"/>
+            </w:pPr>
+            <w:hyperlink w:history="1" r:id="rIdzla63_yfzh2datgsdxmb7">
+              <w:r>
+                <w:rPr>
+                  <w:rFonts w:ascii="Arial" w:cs="Arial" w:eastAsia="Arial" w:hAnsi="Arial"/>
+                  <w:color w:val="595959"/>
+                  <w:sz w:val="14"/>
+                  <w:szCs w:val="14"/>
+                  <w:u w:val="single" w:color="595959"/>
+                </w:rPr>
+                <w:t xml:space="preserve">🔍 Search ARES for similar readings</w:t>
+              </w:r>
+            </w:hyperlink>
+          </w:p>
+        </w:tc>
+        <w:tc>
+          <w:tcPr>
+            <w:tcW w:type="dxa" w:w="3040"/>
+            <w:shd w:fill="FFFFFF" w:color="auto" w:val="clear"/>
+            <w:tcMar>
+              <w:top w:type="dxa" w:w="60"/>
+              <w:left w:type="dxa" w:w="120"/>
+              <w:bottom w:type="dxa" w:w="60"/>
+              <w:right w:type="dxa" w:w="120"/>
+            </w:tcMar>
+            <w:vAlign w:val="top"/>
+          </w:tcPr>
+          <w:p>
+            <w:pPr>
+              <w:spacing w:after="40" w:before="0"/>
+              <w:jc w:val="left"/>
+            </w:pPr>
+            <w:r>
+              <w:rPr>
+                <w:rFonts w:ascii="Arial" w:cs="Arial" w:eastAsia="Arial" w:hAnsi="Arial"/>
+                <w:b w:val="false"/>
+                <w:bCs w:val="false"/>
+                <w:i w:val="false"/>
+                <w:iCs w:val="false"/>
+                <w:color w:val="000000"/>
+                <w:sz w:val="18"/>
+                <w:szCs w:val="18"/>
+              </w:rPr>
+              <w:t xml:space="preserve">The class reconvenes for sensemaking. The teacher formalises the three concepts that emerged from the Observe phase, always anchoring to the Kericho phenomenon. Step 1 — Reciprocals (5 minutes): Learners copy and complete a structured note: 'The reciprocal of a real number a is 1/a, and a × (1/a) = 1. The reciprocal of 2¹⁰ (the number of plants) is 1/2¹⁰ — the fraction of the estate's total production that one single plant contributes.' Step 2 — Index Notation and the Laws of Negative Indices (8 minutes): Teacher writes on board: a⁻ⁿ = 1/aⁿ and a⁻¹ = 1/a. Learners work three guided examples: (i) Write 2⁻³ as a fraction and evaluate. (ii) Write 1/125 in index form using base 5. (iii) A tea pest destroys half the estate each season — if the estate had 2¹⁰ plants, express the surviving plants after 3 seasons of halving, using negative indices. Step 3 — Connecting to the Phenomenon (7 minutes): Learners return to their original predictions from Phase 1. Teacher asks: 'Raise your hand if your prediction about what happens when the exponent increases by 1 was correct.' Learners amend their prediction sticky notes in a different colour. Teacher draws the key conceptual bridge on the board: [2ⁿ] → [×2] → [2ⁿ⁺¹] and [2ⁿ] → [÷2 = ×½ = ×2⁻¹] → [2ⁿ⁻¹]. Learners write this bridge in their own words in the 'Explain' section of their exercise book.</w:t>
+            </w:r>
+          </w:p>
+        </w:tc>
+        <w:tc>
+          <w:tcPr>
+            <w:tcW w:type="dxa" w:w="3040"/>
+            <w:shd w:fill="F2F2F2" w:color="auto" w:val="clear"/>
+            <w:tcMar>
+              <w:top w:type="dxa" w:w="60"/>
+              <w:left w:type="dxa" w:w="120"/>
+              <w:bottom w:type="dxa" w:w="60"/>
+              <w:right w:type="dxa" w:w="120"/>
+            </w:tcMar>
+            <w:vAlign w:val="top"/>
+          </w:tcPr>
+          <w:p>
+            <w:pPr>
+              <w:spacing w:after="40" w:before="0"/>
+              <w:jc w:val="left"/>
+            </w:pPr>
+            <w:r>
+              <w:rPr>
+                <w:rFonts w:ascii="Arial" w:cs="Arial" w:eastAsia="Arial" w:hAnsi="Arial"/>
+                <w:b w:val="false"/>
+                <w:bCs w:val="false"/>
+                <w:i w:val="false"/>
+                <w:iCs w:val="false"/>
+                <w:color w:val="000000"/>
+                <w:sz w:val="18"/>
+                <w:szCs w:val="18"/>
+              </w:rPr>
+              <w:t xml:space="preserve">Begin Step 1 by saying: 'Let us now give precise mathematical language to what you observed.' Write 'RECIPROCAL' in large letters. Say: 'Otieno, from your table — what is the reciprocal of 2¹⁰ in fraction form?' (WAIT 12 seconds.) After correct response: 'Good. Now Fatuma — can you write that same fraction using a negative exponent, based on the pattern you found?' (WAIT 15 seconds.) In Step 2, do NOT simply state the rule — write a⁻ⁿ = 1/aⁿ and say: 'This is the formal statement of the pattern you discovered. Let us test it on three problems.' Work Example (i) as a class. For Example (ii), say: 'Try this independently — you have 90 seconds. Go.' Cold-call one learner after 90 seconds. For Example (iii) — the pest problem — say: 'This is harder. Discuss in your group of three. You have 2 minutes.' Cold-call one group spokesperson. In Step 3, before asking for hands, say: 'Look at your prediction from Phase 1. In silence, decide: was it correct, partially correct, or wrong? Mark it honestly in pencil.' (WAIT 20 seconds of silent reflection.) Then invite 3 cold-calls: one correct predictor, one partially correct, one wrong — affirming all three as valuable: 'A corrected prediction is a sign of genuine learning.'</w:t>
+            </w:r>
+          </w:p>
+        </w:tc>
+        <w:tc>
+          <w:tcPr>
+            <w:tcW w:type="dxa" w:w="3040"/>
+            <w:shd w:fill="FFFFFF" w:color="auto" w:val="clear"/>
+            <w:tcMar>
+              <w:top w:type="dxa" w:w="60"/>
+              <w:left w:type="dxa" w:w="120"/>
+              <w:bottom w:type="dxa" w:w="60"/>
+              <w:right w:type="dxa" w:w="120"/>
+            </w:tcMar>
+            <w:vAlign w:val="top"/>
+          </w:tcPr>
+          <w:p>
+            <w:pPr>
+              <w:spacing w:after="40" w:before="0"/>
+              <w:jc w:val="left"/>
+            </w:pPr>
+            <w:r>
+              <w:rPr>
+                <w:rFonts w:ascii="Arial" w:cs="Arial" w:eastAsia="Arial" w:hAnsi="Arial"/>
+                <w:b w:val="false"/>
+                <w:bCs w:val="false"/>
+                <w:i w:val="false"/>
+                <w:iCs w:val="false"/>
+                <w:color w:val="000000"/>
+                <w:sz w:val="18"/>
+                <w:szCs w:val="18"/>
+              </w:rPr>
+              <w:t xml:space="preserve">Predict–Revise–Explain Cycle anchored to Phenomenon: Returning to Phase 1 predictions and explicitly amending them in a different colour makes learning visible and reinforces metacognition. The guided examples escalate from pure computation (2⁻³) to real-world application (the pest problem), ensuring the index notation is always tethered to the Kericho context. This mirrors the NGSS Practice of 'Constructing Explanations.'</w:t>
+            </w:r>
+          </w:p>
+        </w:tc>
+        <w:tc>
+          <w:tcPr>
+            <w:tcW w:type="dxa" w:w="3040"/>
+            <w:shd w:fill="F2F2F2" w:color="auto" w:val="clear"/>
+            <w:tcMar>
+              <w:top w:type="dxa" w:w="60"/>
+              <w:left w:type="dxa" w:w="120"/>
+              <w:bottom w:type="dxa" w:w="60"/>
+              <w:right w:type="dxa" w:w="120"/>
+            </w:tcMar>
+            <w:vAlign w:val="top"/>
+          </w:tcPr>
+          <w:p>
+            <w:pPr>
+              <w:spacing w:after="40" w:before="0"/>
+              <w:jc w:val="left"/>
+            </w:pPr>
+            <w:r>
+              <w:rPr>
+                <w:rFonts w:ascii="Arial" w:cs="Arial" w:eastAsia="Arial" w:hAnsi="Arial"/>
+                <w:b w:val="false"/>
+                <w:bCs w:val="false"/>
+                <w:i w:val="false"/>
+                <w:iCs w:val="false"/>
+                <w:color w:val="000000"/>
+                <w:sz w:val="18"/>
+                <w:szCs w:val="18"/>
+              </w:rPr>
+              <w:t xml:space="preserve">Teacher scans three observable indicators during Step 2: (a) In Example (ii), learner correctly writes 1/125 = 5⁻³ — demonstrates ability to convert from fraction to negative index form; (b) In Example (iii), learner correctly writes 2¹⁰ × (2⁻¹)³ = 2¹⁰ × 2⁻³ = 2⁷ = 128 plants — demonstrates ability to combine positive and negative indices in context; (c) In Step 3, learner's amended prediction note shows a specific correction (e.g., 'I said +100 but it actually doubles') — demonstrates conceptual revision, not just rote correction. Teacher notes any learner who cannot complete Example (ii) for follow-up before Lesson 2.</w:t>
+            </w:r>
+          </w:p>
+        </w:tc>
+      </w:tr>
+      <w:tr>
+        <w:tc>
+          <w:tcPr>
+            <w:tcW w:type="dxa" w:w="1520"/>
+            <w:shd w:fill="FCE4D6" w:color="auto" w:val="clear"/>
+            <w:tcMar>
+              <w:top w:type="dxa" w:w="60"/>
+              <w:left w:type="dxa" w:w="120"/>
+              <w:bottom w:type="dxa" w:w="60"/>
+              <w:right w:type="dxa" w:w="120"/>
+            </w:tcMar>
+            <w:vAlign w:val="top"/>
+          </w:tcPr>
+          <w:p>
+            <w:pPr>
+              <w:spacing w:after="40" w:before="0"/>
+              <w:jc w:val="left"/>
+            </w:pPr>
+            <w:r>
+              <w:rPr>
+                <w:rFonts w:ascii="Arial" w:cs="Arial" w:eastAsia="Arial" w:hAnsi="Arial"/>
+                <w:b/>
+                <w:bCs/>
+                <w:i w:val="false"/>
+                <w:iCs w:val="false"/>
+                <w:color w:val="000000"/>
+                <w:sz w:val="18"/>
+                <w:szCs w:val="18"/>
+              </w:rPr>
+              <w:t xml:space="preserve">Driving Question Board (DQB) Creation</w:t>
+            </w:r>
+          </w:p>
+          <w:p>
+            <w:pPr>
+              <w:spacing w:after="20" w:before="0"/>
+            </w:pPr>
+            <w:r>
+              <w:rPr>
+                <w:rFonts w:ascii="Arial" w:cs="Arial" w:eastAsia="Arial" w:hAnsi="Arial"/>
+                <w:b/>
+                <w:bCs/>
+                <w:color w:val="1F3864"/>
+                <w:sz w:val="16"/>
+                <w:szCs w:val="16"/>
+              </w:rPr>
+              <w:t xml:space="preserve">📹 VIDEO:</w:t>
+            </w:r>
+          </w:p>
+          <w:p>
+            <w:pPr>
+              <w:spacing w:after="20" w:before="0"/>
+            </w:pPr>
+            <w:hyperlink w:history="1" r:id="rIdxas4hofaxpxiy9fsur8yu">
+              <w:r>
+                <w:rPr>
+                  <w:rFonts w:ascii="Arial" w:cs="Arial" w:eastAsia="Arial" w:hAnsi="Arial"/>
+                  <w:color w:val="2E75B6"/>
+                  <w:sz w:val="16"/>
+                  <w:szCs w:val="16"/>
+                  <w:u w:val="single" w:color="2E75B6"/>
+                </w:rPr>
+                <w:t xml:space="preserve">Negative exponents</w:t>
+              </w:r>
+            </w:hyperlink>
+          </w:p>
+          <w:p>
+            <w:pPr>
+              <w:spacing w:after="10" w:before="0"/>
+              <w:ind w:left="120"/>
+            </w:pPr>
+            <w:r>
+              <w:rPr>
+                <w:rFonts w:ascii="Arial" w:cs="Arial" w:eastAsia="Arial" w:hAnsi="Arial"/>
+                <w:color w:val="595959"/>
+                <w:sz w:val="14"/>
+                <w:szCs w:val="14"/>
+              </w:rPr>
+              <w:t xml:space="preserve">Source: Khan Academy (English - US curriculum)</w:t>
+            </w:r>
+          </w:p>
+          <w:p>
+            <w:pPr>
+              <w:spacing w:after="10" w:before="0"/>
+              <w:ind w:left="120"/>
+            </w:pPr>
+            <w:hyperlink w:history="1" r:id="rId1ervilfzvf3gzjnj-a8it">
+              <w:r>
+                <w:rPr>
+                  <w:rFonts w:ascii="Arial" w:cs="Arial" w:eastAsia="Arial" w:hAnsi="Arial"/>
+                  <w:color w:val="595959"/>
+                  <w:sz w:val="14"/>
+                  <w:szCs w:val="14"/>
+                  <w:u w:val="single" w:color="595959"/>
+                </w:rPr>
+                <w:t xml:space="preserve">🔍 Search ARES for similar videos</w:t>
+              </w:r>
+            </w:hyperlink>
+          </w:p>
+          <w:p>
+            <w:pPr>
+              <w:spacing w:after="40" w:before="0"/>
+            </w:pPr>
+            <w:r>
+              <w:rPr>
+                <w:sz w:val="14"/>
+                <w:szCs w:val="14"/>
+              </w:rPr>
+              <w:t xml:space="preserve"/>
+            </w:r>
+          </w:p>
+          <w:p>
+            <w:pPr>
+              <w:spacing w:after="20" w:before="0"/>
+            </w:pPr>
+            <w:r>
+              <w:rPr>
+                <w:rFonts w:ascii="Arial" w:cs="Arial" w:eastAsia="Arial" w:hAnsi="Arial"/>
+                <w:b/>
+                <w:bCs/>
+                <w:color w:val="1F3864"/>
+                <w:sz w:val="16"/>
+                <w:szCs w:val="16"/>
+              </w:rPr>
+              <w:t xml:space="preserve">📖 HTML:</w:t>
+            </w:r>
+          </w:p>
+          <w:p>
+            <w:pPr>
+              <w:spacing w:after="20" w:before="0"/>
+            </w:pPr>
+            <w:hyperlink w:history="1" r:id="rIdx4zcs3bu-2gtekfa4ogf8">
+              <w:r>
+                <w:rPr>
+                  <w:rFonts w:ascii="Arial" w:cs="Arial" w:eastAsia="Arial" w:hAnsi="Arial"/>
+                  <w:color w:val="2E75B6"/>
+                  <w:sz w:val="16"/>
+                  <w:szCs w:val="16"/>
+                  <w:u w:val="single" w:color="2E75B6"/>
+                </w:rPr>
+                <w:t xml:space="preserve">Negative Exponents (PLIX)</w:t>
+              </w:r>
+            </w:hyperlink>
+          </w:p>
+          <w:p>
+            <w:pPr>
+              <w:spacing w:after="10" w:before="0"/>
+              <w:ind w:left="120"/>
+            </w:pPr>
+            <w:r>
+              <w:rPr>
+                <w:rFonts w:ascii="Arial" w:cs="Arial" w:eastAsia="Arial" w:hAnsi="Arial"/>
+                <w:color w:val="595959"/>
+                <w:sz w:val="14"/>
+                <w:szCs w:val="14"/>
+              </w:rPr>
+              <w:t xml:space="preserve">Source: CK-12</w:t>
+            </w:r>
+          </w:p>
+          <w:p>
+            <w:pPr>
+              <w:spacing w:after="10" w:before="0"/>
+              <w:ind w:left="120"/>
+            </w:pPr>
+            <w:hyperlink w:history="1" r:id="rIdv2bzab_ivvzy8xusm00mt">
+              <w:r>
+                <w:rPr>
+                  <w:rFonts w:ascii="Arial" w:cs="Arial" w:eastAsia="Arial" w:hAnsi="Arial"/>
+                  <w:color w:val="595959"/>
+                  <w:sz w:val="14"/>
+                  <w:szCs w:val="14"/>
+                  <w:u w:val="single" w:color="595959"/>
+                </w:rPr>
+                <w:t xml:space="preserve">🔍 Search ARES for similar readings</w:t>
+              </w:r>
+            </w:hyperlink>
+          </w:p>
+        </w:tc>
+        <w:tc>
+          <w:tcPr>
+            <w:tcW w:type="dxa" w:w="3040"/>
+            <w:shd w:fill="FFFFFF" w:color="auto" w:val="clear"/>
+            <w:tcMar>
+              <w:top w:type="dxa" w:w="60"/>
+              <w:left w:type="dxa" w:w="120"/>
+              <w:bottom w:type="dxa" w:w="60"/>
+              <w:right w:type="dxa" w:w="120"/>
+            </w:tcMar>
+            <w:vAlign w:val="top"/>
+          </w:tcPr>
+          <w:p>
+            <w:pPr>
+              <w:spacing w:after="40" w:before="0"/>
+              <w:jc w:val="left"/>
+            </w:pPr>
+            <w:r>
+              <w:rPr>
+                <w:rFonts w:ascii="Arial" w:cs="Arial" w:eastAsia="Arial" w:hAnsi="Arial"/>
+                <w:b w:val="false"/>
+                <w:bCs w:val="false"/>
+                <w:i w:val="false"/>
+                <w:iCs w:val="false"/>
+                <w:color w:val="000000"/>
+                <w:sz w:val="18"/>
+                <w:szCs w:val="18"/>
+              </w:rPr>
+              <w:t xml:space="preserve">The Driving Question Board is formally opened. The class Driving Question — 'How can a Kericho tea farmer — or any Kenyan scientist, engineer, or business person — use the mathematics of indices and logarithms to make sense of, and calculate with, numbers that are too large or too small to handle by ordinary arithmetic?' — is written in bold at the top of a dedicated section of the classroom board (or a large sheet of chart paper). Each learner writes ONE question they still have about the phenomenon on a small card or sticky note. Questions are read silently, grouped by the teacher into three visible clusters: (A) 'Questions about indices and powers,' (B) 'Questions about logarithms and tables,' (C) 'Questions about why this matters in Kenya.' Representative cards from each cluster are pinned to the DQB. Learners note in their books: 'My DQB question: ____. I think we will answer this in Lesson ____.' The teacher highlights 2–3 student questions that will be answered across the unit, creating anticipation: e.g., 'Kamau asks: why does adding numbers in a log table give the same answer as multiplying? That is the central mystery of this unit — we will fully answer it by Lesson 6.'</w:t>
+            </w:r>
+          </w:p>
+        </w:tc>
+        <w:tc>
+          <w:tcPr>
+            <w:tcW w:type="dxa" w:w="3040"/>
+            <w:shd w:fill="F2F2F2" w:color="auto" w:val="clear"/>
+            <w:tcMar>
+              <w:top w:type="dxa" w:w="60"/>
+              <w:left w:type="dxa" w:w="120"/>
+              <w:bottom w:type="dxa" w:w="60"/>
+              <w:right w:type="dxa" w:w="120"/>
+            </w:tcMar>
+            <w:vAlign w:val="top"/>
+          </w:tcPr>
+          <w:p>
+            <w:pPr>
+              <w:spacing w:after="40" w:before="0"/>
+              <w:jc w:val="left"/>
+            </w:pPr>
+            <w:r>
+              <w:rPr>
+                <w:rFonts w:ascii="Arial" w:cs="Arial" w:eastAsia="Arial" w:hAnsi="Arial"/>
+                <w:b w:val="false"/>
+                <w:bCs w:val="false"/>
+                <w:i w:val="false"/>
+                <w:iCs w:val="false"/>
+                <w:color w:val="000000"/>
+                <w:sz w:val="18"/>
+                <w:szCs w:val="18"/>
+              </w:rPr>
+              <w:t xml:space="preserve">Introduce the DQB by saying: 'Every great mathematician starts with questions they cannot yet answer. This board is OUR question wall for the entire unit. It will fill up — and slowly, lesson by lesson, we will answer every question on it.' Distribute cards. Say: 'Write ONE question — not a fact you want confirmed, but a genuine puzzle the phenomenon created for you. You have 2 minutes.' (WAIT silently while learners write — do not prompt or coach.) Collect cards. Do a quick 60-second silent sort into clusters A, B, C. Read two cards aloud from each cluster (anonymously). Pin them. Then say: 'Before the next lesson, I will add the KICD key inquiry questions to this board — they map exactly onto questions some of you just wrote.' Close by saying: 'Our DQB opens today with YOUR questions. We will return to it at the start of every lesson to update what we now understand.' Write today's date on the board beside the DQB heading.</w:t>
+            </w:r>
+          </w:p>
+        </w:tc>
+        <w:tc>
+          <w:tcPr>
+            <w:tcW w:type="dxa" w:w="3040"/>
+            <w:shd w:fill="FFFFFF" w:color="auto" w:val="clear"/>
+            <w:tcMar>
+              <w:top w:type="dxa" w:w="60"/>
+              <w:left w:type="dxa" w:w="120"/>
+              <w:bottom w:type="dxa" w:w="60"/>
+              <w:right w:type="dxa" w:w="120"/>
+            </w:tcMar>
+            <w:vAlign w:val="top"/>
+          </w:tcPr>
+          <w:p>
+            <w:pPr>
+              <w:spacing w:after="40" w:before="0"/>
+              <w:jc w:val="left"/>
+            </w:pPr>
+            <w:r>
+              <w:rPr>
+                <w:rFonts w:ascii="Arial" w:cs="Arial" w:eastAsia="Arial" w:hAnsi="Arial"/>
+                <w:b w:val="false"/>
+                <w:bCs w:val="false"/>
+                <w:i w:val="false"/>
+                <w:iCs w:val="false"/>
+                <w:color w:val="000000"/>
+                <w:sz w:val="18"/>
+                <w:szCs w:val="18"/>
+              </w:rPr>
+              <w:t xml:space="preserve">Question Clustering on a Driving Question Board: Physically organising student questions into themed clusters makes the intellectual landscape of the unit visible. Learners see that their personal curiosity maps onto the unit structure, increasing intrinsic motivation. Publicly naming which lessons will answer which questions gives learners a sense of agency over their learning trajectory — a core principle of Kenya's CBE learner-centred approach.</w:t>
+            </w:r>
+          </w:p>
+        </w:tc>
+        <w:tc>
+          <w:tcPr>
+            <w:tcW w:type="dxa" w:w="3040"/>
+            <w:shd w:fill="F2F2F2" w:color="auto" w:val="clear"/>
+            <w:tcMar>
+              <w:top w:type="dxa" w:w="60"/>
+              <w:left w:type="dxa" w:w="120"/>
+              <w:bottom w:type="dxa" w:w="60"/>
+              <w:right w:type="dxa" w:w="120"/>
+            </w:tcMar>
+            <w:vAlign w:val="top"/>
+          </w:tcPr>
+          <w:p>
+            <w:pPr>
+              <w:spacing w:after="40" w:before="0"/>
+              <w:jc w:val="left"/>
+            </w:pPr>
+            <w:r>
+              <w:rPr>
+                <w:rFonts w:ascii="Arial" w:cs="Arial" w:eastAsia="Arial" w:hAnsi="Arial"/>
+                <w:b w:val="false"/>
+                <w:bCs w:val="false"/>
+                <w:i w:val="false"/>
+                <w:iCs w:val="false"/>
+                <w:color w:val="000000"/>
+                <w:sz w:val="18"/>
+                <w:szCs w:val="18"/>
+              </w:rPr>
+              <w:t xml:space="preserve">Teacher reads all submitted DQB cards before the next lesson. Observable indicators: (a) Learner asks a question about logarithms specifically (e.g., 'What is a logarithm exactly?') — shows the phenomenon successfully created cognitive dissonance about log tables; (b) Learner asks a question about the index laws (e.g., 'What happens when you multiply two powers with the same base?') — shows readiness for Lesson 2 content; (c) Learner's question is superficial or off-topic (e.g., 'How much does tea cost in Kericho?') — flags low engagement with the mathematical phenomenon; teacher makes a note to re-anchor this learner with a one-on-one conversation at the start of Lesson 2.</w:t>
+            </w:r>
+          </w:p>
+        </w:tc>
+      </w:tr>
+      <w:tr>
+        <w:tc>
+          <w:tcPr>
+            <w:tcW w:type="dxa" w:w="1520"/>
+            <w:shd w:fill="D5E8F0" w:color="auto" w:val="clear"/>
+            <w:tcMar>
+              <w:top w:type="dxa" w:w="60"/>
+              <w:left w:type="dxa" w:w="120"/>
+              <w:bottom w:type="dxa" w:w="60"/>
+              <w:right w:type="dxa" w:w="120"/>
+            </w:tcMar>
+            <w:vAlign w:val="top"/>
+          </w:tcPr>
+          <w:p>
+            <w:pPr>
+              <w:spacing w:after="40" w:before="0"/>
+              <w:jc w:val="left"/>
+            </w:pPr>
+            <w:r>
+              <w:rPr>
+                <w:rFonts w:ascii="Arial" w:cs="Arial" w:eastAsia="Arial" w:hAnsi="Arial"/>
+                <w:b/>
+                <w:bCs/>
+                <w:i w:val="false"/>
+                <w:iCs w:val="false"/>
+                <w:color w:val="000000"/>
+                <w:sz w:val="18"/>
+                <w:szCs w:val="18"/>
+              </w:rPr>
+              <w:t xml:space="preserve">Model Building Phase</w:t>
+            </w:r>
+          </w:p>
+          <w:p>
+            <w:pPr>
+              <w:spacing w:after="20" w:before="0"/>
+            </w:pPr>
+            <w:r>
+              <w:rPr>
+                <w:rFonts w:ascii="Arial" w:cs="Arial" w:eastAsia="Arial" w:hAnsi="Arial"/>
+                <w:b/>
+                <w:bCs/>
+                <w:color w:val="1F3864"/>
+                <w:sz w:val="16"/>
+                <w:szCs w:val="16"/>
+              </w:rPr>
+              <w:t xml:space="preserve">📹 VIDEO:</w:t>
+            </w:r>
+          </w:p>
+          <w:p>
+            <w:pPr>
+              <w:spacing w:after="20" w:before="0"/>
+            </w:pPr>
+            <w:hyperlink w:history="1" r:id="rId5mg6kt0bjis7_n0uw8aqs">
               <w:r>
                 <w:rPr>
                   <w:rFonts w:ascii="Arial" w:cs="Arial" w:eastAsia="Arial" w:hAnsi="Arial"/>
@@ -3472,6 +4696,22 @@
           </w:p>
           <w:p>
             <w:pPr>
+              <w:spacing w:after="20" w:before="0"/>
+            </w:pPr>
+            <w:r>
+              <w:rPr>
+                <w:rFonts w:ascii="Arial" w:cs="Arial" w:eastAsia="Arial" w:hAnsi="Arial"/>
+                <w:i/>
+                <w:iCs/>
+                <w:color w:val="595959"/>
+                <w:sz w:val="16"/>
+                <w:szCs w:val="16"/>
+              </w:rPr>
+              <w:t xml:space="preserve">Related topic: not an exact match for this lesson.</w:t>
+            </w:r>
+          </w:p>
+          <w:p>
+            <w:pPr>
               <w:spacing w:after="10" w:before="0"/>
               <w:ind w:left="120"/>
             </w:pPr>
@@ -3490,7 +4730,7 @@
               <w:spacing w:after="10" w:before="0"/>
               <w:ind w:left="120"/>
             </w:pPr>
-            <w:hyperlink w:history="1" r:id="rId6i1zb5ca5ym6vxfxymgo8">
+            <w:hyperlink w:history="1" r:id="rIdfwmy8rek0w1_n0vxugzyw">
               <w:r>
                 <w:rPr>
                   <w:rFonts w:ascii="Arial" w:cs="Arial" w:eastAsia="Arial" w:hAnsi="Arial"/>
@@ -3528,14 +4768,14 @@
                 <w:sz w:val="16"/>
                 <w:szCs w:val="16"/>
               </w:rPr>
-              <w:t xml:space="preserve">📖 EXERCISE:</w:t>
+              <w:t xml:space="preserve">📖 HTML:</w:t>
             </w:r>
           </w:p>
           <w:p>
             <w:pPr>
               <w:spacing w:after="20" w:before="0"/>
             </w:pPr>
-            <w:hyperlink w:history="1" r:id="rIdrapzw8zf_ikhvsjz9xktw">
+            <w:hyperlink w:history="1" r:id="rIdhxsognip7hwjaenc36m92">
               <w:r>
                 <w:rPr>
                   <w:rFonts w:ascii="Arial" w:cs="Arial" w:eastAsia="Arial" w:hAnsi="Arial"/>
@@ -3544,7 +4784,7 @@
                   <w:szCs w:val="16"/>
                   <w:u w:val="single" w:color="2E75B6"/>
                 </w:rPr>
-                <w:t xml:space="preserve">Exponents with integer bases</w:t>
+                <w:t xml:space="preserve">Negative and Zero Exponents (Flexbook)</w:t>
               </w:r>
             </w:hyperlink>
           </w:p>
@@ -3560,7 +4800,7 @@
                 <w:sz w:val="14"/>
                 <w:szCs w:val="14"/>
               </w:rPr>
-              <w:t xml:space="preserve">Source: Khan Academy (English - US curriculum)</w:t>
+              <w:t xml:space="preserve">Source: CK-12</w:t>
             </w:r>
           </w:p>
           <w:p>
@@ -3568,1231 +4808,7 @@
               <w:spacing w:after="10" w:before="0"/>
               <w:ind w:left="120"/>
             </w:pPr>
-            <w:hyperlink w:history="1" r:id="rIdfpf5t_rmyqk7-q26ije2c">
-              <w:r>
-                <w:rPr>
-                  <w:rFonts w:ascii="Arial" w:cs="Arial" w:eastAsia="Arial" w:hAnsi="Arial"/>
-                  <w:color w:val="595959"/>
-                  <w:sz w:val="14"/>
-                  <w:szCs w:val="14"/>
-                  <w:u w:val="single" w:color="595959"/>
-                </w:rPr>
-                <w:t xml:space="preserve">🔍 Search ARES for similar readings</w:t>
-              </w:r>
-            </w:hyperlink>
-          </w:p>
-        </w:tc>
-        <w:tc>
-          <w:tcPr>
-            <w:tcW w:type="dxa" w:w="3040"/>
-            <w:shd w:fill="FFFFFF" w:color="auto" w:val="clear"/>
-            <w:tcMar>
-              <w:top w:type="dxa" w:w="60"/>
-              <w:left w:type="dxa" w:w="120"/>
-              <w:bottom w:type="dxa" w:w="60"/>
-              <w:right w:type="dxa" w:w="120"/>
-            </w:tcMar>
-            <w:vAlign w:val="top"/>
-          </w:tcPr>
-          <w:p>
-            <w:pPr>
-              <w:spacing w:after="40" w:before="0"/>
-              <w:jc w:val="left"/>
-            </w:pPr>
-            <w:r>
-              <w:rPr>
-                <w:rFonts w:ascii="Arial" w:cs="Arial" w:eastAsia="Arial" w:hAnsi="Arial"/>
-                <w:b w:val="false"/>
-                <w:bCs w:val="false"/>
-                <w:i w:val="false"/>
-                <w:iCs w:val="false"/>
-                <w:color w:val="000000"/>
-                <w:sz w:val="18"/>
-                <w:szCs w:val="18"/>
-              </w:rPr>
-              <w:t xml:space="preserve">Learners are shown a projected or printed 'Phenomenon Card' describing the Kericho tea farm scenario: 'One tea plant on Chai Bora Estate in Kericho produces 2³ grams of processed tea per harvest cycle. The estate has 2¹⁰ plants. The farm manager tries to calculate total production by hand — the numbers get unwieldy. A second farmer completes the same calculation in under two minutes using a four-figure logarithm table.' Learners are shown the two side-by-side worked examples (long multiplication of 8 × 1024 shown as a six-digit column multiplication, and the same via log tables). Learners individually write responses to three Predict prompts on sticky notes or in their exercise books: (1) 'If one plant produces 2³ grams, how many grams would it produce if the exponent increased by 1, to 2⁴? What if the exponent decreased by 1, to 2²? Explain your reasoning in words.' (2) 'Without calculating, estimate: is 2¹⁰ closer to 100, 1 000, or 10 000? How did you decide?' (3) 'What is puzzling or surprising about the logarithm table method shown?' Learners write silently for 5 minutes, then share predictions with a shoulder partner (2 minutes). Teacher cold-calls 4 students to share — selecting one confident, one hesitant, and two mid-range — and records key predictions on the board under the heading 'OUR PREDICTIONS — we will test these!'</w:t>
-            </w:r>
-          </w:p>
-        </w:tc>
-        <w:tc>
-          <w:tcPr>
-            <w:tcW w:type="dxa" w:w="3040"/>
-            <w:shd w:fill="F2F2F2" w:color="auto" w:val="clear"/>
-            <w:tcMar>
-              <w:top w:type="dxa" w:w="60"/>
-              <w:left w:type="dxa" w:w="120"/>
-              <w:bottom w:type="dxa" w:w="60"/>
-              <w:right w:type="dxa" w:w="120"/>
-            </w:tcMar>
-            <w:vAlign w:val="top"/>
-          </w:tcPr>
-          <w:p>
-            <w:pPr>
-              <w:spacing w:after="40" w:before="0"/>
-              <w:jc w:val="left"/>
-            </w:pPr>
-            <w:r>
-              <w:rPr>
-                <w:rFonts w:ascii="Arial" w:cs="Arial" w:eastAsia="Arial" w:hAnsi="Arial"/>
-                <w:b w:val="false"/>
-                <w:bCs w:val="false"/>
-                <w:i w:val="false"/>
-                <w:iCs w:val="false"/>
-                <w:color w:val="000000"/>
-                <w:sz w:val="18"/>
-                <w:szCs w:val="18"/>
-              </w:rPr>
-              <w:t xml:space="preserve">Display the Phenomenon Card on the board or distribute printed copies. Say verbatim: 'Before I tell you anything, I want you to think like the Kericho farm manager. Read this card carefully.' Allow 2 minutes of silent reading. Then say: 'Now write your predictions — do not worry about being right. In mathematics, a brave wrong prediction is more valuable than silence.' Set a visible 5-minute timer. Circulate and observe written predictions without correcting — note 2–3 interesting or misconception-revealing responses for later cold-call. After partner share, cold-call exactly 4 students: 'Achieng, what did you and your partner predict for the first question?' (WAIT 12 seconds.) Record responses verbatim on the board. Do NOT evaluate — say: 'Thank you — we will return to that prediction before the end of today.' Repeat for Mutua, Njeri, and Odhiambo. Underline any responses that use the word 'double' or 'half' — these are gold for the Explain phase. Close the phase by saying: 'Hold your predictions. Let us now gather some evidence.'</w:t>
-            </w:r>
-          </w:p>
-        </w:tc>
-        <w:tc>
-          <w:tcPr>
-            <w:tcW w:type="dxa" w:w="3040"/>
-            <w:shd w:fill="FFFFFF" w:color="auto" w:val="clear"/>
-            <w:tcMar>
-              <w:top w:type="dxa" w:w="60"/>
-              <w:left w:type="dxa" w:w="120"/>
-              <w:bottom w:type="dxa" w:w="60"/>
-              <w:right w:type="dxa" w:w="120"/>
-            </w:tcMar>
-            <w:vAlign w:val="top"/>
-          </w:tcPr>
-          <w:p>
-            <w:pPr>
-              <w:spacing w:after="40" w:before="0"/>
-              <w:jc w:val="left"/>
-            </w:pPr>
-            <w:r>
-              <w:rPr>
-                <w:rFonts w:ascii="Arial" w:cs="Arial" w:eastAsia="Arial" w:hAnsi="Arial"/>
-                <w:b w:val="false"/>
-                <w:bCs w:val="false"/>
-                <w:i w:val="false"/>
-                <w:iCs w:val="false"/>
-                <w:color w:val="000000"/>
-                <w:sz w:val="18"/>
-                <w:szCs w:val="18"/>
-              </w:rPr>
-              <w:t xml:space="preserve">Predict-then-Observe (anticipation guide format): By committing predictions to paper before instruction, learners activate prior knowledge about multiplication and powers, surface misconceptions about exponential growth (many will predict linear increase), and create cognitive dissonance that motivates the Observe phase. Recording predictions publicly on the board makes them accountable reference points throughout the lesson.</w:t>
-            </w:r>
-          </w:p>
-        </w:tc>
-        <w:tc>
-          <w:tcPr>
-            <w:tcW w:type="dxa" w:w="3040"/>
-            <w:shd w:fill="F2F2F2" w:color="auto" w:val="clear"/>
-            <w:tcMar>
-              <w:top w:type="dxa" w:w="60"/>
-              <w:left w:type="dxa" w:w="120"/>
-              <w:bottom w:type="dxa" w:w="60"/>
-              <w:right w:type="dxa" w:w="120"/>
-            </w:tcMar>
-            <w:vAlign w:val="top"/>
-          </w:tcPr>
-          <w:p>
-            <w:pPr>
-              <w:spacing w:after="40" w:before="0"/>
-              <w:jc w:val="left"/>
-            </w:pPr>
-            <w:r>
-              <w:rPr>
-                <w:rFonts w:ascii="Arial" w:cs="Arial" w:eastAsia="Arial" w:hAnsi="Arial"/>
-                <w:b w:val="false"/>
-                <w:bCs w:val="false"/>
-                <w:i w:val="false"/>
-                <w:iCs w:val="false"/>
-                <w:color w:val="000000"/>
-                <w:sz w:val="18"/>
-                <w:szCs w:val="18"/>
-              </w:rPr>
-              <w:t xml:space="preserve">Teacher circulates and scans written predictions. Observable indicators of prior understanding: (a) learner correctly states that 2⁴ = 16 and 2² = 4, demonstrating recall of powers of 2; (b) learner uses the word 'double' or 'twice' to describe the effect of increasing the exponent by 1 — indicates strong intuition about exponential growth; (c) learner writes 'I have no idea' or leaves blank — flags need for additional scaffolding during Observe phase. Teacher notes names of learners in category (c) for targeted questioning in Phase 2.</w:t>
-            </w:r>
-          </w:p>
-        </w:tc>
-      </w:tr>
-      <w:tr>
-        <w:tc>
-          <w:tcPr>
-            <w:tcW w:type="dxa" w:w="1520"/>
-            <w:shd w:fill="D9EEF1" w:color="auto" w:val="clear"/>
-            <w:tcMar>
-              <w:top w:type="dxa" w:w="60"/>
-              <w:left w:type="dxa" w:w="120"/>
-              <w:bottom w:type="dxa" w:w="60"/>
-              <w:right w:type="dxa" w:w="120"/>
-            </w:tcMar>
-            <w:vAlign w:val="top"/>
-          </w:tcPr>
-          <w:p>
-            <w:pPr>
-              <w:spacing w:after="40" w:before="0"/>
-              <w:jc w:val="left"/>
-            </w:pPr>
-            <w:r>
-              <w:rPr>
-                <w:rFonts w:ascii="Arial" w:cs="Arial" w:eastAsia="Arial" w:hAnsi="Arial"/>
-                <w:b/>
-                <w:bCs/>
-                <w:i w:val="false"/>
-                <w:iCs w:val="false"/>
-                <w:color w:val="000000"/>
-                <w:sz w:val="18"/>
-                <w:szCs w:val="18"/>
-              </w:rPr>
-              <w:t xml:space="preserve">Observe Phase</w:t>
-            </w:r>
-          </w:p>
-          <w:p>
-            <w:pPr>
-              <w:spacing w:after="20" w:before="0"/>
-            </w:pPr>
-            <w:r>
-              <w:rPr>
-                <w:rFonts w:ascii="Arial" w:cs="Arial" w:eastAsia="Arial" w:hAnsi="Arial"/>
-                <w:b/>
-                <w:bCs/>
-                <w:color w:val="1F3864"/>
-                <w:sz w:val="16"/>
-                <w:szCs w:val="16"/>
-              </w:rPr>
-              <w:t xml:space="preserve">📹 VIDEO:</w:t>
-            </w:r>
-          </w:p>
-          <w:p>
-            <w:pPr>
-              <w:spacing w:after="20" w:before="0"/>
-            </w:pPr>
-            <w:hyperlink w:history="1" r:id="rIdfgm1psijcaaesgxwancvb">
-              <w:r>
-                <w:rPr>
-                  <w:rFonts w:ascii="Arial" w:cs="Arial" w:eastAsia="Arial" w:hAnsi="Arial"/>
-                  <w:color w:val="2E75B6"/>
-                  <w:sz w:val="16"/>
-                  <w:szCs w:val="16"/>
-                  <w:u w:val="single" w:color="2E75B6"/>
-                </w:rPr>
-                <w:t xml:space="preserve">Using exponents with powers of 10</w:t>
-              </w:r>
-            </w:hyperlink>
-          </w:p>
-          <w:p>
-            <w:pPr>
-              <w:spacing w:after="10" w:before="0"/>
-              <w:ind w:left="120"/>
-            </w:pPr>
-            <w:r>
-              <w:rPr>
-                <w:rFonts w:ascii="Arial" w:cs="Arial" w:eastAsia="Arial" w:hAnsi="Arial"/>
-                <w:color w:val="595959"/>
-                <w:sz w:val="14"/>
-                <w:szCs w:val="14"/>
-              </w:rPr>
-              <w:t xml:space="preserve">Source: Khan Academy (English - US curriculum)</w:t>
-            </w:r>
-          </w:p>
-          <w:p>
-            <w:pPr>
-              <w:spacing w:after="10" w:before="0"/>
-              <w:ind w:left="120"/>
-            </w:pPr>
-            <w:hyperlink w:history="1" r:id="rIdxmefv6ia0xzk5sptctj3p">
-              <w:r>
-                <w:rPr>
-                  <w:rFonts w:ascii="Arial" w:cs="Arial" w:eastAsia="Arial" w:hAnsi="Arial"/>
-                  <w:color w:val="595959"/>
-                  <w:sz w:val="14"/>
-                  <w:szCs w:val="14"/>
-                  <w:u w:val="single" w:color="595959"/>
-                </w:rPr>
-                <w:t xml:space="preserve">🔍 Search ARES for similar videos</w:t>
-              </w:r>
-            </w:hyperlink>
-          </w:p>
-          <w:p>
-            <w:pPr>
-              <w:spacing w:after="40" w:before="0"/>
-            </w:pPr>
-            <w:r>
-              <w:rPr>
-                <w:sz w:val="14"/>
-                <w:szCs w:val="14"/>
-              </w:rPr>
-              <w:t xml:space="preserve"/>
-            </w:r>
-          </w:p>
-          <w:p>
-            <w:pPr>
-              <w:spacing w:after="20" w:before="0"/>
-            </w:pPr>
-            <w:r>
-              <w:rPr>
-                <w:rFonts w:ascii="Arial" w:cs="Arial" w:eastAsia="Arial" w:hAnsi="Arial"/>
-                <w:b/>
-                <w:bCs/>
-                <w:color w:val="1F3864"/>
-                <w:sz w:val="16"/>
-                <w:szCs w:val="16"/>
-              </w:rPr>
-              <w:t xml:space="preserve">📖 EXERCISE:</w:t>
-            </w:r>
-          </w:p>
-          <w:p>
-            <w:pPr>
-              <w:spacing w:after="20" w:before="0"/>
-            </w:pPr>
-            <w:hyperlink w:history="1" r:id="rIdysosam0yp99fmyf8rqm7x">
-              <w:r>
-                <w:rPr>
-                  <w:rFonts w:ascii="Arial" w:cs="Arial" w:eastAsia="Arial" w:hAnsi="Arial"/>
-                  <w:color w:val="2E75B6"/>
-                  <w:sz w:val="16"/>
-                  <w:szCs w:val="16"/>
-                  <w:u w:val="single" w:color="2E75B6"/>
-                </w:rPr>
-                <w:t xml:space="preserve">Exponents with negative fractional bases</w:t>
-              </w:r>
-            </w:hyperlink>
-          </w:p>
-          <w:p>
-            <w:pPr>
-              <w:spacing w:after="10" w:before="0"/>
-              <w:ind w:left="120"/>
-            </w:pPr>
-            <w:r>
-              <w:rPr>
-                <w:rFonts w:ascii="Arial" w:cs="Arial" w:eastAsia="Arial" w:hAnsi="Arial"/>
-                <w:color w:val="595959"/>
-                <w:sz w:val="14"/>
-                <w:szCs w:val="14"/>
-              </w:rPr>
-              <w:t xml:space="preserve">Source: Khan Academy (English - US curriculum)</w:t>
-            </w:r>
-          </w:p>
-          <w:p>
-            <w:pPr>
-              <w:spacing w:after="10" w:before="0"/>
-              <w:ind w:left="120"/>
-            </w:pPr>
-            <w:hyperlink w:history="1" r:id="rIdgus9lg6oneanaj8tdpjfm">
-              <w:r>
-                <w:rPr>
-                  <w:rFonts w:ascii="Arial" w:cs="Arial" w:eastAsia="Arial" w:hAnsi="Arial"/>
-                  <w:color w:val="595959"/>
-                  <w:sz w:val="14"/>
-                  <w:szCs w:val="14"/>
-                  <w:u w:val="single" w:color="595959"/>
-                </w:rPr>
-                <w:t xml:space="preserve">🔍 Search ARES for similar readings</w:t>
-              </w:r>
-            </w:hyperlink>
-          </w:p>
-        </w:tc>
-        <w:tc>
-          <w:tcPr>
-            <w:tcW w:type="dxa" w:w="3040"/>
-            <w:shd w:fill="FFFFFF" w:color="auto" w:val="clear"/>
-            <w:tcMar>
-              <w:top w:type="dxa" w:w="60"/>
-              <w:left w:type="dxa" w:w="120"/>
-              <w:bottom w:type="dxa" w:w="60"/>
-              <w:right w:type="dxa" w:w="120"/>
-            </w:tcMar>
-            <w:vAlign w:val="top"/>
-          </w:tcPr>
-          <w:p>
-            <w:pPr>
-              <w:spacing w:after="40" w:before="0"/>
-              <w:jc w:val="left"/>
-            </w:pPr>
-            <w:r>
-              <w:rPr>
-                <w:rFonts w:ascii="Arial" w:cs="Arial" w:eastAsia="Arial" w:hAnsi="Arial"/>
-                <w:b w:val="false"/>
-                <w:bCs w:val="false"/>
-                <w:i w:val="false"/>
-                <w:iCs w:val="false"/>
-                <w:color w:val="000000"/>
-                <w:sz w:val="18"/>
-                <w:szCs w:val="18"/>
-              </w:rPr>
-              <w:t xml:space="preserve">Learners work through a structured Evidence Activity in pairs. Part A — Powers of 2 Table (8 minutes): Each pair receives (or draws) a table with two columns: Exponent (n) and Value of 2ⁿ. They complete the table for n = 0, 1, 2, 3, 4, 5, 6, 7, 8, 9, 10 by repeated doubling (no calculator needed for this range). They then answer: 'What happens each time n increases by 1? What happens each time n decreases by 1?' Learners record observations in their own words. Part B — Reciprocals in Context (7 minutes): The teacher projects or writes: 'If the full estate of 2¹⁰ = 1 024 plants produces a total of 8 192 grams, what fraction of the total does ONE plant produce?' Learners express this as a fraction (1/1024) and then as 1/2¹⁰. Teacher then asks: 'Can we write 1/2¹⁰ using an exponent?' Learners attempt to write it as 2⁻¹⁰, guided by the pattern they see in their table (they extend the table downward: 2⁰=1, 2⁻¹=½, 2⁻²=¼). Part C — Reciprocal Review (5 minutes): Learners individually find the reciprocal of: (a) 8, (b) 1/4, (c) 2³, (d) 5⁻¹. They write each reciprocal in two forms: fraction form and index form where possible.</w:t>
-            </w:r>
-          </w:p>
-        </w:tc>
-        <w:tc>
-          <w:tcPr>
-            <w:tcW w:type="dxa" w:w="3040"/>
-            <w:shd w:fill="F2F2F2" w:color="auto" w:val="clear"/>
-            <w:tcMar>
-              <w:top w:type="dxa" w:w="60"/>
-              <w:left w:type="dxa" w:w="120"/>
-              <w:bottom w:type="dxa" w:w="60"/>
-              <w:right w:type="dxa" w:w="120"/>
-            </w:tcMar>
-            <w:vAlign w:val="top"/>
-          </w:tcPr>
-          <w:p>
-            <w:pPr>
-              <w:spacing w:after="40" w:before="0"/>
-              <w:jc w:val="left"/>
-            </w:pPr>
-            <w:r>
-              <w:rPr>
-                <w:rFonts w:ascii="Arial" w:cs="Arial" w:eastAsia="Arial" w:hAnsi="Arial"/>
-                <w:b w:val="false"/>
-                <w:bCs w:val="false"/>
-                <w:i w:val="false"/>
-                <w:iCs w:val="false"/>
-                <w:color w:val="000000"/>
-                <w:sz w:val="18"/>
-                <w:szCs w:val="18"/>
-              </w:rPr>
-              <w:t xml:space="preserve">Distribute the Evidence Activity sheet (or write on board). For Part A, say: 'Do not use a calculator. Use only repeated doubling — this is how the Kericho farmer's brain should work.' After 5 minutes, pause and ask the whole class: 'Baraka, what pattern do you see in your table?' (WAIT 10 seconds.) After response, ask: 'Wanjiku, do you agree or disagree with Baraka — and why?' (WAIT 12 seconds.) For Part B, before revealing 2⁻¹⁰, say: 'Discuss with your partner — is there a way to write 1/2¹⁰ using the same base-and-exponent language we used for 2¹⁰? You have 2 minutes.' Cold-call 2 pairs. If no pair reaches 2⁻¹⁰ spontaneously, say: 'Look at your table. You went from 2⁰ downward. What is the pattern in the exponent column?' Guide through Socratic questioning: 'If 2¹ = 2 and 2⁰ = 1, what operation did we apply to 2 to get 1? So what should 2⁻¹ equal?' For Part C, circulate and place a tick (✓) beside correct index form answers. For any learner who writes 1/5 for 5⁻¹ but cannot connect to index form, quietly ask: 'What is the reciprocal of 5 in fraction form? Now compare: a⁻¹ = 1/a. What does that tell you about 5⁻¹?'</w:t>
-            </w:r>
-          </w:p>
-        </w:tc>
-        <w:tc>
-          <w:tcPr>
-            <w:tcW w:type="dxa" w:w="3040"/>
-            <w:shd w:fill="FFFFFF" w:color="auto" w:val="clear"/>
-            <w:tcMar>
-              <w:top w:type="dxa" w:w="60"/>
-              <w:left w:type="dxa" w:w="120"/>
-              <w:bottom w:type="dxa" w:w="60"/>
-              <w:right w:type="dxa" w:w="120"/>
-            </w:tcMar>
-            <w:vAlign w:val="top"/>
-          </w:tcPr>
-          <w:p>
-            <w:pPr>
-              <w:spacing w:after="40" w:before="0"/>
-              <w:jc w:val="left"/>
-            </w:pPr>
-            <w:r>
-              <w:rPr>
-                <w:rFonts w:ascii="Arial" w:cs="Arial" w:eastAsia="Arial" w:hAnsi="Arial"/>
-                <w:b w:val="false"/>
-                <w:bCs w:val="false"/>
-                <w:i w:val="false"/>
-                <w:iCs w:val="false"/>
-                <w:color w:val="000000"/>
-                <w:sz w:val="18"/>
-                <w:szCs w:val="18"/>
-              </w:rPr>
-              <w:t xml:space="preserve">Structured Evidence Table with Pattern Extension: Learners build empirical evidence by computing powers of 2 through repeated doubling — a concrete, low-tech process that mirrors what the Kericho farmer does mentally. Extending the table into negative exponents leverages the observed pattern (÷2 each row going down) rather than abstract rule-stating, making the definition a⁻ⁿ = 1/aⁿ feel discovered rather than imposed. This is the NGSS Science and Engineering Practice of 'Analyzing and Interpreting Data.'</w:t>
-            </w:r>
-          </w:p>
-        </w:tc>
-        <w:tc>
-          <w:tcPr>
-            <w:tcW w:type="dxa" w:w="3040"/>
-            <w:shd w:fill="F2F2F2" w:color="auto" w:val="clear"/>
-            <w:tcMar>
-              <w:top w:type="dxa" w:w="60"/>
-              <w:left w:type="dxa" w:w="120"/>
-              <w:bottom w:type="dxa" w:w="60"/>
-              <w:right w:type="dxa" w:w="120"/>
-            </w:tcMar>
-            <w:vAlign w:val="top"/>
-          </w:tcPr>
-          <w:p>
-            <w:pPr>
-              <w:spacing w:after="40" w:before="0"/>
-              <w:jc w:val="left"/>
-            </w:pPr>
-            <w:r>
-              <w:rPr>
-                <w:rFonts w:ascii="Arial" w:cs="Arial" w:eastAsia="Arial" w:hAnsi="Arial"/>
-                <w:b w:val="false"/>
-                <w:bCs w:val="false"/>
-                <w:i w:val="false"/>
-                <w:iCs w:val="false"/>
-                <w:color w:val="000000"/>
-                <w:sz w:val="18"/>
-                <w:szCs w:val="18"/>
-              </w:rPr>
-              <w:t xml:space="preserve">Observable indicators: (a) Learner correctly completes the powers-of-2 table with no errors from 2⁰ to 2¹⁰ — meets expectations for knowledge of index notation; (b) Learner spontaneously extends table to 2⁻¹ = 0.5 or ½ without prompting — exceeds expectations; (c) Learner writes 2⁻¹⁰ correctly for 1/1024 — meets expectation on negative index rule; (d) For Part C, learner correctly gives both fraction form AND index form for all four — meets expectation. Teacher collects Part C responses (quick scan of books) at end of phase to sort learners into 'secure,' 'developing,' and 'needs support' groups for the Explain phase.</w:t>
-            </w:r>
-          </w:p>
-        </w:tc>
-      </w:tr>
-      <w:tr>
-        <w:tc>
-          <w:tcPr>
-            <w:tcW w:type="dxa" w:w="1520"/>
-            <w:shd w:fill="E2EFDA" w:color="auto" w:val="clear"/>
-            <w:tcMar>
-              <w:top w:type="dxa" w:w="60"/>
-              <w:left w:type="dxa" w:w="120"/>
-              <w:bottom w:type="dxa" w:w="60"/>
-              <w:right w:type="dxa" w:w="120"/>
-            </w:tcMar>
-            <w:vAlign w:val="top"/>
-          </w:tcPr>
-          <w:p>
-            <w:pPr>
-              <w:spacing w:after="40" w:before="0"/>
-              <w:jc w:val="left"/>
-            </w:pPr>
-            <w:r>
-              <w:rPr>
-                <w:rFonts w:ascii="Arial" w:cs="Arial" w:eastAsia="Arial" w:hAnsi="Arial"/>
-                <w:b/>
-                <w:bCs/>
-                <w:i w:val="false"/>
-                <w:iCs w:val="false"/>
-                <w:color w:val="000000"/>
-                <w:sz w:val="18"/>
-                <w:szCs w:val="18"/>
-              </w:rPr>
-              <w:t xml:space="preserve">Explain Phase</w:t>
-            </w:r>
-          </w:p>
-          <w:p>
-            <w:pPr>
-              <w:spacing w:after="20" w:before="0"/>
-            </w:pPr>
-            <w:r>
-              <w:rPr>
-                <w:rFonts w:ascii="Arial" w:cs="Arial" w:eastAsia="Arial" w:hAnsi="Arial"/>
-                <w:b/>
-                <w:bCs/>
-                <w:color w:val="1F3864"/>
-                <w:sz w:val="16"/>
-                <w:szCs w:val="16"/>
-              </w:rPr>
-              <w:t xml:space="preserve">📹 VIDEO:</w:t>
-            </w:r>
-          </w:p>
-          <w:p>
-            <w:pPr>
-              <w:spacing w:after="20" w:before="0"/>
-            </w:pPr>
-            <w:hyperlink w:history="1" r:id="rId0odjeu58s0916jwmg9k4v">
-              <w:r>
-                <w:rPr>
-                  <w:rFonts w:ascii="Arial" w:cs="Arial" w:eastAsia="Arial" w:hAnsi="Arial"/>
-                  <w:color w:val="2E75B6"/>
-                  <w:sz w:val="16"/>
-                  <w:szCs w:val="16"/>
-                  <w:u w:val="single" w:color="2E75B6"/>
-                </w:rPr>
-                <w:t xml:space="preserve">Exponents with negative bases</w:t>
-              </w:r>
-            </w:hyperlink>
-          </w:p>
-          <w:p>
-            <w:pPr>
-              <w:spacing w:after="10" w:before="0"/>
-              <w:ind w:left="120"/>
-            </w:pPr>
-            <w:r>
-              <w:rPr>
-                <w:rFonts w:ascii="Arial" w:cs="Arial" w:eastAsia="Arial" w:hAnsi="Arial"/>
-                <w:color w:val="595959"/>
-                <w:sz w:val="14"/>
-                <w:szCs w:val="14"/>
-              </w:rPr>
-              <w:t xml:space="preserve">Source: Khan Academy (English - US curriculum)</w:t>
-            </w:r>
-          </w:p>
-          <w:p>
-            <w:pPr>
-              <w:spacing w:after="10" w:before="0"/>
-              <w:ind w:left="120"/>
-            </w:pPr>
-            <w:hyperlink w:history="1" r:id="rId-0rfissgyeu1i877uqqhq">
-              <w:r>
-                <w:rPr>
-                  <w:rFonts w:ascii="Arial" w:cs="Arial" w:eastAsia="Arial" w:hAnsi="Arial"/>
-                  <w:color w:val="595959"/>
-                  <w:sz w:val="14"/>
-                  <w:szCs w:val="14"/>
-                  <w:u w:val="single" w:color="595959"/>
-                </w:rPr>
-                <w:t xml:space="preserve">🔍 Search ARES for similar videos</w:t>
-              </w:r>
-            </w:hyperlink>
-          </w:p>
-          <w:p>
-            <w:pPr>
-              <w:spacing w:after="40" w:before="0"/>
-            </w:pPr>
-            <w:r>
-              <w:rPr>
-                <w:sz w:val="14"/>
-                <w:szCs w:val="14"/>
-              </w:rPr>
-              <w:t xml:space="preserve"/>
-            </w:r>
-          </w:p>
-          <w:p>
-            <w:pPr>
-              <w:spacing w:after="20" w:before="0"/>
-            </w:pPr>
-            <w:r>
-              <w:rPr>
-                <w:rFonts w:ascii="Arial" w:cs="Arial" w:eastAsia="Arial" w:hAnsi="Arial"/>
-                <w:b/>
-                <w:bCs/>
-                <w:color w:val="1F3864"/>
-                <w:sz w:val="16"/>
-                <w:szCs w:val="16"/>
-              </w:rPr>
-              <w:t xml:space="preserve">📖 EXERCISE:</w:t>
-            </w:r>
-          </w:p>
-          <w:p>
-            <w:pPr>
-              <w:spacing w:after="20" w:before="0"/>
-            </w:pPr>
-            <w:hyperlink w:history="1" r:id="rIdhbajlvfo3ufpyql9ipxu6">
-              <w:r>
-                <w:rPr>
-                  <w:rFonts w:ascii="Arial" w:cs="Arial" w:eastAsia="Arial" w:hAnsi="Arial"/>
-                  <w:color w:val="2E75B6"/>
-                  <w:sz w:val="16"/>
-                  <w:szCs w:val="16"/>
-                  <w:u w:val="single" w:color="2E75B6"/>
-                </w:rPr>
-                <w:t xml:space="preserve">Powers of products &amp; quotients (integer exponents)</w:t>
-              </w:r>
-            </w:hyperlink>
-          </w:p>
-          <w:p>
-            <w:pPr>
-              <w:spacing w:after="10" w:before="0"/>
-              <w:ind w:left="120"/>
-            </w:pPr>
-            <w:r>
-              <w:rPr>
-                <w:rFonts w:ascii="Arial" w:cs="Arial" w:eastAsia="Arial" w:hAnsi="Arial"/>
-                <w:color w:val="595959"/>
-                <w:sz w:val="14"/>
-                <w:szCs w:val="14"/>
-              </w:rPr>
-              <w:t xml:space="preserve">Source: Khan Academy (English - US curriculum)</w:t>
-            </w:r>
-          </w:p>
-          <w:p>
-            <w:pPr>
-              <w:spacing w:after="10" w:before="0"/>
-              <w:ind w:left="120"/>
-            </w:pPr>
-            <w:hyperlink w:history="1" r:id="rIdjjvyrtvqy6w0ktiw8m0lc">
-              <w:r>
-                <w:rPr>
-                  <w:rFonts w:ascii="Arial" w:cs="Arial" w:eastAsia="Arial" w:hAnsi="Arial"/>
-                  <w:color w:val="595959"/>
-                  <w:sz w:val="14"/>
-                  <w:szCs w:val="14"/>
-                  <w:u w:val="single" w:color="595959"/>
-                </w:rPr>
-                <w:t xml:space="preserve">🔍 Search ARES for similar readings</w:t>
-              </w:r>
-            </w:hyperlink>
-          </w:p>
-        </w:tc>
-        <w:tc>
-          <w:tcPr>
-            <w:tcW w:type="dxa" w:w="3040"/>
-            <w:shd w:fill="FFFFFF" w:color="auto" w:val="clear"/>
-            <w:tcMar>
-              <w:top w:type="dxa" w:w="60"/>
-              <w:left w:type="dxa" w:w="120"/>
-              <w:bottom w:type="dxa" w:w="60"/>
-              <w:right w:type="dxa" w:w="120"/>
-            </w:tcMar>
-            <w:vAlign w:val="top"/>
-          </w:tcPr>
-          <w:p>
-            <w:pPr>
-              <w:spacing w:after="40" w:before="0"/>
-              <w:jc w:val="left"/>
-            </w:pPr>
-            <w:r>
-              <w:rPr>
-                <w:rFonts w:ascii="Arial" w:cs="Arial" w:eastAsia="Arial" w:hAnsi="Arial"/>
-                <w:b w:val="false"/>
-                <w:bCs w:val="false"/>
-                <w:i w:val="false"/>
-                <w:iCs w:val="false"/>
-                <w:color w:val="000000"/>
-                <w:sz w:val="18"/>
-                <w:szCs w:val="18"/>
-              </w:rPr>
-              <w:t xml:space="preserve">The class reconvenes for sensemaking. The teacher formalises the three concepts that emerged from the Observe phase, always anchoring to the Kericho phenomenon. Step 1 — Reciprocals (5 minutes): Learners copy and complete a structured note: 'The reciprocal of a real number a is 1/a, and a × (1/a) = 1. The reciprocal of 2¹⁰ (the number of plants) is 1/2¹⁰ — the fraction of the estate's total production that one single plant contributes.' Step 2 — Index Notation and the Laws of Negative Indices (8 minutes): Teacher writes on board: a⁻ⁿ = 1/aⁿ and a⁻¹ = 1/a. Learners work three guided examples: (i) Write 2⁻³ as a fraction and evaluate. (ii) Write 1/125 in index form using base 5. (iii) A tea pest destroys half the estate each season — if the estate had 2¹⁰ plants, express the surviving plants after 3 seasons of halving, using negative indices. Step 3 — Connecting to the Phenomenon (7 minutes): Learners return to their original predictions from Phase 1. Teacher asks: 'Raise your hand if your prediction about what happens when the exponent increases by 1 was correct.' Learners amend their prediction sticky notes in a different colour. Teacher draws the key conceptual bridge on the board: [2ⁿ] → [×2] → [2ⁿ⁺¹] and [2ⁿ] → [÷2 = ×½ = ×2⁻¹] → [2ⁿ⁻¹]. Learners write this bridge in their own words in the 'Explain' section of their exercise book.</w:t>
-            </w:r>
-          </w:p>
-        </w:tc>
-        <w:tc>
-          <w:tcPr>
-            <w:tcW w:type="dxa" w:w="3040"/>
-            <w:shd w:fill="F2F2F2" w:color="auto" w:val="clear"/>
-            <w:tcMar>
-              <w:top w:type="dxa" w:w="60"/>
-              <w:left w:type="dxa" w:w="120"/>
-              <w:bottom w:type="dxa" w:w="60"/>
-              <w:right w:type="dxa" w:w="120"/>
-            </w:tcMar>
-            <w:vAlign w:val="top"/>
-          </w:tcPr>
-          <w:p>
-            <w:pPr>
-              <w:spacing w:after="40" w:before="0"/>
-              <w:jc w:val="left"/>
-            </w:pPr>
-            <w:r>
-              <w:rPr>
-                <w:rFonts w:ascii="Arial" w:cs="Arial" w:eastAsia="Arial" w:hAnsi="Arial"/>
-                <w:b w:val="false"/>
-                <w:bCs w:val="false"/>
-                <w:i w:val="false"/>
-                <w:iCs w:val="false"/>
-                <w:color w:val="000000"/>
-                <w:sz w:val="18"/>
-                <w:szCs w:val="18"/>
-              </w:rPr>
-              <w:t xml:space="preserve">Begin Step 1 by saying: 'Let us now give precise mathematical language to what you observed.' Write 'RECIPROCAL' in large letters. Say: 'Otieno, from your table — what is the reciprocal of 2¹⁰ in fraction form?' (WAIT 12 seconds.) After correct response: 'Good. Now Fatuma — can you write that same fraction using a negative exponent, based on the pattern you found?' (WAIT 15 seconds.) In Step 2, do NOT simply state the rule — write a⁻ⁿ = 1/aⁿ and say: 'This is the formal statement of the pattern you discovered. Let us test it on three problems.' Work Example (i) as a class. For Example (ii), say: 'Try this independently — you have 90 seconds. Go.' Cold-call one learner after 90 seconds. For Example (iii) — the pest problem — say: 'This is harder. Discuss in your group of three. You have 2 minutes.' Cold-call one group spokesperson. In Step 3, before asking for hands, say: 'Look at your prediction from Phase 1. In silence, decide: was it correct, partially correct, or wrong? Mark it honestly in pencil.' (WAIT 20 seconds of silent reflection.) Then invite 3 cold-calls: one correct predictor, one partially correct, one wrong — affirming all three as valuable: 'A corrected prediction is a sign of genuine learning.'</w:t>
-            </w:r>
-          </w:p>
-        </w:tc>
-        <w:tc>
-          <w:tcPr>
-            <w:tcW w:type="dxa" w:w="3040"/>
-            <w:shd w:fill="FFFFFF" w:color="auto" w:val="clear"/>
-            <w:tcMar>
-              <w:top w:type="dxa" w:w="60"/>
-              <w:left w:type="dxa" w:w="120"/>
-              <w:bottom w:type="dxa" w:w="60"/>
-              <w:right w:type="dxa" w:w="120"/>
-            </w:tcMar>
-            <w:vAlign w:val="top"/>
-          </w:tcPr>
-          <w:p>
-            <w:pPr>
-              <w:spacing w:after="40" w:before="0"/>
-              <w:jc w:val="left"/>
-            </w:pPr>
-            <w:r>
-              <w:rPr>
-                <w:rFonts w:ascii="Arial" w:cs="Arial" w:eastAsia="Arial" w:hAnsi="Arial"/>
-                <w:b w:val="false"/>
-                <w:bCs w:val="false"/>
-                <w:i w:val="false"/>
-                <w:iCs w:val="false"/>
-                <w:color w:val="000000"/>
-                <w:sz w:val="18"/>
-                <w:szCs w:val="18"/>
-              </w:rPr>
-              <w:t xml:space="preserve">Predict–Revise–Explain Cycle anchored to Phenomenon: Returning to Phase 1 predictions and explicitly amending them in a different colour makes learning visible and reinforces metacognition. The guided examples escalate from pure computation (2⁻³) to real-world application (the pest problem), ensuring the index notation is always tethered to the Kericho context. This mirrors the NGSS Practice of 'Constructing Explanations.'</w:t>
-            </w:r>
-          </w:p>
-        </w:tc>
-        <w:tc>
-          <w:tcPr>
-            <w:tcW w:type="dxa" w:w="3040"/>
-            <w:shd w:fill="F2F2F2" w:color="auto" w:val="clear"/>
-            <w:tcMar>
-              <w:top w:type="dxa" w:w="60"/>
-              <w:left w:type="dxa" w:w="120"/>
-              <w:bottom w:type="dxa" w:w="60"/>
-              <w:right w:type="dxa" w:w="120"/>
-            </w:tcMar>
-            <w:vAlign w:val="top"/>
-          </w:tcPr>
-          <w:p>
-            <w:pPr>
-              <w:spacing w:after="40" w:before="0"/>
-              <w:jc w:val="left"/>
-            </w:pPr>
-            <w:r>
-              <w:rPr>
-                <w:rFonts w:ascii="Arial" w:cs="Arial" w:eastAsia="Arial" w:hAnsi="Arial"/>
-                <w:b w:val="false"/>
-                <w:bCs w:val="false"/>
-                <w:i w:val="false"/>
-                <w:iCs w:val="false"/>
-                <w:color w:val="000000"/>
-                <w:sz w:val="18"/>
-                <w:szCs w:val="18"/>
-              </w:rPr>
-              <w:t xml:space="preserve">Teacher scans three observable indicators during Step 2: (a) In Example (ii), learner correctly writes 1/125 = 5⁻³ — demonstrates ability to convert from fraction to negative index form; (b) In Example (iii), learner correctly writes 2¹⁰ × (2⁻¹)³ = 2¹⁰ × 2⁻³ = 2⁷ = 128 plants — demonstrates ability to combine positive and negative indices in context; (c) In Step 3, learner's amended prediction note shows a specific correction (e.g., 'I said +100 but it actually doubles') — demonstrates conceptual revision, not just rote correction. Teacher notes any learner who cannot complete Example (ii) for follow-up before Lesson 2.</w:t>
-            </w:r>
-          </w:p>
-        </w:tc>
-      </w:tr>
-      <w:tr>
-        <w:tc>
-          <w:tcPr>
-            <w:tcW w:type="dxa" w:w="1520"/>
-            <w:shd w:fill="FCE4D6" w:color="auto" w:val="clear"/>
-            <w:tcMar>
-              <w:top w:type="dxa" w:w="60"/>
-              <w:left w:type="dxa" w:w="120"/>
-              <w:bottom w:type="dxa" w:w="60"/>
-              <w:right w:type="dxa" w:w="120"/>
-            </w:tcMar>
-            <w:vAlign w:val="top"/>
-          </w:tcPr>
-          <w:p>
-            <w:pPr>
-              <w:spacing w:after="40" w:before="0"/>
-              <w:jc w:val="left"/>
-            </w:pPr>
-            <w:r>
-              <w:rPr>
-                <w:rFonts w:ascii="Arial" w:cs="Arial" w:eastAsia="Arial" w:hAnsi="Arial"/>
-                <w:b/>
-                <w:bCs/>
-                <w:i w:val="false"/>
-                <w:iCs w:val="false"/>
-                <w:color w:val="000000"/>
-                <w:sz w:val="18"/>
-                <w:szCs w:val="18"/>
-              </w:rPr>
-              <w:t xml:space="preserve">Driving Question Board (DQB) Creation</w:t>
-            </w:r>
-          </w:p>
-          <w:p>
-            <w:pPr>
-              <w:spacing w:after="20" w:before="0"/>
-            </w:pPr>
-            <w:r>
-              <w:rPr>
-                <w:rFonts w:ascii="Arial" w:cs="Arial" w:eastAsia="Arial" w:hAnsi="Arial"/>
-                <w:b/>
-                <w:bCs/>
-                <w:color w:val="1F3864"/>
-                <w:sz w:val="16"/>
-                <w:szCs w:val="16"/>
-              </w:rPr>
-              <w:t xml:space="preserve">📹 VIDEO:</w:t>
-            </w:r>
-          </w:p>
-          <w:p>
-            <w:pPr>
-              <w:spacing w:after="20" w:before="0"/>
-            </w:pPr>
-            <w:hyperlink w:history="1" r:id="rIdkm2f-bj0eueylbomwgekg">
-              <w:r>
-                <w:rPr>
-                  <w:rFonts w:ascii="Arial" w:cs="Arial" w:eastAsia="Arial" w:hAnsi="Arial"/>
-                  <w:color w:val="2E75B6"/>
-                  <w:sz w:val="16"/>
-                  <w:szCs w:val="16"/>
-                  <w:u w:val="single" w:color="2E75B6"/>
-                </w:rPr>
-                <w:t xml:space="preserve">Exponents and powers of 10 patterns</w:t>
-              </w:r>
-            </w:hyperlink>
-          </w:p>
-          <w:p>
-            <w:pPr>
-              <w:spacing w:after="10" w:before="0"/>
-              <w:ind w:left="120"/>
-            </w:pPr>
-            <w:r>
-              <w:rPr>
-                <w:rFonts w:ascii="Arial" w:cs="Arial" w:eastAsia="Arial" w:hAnsi="Arial"/>
-                <w:color w:val="595959"/>
-                <w:sz w:val="14"/>
-                <w:szCs w:val="14"/>
-              </w:rPr>
-              <w:t xml:space="preserve">Source: Khan Academy (English - US curriculum)</w:t>
-            </w:r>
-          </w:p>
-          <w:p>
-            <w:pPr>
-              <w:spacing w:after="10" w:before="0"/>
-              <w:ind w:left="120"/>
-            </w:pPr>
-            <w:hyperlink w:history="1" r:id="rIda8iiq6ujtcnur87m6rwxk">
-              <w:r>
-                <w:rPr>
-                  <w:rFonts w:ascii="Arial" w:cs="Arial" w:eastAsia="Arial" w:hAnsi="Arial"/>
-                  <w:color w:val="595959"/>
-                  <w:sz w:val="14"/>
-                  <w:szCs w:val="14"/>
-                  <w:u w:val="single" w:color="595959"/>
-                </w:rPr>
-                <w:t xml:space="preserve">🔍 Search ARES for similar videos</w:t>
-              </w:r>
-            </w:hyperlink>
-          </w:p>
-          <w:p>
-            <w:pPr>
-              <w:spacing w:after="40" w:before="0"/>
-            </w:pPr>
-            <w:r>
-              <w:rPr>
-                <w:sz w:val="14"/>
-                <w:szCs w:val="14"/>
-              </w:rPr>
-              <w:t xml:space="preserve"/>
-            </w:r>
-          </w:p>
-          <w:p>
-            <w:pPr>
-              <w:spacing w:after="20" w:before="0"/>
-            </w:pPr>
-            <w:r>
-              <w:rPr>
-                <w:rFonts w:ascii="Arial" w:cs="Arial" w:eastAsia="Arial" w:hAnsi="Arial"/>
-                <w:b/>
-                <w:bCs/>
-                <w:color w:val="1F3864"/>
-                <w:sz w:val="16"/>
-                <w:szCs w:val="16"/>
-              </w:rPr>
-              <w:t xml:space="preserve">📖 EXERCISE:</w:t>
-            </w:r>
-          </w:p>
-          <w:p>
-            <w:pPr>
-              <w:spacing w:after="20" w:before="0"/>
-            </w:pPr>
-            <w:hyperlink w:history="1" r:id="rIdmyxg-lln3nv2pljkmscoo">
-              <w:r>
-                <w:rPr>
-                  <w:rFonts w:ascii="Arial" w:cs="Arial" w:eastAsia="Arial" w:hAnsi="Arial"/>
-                  <w:color w:val="2E75B6"/>
-                  <w:sz w:val="16"/>
-                  <w:szCs w:val="16"/>
-                  <w:u w:val="single" w:color="2E75B6"/>
-                </w:rPr>
-                <w:t xml:space="preserve">Multiply &amp; divide powers (integer exponents)</w:t>
-              </w:r>
-            </w:hyperlink>
-          </w:p>
-          <w:p>
-            <w:pPr>
-              <w:spacing w:after="10" w:before="0"/>
-              <w:ind w:left="120"/>
-            </w:pPr>
-            <w:r>
-              <w:rPr>
-                <w:rFonts w:ascii="Arial" w:cs="Arial" w:eastAsia="Arial" w:hAnsi="Arial"/>
-                <w:color w:val="595959"/>
-                <w:sz w:val="14"/>
-                <w:szCs w:val="14"/>
-              </w:rPr>
-              <w:t xml:space="preserve">Source: Khan Academy (English - US curriculum)</w:t>
-            </w:r>
-          </w:p>
-          <w:p>
-            <w:pPr>
-              <w:spacing w:after="10" w:before="0"/>
-              <w:ind w:left="120"/>
-            </w:pPr>
-            <w:hyperlink w:history="1" r:id="rIdvqetpowrsyjnsfqh3gdaz">
-              <w:r>
-                <w:rPr>
-                  <w:rFonts w:ascii="Arial" w:cs="Arial" w:eastAsia="Arial" w:hAnsi="Arial"/>
-                  <w:color w:val="595959"/>
-                  <w:sz w:val="14"/>
-                  <w:szCs w:val="14"/>
-                  <w:u w:val="single" w:color="595959"/>
-                </w:rPr>
-                <w:t xml:space="preserve">🔍 Search ARES for similar readings</w:t>
-              </w:r>
-            </w:hyperlink>
-          </w:p>
-        </w:tc>
-        <w:tc>
-          <w:tcPr>
-            <w:tcW w:type="dxa" w:w="3040"/>
-            <w:shd w:fill="FFFFFF" w:color="auto" w:val="clear"/>
-            <w:tcMar>
-              <w:top w:type="dxa" w:w="60"/>
-              <w:left w:type="dxa" w:w="120"/>
-              <w:bottom w:type="dxa" w:w="60"/>
-              <w:right w:type="dxa" w:w="120"/>
-            </w:tcMar>
-            <w:vAlign w:val="top"/>
-          </w:tcPr>
-          <w:p>
-            <w:pPr>
-              <w:spacing w:after="40" w:before="0"/>
-              <w:jc w:val="left"/>
-            </w:pPr>
-            <w:r>
-              <w:rPr>
-                <w:rFonts w:ascii="Arial" w:cs="Arial" w:eastAsia="Arial" w:hAnsi="Arial"/>
-                <w:b w:val="false"/>
-                <w:bCs w:val="false"/>
-                <w:i w:val="false"/>
-                <w:iCs w:val="false"/>
-                <w:color w:val="000000"/>
-                <w:sz w:val="18"/>
-                <w:szCs w:val="18"/>
-              </w:rPr>
-              <w:t xml:space="preserve">The Driving Question Board is formally opened. The class Driving Question — 'How can a Kericho tea farmer — or any Kenyan scientist, engineer, or business person — use the mathematics of indices and logarithms to make sense of, and calculate with, numbers that are too large or too small to handle by ordinary arithmetic?' — is written in bold at the top of a dedicated section of the classroom board (or a large sheet of chart paper). Each learner writes ONE question they still have about the phenomenon on a small card or sticky note. Questions are read silently, grouped by the teacher into three visible clusters: (A) 'Questions about indices and powers,' (B) 'Questions about logarithms and tables,' (C) 'Questions about why this matters in Kenya.' Representative cards from each cluster are pinned to the DQB. Learners note in their books: 'My DQB question: ____. I think we will answer this in Lesson ____.' The teacher highlights 2–3 student questions that will be answered across the unit, creating anticipation: e.g., 'Kamau asks: why does adding numbers in a log table give the same answer as multiplying? That is the central mystery of this unit — we will fully answer it by Lesson 6.'</w:t>
-            </w:r>
-          </w:p>
-        </w:tc>
-        <w:tc>
-          <w:tcPr>
-            <w:tcW w:type="dxa" w:w="3040"/>
-            <w:shd w:fill="F2F2F2" w:color="auto" w:val="clear"/>
-            <w:tcMar>
-              <w:top w:type="dxa" w:w="60"/>
-              <w:left w:type="dxa" w:w="120"/>
-              <w:bottom w:type="dxa" w:w="60"/>
-              <w:right w:type="dxa" w:w="120"/>
-            </w:tcMar>
-            <w:vAlign w:val="top"/>
-          </w:tcPr>
-          <w:p>
-            <w:pPr>
-              <w:spacing w:after="40" w:before="0"/>
-              <w:jc w:val="left"/>
-            </w:pPr>
-            <w:r>
-              <w:rPr>
-                <w:rFonts w:ascii="Arial" w:cs="Arial" w:eastAsia="Arial" w:hAnsi="Arial"/>
-                <w:b w:val="false"/>
-                <w:bCs w:val="false"/>
-                <w:i w:val="false"/>
-                <w:iCs w:val="false"/>
-                <w:color w:val="000000"/>
-                <w:sz w:val="18"/>
-                <w:szCs w:val="18"/>
-              </w:rPr>
-              <w:t xml:space="preserve">Introduce the DQB by saying: 'Every great mathematician starts with questions they cannot yet answer. This board is OUR question wall for the entire unit. It will fill up — and slowly, lesson by lesson, we will answer every question on it.' Distribute cards. Say: 'Write ONE question — not a fact you want confirmed, but a genuine puzzle the phenomenon created for you. You have 2 minutes.' (WAIT silently while learners write — do not prompt or coach.) Collect cards. Do a quick 60-second silent sort into clusters A, B, C. Read two cards aloud from each cluster (anonymously). Pin them. Then say: 'Before the next lesson, I will add the KICD key inquiry questions to this board — they map exactly onto questions some of you just wrote.' Close by saying: 'Our DQB opens today with YOUR questions. We will return to it at the start of every lesson to update what we now understand.' Write today's date on the board beside the DQB heading.</w:t>
-            </w:r>
-          </w:p>
-        </w:tc>
-        <w:tc>
-          <w:tcPr>
-            <w:tcW w:type="dxa" w:w="3040"/>
-            <w:shd w:fill="FFFFFF" w:color="auto" w:val="clear"/>
-            <w:tcMar>
-              <w:top w:type="dxa" w:w="60"/>
-              <w:left w:type="dxa" w:w="120"/>
-              <w:bottom w:type="dxa" w:w="60"/>
-              <w:right w:type="dxa" w:w="120"/>
-            </w:tcMar>
-            <w:vAlign w:val="top"/>
-          </w:tcPr>
-          <w:p>
-            <w:pPr>
-              <w:spacing w:after="40" w:before="0"/>
-              <w:jc w:val="left"/>
-            </w:pPr>
-            <w:r>
-              <w:rPr>
-                <w:rFonts w:ascii="Arial" w:cs="Arial" w:eastAsia="Arial" w:hAnsi="Arial"/>
-                <w:b w:val="false"/>
-                <w:bCs w:val="false"/>
-                <w:i w:val="false"/>
-                <w:iCs w:val="false"/>
-                <w:color w:val="000000"/>
-                <w:sz w:val="18"/>
-                <w:szCs w:val="18"/>
-              </w:rPr>
-              <w:t xml:space="preserve">Question Clustering on a Driving Question Board: Physically organising student questions into themed clusters makes the intellectual landscape of the unit visible. Learners see that their personal curiosity maps onto the unit structure, increasing intrinsic motivation. Publicly naming which lessons will answer which questions gives learners a sense of agency over their learning trajectory — a core principle of Kenya's CBE learner-centred approach.</w:t>
-            </w:r>
-          </w:p>
-        </w:tc>
-        <w:tc>
-          <w:tcPr>
-            <w:tcW w:type="dxa" w:w="3040"/>
-            <w:shd w:fill="F2F2F2" w:color="auto" w:val="clear"/>
-            <w:tcMar>
-              <w:top w:type="dxa" w:w="60"/>
-              <w:left w:type="dxa" w:w="120"/>
-              <w:bottom w:type="dxa" w:w="60"/>
-              <w:right w:type="dxa" w:w="120"/>
-            </w:tcMar>
-            <w:vAlign w:val="top"/>
-          </w:tcPr>
-          <w:p>
-            <w:pPr>
-              <w:spacing w:after="40" w:before="0"/>
-              <w:jc w:val="left"/>
-            </w:pPr>
-            <w:r>
-              <w:rPr>
-                <w:rFonts w:ascii="Arial" w:cs="Arial" w:eastAsia="Arial" w:hAnsi="Arial"/>
-                <w:b w:val="false"/>
-                <w:bCs w:val="false"/>
-                <w:i w:val="false"/>
-                <w:iCs w:val="false"/>
-                <w:color w:val="000000"/>
-                <w:sz w:val="18"/>
-                <w:szCs w:val="18"/>
-              </w:rPr>
-              <w:t xml:space="preserve">Teacher reads all submitted DQB cards before the next lesson. Observable indicators: (a) Learner asks a question about logarithms specifically (e.g., 'What is a logarithm exactly?') — shows the phenomenon successfully created cognitive dissonance about log tables; (b) Learner asks a question about the index laws (e.g., 'What happens when you multiply two powers with the same base?') — shows readiness for Lesson 2 content; (c) Learner's question is superficial or off-topic (e.g., 'How much does tea cost in Kericho?') — flags low engagement with the mathematical phenomenon; teacher makes a note to re-anchor this learner with a one-on-one conversation at the start of Lesson 2.</w:t>
-            </w:r>
-          </w:p>
-        </w:tc>
-      </w:tr>
-      <w:tr>
-        <w:tc>
-          <w:tcPr>
-            <w:tcW w:type="dxa" w:w="1520"/>
-            <w:shd w:fill="D5E8F0" w:color="auto" w:val="clear"/>
-            <w:tcMar>
-              <w:top w:type="dxa" w:w="60"/>
-              <w:left w:type="dxa" w:w="120"/>
-              <w:bottom w:type="dxa" w:w="60"/>
-              <w:right w:type="dxa" w:w="120"/>
-            </w:tcMar>
-            <w:vAlign w:val="top"/>
-          </w:tcPr>
-          <w:p>
-            <w:pPr>
-              <w:spacing w:after="40" w:before="0"/>
-              <w:jc w:val="left"/>
-            </w:pPr>
-            <w:r>
-              <w:rPr>
-                <w:rFonts w:ascii="Arial" w:cs="Arial" w:eastAsia="Arial" w:hAnsi="Arial"/>
-                <w:b/>
-                <w:bCs/>
-                <w:i w:val="false"/>
-                <w:iCs w:val="false"/>
-                <w:color w:val="000000"/>
-                <w:sz w:val="18"/>
-                <w:szCs w:val="18"/>
-              </w:rPr>
-              <w:t xml:space="preserve">Model Building Phase</w:t>
-            </w:r>
-          </w:p>
-          <w:p>
-            <w:pPr>
-              <w:spacing w:after="20" w:before="0"/>
-            </w:pPr>
-            <w:r>
-              <w:rPr>
-                <w:rFonts w:ascii="Arial" w:cs="Arial" w:eastAsia="Arial" w:hAnsi="Arial"/>
-                <w:b/>
-                <w:bCs/>
-                <w:color w:val="1F3864"/>
-                <w:sz w:val="16"/>
-                <w:szCs w:val="16"/>
-              </w:rPr>
-              <w:t xml:space="preserve">📹 VIDEO:</w:t>
-            </w:r>
-          </w:p>
-          <w:p>
-            <w:pPr>
-              <w:spacing w:after="20" w:before="0"/>
-            </w:pPr>
-            <w:hyperlink w:history="1" r:id="rIdjp5ck6qnizn1teudqlgdq">
-              <w:r>
-                <w:rPr>
-                  <w:rFonts w:ascii="Arial" w:cs="Arial" w:eastAsia="Arial" w:hAnsi="Arial"/>
-                  <w:color w:val="2E75B6"/>
-                  <w:sz w:val="16"/>
-                  <w:szCs w:val="16"/>
-                  <w:u w:val="single" w:color="2E75B6"/>
-                </w:rPr>
-                <w:t xml:space="preserve">Negative exponents</w:t>
-              </w:r>
-            </w:hyperlink>
-          </w:p>
-          <w:p>
-            <w:pPr>
-              <w:spacing w:after="10" w:before="0"/>
-              <w:ind w:left="120"/>
-            </w:pPr>
-            <w:r>
-              <w:rPr>
-                <w:rFonts w:ascii="Arial" w:cs="Arial" w:eastAsia="Arial" w:hAnsi="Arial"/>
-                <w:color w:val="595959"/>
-                <w:sz w:val="14"/>
-                <w:szCs w:val="14"/>
-              </w:rPr>
-              <w:t xml:space="preserve">Source: Khan Academy (English - US curriculum)</w:t>
-            </w:r>
-          </w:p>
-          <w:p>
-            <w:pPr>
-              <w:spacing w:after="10" w:before="0"/>
-              <w:ind w:left="120"/>
-            </w:pPr>
-            <w:hyperlink w:history="1" r:id="rIduloh1iw7hixz0ny3gsm08">
-              <w:r>
-                <w:rPr>
-                  <w:rFonts w:ascii="Arial" w:cs="Arial" w:eastAsia="Arial" w:hAnsi="Arial"/>
-                  <w:color w:val="595959"/>
-                  <w:sz w:val="14"/>
-                  <w:szCs w:val="14"/>
-                  <w:u w:val="single" w:color="595959"/>
-                </w:rPr>
-                <w:t xml:space="preserve">🔍 Search ARES for similar videos</w:t>
-              </w:r>
-            </w:hyperlink>
-          </w:p>
-          <w:p>
-            <w:pPr>
-              <w:spacing w:after="40" w:before="0"/>
-            </w:pPr>
-            <w:r>
-              <w:rPr>
-                <w:sz w:val="14"/>
-                <w:szCs w:val="14"/>
-              </w:rPr>
-              <w:t xml:space="preserve"/>
-            </w:r>
-          </w:p>
-          <w:p>
-            <w:pPr>
-              <w:spacing w:after="20" w:before="0"/>
-            </w:pPr>
-            <w:r>
-              <w:rPr>
-                <w:rFonts w:ascii="Arial" w:cs="Arial" w:eastAsia="Arial" w:hAnsi="Arial"/>
-                <w:b/>
-                <w:bCs/>
-                <w:color w:val="1F3864"/>
-                <w:sz w:val="16"/>
-                <w:szCs w:val="16"/>
-              </w:rPr>
-              <w:t xml:space="preserve">📖 EXERCISE:</w:t>
-            </w:r>
-          </w:p>
-          <w:p>
-            <w:pPr>
-              <w:spacing w:after="20" w:before="0"/>
-            </w:pPr>
-            <w:hyperlink w:history="1" r:id="rIdbxncizmktu27newy9ud1n">
-              <w:r>
-                <w:rPr>
-                  <w:rFonts w:ascii="Arial" w:cs="Arial" w:eastAsia="Arial" w:hAnsi="Arial"/>
-                  <w:color w:val="2E75B6"/>
-                  <w:sz w:val="16"/>
-                  <w:szCs w:val="16"/>
-                  <w:u w:val="single" w:color="2E75B6"/>
-                </w:rPr>
-                <w:t xml:space="preserve">Negative exponents</w:t>
-              </w:r>
-            </w:hyperlink>
-          </w:p>
-          <w:p>
-            <w:pPr>
-              <w:spacing w:after="10" w:before="0"/>
-              <w:ind w:left="120"/>
-            </w:pPr>
-            <w:r>
-              <w:rPr>
-                <w:rFonts w:ascii="Arial" w:cs="Arial" w:eastAsia="Arial" w:hAnsi="Arial"/>
-                <w:color w:val="595959"/>
-                <w:sz w:val="14"/>
-                <w:szCs w:val="14"/>
-              </w:rPr>
-              <w:t xml:space="preserve">Source: Khan Academy (English - US curriculum)</w:t>
-            </w:r>
-          </w:p>
-          <w:p>
-            <w:pPr>
-              <w:spacing w:after="10" w:before="0"/>
-              <w:ind w:left="120"/>
-            </w:pPr>
-            <w:hyperlink w:history="1" r:id="rIdadzsc0sefr2qmcrwvdhv7">
+            <w:hyperlink w:history="1" r:id="rIdkrsnm2iow1l1qsxbz54nx">
               <w:r>
                 <w:rPr>
                   <w:rFonts w:ascii="Arial" w:cs="Arial" w:eastAsia="Arial" w:hAnsi="Arial"/>
@@ -5304,7 +5320,7 @@
         </w:rPr>
         <w:t xml:space="preserve">© 2026 SeaVuria and ARES. Aligned with KICD objectives. Developed by SeaVuria; technical implementation by ARES (with AI assistance from Claude). Licensed under </w:t>
       </w:r>
-      <w:hyperlink w:history="1" r:id="rIdyceo9pxopiyki-eadvc__">
+      <w:hyperlink w:history="1" r:id="rIdtxkmbc5kyapiikuok1gvf">
         <w:r>
           <w:rPr>
             <w:rFonts w:ascii="Arial" w:cs="Arial" w:eastAsia="Arial" w:hAnsi="Arial"/>
@@ -5325,7 +5341,7 @@
         </w:rPr>
         <w:t xml:space="preserve"> (</w:t>
       </w:r>
-      <w:hyperlink w:history="1" r:id="rIdkergqhe6gsgp10yywp14f">
+      <w:hyperlink w:history="1" r:id="rIdlr6htbp1fvlbetxs2hkl6">
         <w:r>
           <w:rPr>
             <w:rFonts w:ascii="Arial" w:cs="Arial" w:eastAsia="Arial" w:hAnsi="Arial"/>
@@ -6338,7 +6354,7 @@
             <w:pPr>
               <w:spacing w:after="20" w:before="0"/>
             </w:pPr>
-            <w:hyperlink w:history="1" r:id="rIdyerwnpvipobiwqixlfgsu">
+            <w:hyperlink w:history="1" r:id="rIdnwfyqdo7ui1l0uontw6-p">
               <w:r>
                 <w:rPr>
                   <w:rFonts w:ascii="Arial" w:cs="Arial" w:eastAsia="Arial" w:hAnsi="Arial"/>
@@ -6347,7 +6363,7 @@
                   <w:szCs w:val="16"/>
                   <w:u w:val="single" w:color="2E75B6"/>
                 </w:rPr>
-                <w:t xml:space="preserve">Exponent rules intro -dubbed(KY)</w:t>
+                <w:t xml:space="preserve">Multiplying &amp; dividing powers (integer exponents)</w:t>
               </w:r>
             </w:hyperlink>
           </w:p>
@@ -6363,7 +6379,7 @@
                 <w:sz w:val="14"/>
                 <w:szCs w:val="14"/>
               </w:rPr>
-              <w:t xml:space="preserve">Source: Khan Academy (Kiswahili)</w:t>
+              <w:t xml:space="preserve">Source: Khan Academy (English - US curriculum)</w:t>
             </w:r>
           </w:p>
           <w:p>
@@ -6371,7 +6387,7 @@
               <w:spacing w:after="10" w:before="0"/>
               <w:ind w:left="120"/>
             </w:pPr>
-            <w:hyperlink w:history="1" r:id="rId08zzieolvii2cl6jykym8">
+            <w:hyperlink w:history="1" r:id="rIdzhhy9kjke_nu619cxcztt">
               <w:r>
                 <w:rPr>
                   <w:rFonts w:ascii="Arial" w:cs="Arial" w:eastAsia="Arial" w:hAnsi="Arial"/>
@@ -6416,7 +6432,7 @@
             <w:pPr>
               <w:spacing w:after="20" w:before="0"/>
             </w:pPr>
-            <w:hyperlink w:history="1" r:id="rIddtj8sdsfidrtyvbzwhjzm">
+            <w:hyperlink w:history="1" r:id="rIdrug3-gjmdujdhit7ohzsg">
               <w:r>
                 <w:rPr>
                   <w:rFonts w:ascii="Arial" w:cs="Arial" w:eastAsia="Arial" w:hAnsi="Arial"/>
@@ -6425,7 +6441,7 @@
                   <w:szCs w:val="16"/>
                   <w:u w:val="single" w:color="2E75B6"/>
                 </w:rPr>
-                <w:t xml:space="preserve">Product and Quotient Properties of Logarithms (Flexbook)</w:t>
+                <w:t xml:space="preserve">Product and Quotient Properties of Exponents (Flexbook)</w:t>
               </w:r>
             </w:hyperlink>
           </w:p>
@@ -6449,7 +6465,7 @@
               <w:spacing w:after="10" w:before="0"/>
               <w:ind w:left="120"/>
             </w:pPr>
-            <w:hyperlink w:history="1" r:id="rId5zx-rln_laj1xxge7pefx">
+            <w:hyperlink w:history="1" r:id="rIdedpyn1ih5wth2ibvxont0">
               <w:r>
                 <w:rPr>
                   <w:rFonts w:ascii="Arial" w:cs="Arial" w:eastAsia="Arial" w:hAnsi="Arial"/>
@@ -6644,7 +6660,7 @@
             <w:pPr>
               <w:spacing w:after="20" w:before="0"/>
             </w:pPr>
-            <w:hyperlink w:history="1" r:id="rIdpeclbjknximjafeadtgi9">
+            <w:hyperlink w:history="1" r:id="rIddwpms91b1j4xs742nbuz5">
               <w:r>
                 <w:rPr>
                   <w:rFonts w:ascii="Arial" w:cs="Arial" w:eastAsia="Arial" w:hAnsi="Arial"/>
@@ -6653,7 +6669,7 @@
                   <w:szCs w:val="16"/>
                   <w:u w:val="single" w:color="2E75B6"/>
                 </w:rPr>
-                <w:t xml:space="preserve">Exponent rules intro -dubbed(KY)</w:t>
+                <w:t xml:space="preserve">Exponent properties with quotients</w:t>
               </w:r>
             </w:hyperlink>
           </w:p>
@@ -6669,7 +6685,7 @@
                 <w:sz w:val="14"/>
                 <w:szCs w:val="14"/>
               </w:rPr>
-              <w:t xml:space="preserve">Source: Khan Academy (Kiswahili)</w:t>
+              <w:t xml:space="preserve">Source: Khan Academy (English - US curriculum)</w:t>
             </w:r>
           </w:p>
           <w:p>
@@ -6677,7 +6693,7 @@
               <w:spacing w:after="10" w:before="0"/>
               <w:ind w:left="120"/>
             </w:pPr>
-            <w:hyperlink w:history="1" r:id="rIdb8eh0izbsc__ud_vd3fwl">
+            <w:hyperlink w:history="1" r:id="rIdcyeiih_2rwvh1z5vtpjcn">
               <w:r>
                 <w:rPr>
                   <w:rFonts w:ascii="Arial" w:cs="Arial" w:eastAsia="Arial" w:hAnsi="Arial"/>
@@ -6722,7 +6738,7 @@
             <w:pPr>
               <w:spacing w:after="20" w:before="0"/>
             </w:pPr>
-            <w:hyperlink w:history="1" r:id="rIdcbi-jb62o3sj30o_sa4am">
+            <w:hyperlink w:history="1" r:id="rIdoqmhctudpe-pfbzhpqzip">
               <w:r>
                 <w:rPr>
                   <w:rFonts w:ascii="Arial" w:cs="Arial" w:eastAsia="Arial" w:hAnsi="Arial"/>
@@ -6731,7 +6747,7 @@
                   <w:szCs w:val="16"/>
                   <w:u w:val="single" w:color="2E75B6"/>
                 </w:rPr>
-                <w:t xml:space="preserve">Product and Quotient Properties of Logarithms Practice</w:t>
+                <w:t xml:space="preserve">Multiply &amp; divide powers (integer exponents)</w:t>
               </w:r>
             </w:hyperlink>
           </w:p>
@@ -6747,7 +6763,7 @@
                 <w:sz w:val="14"/>
                 <w:szCs w:val="14"/>
               </w:rPr>
-              <w:t xml:space="preserve">Source: CK-12</w:t>
+              <w:t xml:space="preserve">Source: Khan Academy (English - US curriculum)</w:t>
             </w:r>
           </w:p>
           <w:p>
@@ -6755,7 +6771,7 @@
               <w:spacing w:after="10" w:before="0"/>
               <w:ind w:left="120"/>
             </w:pPr>
-            <w:hyperlink w:history="1" r:id="rIdld8mb_a5f9exaqimzw3lf">
+            <w:hyperlink w:history="1" r:id="rIdnhr-2tdvdsgr-juhso4id">
               <w:r>
                 <w:rPr>
                   <w:rFonts w:ascii="Arial" w:cs="Arial" w:eastAsia="Arial" w:hAnsi="Arial"/>
@@ -6950,7 +6966,7 @@
             <w:pPr>
               <w:spacing w:after="20" w:before="0"/>
             </w:pPr>
-            <w:hyperlink w:history="1" r:id="rIdng2m61g_id7wj4llibiuk">
+            <w:hyperlink w:history="1" r:id="rIdgcyr0qdfgawo6mwqzngqe">
               <w:r>
                 <w:rPr>
                   <w:rFonts w:ascii="Arial" w:cs="Arial" w:eastAsia="Arial" w:hAnsi="Arial"/>
@@ -6959,7 +6975,7 @@
                   <w:szCs w:val="16"/>
                   <w:u w:val="single" w:color="2E75B6"/>
                 </w:rPr>
-                <w:t xml:space="preserve">Exponent rules intro -dubbed(KY)</w:t>
+                <w:t xml:space="preserve">Exponent properties with products</w:t>
               </w:r>
             </w:hyperlink>
           </w:p>
@@ -6975,7 +6991,7 @@
                 <w:sz w:val="14"/>
                 <w:szCs w:val="14"/>
               </w:rPr>
-              <w:t xml:space="preserve">Source: Khan Academy (Kiswahili)</w:t>
+              <w:t xml:space="preserve">Source: Khan Academy (English - US curriculum)</w:t>
             </w:r>
           </w:p>
           <w:p>
@@ -6983,7 +6999,7 @@
               <w:spacing w:after="10" w:before="0"/>
               <w:ind w:left="120"/>
             </w:pPr>
-            <w:hyperlink w:history="1" r:id="rIdqqp_c25ow5j27zrfdlh9q">
+            <w:hyperlink w:history="1" r:id="rId7szaouzvy9j_dsulhwqzu">
               <w:r>
                 <w:rPr>
                   <w:rFonts w:ascii="Arial" w:cs="Arial" w:eastAsia="Arial" w:hAnsi="Arial"/>
@@ -7028,7 +7044,7 @@
             <w:pPr>
               <w:spacing w:after="20" w:before="0"/>
             </w:pPr>
-            <w:hyperlink w:history="1" r:id="rIddl4pwn1gipytrrhn4nwjp">
+            <w:hyperlink w:history="1" r:id="rId_lqacmcob4vsq7pccvqzs">
               <w:r>
                 <w:rPr>
                   <w:rFonts w:ascii="Arial" w:cs="Arial" w:eastAsia="Arial" w:hAnsi="Arial"/>
@@ -7061,7 +7077,7 @@
               <w:spacing w:after="10" w:before="0"/>
               <w:ind w:left="120"/>
             </w:pPr>
-            <w:hyperlink w:history="1" r:id="rIdrmtr6qdwsltyxsdz_ysvm">
+            <w:hyperlink w:history="1" r:id="rIdm0jrml7qnyjt6qlxrbinj">
               <w:r>
                 <w:rPr>
                   <w:rFonts w:ascii="Arial" w:cs="Arial" w:eastAsia="Arial" w:hAnsi="Arial"/>
@@ -7256,7 +7272,7 @@
             <w:pPr>
               <w:spacing w:after="20" w:before="0"/>
             </w:pPr>
-            <w:hyperlink w:history="1" r:id="rIdchsov8qyss9nvpjpuw-x6">
+            <w:hyperlink w:history="1" r:id="rIdcglwkfhdwwam_ou3yfevv">
               <w:r>
                 <w:rPr>
                   <w:rFonts w:ascii="Arial" w:cs="Arial" w:eastAsia="Arial" w:hAnsi="Arial"/>
@@ -7265,7 +7281,7 @@
                   <w:szCs w:val="16"/>
                   <w:u w:val="single" w:color="2E75B6"/>
                 </w:rPr>
-                <w:t xml:space="preserve">Exponent rules intro -dubbed(KY)</w:t>
+                <w:t xml:space="preserve">Multiplying &amp; dividing powers (integer exponents)</w:t>
               </w:r>
             </w:hyperlink>
           </w:p>
@@ -7281,7 +7297,7 @@
                 <w:sz w:val="14"/>
                 <w:szCs w:val="14"/>
               </w:rPr>
-              <w:t xml:space="preserve">Source: Khan Academy (Kiswahili)</w:t>
+              <w:t xml:space="preserve">Source: Khan Academy (English - US curriculum)</w:t>
             </w:r>
           </w:p>
           <w:p>
@@ -7289,7 +7305,7 @@
               <w:spacing w:after="10" w:before="0"/>
               <w:ind w:left="120"/>
             </w:pPr>
-            <w:hyperlink w:history="1" r:id="rIdrvqudr1e-5-oxhnnph7kg">
+            <w:hyperlink w:history="1" r:id="rIduzfq9fwbgzom0b0zjwwcw">
               <w:r>
                 <w:rPr>
                   <w:rFonts w:ascii="Arial" w:cs="Arial" w:eastAsia="Arial" w:hAnsi="Arial"/>
@@ -7334,7 +7350,7 @@
             <w:pPr>
               <w:spacing w:after="20" w:before="0"/>
             </w:pPr>
-            <w:hyperlink w:history="1" r:id="rIdebkhxvovbk5r-f5bxol82">
+            <w:hyperlink w:history="1" r:id="rIdvju858oziuxvwpfkf-99z">
               <w:r>
                 <w:rPr>
                   <w:rFonts w:ascii="Arial" w:cs="Arial" w:eastAsia="Arial" w:hAnsi="Arial"/>
@@ -7367,7 +7383,7 @@
               <w:spacing w:after="10" w:before="0"/>
               <w:ind w:left="120"/>
             </w:pPr>
-            <w:hyperlink w:history="1" r:id="rIda_0nzk5ggrrsfl2h7xr2j">
+            <w:hyperlink w:history="1" r:id="rIdibawxe9m3uyxrrxzpc512">
               <w:r>
                 <w:rPr>
                   <w:rFonts w:ascii="Arial" w:cs="Arial" w:eastAsia="Arial" w:hAnsi="Arial"/>
@@ -7562,7 +7578,7 @@
             <w:pPr>
               <w:spacing w:after="20" w:before="0"/>
             </w:pPr>
-            <w:hyperlink w:history="1" r:id="rIdkzxpglxzt4hyhxxij4j4y">
+            <w:hyperlink w:history="1" r:id="rIdqijlz0w4bcl5jcvgk3yuu">
               <w:r>
                 <w:rPr>
                   <w:rFonts w:ascii="Arial" w:cs="Arial" w:eastAsia="Arial" w:hAnsi="Arial"/>
@@ -7571,7 +7587,7 @@
                   <w:szCs w:val="16"/>
                   <w:u w:val="single" w:color="2E75B6"/>
                 </w:rPr>
-                <w:t xml:space="preserve">Exponent rules intro -dubbed(KY)</w:t>
+                <w:t xml:space="preserve">Exponent properties with quotients</w:t>
               </w:r>
             </w:hyperlink>
           </w:p>
@@ -7587,7 +7603,7 @@
                 <w:sz w:val="14"/>
                 <w:szCs w:val="14"/>
               </w:rPr>
-              <w:t xml:space="preserve">Source: Khan Academy (Kiswahili)</w:t>
+              <w:t xml:space="preserve">Source: Khan Academy (English - US curriculum)</w:t>
             </w:r>
           </w:p>
           <w:p>
@@ -7595,7 +7611,7 @@
               <w:spacing w:after="10" w:before="0"/>
               <w:ind w:left="120"/>
             </w:pPr>
-            <w:hyperlink w:history="1" r:id="rId917qhkfxoomgvoom7sjmr">
+            <w:hyperlink w:history="1" r:id="rId_efhkopcxuf0pz3m3vlif">
               <w:r>
                 <w:rPr>
                   <w:rFonts w:ascii="Arial" w:cs="Arial" w:eastAsia="Arial" w:hAnsi="Arial"/>
@@ -7640,7 +7656,7 @@
             <w:pPr>
               <w:spacing w:after="20" w:before="0"/>
             </w:pPr>
-            <w:hyperlink w:history="1" r:id="rIdn8dhkjufze_bflfegux-j">
+            <w:hyperlink w:history="1" r:id="rIdache7t2cq9atyv7tkjbzg">
               <w:r>
                 <w:rPr>
                   <w:rFonts w:ascii="Arial" w:cs="Arial" w:eastAsia="Arial" w:hAnsi="Arial"/>
@@ -7655,6 +7671,22 @@
           </w:p>
           <w:p>
             <w:pPr>
+              <w:spacing w:after="20" w:before="0"/>
+            </w:pPr>
+            <w:r>
+              <w:rPr>
+                <w:rFonts w:ascii="Arial" w:cs="Arial" w:eastAsia="Arial" w:hAnsi="Arial"/>
+                <w:i/>
+                <w:iCs/>
+                <w:color w:val="595959"/>
+                <w:sz w:val="16"/>
+                <w:szCs w:val="16"/>
+              </w:rPr>
+              <w:t xml:space="preserve">Related topic: not an exact match for this lesson.</w:t>
+            </w:r>
+          </w:p>
+          <w:p>
+            <w:pPr>
               <w:spacing w:after="10" w:before="0"/>
               <w:ind w:left="120"/>
             </w:pPr>
@@ -7673,7 +7705,7 @@
               <w:spacing w:after="10" w:before="0"/>
               <w:ind w:left="120"/>
             </w:pPr>
-            <w:hyperlink w:history="1" r:id="rId7h7hy9yjeoovwnuadyf-x">
+            <w:hyperlink w:history="1" r:id="rIddahgvablirnpw8dcnqqy2">
               <w:r>
                 <w:rPr>
                   <w:rFonts w:ascii="Arial" w:cs="Arial" w:eastAsia="Arial" w:hAnsi="Arial"/>
@@ -8185,7 +8217,7 @@
         </w:rPr>
         <w:t xml:space="preserve">© 2026 SeaVuria and ARES. Aligned with KICD objectives. Developed by SeaVuria; technical implementation by ARES (with AI assistance from Claude). Licensed under </w:t>
       </w:r>
-      <w:hyperlink w:history="1" r:id="rIdmgr8g55jg9zrpy6e3xsaj">
+      <w:hyperlink w:history="1" r:id="rIdcew35hl3dm3bptywghgtd">
         <w:r>
           <w:rPr>
             <w:rFonts w:ascii="Arial" w:cs="Arial" w:eastAsia="Arial" w:hAnsi="Arial"/>
@@ -8206,7 +8238,7 @@
         </w:rPr>
         <w:t xml:space="preserve"> (</w:t>
       </w:r>
-      <w:hyperlink w:history="1" r:id="rIdre20fpphhngar2l9fmz_a">
+      <w:hyperlink w:history="1" r:id="rIdroziunsomdayv7yhfsbli">
         <w:r>
           <w:rPr>
             <w:rFonts w:ascii="Arial" w:cs="Arial" w:eastAsia="Arial" w:hAnsi="Arial"/>
@@ -9219,7 +9251,7 @@
             <w:pPr>
               <w:spacing w:after="20" w:before="0"/>
             </w:pPr>
-            <w:hyperlink w:history="1" r:id="rIdcbkspychak7eklprfwaf6">
+            <w:hyperlink w:history="1" r:id="rIdzfixfpvvtl8zyig5uk88n">
               <w:r>
                 <w:rPr>
                   <w:rFonts w:ascii="Arial" w:cs="Arial" w:eastAsia="Arial" w:hAnsi="Arial"/>
@@ -9228,7 +9260,7 @@
                   <w:szCs w:val="16"/>
                   <w:u w:val="single" w:color="2E75B6"/>
                 </w:rPr>
-                <w:t xml:space="preserve">Proof of the logarithm quotient and power rules</w:t>
+                <w:t xml:space="preserve">Rewriting roots as rational exponents</w:t>
               </w:r>
             </w:hyperlink>
           </w:p>
@@ -9252,7 +9284,7 @@
               <w:spacing w:after="10" w:before="0"/>
               <w:ind w:left="120"/>
             </w:pPr>
-            <w:hyperlink w:history="1" r:id="rIdbry8yh49gyiwphao-wvf5">
+            <w:hyperlink w:history="1" r:id="rIdj7czayg3ycov0kdz0t7i_">
               <w:r>
                 <w:rPr>
                   <w:rFonts w:ascii="Arial" w:cs="Arial" w:eastAsia="Arial" w:hAnsi="Arial"/>
@@ -9297,7 +9329,7 @@
             <w:pPr>
               <w:spacing w:after="20" w:before="0"/>
             </w:pPr>
-            <w:hyperlink w:history="1" r:id="rIdvt5jmuffisc3rktjtrhir">
+            <w:hyperlink w:history="1" r:id="rIdfncfaa2tglhp6jr5sppnd">
               <w:r>
                 <w:rPr>
                   <w:rFonts w:ascii="Arial" w:cs="Arial" w:eastAsia="Arial" w:hAnsi="Arial"/>
@@ -9306,7 +9338,7 @@
                   <w:szCs w:val="16"/>
                   <w:u w:val="single" w:color="2E75B6"/>
                 </w:rPr>
-                <w:t xml:space="preserve">Reverse power rule: negative and fractional powers</w:t>
+                <w:t xml:space="preserve">Properties of exponents (rational exponents)</w:t>
               </w:r>
             </w:hyperlink>
           </w:p>
@@ -9330,7 +9362,7 @@
               <w:spacing w:after="10" w:before="0"/>
               <w:ind w:left="120"/>
             </w:pPr>
-            <w:hyperlink w:history="1" r:id="rIde-fc-9d-g0cdoeyyjryai">
+            <w:hyperlink w:history="1" r:id="rIdugul0kawicijp-re9nhip">
               <w:r>
                 <w:rPr>
                   <w:rFonts w:ascii="Arial" w:cs="Arial" w:eastAsia="Arial" w:hAnsi="Arial"/>
@@ -9525,7 +9557,7 @@
             <w:pPr>
               <w:spacing w:after="20" w:before="0"/>
             </w:pPr>
-            <w:hyperlink w:history="1" r:id="rIddpmepoiwaj2aja4j8u3fl">
+            <w:hyperlink w:history="1" r:id="rIdvctacnmd92gbo1mpcqndu">
               <w:r>
                 <w:rPr>
                   <w:rFonts w:ascii="Arial" w:cs="Arial" w:eastAsia="Arial" w:hAnsi="Arial"/>
@@ -9534,7 +9566,7 @@
                   <w:szCs w:val="16"/>
                   <w:u w:val="single" w:color="2E75B6"/>
                 </w:rPr>
-                <w:t xml:space="preserve">Proof of the logarithm quotient and power rules -dubbed(KY)</w:t>
+                <w:t xml:space="preserve">Rewriting quotient of powers (rational exponents)</w:t>
               </w:r>
             </w:hyperlink>
           </w:p>
@@ -9550,7 +9582,7 @@
                 <w:sz w:val="14"/>
                 <w:szCs w:val="14"/>
               </w:rPr>
-              <w:t xml:space="preserve">Source: Khan Academy (Kiswahili)</w:t>
+              <w:t xml:space="preserve">Source: Khan Academy (English - US curriculum)</w:t>
             </w:r>
           </w:p>
           <w:p>
@@ -9558,7 +9590,7 @@
               <w:spacing w:after="10" w:before="0"/>
               <w:ind w:left="120"/>
             </w:pPr>
-            <w:hyperlink w:history="1" r:id="rIdmwqax4bne1vxkrxuoogt2">
+            <w:hyperlink w:history="1" r:id="rIdalbltrankdkkmt59redro">
               <w:r>
                 <w:rPr>
                   <w:rFonts w:ascii="Arial" w:cs="Arial" w:eastAsia="Arial" w:hAnsi="Arial"/>
@@ -9596,14 +9628,14 @@
                 <w:sz w:val="16"/>
                 <w:szCs w:val="16"/>
               </w:rPr>
-              <w:t xml:space="preserve">📖 EXERCISE:</w:t>
+              <w:t xml:space="preserve">📖 HTML:</w:t>
             </w:r>
           </w:p>
           <w:p>
             <w:pPr>
               <w:spacing w:after="20" w:before="0"/>
             </w:pPr>
-            <w:hyperlink w:history="1" r:id="rIdszkpr3k0879i_h5cabr9z">
+            <w:hyperlink w:history="1" r:id="rIdalye2ou_dem_gum-gcdpy">
               <w:r>
                 <w:rPr>
                   <w:rFonts w:ascii="Arial" w:cs="Arial" w:eastAsia="Arial" w:hAnsi="Arial"/>
@@ -9612,7 +9644,7 @@
                   <w:szCs w:val="16"/>
                   <w:u w:val="single" w:color="2E75B6"/>
                 </w:rPr>
-                <w:t xml:space="preserve">Power rule (negative &amp; fractional powers)</w:t>
+                <w:t xml:space="preserve">Applying the Laws of Exponents to Rational Exponents (Flexbook)</w:t>
               </w:r>
             </w:hyperlink>
           </w:p>
@@ -9628,7 +9660,7 @@
                 <w:sz w:val="14"/>
                 <w:szCs w:val="14"/>
               </w:rPr>
-              <w:t xml:space="preserve">Source: Khan Academy (English - US curriculum)</w:t>
+              <w:t xml:space="preserve">Source: CK-12</w:t>
             </w:r>
           </w:p>
           <w:p>
@@ -9636,7 +9668,7 @@
               <w:spacing w:after="10" w:before="0"/>
               <w:ind w:left="120"/>
             </w:pPr>
-            <w:hyperlink w:history="1" r:id="rIdumgdatl_wmev9l8jyyjz3">
+            <w:hyperlink w:history="1" r:id="rIdipcwdfv2zzhu50pjqp8f-">
               <w:r>
                 <w:rPr>
                   <w:rFonts w:ascii="Arial" w:cs="Arial" w:eastAsia="Arial" w:hAnsi="Arial"/>
@@ -10059,7 +10091,7 @@
             <w:pPr>
               <w:spacing w:after="20" w:before="0"/>
             </w:pPr>
-            <w:hyperlink w:history="1" r:id="rIdhgtpw5a5zmaafnns8j1o9">
+            <w:hyperlink w:history="1" r:id="rIdwc948jxdf7wwu0w4idure">
               <w:r>
                 <w:rPr>
                   <w:rFonts w:ascii="Arial" w:cs="Arial" w:eastAsia="Arial" w:hAnsi="Arial"/>
@@ -10068,7 +10100,7 @@
                   <w:szCs w:val="16"/>
                   <w:u w:val="single" w:color="2E75B6"/>
                 </w:rPr>
-                <w:t xml:space="preserve">Proof of power rule for square root function -dubbed(KY)</w:t>
+                <w:t xml:space="preserve">Intro to rational exponents</w:t>
               </w:r>
             </w:hyperlink>
           </w:p>
@@ -10084,7 +10116,7 @@
                 <w:sz w:val="14"/>
                 <w:szCs w:val="14"/>
               </w:rPr>
-              <w:t xml:space="preserve">Source: Khan Academy (Kiswahili)</w:t>
+              <w:t xml:space="preserve">Source: Khan Academy (English - US curriculum)</w:t>
             </w:r>
           </w:p>
           <w:p>
@@ -10092,7 +10124,7 @@
               <w:spacing w:after="10" w:before="0"/>
               <w:ind w:left="120"/>
             </w:pPr>
-            <w:hyperlink w:history="1" r:id="rIdsmndlaeynzcd5ejby-j3o">
+            <w:hyperlink w:history="1" r:id="rIdekyrmzciwlfym91r__w-1">
               <w:r>
                 <w:rPr>
                   <w:rFonts w:ascii="Arial" w:cs="Arial" w:eastAsia="Arial" w:hAnsi="Arial"/>
@@ -10137,7 +10169,7 @@
             <w:pPr>
               <w:spacing w:after="20" w:before="0"/>
             </w:pPr>
-            <w:hyperlink w:history="1" r:id="rIda_penmiiyh6_4nxls0sec">
+            <w:hyperlink w:history="1" r:id="rIdjgqruom71bdcwgb_uesk_">
               <w:r>
                 <w:rPr>
                   <w:rFonts w:ascii="Arial" w:cs="Arial" w:eastAsia="Arial" w:hAnsi="Arial"/>
@@ -10146,7 +10178,7 @@
                   <w:szCs w:val="16"/>
                   <w:u w:val="single" w:color="2E75B6"/>
                 </w:rPr>
-                <w:t xml:space="preserve">Exponents with negative fractional bases</w:t>
+                <w:t xml:space="preserve">Properties of exponents intro (rational exponents)</w:t>
               </w:r>
             </w:hyperlink>
           </w:p>
@@ -10170,7 +10202,7 @@
               <w:spacing w:after="10" w:before="0"/>
               <w:ind w:left="120"/>
             </w:pPr>
-            <w:hyperlink w:history="1" r:id="rIdprahoe5g92mt94fsyym_n">
+            <w:hyperlink w:history="1" r:id="rIddw2bfvqolpacd07xpb2re">
               <w:r>
                 <w:rPr>
                   <w:rFonts w:ascii="Arial" w:cs="Arial" w:eastAsia="Arial" w:hAnsi="Arial"/>
@@ -10517,7 +10549,7 @@
             <w:pPr>
               <w:spacing w:after="20" w:before="0"/>
             </w:pPr>
-            <w:hyperlink w:history="1" r:id="rIdfppdcufeb13rwenkqboff">
+            <w:hyperlink w:history="1" r:id="rIde0tb_jy7fhf6ndls2qa5d">
               <w:r>
                 <w:rPr>
                   <w:rFonts w:ascii="Arial" w:cs="Arial" w:eastAsia="Arial" w:hAnsi="Arial"/>
@@ -10526,7 +10558,7 @@
                   <w:szCs w:val="16"/>
                   <w:u w:val="single" w:color="2E75B6"/>
                 </w:rPr>
-                <w:t xml:space="preserve">Proof of power rule for square root function</w:t>
+                <w:t xml:space="preserve">Rewriting roots as rational exponents</w:t>
               </w:r>
             </w:hyperlink>
           </w:p>
@@ -10550,7 +10582,7 @@
               <w:spacing w:after="10" w:before="0"/>
               <w:ind w:left="120"/>
             </w:pPr>
-            <w:hyperlink w:history="1" r:id="rId17ymv7-tvfzxyzelzjahx">
+            <w:hyperlink w:history="1" r:id="rIdaloxm5elfsmieneod37yj">
               <w:r>
                 <w:rPr>
                   <w:rFonts w:ascii="Arial" w:cs="Arial" w:eastAsia="Arial" w:hAnsi="Arial"/>
@@ -10595,7 +10627,7 @@
             <w:pPr>
               <w:spacing w:after="20" w:before="0"/>
             </w:pPr>
-            <w:hyperlink w:history="1" r:id="rIduckbpvdl-h23e3ahmlikz">
+            <w:hyperlink w:history="1" r:id="rIddztqnabmjmqrz-yapbfco">
               <w:r>
                 <w:rPr>
                   <w:rFonts w:ascii="Arial" w:cs="Arial" w:eastAsia="Arial" w:hAnsi="Arial"/>
@@ -10604,7 +10636,7 @@
                   <w:szCs w:val="16"/>
                   <w:u w:val="single" w:color="2E75B6"/>
                 </w:rPr>
-                <w:t xml:space="preserve">Zero, Negative, and Fractional Exponents Practice</w:t>
+                <w:t xml:space="preserve">Fractional exponents</w:t>
               </w:r>
             </w:hyperlink>
           </w:p>
@@ -10620,7 +10652,7 @@
                 <w:sz w:val="14"/>
                 <w:szCs w:val="14"/>
               </w:rPr>
-              <w:t xml:space="preserve">Source: CK-12</w:t>
+              <w:t xml:space="preserve">Source: Khan Academy (English - US curriculum)</w:t>
             </w:r>
           </w:p>
           <w:p>
@@ -10628,7 +10660,7 @@
               <w:spacing w:after="10" w:before="0"/>
               <w:ind w:left="120"/>
             </w:pPr>
-            <w:hyperlink w:history="1" r:id="rIdw-ff8d5cl-guknr4xzpxl">
+            <w:hyperlink w:history="1" r:id="rIdbedg2ni3dl1p45maptzqm">
               <w:r>
                 <w:rPr>
                   <w:rFonts w:ascii="Arial" w:cs="Arial" w:eastAsia="Arial" w:hAnsi="Arial"/>
@@ -10823,7 +10855,7 @@
             <w:pPr>
               <w:spacing w:after="20" w:before="0"/>
             </w:pPr>
-            <w:hyperlink w:history="1" r:id="rIdugcectw8-jweaq9n4l02a">
+            <w:hyperlink w:history="1" r:id="rIdmci-tyi_zxa84uiapcz_f">
               <w:r>
                 <w:rPr>
                   <w:rFonts w:ascii="Arial" w:cs="Arial" w:eastAsia="Arial" w:hAnsi="Arial"/>
@@ -10832,7 +10864,7 @@
                   <w:szCs w:val="16"/>
                   <w:u w:val="single" w:color="2E75B6"/>
                 </w:rPr>
-                <w:t xml:space="preserve">Evaluating fractional exponents: negative unit-fraction</w:t>
+                <w:t xml:space="preserve">Rewriting quotient of powers (rational exponents)</w:t>
               </w:r>
             </w:hyperlink>
           </w:p>
@@ -10856,7 +10888,7 @@
               <w:spacing w:after="10" w:before="0"/>
               <w:ind w:left="120"/>
             </w:pPr>
-            <w:hyperlink w:history="1" r:id="rId-vzvmee9eudhxfj_yprw0">
+            <w:hyperlink w:history="1" r:id="rIdy1qrmwl8hup6qboxdi4iv">
               <w:r>
                 <w:rPr>
                   <w:rFonts w:ascii="Arial" w:cs="Arial" w:eastAsia="Arial" w:hAnsi="Arial"/>
@@ -10901,7 +10933,7 @@
             <w:pPr>
               <w:spacing w:after="20" w:before="0"/>
             </w:pPr>
-            <w:hyperlink w:history="1" r:id="rIdmhjst2s2p1sqvsv7bboef">
+            <w:hyperlink w:history="1" r:id="rIdb6lbwdchrm7drac3mbpii">
               <w:r>
                 <w:rPr>
                   <w:rFonts w:ascii="Arial" w:cs="Arial" w:eastAsia="Arial" w:hAnsi="Arial"/>
@@ -10910,7 +10942,7 @@
                   <w:szCs w:val="16"/>
                   <w:u w:val="single" w:color="2E75B6"/>
                 </w:rPr>
-                <w:t xml:space="preserve">Graphs of square and cube root functions</w:t>
+                <w:t xml:space="preserve">Properties of exponents (rational exponents)</w:t>
               </w:r>
             </w:hyperlink>
           </w:p>
@@ -10934,7 +10966,7 @@
               <w:spacing w:after="10" w:before="0"/>
               <w:ind w:left="120"/>
             </w:pPr>
-            <w:hyperlink w:history="1" r:id="rIdijtqtfkcn5sm_1orclmjx">
+            <w:hyperlink w:history="1" r:id="rIdy-spjuiumvyj_sta5h3oy">
               <w:r>
                 <w:rPr>
                   <w:rFonts w:ascii="Arial" w:cs="Arial" w:eastAsia="Arial" w:hAnsi="Arial"/>
@@ -11446,7 +11478,7 @@
         </w:rPr>
         <w:t xml:space="preserve">© 2026 SeaVuria and ARES. Aligned with KICD objectives. Developed by SeaVuria; technical implementation by ARES (with AI assistance from Claude). Licensed under </w:t>
       </w:r>
-      <w:hyperlink w:history="1" r:id="rIdfvqn9xnfunl-kb3rus68t">
+      <w:hyperlink w:history="1" r:id="rIddu7po7v0lbdjcfbai8g09">
         <w:r>
           <w:rPr>
             <w:rFonts w:ascii="Arial" w:cs="Arial" w:eastAsia="Arial" w:hAnsi="Arial"/>
@@ -11467,7 +11499,7 @@
         </w:rPr>
         <w:t xml:space="preserve"> (</w:t>
       </w:r>
-      <w:hyperlink w:history="1" r:id="rId_yd4ukaayd-c7grdu7lgp">
+      <w:hyperlink w:history="1" r:id="rIdqsjbp4rgxiamzfonqbhyl">
         <w:r>
           <w:rPr>
             <w:rFonts w:ascii="Arial" w:cs="Arial" w:eastAsia="Arial" w:hAnsi="Arial"/>
@@ -12480,7 +12512,7 @@
             <w:pPr>
               <w:spacing w:after="20" w:before="0"/>
             </w:pPr>
-            <w:hyperlink w:history="1" r:id="rIdstz6vag_qpvvtxcbkivle">
+            <w:hyperlink w:history="1" r:id="rIdlgrqa3hazz0wldctp7xmn">
               <w:r>
                 <w:rPr>
                   <w:rFonts w:ascii="Arial" w:cs="Arial" w:eastAsia="Arial" w:hAnsi="Arial"/>
@@ -12489,7 +12521,7 @@
                   <w:szCs w:val="16"/>
                   <w:u w:val="single" w:color="2E75B6"/>
                 </w:rPr>
-                <w:t xml:space="preserve">Solving exponential equations using logarithms: base-2</w:t>
+                <w:t xml:space="preserve">Relationship between exponentials &amp; logarithms</w:t>
               </w:r>
             </w:hyperlink>
           </w:p>
@@ -12513,7 +12545,7 @@
               <w:spacing w:after="10" w:before="0"/>
               <w:ind w:left="120"/>
             </w:pPr>
-            <w:hyperlink w:history="1" r:id="rIdmeb_wpxfinl51-8vsgx34">
+            <w:hyperlink w:history="1" r:id="rIda3whim9xixfts2cdpvvwg">
               <w:r>
                 <w:rPr>
                   <w:rFonts w:ascii="Arial" w:cs="Arial" w:eastAsia="Arial" w:hAnsi="Arial"/>
@@ -12558,7 +12590,7 @@
             <w:pPr>
               <w:spacing w:after="20" w:before="0"/>
             </w:pPr>
-            <w:hyperlink w:history="1" r:id="rIdg5k5yrqoih_mxk01txdjo">
+            <w:hyperlink w:history="1" r:id="rIdtpzpzcycxx4c_jepk9vos">
               <w:r>
                 <w:rPr>
                   <w:rFonts w:ascii="Arial" w:cs="Arial" w:eastAsia="Arial" w:hAnsi="Arial"/>
@@ -12591,7 +12623,7 @@
               <w:spacing w:after="10" w:before="0"/>
               <w:ind w:left="120"/>
             </w:pPr>
-            <w:hyperlink w:history="1" r:id="rIderhmw_javji4z2i3lct6q">
+            <w:hyperlink w:history="1" r:id="rIdlu2xvmv7eyxjvhh45lfl2">
               <w:r>
                 <w:rPr>
                   <w:rFonts w:ascii="Arial" w:cs="Arial" w:eastAsia="Arial" w:hAnsi="Arial"/>
@@ -12786,7 +12818,635 @@
             <w:pPr>
               <w:spacing w:after="20" w:before="0"/>
             </w:pPr>
-            <w:hyperlink w:history="1" r:id="rIdpmkfpnyeeikz_me2pcld3">
+            <w:hyperlink w:history="1" r:id="rIdgxanubussq4obipolf6bu">
+              <w:r>
+                <w:rPr>
+                  <w:rFonts w:ascii="Arial" w:cs="Arial" w:eastAsia="Arial" w:hAnsi="Arial"/>
+                  <w:color w:val="2E75B6"/>
+                  <w:sz w:val="16"/>
+                  <w:szCs w:val="16"/>
+                  <w:u w:val="single" w:color="2E75B6"/>
+                </w:rPr>
+                <w:t xml:space="preserve">Relationship between exponentials &amp; logarithms: tables</w:t>
+              </w:r>
+            </w:hyperlink>
+          </w:p>
+          <w:p>
+            <w:pPr>
+              <w:spacing w:after="10" w:before="0"/>
+              <w:ind w:left="120"/>
+            </w:pPr>
+            <w:r>
+              <w:rPr>
+                <w:rFonts w:ascii="Arial" w:cs="Arial" w:eastAsia="Arial" w:hAnsi="Arial"/>
+                <w:color w:val="595959"/>
+                <w:sz w:val="14"/>
+                <w:szCs w:val="14"/>
+              </w:rPr>
+              <w:t xml:space="preserve">Source: Khan Academy (English - US curriculum)</w:t>
+            </w:r>
+          </w:p>
+          <w:p>
+            <w:pPr>
+              <w:spacing w:after="10" w:before="0"/>
+              <w:ind w:left="120"/>
+            </w:pPr>
+            <w:hyperlink w:history="1" r:id="rIdlvkvtryoj0awoe0qe_dx9">
+              <w:r>
+                <w:rPr>
+                  <w:rFonts w:ascii="Arial" w:cs="Arial" w:eastAsia="Arial" w:hAnsi="Arial"/>
+                  <w:color w:val="595959"/>
+                  <w:sz w:val="14"/>
+                  <w:szCs w:val="14"/>
+                  <w:u w:val="single" w:color="595959"/>
+                </w:rPr>
+                <w:t xml:space="preserve">🔍 Search ARES for similar videos</w:t>
+              </w:r>
+            </w:hyperlink>
+          </w:p>
+          <w:p>
+            <w:pPr>
+              <w:spacing w:after="40" w:before="0"/>
+            </w:pPr>
+            <w:r>
+              <w:rPr>
+                <w:sz w:val="14"/>
+                <w:szCs w:val="14"/>
+              </w:rPr>
+              <w:t xml:space="preserve"/>
+            </w:r>
+          </w:p>
+          <w:p>
+            <w:pPr>
+              <w:spacing w:after="20" w:before="0"/>
+            </w:pPr>
+            <w:r>
+              <w:rPr>
+                <w:rFonts w:ascii="Arial" w:cs="Arial" w:eastAsia="Arial" w:hAnsi="Arial"/>
+                <w:b/>
+                <w:bCs/>
+                <w:color w:val="1F3864"/>
+                <w:sz w:val="16"/>
+                <w:szCs w:val="16"/>
+              </w:rPr>
+              <w:t xml:space="preserve">📖 EXERCISE:</w:t>
+            </w:r>
+          </w:p>
+          <w:p>
+            <w:pPr>
+              <w:spacing w:after="20" w:before="0"/>
+            </w:pPr>
+            <w:hyperlink w:history="1" r:id="rId-bm5veviyysm7g2rrx4zy">
+              <w:r>
+                <w:rPr>
+                  <w:rFonts w:ascii="Arial" w:cs="Arial" w:eastAsia="Arial" w:hAnsi="Arial"/>
+                  <w:color w:val="2E75B6"/>
+                  <w:sz w:val="16"/>
+                  <w:szCs w:val="16"/>
+                  <w:u w:val="single" w:color="2E75B6"/>
+                </w:rPr>
+                <w:t xml:space="preserve">Negative exponents</w:t>
+              </w:r>
+            </w:hyperlink>
+          </w:p>
+          <w:p>
+            <w:pPr>
+              <w:spacing w:after="10" w:before="0"/>
+              <w:ind w:left="120"/>
+            </w:pPr>
+            <w:r>
+              <w:rPr>
+                <w:rFonts w:ascii="Arial" w:cs="Arial" w:eastAsia="Arial" w:hAnsi="Arial"/>
+                <w:color w:val="595959"/>
+                <w:sz w:val="14"/>
+                <w:szCs w:val="14"/>
+              </w:rPr>
+              <w:t xml:space="preserve">Source: Khan Academy (English - US curriculum)</w:t>
+            </w:r>
+          </w:p>
+          <w:p>
+            <w:pPr>
+              <w:spacing w:after="10" w:before="0"/>
+              <w:ind w:left="120"/>
+            </w:pPr>
+            <w:hyperlink w:history="1" r:id="rIdjtoyvdtc8jjyc5wupxmnn">
+              <w:r>
+                <w:rPr>
+                  <w:rFonts w:ascii="Arial" w:cs="Arial" w:eastAsia="Arial" w:hAnsi="Arial"/>
+                  <w:color w:val="595959"/>
+                  <w:sz w:val="14"/>
+                  <w:szCs w:val="14"/>
+                  <w:u w:val="single" w:color="595959"/>
+                </w:rPr>
+                <w:t xml:space="preserve">🔍 Search ARES for similar readings</w:t>
+              </w:r>
+            </w:hyperlink>
+          </w:p>
+        </w:tc>
+        <w:tc>
+          <w:tcPr>
+            <w:tcW w:type="dxa" w:w="3040"/>
+            <w:shd w:fill="FFFFFF" w:color="auto" w:val="clear"/>
+            <w:tcMar>
+              <w:top w:type="dxa" w:w="60"/>
+              <w:left w:type="dxa" w:w="120"/>
+              <w:bottom w:type="dxa" w:w="60"/>
+              <w:right w:type="dxa" w:w="120"/>
+            </w:tcMar>
+            <w:vAlign w:val="top"/>
+          </w:tcPr>
+          <w:p>
+            <w:pPr>
+              <w:spacing w:after="40" w:before="0"/>
+              <w:jc w:val="left"/>
+            </w:pPr>
+            <w:r>
+              <w:rPr>
+                <w:rFonts w:ascii="Arial" w:cs="Arial" w:eastAsia="Arial" w:hAnsi="Arial"/>
+                <w:b w:val="false"/>
+                <w:bCs w:val="false"/>
+                <w:i w:val="false"/>
+                <w:iCs w:val="false"/>
+                <w:color w:val="000000"/>
+                <w:sz w:val="18"/>
+                <w:szCs w:val="18"/>
+              </w:rPr>
+              <w:t xml:space="preserve">Supporting Phenomenon — The pH Scale of Kenyan Foods. The teacher displays a large visual poster (or projected slide) showing a pH strip with the following real Kenyan data points labelled: lemon juice (pH ≈ 2), uji/fermented porridge (pH ≈ 3.5), milk from a Rift Valley dairy (pH ≈ 6.8), clean water from Lake Naivasha (pH ≈ 7), and bleaching agent used on Mombasa dhow sails (pH ≈ 12). Alongside each food, the HYDROGEN ION CONCENTRATION [H⁺] is written in full: lemon juice = 0.01 mol/L, uji ≈ 0.000316 mol/L, etc. Learners observe that chemists defined pH = −log₁₀[H⁺]. A second visual shows the same data as a number line of powers of 10: 10⁻², 10⁻³·⁵, 10⁻⁶·⁸ etc. Learners complete an Observation Table (on their worksheet) with three columns: Food/Liquid | [H⁺] written as a power of 10 | pH value. They notice that pH is simply the magnitude of the exponent — i.e., the logarithm — of the concentration. A 3-minute silent reading excerpt (one paragraph, on the worksheet) explains: 'John Napier invented logarithms in 1614. Kenyan scientists like agrochemists at the Tea Research Foundation in Kericho use pH — a logarithmic scale — to test whether soil acidity is suitable for tea growing. Tea grows best at pH 4.5–5.5. A change of 1 pH unit means the hydrogen ion concentration changes by a factor of 10.' Learners annotate the excerpt, underlining what connects to the phenomenon.</w:t>
+            </w:r>
+          </w:p>
+        </w:tc>
+        <w:tc>
+          <w:tcPr>
+            <w:tcW w:type="dxa" w:w="3040"/>
+            <w:shd w:fill="F2F2F2" w:color="auto" w:val="clear"/>
+            <w:tcMar>
+              <w:top w:type="dxa" w:w="60"/>
+              <w:left w:type="dxa" w:w="120"/>
+              <w:bottom w:type="dxa" w:w="60"/>
+              <w:right w:type="dxa" w:w="120"/>
+            </w:tcMar>
+            <w:vAlign w:val="top"/>
+          </w:tcPr>
+          <w:p>
+            <w:pPr>
+              <w:spacing w:after="40" w:before="0"/>
+              <w:jc w:val="left"/>
+            </w:pPr>
+            <w:r>
+              <w:rPr>
+                <w:rFonts w:ascii="Arial" w:cs="Arial" w:eastAsia="Arial" w:hAnsi="Arial"/>
+                <w:b w:val="false"/>
+                <w:bCs w:val="false"/>
+                <w:i w:val="false"/>
+                <w:iCs w:val="false"/>
+                <w:color w:val="000000"/>
+                <w:sz w:val="18"/>
+                <w:szCs w:val="18"/>
+              </w:rPr>
+              <w:t xml:space="preserve">Post or project the pH poster before learners enter. As lesson starts, point to lemon juice row: 'Naomi, read the [H⁺] value for lemon juice aloud.' After response, SAY: 'Now write that as a power of 10 in your observation table. You have 30 seconds.' Cold-call a second learner: 'David, what power of 10 did you write?' After response and 12-second wait: 'Everyone check — did you write 10⁻²? Thumbs up if yes.' Address any thumbs-down by asking: 'What did you write instead? Let us see why 0.01 = 10⁻².' Reference Lesson 2 (negative indices): '0.01 = 1/100 = 1/10² = 10⁻² — this is a law we already proved.' Continue row by row for 6 minutes, alternating cold-calls (target: every learner called at least once across the table). After the table is complete, SAY: 'Now read the excerpt silently and underline ONE sentence that surprises you. 3 minutes.' After reading, cold-call 2 learners: 'Faith, what surprised you?' Apply 15-second wait. Conclude Observe phase: 'What you have just noticed — that pH IS the exponent — is exactly the definition of a logarithm. That is what we formalise now.'</w:t>
+            </w:r>
+          </w:p>
+        </w:tc>
+        <w:tc>
+          <w:tcPr>
+            <w:tcW w:type="dxa" w:w="3040"/>
+            <w:shd w:fill="FFFFFF" w:color="auto" w:val="clear"/>
+            <w:tcMar>
+              <w:top w:type="dxa" w:w="60"/>
+              <w:left w:type="dxa" w:w="120"/>
+              <w:bottom w:type="dxa" w:w="60"/>
+              <w:right w:type="dxa" w:w="120"/>
+            </w:tcMar>
+            <w:vAlign w:val="top"/>
+          </w:tcPr>
+          <w:p>
+            <w:pPr>
+              <w:spacing w:after="40" w:before="0"/>
+              <w:jc w:val="left"/>
+            </w:pPr>
+            <w:r>
+              <w:rPr>
+                <w:rFonts w:ascii="Arial" w:cs="Arial" w:eastAsia="Arial" w:hAnsi="Arial"/>
+                <w:b w:val="false"/>
+                <w:bCs w:val="false"/>
+                <w:i w:val="false"/>
+                <w:iCs w:val="false"/>
+                <w:color w:val="000000"/>
+                <w:sz w:val="18"/>
+                <w:szCs w:val="18"/>
+              </w:rPr>
+              <w:t xml:space="preserve">Anchored Observation with Real Data: using authentic Kenyan pH data grounds the abstract concept of logarithms in a tangible, memorable context. By physically writing [H⁺] as powers of 10 and then reading off the pH, learners are constructing the logarithm relationship themselves before it is named — a form of guided inquiry aligned with NGSS Science and Engineering Practice 3 (Planning and Carrying Out Investigations) adapted for mathematics.</w:t>
+            </w:r>
+          </w:p>
+        </w:tc>
+        <w:tc>
+          <w:tcPr>
+            <w:tcW w:type="dxa" w:w="3040"/>
+            <w:shd w:fill="F2F2F2" w:color="auto" w:val="clear"/>
+            <w:tcMar>
+              <w:top w:type="dxa" w:w="60"/>
+              <w:left w:type="dxa" w:w="120"/>
+              <w:bottom w:type="dxa" w:w="60"/>
+              <w:right w:type="dxa" w:w="120"/>
+            </w:tcMar>
+            <w:vAlign w:val="top"/>
+          </w:tcPr>
+          <w:p>
+            <w:pPr>
+              <w:spacing w:after="40" w:before="0"/>
+              <w:jc w:val="left"/>
+            </w:pPr>
+            <w:r>
+              <w:rPr>
+                <w:rFonts w:ascii="Arial" w:cs="Arial" w:eastAsia="Arial" w:hAnsi="Arial"/>
+                <w:b w:val="false"/>
+                <w:bCs w:val="false"/>
+                <w:i w:val="false"/>
+                <w:iCs w:val="false"/>
+                <w:color w:val="000000"/>
+                <w:sz w:val="18"/>
+                <w:szCs w:val="18"/>
+              </w:rPr>
+              <w:t xml:space="preserve">Observable indicator: completed Observation Table with correct powers of 10 for at least 4 of 5 rows. Teacher circulates during table completion; specifically check whether learners correctly write the negative sign in 10⁻² (common omission). If a learner writes 10² instead of 10⁻², ask: 'Is 0.01 greater or less than 1? What does that tell us about the sign of the exponent?' — do NOT simply correct; elicit reasoning.</w:t>
+            </w:r>
+          </w:p>
+        </w:tc>
+      </w:tr>
+      <w:tr>
+        <w:tc>
+          <w:tcPr>
+            <w:tcW w:type="dxa" w:w="1520"/>
+            <w:shd w:fill="E2EFDA" w:color="auto" w:val="clear"/>
+            <w:tcMar>
+              <w:top w:type="dxa" w:w="60"/>
+              <w:left w:type="dxa" w:w="120"/>
+              <w:bottom w:type="dxa" w:w="60"/>
+              <w:right w:type="dxa" w:w="120"/>
+            </w:tcMar>
+            <w:vAlign w:val="top"/>
+          </w:tcPr>
+          <w:p>
+            <w:pPr>
+              <w:spacing w:after="40" w:before="0"/>
+              <w:jc w:val="left"/>
+            </w:pPr>
+            <w:r>
+              <w:rPr>
+                <w:rFonts w:ascii="Arial" w:cs="Arial" w:eastAsia="Arial" w:hAnsi="Arial"/>
+                <w:b/>
+                <w:bCs/>
+                <w:i w:val="false"/>
+                <w:iCs w:val="false"/>
+                <w:color w:val="000000"/>
+                <w:sz w:val="18"/>
+                <w:szCs w:val="18"/>
+              </w:rPr>
+              <w:t xml:space="preserve">Explain Phase</w:t>
+            </w:r>
+          </w:p>
+          <w:p>
+            <w:pPr>
+              <w:spacing w:after="20" w:before="0"/>
+            </w:pPr>
+            <w:r>
+              <w:rPr>
+                <w:rFonts w:ascii="Arial" w:cs="Arial" w:eastAsia="Arial" w:hAnsi="Arial"/>
+                <w:b/>
+                <w:bCs/>
+                <w:color w:val="1F3864"/>
+                <w:sz w:val="16"/>
+                <w:szCs w:val="16"/>
+              </w:rPr>
+              <w:t xml:space="preserve">📹 VIDEO:</w:t>
+            </w:r>
+          </w:p>
+          <w:p>
+            <w:pPr>
+              <w:spacing w:after="20" w:before="0"/>
+            </w:pPr>
+            <w:hyperlink w:history="1" r:id="rIdyikyemfdnjxw15luwmqjq">
+              <w:r>
+                <w:rPr>
+                  <w:rFonts w:ascii="Arial" w:cs="Arial" w:eastAsia="Arial" w:hAnsi="Arial"/>
+                  <w:color w:val="2E75B6"/>
+                  <w:sz w:val="16"/>
+                  <w:szCs w:val="16"/>
+                  <w:u w:val="single" w:color="2E75B6"/>
+                </w:rPr>
+                <w:t xml:space="preserve">Negative exponents</w:t>
+              </w:r>
+            </w:hyperlink>
+          </w:p>
+          <w:p>
+            <w:pPr>
+              <w:spacing w:after="10" w:before="0"/>
+              <w:ind w:left="120"/>
+            </w:pPr>
+            <w:r>
+              <w:rPr>
+                <w:rFonts w:ascii="Arial" w:cs="Arial" w:eastAsia="Arial" w:hAnsi="Arial"/>
+                <w:color w:val="595959"/>
+                <w:sz w:val="14"/>
+                <w:szCs w:val="14"/>
+              </w:rPr>
+              <w:t xml:space="preserve">Source: Khan Academy (English - US curriculum)</w:t>
+            </w:r>
+          </w:p>
+          <w:p>
+            <w:pPr>
+              <w:spacing w:after="10" w:before="0"/>
+              <w:ind w:left="120"/>
+            </w:pPr>
+            <w:hyperlink w:history="1" r:id="rIdye89jhlxeglpy8ge3xmhv">
+              <w:r>
+                <w:rPr>
+                  <w:rFonts w:ascii="Arial" w:cs="Arial" w:eastAsia="Arial" w:hAnsi="Arial"/>
+                  <w:color w:val="595959"/>
+                  <w:sz w:val="14"/>
+                  <w:szCs w:val="14"/>
+                  <w:u w:val="single" w:color="595959"/>
+                </w:rPr>
+                <w:t xml:space="preserve">🔍 Search ARES for similar videos</w:t>
+              </w:r>
+            </w:hyperlink>
+          </w:p>
+          <w:p>
+            <w:pPr>
+              <w:spacing w:after="40" w:before="0"/>
+            </w:pPr>
+            <w:r>
+              <w:rPr>
+                <w:sz w:val="14"/>
+                <w:szCs w:val="14"/>
+              </w:rPr>
+              <w:t xml:space="preserve"/>
+            </w:r>
+          </w:p>
+          <w:p>
+            <w:pPr>
+              <w:spacing w:after="20" w:before="0"/>
+            </w:pPr>
+            <w:r>
+              <w:rPr>
+                <w:rFonts w:ascii="Arial" w:cs="Arial" w:eastAsia="Arial" w:hAnsi="Arial"/>
+                <w:b/>
+                <w:bCs/>
+                <w:color w:val="1F3864"/>
+                <w:sz w:val="16"/>
+                <w:szCs w:val="16"/>
+              </w:rPr>
+              <w:t xml:space="preserve">📖 HTML:</w:t>
+            </w:r>
+          </w:p>
+          <w:p>
+            <w:pPr>
+              <w:spacing w:after="20" w:before="0"/>
+            </w:pPr>
+            <w:hyperlink w:history="1" r:id="rIddufubtbtjf4e-a-8l-z4d">
+              <w:r>
+                <w:rPr>
+                  <w:rFonts w:ascii="Arial" w:cs="Arial" w:eastAsia="Arial" w:hAnsi="Arial"/>
+                  <w:color w:val="2E75B6"/>
+                  <w:sz w:val="16"/>
+                  <w:szCs w:val="16"/>
+                  <w:u w:val="single" w:color="2E75B6"/>
+                </w:rPr>
+                <w:t xml:space="preserve">Negative Exponents (Flexbook)</w:t>
+              </w:r>
+            </w:hyperlink>
+          </w:p>
+          <w:p>
+            <w:pPr>
+              <w:spacing w:after="20" w:before="0"/>
+            </w:pPr>
+            <w:r>
+              <w:rPr>
+                <w:rFonts w:ascii="Arial" w:cs="Arial" w:eastAsia="Arial" w:hAnsi="Arial"/>
+                <w:i/>
+                <w:iCs/>
+                <w:color w:val="595959"/>
+                <w:sz w:val="16"/>
+                <w:szCs w:val="16"/>
+              </w:rPr>
+              <w:t xml:space="preserve">Related topic: not an exact match for this lesson.</w:t>
+            </w:r>
+          </w:p>
+          <w:p>
+            <w:pPr>
+              <w:spacing w:after="10" w:before="0"/>
+              <w:ind w:left="120"/>
+            </w:pPr>
+            <w:r>
+              <w:rPr>
+                <w:rFonts w:ascii="Arial" w:cs="Arial" w:eastAsia="Arial" w:hAnsi="Arial"/>
+                <w:color w:val="595959"/>
+                <w:sz w:val="14"/>
+                <w:szCs w:val="14"/>
+              </w:rPr>
+              <w:t xml:space="preserve">Source: CK-12</w:t>
+            </w:r>
+          </w:p>
+          <w:p>
+            <w:pPr>
+              <w:spacing w:after="10" w:before="0"/>
+              <w:ind w:left="120"/>
+            </w:pPr>
+            <w:hyperlink w:history="1" r:id="rIdh-icgypmojq_x5fbtj2ii">
+              <w:r>
+                <w:rPr>
+                  <w:rFonts w:ascii="Arial" w:cs="Arial" w:eastAsia="Arial" w:hAnsi="Arial"/>
+                  <w:color w:val="595959"/>
+                  <w:sz w:val="14"/>
+                  <w:szCs w:val="14"/>
+                  <w:u w:val="single" w:color="595959"/>
+                </w:rPr>
+                <w:t xml:space="preserve">🔍 Search ARES for similar readings</w:t>
+              </w:r>
+            </w:hyperlink>
+          </w:p>
+        </w:tc>
+        <w:tc>
+          <w:tcPr>
+            <w:tcW w:type="dxa" w:w="3040"/>
+            <w:shd w:fill="FFFFFF" w:color="auto" w:val="clear"/>
+            <w:tcMar>
+              <w:top w:type="dxa" w:w="60"/>
+              <w:left w:type="dxa" w:w="120"/>
+              <w:bottom w:type="dxa" w:w="60"/>
+              <w:right w:type="dxa" w:w="120"/>
+            </w:tcMar>
+            <w:vAlign w:val="top"/>
+          </w:tcPr>
+          <w:p>
+            <w:pPr>
+              <w:spacing w:after="40" w:before="0"/>
+              <w:jc w:val="left"/>
+            </w:pPr>
+            <w:r>
+              <w:rPr>
+                <w:rFonts w:ascii="Arial" w:cs="Arial" w:eastAsia="Arial" w:hAnsi="Arial"/>
+                <w:b w:val="false"/>
+                <w:bCs w:val="false"/>
+                <w:i w:val="false"/>
+                <w:iCs w:val="false"/>
+                <w:color w:val="000000"/>
+                <w:sz w:val="18"/>
+                <w:szCs w:val="18"/>
+              </w:rPr>
+              <w:t xml:space="preserve">Part A — Formal Definition (10 min). The teacher writes on the board: 'log₁₀ x = n  ↔  10ⁿ = x' and reads it aloud twice. Learners copy this into their notes with a box around it. Three worked examples are displayed and completed together: (1) log₁₀ 1,000 = ? → 10? = 1,000 → ? = 3; (2) log₁₀ 0.01 = ? → 10? = 0.01 → ? = −2; (3) log₁₀ 1 = ? → 10? = 1 → ? = 0. Learners then individually complete a six-item rapid conversion table (exponential → log form and log → exponential form) on their worksheet. Part B — Characteristic and Mantissa (12 min). Teacher introduces the decomposition: any common logarithm = characteristic (integer part, can be negative) + mantissa (decimal part, always 0 ≤ mantissa &lt; 1). Using the examples log₁₀ 3,500 ≈ 3.5441: characteristic = 3 (because 1,000 ≤ 3,500 &lt; 10,000, i.e., 10³ ≤ 3,500 &lt; 10⁴), mantissa = 0.5441 (read from table). Kenyan context: 'The tea estate in Kericho ships 3,500 kg per container. log₁₀ 3,500 = 3.5441. The characteristic 3 tells us there are 4 digits — the mantissa 0.5441 gives the precision.' Learners practise identifying the characteristic from the number of digits for eight numbers on their worksheet without using tables. Part C — Reading Four-Figure Tables (18 min). Each pair receives a physical four-figure logarithm table booklet (or a printed A3 extract). Teacher models on the board: 'To find log₁₀ 356: (1) The characteristic is 2 (3 digits). (2) Look up row 35, column 6 in the table → mantissa = 0.5514. (3) Therefore log₁₀ 356 = 2.5514.' Learners then work in pairs to look up and record log values for: 47, 520, 8.3, 1,200, 0.064 (teacher guides characteristic of the last two), 73.5, 9.99, and 3,142 (π × 1,000 — Kenyan connection to circular tea plantation design). Each pair records their values in a structured Table-Reading Record on the worksheet.</w:t>
+            </w:r>
+          </w:p>
+        </w:tc>
+        <w:tc>
+          <w:tcPr>
+            <w:tcW w:type="dxa" w:w="3040"/>
+            <w:shd w:fill="F2F2F2" w:color="auto" w:val="clear"/>
+            <w:tcMar>
+              <w:top w:type="dxa" w:w="60"/>
+              <w:left w:type="dxa" w:w="120"/>
+              <w:bottom w:type="dxa" w:w="60"/>
+              <w:right w:type="dxa" w:w="120"/>
+            </w:tcMar>
+            <w:vAlign w:val="top"/>
+          </w:tcPr>
+          <w:p>
+            <w:pPr>
+              <w:spacing w:after="40" w:before="0"/>
+              <w:jc w:val="left"/>
+            </w:pPr>
+            <w:r>
+              <w:rPr>
+                <w:rFonts w:ascii="Arial" w:cs="Arial" w:eastAsia="Arial" w:hAnsi="Arial"/>
+                <w:b w:val="false"/>
+                <w:bCs w:val="false"/>
+                <w:i w:val="false"/>
+                <w:iCs w:val="false"/>
+                <w:color w:val="000000"/>
+                <w:sz w:val="18"/>
+                <w:szCs w:val="18"/>
+              </w:rPr>
+              <w:t xml:space="preserve">Part A: Write the definition slowly, narrating each symbol: 'The small 10 here is the BASE. The n is the EXPONENT — the POWER. This is the same power we have been writing since Lesson 1.' After worked example 2, SAY: 'Remind me — we saw 10⁻² in the pH table. What food had [H⁺] = 10⁻²?' (Wait 10 seconds — expected: lemon juice.) 'Exactly. So log₁₀ 0.01 = −2 is just saying: lemon juice has a hydrogen ion concentration that is 10 to the NEGATIVE 2. Logarithm and pH are the same mathematics.' Cold-call the learner identified in Phase 1 who wrote n = −2 correctly: 'You predicted this in your half-sheet — explain to the class how you knew.' After the six-item rapid conversion, ask learners to self-mark using the answer key projected for 60 seconds. Ask: 'Raise your hand if you got all six correct.' Then: 'Raise your hand if you got five.' Address the most common error. Part B: After modelling characteristic of 3,500, SAY: 'Here is the rule without a table: the characteristic of a number ≥ 1 is one less than the number of digits before the decimal point. Write that rule in a box in your notes.' Give 2 minutes for the eight-item worksheet. Cold-call 3 learners for answers, applying 12-second wait each time. Part C: Model the table lookup TWICE at full speed, narrating every step. Then say: 'Now you and your partner do the same for 47. I will walk around — you have 3 minutes. I must see BOTH partners' fingers on the table simultaneously.' Circulate and check hand positions on the table. After 8 numbers are complete, cold-call one pair per number to share their answer. Record all 8 on the board. SAY: 'Look at the last entry — 3,142. That is π × 1,000. Agronomists at KALRO in Nairobi sometimes compute the circumference of a circular test plantation — now you can find the logarithm of that number in under 20 seconds.'</w:t>
+            </w:r>
+          </w:p>
+        </w:tc>
+        <w:tc>
+          <w:tcPr>
+            <w:tcW w:type="dxa" w:w="3040"/>
+            <w:shd w:fill="FFFFFF" w:color="auto" w:val="clear"/>
+            <w:tcMar>
+              <w:top w:type="dxa" w:w="60"/>
+              <w:left w:type="dxa" w:w="120"/>
+              <w:bottom w:type="dxa" w:w="60"/>
+              <w:right w:type="dxa" w:w="120"/>
+            </w:tcMar>
+            <w:vAlign w:val="top"/>
+          </w:tcPr>
+          <w:p>
+            <w:pPr>
+              <w:spacing w:after="40" w:before="0"/>
+              <w:jc w:val="left"/>
+            </w:pPr>
+            <w:r>
+              <w:rPr>
+                <w:rFonts w:ascii="Arial" w:cs="Arial" w:eastAsia="Arial" w:hAnsi="Arial"/>
+                <w:b w:val="false"/>
+                <w:bCs w:val="false"/>
+                <w:i w:val="false"/>
+                <w:iCs w:val="false"/>
+                <w:color w:val="000000"/>
+                <w:sz w:val="18"/>
+                <w:szCs w:val="18"/>
+              </w:rPr>
+              <w:t xml:space="preserve">Concept-Definition-Application Cycle (CDA) with Phenomenon Anchoring: the teacher first formalises the concept (log definition), then builds the structural sub-concept (characteristic + mantissa), then immediately applies it to the procedural skill (table reading) — each step re-anchored to the Kericho tea phenomenon or the pH supporting phenomenon. This prevents the definition from floating free of meaning. NGSS Practice 6 (Constructing Explanations) is embedded as learners articulate in writing why the characteristic of 3,500 is 3.</w:t>
+            </w:r>
+          </w:p>
+        </w:tc>
+        <w:tc>
+          <w:tcPr>
+            <w:tcW w:type="dxa" w:w="3040"/>
+            <w:shd w:fill="F2F2F2" w:color="auto" w:val="clear"/>
+            <w:tcMar>
+              <w:top w:type="dxa" w:w="60"/>
+              <w:left w:type="dxa" w:w="120"/>
+              <w:bottom w:type="dxa" w:w="60"/>
+              <w:right w:type="dxa" w:w="120"/>
+            </w:tcMar>
+            <w:vAlign w:val="top"/>
+          </w:tcPr>
+          <w:p>
+            <w:pPr>
+              <w:spacing w:after="40" w:before="0"/>
+              <w:jc w:val="left"/>
+            </w:pPr>
+            <w:r>
+              <w:rPr>
+                <w:rFonts w:ascii="Arial" w:cs="Arial" w:eastAsia="Arial" w:hAnsi="Arial"/>
+                <w:b w:val="false"/>
+                <w:bCs w:val="false"/>
+                <w:i w:val="false"/>
+                <w:iCs w:val="false"/>
+                <w:color w:val="000000"/>
+                <w:sz w:val="18"/>
+                <w:szCs w:val="18"/>
+              </w:rPr>
+              <w:t xml:space="preserve">Three checkpoints: (1) Six-item rapid conversion self-mark — teacher notes class accuracy rate. If &gt;25% miss items involving negative logs (e.g., log₁₀ 0.001), pause and reteach using the pH table before moving to Part B. (2) Eight-item characteristic identification — teacher collects three randomly selected worksheets and checks during pair work; any learner writing characteristic = (number of digits) rather than (digits − 1) is flagged for targeted support. (3) Table-reading record — teacher verifies log₁₀ 47 = 1.6721 ± 0.0001 and log₁₀ 520 = 2.7160 ± 0.0001 as a quick accuracy check; pairs with both values correct are considered fluent; pairs with errors are re-shown the table structure.</w:t>
+            </w:r>
+          </w:p>
+        </w:tc>
+      </w:tr>
+      <w:tr>
+        <w:tc>
+          <w:tcPr>
+            <w:tcW w:type="dxa" w:w="1520"/>
+            <w:shd w:fill="FCE4D6" w:color="auto" w:val="clear"/>
+            <w:tcMar>
+              <w:top w:type="dxa" w:w="60"/>
+              <w:left w:type="dxa" w:w="120"/>
+              <w:bottom w:type="dxa" w:w="60"/>
+              <w:right w:type="dxa" w:w="120"/>
+            </w:tcMar>
+            <w:vAlign w:val="top"/>
+          </w:tcPr>
+          <w:p>
+            <w:pPr>
+              <w:spacing w:after="40" w:before="0"/>
+              <w:jc w:val="left"/>
+            </w:pPr>
+            <w:r>
+              <w:rPr>
+                <w:rFonts w:ascii="Arial" w:cs="Arial" w:eastAsia="Arial" w:hAnsi="Arial"/>
+                <w:b/>
+                <w:bCs/>
+                <w:i w:val="false"/>
+                <w:iCs w:val="false"/>
+                <w:color w:val="000000"/>
+                <w:sz w:val="18"/>
+                <w:szCs w:val="18"/>
+              </w:rPr>
+              <w:t xml:space="preserve">Driving Question Board (DQB) Creation</w:t>
+            </w:r>
+          </w:p>
+          <w:p>
+            <w:pPr>
+              <w:spacing w:after="20" w:before="0"/>
+            </w:pPr>
+            <w:r>
+              <w:rPr>
+                <w:rFonts w:ascii="Arial" w:cs="Arial" w:eastAsia="Arial" w:hAnsi="Arial"/>
+                <w:b/>
+                <w:bCs/>
+                <w:color w:val="1F3864"/>
+                <w:sz w:val="16"/>
+                <w:szCs w:val="16"/>
+              </w:rPr>
+              <w:t xml:space="preserve">📹 VIDEO:</w:t>
+            </w:r>
+          </w:p>
+          <w:p>
+            <w:pPr>
+              <w:spacing w:after="20" w:before="0"/>
+            </w:pPr>
+            <w:hyperlink w:history="1" r:id="rIdxl1mighv1lk1k3puhn7bz">
               <w:r>
                 <w:rPr>
                   <w:rFonts w:ascii="Arial" w:cs="Arial" w:eastAsia="Arial" w:hAnsi="Arial"/>
@@ -12819,7 +13479,7 @@
               <w:spacing w:after="10" w:before="0"/>
               <w:ind w:left="120"/>
             </w:pPr>
-            <w:hyperlink w:history="1" r:id="rIdiogqtdhtf9zlavfr_akcp">
+            <w:hyperlink w:history="1" r:id="rIdhb8wwuvc4co903rzrpv7u">
               <w:r>
                 <w:rPr>
                   <w:rFonts w:ascii="Arial" w:cs="Arial" w:eastAsia="Arial" w:hAnsi="Arial"/>
@@ -12857,14 +13517,14 @@
                 <w:sz w:val="16"/>
                 <w:szCs w:val="16"/>
               </w:rPr>
-              <w:t xml:space="preserve">📖 HTML:</w:t>
+              <w:t xml:space="preserve">📖 EXERCISE:</w:t>
             </w:r>
           </w:p>
           <w:p>
             <w:pPr>
               <w:spacing w:after="20" w:before="0"/>
             </w:pPr>
-            <w:hyperlink w:history="1" r:id="rIdhpdy0vxv_6wjmn9xmm2sr">
+            <w:hyperlink w:history="1" r:id="rIdqljaofas2fojxrywwyxsb">
               <w:r>
                 <w:rPr>
                   <w:rFonts w:ascii="Arial" w:cs="Arial" w:eastAsia="Arial" w:hAnsi="Arial"/>
@@ -12873,9 +13533,25 @@
                   <w:szCs w:val="16"/>
                   <w:u w:val="single" w:color="2E75B6"/>
                 </w:rPr>
-                <w:t xml:space="preserve">Negative Exponents (Flexbook)</w:t>
+                <w:t xml:space="preserve">Negative Exponents Practice</w:t>
               </w:r>
             </w:hyperlink>
+          </w:p>
+          <w:p>
+            <w:pPr>
+              <w:spacing w:after="20" w:before="0"/>
+            </w:pPr>
+            <w:r>
+              <w:rPr>
+                <w:rFonts w:ascii="Arial" w:cs="Arial" w:eastAsia="Arial" w:hAnsi="Arial"/>
+                <w:i/>
+                <w:iCs/>
+                <w:color w:val="595959"/>
+                <w:sz w:val="16"/>
+                <w:szCs w:val="16"/>
+              </w:rPr>
+              <w:t xml:space="preserve">Related topic: not an exact match for this lesson.</w:t>
+            </w:r>
           </w:p>
           <w:p>
             <w:pPr>
@@ -12897,7 +13573,7 @@
               <w:spacing w:after="10" w:before="0"/>
               <w:ind w:left="120"/>
             </w:pPr>
-            <w:hyperlink w:history="1" r:id="rIdu22qj_ete7k9vmnpdqd9j">
+            <w:hyperlink w:history="1" r:id="rIdassqad4s3uyj948eco3gn">
               <w:r>
                 <w:rPr>
                   <w:rFonts w:ascii="Arial" w:cs="Arial" w:eastAsia="Arial" w:hAnsi="Arial"/>
@@ -12939,7 +13615,7 @@
                 <w:sz w:val="18"/>
                 <w:szCs w:val="18"/>
               </w:rPr>
-              <w:t xml:space="preserve">Supporting Phenomenon — The pH Scale of Kenyan Foods. The teacher displays a large visual poster (or projected slide) showing a pH strip with the following real Kenyan data points labelled: lemon juice (pH ≈ 2), uji/fermented porridge (pH ≈ 3.5), milk from a Rift Valley dairy (pH ≈ 6.8), clean water from Lake Naivasha (pH ≈ 7), and bleaching agent used on Mombasa dhow sails (pH ≈ 12). Alongside each food, the HYDROGEN ION CONCENTRATION [H⁺] is written in full: lemon juice = 0.01 mol/L, uji ≈ 0.000316 mol/L, etc. Learners observe that chemists defined pH = −log₁₀[H⁺]. A second visual shows the same data as a number line of powers of 10: 10⁻², 10⁻³·⁵, 10⁻⁶·⁸ etc. Learners complete an Observation Table (on their worksheet) with three columns: Food/Liquid | [H⁺] written as a power of 10 | pH value. They notice that pH is simply the magnitude of the exponent — i.e., the logarithm — of the concentration. A 3-minute silent reading excerpt (one paragraph, on the worksheet) explains: 'John Napier invented logarithms in 1614. Kenyan scientists like agrochemists at the Tea Research Foundation in Kericho use pH — a logarithmic scale — to test whether soil acidity is suitable for tea growing. Tea grows best at pH 4.5–5.5. A change of 1 pH unit means the hydrogen ion concentration changes by a factor of 10.' Learners annotate the excerpt, underlining what connects to the phenomenon.</w:t>
+              <w:t xml:space="preserve">Learners revisit the class Driving Question Board. In pairs, they write two sticky notes: (A) one GREEN note titled 'What we NOW know' — must include at least one sentence using the words 'characteristic,' 'mantissa,' and 'four-figure table'; (B) one ORANGE note titled 'New question raised' — a genuine question that this lesson has created about using logs in the tea-farm calculation. Pairs post their notes on the DQB. The teacher reads 3–4 orange notes aloud and previews: 'Lesson 5 will answer exactly THIS question — how do we multiply two large numbers using the log table we just learned to read?'. The class reviews the original prediction sticky notes from Phase 1 and learners physically move any note they now believe to be correct from the 'What we THINK' column to the 'What we KNOW' column.</w:t>
             </w:r>
           </w:p>
         </w:tc>
@@ -12971,7 +13647,7 @@
                 <w:sz w:val="18"/>
                 <w:szCs w:val="18"/>
               </w:rPr>
-              <w:t xml:space="preserve">Post or project the pH poster before learners enter. As lesson starts, point to lemon juice row: 'Naomi, read the [H⁺] value for lemon juice aloud.' After response, SAY: 'Now write that as a power of 10 in your observation table. You have 30 seconds.' Cold-call a second learner: 'David, what power of 10 did you write?' After response and 12-second wait: 'Everyone check — did you write 10⁻²? Thumbs up if yes.' Address any thumbs-down by asking: 'What did you write instead? Let us see why 0.01 = 10⁻².' Reference Lesson 2 (negative indices): '0.01 = 1/100 = 1/10² = 10⁻² — this is a law we already proved.' Continue row by row for 6 minutes, alternating cold-calls (target: every learner called at least once across the table). After the table is complete, SAY: 'Now read the excerpt silently and underline ONE sentence that surprises you. 3 minutes.' After reading, cold-call 2 learners: 'Faith, what surprised you?' Apply 15-second wait. Conclude Observe phase: 'What you have just noticed — that pH IS the exponent — is exactly the definition of a logarithm. That is what we formalise now.'</w:t>
+              <w:t xml:space="preserve">Give pairs 4 minutes for sticky notes. As they write, circulate and prompt any pair whose green note lacks mathematical precision: 'Can you write the actual definition — log₁₀ x = n means…?' Post the notes quickly. Read 3 orange 'new question' notes aloud, naming the pair: 'Amina and Koech ask — if you can use logs to multiply, can you use them to divide too? Excellent question. Keep it on the board.' Point to the original Phase 1 predictions: 'Look at our board from the start of the lesson. Which of these predictions were right? Let us move them.' Guide this physically — do not simply announce answers. SAY: 'The driving question asks how logarithms help the tea farmer. Today's lesson gave us the key that unlocks that question — we now know WHAT a logarithm is. Next lesson we use it.'</w:t>
             </w:r>
           </w:p>
         </w:tc>
@@ -13003,7 +13679,7 @@
                 <w:sz w:val="18"/>
                 <w:szCs w:val="18"/>
               </w:rPr>
-              <w:t xml:space="preserve">Anchored Observation with Real Data: using authentic Kenyan pH data grounds the abstract concept of logarithms in a tangible, memorable context. By physically writing [H⁺] as powers of 10 and then reading off the pH, learners are constructing the logarithm relationship themselves before it is named — a form of guided inquiry aligned with NGSS Science and Engineering Practice 3 (Planning and Carrying Out Investigations) adapted for mathematics.</w:t>
+              <w:t xml:space="preserve">Progressive DQB Revision Strategy: the physical act of moving sticky notes from 'think' to 'know' externalises metacognitive growth. The orange 'new question' notes ensure learners are not passive recipients but active generators of the next inquiry step — directly aligned with KICD's emphasis on learner-centred, inquiry-based pedagogy and NGSS Practice 1 (Asking Questions).</w:t>
             </w:r>
           </w:p>
         </w:tc>
@@ -13035,7 +13711,7 @@
                 <w:sz w:val="18"/>
                 <w:szCs w:val="18"/>
               </w:rPr>
-              <w:t xml:space="preserve">Observable indicator: completed Observation Table with correct powers of 10 for at least 4 of 5 rows. Teacher circulates during table completion; specifically check whether learners correctly write the negative sign in 10⁻² (common omission). If a learner writes 10² instead of 10⁻², ask: 'Is 0.01 greater or less than 1? What does that tell us about the sign of the exponent?' — do NOT simply correct; elicit reasoning.</w:t>
+              <w:t xml:space="preserve">Observable indicator: every green sticky note must contain the log definition in symbolic form (log₁₀ x = n ↔ 10ⁿ = x) or an equivalent statement. Teacher checks notes as they are posted; any note missing the symbolic definition is returned to the pair with the prompt: 'Show me the mathematical relationship — not just the words.' Count of orange notes mentioning multiplication/division (expected: majority) confirms learners have grasped the lesson's connective role in the storyline.</w:t>
             </w:r>
           </w:p>
         </w:tc>
@@ -13044,32 +13720,32 @@
         <w:tc>
           <w:tcPr>
             <w:tcW w:type="dxa" w:w="1520"/>
-            <w:shd w:fill="E2EFDA" w:color="auto" w:val="clear"/>
-            <w:tcMar>
-              <w:top w:type="dxa" w:w="60"/>
-              <w:left w:type="dxa" w:w="120"/>
-              <w:bottom w:type="dxa" w:w="60"/>
-              <w:right w:type="dxa" w:w="120"/>
-            </w:tcMar>
-            <w:vAlign w:val="top"/>
-          </w:tcPr>
-          <w:p>
-            <w:pPr>
-              <w:spacing w:after="40" w:before="0"/>
-              <w:jc w:val="left"/>
-            </w:pPr>
-            <w:r>
-              <w:rPr>
-                <w:rFonts w:ascii="Arial" w:cs="Arial" w:eastAsia="Arial" w:hAnsi="Arial"/>
-                <w:b/>
-                <w:bCs/>
-                <w:i w:val="false"/>
-                <w:iCs w:val="false"/>
-                <w:color w:val="000000"/>
-                <w:sz w:val="18"/>
-                <w:szCs w:val="18"/>
-              </w:rPr>
-              <w:t xml:space="preserve">Explain Phase</w:t>
+            <w:shd w:fill="D5E8F0" w:color="auto" w:val="clear"/>
+            <w:tcMar>
+              <w:top w:type="dxa" w:w="60"/>
+              <w:left w:type="dxa" w:w="120"/>
+              <w:bottom w:type="dxa" w:w="60"/>
+              <w:right w:type="dxa" w:w="120"/>
+            </w:tcMar>
+            <w:vAlign w:val="top"/>
+          </w:tcPr>
+          <w:p>
+            <w:pPr>
+              <w:spacing w:after="40" w:before="0"/>
+              <w:jc w:val="left"/>
+            </w:pPr>
+            <w:r>
+              <w:rPr>
+                <w:rFonts w:ascii="Arial" w:cs="Arial" w:eastAsia="Arial" w:hAnsi="Arial"/>
+                <w:b/>
+                <w:bCs/>
+                <w:i w:val="false"/>
+                <w:iCs w:val="false"/>
+                <w:color w:val="000000"/>
+                <w:sz w:val="18"/>
+                <w:szCs w:val="18"/>
+              </w:rPr>
+              <w:t xml:space="preserve">Model Building Phase</w:t>
             </w:r>
           </w:p>
           <w:p>
@@ -13092,7 +13768,7 @@
             <w:pPr>
               <w:spacing w:after="20" w:before="0"/>
             </w:pPr>
-            <w:hyperlink w:history="1" r:id="rIdxpil6-27uii9yvq8q0tm-">
+            <w:hyperlink w:history="1" r:id="rIdzoxqonxecaepz6it7brif">
               <w:r>
                 <w:rPr>
                   <w:rFonts w:ascii="Arial" w:cs="Arial" w:eastAsia="Arial" w:hAnsi="Arial"/>
@@ -13101,7 +13777,7 @@
                   <w:szCs w:val="16"/>
                   <w:u w:val="single" w:color="2E75B6"/>
                 </w:rPr>
-                <w:t xml:space="preserve">Relationship between exponentials &amp; logarithms: graphs</w:t>
+                <w:t xml:space="preserve">Relationship between exponentials &amp; logarithms: tables</w:t>
               </w:r>
             </w:hyperlink>
           </w:p>
@@ -13125,7 +13801,7 @@
               <w:spacing w:after="10" w:before="0"/>
               <w:ind w:left="120"/>
             </w:pPr>
-            <w:hyperlink w:history="1" r:id="rIdjvqgjup28ggs4a2wumilm">
+            <w:hyperlink w:history="1" r:id="rIdtjhtfizu99nza7klukijs">
               <w:r>
                 <w:rPr>
                   <w:rFonts w:ascii="Arial" w:cs="Arial" w:eastAsia="Arial" w:hAnsi="Arial"/>
@@ -13163,320 +13839,14 @@
                 <w:sz w:val="16"/>
                 <w:szCs w:val="16"/>
               </w:rPr>
-              <w:t xml:space="preserve">📖 EXERCISE:</w:t>
+              <w:t xml:space="preserve">📖 HTML:</w:t>
             </w:r>
           </w:p>
           <w:p>
             <w:pPr>
               <w:spacing w:after="20" w:before="0"/>
             </w:pPr>
-            <w:hyperlink w:history="1" r:id="rIdgm1_fhi1g5wrptjtylhip">
-              <w:r>
-                <w:rPr>
-                  <w:rFonts w:ascii="Arial" w:cs="Arial" w:eastAsia="Arial" w:hAnsi="Arial"/>
-                  <w:color w:val="2E75B6"/>
-                  <w:sz w:val="16"/>
-                  <w:szCs w:val="16"/>
-                  <w:u w:val="single" w:color="2E75B6"/>
-                </w:rPr>
-                <w:t xml:space="preserve">Negative Exponents Practice</w:t>
-              </w:r>
-            </w:hyperlink>
-          </w:p>
-          <w:p>
-            <w:pPr>
-              <w:spacing w:after="10" w:before="0"/>
-              <w:ind w:left="120"/>
-            </w:pPr>
-            <w:r>
-              <w:rPr>
-                <w:rFonts w:ascii="Arial" w:cs="Arial" w:eastAsia="Arial" w:hAnsi="Arial"/>
-                <w:color w:val="595959"/>
-                <w:sz w:val="14"/>
-                <w:szCs w:val="14"/>
-              </w:rPr>
-              <w:t xml:space="preserve">Source: CK-12</w:t>
-            </w:r>
-          </w:p>
-          <w:p>
-            <w:pPr>
-              <w:spacing w:after="10" w:before="0"/>
-              <w:ind w:left="120"/>
-            </w:pPr>
-            <w:hyperlink w:history="1" r:id="rId8qlft1zktgxtd5n1spuj1">
-              <w:r>
-                <w:rPr>
-                  <w:rFonts w:ascii="Arial" w:cs="Arial" w:eastAsia="Arial" w:hAnsi="Arial"/>
-                  <w:color w:val="595959"/>
-                  <w:sz w:val="14"/>
-                  <w:szCs w:val="14"/>
-                  <w:u w:val="single" w:color="595959"/>
-                </w:rPr>
-                <w:t xml:space="preserve">🔍 Search ARES for similar readings</w:t>
-              </w:r>
-            </w:hyperlink>
-          </w:p>
-        </w:tc>
-        <w:tc>
-          <w:tcPr>
-            <w:tcW w:type="dxa" w:w="3040"/>
-            <w:shd w:fill="FFFFFF" w:color="auto" w:val="clear"/>
-            <w:tcMar>
-              <w:top w:type="dxa" w:w="60"/>
-              <w:left w:type="dxa" w:w="120"/>
-              <w:bottom w:type="dxa" w:w="60"/>
-              <w:right w:type="dxa" w:w="120"/>
-            </w:tcMar>
-            <w:vAlign w:val="top"/>
-          </w:tcPr>
-          <w:p>
-            <w:pPr>
-              <w:spacing w:after="40" w:before="0"/>
-              <w:jc w:val="left"/>
-            </w:pPr>
-            <w:r>
-              <w:rPr>
-                <w:rFonts w:ascii="Arial" w:cs="Arial" w:eastAsia="Arial" w:hAnsi="Arial"/>
-                <w:b w:val="false"/>
-                <w:bCs w:val="false"/>
-                <w:i w:val="false"/>
-                <w:iCs w:val="false"/>
-                <w:color w:val="000000"/>
-                <w:sz w:val="18"/>
-                <w:szCs w:val="18"/>
-              </w:rPr>
-              <w:t xml:space="preserve">Part A — Formal Definition (10 min). The teacher writes on the board: 'log₁₀ x = n  ↔  10ⁿ = x' and reads it aloud twice. Learners copy this into their notes with a box around it. Three worked examples are displayed and completed together: (1) log₁₀ 1,000 = ? → 10? = 1,000 → ? = 3; (2) log₁₀ 0.01 = ? → 10? = 0.01 → ? = −2; (3) log₁₀ 1 = ? → 10? = 1 → ? = 0. Learners then individually complete a six-item rapid conversion table (exponential → log form and log → exponential form) on their worksheet. Part B — Characteristic and Mantissa (12 min). Teacher introduces the decomposition: any common logarithm = characteristic (integer part, can be negative) + mantissa (decimal part, always 0 ≤ mantissa &lt; 1). Using the examples log₁₀ 3,500 ≈ 3.5441: characteristic = 3 (because 1,000 ≤ 3,500 &lt; 10,000, i.e., 10³ ≤ 3,500 &lt; 10⁴), mantissa = 0.5441 (read from table). Kenyan context: 'The tea estate in Kericho ships 3,500 kg per container. log₁₀ 3,500 = 3.5441. The characteristic 3 tells us there are 4 digits — the mantissa 0.5441 gives the precision.' Learners practise identifying the characteristic from the number of digits for eight numbers on their worksheet without using tables. Part C — Reading Four-Figure Tables (18 min). Each pair receives a physical four-figure logarithm table booklet (or a printed A3 extract). Teacher models on the board: 'To find log₁₀ 356: (1) The characteristic is 2 (3 digits). (2) Look up row 35, column 6 in the table → mantissa = 0.5514. (3) Therefore log₁₀ 356 = 2.5514.' Learners then work in pairs to look up and record log values for: 47, 520, 8.3, 1,200, 0.064 (teacher guides characteristic of the last two), 73.5, 9.99, and 3,142 (π × 1,000 — Kenyan connection to circular tea plantation design). Each pair records their values in a structured Table-Reading Record on the worksheet.</w:t>
-            </w:r>
-          </w:p>
-        </w:tc>
-        <w:tc>
-          <w:tcPr>
-            <w:tcW w:type="dxa" w:w="3040"/>
-            <w:shd w:fill="F2F2F2" w:color="auto" w:val="clear"/>
-            <w:tcMar>
-              <w:top w:type="dxa" w:w="60"/>
-              <w:left w:type="dxa" w:w="120"/>
-              <w:bottom w:type="dxa" w:w="60"/>
-              <w:right w:type="dxa" w:w="120"/>
-            </w:tcMar>
-            <w:vAlign w:val="top"/>
-          </w:tcPr>
-          <w:p>
-            <w:pPr>
-              <w:spacing w:after="40" w:before="0"/>
-              <w:jc w:val="left"/>
-            </w:pPr>
-            <w:r>
-              <w:rPr>
-                <w:rFonts w:ascii="Arial" w:cs="Arial" w:eastAsia="Arial" w:hAnsi="Arial"/>
-                <w:b w:val="false"/>
-                <w:bCs w:val="false"/>
-                <w:i w:val="false"/>
-                <w:iCs w:val="false"/>
-                <w:color w:val="000000"/>
-                <w:sz w:val="18"/>
-                <w:szCs w:val="18"/>
-              </w:rPr>
-              <w:t xml:space="preserve">Part A: Write the definition slowly, narrating each symbol: 'The small 10 here is the BASE. The n is the EXPONENT — the POWER. This is the same power we have been writing since Lesson 1.' After worked example 2, SAY: 'Remind me — we saw 10⁻² in the pH table. What food had [H⁺] = 10⁻²?' (Wait 10 seconds — expected: lemon juice.) 'Exactly. So log₁₀ 0.01 = −2 is just saying: lemon juice has a hydrogen ion concentration that is 10 to the NEGATIVE 2. Logarithm and pH are the same mathematics.' Cold-call the learner identified in Phase 1 who wrote n = −2 correctly: 'You predicted this in your half-sheet — explain to the class how you knew.' After the six-item rapid conversion, ask learners to self-mark using the answer key projected for 60 seconds. Ask: 'Raise your hand if you got all six correct.' Then: 'Raise your hand if you got five.' Address the most common error. Part B: After modelling characteristic of 3,500, SAY: 'Here is the rule without a table: the characteristic of a number ≥ 1 is one less than the number of digits before the decimal point. Write that rule in a box in your notes.' Give 2 minutes for the eight-item worksheet. Cold-call 3 learners for answers, applying 12-second wait each time. Part C: Model the table lookup TWICE at full speed, narrating every step. Then say: 'Now you and your partner do the same for 47. I will walk around — you have 3 minutes. I must see BOTH partners' fingers on the table simultaneously.' Circulate and check hand positions on the table. After 8 numbers are complete, cold-call one pair per number to share their answer. Record all 8 on the board. SAY: 'Look at the last entry — 3,142. That is π × 1,000. Agronomists at KALRO in Nairobi sometimes compute the circumference of a circular test plantation — now you can find the logarithm of that number in under 20 seconds.'</w:t>
-            </w:r>
-          </w:p>
-        </w:tc>
-        <w:tc>
-          <w:tcPr>
-            <w:tcW w:type="dxa" w:w="3040"/>
-            <w:shd w:fill="FFFFFF" w:color="auto" w:val="clear"/>
-            <w:tcMar>
-              <w:top w:type="dxa" w:w="60"/>
-              <w:left w:type="dxa" w:w="120"/>
-              <w:bottom w:type="dxa" w:w="60"/>
-              <w:right w:type="dxa" w:w="120"/>
-            </w:tcMar>
-            <w:vAlign w:val="top"/>
-          </w:tcPr>
-          <w:p>
-            <w:pPr>
-              <w:spacing w:after="40" w:before="0"/>
-              <w:jc w:val="left"/>
-            </w:pPr>
-            <w:r>
-              <w:rPr>
-                <w:rFonts w:ascii="Arial" w:cs="Arial" w:eastAsia="Arial" w:hAnsi="Arial"/>
-                <w:b w:val="false"/>
-                <w:bCs w:val="false"/>
-                <w:i w:val="false"/>
-                <w:iCs w:val="false"/>
-                <w:color w:val="000000"/>
-                <w:sz w:val="18"/>
-                <w:szCs w:val="18"/>
-              </w:rPr>
-              <w:t xml:space="preserve">Concept-Definition-Application Cycle (CDA) with Phenomenon Anchoring: the teacher first formalises the concept (log definition), then builds the structural sub-concept (characteristic + mantissa), then immediately applies it to the procedural skill (table reading) — each step re-anchored to the Kericho tea phenomenon or the pH supporting phenomenon. This prevents the definition from floating free of meaning. NGSS Practice 6 (Constructing Explanations) is embedded as learners articulate in writing why the characteristic of 3,500 is 3.</w:t>
-            </w:r>
-          </w:p>
-        </w:tc>
-        <w:tc>
-          <w:tcPr>
-            <w:tcW w:type="dxa" w:w="3040"/>
-            <w:shd w:fill="F2F2F2" w:color="auto" w:val="clear"/>
-            <w:tcMar>
-              <w:top w:type="dxa" w:w="60"/>
-              <w:left w:type="dxa" w:w="120"/>
-              <w:bottom w:type="dxa" w:w="60"/>
-              <w:right w:type="dxa" w:w="120"/>
-            </w:tcMar>
-            <w:vAlign w:val="top"/>
-          </w:tcPr>
-          <w:p>
-            <w:pPr>
-              <w:spacing w:after="40" w:before="0"/>
-              <w:jc w:val="left"/>
-            </w:pPr>
-            <w:r>
-              <w:rPr>
-                <w:rFonts w:ascii="Arial" w:cs="Arial" w:eastAsia="Arial" w:hAnsi="Arial"/>
-                <w:b w:val="false"/>
-                <w:bCs w:val="false"/>
-                <w:i w:val="false"/>
-                <w:iCs w:val="false"/>
-                <w:color w:val="000000"/>
-                <w:sz w:val="18"/>
-                <w:szCs w:val="18"/>
-              </w:rPr>
-              <w:t xml:space="preserve">Three checkpoints: (1) Six-item rapid conversion self-mark — teacher notes class accuracy rate. If &gt;25% miss items involving negative logs (e.g., log₁₀ 0.001), pause and reteach using the pH table before moving to Part B. (2) Eight-item characteristic identification — teacher collects three randomly selected worksheets and checks during pair work; any learner writing characteristic = (number of digits) rather than (digits − 1) is flagged for targeted support. (3) Table-reading record — teacher verifies log₁₀ 47 = 1.6721 ± 0.0001 and log₁₀ 520 = 2.7160 ± 0.0001 as a quick accuracy check; pairs with both values correct are considered fluent; pairs with errors are re-shown the table structure.</w:t>
-            </w:r>
-          </w:p>
-        </w:tc>
-      </w:tr>
-      <w:tr>
-        <w:tc>
-          <w:tcPr>
-            <w:tcW w:type="dxa" w:w="1520"/>
-            <w:shd w:fill="FCE4D6" w:color="auto" w:val="clear"/>
-            <w:tcMar>
-              <w:top w:type="dxa" w:w="60"/>
-              <w:left w:type="dxa" w:w="120"/>
-              <w:bottom w:type="dxa" w:w="60"/>
-              <w:right w:type="dxa" w:w="120"/>
-            </w:tcMar>
-            <w:vAlign w:val="top"/>
-          </w:tcPr>
-          <w:p>
-            <w:pPr>
-              <w:spacing w:after="40" w:before="0"/>
-              <w:jc w:val="left"/>
-            </w:pPr>
-            <w:r>
-              <w:rPr>
-                <w:rFonts w:ascii="Arial" w:cs="Arial" w:eastAsia="Arial" w:hAnsi="Arial"/>
-                <w:b/>
-                <w:bCs/>
-                <w:i w:val="false"/>
-                <w:iCs w:val="false"/>
-                <w:color w:val="000000"/>
-                <w:sz w:val="18"/>
-                <w:szCs w:val="18"/>
-              </w:rPr>
-              <w:t xml:space="preserve">Driving Question Board (DQB) Creation</w:t>
-            </w:r>
-          </w:p>
-          <w:p>
-            <w:pPr>
-              <w:spacing w:after="20" w:before="0"/>
-            </w:pPr>
-            <w:r>
-              <w:rPr>
-                <w:rFonts w:ascii="Arial" w:cs="Arial" w:eastAsia="Arial" w:hAnsi="Arial"/>
-                <w:b/>
-                <w:bCs/>
-                <w:color w:val="1F3864"/>
-                <w:sz w:val="16"/>
-                <w:szCs w:val="16"/>
-              </w:rPr>
-              <w:t xml:space="preserve">📹 VIDEO:</w:t>
-            </w:r>
-          </w:p>
-          <w:p>
-            <w:pPr>
-              <w:spacing w:after="20" w:before="0"/>
-            </w:pPr>
-            <w:hyperlink w:history="1" r:id="rIdpatwfpelym9rbs2h74md1">
-              <w:r>
-                <w:rPr>
-                  <w:rFonts w:ascii="Arial" w:cs="Arial" w:eastAsia="Arial" w:hAnsi="Arial"/>
-                  <w:color w:val="2E75B6"/>
-                  <w:sz w:val="16"/>
-                  <w:szCs w:val="16"/>
-                  <w:u w:val="single" w:color="2E75B6"/>
-                </w:rPr>
-                <w:t xml:space="preserve">Negative exponents</w:t>
-              </w:r>
-            </w:hyperlink>
-          </w:p>
-          <w:p>
-            <w:pPr>
-              <w:spacing w:after="10" w:before="0"/>
-              <w:ind w:left="120"/>
-            </w:pPr>
-            <w:r>
-              <w:rPr>
-                <w:rFonts w:ascii="Arial" w:cs="Arial" w:eastAsia="Arial" w:hAnsi="Arial"/>
-                <w:color w:val="595959"/>
-                <w:sz w:val="14"/>
-                <w:szCs w:val="14"/>
-              </w:rPr>
-              <w:t xml:space="preserve">Source: Khan Academy (English - US curriculum)</w:t>
-            </w:r>
-          </w:p>
-          <w:p>
-            <w:pPr>
-              <w:spacing w:after="10" w:before="0"/>
-              <w:ind w:left="120"/>
-            </w:pPr>
-            <w:hyperlink w:history="1" r:id="rIdi0yvxwkcsv6wuftdzs30v">
-              <w:r>
-                <w:rPr>
-                  <w:rFonts w:ascii="Arial" w:cs="Arial" w:eastAsia="Arial" w:hAnsi="Arial"/>
-                  <w:color w:val="595959"/>
-                  <w:sz w:val="14"/>
-                  <w:szCs w:val="14"/>
-                  <w:u w:val="single" w:color="595959"/>
-                </w:rPr>
-                <w:t xml:space="preserve">🔍 Search ARES for similar videos</w:t>
-              </w:r>
-            </w:hyperlink>
-          </w:p>
-          <w:p>
-            <w:pPr>
-              <w:spacing w:after="40" w:before="0"/>
-            </w:pPr>
-            <w:r>
-              <w:rPr>
-                <w:sz w:val="14"/>
-                <w:szCs w:val="14"/>
-              </w:rPr>
-              <w:t xml:space="preserve"/>
-            </w:r>
-          </w:p>
-          <w:p>
-            <w:pPr>
-              <w:spacing w:after="20" w:before="0"/>
-            </w:pPr>
-            <w:r>
-              <w:rPr>
-                <w:rFonts w:ascii="Arial" w:cs="Arial" w:eastAsia="Arial" w:hAnsi="Arial"/>
-                <w:b/>
-                <w:bCs/>
-                <w:color w:val="1F3864"/>
-                <w:sz w:val="16"/>
-                <w:szCs w:val="16"/>
-              </w:rPr>
-              <w:t xml:space="preserve">📖 HTML:</w:t>
-            </w:r>
-          </w:p>
-          <w:p>
-            <w:pPr>
-              <w:spacing w:after="20" w:before="0"/>
-            </w:pPr>
-            <w:hyperlink w:history="1" r:id="rId5gyqsq0vpxoyldyfvaqcg">
+            <w:hyperlink w:history="1" r:id="rIdzmycmgqnnydyhmqizx9yz">
               <w:r>
                 <w:rPr>
                   <w:rFonts w:ascii="Arial" w:cs="Arial" w:eastAsia="Arial" w:hAnsi="Arial"/>
@@ -13491,6 +13861,22 @@
           </w:p>
           <w:p>
             <w:pPr>
+              <w:spacing w:after="20" w:before="0"/>
+            </w:pPr>
+            <w:r>
+              <w:rPr>
+                <w:rFonts w:ascii="Arial" w:cs="Arial" w:eastAsia="Arial" w:hAnsi="Arial"/>
+                <w:i/>
+                <w:iCs/>
+                <w:color w:val="595959"/>
+                <w:sz w:val="16"/>
+                <w:szCs w:val="16"/>
+              </w:rPr>
+              <w:t xml:space="preserve">Related topic: not an exact match for this lesson.</w:t>
+            </w:r>
+          </w:p>
+          <w:p>
+            <w:pPr>
               <w:spacing w:after="10" w:before="0"/>
               <w:ind w:left="120"/>
             </w:pPr>
@@ -13509,313 +13895,7 @@
               <w:spacing w:after="10" w:before="0"/>
               <w:ind w:left="120"/>
             </w:pPr>
-            <w:hyperlink w:history="1" r:id="rIdyh_rtrg-zl6doj2xnm_nd">
-              <w:r>
-                <w:rPr>
-                  <w:rFonts w:ascii="Arial" w:cs="Arial" w:eastAsia="Arial" w:hAnsi="Arial"/>
-                  <w:color w:val="595959"/>
-                  <w:sz w:val="14"/>
-                  <w:szCs w:val="14"/>
-                  <w:u w:val="single" w:color="595959"/>
-                </w:rPr>
-                <w:t xml:space="preserve">🔍 Search ARES for similar readings</w:t>
-              </w:r>
-            </w:hyperlink>
-          </w:p>
-        </w:tc>
-        <w:tc>
-          <w:tcPr>
-            <w:tcW w:type="dxa" w:w="3040"/>
-            <w:shd w:fill="FFFFFF" w:color="auto" w:val="clear"/>
-            <w:tcMar>
-              <w:top w:type="dxa" w:w="60"/>
-              <w:left w:type="dxa" w:w="120"/>
-              <w:bottom w:type="dxa" w:w="60"/>
-              <w:right w:type="dxa" w:w="120"/>
-            </w:tcMar>
-            <w:vAlign w:val="top"/>
-          </w:tcPr>
-          <w:p>
-            <w:pPr>
-              <w:spacing w:after="40" w:before="0"/>
-              <w:jc w:val="left"/>
-            </w:pPr>
-            <w:r>
-              <w:rPr>
-                <w:rFonts w:ascii="Arial" w:cs="Arial" w:eastAsia="Arial" w:hAnsi="Arial"/>
-                <w:b w:val="false"/>
-                <w:bCs w:val="false"/>
-                <w:i w:val="false"/>
-                <w:iCs w:val="false"/>
-                <w:color w:val="000000"/>
-                <w:sz w:val="18"/>
-                <w:szCs w:val="18"/>
-              </w:rPr>
-              <w:t xml:space="preserve">Learners revisit the class Driving Question Board. In pairs, they write two sticky notes: (A) one GREEN note titled 'What we NOW know' — must include at least one sentence using the words 'characteristic,' 'mantissa,' and 'four-figure table'; (B) one ORANGE note titled 'New question raised' — a genuine question that this lesson has created about using logs in the tea-farm calculation. Pairs post their notes on the DQB. The teacher reads 3–4 orange notes aloud and previews: 'Lesson 5 will answer exactly THIS question — how do we multiply two large numbers using the log table we just learned to read?'. The class reviews the original prediction sticky notes from Phase 1 and learners physically move any note they now believe to be correct from the 'What we THINK' column to the 'What we KNOW' column.</w:t>
-            </w:r>
-          </w:p>
-        </w:tc>
-        <w:tc>
-          <w:tcPr>
-            <w:tcW w:type="dxa" w:w="3040"/>
-            <w:shd w:fill="F2F2F2" w:color="auto" w:val="clear"/>
-            <w:tcMar>
-              <w:top w:type="dxa" w:w="60"/>
-              <w:left w:type="dxa" w:w="120"/>
-              <w:bottom w:type="dxa" w:w="60"/>
-              <w:right w:type="dxa" w:w="120"/>
-            </w:tcMar>
-            <w:vAlign w:val="top"/>
-          </w:tcPr>
-          <w:p>
-            <w:pPr>
-              <w:spacing w:after="40" w:before="0"/>
-              <w:jc w:val="left"/>
-            </w:pPr>
-            <w:r>
-              <w:rPr>
-                <w:rFonts w:ascii="Arial" w:cs="Arial" w:eastAsia="Arial" w:hAnsi="Arial"/>
-                <w:b w:val="false"/>
-                <w:bCs w:val="false"/>
-                <w:i w:val="false"/>
-                <w:iCs w:val="false"/>
-                <w:color w:val="000000"/>
-                <w:sz w:val="18"/>
-                <w:szCs w:val="18"/>
-              </w:rPr>
-              <w:t xml:space="preserve">Give pairs 4 minutes for sticky notes. As they write, circulate and prompt any pair whose green note lacks mathematical precision: 'Can you write the actual definition — log₁₀ x = n means…?' Post the notes quickly. Read 3 orange 'new question' notes aloud, naming the pair: 'Amina and Koech ask — if you can use logs to multiply, can you use them to divide too? Excellent question. Keep it on the board.' Point to the original Phase 1 predictions: 'Look at our board from the start of the lesson. Which of these predictions were right? Let us move them.' Guide this physically — do not simply announce answers. SAY: 'The driving question asks how logarithms help the tea farmer. Today's lesson gave us the key that unlocks that question — we now know WHAT a logarithm is. Next lesson we use it.'</w:t>
-            </w:r>
-          </w:p>
-        </w:tc>
-        <w:tc>
-          <w:tcPr>
-            <w:tcW w:type="dxa" w:w="3040"/>
-            <w:shd w:fill="FFFFFF" w:color="auto" w:val="clear"/>
-            <w:tcMar>
-              <w:top w:type="dxa" w:w="60"/>
-              <w:left w:type="dxa" w:w="120"/>
-              <w:bottom w:type="dxa" w:w="60"/>
-              <w:right w:type="dxa" w:w="120"/>
-            </w:tcMar>
-            <w:vAlign w:val="top"/>
-          </w:tcPr>
-          <w:p>
-            <w:pPr>
-              <w:spacing w:after="40" w:before="0"/>
-              <w:jc w:val="left"/>
-            </w:pPr>
-            <w:r>
-              <w:rPr>
-                <w:rFonts w:ascii="Arial" w:cs="Arial" w:eastAsia="Arial" w:hAnsi="Arial"/>
-                <w:b w:val="false"/>
-                <w:bCs w:val="false"/>
-                <w:i w:val="false"/>
-                <w:iCs w:val="false"/>
-                <w:color w:val="000000"/>
-                <w:sz w:val="18"/>
-                <w:szCs w:val="18"/>
-              </w:rPr>
-              <w:t xml:space="preserve">Progressive DQB Revision Strategy: the physical act of moving sticky notes from 'think' to 'know' externalises metacognitive growth. The orange 'new question' notes ensure learners are not passive recipients but active generators of the next inquiry step — directly aligned with KICD's emphasis on learner-centred, inquiry-based pedagogy and NGSS Practice 1 (Asking Questions).</w:t>
-            </w:r>
-          </w:p>
-        </w:tc>
-        <w:tc>
-          <w:tcPr>
-            <w:tcW w:type="dxa" w:w="3040"/>
-            <w:shd w:fill="F2F2F2" w:color="auto" w:val="clear"/>
-            <w:tcMar>
-              <w:top w:type="dxa" w:w="60"/>
-              <w:left w:type="dxa" w:w="120"/>
-              <w:bottom w:type="dxa" w:w="60"/>
-              <w:right w:type="dxa" w:w="120"/>
-            </w:tcMar>
-            <w:vAlign w:val="top"/>
-          </w:tcPr>
-          <w:p>
-            <w:pPr>
-              <w:spacing w:after="40" w:before="0"/>
-              <w:jc w:val="left"/>
-            </w:pPr>
-            <w:r>
-              <w:rPr>
-                <w:rFonts w:ascii="Arial" w:cs="Arial" w:eastAsia="Arial" w:hAnsi="Arial"/>
-                <w:b w:val="false"/>
-                <w:bCs w:val="false"/>
-                <w:i w:val="false"/>
-                <w:iCs w:val="false"/>
-                <w:color w:val="000000"/>
-                <w:sz w:val="18"/>
-                <w:szCs w:val="18"/>
-              </w:rPr>
-              <w:t xml:space="preserve">Observable indicator: every green sticky note must contain the log definition in symbolic form (log₁₀ x = n ↔ 10ⁿ = x) or an equivalent statement. Teacher checks notes as they are posted; any note missing the symbolic definition is returned to the pair with the prompt: 'Show me the mathematical relationship — not just the words.' Count of orange notes mentioning multiplication/division (expected: majority) confirms learners have grasped the lesson's connective role in the storyline.</w:t>
-            </w:r>
-          </w:p>
-        </w:tc>
-      </w:tr>
-      <w:tr>
-        <w:tc>
-          <w:tcPr>
-            <w:tcW w:type="dxa" w:w="1520"/>
-            <w:shd w:fill="D5E8F0" w:color="auto" w:val="clear"/>
-            <w:tcMar>
-              <w:top w:type="dxa" w:w="60"/>
-              <w:left w:type="dxa" w:w="120"/>
-              <w:bottom w:type="dxa" w:w="60"/>
-              <w:right w:type="dxa" w:w="120"/>
-            </w:tcMar>
-            <w:vAlign w:val="top"/>
-          </w:tcPr>
-          <w:p>
-            <w:pPr>
-              <w:spacing w:after="40" w:before="0"/>
-              <w:jc w:val="left"/>
-            </w:pPr>
-            <w:r>
-              <w:rPr>
-                <w:rFonts w:ascii="Arial" w:cs="Arial" w:eastAsia="Arial" w:hAnsi="Arial"/>
-                <w:b/>
-                <w:bCs/>
-                <w:i w:val="false"/>
-                <w:iCs w:val="false"/>
-                <w:color w:val="000000"/>
-                <w:sz w:val="18"/>
-                <w:szCs w:val="18"/>
-              </w:rPr>
-              <w:t xml:space="preserve">Model Building Phase</w:t>
-            </w:r>
-          </w:p>
-          <w:p>
-            <w:pPr>
-              <w:spacing w:after="20" w:before="0"/>
-            </w:pPr>
-            <w:r>
-              <w:rPr>
-                <w:rFonts w:ascii="Arial" w:cs="Arial" w:eastAsia="Arial" w:hAnsi="Arial"/>
-                <w:b/>
-                <w:bCs/>
-                <w:color w:val="1F3864"/>
-                <w:sz w:val="16"/>
-                <w:szCs w:val="16"/>
-              </w:rPr>
-              <w:t xml:space="preserve">📹 VIDEO:</w:t>
-            </w:r>
-          </w:p>
-          <w:p>
-            <w:pPr>
-              <w:spacing w:after="20" w:before="0"/>
-            </w:pPr>
-            <w:hyperlink w:history="1" r:id="rIdlxcx9xyr4ojjjlborgoo-">
-              <w:r>
-                <w:rPr>
-                  <w:rFonts w:ascii="Arial" w:cs="Arial" w:eastAsia="Arial" w:hAnsi="Arial"/>
-                  <w:color w:val="2E75B6"/>
-                  <w:sz w:val="16"/>
-                  <w:szCs w:val="16"/>
-                  <w:u w:val="single" w:color="2E75B6"/>
-                </w:rPr>
-                <w:t xml:space="preserve">Relationship between exponentials &amp; logarithms: tables</w:t>
-              </w:r>
-            </w:hyperlink>
-          </w:p>
-          <w:p>
-            <w:pPr>
-              <w:spacing w:after="10" w:before="0"/>
-              <w:ind w:left="120"/>
-            </w:pPr>
-            <w:r>
-              <w:rPr>
-                <w:rFonts w:ascii="Arial" w:cs="Arial" w:eastAsia="Arial" w:hAnsi="Arial"/>
-                <w:color w:val="595959"/>
-                <w:sz w:val="14"/>
-                <w:szCs w:val="14"/>
-              </w:rPr>
-              <w:t xml:space="preserve">Source: Khan Academy (English - US curriculum)</w:t>
-            </w:r>
-          </w:p>
-          <w:p>
-            <w:pPr>
-              <w:spacing w:after="10" w:before="0"/>
-              <w:ind w:left="120"/>
-            </w:pPr>
-            <w:hyperlink w:history="1" r:id="rIdx3gu_1c4eivmiiak-hivz">
-              <w:r>
-                <w:rPr>
-                  <w:rFonts w:ascii="Arial" w:cs="Arial" w:eastAsia="Arial" w:hAnsi="Arial"/>
-                  <w:color w:val="595959"/>
-                  <w:sz w:val="14"/>
-                  <w:szCs w:val="14"/>
-                  <w:u w:val="single" w:color="595959"/>
-                </w:rPr>
-                <w:t xml:space="preserve">🔍 Search ARES for similar videos</w:t>
-              </w:r>
-            </w:hyperlink>
-          </w:p>
-          <w:p>
-            <w:pPr>
-              <w:spacing w:after="40" w:before="0"/>
-            </w:pPr>
-            <w:r>
-              <w:rPr>
-                <w:sz w:val="14"/>
-                <w:szCs w:val="14"/>
-              </w:rPr>
-              <w:t xml:space="preserve"/>
-            </w:r>
-          </w:p>
-          <w:p>
-            <w:pPr>
-              <w:spacing w:after="20" w:before="0"/>
-            </w:pPr>
-            <w:r>
-              <w:rPr>
-                <w:rFonts w:ascii="Arial" w:cs="Arial" w:eastAsia="Arial" w:hAnsi="Arial"/>
-                <w:b/>
-                <w:bCs/>
-                <w:color w:val="1F3864"/>
-                <w:sz w:val="16"/>
-                <w:szCs w:val="16"/>
-              </w:rPr>
-              <w:t xml:space="preserve">📖 EXERCISE:</w:t>
-            </w:r>
-          </w:p>
-          <w:p>
-            <w:pPr>
-              <w:spacing w:after="20" w:before="0"/>
-            </w:pPr>
-            <w:hyperlink w:history="1" r:id="rIdzemuoplwxzv2iu_2twgrr">
-              <w:r>
-                <w:rPr>
-                  <w:rFonts w:ascii="Arial" w:cs="Arial" w:eastAsia="Arial" w:hAnsi="Arial"/>
-                  <w:color w:val="2E75B6"/>
-                  <w:sz w:val="16"/>
-                  <w:szCs w:val="16"/>
-                  <w:u w:val="single" w:color="2E75B6"/>
-                </w:rPr>
-                <w:t xml:space="preserve">Exponents with integer bases</w:t>
-              </w:r>
-            </w:hyperlink>
-          </w:p>
-          <w:p>
-            <w:pPr>
-              <w:spacing w:after="10" w:before="0"/>
-              <w:ind w:left="120"/>
-            </w:pPr>
-            <w:r>
-              <w:rPr>
-                <w:rFonts w:ascii="Arial" w:cs="Arial" w:eastAsia="Arial" w:hAnsi="Arial"/>
-                <w:color w:val="595959"/>
-                <w:sz w:val="14"/>
-                <w:szCs w:val="14"/>
-              </w:rPr>
-              <w:t xml:space="preserve">Source: Khan Academy (English - US curriculum)</w:t>
-            </w:r>
-          </w:p>
-          <w:p>
-            <w:pPr>
-              <w:spacing w:after="10" w:before="0"/>
-              <w:ind w:left="120"/>
-            </w:pPr>
-            <w:hyperlink w:history="1" r:id="rId_lau2howe94y5yzypsmcf">
+            <w:hyperlink w:history="1" r:id="rId3kaebvoc7d1b6epwzvqlx">
               <w:r>
                 <w:rPr>
                   <w:rFonts w:ascii="Arial" w:cs="Arial" w:eastAsia="Arial" w:hAnsi="Arial"/>
@@ -14422,7 +14502,7 @@
         </w:rPr>
         <w:t xml:space="preserve">© 2026 SeaVuria and ARES. Aligned with KICD objectives. Developed by SeaVuria; technical implementation by ARES (with AI assistance from Claude). Licensed under </w:t>
       </w:r>
-      <w:hyperlink w:history="1" r:id="rIdvtmo1lad9ibtne4wcxmfq">
+      <w:hyperlink w:history="1" r:id="rIdwxugfddwkydpg2wm_bpjv">
         <w:r>
           <w:rPr>
             <w:rFonts w:ascii="Arial" w:cs="Arial" w:eastAsia="Arial" w:hAnsi="Arial"/>
@@ -14443,7 +14523,7 @@
         </w:rPr>
         <w:t xml:space="preserve"> (</w:t>
       </w:r>
-      <w:hyperlink w:history="1" r:id="rIdw_8huhcbw_erwgqkpedft">
+      <w:hyperlink w:history="1" r:id="rIdai5n_d7rtlxgth9gfjluz">
         <w:r>
           <w:rPr>
             <w:rFonts w:ascii="Arial" w:cs="Arial" w:eastAsia="Arial" w:hAnsi="Arial"/>
@@ -15675,7 +15755,345 @@
             <w:pPr>
               <w:spacing w:after="20" w:before="0"/>
             </w:pPr>
-            <w:hyperlink w:history="1" r:id="rIdajrudkqs05gurpo_3dkro">
+            <w:hyperlink w:history="1" r:id="rIdkus2yxymcinihn3274bv6">
+              <w:r>
+                <w:rPr>
+                  <w:rFonts w:ascii="Arial" w:cs="Arial" w:eastAsia="Arial" w:hAnsi="Arial"/>
+                  <w:color w:val="2E75B6"/>
+                  <w:sz w:val="16"/>
+                  <w:szCs w:val="16"/>
+                  <w:u w:val="single" w:color="2E75B6"/>
+                </w:rPr>
+                <w:t xml:space="preserve">Evaluating natural logarithm with calculator</w:t>
+              </w:r>
+            </w:hyperlink>
+          </w:p>
+          <w:p>
+            <w:pPr>
+              <w:spacing w:after="20" w:before="0"/>
+            </w:pPr>
+            <w:r>
+              <w:rPr>
+                <w:rFonts w:ascii="Arial" w:cs="Arial" w:eastAsia="Arial" w:hAnsi="Arial"/>
+                <w:i/>
+                <w:iCs/>
+                <w:color w:val="595959"/>
+                <w:sz w:val="16"/>
+                <w:szCs w:val="16"/>
+              </w:rPr>
+              <w:t xml:space="preserve">Related topic: not an exact match for this lesson.</w:t>
+            </w:r>
+          </w:p>
+          <w:p>
+            <w:pPr>
+              <w:spacing w:after="10" w:before="0"/>
+              <w:ind w:left="120"/>
+            </w:pPr>
+            <w:r>
+              <w:rPr>
+                <w:rFonts w:ascii="Arial" w:cs="Arial" w:eastAsia="Arial" w:hAnsi="Arial"/>
+                <w:color w:val="595959"/>
+                <w:sz w:val="14"/>
+                <w:szCs w:val="14"/>
+              </w:rPr>
+              <w:t xml:space="preserve">Source: Khan Academy (English - US curriculum)</w:t>
+            </w:r>
+          </w:p>
+          <w:p>
+            <w:pPr>
+              <w:spacing w:after="10" w:before="0"/>
+              <w:ind w:left="120"/>
+            </w:pPr>
+            <w:hyperlink w:history="1" r:id="rIdbfcspypvwip2cdar5ankt">
+              <w:r>
+                <w:rPr>
+                  <w:rFonts w:ascii="Arial" w:cs="Arial" w:eastAsia="Arial" w:hAnsi="Arial"/>
+                  <w:color w:val="595959"/>
+                  <w:sz w:val="14"/>
+                  <w:szCs w:val="14"/>
+                  <w:u w:val="single" w:color="595959"/>
+                </w:rPr>
+                <w:t xml:space="preserve">🔍 Search ARES for similar videos</w:t>
+              </w:r>
+            </w:hyperlink>
+          </w:p>
+          <w:p>
+            <w:pPr>
+              <w:spacing w:after="40" w:before="0"/>
+            </w:pPr>
+            <w:r>
+              <w:rPr>
+                <w:sz w:val="14"/>
+                <w:szCs w:val="14"/>
+              </w:rPr>
+              <w:t xml:space="preserve"/>
+            </w:r>
+          </w:p>
+          <w:p>
+            <w:pPr>
+              <w:spacing w:after="20" w:before="0"/>
+            </w:pPr>
+            <w:r>
+              <w:rPr>
+                <w:rFonts w:ascii="Arial" w:cs="Arial" w:eastAsia="Arial" w:hAnsi="Arial"/>
+                <w:b/>
+                <w:bCs/>
+                <w:color w:val="1F3864"/>
+                <w:sz w:val="16"/>
+                <w:szCs w:val="16"/>
+              </w:rPr>
+              <w:t xml:space="preserve">📖 EXERCISE:</w:t>
+            </w:r>
+          </w:p>
+          <w:p>
+            <w:pPr>
+              <w:spacing w:after="20" w:before="0"/>
+            </w:pPr>
+            <w:hyperlink w:history="1" r:id="rId-ykaqoyggk0xn4m_1_6vg">
+              <w:r>
+                <w:rPr>
+                  <w:rFonts w:ascii="Arial" w:cs="Arial" w:eastAsia="Arial" w:hAnsi="Arial"/>
+                  <w:color w:val="2E75B6"/>
+                  <w:sz w:val="16"/>
+                  <w:szCs w:val="16"/>
+                  <w:u w:val="single" w:color="2E75B6"/>
+                </w:rPr>
+                <w:t xml:space="preserve">Evaluate logarithms: change of base rule</w:t>
+              </w:r>
+            </w:hyperlink>
+          </w:p>
+          <w:p>
+            <w:pPr>
+              <w:spacing w:after="20" w:before="0"/>
+            </w:pPr>
+            <w:r>
+              <w:rPr>
+                <w:rFonts w:ascii="Arial" w:cs="Arial" w:eastAsia="Arial" w:hAnsi="Arial"/>
+                <w:i/>
+                <w:iCs/>
+                <w:color w:val="595959"/>
+                <w:sz w:val="16"/>
+                <w:szCs w:val="16"/>
+              </w:rPr>
+              <w:t xml:space="preserve">Related topic: not an exact match for this lesson.</w:t>
+            </w:r>
+          </w:p>
+          <w:p>
+            <w:pPr>
+              <w:spacing w:after="10" w:before="0"/>
+              <w:ind w:left="120"/>
+            </w:pPr>
+            <w:r>
+              <w:rPr>
+                <w:rFonts w:ascii="Arial" w:cs="Arial" w:eastAsia="Arial" w:hAnsi="Arial"/>
+                <w:color w:val="595959"/>
+                <w:sz w:val="14"/>
+                <w:szCs w:val="14"/>
+              </w:rPr>
+              <w:t xml:space="preserve">Source: Khan Academy (English - US curriculum)</w:t>
+            </w:r>
+          </w:p>
+          <w:p>
+            <w:pPr>
+              <w:spacing w:after="10" w:before="0"/>
+              <w:ind w:left="120"/>
+            </w:pPr>
+            <w:hyperlink w:history="1" r:id="rIdurdaeafnvdp2-6-fay3w7">
+              <w:r>
+                <w:rPr>
+                  <w:rFonts w:ascii="Arial" w:cs="Arial" w:eastAsia="Arial" w:hAnsi="Arial"/>
+                  <w:color w:val="595959"/>
+                  <w:sz w:val="14"/>
+                  <w:szCs w:val="14"/>
+                  <w:u w:val="single" w:color="595959"/>
+                </w:rPr>
+                <w:t xml:space="preserve">🔍 Search ARES for similar readings</w:t>
+              </w:r>
+            </w:hyperlink>
+          </w:p>
+        </w:tc>
+        <w:tc>
+          <w:tcPr>
+            <w:tcW w:type="dxa" w:w="3040"/>
+            <w:shd w:fill="FFFFFF" w:color="auto" w:val="clear"/>
+            <w:tcMar>
+              <w:top w:type="dxa" w:w="60"/>
+              <w:left w:type="dxa" w:w="120"/>
+              <w:bottom w:type="dxa" w:w="60"/>
+              <w:right w:type="dxa" w:w="120"/>
+            </w:tcMar>
+            <w:vAlign w:val="top"/>
+          </w:tcPr>
+          <w:p>
+            <w:pPr>
+              <w:spacing w:after="40" w:before="0"/>
+              <w:jc w:val="left"/>
+            </w:pPr>
+            <w:r>
+              <w:rPr>
+                <w:rFonts w:ascii="Arial" w:cs="Arial" w:eastAsia="Arial" w:hAnsi="Arial"/>
+                <w:b w:val="false"/>
+                <w:bCs w:val="false"/>
+                <w:i w:val="false"/>
+                <w:iCs w:val="false"/>
+                <w:color w:val="000000"/>
+                <w:sz w:val="18"/>
+                <w:szCs w:val="18"/>
+              </w:rPr>
+              <w:t xml:space="preserve">Students read a single prompt displayed on the board: 'Safaricom's M-Pesa processed roughly 17,000,000 transactions yesterday. A data analyst writes in her notebook: log₁₀(17,000,000) ≈ 7.2304. Her supervisor asks: given only the number 7.2304, how would you recover the original 17,000,000 without a calculator?' Students write a one-sentence prediction in their exercise books, then share with a partner for 60 seconds. The teacher then poses a second, sharper question: 'In Lesson 4 we moved from a number to its logarithm. Can we go the other way — from a logarithm back to the number? What tool or method do you think exists for that?' Students record their prediction before any instruction begins.</w:t>
+            </w:r>
+          </w:p>
+        </w:tc>
+        <w:tc>
+          <w:tcPr>
+            <w:tcW w:type="dxa" w:w="3040"/>
+            <w:shd w:fill="F2F2F2" w:color="auto" w:val="clear"/>
+            <w:tcMar>
+              <w:top w:type="dxa" w:w="60"/>
+              <w:left w:type="dxa" w:w="120"/>
+              <w:bottom w:type="dxa" w:w="60"/>
+              <w:right w:type="dxa" w:w="120"/>
+            </w:tcMar>
+            <w:vAlign w:val="top"/>
+          </w:tcPr>
+          <w:p>
+            <w:pPr>
+              <w:spacing w:after="40" w:before="0"/>
+              <w:jc w:val="left"/>
+            </w:pPr>
+            <w:r>
+              <w:rPr>
+                <w:rFonts w:ascii="Arial" w:cs="Arial" w:eastAsia="Arial" w:hAnsi="Arial"/>
+                <w:b w:val="false"/>
+                <w:bCs w:val="false"/>
+                <w:i w:val="false"/>
+                <w:iCs w:val="false"/>
+                <w:color w:val="000000"/>
+                <w:sz w:val="18"/>
+                <w:szCs w:val="18"/>
+              </w:rPr>
+              <w:t xml:space="preserve">Write the M-Pesa prompt on the board before learners enter the room. After learners settle, say: 'Read the board silently and write your prediction — do not discuss yet. You have 90 seconds.' [WAIT 90 seconds — circulate to note the range of ideas without commenting.] Call on 3 learners by name (cold-call): 'Achieng, what did you write?' → 'Mutua, yours?' → 'Wanjiru, anything different?' After each response, say only 'Thank you — hold that idea.' Do NOT confirm or correct. Then say: 'Today we are going to discover the tool that lets us reverse the logarithm. By the end of this lesson you will be able to look at 7.2304 and recover 17,000,000 — and you will understand exactly why that works.' Record the three student predictions on a corner of the board under the heading 'Our Predictions' — they will be revisited at the DQB phase.</w:t>
+            </w:r>
+          </w:p>
+        </w:tc>
+        <w:tc>
+          <w:tcPr>
+            <w:tcW w:type="dxa" w:w="3040"/>
+            <w:shd w:fill="FFFFFF" w:color="auto" w:val="clear"/>
+            <w:tcMar>
+              <w:top w:type="dxa" w:w="60"/>
+              <w:left w:type="dxa" w:w="120"/>
+              <w:bottom w:type="dxa" w:w="60"/>
+              <w:right w:type="dxa" w:w="120"/>
+            </w:tcMar>
+            <w:vAlign w:val="top"/>
+          </w:tcPr>
+          <w:p>
+            <w:pPr>
+              <w:spacing w:after="40" w:before="0"/>
+              <w:jc w:val="left"/>
+            </w:pPr>
+            <w:r>
+              <w:rPr>
+                <w:rFonts w:ascii="Arial" w:cs="Arial" w:eastAsia="Arial" w:hAnsi="Arial"/>
+                <w:b w:val="false"/>
+                <w:bCs w:val="false"/>
+                <w:i w:val="false"/>
+                <w:iCs w:val="false"/>
+                <w:color w:val="000000"/>
+                <w:sz w:val="18"/>
+                <w:szCs w:val="18"/>
+              </w:rPr>
+              <w:t xml:space="preserve">Prediction with Anchored Uncertainty — Students activate prior knowledge (log definition from Lesson 4, index notation from Lessons 1–3) to predict a procedure they have not yet seen. The deliberate choice of an M-Pesa number that is large and familiar (every student has observed family members use M-Pesa) ensures the problem feels real and motivates resolution. Recording predictions publicly commits students to an intellectual position they will later revise, supporting metacognitive awareness.</w:t>
+            </w:r>
+          </w:p>
+        </w:tc>
+        <w:tc>
+          <w:tcPr>
+            <w:tcW w:type="dxa" w:w="3040"/>
+            <w:shd w:fill="F2F2F2" w:color="auto" w:val="clear"/>
+            <w:tcMar>
+              <w:top w:type="dxa" w:w="60"/>
+              <w:left w:type="dxa" w:w="120"/>
+              <w:bottom w:type="dxa" w:w="60"/>
+              <w:right w:type="dxa" w:w="120"/>
+            </w:tcMar>
+            <w:vAlign w:val="top"/>
+          </w:tcPr>
+          <w:p>
+            <w:pPr>
+              <w:spacing w:after="40" w:before="0"/>
+              <w:jc w:val="left"/>
+            </w:pPr>
+            <w:r>
+              <w:rPr>
+                <w:rFonts w:ascii="Arial" w:cs="Arial" w:eastAsia="Arial" w:hAnsi="Arial"/>
+                <w:b w:val="false"/>
+                <w:bCs w:val="false"/>
+                <w:i w:val="false"/>
+                <w:iCs w:val="false"/>
+                <w:color w:val="000000"/>
+                <w:sz w:val="18"/>
+                <w:szCs w:val="18"/>
+              </w:rPr>
+              <w:t xml:space="preserve">Teacher scans written predictions during the 90-second wait. Look for: (a) students who write 'reverse the process / undo the log' — these show strong conceptual readiness; (b) students who write 'divide by 10 somehow' — these reveal additive rather than exponential thinking, flagging a misconception to address in the Explain phase; (c) blank pages — these students need a re-read prompt: 'Write anything you know about 10 raised to a power of 7.' Record names in the two latter categories for targeted questioning in the Observe phase.</w:t>
+            </w:r>
+          </w:p>
+        </w:tc>
+      </w:tr>
+      <w:tr>
+        <w:tc>
+          <w:tcPr>
+            <w:tcW w:type="dxa" w:w="1520"/>
+            <w:shd w:fill="D9EEF1" w:color="auto" w:val="clear"/>
+            <w:tcMar>
+              <w:top w:type="dxa" w:w="60"/>
+              <w:left w:type="dxa" w:w="120"/>
+              <w:bottom w:type="dxa" w:w="60"/>
+              <w:right w:type="dxa" w:w="120"/>
+            </w:tcMar>
+            <w:vAlign w:val="top"/>
+          </w:tcPr>
+          <w:p>
+            <w:pPr>
+              <w:spacing w:after="40" w:before="0"/>
+              <w:jc w:val="left"/>
+            </w:pPr>
+            <w:r>
+              <w:rPr>
+                <w:rFonts w:ascii="Arial" w:cs="Arial" w:eastAsia="Arial" w:hAnsi="Arial"/>
+                <w:b/>
+                <w:bCs/>
+                <w:i w:val="false"/>
+                <w:iCs w:val="false"/>
+                <w:color w:val="000000"/>
+                <w:sz w:val="18"/>
+                <w:szCs w:val="18"/>
+              </w:rPr>
+              <w:t xml:space="preserve">Observe Phase</w:t>
+            </w:r>
+          </w:p>
+          <w:p>
+            <w:pPr>
+              <w:spacing w:after="20" w:before="0"/>
+            </w:pPr>
+            <w:r>
+              <w:rPr>
+                <w:rFonts w:ascii="Arial" w:cs="Arial" w:eastAsia="Arial" w:hAnsi="Arial"/>
+                <w:b/>
+                <w:bCs/>
+                <w:color w:val="1F3864"/>
+                <w:sz w:val="16"/>
+                <w:szCs w:val="16"/>
+              </w:rPr>
+              <w:t xml:space="preserve">📹 VIDEO:</w:t>
+            </w:r>
+          </w:p>
+          <w:p>
+            <w:pPr>
+              <w:spacing w:after="20" w:before="0"/>
+            </w:pPr>
+            <w:hyperlink w:history="1" r:id="rIduvrrprzavtfyaopxyjkxs">
               <w:r>
                 <w:rPr>
                   <w:rFonts w:ascii="Arial" w:cs="Arial" w:eastAsia="Arial" w:hAnsi="Arial"/>
@@ -15690,6 +16108,22 @@
           </w:p>
           <w:p>
             <w:pPr>
+              <w:spacing w:after="20" w:before="0"/>
+            </w:pPr>
+            <w:r>
+              <w:rPr>
+                <w:rFonts w:ascii="Arial" w:cs="Arial" w:eastAsia="Arial" w:hAnsi="Arial"/>
+                <w:i/>
+                <w:iCs/>
+                <w:color w:val="595959"/>
+                <w:sz w:val="16"/>
+                <w:szCs w:val="16"/>
+              </w:rPr>
+              <w:t xml:space="preserve">Related topic: not an exact match for this lesson.</w:t>
+            </w:r>
+          </w:p>
+          <w:p>
+            <w:pPr>
               <w:spacing w:after="10" w:before="0"/>
               <w:ind w:left="120"/>
             </w:pPr>
@@ -15708,7 +16142,7 @@
               <w:spacing w:after="10" w:before="0"/>
               <w:ind w:left="120"/>
             </w:pPr>
-            <w:hyperlink w:history="1" r:id="rIdz4g2n95epypsf96ix_omf">
+            <w:hyperlink w:history="1" r:id="rId-kaxa9diz9cmgw7jy4ycq">
               <w:r>
                 <w:rPr>
                   <w:rFonts w:ascii="Arial" w:cs="Arial" w:eastAsia="Arial" w:hAnsi="Arial"/>
@@ -15753,7 +16187,7 @@
             <w:pPr>
               <w:spacing w:after="20" w:before="0"/>
             </w:pPr>
-            <w:hyperlink w:history="1" r:id="rIdhvhwfigejklxkzsodnctw">
+            <w:hyperlink w:history="1" r:id="rIdatgcs_wvh-hjew56zx-al">
               <w:r>
                 <w:rPr>
                   <w:rFonts w:ascii="Arial" w:cs="Arial" w:eastAsia="Arial" w:hAnsi="Arial"/>
@@ -15768,6 +16202,22 @@
           </w:p>
           <w:p>
             <w:pPr>
+              <w:spacing w:after="20" w:before="0"/>
+            </w:pPr>
+            <w:r>
+              <w:rPr>
+                <w:rFonts w:ascii="Arial" w:cs="Arial" w:eastAsia="Arial" w:hAnsi="Arial"/>
+                <w:i/>
+                <w:iCs/>
+                <w:color w:val="595959"/>
+                <w:sz w:val="16"/>
+                <w:szCs w:val="16"/>
+              </w:rPr>
+              <w:t xml:space="preserve">Related topic: not an exact match for this lesson.</w:t>
+            </w:r>
+          </w:p>
+          <w:p>
+            <w:pPr>
               <w:spacing w:after="10" w:before="0"/>
               <w:ind w:left="120"/>
             </w:pPr>
@@ -15786,7 +16236,7 @@
               <w:spacing w:after="10" w:before="0"/>
               <w:ind w:left="120"/>
             </w:pPr>
-            <w:hyperlink w:history="1" r:id="rId2pisw9qqhwizqd61om_cg">
+            <w:hyperlink w:history="1" r:id="rIdfhwzet0h-z-wz85pbw4cd">
               <w:r>
                 <w:rPr>
                   <w:rFonts w:ascii="Arial" w:cs="Arial" w:eastAsia="Arial" w:hAnsi="Arial"/>
@@ -15828,7 +16278,7 @@
                 <w:sz w:val="18"/>
                 <w:szCs w:val="18"/>
               </w:rPr>
-              <w:t xml:space="preserve">Students read a single prompt displayed on the board: 'Safaricom's M-Pesa processed roughly 17,000,000 transactions yesterday. A data analyst writes in her notebook: log₁₀(17,000,000) ≈ 7.2304. Her supervisor asks: given only the number 7.2304, how would you recover the original 17,000,000 without a calculator?' Students write a one-sentence prediction in their exercise books, then share with a partner for 60 seconds. The teacher then poses a second, sharper question: 'In Lesson 4 we moved from a number to its logarithm. Can we go the other way — from a logarithm back to the number? What tool or method do you think exists for that?' Students record their prediction before any instruction begins.</w:t>
+              <w:t xml:space="preserve">The teacher distributes (or projects) a four-figure antilogarithm table alongside the four-figure logarithm table used in Lesson 4. Students observe a narrated, step-by-step teacher demonstration of two worked examples — one log lookup and one antilog lookup — using numbers drawn from the M-Pesa and Kericho tea contexts. Students do NOT copy during the demonstration; they observe and annotate a printed skeleton framework provided on a half-sheet. After the demonstration, students attempt four practice problems in pairs, recording each step in the four-row skeleton (characteristic | mantissa row | column + difference | final answer), then verify each answer by pressing the log or 10ˣ key on a scientific calculator.</w:t>
             </w:r>
           </w:p>
         </w:tc>
@@ -15860,7 +16310,83 @@
                 <w:sz w:val="18"/>
                 <w:szCs w:val="18"/>
               </w:rPr>
-              <w:t xml:space="preserve">Write the M-Pesa prompt on the board before learners enter the room. After learners settle, say: 'Read the board silently and write your prediction — do not discuss yet. You have 90 seconds.' [WAIT 90 seconds — circulate to note the range of ideas without commenting.] Call on 3 learners by name (cold-call): 'Achieng, what did you write?' → 'Mutua, yours?' → 'Wanjiru, anything different?' After each response, say only 'Thank you — hold that idea.' Do NOT confirm or correct. Then say: 'Today we are going to discover the tool that lets us reverse the logarithm. By the end of this lesson you will be able to look at 7.2304 and recover 17,000,000 — and you will understand exactly why that works.' Record the three student predictions on a corner of the board under the heading 'Our Predictions' — they will be revisited at the DQB phase.</w:t>
+              <w:t xml:space="preserve">DEMONSTRATION — WORKED EXAMPLE 1 (Log lookup): Write on board: 'Find log₁₀(5,840) using the four-figure table.' Say: 'Watch the four steps — I will name each step as I do it.' Step 1 — 'I identify the significant figures: 5, 8, 4, 0. I ignore trailing zeros for the mantissa.' Step 2 — 'Characteristic: 5840 has 4 digits before the decimal, so characteristic = 4 − 1 = 3.' Step 3 — 'I go to row 58 in the log table, then column 4. I read 7招 — let me read aloud: 7招, that is 7 6 6 9.' [Point to cell visibly.] Step 4 — 'The difference column for the next digit — here there is no fifth digit, so difference = 0. Mantissa = 0.7669. Therefore log₁₀(5840) = 3.7669.' Ask: 'Kariuki, what would the characteristic be if the number were 58.4 instead?' [WAIT 10 seconds.] Cold-call 1. Then: 'Otieno, what if it were 0.584?' [WAIT 12 seconds.] Cold-call 2.</w:t>
+            </w:r>
+          </w:p>
+          <w:p>
+            <w:pPr>
+              <w:spacing w:after="40" w:before="0"/>
+              <w:jc w:val="left"/>
+            </w:pPr>
+            <w:r>
+              <w:rPr>
+                <w:rFonts w:ascii="Arial" w:cs="Arial" w:eastAsia="Arial" w:hAnsi="Arial"/>
+                <w:b w:val="false"/>
+                <w:bCs w:val="false"/>
+                <w:i w:val="false"/>
+                <w:iCs w:val="false"/>
+                <w:color w:val="000000"/>
+                <w:sz w:val="18"/>
+                <w:szCs w:val="18"/>
+              </w:rPr>
+              <w:t xml:space="preserve"/>
+            </w:r>
+          </w:p>
+          <w:p>
+            <w:pPr>
+              <w:spacing w:after="40" w:before="0"/>
+              <w:jc w:val="left"/>
+            </w:pPr>
+            <w:r>
+              <w:rPr>
+                <w:rFonts w:ascii="Arial" w:cs="Arial" w:eastAsia="Arial" w:hAnsi="Arial"/>
+                <w:b w:val="false"/>
+                <w:bCs w:val="false"/>
+                <w:i w:val="false"/>
+                <w:iCs w:val="false"/>
+                <w:color w:val="000000"/>
+                <w:sz w:val="18"/>
+                <w:szCs w:val="18"/>
+              </w:rPr>
+              <w:t xml:space="preserve">DEMONSTRATION — WORKED EXAMPLE 2 (Antilog lookup): Write on board: 'Find antilog(7.2304) — that is, find x where log₁₀ x = 7.2304.' Say: 'This is the M-Pesa reversal question from our prediction.' Step 1 — 'Separate: characteristic = 7, mantissa = 0.2304.' Step 2 — 'Open the antilog table. Look up row .23 — the first two decimal places.' Step 3 — 'Column for third decimal digit: 0. Read the cell: I get 1 6 9 8.' Step 4 — 'Fourth decimal digit is 4 — go to the mean-difference column for 4: I add 2. So antilog of .2304 = 1698 + 2 = 1700.' Step 5 — 'Characteristic = 7 means the answer has 7+1 = 8 digits before the decimal point. So x = 1.700 × 10⁷ = 17,000,000.' Say: 'That is the 17 million M-Pesa transactions — we recovered the original number!' [WAIT 8 seconds for the class to absorb.] </w:t>
+            </w:r>
+          </w:p>
+          <w:p>
+            <w:pPr>
+              <w:spacing w:after="40" w:before="0"/>
+              <w:jc w:val="left"/>
+            </w:pPr>
+            <w:r>
+              <w:rPr>
+                <w:rFonts w:ascii="Arial" w:cs="Arial" w:eastAsia="Arial" w:hAnsi="Arial"/>
+                <w:b w:val="false"/>
+                <w:bCs w:val="false"/>
+                <w:i w:val="false"/>
+                <w:iCs w:val="false"/>
+                <w:color w:val="000000"/>
+                <w:sz w:val="18"/>
+                <w:szCs w:val="18"/>
+              </w:rPr>
+              <w:t xml:space="preserve"/>
+            </w:r>
+          </w:p>
+          <w:p>
+            <w:pPr>
+              <w:spacing w:after="40" w:before="0"/>
+              <w:jc w:val="left"/>
+            </w:pPr>
+            <w:r>
+              <w:rPr>
+                <w:rFonts w:ascii="Arial" w:cs="Arial" w:eastAsia="Arial" w:hAnsi="Arial"/>
+                <w:b w:val="false"/>
+                <w:bCs w:val="false"/>
+                <w:i w:val="false"/>
+                <w:iCs w:val="false"/>
+                <w:color w:val="000000"/>
+                <w:sz w:val="18"/>
+                <w:szCs w:val="18"/>
+              </w:rPr>
+              <w:t xml:space="preserve">PRACTICE — distribute half-sheets. Say: 'In pairs, complete problems A through D on your skeleton sheet. For each one: (1) write the four steps, (2) write the calculator verification. You have 9 minutes.' Problems: A. log₁₀(3,240) [Kericho tea estate daily output in kg]; B. log₁₀(47.6) [price per kg of processed tea in KSh]; C. antilog(4.5922) [total M-Pesa value in KSh × 10⁴]; D. antilog(2.8751) [number of tea bags packed per shift at a Limuru factory]. Circulate; when a pair is stuck, prompt: 'Which step are you on? Read the step name aloud.' Do not give the answer. After 9 minutes, cold-call 4 different pairs (one per problem) to read their four steps aloud. [WAIT 8 seconds between each cold-call and the next.]</w:t>
             </w:r>
           </w:p>
         </w:tc>
@@ -15892,7 +16418,7 @@
                 <w:sz w:val="18"/>
                 <w:szCs w:val="18"/>
               </w:rPr>
-              <w:t xml:space="preserve">Prediction with Anchored Uncertainty — Students activate prior knowledge (log definition from Lesson 4, index notation from Lessons 1–3) to predict a procedure they have not yet seen. The deliberate choice of an M-Pesa number that is large and familiar (every student has observed family members use M-Pesa) ensures the problem feels real and motivates resolution. Recording predictions publicly commits students to an intellectual position they will later revise, supporting metacognitive awareness.</w:t>
+              <w:t xml:space="preserve">Annotated Worked Example with Skeleton Framework — The skeleton framework (four named rows) prevents passive copying while structuring observation. By naming each procedural step ('characteristic,' 'mantissa row,' 'column,' 'difference'), the teacher makes the tacit structure of table-reading explicit and transferable. The immediate calculator cross-check creates a self-correcting feedback loop: if the table answer and the calculator answer differ by more than 1 in the last digit, students know they made a reading error and must retrace their steps rather than simply accepting an incorrect answer.</w:t>
             </w:r>
           </w:p>
         </w:tc>
@@ -15924,7 +16450,7 @@
                 <w:sz w:val="18"/>
                 <w:szCs w:val="18"/>
               </w:rPr>
-              <w:t xml:space="preserve">Teacher scans written predictions during the 90-second wait. Look for: (a) students who write 'reverse the process / undo the log' — these show strong conceptual readiness; (b) students who write 'divide by 10 somehow' — these reveal additive rather than exponential thinking, flagging a misconception to address in the Explain phase; (c) blank pages — these students need a re-read prompt: 'Write anything you know about 10 raised to a power of 7.' Record names in the two latter categories for targeted questioning in the Observe phase.</w:t>
+              <w:t xml:space="preserve">While pairs work, teacher looks for: (1) students writing the characteristic as the number of digits (instead of digits minus 1) — ask 'How many digits does 3,240 have? So what is one less than that?'; (2) students reading the antilog row from the log table instead of the antilog table — point to the table title; (3) calculator answers that differ from table answers by more than 2 in the last place — ask the pair to re-read the difference column. Collect four skeleton sheets at random after the cold-call presentations to check step-level recording quality before the Explain phase.</w:t>
             </w:r>
           </w:p>
         </w:tc>
@@ -15933,32 +16459,32 @@
         <w:tc>
           <w:tcPr>
             <w:tcW w:type="dxa" w:w="1520"/>
-            <w:shd w:fill="D9EEF1" w:color="auto" w:val="clear"/>
-            <w:tcMar>
-              <w:top w:type="dxa" w:w="60"/>
-              <w:left w:type="dxa" w:w="120"/>
-              <w:bottom w:type="dxa" w:w="60"/>
-              <w:right w:type="dxa" w:w="120"/>
-            </w:tcMar>
-            <w:vAlign w:val="top"/>
-          </w:tcPr>
-          <w:p>
-            <w:pPr>
-              <w:spacing w:after="40" w:before="0"/>
-              <w:jc w:val="left"/>
-            </w:pPr>
-            <w:r>
-              <w:rPr>
-                <w:rFonts w:ascii="Arial" w:cs="Arial" w:eastAsia="Arial" w:hAnsi="Arial"/>
-                <w:b/>
-                <w:bCs/>
-                <w:i w:val="false"/>
-                <w:iCs w:val="false"/>
-                <w:color w:val="000000"/>
-                <w:sz w:val="18"/>
-                <w:szCs w:val="18"/>
-              </w:rPr>
-              <w:t xml:space="preserve">Observe Phase</w:t>
+            <w:shd w:fill="E2EFDA" w:color="auto" w:val="clear"/>
+            <w:tcMar>
+              <w:top w:type="dxa" w:w="60"/>
+              <w:left w:type="dxa" w:w="120"/>
+              <w:bottom w:type="dxa" w:w="60"/>
+              <w:right w:type="dxa" w:w="120"/>
+            </w:tcMar>
+            <w:vAlign w:val="top"/>
+          </w:tcPr>
+          <w:p>
+            <w:pPr>
+              <w:spacing w:after="40" w:before="0"/>
+              <w:jc w:val="left"/>
+            </w:pPr>
+            <w:r>
+              <w:rPr>
+                <w:rFonts w:ascii="Arial" w:cs="Arial" w:eastAsia="Arial" w:hAnsi="Arial"/>
+                <w:b/>
+                <w:bCs/>
+                <w:i w:val="false"/>
+                <w:iCs w:val="false"/>
+                <w:color w:val="000000"/>
+                <w:sz w:val="18"/>
+                <w:szCs w:val="18"/>
+              </w:rPr>
+              <w:t xml:space="preserve">Explain Phase</w:t>
             </w:r>
           </w:p>
           <w:p>
@@ -15981,7 +16507,7 @@
             <w:pPr>
               <w:spacing w:after="20" w:before="0"/>
             </w:pPr>
-            <w:hyperlink w:history="1" r:id="rIdmcrwi1xkzoh7systchmoh">
+            <w:hyperlink w:history="1" r:id="rIdtoydone0h3jhaixmgoyqj">
               <w:r>
                 <w:rPr>
                   <w:rFonts w:ascii="Arial" w:cs="Arial" w:eastAsia="Arial" w:hAnsi="Arial"/>
@@ -15990,9 +16516,25 @@
                   <w:szCs w:val="16"/>
                   <w:u w:val="single" w:color="2E75B6"/>
                 </w:rPr>
-                <w:t xml:space="preserve">Evaluating natural logarithm with calculator</w:t>
+                <w:t xml:space="preserve">Evaluating logarithms: change of base rule</w:t>
               </w:r>
             </w:hyperlink>
+          </w:p>
+          <w:p>
+            <w:pPr>
+              <w:spacing w:after="20" w:before="0"/>
+            </w:pPr>
+            <w:r>
+              <w:rPr>
+                <w:rFonts w:ascii="Arial" w:cs="Arial" w:eastAsia="Arial" w:hAnsi="Arial"/>
+                <w:i/>
+                <w:iCs/>
+                <w:color w:val="595959"/>
+                <w:sz w:val="16"/>
+                <w:szCs w:val="16"/>
+              </w:rPr>
+              <w:t xml:space="preserve">Related topic: not an exact match for this lesson.</w:t>
+            </w:r>
           </w:p>
           <w:p>
             <w:pPr>
@@ -16014,7 +16556,7 @@
               <w:spacing w:after="10" w:before="0"/>
               <w:ind w:left="120"/>
             </w:pPr>
-            <w:hyperlink w:history="1" r:id="rIdphx_x_5ezzogcbmbwtorm">
+            <w:hyperlink w:history="1" r:id="rId-x_-e_d1iophybphihdmz">
               <w:r>
                 <w:rPr>
                   <w:rFonts w:ascii="Arial" w:cs="Arial" w:eastAsia="Arial" w:hAnsi="Arial"/>
@@ -16059,7 +16601,7 @@
             <w:pPr>
               <w:spacing w:after="20" w:before="0"/>
             </w:pPr>
-            <w:hyperlink w:history="1" r:id="rIdfl_fckog5phhk90vocwwa">
+            <w:hyperlink w:history="1" r:id="rIdyjpbxks7qltl5qzibl7w_">
               <w:r>
                 <w:rPr>
                   <w:rFonts w:ascii="Arial" w:cs="Arial" w:eastAsia="Arial" w:hAnsi="Arial"/>
@@ -16074,6 +16616,22 @@
           </w:p>
           <w:p>
             <w:pPr>
+              <w:spacing w:after="20" w:before="0"/>
+            </w:pPr>
+            <w:r>
+              <w:rPr>
+                <w:rFonts w:ascii="Arial" w:cs="Arial" w:eastAsia="Arial" w:hAnsi="Arial"/>
+                <w:i/>
+                <w:iCs/>
+                <w:color w:val="595959"/>
+                <w:sz w:val="16"/>
+                <w:szCs w:val="16"/>
+              </w:rPr>
+              <w:t xml:space="preserve">Related topic: not an exact match for this lesson.</w:t>
+            </w:r>
+          </w:p>
+          <w:p>
+            <w:pPr>
               <w:spacing w:after="10" w:before="0"/>
               <w:ind w:left="120"/>
             </w:pPr>
@@ -16092,7 +16650,7 @@
               <w:spacing w:after="10" w:before="0"/>
               <w:ind w:left="120"/>
             </w:pPr>
-            <w:hyperlink w:history="1" r:id="rIdovlok9jujo6bxcs89mlnz">
+            <w:hyperlink w:history="1" r:id="rIdvjvbzqzo5dar96c1_gyxk">
               <w:r>
                 <w:rPr>
                   <w:rFonts w:ascii="Arial" w:cs="Arial" w:eastAsia="Arial" w:hAnsi="Arial"/>
@@ -16134,7 +16692,7 @@
                 <w:sz w:val="18"/>
                 <w:szCs w:val="18"/>
               </w:rPr>
-              <w:t xml:space="preserve">The teacher distributes (or projects) a four-figure antilogarithm table alongside the four-figure logarithm table used in Lesson 4. Students observe a narrated, step-by-step teacher demonstration of two worked examples — one log lookup and one antilog lookup — using numbers drawn from the M-Pesa and Kericho tea contexts. Students do NOT copy during the demonstration; they observe and annotate a printed skeleton framework provided on a half-sheet. After the demonstration, students attempt four practice problems in pairs, recording each step in the four-row skeleton (characteristic | mantissa row | column + difference | final answer), then verify each answer by pressing the log or 10ˣ key on a scientific calculator.</w:t>
+              <w:t xml:space="preserve">Students individually answer three 'Explain It' prompts in their exercise books (2 minutes writing, then 3-minute paired comparison): Prompt 1 — 'Why is the antilogarithm table described as a table of powers of 10? Use the definition log₁₀ x = n ⟺ 10ⁿ = x to explain.' Prompt 2 — 'The M-Pesa analyst wrote log₁₀(17,000,000) ≈ 7.2304. If she makes an error and writes 7.2340 instead, will her recovered number be larger or smaller than 17,000,000? Explain without doing the full calculation.' Prompt 3 — 'A Kericho tea estate manager wants to multiply 3,240 × 47.6 using logarithms. Write out the steps he would follow, using the results from Practice Problems A and B.' After paired comparison, three pairs present to the class. The teacher uses their explanations to formalize the antilogarithm definition and to preview the log multiplication rule (log(ab) = log a + log b) without proving it yet.</w:t>
             </w:r>
           </w:p>
         </w:tc>
@@ -16166,83 +16724,7 @@
                 <w:sz w:val="18"/>
                 <w:szCs w:val="18"/>
               </w:rPr>
-              <w:t xml:space="preserve">DEMONSTRATION — WORKED EXAMPLE 1 (Log lookup): Write on board: 'Find log₁₀(5,840) using the four-figure table.' Say: 'Watch the four steps — I will name each step as I do it.' Step 1 — 'I identify the significant figures: 5, 8, 4, 0. I ignore trailing zeros for the mantissa.' Step 2 — 'Characteristic: 5840 has 4 digits before the decimal, so characteristic = 4 − 1 = 3.' Step 3 — 'I go to row 58 in the log table, then column 4. I read 7招 — let me read aloud: 7招, that is 7 6 6 9.' [Point to cell visibly.] Step 4 — 'The difference column for the next digit — here there is no fifth digit, so difference = 0. Mantissa = 0.7669. Therefore log₁₀(5840) = 3.7669.' Ask: 'Kariuki, what would the characteristic be if the number were 58.4 instead?' [WAIT 10 seconds.] Cold-call 1. Then: 'Otieno, what if it were 0.584?' [WAIT 12 seconds.] Cold-call 2.</w:t>
-            </w:r>
-          </w:p>
-          <w:p>
-            <w:pPr>
-              <w:spacing w:after="40" w:before="0"/>
-              <w:jc w:val="left"/>
-            </w:pPr>
-            <w:r>
-              <w:rPr>
-                <w:rFonts w:ascii="Arial" w:cs="Arial" w:eastAsia="Arial" w:hAnsi="Arial"/>
-                <w:b w:val="false"/>
-                <w:bCs w:val="false"/>
-                <w:i w:val="false"/>
-                <w:iCs w:val="false"/>
-                <w:color w:val="000000"/>
-                <w:sz w:val="18"/>
-                <w:szCs w:val="18"/>
-              </w:rPr>
-              <w:t xml:space="preserve"/>
-            </w:r>
-          </w:p>
-          <w:p>
-            <w:pPr>
-              <w:spacing w:after="40" w:before="0"/>
-              <w:jc w:val="left"/>
-            </w:pPr>
-            <w:r>
-              <w:rPr>
-                <w:rFonts w:ascii="Arial" w:cs="Arial" w:eastAsia="Arial" w:hAnsi="Arial"/>
-                <w:b w:val="false"/>
-                <w:bCs w:val="false"/>
-                <w:i w:val="false"/>
-                <w:iCs w:val="false"/>
-                <w:color w:val="000000"/>
-                <w:sz w:val="18"/>
-                <w:szCs w:val="18"/>
-              </w:rPr>
-              <w:t xml:space="preserve">DEMONSTRATION — WORKED EXAMPLE 2 (Antilog lookup): Write on board: 'Find antilog(7.2304) — that is, find x where log₁₀ x = 7.2304.' Say: 'This is the M-Pesa reversal question from our prediction.' Step 1 — 'Separate: characteristic = 7, mantissa = 0.2304.' Step 2 — 'Open the antilog table. Look up row .23 — the first two decimal places.' Step 3 — 'Column for third decimal digit: 0. Read the cell: I get 1 6 9 8.' Step 4 — 'Fourth decimal digit is 4 — go to the mean-difference column for 4: I add 2. So antilog of .2304 = 1698 + 2 = 1700.' Step 5 — 'Characteristic = 7 means the answer has 7+1 = 8 digits before the decimal point. So x = 1.700 × 10⁷ = 17,000,000.' Say: 'That is the 17 million M-Pesa transactions — we recovered the original number!' [WAIT 8 seconds for the class to absorb.] </w:t>
-            </w:r>
-          </w:p>
-          <w:p>
-            <w:pPr>
-              <w:spacing w:after="40" w:before="0"/>
-              <w:jc w:val="left"/>
-            </w:pPr>
-            <w:r>
-              <w:rPr>
-                <w:rFonts w:ascii="Arial" w:cs="Arial" w:eastAsia="Arial" w:hAnsi="Arial"/>
-                <w:b w:val="false"/>
-                <w:bCs w:val="false"/>
-                <w:i w:val="false"/>
-                <w:iCs w:val="false"/>
-                <w:color w:val="000000"/>
-                <w:sz w:val="18"/>
-                <w:szCs w:val="18"/>
-              </w:rPr>
-              <w:t xml:space="preserve"/>
-            </w:r>
-          </w:p>
-          <w:p>
-            <w:pPr>
-              <w:spacing w:after="40" w:before="0"/>
-              <w:jc w:val="left"/>
-            </w:pPr>
-            <w:r>
-              <w:rPr>
-                <w:rFonts w:ascii="Arial" w:cs="Arial" w:eastAsia="Arial" w:hAnsi="Arial"/>
-                <w:b w:val="false"/>
-                <w:bCs w:val="false"/>
-                <w:i w:val="false"/>
-                <w:iCs w:val="false"/>
-                <w:color w:val="000000"/>
-                <w:sz w:val="18"/>
-                <w:szCs w:val="18"/>
-              </w:rPr>
-              <w:t xml:space="preserve">PRACTICE — distribute half-sheets. Say: 'In pairs, complete problems A through D on your skeleton sheet. For each one: (1) write the four steps, (2) write the calculator verification. You have 9 minutes.' Problems: A. log₁₀(3,240) [Kericho tea estate daily output in kg]; B. log₁₀(47.6) [price per kg of processed tea in KSh]; C. antilog(4.5922) [total M-Pesa value in KSh × 10⁴]; D. antilog(2.8751) [number of tea bags packed per shift at a Limuru factory]. Circulate; when a pair is stuck, prompt: 'Which step are you on? Read the step name aloud.' Do not give the answer. After 9 minutes, cold-call 4 different pairs (one per problem) to read their four steps aloud. [WAIT 8 seconds between each cold-call and the next.]</w:t>
+              <w:t xml:space="preserve">After issuing the prompts, say: 'Write alone first — your own words, no sharing yet. Two minutes.' [WAIT 2 minutes — circulate, read over shoulders, note strong and weak explanations.] Then: 'Compare with your partner. Where do your explanations differ? Try to agree on the best wording. Two minutes.' [WAIT 2 minutes.] Cold-call Prompt 1: 'Njeri, read your explanation for prompt 1.' [WAIT 10 seconds.] After response, press: 'Good — can anyone add what the exponent 0.2304 actually represents in terms of powers of 10?' [WAIT 12 seconds.] Cold-call Prompt 2: 'Kamau, is the recovered number larger or smaller? How do you know?' [WAIT 10 seconds.] After response, say: 'Everyone — thumbs up if you agree, thumbs sideways if you are not sure.' Scan the room. If more than four thumbs sideways, re-examine together: 'What does a larger mantissa mean for the antilog value? Look at your antilog table — as the mantissa row number increases, do the antilog values increase or decrease?' Cold-call Prompt 3: 'Auma, walk us through the tea manager's steps.' [WAIT 10 seconds.] After she gives the steps, write on the board: log(3240) + log(47.6) = 3.7669 + 1.6776 = 5.4445 → antilog(5.4445) = ? Say: 'We have the addition step. What does taking the antilog of that sum give us? We will prove WHY addition works in Lesson 6 — but today you have just USED the procedure. Notice: the Kericho farmer's colleague did exactly this two steps.'</w:t>
             </w:r>
           </w:p>
         </w:tc>
@@ -16274,7 +16756,7 @@
                 <w:sz w:val="18"/>
                 <w:szCs w:val="18"/>
               </w:rPr>
-              <w:t xml:space="preserve">Annotated Worked Example with Skeleton Framework — The skeleton framework (four named rows) prevents passive copying while structuring observation. By naming each procedural step ('characteristic,' 'mantissa row,' 'column,' 'difference'), the teacher makes the tacit structure of table-reading explicit and transferable. The immediate calculator cross-check creates a self-correcting feedback loop: if the table answer and the calculator answer differ by more than 1 in the last digit, students know they made a reading error and must retrace their steps rather than simply accepting an incorrect answer.</w:t>
+              <w:t xml:space="preserve">Explanation-Driven Consolidation with Structured Prompts — The three prompts are designed at increasing levels of depth: Prompt 1 demands definitional recall; Prompt 2 demands directional reasoning without calculation (building conceptual rather than procedural knowledge); Prompt 3 demands procedural synthesis across two lessons. The public presentation of responses creates a 'talk move' environment where students hear multiple formulations of the same idea, strengthening the mental model. The teacher's deliberate withholding of the proof of log(ab) = log a + log b creates a forward tension that motivates Lesson 6.</w:t>
             </w:r>
           </w:p>
         </w:tc>
@@ -16306,7 +16788,7 @@
                 <w:sz w:val="18"/>
                 <w:szCs w:val="18"/>
               </w:rPr>
-              <w:t xml:space="preserve">While pairs work, teacher looks for: (1) students writing the characteristic as the number of digits (instead of digits minus 1) — ask 'How many digits does 3,240 have? So what is one less than that?'; (2) students reading the antilog row from the log table instead of the antilog table — point to the table title; (3) calculator answers that differ from table answers by more than 2 in the last place — ask the pair to re-read the difference column. Collect four skeleton sheets at random after the cold-call presentations to check step-level recording quality before the Explain phase.</w:t>
+              <w:t xml:space="preserve">Teacher reads written responses during the individual writing phase. Look for: (a) students who confuse 'antilog' with 'negative log' — this is a critical misconception; address it immediately by writing antilog(0.2304) = 10^0.2304 on the board; (b) students whose Prompt 3 answer reverses the steps (antilog first, then add) — this signals the procedure has not been internalized; use a 'step-number' prompt to reorder; (c) strong responses to Prompt 2 that include reasoning such as 'the antilog table values always increase as mantissa increases' — affirm these publicly as they demonstrate table-structure understanding beyond procedural recall.</w:t>
             </w:r>
           </w:p>
         </w:tc>
@@ -16315,32 +16797,32 @@
         <w:tc>
           <w:tcPr>
             <w:tcW w:type="dxa" w:w="1520"/>
-            <w:shd w:fill="E2EFDA" w:color="auto" w:val="clear"/>
-            <w:tcMar>
-              <w:top w:type="dxa" w:w="60"/>
-              <w:left w:type="dxa" w:w="120"/>
-              <w:bottom w:type="dxa" w:w="60"/>
-              <w:right w:type="dxa" w:w="120"/>
-            </w:tcMar>
-            <w:vAlign w:val="top"/>
-          </w:tcPr>
-          <w:p>
-            <w:pPr>
-              <w:spacing w:after="40" w:before="0"/>
-              <w:jc w:val="left"/>
-            </w:pPr>
-            <w:r>
-              <w:rPr>
-                <w:rFonts w:ascii="Arial" w:cs="Arial" w:eastAsia="Arial" w:hAnsi="Arial"/>
-                <w:b/>
-                <w:bCs/>
-                <w:i w:val="false"/>
-                <w:iCs w:val="false"/>
-                <w:color w:val="000000"/>
-                <w:sz w:val="18"/>
-                <w:szCs w:val="18"/>
-              </w:rPr>
-              <w:t xml:space="preserve">Explain Phase</w:t>
+            <w:shd w:fill="FCE4D6" w:color="auto" w:val="clear"/>
+            <w:tcMar>
+              <w:top w:type="dxa" w:w="60"/>
+              <w:left w:type="dxa" w:w="120"/>
+              <w:bottom w:type="dxa" w:w="60"/>
+              <w:right w:type="dxa" w:w="120"/>
+            </w:tcMar>
+            <w:vAlign w:val="top"/>
+          </w:tcPr>
+          <w:p>
+            <w:pPr>
+              <w:spacing w:after="40" w:before="0"/>
+              <w:jc w:val="left"/>
+            </w:pPr>
+            <w:r>
+              <w:rPr>
+                <w:rFonts w:ascii="Arial" w:cs="Arial" w:eastAsia="Arial" w:hAnsi="Arial"/>
+                <w:b/>
+                <w:bCs/>
+                <w:i w:val="false"/>
+                <w:iCs w:val="false"/>
+                <w:color w:val="000000"/>
+                <w:sz w:val="18"/>
+                <w:szCs w:val="18"/>
+              </w:rPr>
+              <w:t xml:space="preserve">Driving Question Board (DQB) Creation</w:t>
             </w:r>
           </w:p>
           <w:p>
@@ -16363,7 +16845,7 @@
             <w:pPr>
               <w:spacing w:after="20" w:before="0"/>
             </w:pPr>
-            <w:hyperlink w:history="1" r:id="rIdxv3_fwaqbf_mmborykyam">
+            <w:hyperlink w:history="1" r:id="rIderzzpqb4l3anzcqadflce">
               <w:r>
                 <w:rPr>
                   <w:rFonts w:ascii="Arial" w:cs="Arial" w:eastAsia="Arial" w:hAnsi="Arial"/>
@@ -16378,6 +16860,22 @@
           </w:p>
           <w:p>
             <w:pPr>
+              <w:spacing w:after="20" w:before="0"/>
+            </w:pPr>
+            <w:r>
+              <w:rPr>
+                <w:rFonts w:ascii="Arial" w:cs="Arial" w:eastAsia="Arial" w:hAnsi="Arial"/>
+                <w:i/>
+                <w:iCs/>
+                <w:color w:val="595959"/>
+                <w:sz w:val="16"/>
+                <w:szCs w:val="16"/>
+              </w:rPr>
+              <w:t xml:space="preserve">Related topic: not an exact match for this lesson.</w:t>
+            </w:r>
+          </w:p>
+          <w:p>
+            <w:pPr>
               <w:spacing w:after="10" w:before="0"/>
               <w:ind w:left="120"/>
             </w:pPr>
@@ -16396,7 +16894,7 @@
               <w:spacing w:after="10" w:before="0"/>
               <w:ind w:left="120"/>
             </w:pPr>
-            <w:hyperlink w:history="1" r:id="rId-hvjmq1hq9gbjns0r-bbz">
+            <w:hyperlink w:history="1" r:id="rIdeqlvbhmpwdb3w5ciffvec">
               <w:r>
                 <w:rPr>
                   <w:rFonts w:ascii="Arial" w:cs="Arial" w:eastAsia="Arial" w:hAnsi="Arial"/>
@@ -16441,7 +16939,7 @@
             <w:pPr>
               <w:spacing w:after="20" w:before="0"/>
             </w:pPr>
-            <w:hyperlink w:history="1" r:id="rIdvchzepwvi0x8c0vncx5ac">
+            <w:hyperlink w:history="1" r:id="rIdraj7wi-tsk1fanezsg7xv">
               <w:r>
                 <w:rPr>
                   <w:rFonts w:ascii="Arial" w:cs="Arial" w:eastAsia="Arial" w:hAnsi="Arial"/>
@@ -16456,6 +16954,22 @@
           </w:p>
           <w:p>
             <w:pPr>
+              <w:spacing w:after="20" w:before="0"/>
+            </w:pPr>
+            <w:r>
+              <w:rPr>
+                <w:rFonts w:ascii="Arial" w:cs="Arial" w:eastAsia="Arial" w:hAnsi="Arial"/>
+                <w:i/>
+                <w:iCs/>
+                <w:color w:val="595959"/>
+                <w:sz w:val="16"/>
+                <w:szCs w:val="16"/>
+              </w:rPr>
+              <w:t xml:space="preserve">Related topic: not an exact match for this lesson.</w:t>
+            </w:r>
+          </w:p>
+          <w:p>
+            <w:pPr>
               <w:spacing w:after="10" w:before="0"/>
               <w:ind w:left="120"/>
             </w:pPr>
@@ -16474,7 +16988,7 @@
               <w:spacing w:after="10" w:before="0"/>
               <w:ind w:left="120"/>
             </w:pPr>
-            <w:hyperlink w:history="1" r:id="rId34wdi3yvru7g52o3dszi2">
+            <w:hyperlink w:history="1" r:id="rIdyeqbwfi7ckohh9szbssjq">
               <w:r>
                 <w:rPr>
                   <w:rFonts w:ascii="Arial" w:cs="Arial" w:eastAsia="Arial" w:hAnsi="Arial"/>
@@ -16516,7 +17030,7 @@
                 <w:sz w:val="18"/>
                 <w:szCs w:val="18"/>
               </w:rPr>
-              <w:t xml:space="preserve">Students individually answer three 'Explain It' prompts in their exercise books (2 minutes writing, then 3-minute paired comparison): Prompt 1 — 'Why is the antilogarithm table described as a table of powers of 10? Use the definition log₁₀ x = n ⟺ 10ⁿ = x to explain.' Prompt 2 — 'The M-Pesa analyst wrote log₁₀(17,000,000) ≈ 7.2304. If she makes an error and writes 7.2340 instead, will her recovered number be larger or smaller than 17,000,000? Explain without doing the full calculation.' Prompt 3 — 'A Kericho tea estate manager wants to multiply 3,240 × 47.6 using logarithms. Write out the steps he would follow, using the results from Practice Problems A and B.' After paired comparison, three pairs present to the class. The teacher uses their explanations to formalize the antilogarithm definition and to preview the log multiplication rule (log(ab) = log a + log b) without proving it yet.</w:t>
+              <w:t xml:space="preserve">The teacher displays the class Driving Question Board (a large chart or projected slide showing the unit's anchoring question and the accumulated evidence from Lessons 1–4). Students first examine three sticky notes the teacher has pre-prepared from the Predict phase predictions and confirm or revise them: 'Can we go from a logarithm back to the original number? YES/NO/PARTIALLY.' Students then contribute two new DQB entries per pair: (1) one 'We now know…' statement capturing today's learning; (2) one 'We still wonder…' question about something today raised but did not resolve. Selected entries are read aloud and physically added to the board. The teacher explicitly connects today's evidence to the anchoring phenomenon: 'The Kericho farmer's colleague used exactly this two-way journey — log table then antilog table — to get the answer in under two minutes. We have just done that ourselves.'</w:t>
             </w:r>
           </w:p>
         </w:tc>
@@ -16548,7 +17062,7 @@
                 <w:sz w:val="18"/>
                 <w:szCs w:val="18"/>
               </w:rPr>
-              <w:t xml:space="preserve">After issuing the prompts, say: 'Write alone first — your own words, no sharing yet. Two minutes.' [WAIT 2 minutes — circulate, read over shoulders, note strong and weak explanations.] Then: 'Compare with your partner. Where do your explanations differ? Try to agree on the best wording. Two minutes.' [WAIT 2 minutes.] Cold-call Prompt 1: 'Njeri, read your explanation for prompt 1.' [WAIT 10 seconds.] After response, press: 'Good — can anyone add what the exponent 0.2304 actually represents in terms of powers of 10?' [WAIT 12 seconds.] Cold-call Prompt 2: 'Kamau, is the recovered number larger or smaller? How do you know?' [WAIT 10 seconds.] After response, say: 'Everyone — thumbs up if you agree, thumbs sideways if you are not sure.' Scan the room. If more than four thumbs sideways, re-examine together: 'What does a larger mantissa mean for the antilog value? Look at your antilog table — as the mantissa row number increases, do the antilog values increase or decrease?' Cold-call Prompt 3: 'Auma, walk us through the tea manager's steps.' [WAIT 10 seconds.] After she gives the steps, write on the board: log(3240) + log(47.6) = 3.7669 + 1.6776 = 5.4445 → antilog(5.4445) = ? Say: 'We have the addition step. What does taking the antilog of that sum give us? We will prove WHY addition works in Lesson 6 — but today you have just USED the procedure. Notice: the Kericho farmer's colleague did exactly this two steps.'</w:t>
+              <w:t xml:space="preserve">Bring out or project the DQB. Point to the three Predict-phase predictions recorded at lesson start. Say: 'Let's check our predictions. Achieng predicted [read it]. Mutua predicted [read it]. Wanjiru predicted [read it]. Which of these turned out to be most accurate?' [WAIT 10 seconds — accept hands.] Then say: 'On your sticky notes — one green for WE NOW KNOW, one yellow for WE STILL WONDER. You have 90 seconds. Write one statement each.' [WAIT 90 seconds.] Ask 4 pairs to read their green notes. After each, ask the class: 'Does everyone agree this belongs on our KNOW side?' Then ask 2 pairs to read yellow notes. Typical 'still wonder' entries might include: 'Why does log(ab) = log a + log b?' and 'Does this work for division too?' Say: 'Those yellow questions are exactly where Lesson 6 takes us. Notice — we have not yet proved the addition rule; we have only used it. The proof is our next evidence step.' Point to the driving question on the board and say: 'Where are we now on answering — how can the Kericho farmer use logarithms to multiply huge numbers? Can someone give me a one-sentence answer to that right now?' [WAIT 12 seconds.] Cold-call 1 student.</w:t>
             </w:r>
           </w:p>
         </w:tc>
@@ -16580,7 +17094,7 @@
                 <w:sz w:val="18"/>
                 <w:szCs w:val="18"/>
               </w:rPr>
-              <w:t xml:space="preserve">Explanation-Driven Consolidation with Structured Prompts — The three prompts are designed at increasing levels of depth: Prompt 1 demands definitional recall; Prompt 2 demands directional reasoning without calculation (building conceptual rather than procedural knowledge); Prompt 3 demands procedural synthesis across two lessons. The public presentation of responses creates a 'talk move' environment where students hear multiple formulations of the same idea, strengthening the mental model. The teacher's deliberate withholding of the proof of log(ab) = log a + log b creates a forward tension that motivates Lesson 6.</w:t>
+              <w:t xml:space="preserve">Driving Question Board Update with Prediction Accountability — By returning to recorded predictions made at lesson start, the DQB update makes the prediction-observation-explanation cycle visible and explicit. The two-colour sticky-note protocol (green = know, yellow = wonder) distinguishes consolidated knowledge from open inquiry, preventing premature closure. The teacher's deliberate pointing to unresolved questions ('still wonder') models scientific and mathematical practice: knowing what you do not yet know is a form of understanding.</w:t>
             </w:r>
           </w:p>
         </w:tc>
@@ -16612,7 +17126,7 @@
                 <w:sz w:val="18"/>
                 <w:szCs w:val="18"/>
               </w:rPr>
-              <w:t xml:space="preserve">Teacher reads written responses during the individual writing phase. Look for: (a) students who confuse 'antilog' with 'negative log' — this is a critical misconception; address it immediately by writing antilog(0.2304) = 10^0.2304 on the board; (b) students whose Prompt 3 answer reverses the steps (antilog first, then add) — this signals the procedure has not been internalized; use a 'step-number' prompt to reorder; (c) strong responses to Prompt 2 that include reasoning such as 'the antilog table values always increase as mantissa increases' — affirm these publicly as they demonstrate table-structure understanding beyond procedural recall.</w:t>
+              <w:t xml:space="preserve">Teacher reads all green and yellow notes as pairs write them. Look for: (a) green notes that are procedural only ('we know how to read the antilog table') vs. conceptual ('we know the antilog table is a table of powers of 10') — if most are procedural only, pose one more conceptual question before closing the DQB phase; (b) yellow notes that reveal residual misconceptions ('we wonder if the antilog of a negative number is a negative number') — flag these for opening of Lesson 6; (c) whether any pair can formulate a one-sentence answer to the driving question that includes both 'log table' and 'antilog table' — this demonstrates readiness for the formal log laws in Lesson 6.</w:t>
             </w:r>
           </w:p>
         </w:tc>
@@ -16621,32 +17135,32 @@
         <w:tc>
           <w:tcPr>
             <w:tcW w:type="dxa" w:w="1520"/>
-            <w:shd w:fill="FCE4D6" w:color="auto" w:val="clear"/>
-            <w:tcMar>
-              <w:top w:type="dxa" w:w="60"/>
-              <w:left w:type="dxa" w:w="120"/>
-              <w:bottom w:type="dxa" w:w="60"/>
-              <w:right w:type="dxa" w:w="120"/>
-            </w:tcMar>
-            <w:vAlign w:val="top"/>
-          </w:tcPr>
-          <w:p>
-            <w:pPr>
-              <w:spacing w:after="40" w:before="0"/>
-              <w:jc w:val="left"/>
-            </w:pPr>
-            <w:r>
-              <w:rPr>
-                <w:rFonts w:ascii="Arial" w:cs="Arial" w:eastAsia="Arial" w:hAnsi="Arial"/>
-                <w:b/>
-                <w:bCs/>
-                <w:i w:val="false"/>
-                <w:iCs w:val="false"/>
-                <w:color w:val="000000"/>
-                <w:sz w:val="18"/>
-                <w:szCs w:val="18"/>
-              </w:rPr>
-              <w:t xml:space="preserve">Driving Question Board (DQB) Creation</w:t>
+            <w:shd w:fill="D5E8F0" w:color="auto" w:val="clear"/>
+            <w:tcMar>
+              <w:top w:type="dxa" w:w="60"/>
+              <w:left w:type="dxa" w:w="120"/>
+              <w:bottom w:type="dxa" w:w="60"/>
+              <w:right w:type="dxa" w:w="120"/>
+            </w:tcMar>
+            <w:vAlign w:val="top"/>
+          </w:tcPr>
+          <w:p>
+            <w:pPr>
+              <w:spacing w:after="40" w:before="0"/>
+              <w:jc w:val="left"/>
+            </w:pPr>
+            <w:r>
+              <w:rPr>
+                <w:rFonts w:ascii="Arial" w:cs="Arial" w:eastAsia="Arial" w:hAnsi="Arial"/>
+                <w:b/>
+                <w:bCs/>
+                <w:i w:val="false"/>
+                <w:iCs w:val="false"/>
+                <w:color w:val="000000"/>
+                <w:sz w:val="18"/>
+                <w:szCs w:val="18"/>
+              </w:rPr>
+              <w:t xml:space="preserve">Model Building Phase</w:t>
             </w:r>
           </w:p>
           <w:p>
@@ -16669,7 +17183,7 @@
             <w:pPr>
               <w:spacing w:after="20" w:before="0"/>
             </w:pPr>
-            <w:hyperlink w:history="1" r:id="rIdqes4zxdbeilzg5pb_rrdo">
+            <w:hyperlink w:history="1" r:id="rIdjbmhpz5v7askishn8i05v">
               <w:r>
                 <w:rPr>
                   <w:rFonts w:ascii="Arial" w:cs="Arial" w:eastAsia="Arial" w:hAnsi="Arial"/>
@@ -16684,6 +17198,22 @@
           </w:p>
           <w:p>
             <w:pPr>
+              <w:spacing w:after="20" w:before="0"/>
+            </w:pPr>
+            <w:r>
+              <w:rPr>
+                <w:rFonts w:ascii="Arial" w:cs="Arial" w:eastAsia="Arial" w:hAnsi="Arial"/>
+                <w:i/>
+                <w:iCs/>
+                <w:color w:val="595959"/>
+                <w:sz w:val="16"/>
+                <w:szCs w:val="16"/>
+              </w:rPr>
+              <w:t xml:space="preserve">Related topic: not an exact match for this lesson.</w:t>
+            </w:r>
+          </w:p>
+          <w:p>
+            <w:pPr>
               <w:spacing w:after="10" w:before="0"/>
               <w:ind w:left="120"/>
             </w:pPr>
@@ -16702,7 +17232,7 @@
               <w:spacing w:after="10" w:before="0"/>
               <w:ind w:left="120"/>
             </w:pPr>
-            <w:hyperlink w:history="1" r:id="rIdpzog6zd5zwcaeiwqqmh0x">
+            <w:hyperlink w:history="1" r:id="rIdksf0wtktl65t4ksuwkwf7">
               <w:r>
                 <w:rPr>
                   <w:rFonts w:ascii="Arial" w:cs="Arial" w:eastAsia="Arial" w:hAnsi="Arial"/>
@@ -16747,7 +17277,7 @@
             <w:pPr>
               <w:spacing w:after="20" w:before="0"/>
             </w:pPr>
-            <w:hyperlink w:history="1" r:id="rIdkhaygtk0lhmrh-bmdb4gw">
+            <w:hyperlink w:history="1" r:id="rIdmpylhrhtpb7mz3msgovvu">
               <w:r>
                 <w:rPr>
                   <w:rFonts w:ascii="Arial" w:cs="Arial" w:eastAsia="Arial" w:hAnsi="Arial"/>
@@ -16762,6 +17292,22 @@
           </w:p>
           <w:p>
             <w:pPr>
+              <w:spacing w:after="20" w:before="0"/>
+            </w:pPr>
+            <w:r>
+              <w:rPr>
+                <w:rFonts w:ascii="Arial" w:cs="Arial" w:eastAsia="Arial" w:hAnsi="Arial"/>
+                <w:i/>
+                <w:iCs/>
+                <w:color w:val="595959"/>
+                <w:sz w:val="16"/>
+                <w:szCs w:val="16"/>
+              </w:rPr>
+              <w:t xml:space="preserve">Related topic: not an exact match for this lesson.</w:t>
+            </w:r>
+          </w:p>
+          <w:p>
+            <w:pPr>
               <w:spacing w:after="10" w:before="0"/>
               <w:ind w:left="120"/>
             </w:pPr>
@@ -16780,313 +17326,7 @@
               <w:spacing w:after="10" w:before="0"/>
               <w:ind w:left="120"/>
             </w:pPr>
-            <w:hyperlink w:history="1" r:id="rIdjwspwf_0nbdm2brvs2xyk">
-              <w:r>
-                <w:rPr>
-                  <w:rFonts w:ascii="Arial" w:cs="Arial" w:eastAsia="Arial" w:hAnsi="Arial"/>
-                  <w:color w:val="595959"/>
-                  <w:sz w:val="14"/>
-                  <w:szCs w:val="14"/>
-                  <w:u w:val="single" w:color="595959"/>
-                </w:rPr>
-                <w:t xml:space="preserve">🔍 Search ARES for similar readings</w:t>
-              </w:r>
-            </w:hyperlink>
-          </w:p>
-        </w:tc>
-        <w:tc>
-          <w:tcPr>
-            <w:tcW w:type="dxa" w:w="3040"/>
-            <w:shd w:fill="FFFFFF" w:color="auto" w:val="clear"/>
-            <w:tcMar>
-              <w:top w:type="dxa" w:w="60"/>
-              <w:left w:type="dxa" w:w="120"/>
-              <w:bottom w:type="dxa" w:w="60"/>
-              <w:right w:type="dxa" w:w="120"/>
-            </w:tcMar>
-            <w:vAlign w:val="top"/>
-          </w:tcPr>
-          <w:p>
-            <w:pPr>
-              <w:spacing w:after="40" w:before="0"/>
-              <w:jc w:val="left"/>
-            </w:pPr>
-            <w:r>
-              <w:rPr>
-                <w:rFonts w:ascii="Arial" w:cs="Arial" w:eastAsia="Arial" w:hAnsi="Arial"/>
-                <w:b w:val="false"/>
-                <w:bCs w:val="false"/>
-                <w:i w:val="false"/>
-                <w:iCs w:val="false"/>
-                <w:color w:val="000000"/>
-                <w:sz w:val="18"/>
-                <w:szCs w:val="18"/>
-              </w:rPr>
-              <w:t xml:space="preserve">The teacher displays the class Driving Question Board (a large chart or projected slide showing the unit's anchoring question and the accumulated evidence from Lessons 1–4). Students first examine three sticky notes the teacher has pre-prepared from the Predict phase predictions and confirm or revise them: 'Can we go from a logarithm back to the original number? YES/NO/PARTIALLY.' Students then contribute two new DQB entries per pair: (1) one 'We now know…' statement capturing today's learning; (2) one 'We still wonder…' question about something today raised but did not resolve. Selected entries are read aloud and physically added to the board. The teacher explicitly connects today's evidence to the anchoring phenomenon: 'The Kericho farmer's colleague used exactly this two-way journey — log table then antilog table — to get the answer in under two minutes. We have just done that ourselves.'</w:t>
-            </w:r>
-          </w:p>
-        </w:tc>
-        <w:tc>
-          <w:tcPr>
-            <w:tcW w:type="dxa" w:w="3040"/>
-            <w:shd w:fill="F2F2F2" w:color="auto" w:val="clear"/>
-            <w:tcMar>
-              <w:top w:type="dxa" w:w="60"/>
-              <w:left w:type="dxa" w:w="120"/>
-              <w:bottom w:type="dxa" w:w="60"/>
-              <w:right w:type="dxa" w:w="120"/>
-            </w:tcMar>
-            <w:vAlign w:val="top"/>
-          </w:tcPr>
-          <w:p>
-            <w:pPr>
-              <w:spacing w:after="40" w:before="0"/>
-              <w:jc w:val="left"/>
-            </w:pPr>
-            <w:r>
-              <w:rPr>
-                <w:rFonts w:ascii="Arial" w:cs="Arial" w:eastAsia="Arial" w:hAnsi="Arial"/>
-                <w:b w:val="false"/>
-                <w:bCs w:val="false"/>
-                <w:i w:val="false"/>
-                <w:iCs w:val="false"/>
-                <w:color w:val="000000"/>
-                <w:sz w:val="18"/>
-                <w:szCs w:val="18"/>
-              </w:rPr>
-              <w:t xml:space="preserve">Bring out or project the DQB. Point to the three Predict-phase predictions recorded at lesson start. Say: 'Let's check our predictions. Achieng predicted [read it]. Mutua predicted [read it]. Wanjiru predicted [read it]. Which of these turned out to be most accurate?' [WAIT 10 seconds — accept hands.] Then say: 'On your sticky notes — one green for WE NOW KNOW, one yellow for WE STILL WONDER. You have 90 seconds. Write one statement each.' [WAIT 90 seconds.] Ask 4 pairs to read their green notes. After each, ask the class: 'Does everyone agree this belongs on our KNOW side?' Then ask 2 pairs to read yellow notes. Typical 'still wonder' entries might include: 'Why does log(ab) = log a + log b?' and 'Does this work for division too?' Say: 'Those yellow questions are exactly where Lesson 6 takes us. Notice — we have not yet proved the addition rule; we have only used it. The proof is our next evidence step.' Point to the driving question on the board and say: 'Where are we now on answering — how can the Kericho farmer use logarithms to multiply huge numbers? Can someone give me a one-sentence answer to that right now?' [WAIT 12 seconds.] Cold-call 1 student.</w:t>
-            </w:r>
-          </w:p>
-        </w:tc>
-        <w:tc>
-          <w:tcPr>
-            <w:tcW w:type="dxa" w:w="3040"/>
-            <w:shd w:fill="FFFFFF" w:color="auto" w:val="clear"/>
-            <w:tcMar>
-              <w:top w:type="dxa" w:w="60"/>
-              <w:left w:type="dxa" w:w="120"/>
-              <w:bottom w:type="dxa" w:w="60"/>
-              <w:right w:type="dxa" w:w="120"/>
-            </w:tcMar>
-            <w:vAlign w:val="top"/>
-          </w:tcPr>
-          <w:p>
-            <w:pPr>
-              <w:spacing w:after="40" w:before="0"/>
-              <w:jc w:val="left"/>
-            </w:pPr>
-            <w:r>
-              <w:rPr>
-                <w:rFonts w:ascii="Arial" w:cs="Arial" w:eastAsia="Arial" w:hAnsi="Arial"/>
-                <w:b w:val="false"/>
-                <w:bCs w:val="false"/>
-                <w:i w:val="false"/>
-                <w:iCs w:val="false"/>
-                <w:color w:val="000000"/>
-                <w:sz w:val="18"/>
-                <w:szCs w:val="18"/>
-              </w:rPr>
-              <w:t xml:space="preserve">Driving Question Board Update with Prediction Accountability — By returning to recorded predictions made at lesson start, the DQB update makes the prediction-observation-explanation cycle visible and explicit. The two-colour sticky-note protocol (green = know, yellow = wonder) distinguishes consolidated knowledge from open inquiry, preventing premature closure. The teacher's deliberate pointing to unresolved questions ('still wonder') models scientific and mathematical practice: knowing what you do not yet know is a form of understanding.</w:t>
-            </w:r>
-          </w:p>
-        </w:tc>
-        <w:tc>
-          <w:tcPr>
-            <w:tcW w:type="dxa" w:w="3040"/>
-            <w:shd w:fill="F2F2F2" w:color="auto" w:val="clear"/>
-            <w:tcMar>
-              <w:top w:type="dxa" w:w="60"/>
-              <w:left w:type="dxa" w:w="120"/>
-              <w:bottom w:type="dxa" w:w="60"/>
-              <w:right w:type="dxa" w:w="120"/>
-            </w:tcMar>
-            <w:vAlign w:val="top"/>
-          </w:tcPr>
-          <w:p>
-            <w:pPr>
-              <w:spacing w:after="40" w:before="0"/>
-              <w:jc w:val="left"/>
-            </w:pPr>
-            <w:r>
-              <w:rPr>
-                <w:rFonts w:ascii="Arial" w:cs="Arial" w:eastAsia="Arial" w:hAnsi="Arial"/>
-                <w:b w:val="false"/>
-                <w:bCs w:val="false"/>
-                <w:i w:val="false"/>
-                <w:iCs w:val="false"/>
-                <w:color w:val="000000"/>
-                <w:sz w:val="18"/>
-                <w:szCs w:val="18"/>
-              </w:rPr>
-              <w:t xml:space="preserve">Teacher reads all green and yellow notes as pairs write them. Look for: (a) green notes that are procedural only ('we know how to read the antilog table') vs. conceptual ('we know the antilog table is a table of powers of 10') — if most are procedural only, pose one more conceptual question before closing the DQB phase; (b) yellow notes that reveal residual misconceptions ('we wonder if the antilog of a negative number is a negative number') — flag these for opening of Lesson 6; (c) whether any pair can formulate a one-sentence answer to the driving question that includes both 'log table' and 'antilog table' — this demonstrates readiness for the formal log laws in Lesson 6.</w:t>
-            </w:r>
-          </w:p>
-        </w:tc>
-      </w:tr>
-      <w:tr>
-        <w:tc>
-          <w:tcPr>
-            <w:tcW w:type="dxa" w:w="1520"/>
-            <w:shd w:fill="D5E8F0" w:color="auto" w:val="clear"/>
-            <w:tcMar>
-              <w:top w:type="dxa" w:w="60"/>
-              <w:left w:type="dxa" w:w="120"/>
-              <w:bottom w:type="dxa" w:w="60"/>
-              <w:right w:type="dxa" w:w="120"/>
-            </w:tcMar>
-            <w:vAlign w:val="top"/>
-          </w:tcPr>
-          <w:p>
-            <w:pPr>
-              <w:spacing w:after="40" w:before="0"/>
-              <w:jc w:val="left"/>
-            </w:pPr>
-            <w:r>
-              <w:rPr>
-                <w:rFonts w:ascii="Arial" w:cs="Arial" w:eastAsia="Arial" w:hAnsi="Arial"/>
-                <w:b/>
-                <w:bCs/>
-                <w:i w:val="false"/>
-                <w:iCs w:val="false"/>
-                <w:color w:val="000000"/>
-                <w:sz w:val="18"/>
-                <w:szCs w:val="18"/>
-              </w:rPr>
-              <w:t xml:space="preserve">Model Building Phase</w:t>
-            </w:r>
-          </w:p>
-          <w:p>
-            <w:pPr>
-              <w:spacing w:after="20" w:before="0"/>
-            </w:pPr>
-            <w:r>
-              <w:rPr>
-                <w:rFonts w:ascii="Arial" w:cs="Arial" w:eastAsia="Arial" w:hAnsi="Arial"/>
-                <w:b/>
-                <w:bCs/>
-                <w:color w:val="1F3864"/>
-                <w:sz w:val="16"/>
-                <w:szCs w:val="16"/>
-              </w:rPr>
-              <w:t xml:space="preserve">📹 VIDEO:</w:t>
-            </w:r>
-          </w:p>
-          <w:p>
-            <w:pPr>
-              <w:spacing w:after="20" w:before="0"/>
-            </w:pPr>
-            <w:hyperlink w:history="1" r:id="rIdavlux524qj-gb219-9k52">
-              <w:r>
-                <w:rPr>
-                  <w:rFonts w:ascii="Arial" w:cs="Arial" w:eastAsia="Arial" w:hAnsi="Arial"/>
-                  <w:color w:val="2E75B6"/>
-                  <w:sz w:val="16"/>
-                  <w:szCs w:val="16"/>
-                  <w:u w:val="single" w:color="2E75B6"/>
-                </w:rPr>
-                <w:t xml:space="preserve">Evaluating logarithms: change of base rule</w:t>
-              </w:r>
-            </w:hyperlink>
-          </w:p>
-          <w:p>
-            <w:pPr>
-              <w:spacing w:after="10" w:before="0"/>
-              <w:ind w:left="120"/>
-            </w:pPr>
-            <w:r>
-              <w:rPr>
-                <w:rFonts w:ascii="Arial" w:cs="Arial" w:eastAsia="Arial" w:hAnsi="Arial"/>
-                <w:color w:val="595959"/>
-                <w:sz w:val="14"/>
-                <w:szCs w:val="14"/>
-              </w:rPr>
-              <w:t xml:space="preserve">Source: Khan Academy (English - US curriculum)</w:t>
-            </w:r>
-          </w:p>
-          <w:p>
-            <w:pPr>
-              <w:spacing w:after="10" w:before="0"/>
-              <w:ind w:left="120"/>
-            </w:pPr>
-            <w:hyperlink w:history="1" r:id="rIdnsybyp4nxaaoj_5re3jp_">
-              <w:r>
-                <w:rPr>
-                  <w:rFonts w:ascii="Arial" w:cs="Arial" w:eastAsia="Arial" w:hAnsi="Arial"/>
-                  <w:color w:val="595959"/>
-                  <w:sz w:val="14"/>
-                  <w:szCs w:val="14"/>
-                  <w:u w:val="single" w:color="595959"/>
-                </w:rPr>
-                <w:t xml:space="preserve">🔍 Search ARES for similar videos</w:t>
-              </w:r>
-            </w:hyperlink>
-          </w:p>
-          <w:p>
-            <w:pPr>
-              <w:spacing w:after="40" w:before="0"/>
-            </w:pPr>
-            <w:r>
-              <w:rPr>
-                <w:sz w:val="14"/>
-                <w:szCs w:val="14"/>
-              </w:rPr>
-              <w:t xml:space="preserve"/>
-            </w:r>
-          </w:p>
-          <w:p>
-            <w:pPr>
-              <w:spacing w:after="20" w:before="0"/>
-            </w:pPr>
-            <w:r>
-              <w:rPr>
-                <w:rFonts w:ascii="Arial" w:cs="Arial" w:eastAsia="Arial" w:hAnsi="Arial"/>
-                <w:b/>
-                <w:bCs/>
-                <w:color w:val="1F3864"/>
-                <w:sz w:val="16"/>
-                <w:szCs w:val="16"/>
-              </w:rPr>
-              <w:t xml:space="preserve">📖 EXERCISE:</w:t>
-            </w:r>
-          </w:p>
-          <w:p>
-            <w:pPr>
-              <w:spacing w:after="20" w:before="0"/>
-            </w:pPr>
-            <w:hyperlink w:history="1" r:id="rIdkl36ztdhqy0bfznfwggeu">
-              <w:r>
-                <w:rPr>
-                  <w:rFonts w:ascii="Arial" w:cs="Arial" w:eastAsia="Arial" w:hAnsi="Arial"/>
-                  <w:color w:val="2E75B6"/>
-                  <w:sz w:val="16"/>
-                  <w:szCs w:val="16"/>
-                  <w:u w:val="single" w:color="2E75B6"/>
-                </w:rPr>
-                <w:t xml:space="preserve">Evaluate logarithms: change of base rule</w:t>
-              </w:r>
-            </w:hyperlink>
-          </w:p>
-          <w:p>
-            <w:pPr>
-              <w:spacing w:after="10" w:before="0"/>
-              <w:ind w:left="120"/>
-            </w:pPr>
-            <w:r>
-              <w:rPr>
-                <w:rFonts w:ascii="Arial" w:cs="Arial" w:eastAsia="Arial" w:hAnsi="Arial"/>
-                <w:color w:val="595959"/>
-                <w:sz w:val="14"/>
-                <w:szCs w:val="14"/>
-              </w:rPr>
-              <w:t xml:space="preserve">Source: Khan Academy (English - US curriculum)</w:t>
-            </w:r>
-          </w:p>
-          <w:p>
-            <w:pPr>
-              <w:spacing w:after="10" w:before="0"/>
-              <w:ind w:left="120"/>
-            </w:pPr>
-            <w:hyperlink w:history="1" r:id="rIdsehc9oud6gi2imh2tnjy2">
+            <w:hyperlink w:history="1" r:id="rIdndne35mycypxaklt0uwhv">
               <w:r>
                 <w:rPr>
                   <w:rFonts w:ascii="Arial" w:cs="Arial" w:eastAsia="Arial" w:hAnsi="Arial"/>
@@ -17598,7 +17838,7 @@
         </w:rPr>
         <w:t xml:space="preserve">© 2026 SeaVuria and ARES. Aligned with KICD objectives. Developed by SeaVuria; technical implementation by ARES (with AI assistance from Claude). Licensed under </w:t>
       </w:r>
-      <w:hyperlink w:history="1" r:id="rIduvib5ihjc8abifh5sfv3k">
+      <w:hyperlink w:history="1" r:id="rIdx3nbsv5s0pfzeukaivc3x">
         <w:r>
           <w:rPr>
             <w:rFonts w:ascii="Arial" w:cs="Arial" w:eastAsia="Arial" w:hAnsi="Arial"/>
@@ -17619,7 +17859,7 @@
         </w:rPr>
         <w:t xml:space="preserve"> (</w:t>
       </w:r>
-      <w:hyperlink w:history="1" r:id="rId5pujnu8fb3py8zu0qf1ud">
+      <w:hyperlink w:history="1" r:id="rIdnwyh5zrusubxdlyx-v69u">
         <w:r>
           <w:rPr>
             <w:rFonts w:ascii="Arial" w:cs="Arial" w:eastAsia="Arial" w:hAnsi="Arial"/>
@@ -18632,7 +18872,7 @@
             <w:pPr>
               <w:spacing w:after="20" w:before="0"/>
             </w:pPr>
-            <w:hyperlink w:history="1" r:id="rIdxv68rex8cihmm3enanqv6">
+            <w:hyperlink w:history="1" r:id="rIdf2adpd8gqrefqzq2epiz_">
               <w:r>
                 <w:rPr>
                   <w:rFonts w:ascii="Arial" w:cs="Arial" w:eastAsia="Arial" w:hAnsi="Arial"/>
@@ -18641,7 +18881,7 @@
                   <w:szCs w:val="16"/>
                   <w:u w:val="single" w:color="2E75B6"/>
                 </w:rPr>
-                <w:t xml:space="preserve">Intro to logarithm properties (2 of 2)</w:t>
+                <w:t xml:space="preserve">Proof of the logarithm quotient and power rules</w:t>
               </w:r>
             </w:hyperlink>
           </w:p>
@@ -18665,7 +18905,7 @@
               <w:spacing w:after="10" w:before="0"/>
               <w:ind w:left="120"/>
             </w:pPr>
-            <w:hyperlink w:history="1" r:id="rIdduimncchkoezblzku1giq">
+            <w:hyperlink w:history="1" r:id="rIdn0mjyg35qlygx5qjptrtf">
               <w:r>
                 <w:rPr>
                   <w:rFonts w:ascii="Arial" w:cs="Arial" w:eastAsia="Arial" w:hAnsi="Arial"/>
@@ -18710,7 +18950,7 @@
             <w:pPr>
               <w:spacing w:after="20" w:before="0"/>
             </w:pPr>
-            <w:hyperlink w:history="1" r:id="rIdrsfgr2h8vx-0ejn280nov">
+            <w:hyperlink w:history="1" r:id="rIdca28bepotc4oldvgnndwo">
               <w:r>
                 <w:rPr>
                   <w:rFonts w:ascii="Arial" w:cs="Arial" w:eastAsia="Arial" w:hAnsi="Arial"/>
@@ -18725,6 +18965,22 @@
           </w:p>
           <w:p>
             <w:pPr>
+              <w:spacing w:after="20" w:before="0"/>
+            </w:pPr>
+            <w:r>
+              <w:rPr>
+                <w:rFonts w:ascii="Arial" w:cs="Arial" w:eastAsia="Arial" w:hAnsi="Arial"/>
+                <w:i/>
+                <w:iCs/>
+                <w:color w:val="595959"/>
+                <w:sz w:val="16"/>
+                <w:szCs w:val="16"/>
+              </w:rPr>
+              <w:t xml:space="preserve">Related topic: not an exact match for this lesson.</w:t>
+            </w:r>
+          </w:p>
+          <w:p>
+            <w:pPr>
               <w:spacing w:after="10" w:before="0"/>
               <w:ind w:left="120"/>
             </w:pPr>
@@ -18743,7 +18999,7 @@
               <w:spacing w:after="10" w:before="0"/>
               <w:ind w:left="120"/>
             </w:pPr>
-            <w:hyperlink w:history="1" r:id="rIdds8pyw9k9frieyvessat8">
+            <w:hyperlink w:history="1" r:id="rIdqmdzl2jl34l7xnnr6tr06">
               <w:r>
                 <w:rPr>
                   <w:rFonts w:ascii="Arial" w:cs="Arial" w:eastAsia="Arial" w:hAnsi="Arial"/>
@@ -18938,7 +19194,7 @@
             <w:pPr>
               <w:spacing w:after="20" w:before="0"/>
             </w:pPr>
-            <w:hyperlink w:history="1" r:id="rIdhx1mvblyk9cziyaalmzgu">
+            <w:hyperlink w:history="1" r:id="rIdcaihjqgf8dw64z_j92c0m">
               <w:r>
                 <w:rPr>
                   <w:rFonts w:ascii="Arial" w:cs="Arial" w:eastAsia="Arial" w:hAnsi="Arial"/>
@@ -18947,7 +19203,7 @@
                   <w:szCs w:val="16"/>
                   <w:u w:val="single" w:color="2E75B6"/>
                 </w:rPr>
-                <w:t xml:space="preserve">Intro to logarithm properties (2 of 2)</w:t>
+                <w:t xml:space="preserve">Proof of the logarithm product rule</w:t>
               </w:r>
             </w:hyperlink>
           </w:p>
@@ -18971,7 +19227,7 @@
               <w:spacing w:after="10" w:before="0"/>
               <w:ind w:left="120"/>
             </w:pPr>
-            <w:hyperlink w:history="1" r:id="rIdsgf_vy2cutriuvphuqu9j">
+            <w:hyperlink w:history="1" r:id="rId4t8pftmjs6tpoji_muffr">
               <w:r>
                 <w:rPr>
                   <w:rFonts w:ascii="Arial" w:cs="Arial" w:eastAsia="Arial" w:hAnsi="Arial"/>
@@ -19016,7 +19272,7 @@
             <w:pPr>
               <w:spacing w:after="20" w:before="0"/>
             </w:pPr>
-            <w:hyperlink w:history="1" r:id="rIdb6fglgrhx2t0zpw5ki0r2">
+            <w:hyperlink w:history="1" r:id="rIdoxcwfhsemkzsugbzcgp7f">
               <w:r>
                 <w:rPr>
                   <w:rFonts w:ascii="Arial" w:cs="Arial" w:eastAsia="Arial" w:hAnsi="Arial"/>
@@ -19031,6 +19287,22 @@
           </w:p>
           <w:p>
             <w:pPr>
+              <w:spacing w:after="20" w:before="0"/>
+            </w:pPr>
+            <w:r>
+              <w:rPr>
+                <w:rFonts w:ascii="Arial" w:cs="Arial" w:eastAsia="Arial" w:hAnsi="Arial"/>
+                <w:i/>
+                <w:iCs/>
+                <w:color w:val="595959"/>
+                <w:sz w:val="16"/>
+                <w:szCs w:val="16"/>
+              </w:rPr>
+              <w:t xml:space="preserve">Related topic: not an exact match for this lesson.</w:t>
+            </w:r>
+          </w:p>
+          <w:p>
+            <w:pPr>
               <w:spacing w:after="10" w:before="0"/>
               <w:ind w:left="120"/>
             </w:pPr>
@@ -19049,7 +19321,7 @@
               <w:spacing w:after="10" w:before="0"/>
               <w:ind w:left="120"/>
             </w:pPr>
-            <w:hyperlink w:history="1" r:id="rIdvi3vpugn8hl3nnidwpbgk">
+            <w:hyperlink w:history="1" r:id="rIdfbmnozbjyr_gwbbvye_g9">
               <w:r>
                 <w:rPr>
                   <w:rFonts w:ascii="Arial" w:cs="Arial" w:eastAsia="Arial" w:hAnsi="Arial"/>
@@ -19244,7 +19516,7 @@
             <w:pPr>
               <w:spacing w:after="20" w:before="0"/>
             </w:pPr>
-            <w:hyperlink w:history="1" r:id="rId96jcpq5aqfzs1f-lnb0e4">
+            <w:hyperlink w:history="1" r:id="rIdlmydkbnljz7k5fmsavd-3">
               <w:r>
                 <w:rPr>
                   <w:rFonts w:ascii="Arial" w:cs="Arial" w:eastAsia="Arial" w:hAnsi="Arial"/>
@@ -19253,7 +19525,7 @@
                   <w:szCs w:val="16"/>
                   <w:u w:val="single" w:color="2E75B6"/>
                 </w:rPr>
-                <w:t xml:space="preserve">Intro to logarithm properties (2 of 2)</w:t>
+                <w:t xml:space="preserve">Proof of the logarithm quotient and power rules -dubbed(KY)</w:t>
               </w:r>
             </w:hyperlink>
           </w:p>
@@ -19269,7 +19541,7 @@
                 <w:sz w:val="14"/>
                 <w:szCs w:val="14"/>
               </w:rPr>
-              <w:t xml:space="preserve">Source: Khan Academy (English - US curriculum)</w:t>
+              <w:t xml:space="preserve">Source: Khan Academy (Kiswahili)</w:t>
             </w:r>
           </w:p>
           <w:p>
@@ -19277,7 +19549,7 @@
               <w:spacing w:after="10" w:before="0"/>
               <w:ind w:left="120"/>
             </w:pPr>
-            <w:hyperlink w:history="1" r:id="rId3desrqvisxqkdf31fjtf2">
+            <w:hyperlink w:history="1" r:id="rIdmunyfhlal160hooqzjfr3">
               <w:r>
                 <w:rPr>
                   <w:rFonts w:ascii="Arial" w:cs="Arial" w:eastAsia="Arial" w:hAnsi="Arial"/>
@@ -19322,7 +19594,7 @@
             <w:pPr>
               <w:spacing w:after="20" w:before="0"/>
             </w:pPr>
-            <w:hyperlink w:history="1" r:id="rIdasdjdql6jew0ui0mely9l">
+            <w:hyperlink w:history="1" r:id="rIde1mscrx8empabm-32apsi">
               <w:r>
                 <w:rPr>
                   <w:rFonts w:ascii="Arial" w:cs="Arial" w:eastAsia="Arial" w:hAnsi="Arial"/>
@@ -19337,6 +19609,22 @@
           </w:p>
           <w:p>
             <w:pPr>
+              <w:spacing w:after="20" w:before="0"/>
+            </w:pPr>
+            <w:r>
+              <w:rPr>
+                <w:rFonts w:ascii="Arial" w:cs="Arial" w:eastAsia="Arial" w:hAnsi="Arial"/>
+                <w:i/>
+                <w:iCs/>
+                <w:color w:val="595959"/>
+                <w:sz w:val="16"/>
+                <w:szCs w:val="16"/>
+              </w:rPr>
+              <w:t xml:space="preserve">Related topic: not an exact match for this lesson.</w:t>
+            </w:r>
+          </w:p>
+          <w:p>
+            <w:pPr>
               <w:spacing w:after="10" w:before="0"/>
               <w:ind w:left="120"/>
             </w:pPr>
@@ -19355,7 +19643,7 @@
               <w:spacing w:after="10" w:before="0"/>
               <w:ind w:left="120"/>
             </w:pPr>
-            <w:hyperlink w:history="1" r:id="rIdhxoahg3b5woxtquiox52k">
+            <w:hyperlink w:history="1" r:id="rIdcwoglkts6voiglc1q2co5">
               <w:r>
                 <w:rPr>
                   <w:rFonts w:ascii="Arial" w:cs="Arial" w:eastAsia="Arial" w:hAnsi="Arial"/>
@@ -19550,7 +19838,7 @@
             <w:pPr>
               <w:spacing w:after="20" w:before="0"/>
             </w:pPr>
-            <w:hyperlink w:history="1" r:id="rIdmgl_fbvjaof8fdsa19d83">
+            <w:hyperlink w:history="1" r:id="rIdprwtkafqattbtlnpk9yz5">
               <w:r>
                 <w:rPr>
                   <w:rFonts w:ascii="Arial" w:cs="Arial" w:eastAsia="Arial" w:hAnsi="Arial"/>
@@ -19559,7 +19847,7 @@
                   <w:szCs w:val="16"/>
                   <w:u w:val="single" w:color="2E75B6"/>
                 </w:rPr>
-                <w:t xml:space="preserve">Intro to logarithm properties (2 of 2)</w:t>
+                <w:t xml:space="preserve">Proof of the logarithm quotient and power rules</w:t>
               </w:r>
             </w:hyperlink>
           </w:p>
@@ -19583,7 +19871,7 @@
               <w:spacing w:after="10" w:before="0"/>
               <w:ind w:left="120"/>
             </w:pPr>
-            <w:hyperlink w:history="1" r:id="rIdxr6yvz7r2wduhnrhat3kd">
+            <w:hyperlink w:history="1" r:id="rIdqmboyhsm9xgfav-f4an9-">
               <w:r>
                 <w:rPr>
                   <w:rFonts w:ascii="Arial" w:cs="Arial" w:eastAsia="Arial" w:hAnsi="Arial"/>
@@ -19628,7 +19916,7 @@
             <w:pPr>
               <w:spacing w:after="20" w:before="0"/>
             </w:pPr>
-            <w:hyperlink w:history="1" r:id="rIdc8nv25bat82jfth3i_t95">
+            <w:hyperlink w:history="1" r:id="rIda29q_ts4oywm_tuh-duye">
               <w:r>
                 <w:rPr>
                   <w:rFonts w:ascii="Arial" w:cs="Arial" w:eastAsia="Arial" w:hAnsi="Arial"/>
@@ -19643,6 +19931,22 @@
           </w:p>
           <w:p>
             <w:pPr>
+              <w:spacing w:after="20" w:before="0"/>
+            </w:pPr>
+            <w:r>
+              <w:rPr>
+                <w:rFonts w:ascii="Arial" w:cs="Arial" w:eastAsia="Arial" w:hAnsi="Arial"/>
+                <w:i/>
+                <w:iCs/>
+                <w:color w:val="595959"/>
+                <w:sz w:val="16"/>
+                <w:szCs w:val="16"/>
+              </w:rPr>
+              <w:t xml:space="preserve">Related topic: not an exact match for this lesson.</w:t>
+            </w:r>
+          </w:p>
+          <w:p>
+            <w:pPr>
               <w:spacing w:after="10" w:before="0"/>
               <w:ind w:left="120"/>
             </w:pPr>
@@ -19661,7 +19965,7 @@
               <w:spacing w:after="10" w:before="0"/>
               <w:ind w:left="120"/>
             </w:pPr>
-            <w:hyperlink w:history="1" r:id="rIdxql_fvl-3daoqrsts0pz6">
+            <w:hyperlink w:history="1" r:id="rIdhcgvb_tvy_wfwfkhyipia">
               <w:r>
                 <w:rPr>
                   <w:rFonts w:ascii="Arial" w:cs="Arial" w:eastAsia="Arial" w:hAnsi="Arial"/>
@@ -19856,7 +20160,7 @@
             <w:pPr>
               <w:spacing w:after="20" w:before="0"/>
             </w:pPr>
-            <w:hyperlink w:history="1" r:id="rIdihl-zrcgfxu64ablsmnbv">
+            <w:hyperlink w:history="1" r:id="rId4gj4zom1cx_jvg6qg17q2">
               <w:r>
                 <w:rPr>
                   <w:rFonts w:ascii="Arial" w:cs="Arial" w:eastAsia="Arial" w:hAnsi="Arial"/>
@@ -19865,7 +20169,7 @@
                   <w:szCs w:val="16"/>
                   <w:u w:val="single" w:color="2E75B6"/>
                 </w:rPr>
-                <w:t xml:space="preserve">Intro to logarithm properties (2 of 2)</w:t>
+                <w:t xml:space="preserve">Proof of the logarithm product rule</w:t>
               </w:r>
             </w:hyperlink>
           </w:p>
@@ -19889,7 +20193,7 @@
               <w:spacing w:after="10" w:before="0"/>
               <w:ind w:left="120"/>
             </w:pPr>
-            <w:hyperlink w:history="1" r:id="rId4mzpc8hw-co_n0hgak_rd">
+            <w:hyperlink w:history="1" r:id="rIdk5rq03ip7-ogkm5dtmphx">
               <w:r>
                 <w:rPr>
                   <w:rFonts w:ascii="Arial" w:cs="Arial" w:eastAsia="Arial" w:hAnsi="Arial"/>
@@ -19934,7 +20238,7 @@
             <w:pPr>
               <w:spacing w:after="20" w:before="0"/>
             </w:pPr>
-            <w:hyperlink w:history="1" r:id="rIdckpp_gaklroah8hwaeci3">
+            <w:hyperlink w:history="1" r:id="rIdllqg3cnpgpjtwxn5hk5no">
               <w:r>
                 <w:rPr>
                   <w:rFonts w:ascii="Arial" w:cs="Arial" w:eastAsia="Arial" w:hAnsi="Arial"/>
@@ -19949,6 +20253,22 @@
           </w:p>
           <w:p>
             <w:pPr>
+              <w:spacing w:after="20" w:before="0"/>
+            </w:pPr>
+            <w:r>
+              <w:rPr>
+                <w:rFonts w:ascii="Arial" w:cs="Arial" w:eastAsia="Arial" w:hAnsi="Arial"/>
+                <w:i/>
+                <w:iCs/>
+                <w:color w:val="595959"/>
+                <w:sz w:val="16"/>
+                <w:szCs w:val="16"/>
+              </w:rPr>
+              <w:t xml:space="preserve">Related topic: not an exact match for this lesson.</w:t>
+            </w:r>
+          </w:p>
+          <w:p>
+            <w:pPr>
               <w:spacing w:after="10" w:before="0"/>
               <w:ind w:left="120"/>
             </w:pPr>
@@ -19967,7 +20287,7 @@
               <w:spacing w:after="10" w:before="0"/>
               <w:ind w:left="120"/>
             </w:pPr>
-            <w:hyperlink w:history="1" r:id="rIdhmc5yhccicgp549jlihud">
+            <w:hyperlink w:history="1" r:id="rId36mtryalxgjcmkf3o0s7x">
               <w:r>
                 <w:rPr>
                   <w:rFonts w:ascii="Arial" w:cs="Arial" w:eastAsia="Arial" w:hAnsi="Arial"/>
@@ -20479,7 +20799,7 @@
         </w:rPr>
         <w:t xml:space="preserve">© 2026 SeaVuria and ARES. Aligned with KICD objectives. Developed by SeaVuria; technical implementation by ARES (with AI assistance from Claude). Licensed under </w:t>
       </w:r>
-      <w:hyperlink w:history="1" r:id="rIdgla8uixrcqjdso5gbpkoa">
+      <w:hyperlink w:history="1" r:id="rId7xckdfu1ntpxsq-kimajq">
         <w:r>
           <w:rPr>
             <w:rFonts w:ascii="Arial" w:cs="Arial" w:eastAsia="Arial" w:hAnsi="Arial"/>
@@ -20500,7 +20820,7 @@
         </w:rPr>
         <w:t xml:space="preserve"> (</w:t>
       </w:r>
-      <w:hyperlink w:history="1" r:id="rId8dxeasueo2urgjrvoymhu">
+      <w:hyperlink w:history="1" r:id="rIdasl_gdd9fk6-mmcxwkxlz">
         <w:r>
           <w:rPr>
             <w:rFonts w:ascii="Arial" w:cs="Arial" w:eastAsia="Arial" w:hAnsi="Arial"/>
@@ -21712,7 +22032,7 @@
             <w:pPr>
               <w:spacing w:after="20" w:before="0"/>
             </w:pPr>
-            <w:hyperlink w:history="1" r:id="rIdtuptlokyqi1ulgnu-1zoe">
+            <w:hyperlink w:history="1" r:id="rIddsj2xnqyk6pfomj6jmxoe">
               <w:r>
                 <w:rPr>
                   <w:rFonts w:ascii="Arial" w:cs="Arial" w:eastAsia="Arial" w:hAnsi="Arial"/>
@@ -21745,7 +22065,7 @@
               <w:spacing w:after="10" w:before="0"/>
               <w:ind w:left="120"/>
             </w:pPr>
-            <w:hyperlink w:history="1" r:id="rIdkud9jogk2jfjnkz1o9mgg">
+            <w:hyperlink w:history="1" r:id="rIdfawvm_r_n82qvt-wq2bb0">
               <w:r>
                 <w:rPr>
                   <w:rFonts w:ascii="Arial" w:cs="Arial" w:eastAsia="Arial" w:hAnsi="Arial"/>
@@ -21790,7 +22110,635 @@
             <w:pPr>
               <w:spacing w:after="20" w:before="0"/>
             </w:pPr>
-            <w:hyperlink w:history="1" r:id="rIdvzbbmfjmyn8_vynhkxyu6">
+            <w:hyperlink w:history="1" r:id="rIdlehn3vroildphdi45bdwv">
+              <w:r>
+                <w:rPr>
+                  <w:rFonts w:ascii="Arial" w:cs="Arial" w:eastAsia="Arial" w:hAnsi="Arial"/>
+                  <w:color w:val="2E75B6"/>
+                  <w:sz w:val="16"/>
+                  <w:szCs w:val="16"/>
+                  <w:u w:val="single" w:color="2E75B6"/>
+                </w:rPr>
+                <w:t xml:space="preserve">Power Property of Logarithms (Flexbook)</w:t>
+              </w:r>
+            </w:hyperlink>
+          </w:p>
+          <w:p>
+            <w:pPr>
+              <w:spacing w:after="10" w:before="0"/>
+              <w:ind w:left="120"/>
+            </w:pPr>
+            <w:r>
+              <w:rPr>
+                <w:rFonts w:ascii="Arial" w:cs="Arial" w:eastAsia="Arial" w:hAnsi="Arial"/>
+                <w:color w:val="595959"/>
+                <w:sz w:val="14"/>
+                <w:szCs w:val="14"/>
+              </w:rPr>
+              <w:t xml:space="preserve">Source: CK-12</w:t>
+            </w:r>
+          </w:p>
+          <w:p>
+            <w:pPr>
+              <w:spacing w:after="10" w:before="0"/>
+              <w:ind w:left="120"/>
+            </w:pPr>
+            <w:hyperlink w:history="1" r:id="rIdpocc3oi3ql9sbnc1zzgs2">
+              <w:r>
+                <w:rPr>
+                  <w:rFonts w:ascii="Arial" w:cs="Arial" w:eastAsia="Arial" w:hAnsi="Arial"/>
+                  <w:color w:val="595959"/>
+                  <w:sz w:val="14"/>
+                  <w:szCs w:val="14"/>
+                  <w:u w:val="single" w:color="595959"/>
+                </w:rPr>
+                <w:t xml:space="preserve">🔍 Search ARES for similar readings</w:t>
+              </w:r>
+            </w:hyperlink>
+          </w:p>
+        </w:tc>
+        <w:tc>
+          <w:tcPr>
+            <w:tcW w:type="dxa" w:w="3040"/>
+            <w:shd w:fill="FFFFFF" w:color="auto" w:val="clear"/>
+            <w:tcMar>
+              <w:top w:type="dxa" w:w="60"/>
+              <w:left w:type="dxa" w:w="120"/>
+              <w:bottom w:type="dxa" w:w="60"/>
+              <w:right w:type="dxa" w:w="120"/>
+            </w:tcMar>
+            <w:vAlign w:val="top"/>
+          </w:tcPr>
+          <w:p>
+            <w:pPr>
+              <w:spacing w:after="40" w:before="0"/>
+              <w:jc w:val="left"/>
+            </w:pPr>
+            <w:r>
+              <w:rPr>
+                <w:rFonts w:ascii="Arial" w:cs="Arial" w:eastAsia="Arial" w:hAnsi="Arial"/>
+                <w:b w:val="false"/>
+                <w:bCs w:val="false"/>
+                <w:i w:val="false"/>
+                <w:iCs w:val="false"/>
+                <w:color w:val="000000"/>
+                <w:sz w:val="18"/>
+                <w:szCs w:val="18"/>
+              </w:rPr>
+              <w:t xml:space="preserve">Working individually for 3 minutes, learners attempt to estimate two values without any table: (1) 1.045¹², the multiplier for a 12-year SACCO compound-interest calculation on a Ksh 50,000 loan at 4.5% p.a., and (2) √8,464, the side length of a square plot of land in Nakuru County with area 8,464 m². Learners write their estimates and one sentence explaining their reasoning strategy in their exercise books. They then share their estimate with a shoulder partner and note whether their two estimates agree.</w:t>
+            </w:r>
+          </w:p>
+        </w:tc>
+        <w:tc>
+          <w:tcPr>
+            <w:tcW w:type="dxa" w:w="3040"/>
+            <w:shd w:fill="F2F2F2" w:color="auto" w:val="clear"/>
+            <w:tcMar>
+              <w:top w:type="dxa" w:w="60"/>
+              <w:left w:type="dxa" w:w="120"/>
+              <w:bottom w:type="dxa" w:w="60"/>
+              <w:right w:type="dxa" w:w="120"/>
+            </w:tcMar>
+            <w:vAlign w:val="top"/>
+          </w:tcPr>
+          <w:p>
+            <w:pPr>
+              <w:spacing w:after="40" w:before="0"/>
+              <w:jc w:val="left"/>
+            </w:pPr>
+            <w:r>
+              <w:rPr>
+                <w:rFonts w:ascii="Arial" w:cs="Arial" w:eastAsia="Arial" w:hAnsi="Arial"/>
+                <w:b w:val="false"/>
+                <w:bCs w:val="false"/>
+                <w:i w:val="false"/>
+                <w:iCs w:val="false"/>
+                <w:color w:val="000000"/>
+                <w:sz w:val="18"/>
+                <w:szCs w:val="18"/>
+              </w:rPr>
+              <w:t xml:space="preserve">Display the two questions on the board under the heading 'Can you find these without a calculator or tables?' Ask: 'Before we touch any table today, I want you to feel how hard these calculations are. Write your best estimate — a number — and one reason why you chose it. You have 3 minutes. Start now.' [Allow 3 minutes of silent individual work.] After 3 minutes, say: 'Share your estimate with your partner. Do you agree? Why or why not?' [Allow 90 seconds pair talk.] Then cold-call 3 pairs — deliberately selecting one pair whose estimates differ widely — asking: 'Pair at the back — what did you get for 1.045¹² and how did you reason?' [WAIT TIME: 12 seconds after asking before accepting any response.] For √8,464, cold-call a second pair: 'What is your estimate for the side of the plot and how did you check it?' [WAIT TIME: 10 seconds.] Cold-call a third pair who looked uncertain: 'You two looked puzzled — what made 1.045¹² hard to estimate?' Validate all reasoning attempts, then say: 'These calculations are genuinely hard by ordinary arithmetic. By the end of today, each of you will be able to find both answers in under three minutes using only your four-figure tables — the same tool the Kericho farm manager uses.'</w:t>
+            </w:r>
+          </w:p>
+        </w:tc>
+        <w:tc>
+          <w:tcPr>
+            <w:tcW w:type="dxa" w:w="3040"/>
+            <w:shd w:fill="FFFFFF" w:color="auto" w:val="clear"/>
+            <w:tcMar>
+              <w:top w:type="dxa" w:w="60"/>
+              <w:left w:type="dxa" w:w="120"/>
+              <w:bottom w:type="dxa" w:w="60"/>
+              <w:right w:type="dxa" w:w="120"/>
+            </w:tcMar>
+            <w:vAlign w:val="top"/>
+          </w:tcPr>
+          <w:p>
+            <w:pPr>
+              <w:spacing w:after="40" w:before="0"/>
+              <w:jc w:val="left"/>
+            </w:pPr>
+            <w:r>
+              <w:rPr>
+                <w:rFonts w:ascii="Arial" w:cs="Arial" w:eastAsia="Arial" w:hAnsi="Arial"/>
+                <w:b w:val="false"/>
+                <w:bCs w:val="false"/>
+                <w:i w:val="false"/>
+                <w:iCs w:val="false"/>
+                <w:color w:val="000000"/>
+                <w:sz w:val="18"/>
+                <w:szCs w:val="18"/>
+              </w:rPr>
+              <w:t xml:space="preserve">Cognitive Conflict through Estimation: Learners confront the computational difficulty of powers and roots directly before instruction. This activates prior knowledge of compound interest (from real-life experience or earlier classes) and square roots (from Junior School), and creates a felt need for the new logarithm laws. The shoulder-partner comparison surfaces a range of estimation strategies (squaring mentally, repeated multiplication, guessing between perfect squares) that the teacher can reference during the Observe phase.</w:t>
+            </w:r>
+          </w:p>
+        </w:tc>
+        <w:tc>
+          <w:tcPr>
+            <w:tcW w:type="dxa" w:w="3040"/>
+            <w:shd w:fill="F2F2F2" w:color="auto" w:val="clear"/>
+            <w:tcMar>
+              <w:top w:type="dxa" w:w="60"/>
+              <w:left w:type="dxa" w:w="120"/>
+              <w:bottom w:type="dxa" w:w="60"/>
+              <w:right w:type="dxa" w:w="120"/>
+            </w:tcMar>
+            <w:vAlign w:val="top"/>
+          </w:tcPr>
+          <w:p>
+            <w:pPr>
+              <w:spacing w:after="40" w:before="0"/>
+              <w:jc w:val="left"/>
+            </w:pPr>
+            <w:r>
+              <w:rPr>
+                <w:rFonts w:ascii="Arial" w:cs="Arial" w:eastAsia="Arial" w:hAnsi="Arial"/>
+                <w:b w:val="false"/>
+                <w:bCs w:val="false"/>
+                <w:i w:val="false"/>
+                <w:iCs w:val="false"/>
+                <w:color w:val="000000"/>
+                <w:sz w:val="18"/>
+                <w:szCs w:val="18"/>
+              </w:rPr>
+              <w:t xml:space="preserve">Teacher circulates during the 3-minute individual work and looks for: (1) whether any learner attempts to compute 1.045¹² by repeated multiplication — this reveals strong prior skill and can be used as a bridge; (2) whether learners bracket √8,464 between known perfect squares (e.g. 90² = 8,100 and 100² = 10,000), signalling readiness to connect the root law to the antilog step; (3) learners who write '1' or '0' for 1.045¹² reveal a misconception that any number close to 1 raised to a power stays at 1 — flag these learners for targeted support during the Observe phase.</w:t>
+            </w:r>
+          </w:p>
+        </w:tc>
+      </w:tr>
+      <w:tr>
+        <w:tc>
+          <w:tcPr>
+            <w:tcW w:type="dxa" w:w="1520"/>
+            <w:shd w:fill="D9EEF1" w:color="auto" w:val="clear"/>
+            <w:tcMar>
+              <w:top w:type="dxa" w:w="60"/>
+              <w:left w:type="dxa" w:w="120"/>
+              <w:bottom w:type="dxa" w:w="60"/>
+              <w:right w:type="dxa" w:w="120"/>
+            </w:tcMar>
+            <w:vAlign w:val="top"/>
+          </w:tcPr>
+          <w:p>
+            <w:pPr>
+              <w:spacing w:after="40" w:before="0"/>
+              <w:jc w:val="left"/>
+            </w:pPr>
+            <w:r>
+              <w:rPr>
+                <w:rFonts w:ascii="Arial" w:cs="Arial" w:eastAsia="Arial" w:hAnsi="Arial"/>
+                <w:b/>
+                <w:bCs/>
+                <w:i w:val="false"/>
+                <w:iCs w:val="false"/>
+                <w:color w:val="000000"/>
+                <w:sz w:val="18"/>
+                <w:szCs w:val="18"/>
+              </w:rPr>
+              <w:t xml:space="preserve">Observe Phase</w:t>
+            </w:r>
+          </w:p>
+          <w:p>
+            <w:pPr>
+              <w:spacing w:after="20" w:before="0"/>
+            </w:pPr>
+            <w:r>
+              <w:rPr>
+                <w:rFonts w:ascii="Arial" w:cs="Arial" w:eastAsia="Arial" w:hAnsi="Arial"/>
+                <w:b/>
+                <w:bCs/>
+                <w:color w:val="1F3864"/>
+                <w:sz w:val="16"/>
+                <w:szCs w:val="16"/>
+              </w:rPr>
+              <w:t xml:space="preserve">📹 VIDEO:</w:t>
+            </w:r>
+          </w:p>
+          <w:p>
+            <w:pPr>
+              <w:spacing w:after="20" w:before="0"/>
+            </w:pPr>
+            <w:hyperlink w:history="1" r:id="rIdwu8bmx4gwb72ciztw9gsb">
+              <w:r>
+                <w:rPr>
+                  <w:rFonts w:ascii="Arial" w:cs="Arial" w:eastAsia="Arial" w:hAnsi="Arial"/>
+                  <w:color w:val="2E75B6"/>
+                  <w:sz w:val="16"/>
+                  <w:szCs w:val="16"/>
+                  <w:u w:val="single" w:color="2E75B6"/>
+                </w:rPr>
+                <w:t xml:space="preserve">Proof of the logarithm quotient and power rules</w:t>
+              </w:r>
+            </w:hyperlink>
+          </w:p>
+          <w:p>
+            <w:pPr>
+              <w:spacing w:after="10" w:before="0"/>
+              <w:ind w:left="120"/>
+            </w:pPr>
+            <w:r>
+              <w:rPr>
+                <w:rFonts w:ascii="Arial" w:cs="Arial" w:eastAsia="Arial" w:hAnsi="Arial"/>
+                <w:color w:val="595959"/>
+                <w:sz w:val="14"/>
+                <w:szCs w:val="14"/>
+              </w:rPr>
+              <w:t xml:space="preserve">Source: Khan Academy (English - US curriculum)</w:t>
+            </w:r>
+          </w:p>
+          <w:p>
+            <w:pPr>
+              <w:spacing w:after="10" w:before="0"/>
+              <w:ind w:left="120"/>
+            </w:pPr>
+            <w:hyperlink w:history="1" r:id="rId2m8xktw-z8zjs1b7wduxt">
+              <w:r>
+                <w:rPr>
+                  <w:rFonts w:ascii="Arial" w:cs="Arial" w:eastAsia="Arial" w:hAnsi="Arial"/>
+                  <w:color w:val="595959"/>
+                  <w:sz w:val="14"/>
+                  <w:szCs w:val="14"/>
+                  <w:u w:val="single" w:color="595959"/>
+                </w:rPr>
+                <w:t xml:space="preserve">🔍 Search ARES for similar videos</w:t>
+              </w:r>
+            </w:hyperlink>
+          </w:p>
+          <w:p>
+            <w:pPr>
+              <w:spacing w:after="40" w:before="0"/>
+            </w:pPr>
+            <w:r>
+              <w:rPr>
+                <w:sz w:val="14"/>
+                <w:szCs w:val="14"/>
+              </w:rPr>
+              <w:t xml:space="preserve"/>
+            </w:r>
+          </w:p>
+          <w:p>
+            <w:pPr>
+              <w:spacing w:after="20" w:before="0"/>
+            </w:pPr>
+            <w:r>
+              <w:rPr>
+                <w:rFonts w:ascii="Arial" w:cs="Arial" w:eastAsia="Arial" w:hAnsi="Arial"/>
+                <w:b/>
+                <w:bCs/>
+                <w:color w:val="1F3864"/>
+                <w:sz w:val="16"/>
+                <w:szCs w:val="16"/>
+              </w:rPr>
+              <w:t xml:space="preserve">📖 EXERCISE:</w:t>
+            </w:r>
+          </w:p>
+          <w:p>
+            <w:pPr>
+              <w:spacing w:after="20" w:before="0"/>
+            </w:pPr>
+            <w:hyperlink w:history="1" r:id="rIdrj5vmgjfq7x9tx4m1mhwt">
+              <w:r>
+                <w:rPr>
+                  <w:rFonts w:ascii="Arial" w:cs="Arial" w:eastAsia="Arial" w:hAnsi="Arial"/>
+                  <w:color w:val="2E75B6"/>
+                  <w:sz w:val="16"/>
+                  <w:szCs w:val="16"/>
+                  <w:u w:val="single" w:color="2E75B6"/>
+                </w:rPr>
+                <w:t xml:space="preserve">Power Property of Logarithms Practice</w:t>
+              </w:r>
+            </w:hyperlink>
+          </w:p>
+          <w:p>
+            <w:pPr>
+              <w:spacing w:after="10" w:before="0"/>
+              <w:ind w:left="120"/>
+            </w:pPr>
+            <w:r>
+              <w:rPr>
+                <w:rFonts w:ascii="Arial" w:cs="Arial" w:eastAsia="Arial" w:hAnsi="Arial"/>
+                <w:color w:val="595959"/>
+                <w:sz w:val="14"/>
+                <w:szCs w:val="14"/>
+              </w:rPr>
+              <w:t xml:space="preserve">Source: CK-12</w:t>
+            </w:r>
+          </w:p>
+          <w:p>
+            <w:pPr>
+              <w:spacing w:after="10" w:before="0"/>
+              <w:ind w:left="120"/>
+            </w:pPr>
+            <w:hyperlink w:history="1" r:id="rIdgn5wmjphormeuhry0-48k">
+              <w:r>
+                <w:rPr>
+                  <w:rFonts w:ascii="Arial" w:cs="Arial" w:eastAsia="Arial" w:hAnsi="Arial"/>
+                  <w:color w:val="595959"/>
+                  <w:sz w:val="14"/>
+                  <w:szCs w:val="14"/>
+                  <w:u w:val="single" w:color="595959"/>
+                </w:rPr>
+                <w:t xml:space="preserve">🔍 Search ARES for similar readings</w:t>
+              </w:r>
+            </w:hyperlink>
+          </w:p>
+        </w:tc>
+        <w:tc>
+          <w:tcPr>
+            <w:tcW w:type="dxa" w:w="3040"/>
+            <w:shd w:fill="FFFFFF" w:color="auto" w:val="clear"/>
+            <w:tcMar>
+              <w:top w:type="dxa" w:w="60"/>
+              <w:left w:type="dxa" w:w="120"/>
+              <w:bottom w:type="dxa" w:w="60"/>
+              <w:right w:type="dxa" w:w="120"/>
+            </w:tcMar>
+            <w:vAlign w:val="top"/>
+          </w:tcPr>
+          <w:p>
+            <w:pPr>
+              <w:spacing w:after="40" w:before="0"/>
+              <w:jc w:val="left"/>
+            </w:pPr>
+            <w:r>
+              <w:rPr>
+                <w:rFonts w:ascii="Arial" w:cs="Arial" w:eastAsia="Arial" w:hAnsi="Arial"/>
+                <w:b w:val="false"/>
+                <w:bCs w:val="false"/>
+                <w:i w:val="false"/>
+                <w:iCs w:val="false"/>
+                <w:color w:val="000000"/>
+                <w:sz w:val="18"/>
+                <w:szCs w:val="18"/>
+              </w:rPr>
+              <w:t xml:space="preserve">Learners first observe and annotate a teacher-led step-by-step working of the power-law problem (SACCO compound interest), then independently complete the root-law problem (square plot side length), both using their printed four-figure log and antilog tables. For the teacher-led working, learners copy each step into their exercise books as it is built on the board, pausing at two points to predict the next step before it is revealed. For the independent working, learners are given a structured working frame with four labelled rows (Step 1: Find log; Step 2: Apply root law; Step 3: Find antilog; Step 4: State answer with units) and must fill in all four rows within 6 minutes.</w:t>
+            </w:r>
+          </w:p>
+        </w:tc>
+        <w:tc>
+          <w:tcPr>
+            <w:tcW w:type="dxa" w:w="3040"/>
+            <w:shd w:fill="F2F2F2" w:color="auto" w:val="clear"/>
+            <w:tcMar>
+              <w:top w:type="dxa" w:w="60"/>
+              <w:left w:type="dxa" w:w="120"/>
+              <w:bottom w:type="dxa" w:w="60"/>
+              <w:right w:type="dxa" w:w="120"/>
+            </w:tcMar>
+            <w:vAlign w:val="top"/>
+          </w:tcPr>
+          <w:p>
+            <w:pPr>
+              <w:spacing w:after="40" w:before="0"/>
+              <w:jc w:val="left"/>
+            </w:pPr>
+            <w:r>
+              <w:rPr>
+                <w:rFonts w:ascii="Arial" w:cs="Arial" w:eastAsia="Arial" w:hAnsi="Arial"/>
+                <w:b w:val="false"/>
+                <w:bCs w:val="false"/>
+                <w:i w:val="false"/>
+                <w:iCs w:val="false"/>
+                <w:color w:val="000000"/>
+                <w:sz w:val="18"/>
+                <w:szCs w:val="18"/>
+              </w:rPr>
+              <w:t xml:space="preserve">SAY: 'Open your four-figure tables. We are going to solve the SACCO problem together first, step by step. Watch and copy.' Write on the board: 'A = 50,000 × 1.045¹². We need 1.045¹².' STEP 1 — Derivation of the power law: Write 'log(1.045¹²) = ?' Ask the class: 'From Lesson 6, we know log(a × b) = log a + log b. What is log(1.045²) using that rule?' [WAIT TIME: 12 seconds. Cold-call 1 learner.] Build up: 'log(1.045²) = log 1.045 + log 1.045 = 2 × log 1.045. What about log(1.045³)?' [Cold-call 1 new learner, WAIT TIME: 10 seconds.] Then generalise on the board: 'log(aⁿ) = n × log a. This follows directly from repeated addition — just as aⁿ means a multiplied by itself n times, log(aⁿ) means log a added to itself n times.' Box the law. STEP 2 — Table reading: 'Find log 1.045 in your tables.' [Allow 60 seconds. Cold-call 1 learner to read out the value: 0.01912. Write on board.] 'Now multiply: 12 × 0.01912 = ?' [WAIT TIME: 15 seconds — learners do arithmetic in books. Cold-call 1 learner: 0.22944.] STEP 3 — Antilog: 'Now find antilog of 0.22944.' [Allow 90 seconds. Cold-call 1 learner: ≈ 1.696.] STEP 4 — Final answer: 'So A = 50,000 × 1.696 = Ksh 84,800.' Pause and ask: 'Does this feel right? Earlier you estimated 1.045¹² to be around [refer to a student's estimate]. How does 1.696 compare?' [WAIT TIME: 10 seconds. Acknowledge.] NOW transition to the root law: Write on board: 'Find √8,464.' Ask: 'Using our fractional index rule from Lesson 3, how can we write √8,464 as a power?' [WAIT TIME: 12 seconds. Cold-call 1 learner: 8,464^(1/2).] 'So log(8,464^(1/2)) = (1/2) × log 8,464. This is the root law: log(ⁿ√a) = (1/n) × log a.' Box the law on the board. Hand out the structured working frame. SAY: 'Now you complete the root problem independently. Use the four rows on your frame. You have 6 minutes.' Circulate and offer targeted prompts to learners struggling with the characteristic of log 8,464: 'How many digits are before the decimal point in 8,464? So what is the characteristic?'</w:t>
+            </w:r>
+          </w:p>
+        </w:tc>
+        <w:tc>
+          <w:tcPr>
+            <w:tcW w:type="dxa" w:w="3040"/>
+            <w:shd w:fill="FFFFFF" w:color="auto" w:val="clear"/>
+            <w:tcMar>
+              <w:top w:type="dxa" w:w="60"/>
+              <w:left w:type="dxa" w:w="120"/>
+              <w:bottom w:type="dxa" w:w="60"/>
+              <w:right w:type="dxa" w:w="120"/>
+            </w:tcMar>
+            <w:vAlign w:val="top"/>
+          </w:tcPr>
+          <w:p>
+            <w:pPr>
+              <w:spacing w:after="40" w:before="0"/>
+              <w:jc w:val="left"/>
+            </w:pPr>
+            <w:r>
+              <w:rPr>
+                <w:rFonts w:ascii="Arial" w:cs="Arial" w:eastAsia="Arial" w:hAnsi="Arial"/>
+                <w:b w:val="false"/>
+                <w:bCs w:val="false"/>
+                <w:i w:val="false"/>
+                <w:iCs w:val="false"/>
+                <w:color w:val="000000"/>
+                <w:sz w:val="18"/>
+                <w:szCs w:val="18"/>
+              </w:rPr>
+              <w:t xml:space="preserve">Gradual Reveal with Student Prediction (Scaffolded Direct Instruction): The power-law derivation is built incrementally from the product law learners already know, pausing at each step for learners to predict the pattern before it is stated. This makes the new law feel discovered rather than handed down. The structured working frame for the root problem provides enough scaffolding for independent practice without removing productive struggle — learners must still read the table and perform the arithmetic themselves.</w:t>
+            </w:r>
+          </w:p>
+        </w:tc>
+        <w:tc>
+          <w:tcPr>
+            <w:tcW w:type="dxa" w:w="3040"/>
+            <w:shd w:fill="F2F2F2" w:color="auto" w:val="clear"/>
+            <w:tcMar>
+              <w:top w:type="dxa" w:w="60"/>
+              <w:left w:type="dxa" w:w="120"/>
+              <w:bottom w:type="dxa" w:w="60"/>
+              <w:right w:type="dxa" w:w="120"/>
+            </w:tcMar>
+            <w:vAlign w:val="top"/>
+          </w:tcPr>
+          <w:p>
+            <w:pPr>
+              <w:spacing w:after="40" w:before="0"/>
+              <w:jc w:val="left"/>
+            </w:pPr>
+            <w:r>
+              <w:rPr>
+                <w:rFonts w:ascii="Arial" w:cs="Arial" w:eastAsia="Arial" w:hAnsi="Arial"/>
+                <w:b w:val="false"/>
+                <w:bCs w:val="false"/>
+                <w:i w:val="false"/>
+                <w:iCs w:val="false"/>
+                <w:color w:val="000000"/>
+                <w:sz w:val="18"/>
+                <w:szCs w:val="18"/>
+              </w:rPr>
+              <w:t xml:space="preserve">During teacher-led working: listen for whether learners correctly generalise from log(1.045²) = 2 × log 1.045 to the general law — if two or more learners cannot make the leap, pause and re-derive using log(1.045³) as a second concrete case. During independent root-law working: circulate and check Step 1 (log 8,464 should be 3.9276) — a wrong characteristic (e.g. writing 2.9276) indicates the learner has miscounted digits and needs immediate re-teaching of the characteristic rule from Lesson 4. Check Step 2 (½ × 3.9276 = 1.9638). Check Step 3 (antilog 1.9638 ≈ 92.0). Learners who correctly complete all four rows and state '√8,464 ≈ 92.0 m' are ready for the Explain phase extension task.</w:t>
+            </w:r>
+          </w:p>
+        </w:tc>
+      </w:tr>
+      <w:tr>
+        <w:tc>
+          <w:tcPr>
+            <w:tcW w:type="dxa" w:w="1520"/>
+            <w:shd w:fill="E2EFDA" w:color="auto" w:val="clear"/>
+            <w:tcMar>
+              <w:top w:type="dxa" w:w="60"/>
+              <w:left w:type="dxa" w:w="120"/>
+              <w:bottom w:type="dxa" w:w="60"/>
+              <w:right w:type="dxa" w:w="120"/>
+            </w:tcMar>
+            <w:vAlign w:val="top"/>
+          </w:tcPr>
+          <w:p>
+            <w:pPr>
+              <w:spacing w:after="40" w:before="0"/>
+              <w:jc w:val="left"/>
+            </w:pPr>
+            <w:r>
+              <w:rPr>
+                <w:rFonts w:ascii="Arial" w:cs="Arial" w:eastAsia="Arial" w:hAnsi="Arial"/>
+                <w:b/>
+                <w:bCs/>
+                <w:i w:val="false"/>
+                <w:iCs w:val="false"/>
+                <w:color w:val="000000"/>
+                <w:sz w:val="18"/>
+                <w:szCs w:val="18"/>
+              </w:rPr>
+              <w:t xml:space="preserve">Explain Phase</w:t>
+            </w:r>
+          </w:p>
+          <w:p>
+            <w:pPr>
+              <w:spacing w:after="20" w:before="0"/>
+            </w:pPr>
+            <w:r>
+              <w:rPr>
+                <w:rFonts w:ascii="Arial" w:cs="Arial" w:eastAsia="Arial" w:hAnsi="Arial"/>
+                <w:b/>
+                <w:bCs/>
+                <w:color w:val="1F3864"/>
+                <w:sz w:val="16"/>
+                <w:szCs w:val="16"/>
+              </w:rPr>
+              <w:t xml:space="preserve">📹 VIDEO:</w:t>
+            </w:r>
+          </w:p>
+          <w:p>
+            <w:pPr>
+              <w:spacing w:after="20" w:before="0"/>
+            </w:pPr>
+            <w:hyperlink w:history="1" r:id="rIdybxjqfqfpwtgakpdhrsqx">
+              <w:r>
+                <w:rPr>
+                  <w:rFonts w:ascii="Arial" w:cs="Arial" w:eastAsia="Arial" w:hAnsi="Arial"/>
+                  <w:color w:val="2E75B6"/>
+                  <w:sz w:val="16"/>
+                  <w:szCs w:val="16"/>
+                  <w:u w:val="single" w:color="2E75B6"/>
+                </w:rPr>
+                <w:t xml:space="preserve">Proof of the logarithm quotient and power rules -dubbed(KY)</w:t>
+              </w:r>
+            </w:hyperlink>
+          </w:p>
+          <w:p>
+            <w:pPr>
+              <w:spacing w:after="20" w:before="0"/>
+            </w:pPr>
+            <w:r>
+              <w:rPr>
+                <w:rFonts w:ascii="Arial" w:cs="Arial" w:eastAsia="Arial" w:hAnsi="Arial"/>
+                <w:i/>
+                <w:iCs/>
+                <w:color w:val="595959"/>
+                <w:sz w:val="16"/>
+                <w:szCs w:val="16"/>
+              </w:rPr>
+              <w:t xml:space="preserve">Related topic: not an exact match for this lesson.</w:t>
+            </w:r>
+          </w:p>
+          <w:p>
+            <w:pPr>
+              <w:spacing w:after="10" w:before="0"/>
+              <w:ind w:left="120"/>
+            </w:pPr>
+            <w:r>
+              <w:rPr>
+                <w:rFonts w:ascii="Arial" w:cs="Arial" w:eastAsia="Arial" w:hAnsi="Arial"/>
+                <w:color w:val="595959"/>
+                <w:sz w:val="14"/>
+                <w:szCs w:val="14"/>
+              </w:rPr>
+              <w:t xml:space="preserve">Source: Khan Academy (Kiswahili)</w:t>
+            </w:r>
+          </w:p>
+          <w:p>
+            <w:pPr>
+              <w:spacing w:after="10" w:before="0"/>
+              <w:ind w:left="120"/>
+            </w:pPr>
+            <w:hyperlink w:history="1" r:id="rIdy5h9ub2f5owah3fjnmjkt">
+              <w:r>
+                <w:rPr>
+                  <w:rFonts w:ascii="Arial" w:cs="Arial" w:eastAsia="Arial" w:hAnsi="Arial"/>
+                  <w:color w:val="595959"/>
+                  <w:sz w:val="14"/>
+                  <w:szCs w:val="14"/>
+                  <w:u w:val="single" w:color="595959"/>
+                </w:rPr>
+                <w:t xml:space="preserve">🔍 Search ARES for similar videos</w:t>
+              </w:r>
+            </w:hyperlink>
+          </w:p>
+          <w:p>
+            <w:pPr>
+              <w:spacing w:after="40" w:before="0"/>
+            </w:pPr>
+            <w:r>
+              <w:rPr>
+                <w:sz w:val="14"/>
+                <w:szCs w:val="14"/>
+              </w:rPr>
+              <w:t xml:space="preserve"/>
+            </w:r>
+          </w:p>
+          <w:p>
+            <w:pPr>
+              <w:spacing w:after="20" w:before="0"/>
+            </w:pPr>
+            <w:r>
+              <w:rPr>
+                <w:rFonts w:ascii="Arial" w:cs="Arial" w:eastAsia="Arial" w:hAnsi="Arial"/>
+                <w:b/>
+                <w:bCs/>
+                <w:color w:val="1F3864"/>
+                <w:sz w:val="16"/>
+                <w:szCs w:val="16"/>
+              </w:rPr>
+              <w:t xml:space="preserve">📖 HTML:</w:t>
+            </w:r>
+          </w:p>
+          <w:p>
+            <w:pPr>
+              <w:spacing w:after="20" w:before="0"/>
+            </w:pPr>
+            <w:hyperlink w:history="1" r:id="rIdd41tppdl5gmkisqrgrucp">
               <w:r>
                 <w:rPr>
                   <w:rFonts w:ascii="Arial" w:cs="Arial" w:eastAsia="Arial" w:hAnsi="Arial"/>
@@ -21823,7 +22771,7 @@
               <w:spacing w:after="10" w:before="0"/>
               <w:ind w:left="120"/>
             </w:pPr>
-            <w:hyperlink w:history="1" r:id="rIdeqght7kfaesk59jmxpy8l">
+            <w:hyperlink w:history="1" r:id="rIdhm9qaj4gumr9agz42eh57">
               <w:r>
                 <w:rPr>
                   <w:rFonts w:ascii="Arial" w:cs="Arial" w:eastAsia="Arial" w:hAnsi="Arial"/>
@@ -21865,7 +22813,7 @@
                 <w:sz w:val="18"/>
                 <w:szCs w:val="18"/>
               </w:rPr>
-              <w:t xml:space="preserve">Working individually for 3 minutes, learners attempt to estimate two values without any table: (1) 1.045¹², the multiplier for a 12-year SACCO compound-interest calculation on a Ksh 50,000 loan at 4.5% p.a., and (2) √8,464, the side length of a square plot of land in Nakuru County with area 8,464 m². Learners write their estimates and one sentence explaining their reasoning strategy in their exercise books. They then share their estimate with a shoulder partner and note whether their two estimates agree.</w:t>
+              <w:t xml:space="preserve">In pairs, learners take turns being 'the teacher': each partner explains one of the two new laws (power law or root law) to the other using only their own words and their exercise-book working — no reading directly from the board. They must answer two specific questions posed by their partner: (1) 'Where exactly does the n come from in log(aⁿ) = n·log a?' and (2) 'Which lesson's index law makes the root law work?' After the pair explanation, the class reconvenes for a whole-class discussion in which three pairs share their explanations and the teacher connects both laws back to the Kericho phenomenon. Learners then individually solve one extension problem: 'A Kericho KTDA estate's tea production has grown by a factor of 2³ per year for the last 5 years. If production was P₀ tonnes in the base year, use the power law to find log(P₀ × 2¹⁵) in terms of log P₀.'</w:t>
             </w:r>
           </w:p>
         </w:tc>
@@ -21897,7 +22845,7 @@
                 <w:sz w:val="18"/>
                 <w:szCs w:val="18"/>
               </w:rPr>
-              <w:t xml:space="preserve">Display the two questions on the board under the heading 'Can you find these without a calculator or tables?' Ask: 'Before we touch any table today, I want you to feel how hard these calculations are. Write your best estimate — a number — and one reason why you chose it. You have 3 minutes. Start now.' [Allow 3 minutes of silent individual work.] After 3 minutes, say: 'Share your estimate with your partner. Do you agree? Why or why not?' [Allow 90 seconds pair talk.] Then cold-call 3 pairs — deliberately selecting one pair whose estimates differ widely — asking: 'Pair at the back — what did you get for 1.045¹² and how did you reason?' [WAIT TIME: 12 seconds after asking before accepting any response.] For √8,464, cold-call a second pair: 'What is your estimate for the side of the plot and how did you check it?' [WAIT TIME: 10 seconds.] Cold-call a third pair who looked uncertain: 'You two looked puzzled — what made 1.045¹² hard to estimate?' Validate all reasoning attempts, then say: 'These calculations are genuinely hard by ordinary arithmetic. By the end of today, each of you will be able to find both answers in under three minutes using only your four-figure tables — the same tool the Kericho farm manager uses.'</w:t>
+              <w:t xml:space="preserve">SAY: 'You each have 2 minutes to explain one law to your partner. The explainer must answer the two questions on the board without looking at my working.' Display on board: Q1 — 'Where does the n come from in log(aⁿ) = n·log a?' Q2 — 'Which lesson taught us a^(1/n) = ⁿ√a?' [Allow 4 minutes total for pair explanations, 2 minutes per partner.] Circulate and listen — do not intervene unless a pair has a factual error (e.g. confusing the power law with the quotient law). After 4 minutes, call the class back. SAY: 'Pair in the front row — explain the power law in your own words. Start with the product law.' [Cold-call. WAIT TIME: 10 seconds.] After the explanation, annotate on the board where the product law transitions to repeated addition to multiplication. SAY: 'Now, a different pair — explain the root law and name the lesson where we proved a^(1/n) = ⁿ√a.' [Cold-call a second pair. WAIT TIME: 12 seconds.] After the explanation, draw a visible arrow on the board from 'Lesson 3: Fractional Indices' to 'Root Law of Logarithms'. SAY: 'Third pair — connect both of today's laws back to the driving question. Why does the Kericho farm manager care that log(aⁿ) = n·log a?' [Cold-call. WAIT TIME: 15 seconds.] Accept and affirm: the multiplying-into-adding 'magic' now extends to exponentiation — a power calculation becomes a single multiplication. SAY: 'Now try the extension problem independently. 3 minutes.' [Circulate. Look for correct application: log(P₀ × 2¹⁵) = log P₀ + 15·log 2.]</w:t>
             </w:r>
           </w:p>
         </w:tc>
@@ -21929,7 +22877,7 @@
                 <w:sz w:val="18"/>
                 <w:szCs w:val="18"/>
               </w:rPr>
-              <w:t xml:space="preserve">Cognitive Conflict through Estimation: Learners confront the computational difficulty of powers and roots directly before instruction. This activates prior knowledge of compound interest (from real-life experience or earlier classes) and square roots (from Junior School), and creates a felt need for the new logarithm laws. The shoulder-partner comparison surfaces a range of estimation strategies (squaring mentally, repeated multiplication, guessing between perfect squares) that the teacher can reference during the Observe phase.</w:t>
+              <w:t xml:space="preserve">Peer Teaching (Jigsaw-lite) with Concept Mapping: Each learner must reconstruct the logical chain of a law in spoken language, which forces retrieval of the underlying index-law derivation rather than surface memorisation of a formula. The explicit board arrow from Lesson 3 to today's root law externalises the cumulative nature of the unit's storyline, reinforcing that every new law is anchored in the original repeated-multiplication idea introduced with the Kericho tea plant phenomenon.</w:t>
             </w:r>
           </w:p>
         </w:tc>
@@ -21961,7 +22909,7 @@
                 <w:sz w:val="18"/>
                 <w:szCs w:val="18"/>
               </w:rPr>
-              <w:t xml:space="preserve">Teacher circulates during the 3-minute individual work and looks for: (1) whether any learner attempts to compute 1.045¹² by repeated multiplication — this reveals strong prior skill and can be used as a bridge; (2) whether learners bracket √8,464 between known perfect squares (e.g. 90² = 8,100 and 100² = 10,000), signalling readiness to connect the root law to the antilog step; (3) learners who write '1' or '0' for 1.045¹² reveal a misconception that any number close to 1 raised to a power stays at 1 — flag these learners for targeted support during the Observe phase.</w:t>
+              <w:t xml:space="preserve">Listen during pair explanations for two critical misconceptions: (1) a learner who says 'you just put n in front of the log' without connecting it to the product law — this learner has memorised the formula without understanding its derivation; prompt with 'Can you show me where the n comes from using log(a²) = log a + log a?'; (2) a learner who applies the power law as log(a + n) = n·log a (confusing powers with sums) — address immediately by returning to the definition. For the extension problem, accept log P₀ + 15·log 2 as the correct answer; a learner who writes only '15·log 2' has forgotten the product law from Lesson 6 and needs consolidation.</w:t>
             </w:r>
           </w:p>
         </w:tc>
@@ -21970,32 +22918,32 @@
         <w:tc>
           <w:tcPr>
             <w:tcW w:type="dxa" w:w="1520"/>
-            <w:shd w:fill="D9EEF1" w:color="auto" w:val="clear"/>
-            <w:tcMar>
-              <w:top w:type="dxa" w:w="60"/>
-              <w:left w:type="dxa" w:w="120"/>
-              <w:bottom w:type="dxa" w:w="60"/>
-              <w:right w:type="dxa" w:w="120"/>
-            </w:tcMar>
-            <w:vAlign w:val="top"/>
-          </w:tcPr>
-          <w:p>
-            <w:pPr>
-              <w:spacing w:after="40" w:before="0"/>
-              <w:jc w:val="left"/>
-            </w:pPr>
-            <w:r>
-              <w:rPr>
-                <w:rFonts w:ascii="Arial" w:cs="Arial" w:eastAsia="Arial" w:hAnsi="Arial"/>
-                <w:b/>
-                <w:bCs/>
-                <w:i w:val="false"/>
-                <w:iCs w:val="false"/>
-                <w:color w:val="000000"/>
-                <w:sz w:val="18"/>
-                <w:szCs w:val="18"/>
-              </w:rPr>
-              <w:t xml:space="preserve">Observe Phase</w:t>
+            <w:shd w:fill="FCE4D6" w:color="auto" w:val="clear"/>
+            <w:tcMar>
+              <w:top w:type="dxa" w:w="60"/>
+              <w:left w:type="dxa" w:w="120"/>
+              <w:bottom w:type="dxa" w:w="60"/>
+              <w:right w:type="dxa" w:w="120"/>
+            </w:tcMar>
+            <w:vAlign w:val="top"/>
+          </w:tcPr>
+          <w:p>
+            <w:pPr>
+              <w:spacing w:after="40" w:before="0"/>
+              <w:jc w:val="left"/>
+            </w:pPr>
+            <w:r>
+              <w:rPr>
+                <w:rFonts w:ascii="Arial" w:cs="Arial" w:eastAsia="Arial" w:hAnsi="Arial"/>
+                <w:b/>
+                <w:bCs/>
+                <w:i w:val="false"/>
+                <w:iCs w:val="false"/>
+                <w:color w:val="000000"/>
+                <w:sz w:val="18"/>
+                <w:szCs w:val="18"/>
+              </w:rPr>
+              <w:t xml:space="preserve">Driving Question Board (DQB) Creation</w:t>
             </w:r>
           </w:p>
           <w:p>
@@ -22018,7 +22966,7 @@
             <w:pPr>
               <w:spacing w:after="20" w:before="0"/>
             </w:pPr>
-            <w:hyperlink w:history="1" r:id="rIdsrlqcjusk6rd9uszcnftb">
+            <w:hyperlink w:history="1" r:id="rIdks8vwdcl2jo-vtrveyhrp">
               <w:r>
                 <w:rPr>
                   <w:rFonts w:ascii="Arial" w:cs="Arial" w:eastAsia="Arial" w:hAnsi="Arial"/>
@@ -22027,9 +22975,25 @@
                   <w:szCs w:val="16"/>
                   <w:u w:val="single" w:color="2E75B6"/>
                 </w:rPr>
-                <w:t xml:space="preserve">Proof of the logarithm quotient and power rules -dubbed(KY)</w:t>
+                <w:t xml:space="preserve">Evaluating fractional exponents: negative unit-fraction</w:t>
               </w:r>
             </w:hyperlink>
+          </w:p>
+          <w:p>
+            <w:pPr>
+              <w:spacing w:after="20" w:before="0"/>
+            </w:pPr>
+            <w:r>
+              <w:rPr>
+                <w:rFonts w:ascii="Arial" w:cs="Arial" w:eastAsia="Arial" w:hAnsi="Arial"/>
+                <w:i/>
+                <w:iCs/>
+                <w:color w:val="595959"/>
+                <w:sz w:val="16"/>
+                <w:szCs w:val="16"/>
+              </w:rPr>
+              <w:t xml:space="preserve">Related topic: not an exact match for this lesson.</w:t>
+            </w:r>
           </w:p>
           <w:p>
             <w:pPr>
@@ -22043,7 +23007,7 @@
                 <w:sz w:val="14"/>
                 <w:szCs w:val="14"/>
               </w:rPr>
-              <w:t xml:space="preserve">Source: Khan Academy (Kiswahili)</w:t>
+              <w:t xml:space="preserve">Source: Khan Academy (English - US curriculum)</w:t>
             </w:r>
           </w:p>
           <w:p>
@@ -22051,7 +23015,7 @@
               <w:spacing w:after="10" w:before="0"/>
               <w:ind w:left="120"/>
             </w:pPr>
-            <w:hyperlink w:history="1" r:id="rIdm-8dw_c2eblavr7hbfgox">
+            <w:hyperlink w:history="1" r:id="rIdd5e11hianlut1urlsfvi9">
               <w:r>
                 <w:rPr>
                   <w:rFonts w:ascii="Arial" w:cs="Arial" w:eastAsia="Arial" w:hAnsi="Arial"/>
@@ -22096,7 +23060,7 @@
             <w:pPr>
               <w:spacing w:after="20" w:before="0"/>
             </w:pPr>
-            <w:hyperlink w:history="1" r:id="rIddlfygeo5sl5i_htiprkqs">
+            <w:hyperlink w:history="1" r:id="rIdt31rqgdzge-7ss7xr3q1f">
               <w:r>
                 <w:rPr>
                   <w:rFonts w:ascii="Arial" w:cs="Arial" w:eastAsia="Arial" w:hAnsi="Arial"/>
@@ -22129,7 +23093,7 @@
               <w:spacing w:after="10" w:before="0"/>
               <w:ind w:left="120"/>
             </w:pPr>
-            <w:hyperlink w:history="1" r:id="rId5mpfpyr014jr4dtj4g0q7">
+            <w:hyperlink w:history="1" r:id="rIdq_7uvsaxovft0fn6wbak7">
               <w:r>
                 <w:rPr>
                   <w:rFonts w:ascii="Arial" w:cs="Arial" w:eastAsia="Arial" w:hAnsi="Arial"/>
@@ -22171,7 +23135,7 @@
                 <w:sz w:val="18"/>
                 <w:szCs w:val="18"/>
               </w:rPr>
-              <w:t xml:space="preserve">Learners first observe and annotate a teacher-led step-by-step working of the power-law problem (SACCO compound interest), then independently complete the root-law problem (square plot side length), both using their printed four-figure log and antilog tables. For the teacher-led working, learners copy each step into their exercise books as it is built on the board, pausing at two points to predict the next step before it is revealed. For the independent working, learners are given a structured working frame with four labelled rows (Step 1: Find log; Step 2: Apply root law; Step 3: Find antilog; Step 4: State answer with units) and must fill in all four rows within 6 minutes.</w:t>
+              <w:t xml:space="preserve">Each learner writes one sticky note (or a sentence in their DQB section of their exercise book if physical sticky notes are unavailable) that updates the class Driving Question Board. The note must contain: (a) a green tick (✓) next to a part of the driving question that this lesson now fully answers, AND (b) a new sub-question or observation that today's lesson raises. Learners post their notes on the class DQB under the column headed 'Lesson 7: Powers and Roots'. The teacher reads out three selected notes and the class votes with thumbs up/down on whether each green-ticked item is truly resolved.</w:t>
             </w:r>
           </w:p>
         </w:tc>
@@ -22203,7 +23167,7 @@
                 <w:sz w:val="18"/>
                 <w:szCs w:val="18"/>
               </w:rPr>
-              <w:t xml:space="preserve">SAY: 'Open your four-figure tables. We are going to solve the SACCO problem together first, step by step. Watch and copy.' Write on the board: 'A = 50,000 × 1.045¹². We need 1.045¹².' STEP 1 — Derivation of the power law: Write 'log(1.045¹²) = ?' Ask the class: 'From Lesson 6, we know log(a × b) = log a + log b. What is log(1.045²) using that rule?' [WAIT TIME: 12 seconds. Cold-call 1 learner.] Build up: 'log(1.045²) = log 1.045 + log 1.045 = 2 × log 1.045. What about log(1.045³)?' [Cold-call 1 new learner, WAIT TIME: 10 seconds.] Then generalise on the board: 'log(aⁿ) = n × log a. This follows directly from repeated addition — just as aⁿ means a multiplied by itself n times, log(aⁿ) means log a added to itself n times.' Box the law. STEP 2 — Table reading: 'Find log 1.045 in your tables.' [Allow 60 seconds. Cold-call 1 learner to read out the value: 0.01912. Write on board.] 'Now multiply: 12 × 0.01912 = ?' [WAIT TIME: 15 seconds — learners do arithmetic in books. Cold-call 1 learner: 0.22944.] STEP 3 — Antilog: 'Now find antilog of 0.22944.' [Allow 90 seconds. Cold-call 1 learner: ≈ 1.696.] STEP 4 — Final answer: 'So A = 50,000 × 1.696 = Ksh 84,800.' Pause and ask: 'Does this feel right? Earlier you estimated 1.045¹² to be around [refer to a student's estimate]. How does 1.696 compare?' [WAIT TIME: 10 seconds. Acknowledge.] NOW transition to the root law: Write on board: 'Find √8,464.' Ask: 'Using our fractional index rule from Lesson 3, how can we write √8,464 as a power?' [WAIT TIME: 12 seconds. Cold-call 1 learner: 8,464^(1/2).] 'So log(8,464^(1/2)) = (1/2) × log 8,464. This is the root law: log(ⁿ√a) = (1/n) × log a.' Box the law on the board. Hand out the structured working frame. SAY: 'Now you complete the root problem independently. Use the four rows on your frame. You have 6 minutes.' Circulate and offer targeted prompts to learners struggling with the characteristic of log 8,464: 'How many digits are before the decimal point in 8,464? So what is the characteristic?'</w:t>
+              <w:t xml:space="preserve">Point to the DQB (a section of the classroom board or a dedicated chart that has been growing since Lesson 1) and SAY: 'Look at our Driving Question: How can the Kericho tea farmer — or any Kenyan scientist, engineer, or business person — use the mathematics of indices and logarithms to make sense of, and calculate with, numbers that are too large or too small to handle by ordinary arithmetic? We have now covered: log for multiplication (Lesson 6), log for powers (today), log for roots (today). Write your sticky note now. Two minutes.' [Allow 2 minutes of silent writing.] After 2 minutes, direct learners to post notes. Read out three notes — select one that ticks 'applying log tables to compound interest', one that ticks 'computing roots using tables', and one that raises a new question (e.g. 'What if the log gives a negative characteristic — does the rule still work?'). For each, ask the class: 'Thumbs up if you agree this part of the driving question is now answered, thumbs sideways if you are not sure.' [WAIT TIME: 8 seconds per vote.] For any sideways thumbs, invite one learner to voice their uncertainty: 'Tell us what is still unclear for you.' SAY: 'One thing remains: Lesson 8 will show us how all four laws — product, quotient, power, root — work together in combined problems and what happens when characteristics are negative. Add that to your board as a question for next time.'</w:t>
             </w:r>
           </w:p>
         </w:tc>
@@ -22235,7 +23199,7 @@
                 <w:sz w:val="18"/>
                 <w:szCs w:val="18"/>
               </w:rPr>
-              <w:t xml:space="preserve">Gradual Reveal with Student Prediction (Scaffolded Direct Instruction): The power-law derivation is built incrementally from the product law learners already know, pausing at each step for learners to predict the pattern before it is stated. This makes the new law feel discovered rather than handed down. The structured working frame for the root problem provides enough scaffolding for independent practice without removing productive struggle — learners must still read the table and perform the arithmetic themselves.</w:t>
+              <w:t xml:space="preserve">Running Driving Question Board (Iterative Sense-Making Record): The DQB is a living artefact that tracks the class's growing understanding across all eight lessons. By requiring learners to both tick resolved questions and generate new ones, it prevents premature closure ('we know everything now') while also celebrating genuine progress. The class vote externalises and socialises the formative assessment, making individual uncertainties visible to the whole group without singling out struggling learners.</w:t>
             </w:r>
           </w:p>
         </w:tc>
@@ -22267,7 +23231,7 @@
                 <w:sz w:val="18"/>
                 <w:szCs w:val="18"/>
               </w:rPr>
-              <w:t xml:space="preserve">During teacher-led working: listen for whether learners correctly generalise from log(1.045²) = 2 × log 1.045 to the general law — if two or more learners cannot make the leap, pause and re-derive using log(1.045³) as a second concrete case. During independent root-law working: circulate and check Step 1 (log 8,464 should be 3.9276) — a wrong characteristic (e.g. writing 2.9276) indicates the learner has miscounted digits and needs immediate re-teaching of the characteristic rule from Lesson 4. Check Step 2 (½ × 3.9276 = 1.9638). Check Step 3 (antilog 1.9638 ≈ 92.0). Learners who correctly complete all four rows and state '√8,464 ≈ 92.0 m' are ready for the Explain phase extension task.</w:t>
+              <w:t xml:space="preserve">Count the number of sticky notes that correctly identify 'computing aⁿ using log tables' and 'computing ⁿ√a using log tables' as resolved. If fewer than 70% of learners tick these, the Explain phase has not yet consolidated learning sufficiently — plan a brief re-teach at the start of Lesson 8. New questions raised on the DQB (e.g. about bar-notation negative characteristics, combined operations, or whether natural logarithms follow the same laws) inform the depth and sequencing of Lesson 8. Record the three most common new questions in the teacher's lesson notes for immediate reference.</w:t>
             </w:r>
           </w:p>
         </w:tc>
@@ -22276,32 +23240,32 @@
         <w:tc>
           <w:tcPr>
             <w:tcW w:type="dxa" w:w="1520"/>
-            <w:shd w:fill="E2EFDA" w:color="auto" w:val="clear"/>
-            <w:tcMar>
-              <w:top w:type="dxa" w:w="60"/>
-              <w:left w:type="dxa" w:w="120"/>
-              <w:bottom w:type="dxa" w:w="60"/>
-              <w:right w:type="dxa" w:w="120"/>
-            </w:tcMar>
-            <w:vAlign w:val="top"/>
-          </w:tcPr>
-          <w:p>
-            <w:pPr>
-              <w:spacing w:after="40" w:before="0"/>
-              <w:jc w:val="left"/>
-            </w:pPr>
-            <w:r>
-              <w:rPr>
-                <w:rFonts w:ascii="Arial" w:cs="Arial" w:eastAsia="Arial" w:hAnsi="Arial"/>
-                <w:b/>
-                <w:bCs/>
-                <w:i w:val="false"/>
-                <w:iCs w:val="false"/>
-                <w:color w:val="000000"/>
-                <w:sz w:val="18"/>
-                <w:szCs w:val="18"/>
-              </w:rPr>
-              <w:t xml:space="preserve">Explain Phase</w:t>
+            <w:shd w:fill="D5E8F0" w:color="auto" w:val="clear"/>
+            <w:tcMar>
+              <w:top w:type="dxa" w:w="60"/>
+              <w:left w:type="dxa" w:w="120"/>
+              <w:bottom w:type="dxa" w:w="60"/>
+              <w:right w:type="dxa" w:w="120"/>
+            </w:tcMar>
+            <w:vAlign w:val="top"/>
+          </w:tcPr>
+          <w:p>
+            <w:pPr>
+              <w:spacing w:after="40" w:before="0"/>
+              <w:jc w:val="left"/>
+            </w:pPr>
+            <w:r>
+              <w:rPr>
+                <w:rFonts w:ascii="Arial" w:cs="Arial" w:eastAsia="Arial" w:hAnsi="Arial"/>
+                <w:b/>
+                <w:bCs/>
+                <w:i w:val="false"/>
+                <w:iCs w:val="false"/>
+                <w:color w:val="000000"/>
+                <w:sz w:val="18"/>
+                <w:szCs w:val="18"/>
+              </w:rPr>
+              <w:t xml:space="preserve">Model Building Phase</w:t>
             </w:r>
           </w:p>
           <w:p>
@@ -22324,7 +23288,7 @@
             <w:pPr>
               <w:spacing w:after="20" w:before="0"/>
             </w:pPr>
-            <w:hyperlink w:history="1" r:id="rIdf0lrusv_xni0eso4ye5ku">
+            <w:hyperlink w:history="1" r:id="rIdpcfnqne-q1kd-7mdmhe6w">
               <w:r>
                 <w:rPr>
                   <w:rFonts w:ascii="Arial" w:cs="Arial" w:eastAsia="Arial" w:hAnsi="Arial"/>
@@ -22333,9 +23297,25 @@
                   <w:szCs w:val="16"/>
                   <w:u w:val="single" w:color="2E75B6"/>
                 </w:rPr>
-                <w:t xml:space="preserve">Proof of the logarithm quotient and power rules</w:t>
+                <w:t xml:space="preserve">Using exponents with powers of 10</w:t>
               </w:r>
             </w:hyperlink>
+          </w:p>
+          <w:p>
+            <w:pPr>
+              <w:spacing w:after="20" w:before="0"/>
+            </w:pPr>
+            <w:r>
+              <w:rPr>
+                <w:rFonts w:ascii="Arial" w:cs="Arial" w:eastAsia="Arial" w:hAnsi="Arial"/>
+                <w:i/>
+                <w:iCs/>
+                <w:color w:val="595959"/>
+                <w:sz w:val="16"/>
+                <w:szCs w:val="16"/>
+              </w:rPr>
+              <w:t xml:space="preserve">Related topic: not an exact match for this lesson.</w:t>
+            </w:r>
           </w:p>
           <w:p>
             <w:pPr>
@@ -22357,7 +23337,7 @@
               <w:spacing w:after="10" w:before="0"/>
               <w:ind w:left="120"/>
             </w:pPr>
-            <w:hyperlink w:history="1" r:id="rIdc5wtxju2fdsxuqqb55_gg">
+            <w:hyperlink w:history="1" r:id="rIdfdjlsboeg1lfk5kwemo1y">
               <w:r>
                 <w:rPr>
                   <w:rFonts w:ascii="Arial" w:cs="Arial" w:eastAsia="Arial" w:hAnsi="Arial"/>
@@ -22402,7 +23382,7 @@
             <w:pPr>
               <w:spacing w:after="20" w:before="0"/>
             </w:pPr>
-            <w:hyperlink w:history="1" r:id="rIdgb6umnu92hrxo3o_owxab">
+            <w:hyperlink w:history="1" r:id="rIdyc2p97qm665dirozfp5cl">
               <w:r>
                 <w:rPr>
                   <w:rFonts w:ascii="Arial" w:cs="Arial" w:eastAsia="Arial" w:hAnsi="Arial"/>
@@ -22435,619 +23415,7 @@
               <w:spacing w:after="10" w:before="0"/>
               <w:ind w:left="120"/>
             </w:pPr>
-            <w:hyperlink w:history="1" r:id="rIde3yydxytnplmqfhgv0kt4">
-              <w:r>
-                <w:rPr>
-                  <w:rFonts w:ascii="Arial" w:cs="Arial" w:eastAsia="Arial" w:hAnsi="Arial"/>
-                  <w:color w:val="595959"/>
-                  <w:sz w:val="14"/>
-                  <w:szCs w:val="14"/>
-                  <w:u w:val="single" w:color="595959"/>
-                </w:rPr>
-                <w:t xml:space="preserve">🔍 Search ARES for similar readings</w:t>
-              </w:r>
-            </w:hyperlink>
-          </w:p>
-        </w:tc>
-        <w:tc>
-          <w:tcPr>
-            <w:tcW w:type="dxa" w:w="3040"/>
-            <w:shd w:fill="FFFFFF" w:color="auto" w:val="clear"/>
-            <w:tcMar>
-              <w:top w:type="dxa" w:w="60"/>
-              <w:left w:type="dxa" w:w="120"/>
-              <w:bottom w:type="dxa" w:w="60"/>
-              <w:right w:type="dxa" w:w="120"/>
-            </w:tcMar>
-            <w:vAlign w:val="top"/>
-          </w:tcPr>
-          <w:p>
-            <w:pPr>
-              <w:spacing w:after="40" w:before="0"/>
-              <w:jc w:val="left"/>
-            </w:pPr>
-            <w:r>
-              <w:rPr>
-                <w:rFonts w:ascii="Arial" w:cs="Arial" w:eastAsia="Arial" w:hAnsi="Arial"/>
-                <w:b w:val="false"/>
-                <w:bCs w:val="false"/>
-                <w:i w:val="false"/>
-                <w:iCs w:val="false"/>
-                <w:color w:val="000000"/>
-                <w:sz w:val="18"/>
-                <w:szCs w:val="18"/>
-              </w:rPr>
-              <w:t xml:space="preserve">In pairs, learners take turns being 'the teacher': each partner explains one of the two new laws (power law or root law) to the other using only their own words and their exercise-book working — no reading directly from the board. They must answer two specific questions posed by their partner: (1) 'Where exactly does the n come from in log(aⁿ) = n·log a?' and (2) 'Which lesson's index law makes the root law work?' After the pair explanation, the class reconvenes for a whole-class discussion in which three pairs share their explanations and the teacher connects both laws back to the Kericho phenomenon. Learners then individually solve one extension problem: 'A Kericho KTDA estate's tea production has grown by a factor of 2³ per year for the last 5 years. If production was P₀ tonnes in the base year, use the power law to find log(P₀ × 2¹⁵) in terms of log P₀.'</w:t>
-            </w:r>
-          </w:p>
-        </w:tc>
-        <w:tc>
-          <w:tcPr>
-            <w:tcW w:type="dxa" w:w="3040"/>
-            <w:shd w:fill="F2F2F2" w:color="auto" w:val="clear"/>
-            <w:tcMar>
-              <w:top w:type="dxa" w:w="60"/>
-              <w:left w:type="dxa" w:w="120"/>
-              <w:bottom w:type="dxa" w:w="60"/>
-              <w:right w:type="dxa" w:w="120"/>
-            </w:tcMar>
-            <w:vAlign w:val="top"/>
-          </w:tcPr>
-          <w:p>
-            <w:pPr>
-              <w:spacing w:after="40" w:before="0"/>
-              <w:jc w:val="left"/>
-            </w:pPr>
-            <w:r>
-              <w:rPr>
-                <w:rFonts w:ascii="Arial" w:cs="Arial" w:eastAsia="Arial" w:hAnsi="Arial"/>
-                <w:b w:val="false"/>
-                <w:bCs w:val="false"/>
-                <w:i w:val="false"/>
-                <w:iCs w:val="false"/>
-                <w:color w:val="000000"/>
-                <w:sz w:val="18"/>
-                <w:szCs w:val="18"/>
-              </w:rPr>
-              <w:t xml:space="preserve">SAY: 'You each have 2 minutes to explain one law to your partner. The explainer must answer the two questions on the board without looking at my working.' Display on board: Q1 — 'Where does the n come from in log(aⁿ) = n·log a?' Q2 — 'Which lesson taught us a^(1/n) = ⁿ√a?' [Allow 4 minutes total for pair explanations, 2 minutes per partner.] Circulate and listen — do not intervene unless a pair has a factual error (e.g. confusing the power law with the quotient law). After 4 minutes, call the class back. SAY: 'Pair in the front row — explain the power law in your own words. Start with the product law.' [Cold-call. WAIT TIME: 10 seconds.] After the explanation, annotate on the board where the product law transitions to repeated addition to multiplication. SAY: 'Now, a different pair — explain the root law and name the lesson where we proved a^(1/n) = ⁿ√a.' [Cold-call a second pair. WAIT TIME: 12 seconds.] After the explanation, draw a visible arrow on the board from 'Lesson 3: Fractional Indices' to 'Root Law of Logarithms'. SAY: 'Third pair — connect both of today's laws back to the driving question. Why does the Kericho farm manager care that log(aⁿ) = n·log a?' [Cold-call. WAIT TIME: 15 seconds.] Accept and affirm: the multiplying-into-adding 'magic' now extends to exponentiation — a power calculation becomes a single multiplication. SAY: 'Now try the extension problem independently. 3 minutes.' [Circulate. Look for correct application: log(P₀ × 2¹⁵) = log P₀ + 15·log 2.]</w:t>
-            </w:r>
-          </w:p>
-        </w:tc>
-        <w:tc>
-          <w:tcPr>
-            <w:tcW w:type="dxa" w:w="3040"/>
-            <w:shd w:fill="FFFFFF" w:color="auto" w:val="clear"/>
-            <w:tcMar>
-              <w:top w:type="dxa" w:w="60"/>
-              <w:left w:type="dxa" w:w="120"/>
-              <w:bottom w:type="dxa" w:w="60"/>
-              <w:right w:type="dxa" w:w="120"/>
-            </w:tcMar>
-            <w:vAlign w:val="top"/>
-          </w:tcPr>
-          <w:p>
-            <w:pPr>
-              <w:spacing w:after="40" w:before="0"/>
-              <w:jc w:val="left"/>
-            </w:pPr>
-            <w:r>
-              <w:rPr>
-                <w:rFonts w:ascii="Arial" w:cs="Arial" w:eastAsia="Arial" w:hAnsi="Arial"/>
-                <w:b w:val="false"/>
-                <w:bCs w:val="false"/>
-                <w:i w:val="false"/>
-                <w:iCs w:val="false"/>
-                <w:color w:val="000000"/>
-                <w:sz w:val="18"/>
-                <w:szCs w:val="18"/>
-              </w:rPr>
-              <w:t xml:space="preserve">Peer Teaching (Jigsaw-lite) with Concept Mapping: Each learner must reconstruct the logical chain of a law in spoken language, which forces retrieval of the underlying index-law derivation rather than surface memorisation of a formula. The explicit board arrow from Lesson 3 to today's root law externalises the cumulative nature of the unit's storyline, reinforcing that every new law is anchored in the original repeated-multiplication idea introduced with the Kericho tea plant phenomenon.</w:t>
-            </w:r>
-          </w:p>
-        </w:tc>
-        <w:tc>
-          <w:tcPr>
-            <w:tcW w:type="dxa" w:w="3040"/>
-            <w:shd w:fill="F2F2F2" w:color="auto" w:val="clear"/>
-            <w:tcMar>
-              <w:top w:type="dxa" w:w="60"/>
-              <w:left w:type="dxa" w:w="120"/>
-              <w:bottom w:type="dxa" w:w="60"/>
-              <w:right w:type="dxa" w:w="120"/>
-            </w:tcMar>
-            <w:vAlign w:val="top"/>
-          </w:tcPr>
-          <w:p>
-            <w:pPr>
-              <w:spacing w:after="40" w:before="0"/>
-              <w:jc w:val="left"/>
-            </w:pPr>
-            <w:r>
-              <w:rPr>
-                <w:rFonts w:ascii="Arial" w:cs="Arial" w:eastAsia="Arial" w:hAnsi="Arial"/>
-                <w:b w:val="false"/>
-                <w:bCs w:val="false"/>
-                <w:i w:val="false"/>
-                <w:iCs w:val="false"/>
-                <w:color w:val="000000"/>
-                <w:sz w:val="18"/>
-                <w:szCs w:val="18"/>
-              </w:rPr>
-              <w:t xml:space="preserve">Listen during pair explanations for two critical misconceptions: (1) a learner who says 'you just put n in front of the log' without connecting it to the product law — this learner has memorised the formula without understanding its derivation; prompt with 'Can you show me where the n comes from using log(a²) = log a + log a?'; (2) a learner who applies the power law as log(a + n) = n·log a (confusing powers with sums) — address immediately by returning to the definition. For the extension problem, accept log P₀ + 15·log 2 as the correct answer; a learner who writes only '15·log 2' has forgotten the product law from Lesson 6 and needs consolidation.</w:t>
-            </w:r>
-          </w:p>
-        </w:tc>
-      </w:tr>
-      <w:tr>
-        <w:tc>
-          <w:tcPr>
-            <w:tcW w:type="dxa" w:w="1520"/>
-            <w:shd w:fill="FCE4D6" w:color="auto" w:val="clear"/>
-            <w:tcMar>
-              <w:top w:type="dxa" w:w="60"/>
-              <w:left w:type="dxa" w:w="120"/>
-              <w:bottom w:type="dxa" w:w="60"/>
-              <w:right w:type="dxa" w:w="120"/>
-            </w:tcMar>
-            <w:vAlign w:val="top"/>
-          </w:tcPr>
-          <w:p>
-            <w:pPr>
-              <w:spacing w:after="40" w:before="0"/>
-              <w:jc w:val="left"/>
-            </w:pPr>
-            <w:r>
-              <w:rPr>
-                <w:rFonts w:ascii="Arial" w:cs="Arial" w:eastAsia="Arial" w:hAnsi="Arial"/>
-                <w:b/>
-                <w:bCs/>
-                <w:i w:val="false"/>
-                <w:iCs w:val="false"/>
-                <w:color w:val="000000"/>
-                <w:sz w:val="18"/>
-                <w:szCs w:val="18"/>
-              </w:rPr>
-              <w:t xml:space="preserve">Driving Question Board (DQB) Creation</w:t>
-            </w:r>
-          </w:p>
-          <w:p>
-            <w:pPr>
-              <w:spacing w:after="20" w:before="0"/>
-            </w:pPr>
-            <w:r>
-              <w:rPr>
-                <w:rFonts w:ascii="Arial" w:cs="Arial" w:eastAsia="Arial" w:hAnsi="Arial"/>
-                <w:b/>
-                <w:bCs/>
-                <w:color w:val="1F3864"/>
-                <w:sz w:val="16"/>
-                <w:szCs w:val="16"/>
-              </w:rPr>
-              <w:t xml:space="preserve">📹 VIDEO:</w:t>
-            </w:r>
-          </w:p>
-          <w:p>
-            <w:pPr>
-              <w:spacing w:after="20" w:before="0"/>
-            </w:pPr>
-            <w:hyperlink w:history="1" r:id="rIdzzhovm2jhwz67g-48hswv">
-              <w:r>
-                <w:rPr>
-                  <w:rFonts w:ascii="Arial" w:cs="Arial" w:eastAsia="Arial" w:hAnsi="Arial"/>
-                  <w:color w:val="2E75B6"/>
-                  <w:sz w:val="16"/>
-                  <w:szCs w:val="16"/>
-                  <w:u w:val="single" w:color="2E75B6"/>
-                </w:rPr>
-                <w:t xml:space="preserve">Proof of the logarithm quotient and power rules</w:t>
-              </w:r>
-            </w:hyperlink>
-          </w:p>
-          <w:p>
-            <w:pPr>
-              <w:spacing w:after="10" w:before="0"/>
-              <w:ind w:left="120"/>
-            </w:pPr>
-            <w:r>
-              <w:rPr>
-                <w:rFonts w:ascii="Arial" w:cs="Arial" w:eastAsia="Arial" w:hAnsi="Arial"/>
-                <w:color w:val="595959"/>
-                <w:sz w:val="14"/>
-                <w:szCs w:val="14"/>
-              </w:rPr>
-              <w:t xml:space="preserve">Source: Khan Academy (English - US curriculum)</w:t>
-            </w:r>
-          </w:p>
-          <w:p>
-            <w:pPr>
-              <w:spacing w:after="10" w:before="0"/>
-              <w:ind w:left="120"/>
-            </w:pPr>
-            <w:hyperlink w:history="1" r:id="rIdranpzcq00xewgblchwmii">
-              <w:r>
-                <w:rPr>
-                  <w:rFonts w:ascii="Arial" w:cs="Arial" w:eastAsia="Arial" w:hAnsi="Arial"/>
-                  <w:color w:val="595959"/>
-                  <w:sz w:val="14"/>
-                  <w:szCs w:val="14"/>
-                  <w:u w:val="single" w:color="595959"/>
-                </w:rPr>
-                <w:t xml:space="preserve">🔍 Search ARES for similar videos</w:t>
-              </w:r>
-            </w:hyperlink>
-          </w:p>
-          <w:p>
-            <w:pPr>
-              <w:spacing w:after="40" w:before="0"/>
-            </w:pPr>
-            <w:r>
-              <w:rPr>
-                <w:sz w:val="14"/>
-                <w:szCs w:val="14"/>
-              </w:rPr>
-              <w:t xml:space="preserve"/>
-            </w:r>
-          </w:p>
-          <w:p>
-            <w:pPr>
-              <w:spacing w:after="20" w:before="0"/>
-            </w:pPr>
-            <w:r>
-              <w:rPr>
-                <w:rFonts w:ascii="Arial" w:cs="Arial" w:eastAsia="Arial" w:hAnsi="Arial"/>
-                <w:b/>
-                <w:bCs/>
-                <w:color w:val="1F3864"/>
-                <w:sz w:val="16"/>
-                <w:szCs w:val="16"/>
-              </w:rPr>
-              <w:t xml:space="preserve">📖 EXERCISE:</w:t>
-            </w:r>
-          </w:p>
-          <w:p>
-            <w:pPr>
-              <w:spacing w:after="20" w:before="0"/>
-            </w:pPr>
-            <w:hyperlink w:history="1" r:id="rIde5z1v6fjdigkdhg8qfjuh">
-              <w:r>
-                <w:rPr>
-                  <w:rFonts w:ascii="Arial" w:cs="Arial" w:eastAsia="Arial" w:hAnsi="Arial"/>
-                  <w:color w:val="2E75B6"/>
-                  <w:sz w:val="16"/>
-                  <w:szCs w:val="16"/>
-                  <w:u w:val="single" w:color="2E75B6"/>
-                </w:rPr>
-                <w:t xml:space="preserve">Multiply &amp; divide powers (integer exponents)</w:t>
-              </w:r>
-            </w:hyperlink>
-          </w:p>
-          <w:p>
-            <w:pPr>
-              <w:spacing w:after="10" w:before="0"/>
-              <w:ind w:left="120"/>
-            </w:pPr>
-            <w:r>
-              <w:rPr>
-                <w:rFonts w:ascii="Arial" w:cs="Arial" w:eastAsia="Arial" w:hAnsi="Arial"/>
-                <w:color w:val="595959"/>
-                <w:sz w:val="14"/>
-                <w:szCs w:val="14"/>
-              </w:rPr>
-              <w:t xml:space="preserve">Source: Khan Academy (English - US curriculum)</w:t>
-            </w:r>
-          </w:p>
-          <w:p>
-            <w:pPr>
-              <w:spacing w:after="10" w:before="0"/>
-              <w:ind w:left="120"/>
-            </w:pPr>
-            <w:hyperlink w:history="1" r:id="rIdgca-lr22kg9t5z1jl4hsl">
-              <w:r>
-                <w:rPr>
-                  <w:rFonts w:ascii="Arial" w:cs="Arial" w:eastAsia="Arial" w:hAnsi="Arial"/>
-                  <w:color w:val="595959"/>
-                  <w:sz w:val="14"/>
-                  <w:szCs w:val="14"/>
-                  <w:u w:val="single" w:color="595959"/>
-                </w:rPr>
-                <w:t xml:space="preserve">🔍 Search ARES for similar readings</w:t>
-              </w:r>
-            </w:hyperlink>
-          </w:p>
-        </w:tc>
-        <w:tc>
-          <w:tcPr>
-            <w:tcW w:type="dxa" w:w="3040"/>
-            <w:shd w:fill="FFFFFF" w:color="auto" w:val="clear"/>
-            <w:tcMar>
-              <w:top w:type="dxa" w:w="60"/>
-              <w:left w:type="dxa" w:w="120"/>
-              <w:bottom w:type="dxa" w:w="60"/>
-              <w:right w:type="dxa" w:w="120"/>
-            </w:tcMar>
-            <w:vAlign w:val="top"/>
-          </w:tcPr>
-          <w:p>
-            <w:pPr>
-              <w:spacing w:after="40" w:before="0"/>
-              <w:jc w:val="left"/>
-            </w:pPr>
-            <w:r>
-              <w:rPr>
-                <w:rFonts w:ascii="Arial" w:cs="Arial" w:eastAsia="Arial" w:hAnsi="Arial"/>
-                <w:b w:val="false"/>
-                <w:bCs w:val="false"/>
-                <w:i w:val="false"/>
-                <w:iCs w:val="false"/>
-                <w:color w:val="000000"/>
-                <w:sz w:val="18"/>
-                <w:szCs w:val="18"/>
-              </w:rPr>
-              <w:t xml:space="preserve">Each learner writes one sticky note (or a sentence in their DQB section of their exercise book if physical sticky notes are unavailable) that updates the class Driving Question Board. The note must contain: (a) a green tick (✓) next to a part of the driving question that this lesson now fully answers, AND (b) a new sub-question or observation that today's lesson raises. Learners post their notes on the class DQB under the column headed 'Lesson 7: Powers and Roots'. The teacher reads out three selected notes and the class votes with thumbs up/down on whether each green-ticked item is truly resolved.</w:t>
-            </w:r>
-          </w:p>
-        </w:tc>
-        <w:tc>
-          <w:tcPr>
-            <w:tcW w:type="dxa" w:w="3040"/>
-            <w:shd w:fill="F2F2F2" w:color="auto" w:val="clear"/>
-            <w:tcMar>
-              <w:top w:type="dxa" w:w="60"/>
-              <w:left w:type="dxa" w:w="120"/>
-              <w:bottom w:type="dxa" w:w="60"/>
-              <w:right w:type="dxa" w:w="120"/>
-            </w:tcMar>
-            <w:vAlign w:val="top"/>
-          </w:tcPr>
-          <w:p>
-            <w:pPr>
-              <w:spacing w:after="40" w:before="0"/>
-              <w:jc w:val="left"/>
-            </w:pPr>
-            <w:r>
-              <w:rPr>
-                <w:rFonts w:ascii="Arial" w:cs="Arial" w:eastAsia="Arial" w:hAnsi="Arial"/>
-                <w:b w:val="false"/>
-                <w:bCs w:val="false"/>
-                <w:i w:val="false"/>
-                <w:iCs w:val="false"/>
-                <w:color w:val="000000"/>
-                <w:sz w:val="18"/>
-                <w:szCs w:val="18"/>
-              </w:rPr>
-              <w:t xml:space="preserve">Point to the DQB (a section of the classroom board or a dedicated chart that has been growing since Lesson 1) and SAY: 'Look at our Driving Question: How can the Kericho tea farmer — or any Kenyan scientist, engineer, or business person — use the mathematics of indices and logarithms to make sense of, and calculate with, numbers that are too large or too small to handle by ordinary arithmetic? We have now covered: log for multiplication (Lesson 6), log for powers (today), log for roots (today). Write your sticky note now. Two minutes.' [Allow 2 minutes of silent writing.] After 2 minutes, direct learners to post notes. Read out three notes — select one that ticks 'applying log tables to compound interest', one that ticks 'computing roots using tables', and one that raises a new question (e.g. 'What if the log gives a negative characteristic — does the rule still work?'). For each, ask the class: 'Thumbs up if you agree this part of the driving question is now answered, thumbs sideways if you are not sure.' [WAIT TIME: 8 seconds per vote.] For any sideways thumbs, invite one learner to voice their uncertainty: 'Tell us what is still unclear for you.' SAY: 'One thing remains: Lesson 8 will show us how all four laws — product, quotient, power, root — work together in combined problems and what happens when characteristics are negative. Add that to your board as a question for next time.'</w:t>
-            </w:r>
-          </w:p>
-        </w:tc>
-        <w:tc>
-          <w:tcPr>
-            <w:tcW w:type="dxa" w:w="3040"/>
-            <w:shd w:fill="FFFFFF" w:color="auto" w:val="clear"/>
-            <w:tcMar>
-              <w:top w:type="dxa" w:w="60"/>
-              <w:left w:type="dxa" w:w="120"/>
-              <w:bottom w:type="dxa" w:w="60"/>
-              <w:right w:type="dxa" w:w="120"/>
-            </w:tcMar>
-            <w:vAlign w:val="top"/>
-          </w:tcPr>
-          <w:p>
-            <w:pPr>
-              <w:spacing w:after="40" w:before="0"/>
-              <w:jc w:val="left"/>
-            </w:pPr>
-            <w:r>
-              <w:rPr>
-                <w:rFonts w:ascii="Arial" w:cs="Arial" w:eastAsia="Arial" w:hAnsi="Arial"/>
-                <w:b w:val="false"/>
-                <w:bCs w:val="false"/>
-                <w:i w:val="false"/>
-                <w:iCs w:val="false"/>
-                <w:color w:val="000000"/>
-                <w:sz w:val="18"/>
-                <w:szCs w:val="18"/>
-              </w:rPr>
-              <w:t xml:space="preserve">Running Driving Question Board (Iterative Sense-Making Record): The DQB is a living artefact that tracks the class's growing understanding across all eight lessons. By requiring learners to both tick resolved questions and generate new ones, it prevents premature closure ('we know everything now') while also celebrating genuine progress. The class vote externalises and socialises the formative assessment, making individual uncertainties visible to the whole group without singling out struggling learners.</w:t>
-            </w:r>
-          </w:p>
-        </w:tc>
-        <w:tc>
-          <w:tcPr>
-            <w:tcW w:type="dxa" w:w="3040"/>
-            <w:shd w:fill="F2F2F2" w:color="auto" w:val="clear"/>
-            <w:tcMar>
-              <w:top w:type="dxa" w:w="60"/>
-              <w:left w:type="dxa" w:w="120"/>
-              <w:bottom w:type="dxa" w:w="60"/>
-              <w:right w:type="dxa" w:w="120"/>
-            </w:tcMar>
-            <w:vAlign w:val="top"/>
-          </w:tcPr>
-          <w:p>
-            <w:pPr>
-              <w:spacing w:after="40" w:before="0"/>
-              <w:jc w:val="left"/>
-            </w:pPr>
-            <w:r>
-              <w:rPr>
-                <w:rFonts w:ascii="Arial" w:cs="Arial" w:eastAsia="Arial" w:hAnsi="Arial"/>
-                <w:b w:val="false"/>
-                <w:bCs w:val="false"/>
-                <w:i w:val="false"/>
-                <w:iCs w:val="false"/>
-                <w:color w:val="000000"/>
-                <w:sz w:val="18"/>
-                <w:szCs w:val="18"/>
-              </w:rPr>
-              <w:t xml:space="preserve">Count the number of sticky notes that correctly identify 'computing aⁿ using log tables' and 'computing ⁿ√a using log tables' as resolved. If fewer than 70% of learners tick these, the Explain phase has not yet consolidated learning sufficiently — plan a brief re-teach at the start of Lesson 8. New questions raised on the DQB (e.g. about bar-notation negative characteristics, combined operations, or whether natural logarithms follow the same laws) inform the depth and sequencing of Lesson 8. Record the three most common new questions in the teacher's lesson notes for immediate reference.</w:t>
-            </w:r>
-          </w:p>
-        </w:tc>
-      </w:tr>
-      <w:tr>
-        <w:tc>
-          <w:tcPr>
-            <w:tcW w:type="dxa" w:w="1520"/>
-            <w:shd w:fill="D5E8F0" w:color="auto" w:val="clear"/>
-            <w:tcMar>
-              <w:top w:type="dxa" w:w="60"/>
-              <w:left w:type="dxa" w:w="120"/>
-              <w:bottom w:type="dxa" w:w="60"/>
-              <w:right w:type="dxa" w:w="120"/>
-            </w:tcMar>
-            <w:vAlign w:val="top"/>
-          </w:tcPr>
-          <w:p>
-            <w:pPr>
-              <w:spacing w:after="40" w:before="0"/>
-              <w:jc w:val="left"/>
-            </w:pPr>
-            <w:r>
-              <w:rPr>
-                <w:rFonts w:ascii="Arial" w:cs="Arial" w:eastAsia="Arial" w:hAnsi="Arial"/>
-                <w:b/>
-                <w:bCs/>
-                <w:i w:val="false"/>
-                <w:iCs w:val="false"/>
-                <w:color w:val="000000"/>
-                <w:sz w:val="18"/>
-                <w:szCs w:val="18"/>
-              </w:rPr>
-              <w:t xml:space="preserve">Model Building Phase</w:t>
-            </w:r>
-          </w:p>
-          <w:p>
-            <w:pPr>
-              <w:spacing w:after="20" w:before="0"/>
-            </w:pPr>
-            <w:r>
-              <w:rPr>
-                <w:rFonts w:ascii="Arial" w:cs="Arial" w:eastAsia="Arial" w:hAnsi="Arial"/>
-                <w:b/>
-                <w:bCs/>
-                <w:color w:val="1F3864"/>
-                <w:sz w:val="16"/>
-                <w:szCs w:val="16"/>
-              </w:rPr>
-              <w:t xml:space="preserve">📹 VIDEO:</w:t>
-            </w:r>
-          </w:p>
-          <w:p>
-            <w:pPr>
-              <w:spacing w:after="20" w:before="0"/>
-            </w:pPr>
-            <w:hyperlink w:history="1" r:id="rIdjxznt8juoliqp4hcgwvmh">
-              <w:r>
-                <w:rPr>
-                  <w:rFonts w:ascii="Arial" w:cs="Arial" w:eastAsia="Arial" w:hAnsi="Arial"/>
-                  <w:color w:val="2E75B6"/>
-                  <w:sz w:val="16"/>
-                  <w:szCs w:val="16"/>
-                  <w:u w:val="single" w:color="2E75B6"/>
-                </w:rPr>
-                <w:t xml:space="preserve">Proof of the logarithm quotient and power rules</w:t>
-              </w:r>
-            </w:hyperlink>
-          </w:p>
-          <w:p>
-            <w:pPr>
-              <w:spacing w:after="10" w:before="0"/>
-              <w:ind w:left="120"/>
-            </w:pPr>
-            <w:r>
-              <w:rPr>
-                <w:rFonts w:ascii="Arial" w:cs="Arial" w:eastAsia="Arial" w:hAnsi="Arial"/>
-                <w:color w:val="595959"/>
-                <w:sz w:val="14"/>
-                <w:szCs w:val="14"/>
-              </w:rPr>
-              <w:t xml:space="preserve">Source: Khan Academy (English - US curriculum)</w:t>
-            </w:r>
-          </w:p>
-          <w:p>
-            <w:pPr>
-              <w:spacing w:after="10" w:before="0"/>
-              <w:ind w:left="120"/>
-            </w:pPr>
-            <w:hyperlink w:history="1" r:id="rId6n157qe5qdddd9kguvjo3">
-              <w:r>
-                <w:rPr>
-                  <w:rFonts w:ascii="Arial" w:cs="Arial" w:eastAsia="Arial" w:hAnsi="Arial"/>
-                  <w:color w:val="595959"/>
-                  <w:sz w:val="14"/>
-                  <w:szCs w:val="14"/>
-                  <w:u w:val="single" w:color="595959"/>
-                </w:rPr>
-                <w:t xml:space="preserve">🔍 Search ARES for similar videos</w:t>
-              </w:r>
-            </w:hyperlink>
-          </w:p>
-          <w:p>
-            <w:pPr>
-              <w:spacing w:after="40" w:before="0"/>
-            </w:pPr>
-            <w:r>
-              <w:rPr>
-                <w:sz w:val="14"/>
-                <w:szCs w:val="14"/>
-              </w:rPr>
-              <w:t xml:space="preserve"/>
-            </w:r>
-          </w:p>
-          <w:p>
-            <w:pPr>
-              <w:spacing w:after="20" w:before="0"/>
-            </w:pPr>
-            <w:r>
-              <w:rPr>
-                <w:rFonts w:ascii="Arial" w:cs="Arial" w:eastAsia="Arial" w:hAnsi="Arial"/>
-                <w:b/>
-                <w:bCs/>
-                <w:color w:val="1F3864"/>
-                <w:sz w:val="16"/>
-                <w:szCs w:val="16"/>
-              </w:rPr>
-              <w:t xml:space="preserve">📖 EXERCISE:</w:t>
-            </w:r>
-          </w:p>
-          <w:p>
-            <w:pPr>
-              <w:spacing w:after="20" w:before="0"/>
-            </w:pPr>
-            <w:hyperlink w:history="1" r:id="rId3p4jdacvv4ec82lp8idn0">
-              <w:r>
-                <w:rPr>
-                  <w:rFonts w:ascii="Arial" w:cs="Arial" w:eastAsia="Arial" w:hAnsi="Arial"/>
-                  <w:color w:val="2E75B6"/>
-                  <w:sz w:val="16"/>
-                  <w:szCs w:val="16"/>
-                  <w:u w:val="single" w:color="2E75B6"/>
-                </w:rPr>
-                <w:t xml:space="preserve">Powers of products &amp; quotients (integer exponents)</w:t>
-              </w:r>
-            </w:hyperlink>
-          </w:p>
-          <w:p>
-            <w:pPr>
-              <w:spacing w:after="10" w:before="0"/>
-              <w:ind w:left="120"/>
-            </w:pPr>
-            <w:r>
-              <w:rPr>
-                <w:rFonts w:ascii="Arial" w:cs="Arial" w:eastAsia="Arial" w:hAnsi="Arial"/>
-                <w:color w:val="595959"/>
-                <w:sz w:val="14"/>
-                <w:szCs w:val="14"/>
-              </w:rPr>
-              <w:t xml:space="preserve">Source: Khan Academy (English - US curriculum)</w:t>
-            </w:r>
-          </w:p>
-          <w:p>
-            <w:pPr>
-              <w:spacing w:after="10" w:before="0"/>
-              <w:ind w:left="120"/>
-            </w:pPr>
-            <w:hyperlink w:history="1" r:id="rIdnkmdvli0vpwtkncxw5bfw">
+            <w:hyperlink w:history="1" r:id="rId-lydceqvrud7sluo0noaw">
               <w:r>
                 <w:rPr>
                   <w:rFonts w:ascii="Arial" w:cs="Arial" w:eastAsia="Arial" w:hAnsi="Arial"/>
@@ -23635,7 +24003,7 @@
         </w:rPr>
         <w:t xml:space="preserve">© 2026 SeaVuria and ARES. Aligned with KICD objectives. Developed by SeaVuria; technical implementation by ARES (with AI assistance from Claude). Licensed under </w:t>
       </w:r>
-      <w:hyperlink w:history="1" r:id="rId1amu2qk_kvtzhbd0krfju">
+      <w:hyperlink w:history="1" r:id="rIdvv5dxk7vcfjx6v_glsz53">
         <w:r>
           <w:rPr>
             <w:rFonts w:ascii="Arial" w:cs="Arial" w:eastAsia="Arial" w:hAnsi="Arial"/>
@@ -23656,7 +24024,7 @@
         </w:rPr>
         <w:t xml:space="preserve"> (</w:t>
       </w:r>
-      <w:hyperlink w:history="1" r:id="rIdgmt40w_9wc7irdunycnk7">
+      <w:hyperlink w:history="1" r:id="rIdh2mwtnuowl_pjjyqplhmg">
         <w:r>
           <w:rPr>
             <w:rFonts w:ascii="Arial" w:cs="Arial" w:eastAsia="Arial" w:hAnsi="Arial"/>
@@ -24669,7 +25037,7 @@
             <w:pPr>
               <w:spacing w:after="20" w:before="0"/>
             </w:pPr>
-            <w:hyperlink w:history="1" r:id="rIdbk6fu0ituxg4we3cngxsk">
+            <w:hyperlink w:history="1" r:id="rId4qwe6n0rlcvbi2b70j3rs">
               <w:r>
                 <w:rPr>
                   <w:rFonts w:ascii="Arial" w:cs="Arial" w:eastAsia="Arial" w:hAnsi="Arial"/>
@@ -24684,6 +25052,22 @@
           </w:p>
           <w:p>
             <w:pPr>
+              <w:spacing w:after="20" w:before="0"/>
+            </w:pPr>
+            <w:r>
+              <w:rPr>
+                <w:rFonts w:ascii="Arial" w:cs="Arial" w:eastAsia="Arial" w:hAnsi="Arial"/>
+                <w:i/>
+                <w:iCs/>
+                <w:color w:val="595959"/>
+                <w:sz w:val="16"/>
+                <w:szCs w:val="16"/>
+              </w:rPr>
+              <w:t xml:space="preserve">Related topic: not an exact match for this lesson.</w:t>
+            </w:r>
+          </w:p>
+          <w:p>
+            <w:pPr>
               <w:spacing w:after="10" w:before="0"/>
               <w:ind w:left="120"/>
             </w:pPr>
@@ -24702,7 +25086,7 @@
               <w:spacing w:after="10" w:before="0"/>
               <w:ind w:left="120"/>
             </w:pPr>
-            <w:hyperlink w:history="1" r:id="rIdvqfjqk8aoabstb1qki9bo">
+            <w:hyperlink w:history="1" r:id="rIdfmagz7drl17rzhoaclg7-">
               <w:r>
                 <w:rPr>
                   <w:rFonts w:ascii="Arial" w:cs="Arial" w:eastAsia="Arial" w:hAnsi="Arial"/>
@@ -24740,6 +25124,344 @@
                 <w:sz w:val="16"/>
                 <w:szCs w:val="16"/>
               </w:rPr>
+              <w:t xml:space="preserve">📖 HTML:</w:t>
+            </w:r>
+          </w:p>
+          <w:p>
+            <w:pPr>
+              <w:spacing w:after="20" w:before="0"/>
+            </w:pPr>
+            <w:hyperlink w:history="1" r:id="rIdevv-sztavzgq6ayqggudy">
+              <w:r>
+                <w:rPr>
+                  <w:rFonts w:ascii="Arial" w:cs="Arial" w:eastAsia="Arial" w:hAnsi="Arial"/>
+                  <w:color w:val="2E75B6"/>
+                  <w:sz w:val="16"/>
+                  <w:szCs w:val="16"/>
+                  <w:u w:val="single" w:color="2E75B6"/>
+                </w:rPr>
+                <w:t xml:space="preserve">Applying the Laws of Exponents to Rational Exponents (Flexbook)</w:t>
+              </w:r>
+            </w:hyperlink>
+          </w:p>
+          <w:p>
+            <w:pPr>
+              <w:spacing w:after="20" w:before="0"/>
+            </w:pPr>
+            <w:r>
+              <w:rPr>
+                <w:rFonts w:ascii="Arial" w:cs="Arial" w:eastAsia="Arial" w:hAnsi="Arial"/>
+                <w:i/>
+                <w:iCs/>
+                <w:color w:val="595959"/>
+                <w:sz w:val="16"/>
+                <w:szCs w:val="16"/>
+              </w:rPr>
+              <w:t xml:space="preserve">Related topic: not an exact match for this lesson.</w:t>
+            </w:r>
+          </w:p>
+          <w:p>
+            <w:pPr>
+              <w:spacing w:after="10" w:before="0"/>
+              <w:ind w:left="120"/>
+            </w:pPr>
+            <w:r>
+              <w:rPr>
+                <w:rFonts w:ascii="Arial" w:cs="Arial" w:eastAsia="Arial" w:hAnsi="Arial"/>
+                <w:color w:val="595959"/>
+                <w:sz w:val="14"/>
+                <w:szCs w:val="14"/>
+              </w:rPr>
+              <w:t xml:space="preserve">Source: CK-12</w:t>
+            </w:r>
+          </w:p>
+          <w:p>
+            <w:pPr>
+              <w:spacing w:after="10" w:before="0"/>
+              <w:ind w:left="120"/>
+            </w:pPr>
+            <w:hyperlink w:history="1" r:id="rIdj3lcszb4sdccmezl50dfo">
+              <w:r>
+                <w:rPr>
+                  <w:rFonts w:ascii="Arial" w:cs="Arial" w:eastAsia="Arial" w:hAnsi="Arial"/>
+                  <w:color w:val="595959"/>
+                  <w:sz w:val="14"/>
+                  <w:szCs w:val="14"/>
+                  <w:u w:val="single" w:color="595959"/>
+                </w:rPr>
+                <w:t xml:space="preserve">🔍 Search ARES for similar readings</w:t>
+              </w:r>
+            </w:hyperlink>
+          </w:p>
+        </w:tc>
+        <w:tc>
+          <w:tcPr>
+            <w:tcW w:type="dxa" w:w="3040"/>
+            <w:shd w:fill="FFFFFF" w:color="auto" w:val="clear"/>
+            <w:tcMar>
+              <w:top w:type="dxa" w:w="60"/>
+              <w:left w:type="dxa" w:w="120"/>
+              <w:bottom w:type="dxa" w:w="60"/>
+              <w:right w:type="dxa" w:w="120"/>
+            </w:tcMar>
+            <w:vAlign w:val="top"/>
+          </w:tcPr>
+          <w:p>
+            <w:pPr>
+              <w:spacing w:after="40" w:before="0"/>
+              <w:jc w:val="left"/>
+            </w:pPr>
+            <w:r>
+              <w:rPr>
+                <w:rFonts w:ascii="Arial" w:cs="Arial" w:eastAsia="Arial" w:hAnsi="Arial"/>
+                <w:b w:val="false"/>
+                <w:bCs w:val="false"/>
+                <w:i w:val="false"/>
+                <w:iCs w:val="false"/>
+                <w:color w:val="000000"/>
+                <w:sz w:val="18"/>
+                <w:szCs w:val="18"/>
+              </w:rPr>
+              <w:t xml:space="preserve">Learners are shown a projected slide displaying the anchoring phenomenon refreshed: 'Kamau, the Kericho estate manager, must calculate: (2.374 × 0.8163^3) ÷ √(54.72) to find the blended yield index for an export shipment. He has no calculator — only a four-figure table.' Working individually for 3 minutes, learners write: (a) an estimated order-of-magnitude answer; (b) a list of every logarithm law they expect to need; (c) the sequence of steps they would follow before touching the table. Learners then share predictions with a shoulder partner for 90 seconds.</w:t>
+            </w:r>
+          </w:p>
+        </w:tc>
+        <w:tc>
+          <w:tcPr>
+            <w:tcW w:type="dxa" w:w="3040"/>
+            <w:shd w:fill="F2F2F2" w:color="auto" w:val="clear"/>
+            <w:tcMar>
+              <w:top w:type="dxa" w:w="60"/>
+              <w:left w:type="dxa" w:w="120"/>
+              <w:bottom w:type="dxa" w:w="60"/>
+              <w:right w:type="dxa" w:w="120"/>
+            </w:tcMar>
+            <w:vAlign w:val="top"/>
+          </w:tcPr>
+          <w:p>
+            <w:pPr>
+              <w:spacing w:after="40" w:before="0"/>
+              <w:jc w:val="left"/>
+            </w:pPr>
+            <w:r>
+              <w:rPr>
+                <w:rFonts w:ascii="Arial" w:cs="Arial" w:eastAsia="Arial" w:hAnsi="Arial"/>
+                <w:b w:val="false"/>
+                <w:bCs w:val="false"/>
+                <w:i w:val="false"/>
+                <w:iCs w:val="false"/>
+                <w:color w:val="000000"/>
+                <w:sz w:val="18"/>
+                <w:szCs w:val="18"/>
+              </w:rPr>
+              <w:t xml:space="preserve">Display the phenomenon slide and say: 'Before you touch any table, I want your brain on paper. Estimate the answer — not the exact value, just the ballpark — and list every law you think you will need. You have 3 minutes. Go.' [Allow 3 minutes silent thinking — do NOT circulate during this time to preserve independent prediction.] After 3 minutes say: 'Turn to your shoulder partner and compare your law lists. Do you agree on the sequence? 60 seconds.' [After pair-share] Cold-call 3 students: 'Akinyi — which laws did you list?' / 'Omondi — did you add or remove any laws after your partner discussion?' / 'Wanjiru — what did you estimate the answer to be, roughly?' Record the 3 law-lists on the board without evaluating. Say: 'Hold onto these predictions — we will check every one of them against our actual work today.'</w:t>
+            </w:r>
+          </w:p>
+        </w:tc>
+        <w:tc>
+          <w:tcPr>
+            <w:tcW w:type="dxa" w:w="3040"/>
+            <w:shd w:fill="FFFFFF" w:color="auto" w:val="clear"/>
+            <w:tcMar>
+              <w:top w:type="dxa" w:w="60"/>
+              <w:left w:type="dxa" w:w="120"/>
+              <w:bottom w:type="dxa" w:w="60"/>
+              <w:right w:type="dxa" w:w="120"/>
+            </w:tcMar>
+            <w:vAlign w:val="top"/>
+          </w:tcPr>
+          <w:p>
+            <w:pPr>
+              <w:spacing w:after="40" w:before="0"/>
+              <w:jc w:val="left"/>
+            </w:pPr>
+            <w:r>
+              <w:rPr>
+                <w:rFonts w:ascii="Arial" w:cs="Arial" w:eastAsia="Arial" w:hAnsi="Arial"/>
+                <w:b w:val="false"/>
+                <w:bCs w:val="false"/>
+                <w:i w:val="false"/>
+                <w:iCs w:val="false"/>
+                <w:color w:val="000000"/>
+                <w:sz w:val="18"/>
+                <w:szCs w:val="18"/>
+              </w:rPr>
+              <w:t xml:space="preserve">Prediction Activation with Law Inventory — by requiring learners to enumerate laws before computing, this strategy externalises prior knowledge, surfaces misconceptions about sequencing (e.g., applying the power law before taking the logarithm), and creates a personal benchmark against which the Observe phase will be measured. It directly connects to the phenomenon by framing the prediction as the manager's real decision.</w:t>
+            </w:r>
+          </w:p>
+        </w:tc>
+        <w:tc>
+          <w:tcPr>
+            <w:tcW w:type="dxa" w:w="3040"/>
+            <w:shd w:fill="F2F2F2" w:color="auto" w:val="clear"/>
+            <w:tcMar>
+              <w:top w:type="dxa" w:w="60"/>
+              <w:left w:type="dxa" w:w="120"/>
+              <w:bottom w:type="dxa" w:w="60"/>
+              <w:right w:type="dxa" w:w="120"/>
+            </w:tcMar>
+            <w:vAlign w:val="top"/>
+          </w:tcPr>
+          <w:p>
+            <w:pPr>
+              <w:spacing w:after="40" w:before="0"/>
+              <w:jc w:val="left"/>
+            </w:pPr>
+            <w:r>
+              <w:rPr>
+                <w:rFonts w:ascii="Arial" w:cs="Arial" w:eastAsia="Arial" w:hAnsi="Arial"/>
+                <w:b w:val="false"/>
+                <w:bCs w:val="false"/>
+                <w:i w:val="false"/>
+                <w:iCs w:val="false"/>
+                <w:color w:val="000000"/>
+                <w:sz w:val="18"/>
+                <w:szCs w:val="18"/>
+              </w:rPr>
+              <w:t xml:space="preserve">Observable indicator: each learner's written prediction sheet shows (a) a numerical estimate, (b) at least 2 named logarithm laws, and (c) a proposed step sequence. Teacher scans 5–6 sheets during the pair-share to check for misconceptions — particularly whether learners are confusing 'log of a power' with 'log of a product'. Flag any learner who lists fewer than 2 laws for targeted support in Phase 2.</w:t>
+            </w:r>
+          </w:p>
+        </w:tc>
+      </w:tr>
+      <w:tr>
+        <w:tc>
+          <w:tcPr>
+            <w:tcW w:type="dxa" w:w="1520"/>
+            <w:shd w:fill="D9EEF1" w:color="auto" w:val="clear"/>
+            <w:tcMar>
+              <w:top w:type="dxa" w:w="60"/>
+              <w:left w:type="dxa" w:w="120"/>
+              <w:bottom w:type="dxa" w:w="60"/>
+              <w:right w:type="dxa" w:w="120"/>
+            </w:tcMar>
+            <w:vAlign w:val="top"/>
+          </w:tcPr>
+          <w:p>
+            <w:pPr>
+              <w:spacing w:after="40" w:before="0"/>
+              <w:jc w:val="left"/>
+            </w:pPr>
+            <w:r>
+              <w:rPr>
+                <w:rFonts w:ascii="Arial" w:cs="Arial" w:eastAsia="Arial" w:hAnsi="Arial"/>
+                <w:b/>
+                <w:bCs/>
+                <w:i w:val="false"/>
+                <w:iCs w:val="false"/>
+                <w:color w:val="000000"/>
+                <w:sz w:val="18"/>
+                <w:szCs w:val="18"/>
+              </w:rPr>
+              <w:t xml:space="preserve">Observe Phase</w:t>
+            </w:r>
+          </w:p>
+          <w:p>
+            <w:pPr>
+              <w:spacing w:after="20" w:before="0"/>
+            </w:pPr>
+            <w:r>
+              <w:rPr>
+                <w:rFonts w:ascii="Arial" w:cs="Arial" w:eastAsia="Arial" w:hAnsi="Arial"/>
+                <w:b/>
+                <w:bCs/>
+                <w:color w:val="1F3864"/>
+                <w:sz w:val="16"/>
+                <w:szCs w:val="16"/>
+              </w:rPr>
+              <w:t xml:space="preserve">📹 VIDEO:</w:t>
+            </w:r>
+          </w:p>
+          <w:p>
+            <w:pPr>
+              <w:spacing w:after="20" w:before="0"/>
+            </w:pPr>
+            <w:hyperlink w:history="1" r:id="rIdubolkhdx4s27mtx2dpd3v">
+              <w:r>
+                <w:rPr>
+                  <w:rFonts w:ascii="Arial" w:cs="Arial" w:eastAsia="Arial" w:hAnsi="Arial"/>
+                  <w:color w:val="2E75B6"/>
+                  <w:sz w:val="16"/>
+                  <w:szCs w:val="16"/>
+                  <w:u w:val="single" w:color="2E75B6"/>
+                </w:rPr>
+                <w:t xml:space="preserve">Worked example: Order of operations (PEMDAS)</w:t>
+              </w:r>
+            </w:hyperlink>
+          </w:p>
+          <w:p>
+            <w:pPr>
+              <w:spacing w:after="20" w:before="0"/>
+            </w:pPr>
+            <w:r>
+              <w:rPr>
+                <w:rFonts w:ascii="Arial" w:cs="Arial" w:eastAsia="Arial" w:hAnsi="Arial"/>
+                <w:i/>
+                <w:iCs/>
+                <w:color w:val="595959"/>
+                <w:sz w:val="16"/>
+                <w:szCs w:val="16"/>
+              </w:rPr>
+              <w:t xml:space="preserve">Related topic: not an exact match for this lesson.</w:t>
+            </w:r>
+          </w:p>
+          <w:p>
+            <w:pPr>
+              <w:spacing w:after="10" w:before="0"/>
+              <w:ind w:left="120"/>
+            </w:pPr>
+            <w:r>
+              <w:rPr>
+                <w:rFonts w:ascii="Arial" w:cs="Arial" w:eastAsia="Arial" w:hAnsi="Arial"/>
+                <w:color w:val="595959"/>
+                <w:sz w:val="14"/>
+                <w:szCs w:val="14"/>
+              </w:rPr>
+              <w:t xml:space="preserve">Source: Khan Academy (English - US curriculum)</w:t>
+            </w:r>
+          </w:p>
+          <w:p>
+            <w:pPr>
+              <w:spacing w:after="10" w:before="0"/>
+              <w:ind w:left="120"/>
+            </w:pPr>
+            <w:hyperlink w:history="1" r:id="rId6sbts8u1mwr8dgxrlqubi">
+              <w:r>
+                <w:rPr>
+                  <w:rFonts w:ascii="Arial" w:cs="Arial" w:eastAsia="Arial" w:hAnsi="Arial"/>
+                  <w:color w:val="595959"/>
+                  <w:sz w:val="14"/>
+                  <w:szCs w:val="14"/>
+                  <w:u w:val="single" w:color="595959"/>
+                </w:rPr>
+                <w:t xml:space="preserve">🔍 Search ARES for similar videos</w:t>
+              </w:r>
+            </w:hyperlink>
+          </w:p>
+          <w:p>
+            <w:pPr>
+              <w:spacing w:after="40" w:before="0"/>
+            </w:pPr>
+            <w:r>
+              <w:rPr>
+                <w:sz w:val="14"/>
+                <w:szCs w:val="14"/>
+              </w:rPr>
+              <w:t xml:space="preserve"/>
+            </w:r>
+          </w:p>
+          <w:p>
+            <w:pPr>
+              <w:spacing w:after="20" w:before="0"/>
+            </w:pPr>
+            <w:r>
+              <w:rPr>
+                <w:rFonts w:ascii="Arial" w:cs="Arial" w:eastAsia="Arial" w:hAnsi="Arial"/>
+                <w:b/>
+                <w:bCs/>
+                <w:color w:val="1F3864"/>
+                <w:sz w:val="16"/>
+                <w:szCs w:val="16"/>
+              </w:rPr>
               <w:t xml:space="preserve">📖 EXERCISE:</w:t>
             </w:r>
           </w:p>
@@ -24747,7 +25469,7 @@
             <w:pPr>
               <w:spacing w:after="20" w:before="0"/>
             </w:pPr>
-            <w:hyperlink w:history="1" r:id="rId-d-kmmmcobef48t5nitcs">
+            <w:hyperlink w:history="1" r:id="rId_4j4l8pw9cm7xnfjooejz">
               <w:r>
                 <w:rPr>
                   <w:rFonts w:ascii="Arial" w:cs="Arial" w:eastAsia="Arial" w:hAnsi="Arial"/>
@@ -24762,6 +25484,22 @@
           </w:p>
           <w:p>
             <w:pPr>
+              <w:spacing w:after="20" w:before="0"/>
+            </w:pPr>
+            <w:r>
+              <w:rPr>
+                <w:rFonts w:ascii="Arial" w:cs="Arial" w:eastAsia="Arial" w:hAnsi="Arial"/>
+                <w:i/>
+                <w:iCs/>
+                <w:color w:val="595959"/>
+                <w:sz w:val="16"/>
+                <w:szCs w:val="16"/>
+              </w:rPr>
+              <w:t xml:space="preserve">Related topic: not an exact match for this lesson.</w:t>
+            </w:r>
+          </w:p>
+          <w:p>
+            <w:pPr>
               <w:spacing w:after="10" w:before="0"/>
               <w:ind w:left="120"/>
             </w:pPr>
@@ -24780,7 +25518,7 @@
               <w:spacing w:after="10" w:before="0"/>
               <w:ind w:left="120"/>
             </w:pPr>
-            <w:hyperlink w:history="1" r:id="rIdbj-ez_espiljulquwfpxf">
+            <w:hyperlink w:history="1" r:id="rId_s_zq5mwroijoazbhhpfc">
               <w:r>
                 <w:rPr>
                   <w:rFonts w:ascii="Arial" w:cs="Arial" w:eastAsia="Arial" w:hAnsi="Arial"/>
@@ -24822,7 +25560,7 @@
                 <w:sz w:val="18"/>
                 <w:szCs w:val="18"/>
               </w:rPr>
-              <w:t xml:space="preserve">Learners are shown a projected slide displaying the anchoring phenomenon refreshed: 'Kamau, the Kericho estate manager, must calculate: (2.374 × 0.8163^3) ÷ √(54.72) to find the blended yield index for an export shipment. He has no calculator — only a four-figure table.' Working individually for 3 minutes, learners write: (a) an estimated order-of-magnitude answer; (b) a list of every logarithm law they expect to need; (c) the sequence of steps they would follow before touching the table. Learners then share predictions with a shoulder partner for 90 seconds.</w:t>
+              <w:t xml:space="preserve">Groups of four receive a structured worksheet titled 'Combined Logarithm Operations — Kericho Export Calculations.' The worksheet contains two problems: Problem A: Evaluate (2.374 × 0.8163³) ÷ √(54.72) using logarithms. Problem B: Evaluate (37.64 × 0.002917²) ÷ (8.043 × √(0.6731)) using logarithms. Each problem has a pre-printed log-table template with labelled rows: 'Number | Log | Operation | Result' so learners record every step systematically. Groups work for 18 minutes, with each member taking a role: Reader (reads aloud each step), Table Operator (looks up values in the four-figure table), Recorder (writes in the template), and Checker (verifies each table look-up). At the 18-minute mark, groups exchange worksheets with an adjacent group and spend 3 minutes peer-checking answers. Every four-figure table lookup must be shown — no skipping steps.</w:t>
             </w:r>
           </w:p>
         </w:tc>
@@ -24854,7 +25592,7 @@
                 <w:sz w:val="18"/>
                 <w:szCs w:val="18"/>
               </w:rPr>
-              <w:t xml:space="preserve">Display the phenomenon slide and say: 'Before you touch any table, I want your brain on paper. Estimate the answer — not the exact value, just the ballpark — and list every law you think you will need. You have 3 minutes. Go.' [Allow 3 minutes silent thinking — do NOT circulate during this time to preserve independent prediction.] After 3 minutes say: 'Turn to your shoulder partner and compare your law lists. Do you agree on the sequence? 60 seconds.' [After pair-share] Cold-call 3 students: 'Akinyi — which laws did you list?' / 'Omondi — did you add or remove any laws after your partner discussion?' / 'Wanjiru — what did you estimate the answer to be, roughly?' Record the 3 law-lists on the board without evaluating. Say: 'Hold onto these predictions — we will check every one of them against our actual work today.'</w:t>
+              <w:t xml:space="preserve">Distribute worksheets and say: 'These two problems represent the kind of blended-yield calculations a real agribusiness analyst in Kericho or Nairobi might face. Your job is not just to get the answer — it is to show every single step in the template so that the Checker role can verify each table read.' [Circulate during the 18 minutes — spend at least 90 seconds at each group. Use these specific diagnostic questions:] At groups struggling with the power law: 'Before you look up anything, what does log(0.8163³) equal in terms of log(0.8163)? Say the law aloud.' [Wait 10 seconds.] At groups handling the square root: 'How do you write √(54.72) as a power? What does that mean for its logarithm?' [Wait 12 seconds.] At groups confusing characteristic and mantissa of a bar number: 'Your characteristic is negative — show me how you write that as a bar number before multiplying by 3.' [Wait 10 seconds.] After 18 minutes: 'Stop writing. Pass your worksheet to the group on your right. Checkers — you now have 3 minutes to verify every table look-up and flag any step that does not match your own work.' Cold-call after peer-check: 'Group 3 — what was the single step most groups got wrong in Problem A?' Record the identified error on the board.</w:t>
             </w:r>
           </w:p>
         </w:tc>
@@ -24886,7 +25624,7 @@
                 <w:sz w:val="18"/>
                 <w:szCs w:val="18"/>
               </w:rPr>
-              <w:t xml:space="preserve">Prediction Activation with Law Inventory — by requiring learners to enumerate laws before computing, this strategy externalises prior knowledge, surfaces misconceptions about sequencing (e.g., applying the power law before taking the logarithm), and creates a personal benchmark against which the Observe phase will be measured. It directly connects to the phenomenon by framing the prediction as the manager's real decision.</w:t>
+              <w:t xml:space="preserve">Structured Role-Based Inquiry with Peer Verification — the four-role structure ensures every learner actively engages with the table (not just the fastest member) and that each step is verbalised, written, and independently checked. The peer-exchange at the end creates a natural error-analysis moment, surfacing systematic misconceptions (e.g., incorrect handling of bar numbers in multiplication by a power) that can be addressed whole-class in Phase 3. The Kericho context grounds the arithmetic in the unit phenomenon.</w:t>
             </w:r>
           </w:p>
         </w:tc>
@@ -24918,7 +25656,7 @@
                 <w:sz w:val="18"/>
                 <w:szCs w:val="18"/>
               </w:rPr>
-              <w:t xml:space="preserve">Observable indicator: each learner's written prediction sheet shows (a) a numerical estimate, (b) at least 2 named logarithm laws, and (c) a proposed step sequence. Teacher scans 5–6 sheets during the pair-share to check for misconceptions — particularly whether learners are confusing 'log of a power' with 'log of a product'. Flag any learner who lists fewer than 2 laws for targeted support in Phase 2.</w:t>
+              <w:t xml:space="preserve">Observable indicators: (a) every row of the log-table template is filled — no blank steps; (b) bar numbers are written in correct notation (e.g., 2̄.9134); (c) the final anti-logarithm step is present and labelled. Teacher collects 2 worksheets per group at the end of Phase 2 to scan for systematic errors before Phase 3 begins. Specific checkpoints: Problem A answer ≈ 0.3309; Problem B answer ≈ 0.001278 — groups deviating by more than one order of magnitude are flagged for targeted reteaching during Phase 3.</w:t>
             </w:r>
           </w:p>
         </w:tc>
@@ -24927,32 +25665,32 @@
         <w:tc>
           <w:tcPr>
             <w:tcW w:type="dxa" w:w="1520"/>
-            <w:shd w:fill="D9EEF1" w:color="auto" w:val="clear"/>
-            <w:tcMar>
-              <w:top w:type="dxa" w:w="60"/>
-              <w:left w:type="dxa" w:w="120"/>
-              <w:bottom w:type="dxa" w:w="60"/>
-              <w:right w:type="dxa" w:w="120"/>
-            </w:tcMar>
-            <w:vAlign w:val="top"/>
-          </w:tcPr>
-          <w:p>
-            <w:pPr>
-              <w:spacing w:after="40" w:before="0"/>
-              <w:jc w:val="left"/>
-            </w:pPr>
-            <w:r>
-              <w:rPr>
-                <w:rFonts w:ascii="Arial" w:cs="Arial" w:eastAsia="Arial" w:hAnsi="Arial"/>
-                <w:b/>
-                <w:bCs/>
-                <w:i w:val="false"/>
-                <w:iCs w:val="false"/>
-                <w:color w:val="000000"/>
-                <w:sz w:val="18"/>
-                <w:szCs w:val="18"/>
-              </w:rPr>
-              <w:t xml:space="preserve">Observe Phase</w:t>
+            <w:shd w:fill="E2EFDA" w:color="auto" w:val="clear"/>
+            <w:tcMar>
+              <w:top w:type="dxa" w:w="60"/>
+              <w:left w:type="dxa" w:w="120"/>
+              <w:bottom w:type="dxa" w:w="60"/>
+              <w:right w:type="dxa" w:w="120"/>
+            </w:tcMar>
+            <w:vAlign w:val="top"/>
+          </w:tcPr>
+          <w:p>
+            <w:pPr>
+              <w:spacing w:after="40" w:before="0"/>
+              <w:jc w:val="left"/>
+            </w:pPr>
+            <w:r>
+              <w:rPr>
+                <w:rFonts w:ascii="Arial" w:cs="Arial" w:eastAsia="Arial" w:hAnsi="Arial"/>
+                <w:b/>
+                <w:bCs/>
+                <w:i w:val="false"/>
+                <w:iCs w:val="false"/>
+                <w:color w:val="000000"/>
+                <w:sz w:val="18"/>
+                <w:szCs w:val="18"/>
+              </w:rPr>
+              <w:t xml:space="preserve">Explain Phase</w:t>
             </w:r>
           </w:p>
           <w:p>
@@ -24975,7 +25713,7 @@
             <w:pPr>
               <w:spacing w:after="20" w:before="0"/>
             </w:pPr>
-            <w:hyperlink w:history="1" r:id="rIdhafyihup_5pohe9bp7wav">
+            <w:hyperlink w:history="1" r:id="rIdbneeanutib-qprtiw1ggw">
               <w:r>
                 <w:rPr>
                   <w:rFonts w:ascii="Arial" w:cs="Arial" w:eastAsia="Arial" w:hAnsi="Arial"/>
@@ -24984,9 +25722,25 @@
                   <w:szCs w:val="16"/>
                   <w:u w:val="single" w:color="2E75B6"/>
                 </w:rPr>
-                <w:t xml:space="preserve">Order of operations example: fractions and exponents</w:t>
+                <w:t xml:space="preserve">Exponents with negative bases</w:t>
               </w:r>
             </w:hyperlink>
+          </w:p>
+          <w:p>
+            <w:pPr>
+              <w:spacing w:after="20" w:before="0"/>
+            </w:pPr>
+            <w:r>
+              <w:rPr>
+                <w:rFonts w:ascii="Arial" w:cs="Arial" w:eastAsia="Arial" w:hAnsi="Arial"/>
+                <w:i/>
+                <w:iCs/>
+                <w:color w:val="595959"/>
+                <w:sz w:val="16"/>
+                <w:szCs w:val="16"/>
+              </w:rPr>
+              <w:t xml:space="preserve">Related topic: not an exact match for this lesson.</w:t>
+            </w:r>
           </w:p>
           <w:p>
             <w:pPr>
@@ -25008,7 +25762,7 @@
               <w:spacing w:after="10" w:before="0"/>
               <w:ind w:left="120"/>
             </w:pPr>
-            <w:hyperlink w:history="1" r:id="rIdyoxsdpptuzhdqmxrimqxl">
+            <w:hyperlink w:history="1" r:id="rIdghtzcssansevtpl9ufdum">
               <w:r>
                 <w:rPr>
                   <w:rFonts w:ascii="Arial" w:cs="Arial" w:eastAsia="Arial" w:hAnsi="Arial"/>
@@ -25046,14 +25800,14 @@
                 <w:sz w:val="16"/>
                 <w:szCs w:val="16"/>
               </w:rPr>
-              <w:t xml:space="preserve">📖 EXERCISE:</w:t>
+              <w:t xml:space="preserve">📖 HTML:</w:t>
             </w:r>
           </w:p>
           <w:p>
             <w:pPr>
               <w:spacing w:after="20" w:before="0"/>
             </w:pPr>
-            <w:hyperlink w:history="1" r:id="rId2eaonqj3dg_qppfkgoo4j">
+            <w:hyperlink w:history="1" r:id="rIdeasv2mqbp-mjxbclcte4z">
               <w:r>
                 <w:rPr>
                   <w:rFonts w:ascii="Arial" w:cs="Arial" w:eastAsia="Arial" w:hAnsi="Arial"/>
@@ -25062,9 +25816,25 @@
                   <w:szCs w:val="16"/>
                   <w:u w:val="single" w:color="2E75B6"/>
                 </w:rPr>
-                <w:t xml:space="preserve">Order of operations (no exponents)</w:t>
+                <w:t xml:space="preserve">Exponent Laws</w:t>
               </w:r>
             </w:hyperlink>
+          </w:p>
+          <w:p>
+            <w:pPr>
+              <w:spacing w:after="20" w:before="0"/>
+            </w:pPr>
+            <w:r>
+              <w:rPr>
+                <w:rFonts w:ascii="Arial" w:cs="Arial" w:eastAsia="Arial" w:hAnsi="Arial"/>
+                <w:i/>
+                <w:iCs/>
+                <w:color w:val="595959"/>
+                <w:sz w:val="16"/>
+                <w:szCs w:val="16"/>
+              </w:rPr>
+              <w:t xml:space="preserve">Related topic: not an exact match for this lesson.</w:t>
+            </w:r>
           </w:p>
           <w:p>
             <w:pPr>
@@ -25078,7 +25848,7 @@
                 <w:sz w:val="14"/>
                 <w:szCs w:val="14"/>
               </w:rPr>
-              <w:t xml:space="preserve">Source: Khan Academy (English - US curriculum)</w:t>
+              <w:t xml:space="preserve">Source: math_expression</w:t>
             </w:r>
           </w:p>
           <w:p>
@@ -25086,7 +25856,7 @@
               <w:spacing w:after="10" w:before="0"/>
               <w:ind w:left="120"/>
             </w:pPr>
-            <w:hyperlink w:history="1" r:id="rIdz2f1tv7cjxeilxdy3ubzm">
+            <w:hyperlink w:history="1" r:id="rIdgxu6ymjclgglprjf21-a3">
               <w:r>
                 <w:rPr>
                   <w:rFonts w:ascii="Arial" w:cs="Arial" w:eastAsia="Arial" w:hAnsi="Arial"/>
@@ -25128,7 +25898,7 @@
                 <w:sz w:val="18"/>
                 <w:szCs w:val="18"/>
               </w:rPr>
-              <w:t xml:space="preserve">Groups of four receive a structured worksheet titled 'Combined Logarithm Operations — Kericho Export Calculations.' The worksheet contains two problems: Problem A: Evaluate (2.374 × 0.8163³) ÷ √(54.72) using logarithms. Problem B: Evaluate (37.64 × 0.002917²) ÷ (8.043 × √(0.6731)) using logarithms. Each problem has a pre-printed log-table template with labelled rows: 'Number | Log | Operation | Result' so learners record every step systematically. Groups work for 18 minutes, with each member taking a role: Reader (reads aloud each step), Table Operator (looks up values in the four-figure table), Recorder (writes in the template), and Checker (verifies each table look-up). At the 18-minute mark, groups exchange worksheets with an adjacent group and spend 3 minutes peer-checking answers. Every four-figure table lookup must be shown — no skipping steps.</w:t>
+              <w:t xml:space="preserve">The class reconvenes for a whole-class explanation. A volunteer group presents their Problem A solution step-by-step on the board while the teacher mediates. After each step, the class is asked to name the law being applied. The teacher then connects every step back to the Kericho phenomenon: 'This is exactly the operation the farm manager performed — multiplying the per-plant yield, raising it to a power for the processing factor, dividing by the square root of the moisture-loss constant. The logarithm table turned all of that into addition and subtraction.' Learners then individually complete a 'Law Annotation' task on their worksheet: next to each step of Problem B, they write the name of the law used (Product Law / Quotient Law / Power Law / Root Law / Definition of Antilog). Finally, the class discusses: 'Why does changing the exponent by just 1 — say from 2³ to 2⁴ — double the entire harvest? What does this tell us about exponential growth in tea production?' Learners write a 3-sentence response in their exercise books.</w:t>
             </w:r>
           </w:p>
         </w:tc>
@@ -25160,7 +25930,7 @@
                 <w:sz w:val="18"/>
                 <w:szCs w:val="18"/>
               </w:rPr>
-              <w:t xml:space="preserve">Distribute worksheets and say: 'These two problems represent the kind of blended-yield calculations a real agribusiness analyst in Kericho or Nairobi might face. Your job is not just to get the answer — it is to show every single step in the template so that the Checker role can verify each table read.' [Circulate during the 18 minutes — spend at least 90 seconds at each group. Use these specific diagnostic questions:] At groups struggling with the power law: 'Before you look up anything, what does log(0.8163³) equal in terms of log(0.8163)? Say the law aloud.' [Wait 10 seconds.] At groups handling the square root: 'How do you write √(54.72) as a power? What does that mean for its logarithm?' [Wait 12 seconds.] At groups confusing characteristic and mantissa of a bar number: 'Your characteristic is negative — show me how you write that as a bar number before multiplying by 3.' [Wait 10 seconds.] After 18 minutes: 'Stop writing. Pass your worksheet to the group on your right. Checkers — you now have 3 minutes to verify every table look-up and flag any step that does not match your own work.' Cold-call after peer-check: 'Group 3 — what was the single step most groups got wrong in Problem A?' Record the identified error on the board.</w:t>
+              <w:t xml:space="preserve">Invite one group to the board: 'Group 5, you will be our presenters. Walk us through Problem A, one row of the template at a time. Class — your job is to name the law at each step. Ready?' [After each step, pause and cold-call:] 'Fatuma — which law justifies that step?' / 'Hassan — do you agree? Can you say the law in your own words?' [Wait 10 seconds after each question.] After the full worked solution is on the board, say: 'Now look at the phenomenon again. Point at the step on the board where we converted multiplication into addition. That is the moment the farm manager's two-minute calculation became possible.' [Pause 8 seconds.] 'Now open to Problem B on your worksheet. Working individually for 5 minutes, write the law name next to each step. Use the exact names we have been using all unit.' [Circulate — cold-call 3 learners to read their annotation aloud.] Then launch the exponential discussion: 'Why does shifting the exponent by 1 double the harvest? I want 3 sentences in your book — phenomenon first, then the mathematics, then the connection to logarithms. You have 4 minutes.' Cold-call 2 learners to share. Say: 'This is the answer to the second part of our driving question — you have just explained it in your own words.'</w:t>
             </w:r>
           </w:p>
         </w:tc>
@@ -25192,7 +25962,7 @@
                 <w:sz w:val="18"/>
                 <w:szCs w:val="18"/>
               </w:rPr>
-              <w:t xml:space="preserve">Structured Role-Based Inquiry with Peer Verification — the four-role structure ensures every learner actively engages with the table (not just the fastest member) and that each step is verbalised, written, and independently checked. The peer-exchange at the end creates a natural error-analysis moment, surfacing systematic misconceptions (e.g., incorrect handling of bar numbers in multiplication by a power) that can be addressed whole-class in Phase 3. The Kericho context grounds the arithmetic in the unit phenomenon.</w:t>
+              <w:t xml:space="preserve">Collaborative Board Explanation with Law Annotation — the public presentation by peers (rather than the teacher) positions learners as the authority on their own learning, while the law-annotation task forces every individual to translate procedural steps into conceptual language. The 3-sentence exponential-growth discussion explicitly bridges the mathematical structure (index laws) to the real-world phenomenon, completing the sense-making arc that began in Lesson 1. This aligns with NGSS Science and Engineering Practice 6 (Constructing Explanations) adapted for mathematics.</w:t>
             </w:r>
           </w:p>
         </w:tc>
@@ -25224,7 +25994,7 @@
                 <w:sz w:val="18"/>
                 <w:szCs w:val="18"/>
               </w:rPr>
-              <w:t xml:space="preserve">Observable indicators: (a) every row of the log-table template is filled — no blank steps; (b) bar numbers are written in correct notation (e.g., 2̄.9134); (c) the final anti-logarithm step is present and labelled. Teacher collects 2 worksheets per group at the end of Phase 2 to scan for systematic errors before Phase 3 begins. Specific checkpoints: Problem A answer ≈ 0.3309; Problem B answer ≈ 0.001278 — groups deviating by more than one order of magnitude are flagged for targeted reteaching during Phase 3.</w:t>
+              <w:t xml:space="preserve">Observable indicators: (a) each learner's worksheet has all Problem B steps annotated with correct law names; (b) the 3-sentence exponential-growth response includes reference to the phenomenon and uses the word 'logarithm' or 'index'; (c) during cold-call, learners can state a law name unprompted within 10-second wait time. Teacher notes which laws are consistently mis-named and addresses these in the DQB phase.</w:t>
             </w:r>
           </w:p>
         </w:tc>
@@ -25233,32 +26003,32 @@
         <w:tc>
           <w:tcPr>
             <w:tcW w:type="dxa" w:w="1520"/>
-            <w:shd w:fill="E2EFDA" w:color="auto" w:val="clear"/>
-            <w:tcMar>
-              <w:top w:type="dxa" w:w="60"/>
-              <w:left w:type="dxa" w:w="120"/>
-              <w:bottom w:type="dxa" w:w="60"/>
-              <w:right w:type="dxa" w:w="120"/>
-            </w:tcMar>
-            <w:vAlign w:val="top"/>
-          </w:tcPr>
-          <w:p>
-            <w:pPr>
-              <w:spacing w:after="40" w:before="0"/>
-              <w:jc w:val="left"/>
-            </w:pPr>
-            <w:r>
-              <w:rPr>
-                <w:rFonts w:ascii="Arial" w:cs="Arial" w:eastAsia="Arial" w:hAnsi="Arial"/>
-                <w:b/>
-                <w:bCs/>
-                <w:i w:val="false"/>
-                <w:iCs w:val="false"/>
-                <w:color w:val="000000"/>
-                <w:sz w:val="18"/>
-                <w:szCs w:val="18"/>
-              </w:rPr>
-              <w:t xml:space="preserve">Explain Phase</w:t>
+            <w:shd w:fill="FCE4D6" w:color="auto" w:val="clear"/>
+            <w:tcMar>
+              <w:top w:type="dxa" w:w="60"/>
+              <w:left w:type="dxa" w:w="120"/>
+              <w:bottom w:type="dxa" w:w="60"/>
+              <w:right w:type="dxa" w:w="120"/>
+            </w:tcMar>
+            <w:vAlign w:val="top"/>
+          </w:tcPr>
+          <w:p>
+            <w:pPr>
+              <w:spacing w:after="40" w:before="0"/>
+              <w:jc w:val="left"/>
+            </w:pPr>
+            <w:r>
+              <w:rPr>
+                <w:rFonts w:ascii="Arial" w:cs="Arial" w:eastAsia="Arial" w:hAnsi="Arial"/>
+                <w:b/>
+                <w:bCs/>
+                <w:i w:val="false"/>
+                <w:iCs w:val="false"/>
+                <w:color w:val="000000"/>
+                <w:sz w:val="18"/>
+                <w:szCs w:val="18"/>
+              </w:rPr>
+              <w:t xml:space="preserve">Driving Question Board (DQB) Creation</w:t>
             </w:r>
           </w:p>
           <w:p>
@@ -25281,7 +26051,7 @@
             <w:pPr>
               <w:spacing w:after="20" w:before="0"/>
             </w:pPr>
-            <w:hyperlink w:history="1" r:id="rIds2pm01zc3sn9z3w__y6qu">
+            <w:hyperlink w:history="1" r:id="rIdcdvaqntdoxlt3uzicgr3a">
               <w:r>
                 <w:rPr>
                   <w:rFonts w:ascii="Arial" w:cs="Arial" w:eastAsia="Arial" w:hAnsi="Arial"/>
@@ -25290,9 +26060,25 @@
                   <w:szCs w:val="16"/>
                   <w:u w:val="single" w:color="2E75B6"/>
                 </w:rPr>
-                <w:t xml:space="preserve">Order of operations examples: exponents</w:t>
+                <w:t xml:space="preserve">Worked example: Order of operations (PEMDAS)</w:t>
               </w:r>
             </w:hyperlink>
+          </w:p>
+          <w:p>
+            <w:pPr>
+              <w:spacing w:after="20" w:before="0"/>
+            </w:pPr>
+            <w:r>
+              <w:rPr>
+                <w:rFonts w:ascii="Arial" w:cs="Arial" w:eastAsia="Arial" w:hAnsi="Arial"/>
+                <w:i/>
+                <w:iCs/>
+                <w:color w:val="595959"/>
+                <w:sz w:val="16"/>
+                <w:szCs w:val="16"/>
+              </w:rPr>
+              <w:t xml:space="preserve">Related topic: not an exact match for this lesson.</w:t>
+            </w:r>
           </w:p>
           <w:p>
             <w:pPr>
@@ -25314,7 +26100,7 @@
               <w:spacing w:after="10" w:before="0"/>
               <w:ind w:left="120"/>
             </w:pPr>
-            <w:hyperlink w:history="1" r:id="rIdd1ktujuqnubccl_tno9eb">
+            <w:hyperlink w:history="1" r:id="rIdnpcaf4n5ouk2vi2bq0mok">
               <w:r>
                 <w:rPr>
                   <w:rFonts w:ascii="Arial" w:cs="Arial" w:eastAsia="Arial" w:hAnsi="Arial"/>
@@ -25352,14 +26138,14 @@
                 <w:sz w:val="16"/>
                 <w:szCs w:val="16"/>
               </w:rPr>
-              <w:t xml:space="preserve">📖 EXERCISE:</w:t>
+              <w:t xml:space="preserve">📖 HTML:</w:t>
             </w:r>
           </w:p>
           <w:p>
             <w:pPr>
               <w:spacing w:after="20" w:before="0"/>
             </w:pPr>
-            <w:hyperlink w:history="1" r:id="rIdd-t40vi25svquurnegtpr">
+            <w:hyperlink w:history="1" r:id="rIdcq6xgk0dhkz5vy_22nf-v">
               <w:r>
                 <w:rPr>
                   <w:rFonts w:ascii="Arial" w:cs="Arial" w:eastAsia="Arial" w:hAnsi="Arial"/>
@@ -25368,9 +26154,25 @@
                   <w:szCs w:val="16"/>
                   <w:u w:val="single" w:color="2E75B6"/>
                 </w:rPr>
-                <w:t xml:space="preserve">Order of operations with fractions and exponents</w:t>
+                <w:t xml:space="preserve">Exponent Laws Questions Q1</w:t>
               </w:r>
             </w:hyperlink>
+          </w:p>
+          <w:p>
+            <w:pPr>
+              <w:spacing w:after="20" w:before="0"/>
+            </w:pPr>
+            <w:r>
+              <w:rPr>
+                <w:rFonts w:ascii="Arial" w:cs="Arial" w:eastAsia="Arial" w:hAnsi="Arial"/>
+                <w:i/>
+                <w:iCs/>
+                <w:color w:val="595959"/>
+                <w:sz w:val="16"/>
+                <w:szCs w:val="16"/>
+              </w:rPr>
+              <w:t xml:space="preserve">Related topic: not an exact match for this lesson.</w:t>
+            </w:r>
           </w:p>
           <w:p>
             <w:pPr>
@@ -25384,7 +26186,7 @@
                 <w:sz w:val="14"/>
                 <w:szCs w:val="14"/>
               </w:rPr>
-              <w:t xml:space="preserve">Source: Khan Academy (English - US curriculum)</w:t>
+              <w:t xml:space="preserve">Source: math_expression</w:t>
             </w:r>
           </w:p>
           <w:p>
@@ -25392,7 +26194,7 @@
               <w:spacing w:after="10" w:before="0"/>
               <w:ind w:left="120"/>
             </w:pPr>
-            <w:hyperlink w:history="1" r:id="rIdzlroeinxp10gvji_v9vog">
+            <w:hyperlink w:history="1" r:id="rIdf47fqn92wdwkyl-9gu3ag">
               <w:r>
                 <w:rPr>
                   <w:rFonts w:ascii="Arial" w:cs="Arial" w:eastAsia="Arial" w:hAnsi="Arial"/>
@@ -25434,7 +26236,7 @@
                 <w:sz w:val="18"/>
                 <w:szCs w:val="18"/>
               </w:rPr>
-              <w:t xml:space="preserve">The class reconvenes for a whole-class explanation. A volunteer group presents their Problem A solution step-by-step on the board while the teacher mediates. After each step, the class is asked to name the law being applied. The teacher then connects every step back to the Kericho phenomenon: 'This is exactly the operation the farm manager performed — multiplying the per-plant yield, raising it to a power for the processing factor, dividing by the square root of the moisture-loss constant. The logarithm table turned all of that into addition and subtraction.' Learners then individually complete a 'Law Annotation' task on their worksheet: next to each step of Problem B, they write the name of the law used (Product Law / Quotient Law / Power Law / Root Law / Definition of Antilog). Finally, the class discusses: 'Why does changing the exponent by just 1 — say from 2³ to 2⁴ — double the entire harvest? What does this tell us about exponential growth in tea production?' Learners write a 3-sentence response in their exercise books.</w:t>
+              <w:t xml:space="preserve">The full Driving Question Board — built across Lessons 1–7 — is displayed at the front of the room (or projected if digital). Groups spend 6 minutes reviewing every question still marked as 'unanswered' or 'partially answered' on the DQB. Each group selects one unanswered question, discusses it for 2 minutes, then writes a consensus answer on a sticky note to be placed on the board. After all groups have posted, the teacher facilitates a 5-minute whole-class DQB walkthrough, reading aloud the unit driving question: 'How can a Kericho tea farmer — or any Kenyan scientist, engineer, or business person — use the mathematics of indices and logarithms to make sense of, and calculate with, numbers that are too large or too small to handle by ordinary arithmetic?' Each learner then independently writes a structured 'Final Explanation' of 5–8 sentences in their exercise book. The response must: (i) reference the Kericho phenomenon explicitly; (ii) explain index notation; (iii) explain how logarithms convert multiplication to addition; (iv) give one specific example using numbers from the unit; (v) state why this matters for a Kenyan scientist, engineer, or business person.</w:t>
             </w:r>
           </w:p>
         </w:tc>
@@ -25466,7 +26268,7 @@
                 <w:sz w:val="18"/>
                 <w:szCs w:val="18"/>
               </w:rPr>
-              <w:t xml:space="preserve">Invite one group to the board: 'Group 5, you will be our presenters. Walk us through Problem A, one row of the template at a time. Class — your job is to name the law at each step. Ready?' [After each step, pause and cold-call:] 'Fatuma — which law justifies that step?' / 'Hassan — do you agree? Can you say the law in your own words?' [Wait 10 seconds after each question.] After the full worked solution is on the board, say: 'Now look at the phenomenon again. Point at the step on the board where we converted multiplication into addition. That is the moment the farm manager's two-minute calculation became possible.' [Pause 8 seconds.] 'Now open to Problem B on your worksheet. Working individually for 5 minutes, write the law name next to each step. Use the exact names we have been using all unit.' [Circulate — cold-call 3 learners to read their annotation aloud.] Then launch the exponential discussion: 'Why does shifting the exponent by 1 double the harvest? I want 3 sentences in your book — phenomenon first, then the mathematics, then the connection to logarithms. You have 4 minutes.' Cold-call 2 learners to share. Say: 'This is the answer to the second part of our driving question — you have just explained it in your own words.'</w:t>
+              <w:t xml:space="preserve">Uncover the full DQB and say: 'This board has been building since Lesson 1. Every question your class asked is here. Your groups have 6 minutes — find the questions still unanswered, agree on your answer, and post a sticky note. Go.' [Circulate and prompt groups who are stuck: 'Can you use something from your concept map to answer that?' / 'Does Problem A from today's worksheet give you evidence for that question?'] After posting: walk the board left to right, reading 3–4 sticky notes aloud. Say: 'Look at this board. Every question you asked eight lessons ago — you can now answer. That is what learning looks like.' [Pause 8 seconds.] 'Now I want your final explanation in writing. Alone. No talking. 8 minutes. You must mention the tea farmer, index notation, logarithm laws, a specific number, and a Kenyan application. Begin.' [After 8 minutes:] Cold-call 2 learners to read their explanation aloud. Respond: 'Notice how [learner name] connected the exponent to the harvest doubling — that is exactly what the farm manager needed to understand.' Collect all written final explanations as a summative formative artefact.</w:t>
             </w:r>
           </w:p>
         </w:tc>
@@ -25498,7 +26300,7 @@
                 <w:sz w:val="18"/>
                 <w:szCs w:val="18"/>
               </w:rPr>
-              <w:t xml:space="preserve">Collaborative Board Explanation with Law Annotation — the public presentation by peers (rather than the teacher) positions learners as the authority on their own learning, while the law-annotation task forces every individual to translate procedural steps into conceptual language. The 3-sentence exponential-growth discussion explicitly bridges the mathematical structure (index laws) to the real-world phenomenon, completing the sense-making arc that began in Lesson 1. This aligns with NGSS Science and Engineering Practice 6 (Constructing Explanations) adapted for mathematics.</w:t>
+              <w:t xml:space="preserve">DQB Closure with Written Final Explanation — the DQB walkthrough provides collective validation that the unit's epistemic goals have been achieved, transforming learner-generated questions into learner-generated answers. The individual written explanation is a high-leverage sensemaking task: it requires synthesis across all eight lessons, explicit use of the phenomenon, and translation of procedural knowledge into communicative explanation. This directly mirrors NGSS SEP 6 (Constructing Explanations) and KICD's emphasis on applying mathematical knowledge to real-life situations.</w:t>
             </w:r>
           </w:p>
         </w:tc>
@@ -25530,7 +26332,7 @@
                 <w:sz w:val="18"/>
                 <w:szCs w:val="18"/>
               </w:rPr>
-              <w:t xml:space="preserve">Observable indicators: (a) each learner's worksheet has all Problem B steps annotated with correct law names; (b) the 3-sentence exponential-growth response includes reference to the phenomenon and uses the word 'logarithm' or 'index'; (c) during cold-call, learners can state a law name unprompted within 10-second wait time. Teacher notes which laws are consistently mis-named and addresses these in the DQB phase.</w:t>
+              <w:t xml:space="preserve">Observable indicators: (a) every DQB question has at least one sticky-note response posted by end of phase; (b) individual written explanations contain all 5 required elements (phenomenon, index notation, log-as-addition, specific numbers, Kenyan application); (c) explanations are free of the misconception that 'logarithms are just a trick' — they should articulate the inverse-of-exponentiation relationship. Teacher scores each explanation using the KICD rubric: Exceeds / Meets / Approaches / Below Expectations, with the Meets threshold being all 5 elements present and mathematically accurate.</w:t>
             </w:r>
           </w:p>
         </w:tc>
@@ -25539,32 +26341,32 @@
         <w:tc>
           <w:tcPr>
             <w:tcW w:type="dxa" w:w="1520"/>
-            <w:shd w:fill="FCE4D6" w:color="auto" w:val="clear"/>
-            <w:tcMar>
-              <w:top w:type="dxa" w:w="60"/>
-              <w:left w:type="dxa" w:w="120"/>
-              <w:bottom w:type="dxa" w:w="60"/>
-              <w:right w:type="dxa" w:w="120"/>
-            </w:tcMar>
-            <w:vAlign w:val="top"/>
-          </w:tcPr>
-          <w:p>
-            <w:pPr>
-              <w:spacing w:after="40" w:before="0"/>
-              <w:jc w:val="left"/>
-            </w:pPr>
-            <w:r>
-              <w:rPr>
-                <w:rFonts w:ascii="Arial" w:cs="Arial" w:eastAsia="Arial" w:hAnsi="Arial"/>
-                <w:b/>
-                <w:bCs/>
-                <w:i w:val="false"/>
-                <w:iCs w:val="false"/>
-                <w:color w:val="000000"/>
-                <w:sz w:val="18"/>
-                <w:szCs w:val="18"/>
-              </w:rPr>
-              <w:t xml:space="preserve">Driving Question Board (DQB) Creation</w:t>
+            <w:shd w:fill="D5E8F0" w:color="auto" w:val="clear"/>
+            <w:tcMar>
+              <w:top w:type="dxa" w:w="60"/>
+              <w:left w:type="dxa" w:w="120"/>
+              <w:bottom w:type="dxa" w:w="60"/>
+              <w:right w:type="dxa" w:w="120"/>
+            </w:tcMar>
+            <w:vAlign w:val="top"/>
+          </w:tcPr>
+          <w:p>
+            <w:pPr>
+              <w:spacing w:after="40" w:before="0"/>
+              <w:jc w:val="left"/>
+            </w:pPr>
+            <w:r>
+              <w:rPr>
+                <w:rFonts w:ascii="Arial" w:cs="Arial" w:eastAsia="Arial" w:hAnsi="Arial"/>
+                <w:b/>
+                <w:bCs/>
+                <w:i w:val="false"/>
+                <w:iCs w:val="false"/>
+                <w:color w:val="000000"/>
+                <w:sz w:val="18"/>
+                <w:szCs w:val="18"/>
+              </w:rPr>
+              <w:t xml:space="preserve">Model Building Phase</w:t>
             </w:r>
           </w:p>
           <w:p>
@@ -25587,7 +26389,7 @@
             <w:pPr>
               <w:spacing w:after="20" w:before="0"/>
             </w:pPr>
-            <w:hyperlink w:history="1" r:id="rId05gogs6lqpt2ofpat_qdm">
+            <w:hyperlink w:history="1" r:id="rIdcifv1gj7dgs8aikchmj9e">
               <w:r>
                 <w:rPr>
                   <w:rFonts w:ascii="Arial" w:cs="Arial" w:eastAsia="Arial" w:hAnsi="Arial"/>
@@ -25596,9 +26398,25 @@
                   <w:szCs w:val="16"/>
                   <w:u w:val="single" w:color="2E75B6"/>
                 </w:rPr>
-                <w:t xml:space="preserve">Evaluating expressions with variables: exponents</w:t>
+                <w:t xml:space="preserve">Exponents with negative bases</w:t>
               </w:r>
             </w:hyperlink>
+          </w:p>
+          <w:p>
+            <w:pPr>
+              <w:spacing w:after="20" w:before="0"/>
+            </w:pPr>
+            <w:r>
+              <w:rPr>
+                <w:rFonts w:ascii="Arial" w:cs="Arial" w:eastAsia="Arial" w:hAnsi="Arial"/>
+                <w:i/>
+                <w:iCs/>
+                <w:color w:val="595959"/>
+                <w:sz w:val="16"/>
+                <w:szCs w:val="16"/>
+              </w:rPr>
+              <w:t xml:space="preserve">Related topic: not an exact match for this lesson.</w:t>
+            </w:r>
           </w:p>
           <w:p>
             <w:pPr>
@@ -25620,7 +26438,7 @@
               <w:spacing w:after="10" w:before="0"/>
               <w:ind w:left="120"/>
             </w:pPr>
-            <w:hyperlink w:history="1" r:id="rIdlhqacx0ofc4rcfpqy-mbz">
+            <w:hyperlink w:history="1" r:id="rIduetg45ai9gxk_pjnsmuss">
               <w:r>
                 <w:rPr>
                   <w:rFonts w:ascii="Arial" w:cs="Arial" w:eastAsia="Arial" w:hAnsi="Arial"/>
@@ -25658,14 +26476,14 @@
                 <w:sz w:val="16"/>
                 <w:szCs w:val="16"/>
               </w:rPr>
-              <w:t xml:space="preserve">📖 EXERCISE:</w:t>
+              <w:t xml:space="preserve">📖 HTML:</w:t>
             </w:r>
           </w:p>
           <w:p>
             <w:pPr>
               <w:spacing w:after="20" w:before="0"/>
             </w:pPr>
-            <w:hyperlink w:history="1" r:id="rIdkgya94_kz1xmsxn9crrp4">
+            <w:hyperlink w:history="1" r:id="rIdkoxakcvppjsr69fapucbd">
               <w:r>
                 <w:rPr>
                   <w:rFonts w:ascii="Arial" w:cs="Arial" w:eastAsia="Arial" w:hAnsi="Arial"/>
@@ -25674,9 +26492,25 @@
                   <w:szCs w:val="16"/>
                   <w:u w:val="single" w:color="2E75B6"/>
                 </w:rPr>
-                <w:t xml:space="preserve">Operations with Rational Exponents Practice</w:t>
+                <w:t xml:space="preserve">Exponent Laws Examples</w:t>
               </w:r>
             </w:hyperlink>
+          </w:p>
+          <w:p>
+            <w:pPr>
+              <w:spacing w:after="20" w:before="0"/>
+            </w:pPr>
+            <w:r>
+              <w:rPr>
+                <w:rFonts w:ascii="Arial" w:cs="Arial" w:eastAsia="Arial" w:hAnsi="Arial"/>
+                <w:i/>
+                <w:iCs/>
+                <w:color w:val="595959"/>
+                <w:sz w:val="16"/>
+                <w:szCs w:val="16"/>
+              </w:rPr>
+              <w:t xml:space="preserve">Related topic: not an exact match for this lesson.</w:t>
+            </w:r>
           </w:p>
           <w:p>
             <w:pPr>
@@ -25690,7 +26524,7 @@
                 <w:sz w:val="14"/>
                 <w:szCs w:val="14"/>
               </w:rPr>
-              <w:t xml:space="preserve">Source: CK-12</w:t>
+              <w:t xml:space="preserve">Source: math_expression</w:t>
             </w:r>
           </w:p>
           <w:p>
@@ -25698,313 +26532,7 @@
               <w:spacing w:after="10" w:before="0"/>
               <w:ind w:left="120"/>
             </w:pPr>
-            <w:hyperlink w:history="1" r:id="rIdjet1-b-ijv01acahj0p9-">
-              <w:r>
-                <w:rPr>
-                  <w:rFonts w:ascii="Arial" w:cs="Arial" w:eastAsia="Arial" w:hAnsi="Arial"/>
-                  <w:color w:val="595959"/>
-                  <w:sz w:val="14"/>
-                  <w:szCs w:val="14"/>
-                  <w:u w:val="single" w:color="595959"/>
-                </w:rPr>
-                <w:t xml:space="preserve">🔍 Search ARES for similar readings</w:t>
-              </w:r>
-            </w:hyperlink>
-          </w:p>
-        </w:tc>
-        <w:tc>
-          <w:tcPr>
-            <w:tcW w:type="dxa" w:w="3040"/>
-            <w:shd w:fill="FFFFFF" w:color="auto" w:val="clear"/>
-            <w:tcMar>
-              <w:top w:type="dxa" w:w="60"/>
-              <w:left w:type="dxa" w:w="120"/>
-              <w:bottom w:type="dxa" w:w="60"/>
-              <w:right w:type="dxa" w:w="120"/>
-            </w:tcMar>
-            <w:vAlign w:val="top"/>
-          </w:tcPr>
-          <w:p>
-            <w:pPr>
-              <w:spacing w:after="40" w:before="0"/>
-              <w:jc w:val="left"/>
-            </w:pPr>
-            <w:r>
-              <w:rPr>
-                <w:rFonts w:ascii="Arial" w:cs="Arial" w:eastAsia="Arial" w:hAnsi="Arial"/>
-                <w:b w:val="false"/>
-                <w:bCs w:val="false"/>
-                <w:i w:val="false"/>
-                <w:iCs w:val="false"/>
-                <w:color w:val="000000"/>
-                <w:sz w:val="18"/>
-                <w:szCs w:val="18"/>
-              </w:rPr>
-              <w:t xml:space="preserve">The full Driving Question Board — built across Lessons 1–7 — is displayed at the front of the room (or projected if digital). Groups spend 6 minutes reviewing every question still marked as 'unanswered' or 'partially answered' on the DQB. Each group selects one unanswered question, discusses it for 2 minutes, then writes a consensus answer on a sticky note to be placed on the board. After all groups have posted, the teacher facilitates a 5-minute whole-class DQB walkthrough, reading aloud the unit driving question: 'How can a Kericho tea farmer — or any Kenyan scientist, engineer, or business person — use the mathematics of indices and logarithms to make sense of, and calculate with, numbers that are too large or too small to handle by ordinary arithmetic?' Each learner then independently writes a structured 'Final Explanation' of 5–8 sentences in their exercise book. The response must: (i) reference the Kericho phenomenon explicitly; (ii) explain index notation; (iii) explain how logarithms convert multiplication to addition; (iv) give one specific example using numbers from the unit; (v) state why this matters for a Kenyan scientist, engineer, or business person.</w:t>
-            </w:r>
-          </w:p>
-        </w:tc>
-        <w:tc>
-          <w:tcPr>
-            <w:tcW w:type="dxa" w:w="3040"/>
-            <w:shd w:fill="F2F2F2" w:color="auto" w:val="clear"/>
-            <w:tcMar>
-              <w:top w:type="dxa" w:w="60"/>
-              <w:left w:type="dxa" w:w="120"/>
-              <w:bottom w:type="dxa" w:w="60"/>
-              <w:right w:type="dxa" w:w="120"/>
-            </w:tcMar>
-            <w:vAlign w:val="top"/>
-          </w:tcPr>
-          <w:p>
-            <w:pPr>
-              <w:spacing w:after="40" w:before="0"/>
-              <w:jc w:val="left"/>
-            </w:pPr>
-            <w:r>
-              <w:rPr>
-                <w:rFonts w:ascii="Arial" w:cs="Arial" w:eastAsia="Arial" w:hAnsi="Arial"/>
-                <w:b w:val="false"/>
-                <w:bCs w:val="false"/>
-                <w:i w:val="false"/>
-                <w:iCs w:val="false"/>
-                <w:color w:val="000000"/>
-                <w:sz w:val="18"/>
-                <w:szCs w:val="18"/>
-              </w:rPr>
-              <w:t xml:space="preserve">Uncover the full DQB and say: 'This board has been building since Lesson 1. Every question your class asked is here. Your groups have 6 minutes — find the questions still unanswered, agree on your answer, and post a sticky note. Go.' [Circulate and prompt groups who are stuck: 'Can you use something from your concept map to answer that?' / 'Does Problem A from today's worksheet give you evidence for that question?'] After posting: walk the board left to right, reading 3–4 sticky notes aloud. Say: 'Look at this board. Every question you asked eight lessons ago — you can now answer. That is what learning looks like.' [Pause 8 seconds.] 'Now I want your final explanation in writing. Alone. No talking. 8 minutes. You must mention the tea farmer, index notation, logarithm laws, a specific number, and a Kenyan application. Begin.' [After 8 minutes:] Cold-call 2 learners to read their explanation aloud. Respond: 'Notice how [learner name] connected the exponent to the harvest doubling — that is exactly what the farm manager needed to understand.' Collect all written final explanations as a summative formative artefact.</w:t>
-            </w:r>
-          </w:p>
-        </w:tc>
-        <w:tc>
-          <w:tcPr>
-            <w:tcW w:type="dxa" w:w="3040"/>
-            <w:shd w:fill="FFFFFF" w:color="auto" w:val="clear"/>
-            <w:tcMar>
-              <w:top w:type="dxa" w:w="60"/>
-              <w:left w:type="dxa" w:w="120"/>
-              <w:bottom w:type="dxa" w:w="60"/>
-              <w:right w:type="dxa" w:w="120"/>
-            </w:tcMar>
-            <w:vAlign w:val="top"/>
-          </w:tcPr>
-          <w:p>
-            <w:pPr>
-              <w:spacing w:after="40" w:before="0"/>
-              <w:jc w:val="left"/>
-            </w:pPr>
-            <w:r>
-              <w:rPr>
-                <w:rFonts w:ascii="Arial" w:cs="Arial" w:eastAsia="Arial" w:hAnsi="Arial"/>
-                <w:b w:val="false"/>
-                <w:bCs w:val="false"/>
-                <w:i w:val="false"/>
-                <w:iCs w:val="false"/>
-                <w:color w:val="000000"/>
-                <w:sz w:val="18"/>
-                <w:szCs w:val="18"/>
-              </w:rPr>
-              <w:t xml:space="preserve">DQB Closure with Written Final Explanation — the DQB walkthrough provides collective validation that the unit's epistemic goals have been achieved, transforming learner-generated questions into learner-generated answers. The individual written explanation is a high-leverage sensemaking task: it requires synthesis across all eight lessons, explicit use of the phenomenon, and translation of procedural knowledge into communicative explanation. This directly mirrors NGSS SEP 6 (Constructing Explanations) and KICD's emphasis on applying mathematical knowledge to real-life situations.</w:t>
-            </w:r>
-          </w:p>
-        </w:tc>
-        <w:tc>
-          <w:tcPr>
-            <w:tcW w:type="dxa" w:w="3040"/>
-            <w:shd w:fill="F2F2F2" w:color="auto" w:val="clear"/>
-            <w:tcMar>
-              <w:top w:type="dxa" w:w="60"/>
-              <w:left w:type="dxa" w:w="120"/>
-              <w:bottom w:type="dxa" w:w="60"/>
-              <w:right w:type="dxa" w:w="120"/>
-            </w:tcMar>
-            <w:vAlign w:val="top"/>
-          </w:tcPr>
-          <w:p>
-            <w:pPr>
-              <w:spacing w:after="40" w:before="0"/>
-              <w:jc w:val="left"/>
-            </w:pPr>
-            <w:r>
-              <w:rPr>
-                <w:rFonts w:ascii="Arial" w:cs="Arial" w:eastAsia="Arial" w:hAnsi="Arial"/>
-                <w:b w:val="false"/>
-                <w:bCs w:val="false"/>
-                <w:i w:val="false"/>
-                <w:iCs w:val="false"/>
-                <w:color w:val="000000"/>
-                <w:sz w:val="18"/>
-                <w:szCs w:val="18"/>
-              </w:rPr>
-              <w:t xml:space="preserve">Observable indicators: (a) every DQB question has at least one sticky-note response posted by end of phase; (b) individual written explanations contain all 5 required elements (phenomenon, index notation, log-as-addition, specific numbers, Kenyan application); (c) explanations are free of the misconception that 'logarithms are just a trick' — they should articulate the inverse-of-exponentiation relationship. Teacher scores each explanation using the KICD rubric: Exceeds / Meets / Approaches / Below Expectations, with the Meets threshold being all 5 elements present and mathematically accurate.</w:t>
-            </w:r>
-          </w:p>
-        </w:tc>
-      </w:tr>
-      <w:tr>
-        <w:tc>
-          <w:tcPr>
-            <w:tcW w:type="dxa" w:w="1520"/>
-            <w:shd w:fill="D5E8F0" w:color="auto" w:val="clear"/>
-            <w:tcMar>
-              <w:top w:type="dxa" w:w="60"/>
-              <w:left w:type="dxa" w:w="120"/>
-              <w:bottom w:type="dxa" w:w="60"/>
-              <w:right w:type="dxa" w:w="120"/>
-            </w:tcMar>
-            <w:vAlign w:val="top"/>
-          </w:tcPr>
-          <w:p>
-            <w:pPr>
-              <w:spacing w:after="40" w:before="0"/>
-              <w:jc w:val="left"/>
-            </w:pPr>
-            <w:r>
-              <w:rPr>
-                <w:rFonts w:ascii="Arial" w:cs="Arial" w:eastAsia="Arial" w:hAnsi="Arial"/>
-                <w:b/>
-                <w:bCs/>
-                <w:i w:val="false"/>
-                <w:iCs w:val="false"/>
-                <w:color w:val="000000"/>
-                <w:sz w:val="18"/>
-                <w:szCs w:val="18"/>
-              </w:rPr>
-              <w:t xml:space="preserve">Model Building Phase</w:t>
-            </w:r>
-          </w:p>
-          <w:p>
-            <w:pPr>
-              <w:spacing w:after="20" w:before="0"/>
-            </w:pPr>
-            <w:r>
-              <w:rPr>
-                <w:rFonts w:ascii="Arial" w:cs="Arial" w:eastAsia="Arial" w:hAnsi="Arial"/>
-                <w:b/>
-                <w:bCs/>
-                <w:color w:val="1F3864"/>
-                <w:sz w:val="16"/>
-                <w:szCs w:val="16"/>
-              </w:rPr>
-              <w:t xml:space="preserve">📹 VIDEO:</w:t>
-            </w:r>
-          </w:p>
-          <w:p>
-            <w:pPr>
-              <w:spacing w:after="20" w:before="0"/>
-            </w:pPr>
-            <w:hyperlink w:history="1" r:id="rIds82rlifpzzwhj_tka9spb">
-              <w:r>
-                <w:rPr>
-                  <w:rFonts w:ascii="Arial" w:cs="Arial" w:eastAsia="Arial" w:hAnsi="Arial"/>
-                  <w:color w:val="2E75B6"/>
-                  <w:sz w:val="16"/>
-                  <w:szCs w:val="16"/>
-                  <w:u w:val="single" w:color="2E75B6"/>
-                </w:rPr>
-                <w:t xml:space="preserve">Exponents with negative bases</w:t>
-              </w:r>
-            </w:hyperlink>
-          </w:p>
-          <w:p>
-            <w:pPr>
-              <w:spacing w:after="10" w:before="0"/>
-              <w:ind w:left="120"/>
-            </w:pPr>
-            <w:r>
-              <w:rPr>
-                <w:rFonts w:ascii="Arial" w:cs="Arial" w:eastAsia="Arial" w:hAnsi="Arial"/>
-                <w:color w:val="595959"/>
-                <w:sz w:val="14"/>
-                <w:szCs w:val="14"/>
-              </w:rPr>
-              <w:t xml:space="preserve">Source: Khan Academy (English - US curriculum)</w:t>
-            </w:r>
-          </w:p>
-          <w:p>
-            <w:pPr>
-              <w:spacing w:after="10" w:before="0"/>
-              <w:ind w:left="120"/>
-            </w:pPr>
-            <w:hyperlink w:history="1" r:id="rIdw0234obxd6bporlyrgywl">
-              <w:r>
-                <w:rPr>
-                  <w:rFonts w:ascii="Arial" w:cs="Arial" w:eastAsia="Arial" w:hAnsi="Arial"/>
-                  <w:color w:val="595959"/>
-                  <w:sz w:val="14"/>
-                  <w:szCs w:val="14"/>
-                  <w:u w:val="single" w:color="595959"/>
-                </w:rPr>
-                <w:t xml:space="preserve">🔍 Search ARES for similar videos</w:t>
-              </w:r>
-            </w:hyperlink>
-          </w:p>
-          <w:p>
-            <w:pPr>
-              <w:spacing w:after="40" w:before="0"/>
-            </w:pPr>
-            <w:r>
-              <w:rPr>
-                <w:sz w:val="14"/>
-                <w:szCs w:val="14"/>
-              </w:rPr>
-              <w:t xml:space="preserve"/>
-            </w:r>
-          </w:p>
-          <w:p>
-            <w:pPr>
-              <w:spacing w:after="20" w:before="0"/>
-            </w:pPr>
-            <w:r>
-              <w:rPr>
-                <w:rFonts w:ascii="Arial" w:cs="Arial" w:eastAsia="Arial" w:hAnsi="Arial"/>
-                <w:b/>
-                <w:bCs/>
-                <w:color w:val="1F3864"/>
-                <w:sz w:val="16"/>
-                <w:szCs w:val="16"/>
-              </w:rPr>
-              <w:t xml:space="preserve">📖 EXERCISE:</w:t>
-            </w:r>
-          </w:p>
-          <w:p>
-            <w:pPr>
-              <w:spacing w:after="20" w:before="0"/>
-            </w:pPr>
-            <w:hyperlink w:history="1" r:id="rIdi-0nfi0kso3x7lhsp_up_">
-              <w:r>
-                <w:rPr>
-                  <w:rFonts w:ascii="Arial" w:cs="Arial" w:eastAsia="Arial" w:hAnsi="Arial"/>
-                  <w:color w:val="2E75B6"/>
-                  <w:sz w:val="16"/>
-                  <w:szCs w:val="16"/>
-                  <w:u w:val="single" w:color="2E75B6"/>
-                </w:rPr>
-                <w:t xml:space="preserve">Operations with Rational Exponents Practice</w:t>
-              </w:r>
-            </w:hyperlink>
-          </w:p>
-          <w:p>
-            <w:pPr>
-              <w:spacing w:after="10" w:before="0"/>
-              <w:ind w:left="120"/>
-            </w:pPr>
-            <w:r>
-              <w:rPr>
-                <w:rFonts w:ascii="Arial" w:cs="Arial" w:eastAsia="Arial" w:hAnsi="Arial"/>
-                <w:color w:val="595959"/>
-                <w:sz w:val="14"/>
-                <w:szCs w:val="14"/>
-              </w:rPr>
-              <w:t xml:space="preserve">Source: CK-12</w:t>
-            </w:r>
-          </w:p>
-          <w:p>
-            <w:pPr>
-              <w:spacing w:after="10" w:before="0"/>
-              <w:ind w:left="120"/>
-            </w:pPr>
-            <w:hyperlink w:history="1" r:id="rIdckfushoo8cinwhtbqcrkc">
+            <w:hyperlink w:history="1" r:id="rIduauizjm9gocpx9vxqmagh">
               <w:r>
                 <w:rPr>
                   <w:rFonts w:ascii="Arial" w:cs="Arial" w:eastAsia="Arial" w:hAnsi="Arial"/>
@@ -26516,7 +27044,7 @@
         </w:rPr>
         <w:t xml:space="preserve">© 2026 SeaVuria and ARES. Aligned with KICD objectives. Developed by SeaVuria; technical implementation by ARES (with AI assistance from Claude). Licensed under </w:t>
       </w:r>
-      <w:hyperlink w:history="1" r:id="rId017zj8g9n8tvxgj7lkuj6">
+      <w:hyperlink w:history="1" r:id="rIdmgqp0offdm3lkhcgk_sil">
         <w:r>
           <w:rPr>
             <w:rFonts w:ascii="Arial" w:cs="Arial" w:eastAsia="Arial" w:hAnsi="Arial"/>
@@ -26537,7 +27065,7 @@
         </w:rPr>
         <w:t xml:space="preserve"> (</w:t>
       </w:r>
-      <w:hyperlink w:history="1" r:id="rId_bt_l587pfoiuihv1ndn3">
+      <w:hyperlink w:history="1" r:id="rIdrgddzwb0javeabqln4i6k">
         <w:r>
           <w:rPr>
             <w:rFonts w:ascii="Arial" w:cs="Arial" w:eastAsia="Arial" w:hAnsi="Arial"/>

--- a/data/outputs/v2/Core_Mathematics/SS1.2_Indices_and_Logarithms/Core_Mathematics_Indices_and_Logarithms_CBE_LessonSequence.docx
+++ b/data/outputs/v2/Core_Mathematics/SS1.2_Indices_and_Logarithms/Core_Mathematics_Indices_and_Logarithms_CBE_LessonSequence.docx
@@ -2405,7 +2405,7 @@
         </w:rPr>
         <w:t xml:space="preserve">© 2026 SeaVuria and ARES. This work is licensed under a </w:t>
       </w:r>
-      <w:hyperlink w:history="1" r:id="rIdp8t-opi42k8z5o3uwpumt">
+      <w:hyperlink w:history="1" r:id="rIdgqv5xkvsaixajdvybvlna">
         <w:r>
           <w:rPr>
             <w:rFonts w:ascii="Arial" w:cs="Arial" w:eastAsia="Arial" w:hAnsi="Arial"/>
@@ -2425,7 +2425,7 @@
         </w:rPr>
         <w:t xml:space="preserve"> (</w:t>
       </w:r>
-      <w:hyperlink w:history="1" r:id="rIdwylmzgmt4lszifmbrkubt">
+      <w:hyperlink w:history="1" r:id="rIdrlj8jwektihlmvhxvfq1j">
         <w:r>
           <w:rPr>
             <w:rFonts w:ascii="Arial" w:cs="Arial" w:eastAsia="Arial" w:hAnsi="Arial"/>
@@ -2445,7 +2445,7 @@
         </w:rPr>
         <w:t xml:space="preserve">). To view a copy of this license, visit </w:t>
       </w:r>
-      <w:hyperlink w:history="1" r:id="rIdz-erg25qlq-jz-00gn-3d">
+      <w:hyperlink w:history="1" r:id="rIdzbz3m3v-dmvge1oaweskw">
         <w:r>
           <w:rPr>
             <w:rFonts w:ascii="Arial" w:cs="Arial" w:eastAsia="Arial" w:hAnsi="Arial"/>
@@ -3457,7 +3457,7 @@
             <w:pPr>
               <w:spacing w:after="20" w:before="0"/>
             </w:pPr>
-            <w:hyperlink w:history="1" r:id="rIdghhelcyp1qqrljfjf7b2o">
+            <w:hyperlink w:history="1" r:id="rIddppqlduhby2xmucu_kpeu">
               <w:r>
                 <w:rPr>
                   <w:rFonts w:ascii="Arial" w:cs="Arial" w:eastAsia="Arial" w:hAnsi="Arial"/>
@@ -3490,7 +3490,7 @@
               <w:spacing w:after="10" w:before="0"/>
               <w:ind w:left="120"/>
             </w:pPr>
-            <w:hyperlink w:history="1" r:id="rId9adqcci1i0ttij2sthhtd">
+            <w:hyperlink w:history="1" r:id="rIdiz6yqeztc5rfmsxykew_2">
               <w:r>
                 <w:rPr>
                   <w:rFonts w:ascii="Arial" w:cs="Arial" w:eastAsia="Arial" w:hAnsi="Arial"/>
@@ -3535,7 +3535,7 @@
             <w:pPr>
               <w:spacing w:after="20" w:before="0"/>
             </w:pPr>
-            <w:hyperlink w:history="1" r:id="rIdygfcmhlan2xm-5qc7lswr">
+            <w:hyperlink w:history="1" r:id="rIdqh712j5mjzgq1l4pyq4h7">
               <w:r>
                 <w:rPr>
                   <w:rFonts w:ascii="Arial" w:cs="Arial" w:eastAsia="Arial" w:hAnsi="Arial"/>
@@ -3568,7 +3568,7 @@
               <w:spacing w:after="10" w:before="0"/>
               <w:ind w:left="120"/>
             </w:pPr>
-            <w:hyperlink w:history="1" r:id="rIdqfkouti02cfnqfgr_agtk">
+            <w:hyperlink w:history="1" r:id="rIdnsch1xukv3lnxptb9tnb3">
               <w:r>
                 <w:rPr>
                   <w:rFonts w:ascii="Arial" w:cs="Arial" w:eastAsia="Arial" w:hAnsi="Arial"/>
@@ -3610,7 +3610,7 @@
                 <w:sz w:val="18"/>
                 <w:szCs w:val="18"/>
               </w:rPr>
-              <w:t xml:space="preserve">Learners are shown a projected or printed 'Phenomenon Card' describing the Kericho tea farm scenario: 'One tea plant on Chai Bora Estate in Kericho produces 2³ grams of processed tea per harvest cycle. The estate has 2¹⁰ plants. The farm manager tries to calculate total production by hand — the numbers get unwieldy. A second farmer completes the same calculation in under two minutes using a four-figure logarithm table.' Learners are shown the two side-by-side worked examples (long multiplication of 8 × 1024 shown as a six-digit column multiplication, and the same via log tables). Learners individually write responses to three Predict prompts on sticky notes or in their exercise books: (1) 'If one plant produces 2³ grams, how many grams would it produce if the exponent increased by 1, to 2⁴? What if the exponent decreased by 1, to 2²? Explain your reasoning in words.' (2) 'Without calculating, estimate: is 2¹⁰ closer to 100, 1 000, or 10 000? How did you decide?' (3) 'What is puzzling or surprising about the logarithm table method shown?' Learners write silently for 5 minutes, then share predictions with a shoulder partner (2 minutes). Teacher cold-calls 4 students to share — selecting one confident, one hesitant, and two mid-range — and records key predictions on the board under the heading 'OUR PREDICTIONS — we will test these!'</w:t>
+              <w:t xml:space="preserve">Learners are shown a projected or printed 'Phenomenon Card' describing the Kericho tea farm scenario: 'One tea plant on Chai Bora Estate in Kericho produces 2³ grams of processed tea per harvest cycle. The estate has 2¹⁰ plants. The farm manager tries to calculate total production by hand — the numbers get unwieldy. A second farmer completes the same calculation in under two minutes using a four-figure logarithm table.' Learners are shown the two side-by-side worked examples (long multiplication of 8 × 1024 shown as a column multiplication, and the same via log tables). Learners individually write responses to three Predict prompts on sticky notes or in their exercise books: (1) 'If one plant produces 2³ grams, how many grams would it produce if the exponent increased by 1, to 2⁴? What if the exponent decreased by 1, to 2²? Explain your reasoning in words.' (2) 'Without calculating, estimate: is 2¹⁰ closer to 100, 1 000, or 10 000? How did you decide?' (3) 'What is puzzling or surprising about the logarithm table method shown?' Learners write silently for 5 minutes, then share predictions with a shoulder partner (2 minutes). Teacher cold-calls 4 students to share — selecting one confident, one hesitant, and two mid-range — and records key predictions on the board under the heading 'OUR PREDICTIONS — we will test these!'</w:t>
             </w:r>
           </w:p>
         </w:tc>
@@ -3763,7 +3763,7 @@
             <w:pPr>
               <w:spacing w:after="20" w:before="0"/>
             </w:pPr>
-            <w:hyperlink w:history="1" r:id="rIdboquj1ej8fd2sfe9in8cx">
+            <w:hyperlink w:history="1" r:id="rId6k4w1hp65rkc0zu5qjkxn">
               <w:r>
                 <w:rPr>
                   <w:rFonts w:ascii="Arial" w:cs="Arial" w:eastAsia="Arial" w:hAnsi="Arial"/>
@@ -3796,7 +3796,7 @@
               <w:spacing w:after="10" w:before="0"/>
               <w:ind w:left="120"/>
             </w:pPr>
-            <w:hyperlink w:history="1" r:id="rIdibvv9yv-ljcvojjzqsaw6">
+            <w:hyperlink w:history="1" r:id="rIdsus8c805pdv0p75uchgmo">
               <w:r>
                 <w:rPr>
                   <w:rFonts w:ascii="Arial" w:cs="Arial" w:eastAsia="Arial" w:hAnsi="Arial"/>
@@ -3841,7 +3841,7 @@
             <w:pPr>
               <w:spacing w:after="20" w:before="0"/>
             </w:pPr>
-            <w:hyperlink w:history="1" r:id="rId281hj6flqevzd2dkoj8np">
+            <w:hyperlink w:history="1" r:id="rIdzszihlpwa12zavzaikzzs">
               <w:r>
                 <w:rPr>
                   <w:rFonts w:ascii="Arial" w:cs="Arial" w:eastAsia="Arial" w:hAnsi="Arial"/>
@@ -3874,7 +3874,7 @@
               <w:spacing w:after="10" w:before="0"/>
               <w:ind w:left="120"/>
             </w:pPr>
-            <w:hyperlink w:history="1" r:id="rIdci9ltrpwcqutdfcyfwqjh">
+            <w:hyperlink w:history="1" r:id="rIdfy2a3ferbxack0fyvdaxs">
               <w:r>
                 <w:rPr>
                   <w:rFonts w:ascii="Arial" w:cs="Arial" w:eastAsia="Arial" w:hAnsi="Arial"/>
@@ -4069,7 +4069,7 @@
             <w:pPr>
               <w:spacing w:after="20" w:before="0"/>
             </w:pPr>
-            <w:hyperlink w:history="1" r:id="rIdeblyer_4_lkqatz5puas2">
+            <w:hyperlink w:history="1" r:id="rIdvpagn7gzo_3669k4bfeoc">
               <w:r>
                 <w:rPr>
                   <w:rFonts w:ascii="Arial" w:cs="Arial" w:eastAsia="Arial" w:hAnsi="Arial"/>
@@ -4102,7 +4102,7 @@
               <w:spacing w:after="10" w:before="0"/>
               <w:ind w:left="120"/>
             </w:pPr>
-            <w:hyperlink w:history="1" r:id="rIdtlvxhvvuy1xvr9ohvtfjt">
+            <w:hyperlink w:history="1" r:id="rIdi5fivxwm1yq5ysbumuavk">
               <w:r>
                 <w:rPr>
                   <w:rFonts w:ascii="Arial" w:cs="Arial" w:eastAsia="Arial" w:hAnsi="Arial"/>
@@ -4147,7 +4147,7 @@
             <w:pPr>
               <w:spacing w:after="20" w:before="0"/>
             </w:pPr>
-            <w:hyperlink w:history="1" r:id="rIdhgafcghm5d37ogcwhcjfe">
+            <w:hyperlink w:history="1" r:id="rIdy73jszikhfgj0n6nxl8fy">
               <w:r>
                 <w:rPr>
                   <w:rFonts w:ascii="Arial" w:cs="Arial" w:eastAsia="Arial" w:hAnsi="Arial"/>
@@ -4180,7 +4180,7 @@
               <w:spacing w:after="10" w:before="0"/>
               <w:ind w:left="120"/>
             </w:pPr>
-            <w:hyperlink w:history="1" r:id="rIdzla63_yfzh2datgsdxmb7">
+            <w:hyperlink w:history="1" r:id="rId525jyldjuh1dpqvtgev8a">
               <w:r>
                 <w:rPr>
                   <w:rFonts w:ascii="Arial" w:cs="Arial" w:eastAsia="Arial" w:hAnsi="Arial"/>
@@ -4375,7 +4375,7 @@
             <w:pPr>
               <w:spacing w:after="20" w:before="0"/>
             </w:pPr>
-            <w:hyperlink w:history="1" r:id="rIdxas4hofaxpxiy9fsur8yu">
+            <w:hyperlink w:history="1" r:id="rIdvyqkd5ycvp0holwabfvbc">
               <w:r>
                 <w:rPr>
                   <w:rFonts w:ascii="Arial" w:cs="Arial" w:eastAsia="Arial" w:hAnsi="Arial"/>
@@ -4408,7 +4408,7 @@
               <w:spacing w:after="10" w:before="0"/>
               <w:ind w:left="120"/>
             </w:pPr>
-            <w:hyperlink w:history="1" r:id="rId1ervilfzvf3gzjnj-a8it">
+            <w:hyperlink w:history="1" r:id="rIdwliuhillbmiphuxbvcetw">
               <w:r>
                 <w:rPr>
                   <w:rFonts w:ascii="Arial" w:cs="Arial" w:eastAsia="Arial" w:hAnsi="Arial"/>
@@ -4453,7 +4453,7 @@
             <w:pPr>
               <w:spacing w:after="20" w:before="0"/>
             </w:pPr>
-            <w:hyperlink w:history="1" r:id="rIdx4zcs3bu-2gtekfa4ogf8">
+            <w:hyperlink w:history="1" r:id="rId2ia7d_1ccxm_316bm7llx">
               <w:r>
                 <w:rPr>
                   <w:rFonts w:ascii="Arial" w:cs="Arial" w:eastAsia="Arial" w:hAnsi="Arial"/>
@@ -4486,7 +4486,7 @@
               <w:spacing w:after="10" w:before="0"/>
               <w:ind w:left="120"/>
             </w:pPr>
-            <w:hyperlink w:history="1" r:id="rIdv2bzab_ivvzy8xusm00mt">
+            <w:hyperlink w:history="1" r:id="rIdri-oyqkapss7m8z34xszi">
               <w:r>
                 <w:rPr>
                   <w:rFonts w:ascii="Arial" w:cs="Arial" w:eastAsia="Arial" w:hAnsi="Arial"/>
@@ -4681,7 +4681,7 @@
             <w:pPr>
               <w:spacing w:after="20" w:before="0"/>
             </w:pPr>
-            <w:hyperlink w:history="1" r:id="rId5mg6kt0bjis7_n0uw8aqs">
+            <w:hyperlink w:history="1" r:id="rIdvefrsapkhtfnchtbktgdj">
               <w:r>
                 <w:rPr>
                   <w:rFonts w:ascii="Arial" w:cs="Arial" w:eastAsia="Arial" w:hAnsi="Arial"/>
@@ -4730,7 +4730,7 @@
               <w:spacing w:after="10" w:before="0"/>
               <w:ind w:left="120"/>
             </w:pPr>
-            <w:hyperlink w:history="1" r:id="rIdfwmy8rek0w1_n0vxugzyw">
+            <w:hyperlink w:history="1" r:id="rIdfcsa1fmu_fuo8hyv47bp1">
               <w:r>
                 <w:rPr>
                   <w:rFonts w:ascii="Arial" w:cs="Arial" w:eastAsia="Arial" w:hAnsi="Arial"/>
@@ -4775,7 +4775,7 @@
             <w:pPr>
               <w:spacing w:after="20" w:before="0"/>
             </w:pPr>
-            <w:hyperlink w:history="1" r:id="rIdhxsognip7hwjaenc36m92">
+            <w:hyperlink w:history="1" r:id="rIdvgr03e_bfm402jf1j4qce">
               <w:r>
                 <w:rPr>
                   <w:rFonts w:ascii="Arial" w:cs="Arial" w:eastAsia="Arial" w:hAnsi="Arial"/>
@@ -4808,7 +4808,7 @@
               <w:spacing w:after="10" w:before="0"/>
               <w:ind w:left="120"/>
             </w:pPr>
-            <w:hyperlink w:history="1" r:id="rIdkrsnm2iow1l1qsxbz54nx">
+            <w:hyperlink w:history="1" r:id="rIdu7bckc8c3lblqewg3royj">
               <w:r>
                 <w:rPr>
                   <w:rFonts w:ascii="Arial" w:cs="Arial" w:eastAsia="Arial" w:hAnsi="Arial"/>
@@ -5320,7 +5320,7 @@
         </w:rPr>
         <w:t xml:space="preserve">© 2026 SeaVuria and ARES. Aligned with KICD objectives. Developed by SeaVuria; technical implementation by ARES (with AI assistance from Claude). Licensed under </w:t>
       </w:r>
-      <w:hyperlink w:history="1" r:id="rIdtxkmbc5kyapiikuok1gvf">
+      <w:hyperlink w:history="1" r:id="rId1ixq3hbq8hx7lytlpzhh8">
         <w:r>
           <w:rPr>
             <w:rFonts w:ascii="Arial" w:cs="Arial" w:eastAsia="Arial" w:hAnsi="Arial"/>
@@ -5341,7 +5341,7 @@
         </w:rPr>
         <w:t xml:space="preserve"> (</w:t>
       </w:r>
-      <w:hyperlink w:history="1" r:id="rIdlr6htbp1fvlbetxs2hkl6">
+      <w:hyperlink w:history="1" r:id="rId_yqyv4kksmnl-81jg96wy">
         <w:r>
           <w:rPr>
             <w:rFonts w:ascii="Arial" w:cs="Arial" w:eastAsia="Arial" w:hAnsi="Arial"/>
@@ -6354,7 +6354,7 @@
             <w:pPr>
               <w:spacing w:after="20" w:before="0"/>
             </w:pPr>
-            <w:hyperlink w:history="1" r:id="rIdnwfyqdo7ui1l0uontw6-p">
+            <w:hyperlink w:history="1" r:id="rId_w5ndxb8nrnaify_ptvcd">
               <w:r>
                 <w:rPr>
                   <w:rFonts w:ascii="Arial" w:cs="Arial" w:eastAsia="Arial" w:hAnsi="Arial"/>
@@ -6387,7 +6387,7 @@
               <w:spacing w:after="10" w:before="0"/>
               <w:ind w:left="120"/>
             </w:pPr>
-            <w:hyperlink w:history="1" r:id="rIdzhhy9kjke_nu619cxcztt">
+            <w:hyperlink w:history="1" r:id="rIdrg8_ml1ap9alvgu9zxl3v">
               <w:r>
                 <w:rPr>
                   <w:rFonts w:ascii="Arial" w:cs="Arial" w:eastAsia="Arial" w:hAnsi="Arial"/>
@@ -6432,7 +6432,7 @@
             <w:pPr>
               <w:spacing w:after="20" w:before="0"/>
             </w:pPr>
-            <w:hyperlink w:history="1" r:id="rIdrug3-gjmdujdhit7ohzsg">
+            <w:hyperlink w:history="1" r:id="rIdkkshxkrqtuxybmyukwx6q">
               <w:r>
                 <w:rPr>
                   <w:rFonts w:ascii="Arial" w:cs="Arial" w:eastAsia="Arial" w:hAnsi="Arial"/>
@@ -6465,7 +6465,7 @@
               <w:spacing w:after="10" w:before="0"/>
               <w:ind w:left="120"/>
             </w:pPr>
-            <w:hyperlink w:history="1" r:id="rIdedpyn1ih5wth2ibvxont0">
+            <w:hyperlink w:history="1" r:id="rIdhueyzfvgoupvgysqdu0vw">
               <w:r>
                 <w:rPr>
                   <w:rFonts w:ascii="Arial" w:cs="Arial" w:eastAsia="Arial" w:hAnsi="Arial"/>
@@ -6660,7 +6660,7 @@
             <w:pPr>
               <w:spacing w:after="20" w:before="0"/>
             </w:pPr>
-            <w:hyperlink w:history="1" r:id="rIddwpms91b1j4xs742nbuz5">
+            <w:hyperlink w:history="1" r:id="rIdebmiqf087hx1x55nd26z6">
               <w:r>
                 <w:rPr>
                   <w:rFonts w:ascii="Arial" w:cs="Arial" w:eastAsia="Arial" w:hAnsi="Arial"/>
@@ -6693,7 +6693,7 @@
               <w:spacing w:after="10" w:before="0"/>
               <w:ind w:left="120"/>
             </w:pPr>
-            <w:hyperlink w:history="1" r:id="rIdcyeiih_2rwvh1z5vtpjcn">
+            <w:hyperlink w:history="1" r:id="rIdbzpdsjmixmsuau4f6sbmr">
               <w:r>
                 <w:rPr>
                   <w:rFonts w:ascii="Arial" w:cs="Arial" w:eastAsia="Arial" w:hAnsi="Arial"/>
@@ -6738,7 +6738,7 @@
             <w:pPr>
               <w:spacing w:after="20" w:before="0"/>
             </w:pPr>
-            <w:hyperlink w:history="1" r:id="rIdoqmhctudpe-pfbzhpqzip">
+            <w:hyperlink w:history="1" r:id="rIdpdgl0hydbwl3pwf9dfozg">
               <w:r>
                 <w:rPr>
                   <w:rFonts w:ascii="Arial" w:cs="Arial" w:eastAsia="Arial" w:hAnsi="Arial"/>
@@ -6771,7 +6771,7 @@
               <w:spacing w:after="10" w:before="0"/>
               <w:ind w:left="120"/>
             </w:pPr>
-            <w:hyperlink w:history="1" r:id="rIdnhr-2tdvdsgr-juhso4id">
+            <w:hyperlink w:history="1" r:id="rIdn4me-ziov1t3i1qmhquxk">
               <w:r>
                 <w:rPr>
                   <w:rFonts w:ascii="Arial" w:cs="Arial" w:eastAsia="Arial" w:hAnsi="Arial"/>
@@ -6966,7 +6966,7 @@
             <w:pPr>
               <w:spacing w:after="20" w:before="0"/>
             </w:pPr>
-            <w:hyperlink w:history="1" r:id="rIdgcyr0qdfgawo6mwqzngqe">
+            <w:hyperlink w:history="1" r:id="rId9-e8uadxn0lymct9ggc1v">
               <w:r>
                 <w:rPr>
                   <w:rFonts w:ascii="Arial" w:cs="Arial" w:eastAsia="Arial" w:hAnsi="Arial"/>
@@ -6999,7 +6999,7 @@
               <w:spacing w:after="10" w:before="0"/>
               <w:ind w:left="120"/>
             </w:pPr>
-            <w:hyperlink w:history="1" r:id="rId7szaouzvy9j_dsulhwqzu">
+            <w:hyperlink w:history="1" r:id="rIdeh6njnmgmsp4owrgkeqc2">
               <w:r>
                 <w:rPr>
                   <w:rFonts w:ascii="Arial" w:cs="Arial" w:eastAsia="Arial" w:hAnsi="Arial"/>
@@ -7044,7 +7044,7 @@
             <w:pPr>
               <w:spacing w:after="20" w:before="0"/>
             </w:pPr>
-            <w:hyperlink w:history="1" r:id="rId_lqacmcob4vsq7pccvqzs">
+            <w:hyperlink w:history="1" r:id="rId09wq3qi8kqosrbhify9d-">
               <w:r>
                 <w:rPr>
                   <w:rFonts w:ascii="Arial" w:cs="Arial" w:eastAsia="Arial" w:hAnsi="Arial"/>
@@ -7077,7 +7077,7 @@
               <w:spacing w:after="10" w:before="0"/>
               <w:ind w:left="120"/>
             </w:pPr>
-            <w:hyperlink w:history="1" r:id="rIdm0jrml7qnyjt6qlxrbinj">
+            <w:hyperlink w:history="1" r:id="rIdpagnwvw00kfzlplmnep0j">
               <w:r>
                 <w:rPr>
                   <w:rFonts w:ascii="Arial" w:cs="Arial" w:eastAsia="Arial" w:hAnsi="Arial"/>
@@ -7272,7 +7272,7 @@
             <w:pPr>
               <w:spacing w:after="20" w:before="0"/>
             </w:pPr>
-            <w:hyperlink w:history="1" r:id="rIdcglwkfhdwwam_ou3yfevv">
+            <w:hyperlink w:history="1" r:id="rIdompdvm7rmchoxokvbr7hn">
               <w:r>
                 <w:rPr>
                   <w:rFonts w:ascii="Arial" w:cs="Arial" w:eastAsia="Arial" w:hAnsi="Arial"/>
@@ -7305,7 +7305,7 @@
               <w:spacing w:after="10" w:before="0"/>
               <w:ind w:left="120"/>
             </w:pPr>
-            <w:hyperlink w:history="1" r:id="rIduzfq9fwbgzom0b0zjwwcw">
+            <w:hyperlink w:history="1" r:id="rId8-mgqojr3r_5wwhza_utf">
               <w:r>
                 <w:rPr>
                   <w:rFonts w:ascii="Arial" w:cs="Arial" w:eastAsia="Arial" w:hAnsi="Arial"/>
@@ -7350,7 +7350,7 @@
             <w:pPr>
               <w:spacing w:after="20" w:before="0"/>
             </w:pPr>
-            <w:hyperlink w:history="1" r:id="rIdvju858oziuxvwpfkf-99z">
+            <w:hyperlink w:history="1" r:id="rIdwowrbvdbndbrmdys2yzbc">
               <w:r>
                 <w:rPr>
                   <w:rFonts w:ascii="Arial" w:cs="Arial" w:eastAsia="Arial" w:hAnsi="Arial"/>
@@ -7383,7 +7383,7 @@
               <w:spacing w:after="10" w:before="0"/>
               <w:ind w:left="120"/>
             </w:pPr>
-            <w:hyperlink w:history="1" r:id="rIdibawxe9m3uyxrrxzpc512">
+            <w:hyperlink w:history="1" r:id="rIdeuu9p1p8x0xce7pacw7kv">
               <w:r>
                 <w:rPr>
                   <w:rFonts w:ascii="Arial" w:cs="Arial" w:eastAsia="Arial" w:hAnsi="Arial"/>
@@ -7578,7 +7578,7 @@
             <w:pPr>
               <w:spacing w:after="20" w:before="0"/>
             </w:pPr>
-            <w:hyperlink w:history="1" r:id="rIdqijlz0w4bcl5jcvgk3yuu">
+            <w:hyperlink w:history="1" r:id="rId4i7bolw1ghpxq0f5keuag">
               <w:r>
                 <w:rPr>
                   <w:rFonts w:ascii="Arial" w:cs="Arial" w:eastAsia="Arial" w:hAnsi="Arial"/>
@@ -7611,7 +7611,7 @@
               <w:spacing w:after="10" w:before="0"/>
               <w:ind w:left="120"/>
             </w:pPr>
-            <w:hyperlink w:history="1" r:id="rId_efhkopcxuf0pz3m3vlif">
+            <w:hyperlink w:history="1" r:id="rIdhmxhcblephado1hmwoaax">
               <w:r>
                 <w:rPr>
                   <w:rFonts w:ascii="Arial" w:cs="Arial" w:eastAsia="Arial" w:hAnsi="Arial"/>
@@ -7656,7 +7656,7 @@
             <w:pPr>
               <w:spacing w:after="20" w:before="0"/>
             </w:pPr>
-            <w:hyperlink w:history="1" r:id="rIdache7t2cq9atyv7tkjbzg">
+            <w:hyperlink w:history="1" r:id="rIdiladurld83zk4rflihj-r">
               <w:r>
                 <w:rPr>
                   <w:rFonts w:ascii="Arial" w:cs="Arial" w:eastAsia="Arial" w:hAnsi="Arial"/>
@@ -7705,7 +7705,7 @@
               <w:spacing w:after="10" w:before="0"/>
               <w:ind w:left="120"/>
             </w:pPr>
-            <w:hyperlink w:history="1" r:id="rIddahgvablirnpw8dcnqqy2">
+            <w:hyperlink w:history="1" r:id="rId3gzipn2m6pothh_nmubzi">
               <w:r>
                 <w:rPr>
                   <w:rFonts w:ascii="Arial" w:cs="Arial" w:eastAsia="Arial" w:hAnsi="Arial"/>
@@ -8217,7 +8217,7 @@
         </w:rPr>
         <w:t xml:space="preserve">© 2026 SeaVuria and ARES. Aligned with KICD objectives. Developed by SeaVuria; technical implementation by ARES (with AI assistance from Claude). Licensed under </w:t>
       </w:r>
-      <w:hyperlink w:history="1" r:id="rIdcew35hl3dm3bptywghgtd">
+      <w:hyperlink w:history="1" r:id="rIdgqdnlpbybfryarcefj9u3">
         <w:r>
           <w:rPr>
             <w:rFonts w:ascii="Arial" w:cs="Arial" w:eastAsia="Arial" w:hAnsi="Arial"/>
@@ -8238,7 +8238,7 @@
         </w:rPr>
         <w:t xml:space="preserve"> (</w:t>
       </w:r>
-      <w:hyperlink w:history="1" r:id="rIdroziunsomdayv7yhfsbli">
+      <w:hyperlink w:history="1" r:id="rIdztvjejl-othxtgmpk1p6z">
         <w:r>
           <w:rPr>
             <w:rFonts w:ascii="Arial" w:cs="Arial" w:eastAsia="Arial" w:hAnsi="Arial"/>
@@ -9251,7 +9251,7 @@
             <w:pPr>
               <w:spacing w:after="20" w:before="0"/>
             </w:pPr>
-            <w:hyperlink w:history="1" r:id="rIdzfixfpvvtl8zyig5uk88n">
+            <w:hyperlink w:history="1" r:id="rId-vb_na0daxmhdm80g_bbh">
               <w:r>
                 <w:rPr>
                   <w:rFonts w:ascii="Arial" w:cs="Arial" w:eastAsia="Arial" w:hAnsi="Arial"/>
@@ -9284,7 +9284,7 @@
               <w:spacing w:after="10" w:before="0"/>
               <w:ind w:left="120"/>
             </w:pPr>
-            <w:hyperlink w:history="1" r:id="rIdj7czayg3ycov0kdz0t7i_">
+            <w:hyperlink w:history="1" r:id="rIdstuzafb49cnckdm9qq9s7">
               <w:r>
                 <w:rPr>
                   <w:rFonts w:ascii="Arial" w:cs="Arial" w:eastAsia="Arial" w:hAnsi="Arial"/>
@@ -9329,7 +9329,7 @@
             <w:pPr>
               <w:spacing w:after="20" w:before="0"/>
             </w:pPr>
-            <w:hyperlink w:history="1" r:id="rIdfncfaa2tglhp6jr5sppnd">
+            <w:hyperlink w:history="1" r:id="rIdfsqp2ko6t7wmvpvqqa1ul">
               <w:r>
                 <w:rPr>
                   <w:rFonts w:ascii="Arial" w:cs="Arial" w:eastAsia="Arial" w:hAnsi="Arial"/>
@@ -9362,7 +9362,7 @@
               <w:spacing w:after="10" w:before="0"/>
               <w:ind w:left="120"/>
             </w:pPr>
-            <w:hyperlink w:history="1" r:id="rIdugul0kawicijp-re9nhip">
+            <w:hyperlink w:history="1" r:id="rId_wxbyjr9qsds085-sws9o">
               <w:r>
                 <w:rPr>
                   <w:rFonts w:ascii="Arial" w:cs="Arial" w:eastAsia="Arial" w:hAnsi="Arial"/>
@@ -9557,7 +9557,7 @@
             <w:pPr>
               <w:spacing w:after="20" w:before="0"/>
             </w:pPr>
-            <w:hyperlink w:history="1" r:id="rIdvctacnmd92gbo1mpcqndu">
+            <w:hyperlink w:history="1" r:id="rIdgc0-1y9ihhfszs5es2b-e">
               <w:r>
                 <w:rPr>
                   <w:rFonts w:ascii="Arial" w:cs="Arial" w:eastAsia="Arial" w:hAnsi="Arial"/>
@@ -9590,7 +9590,7 @@
               <w:spacing w:after="10" w:before="0"/>
               <w:ind w:left="120"/>
             </w:pPr>
-            <w:hyperlink w:history="1" r:id="rIdalbltrankdkkmt59redro">
+            <w:hyperlink w:history="1" r:id="rIdkquwumm4krwfnws-ukb5_">
               <w:r>
                 <w:rPr>
                   <w:rFonts w:ascii="Arial" w:cs="Arial" w:eastAsia="Arial" w:hAnsi="Arial"/>
@@ -9635,7 +9635,7 @@
             <w:pPr>
               <w:spacing w:after="20" w:before="0"/>
             </w:pPr>
-            <w:hyperlink w:history="1" r:id="rIdalye2ou_dem_gum-gcdpy">
+            <w:hyperlink w:history="1" r:id="rId7d267iuh06e4rt1a7fr-b">
               <w:r>
                 <w:rPr>
                   <w:rFonts w:ascii="Arial" w:cs="Arial" w:eastAsia="Arial" w:hAnsi="Arial"/>
@@ -9668,7 +9668,7 @@
               <w:spacing w:after="10" w:before="0"/>
               <w:ind w:left="120"/>
             </w:pPr>
-            <w:hyperlink w:history="1" r:id="rIdipcwdfv2zzhu50pjqp8f-">
+            <w:hyperlink w:history="1" r:id="rId5g6nc2g4gz5bhepmnca9e">
               <w:r>
                 <w:rPr>
                   <w:rFonts w:ascii="Arial" w:cs="Arial" w:eastAsia="Arial" w:hAnsi="Arial"/>
@@ -10091,7 +10091,7 @@
             <w:pPr>
               <w:spacing w:after="20" w:before="0"/>
             </w:pPr>
-            <w:hyperlink w:history="1" r:id="rIdwc948jxdf7wwu0w4idure">
+            <w:hyperlink w:history="1" r:id="rIdxtu3dodxxamcwnpn0zkyd">
               <w:r>
                 <w:rPr>
                   <w:rFonts w:ascii="Arial" w:cs="Arial" w:eastAsia="Arial" w:hAnsi="Arial"/>
@@ -10124,7 +10124,7 @@
               <w:spacing w:after="10" w:before="0"/>
               <w:ind w:left="120"/>
             </w:pPr>
-            <w:hyperlink w:history="1" r:id="rIdekyrmzciwlfym91r__w-1">
+            <w:hyperlink w:history="1" r:id="rIdpfp4ppb4atbabsikxutyk">
               <w:r>
                 <w:rPr>
                   <w:rFonts w:ascii="Arial" w:cs="Arial" w:eastAsia="Arial" w:hAnsi="Arial"/>
@@ -10169,7 +10169,7 @@
             <w:pPr>
               <w:spacing w:after="20" w:before="0"/>
             </w:pPr>
-            <w:hyperlink w:history="1" r:id="rIdjgqruom71bdcwgb_uesk_">
+            <w:hyperlink w:history="1" r:id="rIdsts3nvofwjcapodorfals">
               <w:r>
                 <w:rPr>
                   <w:rFonts w:ascii="Arial" w:cs="Arial" w:eastAsia="Arial" w:hAnsi="Arial"/>
@@ -10202,7 +10202,7 @@
               <w:spacing w:after="10" w:before="0"/>
               <w:ind w:left="120"/>
             </w:pPr>
-            <w:hyperlink w:history="1" r:id="rIddw2bfvqolpacd07xpb2re">
+            <w:hyperlink w:history="1" r:id="rIdthqgc1t7xeqkxsiit_gd9">
               <w:r>
                 <w:rPr>
                   <w:rFonts w:ascii="Arial" w:cs="Arial" w:eastAsia="Arial" w:hAnsi="Arial"/>
@@ -10549,7 +10549,7 @@
             <w:pPr>
               <w:spacing w:after="20" w:before="0"/>
             </w:pPr>
-            <w:hyperlink w:history="1" r:id="rIde0tb_jy7fhf6ndls2qa5d">
+            <w:hyperlink w:history="1" r:id="rIdu_yxbc1iwxihfvtrhzi7-">
               <w:r>
                 <w:rPr>
                   <w:rFonts w:ascii="Arial" w:cs="Arial" w:eastAsia="Arial" w:hAnsi="Arial"/>
@@ -10582,7 +10582,7 @@
               <w:spacing w:after="10" w:before="0"/>
               <w:ind w:left="120"/>
             </w:pPr>
-            <w:hyperlink w:history="1" r:id="rIdaloxm5elfsmieneod37yj">
+            <w:hyperlink w:history="1" r:id="rIdmsyxnd-vzlqs-ujkjl-88">
               <w:r>
                 <w:rPr>
                   <w:rFonts w:ascii="Arial" w:cs="Arial" w:eastAsia="Arial" w:hAnsi="Arial"/>
@@ -10627,7 +10627,7 @@
             <w:pPr>
               <w:spacing w:after="20" w:before="0"/>
             </w:pPr>
-            <w:hyperlink w:history="1" r:id="rIddztqnabmjmqrz-yapbfco">
+            <w:hyperlink w:history="1" r:id="rId924vkq0rqrhgc34sdsbar">
               <w:r>
                 <w:rPr>
                   <w:rFonts w:ascii="Arial" w:cs="Arial" w:eastAsia="Arial" w:hAnsi="Arial"/>
@@ -10660,7 +10660,7 @@
               <w:spacing w:after="10" w:before="0"/>
               <w:ind w:left="120"/>
             </w:pPr>
-            <w:hyperlink w:history="1" r:id="rIdbedg2ni3dl1p45maptzqm">
+            <w:hyperlink w:history="1" r:id="rIdll-jh8kjwju-kfqtppt9z">
               <w:r>
                 <w:rPr>
                   <w:rFonts w:ascii="Arial" w:cs="Arial" w:eastAsia="Arial" w:hAnsi="Arial"/>
@@ -10855,7 +10855,7 @@
             <w:pPr>
               <w:spacing w:after="20" w:before="0"/>
             </w:pPr>
-            <w:hyperlink w:history="1" r:id="rIdmci-tyi_zxa84uiapcz_f">
+            <w:hyperlink w:history="1" r:id="rIdeopgzkgk01prsxpojbpkz">
               <w:r>
                 <w:rPr>
                   <w:rFonts w:ascii="Arial" w:cs="Arial" w:eastAsia="Arial" w:hAnsi="Arial"/>
@@ -10888,7 +10888,7 @@
               <w:spacing w:after="10" w:before="0"/>
               <w:ind w:left="120"/>
             </w:pPr>
-            <w:hyperlink w:history="1" r:id="rIdy1qrmwl8hup6qboxdi4iv">
+            <w:hyperlink w:history="1" r:id="rId3hypzensl9q9xkzuucpnr">
               <w:r>
                 <w:rPr>
                   <w:rFonts w:ascii="Arial" w:cs="Arial" w:eastAsia="Arial" w:hAnsi="Arial"/>
@@ -10933,7 +10933,7 @@
             <w:pPr>
               <w:spacing w:after="20" w:before="0"/>
             </w:pPr>
-            <w:hyperlink w:history="1" r:id="rIdb6lbwdchrm7drac3mbpii">
+            <w:hyperlink w:history="1" r:id="rId8kxbl6ci9t_p13jam5_wp">
               <w:r>
                 <w:rPr>
                   <w:rFonts w:ascii="Arial" w:cs="Arial" w:eastAsia="Arial" w:hAnsi="Arial"/>
@@ -10966,7 +10966,7 @@
               <w:spacing w:after="10" w:before="0"/>
               <w:ind w:left="120"/>
             </w:pPr>
-            <w:hyperlink w:history="1" r:id="rIdy-spjuiumvyj_sta5h3oy">
+            <w:hyperlink w:history="1" r:id="rIduvq4r9c4al8q2osjzszl9">
               <w:r>
                 <w:rPr>
                   <w:rFonts w:ascii="Arial" w:cs="Arial" w:eastAsia="Arial" w:hAnsi="Arial"/>
@@ -11390,7 +11390,7 @@
                 <w:sz w:val="18"/>
                 <w:szCs w:val="18"/>
               </w:rPr>
-              <w:t xml:space="preserve">Learners learned and can now state: (1) Power Rule — (a^m)^n = a^(mn); (2) Negative Index Rule — a^(−n) = 1/a^n, so a negative exponent signals a reciprocal, NOT a negative quantity; (3) Fractional Index Rule — a^(1/n) = ⁿ√a and a^(m/n) = ⁿ√(a^m) = (ⁿ√a)^m. Together with the product rule, quotient rule, and zero index rule from Lessons 1–2, learners now hold the complete set of six index laws, all derived from the single foundational idea of repeated multiplication.</w:t>
+              <w:t xml:space="preserve">Learners learned and can now state: (1) Power Rule — (a^m)^n = a^(mn); (2) Negative Index Rule — a^(−n) = 1/a^n, so a negative exponent signals a reciprocal, NOT a negative quantity; (3) Fractional Index Rule — a^(1/n) = ⁿ√a and a^(m/n) = ⁿ√(a^m) = (ⁿ√a)^m. Together with the product rule, quotient rule, and zero index rule from Lesson 2, learners now hold the complete set of six index laws, all derived from the single foundational idea of repeated multiplication.</w:t>
             </w:r>
           </w:p>
         </w:tc>
@@ -11478,7 +11478,7 @@
         </w:rPr>
         <w:t xml:space="preserve">© 2026 SeaVuria and ARES. Aligned with KICD objectives. Developed by SeaVuria; technical implementation by ARES (with AI assistance from Claude). Licensed under </w:t>
       </w:r>
-      <w:hyperlink w:history="1" r:id="rIddu7po7v0lbdjcfbai8g09">
+      <w:hyperlink w:history="1" r:id="rIdr3lujma4rm7dwfzzys7js">
         <w:r>
           <w:rPr>
             <w:rFonts w:ascii="Arial" w:cs="Arial" w:eastAsia="Arial" w:hAnsi="Arial"/>
@@ -11499,7 +11499,7 @@
         </w:rPr>
         <w:t xml:space="preserve"> (</w:t>
       </w:r>
-      <w:hyperlink w:history="1" r:id="rIdqsjbp4rgxiamzfonqbhyl">
+      <w:hyperlink w:history="1" r:id="rIdlfil4jwfv3flde3izn6gd">
         <w:r>
           <w:rPr>
             <w:rFonts w:ascii="Arial" w:cs="Arial" w:eastAsia="Arial" w:hAnsi="Arial"/>
@@ -12512,7 +12512,7 @@
             <w:pPr>
               <w:spacing w:after="20" w:before="0"/>
             </w:pPr>
-            <w:hyperlink w:history="1" r:id="rIdlgrqa3hazz0wldctp7xmn">
+            <w:hyperlink w:history="1" r:id="rIduvyvknpdn4rfmk_5b3akd">
               <w:r>
                 <w:rPr>
                   <w:rFonts w:ascii="Arial" w:cs="Arial" w:eastAsia="Arial" w:hAnsi="Arial"/>
@@ -12545,7 +12545,7 @@
               <w:spacing w:after="10" w:before="0"/>
               <w:ind w:left="120"/>
             </w:pPr>
-            <w:hyperlink w:history="1" r:id="rIda3whim9xixfts2cdpvvwg">
+            <w:hyperlink w:history="1" r:id="rIdfj9qow7npis2r7lm5a25k">
               <w:r>
                 <w:rPr>
                   <w:rFonts w:ascii="Arial" w:cs="Arial" w:eastAsia="Arial" w:hAnsi="Arial"/>
@@ -12590,7 +12590,7 @@
             <w:pPr>
               <w:spacing w:after="20" w:before="0"/>
             </w:pPr>
-            <w:hyperlink w:history="1" r:id="rIdtpzpzcycxx4c_jepk9vos">
+            <w:hyperlink w:history="1" r:id="rIdg6rtqfdhksxyjxzzvosio">
               <w:r>
                 <w:rPr>
                   <w:rFonts w:ascii="Arial" w:cs="Arial" w:eastAsia="Arial" w:hAnsi="Arial"/>
@@ -12623,7 +12623,7 @@
               <w:spacing w:after="10" w:before="0"/>
               <w:ind w:left="120"/>
             </w:pPr>
-            <w:hyperlink w:history="1" r:id="rIdlu2xvmv7eyxjvhh45lfl2">
+            <w:hyperlink w:history="1" r:id="rIdk2gup3e4m1zrag9pi65wn">
               <w:r>
                 <w:rPr>
                   <w:rFonts w:ascii="Arial" w:cs="Arial" w:eastAsia="Arial" w:hAnsi="Arial"/>
@@ -12818,7 +12818,7 @@
             <w:pPr>
               <w:spacing w:after="20" w:before="0"/>
             </w:pPr>
-            <w:hyperlink w:history="1" r:id="rIdgxanubussq4obipolf6bu">
+            <w:hyperlink w:history="1" r:id="rId_sc5pjkko8tt6pqeynw2p">
               <w:r>
                 <w:rPr>
                   <w:rFonts w:ascii="Arial" w:cs="Arial" w:eastAsia="Arial" w:hAnsi="Arial"/>
@@ -12851,7 +12851,7 @@
               <w:spacing w:after="10" w:before="0"/>
               <w:ind w:left="120"/>
             </w:pPr>
-            <w:hyperlink w:history="1" r:id="rIdlvkvtryoj0awoe0qe_dx9">
+            <w:hyperlink w:history="1" r:id="rIdzjgyugte3_wnk7mkhjben">
               <w:r>
                 <w:rPr>
                   <w:rFonts w:ascii="Arial" w:cs="Arial" w:eastAsia="Arial" w:hAnsi="Arial"/>
@@ -12896,7 +12896,7 @@
             <w:pPr>
               <w:spacing w:after="20" w:before="0"/>
             </w:pPr>
-            <w:hyperlink w:history="1" r:id="rId-bm5veviyysm7g2rrx4zy">
+            <w:hyperlink w:history="1" r:id="rIdu96l4uvvnobm855vt26cb">
               <w:r>
                 <w:rPr>
                   <w:rFonts w:ascii="Arial" w:cs="Arial" w:eastAsia="Arial" w:hAnsi="Arial"/>
@@ -12929,7 +12929,7 @@
               <w:spacing w:after="10" w:before="0"/>
               <w:ind w:left="120"/>
             </w:pPr>
-            <w:hyperlink w:history="1" r:id="rIdjtoyvdtc8jjyc5wupxmnn">
+            <w:hyperlink w:history="1" r:id="rIdpvkqw2yr-pb3d0m9kksvc">
               <w:r>
                 <w:rPr>
                   <w:rFonts w:ascii="Arial" w:cs="Arial" w:eastAsia="Arial" w:hAnsi="Arial"/>
@@ -13124,7 +13124,7 @@
             <w:pPr>
               <w:spacing w:after="20" w:before="0"/>
             </w:pPr>
-            <w:hyperlink w:history="1" r:id="rIdyikyemfdnjxw15luwmqjq">
+            <w:hyperlink w:history="1" r:id="rIdrighzcqx-gqdtndl7u9cg">
               <w:r>
                 <w:rPr>
                   <w:rFonts w:ascii="Arial" w:cs="Arial" w:eastAsia="Arial" w:hAnsi="Arial"/>
@@ -13157,7 +13157,7 @@
               <w:spacing w:after="10" w:before="0"/>
               <w:ind w:left="120"/>
             </w:pPr>
-            <w:hyperlink w:history="1" r:id="rIdye89jhlxeglpy8ge3xmhv">
+            <w:hyperlink w:history="1" r:id="rIdforybgqap9sgjnbkexbhl">
               <w:r>
                 <w:rPr>
                   <w:rFonts w:ascii="Arial" w:cs="Arial" w:eastAsia="Arial" w:hAnsi="Arial"/>
@@ -13202,7 +13202,7 @@
             <w:pPr>
               <w:spacing w:after="20" w:before="0"/>
             </w:pPr>
-            <w:hyperlink w:history="1" r:id="rIddufubtbtjf4e-a-8l-z4d">
+            <w:hyperlink w:history="1" r:id="rIdocivjabkknxjio1nsue33">
               <w:r>
                 <w:rPr>
                   <w:rFonts w:ascii="Arial" w:cs="Arial" w:eastAsia="Arial" w:hAnsi="Arial"/>
@@ -13251,7 +13251,7 @@
               <w:spacing w:after="10" w:before="0"/>
               <w:ind w:left="120"/>
             </w:pPr>
-            <w:hyperlink w:history="1" r:id="rIdh-icgypmojq_x5fbtj2ii">
+            <w:hyperlink w:history="1" r:id="rIdna3hg31wfbkufme6kupcw">
               <w:r>
                 <w:rPr>
                   <w:rFonts w:ascii="Arial" w:cs="Arial" w:eastAsia="Arial" w:hAnsi="Arial"/>
@@ -13446,7 +13446,7 @@
             <w:pPr>
               <w:spacing w:after="20" w:before="0"/>
             </w:pPr>
-            <w:hyperlink w:history="1" r:id="rIdxl1mighv1lk1k3puhn7bz">
+            <w:hyperlink w:history="1" r:id="rId5hqy-bqbit6mex7vubt3y">
               <w:r>
                 <w:rPr>
                   <w:rFonts w:ascii="Arial" w:cs="Arial" w:eastAsia="Arial" w:hAnsi="Arial"/>
@@ -13479,7 +13479,7 @@
               <w:spacing w:after="10" w:before="0"/>
               <w:ind w:left="120"/>
             </w:pPr>
-            <w:hyperlink w:history="1" r:id="rIdhb8wwuvc4co903rzrpv7u">
+            <w:hyperlink w:history="1" r:id="rIdhwacz5xyntklsnsms4bsz">
               <w:r>
                 <w:rPr>
                   <w:rFonts w:ascii="Arial" w:cs="Arial" w:eastAsia="Arial" w:hAnsi="Arial"/>
@@ -13524,7 +13524,7 @@
             <w:pPr>
               <w:spacing w:after="20" w:before="0"/>
             </w:pPr>
-            <w:hyperlink w:history="1" r:id="rIdqljaofas2fojxrywwyxsb">
+            <w:hyperlink w:history="1" r:id="rIdh1ntm-rinkagdijujwjgt">
               <w:r>
                 <w:rPr>
                   <w:rFonts w:ascii="Arial" w:cs="Arial" w:eastAsia="Arial" w:hAnsi="Arial"/>
@@ -13573,7 +13573,7 @@
               <w:spacing w:after="10" w:before="0"/>
               <w:ind w:left="120"/>
             </w:pPr>
-            <w:hyperlink w:history="1" r:id="rIdassqad4s3uyj948eco3gn">
+            <w:hyperlink w:history="1" r:id="rIdddtatfeelj28sf7xwrki1">
               <w:r>
                 <w:rPr>
                   <w:rFonts w:ascii="Arial" w:cs="Arial" w:eastAsia="Arial" w:hAnsi="Arial"/>
@@ -13768,7 +13768,7 @@
             <w:pPr>
               <w:spacing w:after="20" w:before="0"/>
             </w:pPr>
-            <w:hyperlink w:history="1" r:id="rIdzoxqonxecaepz6it7brif">
+            <w:hyperlink w:history="1" r:id="rId-rc8gafu66kclm51qsrtm">
               <w:r>
                 <w:rPr>
                   <w:rFonts w:ascii="Arial" w:cs="Arial" w:eastAsia="Arial" w:hAnsi="Arial"/>
@@ -13801,7 +13801,7 @@
               <w:spacing w:after="10" w:before="0"/>
               <w:ind w:left="120"/>
             </w:pPr>
-            <w:hyperlink w:history="1" r:id="rIdtjhtfizu99nza7klukijs">
+            <w:hyperlink w:history="1" r:id="rIdtn14_nt4lxgneqka2rfv2">
               <w:r>
                 <w:rPr>
                   <w:rFonts w:ascii="Arial" w:cs="Arial" w:eastAsia="Arial" w:hAnsi="Arial"/>
@@ -13846,7 +13846,7 @@
             <w:pPr>
               <w:spacing w:after="20" w:before="0"/>
             </w:pPr>
-            <w:hyperlink w:history="1" r:id="rIdzmycmgqnnydyhmqizx9yz">
+            <w:hyperlink w:history="1" r:id="rId16lbd6ao5seq7r_ob2max">
               <w:r>
                 <w:rPr>
                   <w:rFonts w:ascii="Arial" w:cs="Arial" w:eastAsia="Arial" w:hAnsi="Arial"/>
@@ -13895,7 +13895,7 @@
               <w:spacing w:after="10" w:before="0"/>
               <w:ind w:left="120"/>
             </w:pPr>
-            <w:hyperlink w:history="1" r:id="rId3kaebvoc7d1b6epwzvqlx">
+            <w:hyperlink w:history="1" r:id="rId2jmknzcbp_18yovd1xlxs">
               <w:r>
                 <w:rPr>
                   <w:rFonts w:ascii="Arial" w:cs="Arial" w:eastAsia="Arial" w:hAnsi="Arial"/>
@@ -14502,7 +14502,7 @@
         </w:rPr>
         <w:t xml:space="preserve">© 2026 SeaVuria and ARES. Aligned with KICD objectives. Developed by SeaVuria; technical implementation by ARES (with AI assistance from Claude). Licensed under </w:t>
       </w:r>
-      <w:hyperlink w:history="1" r:id="rIdwxugfddwkydpg2wm_bpjv">
+      <w:hyperlink w:history="1" r:id="rId849uwvsn66npkfaziydsh">
         <w:r>
           <w:rPr>
             <w:rFonts w:ascii="Arial" w:cs="Arial" w:eastAsia="Arial" w:hAnsi="Arial"/>
@@ -14523,7 +14523,7 @@
         </w:rPr>
         <w:t xml:space="preserve"> (</w:t>
       </w:r>
-      <w:hyperlink w:history="1" r:id="rIdai5n_d7rtlxgth9gfjluz">
+      <w:hyperlink w:history="1" r:id="rIdwjh0xkyrxmcavoobonxz6">
         <w:r>
           <w:rPr>
             <w:rFonts w:ascii="Arial" w:cs="Arial" w:eastAsia="Arial" w:hAnsi="Arial"/>
@@ -15755,7 +15755,7 @@
             <w:pPr>
               <w:spacing w:after="20" w:before="0"/>
             </w:pPr>
-            <w:hyperlink w:history="1" r:id="rIdkus2yxymcinihn3274bv6">
+            <w:hyperlink w:history="1" r:id="rIdp95kjxcm_b5rezcc6g0fc">
               <w:r>
                 <w:rPr>
                   <w:rFonts w:ascii="Arial" w:cs="Arial" w:eastAsia="Arial" w:hAnsi="Arial"/>
@@ -15804,7 +15804,7 @@
               <w:spacing w:after="10" w:before="0"/>
               <w:ind w:left="120"/>
             </w:pPr>
-            <w:hyperlink w:history="1" r:id="rIdbfcspypvwip2cdar5ankt">
+            <w:hyperlink w:history="1" r:id="rIdzsgepd3d1evylssozdy2j">
               <w:r>
                 <w:rPr>
                   <w:rFonts w:ascii="Arial" w:cs="Arial" w:eastAsia="Arial" w:hAnsi="Arial"/>
@@ -15849,7 +15849,7 @@
             <w:pPr>
               <w:spacing w:after="20" w:before="0"/>
             </w:pPr>
-            <w:hyperlink w:history="1" r:id="rId-ykaqoyggk0xn4m_1_6vg">
+            <w:hyperlink w:history="1" r:id="rIdozc870lrr5ojkbopx6bj9">
               <w:r>
                 <w:rPr>
                   <w:rFonts w:ascii="Arial" w:cs="Arial" w:eastAsia="Arial" w:hAnsi="Arial"/>
@@ -15898,7 +15898,7 @@
               <w:spacing w:after="10" w:before="0"/>
               <w:ind w:left="120"/>
             </w:pPr>
-            <w:hyperlink w:history="1" r:id="rIdurdaeafnvdp2-6-fay3w7">
+            <w:hyperlink w:history="1" r:id="rIdbaqobyi0wlhdzlb-6o2la">
               <w:r>
                 <w:rPr>
                   <w:rFonts w:ascii="Arial" w:cs="Arial" w:eastAsia="Arial" w:hAnsi="Arial"/>
@@ -16093,7 +16093,7 @@
             <w:pPr>
               <w:spacing w:after="20" w:before="0"/>
             </w:pPr>
-            <w:hyperlink w:history="1" r:id="rIduvrrprzavtfyaopxyjkxs">
+            <w:hyperlink w:history="1" r:id="rIdkv2fkd4evgspmwqlzm6rj">
               <w:r>
                 <w:rPr>
                   <w:rFonts w:ascii="Arial" w:cs="Arial" w:eastAsia="Arial" w:hAnsi="Arial"/>
@@ -16142,7 +16142,7 @@
               <w:spacing w:after="10" w:before="0"/>
               <w:ind w:left="120"/>
             </w:pPr>
-            <w:hyperlink w:history="1" r:id="rId-kaxa9diz9cmgw7jy4ycq">
+            <w:hyperlink w:history="1" r:id="rIdxmn0qnxn3xi2pfeo7i-bc">
               <w:r>
                 <w:rPr>
                   <w:rFonts w:ascii="Arial" w:cs="Arial" w:eastAsia="Arial" w:hAnsi="Arial"/>
@@ -16187,7 +16187,7 @@
             <w:pPr>
               <w:spacing w:after="20" w:before="0"/>
             </w:pPr>
-            <w:hyperlink w:history="1" r:id="rIdatgcs_wvh-hjew56zx-al">
+            <w:hyperlink w:history="1" r:id="rIdxtgu16_kvq8rptlokhxe-">
               <w:r>
                 <w:rPr>
                   <w:rFonts w:ascii="Arial" w:cs="Arial" w:eastAsia="Arial" w:hAnsi="Arial"/>
@@ -16236,7 +16236,7 @@
               <w:spacing w:after="10" w:before="0"/>
               <w:ind w:left="120"/>
             </w:pPr>
-            <w:hyperlink w:history="1" r:id="rIdfhwzet0h-z-wz85pbw4cd">
+            <w:hyperlink w:history="1" r:id="rIdmgtlhtdicgyhnygpgbeo9">
               <w:r>
                 <w:rPr>
                   <w:rFonts w:ascii="Arial" w:cs="Arial" w:eastAsia="Arial" w:hAnsi="Arial"/>
@@ -16507,7 +16507,7 @@
             <w:pPr>
               <w:spacing w:after="20" w:before="0"/>
             </w:pPr>
-            <w:hyperlink w:history="1" r:id="rIdtoydone0h3jhaixmgoyqj">
+            <w:hyperlink w:history="1" r:id="rIdtsgwtnmwsufp2-us_esa1">
               <w:r>
                 <w:rPr>
                   <w:rFonts w:ascii="Arial" w:cs="Arial" w:eastAsia="Arial" w:hAnsi="Arial"/>
@@ -16556,7 +16556,7 @@
               <w:spacing w:after="10" w:before="0"/>
               <w:ind w:left="120"/>
             </w:pPr>
-            <w:hyperlink w:history="1" r:id="rId-x_-e_d1iophybphihdmz">
+            <w:hyperlink w:history="1" r:id="rIds6hftudsyikkao5xmrfgu">
               <w:r>
                 <w:rPr>
                   <w:rFonts w:ascii="Arial" w:cs="Arial" w:eastAsia="Arial" w:hAnsi="Arial"/>
@@ -16601,7 +16601,7 @@
             <w:pPr>
               <w:spacing w:after="20" w:before="0"/>
             </w:pPr>
-            <w:hyperlink w:history="1" r:id="rIdyjpbxks7qltl5qzibl7w_">
+            <w:hyperlink w:history="1" r:id="rIduukfv1qxujsyfscfckmkg">
               <w:r>
                 <w:rPr>
                   <w:rFonts w:ascii="Arial" w:cs="Arial" w:eastAsia="Arial" w:hAnsi="Arial"/>
@@ -16650,7 +16650,7 @@
               <w:spacing w:after="10" w:before="0"/>
               <w:ind w:left="120"/>
             </w:pPr>
-            <w:hyperlink w:history="1" r:id="rIdvjvbzqzo5dar96c1_gyxk">
+            <w:hyperlink w:history="1" r:id="rId3u77usr6dicqzfobcwybu">
               <w:r>
                 <w:rPr>
                   <w:rFonts w:ascii="Arial" w:cs="Arial" w:eastAsia="Arial" w:hAnsi="Arial"/>
@@ -16845,7 +16845,7 @@
             <w:pPr>
               <w:spacing w:after="20" w:before="0"/>
             </w:pPr>
-            <w:hyperlink w:history="1" r:id="rIderzzpqb4l3anzcqadflce">
+            <w:hyperlink w:history="1" r:id="rIdpm709fkpizalx8i8wynjq">
               <w:r>
                 <w:rPr>
                   <w:rFonts w:ascii="Arial" w:cs="Arial" w:eastAsia="Arial" w:hAnsi="Arial"/>
@@ -16894,7 +16894,7 @@
               <w:spacing w:after="10" w:before="0"/>
               <w:ind w:left="120"/>
             </w:pPr>
-            <w:hyperlink w:history="1" r:id="rIdeqlvbhmpwdb3w5ciffvec">
+            <w:hyperlink w:history="1" r:id="rIdeml2q30b0vizcy8ordfoj">
               <w:r>
                 <w:rPr>
                   <w:rFonts w:ascii="Arial" w:cs="Arial" w:eastAsia="Arial" w:hAnsi="Arial"/>
@@ -16939,7 +16939,7 @@
             <w:pPr>
               <w:spacing w:after="20" w:before="0"/>
             </w:pPr>
-            <w:hyperlink w:history="1" r:id="rIdraj7wi-tsk1fanezsg7xv">
+            <w:hyperlink w:history="1" r:id="rIdotflc5cwvlkzohzysj4_n">
               <w:r>
                 <w:rPr>
                   <w:rFonts w:ascii="Arial" w:cs="Arial" w:eastAsia="Arial" w:hAnsi="Arial"/>
@@ -16988,7 +16988,7 @@
               <w:spacing w:after="10" w:before="0"/>
               <w:ind w:left="120"/>
             </w:pPr>
-            <w:hyperlink w:history="1" r:id="rIdyeqbwfi7ckohh9szbssjq">
+            <w:hyperlink w:history="1" r:id="rIdvxcw6zcvszgh6f3xtghg8">
               <w:r>
                 <w:rPr>
                   <w:rFonts w:ascii="Arial" w:cs="Arial" w:eastAsia="Arial" w:hAnsi="Arial"/>
@@ -17183,7 +17183,7 @@
             <w:pPr>
               <w:spacing w:after="20" w:before="0"/>
             </w:pPr>
-            <w:hyperlink w:history="1" r:id="rIdjbmhpz5v7askishn8i05v">
+            <w:hyperlink w:history="1" r:id="rIdcn46qmho3h5mxac0_xsme">
               <w:r>
                 <w:rPr>
                   <w:rFonts w:ascii="Arial" w:cs="Arial" w:eastAsia="Arial" w:hAnsi="Arial"/>
@@ -17232,7 +17232,7 @@
               <w:spacing w:after="10" w:before="0"/>
               <w:ind w:left="120"/>
             </w:pPr>
-            <w:hyperlink w:history="1" r:id="rIdksf0wtktl65t4ksuwkwf7">
+            <w:hyperlink w:history="1" r:id="rId9sblnkcjqka__-uvlamqn">
               <w:r>
                 <w:rPr>
                   <w:rFonts w:ascii="Arial" w:cs="Arial" w:eastAsia="Arial" w:hAnsi="Arial"/>
@@ -17277,7 +17277,7 @@
             <w:pPr>
               <w:spacing w:after="20" w:before="0"/>
             </w:pPr>
-            <w:hyperlink w:history="1" r:id="rIdmpylhrhtpb7mz3msgovvu">
+            <w:hyperlink w:history="1" r:id="rIdq-hwvwd2e3j2mxjmqmne7">
               <w:r>
                 <w:rPr>
                   <w:rFonts w:ascii="Arial" w:cs="Arial" w:eastAsia="Arial" w:hAnsi="Arial"/>
@@ -17326,7 +17326,7 @@
               <w:spacing w:after="10" w:before="0"/>
               <w:ind w:left="120"/>
             </w:pPr>
-            <w:hyperlink w:history="1" r:id="rIdndne35mycypxaklt0uwhv">
+            <w:hyperlink w:history="1" r:id="rIdhc-7_hxg0e0wqyhthavtz">
               <w:r>
                 <w:rPr>
                   <w:rFonts w:ascii="Arial" w:cs="Arial" w:eastAsia="Arial" w:hAnsi="Arial"/>
@@ -17838,7 +17838,7 @@
         </w:rPr>
         <w:t xml:space="preserve">© 2026 SeaVuria and ARES. Aligned with KICD objectives. Developed by SeaVuria; technical implementation by ARES (with AI assistance from Claude). Licensed under </w:t>
       </w:r>
-      <w:hyperlink w:history="1" r:id="rIdx3nbsv5s0pfzeukaivc3x">
+      <w:hyperlink w:history="1" r:id="rIdzgvuu0dvkvcb5fpyfgugc">
         <w:r>
           <w:rPr>
             <w:rFonts w:ascii="Arial" w:cs="Arial" w:eastAsia="Arial" w:hAnsi="Arial"/>
@@ -17859,7 +17859,7 @@
         </w:rPr>
         <w:t xml:space="preserve"> (</w:t>
       </w:r>
-      <w:hyperlink w:history="1" r:id="rIdnwyh5zrusubxdlyx-v69u">
+      <w:hyperlink w:history="1" r:id="rIdzucloumowikr67gu2-7f_">
         <w:r>
           <w:rPr>
             <w:rFonts w:ascii="Arial" w:cs="Arial" w:eastAsia="Arial" w:hAnsi="Arial"/>
@@ -18872,7 +18872,7 @@
             <w:pPr>
               <w:spacing w:after="20" w:before="0"/>
             </w:pPr>
-            <w:hyperlink w:history="1" r:id="rIdf2adpd8gqrefqzq2epiz_">
+            <w:hyperlink w:history="1" r:id="rIddfzx-rykj02os7wpdjid4">
               <w:r>
                 <w:rPr>
                   <w:rFonts w:ascii="Arial" w:cs="Arial" w:eastAsia="Arial" w:hAnsi="Arial"/>
@@ -18905,7 +18905,7 @@
               <w:spacing w:after="10" w:before="0"/>
               <w:ind w:left="120"/>
             </w:pPr>
-            <w:hyperlink w:history="1" r:id="rIdn0mjyg35qlygx5qjptrtf">
+            <w:hyperlink w:history="1" r:id="rIdculgtabtjgvdnh7m2bg1c">
               <w:r>
                 <w:rPr>
                   <w:rFonts w:ascii="Arial" w:cs="Arial" w:eastAsia="Arial" w:hAnsi="Arial"/>
@@ -18950,7 +18950,7 @@
             <w:pPr>
               <w:spacing w:after="20" w:before="0"/>
             </w:pPr>
-            <w:hyperlink w:history="1" r:id="rIdca28bepotc4oldvgnndwo">
+            <w:hyperlink w:history="1" r:id="rId0xy-gmouvfwiit4ota0t5">
               <w:r>
                 <w:rPr>
                   <w:rFonts w:ascii="Arial" w:cs="Arial" w:eastAsia="Arial" w:hAnsi="Arial"/>
@@ -18999,7 +18999,7 @@
               <w:spacing w:after="10" w:before="0"/>
               <w:ind w:left="120"/>
             </w:pPr>
-            <w:hyperlink w:history="1" r:id="rIdqmdzl2jl34l7xnnr6tr06">
+            <w:hyperlink w:history="1" r:id="rId-o72wp_w5dvqsqld1j33e">
               <w:r>
                 <w:rPr>
                   <w:rFonts w:ascii="Arial" w:cs="Arial" w:eastAsia="Arial" w:hAnsi="Arial"/>
@@ -19194,7 +19194,7 @@
             <w:pPr>
               <w:spacing w:after="20" w:before="0"/>
             </w:pPr>
-            <w:hyperlink w:history="1" r:id="rIdcaihjqgf8dw64z_j92c0m">
+            <w:hyperlink w:history="1" r:id="rIdywo4wroku2bx6smk8b33x">
               <w:r>
                 <w:rPr>
                   <w:rFonts w:ascii="Arial" w:cs="Arial" w:eastAsia="Arial" w:hAnsi="Arial"/>
@@ -19227,7 +19227,7 @@
               <w:spacing w:after="10" w:before="0"/>
               <w:ind w:left="120"/>
             </w:pPr>
-            <w:hyperlink w:history="1" r:id="rId4t8pftmjs6tpoji_muffr">
+            <w:hyperlink w:history="1" r:id="rIdunrjmwtahmyzjc_i-s6pl">
               <w:r>
                 <w:rPr>
                   <w:rFonts w:ascii="Arial" w:cs="Arial" w:eastAsia="Arial" w:hAnsi="Arial"/>
@@ -19272,7 +19272,7 @@
             <w:pPr>
               <w:spacing w:after="20" w:before="0"/>
             </w:pPr>
-            <w:hyperlink w:history="1" r:id="rIdoxcwfhsemkzsugbzcgp7f">
+            <w:hyperlink w:history="1" r:id="rIdx21bekwjjdcurspq5usfm">
               <w:r>
                 <w:rPr>
                   <w:rFonts w:ascii="Arial" w:cs="Arial" w:eastAsia="Arial" w:hAnsi="Arial"/>
@@ -19321,7 +19321,7 @@
               <w:spacing w:after="10" w:before="0"/>
               <w:ind w:left="120"/>
             </w:pPr>
-            <w:hyperlink w:history="1" r:id="rIdfbmnozbjyr_gwbbvye_g9">
+            <w:hyperlink w:history="1" r:id="rIdivum_iu_vfpzmloid79qm">
               <w:r>
                 <w:rPr>
                   <w:rFonts w:ascii="Arial" w:cs="Arial" w:eastAsia="Arial" w:hAnsi="Arial"/>
@@ -19516,7 +19516,7 @@
             <w:pPr>
               <w:spacing w:after="20" w:before="0"/>
             </w:pPr>
-            <w:hyperlink w:history="1" r:id="rIdlmydkbnljz7k5fmsavd-3">
+            <w:hyperlink w:history="1" r:id="rIdh_rptyuwdrfctawrxs0__">
               <w:r>
                 <w:rPr>
                   <w:rFonts w:ascii="Arial" w:cs="Arial" w:eastAsia="Arial" w:hAnsi="Arial"/>
@@ -19549,7 +19549,7 @@
               <w:spacing w:after="10" w:before="0"/>
               <w:ind w:left="120"/>
             </w:pPr>
-            <w:hyperlink w:history="1" r:id="rIdmunyfhlal160hooqzjfr3">
+            <w:hyperlink w:history="1" r:id="rIdmmuhclthclieeyt6kt_cd">
               <w:r>
                 <w:rPr>
                   <w:rFonts w:ascii="Arial" w:cs="Arial" w:eastAsia="Arial" w:hAnsi="Arial"/>
@@ -19594,7 +19594,7 @@
             <w:pPr>
               <w:spacing w:after="20" w:before="0"/>
             </w:pPr>
-            <w:hyperlink w:history="1" r:id="rIde1mscrx8empabm-32apsi">
+            <w:hyperlink w:history="1" r:id="rIdidc4fpdskynrxjng91agl">
               <w:r>
                 <w:rPr>
                   <w:rFonts w:ascii="Arial" w:cs="Arial" w:eastAsia="Arial" w:hAnsi="Arial"/>
@@ -19643,7 +19643,7 @@
               <w:spacing w:after="10" w:before="0"/>
               <w:ind w:left="120"/>
             </w:pPr>
-            <w:hyperlink w:history="1" r:id="rIdcwoglkts6voiglc1q2co5">
+            <w:hyperlink w:history="1" r:id="rIdinyzujpv9vix1yeeli3cm">
               <w:r>
                 <w:rPr>
                   <w:rFonts w:ascii="Arial" w:cs="Arial" w:eastAsia="Arial" w:hAnsi="Arial"/>
@@ -19838,7 +19838,7 @@
             <w:pPr>
               <w:spacing w:after="20" w:before="0"/>
             </w:pPr>
-            <w:hyperlink w:history="1" r:id="rIdprwtkafqattbtlnpk9yz5">
+            <w:hyperlink w:history="1" r:id="rId_tnw1_rk3ofdpqxury42x">
               <w:r>
                 <w:rPr>
                   <w:rFonts w:ascii="Arial" w:cs="Arial" w:eastAsia="Arial" w:hAnsi="Arial"/>
@@ -19871,7 +19871,7 @@
               <w:spacing w:after="10" w:before="0"/>
               <w:ind w:left="120"/>
             </w:pPr>
-            <w:hyperlink w:history="1" r:id="rIdqmboyhsm9xgfav-f4an9-">
+            <w:hyperlink w:history="1" r:id="rId9ztlouqqyhw_xyhwzj50a">
               <w:r>
                 <w:rPr>
                   <w:rFonts w:ascii="Arial" w:cs="Arial" w:eastAsia="Arial" w:hAnsi="Arial"/>
@@ -19916,7 +19916,7 @@
             <w:pPr>
               <w:spacing w:after="20" w:before="0"/>
             </w:pPr>
-            <w:hyperlink w:history="1" r:id="rIda29q_ts4oywm_tuh-duye">
+            <w:hyperlink w:history="1" r:id="rIds5rriyacstfrvkvxtxv-0">
               <w:r>
                 <w:rPr>
                   <w:rFonts w:ascii="Arial" w:cs="Arial" w:eastAsia="Arial" w:hAnsi="Arial"/>
@@ -19965,7 +19965,7 @@
               <w:spacing w:after="10" w:before="0"/>
               <w:ind w:left="120"/>
             </w:pPr>
-            <w:hyperlink w:history="1" r:id="rIdhcgvb_tvy_wfwfkhyipia">
+            <w:hyperlink w:history="1" r:id="rIdplwxa_32xnsjr8ghdzne-">
               <w:r>
                 <w:rPr>
                   <w:rFonts w:ascii="Arial" w:cs="Arial" w:eastAsia="Arial" w:hAnsi="Arial"/>
@@ -20160,7 +20160,7 @@
             <w:pPr>
               <w:spacing w:after="20" w:before="0"/>
             </w:pPr>
-            <w:hyperlink w:history="1" r:id="rId4gj4zom1cx_jvg6qg17q2">
+            <w:hyperlink w:history="1" r:id="rIdind0ypw54e_xcqldlgtey">
               <w:r>
                 <w:rPr>
                   <w:rFonts w:ascii="Arial" w:cs="Arial" w:eastAsia="Arial" w:hAnsi="Arial"/>
@@ -20193,7 +20193,7 @@
               <w:spacing w:after="10" w:before="0"/>
               <w:ind w:left="120"/>
             </w:pPr>
-            <w:hyperlink w:history="1" r:id="rIdk5rq03ip7-ogkm5dtmphx">
+            <w:hyperlink w:history="1" r:id="rIdnw_uplbtjor0nowmg0_mk">
               <w:r>
                 <w:rPr>
                   <w:rFonts w:ascii="Arial" w:cs="Arial" w:eastAsia="Arial" w:hAnsi="Arial"/>
@@ -20238,7 +20238,7 @@
             <w:pPr>
               <w:spacing w:after="20" w:before="0"/>
             </w:pPr>
-            <w:hyperlink w:history="1" r:id="rIdllqg3cnpgpjtwxn5hk5no">
+            <w:hyperlink w:history="1" r:id="rId53d7g7ez3wewnvefbrefa">
               <w:r>
                 <w:rPr>
                   <w:rFonts w:ascii="Arial" w:cs="Arial" w:eastAsia="Arial" w:hAnsi="Arial"/>
@@ -20287,7 +20287,7 @@
               <w:spacing w:after="10" w:before="0"/>
               <w:ind w:left="120"/>
             </w:pPr>
-            <w:hyperlink w:history="1" r:id="rId36mtryalxgjcmkf3o0s7x">
+            <w:hyperlink w:history="1" r:id="rIdentcq4raco62xtfxpbpwl">
               <w:r>
                 <w:rPr>
                   <w:rFonts w:ascii="Arial" w:cs="Arial" w:eastAsia="Arial" w:hAnsi="Arial"/>
@@ -20329,7 +20329,7 @@
                 <w:sz w:val="18"/>
                 <w:szCs w:val="18"/>
               </w:rPr>
-              <w:t xml:space="preserve">Each learner opens their cumulative model page — a diagram begun in Lesson 1 that represents how the Kericho tea farmer's calculation works. In earlier lessons, learners added: index notation for repeated multiplication (Lesson 1–2), the definition of logarithm as the inverse operation (Lesson 3–4), and the method for reading log tables (Lesson 5). Today, learners add two new components: (A) A labelled arrow from 'MULTIPLY two quantities' pointing to 'CONVERT each to its logarithm (look up in table)' → 'ADD the logarithms' → 'CONVERT answer back using antilog table' → 'FINAL PRODUCT'. (B) A parallel arrow for DIVISION showing subtraction of logarithms. Below the diagram, learners write a two-sentence summary: 'The product law works because multiplying powers of 10 means adding their exponents, which is what logarithms are. This is why the Kericho farmer can find the total tea revenue — Ksh 15,220,000 — by adding three small decimal numbers from a table instead of multiplying three large numbers together.'</w:t>
+              <w:t xml:space="preserve">Each learner opens their cumulative model page — a diagram begun in Lesson 1 that represents how the Kericho tea farmer's calculation works. In earlier lessons, learners added: index notation for repeated multiplication (Lessons 1–3), the definition of logarithm as the inverse operation (Lesson 4), and the method for reading log and antilog tables (Lessons 4–5). Today, learners add two new components: (A) A labelled arrow from 'MULTIPLY two quantities' pointing to 'CONVERT each to its logarithm (look up in table)' → 'ADD the logarithms' → 'CONVERT answer back using antilog table' → 'FINAL PRODUCT'. (B) A parallel arrow for DIVISION showing subtraction of logarithms. Below the diagram, learners write a two-sentence summary: 'The product law works because multiplying powers of 10 means adding their exponents, which is what logarithms are. This is why the Kericho farmer can find the total tea revenue — Ksh 15,220,000 — by adding three small decimal numbers from a table instead of multiplying three large numbers together.'</w:t>
             </w:r>
           </w:p>
         </w:tc>
@@ -20799,7 +20799,7 @@
         </w:rPr>
         <w:t xml:space="preserve">© 2026 SeaVuria and ARES. Aligned with KICD objectives. Developed by SeaVuria; technical implementation by ARES (with AI assistance from Claude). Licensed under </w:t>
       </w:r>
-      <w:hyperlink w:history="1" r:id="rId7xckdfu1ntpxsq-kimajq">
+      <w:hyperlink w:history="1" r:id="rId4gahf7dnivw_agirt6t9w">
         <w:r>
           <w:rPr>
             <w:rFonts w:ascii="Arial" w:cs="Arial" w:eastAsia="Arial" w:hAnsi="Arial"/>
@@ -20820,7 +20820,7 @@
         </w:rPr>
         <w:t xml:space="preserve"> (</w:t>
       </w:r>
-      <w:hyperlink w:history="1" r:id="rIdasl_gdd9fk6-mmcxwkxlz">
+      <w:hyperlink w:history="1" r:id="rIdd7eln9kskajbdzb9tfkfa">
         <w:r>
           <w:rPr>
             <w:rFonts w:ascii="Arial" w:cs="Arial" w:eastAsia="Arial" w:hAnsi="Arial"/>
@@ -22032,7 +22032,7 @@
             <w:pPr>
               <w:spacing w:after="20" w:before="0"/>
             </w:pPr>
-            <w:hyperlink w:history="1" r:id="rIddsj2xnqyk6pfomj6jmxoe">
+            <w:hyperlink w:history="1" r:id="rIdqdp0picyq3b0uqqvbpbta">
               <w:r>
                 <w:rPr>
                   <w:rFonts w:ascii="Arial" w:cs="Arial" w:eastAsia="Arial" w:hAnsi="Arial"/>
@@ -22065,7 +22065,7 @@
               <w:spacing w:after="10" w:before="0"/>
               <w:ind w:left="120"/>
             </w:pPr>
-            <w:hyperlink w:history="1" r:id="rIdfawvm_r_n82qvt-wq2bb0">
+            <w:hyperlink w:history="1" r:id="rId_g9t5mmgaln_x13noelci">
               <w:r>
                 <w:rPr>
                   <w:rFonts w:ascii="Arial" w:cs="Arial" w:eastAsia="Arial" w:hAnsi="Arial"/>
@@ -22110,7 +22110,7 @@
             <w:pPr>
               <w:spacing w:after="20" w:before="0"/>
             </w:pPr>
-            <w:hyperlink w:history="1" r:id="rIdlehn3vroildphdi45bdwv">
+            <w:hyperlink w:history="1" r:id="rIdd_ue7ca0bj9vnby0yvr26">
               <w:r>
                 <w:rPr>
                   <w:rFonts w:ascii="Arial" w:cs="Arial" w:eastAsia="Arial" w:hAnsi="Arial"/>
@@ -22143,7 +22143,7 @@
               <w:spacing w:after="10" w:before="0"/>
               <w:ind w:left="120"/>
             </w:pPr>
-            <w:hyperlink w:history="1" r:id="rIdpocc3oi3ql9sbnc1zzgs2">
+            <w:hyperlink w:history="1" r:id="rId077tc2tp6b35metla6vbx">
               <w:r>
                 <w:rPr>
                   <w:rFonts w:ascii="Arial" w:cs="Arial" w:eastAsia="Arial" w:hAnsi="Arial"/>
@@ -22338,7 +22338,7 @@
             <w:pPr>
               <w:spacing w:after="20" w:before="0"/>
             </w:pPr>
-            <w:hyperlink w:history="1" r:id="rIdwu8bmx4gwb72ciztw9gsb">
+            <w:hyperlink w:history="1" r:id="rIdave7isrehdn-bcmp6d5b3">
               <w:r>
                 <w:rPr>
                   <w:rFonts w:ascii="Arial" w:cs="Arial" w:eastAsia="Arial" w:hAnsi="Arial"/>
@@ -22371,7 +22371,7 @@
               <w:spacing w:after="10" w:before="0"/>
               <w:ind w:left="120"/>
             </w:pPr>
-            <w:hyperlink w:history="1" r:id="rId2m8xktw-z8zjs1b7wduxt">
+            <w:hyperlink w:history="1" r:id="rId6cuuotn-y1ttjqsz75vdk">
               <w:r>
                 <w:rPr>
                   <w:rFonts w:ascii="Arial" w:cs="Arial" w:eastAsia="Arial" w:hAnsi="Arial"/>
@@ -22416,7 +22416,7 @@
             <w:pPr>
               <w:spacing w:after="20" w:before="0"/>
             </w:pPr>
-            <w:hyperlink w:history="1" r:id="rIdrj5vmgjfq7x9tx4m1mhwt">
+            <w:hyperlink w:history="1" r:id="rIdzu7rlliqj4zkml6qau3td">
               <w:r>
                 <w:rPr>
                   <w:rFonts w:ascii="Arial" w:cs="Arial" w:eastAsia="Arial" w:hAnsi="Arial"/>
@@ -22449,7 +22449,7 @@
               <w:spacing w:after="10" w:before="0"/>
               <w:ind w:left="120"/>
             </w:pPr>
-            <w:hyperlink w:history="1" r:id="rIdgn5wmjphormeuhry0-48k">
+            <w:hyperlink w:history="1" r:id="rIdq3xcgxgwaorwb6b_owl6l">
               <w:r>
                 <w:rPr>
                   <w:rFonts w:ascii="Arial" w:cs="Arial" w:eastAsia="Arial" w:hAnsi="Arial"/>
@@ -22644,7 +22644,7 @@
             <w:pPr>
               <w:spacing w:after="20" w:before="0"/>
             </w:pPr>
-            <w:hyperlink w:history="1" r:id="rIdybxjqfqfpwtgakpdhrsqx">
+            <w:hyperlink w:history="1" r:id="rIdaz9v1vfdwteqpkrx16tjc">
               <w:r>
                 <w:rPr>
                   <w:rFonts w:ascii="Arial" w:cs="Arial" w:eastAsia="Arial" w:hAnsi="Arial"/>
@@ -22693,7 +22693,7 @@
               <w:spacing w:after="10" w:before="0"/>
               <w:ind w:left="120"/>
             </w:pPr>
-            <w:hyperlink w:history="1" r:id="rIdy5h9ub2f5owah3fjnmjkt">
+            <w:hyperlink w:history="1" r:id="rIdfve-rxva-lhppohvth-qu">
               <w:r>
                 <w:rPr>
                   <w:rFonts w:ascii="Arial" w:cs="Arial" w:eastAsia="Arial" w:hAnsi="Arial"/>
@@ -22738,7 +22738,7 @@
             <w:pPr>
               <w:spacing w:after="20" w:before="0"/>
             </w:pPr>
-            <w:hyperlink w:history="1" r:id="rIdd41tppdl5gmkisqrgrucp">
+            <w:hyperlink w:history="1" r:id="rIdlspuexaov8a0vj7-3nxwz">
               <w:r>
                 <w:rPr>
                   <w:rFonts w:ascii="Arial" w:cs="Arial" w:eastAsia="Arial" w:hAnsi="Arial"/>
@@ -22771,7 +22771,7 @@
               <w:spacing w:after="10" w:before="0"/>
               <w:ind w:left="120"/>
             </w:pPr>
-            <w:hyperlink w:history="1" r:id="rIdhm9qaj4gumr9agz42eh57">
+            <w:hyperlink w:history="1" r:id="rIdxjvetraboazy3qykug6fv">
               <w:r>
                 <w:rPr>
                   <w:rFonts w:ascii="Arial" w:cs="Arial" w:eastAsia="Arial" w:hAnsi="Arial"/>
@@ -22966,7 +22966,7 @@
             <w:pPr>
               <w:spacing w:after="20" w:before="0"/>
             </w:pPr>
-            <w:hyperlink w:history="1" r:id="rIdks8vwdcl2jo-vtrveyhrp">
+            <w:hyperlink w:history="1" r:id="rIdudktwvejey_sd_zdboqpf">
               <w:r>
                 <w:rPr>
                   <w:rFonts w:ascii="Arial" w:cs="Arial" w:eastAsia="Arial" w:hAnsi="Arial"/>
@@ -23015,7 +23015,7 @@
               <w:spacing w:after="10" w:before="0"/>
               <w:ind w:left="120"/>
             </w:pPr>
-            <w:hyperlink w:history="1" r:id="rIdd5e11hianlut1urlsfvi9">
+            <w:hyperlink w:history="1" r:id="rIdjltrdsj2brv6rj1v75pwt">
               <w:r>
                 <w:rPr>
                   <w:rFonts w:ascii="Arial" w:cs="Arial" w:eastAsia="Arial" w:hAnsi="Arial"/>
@@ -23060,7 +23060,7 @@
             <w:pPr>
               <w:spacing w:after="20" w:before="0"/>
             </w:pPr>
-            <w:hyperlink w:history="1" r:id="rIdt31rqgdzge-7ss7xr3q1f">
+            <w:hyperlink w:history="1" r:id="rIdxyqmbzeom3ccl_vw0prgt">
               <w:r>
                 <w:rPr>
                   <w:rFonts w:ascii="Arial" w:cs="Arial" w:eastAsia="Arial" w:hAnsi="Arial"/>
@@ -23093,7 +23093,7 @@
               <w:spacing w:after="10" w:before="0"/>
               <w:ind w:left="120"/>
             </w:pPr>
-            <w:hyperlink w:history="1" r:id="rIdq_7uvsaxovft0fn6wbak7">
+            <w:hyperlink w:history="1" r:id="rIdguef11ld5fd4o8gmugu9-">
               <w:r>
                 <w:rPr>
                   <w:rFonts w:ascii="Arial" w:cs="Arial" w:eastAsia="Arial" w:hAnsi="Arial"/>
@@ -23288,7 +23288,7 @@
             <w:pPr>
               <w:spacing w:after="20" w:before="0"/>
             </w:pPr>
-            <w:hyperlink w:history="1" r:id="rIdpcfnqne-q1kd-7mdmhe6w">
+            <w:hyperlink w:history="1" r:id="rIdjfcfvovg4vphjy9b_uxbl">
               <w:r>
                 <w:rPr>
                   <w:rFonts w:ascii="Arial" w:cs="Arial" w:eastAsia="Arial" w:hAnsi="Arial"/>
@@ -23337,7 +23337,7 @@
               <w:spacing w:after="10" w:before="0"/>
               <w:ind w:left="120"/>
             </w:pPr>
-            <w:hyperlink w:history="1" r:id="rIdfdjlsboeg1lfk5kwemo1y">
+            <w:hyperlink w:history="1" r:id="rIdew9a72h8_bxpe00-lsmjt">
               <w:r>
                 <w:rPr>
                   <w:rFonts w:ascii="Arial" w:cs="Arial" w:eastAsia="Arial" w:hAnsi="Arial"/>
@@ -23382,7 +23382,7 @@
             <w:pPr>
               <w:spacing w:after="20" w:before="0"/>
             </w:pPr>
-            <w:hyperlink w:history="1" r:id="rIdyc2p97qm665dirozfp5cl">
+            <w:hyperlink w:history="1" r:id="rIdmlfr8gqqmv6hfks2w8wkf">
               <w:r>
                 <w:rPr>
                   <w:rFonts w:ascii="Arial" w:cs="Arial" w:eastAsia="Arial" w:hAnsi="Arial"/>
@@ -23415,7 +23415,7 @@
               <w:spacing w:after="10" w:before="0"/>
               <w:ind w:left="120"/>
             </w:pPr>
-            <w:hyperlink w:history="1" r:id="rId-lydceqvrud7sluo0noaw">
+            <w:hyperlink w:history="1" r:id="rIdnldg9zvrcm7isz2c5nnni">
               <w:r>
                 <w:rPr>
                   <w:rFonts w:ascii="Arial" w:cs="Arial" w:eastAsia="Arial" w:hAnsi="Arial"/>
@@ -24003,7 +24003,7 @@
         </w:rPr>
         <w:t xml:space="preserve">© 2026 SeaVuria and ARES. Aligned with KICD objectives. Developed by SeaVuria; technical implementation by ARES (with AI assistance from Claude). Licensed under </w:t>
       </w:r>
-      <w:hyperlink w:history="1" r:id="rIdvv5dxk7vcfjx6v_glsz53">
+      <w:hyperlink w:history="1" r:id="rId_otkipmmxjz-honmbwz3o">
         <w:r>
           <w:rPr>
             <w:rFonts w:ascii="Arial" w:cs="Arial" w:eastAsia="Arial" w:hAnsi="Arial"/>
@@ -24024,7 +24024,7 @@
         </w:rPr>
         <w:t xml:space="preserve"> (</w:t>
       </w:r>
-      <w:hyperlink w:history="1" r:id="rIdh2mwtnuowl_pjjyqplhmg">
+      <w:hyperlink w:history="1" r:id="rIddeuadg6dctjy2xdvw5dne">
         <w:r>
           <w:rPr>
             <w:rFonts w:ascii="Arial" w:cs="Arial" w:eastAsia="Arial" w:hAnsi="Arial"/>
@@ -25037,7 +25037,7 @@
             <w:pPr>
               <w:spacing w:after="20" w:before="0"/>
             </w:pPr>
-            <w:hyperlink w:history="1" r:id="rId4qwe6n0rlcvbi2b70j3rs">
+            <w:hyperlink w:history="1" r:id="rIdpwu2gthx9ghtkhgunzi_s">
               <w:r>
                 <w:rPr>
                   <w:rFonts w:ascii="Arial" w:cs="Arial" w:eastAsia="Arial" w:hAnsi="Arial"/>
@@ -25086,7 +25086,7 @@
               <w:spacing w:after="10" w:before="0"/>
               <w:ind w:left="120"/>
             </w:pPr>
-            <w:hyperlink w:history="1" r:id="rIdfmagz7drl17rzhoaclg7-">
+            <w:hyperlink w:history="1" r:id="rIdd7gombc-pb2oyxlukrtps">
               <w:r>
                 <w:rPr>
                   <w:rFonts w:ascii="Arial" w:cs="Arial" w:eastAsia="Arial" w:hAnsi="Arial"/>
@@ -25131,7 +25131,7 @@
             <w:pPr>
               <w:spacing w:after="20" w:before="0"/>
             </w:pPr>
-            <w:hyperlink w:history="1" r:id="rIdevv-sztavzgq6ayqggudy">
+            <w:hyperlink w:history="1" r:id="rIduakedb9-n8mkzrfvfqvde">
               <w:r>
                 <w:rPr>
                   <w:rFonts w:ascii="Arial" w:cs="Arial" w:eastAsia="Arial" w:hAnsi="Arial"/>
@@ -25180,7 +25180,7 @@
               <w:spacing w:after="10" w:before="0"/>
               <w:ind w:left="120"/>
             </w:pPr>
-            <w:hyperlink w:history="1" r:id="rIdj3lcszb4sdccmezl50dfo">
+            <w:hyperlink w:history="1" r:id="rId7vofsxgjrgxppyyxcsye-">
               <w:r>
                 <w:rPr>
                   <w:rFonts w:ascii="Arial" w:cs="Arial" w:eastAsia="Arial" w:hAnsi="Arial"/>
@@ -25375,7 +25375,7 @@
             <w:pPr>
               <w:spacing w:after="20" w:before="0"/>
             </w:pPr>
-            <w:hyperlink w:history="1" r:id="rIdubolkhdx4s27mtx2dpd3v">
+            <w:hyperlink w:history="1" r:id="rId5iwy9xyki5ih-ztj-7zq0">
               <w:r>
                 <w:rPr>
                   <w:rFonts w:ascii="Arial" w:cs="Arial" w:eastAsia="Arial" w:hAnsi="Arial"/>
@@ -25424,7 +25424,7 @@
               <w:spacing w:after="10" w:before="0"/>
               <w:ind w:left="120"/>
             </w:pPr>
-            <w:hyperlink w:history="1" r:id="rId6sbts8u1mwr8dgxrlqubi">
+            <w:hyperlink w:history="1" r:id="rIduw7_ogsxj-czy4cvyo1z-">
               <w:r>
                 <w:rPr>
                   <w:rFonts w:ascii="Arial" w:cs="Arial" w:eastAsia="Arial" w:hAnsi="Arial"/>
@@ -25469,7 +25469,7 @@
             <w:pPr>
               <w:spacing w:after="20" w:before="0"/>
             </w:pPr>
-            <w:hyperlink w:history="1" r:id="rId_4j4l8pw9cm7xnfjooejz">
+            <w:hyperlink w:history="1" r:id="rIdpvganc0pjiqcvxydgpruw">
               <w:r>
                 <w:rPr>
                   <w:rFonts w:ascii="Arial" w:cs="Arial" w:eastAsia="Arial" w:hAnsi="Arial"/>
@@ -25518,7 +25518,7 @@
               <w:spacing w:after="10" w:before="0"/>
               <w:ind w:left="120"/>
             </w:pPr>
-            <w:hyperlink w:history="1" r:id="rId_s_zq5mwroijoazbhhpfc">
+            <w:hyperlink w:history="1" r:id="rIduhke3kdiinaiig9dvqlfd">
               <w:r>
                 <w:rPr>
                   <w:rFonts w:ascii="Arial" w:cs="Arial" w:eastAsia="Arial" w:hAnsi="Arial"/>
@@ -25713,7 +25713,7 @@
             <w:pPr>
               <w:spacing w:after="20" w:before="0"/>
             </w:pPr>
-            <w:hyperlink w:history="1" r:id="rIdbneeanutib-qprtiw1ggw">
+            <w:hyperlink w:history="1" r:id="rIdxtj9cf0mwmyomyszyerrh">
               <w:r>
                 <w:rPr>
                   <w:rFonts w:ascii="Arial" w:cs="Arial" w:eastAsia="Arial" w:hAnsi="Arial"/>
@@ -25762,7 +25762,7 @@
               <w:spacing w:after="10" w:before="0"/>
               <w:ind w:left="120"/>
             </w:pPr>
-            <w:hyperlink w:history="1" r:id="rIdghtzcssansevtpl9ufdum">
+            <w:hyperlink w:history="1" r:id="rId20qttxxcaqgea5laxyerd">
               <w:r>
                 <w:rPr>
                   <w:rFonts w:ascii="Arial" w:cs="Arial" w:eastAsia="Arial" w:hAnsi="Arial"/>
@@ -25807,7 +25807,7 @@
             <w:pPr>
               <w:spacing w:after="20" w:before="0"/>
             </w:pPr>
-            <w:hyperlink w:history="1" r:id="rIdeasv2mqbp-mjxbclcte4z">
+            <w:hyperlink w:history="1" r:id="rIdw8rwc0vbwgnzcndtq_uiu">
               <w:r>
                 <w:rPr>
                   <w:rFonts w:ascii="Arial" w:cs="Arial" w:eastAsia="Arial" w:hAnsi="Arial"/>
@@ -25856,7 +25856,7 @@
               <w:spacing w:after="10" w:before="0"/>
               <w:ind w:left="120"/>
             </w:pPr>
-            <w:hyperlink w:history="1" r:id="rIdgxu6ymjclgglprjf21-a3">
+            <w:hyperlink w:history="1" r:id="rIdtntn9t72dl7rypx2g-imq">
               <w:r>
                 <w:rPr>
                   <w:rFonts w:ascii="Arial" w:cs="Arial" w:eastAsia="Arial" w:hAnsi="Arial"/>
@@ -26051,7 +26051,7 @@
             <w:pPr>
               <w:spacing w:after="20" w:before="0"/>
             </w:pPr>
-            <w:hyperlink w:history="1" r:id="rIdcdvaqntdoxlt3uzicgr3a">
+            <w:hyperlink w:history="1" r:id="rIdeu-okl34fxtjmf6n_7k9l">
               <w:r>
                 <w:rPr>
                   <w:rFonts w:ascii="Arial" w:cs="Arial" w:eastAsia="Arial" w:hAnsi="Arial"/>
@@ -26100,7 +26100,7 @@
               <w:spacing w:after="10" w:before="0"/>
               <w:ind w:left="120"/>
             </w:pPr>
-            <w:hyperlink w:history="1" r:id="rIdnpcaf4n5ouk2vi2bq0mok">
+            <w:hyperlink w:history="1" r:id="rIdmqlb0ngffmj8zpjqk4tv2">
               <w:r>
                 <w:rPr>
                   <w:rFonts w:ascii="Arial" w:cs="Arial" w:eastAsia="Arial" w:hAnsi="Arial"/>
@@ -26145,7 +26145,7 @@
             <w:pPr>
               <w:spacing w:after="20" w:before="0"/>
             </w:pPr>
-            <w:hyperlink w:history="1" r:id="rIdcq6xgk0dhkz5vy_22nf-v">
+            <w:hyperlink w:history="1" r:id="rIdsqhukazdus4dxhcrmisij">
               <w:r>
                 <w:rPr>
                   <w:rFonts w:ascii="Arial" w:cs="Arial" w:eastAsia="Arial" w:hAnsi="Arial"/>
@@ -26194,7 +26194,7 @@
               <w:spacing w:after="10" w:before="0"/>
               <w:ind w:left="120"/>
             </w:pPr>
-            <w:hyperlink w:history="1" r:id="rIdf47fqn92wdwkyl-9gu3ag">
+            <w:hyperlink w:history="1" r:id="rIdk8hp5u6hxnkd9__crtvsp">
               <w:r>
                 <w:rPr>
                   <w:rFonts w:ascii="Arial" w:cs="Arial" w:eastAsia="Arial" w:hAnsi="Arial"/>
@@ -26389,7 +26389,7 @@
             <w:pPr>
               <w:spacing w:after="20" w:before="0"/>
             </w:pPr>
-            <w:hyperlink w:history="1" r:id="rIdcifv1gj7dgs8aikchmj9e">
+            <w:hyperlink w:history="1" r:id="rId6iu1onogg_hxzsbcs3oiv">
               <w:r>
                 <w:rPr>
                   <w:rFonts w:ascii="Arial" w:cs="Arial" w:eastAsia="Arial" w:hAnsi="Arial"/>
@@ -26438,7 +26438,7 @@
               <w:spacing w:after="10" w:before="0"/>
               <w:ind w:left="120"/>
             </w:pPr>
-            <w:hyperlink w:history="1" r:id="rIduetg45ai9gxk_pjnsmuss">
+            <w:hyperlink w:history="1" r:id="rIdyjyqe9_k5p5klqoy2pym1">
               <w:r>
                 <w:rPr>
                   <w:rFonts w:ascii="Arial" w:cs="Arial" w:eastAsia="Arial" w:hAnsi="Arial"/>
@@ -26483,7 +26483,7 @@
             <w:pPr>
               <w:spacing w:after="20" w:before="0"/>
             </w:pPr>
-            <w:hyperlink w:history="1" r:id="rIdkoxakcvppjsr69fapucbd">
+            <w:hyperlink w:history="1" r:id="rIdcp6dbtlgrtbqjmedi0myj">
               <w:r>
                 <w:rPr>
                   <w:rFonts w:ascii="Arial" w:cs="Arial" w:eastAsia="Arial" w:hAnsi="Arial"/>
@@ -26532,7 +26532,7 @@
               <w:spacing w:after="10" w:before="0"/>
               <w:ind w:left="120"/>
             </w:pPr>
-            <w:hyperlink w:history="1" r:id="rIduauizjm9gocpx9vxqmagh">
+            <w:hyperlink w:history="1" r:id="rIdhtnfet5dblrlpuxxhmm4r">
               <w:r>
                 <w:rPr>
                   <w:rFonts w:ascii="Arial" w:cs="Arial" w:eastAsia="Arial" w:hAnsi="Arial"/>
@@ -27022,7 +27022,7 @@
                 <w:sz w:val="18"/>
                 <w:szCs w:val="18"/>
               </w:rPr>
-              <w:t xml:space="preserve">Learners explained, in writing, how the mathematics of indices and logarithms allows a Kericho tea farmer — or any Kenyan scientist, engineer, or business person — to make sense of and calculate with numbers that are too large or too small for ordinary arithmetic: index notation compresses repeated multiplication into a compact exponential form; logarithms exploit the inverse relationship between exponentiation and its inverse to convert multiplication into addition; and the four-figure table provides a practical, calculator-free implementation of this conversion, reducing a six-digit multiplication to a two-minute addition — exactly as demonstrated in the anchoring phenomenon.</w:t>
+              <w:t xml:space="preserve">Learners explained, in writing, how the mathematics of indices and logarithms allows a Kericho tea farmer — or any Kenyan scientist, engineer, or business person — to make sense of and calculate with numbers that are too large or too small for ordinary arithmetic: index notation compresses repeated multiplication into a compact exponential form; logarithms exploit the inverse relationship between exponentiation and its inverse to convert multiplication into addition; and the four-figure table provides a practical, calculator-free implementation of this conversion, reducing a long multiplication to a two-minute addition — exactly as demonstrated in the anchoring phenomenon.</w:t>
             </w:r>
           </w:p>
         </w:tc>
@@ -27044,7 +27044,7 @@
         </w:rPr>
         <w:t xml:space="preserve">© 2026 SeaVuria and ARES. Aligned with KICD objectives. Developed by SeaVuria; technical implementation by ARES (with AI assistance from Claude). Licensed under </w:t>
       </w:r>
-      <w:hyperlink w:history="1" r:id="rIdmgqp0offdm3lkhcgk_sil">
+      <w:hyperlink w:history="1" r:id="rIdk1bxjtluwzftgap1gjctx">
         <w:r>
           <w:rPr>
             <w:rFonts w:ascii="Arial" w:cs="Arial" w:eastAsia="Arial" w:hAnsi="Arial"/>
@@ -27065,7 +27065,7 @@
         </w:rPr>
         <w:t xml:space="preserve"> (</w:t>
       </w:r>
-      <w:hyperlink w:history="1" r:id="rIdrgddzwb0javeabqln4i6k">
+      <w:hyperlink w:history="1" r:id="rIdlwdy0wfin5kbgkvd4ggad">
         <w:r>
           <w:rPr>
             <w:rFonts w:ascii="Arial" w:cs="Arial" w:eastAsia="Arial" w:hAnsi="Arial"/>

--- a/data/outputs/v2/Core_Mathematics/SS1.2_Indices_and_Logarithms/Core_Mathematics_Indices_and_Logarithms_CBE_LessonSequence.docx
+++ b/data/outputs/v2/Core_Mathematics/SS1.2_Indices_and_Logarithms/Core_Mathematics_Indices_and_Logarithms_CBE_LessonSequence.docx
@@ -2405,7 +2405,7 @@
         </w:rPr>
         <w:t xml:space="preserve">© 2026 SeaVuria and ARES. This work is licensed under a </w:t>
       </w:r>
-      <w:hyperlink w:history="1" r:id="rIdgqv5xkvsaixajdvybvlna">
+      <w:hyperlink w:history="1" r:id="rIdn3cuhgqwifm4o4ohiq38m">
         <w:r>
           <w:rPr>
             <w:rFonts w:ascii="Arial" w:cs="Arial" w:eastAsia="Arial" w:hAnsi="Arial"/>
@@ -2425,7 +2425,7 @@
         </w:rPr>
         <w:t xml:space="preserve"> (</w:t>
       </w:r>
-      <w:hyperlink w:history="1" r:id="rIdrlj8jwektihlmvhxvfq1j">
+      <w:hyperlink w:history="1" r:id="rIdyungt5kmfocxqkx_cpjcy">
         <w:r>
           <w:rPr>
             <w:rFonts w:ascii="Arial" w:cs="Arial" w:eastAsia="Arial" w:hAnsi="Arial"/>
@@ -2445,7 +2445,7 @@
         </w:rPr>
         <w:t xml:space="preserve">). To view a copy of this license, visit </w:t>
       </w:r>
-      <w:hyperlink w:history="1" r:id="rIdzbz3m3v-dmvge1oaweskw">
+      <w:hyperlink w:history="1" r:id="rIdpxqvy6ncmaizug65ouufl">
         <w:r>
           <w:rPr>
             <w:rFonts w:ascii="Arial" w:cs="Arial" w:eastAsia="Arial" w:hAnsi="Arial"/>
@@ -3457,7 +3457,7 @@
             <w:pPr>
               <w:spacing w:after="20" w:before="0"/>
             </w:pPr>
-            <w:hyperlink w:history="1" r:id="rIddppqlduhby2xmucu_kpeu">
+            <w:hyperlink w:history="1" r:id="rIdkmw8a34zoueigbmkgtxiu">
               <w:r>
                 <w:rPr>
                   <w:rFonts w:ascii="Arial" w:cs="Arial" w:eastAsia="Arial" w:hAnsi="Arial"/>
@@ -3490,7 +3490,7 @@
               <w:spacing w:after="10" w:before="0"/>
               <w:ind w:left="120"/>
             </w:pPr>
-            <w:hyperlink w:history="1" r:id="rIdiz6yqeztc5rfmsxykew_2">
+            <w:hyperlink w:history="1" r:id="rId0ij71ykcx2gpckqddi0sf">
               <w:r>
                 <w:rPr>
                   <w:rFonts w:ascii="Arial" w:cs="Arial" w:eastAsia="Arial" w:hAnsi="Arial"/>
@@ -3535,7 +3535,7 @@
             <w:pPr>
               <w:spacing w:after="20" w:before="0"/>
             </w:pPr>
-            <w:hyperlink w:history="1" r:id="rIdqh712j5mjzgq1l4pyq4h7">
+            <w:hyperlink w:history="1" r:id="rIdh5-aui_0rfq-9vr4mzcvq">
               <w:r>
                 <w:rPr>
                   <w:rFonts w:ascii="Arial" w:cs="Arial" w:eastAsia="Arial" w:hAnsi="Arial"/>
@@ -3568,7 +3568,7 @@
               <w:spacing w:after="10" w:before="0"/>
               <w:ind w:left="120"/>
             </w:pPr>
-            <w:hyperlink w:history="1" r:id="rIdnsch1xukv3lnxptb9tnb3">
+            <w:hyperlink w:history="1" r:id="rIdxlslc5l9f2tfbwdcwrsoh">
               <w:r>
                 <w:rPr>
                   <w:rFonts w:ascii="Arial" w:cs="Arial" w:eastAsia="Arial" w:hAnsi="Arial"/>
@@ -3763,7 +3763,7 @@
             <w:pPr>
               <w:spacing w:after="20" w:before="0"/>
             </w:pPr>
-            <w:hyperlink w:history="1" r:id="rId6k4w1hp65rkc0zu5qjkxn">
+            <w:hyperlink w:history="1" r:id="rIdw1qr1j7dst0wrbiajaouz">
               <w:r>
                 <w:rPr>
                   <w:rFonts w:ascii="Arial" w:cs="Arial" w:eastAsia="Arial" w:hAnsi="Arial"/>
@@ -3796,7 +3796,7 @@
               <w:spacing w:after="10" w:before="0"/>
               <w:ind w:left="120"/>
             </w:pPr>
-            <w:hyperlink w:history="1" r:id="rIdsus8c805pdv0p75uchgmo">
+            <w:hyperlink w:history="1" r:id="rIdtxbjv_a4jftxsttflv4ip">
               <w:r>
                 <w:rPr>
                   <w:rFonts w:ascii="Arial" w:cs="Arial" w:eastAsia="Arial" w:hAnsi="Arial"/>
@@ -3841,7 +3841,7 @@
             <w:pPr>
               <w:spacing w:after="20" w:before="0"/>
             </w:pPr>
-            <w:hyperlink w:history="1" r:id="rIdzszihlpwa12zavzaikzzs">
+            <w:hyperlink w:history="1" r:id="rIdnul0jx_g0ixfz9ncodwk_">
               <w:r>
                 <w:rPr>
                   <w:rFonts w:ascii="Arial" w:cs="Arial" w:eastAsia="Arial" w:hAnsi="Arial"/>
@@ -3874,7 +3874,7 @@
               <w:spacing w:after="10" w:before="0"/>
               <w:ind w:left="120"/>
             </w:pPr>
-            <w:hyperlink w:history="1" r:id="rIdfy2a3ferbxack0fyvdaxs">
+            <w:hyperlink w:history="1" r:id="rIdo3-bvepekuclfjjdwcnqb">
               <w:r>
                 <w:rPr>
                   <w:rFonts w:ascii="Arial" w:cs="Arial" w:eastAsia="Arial" w:hAnsi="Arial"/>
@@ -4069,7 +4069,7 @@
             <w:pPr>
               <w:spacing w:after="20" w:before="0"/>
             </w:pPr>
-            <w:hyperlink w:history="1" r:id="rIdvpagn7gzo_3669k4bfeoc">
+            <w:hyperlink w:history="1" r:id="rIdbdzcojq7zfzdp6vzxgmkr">
               <w:r>
                 <w:rPr>
                   <w:rFonts w:ascii="Arial" w:cs="Arial" w:eastAsia="Arial" w:hAnsi="Arial"/>
@@ -4102,7 +4102,7 @@
               <w:spacing w:after="10" w:before="0"/>
               <w:ind w:left="120"/>
             </w:pPr>
-            <w:hyperlink w:history="1" r:id="rIdi5fivxwm1yq5ysbumuavk">
+            <w:hyperlink w:history="1" r:id="rId6sunm3tqhwftzrppuxn9n">
               <w:r>
                 <w:rPr>
                   <w:rFonts w:ascii="Arial" w:cs="Arial" w:eastAsia="Arial" w:hAnsi="Arial"/>
@@ -4147,7 +4147,7 @@
             <w:pPr>
               <w:spacing w:after="20" w:before="0"/>
             </w:pPr>
-            <w:hyperlink w:history="1" r:id="rIdy73jszikhfgj0n6nxl8fy">
+            <w:hyperlink w:history="1" r:id="rIdoqmw2vcgme5at3b8ht1tw">
               <w:r>
                 <w:rPr>
                   <w:rFonts w:ascii="Arial" w:cs="Arial" w:eastAsia="Arial" w:hAnsi="Arial"/>
@@ -4180,7 +4180,7 @@
               <w:spacing w:after="10" w:before="0"/>
               <w:ind w:left="120"/>
             </w:pPr>
-            <w:hyperlink w:history="1" r:id="rId525jyldjuh1dpqvtgev8a">
+            <w:hyperlink w:history="1" r:id="rId0gld4uup0e4mjdlbls27t">
               <w:r>
                 <w:rPr>
                   <w:rFonts w:ascii="Arial" w:cs="Arial" w:eastAsia="Arial" w:hAnsi="Arial"/>
@@ -4375,7 +4375,7 @@
             <w:pPr>
               <w:spacing w:after="20" w:before="0"/>
             </w:pPr>
-            <w:hyperlink w:history="1" r:id="rIdvyqkd5ycvp0holwabfvbc">
+            <w:hyperlink w:history="1" r:id="rIdsbczx4_shcptplynaz8pn">
               <w:r>
                 <w:rPr>
                   <w:rFonts w:ascii="Arial" w:cs="Arial" w:eastAsia="Arial" w:hAnsi="Arial"/>
@@ -4408,7 +4408,7 @@
               <w:spacing w:after="10" w:before="0"/>
               <w:ind w:left="120"/>
             </w:pPr>
-            <w:hyperlink w:history="1" r:id="rIdwliuhillbmiphuxbvcetw">
+            <w:hyperlink w:history="1" r:id="rIdgl8e4yd99xs5cqrmktlsy">
               <w:r>
                 <w:rPr>
                   <w:rFonts w:ascii="Arial" w:cs="Arial" w:eastAsia="Arial" w:hAnsi="Arial"/>
@@ -4453,7 +4453,7 @@
             <w:pPr>
               <w:spacing w:after="20" w:before="0"/>
             </w:pPr>
-            <w:hyperlink w:history="1" r:id="rId2ia7d_1ccxm_316bm7llx">
+            <w:hyperlink w:history="1" r:id="rId0q9lcvu5mzh5z2lm6y6zl">
               <w:r>
                 <w:rPr>
                   <w:rFonts w:ascii="Arial" w:cs="Arial" w:eastAsia="Arial" w:hAnsi="Arial"/>
@@ -4486,7 +4486,7 @@
               <w:spacing w:after="10" w:before="0"/>
               <w:ind w:left="120"/>
             </w:pPr>
-            <w:hyperlink w:history="1" r:id="rIdri-oyqkapss7m8z34xszi">
+            <w:hyperlink w:history="1" r:id="rIdx7mimtfnugs3-fth67g5g">
               <w:r>
                 <w:rPr>
                   <w:rFonts w:ascii="Arial" w:cs="Arial" w:eastAsia="Arial" w:hAnsi="Arial"/>
@@ -4681,7 +4681,7 @@
             <w:pPr>
               <w:spacing w:after="20" w:before="0"/>
             </w:pPr>
-            <w:hyperlink w:history="1" r:id="rIdvefrsapkhtfnchtbktgdj">
+            <w:hyperlink w:history="1" r:id="rIde0z3q683zz9zsj4ob7oe2">
               <w:r>
                 <w:rPr>
                   <w:rFonts w:ascii="Arial" w:cs="Arial" w:eastAsia="Arial" w:hAnsi="Arial"/>
@@ -4730,7 +4730,7 @@
               <w:spacing w:after="10" w:before="0"/>
               <w:ind w:left="120"/>
             </w:pPr>
-            <w:hyperlink w:history="1" r:id="rIdfcsa1fmu_fuo8hyv47bp1">
+            <w:hyperlink w:history="1" r:id="rIdk4ekxilnhtd6ilbcq_ard">
               <w:r>
                 <w:rPr>
                   <w:rFonts w:ascii="Arial" w:cs="Arial" w:eastAsia="Arial" w:hAnsi="Arial"/>
@@ -4775,7 +4775,7 @@
             <w:pPr>
               <w:spacing w:after="20" w:before="0"/>
             </w:pPr>
-            <w:hyperlink w:history="1" r:id="rIdvgr03e_bfm402jf1j4qce">
+            <w:hyperlink w:history="1" r:id="rIdi-i78tyi5kbnt1vzbmtfl">
               <w:r>
                 <w:rPr>
                   <w:rFonts w:ascii="Arial" w:cs="Arial" w:eastAsia="Arial" w:hAnsi="Arial"/>
@@ -4808,7 +4808,7 @@
               <w:spacing w:after="10" w:before="0"/>
               <w:ind w:left="120"/>
             </w:pPr>
-            <w:hyperlink w:history="1" r:id="rIdu7bckc8c3lblqewg3royj">
+            <w:hyperlink w:history="1" r:id="rIdme2h1wrm2hp_33t-atrim">
               <w:r>
                 <w:rPr>
                   <w:rFonts w:ascii="Arial" w:cs="Arial" w:eastAsia="Arial" w:hAnsi="Arial"/>
@@ -5320,7 +5320,7 @@
         </w:rPr>
         <w:t xml:space="preserve">© 2026 SeaVuria and ARES. Aligned with KICD objectives. Developed by SeaVuria; technical implementation by ARES (with AI assistance from Claude). Licensed under </w:t>
       </w:r>
-      <w:hyperlink w:history="1" r:id="rId1ixq3hbq8hx7lytlpzhh8">
+      <w:hyperlink w:history="1" r:id="rIdefbxx3dv4m5p-mkuhaulf">
         <w:r>
           <w:rPr>
             <w:rFonts w:ascii="Arial" w:cs="Arial" w:eastAsia="Arial" w:hAnsi="Arial"/>
@@ -5341,7 +5341,7 @@
         </w:rPr>
         <w:t xml:space="preserve"> (</w:t>
       </w:r>
-      <w:hyperlink w:history="1" r:id="rId_yqyv4kksmnl-81jg96wy">
+      <w:hyperlink w:history="1" r:id="rIdcdqmo2fujpgpq0udzecch">
         <w:r>
           <w:rPr>
             <w:rFonts w:ascii="Arial" w:cs="Arial" w:eastAsia="Arial" w:hAnsi="Arial"/>
@@ -6354,7 +6354,7 @@
             <w:pPr>
               <w:spacing w:after="20" w:before="0"/>
             </w:pPr>
-            <w:hyperlink w:history="1" r:id="rId_w5ndxb8nrnaify_ptvcd">
+            <w:hyperlink w:history="1" r:id="rIdx7xryozpsudpywrl1bbet">
               <w:r>
                 <w:rPr>
                   <w:rFonts w:ascii="Arial" w:cs="Arial" w:eastAsia="Arial" w:hAnsi="Arial"/>
@@ -6387,7 +6387,7 @@
               <w:spacing w:after="10" w:before="0"/>
               <w:ind w:left="120"/>
             </w:pPr>
-            <w:hyperlink w:history="1" r:id="rIdrg8_ml1ap9alvgu9zxl3v">
+            <w:hyperlink w:history="1" r:id="rId_-yj8rst2r_kympebhpct">
               <w:r>
                 <w:rPr>
                   <w:rFonts w:ascii="Arial" w:cs="Arial" w:eastAsia="Arial" w:hAnsi="Arial"/>
@@ -6432,7 +6432,7 @@
             <w:pPr>
               <w:spacing w:after="20" w:before="0"/>
             </w:pPr>
-            <w:hyperlink w:history="1" r:id="rIdkkshxkrqtuxybmyukwx6q">
+            <w:hyperlink w:history="1" r:id="rIdfiaf9qbphbg17klmmcc7v">
               <w:r>
                 <w:rPr>
                   <w:rFonts w:ascii="Arial" w:cs="Arial" w:eastAsia="Arial" w:hAnsi="Arial"/>
@@ -6465,7 +6465,7 @@
               <w:spacing w:after="10" w:before="0"/>
               <w:ind w:left="120"/>
             </w:pPr>
-            <w:hyperlink w:history="1" r:id="rIdhueyzfvgoupvgysqdu0vw">
+            <w:hyperlink w:history="1" r:id="rIdd93yy-geiy_wxfxh9b0o-">
               <w:r>
                 <w:rPr>
                   <w:rFonts w:ascii="Arial" w:cs="Arial" w:eastAsia="Arial" w:hAnsi="Arial"/>
@@ -6660,7 +6660,7 @@
             <w:pPr>
               <w:spacing w:after="20" w:before="0"/>
             </w:pPr>
-            <w:hyperlink w:history="1" r:id="rIdebmiqf087hx1x55nd26z6">
+            <w:hyperlink w:history="1" r:id="rIdaty5v6fd7lqnlq0bop7ce">
               <w:r>
                 <w:rPr>
                   <w:rFonts w:ascii="Arial" w:cs="Arial" w:eastAsia="Arial" w:hAnsi="Arial"/>
@@ -6693,7 +6693,7 @@
               <w:spacing w:after="10" w:before="0"/>
               <w:ind w:left="120"/>
             </w:pPr>
-            <w:hyperlink w:history="1" r:id="rIdbzpdsjmixmsuau4f6sbmr">
+            <w:hyperlink w:history="1" r:id="rId7bhridkyqkxdb4bupvmxx">
               <w:r>
                 <w:rPr>
                   <w:rFonts w:ascii="Arial" w:cs="Arial" w:eastAsia="Arial" w:hAnsi="Arial"/>
@@ -6738,7 +6738,7 @@
             <w:pPr>
               <w:spacing w:after="20" w:before="0"/>
             </w:pPr>
-            <w:hyperlink w:history="1" r:id="rIdpdgl0hydbwl3pwf9dfozg">
+            <w:hyperlink w:history="1" r:id="rId-fpcdvqsi-ks2s0w1ajzu">
               <w:r>
                 <w:rPr>
                   <w:rFonts w:ascii="Arial" w:cs="Arial" w:eastAsia="Arial" w:hAnsi="Arial"/>
@@ -6771,7 +6771,7 @@
               <w:spacing w:after="10" w:before="0"/>
               <w:ind w:left="120"/>
             </w:pPr>
-            <w:hyperlink w:history="1" r:id="rIdn4me-ziov1t3i1qmhquxk">
+            <w:hyperlink w:history="1" r:id="rId26aowwnb6gbczgpco2jr0">
               <w:r>
                 <w:rPr>
                   <w:rFonts w:ascii="Arial" w:cs="Arial" w:eastAsia="Arial" w:hAnsi="Arial"/>
@@ -6966,7 +6966,7 @@
             <w:pPr>
               <w:spacing w:after="20" w:before="0"/>
             </w:pPr>
-            <w:hyperlink w:history="1" r:id="rId9-e8uadxn0lymct9ggc1v">
+            <w:hyperlink w:history="1" r:id="rIdpwarm91hcwlskqx1g9hhv">
               <w:r>
                 <w:rPr>
                   <w:rFonts w:ascii="Arial" w:cs="Arial" w:eastAsia="Arial" w:hAnsi="Arial"/>
@@ -6999,7 +6999,7 @@
               <w:spacing w:after="10" w:before="0"/>
               <w:ind w:left="120"/>
             </w:pPr>
-            <w:hyperlink w:history="1" r:id="rIdeh6njnmgmsp4owrgkeqc2">
+            <w:hyperlink w:history="1" r:id="rId0hiu09jflzioubbejnbfa">
               <w:r>
                 <w:rPr>
                   <w:rFonts w:ascii="Arial" w:cs="Arial" w:eastAsia="Arial" w:hAnsi="Arial"/>
@@ -7044,7 +7044,7 @@
             <w:pPr>
               <w:spacing w:after="20" w:before="0"/>
             </w:pPr>
-            <w:hyperlink w:history="1" r:id="rId09wq3qi8kqosrbhify9d-">
+            <w:hyperlink w:history="1" r:id="rIdy7zj_ulu-otrpepgbs6no">
               <w:r>
                 <w:rPr>
                   <w:rFonts w:ascii="Arial" w:cs="Arial" w:eastAsia="Arial" w:hAnsi="Arial"/>
@@ -7077,7 +7077,7 @@
               <w:spacing w:after="10" w:before="0"/>
               <w:ind w:left="120"/>
             </w:pPr>
-            <w:hyperlink w:history="1" r:id="rIdpagnwvw00kfzlplmnep0j">
+            <w:hyperlink w:history="1" r:id="rIdjqtpttytjeb95jiiyexae">
               <w:r>
                 <w:rPr>
                   <w:rFonts w:ascii="Arial" w:cs="Arial" w:eastAsia="Arial" w:hAnsi="Arial"/>
@@ -7272,7 +7272,7 @@
             <w:pPr>
               <w:spacing w:after="20" w:before="0"/>
             </w:pPr>
-            <w:hyperlink w:history="1" r:id="rIdompdvm7rmchoxokvbr7hn">
+            <w:hyperlink w:history="1" r:id="rIdeh9wiio_pxd6rwoqxp5fm">
               <w:r>
                 <w:rPr>
                   <w:rFonts w:ascii="Arial" w:cs="Arial" w:eastAsia="Arial" w:hAnsi="Arial"/>
@@ -7305,7 +7305,7 @@
               <w:spacing w:after="10" w:before="0"/>
               <w:ind w:left="120"/>
             </w:pPr>
-            <w:hyperlink w:history="1" r:id="rId8-mgqojr3r_5wwhza_utf">
+            <w:hyperlink w:history="1" r:id="rId4lqlbd2tud8sjjhbcwuxp">
               <w:r>
                 <w:rPr>
                   <w:rFonts w:ascii="Arial" w:cs="Arial" w:eastAsia="Arial" w:hAnsi="Arial"/>
@@ -7350,7 +7350,7 @@
             <w:pPr>
               <w:spacing w:after="20" w:before="0"/>
             </w:pPr>
-            <w:hyperlink w:history="1" r:id="rIdwowrbvdbndbrmdys2yzbc">
+            <w:hyperlink w:history="1" r:id="rIdbnpn8xunq_m3no8yhv_-v">
               <w:r>
                 <w:rPr>
                   <w:rFonts w:ascii="Arial" w:cs="Arial" w:eastAsia="Arial" w:hAnsi="Arial"/>
@@ -7383,7 +7383,7 @@
               <w:spacing w:after="10" w:before="0"/>
               <w:ind w:left="120"/>
             </w:pPr>
-            <w:hyperlink w:history="1" r:id="rIdeuu9p1p8x0xce7pacw7kv">
+            <w:hyperlink w:history="1" r:id="rIdqd6yycr8jhjmywsw0kvwt">
               <w:r>
                 <w:rPr>
                   <w:rFonts w:ascii="Arial" w:cs="Arial" w:eastAsia="Arial" w:hAnsi="Arial"/>
@@ -7578,7 +7578,7 @@
             <w:pPr>
               <w:spacing w:after="20" w:before="0"/>
             </w:pPr>
-            <w:hyperlink w:history="1" r:id="rId4i7bolw1ghpxq0f5keuag">
+            <w:hyperlink w:history="1" r:id="rIdi9xxbgjhnry6gtlmphgyq">
               <w:r>
                 <w:rPr>
                   <w:rFonts w:ascii="Arial" w:cs="Arial" w:eastAsia="Arial" w:hAnsi="Arial"/>
@@ -7611,7 +7611,7 @@
               <w:spacing w:after="10" w:before="0"/>
               <w:ind w:left="120"/>
             </w:pPr>
-            <w:hyperlink w:history="1" r:id="rIdhmxhcblephado1hmwoaax">
+            <w:hyperlink w:history="1" r:id="rIdmaaz2djpqizjuqoqultjs">
               <w:r>
                 <w:rPr>
                   <w:rFonts w:ascii="Arial" w:cs="Arial" w:eastAsia="Arial" w:hAnsi="Arial"/>
@@ -7656,7 +7656,7 @@
             <w:pPr>
               <w:spacing w:after="20" w:before="0"/>
             </w:pPr>
-            <w:hyperlink w:history="1" r:id="rIdiladurld83zk4rflihj-r">
+            <w:hyperlink w:history="1" r:id="rIdmy1ui6krjalovuovma_jl">
               <w:r>
                 <w:rPr>
                   <w:rFonts w:ascii="Arial" w:cs="Arial" w:eastAsia="Arial" w:hAnsi="Arial"/>
@@ -7705,7 +7705,7 @@
               <w:spacing w:after="10" w:before="0"/>
               <w:ind w:left="120"/>
             </w:pPr>
-            <w:hyperlink w:history="1" r:id="rId3gzipn2m6pothh_nmubzi">
+            <w:hyperlink w:history="1" r:id="rIdsfllr5s0kwlyhvzyeoi6m">
               <w:r>
                 <w:rPr>
                   <w:rFonts w:ascii="Arial" w:cs="Arial" w:eastAsia="Arial" w:hAnsi="Arial"/>
@@ -8217,7 +8217,7 @@
         </w:rPr>
         <w:t xml:space="preserve">© 2026 SeaVuria and ARES. Aligned with KICD objectives. Developed by SeaVuria; technical implementation by ARES (with AI assistance from Claude). Licensed under </w:t>
       </w:r>
-      <w:hyperlink w:history="1" r:id="rIdgqdnlpbybfryarcefj9u3">
+      <w:hyperlink w:history="1" r:id="rIdkhand1evtqpfa9k96mulf">
         <w:r>
           <w:rPr>
             <w:rFonts w:ascii="Arial" w:cs="Arial" w:eastAsia="Arial" w:hAnsi="Arial"/>
@@ -8238,7 +8238,7 @@
         </w:rPr>
         <w:t xml:space="preserve"> (</w:t>
       </w:r>
-      <w:hyperlink w:history="1" r:id="rIdztvjejl-othxtgmpk1p6z">
+      <w:hyperlink w:history="1" r:id="rIdvyknp0ke1c4qvyzihxsno">
         <w:r>
           <w:rPr>
             <w:rFonts w:ascii="Arial" w:cs="Arial" w:eastAsia="Arial" w:hAnsi="Arial"/>
@@ -9251,7 +9251,7 @@
             <w:pPr>
               <w:spacing w:after="20" w:before="0"/>
             </w:pPr>
-            <w:hyperlink w:history="1" r:id="rId-vb_na0daxmhdm80g_bbh">
+            <w:hyperlink w:history="1" r:id="rIdgj7aohvracrsb8vym83br">
               <w:r>
                 <w:rPr>
                   <w:rFonts w:ascii="Arial" w:cs="Arial" w:eastAsia="Arial" w:hAnsi="Arial"/>
@@ -9284,7 +9284,7 @@
               <w:spacing w:after="10" w:before="0"/>
               <w:ind w:left="120"/>
             </w:pPr>
-            <w:hyperlink w:history="1" r:id="rIdstuzafb49cnckdm9qq9s7">
+            <w:hyperlink w:history="1" r:id="rIdhk-2m0uqcvpxjqimfidyc">
               <w:r>
                 <w:rPr>
                   <w:rFonts w:ascii="Arial" w:cs="Arial" w:eastAsia="Arial" w:hAnsi="Arial"/>
@@ -9329,7 +9329,7 @@
             <w:pPr>
               <w:spacing w:after="20" w:before="0"/>
             </w:pPr>
-            <w:hyperlink w:history="1" r:id="rIdfsqp2ko6t7wmvpvqqa1ul">
+            <w:hyperlink w:history="1" r:id="rId-59f0b4kzipmt2ajpqyyg">
               <w:r>
                 <w:rPr>
                   <w:rFonts w:ascii="Arial" w:cs="Arial" w:eastAsia="Arial" w:hAnsi="Arial"/>
@@ -9362,7 +9362,7 @@
               <w:spacing w:after="10" w:before="0"/>
               <w:ind w:left="120"/>
             </w:pPr>
-            <w:hyperlink w:history="1" r:id="rId_wxbyjr9qsds085-sws9o">
+            <w:hyperlink w:history="1" r:id="rIdfkkubvul5a38ek7f2vged">
               <w:r>
                 <w:rPr>
                   <w:rFonts w:ascii="Arial" w:cs="Arial" w:eastAsia="Arial" w:hAnsi="Arial"/>
@@ -9557,7 +9557,7 @@
             <w:pPr>
               <w:spacing w:after="20" w:before="0"/>
             </w:pPr>
-            <w:hyperlink w:history="1" r:id="rIdgc0-1y9ihhfszs5es2b-e">
+            <w:hyperlink w:history="1" r:id="rIdieafxs6k-tplznzbkllq5">
               <w:r>
                 <w:rPr>
                   <w:rFonts w:ascii="Arial" w:cs="Arial" w:eastAsia="Arial" w:hAnsi="Arial"/>
@@ -9590,7 +9590,7 @@
               <w:spacing w:after="10" w:before="0"/>
               <w:ind w:left="120"/>
             </w:pPr>
-            <w:hyperlink w:history="1" r:id="rIdkquwumm4krwfnws-ukb5_">
+            <w:hyperlink w:history="1" r:id="rIdrz81iwy9rri_thir_p516">
               <w:r>
                 <w:rPr>
                   <w:rFonts w:ascii="Arial" w:cs="Arial" w:eastAsia="Arial" w:hAnsi="Arial"/>
@@ -9635,7 +9635,7 @@
             <w:pPr>
               <w:spacing w:after="20" w:before="0"/>
             </w:pPr>
-            <w:hyperlink w:history="1" r:id="rId7d267iuh06e4rt1a7fr-b">
+            <w:hyperlink w:history="1" r:id="rId3t8ugchg8k4mmihsedpi9">
               <w:r>
                 <w:rPr>
                   <w:rFonts w:ascii="Arial" w:cs="Arial" w:eastAsia="Arial" w:hAnsi="Arial"/>
@@ -9668,7 +9668,7 @@
               <w:spacing w:after="10" w:before="0"/>
               <w:ind w:left="120"/>
             </w:pPr>
-            <w:hyperlink w:history="1" r:id="rId5g6nc2g4gz5bhepmnca9e">
+            <w:hyperlink w:history="1" r:id="rIdi12ifo9r8ufekr-hq8cjs">
               <w:r>
                 <w:rPr>
                   <w:rFonts w:ascii="Arial" w:cs="Arial" w:eastAsia="Arial" w:hAnsi="Arial"/>
@@ -10091,7 +10091,7 @@
             <w:pPr>
               <w:spacing w:after="20" w:before="0"/>
             </w:pPr>
-            <w:hyperlink w:history="1" r:id="rIdxtu3dodxxamcwnpn0zkyd">
+            <w:hyperlink w:history="1" r:id="rIdn4l4owh-mphxmofnyhryg">
               <w:r>
                 <w:rPr>
                   <w:rFonts w:ascii="Arial" w:cs="Arial" w:eastAsia="Arial" w:hAnsi="Arial"/>
@@ -10124,7 +10124,7 @@
               <w:spacing w:after="10" w:before="0"/>
               <w:ind w:left="120"/>
             </w:pPr>
-            <w:hyperlink w:history="1" r:id="rIdpfp4ppb4atbabsikxutyk">
+            <w:hyperlink w:history="1" r:id="rIdt9rvu7huddnwin_krqnq1">
               <w:r>
                 <w:rPr>
                   <w:rFonts w:ascii="Arial" w:cs="Arial" w:eastAsia="Arial" w:hAnsi="Arial"/>
@@ -10169,7 +10169,7 @@
             <w:pPr>
               <w:spacing w:after="20" w:before="0"/>
             </w:pPr>
-            <w:hyperlink w:history="1" r:id="rIdsts3nvofwjcapodorfals">
+            <w:hyperlink w:history="1" r:id="rIdkok62z9kgaqhak9m2qqsf">
               <w:r>
                 <w:rPr>
                   <w:rFonts w:ascii="Arial" w:cs="Arial" w:eastAsia="Arial" w:hAnsi="Arial"/>
@@ -10202,7 +10202,7 @@
               <w:spacing w:after="10" w:before="0"/>
               <w:ind w:left="120"/>
             </w:pPr>
-            <w:hyperlink w:history="1" r:id="rIdthqgc1t7xeqkxsiit_gd9">
+            <w:hyperlink w:history="1" r:id="rIdcrek1yu04vtr1xigm_wyi">
               <w:r>
                 <w:rPr>
                   <w:rFonts w:ascii="Arial" w:cs="Arial" w:eastAsia="Arial" w:hAnsi="Arial"/>
@@ -10549,7 +10549,7 @@
             <w:pPr>
               <w:spacing w:after="20" w:before="0"/>
             </w:pPr>
-            <w:hyperlink w:history="1" r:id="rIdu_yxbc1iwxihfvtrhzi7-">
+            <w:hyperlink w:history="1" r:id="rId30r-9yg2cuzs99kiwlkzl">
               <w:r>
                 <w:rPr>
                   <w:rFonts w:ascii="Arial" w:cs="Arial" w:eastAsia="Arial" w:hAnsi="Arial"/>
@@ -10582,7 +10582,7 @@
               <w:spacing w:after="10" w:before="0"/>
               <w:ind w:left="120"/>
             </w:pPr>
-            <w:hyperlink w:history="1" r:id="rIdmsyxnd-vzlqs-ujkjl-88">
+            <w:hyperlink w:history="1" r:id="rIdqvqltdxg1byle6l9brzcj">
               <w:r>
                 <w:rPr>
                   <w:rFonts w:ascii="Arial" w:cs="Arial" w:eastAsia="Arial" w:hAnsi="Arial"/>
@@ -10627,7 +10627,7 @@
             <w:pPr>
               <w:spacing w:after="20" w:before="0"/>
             </w:pPr>
-            <w:hyperlink w:history="1" r:id="rId924vkq0rqrhgc34sdsbar">
+            <w:hyperlink w:history="1" r:id="rIdyaxwzoy7nq2aufzan7cys">
               <w:r>
                 <w:rPr>
                   <w:rFonts w:ascii="Arial" w:cs="Arial" w:eastAsia="Arial" w:hAnsi="Arial"/>
@@ -10660,7 +10660,7 @@
               <w:spacing w:after="10" w:before="0"/>
               <w:ind w:left="120"/>
             </w:pPr>
-            <w:hyperlink w:history="1" r:id="rIdll-jh8kjwju-kfqtppt9z">
+            <w:hyperlink w:history="1" r:id="rIdc2oh38tykqpgn526tq3kt">
               <w:r>
                 <w:rPr>
                   <w:rFonts w:ascii="Arial" w:cs="Arial" w:eastAsia="Arial" w:hAnsi="Arial"/>
@@ -10855,7 +10855,7 @@
             <w:pPr>
               <w:spacing w:after="20" w:before="0"/>
             </w:pPr>
-            <w:hyperlink w:history="1" r:id="rIdeopgzkgk01prsxpojbpkz">
+            <w:hyperlink w:history="1" r:id="rId3pomsk87lp0wz293ot17i">
               <w:r>
                 <w:rPr>
                   <w:rFonts w:ascii="Arial" w:cs="Arial" w:eastAsia="Arial" w:hAnsi="Arial"/>
@@ -10888,7 +10888,7 @@
               <w:spacing w:after="10" w:before="0"/>
               <w:ind w:left="120"/>
             </w:pPr>
-            <w:hyperlink w:history="1" r:id="rId3hypzensl9q9xkzuucpnr">
+            <w:hyperlink w:history="1" r:id="rIdffvqtgozzyell-jlr1zjm">
               <w:r>
                 <w:rPr>
                   <w:rFonts w:ascii="Arial" w:cs="Arial" w:eastAsia="Arial" w:hAnsi="Arial"/>
@@ -10933,7 +10933,7 @@
             <w:pPr>
               <w:spacing w:after="20" w:before="0"/>
             </w:pPr>
-            <w:hyperlink w:history="1" r:id="rId8kxbl6ci9t_p13jam5_wp">
+            <w:hyperlink w:history="1" r:id="rId4ln9lgirtmfra3s4_vppg">
               <w:r>
                 <w:rPr>
                   <w:rFonts w:ascii="Arial" w:cs="Arial" w:eastAsia="Arial" w:hAnsi="Arial"/>
@@ -10966,7 +10966,7 @@
               <w:spacing w:after="10" w:before="0"/>
               <w:ind w:left="120"/>
             </w:pPr>
-            <w:hyperlink w:history="1" r:id="rIduvq4r9c4al8q2osjzszl9">
+            <w:hyperlink w:history="1" r:id="rId2ksepxuntvijao3crdr9q">
               <w:r>
                 <w:rPr>
                   <w:rFonts w:ascii="Arial" w:cs="Arial" w:eastAsia="Arial" w:hAnsi="Arial"/>
@@ -11478,7 +11478,7 @@
         </w:rPr>
         <w:t xml:space="preserve">© 2026 SeaVuria and ARES. Aligned with KICD objectives. Developed by SeaVuria; technical implementation by ARES (with AI assistance from Claude). Licensed under </w:t>
       </w:r>
-      <w:hyperlink w:history="1" r:id="rIdr3lujma4rm7dwfzzys7js">
+      <w:hyperlink w:history="1" r:id="rIdhnhvaslxyz9ypcifrn6iv">
         <w:r>
           <w:rPr>
             <w:rFonts w:ascii="Arial" w:cs="Arial" w:eastAsia="Arial" w:hAnsi="Arial"/>
@@ -11499,7 +11499,7 @@
         </w:rPr>
         <w:t xml:space="preserve"> (</w:t>
       </w:r>
-      <w:hyperlink w:history="1" r:id="rIdlfil4jwfv3flde3izn6gd">
+      <w:hyperlink w:history="1" r:id="rIdynhypspihi6tdijmg6gmf">
         <w:r>
           <w:rPr>
             <w:rFonts w:ascii="Arial" w:cs="Arial" w:eastAsia="Arial" w:hAnsi="Arial"/>
@@ -12512,7 +12512,7 @@
             <w:pPr>
               <w:spacing w:after="20" w:before="0"/>
             </w:pPr>
-            <w:hyperlink w:history="1" r:id="rIduvyvknpdn4rfmk_5b3akd">
+            <w:hyperlink w:history="1" r:id="rIddlnxx3knsz2f2ffhbur7-">
               <w:r>
                 <w:rPr>
                   <w:rFonts w:ascii="Arial" w:cs="Arial" w:eastAsia="Arial" w:hAnsi="Arial"/>
@@ -12545,7 +12545,7 @@
               <w:spacing w:after="10" w:before="0"/>
               <w:ind w:left="120"/>
             </w:pPr>
-            <w:hyperlink w:history="1" r:id="rIdfj9qow7npis2r7lm5a25k">
+            <w:hyperlink w:history="1" r:id="rIdz6ukemmumf95ndqhbkrjr">
               <w:r>
                 <w:rPr>
                   <w:rFonts w:ascii="Arial" w:cs="Arial" w:eastAsia="Arial" w:hAnsi="Arial"/>
@@ -12590,7 +12590,7 @@
             <w:pPr>
               <w:spacing w:after="20" w:before="0"/>
             </w:pPr>
-            <w:hyperlink w:history="1" r:id="rIdg6rtqfdhksxyjxzzvosio">
+            <w:hyperlink w:history="1" r:id="rIdh_9ccnw4kil7rtynulz7e">
               <w:r>
                 <w:rPr>
                   <w:rFonts w:ascii="Arial" w:cs="Arial" w:eastAsia="Arial" w:hAnsi="Arial"/>
@@ -12623,7 +12623,7 @@
               <w:spacing w:after="10" w:before="0"/>
               <w:ind w:left="120"/>
             </w:pPr>
-            <w:hyperlink w:history="1" r:id="rIdk2gup3e4m1zrag9pi65wn">
+            <w:hyperlink w:history="1" r:id="rIdu7hqw01krzaj7ckjuje6u">
               <w:r>
                 <w:rPr>
                   <w:rFonts w:ascii="Arial" w:cs="Arial" w:eastAsia="Arial" w:hAnsi="Arial"/>
@@ -12818,7 +12818,7 @@
             <w:pPr>
               <w:spacing w:after="20" w:before="0"/>
             </w:pPr>
-            <w:hyperlink w:history="1" r:id="rId_sc5pjkko8tt6pqeynw2p">
+            <w:hyperlink w:history="1" r:id="rIdytake67hd-cipfuapxz74">
               <w:r>
                 <w:rPr>
                   <w:rFonts w:ascii="Arial" w:cs="Arial" w:eastAsia="Arial" w:hAnsi="Arial"/>
@@ -12851,7 +12851,7 @@
               <w:spacing w:after="10" w:before="0"/>
               <w:ind w:left="120"/>
             </w:pPr>
-            <w:hyperlink w:history="1" r:id="rIdzjgyugte3_wnk7mkhjben">
+            <w:hyperlink w:history="1" r:id="rIdt2ohbks51fi4fa2spdzqj">
               <w:r>
                 <w:rPr>
                   <w:rFonts w:ascii="Arial" w:cs="Arial" w:eastAsia="Arial" w:hAnsi="Arial"/>
@@ -12896,7 +12896,7 @@
             <w:pPr>
               <w:spacing w:after="20" w:before="0"/>
             </w:pPr>
-            <w:hyperlink w:history="1" r:id="rIdu96l4uvvnobm855vt26cb">
+            <w:hyperlink w:history="1" r:id="rIdfmrq6q1cbcnavcg-dioxc">
               <w:r>
                 <w:rPr>
                   <w:rFonts w:ascii="Arial" w:cs="Arial" w:eastAsia="Arial" w:hAnsi="Arial"/>
@@ -12929,7 +12929,7 @@
               <w:spacing w:after="10" w:before="0"/>
               <w:ind w:left="120"/>
             </w:pPr>
-            <w:hyperlink w:history="1" r:id="rIdpvkqw2yr-pb3d0m9kksvc">
+            <w:hyperlink w:history="1" r:id="rIdlmce_n2y8h_lnsrqfmrg6">
               <w:r>
                 <w:rPr>
                   <w:rFonts w:ascii="Arial" w:cs="Arial" w:eastAsia="Arial" w:hAnsi="Arial"/>
@@ -13124,7 +13124,7 @@
             <w:pPr>
               <w:spacing w:after="20" w:before="0"/>
             </w:pPr>
-            <w:hyperlink w:history="1" r:id="rIdrighzcqx-gqdtndl7u9cg">
+            <w:hyperlink w:history="1" r:id="rIdyf2dalrtfwvepydlzyp1r">
               <w:r>
                 <w:rPr>
                   <w:rFonts w:ascii="Arial" w:cs="Arial" w:eastAsia="Arial" w:hAnsi="Arial"/>
@@ -13157,7 +13157,7 @@
               <w:spacing w:after="10" w:before="0"/>
               <w:ind w:left="120"/>
             </w:pPr>
-            <w:hyperlink w:history="1" r:id="rIdforybgqap9sgjnbkexbhl">
+            <w:hyperlink w:history="1" r:id="rId81y0_lzcz0i0eqlwp9zdg">
               <w:r>
                 <w:rPr>
                   <w:rFonts w:ascii="Arial" w:cs="Arial" w:eastAsia="Arial" w:hAnsi="Arial"/>
@@ -13202,7 +13202,7 @@
             <w:pPr>
               <w:spacing w:after="20" w:before="0"/>
             </w:pPr>
-            <w:hyperlink w:history="1" r:id="rIdocivjabkknxjio1nsue33">
+            <w:hyperlink w:history="1" r:id="rId1ceen7idjccus2cnowcoe">
               <w:r>
                 <w:rPr>
                   <w:rFonts w:ascii="Arial" w:cs="Arial" w:eastAsia="Arial" w:hAnsi="Arial"/>
@@ -13251,7 +13251,7 @@
               <w:spacing w:after="10" w:before="0"/>
               <w:ind w:left="120"/>
             </w:pPr>
-            <w:hyperlink w:history="1" r:id="rIdna3hg31wfbkufme6kupcw">
+            <w:hyperlink w:history="1" r:id="rIds0cdpkm-ahbofzuf9-nuj">
               <w:r>
                 <w:rPr>
                   <w:rFonts w:ascii="Arial" w:cs="Arial" w:eastAsia="Arial" w:hAnsi="Arial"/>
@@ -13446,7 +13446,7 @@
             <w:pPr>
               <w:spacing w:after="20" w:before="0"/>
             </w:pPr>
-            <w:hyperlink w:history="1" r:id="rId5hqy-bqbit6mex7vubt3y">
+            <w:hyperlink w:history="1" r:id="rIdkyptfqxxtrb6end4-wcc0">
               <w:r>
                 <w:rPr>
                   <w:rFonts w:ascii="Arial" w:cs="Arial" w:eastAsia="Arial" w:hAnsi="Arial"/>
@@ -13479,7 +13479,7 @@
               <w:spacing w:after="10" w:before="0"/>
               <w:ind w:left="120"/>
             </w:pPr>
-            <w:hyperlink w:history="1" r:id="rIdhwacz5xyntklsnsms4bsz">
+            <w:hyperlink w:history="1" r:id="rIdyf7px1frl1wdc9d_xfjxq">
               <w:r>
                 <w:rPr>
                   <w:rFonts w:ascii="Arial" w:cs="Arial" w:eastAsia="Arial" w:hAnsi="Arial"/>
@@ -13524,7 +13524,7 @@
             <w:pPr>
               <w:spacing w:after="20" w:before="0"/>
             </w:pPr>
-            <w:hyperlink w:history="1" r:id="rIdh1ntm-rinkagdijujwjgt">
+            <w:hyperlink w:history="1" r:id="rIdx_k41bxk5eyvulvnugaqf">
               <w:r>
                 <w:rPr>
                   <w:rFonts w:ascii="Arial" w:cs="Arial" w:eastAsia="Arial" w:hAnsi="Arial"/>
@@ -13573,7 +13573,7 @@
               <w:spacing w:after="10" w:before="0"/>
               <w:ind w:left="120"/>
             </w:pPr>
-            <w:hyperlink w:history="1" r:id="rIdddtatfeelj28sf7xwrki1">
+            <w:hyperlink w:history="1" r:id="rIdbo05dkovhrbvgy3wypg05">
               <w:r>
                 <w:rPr>
                   <w:rFonts w:ascii="Arial" w:cs="Arial" w:eastAsia="Arial" w:hAnsi="Arial"/>
@@ -13768,7 +13768,7 @@
             <w:pPr>
               <w:spacing w:after="20" w:before="0"/>
             </w:pPr>
-            <w:hyperlink w:history="1" r:id="rId-rc8gafu66kclm51qsrtm">
+            <w:hyperlink w:history="1" r:id="rIdwvvlpzypxjjpjnpuu-jdc">
               <w:r>
                 <w:rPr>
                   <w:rFonts w:ascii="Arial" w:cs="Arial" w:eastAsia="Arial" w:hAnsi="Arial"/>
@@ -13801,7 +13801,7 @@
               <w:spacing w:after="10" w:before="0"/>
               <w:ind w:left="120"/>
             </w:pPr>
-            <w:hyperlink w:history="1" r:id="rIdtn14_nt4lxgneqka2rfv2">
+            <w:hyperlink w:history="1" r:id="rIdlniwkjsy4h37aaygszs3k">
               <w:r>
                 <w:rPr>
                   <w:rFonts w:ascii="Arial" w:cs="Arial" w:eastAsia="Arial" w:hAnsi="Arial"/>
@@ -13846,7 +13846,7 @@
             <w:pPr>
               <w:spacing w:after="20" w:before="0"/>
             </w:pPr>
-            <w:hyperlink w:history="1" r:id="rId16lbd6ao5seq7r_ob2max">
+            <w:hyperlink w:history="1" r:id="rIdd67ryme6nwlajbuan5luv">
               <w:r>
                 <w:rPr>
                   <w:rFonts w:ascii="Arial" w:cs="Arial" w:eastAsia="Arial" w:hAnsi="Arial"/>
@@ -13895,7 +13895,7 @@
               <w:spacing w:after="10" w:before="0"/>
               <w:ind w:left="120"/>
             </w:pPr>
-            <w:hyperlink w:history="1" r:id="rId2jmknzcbp_18yovd1xlxs">
+            <w:hyperlink w:history="1" r:id="rIdurhhn9fofgigdregrffup">
               <w:r>
                 <w:rPr>
                   <w:rFonts w:ascii="Arial" w:cs="Arial" w:eastAsia="Arial" w:hAnsi="Arial"/>
@@ -14502,7 +14502,7 @@
         </w:rPr>
         <w:t xml:space="preserve">© 2026 SeaVuria and ARES. Aligned with KICD objectives. Developed by SeaVuria; technical implementation by ARES (with AI assistance from Claude). Licensed under </w:t>
       </w:r>
-      <w:hyperlink w:history="1" r:id="rId849uwvsn66npkfaziydsh">
+      <w:hyperlink w:history="1" r:id="rIdujmkmfyokctdpmnq8c6wp">
         <w:r>
           <w:rPr>
             <w:rFonts w:ascii="Arial" w:cs="Arial" w:eastAsia="Arial" w:hAnsi="Arial"/>
@@ -14523,7 +14523,7 @@
         </w:rPr>
         <w:t xml:space="preserve"> (</w:t>
       </w:r>
-      <w:hyperlink w:history="1" r:id="rIdwjh0xkyrxmcavoobonxz6">
+      <w:hyperlink w:history="1" r:id="rIdidxkizu6aamr5j8heixjz">
         <w:r>
           <w:rPr>
             <w:rFonts w:ascii="Arial" w:cs="Arial" w:eastAsia="Arial" w:hAnsi="Arial"/>
@@ -15755,7 +15755,7 @@
             <w:pPr>
               <w:spacing w:after="20" w:before="0"/>
             </w:pPr>
-            <w:hyperlink w:history="1" r:id="rIdp95kjxcm_b5rezcc6g0fc">
+            <w:hyperlink w:history="1" r:id="rIdohm7duz9aynzspkimm_r_">
               <w:r>
                 <w:rPr>
                   <w:rFonts w:ascii="Arial" w:cs="Arial" w:eastAsia="Arial" w:hAnsi="Arial"/>
@@ -15804,7 +15804,7 @@
               <w:spacing w:after="10" w:before="0"/>
               <w:ind w:left="120"/>
             </w:pPr>
-            <w:hyperlink w:history="1" r:id="rIdzsgepd3d1evylssozdy2j">
+            <w:hyperlink w:history="1" r:id="rIdex9nd95h0dhhi1s_1l4uu">
               <w:r>
                 <w:rPr>
                   <w:rFonts w:ascii="Arial" w:cs="Arial" w:eastAsia="Arial" w:hAnsi="Arial"/>
@@ -15849,7 +15849,7 @@
             <w:pPr>
               <w:spacing w:after="20" w:before="0"/>
             </w:pPr>
-            <w:hyperlink w:history="1" r:id="rIdozc870lrr5ojkbopx6bj9">
+            <w:hyperlink w:history="1" r:id="rIdxbl2_jtbhkc9ic1f0uv2y">
               <w:r>
                 <w:rPr>
                   <w:rFonts w:ascii="Arial" w:cs="Arial" w:eastAsia="Arial" w:hAnsi="Arial"/>
@@ -15898,7 +15898,7 @@
               <w:spacing w:after="10" w:before="0"/>
               <w:ind w:left="120"/>
             </w:pPr>
-            <w:hyperlink w:history="1" r:id="rIdbaqobyi0wlhdzlb-6o2la">
+            <w:hyperlink w:history="1" r:id="rIdjkdejlqartmkwtw0tuxyy">
               <w:r>
                 <w:rPr>
                   <w:rFonts w:ascii="Arial" w:cs="Arial" w:eastAsia="Arial" w:hAnsi="Arial"/>
@@ -16093,7 +16093,7 @@
             <w:pPr>
               <w:spacing w:after="20" w:before="0"/>
             </w:pPr>
-            <w:hyperlink w:history="1" r:id="rIdkv2fkd4evgspmwqlzm6rj">
+            <w:hyperlink w:history="1" r:id="rIde2aqhlw-l9i3buxmkwqkx">
               <w:r>
                 <w:rPr>
                   <w:rFonts w:ascii="Arial" w:cs="Arial" w:eastAsia="Arial" w:hAnsi="Arial"/>
@@ -16142,7 +16142,7 @@
               <w:spacing w:after="10" w:before="0"/>
               <w:ind w:left="120"/>
             </w:pPr>
-            <w:hyperlink w:history="1" r:id="rIdxmn0qnxn3xi2pfeo7i-bc">
+            <w:hyperlink w:history="1" r:id="rId3p9ybtpkfczdamezbqcoj">
               <w:r>
                 <w:rPr>
                   <w:rFonts w:ascii="Arial" w:cs="Arial" w:eastAsia="Arial" w:hAnsi="Arial"/>
@@ -16187,7 +16187,7 @@
             <w:pPr>
               <w:spacing w:after="20" w:before="0"/>
             </w:pPr>
-            <w:hyperlink w:history="1" r:id="rIdxtgu16_kvq8rptlokhxe-">
+            <w:hyperlink w:history="1" r:id="rId-imlq6xa7e2ukm1afmdmf">
               <w:r>
                 <w:rPr>
                   <w:rFonts w:ascii="Arial" w:cs="Arial" w:eastAsia="Arial" w:hAnsi="Arial"/>
@@ -16236,7 +16236,7 @@
               <w:spacing w:after="10" w:before="0"/>
               <w:ind w:left="120"/>
             </w:pPr>
-            <w:hyperlink w:history="1" r:id="rIdmgtlhtdicgyhnygpgbeo9">
+            <w:hyperlink w:history="1" r:id="rId6wsd_k0npckc0kff_6tm8">
               <w:r>
                 <w:rPr>
                   <w:rFonts w:ascii="Arial" w:cs="Arial" w:eastAsia="Arial" w:hAnsi="Arial"/>
@@ -16507,7 +16507,7 @@
             <w:pPr>
               <w:spacing w:after="20" w:before="0"/>
             </w:pPr>
-            <w:hyperlink w:history="1" r:id="rIdtsgwtnmwsufp2-us_esa1">
+            <w:hyperlink w:history="1" r:id="rIdgle-p3ygs5z2o1w0-oj74">
               <w:r>
                 <w:rPr>
                   <w:rFonts w:ascii="Arial" w:cs="Arial" w:eastAsia="Arial" w:hAnsi="Arial"/>
@@ -16556,7 +16556,7 @@
               <w:spacing w:after="10" w:before="0"/>
               <w:ind w:left="120"/>
             </w:pPr>
-            <w:hyperlink w:history="1" r:id="rIds6hftudsyikkao5xmrfgu">
+            <w:hyperlink w:history="1" r:id="rIdhjc00jndwhkfbanzyctb3">
               <w:r>
                 <w:rPr>
                   <w:rFonts w:ascii="Arial" w:cs="Arial" w:eastAsia="Arial" w:hAnsi="Arial"/>
@@ -16601,7 +16601,7 @@
             <w:pPr>
               <w:spacing w:after="20" w:before="0"/>
             </w:pPr>
-            <w:hyperlink w:history="1" r:id="rIduukfv1qxujsyfscfckmkg">
+            <w:hyperlink w:history="1" r:id="rIdsq_9fqas8wct1rvh0qcwv">
               <w:r>
                 <w:rPr>
                   <w:rFonts w:ascii="Arial" w:cs="Arial" w:eastAsia="Arial" w:hAnsi="Arial"/>
@@ -16650,7 +16650,7 @@
               <w:spacing w:after="10" w:before="0"/>
               <w:ind w:left="120"/>
             </w:pPr>
-            <w:hyperlink w:history="1" r:id="rId3u77usr6dicqzfobcwybu">
+            <w:hyperlink w:history="1" r:id="rIddrixtlni9vxu6ikkefpkh">
               <w:r>
                 <w:rPr>
                   <w:rFonts w:ascii="Arial" w:cs="Arial" w:eastAsia="Arial" w:hAnsi="Arial"/>
@@ -16845,7 +16845,7 @@
             <w:pPr>
               <w:spacing w:after="20" w:before="0"/>
             </w:pPr>
-            <w:hyperlink w:history="1" r:id="rIdpm709fkpizalx8i8wynjq">
+            <w:hyperlink w:history="1" r:id="rIdi-ml5io2psde_pbuuzcjo">
               <w:r>
                 <w:rPr>
                   <w:rFonts w:ascii="Arial" w:cs="Arial" w:eastAsia="Arial" w:hAnsi="Arial"/>
@@ -16894,7 +16894,7 @@
               <w:spacing w:after="10" w:before="0"/>
               <w:ind w:left="120"/>
             </w:pPr>
-            <w:hyperlink w:history="1" r:id="rIdeml2q30b0vizcy8ordfoj">
+            <w:hyperlink w:history="1" r:id="rIdixw9p0dpp45u-yr6ocyvv">
               <w:r>
                 <w:rPr>
                   <w:rFonts w:ascii="Arial" w:cs="Arial" w:eastAsia="Arial" w:hAnsi="Arial"/>
@@ -16939,7 +16939,7 @@
             <w:pPr>
               <w:spacing w:after="20" w:before="0"/>
             </w:pPr>
-            <w:hyperlink w:history="1" r:id="rIdotflc5cwvlkzohzysj4_n">
+            <w:hyperlink w:history="1" r:id="rIdrgixnehzgrcekzgyxwgdg">
               <w:r>
                 <w:rPr>
                   <w:rFonts w:ascii="Arial" w:cs="Arial" w:eastAsia="Arial" w:hAnsi="Arial"/>
@@ -16988,7 +16988,7 @@
               <w:spacing w:after="10" w:before="0"/>
               <w:ind w:left="120"/>
             </w:pPr>
-            <w:hyperlink w:history="1" r:id="rIdvxcw6zcvszgh6f3xtghg8">
+            <w:hyperlink w:history="1" r:id="rId1lqatda1oie1p72qhtnh6">
               <w:r>
                 <w:rPr>
                   <w:rFonts w:ascii="Arial" w:cs="Arial" w:eastAsia="Arial" w:hAnsi="Arial"/>
@@ -17183,7 +17183,7 @@
             <w:pPr>
               <w:spacing w:after="20" w:before="0"/>
             </w:pPr>
-            <w:hyperlink w:history="1" r:id="rIdcn46qmho3h5mxac0_xsme">
+            <w:hyperlink w:history="1" r:id="rIdoxhlqcsncdruxeab8b8vx">
               <w:r>
                 <w:rPr>
                   <w:rFonts w:ascii="Arial" w:cs="Arial" w:eastAsia="Arial" w:hAnsi="Arial"/>
@@ -17232,7 +17232,7 @@
               <w:spacing w:after="10" w:before="0"/>
               <w:ind w:left="120"/>
             </w:pPr>
-            <w:hyperlink w:history="1" r:id="rId9sblnkcjqka__-uvlamqn">
+            <w:hyperlink w:history="1" r:id="rIdtth1egoeue3rdeyq_xajz">
               <w:r>
                 <w:rPr>
                   <w:rFonts w:ascii="Arial" w:cs="Arial" w:eastAsia="Arial" w:hAnsi="Arial"/>
@@ -17277,7 +17277,7 @@
             <w:pPr>
               <w:spacing w:after="20" w:before="0"/>
             </w:pPr>
-            <w:hyperlink w:history="1" r:id="rIdq-hwvwd2e3j2mxjmqmne7">
+            <w:hyperlink w:history="1" r:id="rIdriju9ihdr9wntro5g04px">
               <w:r>
                 <w:rPr>
                   <w:rFonts w:ascii="Arial" w:cs="Arial" w:eastAsia="Arial" w:hAnsi="Arial"/>
@@ -17326,7 +17326,7 @@
               <w:spacing w:after="10" w:before="0"/>
               <w:ind w:left="120"/>
             </w:pPr>
-            <w:hyperlink w:history="1" r:id="rIdhc-7_hxg0e0wqyhthavtz">
+            <w:hyperlink w:history="1" r:id="rIdilfrjjcxjmvdizl8xpdhd">
               <w:r>
                 <w:rPr>
                   <w:rFonts w:ascii="Arial" w:cs="Arial" w:eastAsia="Arial" w:hAnsi="Arial"/>
@@ -17838,7 +17838,7 @@
         </w:rPr>
         <w:t xml:space="preserve">© 2026 SeaVuria and ARES. Aligned with KICD objectives. Developed by SeaVuria; technical implementation by ARES (with AI assistance from Claude). Licensed under </w:t>
       </w:r>
-      <w:hyperlink w:history="1" r:id="rIdzgvuu0dvkvcb5fpyfgugc">
+      <w:hyperlink w:history="1" r:id="rIdybsqujee640tdpn-apdwv">
         <w:r>
           <w:rPr>
             <w:rFonts w:ascii="Arial" w:cs="Arial" w:eastAsia="Arial" w:hAnsi="Arial"/>
@@ -17859,7 +17859,7 @@
         </w:rPr>
         <w:t xml:space="preserve"> (</w:t>
       </w:r>
-      <w:hyperlink w:history="1" r:id="rIdzucloumowikr67gu2-7f_">
+      <w:hyperlink w:history="1" r:id="rId3mbisua5m70tv_rcxno3p">
         <w:r>
           <w:rPr>
             <w:rFonts w:ascii="Arial" w:cs="Arial" w:eastAsia="Arial" w:hAnsi="Arial"/>
@@ -18872,7 +18872,7 @@
             <w:pPr>
               <w:spacing w:after="20" w:before="0"/>
             </w:pPr>
-            <w:hyperlink w:history="1" r:id="rIddfzx-rykj02os7wpdjid4">
+            <w:hyperlink w:history="1" r:id="rIdhlwga1yi9jxq0vnrjcjp8">
               <w:r>
                 <w:rPr>
                   <w:rFonts w:ascii="Arial" w:cs="Arial" w:eastAsia="Arial" w:hAnsi="Arial"/>
@@ -18905,7 +18905,7 @@
               <w:spacing w:after="10" w:before="0"/>
               <w:ind w:left="120"/>
             </w:pPr>
-            <w:hyperlink w:history="1" r:id="rIdculgtabtjgvdnh7m2bg1c">
+            <w:hyperlink w:history="1" r:id="rId6oln9iqmv_mskslrfokay">
               <w:r>
                 <w:rPr>
                   <w:rFonts w:ascii="Arial" w:cs="Arial" w:eastAsia="Arial" w:hAnsi="Arial"/>
@@ -18950,7 +18950,7 @@
             <w:pPr>
               <w:spacing w:after="20" w:before="0"/>
             </w:pPr>
-            <w:hyperlink w:history="1" r:id="rId0xy-gmouvfwiit4ota0t5">
+            <w:hyperlink w:history="1" r:id="rIdjhi9sn93fs2r2dvbpistd">
               <w:r>
                 <w:rPr>
                   <w:rFonts w:ascii="Arial" w:cs="Arial" w:eastAsia="Arial" w:hAnsi="Arial"/>
@@ -18999,7 +18999,7 @@
               <w:spacing w:after="10" w:before="0"/>
               <w:ind w:left="120"/>
             </w:pPr>
-            <w:hyperlink w:history="1" r:id="rId-o72wp_w5dvqsqld1j33e">
+            <w:hyperlink w:history="1" r:id="rIdmqtenotdt_ujaan2i5098">
               <w:r>
                 <w:rPr>
                   <w:rFonts w:ascii="Arial" w:cs="Arial" w:eastAsia="Arial" w:hAnsi="Arial"/>
@@ -19194,7 +19194,7 @@
             <w:pPr>
               <w:spacing w:after="20" w:before="0"/>
             </w:pPr>
-            <w:hyperlink w:history="1" r:id="rIdywo4wroku2bx6smk8b33x">
+            <w:hyperlink w:history="1" r:id="rIddm6rns_2lg6pglpoi2n4q">
               <w:r>
                 <w:rPr>
                   <w:rFonts w:ascii="Arial" w:cs="Arial" w:eastAsia="Arial" w:hAnsi="Arial"/>
@@ -19227,7 +19227,7 @@
               <w:spacing w:after="10" w:before="0"/>
               <w:ind w:left="120"/>
             </w:pPr>
-            <w:hyperlink w:history="1" r:id="rIdunrjmwtahmyzjc_i-s6pl">
+            <w:hyperlink w:history="1" r:id="rId4uat_yamszlwzzhuuzxqq">
               <w:r>
                 <w:rPr>
                   <w:rFonts w:ascii="Arial" w:cs="Arial" w:eastAsia="Arial" w:hAnsi="Arial"/>
@@ -19272,7 +19272,7 @@
             <w:pPr>
               <w:spacing w:after="20" w:before="0"/>
             </w:pPr>
-            <w:hyperlink w:history="1" r:id="rIdx21bekwjjdcurspq5usfm">
+            <w:hyperlink w:history="1" r:id="rIdtnqf9spqjfokyuhtuvsik">
               <w:r>
                 <w:rPr>
                   <w:rFonts w:ascii="Arial" w:cs="Arial" w:eastAsia="Arial" w:hAnsi="Arial"/>
@@ -19321,7 +19321,7 @@
               <w:spacing w:after="10" w:before="0"/>
               <w:ind w:left="120"/>
             </w:pPr>
-            <w:hyperlink w:history="1" r:id="rIdivum_iu_vfpzmloid79qm">
+            <w:hyperlink w:history="1" r:id="rIduwuypbqbzeeupxztvcvpe">
               <w:r>
                 <w:rPr>
                   <w:rFonts w:ascii="Arial" w:cs="Arial" w:eastAsia="Arial" w:hAnsi="Arial"/>
@@ -19516,7 +19516,7 @@
             <w:pPr>
               <w:spacing w:after="20" w:before="0"/>
             </w:pPr>
-            <w:hyperlink w:history="1" r:id="rIdh_rptyuwdrfctawrxs0__">
+            <w:hyperlink w:history="1" r:id="rIdfxz3s5tt4ywtw0x99bliy">
               <w:r>
                 <w:rPr>
                   <w:rFonts w:ascii="Arial" w:cs="Arial" w:eastAsia="Arial" w:hAnsi="Arial"/>
@@ -19549,7 +19549,7 @@
               <w:spacing w:after="10" w:before="0"/>
               <w:ind w:left="120"/>
             </w:pPr>
-            <w:hyperlink w:history="1" r:id="rIdmmuhclthclieeyt6kt_cd">
+            <w:hyperlink w:history="1" r:id="rIdm025yw1srabplokze2ufi">
               <w:r>
                 <w:rPr>
                   <w:rFonts w:ascii="Arial" w:cs="Arial" w:eastAsia="Arial" w:hAnsi="Arial"/>
@@ -19594,7 +19594,7 @@
             <w:pPr>
               <w:spacing w:after="20" w:before="0"/>
             </w:pPr>
-            <w:hyperlink w:history="1" r:id="rIdidc4fpdskynrxjng91agl">
+            <w:hyperlink w:history="1" r:id="rIdmvjn792xm4yjfuoy7biap">
               <w:r>
                 <w:rPr>
                   <w:rFonts w:ascii="Arial" w:cs="Arial" w:eastAsia="Arial" w:hAnsi="Arial"/>
@@ -19643,7 +19643,7 @@
               <w:spacing w:after="10" w:before="0"/>
               <w:ind w:left="120"/>
             </w:pPr>
-            <w:hyperlink w:history="1" r:id="rIdinyzujpv9vix1yeeli3cm">
+            <w:hyperlink w:history="1" r:id="rIdldyky3ulvsicet4zwiecf">
               <w:r>
                 <w:rPr>
                   <w:rFonts w:ascii="Arial" w:cs="Arial" w:eastAsia="Arial" w:hAnsi="Arial"/>
@@ -19838,7 +19838,7 @@
             <w:pPr>
               <w:spacing w:after="20" w:before="0"/>
             </w:pPr>
-            <w:hyperlink w:history="1" r:id="rId_tnw1_rk3ofdpqxury42x">
+            <w:hyperlink w:history="1" r:id="rIdtwn3mqlqguqvbzkenmxaa">
               <w:r>
                 <w:rPr>
                   <w:rFonts w:ascii="Arial" w:cs="Arial" w:eastAsia="Arial" w:hAnsi="Arial"/>
@@ -19871,7 +19871,7 @@
               <w:spacing w:after="10" w:before="0"/>
               <w:ind w:left="120"/>
             </w:pPr>
-            <w:hyperlink w:history="1" r:id="rId9ztlouqqyhw_xyhwzj50a">
+            <w:hyperlink w:history="1" r:id="rId5cn-kofyzebwk1fujh8rv">
               <w:r>
                 <w:rPr>
                   <w:rFonts w:ascii="Arial" w:cs="Arial" w:eastAsia="Arial" w:hAnsi="Arial"/>
@@ -19916,7 +19916,7 @@
             <w:pPr>
               <w:spacing w:after="20" w:before="0"/>
             </w:pPr>
-            <w:hyperlink w:history="1" r:id="rIds5rriyacstfrvkvxtxv-0">
+            <w:hyperlink w:history="1" r:id="rIdwtgbdjimchvxjnlch7rut">
               <w:r>
                 <w:rPr>
                   <w:rFonts w:ascii="Arial" w:cs="Arial" w:eastAsia="Arial" w:hAnsi="Arial"/>
@@ -19965,7 +19965,7 @@
               <w:spacing w:after="10" w:before="0"/>
               <w:ind w:left="120"/>
             </w:pPr>
-            <w:hyperlink w:history="1" r:id="rIdplwxa_32xnsjr8ghdzne-">
+            <w:hyperlink w:history="1" r:id="rIdlyhoeioo2yo3kqnrhsdpb">
               <w:r>
                 <w:rPr>
                   <w:rFonts w:ascii="Arial" w:cs="Arial" w:eastAsia="Arial" w:hAnsi="Arial"/>
@@ -20160,7 +20160,7 @@
             <w:pPr>
               <w:spacing w:after="20" w:before="0"/>
             </w:pPr>
-            <w:hyperlink w:history="1" r:id="rIdind0ypw54e_xcqldlgtey">
+            <w:hyperlink w:history="1" r:id="rIdcfg2ehzt4q7k0bl784hgw">
               <w:r>
                 <w:rPr>
                   <w:rFonts w:ascii="Arial" w:cs="Arial" w:eastAsia="Arial" w:hAnsi="Arial"/>
@@ -20193,7 +20193,7 @@
               <w:spacing w:after="10" w:before="0"/>
               <w:ind w:left="120"/>
             </w:pPr>
-            <w:hyperlink w:history="1" r:id="rIdnw_uplbtjor0nowmg0_mk">
+            <w:hyperlink w:history="1" r:id="rIdkdvkf_uvuwhjfvgc6o4dv">
               <w:r>
                 <w:rPr>
                   <w:rFonts w:ascii="Arial" w:cs="Arial" w:eastAsia="Arial" w:hAnsi="Arial"/>
@@ -20238,7 +20238,7 @@
             <w:pPr>
               <w:spacing w:after="20" w:before="0"/>
             </w:pPr>
-            <w:hyperlink w:history="1" r:id="rId53d7g7ez3wewnvefbrefa">
+            <w:hyperlink w:history="1" r:id="rId0kr_zh61uckyiolkqlgwh">
               <w:r>
                 <w:rPr>
                   <w:rFonts w:ascii="Arial" w:cs="Arial" w:eastAsia="Arial" w:hAnsi="Arial"/>
@@ -20287,7 +20287,7 @@
               <w:spacing w:after="10" w:before="0"/>
               <w:ind w:left="120"/>
             </w:pPr>
-            <w:hyperlink w:history="1" r:id="rIdentcq4raco62xtfxpbpwl">
+            <w:hyperlink w:history="1" r:id="rIdbl-arvoyajcn3d1qidslw">
               <w:r>
                 <w:rPr>
                   <w:rFonts w:ascii="Arial" w:cs="Arial" w:eastAsia="Arial" w:hAnsi="Arial"/>
@@ -20777,7 +20777,7 @@
                 <w:sz w:val="18"/>
                 <w:szCs w:val="18"/>
               </w:rPr>
-              <w:t xml:space="preserve">The reason multiplying two numbers is equivalent to adding their logarithms is that logarithms are exponents of powers of 10, and multiplying powers of 10 means adding their exponents — so log(M × N) = log M + log N follows directly from the index law. This is exactly the mathematical principle that allowed the fellow Kericho farmer to complete the tea-harvest revenue calculation in under two minutes using only a log table, converting an unwieldy multi-digit multiplication into a simple decimal addition.</w:t>
+              <w:t xml:space="preserve">The reason multiplying two numbers is equivalent to adding their logarithms is that logarithms are exponents of powers of 10, and multiplying powers of 10 means adding their exponents — so log(M × N) = log M + log N follows directly from the index law. This is exactly the mathematical principle that allowed the fellow Kericho farmer to complete the tea-harvest total production calculation in under two minutes using only a log table, converting an unwieldy multi-digit multiplication into a simple decimal addition.</w:t>
             </w:r>
           </w:p>
         </w:tc>
@@ -20799,7 +20799,7 @@
         </w:rPr>
         <w:t xml:space="preserve">© 2026 SeaVuria and ARES. Aligned with KICD objectives. Developed by SeaVuria; technical implementation by ARES (with AI assistance from Claude). Licensed under </w:t>
       </w:r>
-      <w:hyperlink w:history="1" r:id="rId4gahf7dnivw_agirt6t9w">
+      <w:hyperlink w:history="1" r:id="rIdltxnn6s1nznhlt4r0rc-g">
         <w:r>
           <w:rPr>
             <w:rFonts w:ascii="Arial" w:cs="Arial" w:eastAsia="Arial" w:hAnsi="Arial"/>
@@ -20820,7 +20820,7 @@
         </w:rPr>
         <w:t xml:space="preserve"> (</w:t>
       </w:r>
-      <w:hyperlink w:history="1" r:id="rIdd7eln9kskajbdzb9tfkfa">
+      <w:hyperlink w:history="1" r:id="rIdl43-0qzkzpgsnbjjpxtly">
         <w:r>
           <w:rPr>
             <w:rFonts w:ascii="Arial" w:cs="Arial" w:eastAsia="Arial" w:hAnsi="Arial"/>
@@ -22032,7 +22032,7 @@
             <w:pPr>
               <w:spacing w:after="20" w:before="0"/>
             </w:pPr>
-            <w:hyperlink w:history="1" r:id="rIdqdp0picyq3b0uqqvbpbta">
+            <w:hyperlink w:history="1" r:id="rIdr-atxshvials8hhnhvhq8">
               <w:r>
                 <w:rPr>
                   <w:rFonts w:ascii="Arial" w:cs="Arial" w:eastAsia="Arial" w:hAnsi="Arial"/>
@@ -22065,7 +22065,7 @@
               <w:spacing w:after="10" w:before="0"/>
               <w:ind w:left="120"/>
             </w:pPr>
-            <w:hyperlink w:history="1" r:id="rId_g9t5mmgaln_x13noelci">
+            <w:hyperlink w:history="1" r:id="rIduhenpedtadow-xwv1cdyw">
               <w:r>
                 <w:rPr>
                   <w:rFonts w:ascii="Arial" w:cs="Arial" w:eastAsia="Arial" w:hAnsi="Arial"/>
@@ -22110,7 +22110,7 @@
             <w:pPr>
               <w:spacing w:after="20" w:before="0"/>
             </w:pPr>
-            <w:hyperlink w:history="1" r:id="rIdd_ue7ca0bj9vnby0yvr26">
+            <w:hyperlink w:history="1" r:id="rIdroiobuupwnuxwjs14nmva">
               <w:r>
                 <w:rPr>
                   <w:rFonts w:ascii="Arial" w:cs="Arial" w:eastAsia="Arial" w:hAnsi="Arial"/>
@@ -22143,7 +22143,7 @@
               <w:spacing w:after="10" w:before="0"/>
               <w:ind w:left="120"/>
             </w:pPr>
-            <w:hyperlink w:history="1" r:id="rId077tc2tp6b35metla6vbx">
+            <w:hyperlink w:history="1" r:id="rIdnvzy8z2jxjbogoa7kjn87">
               <w:r>
                 <w:rPr>
                   <w:rFonts w:ascii="Arial" w:cs="Arial" w:eastAsia="Arial" w:hAnsi="Arial"/>
@@ -22338,7 +22338,7 @@
             <w:pPr>
               <w:spacing w:after="20" w:before="0"/>
             </w:pPr>
-            <w:hyperlink w:history="1" r:id="rIdave7isrehdn-bcmp6d5b3">
+            <w:hyperlink w:history="1" r:id="rIdnokrsatve3saspruss6ic">
               <w:r>
                 <w:rPr>
                   <w:rFonts w:ascii="Arial" w:cs="Arial" w:eastAsia="Arial" w:hAnsi="Arial"/>
@@ -22371,7 +22371,7 @@
               <w:spacing w:after="10" w:before="0"/>
               <w:ind w:left="120"/>
             </w:pPr>
-            <w:hyperlink w:history="1" r:id="rId6cuuotn-y1ttjqsz75vdk">
+            <w:hyperlink w:history="1" r:id="rIdpi5bpz_3xi4vwpznkggev">
               <w:r>
                 <w:rPr>
                   <w:rFonts w:ascii="Arial" w:cs="Arial" w:eastAsia="Arial" w:hAnsi="Arial"/>
@@ -22416,7 +22416,7 @@
             <w:pPr>
               <w:spacing w:after="20" w:before="0"/>
             </w:pPr>
-            <w:hyperlink w:history="1" r:id="rIdzu7rlliqj4zkml6qau3td">
+            <w:hyperlink w:history="1" r:id="rIdazptvxz92p8aj81e8futy">
               <w:r>
                 <w:rPr>
                   <w:rFonts w:ascii="Arial" w:cs="Arial" w:eastAsia="Arial" w:hAnsi="Arial"/>
@@ -22449,7 +22449,7 @@
               <w:spacing w:after="10" w:before="0"/>
               <w:ind w:left="120"/>
             </w:pPr>
-            <w:hyperlink w:history="1" r:id="rIdq3xcgxgwaorwb6b_owl6l">
+            <w:hyperlink w:history="1" r:id="rIdkeu0vm6hjduzexhbkxlzw">
               <w:r>
                 <w:rPr>
                   <w:rFonts w:ascii="Arial" w:cs="Arial" w:eastAsia="Arial" w:hAnsi="Arial"/>
@@ -22644,7 +22644,7 @@
             <w:pPr>
               <w:spacing w:after="20" w:before="0"/>
             </w:pPr>
-            <w:hyperlink w:history="1" r:id="rIdaz9v1vfdwteqpkrx16tjc">
+            <w:hyperlink w:history="1" r:id="rId3xmstyvvk76rrycmf0joi">
               <w:r>
                 <w:rPr>
                   <w:rFonts w:ascii="Arial" w:cs="Arial" w:eastAsia="Arial" w:hAnsi="Arial"/>
@@ -22693,7 +22693,7 @@
               <w:spacing w:after="10" w:before="0"/>
               <w:ind w:left="120"/>
             </w:pPr>
-            <w:hyperlink w:history="1" r:id="rIdfve-rxva-lhppohvth-qu">
+            <w:hyperlink w:history="1" r:id="rIdxmnyihckamzceirdaq-ta">
               <w:r>
                 <w:rPr>
                   <w:rFonts w:ascii="Arial" w:cs="Arial" w:eastAsia="Arial" w:hAnsi="Arial"/>
@@ -22738,7 +22738,7 @@
             <w:pPr>
               <w:spacing w:after="20" w:before="0"/>
             </w:pPr>
-            <w:hyperlink w:history="1" r:id="rIdlspuexaov8a0vj7-3nxwz">
+            <w:hyperlink w:history="1" r:id="rIdywtal_srn_nwqjucbsdop">
               <w:r>
                 <w:rPr>
                   <w:rFonts w:ascii="Arial" w:cs="Arial" w:eastAsia="Arial" w:hAnsi="Arial"/>
@@ -22771,7 +22771,7 @@
               <w:spacing w:after="10" w:before="0"/>
               <w:ind w:left="120"/>
             </w:pPr>
-            <w:hyperlink w:history="1" r:id="rIdxjvetraboazy3qykug6fv">
+            <w:hyperlink w:history="1" r:id="rIdpsfxesvusbaifqyyflzqw">
               <w:r>
                 <w:rPr>
                   <w:rFonts w:ascii="Arial" w:cs="Arial" w:eastAsia="Arial" w:hAnsi="Arial"/>
@@ -22966,7 +22966,7 @@
             <w:pPr>
               <w:spacing w:after="20" w:before="0"/>
             </w:pPr>
-            <w:hyperlink w:history="1" r:id="rIdudktwvejey_sd_zdboqpf">
+            <w:hyperlink w:history="1" r:id="rIdgd-1-hhlx2zm_9ykdfq4k">
               <w:r>
                 <w:rPr>
                   <w:rFonts w:ascii="Arial" w:cs="Arial" w:eastAsia="Arial" w:hAnsi="Arial"/>
@@ -23015,7 +23015,7 @@
               <w:spacing w:after="10" w:before="0"/>
               <w:ind w:left="120"/>
             </w:pPr>
-            <w:hyperlink w:history="1" r:id="rIdjltrdsj2brv6rj1v75pwt">
+            <w:hyperlink w:history="1" r:id="rIdmgosltgqk5mheenwlgbzc">
               <w:r>
                 <w:rPr>
                   <w:rFonts w:ascii="Arial" w:cs="Arial" w:eastAsia="Arial" w:hAnsi="Arial"/>
@@ -23060,7 +23060,7 @@
             <w:pPr>
               <w:spacing w:after="20" w:before="0"/>
             </w:pPr>
-            <w:hyperlink w:history="1" r:id="rIdxyqmbzeom3ccl_vw0prgt">
+            <w:hyperlink w:history="1" r:id="rIdjyt5cl4sns8doloppfidx">
               <w:r>
                 <w:rPr>
                   <w:rFonts w:ascii="Arial" w:cs="Arial" w:eastAsia="Arial" w:hAnsi="Arial"/>
@@ -23093,7 +23093,7 @@
               <w:spacing w:after="10" w:before="0"/>
               <w:ind w:left="120"/>
             </w:pPr>
-            <w:hyperlink w:history="1" r:id="rIdguef11ld5fd4o8gmugu9-">
+            <w:hyperlink w:history="1" r:id="rId1sjqihp8fnebhxzxj-5ki">
               <w:r>
                 <w:rPr>
                   <w:rFonts w:ascii="Arial" w:cs="Arial" w:eastAsia="Arial" w:hAnsi="Arial"/>
@@ -23288,7 +23288,7 @@
             <w:pPr>
               <w:spacing w:after="20" w:before="0"/>
             </w:pPr>
-            <w:hyperlink w:history="1" r:id="rIdjfcfvovg4vphjy9b_uxbl">
+            <w:hyperlink w:history="1" r:id="rId1c5hbtqnqhynhjpduukg0">
               <w:r>
                 <w:rPr>
                   <w:rFonts w:ascii="Arial" w:cs="Arial" w:eastAsia="Arial" w:hAnsi="Arial"/>
@@ -23337,7 +23337,7 @@
               <w:spacing w:after="10" w:before="0"/>
               <w:ind w:left="120"/>
             </w:pPr>
-            <w:hyperlink w:history="1" r:id="rIdew9a72h8_bxpe00-lsmjt">
+            <w:hyperlink w:history="1" r:id="rId-tekfqeryrz6t5rvwetbv">
               <w:r>
                 <w:rPr>
                   <w:rFonts w:ascii="Arial" w:cs="Arial" w:eastAsia="Arial" w:hAnsi="Arial"/>
@@ -23382,7 +23382,7 @@
             <w:pPr>
               <w:spacing w:after="20" w:before="0"/>
             </w:pPr>
-            <w:hyperlink w:history="1" r:id="rIdmlfr8gqqmv6hfks2w8wkf">
+            <w:hyperlink w:history="1" r:id="rIdlxrken_bvy1mxwoa_7f1g">
               <w:r>
                 <w:rPr>
                   <w:rFonts w:ascii="Arial" w:cs="Arial" w:eastAsia="Arial" w:hAnsi="Arial"/>
@@ -23415,7 +23415,7 @@
               <w:spacing w:after="10" w:before="0"/>
               <w:ind w:left="120"/>
             </w:pPr>
-            <w:hyperlink w:history="1" r:id="rIdnldg9zvrcm7isz2c5nnni">
+            <w:hyperlink w:history="1" r:id="rId5ikuev0h5vqnapptxhs47">
               <w:r>
                 <w:rPr>
                   <w:rFonts w:ascii="Arial" w:cs="Arial" w:eastAsia="Arial" w:hAnsi="Arial"/>
@@ -24003,7 +24003,7 @@
         </w:rPr>
         <w:t xml:space="preserve">© 2026 SeaVuria and ARES. Aligned with KICD objectives. Developed by SeaVuria; technical implementation by ARES (with AI assistance from Claude). Licensed under </w:t>
       </w:r>
-      <w:hyperlink w:history="1" r:id="rId_otkipmmxjz-honmbwz3o">
+      <w:hyperlink w:history="1" r:id="rId4kt_gufgolzn-tdddl5uo">
         <w:r>
           <w:rPr>
             <w:rFonts w:ascii="Arial" w:cs="Arial" w:eastAsia="Arial" w:hAnsi="Arial"/>
@@ -24024,7 +24024,7 @@
         </w:rPr>
         <w:t xml:space="preserve"> (</w:t>
       </w:r>
-      <w:hyperlink w:history="1" r:id="rIddeuadg6dctjy2xdvw5dne">
+      <w:hyperlink w:history="1" r:id="rIdvojyiz8ub41crl5_e9ho0">
         <w:r>
           <w:rPr>
             <w:rFonts w:ascii="Arial" w:cs="Arial" w:eastAsia="Arial" w:hAnsi="Arial"/>
@@ -25037,7 +25037,7 @@
             <w:pPr>
               <w:spacing w:after="20" w:before="0"/>
             </w:pPr>
-            <w:hyperlink w:history="1" r:id="rIdpwu2gthx9ghtkhgunzi_s">
+            <w:hyperlink w:history="1" r:id="rIdaovmm3hcudveaemrtzwrg">
               <w:r>
                 <w:rPr>
                   <w:rFonts w:ascii="Arial" w:cs="Arial" w:eastAsia="Arial" w:hAnsi="Arial"/>
@@ -25086,7 +25086,7 @@
               <w:spacing w:after="10" w:before="0"/>
               <w:ind w:left="120"/>
             </w:pPr>
-            <w:hyperlink w:history="1" r:id="rIdd7gombc-pb2oyxlukrtps">
+            <w:hyperlink w:history="1" r:id="rId1bgqrnqqb_a4icxythlzv">
               <w:r>
                 <w:rPr>
                   <w:rFonts w:ascii="Arial" w:cs="Arial" w:eastAsia="Arial" w:hAnsi="Arial"/>
@@ -25131,7 +25131,7 @@
             <w:pPr>
               <w:spacing w:after="20" w:before="0"/>
             </w:pPr>
-            <w:hyperlink w:history="1" r:id="rIduakedb9-n8mkzrfvfqvde">
+            <w:hyperlink w:history="1" r:id="rIdtcsyggpnpqnuer5og_cwv">
               <w:r>
                 <w:rPr>
                   <w:rFonts w:ascii="Arial" w:cs="Arial" w:eastAsia="Arial" w:hAnsi="Arial"/>
@@ -25180,7 +25180,7 @@
               <w:spacing w:after="10" w:before="0"/>
               <w:ind w:left="120"/>
             </w:pPr>
-            <w:hyperlink w:history="1" r:id="rId7vofsxgjrgxppyyxcsye-">
+            <w:hyperlink w:history="1" r:id="rIdwaznesnfeqw_ytswvmbyv">
               <w:r>
                 <w:rPr>
                   <w:rFonts w:ascii="Arial" w:cs="Arial" w:eastAsia="Arial" w:hAnsi="Arial"/>
@@ -25375,7 +25375,7 @@
             <w:pPr>
               <w:spacing w:after="20" w:before="0"/>
             </w:pPr>
-            <w:hyperlink w:history="1" r:id="rId5iwy9xyki5ih-ztj-7zq0">
+            <w:hyperlink w:history="1" r:id="rIdc6mp4fo4d3s5sgjnattgb">
               <w:r>
                 <w:rPr>
                   <w:rFonts w:ascii="Arial" w:cs="Arial" w:eastAsia="Arial" w:hAnsi="Arial"/>
@@ -25424,7 +25424,7 @@
               <w:spacing w:after="10" w:before="0"/>
               <w:ind w:left="120"/>
             </w:pPr>
-            <w:hyperlink w:history="1" r:id="rIduw7_ogsxj-czy4cvyo1z-">
+            <w:hyperlink w:history="1" r:id="rIdv5p4plr-4szll8vf4g2wr">
               <w:r>
                 <w:rPr>
                   <w:rFonts w:ascii="Arial" w:cs="Arial" w:eastAsia="Arial" w:hAnsi="Arial"/>
@@ -25469,7 +25469,7 @@
             <w:pPr>
               <w:spacing w:after="20" w:before="0"/>
             </w:pPr>
-            <w:hyperlink w:history="1" r:id="rIdpvganc0pjiqcvxydgpruw">
+            <w:hyperlink w:history="1" r:id="rIdqunjv1xlaxn_jxmcjh6zu">
               <w:r>
                 <w:rPr>
                   <w:rFonts w:ascii="Arial" w:cs="Arial" w:eastAsia="Arial" w:hAnsi="Arial"/>
@@ -25518,7 +25518,7 @@
               <w:spacing w:after="10" w:before="0"/>
               <w:ind w:left="120"/>
             </w:pPr>
-            <w:hyperlink w:history="1" r:id="rIduhke3kdiinaiig9dvqlfd">
+            <w:hyperlink w:history="1" r:id="rIdopzclr6tewyxnjmqhnerk">
               <w:r>
                 <w:rPr>
                   <w:rFonts w:ascii="Arial" w:cs="Arial" w:eastAsia="Arial" w:hAnsi="Arial"/>
@@ -25713,7 +25713,7 @@
             <w:pPr>
               <w:spacing w:after="20" w:before="0"/>
             </w:pPr>
-            <w:hyperlink w:history="1" r:id="rIdxtj9cf0mwmyomyszyerrh">
+            <w:hyperlink w:history="1" r:id="rId10n-je9mvbcll2k1vpqa_">
               <w:r>
                 <w:rPr>
                   <w:rFonts w:ascii="Arial" w:cs="Arial" w:eastAsia="Arial" w:hAnsi="Arial"/>
@@ -25762,7 +25762,7 @@
               <w:spacing w:after="10" w:before="0"/>
               <w:ind w:left="120"/>
             </w:pPr>
-            <w:hyperlink w:history="1" r:id="rId20qttxxcaqgea5laxyerd">
+            <w:hyperlink w:history="1" r:id="rIdy9hnlb4jxsv5_f_t7z5f7">
               <w:r>
                 <w:rPr>
                   <w:rFonts w:ascii="Arial" w:cs="Arial" w:eastAsia="Arial" w:hAnsi="Arial"/>
@@ -25807,7 +25807,7 @@
             <w:pPr>
               <w:spacing w:after="20" w:before="0"/>
             </w:pPr>
-            <w:hyperlink w:history="1" r:id="rIdw8rwc0vbwgnzcndtq_uiu">
+            <w:hyperlink w:history="1" r:id="rIdldyb9vlxti1cihj6n-gmt">
               <w:r>
                 <w:rPr>
                   <w:rFonts w:ascii="Arial" w:cs="Arial" w:eastAsia="Arial" w:hAnsi="Arial"/>
@@ -25856,7 +25856,7 @@
               <w:spacing w:after="10" w:before="0"/>
               <w:ind w:left="120"/>
             </w:pPr>
-            <w:hyperlink w:history="1" r:id="rIdtntn9t72dl7rypx2g-imq">
+            <w:hyperlink w:history="1" r:id="rId-7gydeqb5pitrqotlytbw">
               <w:r>
                 <w:rPr>
                   <w:rFonts w:ascii="Arial" w:cs="Arial" w:eastAsia="Arial" w:hAnsi="Arial"/>
@@ -26051,7 +26051,7 @@
             <w:pPr>
               <w:spacing w:after="20" w:before="0"/>
             </w:pPr>
-            <w:hyperlink w:history="1" r:id="rIdeu-okl34fxtjmf6n_7k9l">
+            <w:hyperlink w:history="1" r:id="rId3gkqa--ik6eokxt10i7in">
               <w:r>
                 <w:rPr>
                   <w:rFonts w:ascii="Arial" w:cs="Arial" w:eastAsia="Arial" w:hAnsi="Arial"/>
@@ -26100,7 +26100,7 @@
               <w:spacing w:after="10" w:before="0"/>
               <w:ind w:left="120"/>
             </w:pPr>
-            <w:hyperlink w:history="1" r:id="rIdmqlb0ngffmj8zpjqk4tv2">
+            <w:hyperlink w:history="1" r:id="rIdn4fw8ade4b0girxmr2zks">
               <w:r>
                 <w:rPr>
                   <w:rFonts w:ascii="Arial" w:cs="Arial" w:eastAsia="Arial" w:hAnsi="Arial"/>
@@ -26145,7 +26145,7 @@
             <w:pPr>
               <w:spacing w:after="20" w:before="0"/>
             </w:pPr>
-            <w:hyperlink w:history="1" r:id="rIdsqhukazdus4dxhcrmisij">
+            <w:hyperlink w:history="1" r:id="rId3-06uqexlr1vwg5wv7sev">
               <w:r>
                 <w:rPr>
                   <w:rFonts w:ascii="Arial" w:cs="Arial" w:eastAsia="Arial" w:hAnsi="Arial"/>
@@ -26194,7 +26194,7 @@
               <w:spacing w:after="10" w:before="0"/>
               <w:ind w:left="120"/>
             </w:pPr>
-            <w:hyperlink w:history="1" r:id="rIdk8hp5u6hxnkd9__crtvsp">
+            <w:hyperlink w:history="1" r:id="rIdpeyjdsas1xxzu5aixar12">
               <w:r>
                 <w:rPr>
                   <w:rFonts w:ascii="Arial" w:cs="Arial" w:eastAsia="Arial" w:hAnsi="Arial"/>
@@ -26389,7 +26389,7 @@
             <w:pPr>
               <w:spacing w:after="20" w:before="0"/>
             </w:pPr>
-            <w:hyperlink w:history="1" r:id="rId6iu1onogg_hxzsbcs3oiv">
+            <w:hyperlink w:history="1" r:id="rIdzdlvw5dxcmmxg-2sd5b9m">
               <w:r>
                 <w:rPr>
                   <w:rFonts w:ascii="Arial" w:cs="Arial" w:eastAsia="Arial" w:hAnsi="Arial"/>
@@ -26438,7 +26438,7 @@
               <w:spacing w:after="10" w:before="0"/>
               <w:ind w:left="120"/>
             </w:pPr>
-            <w:hyperlink w:history="1" r:id="rIdyjyqe9_k5p5klqoy2pym1">
+            <w:hyperlink w:history="1" r:id="rIdse5imzjm5smpuhwmy9c32">
               <w:r>
                 <w:rPr>
                   <w:rFonts w:ascii="Arial" w:cs="Arial" w:eastAsia="Arial" w:hAnsi="Arial"/>
@@ -26483,7 +26483,7 @@
             <w:pPr>
               <w:spacing w:after="20" w:before="0"/>
             </w:pPr>
-            <w:hyperlink w:history="1" r:id="rIdcp6dbtlgrtbqjmedi0myj">
+            <w:hyperlink w:history="1" r:id="rIdrfhf0egjdcqxgatgksscd">
               <w:r>
                 <w:rPr>
                   <w:rFonts w:ascii="Arial" w:cs="Arial" w:eastAsia="Arial" w:hAnsi="Arial"/>
@@ -26532,7 +26532,7 @@
               <w:spacing w:after="10" w:before="0"/>
               <w:ind w:left="120"/>
             </w:pPr>
-            <w:hyperlink w:history="1" r:id="rIdhtnfet5dblrlpuxxhmm4r">
+            <w:hyperlink w:history="1" r:id="rIdrwcv3v5itz6sfrjzterwn">
               <w:r>
                 <w:rPr>
                   <w:rFonts w:ascii="Arial" w:cs="Arial" w:eastAsia="Arial" w:hAnsi="Arial"/>
@@ -27044,7 +27044,7 @@
         </w:rPr>
         <w:t xml:space="preserve">© 2026 SeaVuria and ARES. Aligned with KICD objectives. Developed by SeaVuria; technical implementation by ARES (with AI assistance from Claude). Licensed under </w:t>
       </w:r>
-      <w:hyperlink w:history="1" r:id="rIdk1bxjtluwzftgap1gjctx">
+      <w:hyperlink w:history="1" r:id="rIdgkem0n_8dqq2n0gu6dgbc">
         <w:r>
           <w:rPr>
             <w:rFonts w:ascii="Arial" w:cs="Arial" w:eastAsia="Arial" w:hAnsi="Arial"/>
@@ -27065,7 +27065,7 @@
         </w:rPr>
         <w:t xml:space="preserve"> (</w:t>
       </w:r>
-      <w:hyperlink w:history="1" r:id="rIdlwdy0wfin5kbgkvd4ggad">
+      <w:hyperlink w:history="1" r:id="rIdnvpb-ptnnldm0os0yppdp">
         <w:r>
           <w:rPr>
             <w:rFonts w:ascii="Arial" w:cs="Arial" w:eastAsia="Arial" w:hAnsi="Arial"/>

--- a/data/outputs/v2/Core_Mathematics/SS1.2_Indices_and_Logarithms/Core_Mathematics_Indices_and_Logarithms_CBE_LessonSequence.docx
+++ b/data/outputs/v2/Core_Mathematics/SS1.2_Indices_and_Logarithms/Core_Mathematics_Indices_and_Logarithms_CBE_LessonSequence.docx
@@ -2405,7 +2405,7 @@
         </w:rPr>
         <w:t xml:space="preserve">© 2026 SeaVuria and ARES. This work is licensed under a </w:t>
       </w:r>
-      <w:hyperlink w:history="1" r:id="rIdn3cuhgqwifm4o4ohiq38m">
+      <w:hyperlink w:history="1" r:id="rId4ebz5-ra9ztrakqjvd2az">
         <w:r>
           <w:rPr>
             <w:rFonts w:ascii="Arial" w:cs="Arial" w:eastAsia="Arial" w:hAnsi="Arial"/>
@@ -2425,7 +2425,7 @@
         </w:rPr>
         <w:t xml:space="preserve"> (</w:t>
       </w:r>
-      <w:hyperlink w:history="1" r:id="rIdyungt5kmfocxqkx_cpjcy">
+      <w:hyperlink w:history="1" r:id="rIdyvku_ui5cjbkjq-g1on5t">
         <w:r>
           <w:rPr>
             <w:rFonts w:ascii="Arial" w:cs="Arial" w:eastAsia="Arial" w:hAnsi="Arial"/>
@@ -2445,7 +2445,7 @@
         </w:rPr>
         <w:t xml:space="preserve">). To view a copy of this license, visit </w:t>
       </w:r>
-      <w:hyperlink w:history="1" r:id="rIdpxqvy6ncmaizug65ouufl">
+      <w:hyperlink w:history="1" r:id="rIduqakl7lrixywc0wnataa5">
         <w:r>
           <w:rPr>
             <w:rFonts w:ascii="Arial" w:cs="Arial" w:eastAsia="Arial" w:hAnsi="Arial"/>
@@ -3457,7 +3457,7 @@
             <w:pPr>
               <w:spacing w:after="20" w:before="0"/>
             </w:pPr>
-            <w:hyperlink w:history="1" r:id="rIdkmw8a34zoueigbmkgtxiu">
+            <w:hyperlink w:history="1" r:id="rIdiqnoexwg7ioyr8cv829d4">
               <w:r>
                 <w:rPr>
                   <w:rFonts w:ascii="Arial" w:cs="Arial" w:eastAsia="Arial" w:hAnsi="Arial"/>
@@ -3490,7 +3490,7 @@
               <w:spacing w:after="10" w:before="0"/>
               <w:ind w:left="120"/>
             </w:pPr>
-            <w:hyperlink w:history="1" r:id="rId0ij71ykcx2gpckqddi0sf">
+            <w:hyperlink w:history="1" r:id="rIdkgykloz5mfftgayyf_ejm">
               <w:r>
                 <w:rPr>
                   <w:rFonts w:ascii="Arial" w:cs="Arial" w:eastAsia="Arial" w:hAnsi="Arial"/>
@@ -3535,7 +3535,7 @@
             <w:pPr>
               <w:spacing w:after="20" w:before="0"/>
             </w:pPr>
-            <w:hyperlink w:history="1" r:id="rIdh5-aui_0rfq-9vr4mzcvq">
+            <w:hyperlink w:history="1" r:id="rIdpgnf7kvh7qkku2br9j1on">
               <w:r>
                 <w:rPr>
                   <w:rFonts w:ascii="Arial" w:cs="Arial" w:eastAsia="Arial" w:hAnsi="Arial"/>
@@ -3568,7 +3568,7 @@
               <w:spacing w:after="10" w:before="0"/>
               <w:ind w:left="120"/>
             </w:pPr>
-            <w:hyperlink w:history="1" r:id="rIdxlslc5l9f2tfbwdcwrsoh">
+            <w:hyperlink w:history="1" r:id="rIdehq-okissdyxb7ra_q2il">
               <w:r>
                 <w:rPr>
                   <w:rFonts w:ascii="Arial" w:cs="Arial" w:eastAsia="Arial" w:hAnsi="Arial"/>
@@ -3763,7 +3763,7 @@
             <w:pPr>
               <w:spacing w:after="20" w:before="0"/>
             </w:pPr>
-            <w:hyperlink w:history="1" r:id="rIdw1qr1j7dst0wrbiajaouz">
+            <w:hyperlink w:history="1" r:id="rIdnom80ce54d6h-fup71ubf">
               <w:r>
                 <w:rPr>
                   <w:rFonts w:ascii="Arial" w:cs="Arial" w:eastAsia="Arial" w:hAnsi="Arial"/>
@@ -3796,7 +3796,7 @@
               <w:spacing w:after="10" w:before="0"/>
               <w:ind w:left="120"/>
             </w:pPr>
-            <w:hyperlink w:history="1" r:id="rIdtxbjv_a4jftxsttflv4ip">
+            <w:hyperlink w:history="1" r:id="rIdzvknkqu4d8qzzqpvbsi7c">
               <w:r>
                 <w:rPr>
                   <w:rFonts w:ascii="Arial" w:cs="Arial" w:eastAsia="Arial" w:hAnsi="Arial"/>
@@ -3841,7 +3841,7 @@
             <w:pPr>
               <w:spacing w:after="20" w:before="0"/>
             </w:pPr>
-            <w:hyperlink w:history="1" r:id="rIdnul0jx_g0ixfz9ncodwk_">
+            <w:hyperlink w:history="1" r:id="rId5ctl3_otv9am1-g0lnz_x">
               <w:r>
                 <w:rPr>
                   <w:rFonts w:ascii="Arial" w:cs="Arial" w:eastAsia="Arial" w:hAnsi="Arial"/>
@@ -3874,7 +3874,7 @@
               <w:spacing w:after="10" w:before="0"/>
               <w:ind w:left="120"/>
             </w:pPr>
-            <w:hyperlink w:history="1" r:id="rIdo3-bvepekuclfjjdwcnqb">
+            <w:hyperlink w:history="1" r:id="rIdtte5c53uw_zejrclnnkxm">
               <w:r>
                 <w:rPr>
                   <w:rFonts w:ascii="Arial" w:cs="Arial" w:eastAsia="Arial" w:hAnsi="Arial"/>
@@ -4069,7 +4069,7 @@
             <w:pPr>
               <w:spacing w:after="20" w:before="0"/>
             </w:pPr>
-            <w:hyperlink w:history="1" r:id="rIdbdzcojq7zfzdp6vzxgmkr">
+            <w:hyperlink w:history="1" r:id="rIdywkvrnpzf_dz7lsf-wsgl">
               <w:r>
                 <w:rPr>
                   <w:rFonts w:ascii="Arial" w:cs="Arial" w:eastAsia="Arial" w:hAnsi="Arial"/>
@@ -4102,7 +4102,7 @@
               <w:spacing w:after="10" w:before="0"/>
               <w:ind w:left="120"/>
             </w:pPr>
-            <w:hyperlink w:history="1" r:id="rId6sunm3tqhwftzrppuxn9n">
+            <w:hyperlink w:history="1" r:id="rId5xdy3f__izazm-vqrgicc">
               <w:r>
                 <w:rPr>
                   <w:rFonts w:ascii="Arial" w:cs="Arial" w:eastAsia="Arial" w:hAnsi="Arial"/>
@@ -4147,7 +4147,7 @@
             <w:pPr>
               <w:spacing w:after="20" w:before="0"/>
             </w:pPr>
-            <w:hyperlink w:history="1" r:id="rIdoqmw2vcgme5at3b8ht1tw">
+            <w:hyperlink w:history="1" r:id="rId5fynnodobeadto1-duysw">
               <w:r>
                 <w:rPr>
                   <w:rFonts w:ascii="Arial" w:cs="Arial" w:eastAsia="Arial" w:hAnsi="Arial"/>
@@ -4180,7 +4180,7 @@
               <w:spacing w:after="10" w:before="0"/>
               <w:ind w:left="120"/>
             </w:pPr>
-            <w:hyperlink w:history="1" r:id="rId0gld4uup0e4mjdlbls27t">
+            <w:hyperlink w:history="1" r:id="rIdf7xqa5-_slphgl6pj7wte">
               <w:r>
                 <w:rPr>
                   <w:rFonts w:ascii="Arial" w:cs="Arial" w:eastAsia="Arial" w:hAnsi="Arial"/>
@@ -4375,7 +4375,7 @@
             <w:pPr>
               <w:spacing w:after="20" w:before="0"/>
             </w:pPr>
-            <w:hyperlink w:history="1" r:id="rIdsbczx4_shcptplynaz8pn">
+            <w:hyperlink w:history="1" r:id="rId_6zmadkrarvqqiuycqa0u">
               <w:r>
                 <w:rPr>
                   <w:rFonts w:ascii="Arial" w:cs="Arial" w:eastAsia="Arial" w:hAnsi="Arial"/>
@@ -4408,7 +4408,7 @@
               <w:spacing w:after="10" w:before="0"/>
               <w:ind w:left="120"/>
             </w:pPr>
-            <w:hyperlink w:history="1" r:id="rIdgl8e4yd99xs5cqrmktlsy">
+            <w:hyperlink w:history="1" r:id="rIdjgwzzpcuada6bjvzqiqrf">
               <w:r>
                 <w:rPr>
                   <w:rFonts w:ascii="Arial" w:cs="Arial" w:eastAsia="Arial" w:hAnsi="Arial"/>
@@ -4453,7 +4453,7 @@
             <w:pPr>
               <w:spacing w:after="20" w:before="0"/>
             </w:pPr>
-            <w:hyperlink w:history="1" r:id="rId0q9lcvu5mzh5z2lm6y6zl">
+            <w:hyperlink w:history="1" r:id="rIdwiiynjtzrvbzwtr8s_d1a">
               <w:r>
                 <w:rPr>
                   <w:rFonts w:ascii="Arial" w:cs="Arial" w:eastAsia="Arial" w:hAnsi="Arial"/>
@@ -4486,7 +4486,7 @@
               <w:spacing w:after="10" w:before="0"/>
               <w:ind w:left="120"/>
             </w:pPr>
-            <w:hyperlink w:history="1" r:id="rIdx7mimtfnugs3-fth67g5g">
+            <w:hyperlink w:history="1" r:id="rIda3sp3-hvhrh8hbegp81xq">
               <w:r>
                 <w:rPr>
                   <w:rFonts w:ascii="Arial" w:cs="Arial" w:eastAsia="Arial" w:hAnsi="Arial"/>
@@ -4681,7 +4681,7 @@
             <w:pPr>
               <w:spacing w:after="20" w:before="0"/>
             </w:pPr>
-            <w:hyperlink w:history="1" r:id="rIde0z3q683zz9zsj4ob7oe2">
+            <w:hyperlink w:history="1" r:id="rIdmly6puwqhbsrejuulfnod">
               <w:r>
                 <w:rPr>
                   <w:rFonts w:ascii="Arial" w:cs="Arial" w:eastAsia="Arial" w:hAnsi="Arial"/>
@@ -4730,7 +4730,7 @@
               <w:spacing w:after="10" w:before="0"/>
               <w:ind w:left="120"/>
             </w:pPr>
-            <w:hyperlink w:history="1" r:id="rIdk4ekxilnhtd6ilbcq_ard">
+            <w:hyperlink w:history="1" r:id="rIdmxonnon7w2p9mvnzx41ni">
               <w:r>
                 <w:rPr>
                   <w:rFonts w:ascii="Arial" w:cs="Arial" w:eastAsia="Arial" w:hAnsi="Arial"/>
@@ -4775,7 +4775,7 @@
             <w:pPr>
               <w:spacing w:after="20" w:before="0"/>
             </w:pPr>
-            <w:hyperlink w:history="1" r:id="rIdi-i78tyi5kbnt1vzbmtfl">
+            <w:hyperlink w:history="1" r:id="rIdaykm1m6yunoujxwgdzo9-">
               <w:r>
                 <w:rPr>
                   <w:rFonts w:ascii="Arial" w:cs="Arial" w:eastAsia="Arial" w:hAnsi="Arial"/>
@@ -4808,7 +4808,7 @@
               <w:spacing w:after="10" w:before="0"/>
               <w:ind w:left="120"/>
             </w:pPr>
-            <w:hyperlink w:history="1" r:id="rIdme2h1wrm2hp_33t-atrim">
+            <w:hyperlink w:history="1" r:id="rIdc5sys9lpqptv0ceylewvk">
               <w:r>
                 <w:rPr>
                   <w:rFonts w:ascii="Arial" w:cs="Arial" w:eastAsia="Arial" w:hAnsi="Arial"/>
@@ -5320,7 +5320,7 @@
         </w:rPr>
         <w:t xml:space="preserve">© 2026 SeaVuria and ARES. Aligned with KICD objectives. Developed by SeaVuria; technical implementation by ARES (with AI assistance from Claude). Licensed under </w:t>
       </w:r>
-      <w:hyperlink w:history="1" r:id="rIdefbxx3dv4m5p-mkuhaulf">
+      <w:hyperlink w:history="1" r:id="rIdpktmmtyycxae5lqsnir8m">
         <w:r>
           <w:rPr>
             <w:rFonts w:ascii="Arial" w:cs="Arial" w:eastAsia="Arial" w:hAnsi="Arial"/>
@@ -5341,7 +5341,7 @@
         </w:rPr>
         <w:t xml:space="preserve"> (</w:t>
       </w:r>
-      <w:hyperlink w:history="1" r:id="rIdcdqmo2fujpgpq0udzecch">
+      <w:hyperlink w:history="1" r:id="rIdef_zao5mmbka3bl_ewhbi">
         <w:r>
           <w:rPr>
             <w:rFonts w:ascii="Arial" w:cs="Arial" w:eastAsia="Arial" w:hAnsi="Arial"/>
@@ -6354,7 +6354,7 @@
             <w:pPr>
               <w:spacing w:after="20" w:before="0"/>
             </w:pPr>
-            <w:hyperlink w:history="1" r:id="rIdx7xryozpsudpywrl1bbet">
+            <w:hyperlink w:history="1" r:id="rIdiowtwnfjstracvj30wpcg">
               <w:r>
                 <w:rPr>
                   <w:rFonts w:ascii="Arial" w:cs="Arial" w:eastAsia="Arial" w:hAnsi="Arial"/>
@@ -6387,7 +6387,7 @@
               <w:spacing w:after="10" w:before="0"/>
               <w:ind w:left="120"/>
             </w:pPr>
-            <w:hyperlink w:history="1" r:id="rId_-yj8rst2r_kympebhpct">
+            <w:hyperlink w:history="1" r:id="rIdowwk8znvysz3h232r5sj3">
               <w:r>
                 <w:rPr>
                   <w:rFonts w:ascii="Arial" w:cs="Arial" w:eastAsia="Arial" w:hAnsi="Arial"/>
@@ -6432,7 +6432,7 @@
             <w:pPr>
               <w:spacing w:after="20" w:before="0"/>
             </w:pPr>
-            <w:hyperlink w:history="1" r:id="rIdfiaf9qbphbg17klmmcc7v">
+            <w:hyperlink w:history="1" r:id="rIdbgqg3kei6senc6qnhsr-v">
               <w:r>
                 <w:rPr>
                   <w:rFonts w:ascii="Arial" w:cs="Arial" w:eastAsia="Arial" w:hAnsi="Arial"/>
@@ -6465,7 +6465,7 @@
               <w:spacing w:after="10" w:before="0"/>
               <w:ind w:left="120"/>
             </w:pPr>
-            <w:hyperlink w:history="1" r:id="rIdd93yy-geiy_wxfxh9b0o-">
+            <w:hyperlink w:history="1" r:id="rIdgz2--_wztq3yzkhq6pxr1">
               <w:r>
                 <w:rPr>
                   <w:rFonts w:ascii="Arial" w:cs="Arial" w:eastAsia="Arial" w:hAnsi="Arial"/>
@@ -6660,7 +6660,7 @@
             <w:pPr>
               <w:spacing w:after="20" w:before="0"/>
             </w:pPr>
-            <w:hyperlink w:history="1" r:id="rIdaty5v6fd7lqnlq0bop7ce">
+            <w:hyperlink w:history="1" r:id="rIdtwtudjzr2caymgusntwnq">
               <w:r>
                 <w:rPr>
                   <w:rFonts w:ascii="Arial" w:cs="Arial" w:eastAsia="Arial" w:hAnsi="Arial"/>
@@ -6693,7 +6693,7 @@
               <w:spacing w:after="10" w:before="0"/>
               <w:ind w:left="120"/>
             </w:pPr>
-            <w:hyperlink w:history="1" r:id="rId7bhridkyqkxdb4bupvmxx">
+            <w:hyperlink w:history="1" r:id="rIdxyi5qk4h6db7at7ypqd0g">
               <w:r>
                 <w:rPr>
                   <w:rFonts w:ascii="Arial" w:cs="Arial" w:eastAsia="Arial" w:hAnsi="Arial"/>
@@ -6738,7 +6738,7 @@
             <w:pPr>
               <w:spacing w:after="20" w:before="0"/>
             </w:pPr>
-            <w:hyperlink w:history="1" r:id="rId-fpcdvqsi-ks2s0w1ajzu">
+            <w:hyperlink w:history="1" r:id="rIdwyd3felqxhnkeeamfrcat">
               <w:r>
                 <w:rPr>
                   <w:rFonts w:ascii="Arial" w:cs="Arial" w:eastAsia="Arial" w:hAnsi="Arial"/>
@@ -6771,7 +6771,7 @@
               <w:spacing w:after="10" w:before="0"/>
               <w:ind w:left="120"/>
             </w:pPr>
-            <w:hyperlink w:history="1" r:id="rId26aowwnb6gbczgpco2jr0">
+            <w:hyperlink w:history="1" r:id="rId1fkdinesfo28pybu2bwkv">
               <w:r>
                 <w:rPr>
                   <w:rFonts w:ascii="Arial" w:cs="Arial" w:eastAsia="Arial" w:hAnsi="Arial"/>
@@ -6966,7 +6966,7 @@
             <w:pPr>
               <w:spacing w:after="20" w:before="0"/>
             </w:pPr>
-            <w:hyperlink w:history="1" r:id="rIdpwarm91hcwlskqx1g9hhv">
+            <w:hyperlink w:history="1" r:id="rIdtkjx3ngg6zowby_vqdnj-">
               <w:r>
                 <w:rPr>
                   <w:rFonts w:ascii="Arial" w:cs="Arial" w:eastAsia="Arial" w:hAnsi="Arial"/>
@@ -6999,7 +6999,7 @@
               <w:spacing w:after="10" w:before="0"/>
               <w:ind w:left="120"/>
             </w:pPr>
-            <w:hyperlink w:history="1" r:id="rId0hiu09jflzioubbejnbfa">
+            <w:hyperlink w:history="1" r:id="rId9qgdbr88cfvayzmif5leh">
               <w:r>
                 <w:rPr>
                   <w:rFonts w:ascii="Arial" w:cs="Arial" w:eastAsia="Arial" w:hAnsi="Arial"/>
@@ -7044,7 +7044,7 @@
             <w:pPr>
               <w:spacing w:after="20" w:before="0"/>
             </w:pPr>
-            <w:hyperlink w:history="1" r:id="rIdy7zj_ulu-otrpepgbs6no">
+            <w:hyperlink w:history="1" r:id="rIdrri2b_x8u6hweemojxqgw">
               <w:r>
                 <w:rPr>
                   <w:rFonts w:ascii="Arial" w:cs="Arial" w:eastAsia="Arial" w:hAnsi="Arial"/>
@@ -7077,7 +7077,7 @@
               <w:spacing w:after="10" w:before="0"/>
               <w:ind w:left="120"/>
             </w:pPr>
-            <w:hyperlink w:history="1" r:id="rIdjqtpttytjeb95jiiyexae">
+            <w:hyperlink w:history="1" r:id="rIdkmezz-6pnnphq_gos8dhn">
               <w:r>
                 <w:rPr>
                   <w:rFonts w:ascii="Arial" w:cs="Arial" w:eastAsia="Arial" w:hAnsi="Arial"/>
@@ -7272,7 +7272,7 @@
             <w:pPr>
               <w:spacing w:after="20" w:before="0"/>
             </w:pPr>
-            <w:hyperlink w:history="1" r:id="rIdeh9wiio_pxd6rwoqxp5fm">
+            <w:hyperlink w:history="1" r:id="rId-pu-mvtyuwzpljbkqodzq">
               <w:r>
                 <w:rPr>
                   <w:rFonts w:ascii="Arial" w:cs="Arial" w:eastAsia="Arial" w:hAnsi="Arial"/>
@@ -7305,7 +7305,7 @@
               <w:spacing w:after="10" w:before="0"/>
               <w:ind w:left="120"/>
             </w:pPr>
-            <w:hyperlink w:history="1" r:id="rId4lqlbd2tud8sjjhbcwuxp">
+            <w:hyperlink w:history="1" r:id="rIdguzncc4wjush_6ymjgh__">
               <w:r>
                 <w:rPr>
                   <w:rFonts w:ascii="Arial" w:cs="Arial" w:eastAsia="Arial" w:hAnsi="Arial"/>
@@ -7350,7 +7350,7 @@
             <w:pPr>
               <w:spacing w:after="20" w:before="0"/>
             </w:pPr>
-            <w:hyperlink w:history="1" r:id="rIdbnpn8xunq_m3no8yhv_-v">
+            <w:hyperlink w:history="1" r:id="rIdwmtiupc-alosl_cjqmxx_">
               <w:r>
                 <w:rPr>
                   <w:rFonts w:ascii="Arial" w:cs="Arial" w:eastAsia="Arial" w:hAnsi="Arial"/>
@@ -7383,7 +7383,7 @@
               <w:spacing w:after="10" w:before="0"/>
               <w:ind w:left="120"/>
             </w:pPr>
-            <w:hyperlink w:history="1" r:id="rIdqd6yycr8jhjmywsw0kvwt">
+            <w:hyperlink w:history="1" r:id="rIdag3aweob_7v9wxkafali0">
               <w:r>
                 <w:rPr>
                   <w:rFonts w:ascii="Arial" w:cs="Arial" w:eastAsia="Arial" w:hAnsi="Arial"/>
@@ -7578,7 +7578,7 @@
             <w:pPr>
               <w:spacing w:after="20" w:before="0"/>
             </w:pPr>
-            <w:hyperlink w:history="1" r:id="rIdi9xxbgjhnry6gtlmphgyq">
+            <w:hyperlink w:history="1" r:id="rIdqwkaqb7z-most3ovnvizc">
               <w:r>
                 <w:rPr>
                   <w:rFonts w:ascii="Arial" w:cs="Arial" w:eastAsia="Arial" w:hAnsi="Arial"/>
@@ -7611,7 +7611,7 @@
               <w:spacing w:after="10" w:before="0"/>
               <w:ind w:left="120"/>
             </w:pPr>
-            <w:hyperlink w:history="1" r:id="rIdmaaz2djpqizjuqoqultjs">
+            <w:hyperlink w:history="1" r:id="rIdenm2q92b9y1fozrqbalk4">
               <w:r>
                 <w:rPr>
                   <w:rFonts w:ascii="Arial" w:cs="Arial" w:eastAsia="Arial" w:hAnsi="Arial"/>
@@ -7656,7 +7656,7 @@
             <w:pPr>
               <w:spacing w:after="20" w:before="0"/>
             </w:pPr>
-            <w:hyperlink w:history="1" r:id="rIdmy1ui6krjalovuovma_jl">
+            <w:hyperlink w:history="1" r:id="rIdqn5nltgaiguokvrhyb1xz">
               <w:r>
                 <w:rPr>
                   <w:rFonts w:ascii="Arial" w:cs="Arial" w:eastAsia="Arial" w:hAnsi="Arial"/>
@@ -7705,7 +7705,7 @@
               <w:spacing w:after="10" w:before="0"/>
               <w:ind w:left="120"/>
             </w:pPr>
-            <w:hyperlink w:history="1" r:id="rIdsfllr5s0kwlyhvzyeoi6m">
+            <w:hyperlink w:history="1" r:id="rId9suvcghdaargtunrqupmh">
               <w:r>
                 <w:rPr>
                   <w:rFonts w:ascii="Arial" w:cs="Arial" w:eastAsia="Arial" w:hAnsi="Arial"/>
@@ -8217,7 +8217,7 @@
         </w:rPr>
         <w:t xml:space="preserve">© 2026 SeaVuria and ARES. Aligned with KICD objectives. Developed by SeaVuria; technical implementation by ARES (with AI assistance from Claude). Licensed under </w:t>
       </w:r>
-      <w:hyperlink w:history="1" r:id="rIdkhand1evtqpfa9k96mulf">
+      <w:hyperlink w:history="1" r:id="rIdzscsw49nqmdb1eujbpd5k">
         <w:r>
           <w:rPr>
             <w:rFonts w:ascii="Arial" w:cs="Arial" w:eastAsia="Arial" w:hAnsi="Arial"/>
@@ -8238,7 +8238,7 @@
         </w:rPr>
         <w:t xml:space="preserve"> (</w:t>
       </w:r>
-      <w:hyperlink w:history="1" r:id="rIdvyknp0ke1c4qvyzihxsno">
+      <w:hyperlink w:history="1" r:id="rIdgh38dm2j7bfoqfsbrvsqr">
         <w:r>
           <w:rPr>
             <w:rFonts w:ascii="Arial" w:cs="Arial" w:eastAsia="Arial" w:hAnsi="Arial"/>
@@ -9251,7 +9251,7 @@
             <w:pPr>
               <w:spacing w:after="20" w:before="0"/>
             </w:pPr>
-            <w:hyperlink w:history="1" r:id="rIdgj7aohvracrsb8vym83br">
+            <w:hyperlink w:history="1" r:id="rIdoonry8vjlkwoxdvomg34w">
               <w:r>
                 <w:rPr>
                   <w:rFonts w:ascii="Arial" w:cs="Arial" w:eastAsia="Arial" w:hAnsi="Arial"/>
@@ -9284,7 +9284,7 @@
               <w:spacing w:after="10" w:before="0"/>
               <w:ind w:left="120"/>
             </w:pPr>
-            <w:hyperlink w:history="1" r:id="rIdhk-2m0uqcvpxjqimfidyc">
+            <w:hyperlink w:history="1" r:id="rIdwd0u6oeb-qjfhvxaug5h6">
               <w:r>
                 <w:rPr>
                   <w:rFonts w:ascii="Arial" w:cs="Arial" w:eastAsia="Arial" w:hAnsi="Arial"/>
@@ -9329,7 +9329,7 @@
             <w:pPr>
               <w:spacing w:after="20" w:before="0"/>
             </w:pPr>
-            <w:hyperlink w:history="1" r:id="rId-59f0b4kzipmt2ajpqyyg">
+            <w:hyperlink w:history="1" r:id="rIdt6he9ex4oizt9xaxaa0lm">
               <w:r>
                 <w:rPr>
                   <w:rFonts w:ascii="Arial" w:cs="Arial" w:eastAsia="Arial" w:hAnsi="Arial"/>
@@ -9362,7 +9362,7 @@
               <w:spacing w:after="10" w:before="0"/>
               <w:ind w:left="120"/>
             </w:pPr>
-            <w:hyperlink w:history="1" r:id="rIdfkkubvul5a38ek7f2vged">
+            <w:hyperlink w:history="1" r:id="rIdhskd_9gdegx6je1vtivap">
               <w:r>
                 <w:rPr>
                   <w:rFonts w:ascii="Arial" w:cs="Arial" w:eastAsia="Arial" w:hAnsi="Arial"/>
@@ -9557,7 +9557,7 @@
             <w:pPr>
               <w:spacing w:after="20" w:before="0"/>
             </w:pPr>
-            <w:hyperlink w:history="1" r:id="rIdieafxs6k-tplznzbkllq5">
+            <w:hyperlink w:history="1" r:id="rIdnrtvjc-bk8u-ptxnu9nek">
               <w:r>
                 <w:rPr>
                   <w:rFonts w:ascii="Arial" w:cs="Arial" w:eastAsia="Arial" w:hAnsi="Arial"/>
@@ -9590,7 +9590,7 @@
               <w:spacing w:after="10" w:before="0"/>
               <w:ind w:left="120"/>
             </w:pPr>
-            <w:hyperlink w:history="1" r:id="rIdrz81iwy9rri_thir_p516">
+            <w:hyperlink w:history="1" r:id="rIdh8tn_6iigjgqgvfs9bopa">
               <w:r>
                 <w:rPr>
                   <w:rFonts w:ascii="Arial" w:cs="Arial" w:eastAsia="Arial" w:hAnsi="Arial"/>
@@ -9635,7 +9635,7 @@
             <w:pPr>
               <w:spacing w:after="20" w:before="0"/>
             </w:pPr>
-            <w:hyperlink w:history="1" r:id="rId3t8ugchg8k4mmihsedpi9">
+            <w:hyperlink w:history="1" r:id="rIdswlrehhpytxafozkbkzss">
               <w:r>
                 <w:rPr>
                   <w:rFonts w:ascii="Arial" w:cs="Arial" w:eastAsia="Arial" w:hAnsi="Arial"/>
@@ -9668,7 +9668,7 @@
               <w:spacing w:after="10" w:before="0"/>
               <w:ind w:left="120"/>
             </w:pPr>
-            <w:hyperlink w:history="1" r:id="rIdi12ifo9r8ufekr-hq8cjs">
+            <w:hyperlink w:history="1" r:id="rId1dfokzm3kudhmrl18it1b">
               <w:r>
                 <w:rPr>
                   <w:rFonts w:ascii="Arial" w:cs="Arial" w:eastAsia="Arial" w:hAnsi="Arial"/>
@@ -10091,7 +10091,7 @@
             <w:pPr>
               <w:spacing w:after="20" w:before="0"/>
             </w:pPr>
-            <w:hyperlink w:history="1" r:id="rIdn4l4owh-mphxmofnyhryg">
+            <w:hyperlink w:history="1" r:id="rIdyhxjfwp2-ownhfqfdnv7x">
               <w:r>
                 <w:rPr>
                   <w:rFonts w:ascii="Arial" w:cs="Arial" w:eastAsia="Arial" w:hAnsi="Arial"/>
@@ -10124,7 +10124,7 @@
               <w:spacing w:after="10" w:before="0"/>
               <w:ind w:left="120"/>
             </w:pPr>
-            <w:hyperlink w:history="1" r:id="rIdt9rvu7huddnwin_krqnq1">
+            <w:hyperlink w:history="1" r:id="rIdstjk_ncyg_fmix8bdf1rj">
               <w:r>
                 <w:rPr>
                   <w:rFonts w:ascii="Arial" w:cs="Arial" w:eastAsia="Arial" w:hAnsi="Arial"/>
@@ -10169,7 +10169,7 @@
             <w:pPr>
               <w:spacing w:after="20" w:before="0"/>
             </w:pPr>
-            <w:hyperlink w:history="1" r:id="rIdkok62z9kgaqhak9m2qqsf">
+            <w:hyperlink w:history="1" r:id="rIdifqjudp2jnvqw_gxzzud_">
               <w:r>
                 <w:rPr>
                   <w:rFonts w:ascii="Arial" w:cs="Arial" w:eastAsia="Arial" w:hAnsi="Arial"/>
@@ -10202,7 +10202,7 @@
               <w:spacing w:after="10" w:before="0"/>
               <w:ind w:left="120"/>
             </w:pPr>
-            <w:hyperlink w:history="1" r:id="rIdcrek1yu04vtr1xigm_wyi">
+            <w:hyperlink w:history="1" r:id="rIdnyx3cgxjrtsyvc9-1ofce">
               <w:r>
                 <w:rPr>
                   <w:rFonts w:ascii="Arial" w:cs="Arial" w:eastAsia="Arial" w:hAnsi="Arial"/>
@@ -10549,7 +10549,7 @@
             <w:pPr>
               <w:spacing w:after="20" w:before="0"/>
             </w:pPr>
-            <w:hyperlink w:history="1" r:id="rId30r-9yg2cuzs99kiwlkzl">
+            <w:hyperlink w:history="1" r:id="rIdz4bvapyezjpnxdqtyvlpj">
               <w:r>
                 <w:rPr>
                   <w:rFonts w:ascii="Arial" w:cs="Arial" w:eastAsia="Arial" w:hAnsi="Arial"/>
@@ -10582,7 +10582,7 @@
               <w:spacing w:after="10" w:before="0"/>
               <w:ind w:left="120"/>
             </w:pPr>
-            <w:hyperlink w:history="1" r:id="rIdqvqltdxg1byle6l9brzcj">
+            <w:hyperlink w:history="1" r:id="rIdqczkwzpm0duiigg3faqc9">
               <w:r>
                 <w:rPr>
                   <w:rFonts w:ascii="Arial" w:cs="Arial" w:eastAsia="Arial" w:hAnsi="Arial"/>
@@ -10627,7 +10627,7 @@
             <w:pPr>
               <w:spacing w:after="20" w:before="0"/>
             </w:pPr>
-            <w:hyperlink w:history="1" r:id="rIdyaxwzoy7nq2aufzan7cys">
+            <w:hyperlink w:history="1" r:id="rId6do1taovg-1ckw6zteued">
               <w:r>
                 <w:rPr>
                   <w:rFonts w:ascii="Arial" w:cs="Arial" w:eastAsia="Arial" w:hAnsi="Arial"/>
@@ -10660,7 +10660,7 @@
               <w:spacing w:after="10" w:before="0"/>
               <w:ind w:left="120"/>
             </w:pPr>
-            <w:hyperlink w:history="1" r:id="rIdc2oh38tykqpgn526tq3kt">
+            <w:hyperlink w:history="1" r:id="rIdnk8qy0jr9r_cluhiftzk1">
               <w:r>
                 <w:rPr>
                   <w:rFonts w:ascii="Arial" w:cs="Arial" w:eastAsia="Arial" w:hAnsi="Arial"/>
@@ -10855,7 +10855,7 @@
             <w:pPr>
               <w:spacing w:after="20" w:before="0"/>
             </w:pPr>
-            <w:hyperlink w:history="1" r:id="rId3pomsk87lp0wz293ot17i">
+            <w:hyperlink w:history="1" r:id="rIdx7qoktgf2c3yeajpwnxvz">
               <w:r>
                 <w:rPr>
                   <w:rFonts w:ascii="Arial" w:cs="Arial" w:eastAsia="Arial" w:hAnsi="Arial"/>
@@ -10888,7 +10888,7 @@
               <w:spacing w:after="10" w:before="0"/>
               <w:ind w:left="120"/>
             </w:pPr>
-            <w:hyperlink w:history="1" r:id="rIdffvqtgozzyell-jlr1zjm">
+            <w:hyperlink w:history="1" r:id="rIdu-nr2cszgttpbkcfmyhtm">
               <w:r>
                 <w:rPr>
                   <w:rFonts w:ascii="Arial" w:cs="Arial" w:eastAsia="Arial" w:hAnsi="Arial"/>
@@ -10933,7 +10933,7 @@
             <w:pPr>
               <w:spacing w:after="20" w:before="0"/>
             </w:pPr>
-            <w:hyperlink w:history="1" r:id="rId4ln9lgirtmfra3s4_vppg">
+            <w:hyperlink w:history="1" r:id="rIdkioxnvuhtwopmlz-crmtq">
               <w:r>
                 <w:rPr>
                   <w:rFonts w:ascii="Arial" w:cs="Arial" w:eastAsia="Arial" w:hAnsi="Arial"/>
@@ -10966,7 +10966,7 @@
               <w:spacing w:after="10" w:before="0"/>
               <w:ind w:left="120"/>
             </w:pPr>
-            <w:hyperlink w:history="1" r:id="rId2ksepxuntvijao3crdr9q">
+            <w:hyperlink w:history="1" r:id="rId5b3xlpnltufuo1n0_ijjs">
               <w:r>
                 <w:rPr>
                   <w:rFonts w:ascii="Arial" w:cs="Arial" w:eastAsia="Arial" w:hAnsi="Arial"/>
@@ -11478,7 +11478,7 @@
         </w:rPr>
         <w:t xml:space="preserve">© 2026 SeaVuria and ARES. Aligned with KICD objectives. Developed by SeaVuria; technical implementation by ARES (with AI assistance from Claude). Licensed under </w:t>
       </w:r>
-      <w:hyperlink w:history="1" r:id="rIdhnhvaslxyz9ypcifrn6iv">
+      <w:hyperlink w:history="1" r:id="rId3sm36sfdn9liey8telfkq">
         <w:r>
           <w:rPr>
             <w:rFonts w:ascii="Arial" w:cs="Arial" w:eastAsia="Arial" w:hAnsi="Arial"/>
@@ -11499,7 +11499,7 @@
         </w:rPr>
         <w:t xml:space="preserve"> (</w:t>
       </w:r>
-      <w:hyperlink w:history="1" r:id="rIdynhypspihi6tdijmg6gmf">
+      <w:hyperlink w:history="1" r:id="rIdnwrdhx5qchba3g4adbuxh">
         <w:r>
           <w:rPr>
             <w:rFonts w:ascii="Arial" w:cs="Arial" w:eastAsia="Arial" w:hAnsi="Arial"/>
@@ -12512,7 +12512,7 @@
             <w:pPr>
               <w:spacing w:after="20" w:before="0"/>
             </w:pPr>
-            <w:hyperlink w:history="1" r:id="rIddlnxx3knsz2f2ffhbur7-">
+            <w:hyperlink w:history="1" r:id="rId4ao2m-tfj-cdd2dk1cg3p">
               <w:r>
                 <w:rPr>
                   <w:rFonts w:ascii="Arial" w:cs="Arial" w:eastAsia="Arial" w:hAnsi="Arial"/>
@@ -12545,7 +12545,7 @@
               <w:spacing w:after="10" w:before="0"/>
               <w:ind w:left="120"/>
             </w:pPr>
-            <w:hyperlink w:history="1" r:id="rIdz6ukemmumf95ndqhbkrjr">
+            <w:hyperlink w:history="1" r:id="rIdp7scdxwakoyuos9q2fzc4">
               <w:r>
                 <w:rPr>
                   <w:rFonts w:ascii="Arial" w:cs="Arial" w:eastAsia="Arial" w:hAnsi="Arial"/>
@@ -12590,7 +12590,7 @@
             <w:pPr>
               <w:spacing w:after="20" w:before="0"/>
             </w:pPr>
-            <w:hyperlink w:history="1" r:id="rIdh_9ccnw4kil7rtynulz7e">
+            <w:hyperlink w:history="1" r:id="rIdvaoy8xqtri0vl2ekqfkqw">
               <w:r>
                 <w:rPr>
                   <w:rFonts w:ascii="Arial" w:cs="Arial" w:eastAsia="Arial" w:hAnsi="Arial"/>
@@ -12623,7 +12623,7 @@
               <w:spacing w:after="10" w:before="0"/>
               <w:ind w:left="120"/>
             </w:pPr>
-            <w:hyperlink w:history="1" r:id="rIdu7hqw01krzaj7ckjuje6u">
+            <w:hyperlink w:history="1" r:id="rIdjbtyb9wqrvjev1kgdsgls">
               <w:r>
                 <w:rPr>
                   <w:rFonts w:ascii="Arial" w:cs="Arial" w:eastAsia="Arial" w:hAnsi="Arial"/>
@@ -12818,7 +12818,7 @@
             <w:pPr>
               <w:spacing w:after="20" w:before="0"/>
             </w:pPr>
-            <w:hyperlink w:history="1" r:id="rIdytake67hd-cipfuapxz74">
+            <w:hyperlink w:history="1" r:id="rIdhfavwwmlmuvw3owtvih3a">
               <w:r>
                 <w:rPr>
                   <w:rFonts w:ascii="Arial" w:cs="Arial" w:eastAsia="Arial" w:hAnsi="Arial"/>
@@ -12851,7 +12851,7 @@
               <w:spacing w:after="10" w:before="0"/>
               <w:ind w:left="120"/>
             </w:pPr>
-            <w:hyperlink w:history="1" r:id="rIdt2ohbks51fi4fa2spdzqj">
+            <w:hyperlink w:history="1" r:id="rIdy31eyaa4-f_xnmrhz554l">
               <w:r>
                 <w:rPr>
                   <w:rFonts w:ascii="Arial" w:cs="Arial" w:eastAsia="Arial" w:hAnsi="Arial"/>
@@ -12896,7 +12896,7 @@
             <w:pPr>
               <w:spacing w:after="20" w:before="0"/>
             </w:pPr>
-            <w:hyperlink w:history="1" r:id="rIdfmrq6q1cbcnavcg-dioxc">
+            <w:hyperlink w:history="1" r:id="rIdmhfunba3yaiwefj7fmup3">
               <w:r>
                 <w:rPr>
                   <w:rFonts w:ascii="Arial" w:cs="Arial" w:eastAsia="Arial" w:hAnsi="Arial"/>
@@ -12929,7 +12929,7 @@
               <w:spacing w:after="10" w:before="0"/>
               <w:ind w:left="120"/>
             </w:pPr>
-            <w:hyperlink w:history="1" r:id="rIdlmce_n2y8h_lnsrqfmrg6">
+            <w:hyperlink w:history="1" r:id="rIdmaktctivvz2-nor_eidfz">
               <w:r>
                 <w:rPr>
                   <w:rFonts w:ascii="Arial" w:cs="Arial" w:eastAsia="Arial" w:hAnsi="Arial"/>
@@ -13124,7 +13124,7 @@
             <w:pPr>
               <w:spacing w:after="20" w:before="0"/>
             </w:pPr>
-            <w:hyperlink w:history="1" r:id="rIdyf2dalrtfwvepydlzyp1r">
+            <w:hyperlink w:history="1" r:id="rIdacxaz8elryc786jgb8b8i">
               <w:r>
                 <w:rPr>
                   <w:rFonts w:ascii="Arial" w:cs="Arial" w:eastAsia="Arial" w:hAnsi="Arial"/>
@@ -13157,7 +13157,7 @@
               <w:spacing w:after="10" w:before="0"/>
               <w:ind w:left="120"/>
             </w:pPr>
-            <w:hyperlink w:history="1" r:id="rId81y0_lzcz0i0eqlwp9zdg">
+            <w:hyperlink w:history="1" r:id="rId5o0w1jxk8p6iook9usiat">
               <w:r>
                 <w:rPr>
                   <w:rFonts w:ascii="Arial" w:cs="Arial" w:eastAsia="Arial" w:hAnsi="Arial"/>
@@ -13202,7 +13202,7 @@
             <w:pPr>
               <w:spacing w:after="20" w:before="0"/>
             </w:pPr>
-            <w:hyperlink w:history="1" r:id="rId1ceen7idjccus2cnowcoe">
+            <w:hyperlink w:history="1" r:id="rIdvgobfc8awadany4tm_yk0">
               <w:r>
                 <w:rPr>
                   <w:rFonts w:ascii="Arial" w:cs="Arial" w:eastAsia="Arial" w:hAnsi="Arial"/>
@@ -13251,7 +13251,7 @@
               <w:spacing w:after="10" w:before="0"/>
               <w:ind w:left="120"/>
             </w:pPr>
-            <w:hyperlink w:history="1" r:id="rIds0cdpkm-ahbofzuf9-nuj">
+            <w:hyperlink w:history="1" r:id="rId8m4g3jru8wrax517xgkqi">
               <w:r>
                 <w:rPr>
                   <w:rFonts w:ascii="Arial" w:cs="Arial" w:eastAsia="Arial" w:hAnsi="Arial"/>
@@ -13446,7 +13446,7 @@
             <w:pPr>
               <w:spacing w:after="20" w:before="0"/>
             </w:pPr>
-            <w:hyperlink w:history="1" r:id="rIdkyptfqxxtrb6end4-wcc0">
+            <w:hyperlink w:history="1" r:id="rIdetxci91o9fjqdfhddeex4">
               <w:r>
                 <w:rPr>
                   <w:rFonts w:ascii="Arial" w:cs="Arial" w:eastAsia="Arial" w:hAnsi="Arial"/>
@@ -13479,7 +13479,7 @@
               <w:spacing w:after="10" w:before="0"/>
               <w:ind w:left="120"/>
             </w:pPr>
-            <w:hyperlink w:history="1" r:id="rIdyf7px1frl1wdc9d_xfjxq">
+            <w:hyperlink w:history="1" r:id="rId8cin-2dumf52x9bezlvsq">
               <w:r>
                 <w:rPr>
                   <w:rFonts w:ascii="Arial" w:cs="Arial" w:eastAsia="Arial" w:hAnsi="Arial"/>
@@ -13524,7 +13524,7 @@
             <w:pPr>
               <w:spacing w:after="20" w:before="0"/>
             </w:pPr>
-            <w:hyperlink w:history="1" r:id="rIdx_k41bxk5eyvulvnugaqf">
+            <w:hyperlink w:history="1" r:id="rId9soojymb6lu_tgqnbe0el">
               <w:r>
                 <w:rPr>
                   <w:rFonts w:ascii="Arial" w:cs="Arial" w:eastAsia="Arial" w:hAnsi="Arial"/>
@@ -13573,7 +13573,7 @@
               <w:spacing w:after="10" w:before="0"/>
               <w:ind w:left="120"/>
             </w:pPr>
-            <w:hyperlink w:history="1" r:id="rIdbo05dkovhrbvgy3wypg05">
+            <w:hyperlink w:history="1" r:id="rIdigkzucclguvqwxhbpfvop">
               <w:r>
                 <w:rPr>
                   <w:rFonts w:ascii="Arial" w:cs="Arial" w:eastAsia="Arial" w:hAnsi="Arial"/>
@@ -13768,7 +13768,7 @@
             <w:pPr>
               <w:spacing w:after="20" w:before="0"/>
             </w:pPr>
-            <w:hyperlink w:history="1" r:id="rIdwvvlpzypxjjpjnpuu-jdc">
+            <w:hyperlink w:history="1" r:id="rId9ctdebwxe6fgdvksu46f0">
               <w:r>
                 <w:rPr>
                   <w:rFonts w:ascii="Arial" w:cs="Arial" w:eastAsia="Arial" w:hAnsi="Arial"/>
@@ -13801,7 +13801,7 @@
               <w:spacing w:after="10" w:before="0"/>
               <w:ind w:left="120"/>
             </w:pPr>
-            <w:hyperlink w:history="1" r:id="rIdlniwkjsy4h37aaygszs3k">
+            <w:hyperlink w:history="1" r:id="rId3mcqeh1nlzwxhmufgi4_t">
               <w:r>
                 <w:rPr>
                   <w:rFonts w:ascii="Arial" w:cs="Arial" w:eastAsia="Arial" w:hAnsi="Arial"/>
@@ -13846,7 +13846,7 @@
             <w:pPr>
               <w:spacing w:after="20" w:before="0"/>
             </w:pPr>
-            <w:hyperlink w:history="1" r:id="rIdd67ryme6nwlajbuan5luv">
+            <w:hyperlink w:history="1" r:id="rIdztxx4a50zazdq_gxopjsl">
               <w:r>
                 <w:rPr>
                   <w:rFonts w:ascii="Arial" w:cs="Arial" w:eastAsia="Arial" w:hAnsi="Arial"/>
@@ -13895,7 +13895,7 @@
               <w:spacing w:after="10" w:before="0"/>
               <w:ind w:left="120"/>
             </w:pPr>
-            <w:hyperlink w:history="1" r:id="rIdurhhn9fofgigdregrffup">
+            <w:hyperlink w:history="1" r:id="rIdbojbip8k8me2wiimvdbn9">
               <w:r>
                 <w:rPr>
                   <w:rFonts w:ascii="Arial" w:cs="Arial" w:eastAsia="Arial" w:hAnsi="Arial"/>
@@ -14502,7 +14502,7 @@
         </w:rPr>
         <w:t xml:space="preserve">© 2026 SeaVuria and ARES. Aligned with KICD objectives. Developed by SeaVuria; technical implementation by ARES (with AI assistance from Claude). Licensed under </w:t>
       </w:r>
-      <w:hyperlink w:history="1" r:id="rIdujmkmfyokctdpmnq8c6wp">
+      <w:hyperlink w:history="1" r:id="rIdnapw1iv4p0co22r1e9wvg">
         <w:r>
           <w:rPr>
             <w:rFonts w:ascii="Arial" w:cs="Arial" w:eastAsia="Arial" w:hAnsi="Arial"/>
@@ -14523,7 +14523,7 @@
         </w:rPr>
         <w:t xml:space="preserve"> (</w:t>
       </w:r>
-      <w:hyperlink w:history="1" r:id="rIdidxkizu6aamr5j8heixjz">
+      <w:hyperlink w:history="1" r:id="rIdlttykhuebrgoh9kh9x0iu">
         <w:r>
           <w:rPr>
             <w:rFonts w:ascii="Arial" w:cs="Arial" w:eastAsia="Arial" w:hAnsi="Arial"/>
@@ -15755,7 +15755,7 @@
             <w:pPr>
               <w:spacing w:after="20" w:before="0"/>
             </w:pPr>
-            <w:hyperlink w:history="1" r:id="rIdohm7duz9aynzspkimm_r_">
+            <w:hyperlink w:history="1" r:id="rIdjsri4ooyzezrf8otjuiys">
               <w:r>
                 <w:rPr>
                   <w:rFonts w:ascii="Arial" w:cs="Arial" w:eastAsia="Arial" w:hAnsi="Arial"/>
@@ -15804,7 +15804,7 @@
               <w:spacing w:after="10" w:before="0"/>
               <w:ind w:left="120"/>
             </w:pPr>
-            <w:hyperlink w:history="1" r:id="rIdex9nd95h0dhhi1s_1l4uu">
+            <w:hyperlink w:history="1" r:id="rId_ulke1ewxwuqobqve2izu">
               <w:r>
                 <w:rPr>
                   <w:rFonts w:ascii="Arial" w:cs="Arial" w:eastAsia="Arial" w:hAnsi="Arial"/>
@@ -15849,7 +15849,7 @@
             <w:pPr>
               <w:spacing w:after="20" w:before="0"/>
             </w:pPr>
-            <w:hyperlink w:history="1" r:id="rIdxbl2_jtbhkc9ic1f0uv2y">
+            <w:hyperlink w:history="1" r:id="rIdqz-e0l0p36h8btb08dfaz">
               <w:r>
                 <w:rPr>
                   <w:rFonts w:ascii="Arial" w:cs="Arial" w:eastAsia="Arial" w:hAnsi="Arial"/>
@@ -15898,7 +15898,7 @@
               <w:spacing w:after="10" w:before="0"/>
               <w:ind w:left="120"/>
             </w:pPr>
-            <w:hyperlink w:history="1" r:id="rIdjkdejlqartmkwtw0tuxyy">
+            <w:hyperlink w:history="1" r:id="rIdsjbq2mchktfyl7a2fptll">
               <w:r>
                 <w:rPr>
                   <w:rFonts w:ascii="Arial" w:cs="Arial" w:eastAsia="Arial" w:hAnsi="Arial"/>
@@ -16093,7 +16093,7 @@
             <w:pPr>
               <w:spacing w:after="20" w:before="0"/>
             </w:pPr>
-            <w:hyperlink w:history="1" r:id="rIde2aqhlw-l9i3buxmkwqkx">
+            <w:hyperlink w:history="1" r:id="rId_3fgc1pudggnrec81ktsg">
               <w:r>
                 <w:rPr>
                   <w:rFonts w:ascii="Arial" w:cs="Arial" w:eastAsia="Arial" w:hAnsi="Arial"/>
@@ -16142,7 +16142,7 @@
               <w:spacing w:after="10" w:before="0"/>
               <w:ind w:left="120"/>
             </w:pPr>
-            <w:hyperlink w:history="1" r:id="rId3p9ybtpkfczdamezbqcoj">
+            <w:hyperlink w:history="1" r:id="rIdduqwui71oc3rqfp5kkp_l">
               <w:r>
                 <w:rPr>
                   <w:rFonts w:ascii="Arial" w:cs="Arial" w:eastAsia="Arial" w:hAnsi="Arial"/>
@@ -16187,7 +16187,7 @@
             <w:pPr>
               <w:spacing w:after="20" w:before="0"/>
             </w:pPr>
-            <w:hyperlink w:history="1" r:id="rId-imlq6xa7e2ukm1afmdmf">
+            <w:hyperlink w:history="1" r:id="rIdt0ddbnh3-muxioyiedzkb">
               <w:r>
                 <w:rPr>
                   <w:rFonts w:ascii="Arial" w:cs="Arial" w:eastAsia="Arial" w:hAnsi="Arial"/>
@@ -16236,7 +16236,7 @@
               <w:spacing w:after="10" w:before="0"/>
               <w:ind w:left="120"/>
             </w:pPr>
-            <w:hyperlink w:history="1" r:id="rId6wsd_k0npckc0kff_6tm8">
+            <w:hyperlink w:history="1" r:id="rIdgr3gcb7r5wgqpsao-msdv">
               <w:r>
                 <w:rPr>
                   <w:rFonts w:ascii="Arial" w:cs="Arial" w:eastAsia="Arial" w:hAnsi="Arial"/>
@@ -16507,7 +16507,7 @@
             <w:pPr>
               <w:spacing w:after="20" w:before="0"/>
             </w:pPr>
-            <w:hyperlink w:history="1" r:id="rIdgle-p3ygs5z2o1w0-oj74">
+            <w:hyperlink w:history="1" r:id="rIdz_kuej7dnododnbdgqhxq">
               <w:r>
                 <w:rPr>
                   <w:rFonts w:ascii="Arial" w:cs="Arial" w:eastAsia="Arial" w:hAnsi="Arial"/>
@@ -16556,7 +16556,7 @@
               <w:spacing w:after="10" w:before="0"/>
               <w:ind w:left="120"/>
             </w:pPr>
-            <w:hyperlink w:history="1" r:id="rIdhjc00jndwhkfbanzyctb3">
+            <w:hyperlink w:history="1" r:id="rIdsa3msbu4ezx_cfbf9qa3o">
               <w:r>
                 <w:rPr>
                   <w:rFonts w:ascii="Arial" w:cs="Arial" w:eastAsia="Arial" w:hAnsi="Arial"/>
@@ -16601,7 +16601,7 @@
             <w:pPr>
               <w:spacing w:after="20" w:before="0"/>
             </w:pPr>
-            <w:hyperlink w:history="1" r:id="rIdsq_9fqas8wct1rvh0qcwv">
+            <w:hyperlink w:history="1" r:id="rIdiy8-vkym2o04befr4gixf">
               <w:r>
                 <w:rPr>
                   <w:rFonts w:ascii="Arial" w:cs="Arial" w:eastAsia="Arial" w:hAnsi="Arial"/>
@@ -16650,7 +16650,7 @@
               <w:spacing w:after="10" w:before="0"/>
               <w:ind w:left="120"/>
             </w:pPr>
-            <w:hyperlink w:history="1" r:id="rIddrixtlni9vxu6ikkefpkh">
+            <w:hyperlink w:history="1" r:id="rIdxlbq0hv63gku-siwne-mj">
               <w:r>
                 <w:rPr>
                   <w:rFonts w:ascii="Arial" w:cs="Arial" w:eastAsia="Arial" w:hAnsi="Arial"/>
@@ -16845,7 +16845,7 @@
             <w:pPr>
               <w:spacing w:after="20" w:before="0"/>
             </w:pPr>
-            <w:hyperlink w:history="1" r:id="rIdi-ml5io2psde_pbuuzcjo">
+            <w:hyperlink w:history="1" r:id="rId-napy9bvvadffqow_fpjw">
               <w:r>
                 <w:rPr>
                   <w:rFonts w:ascii="Arial" w:cs="Arial" w:eastAsia="Arial" w:hAnsi="Arial"/>
@@ -16894,7 +16894,7 @@
               <w:spacing w:after="10" w:before="0"/>
               <w:ind w:left="120"/>
             </w:pPr>
-            <w:hyperlink w:history="1" r:id="rIdixw9p0dpp45u-yr6ocyvv">
+            <w:hyperlink w:history="1" r:id="rIdms4ewjufnsythyoca896f">
               <w:r>
                 <w:rPr>
                   <w:rFonts w:ascii="Arial" w:cs="Arial" w:eastAsia="Arial" w:hAnsi="Arial"/>
@@ -16939,7 +16939,7 @@
             <w:pPr>
               <w:spacing w:after="20" w:before="0"/>
             </w:pPr>
-            <w:hyperlink w:history="1" r:id="rIdrgixnehzgrcekzgyxwgdg">
+            <w:hyperlink w:history="1" r:id="rIdz2q-hsa97btzxvetczaaj">
               <w:r>
                 <w:rPr>
                   <w:rFonts w:ascii="Arial" w:cs="Arial" w:eastAsia="Arial" w:hAnsi="Arial"/>
@@ -16988,7 +16988,7 @@
               <w:spacing w:after="10" w:before="0"/>
               <w:ind w:left="120"/>
             </w:pPr>
-            <w:hyperlink w:history="1" r:id="rId1lqatda1oie1p72qhtnh6">
+            <w:hyperlink w:history="1" r:id="rIdlfemiitkv8aeyllfhtaq_">
               <w:r>
                 <w:rPr>
                   <w:rFonts w:ascii="Arial" w:cs="Arial" w:eastAsia="Arial" w:hAnsi="Arial"/>
@@ -17183,7 +17183,7 @@
             <w:pPr>
               <w:spacing w:after="20" w:before="0"/>
             </w:pPr>
-            <w:hyperlink w:history="1" r:id="rIdoxhlqcsncdruxeab8b8vx">
+            <w:hyperlink w:history="1" r:id="rIdgkxj-g66oqz42skuwbbe0">
               <w:r>
                 <w:rPr>
                   <w:rFonts w:ascii="Arial" w:cs="Arial" w:eastAsia="Arial" w:hAnsi="Arial"/>
@@ -17232,7 +17232,7 @@
               <w:spacing w:after="10" w:before="0"/>
               <w:ind w:left="120"/>
             </w:pPr>
-            <w:hyperlink w:history="1" r:id="rIdtth1egoeue3rdeyq_xajz">
+            <w:hyperlink w:history="1" r:id="rIdbujzar13czr7-smpbm2-t">
               <w:r>
                 <w:rPr>
                   <w:rFonts w:ascii="Arial" w:cs="Arial" w:eastAsia="Arial" w:hAnsi="Arial"/>
@@ -17277,7 +17277,7 @@
             <w:pPr>
               <w:spacing w:after="20" w:before="0"/>
             </w:pPr>
-            <w:hyperlink w:history="1" r:id="rIdriju9ihdr9wntro5g04px">
+            <w:hyperlink w:history="1" r:id="rIdldjte9gqxc9pbf7tdfbut">
               <w:r>
                 <w:rPr>
                   <w:rFonts w:ascii="Arial" w:cs="Arial" w:eastAsia="Arial" w:hAnsi="Arial"/>
@@ -17326,7 +17326,7 @@
               <w:spacing w:after="10" w:before="0"/>
               <w:ind w:left="120"/>
             </w:pPr>
-            <w:hyperlink w:history="1" r:id="rIdilfrjjcxjmvdizl8xpdhd">
+            <w:hyperlink w:history="1" r:id="rIdy6juj9ghvbsx1i7dye_uq">
               <w:r>
                 <w:rPr>
                   <w:rFonts w:ascii="Arial" w:cs="Arial" w:eastAsia="Arial" w:hAnsi="Arial"/>
@@ -17838,7 +17838,7 @@
         </w:rPr>
         <w:t xml:space="preserve">© 2026 SeaVuria and ARES. Aligned with KICD objectives. Developed by SeaVuria; technical implementation by ARES (with AI assistance from Claude). Licensed under </w:t>
       </w:r>
-      <w:hyperlink w:history="1" r:id="rIdybsqujee640tdpn-apdwv">
+      <w:hyperlink w:history="1" r:id="rIdoddfoxvlhhq77edxfbmso">
         <w:r>
           <w:rPr>
             <w:rFonts w:ascii="Arial" w:cs="Arial" w:eastAsia="Arial" w:hAnsi="Arial"/>
@@ -17859,7 +17859,7 @@
         </w:rPr>
         <w:t xml:space="preserve"> (</w:t>
       </w:r>
-      <w:hyperlink w:history="1" r:id="rId3mbisua5m70tv_rcxno3p">
+      <w:hyperlink w:history="1" r:id="rId5tkxo6v4r_xc2csdpnh1t">
         <w:r>
           <w:rPr>
             <w:rFonts w:ascii="Arial" w:cs="Arial" w:eastAsia="Arial" w:hAnsi="Arial"/>
@@ -18872,7 +18872,7 @@
             <w:pPr>
               <w:spacing w:after="20" w:before="0"/>
             </w:pPr>
-            <w:hyperlink w:history="1" r:id="rIdhlwga1yi9jxq0vnrjcjp8">
+            <w:hyperlink w:history="1" r:id="rIdxxz5cuctxyyavsnhwhmd4">
               <w:r>
                 <w:rPr>
                   <w:rFonts w:ascii="Arial" w:cs="Arial" w:eastAsia="Arial" w:hAnsi="Arial"/>
@@ -18905,7 +18905,7 @@
               <w:spacing w:after="10" w:before="0"/>
               <w:ind w:left="120"/>
             </w:pPr>
-            <w:hyperlink w:history="1" r:id="rId6oln9iqmv_mskslrfokay">
+            <w:hyperlink w:history="1" r:id="rId3ncfgiphh9evbekkghugk">
               <w:r>
                 <w:rPr>
                   <w:rFonts w:ascii="Arial" w:cs="Arial" w:eastAsia="Arial" w:hAnsi="Arial"/>
@@ -18950,7 +18950,7 @@
             <w:pPr>
               <w:spacing w:after="20" w:before="0"/>
             </w:pPr>
-            <w:hyperlink w:history="1" r:id="rIdjhi9sn93fs2r2dvbpistd">
+            <w:hyperlink w:history="1" r:id="rId-zh7g5jgxahfoepech90q">
               <w:r>
                 <w:rPr>
                   <w:rFonts w:ascii="Arial" w:cs="Arial" w:eastAsia="Arial" w:hAnsi="Arial"/>
@@ -18999,7 +18999,7 @@
               <w:spacing w:after="10" w:before="0"/>
               <w:ind w:left="120"/>
             </w:pPr>
-            <w:hyperlink w:history="1" r:id="rIdmqtenotdt_ujaan2i5098">
+            <w:hyperlink w:history="1" r:id="rId4hzlditf1ihlo6fhm5vxb">
               <w:r>
                 <w:rPr>
                   <w:rFonts w:ascii="Arial" w:cs="Arial" w:eastAsia="Arial" w:hAnsi="Arial"/>
@@ -19194,7 +19194,7 @@
             <w:pPr>
               <w:spacing w:after="20" w:before="0"/>
             </w:pPr>
-            <w:hyperlink w:history="1" r:id="rIddm6rns_2lg6pglpoi2n4q">
+            <w:hyperlink w:history="1" r:id="rIdrsiewnn3bd6wcvnysm3b-">
               <w:r>
                 <w:rPr>
                   <w:rFonts w:ascii="Arial" w:cs="Arial" w:eastAsia="Arial" w:hAnsi="Arial"/>
@@ -19227,7 +19227,7 @@
               <w:spacing w:after="10" w:before="0"/>
               <w:ind w:left="120"/>
             </w:pPr>
-            <w:hyperlink w:history="1" r:id="rId4uat_yamszlwzzhuuzxqq">
+            <w:hyperlink w:history="1" r:id="rIdwybtd_sdgfs12ozza0wxv">
               <w:r>
                 <w:rPr>
                   <w:rFonts w:ascii="Arial" w:cs="Arial" w:eastAsia="Arial" w:hAnsi="Arial"/>
@@ -19272,7 +19272,7 @@
             <w:pPr>
               <w:spacing w:after="20" w:before="0"/>
             </w:pPr>
-            <w:hyperlink w:history="1" r:id="rIdtnqf9spqjfokyuhtuvsik">
+            <w:hyperlink w:history="1" r:id="rIdjgc1tavlxq6czsxb-nsxd">
               <w:r>
                 <w:rPr>
                   <w:rFonts w:ascii="Arial" w:cs="Arial" w:eastAsia="Arial" w:hAnsi="Arial"/>
@@ -19321,7 +19321,7 @@
               <w:spacing w:after="10" w:before="0"/>
               <w:ind w:left="120"/>
             </w:pPr>
-            <w:hyperlink w:history="1" r:id="rIduwuypbqbzeeupxztvcvpe">
+            <w:hyperlink w:history="1" r:id="rId_-lqflnw9trt8hcijuzgq">
               <w:r>
                 <w:rPr>
                   <w:rFonts w:ascii="Arial" w:cs="Arial" w:eastAsia="Arial" w:hAnsi="Arial"/>
@@ -19516,7 +19516,7 @@
             <w:pPr>
               <w:spacing w:after="20" w:before="0"/>
             </w:pPr>
-            <w:hyperlink w:history="1" r:id="rIdfxz3s5tt4ywtw0x99bliy">
+            <w:hyperlink w:history="1" r:id="rIdu6bb4qyyhpaapt0javaq3">
               <w:r>
                 <w:rPr>
                   <w:rFonts w:ascii="Arial" w:cs="Arial" w:eastAsia="Arial" w:hAnsi="Arial"/>
@@ -19549,7 +19549,7 @@
               <w:spacing w:after="10" w:before="0"/>
               <w:ind w:left="120"/>
             </w:pPr>
-            <w:hyperlink w:history="1" r:id="rIdm025yw1srabplokze2ufi">
+            <w:hyperlink w:history="1" r:id="rIdonrc9r054qlioujuv-gv9">
               <w:r>
                 <w:rPr>
                   <w:rFonts w:ascii="Arial" w:cs="Arial" w:eastAsia="Arial" w:hAnsi="Arial"/>
@@ -19594,7 +19594,7 @@
             <w:pPr>
               <w:spacing w:after="20" w:before="0"/>
             </w:pPr>
-            <w:hyperlink w:history="1" r:id="rIdmvjn792xm4yjfuoy7biap">
+            <w:hyperlink w:history="1" r:id="rIdje13ofwaa6c8dd4ur9snj">
               <w:r>
                 <w:rPr>
                   <w:rFonts w:ascii="Arial" w:cs="Arial" w:eastAsia="Arial" w:hAnsi="Arial"/>
@@ -19643,7 +19643,7 @@
               <w:spacing w:after="10" w:before="0"/>
               <w:ind w:left="120"/>
             </w:pPr>
-            <w:hyperlink w:history="1" r:id="rIdldyky3ulvsicet4zwiecf">
+            <w:hyperlink w:history="1" r:id="rIdwlx9jucsx9lrrvw4i88h8">
               <w:r>
                 <w:rPr>
                   <w:rFonts w:ascii="Arial" w:cs="Arial" w:eastAsia="Arial" w:hAnsi="Arial"/>
@@ -19838,7 +19838,7 @@
             <w:pPr>
               <w:spacing w:after="20" w:before="0"/>
             </w:pPr>
-            <w:hyperlink w:history="1" r:id="rIdtwn3mqlqguqvbzkenmxaa">
+            <w:hyperlink w:history="1" r:id="rIdog9n5nsoqiqd-fojue_1y">
               <w:r>
                 <w:rPr>
                   <w:rFonts w:ascii="Arial" w:cs="Arial" w:eastAsia="Arial" w:hAnsi="Arial"/>
@@ -19871,7 +19871,7 @@
               <w:spacing w:after="10" w:before="0"/>
               <w:ind w:left="120"/>
             </w:pPr>
-            <w:hyperlink w:history="1" r:id="rId5cn-kofyzebwk1fujh8rv">
+            <w:hyperlink w:history="1" r:id="rIdyb7ita2dpepsian0p-psi">
               <w:r>
                 <w:rPr>
                   <w:rFonts w:ascii="Arial" w:cs="Arial" w:eastAsia="Arial" w:hAnsi="Arial"/>
@@ -19916,7 +19916,7 @@
             <w:pPr>
               <w:spacing w:after="20" w:before="0"/>
             </w:pPr>
-            <w:hyperlink w:history="1" r:id="rIdwtgbdjimchvxjnlch7rut">
+            <w:hyperlink w:history="1" r:id="rIdt8lpizvsms01uuujjfvxa">
               <w:r>
                 <w:rPr>
                   <w:rFonts w:ascii="Arial" w:cs="Arial" w:eastAsia="Arial" w:hAnsi="Arial"/>
@@ -19965,7 +19965,7 @@
               <w:spacing w:after="10" w:before="0"/>
               <w:ind w:left="120"/>
             </w:pPr>
-            <w:hyperlink w:history="1" r:id="rIdlyhoeioo2yo3kqnrhsdpb">
+            <w:hyperlink w:history="1" r:id="rId43je3ouvad_awaqdj39ep">
               <w:r>
                 <w:rPr>
                   <w:rFonts w:ascii="Arial" w:cs="Arial" w:eastAsia="Arial" w:hAnsi="Arial"/>
@@ -20160,7 +20160,7 @@
             <w:pPr>
               <w:spacing w:after="20" w:before="0"/>
             </w:pPr>
-            <w:hyperlink w:history="1" r:id="rIdcfg2ehzt4q7k0bl784hgw">
+            <w:hyperlink w:history="1" r:id="rIdgvh2eo_gmwhkbldbvdtx2">
               <w:r>
                 <w:rPr>
                   <w:rFonts w:ascii="Arial" w:cs="Arial" w:eastAsia="Arial" w:hAnsi="Arial"/>
@@ -20193,7 +20193,7 @@
               <w:spacing w:after="10" w:before="0"/>
               <w:ind w:left="120"/>
             </w:pPr>
-            <w:hyperlink w:history="1" r:id="rIdkdvkf_uvuwhjfvgc6o4dv">
+            <w:hyperlink w:history="1" r:id="rIdclygddj1q_mel8nxbuzyl">
               <w:r>
                 <w:rPr>
                   <w:rFonts w:ascii="Arial" w:cs="Arial" w:eastAsia="Arial" w:hAnsi="Arial"/>
@@ -20238,7 +20238,7 @@
             <w:pPr>
               <w:spacing w:after="20" w:before="0"/>
             </w:pPr>
-            <w:hyperlink w:history="1" r:id="rId0kr_zh61uckyiolkqlgwh">
+            <w:hyperlink w:history="1" r:id="rIdxhsf22drdqtc3_m19ggwt">
               <w:r>
                 <w:rPr>
                   <w:rFonts w:ascii="Arial" w:cs="Arial" w:eastAsia="Arial" w:hAnsi="Arial"/>
@@ -20287,7 +20287,7 @@
               <w:spacing w:after="10" w:before="0"/>
               <w:ind w:left="120"/>
             </w:pPr>
-            <w:hyperlink w:history="1" r:id="rIdbl-arvoyajcn3d1qidslw">
+            <w:hyperlink w:history="1" r:id="rIdfs7un7tjqbst4vhydclzx">
               <w:r>
                 <w:rPr>
                   <w:rFonts w:ascii="Arial" w:cs="Arial" w:eastAsia="Arial" w:hAnsi="Arial"/>
@@ -20799,7 +20799,7 @@
         </w:rPr>
         <w:t xml:space="preserve">© 2026 SeaVuria and ARES. Aligned with KICD objectives. Developed by SeaVuria; technical implementation by ARES (with AI assistance from Claude). Licensed under </w:t>
       </w:r>
-      <w:hyperlink w:history="1" r:id="rIdltxnn6s1nznhlt4r0rc-g">
+      <w:hyperlink w:history="1" r:id="rIdmyixvkxynhnncn9eado2h">
         <w:r>
           <w:rPr>
             <w:rFonts w:ascii="Arial" w:cs="Arial" w:eastAsia="Arial" w:hAnsi="Arial"/>
@@ -20820,7 +20820,7 @@
         </w:rPr>
         <w:t xml:space="preserve"> (</w:t>
       </w:r>
-      <w:hyperlink w:history="1" r:id="rIdl43-0qzkzpgsnbjjpxtly">
+      <w:hyperlink w:history="1" r:id="rIdknhci86dlvv-jakno1tcx">
         <w:r>
           <w:rPr>
             <w:rFonts w:ascii="Arial" w:cs="Arial" w:eastAsia="Arial" w:hAnsi="Arial"/>
@@ -22032,7 +22032,7 @@
             <w:pPr>
               <w:spacing w:after="20" w:before="0"/>
             </w:pPr>
-            <w:hyperlink w:history="1" r:id="rIdr-atxshvials8hhnhvhq8">
+            <w:hyperlink w:history="1" r:id="rIdmnhz2ahxacn71kadebh7l">
               <w:r>
                 <w:rPr>
                   <w:rFonts w:ascii="Arial" w:cs="Arial" w:eastAsia="Arial" w:hAnsi="Arial"/>
@@ -22065,7 +22065,7 @@
               <w:spacing w:after="10" w:before="0"/>
               <w:ind w:left="120"/>
             </w:pPr>
-            <w:hyperlink w:history="1" r:id="rIduhenpedtadow-xwv1cdyw">
+            <w:hyperlink w:history="1" r:id="rIdmapx4k8cfpmnwhlte6ftp">
               <w:r>
                 <w:rPr>
                   <w:rFonts w:ascii="Arial" w:cs="Arial" w:eastAsia="Arial" w:hAnsi="Arial"/>
@@ -22110,7 +22110,7 @@
             <w:pPr>
               <w:spacing w:after="20" w:before="0"/>
             </w:pPr>
-            <w:hyperlink w:history="1" r:id="rIdroiobuupwnuxwjs14nmva">
+            <w:hyperlink w:history="1" r:id="rIdjucmk6lxyuc4s4wlmthxn">
               <w:r>
                 <w:rPr>
                   <w:rFonts w:ascii="Arial" w:cs="Arial" w:eastAsia="Arial" w:hAnsi="Arial"/>
@@ -22143,7 +22143,7 @@
               <w:spacing w:after="10" w:before="0"/>
               <w:ind w:left="120"/>
             </w:pPr>
-            <w:hyperlink w:history="1" r:id="rIdnvzy8z2jxjbogoa7kjn87">
+            <w:hyperlink w:history="1" r:id="rId85v2ar14erdrearb7mfve">
               <w:r>
                 <w:rPr>
                   <w:rFonts w:ascii="Arial" w:cs="Arial" w:eastAsia="Arial" w:hAnsi="Arial"/>
@@ -22338,7 +22338,7 @@
             <w:pPr>
               <w:spacing w:after="20" w:before="0"/>
             </w:pPr>
-            <w:hyperlink w:history="1" r:id="rIdnokrsatve3saspruss6ic">
+            <w:hyperlink w:history="1" r:id="rIdqus7izijxudyw4je9zkkx">
               <w:r>
                 <w:rPr>
                   <w:rFonts w:ascii="Arial" w:cs="Arial" w:eastAsia="Arial" w:hAnsi="Arial"/>
@@ -22371,7 +22371,7 @@
               <w:spacing w:after="10" w:before="0"/>
               <w:ind w:left="120"/>
             </w:pPr>
-            <w:hyperlink w:history="1" r:id="rIdpi5bpz_3xi4vwpznkggev">
+            <w:hyperlink w:history="1" r:id="rIdnyhsfftozajqgznqtufpl">
               <w:r>
                 <w:rPr>
                   <w:rFonts w:ascii="Arial" w:cs="Arial" w:eastAsia="Arial" w:hAnsi="Arial"/>
@@ -22416,7 +22416,7 @@
             <w:pPr>
               <w:spacing w:after="20" w:before="0"/>
             </w:pPr>
-            <w:hyperlink w:history="1" r:id="rIdazptvxz92p8aj81e8futy">
+            <w:hyperlink w:history="1" r:id="rId-t1m0vxgn6-wh4_4vpp1l">
               <w:r>
                 <w:rPr>
                   <w:rFonts w:ascii="Arial" w:cs="Arial" w:eastAsia="Arial" w:hAnsi="Arial"/>
@@ -22449,7 +22449,7 @@
               <w:spacing w:after="10" w:before="0"/>
               <w:ind w:left="120"/>
             </w:pPr>
-            <w:hyperlink w:history="1" r:id="rIdkeu0vm6hjduzexhbkxlzw">
+            <w:hyperlink w:history="1" r:id="rId4695tj_kr-4qm3j_0wp1r">
               <w:r>
                 <w:rPr>
                   <w:rFonts w:ascii="Arial" w:cs="Arial" w:eastAsia="Arial" w:hAnsi="Arial"/>
@@ -22644,7 +22644,7 @@
             <w:pPr>
               <w:spacing w:after="20" w:before="0"/>
             </w:pPr>
-            <w:hyperlink w:history="1" r:id="rId3xmstyvvk76rrycmf0joi">
+            <w:hyperlink w:history="1" r:id="rIdeup_8f24xj25h5uahnhv4">
               <w:r>
                 <w:rPr>
                   <w:rFonts w:ascii="Arial" w:cs="Arial" w:eastAsia="Arial" w:hAnsi="Arial"/>
@@ -22693,7 +22693,7 @@
               <w:spacing w:after="10" w:before="0"/>
               <w:ind w:left="120"/>
             </w:pPr>
-            <w:hyperlink w:history="1" r:id="rIdxmnyihckamzceirdaq-ta">
+            <w:hyperlink w:history="1" r:id="rIdonz0hpoq8834cgk9vgwjm">
               <w:r>
                 <w:rPr>
                   <w:rFonts w:ascii="Arial" w:cs="Arial" w:eastAsia="Arial" w:hAnsi="Arial"/>
@@ -22738,7 +22738,7 @@
             <w:pPr>
               <w:spacing w:after="20" w:before="0"/>
             </w:pPr>
-            <w:hyperlink w:history="1" r:id="rIdywtal_srn_nwqjucbsdop">
+            <w:hyperlink w:history="1" r:id="rIdvfnejpssthgfrhbon0slo">
               <w:r>
                 <w:rPr>
                   <w:rFonts w:ascii="Arial" w:cs="Arial" w:eastAsia="Arial" w:hAnsi="Arial"/>
@@ -22771,7 +22771,7 @@
               <w:spacing w:after="10" w:before="0"/>
               <w:ind w:left="120"/>
             </w:pPr>
-            <w:hyperlink w:history="1" r:id="rIdpsfxesvusbaifqyyflzqw">
+            <w:hyperlink w:history="1" r:id="rId0nrhr5ttpn_1bqibcvacc">
               <w:r>
                 <w:rPr>
                   <w:rFonts w:ascii="Arial" w:cs="Arial" w:eastAsia="Arial" w:hAnsi="Arial"/>
@@ -22966,7 +22966,7 @@
             <w:pPr>
               <w:spacing w:after="20" w:before="0"/>
             </w:pPr>
-            <w:hyperlink w:history="1" r:id="rIdgd-1-hhlx2zm_9ykdfq4k">
+            <w:hyperlink w:history="1" r:id="rIdpwkptq-9-u__12xxu-m9a">
               <w:r>
                 <w:rPr>
                   <w:rFonts w:ascii="Arial" w:cs="Arial" w:eastAsia="Arial" w:hAnsi="Arial"/>
@@ -23015,7 +23015,7 @@
               <w:spacing w:after="10" w:before="0"/>
               <w:ind w:left="120"/>
             </w:pPr>
-            <w:hyperlink w:history="1" r:id="rIdmgosltgqk5mheenwlgbzc">
+            <w:hyperlink w:history="1" r:id="rIdoo129j4awfidqtr9-ezph">
               <w:r>
                 <w:rPr>
                   <w:rFonts w:ascii="Arial" w:cs="Arial" w:eastAsia="Arial" w:hAnsi="Arial"/>
@@ -23060,7 +23060,7 @@
             <w:pPr>
               <w:spacing w:after="20" w:before="0"/>
             </w:pPr>
-            <w:hyperlink w:history="1" r:id="rIdjyt5cl4sns8doloppfidx">
+            <w:hyperlink w:history="1" r:id="rIdi4uuyn7snfwgorjpelmrj">
               <w:r>
                 <w:rPr>
                   <w:rFonts w:ascii="Arial" w:cs="Arial" w:eastAsia="Arial" w:hAnsi="Arial"/>
@@ -23093,7 +23093,7 @@
               <w:spacing w:after="10" w:before="0"/>
               <w:ind w:left="120"/>
             </w:pPr>
-            <w:hyperlink w:history="1" r:id="rId1sjqihp8fnebhxzxj-5ki">
+            <w:hyperlink w:history="1" r:id="rIdlyf3yrli0s_gfpax8xb79">
               <w:r>
                 <w:rPr>
                   <w:rFonts w:ascii="Arial" w:cs="Arial" w:eastAsia="Arial" w:hAnsi="Arial"/>
@@ -23288,7 +23288,7 @@
             <w:pPr>
               <w:spacing w:after="20" w:before="0"/>
             </w:pPr>
-            <w:hyperlink w:history="1" r:id="rId1c5hbtqnqhynhjpduukg0">
+            <w:hyperlink w:history="1" r:id="rId9dadp1ebtmkur5q0gggli">
               <w:r>
                 <w:rPr>
                   <w:rFonts w:ascii="Arial" w:cs="Arial" w:eastAsia="Arial" w:hAnsi="Arial"/>
@@ -23337,7 +23337,7 @@
               <w:spacing w:after="10" w:before="0"/>
               <w:ind w:left="120"/>
             </w:pPr>
-            <w:hyperlink w:history="1" r:id="rId-tekfqeryrz6t5rvwetbv">
+            <w:hyperlink w:history="1" r:id="rIdhxfofw5wopwbjxlx_vzzy">
               <w:r>
                 <w:rPr>
                   <w:rFonts w:ascii="Arial" w:cs="Arial" w:eastAsia="Arial" w:hAnsi="Arial"/>
@@ -23382,7 +23382,7 @@
             <w:pPr>
               <w:spacing w:after="20" w:before="0"/>
             </w:pPr>
-            <w:hyperlink w:history="1" r:id="rIdlxrken_bvy1mxwoa_7f1g">
+            <w:hyperlink w:history="1" r:id="rIddegirdorz29xo0onvf7hd">
               <w:r>
                 <w:rPr>
                   <w:rFonts w:ascii="Arial" w:cs="Arial" w:eastAsia="Arial" w:hAnsi="Arial"/>
@@ -23415,7 +23415,7 @@
               <w:spacing w:after="10" w:before="0"/>
               <w:ind w:left="120"/>
             </w:pPr>
-            <w:hyperlink w:history="1" r:id="rId5ikuev0h5vqnapptxhs47">
+            <w:hyperlink w:history="1" r:id="rIdv2fc0_mdl0g26g5snvd2s">
               <w:r>
                 <w:rPr>
                   <w:rFonts w:ascii="Arial" w:cs="Arial" w:eastAsia="Arial" w:hAnsi="Arial"/>
@@ -24003,7 +24003,7 @@
         </w:rPr>
         <w:t xml:space="preserve">© 2026 SeaVuria and ARES. Aligned with KICD objectives. Developed by SeaVuria; technical implementation by ARES (with AI assistance from Claude). Licensed under </w:t>
       </w:r>
-      <w:hyperlink w:history="1" r:id="rId4kt_gufgolzn-tdddl5uo">
+      <w:hyperlink w:history="1" r:id="rIds8zr0bcyizgnofcgkkkbd">
         <w:r>
           <w:rPr>
             <w:rFonts w:ascii="Arial" w:cs="Arial" w:eastAsia="Arial" w:hAnsi="Arial"/>
@@ -24024,7 +24024,7 @@
         </w:rPr>
         <w:t xml:space="preserve"> (</w:t>
       </w:r>
-      <w:hyperlink w:history="1" r:id="rIdvojyiz8ub41crl5_e9ho0">
+      <w:hyperlink w:history="1" r:id="rIdu_s1-z-hauk0j5ox2g9w3">
         <w:r>
           <w:rPr>
             <w:rFonts w:ascii="Arial" w:cs="Arial" w:eastAsia="Arial" w:hAnsi="Arial"/>
@@ -25037,7 +25037,7 @@
             <w:pPr>
               <w:spacing w:after="20" w:before="0"/>
             </w:pPr>
-            <w:hyperlink w:history="1" r:id="rIdaovmm3hcudveaemrtzwrg">
+            <w:hyperlink w:history="1" r:id="rIds2-yz945qgewuwugqa-po">
               <w:r>
                 <w:rPr>
                   <w:rFonts w:ascii="Arial" w:cs="Arial" w:eastAsia="Arial" w:hAnsi="Arial"/>
@@ -25086,7 +25086,7 @@
               <w:spacing w:after="10" w:before="0"/>
               <w:ind w:left="120"/>
             </w:pPr>
-            <w:hyperlink w:history="1" r:id="rId1bgqrnqqb_a4icxythlzv">
+            <w:hyperlink w:history="1" r:id="rIdoyhjzdwxgoc_p0qi9bjul">
               <w:r>
                 <w:rPr>
                   <w:rFonts w:ascii="Arial" w:cs="Arial" w:eastAsia="Arial" w:hAnsi="Arial"/>
@@ -25131,7 +25131,7 @@
             <w:pPr>
               <w:spacing w:after="20" w:before="0"/>
             </w:pPr>
-            <w:hyperlink w:history="1" r:id="rIdtcsyggpnpqnuer5og_cwv">
+            <w:hyperlink w:history="1" r:id="rIdj6axpviqnobbpw2xhgkri">
               <w:r>
                 <w:rPr>
                   <w:rFonts w:ascii="Arial" w:cs="Arial" w:eastAsia="Arial" w:hAnsi="Arial"/>
@@ -25180,7 +25180,7 @@
               <w:spacing w:after="10" w:before="0"/>
               <w:ind w:left="120"/>
             </w:pPr>
-            <w:hyperlink w:history="1" r:id="rIdwaznesnfeqw_ytswvmbyv">
+            <w:hyperlink w:history="1" r:id="rIdnn2mdbdzwjmspti0pd-uy">
               <w:r>
                 <w:rPr>
                   <w:rFonts w:ascii="Arial" w:cs="Arial" w:eastAsia="Arial" w:hAnsi="Arial"/>
@@ -25375,7 +25375,7 @@
             <w:pPr>
               <w:spacing w:after="20" w:before="0"/>
             </w:pPr>
-            <w:hyperlink w:history="1" r:id="rIdc6mp4fo4d3s5sgjnattgb">
+            <w:hyperlink w:history="1" r:id="rIdjujih_7rxbn8tcw5wexaj">
               <w:r>
                 <w:rPr>
                   <w:rFonts w:ascii="Arial" w:cs="Arial" w:eastAsia="Arial" w:hAnsi="Arial"/>
@@ -25424,7 +25424,7 @@
               <w:spacing w:after="10" w:before="0"/>
               <w:ind w:left="120"/>
             </w:pPr>
-            <w:hyperlink w:history="1" r:id="rIdv5p4plr-4szll8vf4g2wr">
+            <w:hyperlink w:history="1" r:id="rIdx2cs12rplatg2e9ssf-cv">
               <w:r>
                 <w:rPr>
                   <w:rFonts w:ascii="Arial" w:cs="Arial" w:eastAsia="Arial" w:hAnsi="Arial"/>
@@ -25469,7 +25469,7 @@
             <w:pPr>
               <w:spacing w:after="20" w:before="0"/>
             </w:pPr>
-            <w:hyperlink w:history="1" r:id="rIdqunjv1xlaxn_jxmcjh6zu">
+            <w:hyperlink w:history="1" r:id="rIdxr4r0ngtjkkixq0qgksrd">
               <w:r>
                 <w:rPr>
                   <w:rFonts w:ascii="Arial" w:cs="Arial" w:eastAsia="Arial" w:hAnsi="Arial"/>
@@ -25518,7 +25518,7 @@
               <w:spacing w:after="10" w:before="0"/>
               <w:ind w:left="120"/>
             </w:pPr>
-            <w:hyperlink w:history="1" r:id="rIdopzclr6tewyxnjmqhnerk">
+            <w:hyperlink w:history="1" r:id="rIda2kmw_crg11bby7ye8eul">
               <w:r>
                 <w:rPr>
                   <w:rFonts w:ascii="Arial" w:cs="Arial" w:eastAsia="Arial" w:hAnsi="Arial"/>
@@ -25713,7 +25713,7 @@
             <w:pPr>
               <w:spacing w:after="20" w:before="0"/>
             </w:pPr>
-            <w:hyperlink w:history="1" r:id="rId10n-je9mvbcll2k1vpqa_">
+            <w:hyperlink w:history="1" r:id="rIdke11f0cx5xpdamckql1dc">
               <w:r>
                 <w:rPr>
                   <w:rFonts w:ascii="Arial" w:cs="Arial" w:eastAsia="Arial" w:hAnsi="Arial"/>
@@ -25762,7 +25762,7 @@
               <w:spacing w:after="10" w:before="0"/>
               <w:ind w:left="120"/>
             </w:pPr>
-            <w:hyperlink w:history="1" r:id="rIdy9hnlb4jxsv5_f_t7z5f7">
+            <w:hyperlink w:history="1" r:id="rIdxrmgoeoswfmwhpbxg4qy9">
               <w:r>
                 <w:rPr>
                   <w:rFonts w:ascii="Arial" w:cs="Arial" w:eastAsia="Arial" w:hAnsi="Arial"/>
@@ -25807,7 +25807,7 @@
             <w:pPr>
               <w:spacing w:after="20" w:before="0"/>
             </w:pPr>
-            <w:hyperlink w:history="1" r:id="rIdldyb9vlxti1cihj6n-gmt">
+            <w:hyperlink w:history="1" r:id="rIdzzjy5zyz2nedv1ruwl3mt">
               <w:r>
                 <w:rPr>
                   <w:rFonts w:ascii="Arial" w:cs="Arial" w:eastAsia="Arial" w:hAnsi="Arial"/>
@@ -25856,7 +25856,7 @@
               <w:spacing w:after="10" w:before="0"/>
               <w:ind w:left="120"/>
             </w:pPr>
-            <w:hyperlink w:history="1" r:id="rId-7gydeqb5pitrqotlytbw">
+            <w:hyperlink w:history="1" r:id="rIdsmww0ix-oej_timb0d_iw">
               <w:r>
                 <w:rPr>
                   <w:rFonts w:ascii="Arial" w:cs="Arial" w:eastAsia="Arial" w:hAnsi="Arial"/>
@@ -26051,7 +26051,7 @@
             <w:pPr>
               <w:spacing w:after="20" w:before="0"/>
             </w:pPr>
-            <w:hyperlink w:history="1" r:id="rId3gkqa--ik6eokxt10i7in">
+            <w:hyperlink w:history="1" r:id="rIdbnbewt0pm5xvpalnptmlk">
               <w:r>
                 <w:rPr>
                   <w:rFonts w:ascii="Arial" w:cs="Arial" w:eastAsia="Arial" w:hAnsi="Arial"/>
@@ -26100,7 +26100,7 @@
               <w:spacing w:after="10" w:before="0"/>
               <w:ind w:left="120"/>
             </w:pPr>
-            <w:hyperlink w:history="1" r:id="rIdn4fw8ade4b0girxmr2zks">
+            <w:hyperlink w:history="1" r:id="rIdob9c1mj26lvkgrsgggcpw">
               <w:r>
                 <w:rPr>
                   <w:rFonts w:ascii="Arial" w:cs="Arial" w:eastAsia="Arial" w:hAnsi="Arial"/>
@@ -26145,7 +26145,7 @@
             <w:pPr>
               <w:spacing w:after="20" w:before="0"/>
             </w:pPr>
-            <w:hyperlink w:history="1" r:id="rId3-06uqexlr1vwg5wv7sev">
+            <w:hyperlink w:history="1" r:id="rId9rzees7r1uuucja2zl7kg">
               <w:r>
                 <w:rPr>
                   <w:rFonts w:ascii="Arial" w:cs="Arial" w:eastAsia="Arial" w:hAnsi="Arial"/>
@@ -26194,7 +26194,7 @@
               <w:spacing w:after="10" w:before="0"/>
               <w:ind w:left="120"/>
             </w:pPr>
-            <w:hyperlink w:history="1" r:id="rIdpeyjdsas1xxzu5aixar12">
+            <w:hyperlink w:history="1" r:id="rIdotcjjl0qdrjcv5jhbe4ou">
               <w:r>
                 <w:rPr>
                   <w:rFonts w:ascii="Arial" w:cs="Arial" w:eastAsia="Arial" w:hAnsi="Arial"/>
@@ -26389,7 +26389,7 @@
             <w:pPr>
               <w:spacing w:after="20" w:before="0"/>
             </w:pPr>
-            <w:hyperlink w:history="1" r:id="rIdzdlvw5dxcmmxg-2sd5b9m">
+            <w:hyperlink w:history="1" r:id="rIdvwchr2hcr30dqtpx4qpbf">
               <w:r>
                 <w:rPr>
                   <w:rFonts w:ascii="Arial" w:cs="Arial" w:eastAsia="Arial" w:hAnsi="Arial"/>
@@ -26438,7 +26438,7 @@
               <w:spacing w:after="10" w:before="0"/>
               <w:ind w:left="120"/>
             </w:pPr>
-            <w:hyperlink w:history="1" r:id="rIdse5imzjm5smpuhwmy9c32">
+            <w:hyperlink w:history="1" r:id="rId8uk6car61s-c8167suhpa">
               <w:r>
                 <w:rPr>
                   <w:rFonts w:ascii="Arial" w:cs="Arial" w:eastAsia="Arial" w:hAnsi="Arial"/>
@@ -26483,7 +26483,7 @@
             <w:pPr>
               <w:spacing w:after="20" w:before="0"/>
             </w:pPr>
-            <w:hyperlink w:history="1" r:id="rIdrfhf0egjdcqxgatgksscd">
+            <w:hyperlink w:history="1" r:id="rIdmxpu2ndksnjb09a7m0uk0">
               <w:r>
                 <w:rPr>
                   <w:rFonts w:ascii="Arial" w:cs="Arial" w:eastAsia="Arial" w:hAnsi="Arial"/>
@@ -26532,7 +26532,7 @@
               <w:spacing w:after="10" w:before="0"/>
               <w:ind w:left="120"/>
             </w:pPr>
-            <w:hyperlink w:history="1" r:id="rIdrwcv3v5itz6sfrjzterwn">
+            <w:hyperlink w:history="1" r:id="rIdf_c0rz-fbg2bhlqho8mpu">
               <w:r>
                 <w:rPr>
                   <w:rFonts w:ascii="Arial" w:cs="Arial" w:eastAsia="Arial" w:hAnsi="Arial"/>
@@ -27044,7 +27044,7 @@
         </w:rPr>
         <w:t xml:space="preserve">© 2026 SeaVuria and ARES. Aligned with KICD objectives. Developed by SeaVuria; technical implementation by ARES (with AI assistance from Claude). Licensed under </w:t>
       </w:r>
-      <w:hyperlink w:history="1" r:id="rIdgkem0n_8dqq2n0gu6dgbc">
+      <w:hyperlink w:history="1" r:id="rIde07aflvnyenfxmikmipgg">
         <w:r>
           <w:rPr>
             <w:rFonts w:ascii="Arial" w:cs="Arial" w:eastAsia="Arial" w:hAnsi="Arial"/>
@@ -27065,7 +27065,7 @@
         </w:rPr>
         <w:t xml:space="preserve"> (</w:t>
       </w:r>
-      <w:hyperlink w:history="1" r:id="rIdnvpb-ptnnldm0os0yppdp">
+      <w:hyperlink w:history="1" r:id="rIdpqxsvq6ej4bdbrb82tcsd">
         <w:r>
           <w:rPr>
             <w:rFonts w:ascii="Arial" w:cs="Arial" w:eastAsia="Arial" w:hAnsi="Arial"/>

--- a/data/outputs/v2/Core_Mathematics/SS1.2_Indices_and_Logarithms/Core_Mathematics_Indices_and_Logarithms_CBE_LessonSequence.docx
+++ b/data/outputs/v2/Core_Mathematics/SS1.2_Indices_and_Logarithms/Core_Mathematics_Indices_and_Logarithms_CBE_LessonSequence.docx
@@ -2405,7 +2405,7 @@
         </w:rPr>
         <w:t xml:space="preserve">© 2026 SeaVuria and ARES. This work is licensed under a </w:t>
       </w:r>
-      <w:hyperlink w:history="1" r:id="rId4ebz5-ra9ztrakqjvd2az">
+      <w:hyperlink w:history="1" r:id="rIdx89jxmvw9skpyxre2dbcu">
         <w:r>
           <w:rPr>
             <w:rFonts w:ascii="Arial" w:cs="Arial" w:eastAsia="Arial" w:hAnsi="Arial"/>
@@ -2425,7 +2425,7 @@
         </w:rPr>
         <w:t xml:space="preserve"> (</w:t>
       </w:r>
-      <w:hyperlink w:history="1" r:id="rIdyvku_ui5cjbkjq-g1on5t">
+      <w:hyperlink w:history="1" r:id="rIdcft9quuxbbgzsro4murwg">
         <w:r>
           <w:rPr>
             <w:rFonts w:ascii="Arial" w:cs="Arial" w:eastAsia="Arial" w:hAnsi="Arial"/>
@@ -2445,7 +2445,7 @@
         </w:rPr>
         <w:t xml:space="preserve">). To view a copy of this license, visit </w:t>
       </w:r>
-      <w:hyperlink w:history="1" r:id="rIduqakl7lrixywc0wnataa5">
+      <w:hyperlink w:history="1" r:id="rIdldkjgr_7oksgke7tjc3hg">
         <w:r>
           <w:rPr>
             <w:rFonts w:ascii="Arial" w:cs="Arial" w:eastAsia="Arial" w:hAnsi="Arial"/>
@@ -3457,7 +3457,7 @@
             <w:pPr>
               <w:spacing w:after="20" w:before="0"/>
             </w:pPr>
-            <w:hyperlink w:history="1" r:id="rIdiqnoexwg7ioyr8cv829d4">
+            <w:hyperlink w:history="1" r:id="rIde-u7li-nkepefakmtm3ws">
               <w:r>
                 <w:rPr>
                   <w:rFonts w:ascii="Arial" w:cs="Arial" w:eastAsia="Arial" w:hAnsi="Arial"/>
@@ -3490,7 +3490,7 @@
               <w:spacing w:after="10" w:before="0"/>
               <w:ind w:left="120"/>
             </w:pPr>
-            <w:hyperlink w:history="1" r:id="rIdkgykloz5mfftgayyf_ejm">
+            <w:hyperlink w:history="1" r:id="rId0skkmqxsm4s6cyfidy0qk">
               <w:r>
                 <w:rPr>
                   <w:rFonts w:ascii="Arial" w:cs="Arial" w:eastAsia="Arial" w:hAnsi="Arial"/>
@@ -3535,7 +3535,7 @@
             <w:pPr>
               <w:spacing w:after="20" w:before="0"/>
             </w:pPr>
-            <w:hyperlink w:history="1" r:id="rIdpgnf7kvh7qkku2br9j1on">
+            <w:hyperlink w:history="1" r:id="rIdqg8ohjad9ytqzjatv9s2g">
               <w:r>
                 <w:rPr>
                   <w:rFonts w:ascii="Arial" w:cs="Arial" w:eastAsia="Arial" w:hAnsi="Arial"/>
@@ -3568,7 +3568,7 @@
               <w:spacing w:after="10" w:before="0"/>
               <w:ind w:left="120"/>
             </w:pPr>
-            <w:hyperlink w:history="1" r:id="rIdehq-okissdyxb7ra_q2il">
+            <w:hyperlink w:history="1" r:id="rIdaq9hvc072pjmx3xdef60y">
               <w:r>
                 <w:rPr>
                   <w:rFonts w:ascii="Arial" w:cs="Arial" w:eastAsia="Arial" w:hAnsi="Arial"/>
@@ -3763,7 +3763,7 @@
             <w:pPr>
               <w:spacing w:after="20" w:before="0"/>
             </w:pPr>
-            <w:hyperlink w:history="1" r:id="rIdnom80ce54d6h-fup71ubf">
+            <w:hyperlink w:history="1" r:id="rId4flnt1ziletfqvbbnioow">
               <w:r>
                 <w:rPr>
                   <w:rFonts w:ascii="Arial" w:cs="Arial" w:eastAsia="Arial" w:hAnsi="Arial"/>
@@ -3796,7 +3796,7 @@
               <w:spacing w:after="10" w:before="0"/>
               <w:ind w:left="120"/>
             </w:pPr>
-            <w:hyperlink w:history="1" r:id="rIdzvknkqu4d8qzzqpvbsi7c">
+            <w:hyperlink w:history="1" r:id="rIdkbrqc74nrdypqom6mhykl">
               <w:r>
                 <w:rPr>
                   <w:rFonts w:ascii="Arial" w:cs="Arial" w:eastAsia="Arial" w:hAnsi="Arial"/>
@@ -3841,7 +3841,7 @@
             <w:pPr>
               <w:spacing w:after="20" w:before="0"/>
             </w:pPr>
-            <w:hyperlink w:history="1" r:id="rId5ctl3_otv9am1-g0lnz_x">
+            <w:hyperlink w:history="1" r:id="rIdlghx_bmpk68ihnrnssdbz">
               <w:r>
                 <w:rPr>
                   <w:rFonts w:ascii="Arial" w:cs="Arial" w:eastAsia="Arial" w:hAnsi="Arial"/>
@@ -3874,7 +3874,7 @@
               <w:spacing w:after="10" w:before="0"/>
               <w:ind w:left="120"/>
             </w:pPr>
-            <w:hyperlink w:history="1" r:id="rIdtte5c53uw_zejrclnnkxm">
+            <w:hyperlink w:history="1" r:id="rIdfeois6fzd9vudlc5hbkxj">
               <w:r>
                 <w:rPr>
                   <w:rFonts w:ascii="Arial" w:cs="Arial" w:eastAsia="Arial" w:hAnsi="Arial"/>
@@ -4069,7 +4069,7 @@
             <w:pPr>
               <w:spacing w:after="20" w:before="0"/>
             </w:pPr>
-            <w:hyperlink w:history="1" r:id="rIdywkvrnpzf_dz7lsf-wsgl">
+            <w:hyperlink w:history="1" r:id="rId88rarouh_zocezsvk94tp">
               <w:r>
                 <w:rPr>
                   <w:rFonts w:ascii="Arial" w:cs="Arial" w:eastAsia="Arial" w:hAnsi="Arial"/>
@@ -4102,7 +4102,7 @@
               <w:spacing w:after="10" w:before="0"/>
               <w:ind w:left="120"/>
             </w:pPr>
-            <w:hyperlink w:history="1" r:id="rId5xdy3f__izazm-vqrgicc">
+            <w:hyperlink w:history="1" r:id="rId-xb-_uv_vpbqtucqzwhu9">
               <w:r>
                 <w:rPr>
                   <w:rFonts w:ascii="Arial" w:cs="Arial" w:eastAsia="Arial" w:hAnsi="Arial"/>
@@ -4147,7 +4147,7 @@
             <w:pPr>
               <w:spacing w:after="20" w:before="0"/>
             </w:pPr>
-            <w:hyperlink w:history="1" r:id="rId5fynnodobeadto1-duysw">
+            <w:hyperlink w:history="1" r:id="rIdlnelidt372p6mmsl-omlq">
               <w:r>
                 <w:rPr>
                   <w:rFonts w:ascii="Arial" w:cs="Arial" w:eastAsia="Arial" w:hAnsi="Arial"/>
@@ -4180,7 +4180,7 @@
               <w:spacing w:after="10" w:before="0"/>
               <w:ind w:left="120"/>
             </w:pPr>
-            <w:hyperlink w:history="1" r:id="rIdf7xqa5-_slphgl6pj7wte">
+            <w:hyperlink w:history="1" r:id="rIdyh8bfaoykpjtihl1lo_2l">
               <w:r>
                 <w:rPr>
                   <w:rFonts w:ascii="Arial" w:cs="Arial" w:eastAsia="Arial" w:hAnsi="Arial"/>
@@ -4375,7 +4375,7 @@
             <w:pPr>
               <w:spacing w:after="20" w:before="0"/>
             </w:pPr>
-            <w:hyperlink w:history="1" r:id="rId_6zmadkrarvqqiuycqa0u">
+            <w:hyperlink w:history="1" r:id="rId5eobn_odrqv2dehqzphw4">
               <w:r>
                 <w:rPr>
                   <w:rFonts w:ascii="Arial" w:cs="Arial" w:eastAsia="Arial" w:hAnsi="Arial"/>
@@ -4408,7 +4408,7 @@
               <w:spacing w:after="10" w:before="0"/>
               <w:ind w:left="120"/>
             </w:pPr>
-            <w:hyperlink w:history="1" r:id="rIdjgwzzpcuada6bjvzqiqrf">
+            <w:hyperlink w:history="1" r:id="rIdwajm2j6o-z1xng6-ojc8d">
               <w:r>
                 <w:rPr>
                   <w:rFonts w:ascii="Arial" w:cs="Arial" w:eastAsia="Arial" w:hAnsi="Arial"/>
@@ -4453,7 +4453,7 @@
             <w:pPr>
               <w:spacing w:after="20" w:before="0"/>
             </w:pPr>
-            <w:hyperlink w:history="1" r:id="rIdwiiynjtzrvbzwtr8s_d1a">
+            <w:hyperlink w:history="1" r:id="rIdoagkvaqut3ecfu7rqzwzn">
               <w:r>
                 <w:rPr>
                   <w:rFonts w:ascii="Arial" w:cs="Arial" w:eastAsia="Arial" w:hAnsi="Arial"/>
@@ -4486,7 +4486,7 @@
               <w:spacing w:after="10" w:before="0"/>
               <w:ind w:left="120"/>
             </w:pPr>
-            <w:hyperlink w:history="1" r:id="rIda3sp3-hvhrh8hbegp81xq">
+            <w:hyperlink w:history="1" r:id="rIdzsyrrpxeeqxy83q8gvk5c">
               <w:r>
                 <w:rPr>
                   <w:rFonts w:ascii="Arial" w:cs="Arial" w:eastAsia="Arial" w:hAnsi="Arial"/>
@@ -4681,7 +4681,7 @@
             <w:pPr>
               <w:spacing w:after="20" w:before="0"/>
             </w:pPr>
-            <w:hyperlink w:history="1" r:id="rIdmly6puwqhbsrejuulfnod">
+            <w:hyperlink w:history="1" r:id="rId4-pgsnpma8hh9z62s03tu">
               <w:r>
                 <w:rPr>
                   <w:rFonts w:ascii="Arial" w:cs="Arial" w:eastAsia="Arial" w:hAnsi="Arial"/>
@@ -4730,7 +4730,7 @@
               <w:spacing w:after="10" w:before="0"/>
               <w:ind w:left="120"/>
             </w:pPr>
-            <w:hyperlink w:history="1" r:id="rIdmxonnon7w2p9mvnzx41ni">
+            <w:hyperlink w:history="1" r:id="rIdeosnsuk4rkbycmz8nx3wr">
               <w:r>
                 <w:rPr>
                   <w:rFonts w:ascii="Arial" w:cs="Arial" w:eastAsia="Arial" w:hAnsi="Arial"/>
@@ -4775,7 +4775,7 @@
             <w:pPr>
               <w:spacing w:after="20" w:before="0"/>
             </w:pPr>
-            <w:hyperlink w:history="1" r:id="rIdaykm1m6yunoujxwgdzo9-">
+            <w:hyperlink w:history="1" r:id="rIdqentiquzu38pkeopjsu39">
               <w:r>
                 <w:rPr>
                   <w:rFonts w:ascii="Arial" w:cs="Arial" w:eastAsia="Arial" w:hAnsi="Arial"/>
@@ -4808,7 +4808,7 @@
               <w:spacing w:after="10" w:before="0"/>
               <w:ind w:left="120"/>
             </w:pPr>
-            <w:hyperlink w:history="1" r:id="rIdc5sys9lpqptv0ceylewvk">
+            <w:hyperlink w:history="1" r:id="rIdr6ck_ocvvyrjufdt81ezg">
               <w:r>
                 <w:rPr>
                   <w:rFonts w:ascii="Arial" w:cs="Arial" w:eastAsia="Arial" w:hAnsi="Arial"/>
@@ -5320,7 +5320,7 @@
         </w:rPr>
         <w:t xml:space="preserve">© 2026 SeaVuria and ARES. Aligned with KICD objectives. Developed by SeaVuria; technical implementation by ARES (with AI assistance from Claude). Licensed under </w:t>
       </w:r>
-      <w:hyperlink w:history="1" r:id="rIdpktmmtyycxae5lqsnir8m">
+      <w:hyperlink w:history="1" r:id="rIdf_7szgnyfpkjclehqvqis">
         <w:r>
           <w:rPr>
             <w:rFonts w:ascii="Arial" w:cs="Arial" w:eastAsia="Arial" w:hAnsi="Arial"/>
@@ -5341,7 +5341,7 @@
         </w:rPr>
         <w:t xml:space="preserve"> (</w:t>
       </w:r>
-      <w:hyperlink w:history="1" r:id="rIdef_zao5mmbka3bl_ewhbi">
+      <w:hyperlink w:history="1" r:id="rIdvd6gisfcmsgenlup0g9q1">
         <w:r>
           <w:rPr>
             <w:rFonts w:ascii="Arial" w:cs="Arial" w:eastAsia="Arial" w:hAnsi="Arial"/>
@@ -6354,7 +6354,7 @@
             <w:pPr>
               <w:spacing w:after="20" w:before="0"/>
             </w:pPr>
-            <w:hyperlink w:history="1" r:id="rIdiowtwnfjstracvj30wpcg">
+            <w:hyperlink w:history="1" r:id="rId-nks8r0dn1lnotuj9w3l2">
               <w:r>
                 <w:rPr>
                   <w:rFonts w:ascii="Arial" w:cs="Arial" w:eastAsia="Arial" w:hAnsi="Arial"/>
@@ -6387,7 +6387,7 @@
               <w:spacing w:after="10" w:before="0"/>
               <w:ind w:left="120"/>
             </w:pPr>
-            <w:hyperlink w:history="1" r:id="rIdowwk8znvysz3h232r5sj3">
+            <w:hyperlink w:history="1" r:id="rId9lzs1gcudmumcsfqo4p2d">
               <w:r>
                 <w:rPr>
                   <w:rFonts w:ascii="Arial" w:cs="Arial" w:eastAsia="Arial" w:hAnsi="Arial"/>
@@ -6432,7 +6432,7 @@
             <w:pPr>
               <w:spacing w:after="20" w:before="0"/>
             </w:pPr>
-            <w:hyperlink w:history="1" r:id="rIdbgqg3kei6senc6qnhsr-v">
+            <w:hyperlink w:history="1" r:id="rIdyvnv9jnfzgcp91_mtjoa5">
               <w:r>
                 <w:rPr>
                   <w:rFonts w:ascii="Arial" w:cs="Arial" w:eastAsia="Arial" w:hAnsi="Arial"/>
@@ -6465,7 +6465,7 @@
               <w:spacing w:after="10" w:before="0"/>
               <w:ind w:left="120"/>
             </w:pPr>
-            <w:hyperlink w:history="1" r:id="rIdgz2--_wztq3yzkhq6pxr1">
+            <w:hyperlink w:history="1" r:id="rIdehcg8cwc8umnow7jjd5uo">
               <w:r>
                 <w:rPr>
                   <w:rFonts w:ascii="Arial" w:cs="Arial" w:eastAsia="Arial" w:hAnsi="Arial"/>
@@ -6660,7 +6660,7 @@
             <w:pPr>
               <w:spacing w:after="20" w:before="0"/>
             </w:pPr>
-            <w:hyperlink w:history="1" r:id="rIdtwtudjzr2caymgusntwnq">
+            <w:hyperlink w:history="1" r:id="rIdqd49-umtdwmijshohynft">
               <w:r>
                 <w:rPr>
                   <w:rFonts w:ascii="Arial" w:cs="Arial" w:eastAsia="Arial" w:hAnsi="Arial"/>
@@ -6693,7 +6693,7 @@
               <w:spacing w:after="10" w:before="0"/>
               <w:ind w:left="120"/>
             </w:pPr>
-            <w:hyperlink w:history="1" r:id="rIdxyi5qk4h6db7at7ypqd0g">
+            <w:hyperlink w:history="1" r:id="rIdm9p9zbjrzoldxgscu3xgz">
               <w:r>
                 <w:rPr>
                   <w:rFonts w:ascii="Arial" w:cs="Arial" w:eastAsia="Arial" w:hAnsi="Arial"/>
@@ -6738,7 +6738,7 @@
             <w:pPr>
               <w:spacing w:after="20" w:before="0"/>
             </w:pPr>
-            <w:hyperlink w:history="1" r:id="rIdwyd3felqxhnkeeamfrcat">
+            <w:hyperlink w:history="1" r:id="rIdqqi5fvjpht9cjdwirv-y_">
               <w:r>
                 <w:rPr>
                   <w:rFonts w:ascii="Arial" w:cs="Arial" w:eastAsia="Arial" w:hAnsi="Arial"/>
@@ -6771,7 +6771,7 @@
               <w:spacing w:after="10" w:before="0"/>
               <w:ind w:left="120"/>
             </w:pPr>
-            <w:hyperlink w:history="1" r:id="rId1fkdinesfo28pybu2bwkv">
+            <w:hyperlink w:history="1" r:id="rIdqyllnx5-psksxecctxzrn">
               <w:r>
                 <w:rPr>
                   <w:rFonts w:ascii="Arial" w:cs="Arial" w:eastAsia="Arial" w:hAnsi="Arial"/>
@@ -6966,7 +6966,7 @@
             <w:pPr>
               <w:spacing w:after="20" w:before="0"/>
             </w:pPr>
-            <w:hyperlink w:history="1" r:id="rIdtkjx3ngg6zowby_vqdnj-">
+            <w:hyperlink w:history="1" r:id="rId4eqsq6pipewdkw9hddvmr">
               <w:r>
                 <w:rPr>
                   <w:rFonts w:ascii="Arial" w:cs="Arial" w:eastAsia="Arial" w:hAnsi="Arial"/>
@@ -6999,7 +6999,7 @@
               <w:spacing w:after="10" w:before="0"/>
               <w:ind w:left="120"/>
             </w:pPr>
-            <w:hyperlink w:history="1" r:id="rId9qgdbr88cfvayzmif5leh">
+            <w:hyperlink w:history="1" r:id="rIdq0y8e_knvka4qboaill09">
               <w:r>
                 <w:rPr>
                   <w:rFonts w:ascii="Arial" w:cs="Arial" w:eastAsia="Arial" w:hAnsi="Arial"/>
@@ -7044,7 +7044,7 @@
             <w:pPr>
               <w:spacing w:after="20" w:before="0"/>
             </w:pPr>
-            <w:hyperlink w:history="1" r:id="rIdrri2b_x8u6hweemojxqgw">
+            <w:hyperlink w:history="1" r:id="rIdtswem-upokfkjb2pswb6y">
               <w:r>
                 <w:rPr>
                   <w:rFonts w:ascii="Arial" w:cs="Arial" w:eastAsia="Arial" w:hAnsi="Arial"/>
@@ -7077,7 +7077,7 @@
               <w:spacing w:after="10" w:before="0"/>
               <w:ind w:left="120"/>
             </w:pPr>
-            <w:hyperlink w:history="1" r:id="rIdkmezz-6pnnphq_gos8dhn">
+            <w:hyperlink w:history="1" r:id="rIdwibtel2koxi6ybjnzrzbm">
               <w:r>
                 <w:rPr>
                   <w:rFonts w:ascii="Arial" w:cs="Arial" w:eastAsia="Arial" w:hAnsi="Arial"/>
@@ -7272,7 +7272,7 @@
             <w:pPr>
               <w:spacing w:after="20" w:before="0"/>
             </w:pPr>
-            <w:hyperlink w:history="1" r:id="rId-pu-mvtyuwzpljbkqodzq">
+            <w:hyperlink w:history="1" r:id="rIdb0zfxs0pgaet2tepcy_jo">
               <w:r>
                 <w:rPr>
                   <w:rFonts w:ascii="Arial" w:cs="Arial" w:eastAsia="Arial" w:hAnsi="Arial"/>
@@ -7305,7 +7305,7 @@
               <w:spacing w:after="10" w:before="0"/>
               <w:ind w:left="120"/>
             </w:pPr>
-            <w:hyperlink w:history="1" r:id="rIdguzncc4wjush_6ymjgh__">
+            <w:hyperlink w:history="1" r:id="rIdiomhup2phpnfpfqcrri_b">
               <w:r>
                 <w:rPr>
                   <w:rFonts w:ascii="Arial" w:cs="Arial" w:eastAsia="Arial" w:hAnsi="Arial"/>
@@ -7350,7 +7350,7 @@
             <w:pPr>
               <w:spacing w:after="20" w:before="0"/>
             </w:pPr>
-            <w:hyperlink w:history="1" r:id="rIdwmtiupc-alosl_cjqmxx_">
+            <w:hyperlink w:history="1" r:id="rIdy4yd5whk5f-m1zikt2cxv">
               <w:r>
                 <w:rPr>
                   <w:rFonts w:ascii="Arial" w:cs="Arial" w:eastAsia="Arial" w:hAnsi="Arial"/>
@@ -7383,7 +7383,7 @@
               <w:spacing w:after="10" w:before="0"/>
               <w:ind w:left="120"/>
             </w:pPr>
-            <w:hyperlink w:history="1" r:id="rIdag3aweob_7v9wxkafali0">
+            <w:hyperlink w:history="1" r:id="rIdtrmg1fkgphhkq8uizrm4h">
               <w:r>
                 <w:rPr>
                   <w:rFonts w:ascii="Arial" w:cs="Arial" w:eastAsia="Arial" w:hAnsi="Arial"/>
@@ -7578,7 +7578,7 @@
             <w:pPr>
               <w:spacing w:after="20" w:before="0"/>
             </w:pPr>
-            <w:hyperlink w:history="1" r:id="rIdqwkaqb7z-most3ovnvizc">
+            <w:hyperlink w:history="1" r:id="rIdkzbbncziavef8uwarmu7x">
               <w:r>
                 <w:rPr>
                   <w:rFonts w:ascii="Arial" w:cs="Arial" w:eastAsia="Arial" w:hAnsi="Arial"/>
@@ -7611,7 +7611,7 @@
               <w:spacing w:after="10" w:before="0"/>
               <w:ind w:left="120"/>
             </w:pPr>
-            <w:hyperlink w:history="1" r:id="rIdenm2q92b9y1fozrqbalk4">
+            <w:hyperlink w:history="1" r:id="rId1v0kodjytrcrkqzbwyier">
               <w:r>
                 <w:rPr>
                   <w:rFonts w:ascii="Arial" w:cs="Arial" w:eastAsia="Arial" w:hAnsi="Arial"/>
@@ -7656,7 +7656,7 @@
             <w:pPr>
               <w:spacing w:after="20" w:before="0"/>
             </w:pPr>
-            <w:hyperlink w:history="1" r:id="rIdqn5nltgaiguokvrhyb1xz">
+            <w:hyperlink w:history="1" r:id="rIdcuwrbxuh_v5cs1a2y8meh">
               <w:r>
                 <w:rPr>
                   <w:rFonts w:ascii="Arial" w:cs="Arial" w:eastAsia="Arial" w:hAnsi="Arial"/>
@@ -7705,7 +7705,7 @@
               <w:spacing w:after="10" w:before="0"/>
               <w:ind w:left="120"/>
             </w:pPr>
-            <w:hyperlink w:history="1" r:id="rId9suvcghdaargtunrqupmh">
+            <w:hyperlink w:history="1" r:id="rIdcqyd8atdcubch1rgjmpok">
               <w:r>
                 <w:rPr>
                   <w:rFonts w:ascii="Arial" w:cs="Arial" w:eastAsia="Arial" w:hAnsi="Arial"/>
@@ -8217,7 +8217,7 @@
         </w:rPr>
         <w:t xml:space="preserve">© 2026 SeaVuria and ARES. Aligned with KICD objectives. Developed by SeaVuria; technical implementation by ARES (with AI assistance from Claude). Licensed under </w:t>
       </w:r>
-      <w:hyperlink w:history="1" r:id="rIdzscsw49nqmdb1eujbpd5k">
+      <w:hyperlink w:history="1" r:id="rIdlvbng0l4q51l_1cxdcfp0">
         <w:r>
           <w:rPr>
             <w:rFonts w:ascii="Arial" w:cs="Arial" w:eastAsia="Arial" w:hAnsi="Arial"/>
@@ -8238,7 +8238,7 @@
         </w:rPr>
         <w:t xml:space="preserve"> (</w:t>
       </w:r>
-      <w:hyperlink w:history="1" r:id="rIdgh38dm2j7bfoqfsbrvsqr">
+      <w:hyperlink w:history="1" r:id="rIdkdilhltyvuxjm5fvoiedf">
         <w:r>
           <w:rPr>
             <w:rFonts w:ascii="Arial" w:cs="Arial" w:eastAsia="Arial" w:hAnsi="Arial"/>
@@ -9251,7 +9251,7 @@
             <w:pPr>
               <w:spacing w:after="20" w:before="0"/>
             </w:pPr>
-            <w:hyperlink w:history="1" r:id="rIdoonry8vjlkwoxdvomg34w">
+            <w:hyperlink w:history="1" r:id="rIdr5pkjtlctcq_exdfni8xv">
               <w:r>
                 <w:rPr>
                   <w:rFonts w:ascii="Arial" w:cs="Arial" w:eastAsia="Arial" w:hAnsi="Arial"/>
@@ -9284,7 +9284,7 @@
               <w:spacing w:after="10" w:before="0"/>
               <w:ind w:left="120"/>
             </w:pPr>
-            <w:hyperlink w:history="1" r:id="rIdwd0u6oeb-qjfhvxaug5h6">
+            <w:hyperlink w:history="1" r:id="rIdxaqwnuhg8o1md3x-dqtan">
               <w:r>
                 <w:rPr>
                   <w:rFonts w:ascii="Arial" w:cs="Arial" w:eastAsia="Arial" w:hAnsi="Arial"/>
@@ -9329,7 +9329,7 @@
             <w:pPr>
               <w:spacing w:after="20" w:before="0"/>
             </w:pPr>
-            <w:hyperlink w:history="1" r:id="rIdt6he9ex4oizt9xaxaa0lm">
+            <w:hyperlink w:history="1" r:id="rIdr-ba62oi9bi1ehhpcmtx-">
               <w:r>
                 <w:rPr>
                   <w:rFonts w:ascii="Arial" w:cs="Arial" w:eastAsia="Arial" w:hAnsi="Arial"/>
@@ -9362,7 +9362,7 @@
               <w:spacing w:after="10" w:before="0"/>
               <w:ind w:left="120"/>
             </w:pPr>
-            <w:hyperlink w:history="1" r:id="rIdhskd_9gdegx6je1vtivap">
+            <w:hyperlink w:history="1" r:id="rIddq2bkkzvga-2ph1d1hfcr">
               <w:r>
                 <w:rPr>
                   <w:rFonts w:ascii="Arial" w:cs="Arial" w:eastAsia="Arial" w:hAnsi="Arial"/>
@@ -9557,7 +9557,7 @@
             <w:pPr>
               <w:spacing w:after="20" w:before="0"/>
             </w:pPr>
-            <w:hyperlink w:history="1" r:id="rIdnrtvjc-bk8u-ptxnu9nek">
+            <w:hyperlink w:history="1" r:id="rIdxe-65cpqjsfwm_2qqjs-g">
               <w:r>
                 <w:rPr>
                   <w:rFonts w:ascii="Arial" w:cs="Arial" w:eastAsia="Arial" w:hAnsi="Arial"/>
@@ -9590,7 +9590,7 @@
               <w:spacing w:after="10" w:before="0"/>
               <w:ind w:left="120"/>
             </w:pPr>
-            <w:hyperlink w:history="1" r:id="rIdh8tn_6iigjgqgvfs9bopa">
+            <w:hyperlink w:history="1" r:id="rId84qhxwurfi7lc01txhad0">
               <w:r>
                 <w:rPr>
                   <w:rFonts w:ascii="Arial" w:cs="Arial" w:eastAsia="Arial" w:hAnsi="Arial"/>
@@ -9635,7 +9635,7 @@
             <w:pPr>
               <w:spacing w:after="20" w:before="0"/>
             </w:pPr>
-            <w:hyperlink w:history="1" r:id="rIdswlrehhpytxafozkbkzss">
+            <w:hyperlink w:history="1" r:id="rIdqrosjdfajdhpc6cnt7mpc">
               <w:r>
                 <w:rPr>
                   <w:rFonts w:ascii="Arial" w:cs="Arial" w:eastAsia="Arial" w:hAnsi="Arial"/>
@@ -9668,7 +9668,7 @@
               <w:spacing w:after="10" w:before="0"/>
               <w:ind w:left="120"/>
             </w:pPr>
-            <w:hyperlink w:history="1" r:id="rId1dfokzm3kudhmrl18it1b">
+            <w:hyperlink w:history="1" r:id="rIdbm5ezrthdyqx_iajumjwc">
               <w:r>
                 <w:rPr>
                   <w:rFonts w:ascii="Arial" w:cs="Arial" w:eastAsia="Arial" w:hAnsi="Arial"/>
@@ -10091,7 +10091,7 @@
             <w:pPr>
               <w:spacing w:after="20" w:before="0"/>
             </w:pPr>
-            <w:hyperlink w:history="1" r:id="rIdyhxjfwp2-ownhfqfdnv7x">
+            <w:hyperlink w:history="1" r:id="rIdn_8uqzxyxepxzvto6xb3v">
               <w:r>
                 <w:rPr>
                   <w:rFonts w:ascii="Arial" w:cs="Arial" w:eastAsia="Arial" w:hAnsi="Arial"/>
@@ -10124,7 +10124,7 @@
               <w:spacing w:after="10" w:before="0"/>
               <w:ind w:left="120"/>
             </w:pPr>
-            <w:hyperlink w:history="1" r:id="rIdstjk_ncyg_fmix8bdf1rj">
+            <w:hyperlink w:history="1" r:id="rIdd14uleysnfyly8qfiq0i2">
               <w:r>
                 <w:rPr>
                   <w:rFonts w:ascii="Arial" w:cs="Arial" w:eastAsia="Arial" w:hAnsi="Arial"/>
@@ -10169,7 +10169,7 @@
             <w:pPr>
               <w:spacing w:after="20" w:before="0"/>
             </w:pPr>
-            <w:hyperlink w:history="1" r:id="rIdifqjudp2jnvqw_gxzzud_">
+            <w:hyperlink w:history="1" r:id="rIdieauteqeoq6_5kbe9hql4">
               <w:r>
                 <w:rPr>
                   <w:rFonts w:ascii="Arial" w:cs="Arial" w:eastAsia="Arial" w:hAnsi="Arial"/>
@@ -10202,7 +10202,7 @@
               <w:spacing w:after="10" w:before="0"/>
               <w:ind w:left="120"/>
             </w:pPr>
-            <w:hyperlink w:history="1" r:id="rIdnyx3cgxjrtsyvc9-1ofce">
+            <w:hyperlink w:history="1" r:id="rId-pq_rubg3fkuarlrp7am8">
               <w:r>
                 <w:rPr>
                   <w:rFonts w:ascii="Arial" w:cs="Arial" w:eastAsia="Arial" w:hAnsi="Arial"/>
@@ -10549,7 +10549,7 @@
             <w:pPr>
               <w:spacing w:after="20" w:before="0"/>
             </w:pPr>
-            <w:hyperlink w:history="1" r:id="rIdz4bvapyezjpnxdqtyvlpj">
+            <w:hyperlink w:history="1" r:id="rIdq59oev9vqikyaubjknwcl">
               <w:r>
                 <w:rPr>
                   <w:rFonts w:ascii="Arial" w:cs="Arial" w:eastAsia="Arial" w:hAnsi="Arial"/>
@@ -10582,7 +10582,7 @@
               <w:spacing w:after="10" w:before="0"/>
               <w:ind w:left="120"/>
             </w:pPr>
-            <w:hyperlink w:history="1" r:id="rIdqczkwzpm0duiigg3faqc9">
+            <w:hyperlink w:history="1" r:id="rId3jbfkxd5lpcfaajge67hb">
               <w:r>
                 <w:rPr>
                   <w:rFonts w:ascii="Arial" w:cs="Arial" w:eastAsia="Arial" w:hAnsi="Arial"/>
@@ -10627,7 +10627,7 @@
             <w:pPr>
               <w:spacing w:after="20" w:before="0"/>
             </w:pPr>
-            <w:hyperlink w:history="1" r:id="rId6do1taovg-1ckw6zteued">
+            <w:hyperlink w:history="1" r:id="rId38fifmqzxmtotbw4fhxia">
               <w:r>
                 <w:rPr>
                   <w:rFonts w:ascii="Arial" w:cs="Arial" w:eastAsia="Arial" w:hAnsi="Arial"/>
@@ -10660,7 +10660,7 @@
               <w:spacing w:after="10" w:before="0"/>
               <w:ind w:left="120"/>
             </w:pPr>
-            <w:hyperlink w:history="1" r:id="rIdnk8qy0jr9r_cluhiftzk1">
+            <w:hyperlink w:history="1" r:id="rIduw8p72cppmpaqlahmbwj0">
               <w:r>
                 <w:rPr>
                   <w:rFonts w:ascii="Arial" w:cs="Arial" w:eastAsia="Arial" w:hAnsi="Arial"/>
@@ -10855,7 +10855,7 @@
             <w:pPr>
               <w:spacing w:after="20" w:before="0"/>
             </w:pPr>
-            <w:hyperlink w:history="1" r:id="rIdx7qoktgf2c3yeajpwnxvz">
+            <w:hyperlink w:history="1" r:id="rIduq3ndklcpv7f5zi5d0304">
               <w:r>
                 <w:rPr>
                   <w:rFonts w:ascii="Arial" w:cs="Arial" w:eastAsia="Arial" w:hAnsi="Arial"/>
@@ -10888,7 +10888,7 @@
               <w:spacing w:after="10" w:before="0"/>
               <w:ind w:left="120"/>
             </w:pPr>
-            <w:hyperlink w:history="1" r:id="rIdu-nr2cszgttpbkcfmyhtm">
+            <w:hyperlink w:history="1" r:id="rIdgn4bvh5fvzrc2q-e34p1l">
               <w:r>
                 <w:rPr>
                   <w:rFonts w:ascii="Arial" w:cs="Arial" w:eastAsia="Arial" w:hAnsi="Arial"/>
@@ -10933,7 +10933,7 @@
             <w:pPr>
               <w:spacing w:after="20" w:before="0"/>
             </w:pPr>
-            <w:hyperlink w:history="1" r:id="rIdkioxnvuhtwopmlz-crmtq">
+            <w:hyperlink w:history="1" r:id="rIdzljxrft4zzx__fhn5jlbk">
               <w:r>
                 <w:rPr>
                   <w:rFonts w:ascii="Arial" w:cs="Arial" w:eastAsia="Arial" w:hAnsi="Arial"/>
@@ -10966,7 +10966,7 @@
               <w:spacing w:after="10" w:before="0"/>
               <w:ind w:left="120"/>
             </w:pPr>
-            <w:hyperlink w:history="1" r:id="rId5b3xlpnltufuo1n0_ijjs">
+            <w:hyperlink w:history="1" r:id="rIdwf06wvh1i8kzzdcnl-i6m">
               <w:r>
                 <w:rPr>
                   <w:rFonts w:ascii="Arial" w:cs="Arial" w:eastAsia="Arial" w:hAnsi="Arial"/>
@@ -11478,7 +11478,7 @@
         </w:rPr>
         <w:t xml:space="preserve">© 2026 SeaVuria and ARES. Aligned with KICD objectives. Developed by SeaVuria; technical implementation by ARES (with AI assistance from Claude). Licensed under </w:t>
       </w:r>
-      <w:hyperlink w:history="1" r:id="rId3sm36sfdn9liey8telfkq">
+      <w:hyperlink w:history="1" r:id="rIdl67y-xxagcfcpjteo0a1u">
         <w:r>
           <w:rPr>
             <w:rFonts w:ascii="Arial" w:cs="Arial" w:eastAsia="Arial" w:hAnsi="Arial"/>
@@ -11499,7 +11499,7 @@
         </w:rPr>
         <w:t xml:space="preserve"> (</w:t>
       </w:r>
-      <w:hyperlink w:history="1" r:id="rIdnwrdhx5qchba3g4adbuxh">
+      <w:hyperlink w:history="1" r:id="rIdepzc7y3-dcbmc1_ita7qm">
         <w:r>
           <w:rPr>
             <w:rFonts w:ascii="Arial" w:cs="Arial" w:eastAsia="Arial" w:hAnsi="Arial"/>
@@ -12512,7 +12512,7 @@
             <w:pPr>
               <w:spacing w:after="20" w:before="0"/>
             </w:pPr>
-            <w:hyperlink w:history="1" r:id="rId4ao2m-tfj-cdd2dk1cg3p">
+            <w:hyperlink w:history="1" r:id="rIdcrgxeiqqrv1kxhxm6jdwj">
               <w:r>
                 <w:rPr>
                   <w:rFonts w:ascii="Arial" w:cs="Arial" w:eastAsia="Arial" w:hAnsi="Arial"/>
@@ -12545,7 +12545,7 @@
               <w:spacing w:after="10" w:before="0"/>
               <w:ind w:left="120"/>
             </w:pPr>
-            <w:hyperlink w:history="1" r:id="rIdp7scdxwakoyuos9q2fzc4">
+            <w:hyperlink w:history="1" r:id="rIdtxyrzbieged-bsmzqbbkm">
               <w:r>
                 <w:rPr>
                   <w:rFonts w:ascii="Arial" w:cs="Arial" w:eastAsia="Arial" w:hAnsi="Arial"/>
@@ -12590,7 +12590,7 @@
             <w:pPr>
               <w:spacing w:after="20" w:before="0"/>
             </w:pPr>
-            <w:hyperlink w:history="1" r:id="rIdvaoy8xqtri0vl2ekqfkqw">
+            <w:hyperlink w:history="1" r:id="rId130cqjhuypiir2rqy13fj">
               <w:r>
                 <w:rPr>
                   <w:rFonts w:ascii="Arial" w:cs="Arial" w:eastAsia="Arial" w:hAnsi="Arial"/>
@@ -12623,7 +12623,7 @@
               <w:spacing w:after="10" w:before="0"/>
               <w:ind w:left="120"/>
             </w:pPr>
-            <w:hyperlink w:history="1" r:id="rIdjbtyb9wqrvjev1kgdsgls">
+            <w:hyperlink w:history="1" r:id="rId0ryq6sckfn7-n9vzilh11">
               <w:r>
                 <w:rPr>
                   <w:rFonts w:ascii="Arial" w:cs="Arial" w:eastAsia="Arial" w:hAnsi="Arial"/>
@@ -12818,7 +12818,7 @@
             <w:pPr>
               <w:spacing w:after="20" w:before="0"/>
             </w:pPr>
-            <w:hyperlink w:history="1" r:id="rIdhfavwwmlmuvw3owtvih3a">
+            <w:hyperlink w:history="1" r:id="rIdi9ez-i9l_sza_f8l8ueva">
               <w:r>
                 <w:rPr>
                   <w:rFonts w:ascii="Arial" w:cs="Arial" w:eastAsia="Arial" w:hAnsi="Arial"/>
@@ -12851,7 +12851,7 @@
               <w:spacing w:after="10" w:before="0"/>
               <w:ind w:left="120"/>
             </w:pPr>
-            <w:hyperlink w:history="1" r:id="rIdy31eyaa4-f_xnmrhz554l">
+            <w:hyperlink w:history="1" r:id="rId10fxgqnbgiz4d22dlz-da">
               <w:r>
                 <w:rPr>
                   <w:rFonts w:ascii="Arial" w:cs="Arial" w:eastAsia="Arial" w:hAnsi="Arial"/>
@@ -12896,7 +12896,7 @@
             <w:pPr>
               <w:spacing w:after="20" w:before="0"/>
             </w:pPr>
-            <w:hyperlink w:history="1" r:id="rIdmhfunba3yaiwefj7fmup3">
+            <w:hyperlink w:history="1" r:id="rIdmwcpfxnqamjih80sodeny">
               <w:r>
                 <w:rPr>
                   <w:rFonts w:ascii="Arial" w:cs="Arial" w:eastAsia="Arial" w:hAnsi="Arial"/>
@@ -12929,7 +12929,7 @@
               <w:spacing w:after="10" w:before="0"/>
               <w:ind w:left="120"/>
             </w:pPr>
-            <w:hyperlink w:history="1" r:id="rIdmaktctivvz2-nor_eidfz">
+            <w:hyperlink w:history="1" r:id="rIdxcqt1g6nojsi3_uicg7-w">
               <w:r>
                 <w:rPr>
                   <w:rFonts w:ascii="Arial" w:cs="Arial" w:eastAsia="Arial" w:hAnsi="Arial"/>
@@ -13124,7 +13124,7 @@
             <w:pPr>
               <w:spacing w:after="20" w:before="0"/>
             </w:pPr>
-            <w:hyperlink w:history="1" r:id="rIdacxaz8elryc786jgb8b8i">
+            <w:hyperlink w:history="1" r:id="rIdzppdcimxp0ceh2oktftyl">
               <w:r>
                 <w:rPr>
                   <w:rFonts w:ascii="Arial" w:cs="Arial" w:eastAsia="Arial" w:hAnsi="Arial"/>
@@ -13157,7 +13157,7 @@
               <w:spacing w:after="10" w:before="0"/>
               <w:ind w:left="120"/>
             </w:pPr>
-            <w:hyperlink w:history="1" r:id="rId5o0w1jxk8p6iook9usiat">
+            <w:hyperlink w:history="1" r:id="rId7h3jq-aipoam8_tea0qj_">
               <w:r>
                 <w:rPr>
                   <w:rFonts w:ascii="Arial" w:cs="Arial" w:eastAsia="Arial" w:hAnsi="Arial"/>
@@ -13202,7 +13202,7 @@
             <w:pPr>
               <w:spacing w:after="20" w:before="0"/>
             </w:pPr>
-            <w:hyperlink w:history="1" r:id="rIdvgobfc8awadany4tm_yk0">
+            <w:hyperlink w:history="1" r:id="rId_jndswi93u1nhzz-z8uwh">
               <w:r>
                 <w:rPr>
                   <w:rFonts w:ascii="Arial" w:cs="Arial" w:eastAsia="Arial" w:hAnsi="Arial"/>
@@ -13251,7 +13251,7 @@
               <w:spacing w:after="10" w:before="0"/>
               <w:ind w:left="120"/>
             </w:pPr>
-            <w:hyperlink w:history="1" r:id="rId8m4g3jru8wrax517xgkqi">
+            <w:hyperlink w:history="1" r:id="rIdhm8k-ytb8ox6eh37ovuib">
               <w:r>
                 <w:rPr>
                   <w:rFonts w:ascii="Arial" w:cs="Arial" w:eastAsia="Arial" w:hAnsi="Arial"/>
@@ -13446,7 +13446,7 @@
             <w:pPr>
               <w:spacing w:after="20" w:before="0"/>
             </w:pPr>
-            <w:hyperlink w:history="1" r:id="rIdetxci91o9fjqdfhddeex4">
+            <w:hyperlink w:history="1" r:id="rIdm2e6wt31dqbyxxi0nc-rn">
               <w:r>
                 <w:rPr>
                   <w:rFonts w:ascii="Arial" w:cs="Arial" w:eastAsia="Arial" w:hAnsi="Arial"/>
@@ -13479,7 +13479,7 @@
               <w:spacing w:after="10" w:before="0"/>
               <w:ind w:left="120"/>
             </w:pPr>
-            <w:hyperlink w:history="1" r:id="rId8cin-2dumf52x9bezlvsq">
+            <w:hyperlink w:history="1" r:id="rIdpiaybpyycqlguqnarpfqm">
               <w:r>
                 <w:rPr>
                   <w:rFonts w:ascii="Arial" w:cs="Arial" w:eastAsia="Arial" w:hAnsi="Arial"/>
@@ -13524,7 +13524,7 @@
             <w:pPr>
               <w:spacing w:after="20" w:before="0"/>
             </w:pPr>
-            <w:hyperlink w:history="1" r:id="rId9soojymb6lu_tgqnbe0el">
+            <w:hyperlink w:history="1" r:id="rIdwwrjlei4cfed3evkarmxa">
               <w:r>
                 <w:rPr>
                   <w:rFonts w:ascii="Arial" w:cs="Arial" w:eastAsia="Arial" w:hAnsi="Arial"/>
@@ -13573,7 +13573,7 @@
               <w:spacing w:after="10" w:before="0"/>
               <w:ind w:left="120"/>
             </w:pPr>
-            <w:hyperlink w:history="1" r:id="rIdigkzucclguvqwxhbpfvop">
+            <w:hyperlink w:history="1" r:id="rIdtjivg0pr5icsfjezllyvh">
               <w:r>
                 <w:rPr>
                   <w:rFonts w:ascii="Arial" w:cs="Arial" w:eastAsia="Arial" w:hAnsi="Arial"/>
@@ -13768,7 +13768,7 @@
             <w:pPr>
               <w:spacing w:after="20" w:before="0"/>
             </w:pPr>
-            <w:hyperlink w:history="1" r:id="rId9ctdebwxe6fgdvksu46f0">
+            <w:hyperlink w:history="1" r:id="rIdmhbepxd0uuhamdszhnq-e">
               <w:r>
                 <w:rPr>
                   <w:rFonts w:ascii="Arial" w:cs="Arial" w:eastAsia="Arial" w:hAnsi="Arial"/>
@@ -13801,7 +13801,7 @@
               <w:spacing w:after="10" w:before="0"/>
               <w:ind w:left="120"/>
             </w:pPr>
-            <w:hyperlink w:history="1" r:id="rId3mcqeh1nlzwxhmufgi4_t">
+            <w:hyperlink w:history="1" r:id="rIdeaokzhgm-0rpmbmlz7tyq">
               <w:r>
                 <w:rPr>
                   <w:rFonts w:ascii="Arial" w:cs="Arial" w:eastAsia="Arial" w:hAnsi="Arial"/>
@@ -13846,7 +13846,7 @@
             <w:pPr>
               <w:spacing w:after="20" w:before="0"/>
             </w:pPr>
-            <w:hyperlink w:history="1" r:id="rIdztxx4a50zazdq_gxopjsl">
+            <w:hyperlink w:history="1" r:id="rId-k6t1bkjh5slhpus1-750">
               <w:r>
                 <w:rPr>
                   <w:rFonts w:ascii="Arial" w:cs="Arial" w:eastAsia="Arial" w:hAnsi="Arial"/>
@@ -13895,7 +13895,7 @@
               <w:spacing w:after="10" w:before="0"/>
               <w:ind w:left="120"/>
             </w:pPr>
-            <w:hyperlink w:history="1" r:id="rIdbojbip8k8me2wiimvdbn9">
+            <w:hyperlink w:history="1" r:id="rIdlkim22q6rpxlqdtyj_ryc">
               <w:r>
                 <w:rPr>
                   <w:rFonts w:ascii="Arial" w:cs="Arial" w:eastAsia="Arial" w:hAnsi="Arial"/>
@@ -14502,7 +14502,7 @@
         </w:rPr>
         <w:t xml:space="preserve">© 2026 SeaVuria and ARES. Aligned with KICD objectives. Developed by SeaVuria; technical implementation by ARES (with AI assistance from Claude). Licensed under </w:t>
       </w:r>
-      <w:hyperlink w:history="1" r:id="rIdnapw1iv4p0co22r1e9wvg">
+      <w:hyperlink w:history="1" r:id="rIdn8f9vu6_cwkoqacbztpnt">
         <w:r>
           <w:rPr>
             <w:rFonts w:ascii="Arial" w:cs="Arial" w:eastAsia="Arial" w:hAnsi="Arial"/>
@@ -14523,7 +14523,7 @@
         </w:rPr>
         <w:t xml:space="preserve"> (</w:t>
       </w:r>
-      <w:hyperlink w:history="1" r:id="rIdlttykhuebrgoh9kh9x0iu">
+      <w:hyperlink w:history="1" r:id="rIdyo4fdg7cs7cg33qi6rhox">
         <w:r>
           <w:rPr>
             <w:rFonts w:ascii="Arial" w:cs="Arial" w:eastAsia="Arial" w:hAnsi="Arial"/>
@@ -15755,7 +15755,7 @@
             <w:pPr>
               <w:spacing w:after="20" w:before="0"/>
             </w:pPr>
-            <w:hyperlink w:history="1" r:id="rIdjsri4ooyzezrf8otjuiys">
+            <w:hyperlink w:history="1" r:id="rIdvk0z1hy6pomhai7hqlpig">
               <w:r>
                 <w:rPr>
                   <w:rFonts w:ascii="Arial" w:cs="Arial" w:eastAsia="Arial" w:hAnsi="Arial"/>
@@ -15804,7 +15804,7 @@
               <w:spacing w:after="10" w:before="0"/>
               <w:ind w:left="120"/>
             </w:pPr>
-            <w:hyperlink w:history="1" r:id="rId_ulke1ewxwuqobqve2izu">
+            <w:hyperlink w:history="1" r:id="rIdmaxoowuaymmoxzu_zzlxi">
               <w:r>
                 <w:rPr>
                   <w:rFonts w:ascii="Arial" w:cs="Arial" w:eastAsia="Arial" w:hAnsi="Arial"/>
@@ -15849,7 +15849,7 @@
             <w:pPr>
               <w:spacing w:after="20" w:before="0"/>
             </w:pPr>
-            <w:hyperlink w:history="1" r:id="rIdqz-e0l0p36h8btb08dfaz">
+            <w:hyperlink w:history="1" r:id="rIdqcrjjcb1ydbqp2snxxfkp">
               <w:r>
                 <w:rPr>
                   <w:rFonts w:ascii="Arial" w:cs="Arial" w:eastAsia="Arial" w:hAnsi="Arial"/>
@@ -15898,7 +15898,7 @@
               <w:spacing w:after="10" w:before="0"/>
               <w:ind w:left="120"/>
             </w:pPr>
-            <w:hyperlink w:history="1" r:id="rIdsjbq2mchktfyl7a2fptll">
+            <w:hyperlink w:history="1" r:id="rIdq5hmhkcvpshn2c9pxshtz">
               <w:r>
                 <w:rPr>
                   <w:rFonts w:ascii="Arial" w:cs="Arial" w:eastAsia="Arial" w:hAnsi="Arial"/>
@@ -16093,7 +16093,7 @@
             <w:pPr>
               <w:spacing w:after="20" w:before="0"/>
             </w:pPr>
-            <w:hyperlink w:history="1" r:id="rId_3fgc1pudggnrec81ktsg">
+            <w:hyperlink w:history="1" r:id="rIdwy2j4lhbkyhsw7lyrdixp">
               <w:r>
                 <w:rPr>
                   <w:rFonts w:ascii="Arial" w:cs="Arial" w:eastAsia="Arial" w:hAnsi="Arial"/>
@@ -16142,7 +16142,7 @@
               <w:spacing w:after="10" w:before="0"/>
               <w:ind w:left="120"/>
             </w:pPr>
-            <w:hyperlink w:history="1" r:id="rIdduqwui71oc3rqfp5kkp_l">
+            <w:hyperlink w:history="1" r:id="rIdq2orwvwgom3p2wf16e4wq">
               <w:r>
                 <w:rPr>
                   <w:rFonts w:ascii="Arial" w:cs="Arial" w:eastAsia="Arial" w:hAnsi="Arial"/>
@@ -16187,7 +16187,7 @@
             <w:pPr>
               <w:spacing w:after="20" w:before="0"/>
             </w:pPr>
-            <w:hyperlink w:history="1" r:id="rIdt0ddbnh3-muxioyiedzkb">
+            <w:hyperlink w:history="1" r:id="rIdncq_ixt0m06xyzqrvf_lz">
               <w:r>
                 <w:rPr>
                   <w:rFonts w:ascii="Arial" w:cs="Arial" w:eastAsia="Arial" w:hAnsi="Arial"/>
@@ -16236,7 +16236,7 @@
               <w:spacing w:after="10" w:before="0"/>
               <w:ind w:left="120"/>
             </w:pPr>
-            <w:hyperlink w:history="1" r:id="rIdgr3gcb7r5wgqpsao-msdv">
+            <w:hyperlink w:history="1" r:id="rId0m9y2ouiqf5o6dohwbf27">
               <w:r>
                 <w:rPr>
                   <w:rFonts w:ascii="Arial" w:cs="Arial" w:eastAsia="Arial" w:hAnsi="Arial"/>
@@ -16507,7 +16507,7 @@
             <w:pPr>
               <w:spacing w:after="20" w:before="0"/>
             </w:pPr>
-            <w:hyperlink w:history="1" r:id="rIdz_kuej7dnododnbdgqhxq">
+            <w:hyperlink w:history="1" r:id="rIdu9-nxjlsl-npmhvwwktd3">
               <w:r>
                 <w:rPr>
                   <w:rFonts w:ascii="Arial" w:cs="Arial" w:eastAsia="Arial" w:hAnsi="Arial"/>
@@ -16556,7 +16556,7 @@
               <w:spacing w:after="10" w:before="0"/>
               <w:ind w:left="120"/>
             </w:pPr>
-            <w:hyperlink w:history="1" r:id="rIdsa3msbu4ezx_cfbf9qa3o">
+            <w:hyperlink w:history="1" r:id="rIdnpcy0nh1veohbizl7kux_">
               <w:r>
                 <w:rPr>
                   <w:rFonts w:ascii="Arial" w:cs="Arial" w:eastAsia="Arial" w:hAnsi="Arial"/>
@@ -16601,7 +16601,7 @@
             <w:pPr>
               <w:spacing w:after="20" w:before="0"/>
             </w:pPr>
-            <w:hyperlink w:history="1" r:id="rIdiy8-vkym2o04befr4gixf">
+            <w:hyperlink w:history="1" r:id="rIdqtdu3jxt3wt49xihwlu2o">
               <w:r>
                 <w:rPr>
                   <w:rFonts w:ascii="Arial" w:cs="Arial" w:eastAsia="Arial" w:hAnsi="Arial"/>
@@ -16650,7 +16650,7 @@
               <w:spacing w:after="10" w:before="0"/>
               <w:ind w:left="120"/>
             </w:pPr>
-            <w:hyperlink w:history="1" r:id="rIdxlbq0hv63gku-siwne-mj">
+            <w:hyperlink w:history="1" r:id="rIdcyttziylnlriegfuow8iv">
               <w:r>
                 <w:rPr>
                   <w:rFonts w:ascii="Arial" w:cs="Arial" w:eastAsia="Arial" w:hAnsi="Arial"/>
@@ -16845,7 +16845,7 @@
             <w:pPr>
               <w:spacing w:after="20" w:before="0"/>
             </w:pPr>
-            <w:hyperlink w:history="1" r:id="rId-napy9bvvadffqow_fpjw">
+            <w:hyperlink w:history="1" r:id="rIdtb3cdfmojbtywtgzegx9v">
               <w:r>
                 <w:rPr>
                   <w:rFonts w:ascii="Arial" w:cs="Arial" w:eastAsia="Arial" w:hAnsi="Arial"/>
@@ -16894,7 +16894,7 @@
               <w:spacing w:after="10" w:before="0"/>
               <w:ind w:left="120"/>
             </w:pPr>
-            <w:hyperlink w:history="1" r:id="rIdms4ewjufnsythyoca896f">
+            <w:hyperlink w:history="1" r:id="rIdvolj8jivsysoayqqspdux">
               <w:r>
                 <w:rPr>
                   <w:rFonts w:ascii="Arial" w:cs="Arial" w:eastAsia="Arial" w:hAnsi="Arial"/>
@@ -16939,7 +16939,7 @@
             <w:pPr>
               <w:spacing w:after="20" w:before="0"/>
             </w:pPr>
-            <w:hyperlink w:history="1" r:id="rIdz2q-hsa97btzxvetczaaj">
+            <w:hyperlink w:history="1" r:id="rIdcrul5ky6i8xiy7i7eefpl">
               <w:r>
                 <w:rPr>
                   <w:rFonts w:ascii="Arial" w:cs="Arial" w:eastAsia="Arial" w:hAnsi="Arial"/>
@@ -16988,7 +16988,7 @@
               <w:spacing w:after="10" w:before="0"/>
               <w:ind w:left="120"/>
             </w:pPr>
-            <w:hyperlink w:history="1" r:id="rIdlfemiitkv8aeyllfhtaq_">
+            <w:hyperlink w:history="1" r:id="rIdndwveotkqld6x39f5qb0y">
               <w:r>
                 <w:rPr>
                   <w:rFonts w:ascii="Arial" w:cs="Arial" w:eastAsia="Arial" w:hAnsi="Arial"/>
@@ -17183,7 +17183,7 @@
             <w:pPr>
               <w:spacing w:after="20" w:before="0"/>
             </w:pPr>
-            <w:hyperlink w:history="1" r:id="rIdgkxj-g66oqz42skuwbbe0">
+            <w:hyperlink w:history="1" r:id="rIdr4hnv8s2mzxvxppqeaviq">
               <w:r>
                 <w:rPr>
                   <w:rFonts w:ascii="Arial" w:cs="Arial" w:eastAsia="Arial" w:hAnsi="Arial"/>
@@ -17232,7 +17232,7 @@
               <w:spacing w:after="10" w:before="0"/>
               <w:ind w:left="120"/>
             </w:pPr>
-            <w:hyperlink w:history="1" r:id="rIdbujzar13czr7-smpbm2-t">
+            <w:hyperlink w:history="1" r:id="rIdngd4zqk_w0phioxn_pxq9">
               <w:r>
                 <w:rPr>
                   <w:rFonts w:ascii="Arial" w:cs="Arial" w:eastAsia="Arial" w:hAnsi="Arial"/>
@@ -17277,7 +17277,7 @@
             <w:pPr>
               <w:spacing w:after="20" w:before="0"/>
             </w:pPr>
-            <w:hyperlink w:history="1" r:id="rIdldjte9gqxc9pbf7tdfbut">
+            <w:hyperlink w:history="1" r:id="rIdq9m1xdwk9jz6_xzaht-ad">
               <w:r>
                 <w:rPr>
                   <w:rFonts w:ascii="Arial" w:cs="Arial" w:eastAsia="Arial" w:hAnsi="Arial"/>
@@ -17326,7 +17326,7 @@
               <w:spacing w:after="10" w:before="0"/>
               <w:ind w:left="120"/>
             </w:pPr>
-            <w:hyperlink w:history="1" r:id="rIdy6juj9ghvbsx1i7dye_uq">
+            <w:hyperlink w:history="1" r:id="rIdrqxpnyumu3qhghp_hsrpc">
               <w:r>
                 <w:rPr>
                   <w:rFonts w:ascii="Arial" w:cs="Arial" w:eastAsia="Arial" w:hAnsi="Arial"/>
@@ -17838,7 +17838,7 @@
         </w:rPr>
         <w:t xml:space="preserve">© 2026 SeaVuria and ARES. Aligned with KICD objectives. Developed by SeaVuria; technical implementation by ARES (with AI assistance from Claude). Licensed under </w:t>
       </w:r>
-      <w:hyperlink w:history="1" r:id="rIdoddfoxvlhhq77edxfbmso">
+      <w:hyperlink w:history="1" r:id="rIdazprumleqk-b60052ffs-">
         <w:r>
           <w:rPr>
             <w:rFonts w:ascii="Arial" w:cs="Arial" w:eastAsia="Arial" w:hAnsi="Arial"/>
@@ -17859,7 +17859,7 @@
         </w:rPr>
         <w:t xml:space="preserve"> (</w:t>
       </w:r>
-      <w:hyperlink w:history="1" r:id="rId5tkxo6v4r_xc2csdpnh1t">
+      <w:hyperlink w:history="1" r:id="rIdvxfquinydnugowwsluic5">
         <w:r>
           <w:rPr>
             <w:rFonts w:ascii="Arial" w:cs="Arial" w:eastAsia="Arial" w:hAnsi="Arial"/>
@@ -18872,7 +18872,7 @@
             <w:pPr>
               <w:spacing w:after="20" w:before="0"/>
             </w:pPr>
-            <w:hyperlink w:history="1" r:id="rIdxxz5cuctxyyavsnhwhmd4">
+            <w:hyperlink w:history="1" r:id="rIdluxfnd0iuefw2miq2pcph">
               <w:r>
                 <w:rPr>
                   <w:rFonts w:ascii="Arial" w:cs="Arial" w:eastAsia="Arial" w:hAnsi="Arial"/>
@@ -18905,7 +18905,7 @@
               <w:spacing w:after="10" w:before="0"/>
               <w:ind w:left="120"/>
             </w:pPr>
-            <w:hyperlink w:history="1" r:id="rId3ncfgiphh9evbekkghugk">
+            <w:hyperlink w:history="1" r:id="rId3ppiaxn65kygro6vcypuz">
               <w:r>
                 <w:rPr>
                   <w:rFonts w:ascii="Arial" w:cs="Arial" w:eastAsia="Arial" w:hAnsi="Arial"/>
@@ -18950,7 +18950,7 @@
             <w:pPr>
               <w:spacing w:after="20" w:before="0"/>
             </w:pPr>
-            <w:hyperlink w:history="1" r:id="rId-zh7g5jgxahfoepech90q">
+            <w:hyperlink w:history="1" r:id="rIdtosynbfhj-iyt6xvvwhf_">
               <w:r>
                 <w:rPr>
                   <w:rFonts w:ascii="Arial" w:cs="Arial" w:eastAsia="Arial" w:hAnsi="Arial"/>
@@ -18999,7 +18999,7 @@
               <w:spacing w:after="10" w:before="0"/>
               <w:ind w:left="120"/>
             </w:pPr>
-            <w:hyperlink w:history="1" r:id="rId4hzlditf1ihlo6fhm5vxb">
+            <w:hyperlink w:history="1" r:id="rIdltsyipqik1chhqglkwmfc">
               <w:r>
                 <w:rPr>
                   <w:rFonts w:ascii="Arial" w:cs="Arial" w:eastAsia="Arial" w:hAnsi="Arial"/>
@@ -19194,7 +19194,7 @@
             <w:pPr>
               <w:spacing w:after="20" w:before="0"/>
             </w:pPr>
-            <w:hyperlink w:history="1" r:id="rIdrsiewnn3bd6wcvnysm3b-">
+            <w:hyperlink w:history="1" r:id="rId_jteqpdrhdf0uobvnuxzt">
               <w:r>
                 <w:rPr>
                   <w:rFonts w:ascii="Arial" w:cs="Arial" w:eastAsia="Arial" w:hAnsi="Arial"/>
@@ -19227,7 +19227,7 @@
               <w:spacing w:after="10" w:before="0"/>
               <w:ind w:left="120"/>
             </w:pPr>
-            <w:hyperlink w:history="1" r:id="rIdwybtd_sdgfs12ozza0wxv">
+            <w:hyperlink w:history="1" r:id="rId3mtz0e-octw5sztbsfrff">
               <w:r>
                 <w:rPr>
                   <w:rFonts w:ascii="Arial" w:cs="Arial" w:eastAsia="Arial" w:hAnsi="Arial"/>
@@ -19272,7 +19272,7 @@
             <w:pPr>
               <w:spacing w:after="20" w:before="0"/>
             </w:pPr>
-            <w:hyperlink w:history="1" r:id="rIdjgc1tavlxq6czsxb-nsxd">
+            <w:hyperlink w:history="1" r:id="rId9lkxaxf-ftxh0mkczgyka">
               <w:r>
                 <w:rPr>
                   <w:rFonts w:ascii="Arial" w:cs="Arial" w:eastAsia="Arial" w:hAnsi="Arial"/>
@@ -19321,7 +19321,7 @@
               <w:spacing w:after="10" w:before="0"/>
               <w:ind w:left="120"/>
             </w:pPr>
-            <w:hyperlink w:history="1" r:id="rId_-lqflnw9trt8hcijuzgq">
+            <w:hyperlink w:history="1" r:id="rIdxeqvbzh_qhtqtkbfsap5t">
               <w:r>
                 <w:rPr>
                   <w:rFonts w:ascii="Arial" w:cs="Arial" w:eastAsia="Arial" w:hAnsi="Arial"/>
@@ -19516,7 +19516,7 @@
             <w:pPr>
               <w:spacing w:after="20" w:before="0"/>
             </w:pPr>
-            <w:hyperlink w:history="1" r:id="rIdu6bb4qyyhpaapt0javaq3">
+            <w:hyperlink w:history="1" r:id="rIdyss9gbtocvzqcipmt4qgl">
               <w:r>
                 <w:rPr>
                   <w:rFonts w:ascii="Arial" w:cs="Arial" w:eastAsia="Arial" w:hAnsi="Arial"/>
@@ -19549,7 +19549,7 @@
               <w:spacing w:after="10" w:before="0"/>
               <w:ind w:left="120"/>
             </w:pPr>
-            <w:hyperlink w:history="1" r:id="rIdonrc9r054qlioujuv-gv9">
+            <w:hyperlink w:history="1" r:id="rIdqflzfs0sg2btmprigfmtk">
               <w:r>
                 <w:rPr>
                   <w:rFonts w:ascii="Arial" w:cs="Arial" w:eastAsia="Arial" w:hAnsi="Arial"/>
@@ -19594,7 +19594,7 @@
             <w:pPr>
               <w:spacing w:after="20" w:before="0"/>
             </w:pPr>
-            <w:hyperlink w:history="1" r:id="rIdje13ofwaa6c8dd4ur9snj">
+            <w:hyperlink w:history="1" r:id="rIdywmmsjbclcknzk07m9wrb">
               <w:r>
                 <w:rPr>
                   <w:rFonts w:ascii="Arial" w:cs="Arial" w:eastAsia="Arial" w:hAnsi="Arial"/>
@@ -19643,7 +19643,7 @@
               <w:spacing w:after="10" w:before="0"/>
               <w:ind w:left="120"/>
             </w:pPr>
-            <w:hyperlink w:history="1" r:id="rIdwlx9jucsx9lrrvw4i88h8">
+            <w:hyperlink w:history="1" r:id="rIdnl3aqiqdd_vgw7iu4ma-k">
               <w:r>
                 <w:rPr>
                   <w:rFonts w:ascii="Arial" w:cs="Arial" w:eastAsia="Arial" w:hAnsi="Arial"/>
@@ -19838,7 +19838,7 @@
             <w:pPr>
               <w:spacing w:after="20" w:before="0"/>
             </w:pPr>
-            <w:hyperlink w:history="1" r:id="rIdog9n5nsoqiqd-fojue_1y">
+            <w:hyperlink w:history="1" r:id="rIdykprbatdyc8ky7xwdoai2">
               <w:r>
                 <w:rPr>
                   <w:rFonts w:ascii="Arial" w:cs="Arial" w:eastAsia="Arial" w:hAnsi="Arial"/>
@@ -19871,7 +19871,7 @@
               <w:spacing w:after="10" w:before="0"/>
               <w:ind w:left="120"/>
             </w:pPr>
-            <w:hyperlink w:history="1" r:id="rIdyb7ita2dpepsian0p-psi">
+            <w:hyperlink w:history="1" r:id="rIduak8ga9wpgjgny0cvzqdn">
               <w:r>
                 <w:rPr>
                   <w:rFonts w:ascii="Arial" w:cs="Arial" w:eastAsia="Arial" w:hAnsi="Arial"/>
@@ -19916,7 +19916,7 @@
             <w:pPr>
               <w:spacing w:after="20" w:before="0"/>
             </w:pPr>
-            <w:hyperlink w:history="1" r:id="rIdt8lpizvsms01uuujjfvxa">
+            <w:hyperlink w:history="1" r:id="rIdvcuxqptfk4ru2mgg_skom">
               <w:r>
                 <w:rPr>
                   <w:rFonts w:ascii="Arial" w:cs="Arial" w:eastAsia="Arial" w:hAnsi="Arial"/>
@@ -19965,7 +19965,7 @@
               <w:spacing w:after="10" w:before="0"/>
               <w:ind w:left="120"/>
             </w:pPr>
-            <w:hyperlink w:history="1" r:id="rId43je3ouvad_awaqdj39ep">
+            <w:hyperlink w:history="1" r:id="rId-ktf2qqs13eak9hfgfhge">
               <w:r>
                 <w:rPr>
                   <w:rFonts w:ascii="Arial" w:cs="Arial" w:eastAsia="Arial" w:hAnsi="Arial"/>
@@ -20160,7 +20160,7 @@
             <w:pPr>
               <w:spacing w:after="20" w:before="0"/>
             </w:pPr>
-            <w:hyperlink w:history="1" r:id="rIdgvh2eo_gmwhkbldbvdtx2">
+            <w:hyperlink w:history="1" r:id="rIdtkyjgbtuqyddh7dcqaqi5">
               <w:r>
                 <w:rPr>
                   <w:rFonts w:ascii="Arial" w:cs="Arial" w:eastAsia="Arial" w:hAnsi="Arial"/>
@@ -20193,7 +20193,7 @@
               <w:spacing w:after="10" w:before="0"/>
               <w:ind w:left="120"/>
             </w:pPr>
-            <w:hyperlink w:history="1" r:id="rIdclygddj1q_mel8nxbuzyl">
+            <w:hyperlink w:history="1" r:id="rIdjrb9zzkxp1wh75vrazbjn">
               <w:r>
                 <w:rPr>
                   <w:rFonts w:ascii="Arial" w:cs="Arial" w:eastAsia="Arial" w:hAnsi="Arial"/>
@@ -20238,7 +20238,7 @@
             <w:pPr>
               <w:spacing w:after="20" w:before="0"/>
             </w:pPr>
-            <w:hyperlink w:history="1" r:id="rIdxhsf22drdqtc3_m19ggwt">
+            <w:hyperlink w:history="1" r:id="rIdx3pdafdyqrb0vxeywzsjo">
               <w:r>
                 <w:rPr>
                   <w:rFonts w:ascii="Arial" w:cs="Arial" w:eastAsia="Arial" w:hAnsi="Arial"/>
@@ -20287,7 +20287,7 @@
               <w:spacing w:after="10" w:before="0"/>
               <w:ind w:left="120"/>
             </w:pPr>
-            <w:hyperlink w:history="1" r:id="rIdfs7un7tjqbst4vhydclzx">
+            <w:hyperlink w:history="1" r:id="rIdhmdrikq8erswsu2bnjig1">
               <w:r>
                 <w:rPr>
                   <w:rFonts w:ascii="Arial" w:cs="Arial" w:eastAsia="Arial" w:hAnsi="Arial"/>
@@ -20799,7 +20799,7 @@
         </w:rPr>
         <w:t xml:space="preserve">© 2026 SeaVuria and ARES. Aligned with KICD objectives. Developed by SeaVuria; technical implementation by ARES (with AI assistance from Claude). Licensed under </w:t>
       </w:r>
-      <w:hyperlink w:history="1" r:id="rIdmyixvkxynhnncn9eado2h">
+      <w:hyperlink w:history="1" r:id="rIdsgqbot5m-ohuva4w-vyqu">
         <w:r>
           <w:rPr>
             <w:rFonts w:ascii="Arial" w:cs="Arial" w:eastAsia="Arial" w:hAnsi="Arial"/>
@@ -20820,7 +20820,7 @@
         </w:rPr>
         <w:t xml:space="preserve"> (</w:t>
       </w:r>
-      <w:hyperlink w:history="1" r:id="rIdknhci86dlvv-jakno1tcx">
+      <w:hyperlink w:history="1" r:id="rIdhdudnpdvntrbbkjzwa5gl">
         <w:r>
           <w:rPr>
             <w:rFonts w:ascii="Arial" w:cs="Arial" w:eastAsia="Arial" w:hAnsi="Arial"/>
@@ -22032,7 +22032,7 @@
             <w:pPr>
               <w:spacing w:after="20" w:before="0"/>
             </w:pPr>
-            <w:hyperlink w:history="1" r:id="rIdmnhz2ahxacn71kadebh7l">
+            <w:hyperlink w:history="1" r:id="rIdc8ept3xoa9fanpys9ko_v">
               <w:r>
                 <w:rPr>
                   <w:rFonts w:ascii="Arial" w:cs="Arial" w:eastAsia="Arial" w:hAnsi="Arial"/>
@@ -22065,7 +22065,7 @@
               <w:spacing w:after="10" w:before="0"/>
               <w:ind w:left="120"/>
             </w:pPr>
-            <w:hyperlink w:history="1" r:id="rIdmapx4k8cfpmnwhlte6ftp">
+            <w:hyperlink w:history="1" r:id="rIdpwdooyjgabapdfjhi40pw">
               <w:r>
                 <w:rPr>
                   <w:rFonts w:ascii="Arial" w:cs="Arial" w:eastAsia="Arial" w:hAnsi="Arial"/>
@@ -22110,7 +22110,7 @@
             <w:pPr>
               <w:spacing w:after="20" w:before="0"/>
             </w:pPr>
-            <w:hyperlink w:history="1" r:id="rIdjucmk6lxyuc4s4wlmthxn">
+            <w:hyperlink w:history="1" r:id="rIddcakj8miqpd2klyspkzv0">
               <w:r>
                 <w:rPr>
                   <w:rFonts w:ascii="Arial" w:cs="Arial" w:eastAsia="Arial" w:hAnsi="Arial"/>
@@ -22143,7 +22143,7 @@
               <w:spacing w:after="10" w:before="0"/>
               <w:ind w:left="120"/>
             </w:pPr>
-            <w:hyperlink w:history="1" r:id="rId85v2ar14erdrearb7mfve">
+            <w:hyperlink w:history="1" r:id="rIdznjtxi90tyekulbvhak7p">
               <w:r>
                 <w:rPr>
                   <w:rFonts w:ascii="Arial" w:cs="Arial" w:eastAsia="Arial" w:hAnsi="Arial"/>
@@ -22338,7 +22338,7 @@
             <w:pPr>
               <w:spacing w:after="20" w:before="0"/>
             </w:pPr>
-            <w:hyperlink w:history="1" r:id="rIdqus7izijxudyw4je9zkkx">
+            <w:hyperlink w:history="1" r:id="rIdbs9ooij3riuz0-fj3enyf">
               <w:r>
                 <w:rPr>
                   <w:rFonts w:ascii="Arial" w:cs="Arial" w:eastAsia="Arial" w:hAnsi="Arial"/>
@@ -22371,7 +22371,7 @@
               <w:spacing w:after="10" w:before="0"/>
               <w:ind w:left="120"/>
             </w:pPr>
-            <w:hyperlink w:history="1" r:id="rIdnyhsfftozajqgznqtufpl">
+            <w:hyperlink w:history="1" r:id="rId_8bze3ji1p7leml0pdqrk">
               <w:r>
                 <w:rPr>
                   <w:rFonts w:ascii="Arial" w:cs="Arial" w:eastAsia="Arial" w:hAnsi="Arial"/>
@@ -22416,7 +22416,7 @@
             <w:pPr>
               <w:spacing w:after="20" w:before="0"/>
             </w:pPr>
-            <w:hyperlink w:history="1" r:id="rId-t1m0vxgn6-wh4_4vpp1l">
+            <w:hyperlink w:history="1" r:id="rIdbitqmnprldribzpzrlvs4">
               <w:r>
                 <w:rPr>
                   <w:rFonts w:ascii="Arial" w:cs="Arial" w:eastAsia="Arial" w:hAnsi="Arial"/>
@@ -22449,7 +22449,7 @@
               <w:spacing w:after="10" w:before="0"/>
               <w:ind w:left="120"/>
             </w:pPr>
-            <w:hyperlink w:history="1" r:id="rId4695tj_kr-4qm3j_0wp1r">
+            <w:hyperlink w:history="1" r:id="rIdicymhvdeshd0tzk64iekm">
               <w:r>
                 <w:rPr>
                   <w:rFonts w:ascii="Arial" w:cs="Arial" w:eastAsia="Arial" w:hAnsi="Arial"/>
@@ -22644,7 +22644,7 @@
             <w:pPr>
               <w:spacing w:after="20" w:before="0"/>
             </w:pPr>
-            <w:hyperlink w:history="1" r:id="rIdeup_8f24xj25h5uahnhv4">
+            <w:hyperlink w:history="1" r:id="rId7qgbcpbly1jv6o6wejddf">
               <w:r>
                 <w:rPr>
                   <w:rFonts w:ascii="Arial" w:cs="Arial" w:eastAsia="Arial" w:hAnsi="Arial"/>
@@ -22693,7 +22693,7 @@
               <w:spacing w:after="10" w:before="0"/>
               <w:ind w:left="120"/>
             </w:pPr>
-            <w:hyperlink w:history="1" r:id="rIdonz0hpoq8834cgk9vgwjm">
+            <w:hyperlink w:history="1" r:id="rIdr8cqjsxb2heikmsipipn-">
               <w:r>
                 <w:rPr>
                   <w:rFonts w:ascii="Arial" w:cs="Arial" w:eastAsia="Arial" w:hAnsi="Arial"/>
@@ -22738,7 +22738,7 @@
             <w:pPr>
               <w:spacing w:after="20" w:before="0"/>
             </w:pPr>
-            <w:hyperlink w:history="1" r:id="rIdvfnejpssthgfrhbon0slo">
+            <w:hyperlink w:history="1" r:id="rIdv-tpdcsjlwcibavxwf3ku">
               <w:r>
                 <w:rPr>
                   <w:rFonts w:ascii="Arial" w:cs="Arial" w:eastAsia="Arial" w:hAnsi="Arial"/>
@@ -22771,7 +22771,7 @@
               <w:spacing w:after="10" w:before="0"/>
               <w:ind w:left="120"/>
             </w:pPr>
-            <w:hyperlink w:history="1" r:id="rId0nrhr5ttpn_1bqibcvacc">
+            <w:hyperlink w:history="1" r:id="rIdvtomirmwumhmsyus1izpq">
               <w:r>
                 <w:rPr>
                   <w:rFonts w:ascii="Arial" w:cs="Arial" w:eastAsia="Arial" w:hAnsi="Arial"/>
@@ -22966,7 +22966,7 @@
             <w:pPr>
               <w:spacing w:after="20" w:before="0"/>
             </w:pPr>
-            <w:hyperlink w:history="1" r:id="rIdpwkptq-9-u__12xxu-m9a">
+            <w:hyperlink w:history="1" r:id="rIdz7jhv6d2areofhs1v2inc">
               <w:r>
                 <w:rPr>
                   <w:rFonts w:ascii="Arial" w:cs="Arial" w:eastAsia="Arial" w:hAnsi="Arial"/>
@@ -23015,7 +23015,7 @@
               <w:spacing w:after="10" w:before="0"/>
               <w:ind w:left="120"/>
             </w:pPr>
-            <w:hyperlink w:history="1" r:id="rIdoo129j4awfidqtr9-ezph">
+            <w:hyperlink w:history="1" r:id="rIdrgnpzw8s0krzjxv5tdfom">
               <w:r>
                 <w:rPr>
                   <w:rFonts w:ascii="Arial" w:cs="Arial" w:eastAsia="Arial" w:hAnsi="Arial"/>
@@ -23060,7 +23060,7 @@
             <w:pPr>
               <w:spacing w:after="20" w:before="0"/>
             </w:pPr>
-            <w:hyperlink w:history="1" r:id="rIdi4uuyn7snfwgorjpelmrj">
+            <w:hyperlink w:history="1" r:id="rIdemidkbfg-2wq8ag8tyjla">
               <w:r>
                 <w:rPr>
                   <w:rFonts w:ascii="Arial" w:cs="Arial" w:eastAsia="Arial" w:hAnsi="Arial"/>
@@ -23093,7 +23093,7 @@
               <w:spacing w:after="10" w:before="0"/>
               <w:ind w:left="120"/>
             </w:pPr>
-            <w:hyperlink w:history="1" r:id="rIdlyf3yrli0s_gfpax8xb79">
+            <w:hyperlink w:history="1" r:id="rId3oixdermhbocjqhw44c6p">
               <w:r>
                 <w:rPr>
                   <w:rFonts w:ascii="Arial" w:cs="Arial" w:eastAsia="Arial" w:hAnsi="Arial"/>
@@ -23288,7 +23288,7 @@
             <w:pPr>
               <w:spacing w:after="20" w:before="0"/>
             </w:pPr>
-            <w:hyperlink w:history="1" r:id="rId9dadp1ebtmkur5q0gggli">
+            <w:hyperlink w:history="1" r:id="rId5wvjlc-tp9u8tyedhllac">
               <w:r>
                 <w:rPr>
                   <w:rFonts w:ascii="Arial" w:cs="Arial" w:eastAsia="Arial" w:hAnsi="Arial"/>
@@ -23337,7 +23337,7 @@
               <w:spacing w:after="10" w:before="0"/>
               <w:ind w:left="120"/>
             </w:pPr>
-            <w:hyperlink w:history="1" r:id="rIdhxfofw5wopwbjxlx_vzzy">
+            <w:hyperlink w:history="1" r:id="rIdraxqoo8ua-z2d29lsxebj">
               <w:r>
                 <w:rPr>
                   <w:rFonts w:ascii="Arial" w:cs="Arial" w:eastAsia="Arial" w:hAnsi="Arial"/>
@@ -23382,7 +23382,7 @@
             <w:pPr>
               <w:spacing w:after="20" w:before="0"/>
             </w:pPr>
-            <w:hyperlink w:history="1" r:id="rIddegirdorz29xo0onvf7hd">
+            <w:hyperlink w:history="1" r:id="rIdwmczwuxvwdfkluje0jnfg">
               <w:r>
                 <w:rPr>
                   <w:rFonts w:ascii="Arial" w:cs="Arial" w:eastAsia="Arial" w:hAnsi="Arial"/>
@@ -23415,7 +23415,7 @@
               <w:spacing w:after="10" w:before="0"/>
               <w:ind w:left="120"/>
             </w:pPr>
-            <w:hyperlink w:history="1" r:id="rIdv2fc0_mdl0g26g5snvd2s">
+            <w:hyperlink w:history="1" r:id="rId8lrgjz6h1exaddbmot6hl">
               <w:r>
                 <w:rPr>
                   <w:rFonts w:ascii="Arial" w:cs="Arial" w:eastAsia="Arial" w:hAnsi="Arial"/>
@@ -24003,7 +24003,7 @@
         </w:rPr>
         <w:t xml:space="preserve">© 2026 SeaVuria and ARES. Aligned with KICD objectives. Developed by SeaVuria; technical implementation by ARES (with AI assistance from Claude). Licensed under </w:t>
       </w:r>
-      <w:hyperlink w:history="1" r:id="rIds8zr0bcyizgnofcgkkkbd">
+      <w:hyperlink w:history="1" r:id="rId2bl8vdduadbf9_ifzbfan">
         <w:r>
           <w:rPr>
             <w:rFonts w:ascii="Arial" w:cs="Arial" w:eastAsia="Arial" w:hAnsi="Arial"/>
@@ -24024,7 +24024,7 @@
         </w:rPr>
         <w:t xml:space="preserve"> (</w:t>
       </w:r>
-      <w:hyperlink w:history="1" r:id="rIdu_s1-z-hauk0j5ox2g9w3">
+      <w:hyperlink w:history="1" r:id="rIdy7tkzyawvutoqtzbx4a3_">
         <w:r>
           <w:rPr>
             <w:rFonts w:ascii="Arial" w:cs="Arial" w:eastAsia="Arial" w:hAnsi="Arial"/>
@@ -25037,7 +25037,7 @@
             <w:pPr>
               <w:spacing w:after="20" w:before="0"/>
             </w:pPr>
-            <w:hyperlink w:history="1" r:id="rIds2-yz945qgewuwugqa-po">
+            <w:hyperlink w:history="1" r:id="rIdg74vzo1fokhb6k_jozbv9">
               <w:r>
                 <w:rPr>
                   <w:rFonts w:ascii="Arial" w:cs="Arial" w:eastAsia="Arial" w:hAnsi="Arial"/>
@@ -25086,7 +25086,7 @@
               <w:spacing w:after="10" w:before="0"/>
               <w:ind w:left="120"/>
             </w:pPr>
-            <w:hyperlink w:history="1" r:id="rIdoyhjzdwxgoc_p0qi9bjul">
+            <w:hyperlink w:history="1" r:id="rIdcieoidvuzvpm2xmnv8ftw">
               <w:r>
                 <w:rPr>
                   <w:rFonts w:ascii="Arial" w:cs="Arial" w:eastAsia="Arial" w:hAnsi="Arial"/>
@@ -25131,7 +25131,7 @@
             <w:pPr>
               <w:spacing w:after="20" w:before="0"/>
             </w:pPr>
-            <w:hyperlink w:history="1" r:id="rIdj6axpviqnobbpw2xhgkri">
+            <w:hyperlink w:history="1" r:id="rIdncprg1jhomc5sazzmxwa6">
               <w:r>
                 <w:rPr>
                   <w:rFonts w:ascii="Arial" w:cs="Arial" w:eastAsia="Arial" w:hAnsi="Arial"/>
@@ -25180,7 +25180,7 @@
               <w:spacing w:after="10" w:before="0"/>
               <w:ind w:left="120"/>
             </w:pPr>
-            <w:hyperlink w:history="1" r:id="rIdnn2mdbdzwjmspti0pd-uy">
+            <w:hyperlink w:history="1" r:id="rIde-jzvk09eoqjodv7twsux">
               <w:r>
                 <w:rPr>
                   <w:rFonts w:ascii="Arial" w:cs="Arial" w:eastAsia="Arial" w:hAnsi="Arial"/>
@@ -25375,7 +25375,7 @@
             <w:pPr>
               <w:spacing w:after="20" w:before="0"/>
             </w:pPr>
-            <w:hyperlink w:history="1" r:id="rIdjujih_7rxbn8tcw5wexaj">
+            <w:hyperlink w:history="1" r:id="rIdgrsavummfij7rykq-2wbd">
               <w:r>
                 <w:rPr>
                   <w:rFonts w:ascii="Arial" w:cs="Arial" w:eastAsia="Arial" w:hAnsi="Arial"/>
@@ -25424,7 +25424,7 @@
               <w:spacing w:after="10" w:before="0"/>
               <w:ind w:left="120"/>
             </w:pPr>
-            <w:hyperlink w:history="1" r:id="rIdx2cs12rplatg2e9ssf-cv">
+            <w:hyperlink w:history="1" r:id="rIdipbzbybqf1gqlxavrq076">
               <w:r>
                 <w:rPr>
                   <w:rFonts w:ascii="Arial" w:cs="Arial" w:eastAsia="Arial" w:hAnsi="Arial"/>
@@ -25469,7 +25469,7 @@
             <w:pPr>
               <w:spacing w:after="20" w:before="0"/>
             </w:pPr>
-            <w:hyperlink w:history="1" r:id="rIdxr4r0ngtjkkixq0qgksrd">
+            <w:hyperlink w:history="1" r:id="rIdp3sliecdtldmpl5yo5zog">
               <w:r>
                 <w:rPr>
                   <w:rFonts w:ascii="Arial" w:cs="Arial" w:eastAsia="Arial" w:hAnsi="Arial"/>
@@ -25518,7 +25518,7 @@
               <w:spacing w:after="10" w:before="0"/>
               <w:ind w:left="120"/>
             </w:pPr>
-            <w:hyperlink w:history="1" r:id="rIda2kmw_crg11bby7ye8eul">
+            <w:hyperlink w:history="1" r:id="rId7apqb1wjhvmqi_paci8cm">
               <w:r>
                 <w:rPr>
                   <w:rFonts w:ascii="Arial" w:cs="Arial" w:eastAsia="Arial" w:hAnsi="Arial"/>
@@ -25713,7 +25713,7 @@
             <w:pPr>
               <w:spacing w:after="20" w:before="0"/>
             </w:pPr>
-            <w:hyperlink w:history="1" r:id="rIdke11f0cx5xpdamckql1dc">
+            <w:hyperlink w:history="1" r:id="rIdfb4vbwq5bkq2lo5u64e9s">
               <w:r>
                 <w:rPr>
                   <w:rFonts w:ascii="Arial" w:cs="Arial" w:eastAsia="Arial" w:hAnsi="Arial"/>
@@ -25762,7 +25762,7 @@
               <w:spacing w:after="10" w:before="0"/>
               <w:ind w:left="120"/>
             </w:pPr>
-            <w:hyperlink w:history="1" r:id="rIdxrmgoeoswfmwhpbxg4qy9">
+            <w:hyperlink w:history="1" r:id="rIdkvamdm5u_pimr9wlin7ul">
               <w:r>
                 <w:rPr>
                   <w:rFonts w:ascii="Arial" w:cs="Arial" w:eastAsia="Arial" w:hAnsi="Arial"/>
@@ -25807,7 +25807,7 @@
             <w:pPr>
               <w:spacing w:after="20" w:before="0"/>
             </w:pPr>
-            <w:hyperlink w:history="1" r:id="rIdzzjy5zyz2nedv1ruwl3mt">
+            <w:hyperlink w:history="1" r:id="rIdpbrv1n1ecr56teczyntvk">
               <w:r>
                 <w:rPr>
                   <w:rFonts w:ascii="Arial" w:cs="Arial" w:eastAsia="Arial" w:hAnsi="Arial"/>
@@ -25856,7 +25856,7 @@
               <w:spacing w:after="10" w:before="0"/>
               <w:ind w:left="120"/>
             </w:pPr>
-            <w:hyperlink w:history="1" r:id="rIdsmww0ix-oej_timb0d_iw">
+            <w:hyperlink w:history="1" r:id="rId6wdjj3nbwvaizemhfmrhw">
               <w:r>
                 <w:rPr>
                   <w:rFonts w:ascii="Arial" w:cs="Arial" w:eastAsia="Arial" w:hAnsi="Arial"/>
@@ -26051,7 +26051,7 @@
             <w:pPr>
               <w:spacing w:after="20" w:before="0"/>
             </w:pPr>
-            <w:hyperlink w:history="1" r:id="rIdbnbewt0pm5xvpalnptmlk">
+            <w:hyperlink w:history="1" r:id="rId44qoyiu3opsi7sqei_6y5">
               <w:r>
                 <w:rPr>
                   <w:rFonts w:ascii="Arial" w:cs="Arial" w:eastAsia="Arial" w:hAnsi="Arial"/>
@@ -26100,7 +26100,7 @@
               <w:spacing w:after="10" w:before="0"/>
               <w:ind w:left="120"/>
             </w:pPr>
-            <w:hyperlink w:history="1" r:id="rIdob9c1mj26lvkgrsgggcpw">
+            <w:hyperlink w:history="1" r:id="rIdnoq4adstocrkeabgfwciz">
               <w:r>
                 <w:rPr>
                   <w:rFonts w:ascii="Arial" w:cs="Arial" w:eastAsia="Arial" w:hAnsi="Arial"/>
@@ -26145,7 +26145,7 @@
             <w:pPr>
               <w:spacing w:after="20" w:before="0"/>
             </w:pPr>
-            <w:hyperlink w:history="1" r:id="rId9rzees7r1uuucja2zl7kg">
+            <w:hyperlink w:history="1" r:id="rIdcutxn_frqk63ojqwjp_pj">
               <w:r>
                 <w:rPr>
                   <w:rFonts w:ascii="Arial" w:cs="Arial" w:eastAsia="Arial" w:hAnsi="Arial"/>
@@ -26194,7 +26194,7 @@
               <w:spacing w:after="10" w:before="0"/>
               <w:ind w:left="120"/>
             </w:pPr>
-            <w:hyperlink w:history="1" r:id="rIdotcjjl0qdrjcv5jhbe4ou">
+            <w:hyperlink w:history="1" r:id="rIdfpddesy_z0yhaj1g5kbwz">
               <w:r>
                 <w:rPr>
                   <w:rFonts w:ascii="Arial" w:cs="Arial" w:eastAsia="Arial" w:hAnsi="Arial"/>
@@ -26389,7 +26389,7 @@
             <w:pPr>
               <w:spacing w:after="20" w:before="0"/>
             </w:pPr>
-            <w:hyperlink w:history="1" r:id="rIdvwchr2hcr30dqtpx4qpbf">
+            <w:hyperlink w:history="1" r:id="rIdlw8gk16tl8rq2inrgjbud">
               <w:r>
                 <w:rPr>
                   <w:rFonts w:ascii="Arial" w:cs="Arial" w:eastAsia="Arial" w:hAnsi="Arial"/>
@@ -26438,7 +26438,7 @@
               <w:spacing w:after="10" w:before="0"/>
               <w:ind w:left="120"/>
             </w:pPr>
-            <w:hyperlink w:history="1" r:id="rId8uk6car61s-c8167suhpa">
+            <w:hyperlink w:history="1" r:id="rIdbbiqm1buzz9a3oisxkeh3">
               <w:r>
                 <w:rPr>
                   <w:rFonts w:ascii="Arial" w:cs="Arial" w:eastAsia="Arial" w:hAnsi="Arial"/>
@@ -26483,7 +26483,7 @@
             <w:pPr>
               <w:spacing w:after="20" w:before="0"/>
             </w:pPr>
-            <w:hyperlink w:history="1" r:id="rIdmxpu2ndksnjb09a7m0uk0">
+            <w:hyperlink w:history="1" r:id="rIdj_j5bxkeljx_6k0xittlj">
               <w:r>
                 <w:rPr>
                   <w:rFonts w:ascii="Arial" w:cs="Arial" w:eastAsia="Arial" w:hAnsi="Arial"/>
@@ -26532,7 +26532,7 @@
               <w:spacing w:after="10" w:before="0"/>
               <w:ind w:left="120"/>
             </w:pPr>
-            <w:hyperlink w:history="1" r:id="rIdf_c0rz-fbg2bhlqho8mpu">
+            <w:hyperlink w:history="1" r:id="rIdxm4d3f39pmlbni0fdvuz2">
               <w:r>
                 <w:rPr>
                   <w:rFonts w:ascii="Arial" w:cs="Arial" w:eastAsia="Arial" w:hAnsi="Arial"/>
@@ -27044,7 +27044,7 @@
         </w:rPr>
         <w:t xml:space="preserve">© 2026 SeaVuria and ARES. Aligned with KICD objectives. Developed by SeaVuria; technical implementation by ARES (with AI assistance from Claude). Licensed under </w:t>
       </w:r>
-      <w:hyperlink w:history="1" r:id="rIde07aflvnyenfxmikmipgg">
+      <w:hyperlink w:history="1" r:id="rIdj6o99gxvazoqjnqukb24d">
         <w:r>
           <w:rPr>
             <w:rFonts w:ascii="Arial" w:cs="Arial" w:eastAsia="Arial" w:hAnsi="Arial"/>
@@ -27065,7 +27065,7 @@
         </w:rPr>
         <w:t xml:space="preserve"> (</w:t>
       </w:r>
-      <w:hyperlink w:history="1" r:id="rIdpqxsvq6ej4bdbrb82tcsd">
+      <w:hyperlink w:history="1" r:id="rId0s9o_urnbr_mxmknt2otn">
         <w:r>
           <w:rPr>
             <w:rFonts w:ascii="Arial" w:cs="Arial" w:eastAsia="Arial" w:hAnsi="Arial"/>

--- a/data/outputs/v2/Core_Mathematics/SS1.2_Indices_and_Logarithms/Core_Mathematics_Indices_and_Logarithms_CBE_LessonSequence.docx
+++ b/data/outputs/v2/Core_Mathematics/SS1.2_Indices_and_Logarithms/Core_Mathematics_Indices_and_Logarithms_CBE_LessonSequence.docx
@@ -4,6 +4,7 @@
   <w:body>
     <w:p>
       <w:pPr>
+        <w:keepNext w:val="false"/>
         <w:spacing w:after="30" w:before="0"/>
         <w:jc w:val="center"/>
       </w:pPr>
@@ -23,6 +24,7 @@
     </w:p>
     <w:p>
       <w:pPr>
+        <w:keepNext w:val="false"/>
         <w:spacing w:after="60" w:before="0"/>
         <w:jc w:val="center"/>
       </w:pPr>
@@ -81,6 +83,7 @@
           </w:tcPr>
           <w:p>
             <w:pPr>
+              <w:keepNext w:val="false"/>
               <w:spacing w:after="40" w:before="0"/>
               <w:jc w:val="center"/>
             </w:pPr>
@@ -115,6 +118,7 @@
           </w:tcPr>
           <w:p>
             <w:pPr>
+              <w:keepNext w:val="false"/>
               <w:spacing w:after="40" w:before="0"/>
               <w:jc w:val="left"/>
             </w:pPr>
@@ -147,6 +151,7 @@
           </w:tcPr>
           <w:p>
             <w:pPr>
+              <w:keepNext w:val="false"/>
               <w:spacing w:after="40" w:before="0"/>
               <w:jc w:val="left"/>
             </w:pPr>
@@ -181,6 +186,7 @@
           </w:tcPr>
           <w:p>
             <w:pPr>
+              <w:keepNext w:val="false"/>
               <w:spacing w:after="40" w:before="0"/>
               <w:jc w:val="left"/>
             </w:pPr>
@@ -213,6 +219,7 @@
           </w:tcPr>
           <w:p>
             <w:pPr>
+              <w:keepNext w:val="false"/>
               <w:spacing w:after="40" w:before="0"/>
               <w:jc w:val="left"/>
             </w:pPr>
@@ -247,6 +254,7 @@
           </w:tcPr>
           <w:p>
             <w:pPr>
+              <w:keepNext w:val="false"/>
               <w:spacing w:after="40" w:before="0"/>
               <w:jc w:val="left"/>
             </w:pPr>
@@ -279,6 +287,7 @@
           </w:tcPr>
           <w:p>
             <w:pPr>
+              <w:keepNext w:val="false"/>
               <w:spacing w:after="40" w:before="0"/>
               <w:jc w:val="left"/>
             </w:pPr>
@@ -313,6 +322,7 @@
           </w:tcPr>
           <w:p>
             <w:pPr>
+              <w:keepNext w:val="false"/>
               <w:spacing w:after="40" w:before="0"/>
               <w:jc w:val="left"/>
             </w:pPr>
@@ -345,6 +355,7 @@
           </w:tcPr>
           <w:p>
             <w:pPr>
+              <w:keepNext w:val="false"/>
               <w:spacing w:after="40" w:before="0"/>
               <w:jc w:val="left"/>
             </w:pPr>
@@ -379,6 +390,7 @@
           </w:tcPr>
           <w:p>
             <w:pPr>
+              <w:keepNext w:val="false"/>
               <w:spacing w:after="40" w:before="0"/>
               <w:jc w:val="left"/>
             </w:pPr>
@@ -411,6 +423,7 @@
           </w:tcPr>
           <w:p>
             <w:pPr>
+              <w:keepNext w:val="false"/>
               <w:spacing w:after="40" w:before="0"/>
               <w:jc w:val="left"/>
             </w:pPr>
@@ -445,6 +458,7 @@
           </w:tcPr>
           <w:p>
             <w:pPr>
+              <w:keepNext w:val="false"/>
               <w:spacing w:after="40" w:before="0"/>
               <w:jc w:val="left"/>
             </w:pPr>
@@ -732,6 +746,7 @@
           </w:tcPr>
           <w:p>
             <w:pPr>
+              <w:keepNext w:val="false"/>
               <w:spacing w:after="40" w:before="0"/>
               <w:jc w:val="left"/>
             </w:pPr>
@@ -764,6 +779,7 @@
           </w:tcPr>
           <w:p>
             <w:pPr>
+              <w:keepNext w:val="false"/>
               <w:spacing w:after="40" w:before="0"/>
               <w:jc w:val="left"/>
             </w:pPr>
@@ -783,6 +799,7 @@
           </w:p>
           <w:p>
             <w:pPr>
+              <w:keepNext w:val="false"/>
               <w:spacing w:after="40" w:before="0"/>
               <w:jc w:val="left"/>
             </w:pPr>
@@ -802,6 +819,7 @@
           </w:p>
           <w:p>
             <w:pPr>
+              <w:keepNext w:val="false"/>
               <w:spacing w:after="40" w:before="0"/>
               <w:jc w:val="left"/>
             </w:pPr>
@@ -821,6 +839,7 @@
           </w:p>
           <w:p>
             <w:pPr>
+              <w:keepNext w:val="false"/>
               <w:spacing w:after="40" w:before="0"/>
               <w:jc w:val="left"/>
             </w:pPr>
@@ -840,6 +859,7 @@
           </w:p>
           <w:p>
             <w:pPr>
+              <w:keepNext w:val="false"/>
               <w:spacing w:after="40" w:before="0"/>
               <w:jc w:val="left"/>
             </w:pPr>
@@ -859,6 +879,7 @@
           </w:p>
           <w:p>
             <w:pPr>
+              <w:keepNext w:val="false"/>
               <w:spacing w:after="40" w:before="0"/>
               <w:jc w:val="left"/>
             </w:pPr>
@@ -893,6 +914,7 @@
           </w:tcPr>
           <w:p>
             <w:pPr>
+              <w:keepNext w:val="false"/>
               <w:spacing w:after="40" w:before="0"/>
               <w:jc w:val="left"/>
             </w:pPr>
@@ -1020,6 +1042,7 @@
           </w:tcPr>
           <w:p>
             <w:pPr>
+              <w:keepNext w:val="false"/>
               <w:spacing w:after="40" w:before="0"/>
               <w:jc w:val="left"/>
             </w:pPr>
@@ -1147,6 +1170,7 @@
           </w:tcPr>
           <w:p>
             <w:pPr>
+              <w:keepNext w:val="false"/>
               <w:spacing w:after="40" w:before="0"/>
               <w:jc w:val="left"/>
             </w:pPr>
@@ -1274,6 +1298,7 @@
           </w:tcPr>
           <w:p>
             <w:pPr>
+              <w:keepNext w:val="false"/>
               <w:spacing w:after="40" w:before="0"/>
               <w:jc w:val="left"/>
             </w:pPr>
@@ -1401,6 +1426,7 @@
           </w:tcPr>
           <w:p>
             <w:pPr>
+              <w:keepNext w:val="false"/>
               <w:spacing w:after="40" w:before="0"/>
               <w:jc w:val="left"/>
             </w:pPr>
@@ -1568,6 +1594,7 @@
           </w:tcPr>
           <w:p>
             <w:pPr>
+              <w:keepNext w:val="false"/>
               <w:spacing w:after="40" w:before="0"/>
               <w:jc w:val="left"/>
             </w:pPr>
@@ -1600,6 +1627,7 @@
           </w:tcPr>
           <w:p>
             <w:pPr>
+              <w:keepNext w:val="false"/>
               <w:spacing w:after="40" w:before="0"/>
               <w:jc w:val="left"/>
             </w:pPr>
@@ -1634,6 +1662,7 @@
           </w:tcPr>
           <w:p>
             <w:pPr>
+              <w:keepNext w:val="false"/>
               <w:spacing w:after="40" w:before="0"/>
               <w:jc w:val="left"/>
             </w:pPr>
@@ -1666,6 +1695,7 @@
           </w:tcPr>
           <w:p>
             <w:pPr>
+              <w:keepNext w:val="false"/>
               <w:spacing w:after="40" w:before="0"/>
               <w:jc w:val="left"/>
             </w:pPr>
@@ -1685,6 +1715,7 @@
           </w:p>
           <w:p>
             <w:pPr>
+              <w:keepNext w:val="false"/>
               <w:spacing w:after="40" w:before="0"/>
               <w:jc w:val="left"/>
             </w:pPr>
@@ -1704,6 +1735,7 @@
           </w:p>
           <w:p>
             <w:pPr>
+              <w:keepNext w:val="false"/>
               <w:spacing w:after="40" w:before="0"/>
               <w:jc w:val="left"/>
             </w:pPr>
@@ -1723,6 +1755,7 @@
           </w:p>
           <w:p>
             <w:pPr>
+              <w:keepNext w:val="false"/>
               <w:spacing w:after="40" w:before="0"/>
               <w:jc w:val="left"/>
             </w:pPr>
@@ -1742,6 +1775,7 @@
           </w:p>
           <w:p>
             <w:pPr>
+              <w:keepNext w:val="false"/>
               <w:spacing w:after="40" w:before="0"/>
               <w:jc w:val="left"/>
             </w:pPr>
@@ -1776,6 +1810,7 @@
           </w:tcPr>
           <w:p>
             <w:pPr>
+              <w:keepNext w:val="false"/>
               <w:spacing w:after="40" w:before="0"/>
               <w:jc w:val="left"/>
             </w:pPr>
@@ -1808,6 +1843,7 @@
           </w:tcPr>
           <w:p>
             <w:pPr>
+              <w:keepNext w:val="false"/>
               <w:spacing w:after="40" w:before="0"/>
               <w:jc w:val="left"/>
             </w:pPr>
@@ -1842,6 +1878,7 @@
           </w:tcPr>
           <w:p>
             <w:pPr>
+              <w:keepNext w:val="false"/>
               <w:spacing w:after="40" w:before="0"/>
               <w:jc w:val="left"/>
             </w:pPr>
@@ -1874,6 +1911,7 @@
           </w:tcPr>
           <w:p>
             <w:pPr>
+              <w:keepNext w:val="false"/>
               <w:spacing w:after="40" w:before="0"/>
               <w:jc w:val="left"/>
             </w:pPr>
@@ -1893,6 +1931,7 @@
           </w:p>
           <w:p>
             <w:pPr>
+              <w:keepNext w:val="false"/>
               <w:spacing w:after="40" w:before="0"/>
               <w:jc w:val="left"/>
             </w:pPr>
@@ -1912,6 +1951,7 @@
           </w:p>
           <w:p>
             <w:pPr>
+              <w:keepNext w:val="false"/>
               <w:spacing w:after="40" w:before="0"/>
               <w:jc w:val="left"/>
             </w:pPr>
@@ -1931,6 +1971,7 @@
           </w:p>
           <w:p>
             <w:pPr>
+              <w:keepNext w:val="false"/>
               <w:spacing w:after="40" w:before="0"/>
               <w:jc w:val="left"/>
             </w:pPr>
@@ -1950,6 +1991,7 @@
           </w:p>
           <w:p>
             <w:pPr>
+              <w:keepNext w:val="false"/>
               <w:spacing w:after="40" w:before="0"/>
               <w:jc w:val="left"/>
             </w:pPr>
@@ -1969,6 +2011,7 @@
           </w:p>
           <w:p>
             <w:pPr>
+              <w:keepNext w:val="false"/>
               <w:spacing w:after="40" w:before="0"/>
               <w:jc w:val="left"/>
             </w:pPr>
@@ -1988,6 +2031,7 @@
           </w:p>
           <w:p>
             <w:pPr>
+              <w:keepNext w:val="false"/>
               <w:spacing w:after="40" w:before="0"/>
               <w:jc w:val="left"/>
             </w:pPr>
@@ -2007,6 +2051,7 @@
           </w:p>
           <w:p>
             <w:pPr>
+              <w:keepNext w:val="false"/>
               <w:spacing w:after="40" w:before="0"/>
               <w:jc w:val="left"/>
             </w:pPr>
@@ -2026,6 +2071,7 @@
           </w:p>
           <w:p>
             <w:pPr>
+              <w:keepNext w:val="false"/>
               <w:spacing w:after="40" w:before="0"/>
               <w:jc w:val="left"/>
             </w:pPr>
@@ -2045,6 +2091,7 @@
           </w:p>
           <w:p>
             <w:pPr>
+              <w:keepNext w:val="false"/>
               <w:spacing w:after="40" w:before="0"/>
               <w:jc w:val="left"/>
             </w:pPr>
@@ -2064,6 +2111,7 @@
           </w:p>
           <w:p>
             <w:pPr>
+              <w:keepNext w:val="false"/>
               <w:spacing w:after="40" w:before="0"/>
               <w:jc w:val="left"/>
             </w:pPr>
@@ -2083,6 +2131,7 @@
           </w:p>
           <w:p>
             <w:pPr>
+              <w:keepNext w:val="false"/>
               <w:spacing w:after="40" w:before="0"/>
               <w:jc w:val="left"/>
             </w:pPr>
@@ -2102,6 +2151,7 @@
           </w:p>
           <w:p>
             <w:pPr>
+              <w:keepNext w:val="false"/>
               <w:spacing w:after="40" w:before="0"/>
               <w:jc w:val="left"/>
             </w:pPr>
@@ -2121,6 +2171,7 @@
           </w:p>
           <w:p>
             <w:pPr>
+              <w:keepNext w:val="false"/>
               <w:spacing w:after="40" w:before="0"/>
               <w:jc w:val="left"/>
             </w:pPr>
@@ -2140,6 +2191,7 @@
           </w:p>
           <w:p>
             <w:pPr>
+              <w:keepNext w:val="false"/>
               <w:spacing w:after="40" w:before="0"/>
               <w:jc w:val="left"/>
             </w:pPr>
@@ -2174,6 +2226,7 @@
           </w:tcPr>
           <w:p>
             <w:pPr>
+              <w:keepNext w:val="false"/>
               <w:spacing w:after="40" w:before="0"/>
               <w:jc w:val="left"/>
             </w:pPr>
@@ -2405,7 +2458,7 @@
         </w:rPr>
         <w:t xml:space="preserve">© 2026 SeaVuria and ARES. This work is licensed under a </w:t>
       </w:r>
-      <w:hyperlink w:history="1" r:id="rIdx89jxmvw9skpyxre2dbcu">
+      <w:hyperlink w:history="1" r:id="rIdegtn67hgt0wwlmq4zx_lt">
         <w:r>
           <w:rPr>
             <w:rFonts w:ascii="Arial" w:cs="Arial" w:eastAsia="Arial" w:hAnsi="Arial"/>
@@ -2425,7 +2478,7 @@
         </w:rPr>
         <w:t xml:space="preserve"> (</w:t>
       </w:r>
-      <w:hyperlink w:history="1" r:id="rIdcft9quuxbbgzsro4murwg">
+      <w:hyperlink w:history="1" r:id="rIdbq1-ycghni0-gzsbp2muv">
         <w:r>
           <w:rPr>
             <w:rFonts w:ascii="Arial" w:cs="Arial" w:eastAsia="Arial" w:hAnsi="Arial"/>
@@ -2445,7 +2498,7 @@
         </w:rPr>
         <w:t xml:space="preserve">). To view a copy of this license, visit </w:t>
       </w:r>
-      <w:hyperlink w:history="1" r:id="rIdldkjgr_7oksgke7tjc3hg">
+      <w:hyperlink w:history="1" r:id="rIdxpacqvhd93fil1_hqxsr3">
         <w:r>
           <w:rPr>
             <w:rFonts w:ascii="Arial" w:cs="Arial" w:eastAsia="Arial" w:hAnsi="Arial"/>
@@ -2504,6 +2557,7 @@
           </w:tcPr>
           <w:p>
             <w:pPr>
+              <w:keepNext w:val="false"/>
               <w:spacing w:after="40" w:before="0"/>
               <w:jc w:val="center"/>
             </w:pPr>
@@ -2539,6 +2593,7 @@
           </w:tcPr>
           <w:p>
             <w:pPr>
+              <w:keepNext w:val="false"/>
               <w:spacing w:after="40" w:before="0"/>
               <w:jc w:val="center"/>
             </w:pPr>
@@ -2573,6 +2628,7 @@
           </w:tcPr>
           <w:p>
             <w:pPr>
+              <w:keepNext w:val="false"/>
               <w:spacing w:after="40" w:before="0"/>
               <w:jc w:val="left"/>
             </w:pPr>
@@ -2605,6 +2661,7 @@
           </w:tcPr>
           <w:p>
             <w:pPr>
+              <w:keepNext w:val="false"/>
               <w:spacing w:after="40" w:before="0"/>
               <w:jc w:val="left"/>
             </w:pPr>
@@ -2639,6 +2696,7 @@
           </w:tcPr>
           <w:p>
             <w:pPr>
+              <w:keepNext w:val="false"/>
               <w:spacing w:after="40" w:before="0"/>
               <w:jc w:val="left"/>
             </w:pPr>
@@ -2671,6 +2729,7 @@
           </w:tcPr>
           <w:p>
             <w:pPr>
+              <w:keepNext w:val="false"/>
               <w:spacing w:after="40" w:before="0"/>
               <w:jc w:val="left"/>
             </w:pPr>
@@ -2705,6 +2764,7 @@
           </w:tcPr>
           <w:p>
             <w:pPr>
+              <w:keepNext w:val="false"/>
               <w:spacing w:after="40" w:before="0"/>
               <w:jc w:val="left"/>
             </w:pPr>
@@ -2737,6 +2797,7 @@
           </w:tcPr>
           <w:p>
             <w:pPr>
+              <w:keepNext w:val="false"/>
               <w:spacing w:after="40" w:before="0"/>
               <w:jc w:val="left"/>
             </w:pPr>
@@ -2771,6 +2832,7 @@
           </w:tcPr>
           <w:p>
             <w:pPr>
+              <w:keepNext w:val="false"/>
               <w:spacing w:after="40" w:before="0"/>
               <w:jc w:val="left"/>
             </w:pPr>
@@ -2803,6 +2865,7 @@
           </w:tcPr>
           <w:p>
             <w:pPr>
+              <w:keepNext w:val="false"/>
               <w:spacing w:after="40" w:before="0"/>
               <w:jc w:val="left"/>
             </w:pPr>
@@ -2837,6 +2900,7 @@
           </w:tcPr>
           <w:p>
             <w:pPr>
+              <w:keepNext w:val="false"/>
               <w:spacing w:after="40" w:before="0"/>
               <w:jc w:val="left"/>
             </w:pPr>
@@ -2869,6 +2933,7 @@
           </w:tcPr>
           <w:p>
             <w:pPr>
+              <w:keepNext w:val="false"/>
               <w:spacing w:after="40" w:before="0"/>
               <w:jc w:val="left"/>
             </w:pPr>
@@ -2903,6 +2968,7 @@
           </w:tcPr>
           <w:p>
             <w:pPr>
+              <w:keepNext w:val="false"/>
               <w:spacing w:after="40" w:before="0"/>
               <w:jc w:val="left"/>
             </w:pPr>
@@ -2935,6 +3001,7 @@
           </w:tcPr>
           <w:p>
             <w:pPr>
+              <w:keepNext w:val="false"/>
               <w:spacing w:after="40" w:before="0"/>
               <w:jc w:val="left"/>
             </w:pPr>
@@ -2969,6 +3036,7 @@
           </w:tcPr>
           <w:p>
             <w:pPr>
+              <w:keepNext w:val="false"/>
               <w:spacing w:after="40" w:before="0"/>
               <w:jc w:val="left"/>
             </w:pPr>
@@ -3001,6 +3069,7 @@
           </w:tcPr>
           <w:p>
             <w:pPr>
+              <w:keepNext w:val="false"/>
               <w:spacing w:after="40" w:before="0"/>
               <w:jc w:val="left"/>
             </w:pPr>
@@ -3035,6 +3104,7 @@
           </w:tcPr>
           <w:p>
             <w:pPr>
+              <w:keepNext w:val="false"/>
               <w:spacing w:after="40" w:before="0"/>
               <w:jc w:val="left"/>
             </w:pPr>
@@ -3067,6 +3137,7 @@
           </w:tcPr>
           <w:p>
             <w:pPr>
+              <w:keepNext w:val="false"/>
               <w:spacing w:after="40" w:before="0"/>
               <w:jc w:val="left"/>
             </w:pPr>
@@ -3126,6 +3197,7 @@
           </w:tcPr>
           <w:p>
             <w:pPr>
+              <w:keepNext w:val="false"/>
               <w:spacing w:after="40" w:before="0"/>
               <w:jc w:val="center"/>
             </w:pPr>
@@ -3160,6 +3232,7 @@
           </w:tcPr>
           <w:p>
             <w:pPr>
+              <w:keepNext w:val="false"/>
               <w:spacing w:after="40" w:before="0"/>
               <w:jc w:val="left"/>
             </w:pPr>
@@ -3224,6 +3297,7 @@
           </w:tcPr>
           <w:p>
             <w:pPr>
+              <w:keepNext w:val="false"/>
               <w:spacing w:after="40" w:before="0"/>
               <w:jc w:val="center"/>
             </w:pPr>
@@ -3258,6 +3332,7 @@
           </w:tcPr>
           <w:p>
             <w:pPr>
+              <w:keepNext w:val="false"/>
               <w:spacing w:after="40" w:before="0"/>
               <w:jc w:val="left"/>
             </w:pPr>
@@ -3290,6 +3365,7 @@
           </w:tcPr>
           <w:p>
             <w:pPr>
+              <w:keepNext w:val="false"/>
               <w:spacing w:after="40" w:before="0"/>
               <w:jc w:val="left"/>
             </w:pPr>
@@ -3322,6 +3398,7 @@
           </w:tcPr>
           <w:p>
             <w:pPr>
+              <w:keepNext w:val="false"/>
               <w:spacing w:after="40" w:before="0"/>
               <w:jc w:val="left"/>
             </w:pPr>
@@ -3354,6 +3431,7 @@
           </w:tcPr>
           <w:p>
             <w:pPr>
+              <w:keepNext w:val="false"/>
               <w:spacing w:after="40" w:before="0"/>
               <w:jc w:val="left"/>
             </w:pPr>
@@ -3386,6 +3464,7 @@
           </w:tcPr>
           <w:p>
             <w:pPr>
+              <w:keepNext w:val="false"/>
               <w:spacing w:after="40" w:before="0"/>
               <w:jc w:val="left"/>
             </w:pPr>
@@ -3420,6 +3499,7 @@
           </w:tcPr>
           <w:p>
             <w:pPr>
+              <w:keepNext w:val="false"/>
               <w:spacing w:after="40" w:before="0"/>
               <w:jc w:val="left"/>
             </w:pPr>
@@ -3457,7 +3537,7 @@
             <w:pPr>
               <w:spacing w:after="20" w:before="0"/>
             </w:pPr>
-            <w:hyperlink w:history="1" r:id="rIde-u7li-nkepefakmtm3ws">
+            <w:hyperlink w:history="1" r:id="rIdwqf2q1rsq0zdi-oqj_9qh">
               <w:r>
                 <w:rPr>
                   <w:rFonts w:ascii="Arial" w:cs="Arial" w:eastAsia="Arial" w:hAnsi="Arial"/>
@@ -3490,7 +3570,7 @@
               <w:spacing w:after="10" w:before="0"/>
               <w:ind w:left="120"/>
             </w:pPr>
-            <w:hyperlink w:history="1" r:id="rId0skkmqxsm4s6cyfidy0qk">
+            <w:hyperlink w:history="1" r:id="rIdzrxaymtcmztholxupygkm">
               <w:r>
                 <w:rPr>
                   <w:rFonts w:ascii="Arial" w:cs="Arial" w:eastAsia="Arial" w:hAnsi="Arial"/>
@@ -3535,7 +3615,7 @@
             <w:pPr>
               <w:spacing w:after="20" w:before="0"/>
             </w:pPr>
-            <w:hyperlink w:history="1" r:id="rIdqg8ohjad9ytqzjatv9s2g">
+            <w:hyperlink w:history="1" r:id="rIdrlv_gmymtpzz8pasuhh71">
               <w:r>
                 <w:rPr>
                   <w:rFonts w:ascii="Arial" w:cs="Arial" w:eastAsia="Arial" w:hAnsi="Arial"/>
@@ -3568,7 +3648,7 @@
               <w:spacing w:after="10" w:before="0"/>
               <w:ind w:left="120"/>
             </w:pPr>
-            <w:hyperlink w:history="1" r:id="rIdaq9hvc072pjmx3xdef60y">
+            <w:hyperlink w:history="1" r:id="rIder5e7aodopqlk71m9uvgr">
               <w:r>
                 <w:rPr>
                   <w:rFonts w:ascii="Arial" w:cs="Arial" w:eastAsia="Arial" w:hAnsi="Arial"/>
@@ -3596,6 +3676,7 @@
           </w:tcPr>
           <w:p>
             <w:pPr>
+              <w:keepNext w:val="false"/>
               <w:spacing w:after="40" w:before="0"/>
               <w:jc w:val="left"/>
             </w:pPr>
@@ -3628,6 +3709,7 @@
           </w:tcPr>
           <w:p>
             <w:pPr>
+              <w:keepNext w:val="false"/>
               <w:spacing w:after="40" w:before="0"/>
               <w:jc w:val="left"/>
             </w:pPr>
@@ -3660,6 +3742,7 @@
           </w:tcPr>
           <w:p>
             <w:pPr>
+              <w:keepNext w:val="false"/>
               <w:spacing w:after="40" w:before="0"/>
               <w:jc w:val="left"/>
             </w:pPr>
@@ -3692,6 +3775,7 @@
           </w:tcPr>
           <w:p>
             <w:pPr>
+              <w:keepNext w:val="false"/>
               <w:spacing w:after="40" w:before="0"/>
               <w:jc w:val="left"/>
             </w:pPr>
@@ -3726,6 +3810,7 @@
           </w:tcPr>
           <w:p>
             <w:pPr>
+              <w:keepNext w:val="false"/>
               <w:spacing w:after="40" w:before="0"/>
               <w:jc w:val="left"/>
             </w:pPr>
@@ -3763,7 +3848,7 @@
             <w:pPr>
               <w:spacing w:after="20" w:before="0"/>
             </w:pPr>
-            <w:hyperlink w:history="1" r:id="rId4flnt1ziletfqvbbnioow">
+            <w:hyperlink w:history="1" r:id="rIdybjrmy0oeaxb-xmoqcqgg">
               <w:r>
                 <w:rPr>
                   <w:rFonts w:ascii="Arial" w:cs="Arial" w:eastAsia="Arial" w:hAnsi="Arial"/>
@@ -3796,7 +3881,7 @@
               <w:spacing w:after="10" w:before="0"/>
               <w:ind w:left="120"/>
             </w:pPr>
-            <w:hyperlink w:history="1" r:id="rIdkbrqc74nrdypqom6mhykl">
+            <w:hyperlink w:history="1" r:id="rId2q7mx2q_ztlrwzbdueotz">
               <w:r>
                 <w:rPr>
                   <w:rFonts w:ascii="Arial" w:cs="Arial" w:eastAsia="Arial" w:hAnsi="Arial"/>
@@ -3841,7 +3926,7 @@
             <w:pPr>
               <w:spacing w:after="20" w:before="0"/>
             </w:pPr>
-            <w:hyperlink w:history="1" r:id="rIdlghx_bmpk68ihnrnssdbz">
+            <w:hyperlink w:history="1" r:id="rIdonovux4tc_askhu98emuk">
               <w:r>
                 <w:rPr>
                   <w:rFonts w:ascii="Arial" w:cs="Arial" w:eastAsia="Arial" w:hAnsi="Arial"/>
@@ -3874,7 +3959,7 @@
               <w:spacing w:after="10" w:before="0"/>
               <w:ind w:left="120"/>
             </w:pPr>
-            <w:hyperlink w:history="1" r:id="rIdfeois6fzd9vudlc5hbkxj">
+            <w:hyperlink w:history="1" r:id="rIdwpjszwjjmrxtthlnxphqk">
               <w:r>
                 <w:rPr>
                   <w:rFonts w:ascii="Arial" w:cs="Arial" w:eastAsia="Arial" w:hAnsi="Arial"/>
@@ -3902,6 +3987,7 @@
           </w:tcPr>
           <w:p>
             <w:pPr>
+              <w:keepNext w:val="false"/>
               <w:spacing w:after="40" w:before="0"/>
               <w:jc w:val="left"/>
             </w:pPr>
@@ -3934,6 +4020,7 @@
           </w:tcPr>
           <w:p>
             <w:pPr>
+              <w:keepNext w:val="false"/>
               <w:spacing w:after="40" w:before="0"/>
               <w:jc w:val="left"/>
             </w:pPr>
@@ -3966,6 +4053,7 @@
           </w:tcPr>
           <w:p>
             <w:pPr>
+              <w:keepNext w:val="false"/>
               <w:spacing w:after="40" w:before="0"/>
               <w:jc w:val="left"/>
             </w:pPr>
@@ -3998,6 +4086,7 @@
           </w:tcPr>
           <w:p>
             <w:pPr>
+              <w:keepNext w:val="false"/>
               <w:spacing w:after="40" w:before="0"/>
               <w:jc w:val="left"/>
             </w:pPr>
@@ -4032,6 +4121,7 @@
           </w:tcPr>
           <w:p>
             <w:pPr>
+              <w:keepNext w:val="false"/>
               <w:spacing w:after="40" w:before="0"/>
               <w:jc w:val="left"/>
             </w:pPr>
@@ -4069,7 +4159,7 @@
             <w:pPr>
               <w:spacing w:after="20" w:before="0"/>
             </w:pPr>
-            <w:hyperlink w:history="1" r:id="rId88rarouh_zocezsvk94tp">
+            <w:hyperlink w:history="1" r:id="rIdqvapsdcjrxoh6y3tf3jix">
               <w:r>
                 <w:rPr>
                   <w:rFonts w:ascii="Arial" w:cs="Arial" w:eastAsia="Arial" w:hAnsi="Arial"/>
@@ -4102,7 +4192,7 @@
               <w:spacing w:after="10" w:before="0"/>
               <w:ind w:left="120"/>
             </w:pPr>
-            <w:hyperlink w:history="1" r:id="rId-xb-_uv_vpbqtucqzwhu9">
+            <w:hyperlink w:history="1" r:id="rIdn1oppn0lp7um09dprwiys">
               <w:r>
                 <w:rPr>
                   <w:rFonts w:ascii="Arial" w:cs="Arial" w:eastAsia="Arial" w:hAnsi="Arial"/>
@@ -4147,7 +4237,7 @@
             <w:pPr>
               <w:spacing w:after="20" w:before="0"/>
             </w:pPr>
-            <w:hyperlink w:history="1" r:id="rIdlnelidt372p6mmsl-omlq">
+            <w:hyperlink w:history="1" r:id="rIdqdvxwv1kaj9csyh4qwmz2">
               <w:r>
                 <w:rPr>
                   <w:rFonts w:ascii="Arial" w:cs="Arial" w:eastAsia="Arial" w:hAnsi="Arial"/>
@@ -4180,7 +4270,7 @@
               <w:spacing w:after="10" w:before="0"/>
               <w:ind w:left="120"/>
             </w:pPr>
-            <w:hyperlink w:history="1" r:id="rIdyh8bfaoykpjtihl1lo_2l">
+            <w:hyperlink w:history="1" r:id="rIdk0qtbtvrtogekprlwx2ys">
               <w:r>
                 <w:rPr>
                   <w:rFonts w:ascii="Arial" w:cs="Arial" w:eastAsia="Arial" w:hAnsi="Arial"/>
@@ -4208,6 +4298,7 @@
           </w:tcPr>
           <w:p>
             <w:pPr>
+              <w:keepNext w:val="false"/>
               <w:spacing w:after="40" w:before="0"/>
               <w:jc w:val="left"/>
             </w:pPr>
@@ -4240,6 +4331,7 @@
           </w:tcPr>
           <w:p>
             <w:pPr>
+              <w:keepNext w:val="false"/>
               <w:spacing w:after="40" w:before="0"/>
               <w:jc w:val="left"/>
             </w:pPr>
@@ -4272,6 +4364,7 @@
           </w:tcPr>
           <w:p>
             <w:pPr>
+              <w:keepNext w:val="false"/>
               <w:spacing w:after="40" w:before="0"/>
               <w:jc w:val="left"/>
             </w:pPr>
@@ -4304,6 +4397,7 @@
           </w:tcPr>
           <w:p>
             <w:pPr>
+              <w:keepNext w:val="false"/>
               <w:spacing w:after="40" w:before="0"/>
               <w:jc w:val="left"/>
             </w:pPr>
@@ -4338,6 +4432,7 @@
           </w:tcPr>
           <w:p>
             <w:pPr>
+              <w:keepNext w:val="false"/>
               <w:spacing w:after="40" w:before="0"/>
               <w:jc w:val="left"/>
             </w:pPr>
@@ -4375,7 +4470,7 @@
             <w:pPr>
               <w:spacing w:after="20" w:before="0"/>
             </w:pPr>
-            <w:hyperlink w:history="1" r:id="rId5eobn_odrqv2dehqzphw4">
+            <w:hyperlink w:history="1" r:id="rIdz6otpyycr2mcs2uqi7eob">
               <w:r>
                 <w:rPr>
                   <w:rFonts w:ascii="Arial" w:cs="Arial" w:eastAsia="Arial" w:hAnsi="Arial"/>
@@ -4408,7 +4503,7 @@
               <w:spacing w:after="10" w:before="0"/>
               <w:ind w:left="120"/>
             </w:pPr>
-            <w:hyperlink w:history="1" r:id="rIdwajm2j6o-z1xng6-ojc8d">
+            <w:hyperlink w:history="1" r:id="rIdu66ihf49qwjzzq4ywhbts">
               <w:r>
                 <w:rPr>
                   <w:rFonts w:ascii="Arial" w:cs="Arial" w:eastAsia="Arial" w:hAnsi="Arial"/>
@@ -4453,7 +4548,7 @@
             <w:pPr>
               <w:spacing w:after="20" w:before="0"/>
             </w:pPr>
-            <w:hyperlink w:history="1" r:id="rIdoagkvaqut3ecfu7rqzwzn">
+            <w:hyperlink w:history="1" r:id="rIdn8_jksn50j7e6okboujoe">
               <w:r>
                 <w:rPr>
                   <w:rFonts w:ascii="Arial" w:cs="Arial" w:eastAsia="Arial" w:hAnsi="Arial"/>
@@ -4486,7 +4581,7 @@
               <w:spacing w:after="10" w:before="0"/>
               <w:ind w:left="120"/>
             </w:pPr>
-            <w:hyperlink w:history="1" r:id="rIdzsyrrpxeeqxy83q8gvk5c">
+            <w:hyperlink w:history="1" r:id="rId_jl5ggyimtswhb8n0knpr">
               <w:r>
                 <w:rPr>
                   <w:rFonts w:ascii="Arial" w:cs="Arial" w:eastAsia="Arial" w:hAnsi="Arial"/>
@@ -4514,6 +4609,7 @@
           </w:tcPr>
           <w:p>
             <w:pPr>
+              <w:keepNext w:val="false"/>
               <w:spacing w:after="40" w:before="0"/>
               <w:jc w:val="left"/>
             </w:pPr>
@@ -4546,6 +4642,7 @@
           </w:tcPr>
           <w:p>
             <w:pPr>
+              <w:keepNext w:val="false"/>
               <w:spacing w:after="40" w:before="0"/>
               <w:jc w:val="left"/>
             </w:pPr>
@@ -4578,6 +4675,7 @@
           </w:tcPr>
           <w:p>
             <w:pPr>
+              <w:keepNext w:val="false"/>
               <w:spacing w:after="40" w:before="0"/>
               <w:jc w:val="left"/>
             </w:pPr>
@@ -4610,6 +4708,7 @@
           </w:tcPr>
           <w:p>
             <w:pPr>
+              <w:keepNext w:val="false"/>
               <w:spacing w:after="40" w:before="0"/>
               <w:jc w:val="left"/>
             </w:pPr>
@@ -4644,6 +4743,7 @@
           </w:tcPr>
           <w:p>
             <w:pPr>
+              <w:keepNext w:val="false"/>
               <w:spacing w:after="40" w:before="0"/>
               <w:jc w:val="left"/>
             </w:pPr>
@@ -4681,7 +4781,7 @@
             <w:pPr>
               <w:spacing w:after="20" w:before="0"/>
             </w:pPr>
-            <w:hyperlink w:history="1" r:id="rId4-pgsnpma8hh9z62s03tu">
+            <w:hyperlink w:history="1" r:id="rIdcflf34pm6fs-1gb79ipsh">
               <w:r>
                 <w:rPr>
                   <w:rFonts w:ascii="Arial" w:cs="Arial" w:eastAsia="Arial" w:hAnsi="Arial"/>
@@ -4730,7 +4830,7 @@
               <w:spacing w:after="10" w:before="0"/>
               <w:ind w:left="120"/>
             </w:pPr>
-            <w:hyperlink w:history="1" r:id="rIdeosnsuk4rkbycmz8nx3wr">
+            <w:hyperlink w:history="1" r:id="rIdkjup-8j1zpuirbyfpnzup">
               <w:r>
                 <w:rPr>
                   <w:rFonts w:ascii="Arial" w:cs="Arial" w:eastAsia="Arial" w:hAnsi="Arial"/>
@@ -4775,7 +4875,7 @@
             <w:pPr>
               <w:spacing w:after="20" w:before="0"/>
             </w:pPr>
-            <w:hyperlink w:history="1" r:id="rIdqentiquzu38pkeopjsu39">
+            <w:hyperlink w:history="1" r:id="rId7hdmuxkvmupi9z8izhd0g">
               <w:r>
                 <w:rPr>
                   <w:rFonts w:ascii="Arial" w:cs="Arial" w:eastAsia="Arial" w:hAnsi="Arial"/>
@@ -4808,7 +4908,7 @@
               <w:spacing w:after="10" w:before="0"/>
               <w:ind w:left="120"/>
             </w:pPr>
-            <w:hyperlink w:history="1" r:id="rIdr6ck_ocvvyrjufdt81ezg">
+            <w:hyperlink w:history="1" r:id="rIdvvrznkqbimru7cbowp8zo">
               <w:r>
                 <w:rPr>
                   <w:rFonts w:ascii="Arial" w:cs="Arial" w:eastAsia="Arial" w:hAnsi="Arial"/>
@@ -4836,6 +4936,7 @@
           </w:tcPr>
           <w:p>
             <w:pPr>
+              <w:keepNext w:val="false"/>
               <w:spacing w:after="40" w:before="0"/>
               <w:jc w:val="left"/>
             </w:pPr>
@@ -4868,6 +4969,7 @@
           </w:tcPr>
           <w:p>
             <w:pPr>
+              <w:keepNext w:val="false"/>
               <w:spacing w:after="40" w:before="0"/>
               <w:jc w:val="left"/>
             </w:pPr>
@@ -4900,6 +5002,7 @@
           </w:tcPr>
           <w:p>
             <w:pPr>
+              <w:keepNext w:val="false"/>
               <w:spacing w:after="40" w:before="0"/>
               <w:jc w:val="left"/>
             </w:pPr>
@@ -4932,6 +5035,7 @@
           </w:tcPr>
           <w:p>
             <w:pPr>
+              <w:keepNext w:val="false"/>
               <w:spacing w:after="40" w:before="0"/>
               <w:jc w:val="left"/>
             </w:pPr>
@@ -4991,6 +5095,7 @@
           </w:tcPr>
           <w:p>
             <w:pPr>
+              <w:keepNext w:val="false"/>
               <w:spacing w:after="40" w:before="0"/>
               <w:jc w:val="center"/>
             </w:pPr>
@@ -5025,6 +5130,7 @@
           </w:tcPr>
           <w:p>
             <w:pPr>
+              <w:keepNext w:val="false"/>
               <w:spacing w:after="40" w:before="0"/>
               <w:jc w:val="left"/>
             </w:pPr>
@@ -5086,6 +5192,7 @@
           </w:tcPr>
           <w:p>
             <w:pPr>
+              <w:keepNext w:val="false"/>
               <w:spacing w:after="40" w:before="0"/>
               <w:jc w:val="center"/>
             </w:pPr>
@@ -5120,6 +5227,7 @@
           </w:tcPr>
           <w:p>
             <w:pPr>
+              <w:keepNext w:val="false"/>
               <w:spacing w:after="40" w:before="0"/>
               <w:jc w:val="left"/>
             </w:pPr>
@@ -5152,6 +5260,7 @@
           </w:tcPr>
           <w:p>
             <w:pPr>
+              <w:keepNext w:val="false"/>
               <w:spacing w:after="40" w:before="0"/>
               <w:jc w:val="left"/>
             </w:pPr>
@@ -5186,6 +5295,7 @@
           </w:tcPr>
           <w:p>
             <w:pPr>
+              <w:keepNext w:val="false"/>
               <w:spacing w:after="40" w:before="0"/>
               <w:jc w:val="left"/>
             </w:pPr>
@@ -5218,6 +5328,7 @@
           </w:tcPr>
           <w:p>
             <w:pPr>
+              <w:keepNext w:val="false"/>
               <w:spacing w:after="40" w:before="0"/>
               <w:jc w:val="left"/>
             </w:pPr>
@@ -5252,6 +5363,7 @@
           </w:tcPr>
           <w:p>
             <w:pPr>
+              <w:keepNext w:val="false"/>
               <w:spacing w:after="40" w:before="0"/>
               <w:jc w:val="left"/>
             </w:pPr>
@@ -5284,6 +5396,7 @@
           </w:tcPr>
           <w:p>
             <w:pPr>
+              <w:keepNext w:val="false"/>
               <w:spacing w:after="40" w:before="0"/>
               <w:jc w:val="left"/>
             </w:pPr>
@@ -5320,7 +5433,7 @@
         </w:rPr>
         <w:t xml:space="preserve">© 2026 SeaVuria and ARES. Aligned with KICD objectives. Developed by SeaVuria; technical implementation by ARES (with AI assistance from Claude). Licensed under </w:t>
       </w:r>
-      <w:hyperlink w:history="1" r:id="rIdf_7szgnyfpkjclehqvqis">
+      <w:hyperlink w:history="1" r:id="rIdjzfeyx67d9g6q7dlhql20">
         <w:r>
           <w:rPr>
             <w:rFonts w:ascii="Arial" w:cs="Arial" w:eastAsia="Arial" w:hAnsi="Arial"/>
@@ -5341,7 +5454,7 @@
         </w:rPr>
         <w:t xml:space="preserve"> (</w:t>
       </w:r>
-      <w:hyperlink w:history="1" r:id="rIdvd6gisfcmsgenlup0g9q1">
+      <w:hyperlink w:history="1" r:id="rIdj6qrbxnp5zetz-h0kkyuk">
         <w:r>
           <w:rPr>
             <w:rFonts w:ascii="Arial" w:cs="Arial" w:eastAsia="Arial" w:hAnsi="Arial"/>
@@ -5401,6 +5514,7 @@
           </w:tcPr>
           <w:p>
             <w:pPr>
+              <w:keepNext w:val="false"/>
               <w:spacing w:after="40" w:before="0"/>
               <w:jc w:val="center"/>
             </w:pPr>
@@ -5436,6 +5550,7 @@
           </w:tcPr>
           <w:p>
             <w:pPr>
+              <w:keepNext w:val="false"/>
               <w:spacing w:after="40" w:before="0"/>
               <w:jc w:val="center"/>
             </w:pPr>
@@ -5470,6 +5585,7 @@
           </w:tcPr>
           <w:p>
             <w:pPr>
+              <w:keepNext w:val="false"/>
               <w:spacing w:after="40" w:before="0"/>
               <w:jc w:val="left"/>
             </w:pPr>
@@ -5502,6 +5618,7 @@
           </w:tcPr>
           <w:p>
             <w:pPr>
+              <w:keepNext w:val="false"/>
               <w:spacing w:after="40" w:before="0"/>
               <w:jc w:val="left"/>
             </w:pPr>
@@ -5536,6 +5653,7 @@
           </w:tcPr>
           <w:p>
             <w:pPr>
+              <w:keepNext w:val="false"/>
               <w:spacing w:after="40" w:before="0"/>
               <w:jc w:val="left"/>
             </w:pPr>
@@ -5568,6 +5686,7 @@
           </w:tcPr>
           <w:p>
             <w:pPr>
+              <w:keepNext w:val="false"/>
               <w:spacing w:after="40" w:before="0"/>
               <w:jc w:val="left"/>
             </w:pPr>
@@ -5602,6 +5721,7 @@
           </w:tcPr>
           <w:p>
             <w:pPr>
+              <w:keepNext w:val="false"/>
               <w:spacing w:after="40" w:before="0"/>
               <w:jc w:val="left"/>
             </w:pPr>
@@ -5634,6 +5754,7 @@
           </w:tcPr>
           <w:p>
             <w:pPr>
+              <w:keepNext w:val="false"/>
               <w:spacing w:after="40" w:before="0"/>
               <w:jc w:val="left"/>
             </w:pPr>
@@ -5668,6 +5789,7 @@
           </w:tcPr>
           <w:p>
             <w:pPr>
+              <w:keepNext w:val="false"/>
               <w:spacing w:after="40" w:before="0"/>
               <w:jc w:val="left"/>
             </w:pPr>
@@ -5700,6 +5822,7 @@
           </w:tcPr>
           <w:p>
             <w:pPr>
+              <w:keepNext w:val="false"/>
               <w:spacing w:after="40" w:before="0"/>
               <w:jc w:val="left"/>
             </w:pPr>
@@ -5734,6 +5857,7 @@
           </w:tcPr>
           <w:p>
             <w:pPr>
+              <w:keepNext w:val="false"/>
               <w:spacing w:after="40" w:before="0"/>
               <w:jc w:val="left"/>
             </w:pPr>
@@ -5766,6 +5890,7 @@
           </w:tcPr>
           <w:p>
             <w:pPr>
+              <w:keepNext w:val="false"/>
               <w:spacing w:after="40" w:before="0"/>
               <w:jc w:val="left"/>
             </w:pPr>
@@ -5800,6 +5925,7 @@
           </w:tcPr>
           <w:p>
             <w:pPr>
+              <w:keepNext w:val="false"/>
               <w:spacing w:after="40" w:before="0"/>
               <w:jc w:val="left"/>
             </w:pPr>
@@ -5832,6 +5958,7 @@
           </w:tcPr>
           <w:p>
             <w:pPr>
+              <w:keepNext w:val="false"/>
               <w:spacing w:after="40" w:before="0"/>
               <w:jc w:val="left"/>
             </w:pPr>
@@ -5866,6 +5993,7 @@
           </w:tcPr>
           <w:p>
             <w:pPr>
+              <w:keepNext w:val="false"/>
               <w:spacing w:after="40" w:before="0"/>
               <w:jc w:val="left"/>
             </w:pPr>
@@ -5898,6 +6026,7 @@
           </w:tcPr>
           <w:p>
             <w:pPr>
+              <w:keepNext w:val="false"/>
               <w:spacing w:after="40" w:before="0"/>
               <w:jc w:val="left"/>
             </w:pPr>
@@ -5932,6 +6061,7 @@
           </w:tcPr>
           <w:p>
             <w:pPr>
+              <w:keepNext w:val="false"/>
               <w:spacing w:after="40" w:before="0"/>
               <w:jc w:val="left"/>
             </w:pPr>
@@ -5964,6 +6094,7 @@
           </w:tcPr>
           <w:p>
             <w:pPr>
+              <w:keepNext w:val="false"/>
               <w:spacing w:after="40" w:before="0"/>
               <w:jc w:val="left"/>
             </w:pPr>
@@ -6023,6 +6154,7 @@
           </w:tcPr>
           <w:p>
             <w:pPr>
+              <w:keepNext w:val="false"/>
               <w:spacing w:after="40" w:before="0"/>
               <w:jc w:val="center"/>
             </w:pPr>
@@ -6057,6 +6189,7 @@
           </w:tcPr>
           <w:p>
             <w:pPr>
+              <w:keepNext w:val="false"/>
               <w:spacing w:after="40" w:before="0"/>
               <w:jc w:val="left"/>
             </w:pPr>
@@ -6121,6 +6254,7 @@
           </w:tcPr>
           <w:p>
             <w:pPr>
+              <w:keepNext w:val="false"/>
               <w:spacing w:after="40" w:before="0"/>
               <w:jc w:val="center"/>
             </w:pPr>
@@ -6155,6 +6289,7 @@
           </w:tcPr>
           <w:p>
             <w:pPr>
+              <w:keepNext w:val="false"/>
               <w:spacing w:after="40" w:before="0"/>
               <w:jc w:val="left"/>
             </w:pPr>
@@ -6187,6 +6322,7 @@
           </w:tcPr>
           <w:p>
             <w:pPr>
+              <w:keepNext w:val="false"/>
               <w:spacing w:after="40" w:before="0"/>
               <w:jc w:val="left"/>
             </w:pPr>
@@ -6219,6 +6355,7 @@
           </w:tcPr>
           <w:p>
             <w:pPr>
+              <w:keepNext w:val="false"/>
               <w:spacing w:after="40" w:before="0"/>
               <w:jc w:val="left"/>
             </w:pPr>
@@ -6251,6 +6388,7 @@
           </w:tcPr>
           <w:p>
             <w:pPr>
+              <w:keepNext w:val="false"/>
               <w:spacing w:after="40" w:before="0"/>
               <w:jc w:val="left"/>
             </w:pPr>
@@ -6283,6 +6421,7 @@
           </w:tcPr>
           <w:p>
             <w:pPr>
+              <w:keepNext w:val="false"/>
               <w:spacing w:after="40" w:before="0"/>
               <w:jc w:val="left"/>
             </w:pPr>
@@ -6317,6 +6456,7 @@
           </w:tcPr>
           <w:p>
             <w:pPr>
+              <w:keepNext w:val="false"/>
               <w:spacing w:after="40" w:before="0"/>
               <w:jc w:val="left"/>
             </w:pPr>
@@ -6354,7 +6494,7 @@
             <w:pPr>
               <w:spacing w:after="20" w:before="0"/>
             </w:pPr>
-            <w:hyperlink w:history="1" r:id="rId-nks8r0dn1lnotuj9w3l2">
+            <w:hyperlink w:history="1" r:id="rId0f1d-ui6axzoipnxnymst">
               <w:r>
                 <w:rPr>
                   <w:rFonts w:ascii="Arial" w:cs="Arial" w:eastAsia="Arial" w:hAnsi="Arial"/>
@@ -6387,7 +6527,7 @@
               <w:spacing w:after="10" w:before="0"/>
               <w:ind w:left="120"/>
             </w:pPr>
-            <w:hyperlink w:history="1" r:id="rId9lzs1gcudmumcsfqo4p2d">
+            <w:hyperlink w:history="1" r:id="rIdhrdxegajr5oboxrcxsmbc">
               <w:r>
                 <w:rPr>
                   <w:rFonts w:ascii="Arial" w:cs="Arial" w:eastAsia="Arial" w:hAnsi="Arial"/>
@@ -6432,7 +6572,7 @@
             <w:pPr>
               <w:spacing w:after="20" w:before="0"/>
             </w:pPr>
-            <w:hyperlink w:history="1" r:id="rIdyvnv9jnfzgcp91_mtjoa5">
+            <w:hyperlink w:history="1" r:id="rIdwanpdczobui8isnnixeay">
               <w:r>
                 <w:rPr>
                   <w:rFonts w:ascii="Arial" w:cs="Arial" w:eastAsia="Arial" w:hAnsi="Arial"/>
@@ -6465,7 +6605,7 @@
               <w:spacing w:after="10" w:before="0"/>
               <w:ind w:left="120"/>
             </w:pPr>
-            <w:hyperlink w:history="1" r:id="rIdehcg8cwc8umnow7jjd5uo">
+            <w:hyperlink w:history="1" r:id="rIdxtwxalfeltwags288noyr">
               <w:r>
                 <w:rPr>
                   <w:rFonts w:ascii="Arial" w:cs="Arial" w:eastAsia="Arial" w:hAnsi="Arial"/>
@@ -6493,6 +6633,7 @@
           </w:tcPr>
           <w:p>
             <w:pPr>
+              <w:keepNext w:val="false"/>
               <w:spacing w:after="40" w:before="0"/>
               <w:jc w:val="left"/>
             </w:pPr>
@@ -6525,6 +6666,7 @@
           </w:tcPr>
           <w:p>
             <w:pPr>
+              <w:keepNext w:val="false"/>
               <w:spacing w:after="40" w:before="0"/>
               <w:jc w:val="left"/>
             </w:pPr>
@@ -6557,6 +6699,7 @@
           </w:tcPr>
           <w:p>
             <w:pPr>
+              <w:keepNext w:val="false"/>
               <w:spacing w:after="40" w:before="0"/>
               <w:jc w:val="left"/>
             </w:pPr>
@@ -6589,6 +6732,7 @@
           </w:tcPr>
           <w:p>
             <w:pPr>
+              <w:keepNext w:val="false"/>
               <w:spacing w:after="40" w:before="0"/>
               <w:jc w:val="left"/>
             </w:pPr>
@@ -6623,6 +6767,7 @@
           </w:tcPr>
           <w:p>
             <w:pPr>
+              <w:keepNext w:val="false"/>
               <w:spacing w:after="40" w:before="0"/>
               <w:jc w:val="left"/>
             </w:pPr>
@@ -6660,7 +6805,7 @@
             <w:pPr>
               <w:spacing w:after="20" w:before="0"/>
             </w:pPr>
-            <w:hyperlink w:history="1" r:id="rIdqd49-umtdwmijshohynft">
+            <w:hyperlink w:history="1" r:id="rId-mjvwlh9s_ugrj2jpn2h8">
               <w:r>
                 <w:rPr>
                   <w:rFonts w:ascii="Arial" w:cs="Arial" w:eastAsia="Arial" w:hAnsi="Arial"/>
@@ -6693,7 +6838,7 @@
               <w:spacing w:after="10" w:before="0"/>
               <w:ind w:left="120"/>
             </w:pPr>
-            <w:hyperlink w:history="1" r:id="rIdm9p9zbjrzoldxgscu3xgz">
+            <w:hyperlink w:history="1" r:id="rIds72_koxiwqosolplxqvzj">
               <w:r>
                 <w:rPr>
                   <w:rFonts w:ascii="Arial" w:cs="Arial" w:eastAsia="Arial" w:hAnsi="Arial"/>
@@ -6738,7 +6883,7 @@
             <w:pPr>
               <w:spacing w:after="20" w:before="0"/>
             </w:pPr>
-            <w:hyperlink w:history="1" r:id="rIdqqi5fvjpht9cjdwirv-y_">
+            <w:hyperlink w:history="1" r:id="rIdl9tmzs0oqido_7dctkqde">
               <w:r>
                 <w:rPr>
                   <w:rFonts w:ascii="Arial" w:cs="Arial" w:eastAsia="Arial" w:hAnsi="Arial"/>
@@ -6771,7 +6916,7 @@
               <w:spacing w:after="10" w:before="0"/>
               <w:ind w:left="120"/>
             </w:pPr>
-            <w:hyperlink w:history="1" r:id="rIdqyllnx5-psksxecctxzrn">
+            <w:hyperlink w:history="1" r:id="rIdgptneswjkpofkxn5qycnv">
               <w:r>
                 <w:rPr>
                   <w:rFonts w:ascii="Arial" w:cs="Arial" w:eastAsia="Arial" w:hAnsi="Arial"/>
@@ -6799,6 +6944,7 @@
           </w:tcPr>
           <w:p>
             <w:pPr>
+              <w:keepNext w:val="false"/>
               <w:spacing w:after="40" w:before="0"/>
               <w:jc w:val="left"/>
             </w:pPr>
@@ -6831,6 +6977,7 @@
           </w:tcPr>
           <w:p>
             <w:pPr>
+              <w:keepNext w:val="false"/>
               <w:spacing w:after="40" w:before="0"/>
               <w:jc w:val="left"/>
             </w:pPr>
@@ -6863,6 +7010,7 @@
           </w:tcPr>
           <w:p>
             <w:pPr>
+              <w:keepNext w:val="false"/>
               <w:spacing w:after="40" w:before="0"/>
               <w:jc w:val="left"/>
             </w:pPr>
@@ -6895,6 +7043,7 @@
           </w:tcPr>
           <w:p>
             <w:pPr>
+              <w:keepNext w:val="false"/>
               <w:spacing w:after="40" w:before="0"/>
               <w:jc w:val="left"/>
             </w:pPr>
@@ -6929,6 +7078,7 @@
           </w:tcPr>
           <w:p>
             <w:pPr>
+              <w:keepNext w:val="false"/>
               <w:spacing w:after="40" w:before="0"/>
               <w:jc w:val="left"/>
             </w:pPr>
@@ -6966,7 +7116,7 @@
             <w:pPr>
               <w:spacing w:after="20" w:before="0"/>
             </w:pPr>
-            <w:hyperlink w:history="1" r:id="rId4eqsq6pipewdkw9hddvmr">
+            <w:hyperlink w:history="1" r:id="rIdtd4whhvnz-qkeemmibscw">
               <w:r>
                 <w:rPr>
                   <w:rFonts w:ascii="Arial" w:cs="Arial" w:eastAsia="Arial" w:hAnsi="Arial"/>
@@ -6999,7 +7149,7 @@
               <w:spacing w:after="10" w:before="0"/>
               <w:ind w:left="120"/>
             </w:pPr>
-            <w:hyperlink w:history="1" r:id="rIdq0y8e_knvka4qboaill09">
+            <w:hyperlink w:history="1" r:id="rIdsz5uve27jxg0zxm21jlzm">
               <w:r>
                 <w:rPr>
                   <w:rFonts w:ascii="Arial" w:cs="Arial" w:eastAsia="Arial" w:hAnsi="Arial"/>
@@ -7044,7 +7194,7 @@
             <w:pPr>
               <w:spacing w:after="20" w:before="0"/>
             </w:pPr>
-            <w:hyperlink w:history="1" r:id="rIdtswem-upokfkjb2pswb6y">
+            <w:hyperlink w:history="1" r:id="rIdo1strwhzeq8bydxbqc7fo">
               <w:r>
                 <w:rPr>
                   <w:rFonts w:ascii="Arial" w:cs="Arial" w:eastAsia="Arial" w:hAnsi="Arial"/>
@@ -7077,7 +7227,7 @@
               <w:spacing w:after="10" w:before="0"/>
               <w:ind w:left="120"/>
             </w:pPr>
-            <w:hyperlink w:history="1" r:id="rIdwibtel2koxi6ybjnzrzbm">
+            <w:hyperlink w:history="1" r:id="rId0lxcxnvtbrhbvercjz2gb">
               <w:r>
                 <w:rPr>
                   <w:rFonts w:ascii="Arial" w:cs="Arial" w:eastAsia="Arial" w:hAnsi="Arial"/>
@@ -7105,6 +7255,7 @@
           </w:tcPr>
           <w:p>
             <w:pPr>
+              <w:keepNext w:val="false"/>
               <w:spacing w:after="40" w:before="0"/>
               <w:jc w:val="left"/>
             </w:pPr>
@@ -7137,6 +7288,7 @@
           </w:tcPr>
           <w:p>
             <w:pPr>
+              <w:keepNext w:val="false"/>
               <w:spacing w:after="40" w:before="0"/>
               <w:jc w:val="left"/>
             </w:pPr>
@@ -7169,6 +7321,7 @@
           </w:tcPr>
           <w:p>
             <w:pPr>
+              <w:keepNext w:val="false"/>
               <w:spacing w:after="40" w:before="0"/>
               <w:jc w:val="left"/>
             </w:pPr>
@@ -7201,6 +7354,7 @@
           </w:tcPr>
           <w:p>
             <w:pPr>
+              <w:keepNext w:val="false"/>
               <w:spacing w:after="40" w:before="0"/>
               <w:jc w:val="left"/>
             </w:pPr>
@@ -7235,6 +7389,7 @@
           </w:tcPr>
           <w:p>
             <w:pPr>
+              <w:keepNext w:val="false"/>
               <w:spacing w:after="40" w:before="0"/>
               <w:jc w:val="left"/>
             </w:pPr>
@@ -7272,7 +7427,7 @@
             <w:pPr>
               <w:spacing w:after="20" w:before="0"/>
             </w:pPr>
-            <w:hyperlink w:history="1" r:id="rIdb0zfxs0pgaet2tepcy_jo">
+            <w:hyperlink w:history="1" r:id="rIdda2-8ols5kdlc3roimmil">
               <w:r>
                 <w:rPr>
                   <w:rFonts w:ascii="Arial" w:cs="Arial" w:eastAsia="Arial" w:hAnsi="Arial"/>
@@ -7305,7 +7460,7 @@
               <w:spacing w:after="10" w:before="0"/>
               <w:ind w:left="120"/>
             </w:pPr>
-            <w:hyperlink w:history="1" r:id="rIdiomhup2phpnfpfqcrri_b">
+            <w:hyperlink w:history="1" r:id="rIdv25x5qxrnuhvvlvpft809">
               <w:r>
                 <w:rPr>
                   <w:rFonts w:ascii="Arial" w:cs="Arial" w:eastAsia="Arial" w:hAnsi="Arial"/>
@@ -7350,7 +7505,7 @@
             <w:pPr>
               <w:spacing w:after="20" w:before="0"/>
             </w:pPr>
-            <w:hyperlink w:history="1" r:id="rIdy4yd5whk5f-m1zikt2cxv">
+            <w:hyperlink w:history="1" r:id="rId0klhcdxdc2ljzum8o06mp">
               <w:r>
                 <w:rPr>
                   <w:rFonts w:ascii="Arial" w:cs="Arial" w:eastAsia="Arial" w:hAnsi="Arial"/>
@@ -7383,7 +7538,7 @@
               <w:spacing w:after="10" w:before="0"/>
               <w:ind w:left="120"/>
             </w:pPr>
-            <w:hyperlink w:history="1" r:id="rIdtrmg1fkgphhkq8uizrm4h">
+            <w:hyperlink w:history="1" r:id="rId6gquvm5bcyxlny13szzly">
               <w:r>
                 <w:rPr>
                   <w:rFonts w:ascii="Arial" w:cs="Arial" w:eastAsia="Arial" w:hAnsi="Arial"/>
@@ -7411,6 +7566,7 @@
           </w:tcPr>
           <w:p>
             <w:pPr>
+              <w:keepNext w:val="false"/>
               <w:spacing w:after="40" w:before="0"/>
               <w:jc w:val="left"/>
             </w:pPr>
@@ -7443,6 +7599,7 @@
           </w:tcPr>
           <w:p>
             <w:pPr>
+              <w:keepNext w:val="false"/>
               <w:spacing w:after="40" w:before="0"/>
               <w:jc w:val="left"/>
             </w:pPr>
@@ -7475,6 +7632,7 @@
           </w:tcPr>
           <w:p>
             <w:pPr>
+              <w:keepNext w:val="false"/>
               <w:spacing w:after="40" w:before="0"/>
               <w:jc w:val="left"/>
             </w:pPr>
@@ -7507,6 +7665,7 @@
           </w:tcPr>
           <w:p>
             <w:pPr>
+              <w:keepNext w:val="false"/>
               <w:spacing w:after="40" w:before="0"/>
               <w:jc w:val="left"/>
             </w:pPr>
@@ -7541,6 +7700,7 @@
           </w:tcPr>
           <w:p>
             <w:pPr>
+              <w:keepNext w:val="false"/>
               <w:spacing w:after="40" w:before="0"/>
               <w:jc w:val="left"/>
             </w:pPr>
@@ -7578,7 +7738,7 @@
             <w:pPr>
               <w:spacing w:after="20" w:before="0"/>
             </w:pPr>
-            <w:hyperlink w:history="1" r:id="rIdkzbbncziavef8uwarmu7x">
+            <w:hyperlink w:history="1" r:id="rIdve0wuup5xziqktnn-qgez">
               <w:r>
                 <w:rPr>
                   <w:rFonts w:ascii="Arial" w:cs="Arial" w:eastAsia="Arial" w:hAnsi="Arial"/>
@@ -7611,7 +7771,7 @@
               <w:spacing w:after="10" w:before="0"/>
               <w:ind w:left="120"/>
             </w:pPr>
-            <w:hyperlink w:history="1" r:id="rId1v0kodjytrcrkqzbwyier">
+            <w:hyperlink w:history="1" r:id="rIdhvhkjcblr-ywsea0runrt">
               <w:r>
                 <w:rPr>
                   <w:rFonts w:ascii="Arial" w:cs="Arial" w:eastAsia="Arial" w:hAnsi="Arial"/>
@@ -7656,7 +7816,7 @@
             <w:pPr>
               <w:spacing w:after="20" w:before="0"/>
             </w:pPr>
-            <w:hyperlink w:history="1" r:id="rIdcuwrbxuh_v5cs1a2y8meh">
+            <w:hyperlink w:history="1" r:id="rIdh4f6sohxhub_090rk1ztp">
               <w:r>
                 <w:rPr>
                   <w:rFonts w:ascii="Arial" w:cs="Arial" w:eastAsia="Arial" w:hAnsi="Arial"/>
@@ -7705,7 +7865,7 @@
               <w:spacing w:after="10" w:before="0"/>
               <w:ind w:left="120"/>
             </w:pPr>
-            <w:hyperlink w:history="1" r:id="rIdcqyd8atdcubch1rgjmpok">
+            <w:hyperlink w:history="1" r:id="rIdse22fwc6b2klxu1t7k57c">
               <w:r>
                 <w:rPr>
                   <w:rFonts w:ascii="Arial" w:cs="Arial" w:eastAsia="Arial" w:hAnsi="Arial"/>
@@ -7733,6 +7893,7 @@
           </w:tcPr>
           <w:p>
             <w:pPr>
+              <w:keepNext w:val="false"/>
               <w:spacing w:after="40" w:before="0"/>
               <w:jc w:val="left"/>
             </w:pPr>
@@ -7765,6 +7926,7 @@
           </w:tcPr>
           <w:p>
             <w:pPr>
+              <w:keepNext w:val="false"/>
               <w:spacing w:after="40" w:before="0"/>
               <w:jc w:val="left"/>
             </w:pPr>
@@ -7797,6 +7959,7 @@
           </w:tcPr>
           <w:p>
             <w:pPr>
+              <w:keepNext w:val="false"/>
               <w:spacing w:after="40" w:before="0"/>
               <w:jc w:val="left"/>
             </w:pPr>
@@ -7829,6 +7992,7 @@
           </w:tcPr>
           <w:p>
             <w:pPr>
+              <w:keepNext w:val="false"/>
               <w:spacing w:after="40" w:before="0"/>
               <w:jc w:val="left"/>
             </w:pPr>
@@ -7888,6 +8052,7 @@
           </w:tcPr>
           <w:p>
             <w:pPr>
+              <w:keepNext w:val="false"/>
               <w:spacing w:after="40" w:before="0"/>
               <w:jc w:val="center"/>
             </w:pPr>
@@ -7922,6 +8087,7 @@
           </w:tcPr>
           <w:p>
             <w:pPr>
+              <w:keepNext w:val="false"/>
               <w:spacing w:after="40" w:before="0"/>
               <w:jc w:val="left"/>
             </w:pPr>
@@ -7983,6 +8149,7 @@
           </w:tcPr>
           <w:p>
             <w:pPr>
+              <w:keepNext w:val="false"/>
               <w:spacing w:after="40" w:before="0"/>
               <w:jc w:val="center"/>
             </w:pPr>
@@ -8017,6 +8184,7 @@
           </w:tcPr>
           <w:p>
             <w:pPr>
+              <w:keepNext w:val="false"/>
               <w:spacing w:after="40" w:before="0"/>
               <w:jc w:val="left"/>
             </w:pPr>
@@ -8049,6 +8217,7 @@
           </w:tcPr>
           <w:p>
             <w:pPr>
+              <w:keepNext w:val="false"/>
               <w:spacing w:after="40" w:before="0"/>
               <w:jc w:val="left"/>
             </w:pPr>
@@ -8083,6 +8252,7 @@
           </w:tcPr>
           <w:p>
             <w:pPr>
+              <w:keepNext w:val="false"/>
               <w:spacing w:after="40" w:before="0"/>
               <w:jc w:val="left"/>
             </w:pPr>
@@ -8115,6 +8285,7 @@
           </w:tcPr>
           <w:p>
             <w:pPr>
+              <w:keepNext w:val="false"/>
               <w:spacing w:after="40" w:before="0"/>
               <w:jc w:val="left"/>
             </w:pPr>
@@ -8149,6 +8320,7 @@
           </w:tcPr>
           <w:p>
             <w:pPr>
+              <w:keepNext w:val="false"/>
               <w:spacing w:after="40" w:before="0"/>
               <w:jc w:val="left"/>
             </w:pPr>
@@ -8181,6 +8353,7 @@
           </w:tcPr>
           <w:p>
             <w:pPr>
+              <w:keepNext w:val="false"/>
               <w:spacing w:after="40" w:before="0"/>
               <w:jc w:val="left"/>
             </w:pPr>
@@ -8217,7 +8390,7 @@
         </w:rPr>
         <w:t xml:space="preserve">© 2026 SeaVuria and ARES. Aligned with KICD objectives. Developed by SeaVuria; technical implementation by ARES (with AI assistance from Claude). Licensed under </w:t>
       </w:r>
-      <w:hyperlink w:history="1" r:id="rIdlvbng0l4q51l_1cxdcfp0">
+      <w:hyperlink w:history="1" r:id="rIdcoawjc0mmovbgltqzi1ag">
         <w:r>
           <w:rPr>
             <w:rFonts w:ascii="Arial" w:cs="Arial" w:eastAsia="Arial" w:hAnsi="Arial"/>
@@ -8238,7 +8411,7 @@
         </w:rPr>
         <w:t xml:space="preserve"> (</w:t>
       </w:r>
-      <w:hyperlink w:history="1" r:id="rIdkdilhltyvuxjm5fvoiedf">
+      <w:hyperlink w:history="1" r:id="rIddjky85zdjcfwypvo57lg8">
         <w:r>
           <w:rPr>
             <w:rFonts w:ascii="Arial" w:cs="Arial" w:eastAsia="Arial" w:hAnsi="Arial"/>
@@ -8298,6 +8471,7 @@
           </w:tcPr>
           <w:p>
             <w:pPr>
+              <w:keepNext w:val="false"/>
               <w:spacing w:after="40" w:before="0"/>
               <w:jc w:val="center"/>
             </w:pPr>
@@ -8333,6 +8507,7 @@
           </w:tcPr>
           <w:p>
             <w:pPr>
+              <w:keepNext w:val="false"/>
               <w:spacing w:after="40" w:before="0"/>
               <w:jc w:val="center"/>
             </w:pPr>
@@ -8367,6 +8542,7 @@
           </w:tcPr>
           <w:p>
             <w:pPr>
+              <w:keepNext w:val="false"/>
               <w:spacing w:after="40" w:before="0"/>
               <w:jc w:val="left"/>
             </w:pPr>
@@ -8399,6 +8575,7 @@
           </w:tcPr>
           <w:p>
             <w:pPr>
+              <w:keepNext w:val="false"/>
               <w:spacing w:after="40" w:before="0"/>
               <w:jc w:val="left"/>
             </w:pPr>
@@ -8433,6 +8610,7 @@
           </w:tcPr>
           <w:p>
             <w:pPr>
+              <w:keepNext w:val="false"/>
               <w:spacing w:after="40" w:before="0"/>
               <w:jc w:val="left"/>
             </w:pPr>
@@ -8465,6 +8643,7 @@
           </w:tcPr>
           <w:p>
             <w:pPr>
+              <w:keepNext w:val="false"/>
               <w:spacing w:after="40" w:before="0"/>
               <w:jc w:val="left"/>
             </w:pPr>
@@ -8499,6 +8678,7 @@
           </w:tcPr>
           <w:p>
             <w:pPr>
+              <w:keepNext w:val="false"/>
               <w:spacing w:after="40" w:before="0"/>
               <w:jc w:val="left"/>
             </w:pPr>
@@ -8531,6 +8711,7 @@
           </w:tcPr>
           <w:p>
             <w:pPr>
+              <w:keepNext w:val="false"/>
               <w:spacing w:after="40" w:before="0"/>
               <w:jc w:val="left"/>
             </w:pPr>
@@ -8565,6 +8746,7 @@
           </w:tcPr>
           <w:p>
             <w:pPr>
+              <w:keepNext w:val="false"/>
               <w:spacing w:after="40" w:before="0"/>
               <w:jc w:val="left"/>
             </w:pPr>
@@ -8597,6 +8779,7 @@
           </w:tcPr>
           <w:p>
             <w:pPr>
+              <w:keepNext w:val="false"/>
               <w:spacing w:after="40" w:before="0"/>
               <w:jc w:val="left"/>
             </w:pPr>
@@ -8631,6 +8814,7 @@
           </w:tcPr>
           <w:p>
             <w:pPr>
+              <w:keepNext w:val="false"/>
               <w:spacing w:after="40" w:before="0"/>
               <w:jc w:val="left"/>
             </w:pPr>
@@ -8663,6 +8847,7 @@
           </w:tcPr>
           <w:p>
             <w:pPr>
+              <w:keepNext w:val="false"/>
               <w:spacing w:after="40" w:before="0"/>
               <w:jc w:val="left"/>
             </w:pPr>
@@ -8697,6 +8882,7 @@
           </w:tcPr>
           <w:p>
             <w:pPr>
+              <w:keepNext w:val="false"/>
               <w:spacing w:after="40" w:before="0"/>
               <w:jc w:val="left"/>
             </w:pPr>
@@ -8729,6 +8915,7 @@
           </w:tcPr>
           <w:p>
             <w:pPr>
+              <w:keepNext w:val="false"/>
               <w:spacing w:after="40" w:before="0"/>
               <w:jc w:val="left"/>
             </w:pPr>
@@ -8763,6 +8950,7 @@
           </w:tcPr>
           <w:p>
             <w:pPr>
+              <w:keepNext w:val="false"/>
               <w:spacing w:after="40" w:before="0"/>
               <w:jc w:val="left"/>
             </w:pPr>
@@ -8795,6 +8983,7 @@
           </w:tcPr>
           <w:p>
             <w:pPr>
+              <w:keepNext w:val="false"/>
               <w:spacing w:after="40" w:before="0"/>
               <w:jc w:val="left"/>
             </w:pPr>
@@ -8829,6 +9018,7 @@
           </w:tcPr>
           <w:p>
             <w:pPr>
+              <w:keepNext w:val="false"/>
               <w:spacing w:after="40" w:before="0"/>
               <w:jc w:val="left"/>
             </w:pPr>
@@ -8861,6 +9051,7 @@
           </w:tcPr>
           <w:p>
             <w:pPr>
+              <w:keepNext w:val="false"/>
               <w:spacing w:after="40" w:before="0"/>
               <w:jc w:val="left"/>
             </w:pPr>
@@ -8920,6 +9111,7 @@
           </w:tcPr>
           <w:p>
             <w:pPr>
+              <w:keepNext w:val="false"/>
               <w:spacing w:after="40" w:before="0"/>
               <w:jc w:val="center"/>
             </w:pPr>
@@ -8954,6 +9146,7 @@
           </w:tcPr>
           <w:p>
             <w:pPr>
+              <w:keepNext w:val="false"/>
               <w:spacing w:after="40" w:before="0"/>
               <w:jc w:val="left"/>
             </w:pPr>
@@ -9018,6 +9211,7 @@
           </w:tcPr>
           <w:p>
             <w:pPr>
+              <w:keepNext w:val="false"/>
               <w:spacing w:after="40" w:before="0"/>
               <w:jc w:val="center"/>
             </w:pPr>
@@ -9052,6 +9246,7 @@
           </w:tcPr>
           <w:p>
             <w:pPr>
+              <w:keepNext w:val="false"/>
               <w:spacing w:after="40" w:before="0"/>
               <w:jc w:val="left"/>
             </w:pPr>
@@ -9084,6 +9279,7 @@
           </w:tcPr>
           <w:p>
             <w:pPr>
+              <w:keepNext w:val="false"/>
               <w:spacing w:after="40" w:before="0"/>
               <w:jc w:val="left"/>
             </w:pPr>
@@ -9116,6 +9312,7 @@
           </w:tcPr>
           <w:p>
             <w:pPr>
+              <w:keepNext w:val="false"/>
               <w:spacing w:after="40" w:before="0"/>
               <w:jc w:val="left"/>
             </w:pPr>
@@ -9148,6 +9345,7 @@
           </w:tcPr>
           <w:p>
             <w:pPr>
+              <w:keepNext w:val="false"/>
               <w:spacing w:after="40" w:before="0"/>
               <w:jc w:val="left"/>
             </w:pPr>
@@ -9180,6 +9378,7 @@
           </w:tcPr>
           <w:p>
             <w:pPr>
+              <w:keepNext w:val="false"/>
               <w:spacing w:after="40" w:before="0"/>
               <w:jc w:val="left"/>
             </w:pPr>
@@ -9214,6 +9413,7 @@
           </w:tcPr>
           <w:p>
             <w:pPr>
+              <w:keepNext w:val="false"/>
               <w:spacing w:after="40" w:before="0"/>
               <w:jc w:val="left"/>
             </w:pPr>
@@ -9251,7 +9451,7 @@
             <w:pPr>
               <w:spacing w:after="20" w:before="0"/>
             </w:pPr>
-            <w:hyperlink w:history="1" r:id="rIdr5pkjtlctcq_exdfni8xv">
+            <w:hyperlink w:history="1" r:id="rIdpxbklhgjasolbdfhysorh">
               <w:r>
                 <w:rPr>
                   <w:rFonts w:ascii="Arial" w:cs="Arial" w:eastAsia="Arial" w:hAnsi="Arial"/>
@@ -9284,7 +9484,7 @@
               <w:spacing w:after="10" w:before="0"/>
               <w:ind w:left="120"/>
             </w:pPr>
-            <w:hyperlink w:history="1" r:id="rIdxaqwnuhg8o1md3x-dqtan">
+            <w:hyperlink w:history="1" r:id="rIdwf0qqgi6toxp0twqur2hc">
               <w:r>
                 <w:rPr>
                   <w:rFonts w:ascii="Arial" w:cs="Arial" w:eastAsia="Arial" w:hAnsi="Arial"/>
@@ -9329,7 +9529,7 @@
             <w:pPr>
               <w:spacing w:after="20" w:before="0"/>
             </w:pPr>
-            <w:hyperlink w:history="1" r:id="rIdr-ba62oi9bi1ehhpcmtx-">
+            <w:hyperlink w:history="1" r:id="rIdxv55k1jdmprq23jt7t-wj">
               <w:r>
                 <w:rPr>
                   <w:rFonts w:ascii="Arial" w:cs="Arial" w:eastAsia="Arial" w:hAnsi="Arial"/>
@@ -9362,7 +9562,7 @@
               <w:spacing w:after="10" w:before="0"/>
               <w:ind w:left="120"/>
             </w:pPr>
-            <w:hyperlink w:history="1" r:id="rIddq2bkkzvga-2ph1d1hfcr">
+            <w:hyperlink w:history="1" r:id="rIdxdv94z1_c7tqersflblwq">
               <w:r>
                 <w:rPr>
                   <w:rFonts w:ascii="Arial" w:cs="Arial" w:eastAsia="Arial" w:hAnsi="Arial"/>
@@ -9390,6 +9590,7 @@
           </w:tcPr>
           <w:p>
             <w:pPr>
+              <w:keepNext w:val="false"/>
               <w:spacing w:after="40" w:before="0"/>
               <w:jc w:val="left"/>
             </w:pPr>
@@ -9422,6 +9623,7 @@
           </w:tcPr>
           <w:p>
             <w:pPr>
+              <w:keepNext w:val="false"/>
               <w:spacing w:after="40" w:before="0"/>
               <w:jc w:val="left"/>
             </w:pPr>
@@ -9454,6 +9656,7 @@
           </w:tcPr>
           <w:p>
             <w:pPr>
+              <w:keepNext w:val="false"/>
               <w:spacing w:after="40" w:before="0"/>
               <w:jc w:val="left"/>
             </w:pPr>
@@ -9486,6 +9689,7 @@
           </w:tcPr>
           <w:p>
             <w:pPr>
+              <w:keepNext w:val="false"/>
               <w:spacing w:after="40" w:before="0"/>
               <w:jc w:val="left"/>
             </w:pPr>
@@ -9520,6 +9724,7 @@
           </w:tcPr>
           <w:p>
             <w:pPr>
+              <w:keepNext w:val="false"/>
               <w:spacing w:after="40" w:before="0"/>
               <w:jc w:val="left"/>
             </w:pPr>
@@ -9557,7 +9762,7 @@
             <w:pPr>
               <w:spacing w:after="20" w:before="0"/>
             </w:pPr>
-            <w:hyperlink w:history="1" r:id="rIdxe-65cpqjsfwm_2qqjs-g">
+            <w:hyperlink w:history="1" r:id="rIdvxam6ok1_mpymt0bzkful">
               <w:r>
                 <w:rPr>
                   <w:rFonts w:ascii="Arial" w:cs="Arial" w:eastAsia="Arial" w:hAnsi="Arial"/>
@@ -9590,7 +9795,7 @@
               <w:spacing w:after="10" w:before="0"/>
               <w:ind w:left="120"/>
             </w:pPr>
-            <w:hyperlink w:history="1" r:id="rId84qhxwurfi7lc01txhad0">
+            <w:hyperlink w:history="1" r:id="rIdizne7cwx0smuyw4mof0qp">
               <w:r>
                 <w:rPr>
                   <w:rFonts w:ascii="Arial" w:cs="Arial" w:eastAsia="Arial" w:hAnsi="Arial"/>
@@ -9635,7 +9840,7 @@
             <w:pPr>
               <w:spacing w:after="20" w:before="0"/>
             </w:pPr>
-            <w:hyperlink w:history="1" r:id="rIdqrosjdfajdhpc6cnt7mpc">
+            <w:hyperlink w:history="1" r:id="rIdqxiqna342x2c5mehsx8el">
               <w:r>
                 <w:rPr>
                   <w:rFonts w:ascii="Arial" w:cs="Arial" w:eastAsia="Arial" w:hAnsi="Arial"/>
@@ -9668,7 +9873,7 @@
               <w:spacing w:after="10" w:before="0"/>
               <w:ind w:left="120"/>
             </w:pPr>
-            <w:hyperlink w:history="1" r:id="rIdbm5ezrthdyqx_iajumjwc">
+            <w:hyperlink w:history="1" r:id="rIdwydyj9ed9yyfsgy3b3o55">
               <w:r>
                 <w:rPr>
                   <w:rFonts w:ascii="Arial" w:cs="Arial" w:eastAsia="Arial" w:hAnsi="Arial"/>
@@ -9696,6 +9901,7 @@
           </w:tcPr>
           <w:p>
             <w:pPr>
+              <w:keepNext w:val="false"/>
               <w:spacing w:after="40" w:before="0"/>
               <w:jc w:val="left"/>
             </w:pPr>
@@ -9715,6 +9921,7 @@
           </w:p>
           <w:p>
             <w:pPr>
+              <w:keepNext w:val="false"/>
               <w:spacing w:after="40" w:before="0"/>
               <w:jc w:val="left"/>
             </w:pPr>
@@ -9734,6 +9941,7 @@
           </w:p>
           <w:p>
             <w:pPr>
+              <w:keepNext w:val="false"/>
               <w:spacing w:after="40" w:before="0"/>
               <w:jc w:val="left"/>
             </w:pPr>
@@ -9753,6 +9961,7 @@
           </w:p>
           <w:p>
             <w:pPr>
+              <w:keepNext w:val="false"/>
               <w:spacing w:after="40" w:before="0"/>
               <w:jc w:val="left"/>
             </w:pPr>
@@ -9772,6 +9981,7 @@
           </w:p>
           <w:p>
             <w:pPr>
+              <w:keepNext w:val="false"/>
               <w:spacing w:after="40" w:before="0"/>
               <w:jc w:val="left"/>
             </w:pPr>
@@ -9791,6 +10001,7 @@
           </w:p>
           <w:p>
             <w:pPr>
+              <w:keepNext w:val="false"/>
               <w:spacing w:after="40" w:before="0"/>
               <w:jc w:val="left"/>
             </w:pPr>
@@ -9810,6 +10021,7 @@
           </w:p>
           <w:p>
             <w:pPr>
+              <w:keepNext w:val="false"/>
               <w:spacing w:after="40" w:before="0"/>
               <w:jc w:val="left"/>
             </w:pPr>
@@ -9829,6 +10041,7 @@
           </w:p>
           <w:p>
             <w:pPr>
+              <w:keepNext w:val="false"/>
               <w:spacing w:after="40" w:before="0"/>
               <w:jc w:val="left"/>
             </w:pPr>
@@ -9848,6 +10061,7 @@
           </w:p>
           <w:p>
             <w:pPr>
+              <w:keepNext w:val="false"/>
               <w:spacing w:after="40" w:before="0"/>
               <w:jc w:val="left"/>
             </w:pPr>
@@ -9880,6 +10094,7 @@
           </w:tcPr>
           <w:p>
             <w:pPr>
+              <w:keepNext w:val="false"/>
               <w:spacing w:after="40" w:before="0"/>
               <w:jc w:val="left"/>
             </w:pPr>
@@ -9899,6 +10114,7 @@
           </w:p>
           <w:p>
             <w:pPr>
+              <w:keepNext w:val="false"/>
               <w:spacing w:after="40" w:before="0"/>
               <w:jc w:val="left"/>
             </w:pPr>
@@ -9918,6 +10134,7 @@
           </w:p>
           <w:p>
             <w:pPr>
+              <w:keepNext w:val="false"/>
               <w:spacing w:after="40" w:before="0"/>
               <w:jc w:val="left"/>
             </w:pPr>
@@ -9937,6 +10154,7 @@
           </w:p>
           <w:p>
             <w:pPr>
+              <w:keepNext w:val="false"/>
               <w:spacing w:after="40" w:before="0"/>
               <w:jc w:val="left"/>
             </w:pPr>
@@ -9956,6 +10174,7 @@
           </w:p>
           <w:p>
             <w:pPr>
+              <w:keepNext w:val="false"/>
               <w:spacing w:after="40" w:before="0"/>
               <w:jc w:val="left"/>
             </w:pPr>
@@ -9988,6 +10207,7 @@
           </w:tcPr>
           <w:p>
             <w:pPr>
+              <w:keepNext w:val="false"/>
               <w:spacing w:after="40" w:before="0"/>
               <w:jc w:val="left"/>
             </w:pPr>
@@ -10020,6 +10240,7 @@
           </w:tcPr>
           <w:p>
             <w:pPr>
+              <w:keepNext w:val="false"/>
               <w:spacing w:after="40" w:before="0"/>
               <w:jc w:val="left"/>
             </w:pPr>
@@ -10054,6 +10275,7 @@
           </w:tcPr>
           <w:p>
             <w:pPr>
+              <w:keepNext w:val="false"/>
               <w:spacing w:after="40" w:before="0"/>
               <w:jc w:val="left"/>
             </w:pPr>
@@ -10091,7 +10313,7 @@
             <w:pPr>
               <w:spacing w:after="20" w:before="0"/>
             </w:pPr>
-            <w:hyperlink w:history="1" r:id="rIdn_8uqzxyxepxzvto6xb3v">
+            <w:hyperlink w:history="1" r:id="rIdbkgx7c_nyoi3lf6vxuusd">
               <w:r>
                 <w:rPr>
                   <w:rFonts w:ascii="Arial" w:cs="Arial" w:eastAsia="Arial" w:hAnsi="Arial"/>
@@ -10124,7 +10346,7 @@
               <w:spacing w:after="10" w:before="0"/>
               <w:ind w:left="120"/>
             </w:pPr>
-            <w:hyperlink w:history="1" r:id="rIdd14uleysnfyly8qfiq0i2">
+            <w:hyperlink w:history="1" r:id="rIdlk3i8oaaw6c2lpc6lqkkb">
               <w:r>
                 <w:rPr>
                   <w:rFonts w:ascii="Arial" w:cs="Arial" w:eastAsia="Arial" w:hAnsi="Arial"/>
@@ -10169,7 +10391,7 @@
             <w:pPr>
               <w:spacing w:after="20" w:before="0"/>
             </w:pPr>
-            <w:hyperlink w:history="1" r:id="rIdieauteqeoq6_5kbe9hql4">
+            <w:hyperlink w:history="1" r:id="rIdx16xvin6_tzeqgtkxzpc3">
               <w:r>
                 <w:rPr>
                   <w:rFonts w:ascii="Arial" w:cs="Arial" w:eastAsia="Arial" w:hAnsi="Arial"/>
@@ -10202,7 +10424,7 @@
               <w:spacing w:after="10" w:before="0"/>
               <w:ind w:left="120"/>
             </w:pPr>
-            <w:hyperlink w:history="1" r:id="rId-pq_rubg3fkuarlrp7am8">
+            <w:hyperlink w:history="1" r:id="rIdi_jn7vn7t1blukqdehlkh">
               <w:r>
                 <w:rPr>
                   <w:rFonts w:ascii="Arial" w:cs="Arial" w:eastAsia="Arial" w:hAnsi="Arial"/>
@@ -10230,6 +10452,7 @@
           </w:tcPr>
           <w:p>
             <w:pPr>
+              <w:keepNext w:val="false"/>
               <w:spacing w:after="40" w:before="0"/>
               <w:jc w:val="left"/>
             </w:pPr>
@@ -10249,6 +10472,7 @@
           </w:p>
           <w:p>
             <w:pPr>
+              <w:keepNext w:val="false"/>
               <w:spacing w:after="40" w:before="0"/>
               <w:jc w:val="left"/>
             </w:pPr>
@@ -10268,6 +10492,7 @@
           </w:p>
           <w:p>
             <w:pPr>
+              <w:keepNext w:val="false"/>
               <w:spacing w:after="40" w:before="0"/>
               <w:jc w:val="left"/>
             </w:pPr>
@@ -10287,6 +10512,7 @@
           </w:p>
           <w:p>
             <w:pPr>
+              <w:keepNext w:val="false"/>
               <w:spacing w:after="40" w:before="0"/>
               <w:jc w:val="left"/>
             </w:pPr>
@@ -10306,6 +10532,7 @@
           </w:p>
           <w:p>
             <w:pPr>
+              <w:keepNext w:val="false"/>
               <w:spacing w:after="40" w:before="0"/>
               <w:jc w:val="left"/>
             </w:pPr>
@@ -10325,6 +10552,7 @@
           </w:p>
           <w:p>
             <w:pPr>
+              <w:keepNext w:val="false"/>
               <w:spacing w:after="40" w:before="0"/>
               <w:jc w:val="left"/>
             </w:pPr>
@@ -10344,6 +10572,7 @@
           </w:p>
           <w:p>
             <w:pPr>
+              <w:keepNext w:val="false"/>
               <w:spacing w:after="40" w:before="0"/>
               <w:jc w:val="left"/>
             </w:pPr>
@@ -10363,6 +10592,7 @@
           </w:p>
           <w:p>
             <w:pPr>
+              <w:keepNext w:val="false"/>
               <w:spacing w:after="40" w:before="0"/>
               <w:jc w:val="left"/>
             </w:pPr>
@@ -10382,6 +10612,7 @@
           </w:p>
           <w:p>
             <w:pPr>
+              <w:keepNext w:val="false"/>
               <w:spacing w:after="40" w:before="0"/>
               <w:jc w:val="left"/>
             </w:pPr>
@@ -10414,6 +10645,7 @@
           </w:tcPr>
           <w:p>
             <w:pPr>
+              <w:keepNext w:val="false"/>
               <w:spacing w:after="40" w:before="0"/>
               <w:jc w:val="left"/>
             </w:pPr>
@@ -10446,6 +10678,7 @@
           </w:tcPr>
           <w:p>
             <w:pPr>
+              <w:keepNext w:val="false"/>
               <w:spacing w:after="40" w:before="0"/>
               <w:jc w:val="left"/>
             </w:pPr>
@@ -10478,6 +10711,7 @@
           </w:tcPr>
           <w:p>
             <w:pPr>
+              <w:keepNext w:val="false"/>
               <w:spacing w:after="40" w:before="0"/>
               <w:jc w:val="left"/>
             </w:pPr>
@@ -10512,6 +10746,7 @@
           </w:tcPr>
           <w:p>
             <w:pPr>
+              <w:keepNext w:val="false"/>
               <w:spacing w:after="40" w:before="0"/>
               <w:jc w:val="left"/>
             </w:pPr>
@@ -10549,7 +10784,7 @@
             <w:pPr>
               <w:spacing w:after="20" w:before="0"/>
             </w:pPr>
-            <w:hyperlink w:history="1" r:id="rIdq59oev9vqikyaubjknwcl">
+            <w:hyperlink w:history="1" r:id="rIdel6elejbcle2zdybsrz_b">
               <w:r>
                 <w:rPr>
                   <w:rFonts w:ascii="Arial" w:cs="Arial" w:eastAsia="Arial" w:hAnsi="Arial"/>
@@ -10582,7 +10817,7 @@
               <w:spacing w:after="10" w:before="0"/>
               <w:ind w:left="120"/>
             </w:pPr>
-            <w:hyperlink w:history="1" r:id="rId3jbfkxd5lpcfaajge67hb">
+            <w:hyperlink w:history="1" r:id="rId4i3bzvk8liewz3l3f7mk0">
               <w:r>
                 <w:rPr>
                   <w:rFonts w:ascii="Arial" w:cs="Arial" w:eastAsia="Arial" w:hAnsi="Arial"/>
@@ -10627,7 +10862,7 @@
             <w:pPr>
               <w:spacing w:after="20" w:before="0"/>
             </w:pPr>
-            <w:hyperlink w:history="1" r:id="rId38fifmqzxmtotbw4fhxia">
+            <w:hyperlink w:history="1" r:id="rIdfy1kib0z5pwgztzcmvznz">
               <w:r>
                 <w:rPr>
                   <w:rFonts w:ascii="Arial" w:cs="Arial" w:eastAsia="Arial" w:hAnsi="Arial"/>
@@ -10660,7 +10895,7 @@
               <w:spacing w:after="10" w:before="0"/>
               <w:ind w:left="120"/>
             </w:pPr>
-            <w:hyperlink w:history="1" r:id="rIduw8p72cppmpaqlahmbwj0">
+            <w:hyperlink w:history="1" r:id="rId8ztbkaq5lfqnsgbmvbnbu">
               <w:r>
                 <w:rPr>
                   <w:rFonts w:ascii="Arial" w:cs="Arial" w:eastAsia="Arial" w:hAnsi="Arial"/>
@@ -10688,6 +10923,7 @@
           </w:tcPr>
           <w:p>
             <w:pPr>
+              <w:keepNext w:val="false"/>
               <w:spacing w:after="40" w:before="0"/>
               <w:jc w:val="left"/>
             </w:pPr>
@@ -10720,6 +10956,7 @@
           </w:tcPr>
           <w:p>
             <w:pPr>
+              <w:keepNext w:val="false"/>
               <w:spacing w:after="40" w:before="0"/>
               <w:jc w:val="left"/>
             </w:pPr>
@@ -10752,6 +10989,7 @@
           </w:tcPr>
           <w:p>
             <w:pPr>
+              <w:keepNext w:val="false"/>
               <w:spacing w:after="40" w:before="0"/>
               <w:jc w:val="left"/>
             </w:pPr>
@@ -10784,6 +11022,7 @@
           </w:tcPr>
           <w:p>
             <w:pPr>
+              <w:keepNext w:val="false"/>
               <w:spacing w:after="40" w:before="0"/>
               <w:jc w:val="left"/>
             </w:pPr>
@@ -10818,6 +11057,7 @@
           </w:tcPr>
           <w:p>
             <w:pPr>
+              <w:keepNext w:val="false"/>
               <w:spacing w:after="40" w:before="0"/>
               <w:jc w:val="left"/>
             </w:pPr>
@@ -10855,7 +11095,7 @@
             <w:pPr>
               <w:spacing w:after="20" w:before="0"/>
             </w:pPr>
-            <w:hyperlink w:history="1" r:id="rIduq3ndklcpv7f5zi5d0304">
+            <w:hyperlink w:history="1" r:id="rIdbf-j942v2ishfarcpqkhn">
               <w:r>
                 <w:rPr>
                   <w:rFonts w:ascii="Arial" w:cs="Arial" w:eastAsia="Arial" w:hAnsi="Arial"/>
@@ -10888,7 +11128,7 @@
               <w:spacing w:after="10" w:before="0"/>
               <w:ind w:left="120"/>
             </w:pPr>
-            <w:hyperlink w:history="1" r:id="rIdgn4bvh5fvzrc2q-e34p1l">
+            <w:hyperlink w:history="1" r:id="rId6emodo2bcp3jn2-mkskxn">
               <w:r>
                 <w:rPr>
                   <w:rFonts w:ascii="Arial" w:cs="Arial" w:eastAsia="Arial" w:hAnsi="Arial"/>
@@ -10933,7 +11173,7 @@
             <w:pPr>
               <w:spacing w:after="20" w:before="0"/>
             </w:pPr>
-            <w:hyperlink w:history="1" r:id="rIdzljxrft4zzx__fhn5jlbk">
+            <w:hyperlink w:history="1" r:id="rIdzmo7tskhsnlyyykw7apmr">
               <w:r>
                 <w:rPr>
                   <w:rFonts w:ascii="Arial" w:cs="Arial" w:eastAsia="Arial" w:hAnsi="Arial"/>
@@ -10966,7 +11206,7 @@
               <w:spacing w:after="10" w:before="0"/>
               <w:ind w:left="120"/>
             </w:pPr>
-            <w:hyperlink w:history="1" r:id="rIdwf06wvh1i8kzzdcnl-i6m">
+            <w:hyperlink w:history="1" r:id="rId_kspqec7vsiwmiyt8m_q1">
               <w:r>
                 <w:rPr>
                   <w:rFonts w:ascii="Arial" w:cs="Arial" w:eastAsia="Arial" w:hAnsi="Arial"/>
@@ -10994,6 +11234,7 @@
           </w:tcPr>
           <w:p>
             <w:pPr>
+              <w:keepNext w:val="false"/>
               <w:spacing w:after="40" w:before="0"/>
               <w:jc w:val="left"/>
             </w:pPr>
@@ -11026,6 +11267,7 @@
           </w:tcPr>
           <w:p>
             <w:pPr>
+              <w:keepNext w:val="false"/>
               <w:spacing w:after="40" w:before="0"/>
               <w:jc w:val="left"/>
             </w:pPr>
@@ -11058,6 +11300,7 @@
           </w:tcPr>
           <w:p>
             <w:pPr>
+              <w:keepNext w:val="false"/>
               <w:spacing w:after="40" w:before="0"/>
               <w:jc w:val="left"/>
             </w:pPr>
@@ -11090,6 +11333,7 @@
           </w:tcPr>
           <w:p>
             <w:pPr>
+              <w:keepNext w:val="false"/>
               <w:spacing w:after="40" w:before="0"/>
               <w:jc w:val="left"/>
             </w:pPr>
@@ -11149,6 +11393,7 @@
           </w:tcPr>
           <w:p>
             <w:pPr>
+              <w:keepNext w:val="false"/>
               <w:spacing w:after="40" w:before="0"/>
               <w:jc w:val="center"/>
             </w:pPr>
@@ -11183,6 +11428,7 @@
           </w:tcPr>
           <w:p>
             <w:pPr>
+              <w:keepNext w:val="false"/>
               <w:spacing w:after="40" w:before="0"/>
               <w:jc w:val="left"/>
             </w:pPr>
@@ -11244,6 +11490,7 @@
           </w:tcPr>
           <w:p>
             <w:pPr>
+              <w:keepNext w:val="false"/>
               <w:spacing w:after="40" w:before="0"/>
               <w:jc w:val="center"/>
             </w:pPr>
@@ -11278,6 +11525,7 @@
           </w:tcPr>
           <w:p>
             <w:pPr>
+              <w:keepNext w:val="false"/>
               <w:spacing w:after="40" w:before="0"/>
               <w:jc w:val="left"/>
             </w:pPr>
@@ -11310,6 +11558,7 @@
           </w:tcPr>
           <w:p>
             <w:pPr>
+              <w:keepNext w:val="false"/>
               <w:spacing w:after="40" w:before="0"/>
               <w:jc w:val="left"/>
             </w:pPr>
@@ -11344,6 +11593,7 @@
           </w:tcPr>
           <w:p>
             <w:pPr>
+              <w:keepNext w:val="false"/>
               <w:spacing w:after="40" w:before="0"/>
               <w:jc w:val="left"/>
             </w:pPr>
@@ -11376,6 +11626,7 @@
           </w:tcPr>
           <w:p>
             <w:pPr>
+              <w:keepNext w:val="false"/>
               <w:spacing w:after="40" w:before="0"/>
               <w:jc w:val="left"/>
             </w:pPr>
@@ -11410,6 +11661,7 @@
           </w:tcPr>
           <w:p>
             <w:pPr>
+              <w:keepNext w:val="false"/>
               <w:spacing w:after="40" w:before="0"/>
               <w:jc w:val="left"/>
             </w:pPr>
@@ -11442,6 +11694,7 @@
           </w:tcPr>
           <w:p>
             <w:pPr>
+              <w:keepNext w:val="false"/>
               <w:spacing w:after="40" w:before="0"/>
               <w:jc w:val="left"/>
             </w:pPr>
@@ -11478,7 +11731,7 @@
         </w:rPr>
         <w:t xml:space="preserve">© 2026 SeaVuria and ARES. Aligned with KICD objectives. Developed by SeaVuria; technical implementation by ARES (with AI assistance from Claude). Licensed under </w:t>
       </w:r>
-      <w:hyperlink w:history="1" r:id="rIdl67y-xxagcfcpjteo0a1u">
+      <w:hyperlink w:history="1" r:id="rIdlt0z51q4tmxtmcodd5a6m">
         <w:r>
           <w:rPr>
             <w:rFonts w:ascii="Arial" w:cs="Arial" w:eastAsia="Arial" w:hAnsi="Arial"/>
@@ -11499,7 +11752,7 @@
         </w:rPr>
         <w:t xml:space="preserve"> (</w:t>
       </w:r>
-      <w:hyperlink w:history="1" r:id="rIdepzc7y3-dcbmc1_ita7qm">
+      <w:hyperlink w:history="1" r:id="rId1sym2-oyihay2lxsmplad">
         <w:r>
           <w:rPr>
             <w:rFonts w:ascii="Arial" w:cs="Arial" w:eastAsia="Arial" w:hAnsi="Arial"/>
@@ -11559,6 +11812,7 @@
           </w:tcPr>
           <w:p>
             <w:pPr>
+              <w:keepNext w:val="false"/>
               <w:spacing w:after="40" w:before="0"/>
               <w:jc w:val="center"/>
             </w:pPr>
@@ -11594,6 +11848,7 @@
           </w:tcPr>
           <w:p>
             <w:pPr>
+              <w:keepNext w:val="false"/>
               <w:spacing w:after="40" w:before="0"/>
               <w:jc w:val="center"/>
             </w:pPr>
@@ -11628,6 +11883,7 @@
           </w:tcPr>
           <w:p>
             <w:pPr>
+              <w:keepNext w:val="false"/>
               <w:spacing w:after="40" w:before="0"/>
               <w:jc w:val="left"/>
             </w:pPr>
@@ -11660,6 +11916,7 @@
           </w:tcPr>
           <w:p>
             <w:pPr>
+              <w:keepNext w:val="false"/>
               <w:spacing w:after="40" w:before="0"/>
               <w:jc w:val="left"/>
             </w:pPr>
@@ -11694,6 +11951,7 @@
           </w:tcPr>
           <w:p>
             <w:pPr>
+              <w:keepNext w:val="false"/>
               <w:spacing w:after="40" w:before="0"/>
               <w:jc w:val="left"/>
             </w:pPr>
@@ -11726,6 +11984,7 @@
           </w:tcPr>
           <w:p>
             <w:pPr>
+              <w:keepNext w:val="false"/>
               <w:spacing w:after="40" w:before="0"/>
               <w:jc w:val="left"/>
             </w:pPr>
@@ -11760,6 +12019,7 @@
           </w:tcPr>
           <w:p>
             <w:pPr>
+              <w:keepNext w:val="false"/>
               <w:spacing w:after="40" w:before="0"/>
               <w:jc w:val="left"/>
             </w:pPr>
@@ -11792,6 +12052,7 @@
           </w:tcPr>
           <w:p>
             <w:pPr>
+              <w:keepNext w:val="false"/>
               <w:spacing w:after="40" w:before="0"/>
               <w:jc w:val="left"/>
             </w:pPr>
@@ -11826,6 +12087,7 @@
           </w:tcPr>
           <w:p>
             <w:pPr>
+              <w:keepNext w:val="false"/>
               <w:spacing w:after="40" w:before="0"/>
               <w:jc w:val="left"/>
             </w:pPr>
@@ -11858,6 +12120,7 @@
           </w:tcPr>
           <w:p>
             <w:pPr>
+              <w:keepNext w:val="false"/>
               <w:spacing w:after="40" w:before="0"/>
               <w:jc w:val="left"/>
             </w:pPr>
@@ -11892,6 +12155,7 @@
           </w:tcPr>
           <w:p>
             <w:pPr>
+              <w:keepNext w:val="false"/>
               <w:spacing w:after="40" w:before="0"/>
               <w:jc w:val="left"/>
             </w:pPr>
@@ -11924,6 +12188,7 @@
           </w:tcPr>
           <w:p>
             <w:pPr>
+              <w:keepNext w:val="false"/>
               <w:spacing w:after="40" w:before="0"/>
               <w:jc w:val="left"/>
             </w:pPr>
@@ -11958,6 +12223,7 @@
           </w:tcPr>
           <w:p>
             <w:pPr>
+              <w:keepNext w:val="false"/>
               <w:spacing w:after="40" w:before="0"/>
               <w:jc w:val="left"/>
             </w:pPr>
@@ -11990,6 +12256,7 @@
           </w:tcPr>
           <w:p>
             <w:pPr>
+              <w:keepNext w:val="false"/>
               <w:spacing w:after="40" w:before="0"/>
               <w:jc w:val="left"/>
             </w:pPr>
@@ -12024,6 +12291,7 @@
           </w:tcPr>
           <w:p>
             <w:pPr>
+              <w:keepNext w:val="false"/>
               <w:spacing w:after="40" w:before="0"/>
               <w:jc w:val="left"/>
             </w:pPr>
@@ -12056,6 +12324,7 @@
           </w:tcPr>
           <w:p>
             <w:pPr>
+              <w:keepNext w:val="false"/>
               <w:spacing w:after="40" w:before="0"/>
               <w:jc w:val="left"/>
             </w:pPr>
@@ -12090,6 +12359,7 @@
           </w:tcPr>
           <w:p>
             <w:pPr>
+              <w:keepNext w:val="false"/>
               <w:spacing w:after="40" w:before="0"/>
               <w:jc w:val="left"/>
             </w:pPr>
@@ -12122,6 +12392,7 @@
           </w:tcPr>
           <w:p>
             <w:pPr>
+              <w:keepNext w:val="false"/>
               <w:spacing w:after="40" w:before="0"/>
               <w:jc w:val="left"/>
             </w:pPr>
@@ -12181,6 +12452,7 @@
           </w:tcPr>
           <w:p>
             <w:pPr>
+              <w:keepNext w:val="false"/>
               <w:spacing w:after="40" w:before="0"/>
               <w:jc w:val="center"/>
             </w:pPr>
@@ -12215,6 +12487,7 @@
           </w:tcPr>
           <w:p>
             <w:pPr>
+              <w:keepNext w:val="false"/>
               <w:spacing w:after="40" w:before="0"/>
               <w:jc w:val="left"/>
             </w:pPr>
@@ -12279,6 +12552,7 @@
           </w:tcPr>
           <w:p>
             <w:pPr>
+              <w:keepNext w:val="false"/>
               <w:spacing w:after="40" w:before="0"/>
               <w:jc w:val="center"/>
             </w:pPr>
@@ -12313,6 +12587,7 @@
           </w:tcPr>
           <w:p>
             <w:pPr>
+              <w:keepNext w:val="false"/>
               <w:spacing w:after="40" w:before="0"/>
               <w:jc w:val="left"/>
             </w:pPr>
@@ -12345,6 +12620,7 @@
           </w:tcPr>
           <w:p>
             <w:pPr>
+              <w:keepNext w:val="false"/>
               <w:spacing w:after="40" w:before="0"/>
               <w:jc w:val="left"/>
             </w:pPr>
@@ -12377,6 +12653,7 @@
           </w:tcPr>
           <w:p>
             <w:pPr>
+              <w:keepNext w:val="false"/>
               <w:spacing w:after="40" w:before="0"/>
               <w:jc w:val="left"/>
             </w:pPr>
@@ -12409,6 +12686,7 @@
           </w:tcPr>
           <w:p>
             <w:pPr>
+              <w:keepNext w:val="false"/>
               <w:spacing w:after="40" w:before="0"/>
               <w:jc w:val="left"/>
             </w:pPr>
@@ -12441,6 +12719,7 @@
           </w:tcPr>
           <w:p>
             <w:pPr>
+              <w:keepNext w:val="false"/>
               <w:spacing w:after="40" w:before="0"/>
               <w:jc w:val="left"/>
             </w:pPr>
@@ -12475,6 +12754,7 @@
           </w:tcPr>
           <w:p>
             <w:pPr>
+              <w:keepNext w:val="false"/>
               <w:spacing w:after="40" w:before="0"/>
               <w:jc w:val="left"/>
             </w:pPr>
@@ -12512,7 +12792,7 @@
             <w:pPr>
               <w:spacing w:after="20" w:before="0"/>
             </w:pPr>
-            <w:hyperlink w:history="1" r:id="rIdcrgxeiqqrv1kxhxm6jdwj">
+            <w:hyperlink w:history="1" r:id="rIdebsomgeqrrocneds-bkfz">
               <w:r>
                 <w:rPr>
                   <w:rFonts w:ascii="Arial" w:cs="Arial" w:eastAsia="Arial" w:hAnsi="Arial"/>
@@ -12545,7 +12825,7 @@
               <w:spacing w:after="10" w:before="0"/>
               <w:ind w:left="120"/>
             </w:pPr>
-            <w:hyperlink w:history="1" r:id="rIdtxyrzbieged-bsmzqbbkm">
+            <w:hyperlink w:history="1" r:id="rIdjxy66om4onjvbklxpabqy">
               <w:r>
                 <w:rPr>
                   <w:rFonts w:ascii="Arial" w:cs="Arial" w:eastAsia="Arial" w:hAnsi="Arial"/>
@@ -12590,7 +12870,7 @@
             <w:pPr>
               <w:spacing w:after="20" w:before="0"/>
             </w:pPr>
-            <w:hyperlink w:history="1" r:id="rId130cqjhuypiir2rqy13fj">
+            <w:hyperlink w:history="1" r:id="rIdv848u4ijqwsi3ws-wjzr5">
               <w:r>
                 <w:rPr>
                   <w:rFonts w:ascii="Arial" w:cs="Arial" w:eastAsia="Arial" w:hAnsi="Arial"/>
@@ -12623,7 +12903,7 @@
               <w:spacing w:after="10" w:before="0"/>
               <w:ind w:left="120"/>
             </w:pPr>
-            <w:hyperlink w:history="1" r:id="rId0ryq6sckfn7-n9vzilh11">
+            <w:hyperlink w:history="1" r:id="rIdfi-_kn20y5mn-qqtk5chu">
               <w:r>
                 <w:rPr>
                   <w:rFonts w:ascii="Arial" w:cs="Arial" w:eastAsia="Arial" w:hAnsi="Arial"/>
@@ -12651,6 +12931,7 @@
           </w:tcPr>
           <w:p>
             <w:pPr>
+              <w:keepNext w:val="false"/>
               <w:spacing w:after="40" w:before="0"/>
               <w:jc w:val="left"/>
             </w:pPr>
@@ -12683,6 +12964,7 @@
           </w:tcPr>
           <w:p>
             <w:pPr>
+              <w:keepNext w:val="false"/>
               <w:spacing w:after="40" w:before="0"/>
               <w:jc w:val="left"/>
             </w:pPr>
@@ -12715,6 +12997,7 @@
           </w:tcPr>
           <w:p>
             <w:pPr>
+              <w:keepNext w:val="false"/>
               <w:spacing w:after="40" w:before="0"/>
               <w:jc w:val="left"/>
             </w:pPr>
@@ -12747,6 +13030,7 @@
           </w:tcPr>
           <w:p>
             <w:pPr>
+              <w:keepNext w:val="false"/>
               <w:spacing w:after="40" w:before="0"/>
               <w:jc w:val="left"/>
             </w:pPr>
@@ -12781,6 +13065,7 @@
           </w:tcPr>
           <w:p>
             <w:pPr>
+              <w:keepNext w:val="false"/>
               <w:spacing w:after="40" w:before="0"/>
               <w:jc w:val="left"/>
             </w:pPr>
@@ -12818,7 +13103,7 @@
             <w:pPr>
               <w:spacing w:after="20" w:before="0"/>
             </w:pPr>
-            <w:hyperlink w:history="1" r:id="rIdi9ez-i9l_sza_f8l8ueva">
+            <w:hyperlink w:history="1" r:id="rIdrak-fmixknsji5ztkad3-">
               <w:r>
                 <w:rPr>
                   <w:rFonts w:ascii="Arial" w:cs="Arial" w:eastAsia="Arial" w:hAnsi="Arial"/>
@@ -12851,7 +13136,7 @@
               <w:spacing w:after="10" w:before="0"/>
               <w:ind w:left="120"/>
             </w:pPr>
-            <w:hyperlink w:history="1" r:id="rId10fxgqnbgiz4d22dlz-da">
+            <w:hyperlink w:history="1" r:id="rId4hridpr-v70e4hhctkg1y">
               <w:r>
                 <w:rPr>
                   <w:rFonts w:ascii="Arial" w:cs="Arial" w:eastAsia="Arial" w:hAnsi="Arial"/>
@@ -12896,7 +13181,7 @@
             <w:pPr>
               <w:spacing w:after="20" w:before="0"/>
             </w:pPr>
-            <w:hyperlink w:history="1" r:id="rIdmwcpfxnqamjih80sodeny">
+            <w:hyperlink w:history="1" r:id="rIdza_dubzzmkslurlo6jlxz">
               <w:r>
                 <w:rPr>
                   <w:rFonts w:ascii="Arial" w:cs="Arial" w:eastAsia="Arial" w:hAnsi="Arial"/>
@@ -12929,7 +13214,7 @@
               <w:spacing w:after="10" w:before="0"/>
               <w:ind w:left="120"/>
             </w:pPr>
-            <w:hyperlink w:history="1" r:id="rIdxcqt1g6nojsi3_uicg7-w">
+            <w:hyperlink w:history="1" r:id="rIdozvsx0t-ufgtdbqtuomks">
               <w:r>
                 <w:rPr>
                   <w:rFonts w:ascii="Arial" w:cs="Arial" w:eastAsia="Arial" w:hAnsi="Arial"/>
@@ -12957,6 +13242,7 @@
           </w:tcPr>
           <w:p>
             <w:pPr>
+              <w:keepNext w:val="false"/>
               <w:spacing w:after="40" w:before="0"/>
               <w:jc w:val="left"/>
             </w:pPr>
@@ -12989,6 +13275,7 @@
           </w:tcPr>
           <w:p>
             <w:pPr>
+              <w:keepNext w:val="false"/>
               <w:spacing w:after="40" w:before="0"/>
               <w:jc w:val="left"/>
             </w:pPr>
@@ -13021,6 +13308,7 @@
           </w:tcPr>
           <w:p>
             <w:pPr>
+              <w:keepNext w:val="false"/>
               <w:spacing w:after="40" w:before="0"/>
               <w:jc w:val="left"/>
             </w:pPr>
@@ -13053,6 +13341,7 @@
           </w:tcPr>
           <w:p>
             <w:pPr>
+              <w:keepNext w:val="false"/>
               <w:spacing w:after="40" w:before="0"/>
               <w:jc w:val="left"/>
             </w:pPr>
@@ -13087,6 +13376,7 @@
           </w:tcPr>
           <w:p>
             <w:pPr>
+              <w:keepNext w:val="false"/>
               <w:spacing w:after="40" w:before="0"/>
               <w:jc w:val="left"/>
             </w:pPr>
@@ -13124,7 +13414,7 @@
             <w:pPr>
               <w:spacing w:after="20" w:before="0"/>
             </w:pPr>
-            <w:hyperlink w:history="1" r:id="rIdzppdcimxp0ceh2oktftyl">
+            <w:hyperlink w:history="1" r:id="rIdbjrhuqb2gaifxxcudfwxp">
               <w:r>
                 <w:rPr>
                   <w:rFonts w:ascii="Arial" w:cs="Arial" w:eastAsia="Arial" w:hAnsi="Arial"/>
@@ -13157,7 +13447,7 @@
               <w:spacing w:after="10" w:before="0"/>
               <w:ind w:left="120"/>
             </w:pPr>
-            <w:hyperlink w:history="1" r:id="rId7h3jq-aipoam8_tea0qj_">
+            <w:hyperlink w:history="1" r:id="rIdu8vamqdqpnoxhqpmiztg0">
               <w:r>
                 <w:rPr>
                   <w:rFonts w:ascii="Arial" w:cs="Arial" w:eastAsia="Arial" w:hAnsi="Arial"/>
@@ -13202,7 +13492,7 @@
             <w:pPr>
               <w:spacing w:after="20" w:before="0"/>
             </w:pPr>
-            <w:hyperlink w:history="1" r:id="rId_jndswi93u1nhzz-z8uwh">
+            <w:hyperlink w:history="1" r:id="rIdrjmfkz5kxrvj457xklduq">
               <w:r>
                 <w:rPr>
                   <w:rFonts w:ascii="Arial" w:cs="Arial" w:eastAsia="Arial" w:hAnsi="Arial"/>
@@ -13251,7 +13541,7 @@
               <w:spacing w:after="10" w:before="0"/>
               <w:ind w:left="120"/>
             </w:pPr>
-            <w:hyperlink w:history="1" r:id="rIdhm8k-ytb8ox6eh37ovuib">
+            <w:hyperlink w:history="1" r:id="rIdoy-rmjuoo75vguxacyitf">
               <w:r>
                 <w:rPr>
                   <w:rFonts w:ascii="Arial" w:cs="Arial" w:eastAsia="Arial" w:hAnsi="Arial"/>
@@ -13279,6 +13569,7 @@
           </w:tcPr>
           <w:p>
             <w:pPr>
+              <w:keepNext w:val="false"/>
               <w:spacing w:after="40" w:before="0"/>
               <w:jc w:val="left"/>
             </w:pPr>
@@ -13311,6 +13602,7 @@
           </w:tcPr>
           <w:p>
             <w:pPr>
+              <w:keepNext w:val="false"/>
               <w:spacing w:after="40" w:before="0"/>
               <w:jc w:val="left"/>
             </w:pPr>
@@ -13343,6 +13635,7 @@
           </w:tcPr>
           <w:p>
             <w:pPr>
+              <w:keepNext w:val="false"/>
               <w:spacing w:after="40" w:before="0"/>
               <w:jc w:val="left"/>
             </w:pPr>
@@ -13375,6 +13668,7 @@
           </w:tcPr>
           <w:p>
             <w:pPr>
+              <w:keepNext w:val="false"/>
               <w:spacing w:after="40" w:before="0"/>
               <w:jc w:val="left"/>
             </w:pPr>
@@ -13409,6 +13703,7 @@
           </w:tcPr>
           <w:p>
             <w:pPr>
+              <w:keepNext w:val="false"/>
               <w:spacing w:after="40" w:before="0"/>
               <w:jc w:val="left"/>
             </w:pPr>
@@ -13446,7 +13741,7 @@
             <w:pPr>
               <w:spacing w:after="20" w:before="0"/>
             </w:pPr>
-            <w:hyperlink w:history="1" r:id="rIdm2e6wt31dqbyxxi0nc-rn">
+            <w:hyperlink w:history="1" r:id="rId--k2pfz8i1s18xhfjqi-r">
               <w:r>
                 <w:rPr>
                   <w:rFonts w:ascii="Arial" w:cs="Arial" w:eastAsia="Arial" w:hAnsi="Arial"/>
@@ -13479,7 +13774,7 @@
               <w:spacing w:after="10" w:before="0"/>
               <w:ind w:left="120"/>
             </w:pPr>
-            <w:hyperlink w:history="1" r:id="rIdpiaybpyycqlguqnarpfqm">
+            <w:hyperlink w:history="1" r:id="rIdzaib-sfyiblnbn08knnm5">
               <w:r>
                 <w:rPr>
                   <w:rFonts w:ascii="Arial" w:cs="Arial" w:eastAsia="Arial" w:hAnsi="Arial"/>
@@ -13524,7 +13819,7 @@
             <w:pPr>
               <w:spacing w:after="20" w:before="0"/>
             </w:pPr>
-            <w:hyperlink w:history="1" r:id="rIdwwrjlei4cfed3evkarmxa">
+            <w:hyperlink w:history="1" r:id="rIdh23bbgtw66r52z8jb4u1m">
               <w:r>
                 <w:rPr>
                   <w:rFonts w:ascii="Arial" w:cs="Arial" w:eastAsia="Arial" w:hAnsi="Arial"/>
@@ -13573,7 +13868,7 @@
               <w:spacing w:after="10" w:before="0"/>
               <w:ind w:left="120"/>
             </w:pPr>
-            <w:hyperlink w:history="1" r:id="rIdtjivg0pr5icsfjezllyvh">
+            <w:hyperlink w:history="1" r:id="rIdkr33fv0smgq2vzahsfuw7">
               <w:r>
                 <w:rPr>
                   <w:rFonts w:ascii="Arial" w:cs="Arial" w:eastAsia="Arial" w:hAnsi="Arial"/>
@@ -13601,6 +13896,7 @@
           </w:tcPr>
           <w:p>
             <w:pPr>
+              <w:keepNext w:val="false"/>
               <w:spacing w:after="40" w:before="0"/>
               <w:jc w:val="left"/>
             </w:pPr>
@@ -13633,6 +13929,7 @@
           </w:tcPr>
           <w:p>
             <w:pPr>
+              <w:keepNext w:val="false"/>
               <w:spacing w:after="40" w:before="0"/>
               <w:jc w:val="left"/>
             </w:pPr>
@@ -13665,6 +13962,7 @@
           </w:tcPr>
           <w:p>
             <w:pPr>
+              <w:keepNext w:val="false"/>
               <w:spacing w:after="40" w:before="0"/>
               <w:jc w:val="left"/>
             </w:pPr>
@@ -13697,6 +13995,7 @@
           </w:tcPr>
           <w:p>
             <w:pPr>
+              <w:keepNext w:val="false"/>
               <w:spacing w:after="40" w:before="0"/>
               <w:jc w:val="left"/>
             </w:pPr>
@@ -13731,6 +14030,7 @@
           </w:tcPr>
           <w:p>
             <w:pPr>
+              <w:keepNext w:val="false"/>
               <w:spacing w:after="40" w:before="0"/>
               <w:jc w:val="left"/>
             </w:pPr>
@@ -13768,7 +14068,7 @@
             <w:pPr>
               <w:spacing w:after="20" w:before="0"/>
             </w:pPr>
-            <w:hyperlink w:history="1" r:id="rIdmhbepxd0uuhamdszhnq-e">
+            <w:hyperlink w:history="1" r:id="rId6whsygjsiih4u7fgha9ad">
               <w:r>
                 <w:rPr>
                   <w:rFonts w:ascii="Arial" w:cs="Arial" w:eastAsia="Arial" w:hAnsi="Arial"/>
@@ -13801,7 +14101,7 @@
               <w:spacing w:after="10" w:before="0"/>
               <w:ind w:left="120"/>
             </w:pPr>
-            <w:hyperlink w:history="1" r:id="rIdeaokzhgm-0rpmbmlz7tyq">
+            <w:hyperlink w:history="1" r:id="rIdgwnnwrhkadvnwuvkbmpmg">
               <w:r>
                 <w:rPr>
                   <w:rFonts w:ascii="Arial" w:cs="Arial" w:eastAsia="Arial" w:hAnsi="Arial"/>
@@ -13846,7 +14146,7 @@
             <w:pPr>
               <w:spacing w:after="20" w:before="0"/>
             </w:pPr>
-            <w:hyperlink w:history="1" r:id="rId-k6t1bkjh5slhpus1-750">
+            <w:hyperlink w:history="1" r:id="rId1dv-samp-bnykvpahcwgi">
               <w:r>
                 <w:rPr>
                   <w:rFonts w:ascii="Arial" w:cs="Arial" w:eastAsia="Arial" w:hAnsi="Arial"/>
@@ -13895,7 +14195,7 @@
               <w:spacing w:after="10" w:before="0"/>
               <w:ind w:left="120"/>
             </w:pPr>
-            <w:hyperlink w:history="1" r:id="rIdlkim22q6rpxlqdtyj_ryc">
+            <w:hyperlink w:history="1" r:id="rIdu-3l8oquqi9h3bvgn2vu6">
               <w:r>
                 <w:rPr>
                   <w:rFonts w:ascii="Arial" w:cs="Arial" w:eastAsia="Arial" w:hAnsi="Arial"/>
@@ -13923,6 +14223,7 @@
           </w:tcPr>
           <w:p>
             <w:pPr>
+              <w:keepNext w:val="false"/>
               <w:spacing w:after="40" w:before="0"/>
               <w:jc w:val="left"/>
             </w:pPr>
@@ -13955,6 +14256,7 @@
           </w:tcPr>
           <w:p>
             <w:pPr>
+              <w:keepNext w:val="false"/>
               <w:spacing w:after="40" w:before="0"/>
               <w:jc w:val="left"/>
             </w:pPr>
@@ -13987,6 +14289,7 @@
           </w:tcPr>
           <w:p>
             <w:pPr>
+              <w:keepNext w:val="false"/>
               <w:spacing w:after="40" w:before="0"/>
               <w:jc w:val="left"/>
             </w:pPr>
@@ -14019,6 +14322,7 @@
           </w:tcPr>
           <w:p>
             <w:pPr>
+              <w:keepNext w:val="false"/>
               <w:spacing w:after="40" w:before="0"/>
               <w:jc w:val="left"/>
             </w:pPr>
@@ -14078,6 +14382,7 @@
           </w:tcPr>
           <w:p>
             <w:pPr>
+              <w:keepNext w:val="false"/>
               <w:spacing w:after="40" w:before="0"/>
               <w:jc w:val="center"/>
             </w:pPr>
@@ -14112,6 +14417,7 @@
           </w:tcPr>
           <w:p>
             <w:pPr>
+              <w:keepNext w:val="false"/>
               <w:spacing w:after="40" w:before="0"/>
               <w:jc w:val="left"/>
             </w:pPr>
@@ -14131,6 +14437,7 @@
           </w:p>
           <w:p>
             <w:pPr>
+              <w:keepNext w:val="false"/>
               <w:spacing w:after="40" w:before="0"/>
               <w:jc w:val="left"/>
             </w:pPr>
@@ -14150,6 +14457,7 @@
           </w:p>
           <w:p>
             <w:pPr>
+              <w:keepNext w:val="false"/>
               <w:spacing w:after="40" w:before="0"/>
               <w:jc w:val="left"/>
             </w:pPr>
@@ -14169,6 +14477,7 @@
           </w:p>
           <w:p>
             <w:pPr>
+              <w:keepNext w:val="false"/>
               <w:spacing w:after="40" w:before="0"/>
               <w:jc w:val="left"/>
             </w:pPr>
@@ -14188,6 +14497,7 @@
           </w:p>
           <w:p>
             <w:pPr>
+              <w:keepNext w:val="false"/>
               <w:spacing w:after="40" w:before="0"/>
               <w:jc w:val="left"/>
             </w:pPr>
@@ -14207,6 +14517,7 @@
           </w:p>
           <w:p>
             <w:pPr>
+              <w:keepNext w:val="false"/>
               <w:spacing w:after="40" w:before="0"/>
               <w:jc w:val="left"/>
             </w:pPr>
@@ -14268,6 +14579,7 @@
           </w:tcPr>
           <w:p>
             <w:pPr>
+              <w:keepNext w:val="false"/>
               <w:spacing w:after="40" w:before="0"/>
               <w:jc w:val="center"/>
             </w:pPr>
@@ -14302,6 +14614,7 @@
           </w:tcPr>
           <w:p>
             <w:pPr>
+              <w:keepNext w:val="false"/>
               <w:spacing w:after="40" w:before="0"/>
               <w:jc w:val="left"/>
             </w:pPr>
@@ -14334,6 +14647,7 @@
           </w:tcPr>
           <w:p>
             <w:pPr>
+              <w:keepNext w:val="false"/>
               <w:spacing w:after="40" w:before="0"/>
               <w:jc w:val="left"/>
             </w:pPr>
@@ -14368,6 +14682,7 @@
           </w:tcPr>
           <w:p>
             <w:pPr>
+              <w:keepNext w:val="false"/>
               <w:spacing w:after="40" w:before="0"/>
               <w:jc w:val="left"/>
             </w:pPr>
@@ -14400,6 +14715,7 @@
           </w:tcPr>
           <w:p>
             <w:pPr>
+              <w:keepNext w:val="false"/>
               <w:spacing w:after="40" w:before="0"/>
               <w:jc w:val="left"/>
             </w:pPr>
@@ -14434,6 +14750,7 @@
           </w:tcPr>
           <w:p>
             <w:pPr>
+              <w:keepNext w:val="false"/>
               <w:spacing w:after="40" w:before="0"/>
               <w:jc w:val="left"/>
             </w:pPr>
@@ -14466,6 +14783,7 @@
           </w:tcPr>
           <w:p>
             <w:pPr>
+              <w:keepNext w:val="false"/>
               <w:spacing w:after="40" w:before="0"/>
               <w:jc w:val="left"/>
             </w:pPr>
@@ -14502,7 +14820,7 @@
         </w:rPr>
         <w:t xml:space="preserve">© 2026 SeaVuria and ARES. Aligned with KICD objectives. Developed by SeaVuria; technical implementation by ARES (with AI assistance from Claude). Licensed under </w:t>
       </w:r>
-      <w:hyperlink w:history="1" r:id="rIdn8f9vu6_cwkoqacbztpnt">
+      <w:hyperlink w:history="1" r:id="rIdzkr2papx8yacy9bxvrosu">
         <w:r>
           <w:rPr>
             <w:rFonts w:ascii="Arial" w:cs="Arial" w:eastAsia="Arial" w:hAnsi="Arial"/>
@@ -14523,7 +14841,7 @@
         </w:rPr>
         <w:t xml:space="preserve"> (</w:t>
       </w:r>
-      <w:hyperlink w:history="1" r:id="rIdyo4fdg7cs7cg33qi6rhox">
+      <w:hyperlink w:history="1" r:id="rIdlfx0dshyhewsno4a1p6ub">
         <w:r>
           <w:rPr>
             <w:rFonts w:ascii="Arial" w:cs="Arial" w:eastAsia="Arial" w:hAnsi="Arial"/>
@@ -14583,6 +14901,7 @@
           </w:tcPr>
           <w:p>
             <w:pPr>
+              <w:keepNext w:val="false"/>
               <w:spacing w:after="40" w:before="0"/>
               <w:jc w:val="center"/>
             </w:pPr>
@@ -14618,6 +14937,7 @@
           </w:tcPr>
           <w:p>
             <w:pPr>
+              <w:keepNext w:val="false"/>
               <w:spacing w:after="40" w:before="0"/>
               <w:jc w:val="center"/>
             </w:pPr>
@@ -14652,6 +14972,7 @@
           </w:tcPr>
           <w:p>
             <w:pPr>
+              <w:keepNext w:val="false"/>
               <w:spacing w:after="40" w:before="0"/>
               <w:jc w:val="left"/>
             </w:pPr>
@@ -14684,6 +15005,7 @@
           </w:tcPr>
           <w:p>
             <w:pPr>
+              <w:keepNext w:val="false"/>
               <w:spacing w:after="40" w:before="0"/>
               <w:jc w:val="left"/>
             </w:pPr>
@@ -14718,6 +15040,7 @@
           </w:tcPr>
           <w:p>
             <w:pPr>
+              <w:keepNext w:val="false"/>
               <w:spacing w:after="40" w:before="0"/>
               <w:jc w:val="left"/>
             </w:pPr>
@@ -14750,6 +15073,7 @@
           </w:tcPr>
           <w:p>
             <w:pPr>
+              <w:keepNext w:val="false"/>
               <w:spacing w:after="40" w:before="0"/>
               <w:jc w:val="left"/>
             </w:pPr>
@@ -14784,6 +15108,7 @@
           </w:tcPr>
           <w:p>
             <w:pPr>
+              <w:keepNext w:val="false"/>
               <w:spacing w:after="40" w:before="0"/>
               <w:jc w:val="left"/>
             </w:pPr>
@@ -14911,6 +15236,7 @@
           </w:tcPr>
           <w:p>
             <w:pPr>
+              <w:keepNext w:val="false"/>
               <w:spacing w:after="40" w:before="0"/>
               <w:jc w:val="left"/>
             </w:pPr>
@@ -15038,6 +15364,7 @@
           </w:tcPr>
           <w:p>
             <w:pPr>
+              <w:keepNext w:val="false"/>
               <w:spacing w:after="40" w:before="0"/>
               <w:jc w:val="left"/>
             </w:pPr>
@@ -15125,6 +15452,7 @@
           </w:tcPr>
           <w:p>
             <w:pPr>
+              <w:keepNext w:val="false"/>
               <w:spacing w:after="40" w:before="0"/>
               <w:jc w:val="left"/>
             </w:pPr>
@@ -15157,6 +15485,7 @@
           </w:tcPr>
           <w:p>
             <w:pPr>
+              <w:keepNext w:val="false"/>
               <w:spacing w:after="40" w:before="0"/>
               <w:jc w:val="left"/>
             </w:pPr>
@@ -15191,6 +15520,7 @@
           </w:tcPr>
           <w:p>
             <w:pPr>
+              <w:keepNext w:val="false"/>
               <w:spacing w:after="40" w:before="0"/>
               <w:jc w:val="left"/>
             </w:pPr>
@@ -15223,6 +15553,7 @@
           </w:tcPr>
           <w:p>
             <w:pPr>
+              <w:keepNext w:val="false"/>
               <w:spacing w:after="40" w:before="0"/>
               <w:jc w:val="left"/>
             </w:pPr>
@@ -15257,6 +15588,7 @@
           </w:tcPr>
           <w:p>
             <w:pPr>
+              <w:keepNext w:val="false"/>
               <w:spacing w:after="40" w:before="0"/>
               <w:jc w:val="left"/>
             </w:pPr>
@@ -15289,6 +15621,7 @@
           </w:tcPr>
           <w:p>
             <w:pPr>
+              <w:keepNext w:val="false"/>
               <w:spacing w:after="40" w:before="0"/>
               <w:jc w:val="left"/>
             </w:pPr>
@@ -15348,6 +15681,7 @@
           </w:tcPr>
           <w:p>
             <w:pPr>
+              <w:keepNext w:val="false"/>
               <w:spacing w:after="40" w:before="0"/>
               <w:jc w:val="center"/>
             </w:pPr>
@@ -15382,6 +15716,7 @@
           </w:tcPr>
           <w:p>
             <w:pPr>
+              <w:keepNext w:val="false"/>
               <w:spacing w:after="40" w:before="0"/>
               <w:jc w:val="left"/>
             </w:pPr>
@@ -15401,6 +15736,7 @@
           </w:p>
           <w:p>
             <w:pPr>
+              <w:keepNext w:val="false"/>
               <w:spacing w:after="40" w:before="0"/>
               <w:jc w:val="left"/>
             </w:pPr>
@@ -15420,6 +15756,7 @@
           </w:p>
           <w:p>
             <w:pPr>
+              <w:keepNext w:val="false"/>
               <w:spacing w:after="40" w:before="0"/>
               <w:jc w:val="left"/>
             </w:pPr>
@@ -15439,6 +15776,7 @@
           </w:p>
           <w:p>
             <w:pPr>
+              <w:keepNext w:val="false"/>
               <w:spacing w:after="40" w:before="0"/>
               <w:jc w:val="left"/>
             </w:pPr>
@@ -15458,6 +15796,7 @@
           </w:p>
           <w:p>
             <w:pPr>
+              <w:keepNext w:val="false"/>
               <w:spacing w:after="40" w:before="0"/>
               <w:jc w:val="left"/>
             </w:pPr>
@@ -15522,6 +15861,7 @@
           </w:tcPr>
           <w:p>
             <w:pPr>
+              <w:keepNext w:val="false"/>
               <w:spacing w:after="40" w:before="0"/>
               <w:jc w:val="center"/>
             </w:pPr>
@@ -15556,6 +15896,7 @@
           </w:tcPr>
           <w:p>
             <w:pPr>
+              <w:keepNext w:val="false"/>
               <w:spacing w:after="40" w:before="0"/>
               <w:jc w:val="left"/>
             </w:pPr>
@@ -15588,6 +15929,7 @@
           </w:tcPr>
           <w:p>
             <w:pPr>
+              <w:keepNext w:val="false"/>
               <w:spacing w:after="40" w:before="0"/>
               <w:jc w:val="left"/>
             </w:pPr>
@@ -15620,6 +15962,7 @@
           </w:tcPr>
           <w:p>
             <w:pPr>
+              <w:keepNext w:val="false"/>
               <w:spacing w:after="40" w:before="0"/>
               <w:jc w:val="left"/>
             </w:pPr>
@@ -15652,6 +15995,7 @@
           </w:tcPr>
           <w:p>
             <w:pPr>
+              <w:keepNext w:val="false"/>
               <w:spacing w:after="40" w:before="0"/>
               <w:jc w:val="left"/>
             </w:pPr>
@@ -15684,6 +16028,7 @@
           </w:tcPr>
           <w:p>
             <w:pPr>
+              <w:keepNext w:val="false"/>
               <w:spacing w:after="40" w:before="0"/>
               <w:jc w:val="left"/>
             </w:pPr>
@@ -15718,6 +16063,7 @@
           </w:tcPr>
           <w:p>
             <w:pPr>
+              <w:keepNext w:val="false"/>
               <w:spacing w:after="40" w:before="0"/>
               <w:jc w:val="left"/>
             </w:pPr>
@@ -15755,7 +16101,7 @@
             <w:pPr>
               <w:spacing w:after="20" w:before="0"/>
             </w:pPr>
-            <w:hyperlink w:history="1" r:id="rIdvk0z1hy6pomhai7hqlpig">
+            <w:hyperlink w:history="1" r:id="rIddarl5mbv9noqmpkhygtqd">
               <w:r>
                 <w:rPr>
                   <w:rFonts w:ascii="Arial" w:cs="Arial" w:eastAsia="Arial" w:hAnsi="Arial"/>
@@ -15804,7 +16150,7 @@
               <w:spacing w:after="10" w:before="0"/>
               <w:ind w:left="120"/>
             </w:pPr>
-            <w:hyperlink w:history="1" r:id="rIdmaxoowuaymmoxzu_zzlxi">
+            <w:hyperlink w:history="1" r:id="rId2mwyit-qc-_8egre4eeki">
               <w:r>
                 <w:rPr>
                   <w:rFonts w:ascii="Arial" w:cs="Arial" w:eastAsia="Arial" w:hAnsi="Arial"/>
@@ -15849,7 +16195,7 @@
             <w:pPr>
               <w:spacing w:after="20" w:before="0"/>
             </w:pPr>
-            <w:hyperlink w:history="1" r:id="rIdqcrjjcb1ydbqp2snxxfkp">
+            <w:hyperlink w:history="1" r:id="rIdxq16lyivjskxjbajagwej">
               <w:r>
                 <w:rPr>
                   <w:rFonts w:ascii="Arial" w:cs="Arial" w:eastAsia="Arial" w:hAnsi="Arial"/>
@@ -15898,7 +16244,7 @@
               <w:spacing w:after="10" w:before="0"/>
               <w:ind w:left="120"/>
             </w:pPr>
-            <w:hyperlink w:history="1" r:id="rIdq5hmhkcvpshn2c9pxshtz">
+            <w:hyperlink w:history="1" r:id="rIdhlgv8wutxkacurqa6rfut">
               <w:r>
                 <w:rPr>
                   <w:rFonts w:ascii="Arial" w:cs="Arial" w:eastAsia="Arial" w:hAnsi="Arial"/>
@@ -15926,6 +16272,7 @@
           </w:tcPr>
           <w:p>
             <w:pPr>
+              <w:keepNext w:val="false"/>
               <w:spacing w:after="40" w:before="0"/>
               <w:jc w:val="left"/>
             </w:pPr>
@@ -15958,6 +16305,7 @@
           </w:tcPr>
           <w:p>
             <w:pPr>
+              <w:keepNext w:val="false"/>
               <w:spacing w:after="40" w:before="0"/>
               <w:jc w:val="left"/>
             </w:pPr>
@@ -15990,6 +16338,7 @@
           </w:tcPr>
           <w:p>
             <w:pPr>
+              <w:keepNext w:val="false"/>
               <w:spacing w:after="40" w:before="0"/>
               <w:jc w:val="left"/>
             </w:pPr>
@@ -16022,6 +16371,7 @@
           </w:tcPr>
           <w:p>
             <w:pPr>
+              <w:keepNext w:val="false"/>
               <w:spacing w:after="40" w:before="0"/>
               <w:jc w:val="left"/>
             </w:pPr>
@@ -16056,6 +16406,7 @@
           </w:tcPr>
           <w:p>
             <w:pPr>
+              <w:keepNext w:val="false"/>
               <w:spacing w:after="40" w:before="0"/>
               <w:jc w:val="left"/>
             </w:pPr>
@@ -16093,7 +16444,7 @@
             <w:pPr>
               <w:spacing w:after="20" w:before="0"/>
             </w:pPr>
-            <w:hyperlink w:history="1" r:id="rIdwy2j4lhbkyhsw7lyrdixp">
+            <w:hyperlink w:history="1" r:id="rIdptmgwiujibslmkuh1jxmp">
               <w:r>
                 <w:rPr>
                   <w:rFonts w:ascii="Arial" w:cs="Arial" w:eastAsia="Arial" w:hAnsi="Arial"/>
@@ -16142,7 +16493,7 @@
               <w:spacing w:after="10" w:before="0"/>
               <w:ind w:left="120"/>
             </w:pPr>
-            <w:hyperlink w:history="1" r:id="rIdq2orwvwgom3p2wf16e4wq">
+            <w:hyperlink w:history="1" r:id="rIdu577b48tlwtyzaaiksu1a">
               <w:r>
                 <w:rPr>
                   <w:rFonts w:ascii="Arial" w:cs="Arial" w:eastAsia="Arial" w:hAnsi="Arial"/>
@@ -16187,7 +16538,7 @@
             <w:pPr>
               <w:spacing w:after="20" w:before="0"/>
             </w:pPr>
-            <w:hyperlink w:history="1" r:id="rIdncq_ixt0m06xyzqrvf_lz">
+            <w:hyperlink w:history="1" r:id="rIdgjlfwtfa2oootvx31t6je">
               <w:r>
                 <w:rPr>
                   <w:rFonts w:ascii="Arial" w:cs="Arial" w:eastAsia="Arial" w:hAnsi="Arial"/>
@@ -16236,7 +16587,7 @@
               <w:spacing w:after="10" w:before="0"/>
               <w:ind w:left="120"/>
             </w:pPr>
-            <w:hyperlink w:history="1" r:id="rId0m9y2ouiqf5o6dohwbf27">
+            <w:hyperlink w:history="1" r:id="rIdedszpkp8tit0qe6m7bwi8">
               <w:r>
                 <w:rPr>
                   <w:rFonts w:ascii="Arial" w:cs="Arial" w:eastAsia="Arial" w:hAnsi="Arial"/>
@@ -16264,6 +16615,7 @@
           </w:tcPr>
           <w:p>
             <w:pPr>
+              <w:keepNext w:val="false"/>
               <w:spacing w:after="40" w:before="0"/>
               <w:jc w:val="left"/>
             </w:pPr>
@@ -16296,6 +16648,7 @@
           </w:tcPr>
           <w:p>
             <w:pPr>
+              <w:keepNext w:val="false"/>
               <w:spacing w:after="40" w:before="0"/>
               <w:jc w:val="left"/>
             </w:pPr>
@@ -16315,6 +16668,7 @@
           </w:p>
           <w:p>
             <w:pPr>
+              <w:keepNext w:val="false"/>
               <w:spacing w:after="40" w:before="0"/>
               <w:jc w:val="left"/>
             </w:pPr>
@@ -16334,6 +16688,7 @@
           </w:p>
           <w:p>
             <w:pPr>
+              <w:keepNext w:val="false"/>
               <w:spacing w:after="40" w:before="0"/>
               <w:jc w:val="left"/>
             </w:pPr>
@@ -16353,6 +16708,7 @@
           </w:p>
           <w:p>
             <w:pPr>
+              <w:keepNext w:val="false"/>
               <w:spacing w:after="40" w:before="0"/>
               <w:jc w:val="left"/>
             </w:pPr>
@@ -16372,6 +16728,7 @@
           </w:p>
           <w:p>
             <w:pPr>
+              <w:keepNext w:val="false"/>
               <w:spacing w:after="40" w:before="0"/>
               <w:jc w:val="left"/>
             </w:pPr>
@@ -16404,6 +16761,7 @@
           </w:tcPr>
           <w:p>
             <w:pPr>
+              <w:keepNext w:val="false"/>
               <w:spacing w:after="40" w:before="0"/>
               <w:jc w:val="left"/>
             </w:pPr>
@@ -16436,6 +16794,7 @@
           </w:tcPr>
           <w:p>
             <w:pPr>
+              <w:keepNext w:val="false"/>
               <w:spacing w:after="40" w:before="0"/>
               <w:jc w:val="left"/>
             </w:pPr>
@@ -16470,6 +16829,7 @@
           </w:tcPr>
           <w:p>
             <w:pPr>
+              <w:keepNext w:val="false"/>
               <w:spacing w:after="40" w:before="0"/>
               <w:jc w:val="left"/>
             </w:pPr>
@@ -16507,7 +16867,7 @@
             <w:pPr>
               <w:spacing w:after="20" w:before="0"/>
             </w:pPr>
-            <w:hyperlink w:history="1" r:id="rIdu9-nxjlsl-npmhvwwktd3">
+            <w:hyperlink w:history="1" r:id="rIdsxdyzhhhss9ciuujj4gr0">
               <w:r>
                 <w:rPr>
                   <w:rFonts w:ascii="Arial" w:cs="Arial" w:eastAsia="Arial" w:hAnsi="Arial"/>
@@ -16556,7 +16916,7 @@
               <w:spacing w:after="10" w:before="0"/>
               <w:ind w:left="120"/>
             </w:pPr>
-            <w:hyperlink w:history="1" r:id="rIdnpcy0nh1veohbizl7kux_">
+            <w:hyperlink w:history="1" r:id="rIdqzqi-_lsipisf4jrkqhvc">
               <w:r>
                 <w:rPr>
                   <w:rFonts w:ascii="Arial" w:cs="Arial" w:eastAsia="Arial" w:hAnsi="Arial"/>
@@ -16601,7 +16961,7 @@
             <w:pPr>
               <w:spacing w:after="20" w:before="0"/>
             </w:pPr>
-            <w:hyperlink w:history="1" r:id="rIdqtdu3jxt3wt49xihwlu2o">
+            <w:hyperlink w:history="1" r:id="rIdxq-ehqrzjxqrwppowjcly">
               <w:r>
                 <w:rPr>
                   <w:rFonts w:ascii="Arial" w:cs="Arial" w:eastAsia="Arial" w:hAnsi="Arial"/>
@@ -16650,7 +17010,7 @@
               <w:spacing w:after="10" w:before="0"/>
               <w:ind w:left="120"/>
             </w:pPr>
-            <w:hyperlink w:history="1" r:id="rIdcyttziylnlriegfuow8iv">
+            <w:hyperlink w:history="1" r:id="rId7qyrb9aeonhwhtudrswpt">
               <w:r>
                 <w:rPr>
                   <w:rFonts w:ascii="Arial" w:cs="Arial" w:eastAsia="Arial" w:hAnsi="Arial"/>
@@ -16678,6 +17038,7 @@
           </w:tcPr>
           <w:p>
             <w:pPr>
+              <w:keepNext w:val="false"/>
               <w:spacing w:after="40" w:before="0"/>
               <w:jc w:val="left"/>
             </w:pPr>
@@ -16710,6 +17071,7 @@
           </w:tcPr>
           <w:p>
             <w:pPr>
+              <w:keepNext w:val="false"/>
               <w:spacing w:after="40" w:before="0"/>
               <w:jc w:val="left"/>
             </w:pPr>
@@ -16742,6 +17104,7 @@
           </w:tcPr>
           <w:p>
             <w:pPr>
+              <w:keepNext w:val="false"/>
               <w:spacing w:after="40" w:before="0"/>
               <w:jc w:val="left"/>
             </w:pPr>
@@ -16774,6 +17137,7 @@
           </w:tcPr>
           <w:p>
             <w:pPr>
+              <w:keepNext w:val="false"/>
               <w:spacing w:after="40" w:before="0"/>
               <w:jc w:val="left"/>
             </w:pPr>
@@ -16808,6 +17172,7 @@
           </w:tcPr>
           <w:p>
             <w:pPr>
+              <w:keepNext w:val="false"/>
               <w:spacing w:after="40" w:before="0"/>
               <w:jc w:val="left"/>
             </w:pPr>
@@ -16845,7 +17210,7 @@
             <w:pPr>
               <w:spacing w:after="20" w:before="0"/>
             </w:pPr>
-            <w:hyperlink w:history="1" r:id="rIdtb3cdfmojbtywtgzegx9v">
+            <w:hyperlink w:history="1" r:id="rIds3-cwsehhuqxixwhmwwkh">
               <w:r>
                 <w:rPr>
                   <w:rFonts w:ascii="Arial" w:cs="Arial" w:eastAsia="Arial" w:hAnsi="Arial"/>
@@ -16894,7 +17259,7 @@
               <w:spacing w:after="10" w:before="0"/>
               <w:ind w:left="120"/>
             </w:pPr>
-            <w:hyperlink w:history="1" r:id="rIdvolj8jivsysoayqqspdux">
+            <w:hyperlink w:history="1" r:id="rIdkla6uf7rwyzze1e6ela7v">
               <w:r>
                 <w:rPr>
                   <w:rFonts w:ascii="Arial" w:cs="Arial" w:eastAsia="Arial" w:hAnsi="Arial"/>
@@ -16939,7 +17304,7 @@
             <w:pPr>
               <w:spacing w:after="20" w:before="0"/>
             </w:pPr>
-            <w:hyperlink w:history="1" r:id="rIdcrul5ky6i8xiy7i7eefpl">
+            <w:hyperlink w:history="1" r:id="rIdommoyizn0_sgcefn2a6-d">
               <w:r>
                 <w:rPr>
                   <w:rFonts w:ascii="Arial" w:cs="Arial" w:eastAsia="Arial" w:hAnsi="Arial"/>
@@ -16988,7 +17353,7 @@
               <w:spacing w:after="10" w:before="0"/>
               <w:ind w:left="120"/>
             </w:pPr>
-            <w:hyperlink w:history="1" r:id="rIdndwveotkqld6x39f5qb0y">
+            <w:hyperlink w:history="1" r:id="rId1s99kzqznvwsmxcp9iiiy">
               <w:r>
                 <w:rPr>
                   <w:rFonts w:ascii="Arial" w:cs="Arial" w:eastAsia="Arial" w:hAnsi="Arial"/>
@@ -17016,6 +17381,7 @@
           </w:tcPr>
           <w:p>
             <w:pPr>
+              <w:keepNext w:val="false"/>
               <w:spacing w:after="40" w:before="0"/>
               <w:jc w:val="left"/>
             </w:pPr>
@@ -17048,6 +17414,7 @@
           </w:tcPr>
           <w:p>
             <w:pPr>
+              <w:keepNext w:val="false"/>
               <w:spacing w:after="40" w:before="0"/>
               <w:jc w:val="left"/>
             </w:pPr>
@@ -17080,6 +17447,7 @@
           </w:tcPr>
           <w:p>
             <w:pPr>
+              <w:keepNext w:val="false"/>
               <w:spacing w:after="40" w:before="0"/>
               <w:jc w:val="left"/>
             </w:pPr>
@@ -17112,6 +17480,7 @@
           </w:tcPr>
           <w:p>
             <w:pPr>
+              <w:keepNext w:val="false"/>
               <w:spacing w:after="40" w:before="0"/>
               <w:jc w:val="left"/>
             </w:pPr>
@@ -17146,6 +17515,7 @@
           </w:tcPr>
           <w:p>
             <w:pPr>
+              <w:keepNext w:val="false"/>
               <w:spacing w:after="40" w:before="0"/>
               <w:jc w:val="left"/>
             </w:pPr>
@@ -17183,7 +17553,7 @@
             <w:pPr>
               <w:spacing w:after="20" w:before="0"/>
             </w:pPr>
-            <w:hyperlink w:history="1" r:id="rIdr4hnv8s2mzxvxppqeaviq">
+            <w:hyperlink w:history="1" r:id="rIdlztju9czb_byzrr_bsn3p">
               <w:r>
                 <w:rPr>
                   <w:rFonts w:ascii="Arial" w:cs="Arial" w:eastAsia="Arial" w:hAnsi="Arial"/>
@@ -17232,7 +17602,7 @@
               <w:spacing w:after="10" w:before="0"/>
               <w:ind w:left="120"/>
             </w:pPr>
-            <w:hyperlink w:history="1" r:id="rIdngd4zqk_w0phioxn_pxq9">
+            <w:hyperlink w:history="1" r:id="rIdqhudgspy3vjmldyililk6">
               <w:r>
                 <w:rPr>
                   <w:rFonts w:ascii="Arial" w:cs="Arial" w:eastAsia="Arial" w:hAnsi="Arial"/>
@@ -17277,7 +17647,7 @@
             <w:pPr>
               <w:spacing w:after="20" w:before="0"/>
             </w:pPr>
-            <w:hyperlink w:history="1" r:id="rIdq9m1xdwk9jz6_xzaht-ad">
+            <w:hyperlink w:history="1" r:id="rIdypxr03rh_fevrd9scxmhw">
               <w:r>
                 <w:rPr>
                   <w:rFonts w:ascii="Arial" w:cs="Arial" w:eastAsia="Arial" w:hAnsi="Arial"/>
@@ -17326,7 +17696,7 @@
               <w:spacing w:after="10" w:before="0"/>
               <w:ind w:left="120"/>
             </w:pPr>
-            <w:hyperlink w:history="1" r:id="rIdrqxpnyumu3qhghp_hsrpc">
+            <w:hyperlink w:history="1" r:id="rId3-h36iqfd0o9b4jwveqc1">
               <w:r>
                 <w:rPr>
                   <w:rFonts w:ascii="Arial" w:cs="Arial" w:eastAsia="Arial" w:hAnsi="Arial"/>
@@ -17354,6 +17724,7 @@
           </w:tcPr>
           <w:p>
             <w:pPr>
+              <w:keepNext w:val="false"/>
               <w:spacing w:after="40" w:before="0"/>
               <w:jc w:val="left"/>
             </w:pPr>
@@ -17386,6 +17757,7 @@
           </w:tcPr>
           <w:p>
             <w:pPr>
+              <w:keepNext w:val="false"/>
               <w:spacing w:after="40" w:before="0"/>
               <w:jc w:val="left"/>
             </w:pPr>
@@ -17418,6 +17790,7 @@
           </w:tcPr>
           <w:p>
             <w:pPr>
+              <w:keepNext w:val="false"/>
               <w:spacing w:after="40" w:before="0"/>
               <w:jc w:val="left"/>
             </w:pPr>
@@ -17450,6 +17823,7 @@
           </w:tcPr>
           <w:p>
             <w:pPr>
+              <w:keepNext w:val="false"/>
               <w:spacing w:after="40" w:before="0"/>
               <w:jc w:val="left"/>
             </w:pPr>
@@ -17509,6 +17883,7 @@
           </w:tcPr>
           <w:p>
             <w:pPr>
+              <w:keepNext w:val="false"/>
               <w:spacing w:after="40" w:before="0"/>
               <w:jc w:val="center"/>
             </w:pPr>
@@ -17543,6 +17918,7 @@
           </w:tcPr>
           <w:p>
             <w:pPr>
+              <w:keepNext w:val="false"/>
               <w:spacing w:after="40" w:before="0"/>
               <w:jc w:val="left"/>
             </w:pPr>
@@ -17604,6 +17980,7 @@
           </w:tcPr>
           <w:p>
             <w:pPr>
+              <w:keepNext w:val="false"/>
               <w:spacing w:after="40" w:before="0"/>
               <w:jc w:val="center"/>
             </w:pPr>
@@ -17638,6 +18015,7 @@
           </w:tcPr>
           <w:p>
             <w:pPr>
+              <w:keepNext w:val="false"/>
               <w:spacing w:after="40" w:before="0"/>
               <w:jc w:val="left"/>
             </w:pPr>
@@ -17670,6 +18048,7 @@
           </w:tcPr>
           <w:p>
             <w:pPr>
+              <w:keepNext w:val="false"/>
               <w:spacing w:after="40" w:before="0"/>
               <w:jc w:val="left"/>
             </w:pPr>
@@ -17704,6 +18083,7 @@
           </w:tcPr>
           <w:p>
             <w:pPr>
+              <w:keepNext w:val="false"/>
               <w:spacing w:after="40" w:before="0"/>
               <w:jc w:val="left"/>
             </w:pPr>
@@ -17736,6 +18116,7 @@
           </w:tcPr>
           <w:p>
             <w:pPr>
+              <w:keepNext w:val="false"/>
               <w:spacing w:after="40" w:before="0"/>
               <w:jc w:val="left"/>
             </w:pPr>
@@ -17770,6 +18151,7 @@
           </w:tcPr>
           <w:p>
             <w:pPr>
+              <w:keepNext w:val="false"/>
               <w:spacing w:after="40" w:before="0"/>
               <w:jc w:val="left"/>
             </w:pPr>
@@ -17802,6 +18184,7 @@
           </w:tcPr>
           <w:p>
             <w:pPr>
+              <w:keepNext w:val="false"/>
               <w:spacing w:after="40" w:before="0"/>
               <w:jc w:val="left"/>
             </w:pPr>
@@ -17838,7 +18221,7 @@
         </w:rPr>
         <w:t xml:space="preserve">© 2026 SeaVuria and ARES. Aligned with KICD objectives. Developed by SeaVuria; technical implementation by ARES (with AI assistance from Claude). Licensed under </w:t>
       </w:r>
-      <w:hyperlink w:history="1" r:id="rIdazprumleqk-b60052ffs-">
+      <w:hyperlink w:history="1" r:id="rIdzqusj3877bdkvgifmzr1q">
         <w:r>
           <w:rPr>
             <w:rFonts w:ascii="Arial" w:cs="Arial" w:eastAsia="Arial" w:hAnsi="Arial"/>
@@ -17859,7 +18242,7 @@
         </w:rPr>
         <w:t xml:space="preserve"> (</w:t>
       </w:r>
-      <w:hyperlink w:history="1" r:id="rIdvxfquinydnugowwsluic5">
+      <w:hyperlink w:history="1" r:id="rIdaectx4efsom3iu5vm8aym">
         <w:r>
           <w:rPr>
             <w:rFonts w:ascii="Arial" w:cs="Arial" w:eastAsia="Arial" w:hAnsi="Arial"/>
@@ -17919,6 +18302,7 @@
           </w:tcPr>
           <w:p>
             <w:pPr>
+              <w:keepNext w:val="false"/>
               <w:spacing w:after="40" w:before="0"/>
               <w:jc w:val="center"/>
             </w:pPr>
@@ -17954,6 +18338,7 @@
           </w:tcPr>
           <w:p>
             <w:pPr>
+              <w:keepNext w:val="false"/>
               <w:spacing w:after="40" w:before="0"/>
               <w:jc w:val="center"/>
             </w:pPr>
@@ -17988,6 +18373,7 @@
           </w:tcPr>
           <w:p>
             <w:pPr>
+              <w:keepNext w:val="false"/>
               <w:spacing w:after="40" w:before="0"/>
               <w:jc w:val="left"/>
             </w:pPr>
@@ -18020,6 +18406,7 @@
           </w:tcPr>
           <w:p>
             <w:pPr>
+              <w:keepNext w:val="false"/>
               <w:spacing w:after="40" w:before="0"/>
               <w:jc w:val="left"/>
             </w:pPr>
@@ -18054,6 +18441,7 @@
           </w:tcPr>
           <w:p>
             <w:pPr>
+              <w:keepNext w:val="false"/>
               <w:spacing w:after="40" w:before="0"/>
               <w:jc w:val="left"/>
             </w:pPr>
@@ -18086,6 +18474,7 @@
           </w:tcPr>
           <w:p>
             <w:pPr>
+              <w:keepNext w:val="false"/>
               <w:spacing w:after="40" w:before="0"/>
               <w:jc w:val="left"/>
             </w:pPr>
@@ -18120,6 +18509,7 @@
           </w:tcPr>
           <w:p>
             <w:pPr>
+              <w:keepNext w:val="false"/>
               <w:spacing w:after="40" w:before="0"/>
               <w:jc w:val="left"/>
             </w:pPr>
@@ -18152,6 +18542,7 @@
           </w:tcPr>
           <w:p>
             <w:pPr>
+              <w:keepNext w:val="false"/>
               <w:spacing w:after="40" w:before="0"/>
               <w:jc w:val="left"/>
             </w:pPr>
@@ -18186,6 +18577,7 @@
           </w:tcPr>
           <w:p>
             <w:pPr>
+              <w:keepNext w:val="false"/>
               <w:spacing w:after="40" w:before="0"/>
               <w:jc w:val="left"/>
             </w:pPr>
@@ -18218,6 +18610,7 @@
           </w:tcPr>
           <w:p>
             <w:pPr>
+              <w:keepNext w:val="false"/>
               <w:spacing w:after="40" w:before="0"/>
               <w:jc w:val="left"/>
             </w:pPr>
@@ -18252,6 +18645,7 @@
           </w:tcPr>
           <w:p>
             <w:pPr>
+              <w:keepNext w:val="false"/>
               <w:spacing w:after="40" w:before="0"/>
               <w:jc w:val="left"/>
             </w:pPr>
@@ -18284,6 +18678,7 @@
           </w:tcPr>
           <w:p>
             <w:pPr>
+              <w:keepNext w:val="false"/>
               <w:spacing w:after="40" w:before="0"/>
               <w:jc w:val="left"/>
             </w:pPr>
@@ -18318,6 +18713,7 @@
           </w:tcPr>
           <w:p>
             <w:pPr>
+              <w:keepNext w:val="false"/>
               <w:spacing w:after="40" w:before="0"/>
               <w:jc w:val="left"/>
             </w:pPr>
@@ -18350,6 +18746,7 @@
           </w:tcPr>
           <w:p>
             <w:pPr>
+              <w:keepNext w:val="false"/>
               <w:spacing w:after="40" w:before="0"/>
               <w:jc w:val="left"/>
             </w:pPr>
@@ -18384,6 +18781,7 @@
           </w:tcPr>
           <w:p>
             <w:pPr>
+              <w:keepNext w:val="false"/>
               <w:spacing w:after="40" w:before="0"/>
               <w:jc w:val="left"/>
             </w:pPr>
@@ -18416,6 +18814,7 @@
           </w:tcPr>
           <w:p>
             <w:pPr>
+              <w:keepNext w:val="false"/>
               <w:spacing w:after="40" w:before="0"/>
               <w:jc w:val="left"/>
             </w:pPr>
@@ -18450,6 +18849,7 @@
           </w:tcPr>
           <w:p>
             <w:pPr>
+              <w:keepNext w:val="false"/>
               <w:spacing w:after="40" w:before="0"/>
               <w:jc w:val="left"/>
             </w:pPr>
@@ -18482,6 +18882,7 @@
           </w:tcPr>
           <w:p>
             <w:pPr>
+              <w:keepNext w:val="false"/>
               <w:spacing w:after="40" w:before="0"/>
               <w:jc w:val="left"/>
             </w:pPr>
@@ -18541,6 +18942,7 @@
           </w:tcPr>
           <w:p>
             <w:pPr>
+              <w:keepNext w:val="false"/>
               <w:spacing w:after="40" w:before="0"/>
               <w:jc w:val="center"/>
             </w:pPr>
@@ -18575,6 +18977,7 @@
           </w:tcPr>
           <w:p>
             <w:pPr>
+              <w:keepNext w:val="false"/>
               <w:spacing w:after="40" w:before="0"/>
               <w:jc w:val="left"/>
             </w:pPr>
@@ -18639,6 +19042,7 @@
           </w:tcPr>
           <w:p>
             <w:pPr>
+              <w:keepNext w:val="false"/>
               <w:spacing w:after="40" w:before="0"/>
               <w:jc w:val="center"/>
             </w:pPr>
@@ -18673,6 +19077,7 @@
           </w:tcPr>
           <w:p>
             <w:pPr>
+              <w:keepNext w:val="false"/>
               <w:spacing w:after="40" w:before="0"/>
               <w:jc w:val="left"/>
             </w:pPr>
@@ -18705,6 +19110,7 @@
           </w:tcPr>
           <w:p>
             <w:pPr>
+              <w:keepNext w:val="false"/>
               <w:spacing w:after="40" w:before="0"/>
               <w:jc w:val="left"/>
             </w:pPr>
@@ -18737,6 +19143,7 @@
           </w:tcPr>
           <w:p>
             <w:pPr>
+              <w:keepNext w:val="false"/>
               <w:spacing w:after="40" w:before="0"/>
               <w:jc w:val="left"/>
             </w:pPr>
@@ -18769,6 +19176,7 @@
           </w:tcPr>
           <w:p>
             <w:pPr>
+              <w:keepNext w:val="false"/>
               <w:spacing w:after="40" w:before="0"/>
               <w:jc w:val="left"/>
             </w:pPr>
@@ -18801,6 +19209,7 @@
           </w:tcPr>
           <w:p>
             <w:pPr>
+              <w:keepNext w:val="false"/>
               <w:spacing w:after="40" w:before="0"/>
               <w:jc w:val="left"/>
             </w:pPr>
@@ -18835,6 +19244,7 @@
           </w:tcPr>
           <w:p>
             <w:pPr>
+              <w:keepNext w:val="false"/>
               <w:spacing w:after="40" w:before="0"/>
               <w:jc w:val="left"/>
             </w:pPr>
@@ -18872,7 +19282,7 @@
             <w:pPr>
               <w:spacing w:after="20" w:before="0"/>
             </w:pPr>
-            <w:hyperlink w:history="1" r:id="rIdluxfnd0iuefw2miq2pcph">
+            <w:hyperlink w:history="1" r:id="rIdmmbpsnod-l6pkofkfhwuk">
               <w:r>
                 <w:rPr>
                   <w:rFonts w:ascii="Arial" w:cs="Arial" w:eastAsia="Arial" w:hAnsi="Arial"/>
@@ -18905,7 +19315,7 @@
               <w:spacing w:after="10" w:before="0"/>
               <w:ind w:left="120"/>
             </w:pPr>
-            <w:hyperlink w:history="1" r:id="rId3ppiaxn65kygro6vcypuz">
+            <w:hyperlink w:history="1" r:id="rIdj34h165noys-ndmdwfn_c">
               <w:r>
                 <w:rPr>
                   <w:rFonts w:ascii="Arial" w:cs="Arial" w:eastAsia="Arial" w:hAnsi="Arial"/>
@@ -18950,7 +19360,7 @@
             <w:pPr>
               <w:spacing w:after="20" w:before="0"/>
             </w:pPr>
-            <w:hyperlink w:history="1" r:id="rIdtosynbfhj-iyt6xvvwhf_">
+            <w:hyperlink w:history="1" r:id="rIdgzgm3gxmvia-qxehohhhb">
               <w:r>
                 <w:rPr>
                   <w:rFonts w:ascii="Arial" w:cs="Arial" w:eastAsia="Arial" w:hAnsi="Arial"/>
@@ -18999,7 +19409,7 @@
               <w:spacing w:after="10" w:before="0"/>
               <w:ind w:left="120"/>
             </w:pPr>
-            <w:hyperlink w:history="1" r:id="rIdltsyipqik1chhqglkwmfc">
+            <w:hyperlink w:history="1" r:id="rIdvhhuk1uojudi95g8jpyrn">
               <w:r>
                 <w:rPr>
                   <w:rFonts w:ascii="Arial" w:cs="Arial" w:eastAsia="Arial" w:hAnsi="Arial"/>
@@ -19027,6 +19437,7 @@
           </w:tcPr>
           <w:p>
             <w:pPr>
+              <w:keepNext w:val="false"/>
               <w:spacing w:after="40" w:before="0"/>
               <w:jc w:val="left"/>
             </w:pPr>
@@ -19059,6 +19470,7 @@
           </w:tcPr>
           <w:p>
             <w:pPr>
+              <w:keepNext w:val="false"/>
               <w:spacing w:after="40" w:before="0"/>
               <w:jc w:val="left"/>
             </w:pPr>
@@ -19091,6 +19503,7 @@
           </w:tcPr>
           <w:p>
             <w:pPr>
+              <w:keepNext w:val="false"/>
               <w:spacing w:after="40" w:before="0"/>
               <w:jc w:val="left"/>
             </w:pPr>
@@ -19123,6 +19536,7 @@
           </w:tcPr>
           <w:p>
             <w:pPr>
+              <w:keepNext w:val="false"/>
               <w:spacing w:after="40" w:before="0"/>
               <w:jc w:val="left"/>
             </w:pPr>
@@ -19157,6 +19571,7 @@
           </w:tcPr>
           <w:p>
             <w:pPr>
+              <w:keepNext w:val="false"/>
               <w:spacing w:after="40" w:before="0"/>
               <w:jc w:val="left"/>
             </w:pPr>
@@ -19194,7 +19609,7 @@
             <w:pPr>
               <w:spacing w:after="20" w:before="0"/>
             </w:pPr>
-            <w:hyperlink w:history="1" r:id="rId_jteqpdrhdf0uobvnuxzt">
+            <w:hyperlink w:history="1" r:id="rId9tt2zapmmzvohsxlnu1zb">
               <w:r>
                 <w:rPr>
                   <w:rFonts w:ascii="Arial" w:cs="Arial" w:eastAsia="Arial" w:hAnsi="Arial"/>
@@ -19227,7 +19642,7 @@
               <w:spacing w:after="10" w:before="0"/>
               <w:ind w:left="120"/>
             </w:pPr>
-            <w:hyperlink w:history="1" r:id="rId3mtz0e-octw5sztbsfrff">
+            <w:hyperlink w:history="1" r:id="rIdbusmkg-5plwtmz4qzgfhg">
               <w:r>
                 <w:rPr>
                   <w:rFonts w:ascii="Arial" w:cs="Arial" w:eastAsia="Arial" w:hAnsi="Arial"/>
@@ -19272,7 +19687,7 @@
             <w:pPr>
               <w:spacing w:after="20" w:before="0"/>
             </w:pPr>
-            <w:hyperlink w:history="1" r:id="rId9lkxaxf-ftxh0mkczgyka">
+            <w:hyperlink w:history="1" r:id="rId3h_v3q0_rw-eztifvdex6">
               <w:r>
                 <w:rPr>
                   <w:rFonts w:ascii="Arial" w:cs="Arial" w:eastAsia="Arial" w:hAnsi="Arial"/>
@@ -19321,7 +19736,7 @@
               <w:spacing w:after="10" w:before="0"/>
               <w:ind w:left="120"/>
             </w:pPr>
-            <w:hyperlink w:history="1" r:id="rIdxeqvbzh_qhtqtkbfsap5t">
+            <w:hyperlink w:history="1" r:id="rIdgokpsrketapre_ptsyzom">
               <w:r>
                 <w:rPr>
                   <w:rFonts w:ascii="Arial" w:cs="Arial" w:eastAsia="Arial" w:hAnsi="Arial"/>
@@ -19349,6 +19764,7 @@
           </w:tcPr>
           <w:p>
             <w:pPr>
+              <w:keepNext w:val="false"/>
               <w:spacing w:after="40" w:before="0"/>
               <w:jc w:val="left"/>
             </w:pPr>
@@ -19381,6 +19797,7 @@
           </w:tcPr>
           <w:p>
             <w:pPr>
+              <w:keepNext w:val="false"/>
               <w:spacing w:after="40" w:before="0"/>
               <w:jc w:val="left"/>
             </w:pPr>
@@ -19413,6 +19830,7 @@
           </w:tcPr>
           <w:p>
             <w:pPr>
+              <w:keepNext w:val="false"/>
               <w:spacing w:after="40" w:before="0"/>
               <w:jc w:val="left"/>
             </w:pPr>
@@ -19445,6 +19863,7 @@
           </w:tcPr>
           <w:p>
             <w:pPr>
+              <w:keepNext w:val="false"/>
               <w:spacing w:after="40" w:before="0"/>
               <w:jc w:val="left"/>
             </w:pPr>
@@ -19479,6 +19898,7 @@
           </w:tcPr>
           <w:p>
             <w:pPr>
+              <w:keepNext w:val="false"/>
               <w:spacing w:after="40" w:before="0"/>
               <w:jc w:val="left"/>
             </w:pPr>
@@ -19516,7 +19936,7 @@
             <w:pPr>
               <w:spacing w:after="20" w:before="0"/>
             </w:pPr>
-            <w:hyperlink w:history="1" r:id="rIdyss9gbtocvzqcipmt4qgl">
+            <w:hyperlink w:history="1" r:id="rIduqym3f73tec3ensbg-xvh">
               <w:r>
                 <w:rPr>
                   <w:rFonts w:ascii="Arial" w:cs="Arial" w:eastAsia="Arial" w:hAnsi="Arial"/>
@@ -19549,7 +19969,7 @@
               <w:spacing w:after="10" w:before="0"/>
               <w:ind w:left="120"/>
             </w:pPr>
-            <w:hyperlink w:history="1" r:id="rIdqflzfs0sg2btmprigfmtk">
+            <w:hyperlink w:history="1" r:id="rIdc9wgrlmzwqd33fvkmrnys">
               <w:r>
                 <w:rPr>
                   <w:rFonts w:ascii="Arial" w:cs="Arial" w:eastAsia="Arial" w:hAnsi="Arial"/>
@@ -19594,7 +20014,7 @@
             <w:pPr>
               <w:spacing w:after="20" w:before="0"/>
             </w:pPr>
-            <w:hyperlink w:history="1" r:id="rIdywmmsjbclcknzk07m9wrb">
+            <w:hyperlink w:history="1" r:id="rIdxj7buvgd-jyndtvsawfzv">
               <w:r>
                 <w:rPr>
                   <w:rFonts w:ascii="Arial" w:cs="Arial" w:eastAsia="Arial" w:hAnsi="Arial"/>
@@ -19643,7 +20063,7 @@
               <w:spacing w:after="10" w:before="0"/>
               <w:ind w:left="120"/>
             </w:pPr>
-            <w:hyperlink w:history="1" r:id="rIdnl3aqiqdd_vgw7iu4ma-k">
+            <w:hyperlink w:history="1" r:id="rIdtmvl7bdlwvhrypivdfqre">
               <w:r>
                 <w:rPr>
                   <w:rFonts w:ascii="Arial" w:cs="Arial" w:eastAsia="Arial" w:hAnsi="Arial"/>
@@ -19671,6 +20091,7 @@
           </w:tcPr>
           <w:p>
             <w:pPr>
+              <w:keepNext w:val="false"/>
               <w:spacing w:after="40" w:before="0"/>
               <w:jc w:val="left"/>
             </w:pPr>
@@ -19703,6 +20124,7 @@
           </w:tcPr>
           <w:p>
             <w:pPr>
+              <w:keepNext w:val="false"/>
               <w:spacing w:after="40" w:before="0"/>
               <w:jc w:val="left"/>
             </w:pPr>
@@ -19735,6 +20157,7 @@
           </w:tcPr>
           <w:p>
             <w:pPr>
+              <w:keepNext w:val="false"/>
               <w:spacing w:after="40" w:before="0"/>
               <w:jc w:val="left"/>
             </w:pPr>
@@ -19767,6 +20190,7 @@
           </w:tcPr>
           <w:p>
             <w:pPr>
+              <w:keepNext w:val="false"/>
               <w:spacing w:after="40" w:before="0"/>
               <w:jc w:val="left"/>
             </w:pPr>
@@ -19801,6 +20225,7 @@
           </w:tcPr>
           <w:p>
             <w:pPr>
+              <w:keepNext w:val="false"/>
               <w:spacing w:after="40" w:before="0"/>
               <w:jc w:val="left"/>
             </w:pPr>
@@ -19838,7 +20263,7 @@
             <w:pPr>
               <w:spacing w:after="20" w:before="0"/>
             </w:pPr>
-            <w:hyperlink w:history="1" r:id="rIdykprbatdyc8ky7xwdoai2">
+            <w:hyperlink w:history="1" r:id="rIds4xud5peymwkgszdsis_6">
               <w:r>
                 <w:rPr>
                   <w:rFonts w:ascii="Arial" w:cs="Arial" w:eastAsia="Arial" w:hAnsi="Arial"/>
@@ -19871,7 +20296,7 @@
               <w:spacing w:after="10" w:before="0"/>
               <w:ind w:left="120"/>
             </w:pPr>
-            <w:hyperlink w:history="1" r:id="rIduak8ga9wpgjgny0cvzqdn">
+            <w:hyperlink w:history="1" r:id="rIdbktbkqbmemi61ur5yipp-">
               <w:r>
                 <w:rPr>
                   <w:rFonts w:ascii="Arial" w:cs="Arial" w:eastAsia="Arial" w:hAnsi="Arial"/>
@@ -19916,7 +20341,7 @@
             <w:pPr>
               <w:spacing w:after="20" w:before="0"/>
             </w:pPr>
-            <w:hyperlink w:history="1" r:id="rIdvcuxqptfk4ru2mgg_skom">
+            <w:hyperlink w:history="1" r:id="rId6lrm3zmnhkbqf95yktow4">
               <w:r>
                 <w:rPr>
                   <w:rFonts w:ascii="Arial" w:cs="Arial" w:eastAsia="Arial" w:hAnsi="Arial"/>
@@ -19965,7 +20390,7 @@
               <w:spacing w:after="10" w:before="0"/>
               <w:ind w:left="120"/>
             </w:pPr>
-            <w:hyperlink w:history="1" r:id="rId-ktf2qqs13eak9hfgfhge">
+            <w:hyperlink w:history="1" r:id="rId1jqa9wudigv34yqrl-yqq">
               <w:r>
                 <w:rPr>
                   <w:rFonts w:ascii="Arial" w:cs="Arial" w:eastAsia="Arial" w:hAnsi="Arial"/>
@@ -19993,6 +20418,7 @@
           </w:tcPr>
           <w:p>
             <w:pPr>
+              <w:keepNext w:val="false"/>
               <w:spacing w:after="40" w:before="0"/>
               <w:jc w:val="left"/>
             </w:pPr>
@@ -20025,6 +20451,7 @@
           </w:tcPr>
           <w:p>
             <w:pPr>
+              <w:keepNext w:val="false"/>
               <w:spacing w:after="40" w:before="0"/>
               <w:jc w:val="left"/>
             </w:pPr>
@@ -20057,6 +20484,7 @@
           </w:tcPr>
           <w:p>
             <w:pPr>
+              <w:keepNext w:val="false"/>
               <w:spacing w:after="40" w:before="0"/>
               <w:jc w:val="left"/>
             </w:pPr>
@@ -20089,6 +20517,7 @@
           </w:tcPr>
           <w:p>
             <w:pPr>
+              <w:keepNext w:val="false"/>
               <w:spacing w:after="40" w:before="0"/>
               <w:jc w:val="left"/>
             </w:pPr>
@@ -20123,6 +20552,7 @@
           </w:tcPr>
           <w:p>
             <w:pPr>
+              <w:keepNext w:val="false"/>
               <w:spacing w:after="40" w:before="0"/>
               <w:jc w:val="left"/>
             </w:pPr>
@@ -20160,7 +20590,7 @@
             <w:pPr>
               <w:spacing w:after="20" w:before="0"/>
             </w:pPr>
-            <w:hyperlink w:history="1" r:id="rIdtkyjgbtuqyddh7dcqaqi5">
+            <w:hyperlink w:history="1" r:id="rIdm4cjdiw5uo-exnnuiredu">
               <w:r>
                 <w:rPr>
                   <w:rFonts w:ascii="Arial" w:cs="Arial" w:eastAsia="Arial" w:hAnsi="Arial"/>
@@ -20193,7 +20623,7 @@
               <w:spacing w:after="10" w:before="0"/>
               <w:ind w:left="120"/>
             </w:pPr>
-            <w:hyperlink w:history="1" r:id="rIdjrb9zzkxp1wh75vrazbjn">
+            <w:hyperlink w:history="1" r:id="rIdm9zjgpyfemzwf16oycuxc">
               <w:r>
                 <w:rPr>
                   <w:rFonts w:ascii="Arial" w:cs="Arial" w:eastAsia="Arial" w:hAnsi="Arial"/>
@@ -20238,7 +20668,7 @@
             <w:pPr>
               <w:spacing w:after="20" w:before="0"/>
             </w:pPr>
-            <w:hyperlink w:history="1" r:id="rIdx3pdafdyqrb0vxeywzsjo">
+            <w:hyperlink w:history="1" r:id="rIdzdq63aren-cipbzzrrxvn">
               <w:r>
                 <w:rPr>
                   <w:rFonts w:ascii="Arial" w:cs="Arial" w:eastAsia="Arial" w:hAnsi="Arial"/>
@@ -20287,7 +20717,7 @@
               <w:spacing w:after="10" w:before="0"/>
               <w:ind w:left="120"/>
             </w:pPr>
-            <w:hyperlink w:history="1" r:id="rIdhmdrikq8erswsu2bnjig1">
+            <w:hyperlink w:history="1" r:id="rIdewb9hamjaaikgpc0pjjov">
               <w:r>
                 <w:rPr>
                   <w:rFonts w:ascii="Arial" w:cs="Arial" w:eastAsia="Arial" w:hAnsi="Arial"/>
@@ -20315,6 +20745,7 @@
           </w:tcPr>
           <w:p>
             <w:pPr>
+              <w:keepNext w:val="false"/>
               <w:spacing w:after="40" w:before="0"/>
               <w:jc w:val="left"/>
             </w:pPr>
@@ -20347,6 +20778,7 @@
           </w:tcPr>
           <w:p>
             <w:pPr>
+              <w:keepNext w:val="false"/>
               <w:spacing w:after="40" w:before="0"/>
               <w:jc w:val="left"/>
             </w:pPr>
@@ -20379,6 +20811,7 @@
           </w:tcPr>
           <w:p>
             <w:pPr>
+              <w:keepNext w:val="false"/>
               <w:spacing w:after="40" w:before="0"/>
               <w:jc w:val="left"/>
             </w:pPr>
@@ -20411,6 +20844,7 @@
           </w:tcPr>
           <w:p>
             <w:pPr>
+              <w:keepNext w:val="false"/>
               <w:spacing w:after="40" w:before="0"/>
               <w:jc w:val="left"/>
             </w:pPr>
@@ -20470,6 +20904,7 @@
           </w:tcPr>
           <w:p>
             <w:pPr>
+              <w:keepNext w:val="false"/>
               <w:spacing w:after="40" w:before="0"/>
               <w:jc w:val="center"/>
             </w:pPr>
@@ -20504,6 +20939,7 @@
           </w:tcPr>
           <w:p>
             <w:pPr>
+              <w:keepNext w:val="false"/>
               <w:spacing w:after="40" w:before="0"/>
               <w:jc w:val="left"/>
             </w:pPr>
@@ -20565,6 +21001,7 @@
           </w:tcPr>
           <w:p>
             <w:pPr>
+              <w:keepNext w:val="false"/>
               <w:spacing w:after="40" w:before="0"/>
               <w:jc w:val="center"/>
             </w:pPr>
@@ -20599,6 +21036,7 @@
           </w:tcPr>
           <w:p>
             <w:pPr>
+              <w:keepNext w:val="false"/>
               <w:spacing w:after="40" w:before="0"/>
               <w:jc w:val="left"/>
             </w:pPr>
@@ -20631,6 +21069,7 @@
           </w:tcPr>
           <w:p>
             <w:pPr>
+              <w:keepNext w:val="false"/>
               <w:spacing w:after="40" w:before="0"/>
               <w:jc w:val="left"/>
             </w:pPr>
@@ -20665,6 +21104,7 @@
           </w:tcPr>
           <w:p>
             <w:pPr>
+              <w:keepNext w:val="false"/>
               <w:spacing w:after="40" w:before="0"/>
               <w:jc w:val="left"/>
             </w:pPr>
@@ -20697,6 +21137,7 @@
           </w:tcPr>
           <w:p>
             <w:pPr>
+              <w:keepNext w:val="false"/>
               <w:spacing w:after="40" w:before="0"/>
               <w:jc w:val="left"/>
             </w:pPr>
@@ -20731,6 +21172,7 @@
           </w:tcPr>
           <w:p>
             <w:pPr>
+              <w:keepNext w:val="false"/>
               <w:spacing w:after="40" w:before="0"/>
               <w:jc w:val="left"/>
             </w:pPr>
@@ -20763,6 +21205,7 @@
           </w:tcPr>
           <w:p>
             <w:pPr>
+              <w:keepNext w:val="false"/>
               <w:spacing w:after="40" w:before="0"/>
               <w:jc w:val="left"/>
             </w:pPr>
@@ -20799,7 +21242,7 @@
         </w:rPr>
         <w:t xml:space="preserve">© 2026 SeaVuria and ARES. Aligned with KICD objectives. Developed by SeaVuria; technical implementation by ARES (with AI assistance from Claude). Licensed under </w:t>
       </w:r>
-      <w:hyperlink w:history="1" r:id="rIdsgqbot5m-ohuva4w-vyqu">
+      <w:hyperlink w:history="1" r:id="rIdilauus6flg9pslvibq0pb">
         <w:r>
           <w:rPr>
             <w:rFonts w:ascii="Arial" w:cs="Arial" w:eastAsia="Arial" w:hAnsi="Arial"/>
@@ -20820,7 +21263,7 @@
         </w:rPr>
         <w:t xml:space="preserve"> (</w:t>
       </w:r>
-      <w:hyperlink w:history="1" r:id="rIdhdudnpdvntrbbkjzwa5gl">
+      <w:hyperlink w:history="1" r:id="rIduvnpdu72q3smmewlao-e8">
         <w:r>
           <w:rPr>
             <w:rFonts w:ascii="Arial" w:cs="Arial" w:eastAsia="Arial" w:hAnsi="Arial"/>
@@ -20880,6 +21323,7 @@
           </w:tcPr>
           <w:p>
             <w:pPr>
+              <w:keepNext w:val="false"/>
               <w:spacing w:after="40" w:before="0"/>
               <w:jc w:val="center"/>
             </w:pPr>
@@ -20915,6 +21359,7 @@
           </w:tcPr>
           <w:p>
             <w:pPr>
+              <w:keepNext w:val="false"/>
               <w:spacing w:after="40" w:before="0"/>
               <w:jc w:val="center"/>
             </w:pPr>
@@ -20949,6 +21394,7 @@
           </w:tcPr>
           <w:p>
             <w:pPr>
+              <w:keepNext w:val="false"/>
               <w:spacing w:after="40" w:before="0"/>
               <w:jc w:val="left"/>
             </w:pPr>
@@ -20981,6 +21427,7 @@
           </w:tcPr>
           <w:p>
             <w:pPr>
+              <w:keepNext w:val="false"/>
               <w:spacing w:after="40" w:before="0"/>
               <w:jc w:val="left"/>
             </w:pPr>
@@ -21015,6 +21462,7 @@
           </w:tcPr>
           <w:p>
             <w:pPr>
+              <w:keepNext w:val="false"/>
               <w:spacing w:after="40" w:before="0"/>
               <w:jc w:val="left"/>
             </w:pPr>
@@ -21047,6 +21495,7 @@
           </w:tcPr>
           <w:p>
             <w:pPr>
+              <w:keepNext w:val="false"/>
               <w:spacing w:after="40" w:before="0"/>
               <w:jc w:val="left"/>
             </w:pPr>
@@ -21081,6 +21530,7 @@
           </w:tcPr>
           <w:p>
             <w:pPr>
+              <w:keepNext w:val="false"/>
               <w:spacing w:after="40" w:before="0"/>
               <w:jc w:val="left"/>
             </w:pPr>
@@ -21208,6 +21658,7 @@
           </w:tcPr>
           <w:p>
             <w:pPr>
+              <w:keepNext w:val="false"/>
               <w:spacing w:after="40" w:before="0"/>
               <w:jc w:val="left"/>
             </w:pPr>
@@ -21315,6 +21766,7 @@
           </w:tcPr>
           <w:p>
             <w:pPr>
+              <w:keepNext w:val="false"/>
               <w:spacing w:after="40" w:before="0"/>
               <w:jc w:val="left"/>
             </w:pPr>
@@ -21402,6 +21854,7 @@
           </w:tcPr>
           <w:p>
             <w:pPr>
+              <w:keepNext w:val="false"/>
               <w:spacing w:after="40" w:before="0"/>
               <w:jc w:val="left"/>
             </w:pPr>
@@ -21434,6 +21887,7 @@
           </w:tcPr>
           <w:p>
             <w:pPr>
+              <w:keepNext w:val="false"/>
               <w:spacing w:after="40" w:before="0"/>
               <w:jc w:val="left"/>
             </w:pPr>
@@ -21468,6 +21922,7 @@
           </w:tcPr>
           <w:p>
             <w:pPr>
+              <w:keepNext w:val="false"/>
               <w:spacing w:after="40" w:before="0"/>
               <w:jc w:val="left"/>
             </w:pPr>
@@ -21500,6 +21955,7 @@
           </w:tcPr>
           <w:p>
             <w:pPr>
+              <w:keepNext w:val="false"/>
               <w:spacing w:after="40" w:before="0"/>
               <w:jc w:val="left"/>
             </w:pPr>
@@ -21534,6 +21990,7 @@
           </w:tcPr>
           <w:p>
             <w:pPr>
+              <w:keepNext w:val="false"/>
               <w:spacing w:after="40" w:before="0"/>
               <w:jc w:val="left"/>
             </w:pPr>
@@ -21566,6 +22023,7 @@
           </w:tcPr>
           <w:p>
             <w:pPr>
+              <w:keepNext w:val="false"/>
               <w:spacing w:after="40" w:before="0"/>
               <w:jc w:val="left"/>
             </w:pPr>
@@ -21625,6 +22083,7 @@
           </w:tcPr>
           <w:p>
             <w:pPr>
+              <w:keepNext w:val="false"/>
               <w:spacing w:after="40" w:before="0"/>
               <w:jc w:val="center"/>
             </w:pPr>
@@ -21659,6 +22118,7 @@
           </w:tcPr>
           <w:p>
             <w:pPr>
+              <w:keepNext w:val="false"/>
               <w:spacing w:after="40" w:before="0"/>
               <w:jc w:val="left"/>
             </w:pPr>
@@ -21678,6 +22138,7 @@
           </w:p>
           <w:p>
             <w:pPr>
+              <w:keepNext w:val="false"/>
               <w:spacing w:after="40" w:before="0"/>
               <w:jc w:val="left"/>
             </w:pPr>
@@ -21697,6 +22158,7 @@
           </w:p>
           <w:p>
             <w:pPr>
+              <w:keepNext w:val="false"/>
               <w:spacing w:after="40" w:before="0"/>
               <w:jc w:val="left"/>
             </w:pPr>
@@ -21716,6 +22178,7 @@
           </w:p>
           <w:p>
             <w:pPr>
+              <w:keepNext w:val="false"/>
               <w:spacing w:after="40" w:before="0"/>
               <w:jc w:val="left"/>
             </w:pPr>
@@ -21735,6 +22198,7 @@
           </w:p>
           <w:p>
             <w:pPr>
+              <w:keepNext w:val="false"/>
               <w:spacing w:after="40" w:before="0"/>
               <w:jc w:val="left"/>
             </w:pPr>
@@ -21799,6 +22263,7 @@
           </w:tcPr>
           <w:p>
             <w:pPr>
+              <w:keepNext w:val="false"/>
               <w:spacing w:after="40" w:before="0"/>
               <w:jc w:val="center"/>
             </w:pPr>
@@ -21833,6 +22298,7 @@
           </w:tcPr>
           <w:p>
             <w:pPr>
+              <w:keepNext w:val="false"/>
               <w:spacing w:after="40" w:before="0"/>
               <w:jc w:val="left"/>
             </w:pPr>
@@ -21865,6 +22331,7 @@
           </w:tcPr>
           <w:p>
             <w:pPr>
+              <w:keepNext w:val="false"/>
               <w:spacing w:after="40" w:before="0"/>
               <w:jc w:val="left"/>
             </w:pPr>
@@ -21897,6 +22364,7 @@
           </w:tcPr>
           <w:p>
             <w:pPr>
+              <w:keepNext w:val="false"/>
               <w:spacing w:after="40" w:before="0"/>
               <w:jc w:val="left"/>
             </w:pPr>
@@ -21929,6 +22397,7 @@
           </w:tcPr>
           <w:p>
             <w:pPr>
+              <w:keepNext w:val="false"/>
               <w:spacing w:after="40" w:before="0"/>
               <w:jc w:val="left"/>
             </w:pPr>
@@ -21961,6 +22430,7 @@
           </w:tcPr>
           <w:p>
             <w:pPr>
+              <w:keepNext w:val="false"/>
               <w:spacing w:after="40" w:before="0"/>
               <w:jc w:val="left"/>
             </w:pPr>
@@ -21995,6 +22465,7 @@
           </w:tcPr>
           <w:p>
             <w:pPr>
+              <w:keepNext w:val="false"/>
               <w:spacing w:after="40" w:before="0"/>
               <w:jc w:val="left"/>
             </w:pPr>
@@ -22032,7 +22503,7 @@
             <w:pPr>
               <w:spacing w:after="20" w:before="0"/>
             </w:pPr>
-            <w:hyperlink w:history="1" r:id="rIdc8ept3xoa9fanpys9ko_v">
+            <w:hyperlink w:history="1" r:id="rIdniecag0d7lwsvvbhb_l1j">
               <w:r>
                 <w:rPr>
                   <w:rFonts w:ascii="Arial" w:cs="Arial" w:eastAsia="Arial" w:hAnsi="Arial"/>
@@ -22065,7 +22536,7 @@
               <w:spacing w:after="10" w:before="0"/>
               <w:ind w:left="120"/>
             </w:pPr>
-            <w:hyperlink w:history="1" r:id="rIdpwdooyjgabapdfjhi40pw">
+            <w:hyperlink w:history="1" r:id="rIdwi-1lmrkp5tcu2vauexco">
               <w:r>
                 <w:rPr>
                   <w:rFonts w:ascii="Arial" w:cs="Arial" w:eastAsia="Arial" w:hAnsi="Arial"/>
@@ -22110,7 +22581,7 @@
             <w:pPr>
               <w:spacing w:after="20" w:before="0"/>
             </w:pPr>
-            <w:hyperlink w:history="1" r:id="rIddcakj8miqpd2klyspkzv0">
+            <w:hyperlink w:history="1" r:id="rIdzodtvquszz69y85aqpixm">
               <w:r>
                 <w:rPr>
                   <w:rFonts w:ascii="Arial" w:cs="Arial" w:eastAsia="Arial" w:hAnsi="Arial"/>
@@ -22143,7 +22614,7 @@
               <w:spacing w:after="10" w:before="0"/>
               <w:ind w:left="120"/>
             </w:pPr>
-            <w:hyperlink w:history="1" r:id="rIdznjtxi90tyekulbvhak7p">
+            <w:hyperlink w:history="1" r:id="rId-zsjt5pnrmj7eknodxqzb">
               <w:r>
                 <w:rPr>
                   <w:rFonts w:ascii="Arial" w:cs="Arial" w:eastAsia="Arial" w:hAnsi="Arial"/>
@@ -22171,6 +22642,7 @@
           </w:tcPr>
           <w:p>
             <w:pPr>
+              <w:keepNext w:val="false"/>
               <w:spacing w:after="40" w:before="0"/>
               <w:jc w:val="left"/>
             </w:pPr>
@@ -22203,6 +22675,7 @@
           </w:tcPr>
           <w:p>
             <w:pPr>
+              <w:keepNext w:val="false"/>
               <w:spacing w:after="40" w:before="0"/>
               <w:jc w:val="left"/>
             </w:pPr>
@@ -22235,6 +22708,7 @@
           </w:tcPr>
           <w:p>
             <w:pPr>
+              <w:keepNext w:val="false"/>
               <w:spacing w:after="40" w:before="0"/>
               <w:jc w:val="left"/>
             </w:pPr>
@@ -22267,6 +22741,7 @@
           </w:tcPr>
           <w:p>
             <w:pPr>
+              <w:keepNext w:val="false"/>
               <w:spacing w:after="40" w:before="0"/>
               <w:jc w:val="left"/>
             </w:pPr>
@@ -22301,6 +22776,7 @@
           </w:tcPr>
           <w:p>
             <w:pPr>
+              <w:keepNext w:val="false"/>
               <w:spacing w:after="40" w:before="0"/>
               <w:jc w:val="left"/>
             </w:pPr>
@@ -22338,7 +22814,7 @@
             <w:pPr>
               <w:spacing w:after="20" w:before="0"/>
             </w:pPr>
-            <w:hyperlink w:history="1" r:id="rIdbs9ooij3riuz0-fj3enyf">
+            <w:hyperlink w:history="1" r:id="rIdosooxjlwai5mfcvqpqly1">
               <w:r>
                 <w:rPr>
                   <w:rFonts w:ascii="Arial" w:cs="Arial" w:eastAsia="Arial" w:hAnsi="Arial"/>
@@ -22371,7 +22847,7 @@
               <w:spacing w:after="10" w:before="0"/>
               <w:ind w:left="120"/>
             </w:pPr>
-            <w:hyperlink w:history="1" r:id="rId_8bze3ji1p7leml0pdqrk">
+            <w:hyperlink w:history="1" r:id="rIdicboy7ijidhnmolho9xgr">
               <w:r>
                 <w:rPr>
                   <w:rFonts w:ascii="Arial" w:cs="Arial" w:eastAsia="Arial" w:hAnsi="Arial"/>
@@ -22416,7 +22892,7 @@
             <w:pPr>
               <w:spacing w:after="20" w:before="0"/>
             </w:pPr>
-            <w:hyperlink w:history="1" r:id="rIdbitqmnprldribzpzrlvs4">
+            <w:hyperlink w:history="1" r:id="rIdd3cjzyqztfotvnox5r7aq">
               <w:r>
                 <w:rPr>
                   <w:rFonts w:ascii="Arial" w:cs="Arial" w:eastAsia="Arial" w:hAnsi="Arial"/>
@@ -22449,7 +22925,7 @@
               <w:spacing w:after="10" w:before="0"/>
               <w:ind w:left="120"/>
             </w:pPr>
-            <w:hyperlink w:history="1" r:id="rIdicymhvdeshd0tzk64iekm">
+            <w:hyperlink w:history="1" r:id="rIdy5tft7opousryzkbmcv_c">
               <w:r>
                 <w:rPr>
                   <w:rFonts w:ascii="Arial" w:cs="Arial" w:eastAsia="Arial" w:hAnsi="Arial"/>
@@ -22477,6 +22953,7 @@
           </w:tcPr>
           <w:p>
             <w:pPr>
+              <w:keepNext w:val="false"/>
               <w:spacing w:after="40" w:before="0"/>
               <w:jc w:val="left"/>
             </w:pPr>
@@ -22509,6 +22986,7 @@
           </w:tcPr>
           <w:p>
             <w:pPr>
+              <w:keepNext w:val="false"/>
               <w:spacing w:after="40" w:before="0"/>
               <w:jc w:val="left"/>
             </w:pPr>
@@ -22541,6 +23019,7 @@
           </w:tcPr>
           <w:p>
             <w:pPr>
+              <w:keepNext w:val="false"/>
               <w:spacing w:after="40" w:before="0"/>
               <w:jc w:val="left"/>
             </w:pPr>
@@ -22573,6 +23052,7 @@
           </w:tcPr>
           <w:p>
             <w:pPr>
+              <w:keepNext w:val="false"/>
               <w:spacing w:after="40" w:before="0"/>
               <w:jc w:val="left"/>
             </w:pPr>
@@ -22607,6 +23087,7 @@
           </w:tcPr>
           <w:p>
             <w:pPr>
+              <w:keepNext w:val="false"/>
               <w:spacing w:after="40" w:before="0"/>
               <w:jc w:val="left"/>
             </w:pPr>
@@ -22644,7 +23125,7 @@
             <w:pPr>
               <w:spacing w:after="20" w:before="0"/>
             </w:pPr>
-            <w:hyperlink w:history="1" r:id="rId7qgbcpbly1jv6o6wejddf">
+            <w:hyperlink w:history="1" r:id="rIdr1xwxmg787g6tbjasbiyv">
               <w:r>
                 <w:rPr>
                   <w:rFonts w:ascii="Arial" w:cs="Arial" w:eastAsia="Arial" w:hAnsi="Arial"/>
@@ -22693,7 +23174,7 @@
               <w:spacing w:after="10" w:before="0"/>
               <w:ind w:left="120"/>
             </w:pPr>
-            <w:hyperlink w:history="1" r:id="rIdr8cqjsxb2heikmsipipn-">
+            <w:hyperlink w:history="1" r:id="rIdya-rknojlh6m22laapvax">
               <w:r>
                 <w:rPr>
                   <w:rFonts w:ascii="Arial" w:cs="Arial" w:eastAsia="Arial" w:hAnsi="Arial"/>
@@ -22738,7 +23219,7 @@
             <w:pPr>
               <w:spacing w:after="20" w:before="0"/>
             </w:pPr>
-            <w:hyperlink w:history="1" r:id="rIdv-tpdcsjlwcibavxwf3ku">
+            <w:hyperlink w:history="1" r:id="rId-dhojx6ly7a-wpdzj1ud7">
               <w:r>
                 <w:rPr>
                   <w:rFonts w:ascii="Arial" w:cs="Arial" w:eastAsia="Arial" w:hAnsi="Arial"/>
@@ -22771,7 +23252,7 @@
               <w:spacing w:after="10" w:before="0"/>
               <w:ind w:left="120"/>
             </w:pPr>
-            <w:hyperlink w:history="1" r:id="rIdvtomirmwumhmsyus1izpq">
+            <w:hyperlink w:history="1" r:id="rId5cdjewh2r0dsgycwjkxex">
               <w:r>
                 <w:rPr>
                   <w:rFonts w:ascii="Arial" w:cs="Arial" w:eastAsia="Arial" w:hAnsi="Arial"/>
@@ -22799,6 +23280,7 @@
           </w:tcPr>
           <w:p>
             <w:pPr>
+              <w:keepNext w:val="false"/>
               <w:spacing w:after="40" w:before="0"/>
               <w:jc w:val="left"/>
             </w:pPr>
@@ -22831,6 +23313,7 @@
           </w:tcPr>
           <w:p>
             <w:pPr>
+              <w:keepNext w:val="false"/>
               <w:spacing w:after="40" w:before="0"/>
               <w:jc w:val="left"/>
             </w:pPr>
@@ -22863,6 +23346,7 @@
           </w:tcPr>
           <w:p>
             <w:pPr>
+              <w:keepNext w:val="false"/>
               <w:spacing w:after="40" w:before="0"/>
               <w:jc w:val="left"/>
             </w:pPr>
@@ -22895,6 +23379,7 @@
           </w:tcPr>
           <w:p>
             <w:pPr>
+              <w:keepNext w:val="false"/>
               <w:spacing w:after="40" w:before="0"/>
               <w:jc w:val="left"/>
             </w:pPr>
@@ -22929,6 +23414,7 @@
           </w:tcPr>
           <w:p>
             <w:pPr>
+              <w:keepNext w:val="false"/>
               <w:spacing w:after="40" w:before="0"/>
               <w:jc w:val="left"/>
             </w:pPr>
@@ -22966,7 +23452,7 @@
             <w:pPr>
               <w:spacing w:after="20" w:before="0"/>
             </w:pPr>
-            <w:hyperlink w:history="1" r:id="rIdz7jhv6d2areofhs1v2inc">
+            <w:hyperlink w:history="1" r:id="rId6linfjzukh50c5titf4ud">
               <w:r>
                 <w:rPr>
                   <w:rFonts w:ascii="Arial" w:cs="Arial" w:eastAsia="Arial" w:hAnsi="Arial"/>
@@ -23015,7 +23501,7 @@
               <w:spacing w:after="10" w:before="0"/>
               <w:ind w:left="120"/>
             </w:pPr>
-            <w:hyperlink w:history="1" r:id="rIdrgnpzw8s0krzjxv5tdfom">
+            <w:hyperlink w:history="1" r:id="rIdgvbdfjfh5eonwqau5c5uf">
               <w:r>
                 <w:rPr>
                   <w:rFonts w:ascii="Arial" w:cs="Arial" w:eastAsia="Arial" w:hAnsi="Arial"/>
@@ -23060,7 +23546,7 @@
             <w:pPr>
               <w:spacing w:after="20" w:before="0"/>
             </w:pPr>
-            <w:hyperlink w:history="1" r:id="rIdemidkbfg-2wq8ag8tyjla">
+            <w:hyperlink w:history="1" r:id="rIdw24jxwjsa3nuhhebeowns">
               <w:r>
                 <w:rPr>
                   <w:rFonts w:ascii="Arial" w:cs="Arial" w:eastAsia="Arial" w:hAnsi="Arial"/>
@@ -23093,7 +23579,7 @@
               <w:spacing w:after="10" w:before="0"/>
               <w:ind w:left="120"/>
             </w:pPr>
-            <w:hyperlink w:history="1" r:id="rId3oixdermhbocjqhw44c6p">
+            <w:hyperlink w:history="1" r:id="rIdnjmbzgy6taj9kblydohvr">
               <w:r>
                 <w:rPr>
                   <w:rFonts w:ascii="Arial" w:cs="Arial" w:eastAsia="Arial" w:hAnsi="Arial"/>
@@ -23121,6 +23607,7 @@
           </w:tcPr>
           <w:p>
             <w:pPr>
+              <w:keepNext w:val="false"/>
               <w:spacing w:after="40" w:before="0"/>
               <w:jc w:val="left"/>
             </w:pPr>
@@ -23153,6 +23640,7 @@
           </w:tcPr>
           <w:p>
             <w:pPr>
+              <w:keepNext w:val="false"/>
               <w:spacing w:after="40" w:before="0"/>
               <w:jc w:val="left"/>
             </w:pPr>
@@ -23185,6 +23673,7 @@
           </w:tcPr>
           <w:p>
             <w:pPr>
+              <w:keepNext w:val="false"/>
               <w:spacing w:after="40" w:before="0"/>
               <w:jc w:val="left"/>
             </w:pPr>
@@ -23217,6 +23706,7 @@
           </w:tcPr>
           <w:p>
             <w:pPr>
+              <w:keepNext w:val="false"/>
               <w:spacing w:after="40" w:before="0"/>
               <w:jc w:val="left"/>
             </w:pPr>
@@ -23251,6 +23741,7 @@
           </w:tcPr>
           <w:p>
             <w:pPr>
+              <w:keepNext w:val="false"/>
               <w:spacing w:after="40" w:before="0"/>
               <w:jc w:val="left"/>
             </w:pPr>
@@ -23288,7 +23779,7 @@
             <w:pPr>
               <w:spacing w:after="20" w:before="0"/>
             </w:pPr>
-            <w:hyperlink w:history="1" r:id="rId5wvjlc-tp9u8tyedhllac">
+            <w:hyperlink w:history="1" r:id="rIdlfhg__x7dje_gltn7hutg">
               <w:r>
                 <w:rPr>
                   <w:rFonts w:ascii="Arial" w:cs="Arial" w:eastAsia="Arial" w:hAnsi="Arial"/>
@@ -23337,7 +23828,7 @@
               <w:spacing w:after="10" w:before="0"/>
               <w:ind w:left="120"/>
             </w:pPr>
-            <w:hyperlink w:history="1" r:id="rIdraxqoo8ua-z2d29lsxebj">
+            <w:hyperlink w:history="1" r:id="rId2qhdk_l-fxzxjwt5n5knt">
               <w:r>
                 <w:rPr>
                   <w:rFonts w:ascii="Arial" w:cs="Arial" w:eastAsia="Arial" w:hAnsi="Arial"/>
@@ -23382,7 +23873,7 @@
             <w:pPr>
               <w:spacing w:after="20" w:before="0"/>
             </w:pPr>
-            <w:hyperlink w:history="1" r:id="rIdwmczwuxvwdfkluje0jnfg">
+            <w:hyperlink w:history="1" r:id="rIdxpnczvfydljbmqzlnkbj3">
               <w:r>
                 <w:rPr>
                   <w:rFonts w:ascii="Arial" w:cs="Arial" w:eastAsia="Arial" w:hAnsi="Arial"/>
@@ -23415,7 +23906,7 @@
               <w:spacing w:after="10" w:before="0"/>
               <w:ind w:left="120"/>
             </w:pPr>
-            <w:hyperlink w:history="1" r:id="rId8lrgjz6h1exaddbmot6hl">
+            <w:hyperlink w:history="1" r:id="rIdjozlnekegxfdgaowgf79r">
               <w:r>
                 <w:rPr>
                   <w:rFonts w:ascii="Arial" w:cs="Arial" w:eastAsia="Arial" w:hAnsi="Arial"/>
@@ -23443,6 +23934,7 @@
           </w:tcPr>
           <w:p>
             <w:pPr>
+              <w:keepNext w:val="false"/>
               <w:spacing w:after="40" w:before="0"/>
               <w:jc w:val="left"/>
             </w:pPr>
@@ -23475,6 +23967,7 @@
           </w:tcPr>
           <w:p>
             <w:pPr>
+              <w:keepNext w:val="false"/>
               <w:spacing w:after="40" w:before="0"/>
               <w:jc w:val="left"/>
             </w:pPr>
@@ -23507,6 +24000,7 @@
           </w:tcPr>
           <w:p>
             <w:pPr>
+              <w:keepNext w:val="false"/>
               <w:spacing w:after="40" w:before="0"/>
               <w:jc w:val="left"/>
             </w:pPr>
@@ -23539,6 +24033,7 @@
           </w:tcPr>
           <w:p>
             <w:pPr>
+              <w:keepNext w:val="false"/>
               <w:spacing w:after="40" w:before="0"/>
               <w:jc w:val="left"/>
             </w:pPr>
@@ -23598,6 +24093,7 @@
           </w:tcPr>
           <w:p>
             <w:pPr>
+              <w:keepNext w:val="false"/>
               <w:spacing w:after="40" w:before="0"/>
               <w:jc w:val="center"/>
             </w:pPr>
@@ -23632,6 +24128,7 @@
           </w:tcPr>
           <w:p>
             <w:pPr>
+              <w:keepNext w:val="false"/>
               <w:spacing w:after="40" w:before="0"/>
               <w:jc w:val="left"/>
             </w:pPr>
@@ -23651,6 +24148,7 @@
           </w:p>
           <w:p>
             <w:pPr>
+              <w:keepNext w:val="false"/>
               <w:spacing w:after="40" w:before="0"/>
               <w:jc w:val="left"/>
             </w:pPr>
@@ -23670,6 +24168,7 @@
           </w:p>
           <w:p>
             <w:pPr>
+              <w:keepNext w:val="false"/>
               <w:spacing w:after="40" w:before="0"/>
               <w:jc w:val="left"/>
             </w:pPr>
@@ -23689,6 +24188,7 @@
           </w:p>
           <w:p>
             <w:pPr>
+              <w:keepNext w:val="false"/>
               <w:spacing w:after="40" w:before="0"/>
               <w:jc w:val="left"/>
             </w:pPr>
@@ -23708,6 +24208,7 @@
           </w:p>
           <w:p>
             <w:pPr>
+              <w:keepNext w:val="false"/>
               <w:spacing w:after="40" w:before="0"/>
               <w:jc w:val="left"/>
             </w:pPr>
@@ -23769,6 +24270,7 @@
           </w:tcPr>
           <w:p>
             <w:pPr>
+              <w:keepNext w:val="false"/>
               <w:spacing w:after="40" w:before="0"/>
               <w:jc w:val="center"/>
             </w:pPr>
@@ -23803,6 +24305,7 @@
           </w:tcPr>
           <w:p>
             <w:pPr>
+              <w:keepNext w:val="false"/>
               <w:spacing w:after="40" w:before="0"/>
               <w:jc w:val="left"/>
             </w:pPr>
@@ -23835,6 +24338,7 @@
           </w:tcPr>
           <w:p>
             <w:pPr>
+              <w:keepNext w:val="false"/>
               <w:spacing w:after="40" w:before="0"/>
               <w:jc w:val="left"/>
             </w:pPr>
@@ -23869,6 +24373,7 @@
           </w:tcPr>
           <w:p>
             <w:pPr>
+              <w:keepNext w:val="false"/>
               <w:spacing w:after="40" w:before="0"/>
               <w:jc w:val="left"/>
             </w:pPr>
@@ -23901,6 +24406,7 @@
           </w:tcPr>
           <w:p>
             <w:pPr>
+              <w:keepNext w:val="false"/>
               <w:spacing w:after="40" w:before="0"/>
               <w:jc w:val="left"/>
             </w:pPr>
@@ -23935,6 +24441,7 @@
           </w:tcPr>
           <w:p>
             <w:pPr>
+              <w:keepNext w:val="false"/>
               <w:spacing w:after="40" w:before="0"/>
               <w:jc w:val="left"/>
             </w:pPr>
@@ -23967,6 +24474,7 @@
           </w:tcPr>
           <w:p>
             <w:pPr>
+              <w:keepNext w:val="false"/>
               <w:spacing w:after="40" w:before="0"/>
               <w:jc w:val="left"/>
             </w:pPr>
@@ -24003,7 +24511,7 @@
         </w:rPr>
         <w:t xml:space="preserve">© 2026 SeaVuria and ARES. Aligned with KICD objectives. Developed by SeaVuria; technical implementation by ARES (with AI assistance from Claude). Licensed under </w:t>
       </w:r>
-      <w:hyperlink w:history="1" r:id="rId2bl8vdduadbf9_ifzbfan">
+      <w:hyperlink w:history="1" r:id="rId_gd_nlg6qw62uqjdhlkog">
         <w:r>
           <w:rPr>
             <w:rFonts w:ascii="Arial" w:cs="Arial" w:eastAsia="Arial" w:hAnsi="Arial"/>
@@ -24024,7 +24532,7 @@
         </w:rPr>
         <w:t xml:space="preserve"> (</w:t>
       </w:r>
-      <w:hyperlink w:history="1" r:id="rIdy7tkzyawvutoqtzbx4a3_">
+      <w:hyperlink w:history="1" r:id="rIddzzmpkjyen8528e5lrupt">
         <w:r>
           <w:rPr>
             <w:rFonts w:ascii="Arial" w:cs="Arial" w:eastAsia="Arial" w:hAnsi="Arial"/>
@@ -24084,6 +24592,7 @@
           </w:tcPr>
           <w:p>
             <w:pPr>
+              <w:keepNext w:val="false"/>
               <w:spacing w:after="40" w:before="0"/>
               <w:jc w:val="center"/>
             </w:pPr>
@@ -24119,6 +24628,7 @@
           </w:tcPr>
           <w:p>
             <w:pPr>
+              <w:keepNext w:val="false"/>
               <w:spacing w:after="40" w:before="0"/>
               <w:jc w:val="center"/>
             </w:pPr>
@@ -24153,6 +24663,7 @@
           </w:tcPr>
           <w:p>
             <w:pPr>
+              <w:keepNext w:val="false"/>
               <w:spacing w:after="40" w:before="0"/>
               <w:jc w:val="left"/>
             </w:pPr>
@@ -24185,6 +24696,7 @@
           </w:tcPr>
           <w:p>
             <w:pPr>
+              <w:keepNext w:val="false"/>
               <w:spacing w:after="40" w:before="0"/>
               <w:jc w:val="left"/>
             </w:pPr>
@@ -24219,6 +24731,7 @@
           </w:tcPr>
           <w:p>
             <w:pPr>
+              <w:keepNext w:val="false"/>
               <w:spacing w:after="40" w:before="0"/>
               <w:jc w:val="left"/>
             </w:pPr>
@@ -24251,6 +24764,7 @@
           </w:tcPr>
           <w:p>
             <w:pPr>
+              <w:keepNext w:val="false"/>
               <w:spacing w:after="40" w:before="0"/>
               <w:jc w:val="left"/>
             </w:pPr>
@@ -24285,6 +24799,7 @@
           </w:tcPr>
           <w:p>
             <w:pPr>
+              <w:keepNext w:val="false"/>
               <w:spacing w:after="40" w:before="0"/>
               <w:jc w:val="left"/>
             </w:pPr>
@@ -24317,6 +24832,7 @@
           </w:tcPr>
           <w:p>
             <w:pPr>
+              <w:keepNext w:val="false"/>
               <w:spacing w:after="40" w:before="0"/>
               <w:jc w:val="left"/>
             </w:pPr>
@@ -24351,6 +24867,7 @@
           </w:tcPr>
           <w:p>
             <w:pPr>
+              <w:keepNext w:val="false"/>
               <w:spacing w:after="40" w:before="0"/>
               <w:jc w:val="left"/>
             </w:pPr>
@@ -24383,6 +24900,7 @@
           </w:tcPr>
           <w:p>
             <w:pPr>
+              <w:keepNext w:val="false"/>
               <w:spacing w:after="40" w:before="0"/>
               <w:jc w:val="left"/>
             </w:pPr>
@@ -24417,6 +24935,7 @@
           </w:tcPr>
           <w:p>
             <w:pPr>
+              <w:keepNext w:val="false"/>
               <w:spacing w:after="40" w:before="0"/>
               <w:jc w:val="left"/>
             </w:pPr>
@@ -24449,6 +24968,7 @@
           </w:tcPr>
           <w:p>
             <w:pPr>
+              <w:keepNext w:val="false"/>
               <w:spacing w:after="40" w:before="0"/>
               <w:jc w:val="left"/>
             </w:pPr>
@@ -24483,6 +25003,7 @@
           </w:tcPr>
           <w:p>
             <w:pPr>
+              <w:keepNext w:val="false"/>
               <w:spacing w:after="40" w:before="0"/>
               <w:jc w:val="left"/>
             </w:pPr>
@@ -24515,6 +25036,7 @@
           </w:tcPr>
           <w:p>
             <w:pPr>
+              <w:keepNext w:val="false"/>
               <w:spacing w:after="40" w:before="0"/>
               <w:jc w:val="left"/>
             </w:pPr>
@@ -24549,6 +25071,7 @@
           </w:tcPr>
           <w:p>
             <w:pPr>
+              <w:keepNext w:val="false"/>
               <w:spacing w:after="40" w:before="0"/>
               <w:jc w:val="left"/>
             </w:pPr>
@@ -24581,6 +25104,7 @@
           </w:tcPr>
           <w:p>
             <w:pPr>
+              <w:keepNext w:val="false"/>
               <w:spacing w:after="40" w:before="0"/>
               <w:jc w:val="left"/>
             </w:pPr>
@@ -24615,6 +25139,7 @@
           </w:tcPr>
           <w:p>
             <w:pPr>
+              <w:keepNext w:val="false"/>
               <w:spacing w:after="40" w:before="0"/>
               <w:jc w:val="left"/>
             </w:pPr>
@@ -24647,6 +25172,7 @@
           </w:tcPr>
           <w:p>
             <w:pPr>
+              <w:keepNext w:val="false"/>
               <w:spacing w:after="40" w:before="0"/>
               <w:jc w:val="left"/>
             </w:pPr>
@@ -24706,6 +25232,7 @@
           </w:tcPr>
           <w:p>
             <w:pPr>
+              <w:keepNext w:val="false"/>
               <w:spacing w:after="40" w:before="0"/>
               <w:jc w:val="center"/>
             </w:pPr>
@@ -24740,6 +25267,7 @@
           </w:tcPr>
           <w:p>
             <w:pPr>
+              <w:keepNext w:val="false"/>
               <w:spacing w:after="40" w:before="0"/>
               <w:jc w:val="left"/>
             </w:pPr>
@@ -24804,6 +25332,7 @@
           </w:tcPr>
           <w:p>
             <w:pPr>
+              <w:keepNext w:val="false"/>
               <w:spacing w:after="40" w:before="0"/>
               <w:jc w:val="center"/>
             </w:pPr>
@@ -24838,6 +25367,7 @@
           </w:tcPr>
           <w:p>
             <w:pPr>
+              <w:keepNext w:val="false"/>
               <w:spacing w:after="40" w:before="0"/>
               <w:jc w:val="left"/>
             </w:pPr>
@@ -24870,6 +25400,7 @@
           </w:tcPr>
           <w:p>
             <w:pPr>
+              <w:keepNext w:val="false"/>
               <w:spacing w:after="40" w:before="0"/>
               <w:jc w:val="left"/>
             </w:pPr>
@@ -24902,6 +25433,7 @@
           </w:tcPr>
           <w:p>
             <w:pPr>
+              <w:keepNext w:val="false"/>
               <w:spacing w:after="40" w:before="0"/>
               <w:jc w:val="left"/>
             </w:pPr>
@@ -24934,6 +25466,7 @@
           </w:tcPr>
           <w:p>
             <w:pPr>
+              <w:keepNext w:val="false"/>
               <w:spacing w:after="40" w:before="0"/>
               <w:jc w:val="left"/>
             </w:pPr>
@@ -24966,6 +25499,7 @@
           </w:tcPr>
           <w:p>
             <w:pPr>
+              <w:keepNext w:val="false"/>
               <w:spacing w:after="40" w:before="0"/>
               <w:jc w:val="left"/>
             </w:pPr>
@@ -25000,6 +25534,7 @@
           </w:tcPr>
           <w:p>
             <w:pPr>
+              <w:keepNext w:val="false"/>
               <w:spacing w:after="40" w:before="0"/>
               <w:jc w:val="left"/>
             </w:pPr>
@@ -25037,7 +25572,7 @@
             <w:pPr>
               <w:spacing w:after="20" w:before="0"/>
             </w:pPr>
-            <w:hyperlink w:history="1" r:id="rIdg74vzo1fokhb6k_jozbv9">
+            <w:hyperlink w:history="1" r:id="rIdth4ix7zg1z8w1dwc6apua">
               <w:r>
                 <w:rPr>
                   <w:rFonts w:ascii="Arial" w:cs="Arial" w:eastAsia="Arial" w:hAnsi="Arial"/>
@@ -25086,7 +25621,7 @@
               <w:spacing w:after="10" w:before="0"/>
               <w:ind w:left="120"/>
             </w:pPr>
-            <w:hyperlink w:history="1" r:id="rIdcieoidvuzvpm2xmnv8ftw">
+            <w:hyperlink w:history="1" r:id="rIdy3u6l1kga-5qbmg1dij--">
               <w:r>
                 <w:rPr>
                   <w:rFonts w:ascii="Arial" w:cs="Arial" w:eastAsia="Arial" w:hAnsi="Arial"/>
@@ -25131,7 +25666,7 @@
             <w:pPr>
               <w:spacing w:after="20" w:before="0"/>
             </w:pPr>
-            <w:hyperlink w:history="1" r:id="rIdncprg1jhomc5sazzmxwa6">
+            <w:hyperlink w:history="1" r:id="rIdcxlugtyouswymc1ryf3rt">
               <w:r>
                 <w:rPr>
                   <w:rFonts w:ascii="Arial" w:cs="Arial" w:eastAsia="Arial" w:hAnsi="Arial"/>
@@ -25180,7 +25715,7 @@
               <w:spacing w:after="10" w:before="0"/>
               <w:ind w:left="120"/>
             </w:pPr>
-            <w:hyperlink w:history="1" r:id="rIde-jzvk09eoqjodv7twsux">
+            <w:hyperlink w:history="1" r:id="rIdkyzz_malmx6vwwwvtnzyr">
               <w:r>
                 <w:rPr>
                   <w:rFonts w:ascii="Arial" w:cs="Arial" w:eastAsia="Arial" w:hAnsi="Arial"/>
@@ -25208,6 +25743,7 @@
           </w:tcPr>
           <w:p>
             <w:pPr>
+              <w:keepNext w:val="false"/>
               <w:spacing w:after="40" w:before="0"/>
               <w:jc w:val="left"/>
             </w:pPr>
@@ -25240,6 +25776,7 @@
           </w:tcPr>
           <w:p>
             <w:pPr>
+              <w:keepNext w:val="false"/>
               <w:spacing w:after="40" w:before="0"/>
               <w:jc w:val="left"/>
             </w:pPr>
@@ -25272,6 +25809,7 @@
           </w:tcPr>
           <w:p>
             <w:pPr>
+              <w:keepNext w:val="false"/>
               <w:spacing w:after="40" w:before="0"/>
               <w:jc w:val="left"/>
             </w:pPr>
@@ -25304,6 +25842,7 @@
           </w:tcPr>
           <w:p>
             <w:pPr>
+              <w:keepNext w:val="false"/>
               <w:spacing w:after="40" w:before="0"/>
               <w:jc w:val="left"/>
             </w:pPr>
@@ -25338,6 +25877,7 @@
           </w:tcPr>
           <w:p>
             <w:pPr>
+              <w:keepNext w:val="false"/>
               <w:spacing w:after="40" w:before="0"/>
               <w:jc w:val="left"/>
             </w:pPr>
@@ -25375,7 +25915,7 @@
             <w:pPr>
               <w:spacing w:after="20" w:before="0"/>
             </w:pPr>
-            <w:hyperlink w:history="1" r:id="rIdgrsavummfij7rykq-2wbd">
+            <w:hyperlink w:history="1" r:id="rId2no1cgxfydohqhzkrpelh">
               <w:r>
                 <w:rPr>
                   <w:rFonts w:ascii="Arial" w:cs="Arial" w:eastAsia="Arial" w:hAnsi="Arial"/>
@@ -25424,7 +25964,7 @@
               <w:spacing w:after="10" w:before="0"/>
               <w:ind w:left="120"/>
             </w:pPr>
-            <w:hyperlink w:history="1" r:id="rIdipbzbybqf1gqlxavrq076">
+            <w:hyperlink w:history="1" r:id="rIdlenqrfvjhdaejbjsht7fv">
               <w:r>
                 <w:rPr>
                   <w:rFonts w:ascii="Arial" w:cs="Arial" w:eastAsia="Arial" w:hAnsi="Arial"/>
@@ -25469,7 +26009,7 @@
             <w:pPr>
               <w:spacing w:after="20" w:before="0"/>
             </w:pPr>
-            <w:hyperlink w:history="1" r:id="rIdp3sliecdtldmpl5yo5zog">
+            <w:hyperlink w:history="1" r:id="rIdxmderlauqlxz2kmwoac_-">
               <w:r>
                 <w:rPr>
                   <w:rFonts w:ascii="Arial" w:cs="Arial" w:eastAsia="Arial" w:hAnsi="Arial"/>
@@ -25518,7 +26058,7 @@
               <w:spacing w:after="10" w:before="0"/>
               <w:ind w:left="120"/>
             </w:pPr>
-            <w:hyperlink w:history="1" r:id="rId7apqb1wjhvmqi_paci8cm">
+            <w:hyperlink w:history="1" r:id="rIdgeit_padjjljdizhegpbf">
               <w:r>
                 <w:rPr>
                   <w:rFonts w:ascii="Arial" w:cs="Arial" w:eastAsia="Arial" w:hAnsi="Arial"/>
@@ -25546,6 +26086,7 @@
           </w:tcPr>
           <w:p>
             <w:pPr>
+              <w:keepNext w:val="false"/>
               <w:spacing w:after="40" w:before="0"/>
               <w:jc w:val="left"/>
             </w:pPr>
@@ -25578,6 +26119,7 @@
           </w:tcPr>
           <w:p>
             <w:pPr>
+              <w:keepNext w:val="false"/>
               <w:spacing w:after="40" w:before="0"/>
               <w:jc w:val="left"/>
             </w:pPr>
@@ -25610,6 +26152,7 @@
           </w:tcPr>
           <w:p>
             <w:pPr>
+              <w:keepNext w:val="false"/>
               <w:spacing w:after="40" w:before="0"/>
               <w:jc w:val="left"/>
             </w:pPr>
@@ -25642,6 +26185,7 @@
           </w:tcPr>
           <w:p>
             <w:pPr>
+              <w:keepNext w:val="false"/>
               <w:spacing w:after="40" w:before="0"/>
               <w:jc w:val="left"/>
             </w:pPr>
@@ -25676,6 +26220,7 @@
           </w:tcPr>
           <w:p>
             <w:pPr>
+              <w:keepNext w:val="false"/>
               <w:spacing w:after="40" w:before="0"/>
               <w:jc w:val="left"/>
             </w:pPr>
@@ -25713,7 +26258,7 @@
             <w:pPr>
               <w:spacing w:after="20" w:before="0"/>
             </w:pPr>
-            <w:hyperlink w:history="1" r:id="rIdfb4vbwq5bkq2lo5u64e9s">
+            <w:hyperlink w:history="1" r:id="rIdryeb0wrhhpagdt2iiou57">
               <w:r>
                 <w:rPr>
                   <w:rFonts w:ascii="Arial" w:cs="Arial" w:eastAsia="Arial" w:hAnsi="Arial"/>
@@ -25762,7 +26307,7 @@
               <w:spacing w:after="10" w:before="0"/>
               <w:ind w:left="120"/>
             </w:pPr>
-            <w:hyperlink w:history="1" r:id="rIdkvamdm5u_pimr9wlin7ul">
+            <w:hyperlink w:history="1" r:id="rIde6rd4_hg-nukhr04scefq">
               <w:r>
                 <w:rPr>
                   <w:rFonts w:ascii="Arial" w:cs="Arial" w:eastAsia="Arial" w:hAnsi="Arial"/>
@@ -25807,7 +26352,7 @@
             <w:pPr>
               <w:spacing w:after="20" w:before="0"/>
             </w:pPr>
-            <w:hyperlink w:history="1" r:id="rIdpbrv1n1ecr56teczyntvk">
+            <w:hyperlink w:history="1" r:id="rIdhpejegzgdm10vnzz7klrr">
               <w:r>
                 <w:rPr>
                   <w:rFonts w:ascii="Arial" w:cs="Arial" w:eastAsia="Arial" w:hAnsi="Arial"/>
@@ -25856,7 +26401,7 @@
               <w:spacing w:after="10" w:before="0"/>
               <w:ind w:left="120"/>
             </w:pPr>
-            <w:hyperlink w:history="1" r:id="rId6wdjj3nbwvaizemhfmrhw">
+            <w:hyperlink w:history="1" r:id="rIdilczvwglrnam_d0fsgc9y">
               <w:r>
                 <w:rPr>
                   <w:rFonts w:ascii="Arial" w:cs="Arial" w:eastAsia="Arial" w:hAnsi="Arial"/>
@@ -25884,6 +26429,7 @@
           </w:tcPr>
           <w:p>
             <w:pPr>
+              <w:keepNext w:val="false"/>
               <w:spacing w:after="40" w:before="0"/>
               <w:jc w:val="left"/>
             </w:pPr>
@@ -25916,6 +26462,7 @@
           </w:tcPr>
           <w:p>
             <w:pPr>
+              <w:keepNext w:val="false"/>
               <w:spacing w:after="40" w:before="0"/>
               <w:jc w:val="left"/>
             </w:pPr>
@@ -25948,6 +26495,7 @@
           </w:tcPr>
           <w:p>
             <w:pPr>
+              <w:keepNext w:val="false"/>
               <w:spacing w:after="40" w:before="0"/>
               <w:jc w:val="left"/>
             </w:pPr>
@@ -25980,6 +26528,7 @@
           </w:tcPr>
           <w:p>
             <w:pPr>
+              <w:keepNext w:val="false"/>
               <w:spacing w:after="40" w:before="0"/>
               <w:jc w:val="left"/>
             </w:pPr>
@@ -26014,6 +26563,7 @@
           </w:tcPr>
           <w:p>
             <w:pPr>
+              <w:keepNext w:val="false"/>
               <w:spacing w:after="40" w:before="0"/>
               <w:jc w:val="left"/>
             </w:pPr>
@@ -26051,7 +26601,7 @@
             <w:pPr>
               <w:spacing w:after="20" w:before="0"/>
             </w:pPr>
-            <w:hyperlink w:history="1" r:id="rId44qoyiu3opsi7sqei_6y5">
+            <w:hyperlink w:history="1" r:id="rIddtwjieqi-lgteijk4njho">
               <w:r>
                 <w:rPr>
                   <w:rFonts w:ascii="Arial" w:cs="Arial" w:eastAsia="Arial" w:hAnsi="Arial"/>
@@ -26100,7 +26650,7 @@
               <w:spacing w:after="10" w:before="0"/>
               <w:ind w:left="120"/>
             </w:pPr>
-            <w:hyperlink w:history="1" r:id="rIdnoq4adstocrkeabgfwciz">
+            <w:hyperlink w:history="1" r:id="rIdrtaz8zzghopmao8wyo9fr">
               <w:r>
                 <w:rPr>
                   <w:rFonts w:ascii="Arial" w:cs="Arial" w:eastAsia="Arial" w:hAnsi="Arial"/>
@@ -26145,7 +26695,7 @@
             <w:pPr>
               <w:spacing w:after="20" w:before="0"/>
             </w:pPr>
-            <w:hyperlink w:history="1" r:id="rIdcutxn_frqk63ojqwjp_pj">
+            <w:hyperlink w:history="1" r:id="rIdwpeha8qgzfv_uh-jju8g2">
               <w:r>
                 <w:rPr>
                   <w:rFonts w:ascii="Arial" w:cs="Arial" w:eastAsia="Arial" w:hAnsi="Arial"/>
@@ -26194,7 +26744,7 @@
               <w:spacing w:after="10" w:before="0"/>
               <w:ind w:left="120"/>
             </w:pPr>
-            <w:hyperlink w:history="1" r:id="rIdfpddesy_z0yhaj1g5kbwz">
+            <w:hyperlink w:history="1" r:id="rId14mev3n6ggmvjogrjbsxv">
               <w:r>
                 <w:rPr>
                   <w:rFonts w:ascii="Arial" w:cs="Arial" w:eastAsia="Arial" w:hAnsi="Arial"/>
@@ -26222,6 +26772,7 @@
           </w:tcPr>
           <w:p>
             <w:pPr>
+              <w:keepNext w:val="false"/>
               <w:spacing w:after="40" w:before="0"/>
               <w:jc w:val="left"/>
             </w:pPr>
@@ -26254,6 +26805,7 @@
           </w:tcPr>
           <w:p>
             <w:pPr>
+              <w:keepNext w:val="false"/>
               <w:spacing w:after="40" w:before="0"/>
               <w:jc w:val="left"/>
             </w:pPr>
@@ -26286,6 +26838,7 @@
           </w:tcPr>
           <w:p>
             <w:pPr>
+              <w:keepNext w:val="false"/>
               <w:spacing w:after="40" w:before="0"/>
               <w:jc w:val="left"/>
             </w:pPr>
@@ -26318,6 +26871,7 @@
           </w:tcPr>
           <w:p>
             <w:pPr>
+              <w:keepNext w:val="false"/>
               <w:spacing w:after="40" w:before="0"/>
               <w:jc w:val="left"/>
             </w:pPr>
@@ -26352,6 +26906,7 @@
           </w:tcPr>
           <w:p>
             <w:pPr>
+              <w:keepNext w:val="false"/>
               <w:spacing w:after="40" w:before="0"/>
               <w:jc w:val="left"/>
             </w:pPr>
@@ -26389,7 +26944,7 @@
             <w:pPr>
               <w:spacing w:after="20" w:before="0"/>
             </w:pPr>
-            <w:hyperlink w:history="1" r:id="rIdlw8gk16tl8rq2inrgjbud">
+            <w:hyperlink w:history="1" r:id="rIdvbe89uxrtm7i5g4l1d2zs">
               <w:r>
                 <w:rPr>
                   <w:rFonts w:ascii="Arial" w:cs="Arial" w:eastAsia="Arial" w:hAnsi="Arial"/>
@@ -26438,7 +26993,7 @@
               <w:spacing w:after="10" w:before="0"/>
               <w:ind w:left="120"/>
             </w:pPr>
-            <w:hyperlink w:history="1" r:id="rIdbbiqm1buzz9a3oisxkeh3">
+            <w:hyperlink w:history="1" r:id="rId7xx27gsn2ac7r_z6upy-g">
               <w:r>
                 <w:rPr>
                   <w:rFonts w:ascii="Arial" w:cs="Arial" w:eastAsia="Arial" w:hAnsi="Arial"/>
@@ -26483,7 +27038,7 @@
             <w:pPr>
               <w:spacing w:after="20" w:before="0"/>
             </w:pPr>
-            <w:hyperlink w:history="1" r:id="rIdj_j5bxkeljx_6k0xittlj">
+            <w:hyperlink w:history="1" r:id="rIdrhmanvzuzyc7e62l0ucrb">
               <w:r>
                 <w:rPr>
                   <w:rFonts w:ascii="Arial" w:cs="Arial" w:eastAsia="Arial" w:hAnsi="Arial"/>
@@ -26532,7 +27087,7 @@
               <w:spacing w:after="10" w:before="0"/>
               <w:ind w:left="120"/>
             </w:pPr>
-            <w:hyperlink w:history="1" r:id="rIdxm4d3f39pmlbni0fdvuz2">
+            <w:hyperlink w:history="1" r:id="rIdfpc8q2s4_w8vlod1ppten">
               <w:r>
                 <w:rPr>
                   <w:rFonts w:ascii="Arial" w:cs="Arial" w:eastAsia="Arial" w:hAnsi="Arial"/>
@@ -26560,6 +27115,7 @@
           </w:tcPr>
           <w:p>
             <w:pPr>
+              <w:keepNext w:val="false"/>
               <w:spacing w:after="40" w:before="0"/>
               <w:jc w:val="left"/>
             </w:pPr>
@@ -26592,6 +27148,7 @@
           </w:tcPr>
           <w:p>
             <w:pPr>
+              <w:keepNext w:val="false"/>
               <w:spacing w:after="40" w:before="0"/>
               <w:jc w:val="left"/>
             </w:pPr>
@@ -26624,6 +27181,7 @@
           </w:tcPr>
           <w:p>
             <w:pPr>
+              <w:keepNext w:val="false"/>
               <w:spacing w:after="40" w:before="0"/>
               <w:jc w:val="left"/>
             </w:pPr>
@@ -26656,6 +27214,7 @@
           </w:tcPr>
           <w:p>
             <w:pPr>
+              <w:keepNext w:val="false"/>
               <w:spacing w:after="40" w:before="0"/>
               <w:jc w:val="left"/>
             </w:pPr>
@@ -26715,6 +27274,7 @@
           </w:tcPr>
           <w:p>
             <w:pPr>
+              <w:keepNext w:val="false"/>
               <w:spacing w:after="40" w:before="0"/>
               <w:jc w:val="center"/>
             </w:pPr>
@@ -26749,6 +27309,7 @@
           </w:tcPr>
           <w:p>
             <w:pPr>
+              <w:keepNext w:val="false"/>
               <w:spacing w:after="40" w:before="0"/>
               <w:jc w:val="left"/>
             </w:pPr>
@@ -26810,6 +27371,7 @@
           </w:tcPr>
           <w:p>
             <w:pPr>
+              <w:keepNext w:val="false"/>
               <w:spacing w:after="40" w:before="0"/>
               <w:jc w:val="center"/>
             </w:pPr>
@@ -26844,6 +27406,7 @@
           </w:tcPr>
           <w:p>
             <w:pPr>
+              <w:keepNext w:val="false"/>
               <w:spacing w:after="40" w:before="0"/>
               <w:jc w:val="left"/>
             </w:pPr>
@@ -26876,6 +27439,7 @@
           </w:tcPr>
           <w:p>
             <w:pPr>
+              <w:keepNext w:val="false"/>
               <w:spacing w:after="40" w:before="0"/>
               <w:jc w:val="left"/>
             </w:pPr>
@@ -26910,6 +27474,7 @@
           </w:tcPr>
           <w:p>
             <w:pPr>
+              <w:keepNext w:val="false"/>
               <w:spacing w:after="40" w:before="0"/>
               <w:jc w:val="left"/>
             </w:pPr>
@@ -26942,6 +27507,7 @@
           </w:tcPr>
           <w:p>
             <w:pPr>
+              <w:keepNext w:val="false"/>
               <w:spacing w:after="40" w:before="0"/>
               <w:jc w:val="left"/>
             </w:pPr>
@@ -26976,6 +27542,7 @@
           </w:tcPr>
           <w:p>
             <w:pPr>
+              <w:keepNext w:val="false"/>
               <w:spacing w:after="40" w:before="0"/>
               <w:jc w:val="left"/>
             </w:pPr>
@@ -27008,6 +27575,7 @@
           </w:tcPr>
           <w:p>
             <w:pPr>
+              <w:keepNext w:val="false"/>
               <w:spacing w:after="40" w:before="0"/>
               <w:jc w:val="left"/>
             </w:pPr>
@@ -27044,7 +27612,7 @@
         </w:rPr>
         <w:t xml:space="preserve">© 2026 SeaVuria and ARES. Aligned with KICD objectives. Developed by SeaVuria; technical implementation by ARES (with AI assistance from Claude). Licensed under </w:t>
       </w:r>
-      <w:hyperlink w:history="1" r:id="rIdj6o99gxvazoqjnqukb24d">
+      <w:hyperlink w:history="1" r:id="rId5wzmypepdzd6m7t4tkczw">
         <w:r>
           <w:rPr>
             <w:rFonts w:ascii="Arial" w:cs="Arial" w:eastAsia="Arial" w:hAnsi="Arial"/>
@@ -27065,7 +27633,7 @@
         </w:rPr>
         <w:t xml:space="preserve"> (</w:t>
       </w:r>
-      <w:hyperlink w:history="1" r:id="rId0s9o_urnbr_mxmknt2otn">
+      <w:hyperlink w:history="1" r:id="rIdo9b_7-ceqcntl3j2czwsy">
         <w:r>
           <w:rPr>
             <w:rFonts w:ascii="Arial" w:cs="Arial" w:eastAsia="Arial" w:hAnsi="Arial"/>
@@ -27126,6 +27694,7 @@
           </w:tcPr>
           <w:p>
             <w:pPr>
+              <w:keepNext w:val="false"/>
               <w:spacing w:after="40" w:before="0"/>
               <w:jc w:val="center"/>
             </w:pPr>
@@ -27160,6 +27729,7 @@
           </w:tcPr>
           <w:p>
             <w:pPr>
+              <w:keepNext w:val="false"/>
               <w:spacing w:after="40" w:before="0"/>
               <w:jc w:val="left"/>
             </w:pPr>
@@ -27192,6 +27762,7 @@
           </w:tcPr>
           <w:p>
             <w:pPr>
+              <w:keepNext w:val="false"/>
               <w:spacing w:after="40" w:before="0"/>
               <w:jc w:val="left"/>
             </w:pPr>
@@ -27224,6 +27795,7 @@
           </w:tcPr>
           <w:p>
             <w:pPr>
+              <w:keepNext w:val="false"/>
               <w:spacing w:after="40" w:before="0"/>
               <w:jc w:val="left"/>
             </w:pPr>
@@ -27258,6 +27830,7 @@
           </w:tcPr>
           <w:p>
             <w:pPr>
+              <w:keepNext w:val="false"/>
               <w:spacing w:after="40" w:before="0"/>
               <w:jc w:val="left"/>
             </w:pPr>
@@ -27290,6 +27863,7 @@
           </w:tcPr>
           <w:p>
             <w:pPr>
+              <w:keepNext w:val="false"/>
               <w:spacing w:after="40" w:before="0"/>
               <w:jc w:val="left"/>
             </w:pPr>
@@ -27322,6 +27896,7 @@
           </w:tcPr>
           <w:p>
             <w:pPr>
+              <w:keepNext w:val="false"/>
               <w:spacing w:after="40" w:before="0"/>
               <w:jc w:val="left"/>
             </w:pPr>
@@ -27356,6 +27931,7 @@
           </w:tcPr>
           <w:p>
             <w:pPr>
+              <w:keepNext w:val="false"/>
               <w:spacing w:after="40" w:before="0"/>
               <w:jc w:val="left"/>
             </w:pPr>
@@ -27388,6 +27964,7 @@
           </w:tcPr>
           <w:p>
             <w:pPr>
+              <w:keepNext w:val="false"/>
               <w:spacing w:after="40" w:before="0"/>
               <w:jc w:val="left"/>
             </w:pPr>
@@ -27420,6 +27997,7 @@
           </w:tcPr>
           <w:p>
             <w:pPr>
+              <w:keepNext w:val="false"/>
               <w:spacing w:after="40" w:before="0"/>
               <w:jc w:val="left"/>
             </w:pPr>
@@ -27454,6 +28032,7 @@
           </w:tcPr>
           <w:p>
             <w:pPr>
+              <w:keepNext w:val="false"/>
               <w:spacing w:after="40" w:before="0"/>
               <w:jc w:val="left"/>
             </w:pPr>
@@ -27486,6 +28065,7 @@
           </w:tcPr>
           <w:p>
             <w:pPr>
+              <w:keepNext w:val="false"/>
               <w:spacing w:after="40" w:before="0"/>
               <w:jc w:val="left"/>
             </w:pPr>
@@ -27518,6 +28098,7 @@
           </w:tcPr>
           <w:p>
             <w:pPr>
+              <w:keepNext w:val="false"/>
               <w:spacing w:after="40" w:before="0"/>
               <w:jc w:val="left"/>
             </w:pPr>

--- a/data/outputs/v2/Core_Mathematics/SS1.2_Indices_and_Logarithms/Core_Mathematics_Indices_and_Logarithms_CBE_LessonSequence.docx
+++ b/data/outputs/v2/Core_Mathematics/SS1.2_Indices_and_Logarithms/Core_Mathematics_Indices_and_Logarithms_CBE_LessonSequence.docx
@@ -2458,7 +2458,7 @@
         </w:rPr>
         <w:t xml:space="preserve">© 2026 SeaVuria and ARES. This work is licensed under a </w:t>
       </w:r>
-      <w:hyperlink w:history="1" r:id="rIdegtn67hgt0wwlmq4zx_lt">
+      <w:hyperlink w:history="1" r:id="rIdvdcyi0nng0cpefz7b0wed">
         <w:r>
           <w:rPr>
             <w:rFonts w:ascii="Arial" w:cs="Arial" w:eastAsia="Arial" w:hAnsi="Arial"/>
@@ -2478,7 +2478,7 @@
         </w:rPr>
         <w:t xml:space="preserve"> (</w:t>
       </w:r>
-      <w:hyperlink w:history="1" r:id="rIdbq1-ycghni0-gzsbp2muv">
+      <w:hyperlink w:history="1" r:id="rIdyhzg6pmnjnufqxtsj_seb">
         <w:r>
           <w:rPr>
             <w:rFonts w:ascii="Arial" w:cs="Arial" w:eastAsia="Arial" w:hAnsi="Arial"/>
@@ -2498,7 +2498,7 @@
         </w:rPr>
         <w:t xml:space="preserve">). To view a copy of this license, visit </w:t>
       </w:r>
-      <w:hyperlink w:history="1" r:id="rIdxpacqvhd93fil1_hqxsr3">
+      <w:hyperlink w:history="1" r:id="rIdmze1jd-p8rqc8rjfnshq2">
         <w:r>
           <w:rPr>
             <w:rFonts w:ascii="Arial" w:cs="Arial" w:eastAsia="Arial" w:hAnsi="Arial"/>
@@ -3537,7 +3537,7 @@
             <w:pPr>
               <w:spacing w:after="20" w:before="0"/>
             </w:pPr>
-            <w:hyperlink w:history="1" r:id="rIdwqf2q1rsq0zdi-oqj_9qh">
+            <w:hyperlink w:history="1" r:id="rIdcotuosyfqoklbad3df-ib">
               <w:r>
                 <w:rPr>
                   <w:rFonts w:ascii="Arial" w:cs="Arial" w:eastAsia="Arial" w:hAnsi="Arial"/>
@@ -3570,7 +3570,7 @@
               <w:spacing w:after="10" w:before="0"/>
               <w:ind w:left="120"/>
             </w:pPr>
-            <w:hyperlink w:history="1" r:id="rIdzrxaymtcmztholxupygkm">
+            <w:hyperlink w:history="1" r:id="rIdqcix3vbuctqnvapzrk_bk">
               <w:r>
                 <w:rPr>
                   <w:rFonts w:ascii="Arial" w:cs="Arial" w:eastAsia="Arial" w:hAnsi="Arial"/>
@@ -3615,7 +3615,7 @@
             <w:pPr>
               <w:spacing w:after="20" w:before="0"/>
             </w:pPr>
-            <w:hyperlink w:history="1" r:id="rIdrlv_gmymtpzz8pasuhh71">
+            <w:hyperlink w:history="1" r:id="rIdxrw6jm_jze3ranbt67wkl">
               <w:r>
                 <w:rPr>
                   <w:rFonts w:ascii="Arial" w:cs="Arial" w:eastAsia="Arial" w:hAnsi="Arial"/>
@@ -3648,7 +3648,7 @@
               <w:spacing w:after="10" w:before="0"/>
               <w:ind w:left="120"/>
             </w:pPr>
-            <w:hyperlink w:history="1" r:id="rIder5e7aodopqlk71m9uvgr">
+            <w:hyperlink w:history="1" r:id="rIdnkizgq2_2jg7re4r6iqmb">
               <w:r>
                 <w:rPr>
                   <w:rFonts w:ascii="Arial" w:cs="Arial" w:eastAsia="Arial" w:hAnsi="Arial"/>
@@ -3848,7 +3848,7 @@
             <w:pPr>
               <w:spacing w:after="20" w:before="0"/>
             </w:pPr>
-            <w:hyperlink w:history="1" r:id="rIdybjrmy0oeaxb-xmoqcqgg">
+            <w:hyperlink w:history="1" r:id="rIdzvjlqkitomctlzvrpy_z9">
               <w:r>
                 <w:rPr>
                   <w:rFonts w:ascii="Arial" w:cs="Arial" w:eastAsia="Arial" w:hAnsi="Arial"/>
@@ -3881,7 +3881,7 @@
               <w:spacing w:after="10" w:before="0"/>
               <w:ind w:left="120"/>
             </w:pPr>
-            <w:hyperlink w:history="1" r:id="rId2q7mx2q_ztlrwzbdueotz">
+            <w:hyperlink w:history="1" r:id="rIdidopugw08r5qopxfbfehq">
               <w:r>
                 <w:rPr>
                   <w:rFonts w:ascii="Arial" w:cs="Arial" w:eastAsia="Arial" w:hAnsi="Arial"/>
@@ -3926,7 +3926,7 @@
             <w:pPr>
               <w:spacing w:after="20" w:before="0"/>
             </w:pPr>
-            <w:hyperlink w:history="1" r:id="rIdonovux4tc_askhu98emuk">
+            <w:hyperlink w:history="1" r:id="rIdwg1terssteiik4p0lddw1">
               <w:r>
                 <w:rPr>
                   <w:rFonts w:ascii="Arial" w:cs="Arial" w:eastAsia="Arial" w:hAnsi="Arial"/>
@@ -3959,7 +3959,7 @@
               <w:spacing w:after="10" w:before="0"/>
               <w:ind w:left="120"/>
             </w:pPr>
-            <w:hyperlink w:history="1" r:id="rIdwpjszwjjmrxtthlnxphqk">
+            <w:hyperlink w:history="1" r:id="rIdecp57lirv1q_f_nymoet5">
               <w:r>
                 <w:rPr>
                   <w:rFonts w:ascii="Arial" w:cs="Arial" w:eastAsia="Arial" w:hAnsi="Arial"/>
@@ -4159,7 +4159,7 @@
             <w:pPr>
               <w:spacing w:after="20" w:before="0"/>
             </w:pPr>
-            <w:hyperlink w:history="1" r:id="rIdqvapsdcjrxoh6y3tf3jix">
+            <w:hyperlink w:history="1" r:id="rId3pamgrz3pohjj8igai6he">
               <w:r>
                 <w:rPr>
                   <w:rFonts w:ascii="Arial" w:cs="Arial" w:eastAsia="Arial" w:hAnsi="Arial"/>
@@ -4192,7 +4192,7 @@
               <w:spacing w:after="10" w:before="0"/>
               <w:ind w:left="120"/>
             </w:pPr>
-            <w:hyperlink w:history="1" r:id="rIdn1oppn0lp7um09dprwiys">
+            <w:hyperlink w:history="1" r:id="rIdrn--zul3fy6xg38nla23u">
               <w:r>
                 <w:rPr>
                   <w:rFonts w:ascii="Arial" w:cs="Arial" w:eastAsia="Arial" w:hAnsi="Arial"/>
@@ -4237,7 +4237,7 @@
             <w:pPr>
               <w:spacing w:after="20" w:before="0"/>
             </w:pPr>
-            <w:hyperlink w:history="1" r:id="rIdqdvxwv1kaj9csyh4qwmz2">
+            <w:hyperlink w:history="1" r:id="rIdtabldjiv6i_qicjxxlspd">
               <w:r>
                 <w:rPr>
                   <w:rFonts w:ascii="Arial" w:cs="Arial" w:eastAsia="Arial" w:hAnsi="Arial"/>
@@ -4270,7 +4270,7 @@
               <w:spacing w:after="10" w:before="0"/>
               <w:ind w:left="120"/>
             </w:pPr>
-            <w:hyperlink w:history="1" r:id="rIdk0qtbtvrtogekprlwx2ys">
+            <w:hyperlink w:history="1" r:id="rIdps4fainmfbhmoneson5nf">
               <w:r>
                 <w:rPr>
                   <w:rFonts w:ascii="Arial" w:cs="Arial" w:eastAsia="Arial" w:hAnsi="Arial"/>
@@ -4470,7 +4470,7 @@
             <w:pPr>
               <w:spacing w:after="20" w:before="0"/>
             </w:pPr>
-            <w:hyperlink w:history="1" r:id="rIdz6otpyycr2mcs2uqi7eob">
+            <w:hyperlink w:history="1" r:id="rIdhxjq9xehz7e0noyjf1euz">
               <w:r>
                 <w:rPr>
                   <w:rFonts w:ascii="Arial" w:cs="Arial" w:eastAsia="Arial" w:hAnsi="Arial"/>
@@ -4503,7 +4503,7 @@
               <w:spacing w:after="10" w:before="0"/>
               <w:ind w:left="120"/>
             </w:pPr>
-            <w:hyperlink w:history="1" r:id="rIdu66ihf49qwjzzq4ywhbts">
+            <w:hyperlink w:history="1" r:id="rIdtyrsspnmu0gmfrwaxrcig">
               <w:r>
                 <w:rPr>
                   <w:rFonts w:ascii="Arial" w:cs="Arial" w:eastAsia="Arial" w:hAnsi="Arial"/>
@@ -4548,7 +4548,7 @@
             <w:pPr>
               <w:spacing w:after="20" w:before="0"/>
             </w:pPr>
-            <w:hyperlink w:history="1" r:id="rIdn8_jksn50j7e6okboujoe">
+            <w:hyperlink w:history="1" r:id="rIdiv4-7d0-fm60k3nuulsta">
               <w:r>
                 <w:rPr>
                   <w:rFonts w:ascii="Arial" w:cs="Arial" w:eastAsia="Arial" w:hAnsi="Arial"/>
@@ -4581,7 +4581,7 @@
               <w:spacing w:after="10" w:before="0"/>
               <w:ind w:left="120"/>
             </w:pPr>
-            <w:hyperlink w:history="1" r:id="rId_jl5ggyimtswhb8n0knpr">
+            <w:hyperlink w:history="1" r:id="rId_aqnosh1ylxpjh1casbiy">
               <w:r>
                 <w:rPr>
                   <w:rFonts w:ascii="Arial" w:cs="Arial" w:eastAsia="Arial" w:hAnsi="Arial"/>
@@ -4781,7 +4781,7 @@
             <w:pPr>
               <w:spacing w:after="20" w:before="0"/>
             </w:pPr>
-            <w:hyperlink w:history="1" r:id="rIdcflf34pm6fs-1gb79ipsh">
+            <w:hyperlink w:history="1" r:id="rIdefbbjgcvcl-n9htr1ekom">
               <w:r>
                 <w:rPr>
                   <w:rFonts w:ascii="Arial" w:cs="Arial" w:eastAsia="Arial" w:hAnsi="Arial"/>
@@ -4830,7 +4830,7 @@
               <w:spacing w:after="10" w:before="0"/>
               <w:ind w:left="120"/>
             </w:pPr>
-            <w:hyperlink w:history="1" r:id="rIdkjup-8j1zpuirbyfpnzup">
+            <w:hyperlink w:history="1" r:id="rIdt0inarx7umsobasbcd6og">
               <w:r>
                 <w:rPr>
                   <w:rFonts w:ascii="Arial" w:cs="Arial" w:eastAsia="Arial" w:hAnsi="Arial"/>
@@ -4875,7 +4875,7 @@
             <w:pPr>
               <w:spacing w:after="20" w:before="0"/>
             </w:pPr>
-            <w:hyperlink w:history="1" r:id="rId7hdmuxkvmupi9z8izhd0g">
+            <w:hyperlink w:history="1" r:id="rIdb4j32xpdczxs1kgraknsc">
               <w:r>
                 <w:rPr>
                   <w:rFonts w:ascii="Arial" w:cs="Arial" w:eastAsia="Arial" w:hAnsi="Arial"/>
@@ -4908,7 +4908,7 @@
               <w:spacing w:after="10" w:before="0"/>
               <w:ind w:left="120"/>
             </w:pPr>
-            <w:hyperlink w:history="1" r:id="rIdvvrznkqbimru7cbowp8zo">
+            <w:hyperlink w:history="1" r:id="rId_axsiwbutsjj3p8wlit99">
               <w:r>
                 <w:rPr>
                   <w:rFonts w:ascii="Arial" w:cs="Arial" w:eastAsia="Arial" w:hAnsi="Arial"/>
@@ -5433,7 +5433,7 @@
         </w:rPr>
         <w:t xml:space="preserve">© 2026 SeaVuria and ARES. Aligned with KICD objectives. Developed by SeaVuria; technical implementation by ARES (with AI assistance from Claude). Licensed under </w:t>
       </w:r>
-      <w:hyperlink w:history="1" r:id="rIdjzfeyx67d9g6q7dlhql20">
+      <w:hyperlink w:history="1" r:id="rIdifghmgfy8z-8ok8ck1oga">
         <w:r>
           <w:rPr>
             <w:rFonts w:ascii="Arial" w:cs="Arial" w:eastAsia="Arial" w:hAnsi="Arial"/>
@@ -5454,7 +5454,7 @@
         </w:rPr>
         <w:t xml:space="preserve"> (</w:t>
       </w:r>
-      <w:hyperlink w:history="1" r:id="rIdj6qrbxnp5zetz-h0kkyuk">
+      <w:hyperlink w:history="1" r:id="rIdnra6ofangfwhg-iyjhmuh">
         <w:r>
           <w:rPr>
             <w:rFonts w:ascii="Arial" w:cs="Arial" w:eastAsia="Arial" w:hAnsi="Arial"/>
@@ -6494,7 +6494,7 @@
             <w:pPr>
               <w:spacing w:after="20" w:before="0"/>
             </w:pPr>
-            <w:hyperlink w:history="1" r:id="rId0f1d-ui6axzoipnxnymst">
+            <w:hyperlink w:history="1" r:id="rId8uaxlx2rxrpbbe90z-k-z">
               <w:r>
                 <w:rPr>
                   <w:rFonts w:ascii="Arial" w:cs="Arial" w:eastAsia="Arial" w:hAnsi="Arial"/>
@@ -6527,7 +6527,7 @@
               <w:spacing w:after="10" w:before="0"/>
               <w:ind w:left="120"/>
             </w:pPr>
-            <w:hyperlink w:history="1" r:id="rIdhrdxegajr5oboxrcxsmbc">
+            <w:hyperlink w:history="1" r:id="rIdfwoag73szhi1px3twvgta">
               <w:r>
                 <w:rPr>
                   <w:rFonts w:ascii="Arial" w:cs="Arial" w:eastAsia="Arial" w:hAnsi="Arial"/>
@@ -6572,7 +6572,7 @@
             <w:pPr>
               <w:spacing w:after="20" w:before="0"/>
             </w:pPr>
-            <w:hyperlink w:history="1" r:id="rIdwanpdczobui8isnnixeay">
+            <w:hyperlink w:history="1" r:id="rIdlnipmjoaoci6heykwhvdc">
               <w:r>
                 <w:rPr>
                   <w:rFonts w:ascii="Arial" w:cs="Arial" w:eastAsia="Arial" w:hAnsi="Arial"/>
@@ -6605,7 +6605,7 @@
               <w:spacing w:after="10" w:before="0"/>
               <w:ind w:left="120"/>
             </w:pPr>
-            <w:hyperlink w:history="1" r:id="rIdxtwxalfeltwags288noyr">
+            <w:hyperlink w:history="1" r:id="rIdbdpyxalqjmwc1wzem7juz">
               <w:r>
                 <w:rPr>
                   <w:rFonts w:ascii="Arial" w:cs="Arial" w:eastAsia="Arial" w:hAnsi="Arial"/>
@@ -6805,7 +6805,7 @@
             <w:pPr>
               <w:spacing w:after="20" w:before="0"/>
             </w:pPr>
-            <w:hyperlink w:history="1" r:id="rId-mjvwlh9s_ugrj2jpn2h8">
+            <w:hyperlink w:history="1" r:id="rIdp9tntck-zbxenqnnqbtsi">
               <w:r>
                 <w:rPr>
                   <w:rFonts w:ascii="Arial" w:cs="Arial" w:eastAsia="Arial" w:hAnsi="Arial"/>
@@ -6838,7 +6838,7 @@
               <w:spacing w:after="10" w:before="0"/>
               <w:ind w:left="120"/>
             </w:pPr>
-            <w:hyperlink w:history="1" r:id="rIds72_koxiwqosolplxqvzj">
+            <w:hyperlink w:history="1" r:id="rIdmjllxikpr_itnk8ewuh3v">
               <w:r>
                 <w:rPr>
                   <w:rFonts w:ascii="Arial" w:cs="Arial" w:eastAsia="Arial" w:hAnsi="Arial"/>
@@ -6883,7 +6883,7 @@
             <w:pPr>
               <w:spacing w:after="20" w:before="0"/>
             </w:pPr>
-            <w:hyperlink w:history="1" r:id="rIdl9tmzs0oqido_7dctkqde">
+            <w:hyperlink w:history="1" r:id="rId9j5grr-kkbz2tobsg09ee">
               <w:r>
                 <w:rPr>
                   <w:rFonts w:ascii="Arial" w:cs="Arial" w:eastAsia="Arial" w:hAnsi="Arial"/>
@@ -6916,7 +6916,7 @@
               <w:spacing w:after="10" w:before="0"/>
               <w:ind w:left="120"/>
             </w:pPr>
-            <w:hyperlink w:history="1" r:id="rIdgptneswjkpofkxn5qycnv">
+            <w:hyperlink w:history="1" r:id="rId5tvcvxc9aumwelj0-292o">
               <w:r>
                 <w:rPr>
                   <w:rFonts w:ascii="Arial" w:cs="Arial" w:eastAsia="Arial" w:hAnsi="Arial"/>
@@ -7116,7 +7116,7 @@
             <w:pPr>
               <w:spacing w:after="20" w:before="0"/>
             </w:pPr>
-            <w:hyperlink w:history="1" r:id="rIdtd4whhvnz-qkeemmibscw">
+            <w:hyperlink w:history="1" r:id="rId1zw0uw5udvyi77aicpbtw">
               <w:r>
                 <w:rPr>
                   <w:rFonts w:ascii="Arial" w:cs="Arial" w:eastAsia="Arial" w:hAnsi="Arial"/>
@@ -7149,7 +7149,7 @@
               <w:spacing w:after="10" w:before="0"/>
               <w:ind w:left="120"/>
             </w:pPr>
-            <w:hyperlink w:history="1" r:id="rIdsz5uve27jxg0zxm21jlzm">
+            <w:hyperlink w:history="1" r:id="rIdwjldcxxjznjcw4k_y2shs">
               <w:r>
                 <w:rPr>
                   <w:rFonts w:ascii="Arial" w:cs="Arial" w:eastAsia="Arial" w:hAnsi="Arial"/>
@@ -7194,7 +7194,7 @@
             <w:pPr>
               <w:spacing w:after="20" w:before="0"/>
             </w:pPr>
-            <w:hyperlink w:history="1" r:id="rIdo1strwhzeq8bydxbqc7fo">
+            <w:hyperlink w:history="1" r:id="rIdy3q4yaqbymtftvlt7rw1l">
               <w:r>
                 <w:rPr>
                   <w:rFonts w:ascii="Arial" w:cs="Arial" w:eastAsia="Arial" w:hAnsi="Arial"/>
@@ -7227,7 +7227,7 @@
               <w:spacing w:after="10" w:before="0"/>
               <w:ind w:left="120"/>
             </w:pPr>
-            <w:hyperlink w:history="1" r:id="rId0lxcxnvtbrhbvercjz2gb">
+            <w:hyperlink w:history="1" r:id="rIdrejdppyuo82fvhmyyzzij">
               <w:r>
                 <w:rPr>
                   <w:rFonts w:ascii="Arial" w:cs="Arial" w:eastAsia="Arial" w:hAnsi="Arial"/>
@@ -7427,7 +7427,7 @@
             <w:pPr>
               <w:spacing w:after="20" w:before="0"/>
             </w:pPr>
-            <w:hyperlink w:history="1" r:id="rIdda2-8ols5kdlc3roimmil">
+            <w:hyperlink w:history="1" r:id="rIdr7rgohessx3gifqr35iah">
               <w:r>
                 <w:rPr>
                   <w:rFonts w:ascii="Arial" w:cs="Arial" w:eastAsia="Arial" w:hAnsi="Arial"/>
@@ -7460,7 +7460,7 @@
               <w:spacing w:after="10" w:before="0"/>
               <w:ind w:left="120"/>
             </w:pPr>
-            <w:hyperlink w:history="1" r:id="rIdv25x5qxrnuhvvlvpft809">
+            <w:hyperlink w:history="1" r:id="rIdaelngif4wgako1ebpoi0q">
               <w:r>
                 <w:rPr>
                   <w:rFonts w:ascii="Arial" w:cs="Arial" w:eastAsia="Arial" w:hAnsi="Arial"/>
@@ -7505,7 +7505,7 @@
             <w:pPr>
               <w:spacing w:after="20" w:before="0"/>
             </w:pPr>
-            <w:hyperlink w:history="1" r:id="rId0klhcdxdc2ljzum8o06mp">
+            <w:hyperlink w:history="1" r:id="rIdkubao_wwzpy8h387imp1r">
               <w:r>
                 <w:rPr>
                   <w:rFonts w:ascii="Arial" w:cs="Arial" w:eastAsia="Arial" w:hAnsi="Arial"/>
@@ -7538,7 +7538,7 @@
               <w:spacing w:after="10" w:before="0"/>
               <w:ind w:left="120"/>
             </w:pPr>
-            <w:hyperlink w:history="1" r:id="rId6gquvm5bcyxlny13szzly">
+            <w:hyperlink w:history="1" r:id="rIdyeqllrb8lnwqtyv8j2sig">
               <w:r>
                 <w:rPr>
                   <w:rFonts w:ascii="Arial" w:cs="Arial" w:eastAsia="Arial" w:hAnsi="Arial"/>
@@ -7738,7 +7738,7 @@
             <w:pPr>
               <w:spacing w:after="20" w:before="0"/>
             </w:pPr>
-            <w:hyperlink w:history="1" r:id="rIdve0wuup5xziqktnn-qgez">
+            <w:hyperlink w:history="1" r:id="rIdqz8ubvszvydjudzfvn2hr">
               <w:r>
                 <w:rPr>
                   <w:rFonts w:ascii="Arial" w:cs="Arial" w:eastAsia="Arial" w:hAnsi="Arial"/>
@@ -7771,7 +7771,7 @@
               <w:spacing w:after="10" w:before="0"/>
               <w:ind w:left="120"/>
             </w:pPr>
-            <w:hyperlink w:history="1" r:id="rIdhvhkjcblr-ywsea0runrt">
+            <w:hyperlink w:history="1" r:id="rId0ihpvcvwlupiqc3jluswx">
               <w:r>
                 <w:rPr>
                   <w:rFonts w:ascii="Arial" w:cs="Arial" w:eastAsia="Arial" w:hAnsi="Arial"/>
@@ -7816,7 +7816,7 @@
             <w:pPr>
               <w:spacing w:after="20" w:before="0"/>
             </w:pPr>
-            <w:hyperlink w:history="1" r:id="rIdh4f6sohxhub_090rk1ztp">
+            <w:hyperlink w:history="1" r:id="rIdoy-pljdtqzbxuvkyinos8">
               <w:r>
                 <w:rPr>
                   <w:rFonts w:ascii="Arial" w:cs="Arial" w:eastAsia="Arial" w:hAnsi="Arial"/>
@@ -7865,7 +7865,7 @@
               <w:spacing w:after="10" w:before="0"/>
               <w:ind w:left="120"/>
             </w:pPr>
-            <w:hyperlink w:history="1" r:id="rIdse22fwc6b2klxu1t7k57c">
+            <w:hyperlink w:history="1" r:id="rId1dv8zetnjhdatt2szplt1">
               <w:r>
                 <w:rPr>
                   <w:rFonts w:ascii="Arial" w:cs="Arial" w:eastAsia="Arial" w:hAnsi="Arial"/>
@@ -8390,7 +8390,7 @@
         </w:rPr>
         <w:t xml:space="preserve">© 2026 SeaVuria and ARES. Aligned with KICD objectives. Developed by SeaVuria; technical implementation by ARES (with AI assistance from Claude). Licensed under </w:t>
       </w:r>
-      <w:hyperlink w:history="1" r:id="rIdcoawjc0mmovbgltqzi1ag">
+      <w:hyperlink w:history="1" r:id="rIdfrdbt-jswussxy_sbfcmk">
         <w:r>
           <w:rPr>
             <w:rFonts w:ascii="Arial" w:cs="Arial" w:eastAsia="Arial" w:hAnsi="Arial"/>
@@ -8411,7 +8411,7 @@
         </w:rPr>
         <w:t xml:space="preserve"> (</w:t>
       </w:r>
-      <w:hyperlink w:history="1" r:id="rIddjky85zdjcfwypvo57lg8">
+      <w:hyperlink w:history="1" r:id="rId-i-c_2nvtflvquaxbwhzg">
         <w:r>
           <w:rPr>
             <w:rFonts w:ascii="Arial" w:cs="Arial" w:eastAsia="Arial" w:hAnsi="Arial"/>
@@ -9451,7 +9451,7 @@
             <w:pPr>
               <w:spacing w:after="20" w:before="0"/>
             </w:pPr>
-            <w:hyperlink w:history="1" r:id="rIdpxbklhgjasolbdfhysorh">
+            <w:hyperlink w:history="1" r:id="rId9do8onr-waowpeyy1hg03">
               <w:r>
                 <w:rPr>
                   <w:rFonts w:ascii="Arial" w:cs="Arial" w:eastAsia="Arial" w:hAnsi="Arial"/>
@@ -9484,7 +9484,7 @@
               <w:spacing w:after="10" w:before="0"/>
               <w:ind w:left="120"/>
             </w:pPr>
-            <w:hyperlink w:history="1" r:id="rIdwf0qqgi6toxp0twqur2hc">
+            <w:hyperlink w:history="1" r:id="rIdntz1q4h86-5jlz5wgb5ui">
               <w:r>
                 <w:rPr>
                   <w:rFonts w:ascii="Arial" w:cs="Arial" w:eastAsia="Arial" w:hAnsi="Arial"/>
@@ -9529,7 +9529,7 @@
             <w:pPr>
               <w:spacing w:after="20" w:before="0"/>
             </w:pPr>
-            <w:hyperlink w:history="1" r:id="rIdxv55k1jdmprq23jt7t-wj">
+            <w:hyperlink w:history="1" r:id="rIdyffjs4rerteouugztgas-">
               <w:r>
                 <w:rPr>
                   <w:rFonts w:ascii="Arial" w:cs="Arial" w:eastAsia="Arial" w:hAnsi="Arial"/>
@@ -9562,7 +9562,7 @@
               <w:spacing w:after="10" w:before="0"/>
               <w:ind w:left="120"/>
             </w:pPr>
-            <w:hyperlink w:history="1" r:id="rIdxdv94z1_c7tqersflblwq">
+            <w:hyperlink w:history="1" r:id="rIdc6-oqc2wawmnniop_xsb6">
               <w:r>
                 <w:rPr>
                   <w:rFonts w:ascii="Arial" w:cs="Arial" w:eastAsia="Arial" w:hAnsi="Arial"/>
@@ -9762,7 +9762,7 @@
             <w:pPr>
               <w:spacing w:after="20" w:before="0"/>
             </w:pPr>
-            <w:hyperlink w:history="1" r:id="rIdvxam6ok1_mpymt0bzkful">
+            <w:hyperlink w:history="1" r:id="rId3reylig5pu08mqq_6ftea">
               <w:r>
                 <w:rPr>
                   <w:rFonts w:ascii="Arial" w:cs="Arial" w:eastAsia="Arial" w:hAnsi="Arial"/>
@@ -9795,7 +9795,7 @@
               <w:spacing w:after="10" w:before="0"/>
               <w:ind w:left="120"/>
             </w:pPr>
-            <w:hyperlink w:history="1" r:id="rIdizne7cwx0smuyw4mof0qp">
+            <w:hyperlink w:history="1" r:id="rIdqcih9xoz7c1kddwjmckjd">
               <w:r>
                 <w:rPr>
                   <w:rFonts w:ascii="Arial" w:cs="Arial" w:eastAsia="Arial" w:hAnsi="Arial"/>
@@ -9840,7 +9840,7 @@
             <w:pPr>
               <w:spacing w:after="20" w:before="0"/>
             </w:pPr>
-            <w:hyperlink w:history="1" r:id="rIdqxiqna342x2c5mehsx8el">
+            <w:hyperlink w:history="1" r:id="rIdh1tiwuvuyp4h732_t6p5p">
               <w:r>
                 <w:rPr>
                   <w:rFonts w:ascii="Arial" w:cs="Arial" w:eastAsia="Arial" w:hAnsi="Arial"/>
@@ -9873,7 +9873,7 @@
               <w:spacing w:after="10" w:before="0"/>
               <w:ind w:left="120"/>
             </w:pPr>
-            <w:hyperlink w:history="1" r:id="rIdwydyj9ed9yyfsgy3b3o55">
+            <w:hyperlink w:history="1" r:id="rIdgjcdfjgfr6yljw3vdup9w">
               <w:r>
                 <w:rPr>
                   <w:rFonts w:ascii="Arial" w:cs="Arial" w:eastAsia="Arial" w:hAnsi="Arial"/>
@@ -10313,7 +10313,7 @@
             <w:pPr>
               <w:spacing w:after="20" w:before="0"/>
             </w:pPr>
-            <w:hyperlink w:history="1" r:id="rIdbkgx7c_nyoi3lf6vxuusd">
+            <w:hyperlink w:history="1" r:id="rIdckom51bucijalnwrpc7ey">
               <w:r>
                 <w:rPr>
                   <w:rFonts w:ascii="Arial" w:cs="Arial" w:eastAsia="Arial" w:hAnsi="Arial"/>
@@ -10346,7 +10346,7 @@
               <w:spacing w:after="10" w:before="0"/>
               <w:ind w:left="120"/>
             </w:pPr>
-            <w:hyperlink w:history="1" r:id="rIdlk3i8oaaw6c2lpc6lqkkb">
+            <w:hyperlink w:history="1" r:id="rIdwmqmalemwdn-fepw-xwwz">
               <w:r>
                 <w:rPr>
                   <w:rFonts w:ascii="Arial" w:cs="Arial" w:eastAsia="Arial" w:hAnsi="Arial"/>
@@ -10391,7 +10391,7 @@
             <w:pPr>
               <w:spacing w:after="20" w:before="0"/>
             </w:pPr>
-            <w:hyperlink w:history="1" r:id="rIdx16xvin6_tzeqgtkxzpc3">
+            <w:hyperlink w:history="1" r:id="rId5tqe3omelsi57f80yqhgp">
               <w:r>
                 <w:rPr>
                   <w:rFonts w:ascii="Arial" w:cs="Arial" w:eastAsia="Arial" w:hAnsi="Arial"/>
@@ -10424,7 +10424,7 @@
               <w:spacing w:after="10" w:before="0"/>
               <w:ind w:left="120"/>
             </w:pPr>
-            <w:hyperlink w:history="1" r:id="rIdi_jn7vn7t1blukqdehlkh">
+            <w:hyperlink w:history="1" r:id="rIdzro2jpebdil6rmjnxvxe2">
               <w:r>
                 <w:rPr>
                   <w:rFonts w:ascii="Arial" w:cs="Arial" w:eastAsia="Arial" w:hAnsi="Arial"/>
@@ -10784,7 +10784,7 @@
             <w:pPr>
               <w:spacing w:after="20" w:before="0"/>
             </w:pPr>
-            <w:hyperlink w:history="1" r:id="rIdel6elejbcle2zdybsrz_b">
+            <w:hyperlink w:history="1" r:id="rIdp5omj_wcowtoeaj4mdepq">
               <w:r>
                 <w:rPr>
                   <w:rFonts w:ascii="Arial" w:cs="Arial" w:eastAsia="Arial" w:hAnsi="Arial"/>
@@ -10817,7 +10817,7 @@
               <w:spacing w:after="10" w:before="0"/>
               <w:ind w:left="120"/>
             </w:pPr>
-            <w:hyperlink w:history="1" r:id="rId4i3bzvk8liewz3l3f7mk0">
+            <w:hyperlink w:history="1" r:id="rIdirsr8nzeroydyhdy7qdhb">
               <w:r>
                 <w:rPr>
                   <w:rFonts w:ascii="Arial" w:cs="Arial" w:eastAsia="Arial" w:hAnsi="Arial"/>
@@ -10862,7 +10862,7 @@
             <w:pPr>
               <w:spacing w:after="20" w:before="0"/>
             </w:pPr>
-            <w:hyperlink w:history="1" r:id="rIdfy1kib0z5pwgztzcmvznz">
+            <w:hyperlink w:history="1" r:id="rId6rrf1ok2ppttzngnqi4tg">
               <w:r>
                 <w:rPr>
                   <w:rFonts w:ascii="Arial" w:cs="Arial" w:eastAsia="Arial" w:hAnsi="Arial"/>
@@ -10895,7 +10895,7 @@
               <w:spacing w:after="10" w:before="0"/>
               <w:ind w:left="120"/>
             </w:pPr>
-            <w:hyperlink w:history="1" r:id="rId8ztbkaq5lfqnsgbmvbnbu">
+            <w:hyperlink w:history="1" r:id="rIdd601sirn0barlxrccobv2">
               <w:r>
                 <w:rPr>
                   <w:rFonts w:ascii="Arial" w:cs="Arial" w:eastAsia="Arial" w:hAnsi="Arial"/>
@@ -11095,7 +11095,7 @@
             <w:pPr>
               <w:spacing w:after="20" w:before="0"/>
             </w:pPr>
-            <w:hyperlink w:history="1" r:id="rIdbf-j942v2ishfarcpqkhn">
+            <w:hyperlink w:history="1" r:id="rId6j-rkku7uf6-d8l7zl7ii">
               <w:r>
                 <w:rPr>
                   <w:rFonts w:ascii="Arial" w:cs="Arial" w:eastAsia="Arial" w:hAnsi="Arial"/>
@@ -11128,7 +11128,7 @@
               <w:spacing w:after="10" w:before="0"/>
               <w:ind w:left="120"/>
             </w:pPr>
-            <w:hyperlink w:history="1" r:id="rId6emodo2bcp3jn2-mkskxn">
+            <w:hyperlink w:history="1" r:id="rIdpkioc1o3b6lqnbknubz-f">
               <w:r>
                 <w:rPr>
                   <w:rFonts w:ascii="Arial" w:cs="Arial" w:eastAsia="Arial" w:hAnsi="Arial"/>
@@ -11173,7 +11173,7 @@
             <w:pPr>
               <w:spacing w:after="20" w:before="0"/>
             </w:pPr>
-            <w:hyperlink w:history="1" r:id="rIdzmo7tskhsnlyyykw7apmr">
+            <w:hyperlink w:history="1" r:id="rIdqevc0k81wknnnzdoxhuzp">
               <w:r>
                 <w:rPr>
                   <w:rFonts w:ascii="Arial" w:cs="Arial" w:eastAsia="Arial" w:hAnsi="Arial"/>
@@ -11206,7 +11206,7 @@
               <w:spacing w:after="10" w:before="0"/>
               <w:ind w:left="120"/>
             </w:pPr>
-            <w:hyperlink w:history="1" r:id="rId_kspqec7vsiwmiyt8m_q1">
+            <w:hyperlink w:history="1" r:id="rIdabyuvh4oj6ditjdgoe_ts">
               <w:r>
                 <w:rPr>
                   <w:rFonts w:ascii="Arial" w:cs="Arial" w:eastAsia="Arial" w:hAnsi="Arial"/>
@@ -11731,7 +11731,7 @@
         </w:rPr>
         <w:t xml:space="preserve">© 2026 SeaVuria and ARES. Aligned with KICD objectives. Developed by SeaVuria; technical implementation by ARES (with AI assistance from Claude). Licensed under </w:t>
       </w:r>
-      <w:hyperlink w:history="1" r:id="rIdlt0z51q4tmxtmcodd5a6m">
+      <w:hyperlink w:history="1" r:id="rId5nbcvfvtkktkds_0mquot">
         <w:r>
           <w:rPr>
             <w:rFonts w:ascii="Arial" w:cs="Arial" w:eastAsia="Arial" w:hAnsi="Arial"/>
@@ -11752,7 +11752,7 @@
         </w:rPr>
         <w:t xml:space="preserve"> (</w:t>
       </w:r>
-      <w:hyperlink w:history="1" r:id="rId1sym2-oyihay2lxsmplad">
+      <w:hyperlink w:history="1" r:id="rIdpgrrtwwy0afrxn_lohyx_">
         <w:r>
           <w:rPr>
             <w:rFonts w:ascii="Arial" w:cs="Arial" w:eastAsia="Arial" w:hAnsi="Arial"/>
@@ -12792,7 +12792,7 @@
             <w:pPr>
               <w:spacing w:after="20" w:before="0"/>
             </w:pPr>
-            <w:hyperlink w:history="1" r:id="rIdebsomgeqrrocneds-bkfz">
+            <w:hyperlink w:history="1" r:id="rIdt44k3tk8jtx7rruanh4gg">
               <w:r>
                 <w:rPr>
                   <w:rFonts w:ascii="Arial" w:cs="Arial" w:eastAsia="Arial" w:hAnsi="Arial"/>
@@ -12825,7 +12825,7 @@
               <w:spacing w:after="10" w:before="0"/>
               <w:ind w:left="120"/>
             </w:pPr>
-            <w:hyperlink w:history="1" r:id="rIdjxy66om4onjvbklxpabqy">
+            <w:hyperlink w:history="1" r:id="rIdgtnx7jt6s9r5etyxtqgdz">
               <w:r>
                 <w:rPr>
                   <w:rFonts w:ascii="Arial" w:cs="Arial" w:eastAsia="Arial" w:hAnsi="Arial"/>
@@ -12870,7 +12870,7 @@
             <w:pPr>
               <w:spacing w:after="20" w:before="0"/>
             </w:pPr>
-            <w:hyperlink w:history="1" r:id="rIdv848u4ijqwsi3ws-wjzr5">
+            <w:hyperlink w:history="1" r:id="rIdkskg0amuvo2mcijocx6al">
               <w:r>
                 <w:rPr>
                   <w:rFonts w:ascii="Arial" w:cs="Arial" w:eastAsia="Arial" w:hAnsi="Arial"/>
@@ -12903,7 +12903,7 @@
               <w:spacing w:after="10" w:before="0"/>
               <w:ind w:left="120"/>
             </w:pPr>
-            <w:hyperlink w:history="1" r:id="rIdfi-_kn20y5mn-qqtk5chu">
+            <w:hyperlink w:history="1" r:id="rIdkabbf0usl_qswy-eom_-i">
               <w:r>
                 <w:rPr>
                   <w:rFonts w:ascii="Arial" w:cs="Arial" w:eastAsia="Arial" w:hAnsi="Arial"/>
@@ -13103,7 +13103,7 @@
             <w:pPr>
               <w:spacing w:after="20" w:before="0"/>
             </w:pPr>
-            <w:hyperlink w:history="1" r:id="rIdrak-fmixknsji5ztkad3-">
+            <w:hyperlink w:history="1" r:id="rIdz60nnvdxggw6ckrnx-2ui">
               <w:r>
                 <w:rPr>
                   <w:rFonts w:ascii="Arial" w:cs="Arial" w:eastAsia="Arial" w:hAnsi="Arial"/>
@@ -13136,7 +13136,7 @@
               <w:spacing w:after="10" w:before="0"/>
               <w:ind w:left="120"/>
             </w:pPr>
-            <w:hyperlink w:history="1" r:id="rId4hridpr-v70e4hhctkg1y">
+            <w:hyperlink w:history="1" r:id="rIdj8oszfyxzad3hc3xgywt9">
               <w:r>
                 <w:rPr>
                   <w:rFonts w:ascii="Arial" w:cs="Arial" w:eastAsia="Arial" w:hAnsi="Arial"/>
@@ -13181,7 +13181,7 @@
             <w:pPr>
               <w:spacing w:after="20" w:before="0"/>
             </w:pPr>
-            <w:hyperlink w:history="1" r:id="rIdza_dubzzmkslurlo6jlxz">
+            <w:hyperlink w:history="1" r:id="rIdojbga9s90ax-dduh-p0wu">
               <w:r>
                 <w:rPr>
                   <w:rFonts w:ascii="Arial" w:cs="Arial" w:eastAsia="Arial" w:hAnsi="Arial"/>
@@ -13214,7 +13214,7 @@
               <w:spacing w:after="10" w:before="0"/>
               <w:ind w:left="120"/>
             </w:pPr>
-            <w:hyperlink w:history="1" r:id="rIdozvsx0t-ufgtdbqtuomks">
+            <w:hyperlink w:history="1" r:id="rIdqflhx-wni5qrs4bwaizt-">
               <w:r>
                 <w:rPr>
                   <w:rFonts w:ascii="Arial" w:cs="Arial" w:eastAsia="Arial" w:hAnsi="Arial"/>
@@ -13414,7 +13414,7 @@
             <w:pPr>
               <w:spacing w:after="20" w:before="0"/>
             </w:pPr>
-            <w:hyperlink w:history="1" r:id="rIdbjrhuqb2gaifxxcudfwxp">
+            <w:hyperlink w:history="1" r:id="rIdzwfqdzhgobuyfymjrnf1l">
               <w:r>
                 <w:rPr>
                   <w:rFonts w:ascii="Arial" w:cs="Arial" w:eastAsia="Arial" w:hAnsi="Arial"/>
@@ -13447,7 +13447,7 @@
               <w:spacing w:after="10" w:before="0"/>
               <w:ind w:left="120"/>
             </w:pPr>
-            <w:hyperlink w:history="1" r:id="rIdu8vamqdqpnoxhqpmiztg0">
+            <w:hyperlink w:history="1" r:id="rIdei60xu1jsk15y6c-sbu4z">
               <w:r>
                 <w:rPr>
                   <w:rFonts w:ascii="Arial" w:cs="Arial" w:eastAsia="Arial" w:hAnsi="Arial"/>
@@ -13492,7 +13492,7 @@
             <w:pPr>
               <w:spacing w:after="20" w:before="0"/>
             </w:pPr>
-            <w:hyperlink w:history="1" r:id="rIdrjmfkz5kxrvj457xklduq">
+            <w:hyperlink w:history="1" r:id="rIdl9fwkeb50jncrnczel9sc">
               <w:r>
                 <w:rPr>
                   <w:rFonts w:ascii="Arial" w:cs="Arial" w:eastAsia="Arial" w:hAnsi="Arial"/>
@@ -13541,7 +13541,7 @@
               <w:spacing w:after="10" w:before="0"/>
               <w:ind w:left="120"/>
             </w:pPr>
-            <w:hyperlink w:history="1" r:id="rIdoy-rmjuoo75vguxacyitf">
+            <w:hyperlink w:history="1" r:id="rIduz2bvk73gpbatukbz5usl">
               <w:r>
                 <w:rPr>
                   <w:rFonts w:ascii="Arial" w:cs="Arial" w:eastAsia="Arial" w:hAnsi="Arial"/>
@@ -13741,7 +13741,7 @@
             <w:pPr>
               <w:spacing w:after="20" w:before="0"/>
             </w:pPr>
-            <w:hyperlink w:history="1" r:id="rId--k2pfz8i1s18xhfjqi-r">
+            <w:hyperlink w:history="1" r:id="rIduwzzxy7tpremjd0iivcs3">
               <w:r>
                 <w:rPr>
                   <w:rFonts w:ascii="Arial" w:cs="Arial" w:eastAsia="Arial" w:hAnsi="Arial"/>
@@ -13774,7 +13774,7 @@
               <w:spacing w:after="10" w:before="0"/>
               <w:ind w:left="120"/>
             </w:pPr>
-            <w:hyperlink w:history="1" r:id="rIdzaib-sfyiblnbn08knnm5">
+            <w:hyperlink w:history="1" r:id="rIdzljuz1ryzvf3_ay3sv5sx">
               <w:r>
                 <w:rPr>
                   <w:rFonts w:ascii="Arial" w:cs="Arial" w:eastAsia="Arial" w:hAnsi="Arial"/>
@@ -13819,7 +13819,7 @@
             <w:pPr>
               <w:spacing w:after="20" w:before="0"/>
             </w:pPr>
-            <w:hyperlink w:history="1" r:id="rIdh23bbgtw66r52z8jb4u1m">
+            <w:hyperlink w:history="1" r:id="rIdct7_nrjbzes9yofwwkh7z">
               <w:r>
                 <w:rPr>
                   <w:rFonts w:ascii="Arial" w:cs="Arial" w:eastAsia="Arial" w:hAnsi="Arial"/>
@@ -13868,7 +13868,7 @@
               <w:spacing w:after="10" w:before="0"/>
               <w:ind w:left="120"/>
             </w:pPr>
-            <w:hyperlink w:history="1" r:id="rIdkr33fv0smgq2vzahsfuw7">
+            <w:hyperlink w:history="1" r:id="rIdn1u18zmjtucpdcq6roup-">
               <w:r>
                 <w:rPr>
                   <w:rFonts w:ascii="Arial" w:cs="Arial" w:eastAsia="Arial" w:hAnsi="Arial"/>
@@ -14068,7 +14068,7 @@
             <w:pPr>
               <w:spacing w:after="20" w:before="0"/>
             </w:pPr>
-            <w:hyperlink w:history="1" r:id="rId6whsygjsiih4u7fgha9ad">
+            <w:hyperlink w:history="1" r:id="rIdriiknqqtrhzgqvpeq-usc">
               <w:r>
                 <w:rPr>
                   <w:rFonts w:ascii="Arial" w:cs="Arial" w:eastAsia="Arial" w:hAnsi="Arial"/>
@@ -14101,7 +14101,7 @@
               <w:spacing w:after="10" w:before="0"/>
               <w:ind w:left="120"/>
             </w:pPr>
-            <w:hyperlink w:history="1" r:id="rIdgwnnwrhkadvnwuvkbmpmg">
+            <w:hyperlink w:history="1" r:id="rIdv-knexxl53qajr90qrrtk">
               <w:r>
                 <w:rPr>
                   <w:rFonts w:ascii="Arial" w:cs="Arial" w:eastAsia="Arial" w:hAnsi="Arial"/>
@@ -14146,7 +14146,7 @@
             <w:pPr>
               <w:spacing w:after="20" w:before="0"/>
             </w:pPr>
-            <w:hyperlink w:history="1" r:id="rId1dv-samp-bnykvpahcwgi">
+            <w:hyperlink w:history="1" r:id="rIdhefoncuuq0y_bsmzkgn5d">
               <w:r>
                 <w:rPr>
                   <w:rFonts w:ascii="Arial" w:cs="Arial" w:eastAsia="Arial" w:hAnsi="Arial"/>
@@ -14195,7 +14195,7 @@
               <w:spacing w:after="10" w:before="0"/>
               <w:ind w:left="120"/>
             </w:pPr>
-            <w:hyperlink w:history="1" r:id="rIdu-3l8oquqi9h3bvgn2vu6">
+            <w:hyperlink w:history="1" r:id="rIddchznbq7lf__qtwrwl2co">
               <w:r>
                 <w:rPr>
                   <w:rFonts w:ascii="Arial" w:cs="Arial" w:eastAsia="Arial" w:hAnsi="Arial"/>
@@ -14820,7 +14820,7 @@
         </w:rPr>
         <w:t xml:space="preserve">© 2026 SeaVuria and ARES. Aligned with KICD objectives. Developed by SeaVuria; technical implementation by ARES (with AI assistance from Claude). Licensed under </w:t>
       </w:r>
-      <w:hyperlink w:history="1" r:id="rIdzkr2papx8yacy9bxvrosu">
+      <w:hyperlink w:history="1" r:id="rIddzvp1i2shcp0kehjhzdsn">
         <w:r>
           <w:rPr>
             <w:rFonts w:ascii="Arial" w:cs="Arial" w:eastAsia="Arial" w:hAnsi="Arial"/>
@@ -14841,7 +14841,7 @@
         </w:rPr>
         <w:t xml:space="preserve"> (</w:t>
       </w:r>
-      <w:hyperlink w:history="1" r:id="rIdlfx0dshyhewsno4a1p6ub">
+      <w:hyperlink w:history="1" r:id="rIdsl5q50zilg5uhxv9zher-">
         <w:r>
           <w:rPr>
             <w:rFonts w:ascii="Arial" w:cs="Arial" w:eastAsia="Arial" w:hAnsi="Arial"/>
@@ -16101,7 +16101,7 @@
             <w:pPr>
               <w:spacing w:after="20" w:before="0"/>
             </w:pPr>
-            <w:hyperlink w:history="1" r:id="rIddarl5mbv9noqmpkhygtqd">
+            <w:hyperlink w:history="1" r:id="rIdedj2dtwvdrjtyk9iofp3f">
               <w:r>
                 <w:rPr>
                   <w:rFonts w:ascii="Arial" w:cs="Arial" w:eastAsia="Arial" w:hAnsi="Arial"/>
@@ -16150,7 +16150,7 @@
               <w:spacing w:after="10" w:before="0"/>
               <w:ind w:left="120"/>
             </w:pPr>
-            <w:hyperlink w:history="1" r:id="rId2mwyit-qc-_8egre4eeki">
+            <w:hyperlink w:history="1" r:id="rIdu4kjq1ibkw58qhfojywff">
               <w:r>
                 <w:rPr>
                   <w:rFonts w:ascii="Arial" w:cs="Arial" w:eastAsia="Arial" w:hAnsi="Arial"/>
@@ -16195,7 +16195,7 @@
             <w:pPr>
               <w:spacing w:after="20" w:before="0"/>
             </w:pPr>
-            <w:hyperlink w:history="1" r:id="rIdxq16lyivjskxjbajagwej">
+            <w:hyperlink w:history="1" r:id="rIdrlyucm4motd9t4bhp6fnu">
               <w:r>
                 <w:rPr>
                   <w:rFonts w:ascii="Arial" w:cs="Arial" w:eastAsia="Arial" w:hAnsi="Arial"/>
@@ -16244,7 +16244,7 @@
               <w:spacing w:after="10" w:before="0"/>
               <w:ind w:left="120"/>
             </w:pPr>
-            <w:hyperlink w:history="1" r:id="rIdhlgv8wutxkacurqa6rfut">
+            <w:hyperlink w:history="1" r:id="rIdy5mbebxirlhywb30blzu_">
               <w:r>
                 <w:rPr>
                   <w:rFonts w:ascii="Arial" w:cs="Arial" w:eastAsia="Arial" w:hAnsi="Arial"/>
@@ -16444,7 +16444,7 @@
             <w:pPr>
               <w:spacing w:after="20" w:before="0"/>
             </w:pPr>
-            <w:hyperlink w:history="1" r:id="rIdptmgwiujibslmkuh1jxmp">
+            <w:hyperlink w:history="1" r:id="rIdvftwk_ffxb2lkksiolkgi">
               <w:r>
                 <w:rPr>
                   <w:rFonts w:ascii="Arial" w:cs="Arial" w:eastAsia="Arial" w:hAnsi="Arial"/>
@@ -16493,7 +16493,7 @@
               <w:spacing w:after="10" w:before="0"/>
               <w:ind w:left="120"/>
             </w:pPr>
-            <w:hyperlink w:history="1" r:id="rIdu577b48tlwtyzaaiksu1a">
+            <w:hyperlink w:history="1" r:id="rIdm7qdwkybmgn8as3rhh9z7">
               <w:r>
                 <w:rPr>
                   <w:rFonts w:ascii="Arial" w:cs="Arial" w:eastAsia="Arial" w:hAnsi="Arial"/>
@@ -16538,7 +16538,7 @@
             <w:pPr>
               <w:spacing w:after="20" w:before="0"/>
             </w:pPr>
-            <w:hyperlink w:history="1" r:id="rIdgjlfwtfa2oootvx31t6je">
+            <w:hyperlink w:history="1" r:id="rIdlg4h5lorwuqpnywqxnx-v">
               <w:r>
                 <w:rPr>
                   <w:rFonts w:ascii="Arial" w:cs="Arial" w:eastAsia="Arial" w:hAnsi="Arial"/>
@@ -16587,7 +16587,7 @@
               <w:spacing w:after="10" w:before="0"/>
               <w:ind w:left="120"/>
             </w:pPr>
-            <w:hyperlink w:history="1" r:id="rIdedszpkp8tit0qe6m7bwi8">
+            <w:hyperlink w:history="1" r:id="rIdrokbeh5j1hp1l_wcyqzh4">
               <w:r>
                 <w:rPr>
                   <w:rFonts w:ascii="Arial" w:cs="Arial" w:eastAsia="Arial" w:hAnsi="Arial"/>
@@ -16867,7 +16867,7 @@
             <w:pPr>
               <w:spacing w:after="20" w:before="0"/>
             </w:pPr>
-            <w:hyperlink w:history="1" r:id="rIdsxdyzhhhss9ciuujj4gr0">
+            <w:hyperlink w:history="1" r:id="rIdu08srqcpdr-yfmvnwt6qx">
               <w:r>
                 <w:rPr>
                   <w:rFonts w:ascii="Arial" w:cs="Arial" w:eastAsia="Arial" w:hAnsi="Arial"/>
@@ -16916,7 +16916,7 @@
               <w:spacing w:after="10" w:before="0"/>
               <w:ind w:left="120"/>
             </w:pPr>
-            <w:hyperlink w:history="1" r:id="rIdqzqi-_lsipisf4jrkqhvc">
+            <w:hyperlink w:history="1" r:id="rIdcczfoysgmipzbr0v6nkow">
               <w:r>
                 <w:rPr>
                   <w:rFonts w:ascii="Arial" w:cs="Arial" w:eastAsia="Arial" w:hAnsi="Arial"/>
@@ -16961,7 +16961,7 @@
             <w:pPr>
               <w:spacing w:after="20" w:before="0"/>
             </w:pPr>
-            <w:hyperlink w:history="1" r:id="rIdxq-ehqrzjxqrwppowjcly">
+            <w:hyperlink w:history="1" r:id="rIdofx_embbfcxpcmzdg5u8u">
               <w:r>
                 <w:rPr>
                   <w:rFonts w:ascii="Arial" w:cs="Arial" w:eastAsia="Arial" w:hAnsi="Arial"/>
@@ -17010,7 +17010,7 @@
               <w:spacing w:after="10" w:before="0"/>
               <w:ind w:left="120"/>
             </w:pPr>
-            <w:hyperlink w:history="1" r:id="rId7qyrb9aeonhwhtudrswpt">
+            <w:hyperlink w:history="1" r:id="rIdviqw2sfa1gwhdn60r0hbq">
               <w:r>
                 <w:rPr>
                   <w:rFonts w:ascii="Arial" w:cs="Arial" w:eastAsia="Arial" w:hAnsi="Arial"/>
@@ -17210,7 +17210,7 @@
             <w:pPr>
               <w:spacing w:after="20" w:before="0"/>
             </w:pPr>
-            <w:hyperlink w:history="1" r:id="rIds3-cwsehhuqxixwhmwwkh">
+            <w:hyperlink w:history="1" r:id="rIdplvaqy7ino2ho_col1zky">
               <w:r>
                 <w:rPr>
                   <w:rFonts w:ascii="Arial" w:cs="Arial" w:eastAsia="Arial" w:hAnsi="Arial"/>
@@ -17259,7 +17259,7 @@
               <w:spacing w:after="10" w:before="0"/>
               <w:ind w:left="120"/>
             </w:pPr>
-            <w:hyperlink w:history="1" r:id="rIdkla6uf7rwyzze1e6ela7v">
+            <w:hyperlink w:history="1" r:id="rIdn4zi-ki5ynlerz3sbb54s">
               <w:r>
                 <w:rPr>
                   <w:rFonts w:ascii="Arial" w:cs="Arial" w:eastAsia="Arial" w:hAnsi="Arial"/>
@@ -17304,7 +17304,7 @@
             <w:pPr>
               <w:spacing w:after="20" w:before="0"/>
             </w:pPr>
-            <w:hyperlink w:history="1" r:id="rIdommoyizn0_sgcefn2a6-d">
+            <w:hyperlink w:history="1" r:id="rIdz9ioqrgl-dkcjfsbmr20m">
               <w:r>
                 <w:rPr>
                   <w:rFonts w:ascii="Arial" w:cs="Arial" w:eastAsia="Arial" w:hAnsi="Arial"/>
@@ -17353,7 +17353,7 @@
               <w:spacing w:after="10" w:before="0"/>
               <w:ind w:left="120"/>
             </w:pPr>
-            <w:hyperlink w:history="1" r:id="rId1s99kzqznvwsmxcp9iiiy">
+            <w:hyperlink w:history="1" r:id="rIdvgkttvf88bswh_pqasu90">
               <w:r>
                 <w:rPr>
                   <w:rFonts w:ascii="Arial" w:cs="Arial" w:eastAsia="Arial" w:hAnsi="Arial"/>
@@ -17553,7 +17553,7 @@
             <w:pPr>
               <w:spacing w:after="20" w:before="0"/>
             </w:pPr>
-            <w:hyperlink w:history="1" r:id="rIdlztju9czb_byzrr_bsn3p">
+            <w:hyperlink w:history="1" r:id="rIdft7ogwgcd8z2ughb5btfg">
               <w:r>
                 <w:rPr>
                   <w:rFonts w:ascii="Arial" w:cs="Arial" w:eastAsia="Arial" w:hAnsi="Arial"/>
@@ -17602,7 +17602,7 @@
               <w:spacing w:after="10" w:before="0"/>
               <w:ind w:left="120"/>
             </w:pPr>
-            <w:hyperlink w:history="1" r:id="rIdqhudgspy3vjmldyililk6">
+            <w:hyperlink w:history="1" r:id="rIdom0fkaumeaqk3un1rqeer">
               <w:r>
                 <w:rPr>
                   <w:rFonts w:ascii="Arial" w:cs="Arial" w:eastAsia="Arial" w:hAnsi="Arial"/>
@@ -17647,7 +17647,7 @@
             <w:pPr>
               <w:spacing w:after="20" w:before="0"/>
             </w:pPr>
-            <w:hyperlink w:history="1" r:id="rIdypxr03rh_fevrd9scxmhw">
+            <w:hyperlink w:history="1" r:id="rIdlcy-4ccezclhex_khm4e_">
               <w:r>
                 <w:rPr>
                   <w:rFonts w:ascii="Arial" w:cs="Arial" w:eastAsia="Arial" w:hAnsi="Arial"/>
@@ -17696,7 +17696,7 @@
               <w:spacing w:after="10" w:before="0"/>
               <w:ind w:left="120"/>
             </w:pPr>
-            <w:hyperlink w:history="1" r:id="rId3-h36iqfd0o9b4jwveqc1">
+            <w:hyperlink w:history="1" r:id="rIdq1qvdsvjimqxjfafjpbni">
               <w:r>
                 <w:rPr>
                   <w:rFonts w:ascii="Arial" w:cs="Arial" w:eastAsia="Arial" w:hAnsi="Arial"/>
@@ -18221,7 +18221,7 @@
         </w:rPr>
         <w:t xml:space="preserve">© 2026 SeaVuria and ARES. Aligned with KICD objectives. Developed by SeaVuria; technical implementation by ARES (with AI assistance from Claude). Licensed under </w:t>
       </w:r>
-      <w:hyperlink w:history="1" r:id="rIdzqusj3877bdkvgifmzr1q">
+      <w:hyperlink w:history="1" r:id="rIdq8st_ncdyaa_e7co3irtz">
         <w:r>
           <w:rPr>
             <w:rFonts w:ascii="Arial" w:cs="Arial" w:eastAsia="Arial" w:hAnsi="Arial"/>
@@ -18242,7 +18242,7 @@
         </w:rPr>
         <w:t xml:space="preserve"> (</w:t>
       </w:r>
-      <w:hyperlink w:history="1" r:id="rIdaectx4efsom3iu5vm8aym">
+      <w:hyperlink w:history="1" r:id="rIdvrpxla_goyoa6dt95sp0g">
         <w:r>
           <w:rPr>
             <w:rFonts w:ascii="Arial" w:cs="Arial" w:eastAsia="Arial" w:hAnsi="Arial"/>
@@ -19282,7 +19282,7 @@
             <w:pPr>
               <w:spacing w:after="20" w:before="0"/>
             </w:pPr>
-            <w:hyperlink w:history="1" r:id="rIdmmbpsnod-l6pkofkfhwuk">
+            <w:hyperlink w:history="1" r:id="rIdu5gcj-vr8f2swrmjoqj9e">
               <w:r>
                 <w:rPr>
                   <w:rFonts w:ascii="Arial" w:cs="Arial" w:eastAsia="Arial" w:hAnsi="Arial"/>
@@ -19315,7 +19315,7 @@
               <w:spacing w:after="10" w:before="0"/>
               <w:ind w:left="120"/>
             </w:pPr>
-            <w:hyperlink w:history="1" r:id="rIdj34h165noys-ndmdwfn_c">
+            <w:hyperlink w:history="1" r:id="rIduqgmrdsutx42dm146zxzn">
               <w:r>
                 <w:rPr>
                   <w:rFonts w:ascii="Arial" w:cs="Arial" w:eastAsia="Arial" w:hAnsi="Arial"/>
@@ -19360,7 +19360,7 @@
             <w:pPr>
               <w:spacing w:after="20" w:before="0"/>
             </w:pPr>
-            <w:hyperlink w:history="1" r:id="rIdgzgm3gxmvia-qxehohhhb">
+            <w:hyperlink w:history="1" r:id="rIdgmvxrgmpjcuin_e3ye9pf">
               <w:r>
                 <w:rPr>
                   <w:rFonts w:ascii="Arial" w:cs="Arial" w:eastAsia="Arial" w:hAnsi="Arial"/>
@@ -19409,7 +19409,7 @@
               <w:spacing w:after="10" w:before="0"/>
               <w:ind w:left="120"/>
             </w:pPr>
-            <w:hyperlink w:history="1" r:id="rIdvhhuk1uojudi95g8jpyrn">
+            <w:hyperlink w:history="1" r:id="rIdp8v3ywy1c4bcd8smdqcfb">
               <w:r>
                 <w:rPr>
                   <w:rFonts w:ascii="Arial" w:cs="Arial" w:eastAsia="Arial" w:hAnsi="Arial"/>
@@ -19609,7 +19609,7 @@
             <w:pPr>
               <w:spacing w:after="20" w:before="0"/>
             </w:pPr>
-            <w:hyperlink w:history="1" r:id="rId9tt2zapmmzvohsxlnu1zb">
+            <w:hyperlink w:history="1" r:id="rId97qrnbnha2nicszbxxrqj">
               <w:r>
                 <w:rPr>
                   <w:rFonts w:ascii="Arial" w:cs="Arial" w:eastAsia="Arial" w:hAnsi="Arial"/>
@@ -19642,7 +19642,7 @@
               <w:spacing w:after="10" w:before="0"/>
               <w:ind w:left="120"/>
             </w:pPr>
-            <w:hyperlink w:history="1" r:id="rIdbusmkg-5plwtmz4qzgfhg">
+            <w:hyperlink w:history="1" r:id="rId-mqqjx60rvqnrjzeh3-ey">
               <w:r>
                 <w:rPr>
                   <w:rFonts w:ascii="Arial" w:cs="Arial" w:eastAsia="Arial" w:hAnsi="Arial"/>
@@ -19687,7 +19687,7 @@
             <w:pPr>
               <w:spacing w:after="20" w:before="0"/>
             </w:pPr>
-            <w:hyperlink w:history="1" r:id="rId3h_v3q0_rw-eztifvdex6">
+            <w:hyperlink w:history="1" r:id="rIdxo1fuspaeifjdbfm0pjup">
               <w:r>
                 <w:rPr>
                   <w:rFonts w:ascii="Arial" w:cs="Arial" w:eastAsia="Arial" w:hAnsi="Arial"/>
@@ -19736,7 +19736,7 @@
               <w:spacing w:after="10" w:before="0"/>
               <w:ind w:left="120"/>
             </w:pPr>
-            <w:hyperlink w:history="1" r:id="rIdgokpsrketapre_ptsyzom">
+            <w:hyperlink w:history="1" r:id="rIdj-p7qefuflqovxgbsan9f">
               <w:r>
                 <w:rPr>
                   <w:rFonts w:ascii="Arial" w:cs="Arial" w:eastAsia="Arial" w:hAnsi="Arial"/>
@@ -19936,7 +19936,7 @@
             <w:pPr>
               <w:spacing w:after="20" w:before="0"/>
             </w:pPr>
-            <w:hyperlink w:history="1" r:id="rIduqym3f73tec3ensbg-xvh">
+            <w:hyperlink w:history="1" r:id="rId4xsyjrwaedal9jwrrkqd3">
               <w:r>
                 <w:rPr>
                   <w:rFonts w:ascii="Arial" w:cs="Arial" w:eastAsia="Arial" w:hAnsi="Arial"/>
@@ -19969,7 +19969,7 @@
               <w:spacing w:after="10" w:before="0"/>
               <w:ind w:left="120"/>
             </w:pPr>
-            <w:hyperlink w:history="1" r:id="rIdc9wgrlmzwqd33fvkmrnys">
+            <w:hyperlink w:history="1" r:id="rId0ay_6pr3zx8z9g0y5ubpz">
               <w:r>
                 <w:rPr>
                   <w:rFonts w:ascii="Arial" w:cs="Arial" w:eastAsia="Arial" w:hAnsi="Arial"/>
@@ -20014,7 +20014,7 @@
             <w:pPr>
               <w:spacing w:after="20" w:before="0"/>
             </w:pPr>
-            <w:hyperlink w:history="1" r:id="rIdxj7buvgd-jyndtvsawfzv">
+            <w:hyperlink w:history="1" r:id="rIdfj0oic594ehhka-2uck8a">
               <w:r>
                 <w:rPr>
                   <w:rFonts w:ascii="Arial" w:cs="Arial" w:eastAsia="Arial" w:hAnsi="Arial"/>
@@ -20063,7 +20063,7 @@
               <w:spacing w:after="10" w:before="0"/>
               <w:ind w:left="120"/>
             </w:pPr>
-            <w:hyperlink w:history="1" r:id="rIdtmvl7bdlwvhrypivdfqre">
+            <w:hyperlink w:history="1" r:id="rIdu3o7egj8t7eolpdovidbq">
               <w:r>
                 <w:rPr>
                   <w:rFonts w:ascii="Arial" w:cs="Arial" w:eastAsia="Arial" w:hAnsi="Arial"/>
@@ -20263,7 +20263,7 @@
             <w:pPr>
               <w:spacing w:after="20" w:before="0"/>
             </w:pPr>
-            <w:hyperlink w:history="1" r:id="rIds4xud5peymwkgszdsis_6">
+            <w:hyperlink w:history="1" r:id="rIdtz-uf32_riutlprnvnrzy">
               <w:r>
                 <w:rPr>
                   <w:rFonts w:ascii="Arial" w:cs="Arial" w:eastAsia="Arial" w:hAnsi="Arial"/>
@@ -20296,7 +20296,7 @@
               <w:spacing w:after="10" w:before="0"/>
               <w:ind w:left="120"/>
             </w:pPr>
-            <w:hyperlink w:history="1" r:id="rIdbktbkqbmemi61ur5yipp-">
+            <w:hyperlink w:history="1" r:id="rId-nzxf7ummxhcyy6zvskdd">
               <w:r>
                 <w:rPr>
                   <w:rFonts w:ascii="Arial" w:cs="Arial" w:eastAsia="Arial" w:hAnsi="Arial"/>
@@ -20341,7 +20341,7 @@
             <w:pPr>
               <w:spacing w:after="20" w:before="0"/>
             </w:pPr>
-            <w:hyperlink w:history="1" r:id="rId6lrm3zmnhkbqf95yktow4">
+            <w:hyperlink w:history="1" r:id="rId9j0kfcm8limrhyhcw6awe">
               <w:r>
                 <w:rPr>
                   <w:rFonts w:ascii="Arial" w:cs="Arial" w:eastAsia="Arial" w:hAnsi="Arial"/>
@@ -20390,7 +20390,7 @@
               <w:spacing w:after="10" w:before="0"/>
               <w:ind w:left="120"/>
             </w:pPr>
-            <w:hyperlink w:history="1" r:id="rId1jqa9wudigv34yqrl-yqq">
+            <w:hyperlink w:history="1" r:id="rIdbu-cqsxe8mxjk7re7n1v_">
               <w:r>
                 <w:rPr>
                   <w:rFonts w:ascii="Arial" w:cs="Arial" w:eastAsia="Arial" w:hAnsi="Arial"/>
@@ -20590,7 +20590,7 @@
             <w:pPr>
               <w:spacing w:after="20" w:before="0"/>
             </w:pPr>
-            <w:hyperlink w:history="1" r:id="rIdm4cjdiw5uo-exnnuiredu">
+            <w:hyperlink w:history="1" r:id="rIdmregbwfrftzxa7mjbjfov">
               <w:r>
                 <w:rPr>
                   <w:rFonts w:ascii="Arial" w:cs="Arial" w:eastAsia="Arial" w:hAnsi="Arial"/>
@@ -20623,7 +20623,7 @@
               <w:spacing w:after="10" w:before="0"/>
               <w:ind w:left="120"/>
             </w:pPr>
-            <w:hyperlink w:history="1" r:id="rIdm9zjgpyfemzwf16oycuxc">
+            <w:hyperlink w:history="1" r:id="rIdidxn9fu2quf-iis9undm8">
               <w:r>
                 <w:rPr>
                   <w:rFonts w:ascii="Arial" w:cs="Arial" w:eastAsia="Arial" w:hAnsi="Arial"/>
@@ -20668,7 +20668,7 @@
             <w:pPr>
               <w:spacing w:after="20" w:before="0"/>
             </w:pPr>
-            <w:hyperlink w:history="1" r:id="rIdzdq63aren-cipbzzrrxvn">
+            <w:hyperlink w:history="1" r:id="rIdxbkd5ixxeszjrs4d2rixy">
               <w:r>
                 <w:rPr>
                   <w:rFonts w:ascii="Arial" w:cs="Arial" w:eastAsia="Arial" w:hAnsi="Arial"/>
@@ -20717,7 +20717,7 @@
               <w:spacing w:after="10" w:before="0"/>
               <w:ind w:left="120"/>
             </w:pPr>
-            <w:hyperlink w:history="1" r:id="rIdewb9hamjaaikgpc0pjjov">
+            <w:hyperlink w:history="1" r:id="rIdp4mjfahoaw_-jixqgkdsw">
               <w:r>
                 <w:rPr>
                   <w:rFonts w:ascii="Arial" w:cs="Arial" w:eastAsia="Arial" w:hAnsi="Arial"/>
@@ -21242,7 +21242,7 @@
         </w:rPr>
         <w:t xml:space="preserve">© 2026 SeaVuria and ARES. Aligned with KICD objectives. Developed by SeaVuria; technical implementation by ARES (with AI assistance from Claude). Licensed under </w:t>
       </w:r>
-      <w:hyperlink w:history="1" r:id="rIdilauus6flg9pslvibq0pb">
+      <w:hyperlink w:history="1" r:id="rIdmzpiqujjczgp4oa5zzd9w">
         <w:r>
           <w:rPr>
             <w:rFonts w:ascii="Arial" w:cs="Arial" w:eastAsia="Arial" w:hAnsi="Arial"/>
@@ -21263,7 +21263,7 @@
         </w:rPr>
         <w:t xml:space="preserve"> (</w:t>
       </w:r>
-      <w:hyperlink w:history="1" r:id="rIduvnpdu72q3smmewlao-e8">
+      <w:hyperlink w:history="1" r:id="rIdz1sl7drx3-czna4buunsx">
         <w:r>
           <w:rPr>
             <w:rFonts w:ascii="Arial" w:cs="Arial" w:eastAsia="Arial" w:hAnsi="Arial"/>
@@ -22503,7 +22503,7 @@
             <w:pPr>
               <w:spacing w:after="20" w:before="0"/>
             </w:pPr>
-            <w:hyperlink w:history="1" r:id="rIdniecag0d7lwsvvbhb_l1j">
+            <w:hyperlink w:history="1" r:id="rIduhg0z0ahzskk1fj6qkfgo">
               <w:r>
                 <w:rPr>
                   <w:rFonts w:ascii="Arial" w:cs="Arial" w:eastAsia="Arial" w:hAnsi="Arial"/>
@@ -22536,7 +22536,7 @@
               <w:spacing w:after="10" w:before="0"/>
               <w:ind w:left="120"/>
             </w:pPr>
-            <w:hyperlink w:history="1" r:id="rIdwi-1lmrkp5tcu2vauexco">
+            <w:hyperlink w:history="1" r:id="rIdrbpaqgo0grwr87ksgdia9">
               <w:r>
                 <w:rPr>
                   <w:rFonts w:ascii="Arial" w:cs="Arial" w:eastAsia="Arial" w:hAnsi="Arial"/>
@@ -22581,7 +22581,7 @@
             <w:pPr>
               <w:spacing w:after="20" w:before="0"/>
             </w:pPr>
-            <w:hyperlink w:history="1" r:id="rIdzodtvquszz69y85aqpixm">
+            <w:hyperlink w:history="1" r:id="rIdzs15q8njsbxcfccxrrs82">
               <w:r>
                 <w:rPr>
                   <w:rFonts w:ascii="Arial" w:cs="Arial" w:eastAsia="Arial" w:hAnsi="Arial"/>
@@ -22614,7 +22614,7 @@
               <w:spacing w:after="10" w:before="0"/>
               <w:ind w:left="120"/>
             </w:pPr>
-            <w:hyperlink w:history="1" r:id="rId-zsjt5pnrmj7eknodxqzb">
+            <w:hyperlink w:history="1" r:id="rIdfeoti-r9y5fnioqipyn8m">
               <w:r>
                 <w:rPr>
                   <w:rFonts w:ascii="Arial" w:cs="Arial" w:eastAsia="Arial" w:hAnsi="Arial"/>
@@ -22814,7 +22814,7 @@
             <w:pPr>
               <w:spacing w:after="20" w:before="0"/>
             </w:pPr>
-            <w:hyperlink w:history="1" r:id="rIdosooxjlwai5mfcvqpqly1">
+            <w:hyperlink w:history="1" r:id="rIdgcgzxgk7s2_btkdx8wywp">
               <w:r>
                 <w:rPr>
                   <w:rFonts w:ascii="Arial" w:cs="Arial" w:eastAsia="Arial" w:hAnsi="Arial"/>
@@ -22847,7 +22847,7 @@
               <w:spacing w:after="10" w:before="0"/>
               <w:ind w:left="120"/>
             </w:pPr>
-            <w:hyperlink w:history="1" r:id="rIdicboy7ijidhnmolho9xgr">
+            <w:hyperlink w:history="1" r:id="rIdnscz8aigl2hxv3gou5bpf">
               <w:r>
                 <w:rPr>
                   <w:rFonts w:ascii="Arial" w:cs="Arial" w:eastAsia="Arial" w:hAnsi="Arial"/>
@@ -22892,7 +22892,7 @@
             <w:pPr>
               <w:spacing w:after="20" w:before="0"/>
             </w:pPr>
-            <w:hyperlink w:history="1" r:id="rIdd3cjzyqztfotvnox5r7aq">
+            <w:hyperlink w:history="1" r:id="rIdh0sopsrnsz6ts3mo55jkh">
               <w:r>
                 <w:rPr>
                   <w:rFonts w:ascii="Arial" w:cs="Arial" w:eastAsia="Arial" w:hAnsi="Arial"/>
@@ -22925,7 +22925,7 @@
               <w:spacing w:after="10" w:before="0"/>
               <w:ind w:left="120"/>
             </w:pPr>
-            <w:hyperlink w:history="1" r:id="rIdy5tft7opousryzkbmcv_c">
+            <w:hyperlink w:history="1" r:id="rIdvlelljtpu2gpd0svqd3ed">
               <w:r>
                 <w:rPr>
                   <w:rFonts w:ascii="Arial" w:cs="Arial" w:eastAsia="Arial" w:hAnsi="Arial"/>
@@ -23125,7 +23125,7 @@
             <w:pPr>
               <w:spacing w:after="20" w:before="0"/>
             </w:pPr>
-            <w:hyperlink w:history="1" r:id="rIdr1xwxmg787g6tbjasbiyv">
+            <w:hyperlink w:history="1" r:id="rIdybc3lge4iex_p76ryujxd">
               <w:r>
                 <w:rPr>
                   <w:rFonts w:ascii="Arial" w:cs="Arial" w:eastAsia="Arial" w:hAnsi="Arial"/>
@@ -23174,7 +23174,7 @@
               <w:spacing w:after="10" w:before="0"/>
               <w:ind w:left="120"/>
             </w:pPr>
-            <w:hyperlink w:history="1" r:id="rIdya-rknojlh6m22laapvax">
+            <w:hyperlink w:history="1" r:id="rIdbhlexf0rcvgtcrnyhnx79">
               <w:r>
                 <w:rPr>
                   <w:rFonts w:ascii="Arial" w:cs="Arial" w:eastAsia="Arial" w:hAnsi="Arial"/>
@@ -23219,7 +23219,7 @@
             <w:pPr>
               <w:spacing w:after="20" w:before="0"/>
             </w:pPr>
-            <w:hyperlink w:history="1" r:id="rId-dhojx6ly7a-wpdzj1ud7">
+            <w:hyperlink w:history="1" r:id="rIdcsvvdyyfmvekzcfaus8_g">
               <w:r>
                 <w:rPr>
                   <w:rFonts w:ascii="Arial" w:cs="Arial" w:eastAsia="Arial" w:hAnsi="Arial"/>
@@ -23252,7 +23252,7 @@
               <w:spacing w:after="10" w:before="0"/>
               <w:ind w:left="120"/>
             </w:pPr>
-            <w:hyperlink w:history="1" r:id="rId5cdjewh2r0dsgycwjkxex">
+            <w:hyperlink w:history="1" r:id="rIdptv83gomqfmw8edpdz3k-">
               <w:r>
                 <w:rPr>
                   <w:rFonts w:ascii="Arial" w:cs="Arial" w:eastAsia="Arial" w:hAnsi="Arial"/>
@@ -23452,7 +23452,7 @@
             <w:pPr>
               <w:spacing w:after="20" w:before="0"/>
             </w:pPr>
-            <w:hyperlink w:history="1" r:id="rId6linfjzukh50c5titf4ud">
+            <w:hyperlink w:history="1" r:id="rIdrff4sbucmstgxuxsrfjf2">
               <w:r>
                 <w:rPr>
                   <w:rFonts w:ascii="Arial" w:cs="Arial" w:eastAsia="Arial" w:hAnsi="Arial"/>
@@ -23501,7 +23501,7 @@
               <w:spacing w:after="10" w:before="0"/>
               <w:ind w:left="120"/>
             </w:pPr>
-            <w:hyperlink w:history="1" r:id="rIdgvbdfjfh5eonwqau5c5uf">
+            <w:hyperlink w:history="1" r:id="rIdq2c-vthh9j-xdiqisvus2">
               <w:r>
                 <w:rPr>
                   <w:rFonts w:ascii="Arial" w:cs="Arial" w:eastAsia="Arial" w:hAnsi="Arial"/>
@@ -23546,7 +23546,7 @@
             <w:pPr>
               <w:spacing w:after="20" w:before="0"/>
             </w:pPr>
-            <w:hyperlink w:history="1" r:id="rIdw24jxwjsa3nuhhebeowns">
+            <w:hyperlink w:history="1" r:id="rIdrdxgmgpszfm8gdvfpsh2k">
               <w:r>
                 <w:rPr>
                   <w:rFonts w:ascii="Arial" w:cs="Arial" w:eastAsia="Arial" w:hAnsi="Arial"/>
@@ -23579,7 +23579,7 @@
               <w:spacing w:after="10" w:before="0"/>
               <w:ind w:left="120"/>
             </w:pPr>
-            <w:hyperlink w:history="1" r:id="rIdnjmbzgy6taj9kblydohvr">
+            <w:hyperlink w:history="1" r:id="rIdf5xhcxsnpqk8gzloyzzzx">
               <w:r>
                 <w:rPr>
                   <w:rFonts w:ascii="Arial" w:cs="Arial" w:eastAsia="Arial" w:hAnsi="Arial"/>
@@ -23779,7 +23779,7 @@
             <w:pPr>
               <w:spacing w:after="20" w:before="0"/>
             </w:pPr>
-            <w:hyperlink w:history="1" r:id="rIdlfhg__x7dje_gltn7hutg">
+            <w:hyperlink w:history="1" r:id="rIds-ugdurvljvbowgdxrldw">
               <w:r>
                 <w:rPr>
                   <w:rFonts w:ascii="Arial" w:cs="Arial" w:eastAsia="Arial" w:hAnsi="Arial"/>
@@ -23828,7 +23828,7 @@
               <w:spacing w:after="10" w:before="0"/>
               <w:ind w:left="120"/>
             </w:pPr>
-            <w:hyperlink w:history="1" r:id="rId2qhdk_l-fxzxjwt5n5knt">
+            <w:hyperlink w:history="1" r:id="rIdg_dkakg1jjd8ujk9rtqhq">
               <w:r>
                 <w:rPr>
                   <w:rFonts w:ascii="Arial" w:cs="Arial" w:eastAsia="Arial" w:hAnsi="Arial"/>
@@ -23873,7 +23873,7 @@
             <w:pPr>
               <w:spacing w:after="20" w:before="0"/>
             </w:pPr>
-            <w:hyperlink w:history="1" r:id="rIdxpnczvfydljbmqzlnkbj3">
+            <w:hyperlink w:history="1" r:id="rId8-zcoknkpfpy4jovaa7xk">
               <w:r>
                 <w:rPr>
                   <w:rFonts w:ascii="Arial" w:cs="Arial" w:eastAsia="Arial" w:hAnsi="Arial"/>
@@ -23906,7 +23906,7 @@
               <w:spacing w:after="10" w:before="0"/>
               <w:ind w:left="120"/>
             </w:pPr>
-            <w:hyperlink w:history="1" r:id="rIdjozlnekegxfdgaowgf79r">
+            <w:hyperlink w:history="1" r:id="rId4zq5sdnswylogvayeczo4">
               <w:r>
                 <w:rPr>
                   <w:rFonts w:ascii="Arial" w:cs="Arial" w:eastAsia="Arial" w:hAnsi="Arial"/>
@@ -24511,7 +24511,7 @@
         </w:rPr>
         <w:t xml:space="preserve">© 2026 SeaVuria and ARES. Aligned with KICD objectives. Developed by SeaVuria; technical implementation by ARES (with AI assistance from Claude). Licensed under </w:t>
       </w:r>
-      <w:hyperlink w:history="1" r:id="rId_gd_nlg6qw62uqjdhlkog">
+      <w:hyperlink w:history="1" r:id="rIdecvjyc9hukg803btleh_q">
         <w:r>
           <w:rPr>
             <w:rFonts w:ascii="Arial" w:cs="Arial" w:eastAsia="Arial" w:hAnsi="Arial"/>
@@ -24532,7 +24532,7 @@
         </w:rPr>
         <w:t xml:space="preserve"> (</w:t>
       </w:r>
-      <w:hyperlink w:history="1" r:id="rIddzzmpkjyen8528e5lrupt">
+      <w:hyperlink w:history="1" r:id="rIdnxnw_rlu1gfto-r9ll189">
         <w:r>
           <w:rPr>
             <w:rFonts w:ascii="Arial" w:cs="Arial" w:eastAsia="Arial" w:hAnsi="Arial"/>
@@ -25572,7 +25572,7 @@
             <w:pPr>
               <w:spacing w:after="20" w:before="0"/>
             </w:pPr>
-            <w:hyperlink w:history="1" r:id="rIdth4ix7zg1z8w1dwc6apua">
+            <w:hyperlink w:history="1" r:id="rIdkzb6de4kkkyerts7m1gxu">
               <w:r>
                 <w:rPr>
                   <w:rFonts w:ascii="Arial" w:cs="Arial" w:eastAsia="Arial" w:hAnsi="Arial"/>
@@ -25621,7 +25621,7 @@
               <w:spacing w:after="10" w:before="0"/>
               <w:ind w:left="120"/>
             </w:pPr>
-            <w:hyperlink w:history="1" r:id="rIdy3u6l1kga-5qbmg1dij--">
+            <w:hyperlink w:history="1" r:id="rId8t9dd0pd5dmpnjuidcjdq">
               <w:r>
                 <w:rPr>
                   <w:rFonts w:ascii="Arial" w:cs="Arial" w:eastAsia="Arial" w:hAnsi="Arial"/>
@@ -25666,7 +25666,7 @@
             <w:pPr>
               <w:spacing w:after="20" w:before="0"/>
             </w:pPr>
-            <w:hyperlink w:history="1" r:id="rIdcxlugtyouswymc1ryf3rt">
+            <w:hyperlink w:history="1" r:id="rIdreijzxj99ypadektkw5gi">
               <w:r>
                 <w:rPr>
                   <w:rFonts w:ascii="Arial" w:cs="Arial" w:eastAsia="Arial" w:hAnsi="Arial"/>
@@ -25715,7 +25715,7 @@
               <w:spacing w:after="10" w:before="0"/>
               <w:ind w:left="120"/>
             </w:pPr>
-            <w:hyperlink w:history="1" r:id="rIdkyzz_malmx6vwwwvtnzyr">
+            <w:hyperlink w:history="1" r:id="rIdrihp2hvp-dycxzjgx3soi">
               <w:r>
                 <w:rPr>
                   <w:rFonts w:ascii="Arial" w:cs="Arial" w:eastAsia="Arial" w:hAnsi="Arial"/>
@@ -25915,7 +25915,7 @@
             <w:pPr>
               <w:spacing w:after="20" w:before="0"/>
             </w:pPr>
-            <w:hyperlink w:history="1" r:id="rId2no1cgxfydohqhzkrpelh">
+            <w:hyperlink w:history="1" r:id="rIdj1parkv8ejk6697yj7jl0">
               <w:r>
                 <w:rPr>
                   <w:rFonts w:ascii="Arial" w:cs="Arial" w:eastAsia="Arial" w:hAnsi="Arial"/>
@@ -25964,7 +25964,7 @@
               <w:spacing w:after="10" w:before="0"/>
               <w:ind w:left="120"/>
             </w:pPr>
-            <w:hyperlink w:history="1" r:id="rIdlenqrfvjhdaejbjsht7fv">
+            <w:hyperlink w:history="1" r:id="rId08cehojf6-cz-b7gpnua_">
               <w:r>
                 <w:rPr>
                   <w:rFonts w:ascii="Arial" w:cs="Arial" w:eastAsia="Arial" w:hAnsi="Arial"/>
@@ -26009,7 +26009,7 @@
             <w:pPr>
               <w:spacing w:after="20" w:before="0"/>
             </w:pPr>
-            <w:hyperlink w:history="1" r:id="rIdxmderlauqlxz2kmwoac_-">
+            <w:hyperlink w:history="1" r:id="rIdoybi4kscuo2wv0dx6dp_m">
               <w:r>
                 <w:rPr>
                   <w:rFonts w:ascii="Arial" w:cs="Arial" w:eastAsia="Arial" w:hAnsi="Arial"/>
@@ -26058,7 +26058,7 @@
               <w:spacing w:after="10" w:before="0"/>
               <w:ind w:left="120"/>
             </w:pPr>
-            <w:hyperlink w:history="1" r:id="rIdgeit_padjjljdizhegpbf">
+            <w:hyperlink w:history="1" r:id="rIdq2ylg-0uc1lqlarngwh4j">
               <w:r>
                 <w:rPr>
                   <w:rFonts w:ascii="Arial" w:cs="Arial" w:eastAsia="Arial" w:hAnsi="Arial"/>
@@ -26258,7 +26258,7 @@
             <w:pPr>
               <w:spacing w:after="20" w:before="0"/>
             </w:pPr>
-            <w:hyperlink w:history="1" r:id="rIdryeb0wrhhpagdt2iiou57">
+            <w:hyperlink w:history="1" r:id="rIdiae_2fzidw7j65vhlh2y6">
               <w:r>
                 <w:rPr>
                   <w:rFonts w:ascii="Arial" w:cs="Arial" w:eastAsia="Arial" w:hAnsi="Arial"/>
@@ -26307,7 +26307,7 @@
               <w:spacing w:after="10" w:before="0"/>
               <w:ind w:left="120"/>
             </w:pPr>
-            <w:hyperlink w:history="1" r:id="rIde6rd4_hg-nukhr04scefq">
+            <w:hyperlink w:history="1" r:id="rIdu0gk2hr0i2nwrxbwuloun">
               <w:r>
                 <w:rPr>
                   <w:rFonts w:ascii="Arial" w:cs="Arial" w:eastAsia="Arial" w:hAnsi="Arial"/>
@@ -26352,7 +26352,7 @@
             <w:pPr>
               <w:spacing w:after="20" w:before="0"/>
             </w:pPr>
-            <w:hyperlink w:history="1" r:id="rIdhpejegzgdm10vnzz7klrr">
+            <w:hyperlink w:history="1" r:id="rIdobgwxbfl0kbguch-mpyly">
               <w:r>
                 <w:rPr>
                   <w:rFonts w:ascii="Arial" w:cs="Arial" w:eastAsia="Arial" w:hAnsi="Arial"/>
@@ -26401,7 +26401,7 @@
               <w:spacing w:after="10" w:before="0"/>
               <w:ind w:left="120"/>
             </w:pPr>
-            <w:hyperlink w:history="1" r:id="rIdilczvwglrnam_d0fsgc9y">
+            <w:hyperlink w:history="1" r:id="rIdxv85-7awfjllfmnebbeci">
               <w:r>
                 <w:rPr>
                   <w:rFonts w:ascii="Arial" w:cs="Arial" w:eastAsia="Arial" w:hAnsi="Arial"/>
@@ -26601,7 +26601,7 @@
             <w:pPr>
               <w:spacing w:after="20" w:before="0"/>
             </w:pPr>
-            <w:hyperlink w:history="1" r:id="rIddtwjieqi-lgteijk4njho">
+            <w:hyperlink w:history="1" r:id="rIdyvfmaaeaiwuuiagyocfnd">
               <w:r>
                 <w:rPr>
                   <w:rFonts w:ascii="Arial" w:cs="Arial" w:eastAsia="Arial" w:hAnsi="Arial"/>
@@ -26650,7 +26650,7 @@
               <w:spacing w:after="10" w:before="0"/>
               <w:ind w:left="120"/>
             </w:pPr>
-            <w:hyperlink w:history="1" r:id="rIdrtaz8zzghopmao8wyo9fr">
+            <w:hyperlink w:history="1" r:id="rIdqjmaqfk6uxlvbjq0an-mb">
               <w:r>
                 <w:rPr>
                   <w:rFonts w:ascii="Arial" w:cs="Arial" w:eastAsia="Arial" w:hAnsi="Arial"/>
@@ -26695,7 +26695,7 @@
             <w:pPr>
               <w:spacing w:after="20" w:before="0"/>
             </w:pPr>
-            <w:hyperlink w:history="1" r:id="rIdwpeha8qgzfv_uh-jju8g2">
+            <w:hyperlink w:history="1" r:id="rIdc5xaebmkgkvgsjgphaadg">
               <w:r>
                 <w:rPr>
                   <w:rFonts w:ascii="Arial" w:cs="Arial" w:eastAsia="Arial" w:hAnsi="Arial"/>
@@ -26744,7 +26744,7 @@
               <w:spacing w:after="10" w:before="0"/>
               <w:ind w:left="120"/>
             </w:pPr>
-            <w:hyperlink w:history="1" r:id="rId14mev3n6ggmvjogrjbsxv">
+            <w:hyperlink w:history="1" r:id="rIdk59sucfueswtdpzxg3lmf">
               <w:r>
                 <w:rPr>
                   <w:rFonts w:ascii="Arial" w:cs="Arial" w:eastAsia="Arial" w:hAnsi="Arial"/>
@@ -26944,7 +26944,7 @@
             <w:pPr>
               <w:spacing w:after="20" w:before="0"/>
             </w:pPr>
-            <w:hyperlink w:history="1" r:id="rIdvbe89uxrtm7i5g4l1d2zs">
+            <w:hyperlink w:history="1" r:id="rIdxzhekrvigqxcojz8utzuu">
               <w:r>
                 <w:rPr>
                   <w:rFonts w:ascii="Arial" w:cs="Arial" w:eastAsia="Arial" w:hAnsi="Arial"/>
@@ -26993,7 +26993,7 @@
               <w:spacing w:after="10" w:before="0"/>
               <w:ind w:left="120"/>
             </w:pPr>
-            <w:hyperlink w:history="1" r:id="rId7xx27gsn2ac7r_z6upy-g">
+            <w:hyperlink w:history="1" r:id="rIdpdb-iquowowt7ntcm1zz1">
               <w:r>
                 <w:rPr>
                   <w:rFonts w:ascii="Arial" w:cs="Arial" w:eastAsia="Arial" w:hAnsi="Arial"/>
@@ -27038,7 +27038,7 @@
             <w:pPr>
               <w:spacing w:after="20" w:before="0"/>
             </w:pPr>
-            <w:hyperlink w:history="1" r:id="rIdrhmanvzuzyc7e62l0ucrb">
+            <w:hyperlink w:history="1" r:id="rIdaif6secneuokut41ggkuf">
               <w:r>
                 <w:rPr>
                   <w:rFonts w:ascii="Arial" w:cs="Arial" w:eastAsia="Arial" w:hAnsi="Arial"/>
@@ -27087,7 +27087,7 @@
               <w:spacing w:after="10" w:before="0"/>
               <w:ind w:left="120"/>
             </w:pPr>
-            <w:hyperlink w:history="1" r:id="rIdfpc8q2s4_w8vlod1ppten">
+            <w:hyperlink w:history="1" r:id="rIdlmdt9cjcdjqqqg3ulqx2n">
               <w:r>
                 <w:rPr>
                   <w:rFonts w:ascii="Arial" w:cs="Arial" w:eastAsia="Arial" w:hAnsi="Arial"/>
@@ -27612,7 +27612,7 @@
         </w:rPr>
         <w:t xml:space="preserve">© 2026 SeaVuria and ARES. Aligned with KICD objectives. Developed by SeaVuria; technical implementation by ARES (with AI assistance from Claude). Licensed under </w:t>
       </w:r>
-      <w:hyperlink w:history="1" r:id="rId5wzmypepdzd6m7t4tkczw">
+      <w:hyperlink w:history="1" r:id="rIdkh05sevsaojjgwa1-d0ss">
         <w:r>
           <w:rPr>
             <w:rFonts w:ascii="Arial" w:cs="Arial" w:eastAsia="Arial" w:hAnsi="Arial"/>
@@ -27633,7 +27633,7 @@
         </w:rPr>
         <w:t xml:space="preserve"> (</w:t>
       </w:r>
-      <w:hyperlink w:history="1" r:id="rIdo9b_7-ceqcntl3j2czwsy">
+      <w:hyperlink w:history="1" r:id="rIdkxrv7dzhpn40xwfgvc0ck">
         <w:r>
           <w:rPr>
             <w:rFonts w:ascii="Arial" w:cs="Arial" w:eastAsia="Arial" w:hAnsi="Arial"/>
